--- a/data/outputs/v2/General_Science/SS2.1_The_Periodic_Table/General_Science_The_Periodic_Table_CBE_LessonSequence.docx
+++ b/data/outputs/v2/General_Science/SS2.1_The_Periodic_Table/General_Science_The_Periodic_Table_CBE_LessonSequence.docx
@@ -3164,7 +3164,7 @@
             <w:pPr>
               <w:spacing w:after="20" w:before="0"/>
             </w:pPr>
-            <w:hyperlink w:history="1" r:id="rId1nfgfd47g6jban9ckh5df">
+            <w:hyperlink w:history="1" r:id="rIdhaovcnn03lqvbe6-txkig">
               <w:r>
                 <w:rPr>
                   <w:rFonts w:ascii="Arial" w:cs="Arial" w:eastAsia="Arial" w:hAnsi="Arial"/>
@@ -3173,7 +3173,7 @@
                   <w:szCs w:val="16"/>
                   <w:u w:val="single" w:color="2E75B6"/>
                 </w:rPr>
-                <w:t xml:space="preserve">Video: Isotopes and Atomic Mass</w:t>
+                <w:t xml:space="preserve">Atomic number, mass number, and isotopes</w:t>
               </w:r>
             </w:hyperlink>
           </w:p>
@@ -3189,7 +3189,7 @@
                 <w:sz w:val="14"/>
                 <w:szCs w:val="14"/>
               </w:rPr>
-              <w:t xml:space="preserve">Source: PhET Interactive Simulations (English)</w:t>
+              <w:t xml:space="preserve">Source: Khan Academy (English - US curriculum)</w:t>
             </w:r>
           </w:p>
           <w:p>
@@ -3197,7 +3197,7 @@
               <w:spacing w:after="10" w:before="0"/>
               <w:ind w:left="120"/>
             </w:pPr>
-            <w:hyperlink w:history="1" r:id="rIdpzpqr7wnf48pao56yxibp">
+            <w:hyperlink w:history="1" r:id="rIdh-ltdk8e0xfhazxxqgsvj">
               <w:r>
                 <w:rPr>
                   <w:rFonts w:ascii="Arial" w:cs="Arial" w:eastAsia="Arial" w:hAnsi="Arial"/>
@@ -3235,14 +3235,14 @@
                 <w:sz w:val="16"/>
                 <w:szCs w:val="16"/>
               </w:rPr>
-              <w:t xml:space="preserve">📖 HTML:</w:t>
+              <w:t xml:space="preserve">📖 EXERCISE:</w:t>
             </w:r>
           </w:p>
           <w:p>
             <w:pPr>
               <w:spacing w:after="20" w:before="0"/>
             </w:pPr>
-            <w:hyperlink w:history="1" r:id="rId9tv9vzsuka3-6qlr59ajz">
+            <w:hyperlink w:history="1" r:id="rId6iyxo_2w_hi9sbcj2drbe">
               <w:r>
                 <w:rPr>
                   <w:rFonts w:ascii="Arial" w:cs="Arial" w:eastAsia="Arial" w:hAnsi="Arial"/>
@@ -3251,7 +3251,7 @@
                   <w:szCs w:val="16"/>
                   <w:u w:val="single" w:color="2E75B6"/>
                 </w:rPr>
-                <w:t xml:space="preserve">Dalton's Atomic Theory (Flexbook)</w:t>
+                <w:t xml:space="preserve">Isotope composition: Counting protons, electrons, and neutrons</w:t>
               </w:r>
             </w:hyperlink>
           </w:p>
@@ -3267,7 +3267,7 @@
                 <w:sz w:val="14"/>
                 <w:szCs w:val="14"/>
               </w:rPr>
-              <w:t xml:space="preserve">Source: CK-12</w:t>
+              <w:t xml:space="preserve">Source: Khan Academy (English - US curriculum)</w:t>
             </w:r>
           </w:p>
           <w:p>
@@ -3275,7 +3275,7 @@
               <w:spacing w:after="10" w:before="0"/>
               <w:ind w:left="120"/>
             </w:pPr>
-            <w:hyperlink w:history="1" r:id="rIdzgrvuizxv1aie4dlt_fjr">
+            <w:hyperlink w:history="1" r:id="rIdiofupxlvrcpujerabdbsj">
               <w:r>
                 <w:rPr>
                   <w:rFonts w:ascii="Arial" w:cs="Arial" w:eastAsia="Arial" w:hAnsi="Arial"/>
@@ -3470,7 +3470,7 @@
             <w:pPr>
               <w:spacing w:after="20" w:before="0"/>
             </w:pPr>
-            <w:hyperlink w:history="1" r:id="rIdgmdu_tezsfm3qlllcnkaz">
+            <w:hyperlink w:history="1" r:id="rId7dqkzx8wjg8ungodc90tc">
               <w:r>
                 <w:rPr>
                   <w:rFonts w:ascii="Arial" w:cs="Arial" w:eastAsia="Arial" w:hAnsi="Arial"/>
@@ -3479,7 +3479,7 @@
                   <w:szCs w:val="16"/>
                   <w:u w:val="single" w:color="2E75B6"/>
                 </w:rPr>
-                <w:t xml:space="preserve">Video: Isotopes and Atomic Mass</w:t>
+                <w:t xml:space="preserve">Introduction to the atom</w:t>
               </w:r>
             </w:hyperlink>
           </w:p>
@@ -3495,7 +3495,7 @@
                 <w:sz w:val="14"/>
                 <w:szCs w:val="14"/>
               </w:rPr>
-              <w:t xml:space="preserve">Source: PhET Interactive Simulations (English)</w:t>
+              <w:t xml:space="preserve">Source: Khan Academy (English - US curriculum)</w:t>
             </w:r>
           </w:p>
           <w:p>
@@ -3503,7 +3503,7 @@
               <w:spacing w:after="10" w:before="0"/>
               <w:ind w:left="120"/>
             </w:pPr>
-            <w:hyperlink w:history="1" r:id="rIdrmyhnlgxahxey2uiif_o7">
+            <w:hyperlink w:history="1" r:id="rIdvaeqp3axeixtwnqh2rgvp">
               <w:r>
                 <w:rPr>
                   <w:rFonts w:ascii="Arial" w:cs="Arial" w:eastAsia="Arial" w:hAnsi="Arial"/>
@@ -3541,14 +3541,14 @@
                 <w:sz w:val="16"/>
                 <w:szCs w:val="16"/>
               </w:rPr>
-              <w:t xml:space="preserve">📖 HTML:</w:t>
+              <w:t xml:space="preserve">📖 PDF:</w:t>
             </w:r>
           </w:p>
           <w:p>
             <w:pPr>
               <w:spacing w:after="20" w:before="0"/>
             </w:pPr>
-            <w:hyperlink w:history="1" r:id="rIdifesim6mlgv5i66t1iacz">
+            <w:hyperlink w:history="1" r:id="rIdtldncysm8i7g4pb2kzvk3">
               <w:r>
                 <w:rPr>
                   <w:rFonts w:ascii="Arial" w:cs="Arial" w:eastAsia="Arial" w:hAnsi="Arial"/>
@@ -3557,7 +3557,7 @@
                   <w:szCs w:val="16"/>
                   <w:u w:val="single" w:color="2E75B6"/>
                 </w:rPr>
-                <w:t xml:space="preserve">Dalton's Atomic Theory (Flexbook)</w:t>
+                <w:t xml:space="preserve">Atomic structure and Periodic Table</w:t>
               </w:r>
             </w:hyperlink>
           </w:p>
@@ -3573,7 +3573,7 @@
                 <w:sz w:val="14"/>
                 <w:szCs w:val="14"/>
               </w:rPr>
-              <w:t xml:space="preserve">Source: CK-12</w:t>
+              <w:t xml:space="preserve">Source: ARES Local Curriculum  - Digital Literacy Content</w:t>
             </w:r>
           </w:p>
           <w:p>
@@ -3581,7 +3581,7 @@
               <w:spacing w:after="10" w:before="0"/>
               <w:ind w:left="120"/>
             </w:pPr>
-            <w:hyperlink w:history="1" r:id="rId_9ndte8o8gwvqbwf2ylq4">
+            <w:hyperlink w:history="1" r:id="rId0fqwrbzuh8h6dpwscvjwj">
               <w:r>
                 <w:rPr>
                   <w:rFonts w:ascii="Arial" w:cs="Arial" w:eastAsia="Arial" w:hAnsi="Arial"/>
@@ -3776,7 +3776,7 @@
             <w:pPr>
               <w:spacing w:after="20" w:before="0"/>
             </w:pPr>
-            <w:hyperlink w:history="1" r:id="rIdn2wi9qw-fbrya_oabsmus">
+            <w:hyperlink w:history="1" r:id="rIdtzkpqezikkgfb1t1f2w-f">
               <w:r>
                 <w:rPr>
                   <w:rFonts w:ascii="Arial" w:cs="Arial" w:eastAsia="Arial" w:hAnsi="Arial"/>
@@ -3785,7 +3785,7 @@
                   <w:szCs w:val="16"/>
                   <w:u w:val="single" w:color="2E75B6"/>
                 </w:rPr>
-                <w:t xml:space="preserve">Video: Isotopes and Atomic Mass</w:t>
+                <w:t xml:space="preserve">Introduction to the atom -dubbed(KY)</w:t>
               </w:r>
             </w:hyperlink>
           </w:p>
@@ -3801,7 +3801,7 @@
                 <w:sz w:val="14"/>
                 <w:szCs w:val="14"/>
               </w:rPr>
-              <w:t xml:space="preserve">Source: PhET Interactive Simulations (English)</w:t>
+              <w:t xml:space="preserve">Source: Khan Academy (Kiswahili)</w:t>
             </w:r>
           </w:p>
           <w:p>
@@ -3809,7 +3809,7 @@
               <w:spacing w:after="10" w:before="0"/>
               <w:ind w:left="120"/>
             </w:pPr>
-            <w:hyperlink w:history="1" r:id="rIdpoaepyio_gbmvsmcrhkhf">
+            <w:hyperlink w:history="1" r:id="rId_2yyq-zyxrelmscgrtt_3">
               <w:r>
                 <w:rPr>
                   <w:rFonts w:ascii="Arial" w:cs="Arial" w:eastAsia="Arial" w:hAnsi="Arial"/>
@@ -3847,14 +3847,14 @@
                 <w:sz w:val="16"/>
                 <w:szCs w:val="16"/>
               </w:rPr>
-              <w:t xml:space="preserve">📖 HTML:</w:t>
+              <w:t xml:space="preserve">📖 EXERCISE:</w:t>
             </w:r>
           </w:p>
           <w:p>
             <w:pPr>
               <w:spacing w:after="20" w:before="0"/>
             </w:pPr>
-            <w:hyperlink w:history="1" r:id="rIdnahfbz9igonle1zojp_6p">
+            <w:hyperlink w:history="1" r:id="rIddw5patrrodelf8fsiqz3v">
               <w:r>
                 <w:rPr>
                   <w:rFonts w:ascii="Arial" w:cs="Arial" w:eastAsia="Arial" w:hAnsi="Arial"/>
@@ -3863,7 +3863,7 @@
                   <w:szCs w:val="16"/>
                   <w:u w:val="single" w:color="2E75B6"/>
                 </w:rPr>
-                <w:t xml:space="preserve">Dalton's Atomic Theory (Flexbook)</w:t>
+                <w:t xml:space="preserve">Atomic Number Practice</w:t>
               </w:r>
             </w:hyperlink>
           </w:p>
@@ -3887,7 +3887,7 @@
               <w:spacing w:after="10" w:before="0"/>
               <w:ind w:left="120"/>
             </w:pPr>
-            <w:hyperlink w:history="1" r:id="rId8dazg4gncbhua3ztgt8sp">
+            <w:hyperlink w:history="1" r:id="rIdzwx-fzzqmbwram4forzql">
               <w:r>
                 <w:rPr>
                   <w:rFonts w:ascii="Arial" w:cs="Arial" w:eastAsia="Arial" w:hAnsi="Arial"/>
@@ -4082,7 +4082,7 @@
             <w:pPr>
               <w:spacing w:after="20" w:before="0"/>
             </w:pPr>
-            <w:hyperlink w:history="1" r:id="rIdqbtkylbjnfikiwmogk7bj">
+            <w:hyperlink w:history="1" r:id="rIdy6lzbi3gur4zkenl3jrig">
               <w:r>
                 <w:rPr>
                   <w:rFonts w:ascii="Arial" w:cs="Arial" w:eastAsia="Arial" w:hAnsi="Arial"/>
@@ -4091,7 +4091,7 @@
                   <w:szCs w:val="16"/>
                   <w:u w:val="single" w:color="2E75B6"/>
                 </w:rPr>
-                <w:t xml:space="preserve">DNA as the "transforming principle"</w:t>
+                <w:t xml:space="preserve">Atomic number, mass number, and isotopes</w:t>
               </w:r>
             </w:hyperlink>
           </w:p>
@@ -4115,7 +4115,7 @@
               <w:spacing w:after="10" w:before="0"/>
               <w:ind w:left="120"/>
             </w:pPr>
-            <w:hyperlink w:history="1" r:id="rIdfi803i02fmvliui0d6pxl">
+            <w:hyperlink w:history="1" r:id="rId9ktxttshjl36yprzpz6t4">
               <w:r>
                 <w:rPr>
                   <w:rFonts w:ascii="Arial" w:cs="Arial" w:eastAsia="Arial" w:hAnsi="Arial"/>
@@ -4160,7 +4160,7 @@
             <w:pPr>
               <w:spacing w:after="20" w:before="0"/>
             </w:pPr>
-            <w:hyperlink w:history="1" r:id="rIdnp1sg0ntlbb5zrwzees46">
+            <w:hyperlink w:history="1" r:id="rId6heun6bxm5sr2r_gt8cmw">
               <w:r>
                 <w:rPr>
                   <w:rFonts w:ascii="Arial" w:cs="Arial" w:eastAsia="Arial" w:hAnsi="Arial"/>
@@ -4169,7 +4169,7 @@
                   <w:szCs w:val="16"/>
                   <w:u w:val="single" w:color="2E75B6"/>
                 </w:rPr>
-                <w:t xml:space="preserve">Dalton's Atomic Theory (Flexbook)</w:t>
+                <w:t xml:space="preserve">Atomic Number (Flexbook)</w:t>
               </w:r>
             </w:hyperlink>
           </w:p>
@@ -4193,7 +4193,7 @@
               <w:spacing w:after="10" w:before="0"/>
               <w:ind w:left="120"/>
             </w:pPr>
-            <w:hyperlink w:history="1" r:id="rIdl33cvjnuswmypqhyze0ns">
+            <w:hyperlink w:history="1" r:id="rIdwlz4yyp_e7c-qpx5f-kww">
               <w:r>
                 <w:rPr>
                   <w:rFonts w:ascii="Arial" w:cs="Arial" w:eastAsia="Arial" w:hAnsi="Arial"/>
@@ -4388,7 +4388,7 @@
             <w:pPr>
               <w:spacing w:after="20" w:before="0"/>
             </w:pPr>
-            <w:hyperlink w:history="1" r:id="rIdyr7hji9fe02jijuzgd5lb">
+            <w:hyperlink w:history="1" r:id="rId0f6d_iizmv-6uk6y5wlax">
               <w:r>
                 <w:rPr>
                   <w:rFonts w:ascii="Arial" w:cs="Arial" w:eastAsia="Arial" w:hAnsi="Arial"/>
@@ -4397,7 +4397,7 @@
                   <w:szCs w:val="16"/>
                   <w:u w:val="single" w:color="2E75B6"/>
                 </w:rPr>
-                <w:t xml:space="preserve">Video: Isotopes and Atomic Mass</w:t>
+                <w:t xml:space="preserve">Atomic number, mass number, and isotopes</w:t>
               </w:r>
             </w:hyperlink>
           </w:p>
@@ -4413,7 +4413,7 @@
                 <w:sz w:val="14"/>
                 <w:szCs w:val="14"/>
               </w:rPr>
-              <w:t xml:space="preserve">Source: PhET Interactive Simulations (English)</w:t>
+              <w:t xml:space="preserve">Source: Khan Academy (English - US curriculum)</w:t>
             </w:r>
           </w:p>
           <w:p>
@@ -4421,7 +4421,7 @@
               <w:spacing w:after="10" w:before="0"/>
               <w:ind w:left="120"/>
             </w:pPr>
-            <w:hyperlink w:history="1" r:id="rIdizjpsue1az3awj7_vx0ur">
+            <w:hyperlink w:history="1" r:id="rIdystwtn6ch1g8nfxxfzhzd">
               <w:r>
                 <w:rPr>
                   <w:rFonts w:ascii="Arial" w:cs="Arial" w:eastAsia="Arial" w:hAnsi="Arial"/>
@@ -4466,7 +4466,7 @@
             <w:pPr>
               <w:spacing w:after="20" w:before="0"/>
             </w:pPr>
-            <w:hyperlink w:history="1" r:id="rIdcsrlpx4dc2euizeppbi8w">
+            <w:hyperlink w:history="1" r:id="rIdxk3rssmw_segmnucofjar">
               <w:r>
                 <w:rPr>
                   <w:rFonts w:ascii="Arial" w:cs="Arial" w:eastAsia="Arial" w:hAnsi="Arial"/>
@@ -4475,7 +4475,7 @@
                   <w:szCs w:val="16"/>
                   <w:u w:val="single" w:color="2E75B6"/>
                 </w:rPr>
-                <w:t xml:space="preserve">Dalton's Atomic Theory (Flexbook)</w:t>
+                <w:t xml:space="preserve">What is Atomic Number? (PLIX)</w:t>
               </w:r>
             </w:hyperlink>
           </w:p>
@@ -4499,7 +4499,7 @@
               <w:spacing w:after="10" w:before="0"/>
               <w:ind w:left="120"/>
             </w:pPr>
-            <w:hyperlink w:history="1" r:id="rId0a46df0kfyhy9xr4ii76q">
+            <w:hyperlink w:history="1" r:id="rIdub98neeiz256fsl99wgzq">
               <w:r>
                 <w:rPr>
                   <w:rFonts w:ascii="Arial" w:cs="Arial" w:eastAsia="Arial" w:hAnsi="Arial"/>
@@ -5986,7 +5986,7 @@
             <w:pPr>
               <w:spacing w:after="20" w:before="0"/>
             </w:pPr>
-            <w:hyperlink w:history="1" r:id="rIdbnjkzulxhhcz99e7me96c">
+            <w:hyperlink w:history="1" r:id="rId1mhk5vzykxuyyuiiy5fyr">
               <w:r>
                 <w:rPr>
                   <w:rFonts w:ascii="Arial" w:cs="Arial" w:eastAsia="Arial" w:hAnsi="Arial"/>
@@ -5995,7 +5995,7 @@
                   <w:szCs w:val="16"/>
                   <w:u w:val="single" w:color="2E75B6"/>
                 </w:rPr>
-                <w:t xml:space="preserve">Quantum numbers</w:t>
+                <w:t xml:space="preserve">Counting valence electrons for main group elements</w:t>
               </w:r>
             </w:hyperlink>
           </w:p>
@@ -6019,7 +6019,7 @@
               <w:spacing w:after="10" w:before="0"/>
               <w:ind w:left="120"/>
             </w:pPr>
-            <w:hyperlink w:history="1" r:id="rIdr-hdpzgsmpor5p4lewy4h">
+            <w:hyperlink w:history="1" r:id="rIdvso1b8piusqfnld6jqxdx">
               <w:r>
                 <w:rPr>
                   <w:rFonts w:ascii="Arial" w:cs="Arial" w:eastAsia="Arial" w:hAnsi="Arial"/>
@@ -6064,7 +6064,7 @@
             <w:pPr>
               <w:spacing w:after="20" w:before="0"/>
             </w:pPr>
-            <w:hyperlink w:history="1" r:id="rIdprc4qvaecbdgysej0xqo1">
+            <w:hyperlink w:history="1" r:id="rIdmva0p0u0xssa4ms2bb1wl">
               <w:r>
                 <w:rPr>
                   <w:rFonts w:ascii="Arial" w:cs="Arial" w:eastAsia="Arial" w:hAnsi="Arial"/>
@@ -6073,7 +6073,7 @@
                   <w:szCs w:val="16"/>
                   <w:u w:val="single" w:color="2E75B6"/>
                 </w:rPr>
-                <w:t xml:space="preserve">Electron Cloud Atomic Model (Flexbook)</w:t>
+                <w:t xml:space="preserve">Modern Periodic Table: Periods and Groups (Flexbook)</w:t>
               </w:r>
             </w:hyperlink>
           </w:p>
@@ -6097,7 +6097,7 @@
               <w:spacing w:after="10" w:before="0"/>
               <w:ind w:left="120"/>
             </w:pPr>
-            <w:hyperlink w:history="1" r:id="rId-0vfbb3yvvoqsawukrgre">
+            <w:hyperlink w:history="1" r:id="rIdcaz-aphjhpzgutdg_wp-a">
               <w:r>
                 <w:rPr>
                   <w:rFonts w:ascii="Arial" w:cs="Arial" w:eastAsia="Arial" w:hAnsi="Arial"/>
@@ -6292,7 +6292,7 @@
             <w:pPr>
               <w:spacing w:after="20" w:before="0"/>
             </w:pPr>
-            <w:hyperlink w:history="1" r:id="rIdeqagchw9k5fpnq4rijge7">
+            <w:hyperlink w:history="1" r:id="rId2m9jsco4ux_w9i8diezcf">
               <w:r>
                 <w:rPr>
                   <w:rFonts w:ascii="Arial" w:cs="Arial" w:eastAsia="Arial" w:hAnsi="Arial"/>
@@ -6301,7 +6301,7 @@
                   <w:szCs w:val="16"/>
                   <w:u w:val="single" w:color="2E75B6"/>
                 </w:rPr>
-                <w:t xml:space="preserve">Quantum numbers</w:t>
+                <w:t xml:space="preserve">Groups of the periodic table</w:t>
               </w:r>
             </w:hyperlink>
           </w:p>
@@ -6325,7 +6325,7 @@
               <w:spacing w:after="10" w:before="0"/>
               <w:ind w:left="120"/>
             </w:pPr>
-            <w:hyperlink w:history="1" r:id="rIdv-gkfx2f3bbfiprtwefnu">
+            <w:hyperlink w:history="1" r:id="rIdwxnwesblto1ukpr9de9gi">
               <w:r>
                 <w:rPr>
                   <w:rFonts w:ascii="Arial" w:cs="Arial" w:eastAsia="Arial" w:hAnsi="Arial"/>
@@ -6363,14 +6363,14 @@
                 <w:sz w:val="16"/>
                 <w:szCs w:val="16"/>
               </w:rPr>
-              <w:t xml:space="preserve">📖 HTML:</w:t>
+              <w:t xml:space="preserve">📖 EXERCISE:</w:t>
             </w:r>
           </w:p>
           <w:p>
             <w:pPr>
               <w:spacing w:after="20" w:before="0"/>
             </w:pPr>
-            <w:hyperlink w:history="1" r:id="rIdncztfjxn_a1feds5drbxc">
+            <w:hyperlink w:history="1" r:id="rIdrjku3u1nqgzj3ol-z9ewx">
               <w:r>
                 <w:rPr>
                   <w:rFonts w:ascii="Arial" w:cs="Arial" w:eastAsia="Arial" w:hAnsi="Arial"/>
@@ -6379,7 +6379,7 @@
                   <w:szCs w:val="16"/>
                   <w:u w:val="single" w:color="2E75B6"/>
                 </w:rPr>
-                <w:t xml:space="preserve">Electron Cloud Atomic Model (Flexbook)</w:t>
+                <w:t xml:space="preserve">Atomic structure and electron configuration</w:t>
               </w:r>
             </w:hyperlink>
           </w:p>
@@ -6395,7 +6395,7 @@
                 <w:sz w:val="14"/>
                 <w:szCs w:val="14"/>
               </w:rPr>
-              <w:t xml:space="preserve">Source: CK-12</w:t>
+              <w:t xml:space="preserve">Source: Khan Academy (English - US curriculum)</w:t>
             </w:r>
           </w:p>
           <w:p>
@@ -6403,7 +6403,7 @@
               <w:spacing w:after="10" w:before="0"/>
               <w:ind w:left="120"/>
             </w:pPr>
-            <w:hyperlink w:history="1" r:id="rIdnw6kihc6nxtftn13fgqt2">
+            <w:hyperlink w:history="1" r:id="rId0lwb8ykuzh635ybr2giyl">
               <w:r>
                 <w:rPr>
                   <w:rFonts w:ascii="Arial" w:cs="Arial" w:eastAsia="Arial" w:hAnsi="Arial"/>
@@ -6598,7 +6598,7 @@
             <w:pPr>
               <w:spacing w:after="20" w:before="0"/>
             </w:pPr>
-            <w:hyperlink w:history="1" r:id="rIdl1kursupc9johh1dmwx5b">
+            <w:hyperlink w:history="1" r:id="rIdrzalwfnttzlxibbyhnm3z">
               <w:r>
                 <w:rPr>
                   <w:rFonts w:ascii="Arial" w:cs="Arial" w:eastAsia="Arial" w:hAnsi="Arial"/>
@@ -6607,7 +6607,7 @@
                   <w:szCs w:val="16"/>
                   <w:u w:val="single" w:color="2E75B6"/>
                 </w:rPr>
-                <w:t xml:space="preserve">Quantum numbers</w:t>
+                <w:t xml:space="preserve">Electron configurations for the second period</w:t>
               </w:r>
             </w:hyperlink>
           </w:p>
@@ -6631,7 +6631,7 @@
               <w:spacing w:after="10" w:before="0"/>
               <w:ind w:left="120"/>
             </w:pPr>
-            <w:hyperlink w:history="1" r:id="rIdmfbxturkio-tkjz9lghqd">
+            <w:hyperlink w:history="1" r:id="rIdpomlvtbpuzrtaxtzsw5jm">
               <w:r>
                 <w:rPr>
                   <w:rFonts w:ascii="Arial" w:cs="Arial" w:eastAsia="Arial" w:hAnsi="Arial"/>
@@ -6676,7 +6676,7 @@
             <w:pPr>
               <w:spacing w:after="20" w:before="0"/>
             </w:pPr>
-            <w:hyperlink w:history="1" r:id="rIdairzsqkcvybhucaftljlc">
+            <w:hyperlink w:history="1" r:id="rIdxci_wt4vwsfhnnbtmh-w1">
               <w:r>
                 <w:rPr>
                   <w:rFonts w:ascii="Arial" w:cs="Arial" w:eastAsia="Arial" w:hAnsi="Arial"/>
@@ -6685,7 +6685,7 @@
                   <w:szCs w:val="16"/>
                   <w:u w:val="single" w:color="2E75B6"/>
                 </w:rPr>
-                <w:t xml:space="preserve">Electron Cloud Atomic Model (Flexbook)</w:t>
+                <w:t xml:space="preserve">Modern Periodic Table: Periods and Groups (Flexbook)</w:t>
               </w:r>
             </w:hyperlink>
           </w:p>
@@ -6709,7 +6709,7 @@
               <w:spacing w:after="10" w:before="0"/>
               <w:ind w:left="120"/>
             </w:pPr>
-            <w:hyperlink w:history="1" r:id="rIdwxtyojs98evpqqjkwwqci">
+            <w:hyperlink w:history="1" r:id="rIdzsdzakzzdlfnc5avqdh9j">
               <w:r>
                 <w:rPr>
                   <w:rFonts w:ascii="Arial" w:cs="Arial" w:eastAsia="Arial" w:hAnsi="Arial"/>
@@ -6904,7 +6904,7 @@
             <w:pPr>
               <w:spacing w:after="20" w:before="0"/>
             </w:pPr>
-            <w:hyperlink w:history="1" r:id="rId_vuur3ohcrpqiywl0cg2z">
+            <w:hyperlink w:history="1" r:id="rIdk8ucc0xhj843e6fffn4ln">
               <w:r>
                 <w:rPr>
                   <w:rFonts w:ascii="Arial" w:cs="Arial" w:eastAsia="Arial" w:hAnsi="Arial"/>
@@ -6913,7 +6913,7 @@
                   <w:szCs w:val="16"/>
                   <w:u w:val="single" w:color="2E75B6"/>
                 </w:rPr>
-                <w:t xml:space="preserve">Quantum numbers</w:t>
+                <w:t xml:space="preserve">Valence Electrons and the Periodic Table - Overview</w:t>
               </w:r>
             </w:hyperlink>
           </w:p>
@@ -6929,7 +6929,7 @@
                 <w:sz w:val="14"/>
                 <w:szCs w:val="14"/>
               </w:rPr>
-              <w:t xml:space="preserve">Source: Khan Academy (English - US curriculum)</w:t>
+              <w:t xml:space="preserve">Source: CK-12</w:t>
             </w:r>
           </w:p>
           <w:p>
@@ -6937,7 +6937,7 @@
               <w:spacing w:after="10" w:before="0"/>
               <w:ind w:left="120"/>
             </w:pPr>
-            <w:hyperlink w:history="1" r:id="rIdp45mrkphmerrxfr9xad2z">
+            <w:hyperlink w:history="1" r:id="rIdnlvph5o7mp_mrrzzysr9v">
               <w:r>
                 <w:rPr>
                   <w:rFonts w:ascii="Arial" w:cs="Arial" w:eastAsia="Arial" w:hAnsi="Arial"/>
@@ -6982,7 +6982,7 @@
             <w:pPr>
               <w:spacing w:after="20" w:before="0"/>
             </w:pPr>
-            <w:hyperlink w:history="1" r:id="rIdf017fthmqfh-qsc7_sw3w">
+            <w:hyperlink w:history="1" r:id="rIdsnmrofrcuffoey5p2pjqs">
               <w:r>
                 <w:rPr>
                   <w:rFonts w:ascii="Arial" w:cs="Arial" w:eastAsia="Arial" w:hAnsi="Arial"/>
@@ -6991,7 +6991,7 @@
                   <w:szCs w:val="16"/>
                   <w:u w:val="single" w:color="2E75B6"/>
                 </w:rPr>
-                <w:t xml:space="preserve">Electron Cloud Atomic Model (Flexbook)</w:t>
+                <w:t xml:space="preserve">Modern Periodic Table: Periods and Groups (Flexbook)</w:t>
               </w:r>
             </w:hyperlink>
           </w:p>
@@ -7015,7 +7015,7 @@
               <w:spacing w:after="10" w:before="0"/>
               <w:ind w:left="120"/>
             </w:pPr>
-            <w:hyperlink w:history="1" r:id="rId31iscvkwlq4sctbpr4ouj">
+            <w:hyperlink w:history="1" r:id="rIdtpvirjrgn3vxch_c_83zw">
               <w:r>
                 <w:rPr>
                   <w:rFonts w:ascii="Arial" w:cs="Arial" w:eastAsia="Arial" w:hAnsi="Arial"/>
@@ -7210,7 +7210,7 @@
             <w:pPr>
               <w:spacing w:after="20" w:before="0"/>
             </w:pPr>
-            <w:hyperlink w:history="1" r:id="rId8a5uh8ssyzmjpg_0adyfi">
+            <w:hyperlink w:history="1" r:id="rIdkydk4d4dng72ooqngifvy">
               <w:r>
                 <w:rPr>
                   <w:rFonts w:ascii="Arial" w:cs="Arial" w:eastAsia="Arial" w:hAnsi="Arial"/>
@@ -7219,7 +7219,7 @@
                   <w:szCs w:val="16"/>
                   <w:u w:val="single" w:color="2E75B6"/>
                 </w:rPr>
-                <w:t xml:space="preserve">Quantum numbers</w:t>
+                <w:t xml:space="preserve">The periodic table - transition metals</w:t>
               </w:r>
             </w:hyperlink>
           </w:p>
@@ -7243,7 +7243,7 @@
               <w:spacing w:after="10" w:before="0"/>
               <w:ind w:left="120"/>
             </w:pPr>
-            <w:hyperlink w:history="1" r:id="rIdiyxny4veo22_rz4xn7cp6">
+            <w:hyperlink w:history="1" r:id="rIdhkfoo1op6qpvsfxljap7d">
               <w:r>
                 <w:rPr>
                   <w:rFonts w:ascii="Arial" w:cs="Arial" w:eastAsia="Arial" w:hAnsi="Arial"/>
@@ -7288,7 +7288,7 @@
             <w:pPr>
               <w:spacing w:after="20" w:before="0"/>
             </w:pPr>
-            <w:hyperlink w:history="1" r:id="rIdjyyj3egu5hyrsoza59j5s">
+            <w:hyperlink w:history="1" r:id="rIdpx81smu99rjhikrmtius0">
               <w:r>
                 <w:rPr>
                   <w:rFonts w:ascii="Arial" w:cs="Arial" w:eastAsia="Arial" w:hAnsi="Arial"/>
@@ -7297,7 +7297,7 @@
                   <w:szCs w:val="16"/>
                   <w:u w:val="single" w:color="2E75B6"/>
                 </w:rPr>
-                <w:t xml:space="preserve">Electron Cloud Atomic Model (Flexbook)</w:t>
+                <w:t xml:space="preserve">Modern Periodic Table: Periods and Groups (Flexbook)</w:t>
               </w:r>
             </w:hyperlink>
           </w:p>
@@ -7321,7 +7321,7 @@
               <w:spacing w:after="10" w:before="0"/>
               <w:ind w:left="120"/>
             </w:pPr>
-            <w:hyperlink w:history="1" r:id="rIdj4gx5jhm4q9mlavf-v6bs">
+            <w:hyperlink w:history="1" r:id="rIdzo0_0mbw5fqwwxh9nwkla">
               <w:r>
                 <w:rPr>
                   <w:rFonts w:ascii="Arial" w:cs="Arial" w:eastAsia="Arial" w:hAnsi="Arial"/>
@@ -8903,7 +8903,7 @@
             <w:pPr>
               <w:spacing w:after="20" w:before="0"/>
             </w:pPr>
-            <w:hyperlink w:history="1" r:id="rId__8qiix4kfyqlwubu2ydj">
+            <w:hyperlink w:history="1" r:id="rId1hkjv7rd_dqs2ir6d6n0z">
               <w:r>
                 <w:rPr>
                   <w:rFonts w:ascii="Arial" w:cs="Arial" w:eastAsia="Arial" w:hAnsi="Arial"/>
@@ -8912,7 +8912,7 @@
                   <w:szCs w:val="16"/>
                   <w:u w:val="single" w:color="2E75B6"/>
                 </w:rPr>
-                <w:t xml:space="preserve">Kinetic molecular theory of gases</w:t>
+                <w:t xml:space="preserve">Noble gas configuration</w:t>
               </w:r>
             </w:hyperlink>
           </w:p>
@@ -8936,7 +8936,7 @@
               <w:spacing w:after="10" w:before="0"/>
               <w:ind w:left="120"/>
             </w:pPr>
-            <w:hyperlink w:history="1" r:id="rIdmulb0my2vb0bvv80mf_iw">
+            <w:hyperlink w:history="1" r:id="rIdyvhw0dxyfaewwmnlh2zt1">
               <w:r>
                 <w:rPr>
                   <w:rFonts w:ascii="Arial" w:cs="Arial" w:eastAsia="Arial" w:hAnsi="Arial"/>
@@ -8981,7 +8981,7 @@
             <w:pPr>
               <w:spacing w:after="20" w:before="0"/>
             </w:pPr>
-            <w:hyperlink w:history="1" r:id="rIdntkskl-srvrapgwds9ptq">
+            <w:hyperlink w:history="1" r:id="rIdqo1hp9fbe_-othvq1c-gw">
               <w:r>
                 <w:rPr>
                   <w:rFonts w:ascii="Arial" w:cs="Arial" w:eastAsia="Arial" w:hAnsi="Arial"/>
@@ -8990,7 +8990,7 @@
                   <w:szCs w:val="16"/>
                   <w:u w:val="single" w:color="2E75B6"/>
                 </w:rPr>
-                <w:t xml:space="preserve">Electron Cloud Atomic Model (Flexbook)</w:t>
+                <w:t xml:space="preserve">Electron Affinity (Flexbook)</w:t>
               </w:r>
             </w:hyperlink>
           </w:p>
@@ -9014,7 +9014,7 @@
               <w:spacing w:after="10" w:before="0"/>
               <w:ind w:left="120"/>
             </w:pPr>
-            <w:hyperlink w:history="1" r:id="rId0k5h_u6prb-tg0dpnzoaw">
+            <w:hyperlink w:history="1" r:id="rIdm611nnibewrbei2t_yar5">
               <w:r>
                 <w:rPr>
                   <w:rFonts w:ascii="Arial" w:cs="Arial" w:eastAsia="Arial" w:hAnsi="Arial"/>
@@ -9209,7 +9209,7 @@
             <w:pPr>
               <w:spacing w:after="20" w:before="0"/>
             </w:pPr>
-            <w:hyperlink w:history="1" r:id="rId2dheiuqoecgdfq0rx9k_k">
+            <w:hyperlink w:history="1" r:id="rIdqvnex-rrooqgpuy7oan1v">
               <w:r>
                 <w:rPr>
                   <w:rFonts w:ascii="Arial" w:cs="Arial" w:eastAsia="Arial" w:hAnsi="Arial"/>
@@ -9218,7 +9218,7 @@
                   <w:szCs w:val="16"/>
                   <w:u w:val="single" w:color="2E75B6"/>
                 </w:rPr>
-                <w:t xml:space="preserve">Kinetic molecular theory of gases</w:t>
+                <w:t xml:space="preserve">Electron configurations for the third and fourth periods</w:t>
               </w:r>
             </w:hyperlink>
           </w:p>
@@ -9242,7 +9242,7 @@
               <w:spacing w:after="10" w:before="0"/>
               <w:ind w:left="120"/>
             </w:pPr>
-            <w:hyperlink w:history="1" r:id="rIdid21np-8f1idgr8ndu6cy">
+            <w:hyperlink w:history="1" r:id="rIdnc_i3ihnknmiom-euzlne">
               <w:r>
                 <w:rPr>
                   <w:rFonts w:ascii="Arial" w:cs="Arial" w:eastAsia="Arial" w:hAnsi="Arial"/>
@@ -9280,14 +9280,14 @@
                 <w:sz w:val="16"/>
                 <w:szCs w:val="16"/>
               </w:rPr>
-              <w:t xml:space="preserve">📖 HTML:</w:t>
+              <w:t xml:space="preserve">📖 EXERCISE:</w:t>
             </w:r>
           </w:p>
           <w:p>
             <w:pPr>
               <w:spacing w:after="20" w:before="0"/>
             </w:pPr>
-            <w:hyperlink w:history="1" r:id="rIdkqjdw4xu9m66eeac4kepp">
+            <w:hyperlink w:history="1" r:id="rIdmrqigdd4iim_bhgvr2jds">
               <w:r>
                 <w:rPr>
                   <w:rFonts w:ascii="Arial" w:cs="Arial" w:eastAsia="Arial" w:hAnsi="Arial"/>
@@ -9296,7 +9296,7 @@
                   <w:szCs w:val="16"/>
                   <w:u w:val="single" w:color="2E75B6"/>
                 </w:rPr>
-                <w:t xml:space="preserve">Electron Cloud Atomic Model (Flexbook)</w:t>
+                <w:t xml:space="preserve">Electron Affinity Practice</w:t>
               </w:r>
             </w:hyperlink>
           </w:p>
@@ -9320,7 +9320,7 @@
               <w:spacing w:after="10" w:before="0"/>
               <w:ind w:left="120"/>
             </w:pPr>
-            <w:hyperlink w:history="1" r:id="rIdxqw2wek9z8jpil-yljma1">
+            <w:hyperlink w:history="1" r:id="rIdozyzb0rvtam9v90iwwde0">
               <w:r>
                 <w:rPr>
                   <w:rFonts w:ascii="Arial" w:cs="Arial" w:eastAsia="Arial" w:hAnsi="Arial"/>
@@ -9515,7 +9515,7 @@
             <w:pPr>
               <w:spacing w:after="20" w:before="0"/>
             </w:pPr>
-            <w:hyperlink w:history="1" r:id="rIduxt8iv06uuk-s6ikgxphw">
+            <w:hyperlink w:history="1" r:id="rIdg8oc7rx2gduyajw2zrj9a">
               <w:r>
                 <w:rPr>
                   <w:rFonts w:ascii="Arial" w:cs="Arial" w:eastAsia="Arial" w:hAnsi="Arial"/>
@@ -9524,7 +9524,7 @@
                   <w:szCs w:val="16"/>
                   <w:u w:val="single" w:color="2E75B6"/>
                 </w:rPr>
-                <w:t xml:space="preserve">Kinetic molecular theory of gases</w:t>
+                <w:t xml:space="preserve">Groups of the periodic table</w:t>
               </w:r>
             </w:hyperlink>
           </w:p>
@@ -9548,7 +9548,7 @@
               <w:spacing w:after="10" w:before="0"/>
               <w:ind w:left="120"/>
             </w:pPr>
-            <w:hyperlink w:history="1" r:id="rIdr0uv2wpk4pujtepooql45">
+            <w:hyperlink w:history="1" r:id="rIdlwmg-kaf_p_yca77flg6q">
               <w:r>
                 <w:rPr>
                   <w:rFonts w:ascii="Arial" w:cs="Arial" w:eastAsia="Arial" w:hAnsi="Arial"/>
@@ -9593,7 +9593,7 @@
             <w:pPr>
               <w:spacing w:after="20" w:before="0"/>
             </w:pPr>
-            <w:hyperlink w:history="1" r:id="rIdz9gzvbindvvilecuxv2_f">
+            <w:hyperlink w:history="1" r:id="rIdtq2eur111bmhpzbbe-vdy">
               <w:r>
                 <w:rPr>
                   <w:rFonts w:ascii="Arial" w:cs="Arial" w:eastAsia="Arial" w:hAnsi="Arial"/>
@@ -9602,7 +9602,7 @@
                   <w:szCs w:val="16"/>
                   <w:u w:val="single" w:color="2E75B6"/>
                 </w:rPr>
-                <w:t xml:space="preserve">Electron Cloud Atomic Model (Flexbook)</w:t>
+                <w:t xml:space="preserve">Modern Periodic Table: Periods and Groups (Flexbook)</w:t>
               </w:r>
             </w:hyperlink>
           </w:p>
@@ -9626,7 +9626,7 @@
               <w:spacing w:after="10" w:before="0"/>
               <w:ind w:left="120"/>
             </w:pPr>
-            <w:hyperlink w:history="1" r:id="rIdye0j3l2nnqj2-piexnble">
+            <w:hyperlink w:history="1" r:id="rId6f3wvajoltg6xsxybokpy">
               <w:r>
                 <w:rPr>
                   <w:rFonts w:ascii="Arial" w:cs="Arial" w:eastAsia="Arial" w:hAnsi="Arial"/>
@@ -9821,7 +9821,7 @@
             <w:pPr>
               <w:spacing w:after="20" w:before="0"/>
             </w:pPr>
-            <w:hyperlink w:history="1" r:id="rIdfmg1p-jzyfjuvczczsq7q">
+            <w:hyperlink w:history="1" r:id="rIdjtcslybftbc4njllkgmid">
               <w:r>
                 <w:rPr>
                   <w:rFonts w:ascii="Arial" w:cs="Arial" w:eastAsia="Arial" w:hAnsi="Arial"/>
@@ -9830,7 +9830,7 @@
                   <w:szCs w:val="16"/>
                   <w:u w:val="single" w:color="2E75B6"/>
                 </w:rPr>
-                <w:t xml:space="preserve">Kinetic molecular theory of gases</w:t>
+                <w:t xml:space="preserve">Noble gas configuration</w:t>
               </w:r>
             </w:hyperlink>
           </w:p>
@@ -9854,7 +9854,7 @@
               <w:spacing w:after="10" w:before="0"/>
               <w:ind w:left="120"/>
             </w:pPr>
-            <w:hyperlink w:history="1" r:id="rId-jhazftmm3a7er3mghxi4">
+            <w:hyperlink w:history="1" r:id="rIdfyd8w3y58-om8cgor_z9v">
               <w:r>
                 <w:rPr>
                   <w:rFonts w:ascii="Arial" w:cs="Arial" w:eastAsia="Arial" w:hAnsi="Arial"/>
@@ -9899,7 +9899,7 @@
             <w:pPr>
               <w:spacing w:after="20" w:before="0"/>
             </w:pPr>
-            <w:hyperlink w:history="1" r:id="rIdvbp43ecej_n9wukurmrln">
+            <w:hyperlink w:history="1" r:id="rIdj7eiefv1cvb7iuwqhf-qh">
               <w:r>
                 <w:rPr>
                   <w:rFonts w:ascii="Arial" w:cs="Arial" w:eastAsia="Arial" w:hAnsi="Arial"/>
@@ -9908,7 +9908,7 @@
                   <w:szCs w:val="16"/>
                   <w:u w:val="single" w:color="2E75B6"/>
                 </w:rPr>
-                <w:t xml:space="preserve">Electron Cloud Atomic Model (Flexbook)</w:t>
+                <w:t xml:space="preserve">Noble Gas Configuration (Flexbook)</w:t>
               </w:r>
             </w:hyperlink>
           </w:p>
@@ -9932,7 +9932,7 @@
               <w:spacing w:after="10" w:before="0"/>
               <w:ind w:left="120"/>
             </w:pPr>
-            <w:hyperlink w:history="1" r:id="rId1eagd4xxpcrtkrxoxjq44">
+            <w:hyperlink w:history="1" r:id="rIduo5nj57xpdqao7rrt5utm">
               <w:r>
                 <w:rPr>
                   <w:rFonts w:ascii="Arial" w:cs="Arial" w:eastAsia="Arial" w:hAnsi="Arial"/>
@@ -10127,7 +10127,7 @@
             <w:pPr>
               <w:spacing w:after="20" w:before="0"/>
             </w:pPr>
-            <w:hyperlink w:history="1" r:id="rIdex_9lswl307kgymonsmjh">
+            <w:hyperlink w:history="1" r:id="rIddnojlxyqfmhanetrvscmr">
               <w:r>
                 <w:rPr>
                   <w:rFonts w:ascii="Arial" w:cs="Arial" w:eastAsia="Arial" w:hAnsi="Arial"/>
@@ -10136,7 +10136,7 @@
                   <w:szCs w:val="16"/>
                   <w:u w:val="single" w:color="2E75B6"/>
                 </w:rPr>
-                <w:t xml:space="preserve">Kinetic molecular theory of gases</w:t>
+                <w:t xml:space="preserve">Noble gas configuration</w:t>
               </w:r>
             </w:hyperlink>
           </w:p>
@@ -10160,7 +10160,7 @@
               <w:spacing w:after="10" w:before="0"/>
               <w:ind w:left="120"/>
             </w:pPr>
-            <w:hyperlink w:history="1" r:id="rIdvbejh1w8ptvbjoj4epvze">
+            <w:hyperlink w:history="1" r:id="rIddlrcx-3fsr9prbdo1zhhc">
               <w:r>
                 <w:rPr>
                   <w:rFonts w:ascii="Arial" w:cs="Arial" w:eastAsia="Arial" w:hAnsi="Arial"/>
@@ -10198,14 +10198,14 @@
                 <w:sz w:val="16"/>
                 <w:szCs w:val="16"/>
               </w:rPr>
-              <w:t xml:space="preserve">📖 HTML:</w:t>
+              <w:t xml:space="preserve">📖 EXERCISE:</w:t>
             </w:r>
           </w:p>
           <w:p>
             <w:pPr>
               <w:spacing w:after="20" w:before="0"/>
             </w:pPr>
-            <w:hyperlink w:history="1" r:id="rIdup3srkkvqrwplbixneevh">
+            <w:hyperlink w:history="1" r:id="rIdc3h01cr-bqqcrtlsrudk-">
               <w:r>
                 <w:rPr>
                   <w:rFonts w:ascii="Arial" w:cs="Arial" w:eastAsia="Arial" w:hAnsi="Arial"/>
@@ -10214,7 +10214,7 @@
                   <w:szCs w:val="16"/>
                   <w:u w:val="single" w:color="2E75B6"/>
                 </w:rPr>
-                <w:t xml:space="preserve">Electron Cloud Atomic Model (Flexbook)</w:t>
+                <w:t xml:space="preserve">Noble Gas Configuration Practice</w:t>
               </w:r>
             </w:hyperlink>
           </w:p>
@@ -10238,7 +10238,7 @@
               <w:spacing w:after="10" w:before="0"/>
               <w:ind w:left="120"/>
             </w:pPr>
-            <w:hyperlink w:history="1" r:id="rIdsrhgytwiaqdnrjfjwnq5k">
+            <w:hyperlink w:history="1" r:id="rIdrwq8ryop_vbaustlbowvq">
               <w:r>
                 <w:rPr>
                   <w:rFonts w:ascii="Arial" w:cs="Arial" w:eastAsia="Arial" w:hAnsi="Arial"/>
@@ -11725,7 +11725,7 @@
             <w:pPr>
               <w:spacing w:after="20" w:before="0"/>
             </w:pPr>
-            <w:hyperlink w:history="1" r:id="rIdh3ir6n4oevkh43vzei85i">
+            <w:hyperlink w:history="1" r:id="rId4pda9wv7wsfbe9vq0hady">
               <w:r>
                 <w:rPr>
                   <w:rFonts w:ascii="Arial" w:cs="Arial" w:eastAsia="Arial" w:hAnsi="Arial"/>
@@ -11734,7 +11734,7 @@
                   <w:szCs w:val="16"/>
                   <w:u w:val="single" w:color="2E75B6"/>
                 </w:rPr>
-                <w:t xml:space="preserve">Kinetic molecular theory of gases</w:t>
+                <w:t xml:space="preserve">Groups of the periodic table</w:t>
               </w:r>
             </w:hyperlink>
           </w:p>
@@ -11758,7 +11758,7 @@
               <w:spacing w:after="10" w:before="0"/>
               <w:ind w:left="120"/>
             </w:pPr>
-            <w:hyperlink w:history="1" r:id="rIdchzsycrcw4ike-qsomqfs">
+            <w:hyperlink w:history="1" r:id="rIdhmuszjpqqq8t6vhlhztcu">
               <w:r>
                 <w:rPr>
                   <w:rFonts w:ascii="Arial" w:cs="Arial" w:eastAsia="Arial" w:hAnsi="Arial"/>
@@ -11796,6 +11796,312 @@
                 <w:sz w:val="16"/>
                 <w:szCs w:val="16"/>
               </w:rPr>
+              <w:t xml:space="preserve">📖 EXERCISE:</w:t>
+            </w:r>
+          </w:p>
+          <w:p>
+            <w:pPr>
+              <w:spacing w:after="20" w:before="0"/>
+            </w:pPr>
+            <w:hyperlink w:history="1" r:id="rIdkutk9oflfnzensb-lcnyl">
+              <w:r>
+                <w:rPr>
+                  <w:rFonts w:ascii="Arial" w:cs="Arial" w:eastAsia="Arial" w:hAnsi="Arial"/>
+                  <w:color w:val="2E75B6"/>
+                  <w:sz w:val="16"/>
+                  <w:szCs w:val="16"/>
+                  <w:u w:val="single" w:color="2E75B6"/>
+                </w:rPr>
+                <w:t xml:space="preserve">Predict the charge on monatomic ions</w:t>
+              </w:r>
+            </w:hyperlink>
+          </w:p>
+          <w:p>
+            <w:pPr>
+              <w:spacing w:after="10" w:before="0"/>
+              <w:ind w:left="120"/>
+            </w:pPr>
+            <w:r>
+              <w:rPr>
+                <w:rFonts w:ascii="Arial" w:cs="Arial" w:eastAsia="Arial" w:hAnsi="Arial"/>
+                <w:color w:val="595959"/>
+                <w:sz w:val="14"/>
+                <w:szCs w:val="14"/>
+              </w:rPr>
+              <w:t xml:space="preserve">Source: Khan Academy (English - US curriculum)</w:t>
+            </w:r>
+          </w:p>
+          <w:p>
+            <w:pPr>
+              <w:spacing w:after="10" w:before="0"/>
+              <w:ind w:left="120"/>
+            </w:pPr>
+            <w:hyperlink w:history="1" r:id="rIdib1_jo0a1uxfvhmmssimj">
+              <w:r>
+                <w:rPr>
+                  <w:rFonts w:ascii="Arial" w:cs="Arial" w:eastAsia="Arial" w:hAnsi="Arial"/>
+                  <w:color w:val="595959"/>
+                  <w:sz w:val="14"/>
+                  <w:szCs w:val="14"/>
+                  <w:u w:val="single" w:color="595959"/>
+                </w:rPr>
+                <w:t xml:space="preserve">🔍 Search ARES for similar readings</w:t>
+              </w:r>
+            </w:hyperlink>
+          </w:p>
+        </w:tc>
+        <w:tc>
+          <w:tcPr>
+            <w:tcW w:type="dxa" w:w="3040"/>
+            <w:shd w:fill="FFFFFF" w:color="auto" w:val="clear"/>
+            <w:tcMar>
+              <w:top w:type="dxa" w:w="60"/>
+              <w:left w:type="dxa" w:w="120"/>
+              <w:bottom w:type="dxa" w:w="60"/>
+              <w:right w:type="dxa" w:w="120"/>
+            </w:tcMar>
+            <w:vAlign w:val="top"/>
+          </w:tcPr>
+          <w:p>
+            <w:pPr>
+              <w:spacing w:after="40" w:before="0"/>
+              <w:jc w:val="left"/>
+            </w:pPr>
+            <w:r>
+              <w:rPr>
+                <w:rFonts w:ascii="Arial" w:cs="Arial" w:eastAsia="Arial" w:hAnsi="Arial"/>
+                <w:b w:val="false"/>
+                <w:bCs w:val="false"/>
+                <w:i w:val="false"/>
+                <w:iCs w:val="false"/>
+                <w:color w:val="000000"/>
+                <w:sz w:val="18"/>
+                <w:szCs w:val="18"/>
+              </w:rPr>
+              <w:t xml:space="preserve">Learners work individually (3 minutes silent think-time) then in pairs (2 minutes) to answer the prompt card: 'Calcium is in Group 2 of the periodic table and has the electron arrangement 2,8,8,2. Nitrogen is in Group 5 and has the arrangement 2,5. Predict: (a) which electrons each atom is most likely to lose or gain, and (b) what charge the resulting ion will carry. Write your prediction in your exercise book and give a reason.' Pairs then share with the quad (group of 4) before a whole-class cold-call share-out. Learners also re-examine the CAN bag label — Ca(NO₃)₂·NH₄NO₃ — and circle the Ca, N, and O symbols, predicting in writing: 'Why do you think calcium appears as Ca²⁺ in this compound, not Ca or Ca³⁺?'</w:t>
+            </w:r>
+          </w:p>
+        </w:tc>
+        <w:tc>
+          <w:tcPr>
+            <w:tcW w:type="dxa" w:w="3040"/>
+            <w:shd w:fill="F2F2F2" w:color="auto" w:val="clear"/>
+            <w:tcMar>
+              <w:top w:type="dxa" w:w="60"/>
+              <w:left w:type="dxa" w:w="120"/>
+              <w:bottom w:type="dxa" w:w="60"/>
+              <w:right w:type="dxa" w:w="120"/>
+            </w:tcMar>
+            <w:vAlign w:val="top"/>
+          </w:tcPr>
+          <w:p>
+            <w:pPr>
+              <w:spacing w:after="40" w:before="0"/>
+              <w:jc w:val="left"/>
+            </w:pPr>
+            <w:r>
+              <w:rPr>
+                <w:rFonts w:ascii="Arial" w:cs="Arial" w:eastAsia="Arial" w:hAnsi="Arial"/>
+                <w:b w:val="false"/>
+                <w:bCs w:val="false"/>
+                <w:i w:val="false"/>
+                <w:iCs w:val="false"/>
+                <w:color w:val="000000"/>
+                <w:sz w:val="18"/>
+                <w:szCs w:val="18"/>
+              </w:rPr>
+              <w:t xml:space="preserve">Display the two fertiliser bag labels (CAN and DAP) on the board or projector alongside a blank periodic table showing only group numbers. Say: 'Last lesson we mapped how electrons are arranged in shells. Today we ask: what happens when an atom GIVES AWAY or TAKES electrons? Let us make a prediction before we see any evidence.' Distribute the prompt cards. Allow 3 minutes of individual silent thinking — circulate and WAIT; do not prompt yet. After 3 minutes say: 'Share your prediction with your partner — you have 2 minutes.' After pair discussion, cold-call 3 pairs (select one high-confidence, one uncertain, one who has written a different answer): 'Akinyi, what did your pair predict for calcium?' → WAIT 10 seconds. 'Ouma, do you agree or disagree — and why?' → WAIT 12 seconds. 'Fatuma, your pair had a different prediction — tell us.' Record all three predictions on the board under the heading PREDICTED ION CHARGES — do NOT confirm or deny. Anchor the predictions to the phenomenon: 'Hold these predictions. By the end of today we will know whether the formula Ca(NO₃)₂ makes sense with what your atoms actually do.'</w:t>
+            </w:r>
+          </w:p>
+        </w:tc>
+        <w:tc>
+          <w:tcPr>
+            <w:tcW w:type="dxa" w:w="3040"/>
+            <w:shd w:fill="FFFFFF" w:color="auto" w:val="clear"/>
+            <w:tcMar>
+              <w:top w:type="dxa" w:w="60"/>
+              <w:left w:type="dxa" w:w="120"/>
+              <w:bottom w:type="dxa" w:w="60"/>
+              <w:right w:type="dxa" w:w="120"/>
+            </w:tcMar>
+            <w:vAlign w:val="top"/>
+          </w:tcPr>
+          <w:p>
+            <w:pPr>
+              <w:spacing w:after="40" w:before="0"/>
+              <w:jc w:val="left"/>
+            </w:pPr>
+            <w:r>
+              <w:rPr>
+                <w:rFonts w:ascii="Arial" w:cs="Arial" w:eastAsia="Arial" w:hAnsi="Arial"/>
+                <w:b w:val="false"/>
+                <w:bCs w:val="false"/>
+                <w:i w:val="false"/>
+                <w:iCs w:val="false"/>
+                <w:color w:val="000000"/>
+                <w:sz w:val="18"/>
+                <w:szCs w:val="18"/>
+              </w:rPr>
+              <w:t xml:space="preserve">Predict-before-observe (NGSS Science &amp; Engineering Practice 2 — Developing and Using Models): Requiring a written, reasoned prediction activates prior knowledge of electron configuration and forces learners to surface their mental model of atomic stability before encountering the correct answer. Recording competing predictions on the board creates cognitive dissonance that motivates careful observation in Phase 2.</w:t>
+            </w:r>
+          </w:p>
+        </w:tc>
+        <w:tc>
+          <w:tcPr>
+            <w:tcW w:type="dxa" w:w="3040"/>
+            <w:shd w:fill="F2F2F2" w:color="auto" w:val="clear"/>
+            <w:tcMar>
+              <w:top w:type="dxa" w:w="60"/>
+              <w:left w:type="dxa" w:w="120"/>
+              <w:bottom w:type="dxa" w:w="60"/>
+              <w:right w:type="dxa" w:w="120"/>
+            </w:tcMar>
+            <w:vAlign w:val="top"/>
+          </w:tcPr>
+          <w:p>
+            <w:pPr>
+              <w:spacing w:after="40" w:before="0"/>
+              <w:jc w:val="left"/>
+            </w:pPr>
+            <w:r>
+              <w:rPr>
+                <w:rFonts w:ascii="Arial" w:cs="Arial" w:eastAsia="Arial" w:hAnsi="Arial"/>
+                <w:b w:val="false"/>
+                <w:bCs w:val="false"/>
+                <w:i w:val="false"/>
+                <w:iCs w:val="false"/>
+                <w:color w:val="000000"/>
+                <w:sz w:val="18"/>
+                <w:szCs w:val="18"/>
+              </w:rPr>
+              <w:t xml:space="preserve">Observable indicator: Every learner has a written prediction with a stated reason in their exercise book before Phase 2 begins. Teacher scans books during circulation and notes (a) whether learners correctly identify the outer-shell electrons as the relevant electrons, and (b) whether predicted charges match group number. Mismatches between predicted charges and group numbers flag misconceptions about which shell electrons are involved — teacher notes these learners for targeted questioning in Phase 3.</w:t>
+            </w:r>
+          </w:p>
+        </w:tc>
+      </w:tr>
+      <w:tr>
+        <w:tc>
+          <w:tcPr>
+            <w:tcW w:type="dxa" w:w="1520"/>
+            <w:shd w:fill="D9EEF1" w:color="auto" w:val="clear"/>
+            <w:tcMar>
+              <w:top w:type="dxa" w:w="60"/>
+              <w:left w:type="dxa" w:w="120"/>
+              <w:bottom w:type="dxa" w:w="60"/>
+              <w:right w:type="dxa" w:w="120"/>
+            </w:tcMar>
+            <w:vAlign w:val="top"/>
+          </w:tcPr>
+          <w:p>
+            <w:pPr>
+              <w:spacing w:after="40" w:before="0"/>
+              <w:jc w:val="left"/>
+            </w:pPr>
+            <w:r>
+              <w:rPr>
+                <w:rFonts w:ascii="Arial" w:cs="Arial" w:eastAsia="Arial" w:hAnsi="Arial"/>
+                <w:b/>
+                <w:bCs/>
+                <w:i w:val="false"/>
+                <w:iCs w:val="false"/>
+                <w:color w:val="000000"/>
+                <w:sz w:val="18"/>
+                <w:szCs w:val="18"/>
+              </w:rPr>
+              <w:t xml:space="preserve">Observe Phase</w:t>
+            </w:r>
+          </w:p>
+          <w:p>
+            <w:pPr>
+              <w:spacing w:after="20" w:before="0"/>
+            </w:pPr>
+            <w:r>
+              <w:rPr>
+                <w:rFonts w:ascii="Arial" w:cs="Arial" w:eastAsia="Arial" w:hAnsi="Arial"/>
+                <w:b/>
+                <w:bCs/>
+                <w:color w:val="1F3864"/>
+                <w:sz w:val="16"/>
+                <w:szCs w:val="16"/>
+              </w:rPr>
+              <w:t xml:space="preserve">📹 VIDEO:</w:t>
+            </w:r>
+          </w:p>
+          <w:p>
+            <w:pPr>
+              <w:spacing w:after="20" w:before="0"/>
+            </w:pPr>
+            <w:hyperlink w:history="1" r:id="rIdp3osjjcsr1kqx46vjm7af">
+              <w:r>
+                <w:rPr>
+                  <w:rFonts w:ascii="Arial" w:cs="Arial" w:eastAsia="Arial" w:hAnsi="Arial"/>
+                  <w:color w:val="2E75B6"/>
+                  <w:sz w:val="16"/>
+                  <w:szCs w:val="16"/>
+                  <w:u w:val="single" w:color="2E75B6"/>
+                </w:rPr>
+                <w:t xml:space="preserve">Atomic and ionic radii</w:t>
+              </w:r>
+            </w:hyperlink>
+          </w:p>
+          <w:p>
+            <w:pPr>
+              <w:spacing w:after="10" w:before="0"/>
+              <w:ind w:left="120"/>
+            </w:pPr>
+            <w:r>
+              <w:rPr>
+                <w:rFonts w:ascii="Arial" w:cs="Arial" w:eastAsia="Arial" w:hAnsi="Arial"/>
+                <w:color w:val="595959"/>
+                <w:sz w:val="14"/>
+                <w:szCs w:val="14"/>
+              </w:rPr>
+              <w:t xml:space="preserve">Source: Khan Academy (English - US curriculum)</w:t>
+            </w:r>
+          </w:p>
+          <w:p>
+            <w:pPr>
+              <w:spacing w:after="10" w:before="0"/>
+              <w:ind w:left="120"/>
+            </w:pPr>
+            <w:hyperlink w:history="1" r:id="rId01sb7g9lccqm3rzbrw4fx">
+              <w:r>
+                <w:rPr>
+                  <w:rFonts w:ascii="Arial" w:cs="Arial" w:eastAsia="Arial" w:hAnsi="Arial"/>
+                  <w:color w:val="595959"/>
+                  <w:sz w:val="14"/>
+                  <w:szCs w:val="14"/>
+                  <w:u w:val="single" w:color="595959"/>
+                </w:rPr>
+                <w:t xml:space="preserve">🔍 Search ARES for similar videos</w:t>
+              </w:r>
+            </w:hyperlink>
+          </w:p>
+          <w:p>
+            <w:pPr>
+              <w:spacing w:after="40" w:before="0"/>
+            </w:pPr>
+            <w:r>
+              <w:rPr>
+                <w:sz w:val="14"/>
+                <w:szCs w:val="14"/>
+              </w:rPr>
+              <w:t xml:space="preserve"/>
+            </w:r>
+          </w:p>
+          <w:p>
+            <w:pPr>
+              <w:spacing w:after="20" w:before="0"/>
+            </w:pPr>
+            <w:r>
+              <w:rPr>
+                <w:rFonts w:ascii="Arial" w:cs="Arial" w:eastAsia="Arial" w:hAnsi="Arial"/>
+                <w:b/>
+                <w:bCs/>
+                <w:color w:val="1F3864"/>
+                <w:sz w:val="16"/>
+                <w:szCs w:val="16"/>
+              </w:rPr>
               <w:t xml:space="preserve">📖 HTML:</w:t>
             </w:r>
           </w:p>
@@ -11803,7 +12109,7 @@
             <w:pPr>
               <w:spacing w:after="20" w:before="0"/>
             </w:pPr>
-            <w:hyperlink w:history="1" r:id="rId51adughcehdzejqlpwha_">
+            <w:hyperlink w:history="1" r:id="rId41cnrryujrbmkv2fmv4vd">
               <w:r>
                 <w:rPr>
                   <w:rFonts w:ascii="Arial" w:cs="Arial" w:eastAsia="Arial" w:hAnsi="Arial"/>
@@ -11836,7 +12142,7 @@
               <w:spacing w:after="10" w:before="0"/>
               <w:ind w:left="120"/>
             </w:pPr>
-            <w:hyperlink w:history="1" r:id="rIdimegpx94mmf1pqlkns7ih">
+            <w:hyperlink w:history="1" r:id="rIdeal1-fzjk8iwdzwkaf2fj">
               <w:r>
                 <w:rPr>
                   <w:rFonts w:ascii="Arial" w:cs="Arial" w:eastAsia="Arial" w:hAnsi="Arial"/>
@@ -11878,7 +12184,7 @@
                 <w:sz w:val="18"/>
                 <w:szCs w:val="18"/>
               </w:rPr>
-              <w:t xml:space="preserve">Learners work individually (3 minutes silent think-time) then in pairs (2 minutes) to answer the prompt card: 'Calcium is in Group 2 of the periodic table and has the electron arrangement 2,8,8,2. Nitrogen is in Group 5 and has the arrangement 2,5. Predict: (a) which electrons each atom is most likely to lose or gain, and (b) what charge the resulting ion will carry. Write your prediction in your exercise book and give a reason.' Pairs then share with the quad (group of 4) before a whole-class cold-call share-out. Learners also re-examine the CAN bag label — Ca(NO₃)₂·NH₄NO₃ — and circle the Ca, N, and O symbols, predicting in writing: 'Why do you think calcium appears as Ca²⁺ in this compound, not Ca or Ca³⁺?'</w:t>
+              <w:t xml:space="preserve">Activity A — Animation/Simulation (15 minutes): In groups of 4, learners open the ARES offline simulation 'Ion Formation — First 20 Elements' on available digital devices (or teacher projects centrally if devices are limited). Each group is assigned two ions: Group 1 → Na⁺ and Cl⁻; Group 2 → Mg²⁺ and O²⁻; Group 3 → Al³⁺ and Ca²⁺; Group 4 → K⁺ and N³⁻; any additional groups rotate the same assignments. Learners watch the animation twice: first time for general understanding, second time completing an observation record table with columns: Element | Group No. | Electron arrangement | Electrons lost/gained | Ion formed | Charge on ion. Activity B — Dot-and-Cross Diagram Construction (15 minutes): Using the observation table as evidence, each learner individually draws dot-and-cross diagrams for their two assigned ions in their exercise book following the convention: electrons of the original atom shown as dots (•), electrons gained shown as crosses (×), square brackets drawn around the ion symbol, and charge written outside top-right. Groups then compare individual diagrams, agree on a consensus version, and reproduce it neatly on an A3 sheet for presentation.</w:t>
             </w:r>
           </w:p>
         </w:tc>
@@ -11910,7 +12216,7 @@
                 <w:sz w:val="18"/>
                 <w:szCs w:val="18"/>
               </w:rPr>
-              <w:t xml:space="preserve">Display the two fertiliser bag labels (CAN and DAP) on the board or projector alongside a blank periodic table showing only group numbers. Say: 'Last lesson we mapped how electrons are arranged in shells. Today we ask: what happens when an atom GIVES AWAY or TAKES electrons? Let us make a prediction before we see any evidence.' Distribute the prompt cards. Allow 3 minutes of individual silent thinking — circulate and WAIT; do not prompt yet. After 3 minutes say: 'Share your prediction with your partner — you have 2 minutes.' After pair discussion, cold-call 3 pairs (select one high-confidence, one uncertain, one who has written a different answer): 'Akinyi, what did your pair predict for calcium?' → WAIT 10 seconds. 'Ouma, do you agree or disagree — and why?' → WAIT 12 seconds. 'Fatuma, your pair had a different prediction — tell us.' Record all three predictions on the board under the heading PREDICTED ION CHARGES — do NOT confirm or deny. Anchor the predictions to the phenomenon: 'Hold these predictions. By the end of today we will know whether the formula Ca(NO₃)₂ makes sense with what your atoms actually do.'</w:t>
+              <w:t xml:space="preserve">Before starting the simulation say: 'You are scientists gathering evidence. Your job is NOT to copy — it is to OBSERVE and record in the table. Watch for: which shell loses or gains electrons, and what the atom looks like before and after.' Pause the simulation after the sodium example and ask the whole class: 'What did you notice about which shell the electron left from?' Cold-call 2 learners → WAIT 10 seconds each. Resume simulation. During Activity B, circulate to each group. At Group 1 ask: 'Show me on your diagram where the electron that left sodium went.' At Group 2: 'How many crosses did you draw inside oxygen's brackets — why that number?' At Group 3: 'You drew Al³⁺ — count the electrons in your diagram. Does that number match your observation table?' Use the specific phrase: 'Remember, your dot-and-cross diagram must TELL THE STORY of what the animation showed — it is a model of evidence, not a drawing exercise.' If devices are unavailable, use the printed storyboard handout (6-frame sequence per ion) available in the ARES offline resource pack. Ensure all groups have completed the observation table before moving to diagram construction.</w:t>
             </w:r>
           </w:p>
         </w:tc>
@@ -11942,7 +12248,7 @@
                 <w:sz w:val="18"/>
                 <w:szCs w:val="18"/>
               </w:rPr>
-              <w:t xml:space="preserve">Predict-before-observe (NGSS Science &amp; Engineering Practice 2 — Developing and Using Models): Requiring a written, reasoned prediction activates prior knowledge of electron configuration and forces learners to surface their mental model of atomic stability before encountering the correct answer. Recording competing predictions on the board creates cognitive dissonance that motivates careful observation in Phase 2.</w:t>
+              <w:t xml:space="preserve">Multimodal evidence gathering + model construction (NGSS SEP 2 and SEP 4 — Analysing and Interpreting Data; Developing and Using Models): Learners first gather evidence from the animation (dynamic, visual), then encode that evidence into a static representational model (dot-and-cross diagram). The two-pass animation strategy (first for overview, second for structured recording) prevents passive watching and ensures every learner generates a personal evidence record. The A3 group consensus diagram creates a shared artefact that will be critiqued in Phase 3.</w:t>
             </w:r>
           </w:p>
         </w:tc>
@@ -11974,7 +12280,7 @@
                 <w:sz w:val="18"/>
                 <w:szCs w:val="18"/>
               </w:rPr>
-              <w:t xml:space="preserve">Observable indicator: Every learner has a written prediction with a stated reason in their exercise book before Phase 2 begins. Teacher scans books during circulation and notes (a) whether learners correctly identify the outer-shell electrons as the relevant electrons, and (b) whether predicted charges match group number. Mismatches between predicted charges and group numbers flag misconceptions about which shell electrons are involved — teacher notes these learners for targeted questioning in Phase 3.</w:t>
+              <w:t xml:space="preserve">Observable indicators: (1) Every learner's observation table has all five columns completed for both assigned ions before diagram drawing begins. (2) Dot-and-cross diagrams show square brackets, correct electron counts (verified against electron configuration from Lesson 3), correct charge notation outside brackets, and a distinction between dots and crosses. Teacher collects 2–3 individual books from each group to check electron counts against the periodic table. Common errors to watch for: drawing too few electrons in the ion (forgetting to show the full electron count of the ion, not just the outer shell); omitting brackets; writing the charge inside the brackets.</w:t>
             </w:r>
           </w:p>
         </w:tc>
@@ -11983,32 +12289,32 @@
         <w:tc>
           <w:tcPr>
             <w:tcW w:type="dxa" w:w="1520"/>
-            <w:shd w:fill="D9EEF1" w:color="auto" w:val="clear"/>
-            <w:tcMar>
-              <w:top w:type="dxa" w:w="60"/>
-              <w:left w:type="dxa" w:w="120"/>
-              <w:bottom w:type="dxa" w:w="60"/>
-              <w:right w:type="dxa" w:w="120"/>
-            </w:tcMar>
-            <w:vAlign w:val="top"/>
-          </w:tcPr>
-          <w:p>
-            <w:pPr>
-              <w:spacing w:after="40" w:before="0"/>
-              <w:jc w:val="left"/>
-            </w:pPr>
-            <w:r>
-              <w:rPr>
-                <w:rFonts w:ascii="Arial" w:cs="Arial" w:eastAsia="Arial" w:hAnsi="Arial"/>
-                <w:b/>
-                <w:bCs/>
-                <w:i w:val="false"/>
-                <w:iCs w:val="false"/>
-                <w:color w:val="000000"/>
-                <w:sz w:val="18"/>
-                <w:szCs w:val="18"/>
-              </w:rPr>
-              <w:t xml:space="preserve">Observe Phase</w:t>
+            <w:shd w:fill="E2EFDA" w:color="auto" w:val="clear"/>
+            <w:tcMar>
+              <w:top w:type="dxa" w:w="60"/>
+              <w:left w:type="dxa" w:w="120"/>
+              <w:bottom w:type="dxa" w:w="60"/>
+              <w:right w:type="dxa" w:w="120"/>
+            </w:tcMar>
+            <w:vAlign w:val="top"/>
+          </w:tcPr>
+          <w:p>
+            <w:pPr>
+              <w:spacing w:after="40" w:before="0"/>
+              <w:jc w:val="left"/>
+            </w:pPr>
+            <w:r>
+              <w:rPr>
+                <w:rFonts w:ascii="Arial" w:cs="Arial" w:eastAsia="Arial" w:hAnsi="Arial"/>
+                <w:b/>
+                <w:bCs/>
+                <w:i w:val="false"/>
+                <w:iCs w:val="false"/>
+                <w:color w:val="000000"/>
+                <w:sz w:val="18"/>
+                <w:szCs w:val="18"/>
+              </w:rPr>
+              <w:t xml:space="preserve">Explain Phase</w:t>
             </w:r>
           </w:p>
           <w:p>
@@ -12031,7 +12337,7 @@
             <w:pPr>
               <w:spacing w:after="20" w:before="0"/>
             </w:pPr>
-            <w:hyperlink w:history="1" r:id="rIdqnfraol5ooeqv_ycrnxj6">
+            <w:hyperlink w:history="1" r:id="rIdq16tkzukfaac9ngtgkqkf">
               <w:r>
                 <w:rPr>
                   <w:rFonts w:ascii="Arial" w:cs="Arial" w:eastAsia="Arial" w:hAnsi="Arial"/>
@@ -12040,7 +12346,7 @@
                   <w:szCs w:val="16"/>
                   <w:u w:val="single" w:color="2E75B6"/>
                 </w:rPr>
-                <w:t xml:space="preserve">Kinetic molecular theory of gases</w:t>
+                <w:t xml:space="preserve">Valence electrons and ionic compounds</w:t>
               </w:r>
             </w:hyperlink>
           </w:p>
@@ -12064,7 +12370,7 @@
               <w:spacing w:after="10" w:before="0"/>
               <w:ind w:left="120"/>
             </w:pPr>
-            <w:hyperlink w:history="1" r:id="rId-gxrxqyehqbhfw5qzfek6">
+            <w:hyperlink w:history="1" r:id="rIdhfaqaabngx_3opefjv0lp">
               <w:r>
                 <w:rPr>
                   <w:rFonts w:ascii="Arial" w:cs="Arial" w:eastAsia="Arial" w:hAnsi="Arial"/>
@@ -12102,14 +12408,14 @@
                 <w:sz w:val="16"/>
                 <w:szCs w:val="16"/>
               </w:rPr>
-              <w:t xml:space="preserve">📖 HTML:</w:t>
+              <w:t xml:space="preserve">📖 EXERCISE:</w:t>
             </w:r>
           </w:p>
           <w:p>
             <w:pPr>
               <w:spacing w:after="20" w:before="0"/>
             </w:pPr>
-            <w:hyperlink w:history="1" r:id="rIdw7zmzsvittt02sulpkdhm">
+            <w:hyperlink w:history="1" r:id="rIdmtphvgynubhjlrieay3qz">
               <w:r>
                 <w:rPr>
                   <w:rFonts w:ascii="Arial" w:cs="Arial" w:eastAsia="Arial" w:hAnsi="Arial"/>
@@ -12118,7 +12424,7 @@
                   <w:szCs w:val="16"/>
                   <w:u w:val="single" w:color="2E75B6"/>
                 </w:rPr>
-                <w:t xml:space="preserve">Transition Metal Ion Formation (Flexbook)</w:t>
+                <w:t xml:space="preserve">Predict the charge on monatomic ions</w:t>
               </w:r>
             </w:hyperlink>
           </w:p>
@@ -12134,7 +12440,7 @@
                 <w:sz w:val="14"/>
                 <w:szCs w:val="14"/>
               </w:rPr>
-              <w:t xml:space="preserve">Source: CK-12</w:t>
+              <w:t xml:space="preserve">Source: Khan Academy (English - US curriculum)</w:t>
             </w:r>
           </w:p>
           <w:p>
@@ -12142,7 +12448,7 @@
               <w:spacing w:after="10" w:before="0"/>
               <w:ind w:left="120"/>
             </w:pPr>
-            <w:hyperlink w:history="1" r:id="rId3k5q6zqa5l9psn6t7esaq">
+            <w:hyperlink w:history="1" r:id="rIdukn9gqsctoxvsst_whlug">
               <w:r>
                 <w:rPr>
                   <w:rFonts w:ascii="Arial" w:cs="Arial" w:eastAsia="Arial" w:hAnsi="Arial"/>
@@ -12184,7 +12490,7 @@
                 <w:sz w:val="18"/>
                 <w:szCs w:val="18"/>
               </w:rPr>
-              <w:t xml:space="preserve">Activity A — Animation/Simulation (15 minutes): In groups of 4, learners open the ARES offline simulation 'Ion Formation — First 20 Elements' on available digital devices (or teacher projects centrally if devices are limited). Each group is assigned two ions: Group 1 → Na⁺ and Cl⁻; Group 2 → Mg²⁺ and O²⁻; Group 3 → Al³⁺ and Ca²⁺; Group 4 → K⁺ and N³⁻; any additional groups rotate the same assignments. Learners watch the animation twice: first time for general understanding, second time completing an observation record table with columns: Element | Group No. | Electron arrangement | Electrons lost/gained | Ion formed | Charge on ion. Activity B — Dot-and-Cross Diagram Construction (15 minutes): Using the observation table as evidence, each learner individually draws dot-and-cross diagrams for their two assigned ions in their exercise book following the convention: electrons of the original atom shown as dots (•), electrons gained shown as crosses (×), square brackets drawn around the ion symbol, and charge written outside top-right. Groups then compare individual diagrams, agree on a consensus version, and reproduce it neatly on an A3 sheet for presentation.</w:t>
+              <w:t xml:space="preserve">Gallery Presentation (10 minutes): Groups post their A3 dot-and-cross diagrams on the wall. Each group nominates one spokesperson who presents in 90 seconds: (a) the ion diagram, (b) how many electrons were lost or gained, (c) the resulting charge, and (d) which group in the periodic table the element belongs to — making the explicit claim: 'The charge on [element]'s ion equals its group number / (8 minus its group number).' Audience groups use a peer-feedback card with two prompts: 'One thing the diagram shows clearly…' and 'One question I still have about this diagram…' Sensemaking Discussion (10 minutes): Teacher leads a whole-class discussion anchored on the question: 'We now have evidence that Na loses 1 electron → Na⁺ (Group 1), Mg loses 2 → Mg²⁺ (Group 2), Al loses 3 → Al³⁺ (Group 3), O gains 2 → O²⁻ (Group 6), Cl gains 1 → Cl⁻ (Group 7). What pattern do you see between group number and ion charge?' Learners write a 3-sentence explanation in their books linking electron arrangement → ion formation → ion charge → group number. Finally, teacher returns to the CAN bag: 'We have Ca²⁺ and NO₃⁻. Now you know WHY calcium is Ca²⁺ — it is in Group 2. In our next lessons we will use these charges to explain why the formula is Ca(NO₃)₂ and not CaNO₃.'</w:t>
             </w:r>
           </w:p>
         </w:tc>
@@ -12216,7 +12522,7 @@
                 <w:sz w:val="18"/>
                 <w:szCs w:val="18"/>
               </w:rPr>
-              <w:t xml:space="preserve">Before starting the simulation say: 'You are scientists gathering evidence. Your job is NOT to copy — it is to OBSERVE and record in the table. Watch for: which shell loses or gains electrons, and what the atom looks like before and after.' Pause the simulation after the sodium example and ask the whole class: 'What did you notice about which shell the electron left from?' Cold-call 2 learners → WAIT 10 seconds each. Resume simulation. During Activity B, circulate to each group. At Group 1 ask: 'Show me on your diagram where the electron that left sodium went.' At Group 2: 'How many crosses did you draw inside oxygen's brackets — why that number?' At Group 3: 'You drew Al³⁺ — count the electrons in your diagram. Does that number match your observation table?' Use the specific phrase: 'Remember, your dot-and-cross diagram must TELL THE STORY of what the animation showed — it is a model of evidence, not a drawing exercise.' If devices are unavailable, use the printed storyboard handout (6-frame sequence per ion) available in the ARES offline resource pack. Ensure all groups have completed the observation table before moving to diagram construction.</w:t>
+              <w:t xml:space="preserve">During gallery presentations, teacher stands to the side and resists correcting errors immediately. After each presentation ask the audience: 'Does this diagram match what YOU saw in the simulation? Raise your hand if you drew it differently.' If hands are raised: 'Kamau, come show us your version — what is different and why?' → WAIT 12 seconds. After all presentations, draw a summary table on the board collaboratively with learners: Group | Element | Electrons lost/gained | Ion charge. Cold-call one learner per row to fill in the table → WAIT 10 seconds per call (target at least 6 different learners across the table). After the table is complete, ask the class: 'What rule could a Kericho tea farmer use to predict the charge on any ion just by looking at the periodic table group number?' → Think-Pair-Share, 2 minutes. Cold-call 2 pairs. Write the agreed rule on the board: 'Metals in Groups 1, 2, 3 lose electrons equal to their group number → positive ions. Non-metals in Groups 6, 7 gain electrons to make up 8 → negative ions.' Explicitly anchor: 'This rule is why the formulae on those fertiliser bags are what they are — not random, but determined by electron structure.'</w:t>
             </w:r>
           </w:p>
         </w:tc>
@@ -12248,7 +12554,7 @@
                 <w:sz w:val="18"/>
                 <w:szCs w:val="18"/>
               </w:rPr>
-              <w:t xml:space="preserve">Multimodal evidence gathering + model construction (NGSS SEP 2 and SEP 4 — Analysing and Interpreting Data; Developing and Using Models): Learners first gather evidence from the animation (dynamic, visual), then encode that evidence into a static representational model (dot-and-cross diagram). The two-pass animation strategy (first for overview, second for structured recording) prevents passive watching and ensures every learner generates a personal evidence record. The A3 group consensus diagram creates a shared artefact that will be critiqued in Phase 3.</w:t>
+              <w:t xml:space="preserve">Claim-Evidence-Reasoning (CER) gallery critique (NGSS SEP 6 — Constructing Explanations): By requiring each presenting group to state an explicit claim ('the charge equals the group number') backed by their diagram as evidence, and by having audience groups generate questions, the lesson enacts disciplinary literacy in science. The whole-class pattern-finding discussion (filling the summary table) moves learners from individual ion cases to a generalisable rule — the hallmark of scientific sensemaking. Writing the 3-sentence explanation consolidates the rule in learners' own language before it is applied to the phenomenon.</w:t>
             </w:r>
           </w:p>
         </w:tc>
@@ -12280,7 +12586,7 @@
                 <w:sz w:val="18"/>
                 <w:szCs w:val="18"/>
               </w:rPr>
-              <w:t xml:space="preserve">Observable indicators: (1) Every learner's observation table has all five columns completed for both assigned ions before diagram drawing begins. (2) Dot-and-cross diagrams show square brackets, correct electron counts (verified against electron configuration from Lesson 3), correct charge notation outside brackets, and a distinction between dots and crosses. Teacher collects 2–3 individual books from each group to check electron counts against the periodic table. Common errors to watch for: drawing too few electrons in the ion (forgetting to show the full electron count of the ion, not just the outer shell); omitting brackets; writing the charge inside the brackets.</w:t>
+              <w:t xml:space="preserve">Observable indicators: (1) Each group's presentation explicitly states the relationship between group number and ionic charge — not just the charge value. (2) Every learner's 3-sentence written explanation contains the words 'electron arrangement,' 'group number,' and 'ion charge' used correctly. (3) The summary table on the board is correctly completed with learner input (teacher only prompts, does not write). Teacher uses the peer-feedback cards collected after the gallery to identify lingering misconceptions — specifically any learner who writes that 'all atoms form positive ions' or who conflates mass number with ion charge.</w:t>
             </w:r>
           </w:p>
         </w:tc>
@@ -12289,32 +12595,32 @@
         <w:tc>
           <w:tcPr>
             <w:tcW w:type="dxa" w:w="1520"/>
-            <w:shd w:fill="E2EFDA" w:color="auto" w:val="clear"/>
-            <w:tcMar>
-              <w:top w:type="dxa" w:w="60"/>
-              <w:left w:type="dxa" w:w="120"/>
-              <w:bottom w:type="dxa" w:w="60"/>
-              <w:right w:type="dxa" w:w="120"/>
-            </w:tcMar>
-            <w:vAlign w:val="top"/>
-          </w:tcPr>
-          <w:p>
-            <w:pPr>
-              <w:spacing w:after="40" w:before="0"/>
-              <w:jc w:val="left"/>
-            </w:pPr>
-            <w:r>
-              <w:rPr>
-                <w:rFonts w:ascii="Arial" w:cs="Arial" w:eastAsia="Arial" w:hAnsi="Arial"/>
-                <w:b/>
-                <w:bCs/>
-                <w:i w:val="false"/>
-                <w:iCs w:val="false"/>
-                <w:color w:val="000000"/>
-                <w:sz w:val="18"/>
-                <w:szCs w:val="18"/>
-              </w:rPr>
-              <w:t xml:space="preserve">Explain Phase</w:t>
+            <w:shd w:fill="FCE4D6" w:color="auto" w:val="clear"/>
+            <w:tcMar>
+              <w:top w:type="dxa" w:w="60"/>
+              <w:left w:type="dxa" w:w="120"/>
+              <w:bottom w:type="dxa" w:w="60"/>
+              <w:right w:type="dxa" w:w="120"/>
+            </w:tcMar>
+            <w:vAlign w:val="top"/>
+          </w:tcPr>
+          <w:p>
+            <w:pPr>
+              <w:spacing w:after="40" w:before="0"/>
+              <w:jc w:val="left"/>
+            </w:pPr>
+            <w:r>
+              <w:rPr>
+                <w:rFonts w:ascii="Arial" w:cs="Arial" w:eastAsia="Arial" w:hAnsi="Arial"/>
+                <w:b/>
+                <w:bCs/>
+                <w:i w:val="false"/>
+                <w:iCs w:val="false"/>
+                <w:color w:val="000000"/>
+                <w:sz w:val="18"/>
+                <w:szCs w:val="18"/>
+              </w:rPr>
+              <w:t xml:space="preserve">Driving Question Board (DQB) Creation</w:t>
             </w:r>
           </w:p>
           <w:p>
@@ -12337,7 +12643,7 @@
             <w:pPr>
               <w:spacing w:after="20" w:before="0"/>
             </w:pPr>
-            <w:hyperlink w:history="1" r:id="rIdkcbgxmcqy0nlik-i4qcze">
+            <w:hyperlink w:history="1" r:id="rIdklelb3bcvlnfrkuklcwkp">
               <w:r>
                 <w:rPr>
                   <w:rFonts w:ascii="Arial" w:cs="Arial" w:eastAsia="Arial" w:hAnsi="Arial"/>
@@ -12346,7 +12652,7 @@
                   <w:szCs w:val="16"/>
                   <w:u w:val="single" w:color="2E75B6"/>
                 </w:rPr>
-                <w:t xml:space="preserve">Kinetic molecular theory of gases</w:t>
+                <w:t xml:space="preserve">Electron configurations for the third and fourth periods</w:t>
               </w:r>
             </w:hyperlink>
           </w:p>
@@ -12370,7 +12676,7 @@
               <w:spacing w:after="10" w:before="0"/>
               <w:ind w:left="120"/>
             </w:pPr>
-            <w:hyperlink w:history="1" r:id="rId24-rpp4ijl_rhfhhtt1si">
+            <w:hyperlink w:history="1" r:id="rId9eito6unkd7wszdt9rdwh">
               <w:r>
                 <w:rPr>
                   <w:rFonts w:ascii="Arial" w:cs="Arial" w:eastAsia="Arial" w:hAnsi="Arial"/>
@@ -12408,14 +12714,14 @@
                 <w:sz w:val="16"/>
                 <w:szCs w:val="16"/>
               </w:rPr>
-              <w:t xml:space="preserve">📖 HTML:</w:t>
+              <w:t xml:space="preserve">📖 EXERCISE:</w:t>
             </w:r>
           </w:p>
           <w:p>
             <w:pPr>
               <w:spacing w:after="20" w:before="0"/>
             </w:pPr>
-            <w:hyperlink w:history="1" r:id="rId2s5ih7v-aqey7k7zync-l">
+            <w:hyperlink w:history="1" r:id="rIdclebdaq0yqaextzfqqxhy">
               <w:r>
                 <w:rPr>
                   <w:rFonts w:ascii="Arial" w:cs="Arial" w:eastAsia="Arial" w:hAnsi="Arial"/>
@@ -12424,7 +12730,7 @@
                   <w:szCs w:val="16"/>
                   <w:u w:val="single" w:color="2E75B6"/>
                 </w:rPr>
-                <w:t xml:space="preserve">Transition Metal Ion Formation (Flexbook)</w:t>
+                <w:t xml:space="preserve">Predict the charge on monatomic ions</w:t>
               </w:r>
             </w:hyperlink>
           </w:p>
@@ -12440,7 +12746,7 @@
                 <w:sz w:val="14"/>
                 <w:szCs w:val="14"/>
               </w:rPr>
-              <w:t xml:space="preserve">Source: CK-12</w:t>
+              <w:t xml:space="preserve">Source: Khan Academy (English - US curriculum)</w:t>
             </w:r>
           </w:p>
           <w:p>
@@ -12448,7 +12754,7 @@
               <w:spacing w:after="10" w:before="0"/>
               <w:ind w:left="120"/>
             </w:pPr>
-            <w:hyperlink w:history="1" r:id="rIdbzd4ps7hxzea8beedvwrd">
+            <w:hyperlink w:history="1" r:id="rIdvmqphqce8zosk9v9yqal2">
               <w:r>
                 <w:rPr>
                   <w:rFonts w:ascii="Arial" w:cs="Arial" w:eastAsia="Arial" w:hAnsi="Arial"/>
@@ -12490,7 +12796,7 @@
                 <w:sz w:val="18"/>
                 <w:szCs w:val="18"/>
               </w:rPr>
-              <w:t xml:space="preserve">Gallery Presentation (10 minutes): Groups post their A3 dot-and-cross diagrams on the wall. Each group nominates one spokesperson who presents in 90 seconds: (a) the ion diagram, (b) how many electrons were lost or gained, (c) the resulting charge, and (d) which group in the periodic table the element belongs to — making the explicit claim: 'The charge on [element]'s ion equals its group number / (8 minus its group number).' Audience groups use a peer-feedback card with two prompts: 'One thing the diagram shows clearly…' and 'One question I still have about this diagram…' Sensemaking Discussion (10 minutes): Teacher leads a whole-class discussion anchored on the question: 'We now have evidence that Na loses 1 electron → Na⁺ (Group 1), Mg loses 2 → Mg²⁺ (Group 2), Al loses 3 → Al³⁺ (Group 3), O gains 2 → O²⁻ (Group 6), Cl gains 1 → Cl⁻ (Group 7). What pattern do you see between group number and ion charge?' Learners write a 3-sentence explanation in their books linking electron arrangement → ion formation → ion charge → group number. Finally, teacher returns to the CAN bag: 'We have Ca²⁺ and NO₃⁻. Now you know WHY calcium is Ca²⁺ — it is in Group 2. In our next lessons we will use these charges to explain why the formula is Ca(NO₃)₂ and not CaNO₃.'</w:t>
+              <w:t xml:space="preserve">Learners revisit the class DQB (established in Lesson 1). Working individually for 3 minutes, each learner writes on a sticky note (or index card) a response to one of two prompts: PROMPT A — 'One thing I can now explain about the fertiliser formula that I could NOT explain before today:' PROMPT B — 'One question the ion diagrams raised for me that the DQB does not yet answer:' Learners post Prompt A notes under the column 'NOW I CAN EXPLAIN…' and Prompt B notes under 'STILL WONDERING…' The teacher reads 3–4 Prompt B notes aloud and the class votes (thumbs up) on which unanswered questions should be prioritised in Lessons 5–8. Selected questions are circled on the DQB.</w:t>
             </w:r>
           </w:p>
         </w:tc>
@@ -12522,7 +12828,7 @@
                 <w:sz w:val="18"/>
                 <w:szCs w:val="18"/>
               </w:rPr>
-              <w:t xml:space="preserve">During gallery presentations, teacher stands to the side and resists correcting errors immediately. After each presentation ask the audience: 'Does this diagram match what YOU saw in the simulation? Raise your hand if you drew it differently.' If hands are raised: 'Kamau, come show us your version — what is different and why?' → WAIT 12 seconds. After all presentations, draw a summary table on the board collaboratively with learners: Group | Element | Electrons lost/gained | Ion charge. Cold-call one learner per row to fill in the table → WAIT 10 seconds per call (target at least 6 different learners across the table). After the table is complete, ask the class: 'What rule could a Kericho tea farmer use to predict the charge on any ion just by looking at the periodic table group number?' → Think-Pair-Share, 2 minutes. Cold-call 2 pairs. Write the agreed rule on the board: 'Metals in Groups 1, 2, 3 lose electrons equal to their group number → positive ions. Non-metals in Groups 6, 7 gain electrons to make up 8 → negative ions.' Explicitly anchor: 'This rule is why the formulae on those fertiliser bags are what they are — not random, but determined by electron structure.'</w:t>
+              <w:t xml:space="preserve">Say: 'Our Driving Question asks why those two fertiliser bags have such specific and different formulae. You have just built a key piece of evidence. Take 3 minutes — think quietly — and write your sticky note.' Circulate silently during the 3 minutes. After posting, read 4 Prompt B questions aloud verbatim without editing: 'Juma writes: If Ca²⁺ has a charge of 2+, why does it need TWO nitrate ions — what charge does nitrate carry?' — 'Who else is wondering something like this? Thumbs up.' Tally. This surfaces the concept of valency and formula writing that Lesson 5 will address. Conclude: 'Your Prompt B questions are exactly the questions chemists asked — and the answers ARE in the periodic table. Our DQB is now guiding where we go next.'</w:t>
             </w:r>
           </w:p>
         </w:tc>
@@ -12554,7 +12860,7 @@
                 <w:sz w:val="18"/>
                 <w:szCs w:val="18"/>
               </w:rPr>
-              <w:t xml:space="preserve">Claim-Evidence-Reasoning (CER) gallery critique (NGSS SEP 6 — Constructing Explanations): By requiring each presenting group to state an explicit claim ('the charge equals the group number') backed by their diagram as evidence, and by having audience groups generate questions, the lesson enacts disciplinary literacy in science. The whole-class pattern-finding discussion (filling the summary table) moves learners from individual ion cases to a generalisable rule — the hallmark of scientific sensemaking. Writing the 3-sentence explanation consolidates the rule in learners' own language before it is applied to the phenomenon.</w:t>
+              <w:t xml:space="preserve">Driving Question Board metacognitive update (NGSS SEP 1 — Asking Questions): The two-prompt structure separates consolidated knowledge (Prompt A) from productive uncertainty (Prompt B). Voting on unanswered questions gives learners agency over the inquiry trajectory and models how scientific communities prioritise research questions. The DQB physically accumulates across all 8 lessons, making the growth of understanding visible.</w:t>
             </w:r>
           </w:p>
         </w:tc>
@@ -12586,7 +12892,7 @@
                 <w:sz w:val="18"/>
                 <w:szCs w:val="18"/>
               </w:rPr>
-              <w:t xml:space="preserve">Observable indicators: (1) Each group's presentation explicitly states the relationship between group number and ionic charge — not just the charge value. (2) Every learner's 3-sentence written explanation contains the words 'electron arrangement,' 'group number,' and 'ion charge' used correctly. (3) The summary table on the board is correctly completed with learner input (teacher only prompts, does not write). Teacher uses the peer-feedback cards collected after the gallery to identify lingering misconceptions — specifically any learner who writes that 'all atoms form positive ions' or who conflates mass number with ion charge.</w:t>
+              <w:t xml:space="preserve">Observable indicators: (1) Every learner has posted at least one sticky note. (2) Prompt A notes correctly reference ion charge and/or group number — vague notes ('I learned about atoms') indicate a learner who has not consolidated the lesson objective and needs follow-up. (3) Prompt B notes that identify the charge-ratio problem (e.g., 'why Ca²⁺ needs two NO₃⁻') confirm readiness for Lesson 5 on valency and formula writing. Teacher photographs the DQB at the end of every lesson for the ARES platform record.</w:t>
             </w:r>
           </w:p>
         </w:tc>
@@ -12595,32 +12901,32 @@
         <w:tc>
           <w:tcPr>
             <w:tcW w:type="dxa" w:w="1520"/>
-            <w:shd w:fill="FCE4D6" w:color="auto" w:val="clear"/>
-            <w:tcMar>
-              <w:top w:type="dxa" w:w="60"/>
-              <w:left w:type="dxa" w:w="120"/>
-              <w:bottom w:type="dxa" w:w="60"/>
-              <w:right w:type="dxa" w:w="120"/>
-            </w:tcMar>
-            <w:vAlign w:val="top"/>
-          </w:tcPr>
-          <w:p>
-            <w:pPr>
-              <w:spacing w:after="40" w:before="0"/>
-              <w:jc w:val="left"/>
-            </w:pPr>
-            <w:r>
-              <w:rPr>
-                <w:rFonts w:ascii="Arial" w:cs="Arial" w:eastAsia="Arial" w:hAnsi="Arial"/>
-                <w:b/>
-                <w:bCs/>
-                <w:i w:val="false"/>
-                <w:iCs w:val="false"/>
-                <w:color w:val="000000"/>
-                <w:sz w:val="18"/>
-                <w:szCs w:val="18"/>
-              </w:rPr>
-              <w:t xml:space="preserve">Driving Question Board (DQB) Creation</w:t>
+            <w:shd w:fill="D5E8F0" w:color="auto" w:val="clear"/>
+            <w:tcMar>
+              <w:top w:type="dxa" w:w="60"/>
+              <w:left w:type="dxa" w:w="120"/>
+              <w:bottom w:type="dxa" w:w="60"/>
+              <w:right w:type="dxa" w:w="120"/>
+            </w:tcMar>
+            <w:vAlign w:val="top"/>
+          </w:tcPr>
+          <w:p>
+            <w:pPr>
+              <w:spacing w:after="40" w:before="0"/>
+              <w:jc w:val="left"/>
+            </w:pPr>
+            <w:r>
+              <w:rPr>
+                <w:rFonts w:ascii="Arial" w:cs="Arial" w:eastAsia="Arial" w:hAnsi="Arial"/>
+                <w:b/>
+                <w:bCs/>
+                <w:i w:val="false"/>
+                <w:iCs w:val="false"/>
+                <w:color w:val="000000"/>
+                <w:sz w:val="18"/>
+                <w:szCs w:val="18"/>
+              </w:rPr>
+              <w:t xml:space="preserve">Model Building Phase</w:t>
             </w:r>
           </w:p>
           <w:p>
@@ -12643,7 +12949,7 @@
             <w:pPr>
               <w:spacing w:after="20" w:before="0"/>
             </w:pPr>
-            <w:hyperlink w:history="1" r:id="rId5sklauhbnhn393ndy_d5x">
+            <w:hyperlink w:history="1" r:id="rIdghncmhbeioiahksoit0l6">
               <w:r>
                 <w:rPr>
                   <w:rFonts w:ascii="Arial" w:cs="Arial" w:eastAsia="Arial" w:hAnsi="Arial"/>
@@ -12652,7 +12958,7 @@
                   <w:szCs w:val="16"/>
                   <w:u w:val="single" w:color="2E75B6"/>
                 </w:rPr>
-                <w:t xml:space="preserve">Kinetic molecular theory of gases</w:t>
+                <w:t xml:space="preserve">Worked example: Finding the formula of an ionic compound</w:t>
               </w:r>
             </w:hyperlink>
           </w:p>
@@ -12676,7 +12982,7 @@
               <w:spacing w:after="10" w:before="0"/>
               <w:ind w:left="120"/>
             </w:pPr>
-            <w:hyperlink w:history="1" r:id="rIdop6uym9g9ytxljpwihw-i">
+            <w:hyperlink w:history="1" r:id="rIdc1b7l-e_iaoiosyudklmp">
               <w:r>
                 <w:rPr>
                   <w:rFonts w:ascii="Arial" w:cs="Arial" w:eastAsia="Arial" w:hAnsi="Arial"/>
@@ -12714,14 +13020,14 @@
                 <w:sz w:val="16"/>
                 <w:szCs w:val="16"/>
               </w:rPr>
-              <w:t xml:space="preserve">📖 HTML:</w:t>
+              <w:t xml:space="preserve">📖 EXERCISE:</w:t>
             </w:r>
           </w:p>
           <w:p>
             <w:pPr>
               <w:spacing w:after="20" w:before="0"/>
             </w:pPr>
-            <w:hyperlink w:history="1" r:id="rId3mwiv4azunx0u5gekzwkg">
+            <w:hyperlink w:history="1" r:id="rIdrqknzqusewopltr6cpykk">
               <w:r>
                 <w:rPr>
                   <w:rFonts w:ascii="Arial" w:cs="Arial" w:eastAsia="Arial" w:hAnsi="Arial"/>
@@ -12730,7 +13036,7 @@
                   <w:szCs w:val="16"/>
                   <w:u w:val="single" w:color="2E75B6"/>
                 </w:rPr>
-                <w:t xml:space="preserve">Transition Metal Ion Formation (Flexbook)</w:t>
+                <w:t xml:space="preserve">Predict the charge on monatomic ions</w:t>
               </w:r>
             </w:hyperlink>
           </w:p>
@@ -12746,7 +13052,7 @@
                 <w:sz w:val="14"/>
                 <w:szCs w:val="14"/>
               </w:rPr>
-              <w:t xml:space="preserve">Source: CK-12</w:t>
+              <w:t xml:space="preserve">Source: Khan Academy (English - US curriculum)</w:t>
             </w:r>
           </w:p>
           <w:p>
@@ -12754,313 +13060,7 @@
               <w:spacing w:after="10" w:before="0"/>
               <w:ind w:left="120"/>
             </w:pPr>
-            <w:hyperlink w:history="1" r:id="rIdsmgc_kfsqgprwe1rkapwn">
-              <w:r>
-                <w:rPr>
-                  <w:rFonts w:ascii="Arial" w:cs="Arial" w:eastAsia="Arial" w:hAnsi="Arial"/>
-                  <w:color w:val="595959"/>
-                  <w:sz w:val="14"/>
-                  <w:szCs w:val="14"/>
-                  <w:u w:val="single" w:color="595959"/>
-                </w:rPr>
-                <w:t xml:space="preserve">🔍 Search ARES for similar readings</w:t>
-              </w:r>
-            </w:hyperlink>
-          </w:p>
-        </w:tc>
-        <w:tc>
-          <w:tcPr>
-            <w:tcW w:type="dxa" w:w="3040"/>
-            <w:shd w:fill="FFFFFF" w:color="auto" w:val="clear"/>
-            <w:tcMar>
-              <w:top w:type="dxa" w:w="60"/>
-              <w:left w:type="dxa" w:w="120"/>
-              <w:bottom w:type="dxa" w:w="60"/>
-              <w:right w:type="dxa" w:w="120"/>
-            </w:tcMar>
-            <w:vAlign w:val="top"/>
-          </w:tcPr>
-          <w:p>
-            <w:pPr>
-              <w:spacing w:after="40" w:before="0"/>
-              <w:jc w:val="left"/>
-            </w:pPr>
-            <w:r>
-              <w:rPr>
-                <w:rFonts w:ascii="Arial" w:cs="Arial" w:eastAsia="Arial" w:hAnsi="Arial"/>
-                <w:b w:val="false"/>
-                <w:bCs w:val="false"/>
-                <w:i w:val="false"/>
-                <w:iCs w:val="false"/>
-                <w:color w:val="000000"/>
-                <w:sz w:val="18"/>
-                <w:szCs w:val="18"/>
-              </w:rPr>
-              <w:t xml:space="preserve">Learners revisit the class DQB (established in Lesson 1). Working individually for 3 minutes, each learner writes on a sticky note (or index card) a response to one of two prompts: PROMPT A — 'One thing I can now explain about the fertiliser formula that I could NOT explain before today:' PROMPT B — 'One question the ion diagrams raised for me that the DQB does not yet answer:' Learners post Prompt A notes under the column 'NOW I CAN EXPLAIN…' and Prompt B notes under 'STILL WONDERING…' The teacher reads 3–4 Prompt B notes aloud and the class votes (thumbs up) on which unanswered questions should be prioritised in Lessons 5–8. Selected questions are circled on the DQB.</w:t>
-            </w:r>
-          </w:p>
-        </w:tc>
-        <w:tc>
-          <w:tcPr>
-            <w:tcW w:type="dxa" w:w="3040"/>
-            <w:shd w:fill="F2F2F2" w:color="auto" w:val="clear"/>
-            <w:tcMar>
-              <w:top w:type="dxa" w:w="60"/>
-              <w:left w:type="dxa" w:w="120"/>
-              <w:bottom w:type="dxa" w:w="60"/>
-              <w:right w:type="dxa" w:w="120"/>
-            </w:tcMar>
-            <w:vAlign w:val="top"/>
-          </w:tcPr>
-          <w:p>
-            <w:pPr>
-              <w:spacing w:after="40" w:before="0"/>
-              <w:jc w:val="left"/>
-            </w:pPr>
-            <w:r>
-              <w:rPr>
-                <w:rFonts w:ascii="Arial" w:cs="Arial" w:eastAsia="Arial" w:hAnsi="Arial"/>
-                <w:b w:val="false"/>
-                <w:bCs w:val="false"/>
-                <w:i w:val="false"/>
-                <w:iCs w:val="false"/>
-                <w:color w:val="000000"/>
-                <w:sz w:val="18"/>
-                <w:szCs w:val="18"/>
-              </w:rPr>
-              <w:t xml:space="preserve">Say: 'Our Driving Question asks why those two fertiliser bags have such specific and different formulae. You have just built a key piece of evidence. Take 3 minutes — think quietly — and write your sticky note.' Circulate silently during the 3 minutes. After posting, read 4 Prompt B questions aloud verbatim without editing: 'Juma writes: If Ca²⁺ has a charge of 2+, why does it need TWO nitrate ions — what charge does nitrate carry?' — 'Who else is wondering something like this? Thumbs up.' Tally. This surfaces the concept of valency and formula writing that Lesson 5 will address. Conclude: 'Your Prompt B questions are exactly the questions chemists asked — and the answers ARE in the periodic table. Our DQB is now guiding where we go next.'</w:t>
-            </w:r>
-          </w:p>
-        </w:tc>
-        <w:tc>
-          <w:tcPr>
-            <w:tcW w:type="dxa" w:w="3040"/>
-            <w:shd w:fill="FFFFFF" w:color="auto" w:val="clear"/>
-            <w:tcMar>
-              <w:top w:type="dxa" w:w="60"/>
-              <w:left w:type="dxa" w:w="120"/>
-              <w:bottom w:type="dxa" w:w="60"/>
-              <w:right w:type="dxa" w:w="120"/>
-            </w:tcMar>
-            <w:vAlign w:val="top"/>
-          </w:tcPr>
-          <w:p>
-            <w:pPr>
-              <w:spacing w:after="40" w:before="0"/>
-              <w:jc w:val="left"/>
-            </w:pPr>
-            <w:r>
-              <w:rPr>
-                <w:rFonts w:ascii="Arial" w:cs="Arial" w:eastAsia="Arial" w:hAnsi="Arial"/>
-                <w:b w:val="false"/>
-                <w:bCs w:val="false"/>
-                <w:i w:val="false"/>
-                <w:iCs w:val="false"/>
-                <w:color w:val="000000"/>
-                <w:sz w:val="18"/>
-                <w:szCs w:val="18"/>
-              </w:rPr>
-              <w:t xml:space="preserve">Driving Question Board metacognitive update (NGSS SEP 1 — Asking Questions): The two-prompt structure separates consolidated knowledge (Prompt A) from productive uncertainty (Prompt B). Voting on unanswered questions gives learners agency over the inquiry trajectory and models how scientific communities prioritise research questions. The DQB physically accumulates across all 8 lessons, making the growth of understanding visible.</w:t>
-            </w:r>
-          </w:p>
-        </w:tc>
-        <w:tc>
-          <w:tcPr>
-            <w:tcW w:type="dxa" w:w="3040"/>
-            <w:shd w:fill="F2F2F2" w:color="auto" w:val="clear"/>
-            <w:tcMar>
-              <w:top w:type="dxa" w:w="60"/>
-              <w:left w:type="dxa" w:w="120"/>
-              <w:bottom w:type="dxa" w:w="60"/>
-              <w:right w:type="dxa" w:w="120"/>
-            </w:tcMar>
-            <w:vAlign w:val="top"/>
-          </w:tcPr>
-          <w:p>
-            <w:pPr>
-              <w:spacing w:after="40" w:before="0"/>
-              <w:jc w:val="left"/>
-            </w:pPr>
-            <w:r>
-              <w:rPr>
-                <w:rFonts w:ascii="Arial" w:cs="Arial" w:eastAsia="Arial" w:hAnsi="Arial"/>
-                <w:b w:val="false"/>
-                <w:bCs w:val="false"/>
-                <w:i w:val="false"/>
-                <w:iCs w:val="false"/>
-                <w:color w:val="000000"/>
-                <w:sz w:val="18"/>
-                <w:szCs w:val="18"/>
-              </w:rPr>
-              <w:t xml:space="preserve">Observable indicators: (1) Every learner has posted at least one sticky note. (2) Prompt A notes correctly reference ion charge and/or group number — vague notes ('I learned about atoms') indicate a learner who has not consolidated the lesson objective and needs follow-up. (3) Prompt B notes that identify the charge-ratio problem (e.g., 'why Ca²⁺ needs two NO₃⁻') confirm readiness for Lesson 5 on valency and formula writing. Teacher photographs the DQB at the end of every lesson for the ARES platform record.</w:t>
-            </w:r>
-          </w:p>
-        </w:tc>
-      </w:tr>
-      <w:tr>
-        <w:tc>
-          <w:tcPr>
-            <w:tcW w:type="dxa" w:w="1520"/>
-            <w:shd w:fill="D5E8F0" w:color="auto" w:val="clear"/>
-            <w:tcMar>
-              <w:top w:type="dxa" w:w="60"/>
-              <w:left w:type="dxa" w:w="120"/>
-              <w:bottom w:type="dxa" w:w="60"/>
-              <w:right w:type="dxa" w:w="120"/>
-            </w:tcMar>
-            <w:vAlign w:val="top"/>
-          </w:tcPr>
-          <w:p>
-            <w:pPr>
-              <w:spacing w:after="40" w:before="0"/>
-              <w:jc w:val="left"/>
-            </w:pPr>
-            <w:r>
-              <w:rPr>
-                <w:rFonts w:ascii="Arial" w:cs="Arial" w:eastAsia="Arial" w:hAnsi="Arial"/>
-                <w:b/>
-                <w:bCs/>
-                <w:i w:val="false"/>
-                <w:iCs w:val="false"/>
-                <w:color w:val="000000"/>
-                <w:sz w:val="18"/>
-                <w:szCs w:val="18"/>
-              </w:rPr>
-              <w:t xml:space="preserve">Model Building Phase</w:t>
-            </w:r>
-          </w:p>
-          <w:p>
-            <w:pPr>
-              <w:spacing w:after="20" w:before="0"/>
-            </w:pPr>
-            <w:r>
-              <w:rPr>
-                <w:rFonts w:ascii="Arial" w:cs="Arial" w:eastAsia="Arial" w:hAnsi="Arial"/>
-                <w:b/>
-                <w:bCs/>
-                <w:color w:val="1F3864"/>
-                <w:sz w:val="16"/>
-                <w:szCs w:val="16"/>
-              </w:rPr>
-              <w:t xml:space="preserve">📹 VIDEO:</w:t>
-            </w:r>
-          </w:p>
-          <w:p>
-            <w:pPr>
-              <w:spacing w:after="20" w:before="0"/>
-            </w:pPr>
-            <w:hyperlink w:history="1" r:id="rIdctc2_qtaryqvzr6036ucz">
-              <w:r>
-                <w:rPr>
-                  <w:rFonts w:ascii="Arial" w:cs="Arial" w:eastAsia="Arial" w:hAnsi="Arial"/>
-                  <w:color w:val="2E75B6"/>
-                  <w:sz w:val="16"/>
-                  <w:szCs w:val="16"/>
-                  <w:u w:val="single" w:color="2E75B6"/>
-                </w:rPr>
-                <w:t xml:space="preserve">Kinetic molecular theory of gases</w:t>
-              </w:r>
-            </w:hyperlink>
-          </w:p>
-          <w:p>
-            <w:pPr>
-              <w:spacing w:after="10" w:before="0"/>
-              <w:ind w:left="120"/>
-            </w:pPr>
-            <w:r>
-              <w:rPr>
-                <w:rFonts w:ascii="Arial" w:cs="Arial" w:eastAsia="Arial" w:hAnsi="Arial"/>
-                <w:color w:val="595959"/>
-                <w:sz w:val="14"/>
-                <w:szCs w:val="14"/>
-              </w:rPr>
-              <w:t xml:space="preserve">Source: Khan Academy (English - US curriculum)</w:t>
-            </w:r>
-          </w:p>
-          <w:p>
-            <w:pPr>
-              <w:spacing w:after="10" w:before="0"/>
-              <w:ind w:left="120"/>
-            </w:pPr>
-            <w:hyperlink w:history="1" r:id="rIdgqbs8qikah-56tjsnysxg">
-              <w:r>
-                <w:rPr>
-                  <w:rFonts w:ascii="Arial" w:cs="Arial" w:eastAsia="Arial" w:hAnsi="Arial"/>
-                  <w:color w:val="595959"/>
-                  <w:sz w:val="14"/>
-                  <w:szCs w:val="14"/>
-                  <w:u w:val="single" w:color="595959"/>
-                </w:rPr>
-                <w:t xml:space="preserve">🔍 Search ARES for similar videos</w:t>
-              </w:r>
-            </w:hyperlink>
-          </w:p>
-          <w:p>
-            <w:pPr>
-              <w:spacing w:after="40" w:before="0"/>
-            </w:pPr>
-            <w:r>
-              <w:rPr>
-                <w:sz w:val="14"/>
-                <w:szCs w:val="14"/>
-              </w:rPr>
-              <w:t xml:space="preserve"/>
-            </w:r>
-          </w:p>
-          <w:p>
-            <w:pPr>
-              <w:spacing w:after="20" w:before="0"/>
-            </w:pPr>
-            <w:r>
-              <w:rPr>
-                <w:rFonts w:ascii="Arial" w:cs="Arial" w:eastAsia="Arial" w:hAnsi="Arial"/>
-                <w:b/>
-                <w:bCs/>
-                <w:color w:val="1F3864"/>
-                <w:sz w:val="16"/>
-                <w:szCs w:val="16"/>
-              </w:rPr>
-              <w:t xml:space="preserve">📖 HTML:</w:t>
-            </w:r>
-          </w:p>
-          <w:p>
-            <w:pPr>
-              <w:spacing w:after="20" w:before="0"/>
-            </w:pPr>
-            <w:hyperlink w:history="1" r:id="rIdofozapmvs3k9mbknxj_1a">
-              <w:r>
-                <w:rPr>
-                  <w:rFonts w:ascii="Arial" w:cs="Arial" w:eastAsia="Arial" w:hAnsi="Arial"/>
-                  <w:color w:val="2E75B6"/>
-                  <w:sz w:val="16"/>
-                  <w:szCs w:val="16"/>
-                  <w:u w:val="single" w:color="2E75B6"/>
-                </w:rPr>
-                <w:t xml:space="preserve">Transition Metal Ion Formation (Flexbook)</w:t>
-              </w:r>
-            </w:hyperlink>
-          </w:p>
-          <w:p>
-            <w:pPr>
-              <w:spacing w:after="10" w:before="0"/>
-              <w:ind w:left="120"/>
-            </w:pPr>
-            <w:r>
-              <w:rPr>
-                <w:rFonts w:ascii="Arial" w:cs="Arial" w:eastAsia="Arial" w:hAnsi="Arial"/>
-                <w:color w:val="595959"/>
-                <w:sz w:val="14"/>
-                <w:szCs w:val="14"/>
-              </w:rPr>
-              <w:t xml:space="preserve">Source: CK-12</w:t>
-            </w:r>
-          </w:p>
-          <w:p>
-            <w:pPr>
-              <w:spacing w:after="10" w:before="0"/>
-              <w:ind w:left="120"/>
-            </w:pPr>
-            <w:hyperlink w:history="1" r:id="rIdeio8kxmdt4wzji99-hd6f">
+            <w:hyperlink w:history="1" r:id="rIdemjfkio31paozeslz6cid">
               <w:r>
                 <w:rPr>
                   <w:rFonts w:ascii="Arial" w:cs="Arial" w:eastAsia="Arial" w:hAnsi="Arial"/>
@@ -14642,7 +14642,7 @@
             <w:pPr>
               <w:spacing w:after="20" w:before="0"/>
             </w:pPr>
-            <w:hyperlink w:history="1" r:id="rIdifq68xo0ormreekgfv77o">
+            <w:hyperlink w:history="1" r:id="rIdb3zcgtqm84b5j09tzqhmi">
               <w:r>
                 <w:rPr>
                   <w:rFonts w:ascii="Arial" w:cs="Arial" w:eastAsia="Arial" w:hAnsi="Arial"/>
@@ -14651,7 +14651,7 @@
                   <w:szCs w:val="16"/>
                   <w:u w:val="single" w:color="2E75B6"/>
                 </w:rPr>
-                <w:t xml:space="preserve">Simplifying Radicals Review Principles - Basic</w:t>
+                <w:t xml:space="preserve">Groups of the periodic table</w:t>
               </w:r>
             </w:hyperlink>
           </w:p>
@@ -14667,7 +14667,7 @@
                 <w:sz w:val="14"/>
                 <w:szCs w:val="14"/>
               </w:rPr>
-              <w:t xml:space="preserve">Source: CK-12</w:t>
+              <w:t xml:space="preserve">Source: Khan Academy (English - US curriculum)</w:t>
             </w:r>
           </w:p>
           <w:p>
@@ -14675,7 +14675,7 @@
               <w:spacing w:after="10" w:before="0"/>
               <w:ind w:left="120"/>
             </w:pPr>
-            <w:hyperlink w:history="1" r:id="rId4wtdng3lg_yyrfpwlnmac">
+            <w:hyperlink w:history="1" r:id="rIdgy6pntrr7xr04umekfywe">
               <w:r>
                 <w:rPr>
                   <w:rFonts w:ascii="Arial" w:cs="Arial" w:eastAsia="Arial" w:hAnsi="Arial"/>
@@ -14720,7 +14720,7 @@
             <w:pPr>
               <w:spacing w:after="20" w:before="0"/>
             </w:pPr>
-            <w:hyperlink w:history="1" r:id="rIdvm0cfu91njgjlbyboqgvb">
+            <w:hyperlink w:history="1" r:id="rIdn8pp_zf10lgrctf96vtn2">
               <w:r>
                 <w:rPr>
                   <w:rFonts w:ascii="Arial" w:cs="Arial" w:eastAsia="Arial" w:hAnsi="Arial"/>
@@ -14729,7 +14729,7 @@
                   <w:szCs w:val="16"/>
                   <w:u w:val="single" w:color="2E75B6"/>
                 </w:rPr>
-                <w:t xml:space="preserve">Observation: Penny Oxidation (PLIX)</w:t>
+                <w:t xml:space="preserve">Changes in Oxidation Number in Redox Reactions (Flexbook)</w:t>
               </w:r>
             </w:hyperlink>
           </w:p>
@@ -14753,7 +14753,7 @@
               <w:spacing w:after="10" w:before="0"/>
               <w:ind w:left="120"/>
             </w:pPr>
-            <w:hyperlink w:history="1" r:id="rIdtm8chu06pcrwyxnzc8g3z">
+            <w:hyperlink w:history="1" r:id="rIdiiuzbir2kqie1d2kwrpie">
               <w:r>
                 <w:rPr>
                   <w:rFonts w:ascii="Arial" w:cs="Arial" w:eastAsia="Arial" w:hAnsi="Arial"/>
@@ -14948,7 +14948,7 @@
             <w:pPr>
               <w:spacing w:after="20" w:before="0"/>
             </w:pPr>
-            <w:hyperlink w:history="1" r:id="rIdh9gcdtthstivbq6c8btdk">
+            <w:hyperlink w:history="1" r:id="rIdr8jpgvdmqubyvzc9appch">
               <w:r>
                 <w:rPr>
                   <w:rFonts w:ascii="Arial" w:cs="Arial" w:eastAsia="Arial" w:hAnsi="Arial"/>
@@ -14957,7 +14957,7 @@
                   <w:szCs w:val="16"/>
                   <w:u w:val="single" w:color="2E75B6"/>
                 </w:rPr>
-                <w:t xml:space="preserve">Simplifying Radicals Review Principles - Basic</w:t>
+                <w:t xml:space="preserve">Oxidation state trends in periodic table</w:t>
               </w:r>
             </w:hyperlink>
           </w:p>
@@ -14973,7 +14973,7 @@
                 <w:sz w:val="14"/>
                 <w:szCs w:val="14"/>
               </w:rPr>
-              <w:t xml:space="preserve">Source: CK-12</w:t>
+              <w:t xml:space="preserve">Source: Khan Academy (English - US curriculum)</w:t>
             </w:r>
           </w:p>
           <w:p>
@@ -14981,7 +14981,7 @@
               <w:spacing w:after="10" w:before="0"/>
               <w:ind w:left="120"/>
             </w:pPr>
-            <w:hyperlink w:history="1" r:id="rIdzn0-vr6devsjrqzl8klbx">
+            <w:hyperlink w:history="1" r:id="rIdgnkdett6hrtvss3rav5uc">
               <w:r>
                 <w:rPr>
                   <w:rFonts w:ascii="Arial" w:cs="Arial" w:eastAsia="Arial" w:hAnsi="Arial"/>
@@ -15019,14 +15019,14 @@
                 <w:sz w:val="16"/>
                 <w:szCs w:val="16"/>
               </w:rPr>
-              <w:t xml:space="preserve">📖 HTML:</w:t>
+              <w:t xml:space="preserve">📖 EXERCISE:</w:t>
             </w:r>
           </w:p>
           <w:p>
             <w:pPr>
               <w:spacing w:after="20" w:before="0"/>
             </w:pPr>
-            <w:hyperlink w:history="1" r:id="rIdcvla5mp4ooydr0hh9qsl_">
+            <w:hyperlink w:history="1" r:id="rIdrpnprbpcengk27hmfqzdv">
               <w:r>
                 <w:rPr>
                   <w:rFonts w:ascii="Arial" w:cs="Arial" w:eastAsia="Arial" w:hAnsi="Arial"/>
@@ -15035,7 +15035,7 @@
                   <w:szCs w:val="16"/>
                   <w:u w:val="single" w:color="2E75B6"/>
                 </w:rPr>
-                <w:t xml:space="preserve">Observation: Penny Oxidation (PLIX)</w:t>
+                <w:t xml:space="preserve">Changes in Oxidation Number in Redox Reactions Practice</w:t>
               </w:r>
             </w:hyperlink>
           </w:p>
@@ -15059,7 +15059,7 @@
               <w:spacing w:after="10" w:before="0"/>
               <w:ind w:left="120"/>
             </w:pPr>
-            <w:hyperlink w:history="1" r:id="rIdz-72bbamvnbn-dlclmi3b">
+            <w:hyperlink w:history="1" r:id="rIdrhx3elsbzyko2iwblu6ws">
               <w:r>
                 <w:rPr>
                   <w:rFonts w:ascii="Arial" w:cs="Arial" w:eastAsia="Arial" w:hAnsi="Arial"/>
@@ -15254,7 +15254,7 @@
             <w:pPr>
               <w:spacing w:after="20" w:before="0"/>
             </w:pPr>
-            <w:hyperlink w:history="1" r:id="rIdq00ipntykafqcr5rxffg4">
+            <w:hyperlink w:history="1" r:id="rIdhcvl_ed_c-luzqoqchb9a">
               <w:r>
                 <w:rPr>
                   <w:rFonts w:ascii="Arial" w:cs="Arial" w:eastAsia="Arial" w:hAnsi="Arial"/>
@@ -15263,7 +15263,7 @@
                   <w:szCs w:val="16"/>
                   <w:u w:val="single" w:color="2E75B6"/>
                 </w:rPr>
-                <w:t xml:space="preserve">Simplifying Radicals Review Principles - Basic</w:t>
+                <w:t xml:space="preserve">Groups of the periodic table</w:t>
               </w:r>
             </w:hyperlink>
           </w:p>
@@ -15279,7 +15279,7 @@
                 <w:sz w:val="14"/>
                 <w:szCs w:val="14"/>
               </w:rPr>
-              <w:t xml:space="preserve">Source: CK-12</w:t>
+              <w:t xml:space="preserve">Source: Khan Academy (English - US curriculum)</w:t>
             </w:r>
           </w:p>
           <w:p>
@@ -15287,7 +15287,7 @@
               <w:spacing w:after="10" w:before="0"/>
               <w:ind w:left="120"/>
             </w:pPr>
-            <w:hyperlink w:history="1" r:id="rIdcnvfvxefrdrunm_mmdayq">
+            <w:hyperlink w:history="1" r:id="rIdhdx_r5ldjnmfdaye7wih9">
               <w:r>
                 <w:rPr>
                   <w:rFonts w:ascii="Arial" w:cs="Arial" w:eastAsia="Arial" w:hAnsi="Arial"/>
@@ -15332,7 +15332,7 @@
             <w:pPr>
               <w:spacing w:after="20" w:before="0"/>
             </w:pPr>
-            <w:hyperlink w:history="1" r:id="rIdosuidcleid81h7vvd4k5k">
+            <w:hyperlink w:history="1" r:id="rIdvhftj-gel9ifotyxyjdsj">
               <w:r>
                 <w:rPr>
                   <w:rFonts w:ascii="Arial" w:cs="Arial" w:eastAsia="Arial" w:hAnsi="Arial"/>
@@ -15341,7 +15341,7 @@
                   <w:szCs w:val="16"/>
                   <w:u w:val="single" w:color="2E75B6"/>
                 </w:rPr>
-                <w:t xml:space="preserve">Observation: Penny Oxidation (PLIX)</w:t>
+                <w:t xml:space="preserve">Balancing Redox Reactions: Oxidation Number Change Method (Flexbook)</w:t>
               </w:r>
             </w:hyperlink>
           </w:p>
@@ -15365,7 +15365,7 @@
               <w:spacing w:after="10" w:before="0"/>
               <w:ind w:left="120"/>
             </w:pPr>
-            <w:hyperlink w:history="1" r:id="rIdtmkaabd5_5-qwqaa9zm-h">
+            <w:hyperlink w:history="1" r:id="rIdpaiv770l3yepjczyoaoz_">
               <w:r>
                 <w:rPr>
                   <w:rFonts w:ascii="Arial" w:cs="Arial" w:eastAsia="Arial" w:hAnsi="Arial"/>
@@ -15560,7 +15560,7 @@
             <w:pPr>
               <w:spacing w:after="20" w:before="0"/>
             </w:pPr>
-            <w:hyperlink w:history="1" r:id="rIdkyowlesuxy6qvnospebbr">
+            <w:hyperlink w:history="1" r:id="rIdotp5jbkxyto9qtpj1qa2w">
               <w:r>
                 <w:rPr>
                   <w:rFonts w:ascii="Arial" w:cs="Arial" w:eastAsia="Arial" w:hAnsi="Arial"/>
@@ -15569,7 +15569,7 @@
                   <w:szCs w:val="16"/>
                   <w:u w:val="single" w:color="2E75B6"/>
                 </w:rPr>
-                <w:t xml:space="preserve">Simplifying Radicals Review Principles - Basic</w:t>
+                <w:t xml:space="preserve">Groups of the periodic table</w:t>
               </w:r>
             </w:hyperlink>
           </w:p>
@@ -15585,7 +15585,7 @@
                 <w:sz w:val="14"/>
                 <w:szCs w:val="14"/>
               </w:rPr>
-              <w:t xml:space="preserve">Source: CK-12</w:t>
+              <w:t xml:space="preserve">Source: Khan Academy (English - US curriculum)</w:t>
             </w:r>
           </w:p>
           <w:p>
@@ -15593,7 +15593,7 @@
               <w:spacing w:after="10" w:before="0"/>
               <w:ind w:left="120"/>
             </w:pPr>
-            <w:hyperlink w:history="1" r:id="rIdzuex5_lnh9vhsnicy8c44">
+            <w:hyperlink w:history="1" r:id="rId4byxytkxvtuxz_abrphcs">
               <w:r>
                 <w:rPr>
                   <w:rFonts w:ascii="Arial" w:cs="Arial" w:eastAsia="Arial" w:hAnsi="Arial"/>
@@ -15631,14 +15631,14 @@
                 <w:sz w:val="16"/>
                 <w:szCs w:val="16"/>
               </w:rPr>
-              <w:t xml:space="preserve">📖 HTML:</w:t>
+              <w:t xml:space="preserve">📖 EXERCISE:</w:t>
             </w:r>
           </w:p>
           <w:p>
             <w:pPr>
               <w:spacing w:after="20" w:before="0"/>
             </w:pPr>
-            <w:hyperlink w:history="1" r:id="rIdj2qrae4dp8biuhycjt5dy">
+            <w:hyperlink w:history="1" r:id="rIdimnaduowcyeqpghmb1n_j">
               <w:r>
                 <w:rPr>
                   <w:rFonts w:ascii="Arial" w:cs="Arial" w:eastAsia="Arial" w:hAnsi="Arial"/>
@@ -15647,7 +15647,7 @@
                   <w:szCs w:val="16"/>
                   <w:u w:val="single" w:color="2E75B6"/>
                 </w:rPr>
-                <w:t xml:space="preserve">Observation: Penny Oxidation (PLIX)</w:t>
+                <w:t xml:space="preserve">Balancing Redox Reactions: Oxidation Number Change Method Practice</w:t>
               </w:r>
             </w:hyperlink>
           </w:p>
@@ -15671,7 +15671,7 @@
               <w:spacing w:after="10" w:before="0"/>
               <w:ind w:left="120"/>
             </w:pPr>
-            <w:hyperlink w:history="1" r:id="rIdbehjg_m3khlp6suxvjqly">
+            <w:hyperlink w:history="1" r:id="rIdn3kfbbvp7g9kaypvbeqej">
               <w:r>
                 <w:rPr>
                   <w:rFonts w:ascii="Arial" w:cs="Arial" w:eastAsia="Arial" w:hAnsi="Arial"/>
@@ -15866,7 +15866,7 @@
             <w:pPr>
               <w:spacing w:after="20" w:before="0"/>
             </w:pPr>
-            <w:hyperlink w:history="1" r:id="rId4twiao02dqzhodu8oonfj">
+            <w:hyperlink w:history="1" r:id="rIdv1hzgn74gf9vu5npkbekl">
               <w:r>
                 <w:rPr>
                   <w:rFonts w:ascii="Arial" w:cs="Arial" w:eastAsia="Arial" w:hAnsi="Arial"/>
@@ -15875,7 +15875,7 @@
                   <w:szCs w:val="16"/>
                   <w:u w:val="single" w:color="2E75B6"/>
                 </w:rPr>
-                <w:t xml:space="preserve">Simplifying Radicals Review Principles - Basic</w:t>
+                <w:t xml:space="preserve">Groups of the periodic table</w:t>
               </w:r>
             </w:hyperlink>
           </w:p>
@@ -15891,7 +15891,7 @@
                 <w:sz w:val="14"/>
                 <w:szCs w:val="14"/>
               </w:rPr>
-              <w:t xml:space="preserve">Source: CK-12</w:t>
+              <w:t xml:space="preserve">Source: Khan Academy (English - US curriculum)</w:t>
             </w:r>
           </w:p>
           <w:p>
@@ -15899,7 +15899,7 @@
               <w:spacing w:after="10" w:before="0"/>
               <w:ind w:left="120"/>
             </w:pPr>
-            <w:hyperlink w:history="1" r:id="rIdx8i8ejui4ubjvt1iuxsiq">
+            <w:hyperlink w:history="1" r:id="rId9_fhg0wkbh49q3fjv4d-g">
               <w:r>
                 <w:rPr>
                   <w:rFonts w:ascii="Arial" w:cs="Arial" w:eastAsia="Arial" w:hAnsi="Arial"/>
@@ -15937,14 +15937,14 @@
                 <w:sz w:val="16"/>
                 <w:szCs w:val="16"/>
               </w:rPr>
-              <w:t xml:space="preserve">📖 HTML:</w:t>
+              <w:t xml:space="preserve">📖 EXERCISE:</w:t>
             </w:r>
           </w:p>
           <w:p>
             <w:pPr>
               <w:spacing w:after="20" w:before="0"/>
             </w:pPr>
-            <w:hyperlink w:history="1" r:id="rIdkrooph29hhmrblf9ro9c5">
+            <w:hyperlink w:history="1" r:id="rIdtbuiatzjnos11sp8vvswp">
               <w:r>
                 <w:rPr>
                   <w:rFonts w:ascii="Arial" w:cs="Arial" w:eastAsia="Arial" w:hAnsi="Arial"/>
@@ -15953,7 +15953,7 @@
                   <w:szCs w:val="16"/>
                   <w:u w:val="single" w:color="2E75B6"/>
                 </w:rPr>
-                <w:t xml:space="preserve">Observation: Penny Oxidation (PLIX)</w:t>
+                <w:t xml:space="preserve">Predict the charge on monatomic ions</w:t>
               </w:r>
             </w:hyperlink>
           </w:p>
@@ -15969,7 +15969,7 @@
                 <w:sz w:val="14"/>
                 <w:szCs w:val="14"/>
               </w:rPr>
-              <w:t xml:space="preserve">Source: CK-12</w:t>
+              <w:t xml:space="preserve">Source: Khan Academy (English - US curriculum)</w:t>
             </w:r>
           </w:p>
           <w:p>
@@ -15977,7 +15977,7 @@
               <w:spacing w:after="10" w:before="0"/>
               <w:ind w:left="120"/>
             </w:pPr>
-            <w:hyperlink w:history="1" r:id="rIdc4rppmz3uc_r560dcwr_e">
+            <w:hyperlink w:history="1" r:id="rIdzmhzmvbifdbrpcbfdui-f">
               <w:r>
                 <w:rPr>
                   <w:rFonts w:ascii="Arial" w:cs="Arial" w:eastAsia="Arial" w:hAnsi="Arial"/>
@@ -17464,7 +17464,7 @@
             <w:pPr>
               <w:spacing w:after="20" w:before="0"/>
             </w:pPr>
-            <w:hyperlink w:history="1" r:id="rId_8undlvbq7a-66tzvhwbn">
+            <w:hyperlink w:history="1" r:id="rIdwfvv3_s80arybnqmph6jn">
               <w:r>
                 <w:rPr>
                   <w:rFonts w:ascii="Arial" w:cs="Arial" w:eastAsia="Arial" w:hAnsi="Arial"/>
@@ -17473,7 +17473,7 @@
                   <w:szCs w:val="16"/>
                   <w:u w:val="single" w:color="2E75B6"/>
                 </w:rPr>
-                <w:t xml:space="preserve">Second partial derivative test</w:t>
+                <w:t xml:space="preserve">Atomic and ionic radii</w:t>
               </w:r>
             </w:hyperlink>
           </w:p>
@@ -17497,7 +17497,7 @@
               <w:spacing w:after="10" w:before="0"/>
               <w:ind w:left="120"/>
             </w:pPr>
-            <w:hyperlink w:history="1" r:id="rIdjw6yrfx07ipdnkkdjugar">
+            <w:hyperlink w:history="1" r:id="rId6h_fottyobjt7vk-dzewi">
               <w:r>
                 <w:rPr>
                   <w:rFonts w:ascii="Arial" w:cs="Arial" w:eastAsia="Arial" w:hAnsi="Arial"/>
@@ -17542,7 +17542,7 @@
             <w:pPr>
               <w:spacing w:after="20" w:before="0"/>
             </w:pPr>
-            <w:hyperlink w:history="1" r:id="rIdj-bp1t57jjsavklgwns-j">
+            <w:hyperlink w:history="1" r:id="rId6ty5qceub_88rbbhdylmk">
               <w:r>
                 <w:rPr>
                   <w:rFonts w:ascii="Arial" w:cs="Arial" w:eastAsia="Arial" w:hAnsi="Arial"/>
@@ -17551,7 +17551,7 @@
                   <w:szCs w:val="16"/>
                   <w:u w:val="single" w:color="2E75B6"/>
                 </w:rPr>
-                <w:t xml:space="preserve">Chemical Bonding (Flexbook)</w:t>
+                <w:t xml:space="preserve">Writing the Periodic Table (PLIX)</w:t>
               </w:r>
             </w:hyperlink>
           </w:p>
@@ -17575,7 +17575,7 @@
               <w:spacing w:after="10" w:before="0"/>
               <w:ind w:left="120"/>
             </w:pPr>
-            <w:hyperlink w:history="1" r:id="rIdcepdvm-nfmay_s-5xkyns">
+            <w:hyperlink w:history="1" r:id="rIdkpl5b-iuv3kfxebuwsrcx">
               <w:r>
                 <w:rPr>
                   <w:rFonts w:ascii="Arial" w:cs="Arial" w:eastAsia="Arial" w:hAnsi="Arial"/>
@@ -17770,7 +17770,7 @@
             <w:pPr>
               <w:spacing w:after="20" w:before="0"/>
             </w:pPr>
-            <w:hyperlink w:history="1" r:id="rIdfunb7p_ohy4puf_-vnoiu">
+            <w:hyperlink w:history="1" r:id="rIddperzqx8etcys4lwyoqgr">
               <w:r>
                 <w:rPr>
                   <w:rFonts w:ascii="Arial" w:cs="Arial" w:eastAsia="Arial" w:hAnsi="Arial"/>
@@ -17779,7 +17779,7 @@
                   <w:szCs w:val="16"/>
                   <w:u w:val="single" w:color="2E75B6"/>
                 </w:rPr>
-                <w:t xml:space="preserve">Second partial derivative test</w:t>
+                <w:t xml:space="preserve">Atomic and ionic radii</w:t>
               </w:r>
             </w:hyperlink>
           </w:p>
@@ -17803,7 +17803,7 @@
               <w:spacing w:after="10" w:before="0"/>
               <w:ind w:left="120"/>
             </w:pPr>
-            <w:hyperlink w:history="1" r:id="rIdjsrc5s8ylr9pzscovmo0o">
+            <w:hyperlink w:history="1" r:id="rIdl3gzkholdbuzyg0vgykel">
               <w:r>
                 <w:rPr>
                   <w:rFonts w:ascii="Arial" w:cs="Arial" w:eastAsia="Arial" w:hAnsi="Arial"/>
@@ -17848,7 +17848,7 @@
             <w:pPr>
               <w:spacing w:after="20" w:before="0"/>
             </w:pPr>
-            <w:hyperlink w:history="1" r:id="rIdd1_v8ekx0iu8vldjn3hcv">
+            <w:hyperlink w:history="1" r:id="rIdgkrimqf-ddjawlmnau4gq">
               <w:r>
                 <w:rPr>
                   <w:rFonts w:ascii="Arial" w:cs="Arial" w:eastAsia="Arial" w:hAnsi="Arial"/>
@@ -17857,7 +17857,7 @@
                   <w:szCs w:val="16"/>
                   <w:u w:val="single" w:color="2E75B6"/>
                 </w:rPr>
-                <w:t xml:space="preserve">Chemical Bonding (Flexbook)</w:t>
+                <w:t xml:space="preserve">Writing the Periodic Table (PLIX)</w:t>
               </w:r>
             </w:hyperlink>
           </w:p>
@@ -17881,7 +17881,7 @@
               <w:spacing w:after="10" w:before="0"/>
               <w:ind w:left="120"/>
             </w:pPr>
-            <w:hyperlink w:history="1" r:id="rIddgu9zzgudh9uo6biiwvvd">
+            <w:hyperlink w:history="1" r:id="rIdcaj1xxvj9t46uiykqmhq8">
               <w:r>
                 <w:rPr>
                   <w:rFonts w:ascii="Arial" w:cs="Arial" w:eastAsia="Arial" w:hAnsi="Arial"/>
@@ -18076,7 +18076,7 @@
             <w:pPr>
               <w:spacing w:after="20" w:before="0"/>
             </w:pPr>
-            <w:hyperlink w:history="1" r:id="rIduokr1eq9qt4k4wrm54xr1">
+            <w:hyperlink w:history="1" r:id="rId_m8agovsebaqx_jqlo8ny">
               <w:r>
                 <w:rPr>
                   <w:rFonts w:ascii="Arial" w:cs="Arial" w:eastAsia="Arial" w:hAnsi="Arial"/>
@@ -18085,7 +18085,7 @@
                   <w:szCs w:val="16"/>
                   <w:u w:val="single" w:color="2E75B6"/>
                 </w:rPr>
-                <w:t xml:space="preserve">Second partial derivative test</w:t>
+                <w:t xml:space="preserve">Atomic and ionic radii</w:t>
               </w:r>
             </w:hyperlink>
           </w:p>
@@ -18109,7 +18109,7 @@
               <w:spacing w:after="10" w:before="0"/>
               <w:ind w:left="120"/>
             </w:pPr>
-            <w:hyperlink w:history="1" r:id="rIdgfveqwuzgovsuoftst2up">
+            <w:hyperlink w:history="1" r:id="rId2z-ix3trr7kepehlgf0hj">
               <w:r>
                 <w:rPr>
                   <w:rFonts w:ascii="Arial" w:cs="Arial" w:eastAsia="Arial" w:hAnsi="Arial"/>
@@ -18154,7 +18154,7 @@
             <w:pPr>
               <w:spacing w:after="20" w:before="0"/>
             </w:pPr>
-            <w:hyperlink w:history="1" r:id="rIdrsjjp2-uy5l4xhz1xqqvw">
+            <w:hyperlink w:history="1" r:id="rIdo7dj-ot3qmkhgxhzga7rq">
               <w:r>
                 <w:rPr>
                   <w:rFonts w:ascii="Arial" w:cs="Arial" w:eastAsia="Arial" w:hAnsi="Arial"/>
@@ -18163,7 +18163,7 @@
                   <w:szCs w:val="16"/>
                   <w:u w:val="single" w:color="2E75B6"/>
                 </w:rPr>
-                <w:t xml:space="preserve">Chemical Bonding (Flexbook)</w:t>
+                <w:t xml:space="preserve">Writing the Periodic Table (PLIX)</w:t>
               </w:r>
             </w:hyperlink>
           </w:p>
@@ -18187,7 +18187,7 @@
               <w:spacing w:after="10" w:before="0"/>
               <w:ind w:left="120"/>
             </w:pPr>
-            <w:hyperlink w:history="1" r:id="rIdzrcxkgtnfxfluhaihi_b6">
+            <w:hyperlink w:history="1" r:id="rIdsfyyjka7w1ny_6iuesjph">
               <w:r>
                 <w:rPr>
                   <w:rFonts w:ascii="Arial" w:cs="Arial" w:eastAsia="Arial" w:hAnsi="Arial"/>
@@ -18382,7 +18382,7 @@
             <w:pPr>
               <w:spacing w:after="20" w:before="0"/>
             </w:pPr>
-            <w:hyperlink w:history="1" r:id="rIdy2bnbturgw7ie7g9os7yg">
+            <w:hyperlink w:history="1" r:id="rIdeiwomasjcjbhsdvtuc2_a">
               <w:r>
                 <w:rPr>
                   <w:rFonts w:ascii="Arial" w:cs="Arial" w:eastAsia="Arial" w:hAnsi="Arial"/>
@@ -18391,7 +18391,7 @@
                   <w:szCs w:val="16"/>
                   <w:u w:val="single" w:color="2E75B6"/>
                 </w:rPr>
-                <w:t xml:space="preserve">Second partial derivative test</w:t>
+                <w:t xml:space="preserve">Atomic and ionic radii</w:t>
               </w:r>
             </w:hyperlink>
           </w:p>
@@ -18415,7 +18415,7 @@
               <w:spacing w:after="10" w:before="0"/>
               <w:ind w:left="120"/>
             </w:pPr>
-            <w:hyperlink w:history="1" r:id="rIdx6mkgucazlvrxsn0ex-5f">
+            <w:hyperlink w:history="1" r:id="rIdyycjmeyujlv-kwdf896xa">
               <w:r>
                 <w:rPr>
                   <w:rFonts w:ascii="Arial" w:cs="Arial" w:eastAsia="Arial" w:hAnsi="Arial"/>
@@ -18460,7 +18460,7 @@
             <w:pPr>
               <w:spacing w:after="20" w:before="0"/>
             </w:pPr>
-            <w:hyperlink w:history="1" r:id="rIdkjvz3pbjpve3buy9p02sx">
+            <w:hyperlink w:history="1" r:id="rIdckaeyjvk0qffepwecqeep">
               <w:r>
                 <w:rPr>
                   <w:rFonts w:ascii="Arial" w:cs="Arial" w:eastAsia="Arial" w:hAnsi="Arial"/>
@@ -18469,7 +18469,7 @@
                   <w:szCs w:val="16"/>
                   <w:u w:val="single" w:color="2E75B6"/>
                 </w:rPr>
-                <w:t xml:space="preserve">Chemical Bonding (Flexbook)</w:t>
+                <w:t xml:space="preserve">Writing the Periodic Table (PLIX)</w:t>
               </w:r>
             </w:hyperlink>
           </w:p>
@@ -18493,7 +18493,7 @@
               <w:spacing w:after="10" w:before="0"/>
               <w:ind w:left="120"/>
             </w:pPr>
-            <w:hyperlink w:history="1" r:id="rIdihmbgvnxtd0nxnweyd2sm">
+            <w:hyperlink w:history="1" r:id="rIdptf2lzch599vozrxop3se">
               <w:r>
                 <w:rPr>
                   <w:rFonts w:ascii="Arial" w:cs="Arial" w:eastAsia="Arial" w:hAnsi="Arial"/>
@@ -18688,7 +18688,7 @@
             <w:pPr>
               <w:spacing w:after="20" w:before="0"/>
             </w:pPr>
-            <w:hyperlink w:history="1" r:id="rIdyuyjo_ker1czvpnh5veag">
+            <w:hyperlink w:history="1" r:id="rIddfdjdrh-kaiiy9zff70-c">
               <w:r>
                 <w:rPr>
                   <w:rFonts w:ascii="Arial" w:cs="Arial" w:eastAsia="Arial" w:hAnsi="Arial"/>
@@ -18697,7 +18697,7 @@
                   <w:szCs w:val="16"/>
                   <w:u w:val="single" w:color="2E75B6"/>
                 </w:rPr>
-                <w:t xml:space="preserve">Second partial derivative test</w:t>
+                <w:t xml:space="preserve">Atomic and ionic radii</w:t>
               </w:r>
             </w:hyperlink>
           </w:p>
@@ -18721,7 +18721,7 @@
               <w:spacing w:after="10" w:before="0"/>
               <w:ind w:left="120"/>
             </w:pPr>
-            <w:hyperlink w:history="1" r:id="rId09u2zaqde6euqtwnheqnf">
+            <w:hyperlink w:history="1" r:id="rIdj9r4ck_tfgdt79mnwe1vn">
               <w:r>
                 <w:rPr>
                   <w:rFonts w:ascii="Arial" w:cs="Arial" w:eastAsia="Arial" w:hAnsi="Arial"/>
@@ -18766,7 +18766,7 @@
             <w:pPr>
               <w:spacing w:after="20" w:before="0"/>
             </w:pPr>
-            <w:hyperlink w:history="1" r:id="rIdanpkrubumrryth79qb6g4">
+            <w:hyperlink w:history="1" r:id="rIdeepf9cttpmu1bebcuiug7">
               <w:r>
                 <w:rPr>
                   <w:rFonts w:ascii="Arial" w:cs="Arial" w:eastAsia="Arial" w:hAnsi="Arial"/>
@@ -18775,7 +18775,7 @@
                   <w:szCs w:val="16"/>
                   <w:u w:val="single" w:color="2E75B6"/>
                 </w:rPr>
-                <w:t xml:space="preserve">Chemical Bonding (Flexbook)</w:t>
+                <w:t xml:space="preserve">Writing the Periodic Table (PLIX)</w:t>
               </w:r>
             </w:hyperlink>
           </w:p>
@@ -18799,7 +18799,7 @@
               <w:spacing w:after="10" w:before="0"/>
               <w:ind w:left="120"/>
             </w:pPr>
-            <w:hyperlink w:history="1" r:id="rIde8eow-deqt-m3ij3hzh3h">
+            <w:hyperlink w:history="1" r:id="rIdief4xut_r2emci6c2hvwn">
               <w:r>
                 <w:rPr>
                   <w:rFonts w:ascii="Arial" w:cs="Arial" w:eastAsia="Arial" w:hAnsi="Arial"/>
@@ -20381,7 +20381,1231 @@
             <w:pPr>
               <w:spacing w:after="20" w:before="0"/>
             </w:pPr>
-            <w:hyperlink w:history="1" r:id="rIdmh0i8c1hg1yncfahk1mhr">
+            <w:hyperlink w:history="1" r:id="rIdudzkb2rhp9yykwgtfnbyr">
+              <w:r>
+                <w:rPr>
+                  <w:rFonts w:ascii="Arial" w:cs="Arial" w:eastAsia="Arial" w:hAnsi="Arial"/>
+                  <w:color w:val="2E75B6"/>
+                  <w:sz w:val="16"/>
+                  <w:szCs w:val="16"/>
+                  <w:u w:val="single" w:color="2E75B6"/>
+                </w:rPr>
+                <w:t xml:space="preserve">Balancing chemical equations</w:t>
+              </w:r>
+            </w:hyperlink>
+          </w:p>
+          <w:p>
+            <w:pPr>
+              <w:spacing w:after="10" w:before="0"/>
+              <w:ind w:left="120"/>
+            </w:pPr>
+            <w:r>
+              <w:rPr>
+                <w:rFonts w:ascii="Arial" w:cs="Arial" w:eastAsia="Arial" w:hAnsi="Arial"/>
+                <w:color w:val="595959"/>
+                <w:sz w:val="14"/>
+                <w:szCs w:val="14"/>
+              </w:rPr>
+              <w:t xml:space="preserve">Source: Khan Academy (English - US curriculum)</w:t>
+            </w:r>
+          </w:p>
+          <w:p>
+            <w:pPr>
+              <w:spacing w:after="10" w:before="0"/>
+              <w:ind w:left="120"/>
+            </w:pPr>
+            <w:hyperlink w:history="1" r:id="rIdrz8vqcsp25maxlewoqphx">
+              <w:r>
+                <w:rPr>
+                  <w:rFonts w:ascii="Arial" w:cs="Arial" w:eastAsia="Arial" w:hAnsi="Arial"/>
+                  <w:color w:val="595959"/>
+                  <w:sz w:val="14"/>
+                  <w:szCs w:val="14"/>
+                  <w:u w:val="single" w:color="595959"/>
+                </w:rPr>
+                <w:t xml:space="preserve">🔍 Search ARES for similar videos</w:t>
+              </w:r>
+            </w:hyperlink>
+          </w:p>
+          <w:p>
+            <w:pPr>
+              <w:spacing w:after="40" w:before="0"/>
+            </w:pPr>
+            <w:r>
+              <w:rPr>
+                <w:sz w:val="14"/>
+                <w:szCs w:val="14"/>
+              </w:rPr>
+              <w:t xml:space="preserve"/>
+            </w:r>
+          </w:p>
+          <w:p>
+            <w:pPr>
+              <w:spacing w:after="20" w:before="0"/>
+            </w:pPr>
+            <w:r>
+              <w:rPr>
+                <w:rFonts w:ascii="Arial" w:cs="Arial" w:eastAsia="Arial" w:hAnsi="Arial"/>
+                <w:b/>
+                <w:bCs/>
+                <w:color w:val="1F3864"/>
+                <w:sz w:val="16"/>
+                <w:szCs w:val="16"/>
+              </w:rPr>
+              <w:t xml:space="preserve">📖 HTML:</w:t>
+            </w:r>
+          </w:p>
+          <w:p>
+            <w:pPr>
+              <w:spacing w:after="20" w:before="0"/>
+            </w:pPr>
+            <w:hyperlink w:history="1" r:id="rIdqupo68ekd5pwnn_cvfx4e">
+              <w:r>
+                <w:rPr>
+                  <w:rFonts w:ascii="Arial" w:cs="Arial" w:eastAsia="Arial" w:hAnsi="Arial"/>
+                  <w:color w:val="2E75B6"/>
+                  <w:sz w:val="16"/>
+                  <w:szCs w:val="16"/>
+                  <w:u w:val="single" w:color="2E75B6"/>
+                </w:rPr>
+                <w:t xml:space="preserve">Balancing Chemical Equations (Flexbook)</w:t>
+              </w:r>
+            </w:hyperlink>
+          </w:p>
+          <w:p>
+            <w:pPr>
+              <w:spacing w:after="10" w:before="0"/>
+              <w:ind w:left="120"/>
+            </w:pPr>
+            <w:r>
+              <w:rPr>
+                <w:rFonts w:ascii="Arial" w:cs="Arial" w:eastAsia="Arial" w:hAnsi="Arial"/>
+                <w:color w:val="595959"/>
+                <w:sz w:val="14"/>
+                <w:szCs w:val="14"/>
+              </w:rPr>
+              <w:t xml:space="preserve">Source: CK-12</w:t>
+            </w:r>
+          </w:p>
+          <w:p>
+            <w:pPr>
+              <w:spacing w:after="10" w:before="0"/>
+              <w:ind w:left="120"/>
+            </w:pPr>
+            <w:hyperlink w:history="1" r:id="rIdgbah1khckztncsh43dgcs">
+              <w:r>
+                <w:rPr>
+                  <w:rFonts w:ascii="Arial" w:cs="Arial" w:eastAsia="Arial" w:hAnsi="Arial"/>
+                  <w:color w:val="595959"/>
+                  <w:sz w:val="14"/>
+                  <w:szCs w:val="14"/>
+                  <w:u w:val="single" w:color="595959"/>
+                </w:rPr>
+                <w:t xml:space="preserve">🔍 Search ARES for similar readings</w:t>
+              </w:r>
+            </w:hyperlink>
+          </w:p>
+        </w:tc>
+        <w:tc>
+          <w:tcPr>
+            <w:tcW w:type="dxa" w:w="3040"/>
+            <w:shd w:fill="FFFFFF" w:color="auto" w:val="clear"/>
+            <w:tcMar>
+              <w:top w:type="dxa" w:w="60"/>
+              <w:left w:type="dxa" w:w="120"/>
+              <w:bottom w:type="dxa" w:w="60"/>
+              <w:right w:type="dxa" w:w="120"/>
+            </w:tcMar>
+            <w:vAlign w:val="top"/>
+          </w:tcPr>
+          <w:p>
+            <w:pPr>
+              <w:spacing w:after="40" w:before="0"/>
+              <w:jc w:val="left"/>
+            </w:pPr>
+            <w:r>
+              <w:rPr>
+                <w:rFonts w:ascii="Arial" w:cs="Arial" w:eastAsia="Arial" w:hAnsi="Arial"/>
+                <w:b w:val="false"/>
+                <w:bCs w:val="false"/>
+                <w:i w:val="false"/>
+                <w:iCs w:val="false"/>
+                <w:color w:val="000000"/>
+                <w:sz w:val="18"/>
+                <w:szCs w:val="18"/>
+              </w:rPr>
+              <w:t xml:space="preserve">Each learner receives a half-page 'Predict Card' showing an unbalanced equation: Na + Cl₂ → NaCl (sodium reacting with chlorine gas to form table salt). Without any instruction, learners individually attempt to balance the equation by writing coefficients. They then record: (a) their balanced equation attempt, (b) one reason WHY they think atoms must be equal on both sides, and (c) a prediction about whether the fertiliser formulae CAN [Ca(NO₃)₂·NH₄NO₃] and DAP [(NH₄)₂HPO₄] could ever be written differently — e.g. could DAP be (NH₄)₃PO₄ instead? Learners hold up their Predict Cards so the teacher can do a quick visual survey before discussion.</w:t>
+            </w:r>
+          </w:p>
+        </w:tc>
+        <w:tc>
+          <w:tcPr>
+            <w:tcW w:type="dxa" w:w="3040"/>
+            <w:shd w:fill="F2F2F2" w:color="auto" w:val="clear"/>
+            <w:tcMar>
+              <w:top w:type="dxa" w:w="60"/>
+              <w:left w:type="dxa" w:w="120"/>
+              <w:bottom w:type="dxa" w:w="60"/>
+              <w:right w:type="dxa" w:w="120"/>
+            </w:tcMar>
+            <w:vAlign w:val="top"/>
+          </w:tcPr>
+          <w:p>
+            <w:pPr>
+              <w:spacing w:after="40" w:before="0"/>
+              <w:jc w:val="left"/>
+            </w:pPr>
+            <w:r>
+              <w:rPr>
+                <w:rFonts w:ascii="Arial" w:cs="Arial" w:eastAsia="Arial" w:hAnsi="Arial"/>
+                <w:b w:val="false"/>
+                <w:bCs w:val="false"/>
+                <w:i w:val="false"/>
+                <w:iCs w:val="false"/>
+                <w:color w:val="000000"/>
+                <w:sz w:val="18"/>
+                <w:szCs w:val="18"/>
+              </w:rPr>
+              <w:t xml:space="preserve">T distributes Predict Cards face-down. Say exactly: 'Do NOT turn the card over until I say go. I want your honest first attempt — there are no marks for this, only thinking.' [Pause 5 seconds.] 'Turn over — begin. You have 5 minutes working alone.' Circulate silently for 3 minutes, noting on a clipboard: (i) how many learners are writing 2Na + Cl₂ → 2NaCl (correct), (ii) how many write Na + Cl₂ → NaCl (unbalanced), (iii) how many leave blank. After 5 minutes: 'Pair with your neighbour and compare your attempts. You have 2 minutes.' Then cold-call 3 pairs: 'Baraka and Achieng, what did your pair write and why?' [WAIT 12 seconds after each cold-call before prompting.] Do NOT confirm or correct yet. Say: 'Hold your predictions — we will test them in the next phase.' Post a class tally on the board: '__ pairs think balanced, __ pairs unsure.' This tally creates productive cognitive tension that will be resolved in the Explain phase.</w:t>
+            </w:r>
+          </w:p>
+        </w:tc>
+        <w:tc>
+          <w:tcPr>
+            <w:tcW w:type="dxa" w:w="3040"/>
+            <w:shd w:fill="FFFFFF" w:color="auto" w:val="clear"/>
+            <w:tcMar>
+              <w:top w:type="dxa" w:w="60"/>
+              <w:left w:type="dxa" w:w="120"/>
+              <w:bottom w:type="dxa" w:w="60"/>
+              <w:right w:type="dxa" w:w="120"/>
+            </w:tcMar>
+            <w:vAlign w:val="top"/>
+          </w:tcPr>
+          <w:p>
+            <w:pPr>
+              <w:spacing w:after="40" w:before="0"/>
+              <w:jc w:val="left"/>
+            </w:pPr>
+            <w:r>
+              <w:rPr>
+                <w:rFonts w:ascii="Arial" w:cs="Arial" w:eastAsia="Arial" w:hAnsi="Arial"/>
+                <w:b w:val="false"/>
+                <w:bCs w:val="false"/>
+                <w:i w:val="false"/>
+                <w:iCs w:val="false"/>
+                <w:color w:val="000000"/>
+                <w:sz w:val="18"/>
+                <w:szCs w:val="18"/>
+              </w:rPr>
+              <w:t xml:space="preserve">PREDICT-THEN-COMPARE — Students externalise prior knowledge before instruction, making implicit valency understanding (from Lessons 4–6) visible. Comparing with a partner surfaces disagreements that motivate careful observation in Phase 2. The fertiliser formula prediction task directly links the new skill (balancing) back to the driving phenomenon.</w:t>
+            </w:r>
+          </w:p>
+        </w:tc>
+        <w:tc>
+          <w:tcPr>
+            <w:tcW w:type="dxa" w:w="3040"/>
+            <w:shd w:fill="F2F2F2" w:color="auto" w:val="clear"/>
+            <w:tcMar>
+              <w:top w:type="dxa" w:w="60"/>
+              <w:left w:type="dxa" w:w="120"/>
+              <w:bottom w:type="dxa" w:w="60"/>
+              <w:right w:type="dxa" w:w="120"/>
+            </w:tcMar>
+            <w:vAlign w:val="top"/>
+          </w:tcPr>
+          <w:p>
+            <w:pPr>
+              <w:spacing w:after="40" w:before="0"/>
+              <w:jc w:val="left"/>
+            </w:pPr>
+            <w:r>
+              <w:rPr>
+                <w:rFonts w:ascii="Arial" w:cs="Arial" w:eastAsia="Arial" w:hAnsi="Arial"/>
+                <w:b w:val="false"/>
+                <w:bCs w:val="false"/>
+                <w:i w:val="false"/>
+                <w:iCs w:val="false"/>
+                <w:color w:val="000000"/>
+                <w:sz w:val="18"/>
+                <w:szCs w:val="18"/>
+              </w:rPr>
+              <w:t xml:space="preserve">Observable indicator: Teacher scans Predict Cards and tallies — if fewer than 30% of learners attempt a coefficient strategy (rather than changing subscripts), teacher flags this as a prerequisite gap and addresses it explicitly at the start of Phase 3 ('Coefficients change HOW MANY molecules, subscripts change the formula itself — we NEVER change subscripts when balancing.').</w:t>
+            </w:r>
+          </w:p>
+        </w:tc>
+      </w:tr>
+      <w:tr>
+        <w:tc>
+          <w:tcPr>
+            <w:tcW w:type="dxa" w:w="1520"/>
+            <w:shd w:fill="D9EEF1" w:color="auto" w:val="clear"/>
+            <w:tcMar>
+              <w:top w:type="dxa" w:w="60"/>
+              <w:left w:type="dxa" w:w="120"/>
+              <w:bottom w:type="dxa" w:w="60"/>
+              <w:right w:type="dxa" w:w="120"/>
+            </w:tcMar>
+            <w:vAlign w:val="top"/>
+          </w:tcPr>
+          <w:p>
+            <w:pPr>
+              <w:spacing w:after="40" w:before="0"/>
+              <w:jc w:val="left"/>
+            </w:pPr>
+            <w:r>
+              <w:rPr>
+                <w:rFonts w:ascii="Arial" w:cs="Arial" w:eastAsia="Arial" w:hAnsi="Arial"/>
+                <w:b/>
+                <w:bCs/>
+                <w:i w:val="false"/>
+                <w:iCs w:val="false"/>
+                <w:color w:val="000000"/>
+                <w:sz w:val="18"/>
+                <w:szCs w:val="18"/>
+              </w:rPr>
+              <w:t xml:space="preserve">Observe Phase</w:t>
+            </w:r>
+          </w:p>
+          <w:p>
+            <w:pPr>
+              <w:spacing w:after="20" w:before="0"/>
+            </w:pPr>
+            <w:r>
+              <w:rPr>
+                <w:rFonts w:ascii="Arial" w:cs="Arial" w:eastAsia="Arial" w:hAnsi="Arial"/>
+                <w:b/>
+                <w:bCs/>
+                <w:color w:val="1F3864"/>
+                <w:sz w:val="16"/>
+                <w:szCs w:val="16"/>
+              </w:rPr>
+              <w:t xml:space="preserve">📹 VIDEO:</w:t>
+            </w:r>
+          </w:p>
+          <w:p>
+            <w:pPr>
+              <w:spacing w:after="20" w:before="0"/>
+            </w:pPr>
+            <w:hyperlink w:history="1" r:id="rIdqmgye5xfdfot638-sbecu">
+              <w:r>
+                <w:rPr>
+                  <w:rFonts w:ascii="Arial" w:cs="Arial" w:eastAsia="Arial" w:hAnsi="Arial"/>
+                  <w:color w:val="2E75B6"/>
+                  <w:sz w:val="16"/>
+                  <w:szCs w:val="16"/>
+                  <w:u w:val="single" w:color="2E75B6"/>
+                </w:rPr>
+                <w:t xml:space="preserve">Balancing chemical equation with substitution</w:t>
+              </w:r>
+            </w:hyperlink>
+          </w:p>
+          <w:p>
+            <w:pPr>
+              <w:spacing w:after="10" w:before="0"/>
+              <w:ind w:left="120"/>
+            </w:pPr>
+            <w:r>
+              <w:rPr>
+                <w:rFonts w:ascii="Arial" w:cs="Arial" w:eastAsia="Arial" w:hAnsi="Arial"/>
+                <w:color w:val="595959"/>
+                <w:sz w:val="14"/>
+                <w:szCs w:val="14"/>
+              </w:rPr>
+              <w:t xml:space="preserve">Source: Khan Academy (English - US curriculum)</w:t>
+            </w:r>
+          </w:p>
+          <w:p>
+            <w:pPr>
+              <w:spacing w:after="10" w:before="0"/>
+              <w:ind w:left="120"/>
+            </w:pPr>
+            <w:hyperlink w:history="1" r:id="rIdkynwkcqfwmw5axhg8rcfz">
+              <w:r>
+                <w:rPr>
+                  <w:rFonts w:ascii="Arial" w:cs="Arial" w:eastAsia="Arial" w:hAnsi="Arial"/>
+                  <w:color w:val="595959"/>
+                  <w:sz w:val="14"/>
+                  <w:szCs w:val="14"/>
+                  <w:u w:val="single" w:color="595959"/>
+                </w:rPr>
+                <w:t xml:space="preserve">🔍 Search ARES for similar videos</w:t>
+              </w:r>
+            </w:hyperlink>
+          </w:p>
+          <w:p>
+            <w:pPr>
+              <w:spacing w:after="40" w:before="0"/>
+            </w:pPr>
+            <w:r>
+              <w:rPr>
+                <w:sz w:val="14"/>
+                <w:szCs w:val="14"/>
+              </w:rPr>
+              <w:t xml:space="preserve"/>
+            </w:r>
+          </w:p>
+          <w:p>
+            <w:pPr>
+              <w:spacing w:after="20" w:before="0"/>
+            </w:pPr>
+            <w:r>
+              <w:rPr>
+                <w:rFonts w:ascii="Arial" w:cs="Arial" w:eastAsia="Arial" w:hAnsi="Arial"/>
+                <w:b/>
+                <w:bCs/>
+                <w:color w:val="1F3864"/>
+                <w:sz w:val="16"/>
+                <w:szCs w:val="16"/>
+              </w:rPr>
+              <w:t xml:space="preserve">📖 EXERCISE:</w:t>
+            </w:r>
+          </w:p>
+          <w:p>
+            <w:pPr>
+              <w:spacing w:after="20" w:before="0"/>
+            </w:pPr>
+            <w:hyperlink w:history="1" r:id="rIdlinkziv2n4udhapmsstme">
+              <w:r>
+                <w:rPr>
+                  <w:rFonts w:ascii="Arial" w:cs="Arial" w:eastAsia="Arial" w:hAnsi="Arial"/>
+                  <w:color w:val="2E75B6"/>
+                  <w:sz w:val="16"/>
+                  <w:szCs w:val="16"/>
+                  <w:u w:val="single" w:color="2E75B6"/>
+                </w:rPr>
+                <w:t xml:space="preserve">Balancing Chemical Equations Practice</w:t>
+              </w:r>
+            </w:hyperlink>
+          </w:p>
+          <w:p>
+            <w:pPr>
+              <w:spacing w:after="10" w:before="0"/>
+              <w:ind w:left="120"/>
+            </w:pPr>
+            <w:r>
+              <w:rPr>
+                <w:rFonts w:ascii="Arial" w:cs="Arial" w:eastAsia="Arial" w:hAnsi="Arial"/>
+                <w:color w:val="595959"/>
+                <w:sz w:val="14"/>
+                <w:szCs w:val="14"/>
+              </w:rPr>
+              <w:t xml:space="preserve">Source: CK-12</w:t>
+            </w:r>
+          </w:p>
+          <w:p>
+            <w:pPr>
+              <w:spacing w:after="10" w:before="0"/>
+              <w:ind w:left="120"/>
+            </w:pPr>
+            <w:hyperlink w:history="1" r:id="rId7bdndhb6cthiekinrzcnr">
+              <w:r>
+                <w:rPr>
+                  <w:rFonts w:ascii="Arial" w:cs="Arial" w:eastAsia="Arial" w:hAnsi="Arial"/>
+                  <w:color w:val="595959"/>
+                  <w:sz w:val="14"/>
+                  <w:szCs w:val="14"/>
+                  <w:u w:val="single" w:color="595959"/>
+                </w:rPr>
+                <w:t xml:space="preserve">🔍 Search ARES for similar readings</w:t>
+              </w:r>
+            </w:hyperlink>
+          </w:p>
+        </w:tc>
+        <w:tc>
+          <w:tcPr>
+            <w:tcW w:type="dxa" w:w="3040"/>
+            <w:shd w:fill="FFFFFF" w:color="auto" w:val="clear"/>
+            <w:tcMar>
+              <w:top w:type="dxa" w:w="60"/>
+              <w:left w:type="dxa" w:w="120"/>
+              <w:bottom w:type="dxa" w:w="60"/>
+              <w:right w:type="dxa" w:w="120"/>
+            </w:tcMar>
+            <w:vAlign w:val="top"/>
+          </w:tcPr>
+          <w:p>
+            <w:pPr>
+              <w:spacing w:after="40" w:before="0"/>
+              <w:jc w:val="left"/>
+            </w:pPr>
+            <w:r>
+              <w:rPr>
+                <w:rFonts w:ascii="Arial" w:cs="Arial" w:eastAsia="Arial" w:hAnsi="Arial"/>
+                <w:b w:val="false"/>
+                <w:bCs w:val="false"/>
+                <w:i w:val="false"/>
+                <w:iCs w:val="false"/>
+                <w:color w:val="000000"/>
+                <w:sz w:val="18"/>
+                <w:szCs w:val="18"/>
+              </w:rPr>
+              <w:t xml:space="preserve">The teacher leads a whole-class demonstration of the 4-step balancing strategy using a maize-lorry analogy drawn on the board, then applies the strategy live to the Na + Cl₂ equation from the Predict Card. Learners observe and take structured notes on a pre-printed 'Observation Frame' with four columns: Step | What I do | Sodium atoms | Chlorine atoms. After the demonstration, learners watch the teacher work through a second equation (Mg + O₂ → MgO) using the same 4 steps, this time narrating each step aloud. Learners fill in their Observation Frame independently as the teacher works. A short 3-minute 'gallery walk' of four pre-written large-format equation cards pinned around the room (one for NaCl, MgO, Ca(NO₃)₂, and (NH₄)₂HPO₄ — each showing ONLY the unbalanced left side) allows learners to read the equations and note atom counts before the Explain phase.</w:t>
+            </w:r>
+          </w:p>
+        </w:tc>
+        <w:tc>
+          <w:tcPr>
+            <w:tcW w:type="dxa" w:w="3040"/>
+            <w:shd w:fill="F2F2F2" w:color="auto" w:val="clear"/>
+            <w:tcMar>
+              <w:top w:type="dxa" w:w="60"/>
+              <w:left w:type="dxa" w:w="120"/>
+              <w:bottom w:type="dxa" w:w="60"/>
+              <w:right w:type="dxa" w:w="120"/>
+            </w:tcMar>
+            <w:vAlign w:val="top"/>
+          </w:tcPr>
+          <w:p>
+            <w:pPr>
+              <w:spacing w:after="40" w:before="0"/>
+              <w:jc w:val="left"/>
+            </w:pPr>
+            <w:r>
+              <w:rPr>
+                <w:rFonts w:ascii="Arial" w:cs="Arial" w:eastAsia="Arial" w:hAnsi="Arial"/>
+                <w:b w:val="false"/>
+                <w:bCs w:val="false"/>
+                <w:i w:val="false"/>
+                <w:iCs w:val="false"/>
+                <w:color w:val="000000"/>
+                <w:sz w:val="18"/>
+                <w:szCs w:val="18"/>
+              </w:rPr>
+              <w:t xml:space="preserve">Draw on the board: 'ANALOGY — A lorry from Eldoret carries maize sacks to Nairobi. If 1 sack holds 2 bags of maize (like Cl₂ holds 2 Cl atoms), how many lorries do I need to deliver exactly 2 bags?' Use arrows to show: 1 lorry × 2 bags/lorry = 2 bags. Say: 'In chemistry, we call the number of lorries the COEFFICIENT. We can change how many lorries — we NEVER cut the lorry in half [cross out the subscript dramatically].' Now move to the equation. Write: Na + Cl₂ → NaCl. Say aloud: 'Step 1 — Write the unbalanced equation. Done.' 'Step 2 — Count atoms on each side: left: 1 Na, 2 Cl. Right: 1 Na, 1 Cl. Not equal — Cl is short on the right.' 'Step 3 — Balance by inspection: put coefficient 2 in front of NaCl → Na + Cl₂ → 2NaCl. Now recount: right has 2 Na, 2 Cl — but left only has 1 Na.' 'Step 4 — Adjust: put 2 in front of Na → 2Na + Cl₂ → 2NaCl. Verify: 2 Na = 2 Na ✔ 2 Cl = 2 Cl ✔ BALANCED.' Cold-call 2 learners to echo the 4 steps back: 'Njeri, tell me Step 2 in your own words.' [WAIT 12 seconds.] 'Otieno, what do we NEVER change and why?' [WAIT 12 seconds.] Then repeat the 4-step process for Mg + O₂ → MgO, narrating slowly. After gallery walk: 'In your Observation Frame, write ONE question you still have about balancing. We will answer those questions in the next phase.'</w:t>
+            </w:r>
+          </w:p>
+        </w:tc>
+        <w:tc>
+          <w:tcPr>
+            <w:tcW w:type="dxa" w:w="3040"/>
+            <w:shd w:fill="FFFFFF" w:color="auto" w:val="clear"/>
+            <w:tcMar>
+              <w:top w:type="dxa" w:w="60"/>
+              <w:left w:type="dxa" w:w="120"/>
+              <w:bottom w:type="dxa" w:w="60"/>
+              <w:right w:type="dxa" w:w="120"/>
+            </w:tcMar>
+            <w:vAlign w:val="top"/>
+          </w:tcPr>
+          <w:p>
+            <w:pPr>
+              <w:spacing w:after="40" w:before="0"/>
+              <w:jc w:val="left"/>
+            </w:pPr>
+            <w:r>
+              <w:rPr>
+                <w:rFonts w:ascii="Arial" w:cs="Arial" w:eastAsia="Arial" w:hAnsi="Arial"/>
+                <w:b w:val="false"/>
+                <w:bCs w:val="false"/>
+                <w:i w:val="false"/>
+                <w:iCs w:val="false"/>
+                <w:color w:val="000000"/>
+                <w:sz w:val="18"/>
+                <w:szCs w:val="18"/>
+              </w:rPr>
+              <w:t xml:space="preserve">ANALOGY + THINK-ALOUD MODELLING — The Eldoret-Nairobi maize-lorry analogy makes the abstract concept of coefficients vs. subscripts concrete and Kenyan-relevant. The teacher's live think-aloud externalises expert reasoning, giving learners a cognitive scaffold. The structured Observation Frame focuses attention on atom counts rather than superficial equation-writing, building the counting precision needed in Phase 3.</w:t>
+            </w:r>
+          </w:p>
+        </w:tc>
+        <w:tc>
+          <w:tcPr>
+            <w:tcW w:type="dxa" w:w="3040"/>
+            <w:shd w:fill="F2F2F2" w:color="auto" w:val="clear"/>
+            <w:tcMar>
+              <w:top w:type="dxa" w:w="60"/>
+              <w:left w:type="dxa" w:w="120"/>
+              <w:bottom w:type="dxa" w:w="60"/>
+              <w:right w:type="dxa" w:w="120"/>
+            </w:tcMar>
+            <w:vAlign w:val="top"/>
+          </w:tcPr>
+          <w:p>
+            <w:pPr>
+              <w:spacing w:after="40" w:before="0"/>
+              <w:jc w:val="left"/>
+            </w:pPr>
+            <w:r>
+              <w:rPr>
+                <w:rFonts w:ascii="Arial" w:cs="Arial" w:eastAsia="Arial" w:hAnsi="Arial"/>
+                <w:b w:val="false"/>
+                <w:bCs w:val="false"/>
+                <w:i w:val="false"/>
+                <w:iCs w:val="false"/>
+                <w:color w:val="000000"/>
+                <w:sz w:val="18"/>
+                <w:szCs w:val="18"/>
+              </w:rPr>
+              <w:t xml:space="preserve">Observable indicator: During the gallery walk, teacher reads 3–4 'questions still have' entries from Observation Frames. If more than 40% of learners write questions about WHAT a coefficient means (not HOW to use it), teacher opens Phase 3 with a 2-minute re-teach of the lorry analogy using a different example (githeri recipe: 2 cups maize + 1 cup beans → 1 pot githeri; doubling the recipe requires doubling ALL ingredients, not re-defining a cup).</w:t>
+            </w:r>
+          </w:p>
+        </w:tc>
+      </w:tr>
+      <w:tr>
+        <w:tc>
+          <w:tcPr>
+            <w:tcW w:type="dxa" w:w="1520"/>
+            <w:shd w:fill="E2EFDA" w:color="auto" w:val="clear"/>
+            <w:tcMar>
+              <w:top w:type="dxa" w:w="60"/>
+              <w:left w:type="dxa" w:w="120"/>
+              <w:bottom w:type="dxa" w:w="60"/>
+              <w:right w:type="dxa" w:w="120"/>
+            </w:tcMar>
+            <w:vAlign w:val="top"/>
+          </w:tcPr>
+          <w:p>
+            <w:pPr>
+              <w:spacing w:after="40" w:before="0"/>
+              <w:jc w:val="left"/>
+            </w:pPr>
+            <w:r>
+              <w:rPr>
+                <w:rFonts w:ascii="Arial" w:cs="Arial" w:eastAsia="Arial" w:hAnsi="Arial"/>
+                <w:b/>
+                <w:bCs/>
+                <w:i w:val="false"/>
+                <w:iCs w:val="false"/>
+                <w:color w:val="000000"/>
+                <w:sz w:val="18"/>
+                <w:szCs w:val="18"/>
+              </w:rPr>
+              <w:t xml:space="preserve">Explain Phase</w:t>
+            </w:r>
+          </w:p>
+          <w:p>
+            <w:pPr>
+              <w:spacing w:after="20" w:before="0"/>
+            </w:pPr>
+            <w:r>
+              <w:rPr>
+                <w:rFonts w:ascii="Arial" w:cs="Arial" w:eastAsia="Arial" w:hAnsi="Arial"/>
+                <w:b/>
+                <w:bCs/>
+                <w:color w:val="1F3864"/>
+                <w:sz w:val="16"/>
+                <w:szCs w:val="16"/>
+              </w:rPr>
+              <w:t xml:space="preserve">📹 VIDEO:</w:t>
+            </w:r>
+          </w:p>
+          <w:p>
+            <w:pPr>
+              <w:spacing w:after="20" w:before="0"/>
+            </w:pPr>
+            <w:hyperlink w:history="1" r:id="rIdfwagkac_uiethb7smgnpl">
+              <w:r>
+                <w:rPr>
+                  <w:rFonts w:ascii="Arial" w:cs="Arial" w:eastAsia="Arial" w:hAnsi="Arial"/>
+                  <w:color w:val="2E75B6"/>
+                  <w:sz w:val="16"/>
+                  <w:szCs w:val="16"/>
+                  <w:u w:val="single" w:color="2E75B6"/>
+                </w:rPr>
+                <w:t xml:space="preserve">Balancing Chemical equations - Overview</w:t>
+              </w:r>
+            </w:hyperlink>
+          </w:p>
+          <w:p>
+            <w:pPr>
+              <w:spacing w:after="10" w:before="0"/>
+              <w:ind w:left="120"/>
+            </w:pPr>
+            <w:r>
+              <w:rPr>
+                <w:rFonts w:ascii="Arial" w:cs="Arial" w:eastAsia="Arial" w:hAnsi="Arial"/>
+                <w:color w:val="595959"/>
+                <w:sz w:val="14"/>
+                <w:szCs w:val="14"/>
+              </w:rPr>
+              <w:t xml:space="preserve">Source: CK-12</w:t>
+            </w:r>
+          </w:p>
+          <w:p>
+            <w:pPr>
+              <w:spacing w:after="10" w:before="0"/>
+              <w:ind w:left="120"/>
+            </w:pPr>
+            <w:hyperlink w:history="1" r:id="rIdyhz0jx3iyafu8lzlgalqp">
+              <w:r>
+                <w:rPr>
+                  <w:rFonts w:ascii="Arial" w:cs="Arial" w:eastAsia="Arial" w:hAnsi="Arial"/>
+                  <w:color w:val="595959"/>
+                  <w:sz w:val="14"/>
+                  <w:szCs w:val="14"/>
+                  <w:u w:val="single" w:color="595959"/>
+                </w:rPr>
+                <w:t xml:space="preserve">🔍 Search ARES for similar videos</w:t>
+              </w:r>
+            </w:hyperlink>
+          </w:p>
+          <w:p>
+            <w:pPr>
+              <w:spacing w:after="40" w:before="0"/>
+            </w:pPr>
+            <w:r>
+              <w:rPr>
+                <w:sz w:val="14"/>
+                <w:szCs w:val="14"/>
+              </w:rPr>
+              <w:t xml:space="preserve"/>
+            </w:r>
+          </w:p>
+          <w:p>
+            <w:pPr>
+              <w:spacing w:after="20" w:before="0"/>
+            </w:pPr>
+            <w:r>
+              <w:rPr>
+                <w:rFonts w:ascii="Arial" w:cs="Arial" w:eastAsia="Arial" w:hAnsi="Arial"/>
+                <w:b/>
+                <w:bCs/>
+                <w:color w:val="1F3864"/>
+                <w:sz w:val="16"/>
+                <w:szCs w:val="16"/>
+              </w:rPr>
+              <w:t xml:space="preserve">📖 EXERCISE:</w:t>
+            </w:r>
+          </w:p>
+          <w:p>
+            <w:pPr>
+              <w:spacing w:after="20" w:before="0"/>
+            </w:pPr>
+            <w:hyperlink w:history="1" r:id="rIdaefokbpwh0xvjrgrikcpz">
+              <w:r>
+                <w:rPr>
+                  <w:rFonts w:ascii="Arial" w:cs="Arial" w:eastAsia="Arial" w:hAnsi="Arial"/>
+                  <w:color w:val="2E75B6"/>
+                  <w:sz w:val="16"/>
+                  <w:szCs w:val="16"/>
+                  <w:u w:val="single" w:color="2E75B6"/>
+                </w:rPr>
+                <w:t xml:space="preserve">Balancing chemical equations 1</w:t>
+              </w:r>
+            </w:hyperlink>
+          </w:p>
+          <w:p>
+            <w:pPr>
+              <w:spacing w:after="10" w:before="0"/>
+              <w:ind w:left="120"/>
+            </w:pPr>
+            <w:r>
+              <w:rPr>
+                <w:rFonts w:ascii="Arial" w:cs="Arial" w:eastAsia="Arial" w:hAnsi="Arial"/>
+                <w:color w:val="595959"/>
+                <w:sz w:val="14"/>
+                <w:szCs w:val="14"/>
+              </w:rPr>
+              <w:t xml:space="preserve">Source: Khan Academy (English - US curriculum)</w:t>
+            </w:r>
+          </w:p>
+          <w:p>
+            <w:pPr>
+              <w:spacing w:after="10" w:before="0"/>
+              <w:ind w:left="120"/>
+            </w:pPr>
+            <w:hyperlink w:history="1" r:id="rId35gcpo57vcxb2dmojtj8i">
+              <w:r>
+                <w:rPr>
+                  <w:rFonts w:ascii="Arial" w:cs="Arial" w:eastAsia="Arial" w:hAnsi="Arial"/>
+                  <w:color w:val="595959"/>
+                  <w:sz w:val="14"/>
+                  <w:szCs w:val="14"/>
+                  <w:u w:val="single" w:color="595959"/>
+                </w:rPr>
+                <w:t xml:space="preserve">🔍 Search ARES for similar readings</w:t>
+              </w:r>
+            </w:hyperlink>
+          </w:p>
+        </w:tc>
+        <w:tc>
+          <w:tcPr>
+            <w:tcW w:type="dxa" w:w="3040"/>
+            <w:shd w:fill="FFFFFF" w:color="auto" w:val="clear"/>
+            <w:tcMar>
+              <w:top w:type="dxa" w:w="60"/>
+              <w:left w:type="dxa" w:w="120"/>
+              <w:bottom w:type="dxa" w:w="60"/>
+              <w:right w:type="dxa" w:w="120"/>
+            </w:tcMar>
+            <w:vAlign w:val="top"/>
+          </w:tcPr>
+          <w:p>
+            <w:pPr>
+              <w:spacing w:after="40" w:before="0"/>
+              <w:jc w:val="left"/>
+            </w:pPr>
+            <w:r>
+              <w:rPr>
+                <w:rFonts w:ascii="Arial" w:cs="Arial" w:eastAsia="Arial" w:hAnsi="Arial"/>
+                <w:b w:val="false"/>
+                <w:bCs w:val="false"/>
+                <w:i w:val="false"/>
+                <w:iCs w:val="false"/>
+                <w:color w:val="000000"/>
+                <w:sz w:val="18"/>
+                <w:szCs w:val="18"/>
+              </w:rPr>
+              <w:t xml:space="preserve">Learners work in stable pairs. Each pair receives a 'Balancing Worksheet' containing four target equations linked to the fertiliser phenomenon: (1) 2Na + Cl₂ → 2NaCl [table salt — review]; (2) 2Mg + O₂ → 2MgO [magnesium oxide — common in lime fertiliser]; (3) Ca + 2HNO₃ → Ca(NO₃)₂ + H₂ [calcium reacting with nitric acid to form calcium nitrate, a component of CAN]; (4) 3(NH₄)OH + H₃PO₄ → (NH₄)₃PO₄ + 3H₂O [ammonium phosphate — related to DAP]. For each equation, the worksheet provides the unbalanced form, a blank atom-count table, and a space for the balanced equation. Pairs work through equations using the 4-step strategy. After completing each equation, Partner A explains the reasoning aloud while Partner B checks using a 'Peer-Check Checklist' (3 items: ✔ Subscripts unchanged? ✔ All atom types counted? ✔ Both sides equal?). Partners swap roles for each new equation. After all four are complete, each pair annotates the DAP formula on their Predict Card: 'The ratio (NH₄)₃PO₄ comes from N valency __, P valency __, therefore __ ammonium ions per phosphate ion.' The teacher links this directly back to the DAP bag label.</w:t>
+            </w:r>
+          </w:p>
+        </w:tc>
+        <w:tc>
+          <w:tcPr>
+            <w:tcW w:type="dxa" w:w="3040"/>
+            <w:shd w:fill="F2F2F2" w:color="auto" w:val="clear"/>
+            <w:tcMar>
+              <w:top w:type="dxa" w:w="60"/>
+              <w:left w:type="dxa" w:w="120"/>
+              <w:bottom w:type="dxa" w:w="60"/>
+              <w:right w:type="dxa" w:w="120"/>
+            </w:tcMar>
+            <w:vAlign w:val="top"/>
+          </w:tcPr>
+          <w:p>
+            <w:pPr>
+              <w:spacing w:after="40" w:before="0"/>
+              <w:jc w:val="left"/>
+            </w:pPr>
+            <w:r>
+              <w:rPr>
+                <w:rFonts w:ascii="Arial" w:cs="Arial" w:eastAsia="Arial" w:hAnsi="Arial"/>
+                <w:b w:val="false"/>
+                <w:bCs w:val="false"/>
+                <w:i w:val="false"/>
+                <w:iCs w:val="false"/>
+                <w:color w:val="000000"/>
+                <w:sz w:val="18"/>
+                <w:szCs w:val="18"/>
+              </w:rPr>
+              <w:t xml:space="preserve">Distribute worksheets and checklists. Say: 'You have 18 minutes for all four equations. Partner A starts as the explainer for equation 1. Partner B uses the checklist. Swap for equation 2. Ready — go.' Circulate purposefully using a 3-column tracking table (pair name | equation stuck on | error type). Every 4–5 minutes, pause the class for a 'Cold-Call Check': choose one pair who made an error (identified during circulation) and ask ONE partner to narrate Step 2 for that equation. Say: 'Kamau, read your atom count for the LEFT side of equation 3 — just the numbers.' [WAIT 12 seconds.] Then ask the class: 'Hands up if your count for Ca on the left is the same as Kamau's.' Use discrepancies to re-teach on the spot without embarrassing the pair: 'Interesting — we have two different counts. Let's check together.' After 18 minutes: 'Annotate your Predict Card now — 3 minutes.' Then cold-call 2 pairs to share their DAP ratio annotation. Ask: 'So could DAP ever be written (NH₄)₄PO₄?' [WAIT 15 seconds.] Target response: 'No — because phosphate has valency 3 and ammonium has valency 1, so we always need exactly 3 ammonium ions to balance one phosphate ion — the ratio is fixed by valency.' Affirm: 'That fixed ratio IS why the bag in Kericho has that exact formula — and why it cannot be anything else.'</w:t>
+            </w:r>
+          </w:p>
+        </w:tc>
+        <w:tc>
+          <w:tcPr>
+            <w:tcW w:type="dxa" w:w="3040"/>
+            <w:shd w:fill="FFFFFF" w:color="auto" w:val="clear"/>
+            <w:tcMar>
+              <w:top w:type="dxa" w:w="60"/>
+              <w:left w:type="dxa" w:w="120"/>
+              <w:bottom w:type="dxa" w:w="60"/>
+              <w:right w:type="dxa" w:w="120"/>
+            </w:tcMar>
+            <w:vAlign w:val="top"/>
+          </w:tcPr>
+          <w:p>
+            <w:pPr>
+              <w:spacing w:after="40" w:before="0"/>
+              <w:jc w:val="left"/>
+            </w:pPr>
+            <w:r>
+              <w:rPr>
+                <w:rFonts w:ascii="Arial" w:cs="Arial" w:eastAsia="Arial" w:hAnsi="Arial"/>
+                <w:b w:val="false"/>
+                <w:bCs w:val="false"/>
+                <w:i w:val="false"/>
+                <w:iCs w:val="false"/>
+                <w:color w:val="000000"/>
+                <w:sz w:val="18"/>
+                <w:szCs w:val="18"/>
+              </w:rPr>
+              <w:t xml:space="preserve">STRUCTURED PAIR WORK WITH RECIPROCAL TEACHING — Partners alternate between explainer and checker roles, which forces both to engage with reasoning rather than just copying answers. The Peer-Check Checklist externalises the quality criteria, making self-regulation explicit. The DAP annotation task directly applies the balancing skill to the driving phenomenon, closing the explanatory loop opened in Lesson 1.</w:t>
+            </w:r>
+          </w:p>
+        </w:tc>
+        <w:tc>
+          <w:tcPr>
+            <w:tcW w:type="dxa" w:w="3040"/>
+            <w:shd w:fill="F2F2F2" w:color="auto" w:val="clear"/>
+            <w:tcMar>
+              <w:top w:type="dxa" w:w="60"/>
+              <w:left w:type="dxa" w:w="120"/>
+              <w:bottom w:type="dxa" w:w="60"/>
+              <w:right w:type="dxa" w:w="120"/>
+            </w:tcMar>
+            <w:vAlign w:val="top"/>
+          </w:tcPr>
+          <w:p>
+            <w:pPr>
+              <w:spacing w:after="40" w:before="0"/>
+              <w:jc w:val="left"/>
+            </w:pPr>
+            <w:r>
+              <w:rPr>
+                <w:rFonts w:ascii="Arial" w:cs="Arial" w:eastAsia="Arial" w:hAnsi="Arial"/>
+                <w:b w:val="false"/>
+                <w:bCs w:val="false"/>
+                <w:i w:val="false"/>
+                <w:iCs w:val="false"/>
+                <w:color w:val="000000"/>
+                <w:sz w:val="18"/>
+                <w:szCs w:val="18"/>
+              </w:rPr>
+              <w:t xml:space="preserve">Observable indicators: (i) Teacher's tracking table — if more than 3 pairs are stuck on the same step for equation 3 (calcium nitrate), teacher pauses the class and reteaches polyatomic ion counting: 'When you have NO₃⁻ as a unit, count the whole bracket first, THEN multiply by the subscript outside.' (ii) Peer-Check Checklists are collected at the end — if more than 25% of checklists show 'Subscripts unchanged? NO,' teacher opens the DQB phase with a targeted question: 'What is the difference between 2NaCl and NaCl₂?' as a whole-class sorting task.</w:t>
+            </w:r>
+          </w:p>
+        </w:tc>
+      </w:tr>
+      <w:tr>
+        <w:tc>
+          <w:tcPr>
+            <w:tcW w:type="dxa" w:w="1520"/>
+            <w:shd w:fill="FCE4D6" w:color="auto" w:val="clear"/>
+            <w:tcMar>
+              <w:top w:type="dxa" w:w="60"/>
+              <w:left w:type="dxa" w:w="120"/>
+              <w:bottom w:type="dxa" w:w="60"/>
+              <w:right w:type="dxa" w:w="120"/>
+            </w:tcMar>
+            <w:vAlign w:val="top"/>
+          </w:tcPr>
+          <w:p>
+            <w:pPr>
+              <w:spacing w:after="40" w:before="0"/>
+              <w:jc w:val="left"/>
+            </w:pPr>
+            <w:r>
+              <w:rPr>
+                <w:rFonts w:ascii="Arial" w:cs="Arial" w:eastAsia="Arial" w:hAnsi="Arial"/>
+                <w:b/>
+                <w:bCs/>
+                <w:i w:val="false"/>
+                <w:iCs w:val="false"/>
+                <w:color w:val="000000"/>
+                <w:sz w:val="18"/>
+                <w:szCs w:val="18"/>
+              </w:rPr>
+              <w:t xml:space="preserve">Driving Question Board (DQB) Creation</w:t>
+            </w:r>
+          </w:p>
+          <w:p>
+            <w:pPr>
+              <w:spacing w:after="20" w:before="0"/>
+            </w:pPr>
+            <w:r>
+              <w:rPr>
+                <w:rFonts w:ascii="Arial" w:cs="Arial" w:eastAsia="Arial" w:hAnsi="Arial"/>
+                <w:b/>
+                <w:bCs/>
+                <w:color w:val="1F3864"/>
+                <w:sz w:val="16"/>
+                <w:szCs w:val="16"/>
+              </w:rPr>
+              <w:t xml:space="preserve">📹 VIDEO:</w:t>
+            </w:r>
+          </w:p>
+          <w:p>
+            <w:pPr>
+              <w:spacing w:after="20" w:before="0"/>
+            </w:pPr>
+            <w:hyperlink w:history="1" r:id="rIdgmotnobmhlxscjlr1apj5">
+              <w:r>
+                <w:rPr>
+                  <w:rFonts w:ascii="Arial" w:cs="Arial" w:eastAsia="Arial" w:hAnsi="Arial"/>
+                  <w:color w:val="2E75B6"/>
+                  <w:sz w:val="16"/>
+                  <w:szCs w:val="16"/>
+                  <w:u w:val="single" w:color="2E75B6"/>
+                </w:rPr>
+                <w:t xml:space="preserve">Visually understanding balancing chemical equations</w:t>
+              </w:r>
+            </w:hyperlink>
+          </w:p>
+          <w:p>
+            <w:pPr>
+              <w:spacing w:after="10" w:before="0"/>
+              <w:ind w:left="120"/>
+            </w:pPr>
+            <w:r>
+              <w:rPr>
+                <w:rFonts w:ascii="Arial" w:cs="Arial" w:eastAsia="Arial" w:hAnsi="Arial"/>
+                <w:color w:val="595959"/>
+                <w:sz w:val="14"/>
+                <w:szCs w:val="14"/>
+              </w:rPr>
+              <w:t xml:space="preserve">Source: Khan Academy (English - US curriculum)</w:t>
+            </w:r>
+          </w:p>
+          <w:p>
+            <w:pPr>
+              <w:spacing w:after="10" w:before="0"/>
+              <w:ind w:left="120"/>
+            </w:pPr>
+            <w:hyperlink w:history="1" r:id="rIddeyw7kgp6guuhu_ap6yo8">
+              <w:r>
+                <w:rPr>
+                  <w:rFonts w:ascii="Arial" w:cs="Arial" w:eastAsia="Arial" w:hAnsi="Arial"/>
+                  <w:color w:val="595959"/>
+                  <w:sz w:val="14"/>
+                  <w:szCs w:val="14"/>
+                  <w:u w:val="single" w:color="595959"/>
+                </w:rPr>
+                <w:t xml:space="preserve">🔍 Search ARES for similar videos</w:t>
+              </w:r>
+            </w:hyperlink>
+          </w:p>
+          <w:p>
+            <w:pPr>
+              <w:spacing w:after="40" w:before="0"/>
+            </w:pPr>
+            <w:r>
+              <w:rPr>
+                <w:sz w:val="14"/>
+                <w:szCs w:val="14"/>
+              </w:rPr>
+              <w:t xml:space="preserve"/>
+            </w:r>
+          </w:p>
+          <w:p>
+            <w:pPr>
+              <w:spacing w:after="20" w:before="0"/>
+            </w:pPr>
+            <w:r>
+              <w:rPr>
+                <w:rFonts w:ascii="Arial" w:cs="Arial" w:eastAsia="Arial" w:hAnsi="Arial"/>
+                <w:b/>
+                <w:bCs/>
+                <w:color w:val="1F3864"/>
+                <w:sz w:val="16"/>
+                <w:szCs w:val="16"/>
+              </w:rPr>
+              <w:t xml:space="preserve">📖 HTML:</w:t>
+            </w:r>
+          </w:p>
+          <w:p>
+            <w:pPr>
+              <w:spacing w:after="20" w:before="0"/>
+            </w:pPr>
+            <w:hyperlink w:history="1" r:id="rIddq4tpqoa1dblfkyytxgoc">
+              <w:r>
+                <w:rPr>
+                  <w:rFonts w:ascii="Arial" w:cs="Arial" w:eastAsia="Arial" w:hAnsi="Arial"/>
+                  <w:color w:val="2E75B6"/>
+                  <w:sz w:val="16"/>
+                  <w:szCs w:val="16"/>
+                  <w:u w:val="single" w:color="2E75B6"/>
+                </w:rPr>
+                <w:t xml:space="preserve">Balancing Chemical Equations</w:t>
+              </w:r>
+            </w:hyperlink>
+          </w:p>
+          <w:p>
+            <w:pPr>
+              <w:spacing w:after="10" w:before="0"/>
+              <w:ind w:left="120"/>
+            </w:pPr>
+            <w:r>
+              <w:rPr>
+                <w:rFonts w:ascii="Arial" w:cs="Arial" w:eastAsia="Arial" w:hAnsi="Arial"/>
+                <w:color w:val="595959"/>
+                <w:sz w:val="14"/>
+                <w:szCs w:val="14"/>
+              </w:rPr>
+              <w:t xml:space="preserve">Source: PhET</w:t>
+            </w:r>
+          </w:p>
+          <w:p>
+            <w:pPr>
+              <w:spacing w:after="10" w:before="0"/>
+              <w:ind w:left="120"/>
+            </w:pPr>
+            <w:hyperlink w:history="1" r:id="rIdftzddnt8esnkh4y_o0vsk">
+              <w:r>
+                <w:rPr>
+                  <w:rFonts w:ascii="Arial" w:cs="Arial" w:eastAsia="Arial" w:hAnsi="Arial"/>
+                  <w:color w:val="595959"/>
+                  <w:sz w:val="14"/>
+                  <w:szCs w:val="14"/>
+                  <w:u w:val="single" w:color="595959"/>
+                </w:rPr>
+                <w:t xml:space="preserve">🔍 Search ARES for similar readings</w:t>
+              </w:r>
+            </w:hyperlink>
+          </w:p>
+        </w:tc>
+        <w:tc>
+          <w:tcPr>
+            <w:tcW w:type="dxa" w:w="3040"/>
+            <w:shd w:fill="FFFFFF" w:color="auto" w:val="clear"/>
+            <w:tcMar>
+              <w:top w:type="dxa" w:w="60"/>
+              <w:left w:type="dxa" w:w="120"/>
+              <w:bottom w:type="dxa" w:w="60"/>
+              <w:right w:type="dxa" w:w="120"/>
+            </w:tcMar>
+            <w:vAlign w:val="top"/>
+          </w:tcPr>
+          <w:p>
+            <w:pPr>
+              <w:spacing w:after="40" w:before="0"/>
+              <w:jc w:val="left"/>
+            </w:pPr>
+            <w:r>
+              <w:rPr>
+                <w:rFonts w:ascii="Arial" w:cs="Arial" w:eastAsia="Arial" w:hAnsi="Arial"/>
+                <w:b w:val="false"/>
+                <w:bCs w:val="false"/>
+                <w:i w:val="false"/>
+                <w:iCs w:val="false"/>
+                <w:color w:val="000000"/>
+                <w:sz w:val="18"/>
+                <w:szCs w:val="18"/>
+              </w:rPr>
+              <w:t xml:space="preserve">The class gathers at the Driving Question Board. Each pair writes one new 'We now understand…' sticky note (green) and one new 'We still wonder…' sticky note (yellow) and places them on the board under the correct column. The teacher reads selected notes aloud and asks the class to vote — thumbs up if they share that understanding, thumbs sideways if they are still unsure. The board is reorganised so that resolved questions (answered across Lessons 1–7) are grouped on the left, with remaining open questions clustered on the right to set the agenda for Lesson 8. The driving question itself ('Why do fertiliser bags carry such specific formulae…?') is read aloud as a full class. Learners do a 'confidence thermometer' — fist (0%) to five fingers (100%) — to show how fully they can now answer it.</w:t>
+            </w:r>
+          </w:p>
+        </w:tc>
+        <w:tc>
+          <w:tcPr>
+            <w:tcW w:type="dxa" w:w="3040"/>
+            <w:shd w:fill="F2F2F2" w:color="auto" w:val="clear"/>
+            <w:tcMar>
+              <w:top w:type="dxa" w:w="60"/>
+              <w:left w:type="dxa" w:w="120"/>
+              <w:bottom w:type="dxa" w:w="60"/>
+              <w:right w:type="dxa" w:w="120"/>
+            </w:tcMar>
+            <w:vAlign w:val="top"/>
+          </w:tcPr>
+          <w:p>
+            <w:pPr>
+              <w:spacing w:after="40" w:before="0"/>
+              <w:jc w:val="left"/>
+            </w:pPr>
+            <w:r>
+              <w:rPr>
+                <w:rFonts w:ascii="Arial" w:cs="Arial" w:eastAsia="Arial" w:hAnsi="Arial"/>
+                <w:b w:val="false"/>
+                <w:bCs w:val="false"/>
+                <w:i w:val="false"/>
+                <w:iCs w:val="false"/>
+                <w:color w:val="000000"/>
+                <w:sz w:val="18"/>
+                <w:szCs w:val="18"/>
+              </w:rPr>
+              <w:t xml:space="preserve">Hand out sticky notes. Say: 'In exactly 3 minutes, each pair writes one green and one yellow note — no more. Green = something you NOW understand that you did not before today. Yellow = something you STILL cannot explain.' After posting, read 3 green notes aloud, then ask: 'Who can add evidence from today's balancing work to support this understanding?' Cold-call 2 learners. [WAIT 12 seconds each.] Then read 2 yellow notes and say: 'These are our agenda for Lesson 8. Keep them visible.' Finally: 'Driving question — everybody read it silently… now show me your confidence thermometer.' Survey the class and note distribution. Say: 'Most of you are at 3–4 fingers. After Lesson 8, I expect everyone at 5. What is the ONE thing still blocking you?' Cold-call 1 learner who is at 2 fingers: '[Name], what is the gap?' [WAIT 15 seconds.] Use the response to frame Lesson 8 preview.</w:t>
+            </w:r>
+          </w:p>
+        </w:tc>
+        <w:tc>
+          <w:tcPr>
+            <w:tcW w:type="dxa" w:w="3040"/>
+            <w:shd w:fill="FFFFFF" w:color="auto" w:val="clear"/>
+            <w:tcMar>
+              <w:top w:type="dxa" w:w="60"/>
+              <w:left w:type="dxa" w:w="120"/>
+              <w:bottom w:type="dxa" w:w="60"/>
+              <w:right w:type="dxa" w:w="120"/>
+            </w:tcMar>
+            <w:vAlign w:val="top"/>
+          </w:tcPr>
+          <w:p>
+            <w:pPr>
+              <w:spacing w:after="40" w:before="0"/>
+              <w:jc w:val="left"/>
+            </w:pPr>
+            <w:r>
+              <w:rPr>
+                <w:rFonts w:ascii="Arial" w:cs="Arial" w:eastAsia="Arial" w:hAnsi="Arial"/>
+                <w:b w:val="false"/>
+                <w:bCs w:val="false"/>
+                <w:i w:val="false"/>
+                <w:iCs w:val="false"/>
+                <w:color w:val="000000"/>
+                <w:sz w:val="18"/>
+                <w:szCs w:val="18"/>
+              </w:rPr>
+              <w:t xml:space="preserve">DRIVING QUESTION BOARD CURATION — The DQB makes the cumulative growth of understanding visible and metacognitive. The confidence thermometer gives the teacher real-time data on the class's explanatory readiness and signals to learners that understanding is a trajectory, not a binary. Clustering resolved vs. open questions creates a visual narrative of the evidence-gathering sequence.</w:t>
+            </w:r>
+          </w:p>
+        </w:tc>
+        <w:tc>
+          <w:tcPr>
+            <w:tcW w:type="dxa" w:w="3040"/>
+            <w:shd w:fill="F2F2F2" w:color="auto" w:val="clear"/>
+            <w:tcMar>
+              <w:top w:type="dxa" w:w="60"/>
+              <w:left w:type="dxa" w:w="120"/>
+              <w:bottom w:type="dxa" w:w="60"/>
+              <w:right w:type="dxa" w:w="120"/>
+            </w:tcMar>
+            <w:vAlign w:val="top"/>
+          </w:tcPr>
+          <w:p>
+            <w:pPr>
+              <w:spacing w:after="40" w:before="0"/>
+              <w:jc w:val="left"/>
+            </w:pPr>
+            <w:r>
+              <w:rPr>
+                <w:rFonts w:ascii="Arial" w:cs="Arial" w:eastAsia="Arial" w:hAnsi="Arial"/>
+                <w:b w:val="false"/>
+                <w:bCs w:val="false"/>
+                <w:i w:val="false"/>
+                <w:iCs w:val="false"/>
+                <w:color w:val="000000"/>
+                <w:sz w:val="18"/>
+                <w:szCs w:val="18"/>
+              </w:rPr>
+              <w:t xml:space="preserve">Observable indicator: If fewer than 50% of learners show 3 or more fingers on the confidence thermometer, teacher identifies the dominant yellow-note theme and adds a targeted review task to the opening of Lesson 8. If the dominant yellow theme is about WHY valency determines ratios (not just HOW to balance), teacher prepares a Lesson 8 opening model-building task that connects electron configuration → valency → ionic ratio → formula → balanced equation as a single chain.</w:t>
+            </w:r>
+          </w:p>
+        </w:tc>
+      </w:tr>
+      <w:tr>
+        <w:tc>
+          <w:tcPr>
+            <w:tcW w:type="dxa" w:w="1520"/>
+            <w:shd w:fill="D5E8F0" w:color="auto" w:val="clear"/>
+            <w:tcMar>
+              <w:top w:type="dxa" w:w="60"/>
+              <w:left w:type="dxa" w:w="120"/>
+              <w:bottom w:type="dxa" w:w="60"/>
+              <w:right w:type="dxa" w:w="120"/>
+            </w:tcMar>
+            <w:vAlign w:val="top"/>
+          </w:tcPr>
+          <w:p>
+            <w:pPr>
+              <w:spacing w:after="40" w:before="0"/>
+              <w:jc w:val="left"/>
+            </w:pPr>
+            <w:r>
+              <w:rPr>
+                <w:rFonts w:ascii="Arial" w:cs="Arial" w:eastAsia="Arial" w:hAnsi="Arial"/>
+                <w:b/>
+                <w:bCs/>
+                <w:i w:val="false"/>
+                <w:iCs w:val="false"/>
+                <w:color w:val="000000"/>
+                <w:sz w:val="18"/>
+                <w:szCs w:val="18"/>
+              </w:rPr>
+              <w:t xml:space="preserve">Model Building Phase</w:t>
+            </w:r>
+          </w:p>
+          <w:p>
+            <w:pPr>
+              <w:spacing w:after="20" w:before="0"/>
+            </w:pPr>
+            <w:r>
+              <w:rPr>
+                <w:rFonts w:ascii="Arial" w:cs="Arial" w:eastAsia="Arial" w:hAnsi="Arial"/>
+                <w:b/>
+                <w:bCs/>
+                <w:color w:val="1F3864"/>
+                <w:sz w:val="16"/>
+                <w:szCs w:val="16"/>
+              </w:rPr>
+              <w:t xml:space="preserve">📹 VIDEO:</w:t>
+            </w:r>
+          </w:p>
+          <w:p>
+            <w:pPr>
+              <w:spacing w:after="20" w:before="0"/>
+            </w:pPr>
+            <w:hyperlink w:history="1" r:id="rIdnt2lvbbj2gnqwq2nvgfze">
               <w:r>
                 <w:rPr>
                   <w:rFonts w:ascii="Arial" w:cs="Arial" w:eastAsia="Arial" w:hAnsi="Arial"/>
@@ -20414,7 +21638,7 @@
               <w:spacing w:after="10" w:before="0"/>
               <w:ind w:left="120"/>
             </w:pPr>
-            <w:hyperlink w:history="1" r:id="rIdniksiqzyui5zxevyqdeal">
+            <w:hyperlink w:history="1" r:id="rId1dd-xin4v5xagcwqaxicj">
               <w:r>
                 <w:rPr>
                   <w:rFonts w:ascii="Arial" w:cs="Arial" w:eastAsia="Arial" w:hAnsi="Arial"/>
@@ -20459,7 +21683,7 @@
             <w:pPr>
               <w:spacing w:after="20" w:before="0"/>
             </w:pPr>
-            <w:hyperlink w:history="1" r:id="rIdjkmilycdphq4snhsp330x">
+            <w:hyperlink w:history="1" r:id="rId1ki-ghsahwo4-qufp9w_6">
               <w:r>
                 <w:rPr>
                   <w:rFonts w:ascii="Arial" w:cs="Arial" w:eastAsia="Arial" w:hAnsi="Arial"/>
@@ -20468,7 +21692,7 @@
                   <w:szCs w:val="16"/>
                   <w:u w:val="single" w:color="2E75B6"/>
                 </w:rPr>
-                <w:t xml:space="preserve">Chemical Equations: Balancing Chemical Reactions (PLIX)</w:t>
+                <w:t xml:space="preserve">Conservation of Mass in Chemical Reactions (Flexbook)</w:t>
               </w:r>
             </w:hyperlink>
           </w:p>
@@ -20492,1231 +21716,7 @@
               <w:spacing w:after="10" w:before="0"/>
               <w:ind w:left="120"/>
             </w:pPr>
-            <w:hyperlink w:history="1" r:id="rIdjl1luqrvc0kacaswyip5u">
-              <w:r>
-                <w:rPr>
-                  <w:rFonts w:ascii="Arial" w:cs="Arial" w:eastAsia="Arial" w:hAnsi="Arial"/>
-                  <w:color w:val="595959"/>
-                  <w:sz w:val="14"/>
-                  <w:szCs w:val="14"/>
-                  <w:u w:val="single" w:color="595959"/>
-                </w:rPr>
-                <w:t xml:space="preserve">🔍 Search ARES for similar readings</w:t>
-              </w:r>
-            </w:hyperlink>
-          </w:p>
-        </w:tc>
-        <w:tc>
-          <w:tcPr>
-            <w:tcW w:type="dxa" w:w="3040"/>
-            <w:shd w:fill="FFFFFF" w:color="auto" w:val="clear"/>
-            <w:tcMar>
-              <w:top w:type="dxa" w:w="60"/>
-              <w:left w:type="dxa" w:w="120"/>
-              <w:bottom w:type="dxa" w:w="60"/>
-              <w:right w:type="dxa" w:w="120"/>
-            </w:tcMar>
-            <w:vAlign w:val="top"/>
-          </w:tcPr>
-          <w:p>
-            <w:pPr>
-              <w:spacing w:after="40" w:before="0"/>
-              <w:jc w:val="left"/>
-            </w:pPr>
-            <w:r>
-              <w:rPr>
-                <w:rFonts w:ascii="Arial" w:cs="Arial" w:eastAsia="Arial" w:hAnsi="Arial"/>
-                <w:b w:val="false"/>
-                <w:bCs w:val="false"/>
-                <w:i w:val="false"/>
-                <w:iCs w:val="false"/>
-                <w:color w:val="000000"/>
-                <w:sz w:val="18"/>
-                <w:szCs w:val="18"/>
-              </w:rPr>
-              <w:t xml:space="preserve">Each learner receives a half-page 'Predict Card' showing an unbalanced equation: Na + Cl₂ → NaCl (sodium reacting with chlorine gas to form table salt). Without any instruction, learners individually attempt to balance the equation by writing coefficients. They then record: (a) their balanced equation attempt, (b) one reason WHY they think atoms must be equal on both sides, and (c) a prediction about whether the fertiliser formulae CAN [Ca(NO₃)₂·NH₄NO₃] and DAP [(NH₄)₂HPO₄] could ever be written differently — e.g. could DAP be (NH₄)₃PO₄ instead? Learners hold up their Predict Cards so the teacher can do a quick visual survey before discussion.</w:t>
-            </w:r>
-          </w:p>
-        </w:tc>
-        <w:tc>
-          <w:tcPr>
-            <w:tcW w:type="dxa" w:w="3040"/>
-            <w:shd w:fill="F2F2F2" w:color="auto" w:val="clear"/>
-            <w:tcMar>
-              <w:top w:type="dxa" w:w="60"/>
-              <w:left w:type="dxa" w:w="120"/>
-              <w:bottom w:type="dxa" w:w="60"/>
-              <w:right w:type="dxa" w:w="120"/>
-            </w:tcMar>
-            <w:vAlign w:val="top"/>
-          </w:tcPr>
-          <w:p>
-            <w:pPr>
-              <w:spacing w:after="40" w:before="0"/>
-              <w:jc w:val="left"/>
-            </w:pPr>
-            <w:r>
-              <w:rPr>
-                <w:rFonts w:ascii="Arial" w:cs="Arial" w:eastAsia="Arial" w:hAnsi="Arial"/>
-                <w:b w:val="false"/>
-                <w:bCs w:val="false"/>
-                <w:i w:val="false"/>
-                <w:iCs w:val="false"/>
-                <w:color w:val="000000"/>
-                <w:sz w:val="18"/>
-                <w:szCs w:val="18"/>
-              </w:rPr>
-              <w:t xml:space="preserve">T distributes Predict Cards face-down. Say exactly: 'Do NOT turn the card over until I say go. I want your honest first attempt — there are no marks for this, only thinking.' [Pause 5 seconds.] 'Turn over — begin. You have 5 minutes working alone.' Circulate silently for 3 minutes, noting on a clipboard: (i) how many learners are writing 2Na + Cl₂ → 2NaCl (correct), (ii) how many write Na + Cl₂ → NaCl (unbalanced), (iii) how many leave blank. After 5 minutes: 'Pair with your neighbour and compare your attempts. You have 2 minutes.' Then cold-call 3 pairs: 'Baraka and Achieng, what did your pair write and why?' [WAIT 12 seconds after each cold-call before prompting.] Do NOT confirm or correct yet. Say: 'Hold your predictions — we will test them in the next phase.' Post a class tally on the board: '__ pairs think balanced, __ pairs unsure.' This tally creates productive cognitive tension that will be resolved in the Explain phase.</w:t>
-            </w:r>
-          </w:p>
-        </w:tc>
-        <w:tc>
-          <w:tcPr>
-            <w:tcW w:type="dxa" w:w="3040"/>
-            <w:shd w:fill="FFFFFF" w:color="auto" w:val="clear"/>
-            <w:tcMar>
-              <w:top w:type="dxa" w:w="60"/>
-              <w:left w:type="dxa" w:w="120"/>
-              <w:bottom w:type="dxa" w:w="60"/>
-              <w:right w:type="dxa" w:w="120"/>
-            </w:tcMar>
-            <w:vAlign w:val="top"/>
-          </w:tcPr>
-          <w:p>
-            <w:pPr>
-              <w:spacing w:after="40" w:before="0"/>
-              <w:jc w:val="left"/>
-            </w:pPr>
-            <w:r>
-              <w:rPr>
-                <w:rFonts w:ascii="Arial" w:cs="Arial" w:eastAsia="Arial" w:hAnsi="Arial"/>
-                <w:b w:val="false"/>
-                <w:bCs w:val="false"/>
-                <w:i w:val="false"/>
-                <w:iCs w:val="false"/>
-                <w:color w:val="000000"/>
-                <w:sz w:val="18"/>
-                <w:szCs w:val="18"/>
-              </w:rPr>
-              <w:t xml:space="preserve">PREDICT-THEN-COMPARE — Students externalise prior knowledge before instruction, making implicit valency understanding (from Lessons 4–6) visible. Comparing with a partner surfaces disagreements that motivate careful observation in Phase 2. The fertiliser formula prediction task directly links the new skill (balancing) back to the driving phenomenon.</w:t>
-            </w:r>
-          </w:p>
-        </w:tc>
-        <w:tc>
-          <w:tcPr>
-            <w:tcW w:type="dxa" w:w="3040"/>
-            <w:shd w:fill="F2F2F2" w:color="auto" w:val="clear"/>
-            <w:tcMar>
-              <w:top w:type="dxa" w:w="60"/>
-              <w:left w:type="dxa" w:w="120"/>
-              <w:bottom w:type="dxa" w:w="60"/>
-              <w:right w:type="dxa" w:w="120"/>
-            </w:tcMar>
-            <w:vAlign w:val="top"/>
-          </w:tcPr>
-          <w:p>
-            <w:pPr>
-              <w:spacing w:after="40" w:before="0"/>
-              <w:jc w:val="left"/>
-            </w:pPr>
-            <w:r>
-              <w:rPr>
-                <w:rFonts w:ascii="Arial" w:cs="Arial" w:eastAsia="Arial" w:hAnsi="Arial"/>
-                <w:b w:val="false"/>
-                <w:bCs w:val="false"/>
-                <w:i w:val="false"/>
-                <w:iCs w:val="false"/>
-                <w:color w:val="000000"/>
-                <w:sz w:val="18"/>
-                <w:szCs w:val="18"/>
-              </w:rPr>
-              <w:t xml:space="preserve">Observable indicator: Teacher scans Predict Cards and tallies — if fewer than 30% of learners attempt a coefficient strategy (rather than changing subscripts), teacher flags this as a prerequisite gap and addresses it explicitly at the start of Phase 3 ('Coefficients change HOW MANY molecules, subscripts change the formula itself — we NEVER change subscripts when balancing.').</w:t>
-            </w:r>
-          </w:p>
-        </w:tc>
-      </w:tr>
-      <w:tr>
-        <w:tc>
-          <w:tcPr>
-            <w:tcW w:type="dxa" w:w="1520"/>
-            <w:shd w:fill="D9EEF1" w:color="auto" w:val="clear"/>
-            <w:tcMar>
-              <w:top w:type="dxa" w:w="60"/>
-              <w:left w:type="dxa" w:w="120"/>
-              <w:bottom w:type="dxa" w:w="60"/>
-              <w:right w:type="dxa" w:w="120"/>
-            </w:tcMar>
-            <w:vAlign w:val="top"/>
-          </w:tcPr>
-          <w:p>
-            <w:pPr>
-              <w:spacing w:after="40" w:before="0"/>
-              <w:jc w:val="left"/>
-            </w:pPr>
-            <w:r>
-              <w:rPr>
-                <w:rFonts w:ascii="Arial" w:cs="Arial" w:eastAsia="Arial" w:hAnsi="Arial"/>
-                <w:b/>
-                <w:bCs/>
-                <w:i w:val="false"/>
-                <w:iCs w:val="false"/>
-                <w:color w:val="000000"/>
-                <w:sz w:val="18"/>
-                <w:szCs w:val="18"/>
-              </w:rPr>
-              <w:t xml:space="preserve">Observe Phase</w:t>
-            </w:r>
-          </w:p>
-          <w:p>
-            <w:pPr>
-              <w:spacing w:after="20" w:before="0"/>
-            </w:pPr>
-            <w:r>
-              <w:rPr>
-                <w:rFonts w:ascii="Arial" w:cs="Arial" w:eastAsia="Arial" w:hAnsi="Arial"/>
-                <w:b/>
-                <w:bCs/>
-                <w:color w:val="1F3864"/>
-                <w:sz w:val="16"/>
-                <w:szCs w:val="16"/>
-              </w:rPr>
-              <w:t xml:space="preserve">📹 VIDEO:</w:t>
-            </w:r>
-          </w:p>
-          <w:p>
-            <w:pPr>
-              <w:spacing w:after="20" w:before="0"/>
-            </w:pPr>
-            <w:hyperlink w:history="1" r:id="rIdusnmhjt8enyi2b0sd4ysh">
-              <w:r>
-                <w:rPr>
-                  <w:rFonts w:ascii="Arial" w:cs="Arial" w:eastAsia="Arial" w:hAnsi="Arial"/>
-                  <w:color w:val="2E75B6"/>
-                  <w:sz w:val="16"/>
-                  <w:szCs w:val="16"/>
-                  <w:u w:val="single" w:color="2E75B6"/>
-                </w:rPr>
-                <w:t xml:space="preserve">Video: Balancing Chemical Equations</w:t>
-              </w:r>
-            </w:hyperlink>
-          </w:p>
-          <w:p>
-            <w:pPr>
-              <w:spacing w:after="10" w:before="0"/>
-              <w:ind w:left="120"/>
-            </w:pPr>
-            <w:r>
-              <w:rPr>
-                <w:rFonts w:ascii="Arial" w:cs="Arial" w:eastAsia="Arial" w:hAnsi="Arial"/>
-                <w:color w:val="595959"/>
-                <w:sz w:val="14"/>
-                <w:szCs w:val="14"/>
-              </w:rPr>
-              <w:t xml:space="preserve">Source: PhET Interactive Simulations (English)</w:t>
-            </w:r>
-          </w:p>
-          <w:p>
-            <w:pPr>
-              <w:spacing w:after="10" w:before="0"/>
-              <w:ind w:left="120"/>
-            </w:pPr>
-            <w:hyperlink w:history="1" r:id="rIddecrh6atwkvaacoqgy1cp">
-              <w:r>
-                <w:rPr>
-                  <w:rFonts w:ascii="Arial" w:cs="Arial" w:eastAsia="Arial" w:hAnsi="Arial"/>
-                  <w:color w:val="595959"/>
-                  <w:sz w:val="14"/>
-                  <w:szCs w:val="14"/>
-                  <w:u w:val="single" w:color="595959"/>
-                </w:rPr>
-                <w:t xml:space="preserve">🔍 Search ARES for similar videos</w:t>
-              </w:r>
-            </w:hyperlink>
-          </w:p>
-          <w:p>
-            <w:pPr>
-              <w:spacing w:after="40" w:before="0"/>
-            </w:pPr>
-            <w:r>
-              <w:rPr>
-                <w:sz w:val="14"/>
-                <w:szCs w:val="14"/>
-              </w:rPr>
-              <w:t xml:space="preserve"/>
-            </w:r>
-          </w:p>
-          <w:p>
-            <w:pPr>
-              <w:spacing w:after="20" w:before="0"/>
-            </w:pPr>
-            <w:r>
-              <w:rPr>
-                <w:rFonts w:ascii="Arial" w:cs="Arial" w:eastAsia="Arial" w:hAnsi="Arial"/>
-                <w:b/>
-                <w:bCs/>
-                <w:color w:val="1F3864"/>
-                <w:sz w:val="16"/>
-                <w:szCs w:val="16"/>
-              </w:rPr>
-              <w:t xml:space="preserve">📖 HTML:</w:t>
-            </w:r>
-          </w:p>
-          <w:p>
-            <w:pPr>
-              <w:spacing w:after="20" w:before="0"/>
-            </w:pPr>
-            <w:hyperlink w:history="1" r:id="rId3ctz-nh_nj9cqlpfftciw">
-              <w:r>
-                <w:rPr>
-                  <w:rFonts w:ascii="Arial" w:cs="Arial" w:eastAsia="Arial" w:hAnsi="Arial"/>
-                  <w:color w:val="2E75B6"/>
-                  <w:sz w:val="16"/>
-                  <w:szCs w:val="16"/>
-                  <w:u w:val="single" w:color="2E75B6"/>
-                </w:rPr>
-                <w:t xml:space="preserve">Chemical Equations: Balancing Chemical Reactions (PLIX)</w:t>
-              </w:r>
-            </w:hyperlink>
-          </w:p>
-          <w:p>
-            <w:pPr>
-              <w:spacing w:after="10" w:before="0"/>
-              <w:ind w:left="120"/>
-            </w:pPr>
-            <w:r>
-              <w:rPr>
-                <w:rFonts w:ascii="Arial" w:cs="Arial" w:eastAsia="Arial" w:hAnsi="Arial"/>
-                <w:color w:val="595959"/>
-                <w:sz w:val="14"/>
-                <w:szCs w:val="14"/>
-              </w:rPr>
-              <w:t xml:space="preserve">Source: CK-12</w:t>
-            </w:r>
-          </w:p>
-          <w:p>
-            <w:pPr>
-              <w:spacing w:after="10" w:before="0"/>
-              <w:ind w:left="120"/>
-            </w:pPr>
-            <w:hyperlink w:history="1" r:id="rIdqns1vht0scpr5rj6yb5_h">
-              <w:r>
-                <w:rPr>
-                  <w:rFonts w:ascii="Arial" w:cs="Arial" w:eastAsia="Arial" w:hAnsi="Arial"/>
-                  <w:color w:val="595959"/>
-                  <w:sz w:val="14"/>
-                  <w:szCs w:val="14"/>
-                  <w:u w:val="single" w:color="595959"/>
-                </w:rPr>
-                <w:t xml:space="preserve">🔍 Search ARES for similar readings</w:t>
-              </w:r>
-            </w:hyperlink>
-          </w:p>
-        </w:tc>
-        <w:tc>
-          <w:tcPr>
-            <w:tcW w:type="dxa" w:w="3040"/>
-            <w:shd w:fill="FFFFFF" w:color="auto" w:val="clear"/>
-            <w:tcMar>
-              <w:top w:type="dxa" w:w="60"/>
-              <w:left w:type="dxa" w:w="120"/>
-              <w:bottom w:type="dxa" w:w="60"/>
-              <w:right w:type="dxa" w:w="120"/>
-            </w:tcMar>
-            <w:vAlign w:val="top"/>
-          </w:tcPr>
-          <w:p>
-            <w:pPr>
-              <w:spacing w:after="40" w:before="0"/>
-              <w:jc w:val="left"/>
-            </w:pPr>
-            <w:r>
-              <w:rPr>
-                <w:rFonts w:ascii="Arial" w:cs="Arial" w:eastAsia="Arial" w:hAnsi="Arial"/>
-                <w:b w:val="false"/>
-                <w:bCs w:val="false"/>
-                <w:i w:val="false"/>
-                <w:iCs w:val="false"/>
-                <w:color w:val="000000"/>
-                <w:sz w:val="18"/>
-                <w:szCs w:val="18"/>
-              </w:rPr>
-              <w:t xml:space="preserve">The teacher leads a whole-class demonstration of the 4-step balancing strategy using a maize-lorry analogy drawn on the board, then applies the strategy live to the Na + Cl₂ equation from the Predict Card. Learners observe and take structured notes on a pre-printed 'Observation Frame' with four columns: Step | What I do | Sodium atoms | Chlorine atoms. After the demonstration, learners watch the teacher work through a second equation (Mg + O₂ → MgO) using the same 4 steps, this time narrating each step aloud. Learners fill in their Observation Frame independently as the teacher works. A short 3-minute 'gallery walk' of four pre-written large-format equation cards pinned around the room (one for NaCl, MgO, Ca(NO₃)₂, and (NH₄)₂HPO₄ — each showing ONLY the unbalanced left side) allows learners to read the equations and note atom counts before the Explain phase.</w:t>
-            </w:r>
-          </w:p>
-        </w:tc>
-        <w:tc>
-          <w:tcPr>
-            <w:tcW w:type="dxa" w:w="3040"/>
-            <w:shd w:fill="F2F2F2" w:color="auto" w:val="clear"/>
-            <w:tcMar>
-              <w:top w:type="dxa" w:w="60"/>
-              <w:left w:type="dxa" w:w="120"/>
-              <w:bottom w:type="dxa" w:w="60"/>
-              <w:right w:type="dxa" w:w="120"/>
-            </w:tcMar>
-            <w:vAlign w:val="top"/>
-          </w:tcPr>
-          <w:p>
-            <w:pPr>
-              <w:spacing w:after="40" w:before="0"/>
-              <w:jc w:val="left"/>
-            </w:pPr>
-            <w:r>
-              <w:rPr>
-                <w:rFonts w:ascii="Arial" w:cs="Arial" w:eastAsia="Arial" w:hAnsi="Arial"/>
-                <w:b w:val="false"/>
-                <w:bCs w:val="false"/>
-                <w:i w:val="false"/>
-                <w:iCs w:val="false"/>
-                <w:color w:val="000000"/>
-                <w:sz w:val="18"/>
-                <w:szCs w:val="18"/>
-              </w:rPr>
-              <w:t xml:space="preserve">Draw on the board: 'ANALOGY — A lorry from Eldoret carries maize sacks to Nairobi. If 1 sack holds 2 bags of maize (like Cl₂ holds 2 Cl atoms), how many lorries do I need to deliver exactly 2 bags?' Use arrows to show: 1 lorry × 2 bags/lorry = 2 bags. Say: 'In chemistry, we call the number of lorries the COEFFICIENT. We can change how many lorries — we NEVER cut the lorry in half [cross out the subscript dramatically].' Now move to the equation. Write: Na + Cl₂ → NaCl. Say aloud: 'Step 1 — Write the unbalanced equation. Done.' 'Step 2 — Count atoms on each side: left: 1 Na, 2 Cl. Right: 1 Na, 1 Cl. Not equal — Cl is short on the right.' 'Step 3 — Balance by inspection: put coefficient 2 in front of NaCl → Na + Cl₂ → 2NaCl. Now recount: right has 2 Na, 2 Cl — but left only has 1 Na.' 'Step 4 — Adjust: put 2 in front of Na → 2Na + Cl₂ → 2NaCl. Verify: 2 Na = 2 Na ✔ 2 Cl = 2 Cl ✔ BALANCED.' Cold-call 2 learners to echo the 4 steps back: 'Njeri, tell me Step 2 in your own words.' [WAIT 12 seconds.] 'Otieno, what do we NEVER change and why?' [WAIT 12 seconds.] Then repeat the 4-step process for Mg + O₂ → MgO, narrating slowly. After gallery walk: 'In your Observation Frame, write ONE question you still have about balancing. We will answer those questions in the next phase.'</w:t>
-            </w:r>
-          </w:p>
-        </w:tc>
-        <w:tc>
-          <w:tcPr>
-            <w:tcW w:type="dxa" w:w="3040"/>
-            <w:shd w:fill="FFFFFF" w:color="auto" w:val="clear"/>
-            <w:tcMar>
-              <w:top w:type="dxa" w:w="60"/>
-              <w:left w:type="dxa" w:w="120"/>
-              <w:bottom w:type="dxa" w:w="60"/>
-              <w:right w:type="dxa" w:w="120"/>
-            </w:tcMar>
-            <w:vAlign w:val="top"/>
-          </w:tcPr>
-          <w:p>
-            <w:pPr>
-              <w:spacing w:after="40" w:before="0"/>
-              <w:jc w:val="left"/>
-            </w:pPr>
-            <w:r>
-              <w:rPr>
-                <w:rFonts w:ascii="Arial" w:cs="Arial" w:eastAsia="Arial" w:hAnsi="Arial"/>
-                <w:b w:val="false"/>
-                <w:bCs w:val="false"/>
-                <w:i w:val="false"/>
-                <w:iCs w:val="false"/>
-                <w:color w:val="000000"/>
-                <w:sz w:val="18"/>
-                <w:szCs w:val="18"/>
-              </w:rPr>
-              <w:t xml:space="preserve">ANALOGY + THINK-ALOUD MODELLING — The Eldoret-Nairobi maize-lorry analogy makes the abstract concept of coefficients vs. subscripts concrete and Kenyan-relevant. The teacher's live think-aloud externalises expert reasoning, giving learners a cognitive scaffold. The structured Observation Frame focuses attention on atom counts rather than superficial equation-writing, building the counting precision needed in Phase 3.</w:t>
-            </w:r>
-          </w:p>
-        </w:tc>
-        <w:tc>
-          <w:tcPr>
-            <w:tcW w:type="dxa" w:w="3040"/>
-            <w:shd w:fill="F2F2F2" w:color="auto" w:val="clear"/>
-            <w:tcMar>
-              <w:top w:type="dxa" w:w="60"/>
-              <w:left w:type="dxa" w:w="120"/>
-              <w:bottom w:type="dxa" w:w="60"/>
-              <w:right w:type="dxa" w:w="120"/>
-            </w:tcMar>
-            <w:vAlign w:val="top"/>
-          </w:tcPr>
-          <w:p>
-            <w:pPr>
-              <w:spacing w:after="40" w:before="0"/>
-              <w:jc w:val="left"/>
-            </w:pPr>
-            <w:r>
-              <w:rPr>
-                <w:rFonts w:ascii="Arial" w:cs="Arial" w:eastAsia="Arial" w:hAnsi="Arial"/>
-                <w:b w:val="false"/>
-                <w:bCs w:val="false"/>
-                <w:i w:val="false"/>
-                <w:iCs w:val="false"/>
-                <w:color w:val="000000"/>
-                <w:sz w:val="18"/>
-                <w:szCs w:val="18"/>
-              </w:rPr>
-              <w:t xml:space="preserve">Observable indicator: During the gallery walk, teacher reads 3–4 'questions still have' entries from Observation Frames. If more than 40% of learners write questions about WHAT a coefficient means (not HOW to use it), teacher opens Phase 3 with a 2-minute re-teach of the lorry analogy using a different example (githeri recipe: 2 cups maize + 1 cup beans → 1 pot githeri; doubling the recipe requires doubling ALL ingredients, not re-defining a cup).</w:t>
-            </w:r>
-          </w:p>
-        </w:tc>
-      </w:tr>
-      <w:tr>
-        <w:tc>
-          <w:tcPr>
-            <w:tcW w:type="dxa" w:w="1520"/>
-            <w:shd w:fill="E2EFDA" w:color="auto" w:val="clear"/>
-            <w:tcMar>
-              <w:top w:type="dxa" w:w="60"/>
-              <w:left w:type="dxa" w:w="120"/>
-              <w:bottom w:type="dxa" w:w="60"/>
-              <w:right w:type="dxa" w:w="120"/>
-            </w:tcMar>
-            <w:vAlign w:val="top"/>
-          </w:tcPr>
-          <w:p>
-            <w:pPr>
-              <w:spacing w:after="40" w:before="0"/>
-              <w:jc w:val="left"/>
-            </w:pPr>
-            <w:r>
-              <w:rPr>
-                <w:rFonts w:ascii="Arial" w:cs="Arial" w:eastAsia="Arial" w:hAnsi="Arial"/>
-                <w:b/>
-                <w:bCs/>
-                <w:i w:val="false"/>
-                <w:iCs w:val="false"/>
-                <w:color w:val="000000"/>
-                <w:sz w:val="18"/>
-                <w:szCs w:val="18"/>
-              </w:rPr>
-              <w:t xml:space="preserve">Explain Phase</w:t>
-            </w:r>
-          </w:p>
-          <w:p>
-            <w:pPr>
-              <w:spacing w:after="20" w:before="0"/>
-            </w:pPr>
-            <w:r>
-              <w:rPr>
-                <w:rFonts w:ascii="Arial" w:cs="Arial" w:eastAsia="Arial" w:hAnsi="Arial"/>
-                <w:b/>
-                <w:bCs/>
-                <w:color w:val="1F3864"/>
-                <w:sz w:val="16"/>
-                <w:szCs w:val="16"/>
-              </w:rPr>
-              <w:t xml:space="preserve">📹 VIDEO:</w:t>
-            </w:r>
-          </w:p>
-          <w:p>
-            <w:pPr>
-              <w:spacing w:after="20" w:before="0"/>
-            </w:pPr>
-            <w:hyperlink w:history="1" r:id="rIdxlwft0zqdctqsvhrc-tku">
-              <w:r>
-                <w:rPr>
-                  <w:rFonts w:ascii="Arial" w:cs="Arial" w:eastAsia="Arial" w:hAnsi="Arial"/>
-                  <w:color w:val="2E75B6"/>
-                  <w:sz w:val="16"/>
-                  <w:szCs w:val="16"/>
-                  <w:u w:val="single" w:color="2E75B6"/>
-                </w:rPr>
-                <w:t xml:space="preserve">Video: Balancing Chemical Equations</w:t>
-              </w:r>
-            </w:hyperlink>
-          </w:p>
-          <w:p>
-            <w:pPr>
-              <w:spacing w:after="10" w:before="0"/>
-              <w:ind w:left="120"/>
-            </w:pPr>
-            <w:r>
-              <w:rPr>
-                <w:rFonts w:ascii="Arial" w:cs="Arial" w:eastAsia="Arial" w:hAnsi="Arial"/>
-                <w:color w:val="595959"/>
-                <w:sz w:val="14"/>
-                <w:szCs w:val="14"/>
-              </w:rPr>
-              <w:t xml:space="preserve">Source: PhET Interactive Simulations (English)</w:t>
-            </w:r>
-          </w:p>
-          <w:p>
-            <w:pPr>
-              <w:spacing w:after="10" w:before="0"/>
-              <w:ind w:left="120"/>
-            </w:pPr>
-            <w:hyperlink w:history="1" r:id="rIdzpte0thgs-acekmja-cde">
-              <w:r>
-                <w:rPr>
-                  <w:rFonts w:ascii="Arial" w:cs="Arial" w:eastAsia="Arial" w:hAnsi="Arial"/>
-                  <w:color w:val="595959"/>
-                  <w:sz w:val="14"/>
-                  <w:szCs w:val="14"/>
-                  <w:u w:val="single" w:color="595959"/>
-                </w:rPr>
-                <w:t xml:space="preserve">🔍 Search ARES for similar videos</w:t>
-              </w:r>
-            </w:hyperlink>
-          </w:p>
-          <w:p>
-            <w:pPr>
-              <w:spacing w:after="40" w:before="0"/>
-            </w:pPr>
-            <w:r>
-              <w:rPr>
-                <w:sz w:val="14"/>
-                <w:szCs w:val="14"/>
-              </w:rPr>
-              <w:t xml:space="preserve"/>
-            </w:r>
-          </w:p>
-          <w:p>
-            <w:pPr>
-              <w:spacing w:after="20" w:before="0"/>
-            </w:pPr>
-            <w:r>
-              <w:rPr>
-                <w:rFonts w:ascii="Arial" w:cs="Arial" w:eastAsia="Arial" w:hAnsi="Arial"/>
-                <w:b/>
-                <w:bCs/>
-                <w:color w:val="1F3864"/>
-                <w:sz w:val="16"/>
-                <w:szCs w:val="16"/>
-              </w:rPr>
-              <w:t xml:space="preserve">📖 HTML:</w:t>
-            </w:r>
-          </w:p>
-          <w:p>
-            <w:pPr>
-              <w:spacing w:after="20" w:before="0"/>
-            </w:pPr>
-            <w:hyperlink w:history="1" r:id="rIduzun5dna4iokec5h9whd_">
-              <w:r>
-                <w:rPr>
-                  <w:rFonts w:ascii="Arial" w:cs="Arial" w:eastAsia="Arial" w:hAnsi="Arial"/>
-                  <w:color w:val="2E75B6"/>
-                  <w:sz w:val="16"/>
-                  <w:szCs w:val="16"/>
-                  <w:u w:val="single" w:color="2E75B6"/>
-                </w:rPr>
-                <w:t xml:space="preserve">Chemical Equations: Balancing Chemical Reactions (PLIX)</w:t>
-              </w:r>
-            </w:hyperlink>
-          </w:p>
-          <w:p>
-            <w:pPr>
-              <w:spacing w:after="10" w:before="0"/>
-              <w:ind w:left="120"/>
-            </w:pPr>
-            <w:r>
-              <w:rPr>
-                <w:rFonts w:ascii="Arial" w:cs="Arial" w:eastAsia="Arial" w:hAnsi="Arial"/>
-                <w:color w:val="595959"/>
-                <w:sz w:val="14"/>
-                <w:szCs w:val="14"/>
-              </w:rPr>
-              <w:t xml:space="preserve">Source: CK-12</w:t>
-            </w:r>
-          </w:p>
-          <w:p>
-            <w:pPr>
-              <w:spacing w:after="10" w:before="0"/>
-              <w:ind w:left="120"/>
-            </w:pPr>
-            <w:hyperlink w:history="1" r:id="rId1uqfydstvg2pkebblhyvz">
-              <w:r>
-                <w:rPr>
-                  <w:rFonts w:ascii="Arial" w:cs="Arial" w:eastAsia="Arial" w:hAnsi="Arial"/>
-                  <w:color w:val="595959"/>
-                  <w:sz w:val="14"/>
-                  <w:szCs w:val="14"/>
-                  <w:u w:val="single" w:color="595959"/>
-                </w:rPr>
-                <w:t xml:space="preserve">🔍 Search ARES for similar readings</w:t>
-              </w:r>
-            </w:hyperlink>
-          </w:p>
-        </w:tc>
-        <w:tc>
-          <w:tcPr>
-            <w:tcW w:type="dxa" w:w="3040"/>
-            <w:shd w:fill="FFFFFF" w:color="auto" w:val="clear"/>
-            <w:tcMar>
-              <w:top w:type="dxa" w:w="60"/>
-              <w:left w:type="dxa" w:w="120"/>
-              <w:bottom w:type="dxa" w:w="60"/>
-              <w:right w:type="dxa" w:w="120"/>
-            </w:tcMar>
-            <w:vAlign w:val="top"/>
-          </w:tcPr>
-          <w:p>
-            <w:pPr>
-              <w:spacing w:after="40" w:before="0"/>
-              <w:jc w:val="left"/>
-            </w:pPr>
-            <w:r>
-              <w:rPr>
-                <w:rFonts w:ascii="Arial" w:cs="Arial" w:eastAsia="Arial" w:hAnsi="Arial"/>
-                <w:b w:val="false"/>
-                <w:bCs w:val="false"/>
-                <w:i w:val="false"/>
-                <w:iCs w:val="false"/>
-                <w:color w:val="000000"/>
-                <w:sz w:val="18"/>
-                <w:szCs w:val="18"/>
-              </w:rPr>
-              <w:t xml:space="preserve">Learners work in stable pairs. Each pair receives a 'Balancing Worksheet' containing four target equations linked to the fertiliser phenomenon: (1) 2Na + Cl₂ → 2NaCl [table salt — review]; (2) 2Mg + O₂ → 2MgO [magnesium oxide — common in lime fertiliser]; (3) Ca + 2HNO₃ → Ca(NO₃)₂ + H₂ [calcium reacting with nitric acid to form calcium nitrate, a component of CAN]; (4) 3(NH₄)OH + H₃PO₄ → (NH₄)₃PO₄ + 3H₂O [ammonium phosphate — related to DAP]. For each equation, the worksheet provides the unbalanced form, a blank atom-count table, and a space for the balanced equation. Pairs work through equations using the 4-step strategy. After completing each equation, Partner A explains the reasoning aloud while Partner B checks using a 'Peer-Check Checklist' (3 items: ✔ Subscripts unchanged? ✔ All atom types counted? ✔ Both sides equal?). Partners swap roles for each new equation. After all four are complete, each pair annotates the DAP formula on their Predict Card: 'The ratio (NH₄)₃PO₄ comes from N valency __, P valency __, therefore __ ammonium ions per phosphate ion.' The teacher links this directly back to the DAP bag label.</w:t>
-            </w:r>
-          </w:p>
-        </w:tc>
-        <w:tc>
-          <w:tcPr>
-            <w:tcW w:type="dxa" w:w="3040"/>
-            <w:shd w:fill="F2F2F2" w:color="auto" w:val="clear"/>
-            <w:tcMar>
-              <w:top w:type="dxa" w:w="60"/>
-              <w:left w:type="dxa" w:w="120"/>
-              <w:bottom w:type="dxa" w:w="60"/>
-              <w:right w:type="dxa" w:w="120"/>
-            </w:tcMar>
-            <w:vAlign w:val="top"/>
-          </w:tcPr>
-          <w:p>
-            <w:pPr>
-              <w:spacing w:after="40" w:before="0"/>
-              <w:jc w:val="left"/>
-            </w:pPr>
-            <w:r>
-              <w:rPr>
-                <w:rFonts w:ascii="Arial" w:cs="Arial" w:eastAsia="Arial" w:hAnsi="Arial"/>
-                <w:b w:val="false"/>
-                <w:bCs w:val="false"/>
-                <w:i w:val="false"/>
-                <w:iCs w:val="false"/>
-                <w:color w:val="000000"/>
-                <w:sz w:val="18"/>
-                <w:szCs w:val="18"/>
-              </w:rPr>
-              <w:t xml:space="preserve">Distribute worksheets and checklists. Say: 'You have 18 minutes for all four equations. Partner A starts as the explainer for equation 1. Partner B uses the checklist. Swap for equation 2. Ready — go.' Circulate purposefully using a 3-column tracking table (pair name | equation stuck on | error type). Every 4–5 minutes, pause the class for a 'Cold-Call Check': choose one pair who made an error (identified during circulation) and ask ONE partner to narrate Step 2 for that equation. Say: 'Kamau, read your atom count for the LEFT side of equation 3 — just the numbers.' [WAIT 12 seconds.] Then ask the class: 'Hands up if your count for Ca on the left is the same as Kamau's.' Use discrepancies to re-teach on the spot without embarrassing the pair: 'Interesting — we have two different counts. Let's check together.' After 18 minutes: 'Annotate your Predict Card now — 3 minutes.' Then cold-call 2 pairs to share their DAP ratio annotation. Ask: 'So could DAP ever be written (NH₄)₄PO₄?' [WAIT 15 seconds.] Target response: 'No — because phosphate has valency 3 and ammonium has valency 1, so we always need exactly 3 ammonium ions to balance one phosphate ion — the ratio is fixed by valency.' Affirm: 'That fixed ratio IS why the bag in Kericho has that exact formula — and why it cannot be anything else.'</w:t>
-            </w:r>
-          </w:p>
-        </w:tc>
-        <w:tc>
-          <w:tcPr>
-            <w:tcW w:type="dxa" w:w="3040"/>
-            <w:shd w:fill="FFFFFF" w:color="auto" w:val="clear"/>
-            <w:tcMar>
-              <w:top w:type="dxa" w:w="60"/>
-              <w:left w:type="dxa" w:w="120"/>
-              <w:bottom w:type="dxa" w:w="60"/>
-              <w:right w:type="dxa" w:w="120"/>
-            </w:tcMar>
-            <w:vAlign w:val="top"/>
-          </w:tcPr>
-          <w:p>
-            <w:pPr>
-              <w:spacing w:after="40" w:before="0"/>
-              <w:jc w:val="left"/>
-            </w:pPr>
-            <w:r>
-              <w:rPr>
-                <w:rFonts w:ascii="Arial" w:cs="Arial" w:eastAsia="Arial" w:hAnsi="Arial"/>
-                <w:b w:val="false"/>
-                <w:bCs w:val="false"/>
-                <w:i w:val="false"/>
-                <w:iCs w:val="false"/>
-                <w:color w:val="000000"/>
-                <w:sz w:val="18"/>
-                <w:szCs w:val="18"/>
-              </w:rPr>
-              <w:t xml:space="preserve">STRUCTURED PAIR WORK WITH RECIPROCAL TEACHING — Partners alternate between explainer and checker roles, which forces both to engage with reasoning rather than just copying answers. The Peer-Check Checklist externalises the quality criteria, making self-regulation explicit. The DAP annotation task directly applies the balancing skill to the driving phenomenon, closing the explanatory loop opened in Lesson 1.</w:t>
-            </w:r>
-          </w:p>
-        </w:tc>
-        <w:tc>
-          <w:tcPr>
-            <w:tcW w:type="dxa" w:w="3040"/>
-            <w:shd w:fill="F2F2F2" w:color="auto" w:val="clear"/>
-            <w:tcMar>
-              <w:top w:type="dxa" w:w="60"/>
-              <w:left w:type="dxa" w:w="120"/>
-              <w:bottom w:type="dxa" w:w="60"/>
-              <w:right w:type="dxa" w:w="120"/>
-            </w:tcMar>
-            <w:vAlign w:val="top"/>
-          </w:tcPr>
-          <w:p>
-            <w:pPr>
-              <w:spacing w:after="40" w:before="0"/>
-              <w:jc w:val="left"/>
-            </w:pPr>
-            <w:r>
-              <w:rPr>
-                <w:rFonts w:ascii="Arial" w:cs="Arial" w:eastAsia="Arial" w:hAnsi="Arial"/>
-                <w:b w:val="false"/>
-                <w:bCs w:val="false"/>
-                <w:i w:val="false"/>
-                <w:iCs w:val="false"/>
-                <w:color w:val="000000"/>
-                <w:sz w:val="18"/>
-                <w:szCs w:val="18"/>
-              </w:rPr>
-              <w:t xml:space="preserve">Observable indicators: (i) Teacher's tracking table — if more than 3 pairs are stuck on the same step for equation 3 (calcium nitrate), teacher pauses the class and reteaches polyatomic ion counting: 'When you have NO₃⁻ as a unit, count the whole bracket first, THEN multiply by the subscript outside.' (ii) Peer-Check Checklists are collected at the end — if more than 25% of checklists show 'Subscripts unchanged? NO,' teacher opens the DQB phase with a targeted question: 'What is the difference between 2NaCl and NaCl₂?' as a whole-class sorting task.</w:t>
-            </w:r>
-          </w:p>
-        </w:tc>
-      </w:tr>
-      <w:tr>
-        <w:tc>
-          <w:tcPr>
-            <w:tcW w:type="dxa" w:w="1520"/>
-            <w:shd w:fill="FCE4D6" w:color="auto" w:val="clear"/>
-            <w:tcMar>
-              <w:top w:type="dxa" w:w="60"/>
-              <w:left w:type="dxa" w:w="120"/>
-              <w:bottom w:type="dxa" w:w="60"/>
-              <w:right w:type="dxa" w:w="120"/>
-            </w:tcMar>
-            <w:vAlign w:val="top"/>
-          </w:tcPr>
-          <w:p>
-            <w:pPr>
-              <w:spacing w:after="40" w:before="0"/>
-              <w:jc w:val="left"/>
-            </w:pPr>
-            <w:r>
-              <w:rPr>
-                <w:rFonts w:ascii="Arial" w:cs="Arial" w:eastAsia="Arial" w:hAnsi="Arial"/>
-                <w:b/>
-                <w:bCs/>
-                <w:i w:val="false"/>
-                <w:iCs w:val="false"/>
-                <w:color w:val="000000"/>
-                <w:sz w:val="18"/>
-                <w:szCs w:val="18"/>
-              </w:rPr>
-              <w:t xml:space="preserve">Driving Question Board (DQB) Creation</w:t>
-            </w:r>
-          </w:p>
-          <w:p>
-            <w:pPr>
-              <w:spacing w:after="20" w:before="0"/>
-            </w:pPr>
-            <w:r>
-              <w:rPr>
-                <w:rFonts w:ascii="Arial" w:cs="Arial" w:eastAsia="Arial" w:hAnsi="Arial"/>
-                <w:b/>
-                <w:bCs/>
-                <w:color w:val="1F3864"/>
-                <w:sz w:val="16"/>
-                <w:szCs w:val="16"/>
-              </w:rPr>
-              <w:t xml:space="preserve">📹 VIDEO:</w:t>
-            </w:r>
-          </w:p>
-          <w:p>
-            <w:pPr>
-              <w:spacing w:after="20" w:before="0"/>
-            </w:pPr>
-            <w:hyperlink w:history="1" r:id="rIdjl5h77zasr9n1m5vcymwe">
-              <w:r>
-                <w:rPr>
-                  <w:rFonts w:ascii="Arial" w:cs="Arial" w:eastAsia="Arial" w:hAnsi="Arial"/>
-                  <w:color w:val="2E75B6"/>
-                  <w:sz w:val="16"/>
-                  <w:szCs w:val="16"/>
-                  <w:u w:val="single" w:color="2E75B6"/>
-                </w:rPr>
-                <w:t xml:space="preserve">Video: Balancing Chemical Equations</w:t>
-              </w:r>
-            </w:hyperlink>
-          </w:p>
-          <w:p>
-            <w:pPr>
-              <w:spacing w:after="10" w:before="0"/>
-              <w:ind w:left="120"/>
-            </w:pPr>
-            <w:r>
-              <w:rPr>
-                <w:rFonts w:ascii="Arial" w:cs="Arial" w:eastAsia="Arial" w:hAnsi="Arial"/>
-                <w:color w:val="595959"/>
-                <w:sz w:val="14"/>
-                <w:szCs w:val="14"/>
-              </w:rPr>
-              <w:t xml:space="preserve">Source: PhET Interactive Simulations (English)</w:t>
-            </w:r>
-          </w:p>
-          <w:p>
-            <w:pPr>
-              <w:spacing w:after="10" w:before="0"/>
-              <w:ind w:left="120"/>
-            </w:pPr>
-            <w:hyperlink w:history="1" r:id="rIda3gj6xd4qnoyvxfjljirk">
-              <w:r>
-                <w:rPr>
-                  <w:rFonts w:ascii="Arial" w:cs="Arial" w:eastAsia="Arial" w:hAnsi="Arial"/>
-                  <w:color w:val="595959"/>
-                  <w:sz w:val="14"/>
-                  <w:szCs w:val="14"/>
-                  <w:u w:val="single" w:color="595959"/>
-                </w:rPr>
-                <w:t xml:space="preserve">🔍 Search ARES for similar videos</w:t>
-              </w:r>
-            </w:hyperlink>
-          </w:p>
-          <w:p>
-            <w:pPr>
-              <w:spacing w:after="40" w:before="0"/>
-            </w:pPr>
-            <w:r>
-              <w:rPr>
-                <w:sz w:val="14"/>
-                <w:szCs w:val="14"/>
-              </w:rPr>
-              <w:t xml:space="preserve"/>
-            </w:r>
-          </w:p>
-          <w:p>
-            <w:pPr>
-              <w:spacing w:after="20" w:before="0"/>
-            </w:pPr>
-            <w:r>
-              <w:rPr>
-                <w:rFonts w:ascii="Arial" w:cs="Arial" w:eastAsia="Arial" w:hAnsi="Arial"/>
-                <w:b/>
-                <w:bCs/>
-                <w:color w:val="1F3864"/>
-                <w:sz w:val="16"/>
-                <w:szCs w:val="16"/>
-              </w:rPr>
-              <w:t xml:space="preserve">📖 HTML:</w:t>
-            </w:r>
-          </w:p>
-          <w:p>
-            <w:pPr>
-              <w:spacing w:after="20" w:before="0"/>
-            </w:pPr>
-            <w:hyperlink w:history="1" r:id="rId03wfiu1gdxlqzuc7jv2zr">
-              <w:r>
-                <w:rPr>
-                  <w:rFonts w:ascii="Arial" w:cs="Arial" w:eastAsia="Arial" w:hAnsi="Arial"/>
-                  <w:color w:val="2E75B6"/>
-                  <w:sz w:val="16"/>
-                  <w:szCs w:val="16"/>
-                  <w:u w:val="single" w:color="2E75B6"/>
-                </w:rPr>
-                <w:t xml:space="preserve">Chemical Equations: Balancing Chemical Reactions (PLIX)</w:t>
-              </w:r>
-            </w:hyperlink>
-          </w:p>
-          <w:p>
-            <w:pPr>
-              <w:spacing w:after="10" w:before="0"/>
-              <w:ind w:left="120"/>
-            </w:pPr>
-            <w:r>
-              <w:rPr>
-                <w:rFonts w:ascii="Arial" w:cs="Arial" w:eastAsia="Arial" w:hAnsi="Arial"/>
-                <w:color w:val="595959"/>
-                <w:sz w:val="14"/>
-                <w:szCs w:val="14"/>
-              </w:rPr>
-              <w:t xml:space="preserve">Source: CK-12</w:t>
-            </w:r>
-          </w:p>
-          <w:p>
-            <w:pPr>
-              <w:spacing w:after="10" w:before="0"/>
-              <w:ind w:left="120"/>
-            </w:pPr>
-            <w:hyperlink w:history="1" r:id="rId8v73t2tj0txwafo7b0f3p">
-              <w:r>
-                <w:rPr>
-                  <w:rFonts w:ascii="Arial" w:cs="Arial" w:eastAsia="Arial" w:hAnsi="Arial"/>
-                  <w:color w:val="595959"/>
-                  <w:sz w:val="14"/>
-                  <w:szCs w:val="14"/>
-                  <w:u w:val="single" w:color="595959"/>
-                </w:rPr>
-                <w:t xml:space="preserve">🔍 Search ARES for similar readings</w:t>
-              </w:r>
-            </w:hyperlink>
-          </w:p>
-        </w:tc>
-        <w:tc>
-          <w:tcPr>
-            <w:tcW w:type="dxa" w:w="3040"/>
-            <w:shd w:fill="FFFFFF" w:color="auto" w:val="clear"/>
-            <w:tcMar>
-              <w:top w:type="dxa" w:w="60"/>
-              <w:left w:type="dxa" w:w="120"/>
-              <w:bottom w:type="dxa" w:w="60"/>
-              <w:right w:type="dxa" w:w="120"/>
-            </w:tcMar>
-            <w:vAlign w:val="top"/>
-          </w:tcPr>
-          <w:p>
-            <w:pPr>
-              <w:spacing w:after="40" w:before="0"/>
-              <w:jc w:val="left"/>
-            </w:pPr>
-            <w:r>
-              <w:rPr>
-                <w:rFonts w:ascii="Arial" w:cs="Arial" w:eastAsia="Arial" w:hAnsi="Arial"/>
-                <w:b w:val="false"/>
-                <w:bCs w:val="false"/>
-                <w:i w:val="false"/>
-                <w:iCs w:val="false"/>
-                <w:color w:val="000000"/>
-                <w:sz w:val="18"/>
-                <w:szCs w:val="18"/>
-              </w:rPr>
-              <w:t xml:space="preserve">The class gathers at the Driving Question Board. Each pair writes one new 'We now understand…' sticky note (green) and one new 'We still wonder…' sticky note (yellow) and places them on the board under the correct column. The teacher reads selected notes aloud and asks the class to vote — thumbs up if they share that understanding, thumbs sideways if they are still unsure. The board is reorganised so that resolved questions (answered across Lessons 1–7) are grouped on the left, with remaining open questions clustered on the right to set the agenda for Lesson 8. The driving question itself ('Why do fertiliser bags carry such specific formulae…?') is read aloud as a full class. Learners do a 'confidence thermometer' — fist (0%) to five fingers (100%) — to show how fully they can now answer it.</w:t>
-            </w:r>
-          </w:p>
-        </w:tc>
-        <w:tc>
-          <w:tcPr>
-            <w:tcW w:type="dxa" w:w="3040"/>
-            <w:shd w:fill="F2F2F2" w:color="auto" w:val="clear"/>
-            <w:tcMar>
-              <w:top w:type="dxa" w:w="60"/>
-              <w:left w:type="dxa" w:w="120"/>
-              <w:bottom w:type="dxa" w:w="60"/>
-              <w:right w:type="dxa" w:w="120"/>
-            </w:tcMar>
-            <w:vAlign w:val="top"/>
-          </w:tcPr>
-          <w:p>
-            <w:pPr>
-              <w:spacing w:after="40" w:before="0"/>
-              <w:jc w:val="left"/>
-            </w:pPr>
-            <w:r>
-              <w:rPr>
-                <w:rFonts w:ascii="Arial" w:cs="Arial" w:eastAsia="Arial" w:hAnsi="Arial"/>
-                <w:b w:val="false"/>
-                <w:bCs w:val="false"/>
-                <w:i w:val="false"/>
-                <w:iCs w:val="false"/>
-                <w:color w:val="000000"/>
-                <w:sz w:val="18"/>
-                <w:szCs w:val="18"/>
-              </w:rPr>
-              <w:t xml:space="preserve">Hand out sticky notes. Say: 'In exactly 3 minutes, each pair writes one green and one yellow note — no more. Green = something you NOW understand that you did not before today. Yellow = something you STILL cannot explain.' After posting, read 3 green notes aloud, then ask: 'Who can add evidence from today's balancing work to support this understanding?' Cold-call 2 learners. [WAIT 12 seconds each.] Then read 2 yellow notes and say: 'These are our agenda for Lesson 8. Keep them visible.' Finally: 'Driving question — everybody read it silently… now show me your confidence thermometer.' Survey the class and note distribution. Say: 'Most of you are at 3–4 fingers. After Lesson 8, I expect everyone at 5. What is the ONE thing still blocking you?' Cold-call 1 learner who is at 2 fingers: '[Name], what is the gap?' [WAIT 15 seconds.] Use the response to frame Lesson 8 preview.</w:t>
-            </w:r>
-          </w:p>
-        </w:tc>
-        <w:tc>
-          <w:tcPr>
-            <w:tcW w:type="dxa" w:w="3040"/>
-            <w:shd w:fill="FFFFFF" w:color="auto" w:val="clear"/>
-            <w:tcMar>
-              <w:top w:type="dxa" w:w="60"/>
-              <w:left w:type="dxa" w:w="120"/>
-              <w:bottom w:type="dxa" w:w="60"/>
-              <w:right w:type="dxa" w:w="120"/>
-            </w:tcMar>
-            <w:vAlign w:val="top"/>
-          </w:tcPr>
-          <w:p>
-            <w:pPr>
-              <w:spacing w:after="40" w:before="0"/>
-              <w:jc w:val="left"/>
-            </w:pPr>
-            <w:r>
-              <w:rPr>
-                <w:rFonts w:ascii="Arial" w:cs="Arial" w:eastAsia="Arial" w:hAnsi="Arial"/>
-                <w:b w:val="false"/>
-                <w:bCs w:val="false"/>
-                <w:i w:val="false"/>
-                <w:iCs w:val="false"/>
-                <w:color w:val="000000"/>
-                <w:sz w:val="18"/>
-                <w:szCs w:val="18"/>
-              </w:rPr>
-              <w:t xml:space="preserve">DRIVING QUESTION BOARD CURATION — The DQB makes the cumulative growth of understanding visible and metacognitive. The confidence thermometer gives the teacher real-time data on the class's explanatory readiness and signals to learners that understanding is a trajectory, not a binary. Clustering resolved vs. open questions creates a visual narrative of the evidence-gathering sequence.</w:t>
-            </w:r>
-          </w:p>
-        </w:tc>
-        <w:tc>
-          <w:tcPr>
-            <w:tcW w:type="dxa" w:w="3040"/>
-            <w:shd w:fill="F2F2F2" w:color="auto" w:val="clear"/>
-            <w:tcMar>
-              <w:top w:type="dxa" w:w="60"/>
-              <w:left w:type="dxa" w:w="120"/>
-              <w:bottom w:type="dxa" w:w="60"/>
-              <w:right w:type="dxa" w:w="120"/>
-            </w:tcMar>
-            <w:vAlign w:val="top"/>
-          </w:tcPr>
-          <w:p>
-            <w:pPr>
-              <w:spacing w:after="40" w:before="0"/>
-              <w:jc w:val="left"/>
-            </w:pPr>
-            <w:r>
-              <w:rPr>
-                <w:rFonts w:ascii="Arial" w:cs="Arial" w:eastAsia="Arial" w:hAnsi="Arial"/>
-                <w:b w:val="false"/>
-                <w:bCs w:val="false"/>
-                <w:i w:val="false"/>
-                <w:iCs w:val="false"/>
-                <w:color w:val="000000"/>
-                <w:sz w:val="18"/>
-                <w:szCs w:val="18"/>
-              </w:rPr>
-              <w:t xml:space="preserve">Observable indicator: If fewer than 50% of learners show 3 or more fingers on the confidence thermometer, teacher identifies the dominant yellow-note theme and adds a targeted review task to the opening of Lesson 8. If the dominant yellow theme is about WHY valency determines ratios (not just HOW to balance), teacher prepares a Lesson 8 opening model-building task that connects electron configuration → valency → ionic ratio → formula → balanced equation as a single chain.</w:t>
-            </w:r>
-          </w:p>
-        </w:tc>
-      </w:tr>
-      <w:tr>
-        <w:tc>
-          <w:tcPr>
-            <w:tcW w:type="dxa" w:w="1520"/>
-            <w:shd w:fill="D5E8F0" w:color="auto" w:val="clear"/>
-            <w:tcMar>
-              <w:top w:type="dxa" w:w="60"/>
-              <w:left w:type="dxa" w:w="120"/>
-              <w:bottom w:type="dxa" w:w="60"/>
-              <w:right w:type="dxa" w:w="120"/>
-            </w:tcMar>
-            <w:vAlign w:val="top"/>
-          </w:tcPr>
-          <w:p>
-            <w:pPr>
-              <w:spacing w:after="40" w:before="0"/>
-              <w:jc w:val="left"/>
-            </w:pPr>
-            <w:r>
-              <w:rPr>
-                <w:rFonts w:ascii="Arial" w:cs="Arial" w:eastAsia="Arial" w:hAnsi="Arial"/>
-                <w:b/>
-                <w:bCs/>
-                <w:i w:val="false"/>
-                <w:iCs w:val="false"/>
-                <w:color w:val="000000"/>
-                <w:sz w:val="18"/>
-                <w:szCs w:val="18"/>
-              </w:rPr>
-              <w:t xml:space="preserve">Model Building Phase</w:t>
-            </w:r>
-          </w:p>
-          <w:p>
-            <w:pPr>
-              <w:spacing w:after="20" w:before="0"/>
-            </w:pPr>
-            <w:r>
-              <w:rPr>
-                <w:rFonts w:ascii="Arial" w:cs="Arial" w:eastAsia="Arial" w:hAnsi="Arial"/>
-                <w:b/>
-                <w:bCs/>
-                <w:color w:val="1F3864"/>
-                <w:sz w:val="16"/>
-                <w:szCs w:val="16"/>
-              </w:rPr>
-              <w:t xml:space="preserve">📹 VIDEO:</w:t>
-            </w:r>
-          </w:p>
-          <w:p>
-            <w:pPr>
-              <w:spacing w:after="20" w:before="0"/>
-            </w:pPr>
-            <w:hyperlink w:history="1" r:id="rIdvzbpaithvrbli0fwgrr9y">
-              <w:r>
-                <w:rPr>
-                  <w:rFonts w:ascii="Arial" w:cs="Arial" w:eastAsia="Arial" w:hAnsi="Arial"/>
-                  <w:color w:val="2E75B6"/>
-                  <w:sz w:val="16"/>
-                  <w:szCs w:val="16"/>
-                  <w:u w:val="single" w:color="2E75B6"/>
-                </w:rPr>
-                <w:t xml:space="preserve">Video: Balancing Chemical Equations</w:t>
-              </w:r>
-            </w:hyperlink>
-          </w:p>
-          <w:p>
-            <w:pPr>
-              <w:spacing w:after="10" w:before="0"/>
-              <w:ind w:left="120"/>
-            </w:pPr>
-            <w:r>
-              <w:rPr>
-                <w:rFonts w:ascii="Arial" w:cs="Arial" w:eastAsia="Arial" w:hAnsi="Arial"/>
-                <w:color w:val="595959"/>
-                <w:sz w:val="14"/>
-                <w:szCs w:val="14"/>
-              </w:rPr>
-              <w:t xml:space="preserve">Source: PhET Interactive Simulations (English)</w:t>
-            </w:r>
-          </w:p>
-          <w:p>
-            <w:pPr>
-              <w:spacing w:after="10" w:before="0"/>
-              <w:ind w:left="120"/>
-            </w:pPr>
-            <w:hyperlink w:history="1" r:id="rId9jf-o0axgdciyd2nn_jjh">
-              <w:r>
-                <w:rPr>
-                  <w:rFonts w:ascii="Arial" w:cs="Arial" w:eastAsia="Arial" w:hAnsi="Arial"/>
-                  <w:color w:val="595959"/>
-                  <w:sz w:val="14"/>
-                  <w:szCs w:val="14"/>
-                  <w:u w:val="single" w:color="595959"/>
-                </w:rPr>
-                <w:t xml:space="preserve">🔍 Search ARES for similar videos</w:t>
-              </w:r>
-            </w:hyperlink>
-          </w:p>
-          <w:p>
-            <w:pPr>
-              <w:spacing w:after="40" w:before="0"/>
-            </w:pPr>
-            <w:r>
-              <w:rPr>
-                <w:sz w:val="14"/>
-                <w:szCs w:val="14"/>
-              </w:rPr>
-              <w:t xml:space="preserve"/>
-            </w:r>
-          </w:p>
-          <w:p>
-            <w:pPr>
-              <w:spacing w:after="20" w:before="0"/>
-            </w:pPr>
-            <w:r>
-              <w:rPr>
-                <w:rFonts w:ascii="Arial" w:cs="Arial" w:eastAsia="Arial" w:hAnsi="Arial"/>
-                <w:b/>
-                <w:bCs/>
-                <w:color w:val="1F3864"/>
-                <w:sz w:val="16"/>
-                <w:szCs w:val="16"/>
-              </w:rPr>
-              <w:t xml:space="preserve">📖 HTML:</w:t>
-            </w:r>
-          </w:p>
-          <w:p>
-            <w:pPr>
-              <w:spacing w:after="20" w:before="0"/>
-            </w:pPr>
-            <w:hyperlink w:history="1" r:id="rIdpzcqyz3fe9ycbuteohcle">
-              <w:r>
-                <w:rPr>
-                  <w:rFonts w:ascii="Arial" w:cs="Arial" w:eastAsia="Arial" w:hAnsi="Arial"/>
-                  <w:color w:val="2E75B6"/>
-                  <w:sz w:val="16"/>
-                  <w:szCs w:val="16"/>
-                  <w:u w:val="single" w:color="2E75B6"/>
-                </w:rPr>
-                <w:t xml:space="preserve">Chemical Equations: Balancing Chemical Reactions (PLIX)</w:t>
-              </w:r>
-            </w:hyperlink>
-          </w:p>
-          <w:p>
-            <w:pPr>
-              <w:spacing w:after="10" w:before="0"/>
-              <w:ind w:left="120"/>
-            </w:pPr>
-            <w:r>
-              <w:rPr>
-                <w:rFonts w:ascii="Arial" w:cs="Arial" w:eastAsia="Arial" w:hAnsi="Arial"/>
-                <w:color w:val="595959"/>
-                <w:sz w:val="14"/>
-                <w:szCs w:val="14"/>
-              </w:rPr>
-              <w:t xml:space="preserve">Source: CK-12</w:t>
-            </w:r>
-          </w:p>
-          <w:p>
-            <w:pPr>
-              <w:spacing w:after="10" w:before="0"/>
-              <w:ind w:left="120"/>
-            </w:pPr>
-            <w:hyperlink w:history="1" r:id="rId7qtndixmfpr12cegiruy4">
+            <w:hyperlink w:history="1" r:id="rIdj6ivng_ttkih7nc5cq_pn">
               <w:r>
                 <w:rPr>
                   <w:rFonts w:ascii="Arial" w:cs="Arial" w:eastAsia="Arial" w:hAnsi="Arial"/>
@@ -23203,7 +23203,7 @@
             <w:pPr>
               <w:spacing w:after="20" w:before="0"/>
             </w:pPr>
-            <w:hyperlink w:history="1" r:id="rId98fs9wbapa5-qbq2ddyar">
+            <w:hyperlink w:history="1" r:id="rIdw1jo6lx_gfcrinec0dhli">
               <w:r>
                 <w:rPr>
                   <w:rFonts w:ascii="Arial" w:cs="Arial" w:eastAsia="Arial" w:hAnsi="Arial"/>
@@ -23212,7 +23212,7 @@
                   <w:szCs w:val="16"/>
                   <w:u w:val="single" w:color="2E75B6"/>
                 </w:rPr>
-                <w:t xml:space="preserve">Simplifying Radicals Review Principles - Basic</w:t>
+                <w:t xml:space="preserve">Visually understanding balancing chemical equations</w:t>
               </w:r>
             </w:hyperlink>
           </w:p>
@@ -23228,7 +23228,7 @@
                 <w:sz w:val="14"/>
                 <w:szCs w:val="14"/>
               </w:rPr>
-              <w:t xml:space="preserve">Source: CK-12</w:t>
+              <w:t xml:space="preserve">Source: Khan Academy (English - US curriculum)</w:t>
             </w:r>
           </w:p>
           <w:p>
@@ -23236,7 +23236,7 @@
               <w:spacing w:after="10" w:before="0"/>
               <w:ind w:left="120"/>
             </w:pPr>
-            <w:hyperlink w:history="1" r:id="rIdzsasfuf4mhsfg6ywvvq3s">
+            <w:hyperlink w:history="1" r:id="rIdq0ywplkilgx0pvw47tozn">
               <w:r>
                 <w:rPr>
                   <w:rFonts w:ascii="Arial" w:cs="Arial" w:eastAsia="Arial" w:hAnsi="Arial"/>
@@ -23281,7 +23281,7 @@
             <w:pPr>
               <w:spacing w:after="20" w:before="0"/>
             </w:pPr>
-            <w:hyperlink w:history="1" r:id="rIdwj09wap98lyhhmsknezvu">
+            <w:hyperlink w:history="1" r:id="rIdloefjojyhodmf3go9c94m">
               <w:r>
                 <w:rPr>
                   <w:rFonts w:ascii="Arial" w:cs="Arial" w:eastAsia="Arial" w:hAnsi="Arial"/>
@@ -23290,7 +23290,7 @@
                   <w:szCs w:val="16"/>
                   <w:u w:val="single" w:color="2E75B6"/>
                 </w:rPr>
-                <w:t xml:space="preserve">Electron Cloud Atomic Model (Flexbook)</w:t>
+                <w:t xml:space="preserve">Transition Metal Ion Formation (Flexbook)</w:t>
               </w:r>
             </w:hyperlink>
           </w:p>
@@ -23314,7 +23314,7 @@
               <w:spacing w:after="10" w:before="0"/>
               <w:ind w:left="120"/>
             </w:pPr>
-            <w:hyperlink w:history="1" r:id="rId-tit-y_a0drpfghtex1v6">
+            <w:hyperlink w:history="1" r:id="rIdkabfztymnqaff6qxfdcmr">
               <w:r>
                 <w:rPr>
                   <w:rFonts w:ascii="Arial" w:cs="Arial" w:eastAsia="Arial" w:hAnsi="Arial"/>
@@ -23509,7 +23509,7 @@
             <w:pPr>
               <w:spacing w:after="20" w:before="0"/>
             </w:pPr>
-            <w:hyperlink w:history="1" r:id="rIdi8y1k1j5hpqrumfh298hv">
+            <w:hyperlink w:history="1" r:id="rId3qxurbyr_dlcrtwmueqma">
               <w:r>
                 <w:rPr>
                   <w:rFonts w:ascii="Arial" w:cs="Arial" w:eastAsia="Arial" w:hAnsi="Arial"/>
@@ -23518,7 +23518,7 @@
                   <w:szCs w:val="16"/>
                   <w:u w:val="single" w:color="2E75B6"/>
                 </w:rPr>
-                <w:t xml:space="preserve">Simplifying Radicals Review Principles - Basic</w:t>
+                <w:t xml:space="preserve">Valence Electrons and the Periodic Table - Overview</w:t>
               </w:r>
             </w:hyperlink>
           </w:p>
@@ -23542,7 +23542,7 @@
               <w:spacing w:after="10" w:before="0"/>
               <w:ind w:left="120"/>
             </w:pPr>
-            <w:hyperlink w:history="1" r:id="rIdf7om-tcukgbtz7ctq_br_">
+            <w:hyperlink w:history="1" r:id="rId700rcijeqdsbsuiktgrs-">
               <w:r>
                 <w:rPr>
                   <w:rFonts w:ascii="Arial" w:cs="Arial" w:eastAsia="Arial" w:hAnsi="Arial"/>
@@ -23587,7 +23587,7 @@
             <w:pPr>
               <w:spacing w:after="20" w:before="0"/>
             </w:pPr>
-            <w:hyperlink w:history="1" r:id="rId7mx9ezpojjr9sdszhmf1h">
+            <w:hyperlink w:history="1" r:id="rIdt6b9ea5bgi9c90-w_wywd">
               <w:r>
                 <w:rPr>
                   <w:rFonts w:ascii="Arial" w:cs="Arial" w:eastAsia="Arial" w:hAnsi="Arial"/>
@@ -23596,7 +23596,7 @@
                   <w:szCs w:val="16"/>
                   <w:u w:val="single" w:color="2E75B6"/>
                 </w:rPr>
-                <w:t xml:space="preserve">Electron Cloud Atomic Model (Flexbook)</w:t>
+                <w:t xml:space="preserve">Chemical Formula (Flexbook)</w:t>
               </w:r>
             </w:hyperlink>
           </w:p>
@@ -23620,7 +23620,7 @@
               <w:spacing w:after="10" w:before="0"/>
               <w:ind w:left="120"/>
             </w:pPr>
-            <w:hyperlink w:history="1" r:id="rIdzjdd2ud24awpnmwb4svux">
+            <w:hyperlink w:history="1" r:id="rIdbu1xdsx7t2i9vkrhpb2zx">
               <w:r>
                 <w:rPr>
                   <w:rFonts w:ascii="Arial" w:cs="Arial" w:eastAsia="Arial" w:hAnsi="Arial"/>
@@ -23815,7 +23815,7 @@
             <w:pPr>
               <w:spacing w:after="20" w:before="0"/>
             </w:pPr>
-            <w:hyperlink w:history="1" r:id="rId8qjmcsjkwdmf-tvtu3awu">
+            <w:hyperlink w:history="1" r:id="rId2twwktrpn8t8h3q4-qhia">
               <w:r>
                 <w:rPr>
                   <w:rFonts w:ascii="Arial" w:cs="Arial" w:eastAsia="Arial" w:hAnsi="Arial"/>
@@ -23824,7 +23824,7 @@
                   <w:szCs w:val="16"/>
                   <w:u w:val="single" w:color="2E75B6"/>
                 </w:rPr>
-                <w:t xml:space="preserve">Simplifying Radicals Review Principles - Basic</w:t>
+                <w:t xml:space="preserve">The periodic table - transition metals</w:t>
               </w:r>
             </w:hyperlink>
           </w:p>
@@ -23840,7 +23840,7 @@
                 <w:sz w:val="14"/>
                 <w:szCs w:val="14"/>
               </w:rPr>
-              <w:t xml:space="preserve">Source: CK-12</w:t>
+              <w:t xml:space="preserve">Source: Khan Academy (English - US curriculum)</w:t>
             </w:r>
           </w:p>
           <w:p>
@@ -23848,7 +23848,7 @@
               <w:spacing w:after="10" w:before="0"/>
               <w:ind w:left="120"/>
             </w:pPr>
-            <w:hyperlink w:history="1" r:id="rIdq4lmkvhp0gj9fsg7leiha">
+            <w:hyperlink w:history="1" r:id="rIdxpa29sjdh8cpwoepvx__5">
               <w:r>
                 <w:rPr>
                   <w:rFonts w:ascii="Arial" w:cs="Arial" w:eastAsia="Arial" w:hAnsi="Arial"/>
@@ -23886,14 +23886,14 @@
                 <w:sz w:val="16"/>
                 <w:szCs w:val="16"/>
               </w:rPr>
-              <w:t xml:space="preserve">📖 HTML:</w:t>
+              <w:t xml:space="preserve">📖 EXERCISE:</w:t>
             </w:r>
           </w:p>
           <w:p>
             <w:pPr>
               <w:spacing w:after="20" w:before="0"/>
             </w:pPr>
-            <w:hyperlink w:history="1" r:id="rId5e9tt6e9svq1ybmqdw5qr">
+            <w:hyperlink w:history="1" r:id="rIdtuoxsso_lspsitaqfsqkl">
               <w:r>
                 <w:rPr>
                   <w:rFonts w:ascii="Arial" w:cs="Arial" w:eastAsia="Arial" w:hAnsi="Arial"/>
@@ -23902,7 +23902,7 @@
                   <w:szCs w:val="16"/>
                   <w:u w:val="single" w:color="2E75B6"/>
                 </w:rPr>
-                <w:t xml:space="preserve">Electron Cloud Atomic Model (Flexbook)</w:t>
+                <w:t xml:space="preserve">Chemical Formula Practice</w:t>
               </w:r>
             </w:hyperlink>
           </w:p>
@@ -23926,7 +23926,7 @@
               <w:spacing w:after="10" w:before="0"/>
               <w:ind w:left="120"/>
             </w:pPr>
-            <w:hyperlink w:history="1" r:id="rIdbs1qc3axpfdlx3phqqvjg">
+            <w:hyperlink w:history="1" r:id="rIdy9n02czdiaqs_vyi5c25k">
               <w:r>
                 <w:rPr>
                   <w:rFonts w:ascii="Arial" w:cs="Arial" w:eastAsia="Arial" w:hAnsi="Arial"/>
@@ -24121,7 +24121,7 @@
             <w:pPr>
               <w:spacing w:after="20" w:before="0"/>
             </w:pPr>
-            <w:hyperlink w:history="1" r:id="rIdlcdzybxl6meypckh_j7yc">
+            <w:hyperlink w:history="1" r:id="rIdynlljmo0azdudpspxtprv">
               <w:r>
                 <w:rPr>
                   <w:rFonts w:ascii="Arial" w:cs="Arial" w:eastAsia="Arial" w:hAnsi="Arial"/>
@@ -24130,7 +24130,7 @@
                   <w:szCs w:val="16"/>
                   <w:u w:val="single" w:color="2E75B6"/>
                 </w:rPr>
-                <w:t xml:space="preserve">Simplifying Radicals Review Principles - Basic</w:t>
+                <w:t xml:space="preserve">Solubility and complex ion formation</w:t>
               </w:r>
             </w:hyperlink>
           </w:p>
@@ -24146,7 +24146,7 @@
                 <w:sz w:val="14"/>
                 <w:szCs w:val="14"/>
               </w:rPr>
-              <w:t xml:space="preserve">Source: CK-12</w:t>
+              <w:t xml:space="preserve">Source: Khan Academy (English - US curriculum)</w:t>
             </w:r>
           </w:p>
           <w:p>
@@ -24154,7 +24154,7 @@
               <w:spacing w:after="10" w:before="0"/>
               <w:ind w:left="120"/>
             </w:pPr>
-            <w:hyperlink w:history="1" r:id="rId_onsrzss9dsklhxlfkeke">
+            <w:hyperlink w:history="1" r:id="rIdilz-kpswfgd4qnj2iyyia">
               <w:r>
                 <w:rPr>
                   <w:rFonts w:ascii="Arial" w:cs="Arial" w:eastAsia="Arial" w:hAnsi="Arial"/>
@@ -24199,7 +24199,7 @@
             <w:pPr>
               <w:spacing w:after="20" w:before="0"/>
             </w:pPr>
-            <w:hyperlink w:history="1" r:id="rIdzvdmo33jseyvkf55p62mx">
+            <w:hyperlink w:history="1" r:id="rIdiqolf_-ufxqh5vmhrj3kj">
               <w:r>
                 <w:rPr>
                   <w:rFonts w:ascii="Arial" w:cs="Arial" w:eastAsia="Arial" w:hAnsi="Arial"/>
@@ -24208,7 +24208,7 @@
                   <w:szCs w:val="16"/>
                   <w:u w:val="single" w:color="2E75B6"/>
                 </w:rPr>
-                <w:t xml:space="preserve">Electron Cloud Atomic Model (Flexbook)</w:t>
+                <w:t xml:space="preserve">Transition Metal Ion Formation (Flexbook)</w:t>
               </w:r>
             </w:hyperlink>
           </w:p>
@@ -24232,7 +24232,7 @@
               <w:spacing w:after="10" w:before="0"/>
               <w:ind w:left="120"/>
             </w:pPr>
-            <w:hyperlink w:history="1" r:id="rId1aznkdtdmchlddphlat6a">
+            <w:hyperlink w:history="1" r:id="rIdcz9mmnodi_hhxen6pktkq">
               <w:r>
                 <w:rPr>
                   <w:rFonts w:ascii="Arial" w:cs="Arial" w:eastAsia="Arial" w:hAnsi="Arial"/>
@@ -24427,7 +24427,7 @@
             <w:pPr>
               <w:spacing w:after="20" w:before="0"/>
             </w:pPr>
-            <w:hyperlink w:history="1" r:id="rIdbyipbpr49h-h_xukm6pfe">
+            <w:hyperlink w:history="1" r:id="rIdrk-vmkb-14dkh5qrvkvdf">
               <w:r>
                 <w:rPr>
                   <w:rFonts w:ascii="Arial" w:cs="Arial" w:eastAsia="Arial" w:hAnsi="Arial"/>
@@ -24436,7 +24436,7 @@
                   <w:szCs w:val="16"/>
                   <w:u w:val="single" w:color="2E75B6"/>
                 </w:rPr>
-                <w:t xml:space="preserve">Simplifying Radicals Review Principles - Basic</w:t>
+                <w:t xml:space="preserve">Groups of the periodic table</w:t>
               </w:r>
             </w:hyperlink>
           </w:p>
@@ -24452,7 +24452,7 @@
                 <w:sz w:val="14"/>
                 <w:szCs w:val="14"/>
               </w:rPr>
-              <w:t xml:space="preserve">Source: CK-12</w:t>
+              <w:t xml:space="preserve">Source: Khan Academy (English - US curriculum)</w:t>
             </w:r>
           </w:p>
           <w:p>
@@ -24460,7 +24460,7 @@
               <w:spacing w:after="10" w:before="0"/>
               <w:ind w:left="120"/>
             </w:pPr>
-            <w:hyperlink w:history="1" r:id="rIdaaxocgu-otdz6fpzfwh17">
+            <w:hyperlink w:history="1" r:id="rIdpchkfhg-wg4sqezqqfkm-">
               <w:r>
                 <w:rPr>
                   <w:rFonts w:ascii="Arial" w:cs="Arial" w:eastAsia="Arial" w:hAnsi="Arial"/>
@@ -24505,7 +24505,7 @@
             <w:pPr>
               <w:spacing w:after="20" w:before="0"/>
             </w:pPr>
-            <w:hyperlink w:history="1" r:id="rIdbgfv3tkv0htn3kusnvspk">
+            <w:hyperlink w:history="1" r:id="rId0-q2_-81nv22txnl5zxgi">
               <w:r>
                 <w:rPr>
                   <w:rFonts w:ascii="Arial" w:cs="Arial" w:eastAsia="Arial" w:hAnsi="Arial"/>
@@ -24514,7 +24514,7 @@
                   <w:szCs w:val="16"/>
                   <w:u w:val="single" w:color="2E75B6"/>
                 </w:rPr>
-                <w:t xml:space="preserve">Electron Cloud Atomic Model (Flexbook)</w:t>
+                <w:t xml:space="preserve">Transition Metal Ion Formation (Flexbook)</w:t>
               </w:r>
             </w:hyperlink>
           </w:p>
@@ -24538,7 +24538,7 @@
               <w:spacing w:after="10" w:before="0"/>
               <w:ind w:left="120"/>
             </w:pPr>
-            <w:hyperlink w:history="1" r:id="rIdkixbeddcfr7fiwlehst0o">
+            <w:hyperlink w:history="1" r:id="rIdlohyahi-iaimfa4lscm_z">
               <w:r>
                 <w:rPr>
                   <w:rFonts w:ascii="Arial" w:cs="Arial" w:eastAsia="Arial" w:hAnsi="Arial"/>

--- a/data/outputs/v2/General_Science/SS2.1_The_Periodic_Table/General_Science_The_Periodic_Table_CBE_LessonSequence.docx
+++ b/data/outputs/v2/General_Science/SS2.1_The_Periodic_Table/General_Science_The_Periodic_Table_CBE_LessonSequence.docx
@@ -3164,7 +3164,7 @@
             <w:pPr>
               <w:spacing w:after="20" w:before="0"/>
             </w:pPr>
-            <w:hyperlink w:history="1" r:id="rIdhaovcnn03lqvbe6-txkig">
+            <w:hyperlink w:history="1" r:id="rIdffogzx6pcs7y8qf9ohqqv">
               <w:r>
                 <w:rPr>
                   <w:rFonts w:ascii="Arial" w:cs="Arial" w:eastAsia="Arial" w:hAnsi="Arial"/>
@@ -3197,7 +3197,7 @@
               <w:spacing w:after="10" w:before="0"/>
               <w:ind w:left="120"/>
             </w:pPr>
-            <w:hyperlink w:history="1" r:id="rIdh-ltdk8e0xfhazxxqgsvj">
+            <w:hyperlink w:history="1" r:id="rId_urhk_iufik31alorevnh">
               <w:r>
                 <w:rPr>
                   <w:rFonts w:ascii="Arial" w:cs="Arial" w:eastAsia="Arial" w:hAnsi="Arial"/>
@@ -3235,6 +3235,312 @@
                 <w:sz w:val="16"/>
                 <w:szCs w:val="16"/>
               </w:rPr>
+              <w:t xml:space="preserve">📖 PDF:</w:t>
+            </w:r>
+          </w:p>
+          <w:p>
+            <w:pPr>
+              <w:spacing w:after="20" w:before="0"/>
+            </w:pPr>
+            <w:hyperlink w:history="1" r:id="rIdwl6mfcvcwxouklhmglxel">
+              <w:r>
+                <w:rPr>
+                  <w:rFonts w:ascii="Arial" w:cs="Arial" w:eastAsia="Arial" w:hAnsi="Arial"/>
+                  <w:color w:val="2E75B6"/>
+                  <w:sz w:val="16"/>
+                  <w:szCs w:val="16"/>
+                  <w:u w:val="single" w:color="2E75B6"/>
+                </w:rPr>
+                <w:t xml:space="preserve">Atomic structure and Periodic Table</w:t>
+              </w:r>
+            </w:hyperlink>
+          </w:p>
+          <w:p>
+            <w:pPr>
+              <w:spacing w:after="10" w:before="0"/>
+              <w:ind w:left="120"/>
+            </w:pPr>
+            <w:r>
+              <w:rPr>
+                <w:rFonts w:ascii="Arial" w:cs="Arial" w:eastAsia="Arial" w:hAnsi="Arial"/>
+                <w:color w:val="595959"/>
+                <w:sz w:val="14"/>
+                <w:szCs w:val="14"/>
+              </w:rPr>
+              <w:t xml:space="preserve">Source: ARES Local Curriculum  - Digital Literacy Content</w:t>
+            </w:r>
+          </w:p>
+          <w:p>
+            <w:pPr>
+              <w:spacing w:after="10" w:before="0"/>
+              <w:ind w:left="120"/>
+            </w:pPr>
+            <w:hyperlink w:history="1" r:id="rIdve_bsopdk8x2hboen4h7l">
+              <w:r>
+                <w:rPr>
+                  <w:rFonts w:ascii="Arial" w:cs="Arial" w:eastAsia="Arial" w:hAnsi="Arial"/>
+                  <w:color w:val="595959"/>
+                  <w:sz w:val="14"/>
+                  <w:szCs w:val="14"/>
+                  <w:u w:val="single" w:color="595959"/>
+                </w:rPr>
+                <w:t xml:space="preserve">🔍 Search ARES for similar readings</w:t>
+              </w:r>
+            </w:hyperlink>
+          </w:p>
+        </w:tc>
+        <w:tc>
+          <w:tcPr>
+            <w:tcW w:type="dxa" w:w="3040"/>
+            <w:shd w:fill="FFFFFF" w:color="auto" w:val="clear"/>
+            <w:tcMar>
+              <w:top w:type="dxa" w:w="60"/>
+              <w:left w:type="dxa" w:w="120"/>
+              <w:bottom w:type="dxa" w:w="60"/>
+              <w:right w:type="dxa" w:w="120"/>
+            </w:tcMar>
+            <w:vAlign w:val="top"/>
+          </w:tcPr>
+          <w:p>
+            <w:pPr>
+              <w:spacing w:after="40" w:before="0"/>
+              <w:jc w:val="left"/>
+            </w:pPr>
+            <w:r>
+              <w:rPr>
+                <w:rFonts w:ascii="Arial" w:cs="Arial" w:eastAsia="Arial" w:hAnsi="Arial"/>
+                <w:b w:val="false"/>
+                <w:bCs w:val="false"/>
+                <w:i w:val="false"/>
+                <w:iCs w:val="false"/>
+                <w:color w:val="000000"/>
+                <w:sz w:val="18"/>
+                <w:szCs w:val="18"/>
+              </w:rPr>
+              <w:t xml:space="preserve">Before seeing the fertiliser bags, learners respond individually in their exercise books to a brief prompt written on the board: 'Think about the food crops or tea on a farm near you. What do you think farmers add to the soil to help plants grow, and why might different crops or growth stages need different substances?' After 2 minutes of silent thinking, learners share ideas with a neighbour using a Think-Pair-Share structure. Selected pairs share with the class. Learners then write one sentence predicting: 'I think the formula of a fertiliser compound depends on _____ because _____.'</w:t>
+            </w:r>
+          </w:p>
+        </w:tc>
+        <w:tc>
+          <w:tcPr>
+            <w:tcW w:type="dxa" w:w="3040"/>
+            <w:shd w:fill="F2F2F2" w:color="auto" w:val="clear"/>
+            <w:tcMar>
+              <w:top w:type="dxa" w:w="60"/>
+              <w:left w:type="dxa" w:w="120"/>
+              <w:bottom w:type="dxa" w:w="60"/>
+              <w:right w:type="dxa" w:w="120"/>
+            </w:tcMar>
+            <w:vAlign w:val="top"/>
+          </w:tcPr>
+          <w:p>
+            <w:pPr>
+              <w:spacing w:after="40" w:before="0"/>
+              <w:jc w:val="left"/>
+            </w:pPr>
+            <w:r>
+              <w:rPr>
+                <w:rFonts w:ascii="Arial" w:cs="Arial" w:eastAsia="Arial" w:hAnsi="Arial"/>
+                <w:b w:val="false"/>
+                <w:bCs w:val="false"/>
+                <w:i w:val="false"/>
+                <w:iCs w:val="false"/>
+                <w:color w:val="000000"/>
+                <w:sz w:val="18"/>
+                <w:szCs w:val="18"/>
+              </w:rPr>
+              <w:t xml:space="preserve">Teacher writes the prompt on the board before learners enter. As learners think silently, teacher circulates and reads responses without commenting. After 2 minutes teacher says: 'Share your thinking with the person next to you — you have 90 seconds.' [WAIT TIME: 90 seconds of pair talk — teacher listens but does not intervene.] Teacher then says: 'I heard some interesting ideas. Who would like to share — and it is fine to say you are not sure yet?' Teacher takes three to four responses, writes key words (e.g., nutrients, minerals, chemicals, growth) on the board without evaluating. Teacher closes with: 'You have raised excellent starting ideas. Now let us look at something from a real Kenyan farm that will sharpen our thinking.' [WAIT TIME after this statement: 10 seconds of silence to build anticipation before revealing the bags.]</w:t>
+            </w:r>
+          </w:p>
+        </w:tc>
+        <w:tc>
+          <w:tcPr>
+            <w:tcW w:type="dxa" w:w="3040"/>
+            <w:shd w:fill="FFFFFF" w:color="auto" w:val="clear"/>
+            <w:tcMar>
+              <w:top w:type="dxa" w:w="60"/>
+              <w:left w:type="dxa" w:w="120"/>
+              <w:bottom w:type="dxa" w:w="60"/>
+              <w:right w:type="dxa" w:w="120"/>
+            </w:tcMar>
+            <w:vAlign w:val="top"/>
+          </w:tcPr>
+          <w:p>
+            <w:pPr>
+              <w:spacing w:after="40" w:before="0"/>
+              <w:jc w:val="left"/>
+            </w:pPr>
+            <w:r>
+              <w:rPr>
+                <w:rFonts w:ascii="Arial" w:cs="Arial" w:eastAsia="Arial" w:hAnsi="Arial"/>
+                <w:b w:val="false"/>
+                <w:bCs w:val="false"/>
+                <w:i w:val="false"/>
+                <w:iCs w:val="false"/>
+                <w:color w:val="000000"/>
+                <w:sz w:val="18"/>
+                <w:szCs w:val="18"/>
+              </w:rPr>
+              <w:t xml:space="preserve">Think-Pair-Share activates prior informal knowledge about farming and chemistry, making learners aware of what they already know and what they are uncertain about before the phenomenon is introduced.</w:t>
+            </w:r>
+          </w:p>
+        </w:tc>
+        <w:tc>
+          <w:tcPr>
+            <w:tcW w:type="dxa" w:w="3040"/>
+            <w:shd w:fill="F2F2F2" w:color="auto" w:val="clear"/>
+            <w:tcMar>
+              <w:top w:type="dxa" w:w="60"/>
+              <w:left w:type="dxa" w:w="120"/>
+              <w:bottom w:type="dxa" w:w="60"/>
+              <w:right w:type="dxa" w:w="120"/>
+            </w:tcMar>
+            <w:vAlign w:val="top"/>
+          </w:tcPr>
+          <w:p>
+            <w:pPr>
+              <w:spacing w:after="40" w:before="0"/>
+              <w:jc w:val="left"/>
+            </w:pPr>
+            <w:r>
+              <w:rPr>
+                <w:rFonts w:ascii="Arial" w:cs="Arial" w:eastAsia="Arial" w:hAnsi="Arial"/>
+                <w:b w:val="false"/>
+                <w:bCs w:val="false"/>
+                <w:i w:val="false"/>
+                <w:iCs w:val="false"/>
+                <w:color w:val="000000"/>
+                <w:sz w:val="18"/>
+                <w:szCs w:val="18"/>
+              </w:rPr>
+              <w:t xml:space="preserve">Teacher listens to pair conversations and reads written sentences to gauge the range of prior knowledge about compounds and farming — no grade is assigned; information is used to calibrate pacing in the Observe Phase.</w:t>
+            </w:r>
+          </w:p>
+        </w:tc>
+      </w:tr>
+      <w:tr>
+        <w:tc>
+          <w:tcPr>
+            <w:tcW w:type="dxa" w:w="1520"/>
+            <w:shd w:fill="D9EEF1" w:color="auto" w:val="clear"/>
+            <w:tcMar>
+              <w:top w:type="dxa" w:w="60"/>
+              <w:left w:type="dxa" w:w="120"/>
+              <w:bottom w:type="dxa" w:w="60"/>
+              <w:right w:type="dxa" w:w="120"/>
+            </w:tcMar>
+            <w:vAlign w:val="top"/>
+          </w:tcPr>
+          <w:p>
+            <w:pPr>
+              <w:spacing w:after="40" w:before="0"/>
+              <w:jc w:val="left"/>
+            </w:pPr>
+            <w:r>
+              <w:rPr>
+                <w:rFonts w:ascii="Arial" w:cs="Arial" w:eastAsia="Arial" w:hAnsi="Arial"/>
+                <w:b/>
+                <w:bCs/>
+                <w:i w:val="false"/>
+                <w:iCs w:val="false"/>
+                <w:color w:val="000000"/>
+                <w:sz w:val="18"/>
+                <w:szCs w:val="18"/>
+              </w:rPr>
+              <w:t xml:space="preserve">Observe Phase</w:t>
+            </w:r>
+          </w:p>
+          <w:p>
+            <w:pPr>
+              <w:spacing w:after="20" w:before="0"/>
+            </w:pPr>
+            <w:r>
+              <w:rPr>
+                <w:rFonts w:ascii="Arial" w:cs="Arial" w:eastAsia="Arial" w:hAnsi="Arial"/>
+                <w:b/>
+                <w:bCs/>
+                <w:color w:val="1F3864"/>
+                <w:sz w:val="16"/>
+                <w:szCs w:val="16"/>
+              </w:rPr>
+              <w:t xml:space="preserve">📹 VIDEO:</w:t>
+            </w:r>
+          </w:p>
+          <w:p>
+            <w:pPr>
+              <w:spacing w:after="20" w:before="0"/>
+            </w:pPr>
+            <w:hyperlink w:history="1" r:id="rIdso6z37fbwa9gkxrrm41gq">
+              <w:r>
+                <w:rPr>
+                  <w:rFonts w:ascii="Arial" w:cs="Arial" w:eastAsia="Arial" w:hAnsi="Arial"/>
+                  <w:color w:val="2E75B6"/>
+                  <w:sz w:val="16"/>
+                  <w:szCs w:val="16"/>
+                  <w:u w:val="single" w:color="2E75B6"/>
+                </w:rPr>
+                <w:t xml:space="preserve">Introduction to the atom</w:t>
+              </w:r>
+            </w:hyperlink>
+          </w:p>
+          <w:p>
+            <w:pPr>
+              <w:spacing w:after="10" w:before="0"/>
+              <w:ind w:left="120"/>
+            </w:pPr>
+            <w:r>
+              <w:rPr>
+                <w:rFonts w:ascii="Arial" w:cs="Arial" w:eastAsia="Arial" w:hAnsi="Arial"/>
+                <w:color w:val="595959"/>
+                <w:sz w:val="14"/>
+                <w:szCs w:val="14"/>
+              </w:rPr>
+              <w:t xml:space="preserve">Source: Khan Academy (English - US curriculum)</w:t>
+            </w:r>
+          </w:p>
+          <w:p>
+            <w:pPr>
+              <w:spacing w:after="10" w:before="0"/>
+              <w:ind w:left="120"/>
+            </w:pPr>
+            <w:hyperlink w:history="1" r:id="rIdkkbgy-pvndvarslg4bigr">
+              <w:r>
+                <w:rPr>
+                  <w:rFonts w:ascii="Arial" w:cs="Arial" w:eastAsia="Arial" w:hAnsi="Arial"/>
+                  <w:color w:val="595959"/>
+                  <w:sz w:val="14"/>
+                  <w:szCs w:val="14"/>
+                  <w:u w:val="single" w:color="595959"/>
+                </w:rPr>
+                <w:t xml:space="preserve">🔍 Search ARES for similar videos</w:t>
+              </w:r>
+            </w:hyperlink>
+          </w:p>
+          <w:p>
+            <w:pPr>
+              <w:spacing w:after="40" w:before="0"/>
+            </w:pPr>
+            <w:r>
+              <w:rPr>
+                <w:sz w:val="14"/>
+                <w:szCs w:val="14"/>
+              </w:rPr>
+              <w:t xml:space="preserve"/>
+            </w:r>
+          </w:p>
+          <w:p>
+            <w:pPr>
+              <w:spacing w:after="20" w:before="0"/>
+            </w:pPr>
+            <w:r>
+              <w:rPr>
+                <w:rFonts w:ascii="Arial" w:cs="Arial" w:eastAsia="Arial" w:hAnsi="Arial"/>
+                <w:b/>
+                <w:bCs/>
+                <w:color w:val="1F3864"/>
+                <w:sz w:val="16"/>
+                <w:szCs w:val="16"/>
+              </w:rPr>
               <w:t xml:space="preserve">📖 EXERCISE:</w:t>
             </w:r>
           </w:p>
@@ -3242,7 +3548,7 @@
             <w:pPr>
               <w:spacing w:after="20" w:before="0"/>
             </w:pPr>
-            <w:hyperlink w:history="1" r:id="rId6iyxo_2w_hi9sbcj2drbe">
+            <w:hyperlink w:history="1" r:id="rIdnkqgc-an4fe_z4zlb9zrn">
               <w:r>
                 <w:rPr>
                   <w:rFonts w:ascii="Arial" w:cs="Arial" w:eastAsia="Arial" w:hAnsi="Arial"/>
@@ -3275,7 +3581,7 @@
               <w:spacing w:after="10" w:before="0"/>
               <w:ind w:left="120"/>
             </w:pPr>
-            <w:hyperlink w:history="1" r:id="rIdiofupxlvrcpujerabdbsj">
+            <w:hyperlink w:history="1" r:id="rId61fj06s0z1t_xt0gscsgh">
               <w:r>
                 <w:rPr>
                   <w:rFonts w:ascii="Arial" w:cs="Arial" w:eastAsia="Arial" w:hAnsi="Arial"/>
@@ -3317,7 +3623,7 @@
                 <w:sz w:val="18"/>
                 <w:szCs w:val="18"/>
               </w:rPr>
-              <w:t xml:space="preserve">Before seeing the fertiliser bags, learners respond individually in their exercise books to a brief prompt written on the board: 'Think about the food crops or tea on a farm near you. What do you think farmers add to the soil to help plants grow, and why might different crops or growth stages need different substances?' After 2 minutes of silent thinking, learners share ideas with a neighbour using a Think-Pair-Share structure. Selected pairs share with the class. Learners then write one sentence predicting: 'I think the formula of a fertiliser compound depends on _____ because _____.'</w:t>
+              <w:t xml:space="preserve">The teacher places one CAN bag and one DAP bag on the front demonstration table where all learners can see them. Learners move into groups of four. Each group receives a printed A4 observation sheet containing: (a) a photograph of each bag label with the formula clearly visible, (b) three observation prompts: 'What do you see that is the SAME about the two bags?', 'What do you see that is DIFFERENT?', 'What do you find PUZZLING?' Groups spend 5 minutes writing observations. The teacher then reads aloud the anchoring scenario: 'A Grade 10 learner in Kericho notices that the fertiliser bag on her family tea farm is labelled CAN — Ca(NO3)2 NH4NO3 — and another bag labelled DAP — (NH4)2HPO4 — looks almost identical but is used at a different stage of growth. Both are white crystals that dissolve easily in water, yet the plants respond differently. Both contain nitrogen. She wonders: why do these two compounds have such different formulae and different effects?' Learners add new observations and questions to their sheets after hearing the scenario.</w:t>
             </w:r>
           </w:p>
         </w:tc>
@@ -3349,7 +3655,7 @@
                 <w:sz w:val="18"/>
                 <w:szCs w:val="18"/>
               </w:rPr>
-              <w:t xml:space="preserve">Teacher writes the prompt on the board before learners enter. As learners think silently, teacher circulates and reads responses without commenting. After 2 minutes teacher says: 'Share your thinking with the person next to you — you have 90 seconds.' [WAIT TIME: 90 seconds of pair talk — teacher listens but does not intervene.] Teacher then says: 'I heard some interesting ideas. Who would like to share — and it is fine to say you are not sure yet?' Teacher takes three to four responses, writes key words (e.g., nutrients, minerals, chemicals, growth) on the board without evaluating. Teacher closes with: 'You have raised excellent starting ideas. Now let us look at something from a real Kenyan farm that will sharpen our thinking.' [WAIT TIME after this statement: 10 seconds of silence to build anticipation before revealing the bags.]</w:t>
+              <w:t xml:space="preserve">Teacher holds up each bag and says: 'Take 30 seconds to just look — do not write yet. Use your eyes.' [WAIT TIME: 30 seconds of silent looking.] Teacher then says: 'Now fill in your observation sheet with your group. I will give you 5 minutes.' [WAIT TIME: 5 minutes of group work — teacher circulates, crouches to group level, reads sheets, and asks probing questions such as: 'What exactly on the label caught your attention?' and 'You wrote they look similar — what specifically is similar?' without giving answers.] After 5 minutes teacher reads the scenario in a calm, storytelling voice. Teacher then says: 'Now add anything new you notice or wonder to your sheet. You have 2 more minutes.' [WAIT TIME: 2 minutes.] Teacher selects two groups to share one observation each and one puzzling question each. Teacher records the puzzling questions on the board under the heading 'We are puzzled by...'</w:t>
             </w:r>
           </w:p>
         </w:tc>
@@ -3381,7 +3687,7 @@
                 <w:sz w:val="18"/>
                 <w:szCs w:val="18"/>
               </w:rPr>
-              <w:t xml:space="preserve">Think-Pair-Share activates prior informal knowledge about farming and chemistry, making learners aware of what they already know and what they are uncertain about before the phenomenon is introduced.</w:t>
+              <w:t xml:space="preserve">Structured observation sheet with same-different-puzzling prompts focuses learner attention on the phenomenon before explanation is offered, building the need-to-know that drives genuine inquiry.</w:t>
             </w:r>
           </w:p>
         </w:tc>
@@ -3413,7 +3719,7 @@
                 <w:sz w:val="18"/>
                 <w:szCs w:val="18"/>
               </w:rPr>
-              <w:t xml:space="preserve">Teacher listens to pair conversations and reads written sentences to gauge the range of prior knowledge about compounds and farming — no grade is assigned; information is used to calibrate pacing in the Observe Phase.</w:t>
+              <w:t xml:space="preserve">Teacher reads group observation sheets during circulation to identify: whether learners notice that both formulae contain N (nitrogen) but differ in other elements and ratios; whether learners connect the formulae to atomic symbols from Junior School. Groups that do not notice the nitrogen connection are prompted with: 'Look carefully at each formula — do you see any symbols appearing in both?'</w:t>
             </w:r>
           </w:p>
         </w:tc>
@@ -3422,32 +3728,32 @@
         <w:tc>
           <w:tcPr>
             <w:tcW w:type="dxa" w:w="1520"/>
-            <w:shd w:fill="D9EEF1" w:color="auto" w:val="clear"/>
-            <w:tcMar>
-              <w:top w:type="dxa" w:w="60"/>
-              <w:left w:type="dxa" w:w="120"/>
-              <w:bottom w:type="dxa" w:w="60"/>
-              <w:right w:type="dxa" w:w="120"/>
-            </w:tcMar>
-            <w:vAlign w:val="top"/>
-          </w:tcPr>
-          <w:p>
-            <w:pPr>
-              <w:spacing w:after="40" w:before="0"/>
-              <w:jc w:val="left"/>
-            </w:pPr>
-            <w:r>
-              <w:rPr>
-                <w:rFonts w:ascii="Arial" w:cs="Arial" w:eastAsia="Arial" w:hAnsi="Arial"/>
-                <w:b/>
-                <w:bCs/>
-                <w:i w:val="false"/>
-                <w:iCs w:val="false"/>
-                <w:color w:val="000000"/>
-                <w:sz w:val="18"/>
-                <w:szCs w:val="18"/>
-              </w:rPr>
-              <w:t xml:space="preserve">Observe Phase</w:t>
+            <w:shd w:fill="E2EFDA" w:color="auto" w:val="clear"/>
+            <w:tcMar>
+              <w:top w:type="dxa" w:w="60"/>
+              <w:left w:type="dxa" w:w="120"/>
+              <w:bottom w:type="dxa" w:w="60"/>
+              <w:right w:type="dxa" w:w="120"/>
+            </w:tcMar>
+            <w:vAlign w:val="top"/>
+          </w:tcPr>
+          <w:p>
+            <w:pPr>
+              <w:spacing w:after="40" w:before="0"/>
+              <w:jc w:val="left"/>
+            </w:pPr>
+            <w:r>
+              <w:rPr>
+                <w:rFonts w:ascii="Arial" w:cs="Arial" w:eastAsia="Arial" w:hAnsi="Arial"/>
+                <w:b/>
+                <w:bCs/>
+                <w:i w:val="false"/>
+                <w:iCs w:val="false"/>
+                <w:color w:val="000000"/>
+                <w:sz w:val="18"/>
+                <w:szCs w:val="18"/>
+              </w:rPr>
+              <w:t xml:space="preserve">Explain Phase</w:t>
             </w:r>
           </w:p>
           <w:p>
@@ -3470,7 +3776,7 @@
             <w:pPr>
               <w:spacing w:after="20" w:before="0"/>
             </w:pPr>
-            <w:hyperlink w:history="1" r:id="rId7dqkzx8wjg8ungodc90tc">
+            <w:hyperlink w:history="1" r:id="rId7ovulrnhgyreuspc1cor_">
               <w:r>
                 <w:rPr>
                   <w:rFonts w:ascii="Arial" w:cs="Arial" w:eastAsia="Arial" w:hAnsi="Arial"/>
@@ -3479,7 +3785,7 @@
                   <w:szCs w:val="16"/>
                   <w:u w:val="single" w:color="2E75B6"/>
                 </w:rPr>
-                <w:t xml:space="preserve">Introduction to the atom</w:t>
+                <w:t xml:space="preserve">Introduction to the atom -dubbed(KY)</w:t>
               </w:r>
             </w:hyperlink>
           </w:p>
@@ -3495,7 +3801,7 @@
                 <w:sz w:val="14"/>
                 <w:szCs w:val="14"/>
               </w:rPr>
-              <w:t xml:space="preserve">Source: Khan Academy (English - US curriculum)</w:t>
+              <w:t xml:space="preserve">Source: Khan Academy (Kiswahili)</w:t>
             </w:r>
           </w:p>
           <w:p>
@@ -3503,7 +3809,7 @@
               <w:spacing w:after="10" w:before="0"/>
               <w:ind w:left="120"/>
             </w:pPr>
-            <w:hyperlink w:history="1" r:id="rIdvaeqp3axeixtwnqh2rgvp">
+            <w:hyperlink w:history="1" r:id="rIdlocmvddhfec8rj96uvtb3">
               <w:r>
                 <w:rPr>
                   <w:rFonts w:ascii="Arial" w:cs="Arial" w:eastAsia="Arial" w:hAnsi="Arial"/>
@@ -3541,14 +3847,14 @@
                 <w:sz w:val="16"/>
                 <w:szCs w:val="16"/>
               </w:rPr>
-              <w:t xml:space="preserve">📖 PDF:</w:t>
+              <w:t xml:space="preserve">📖 EXERCISE:</w:t>
             </w:r>
           </w:p>
           <w:p>
             <w:pPr>
               <w:spacing w:after="20" w:before="0"/>
             </w:pPr>
-            <w:hyperlink w:history="1" r:id="rIdtldncysm8i7g4pb2kzvk3">
+            <w:hyperlink w:history="1" r:id="rIdb7twtpcyrelovaddyk3wv">
               <w:r>
                 <w:rPr>
                   <w:rFonts w:ascii="Arial" w:cs="Arial" w:eastAsia="Arial" w:hAnsi="Arial"/>
@@ -3557,7 +3863,7 @@
                   <w:szCs w:val="16"/>
                   <w:u w:val="single" w:color="2E75B6"/>
                 </w:rPr>
-                <w:t xml:space="preserve">Atomic structure and Periodic Table</w:t>
+                <w:t xml:space="preserve">Atomic Number Practice</w:t>
               </w:r>
             </w:hyperlink>
           </w:p>
@@ -3573,7 +3879,7 @@
                 <w:sz w:val="14"/>
                 <w:szCs w:val="14"/>
               </w:rPr>
-              <w:t xml:space="preserve">Source: ARES Local Curriculum  - Digital Literacy Content</w:t>
+              <w:t xml:space="preserve">Source: CK-12</w:t>
             </w:r>
           </w:p>
           <w:p>
@@ -3581,7 +3887,7 @@
               <w:spacing w:after="10" w:before="0"/>
               <w:ind w:left="120"/>
             </w:pPr>
-            <w:hyperlink w:history="1" r:id="rId0fqwrbzuh8h6dpwscvjwj">
+            <w:hyperlink w:history="1" r:id="rId_0kauwiczrwv_foh70uvc">
               <w:r>
                 <w:rPr>
                   <w:rFonts w:ascii="Arial" w:cs="Arial" w:eastAsia="Arial" w:hAnsi="Arial"/>
@@ -3623,7 +3929,7 @@
                 <w:sz w:val="18"/>
                 <w:szCs w:val="18"/>
               </w:rPr>
-              <w:t xml:space="preserve">The teacher places one CAN bag and one DAP bag on the front demonstration table where all learners can see them. Learners move into groups of four. Each group receives a printed A4 observation sheet containing: (a) a photograph of each bag label with the formula clearly visible, (b) three observation prompts: 'What do you see that is the SAME about the two bags?', 'What do you see that is DIFFERENT?', 'What do you find PUZZLING?' Groups spend 5 minutes writing observations. The teacher then reads aloud the anchoring scenario: 'A Grade 10 learner in Kericho notices that the fertiliser bag on her family tea farm is labelled CAN — Ca(NO3)2 NH4NO3 — and another bag labelled DAP — (NH4)2HPO4 — looks almost identical but is used at a different stage of growth. Both are white crystals that dissolve easily in water, yet the plants respond differently. Both contain nitrogen. She wonders: why do these two compounds have such different formulae and different effects?' Learners add new observations and questions to their sheets after hearing the scenario.</w:t>
+              <w:t xml:space="preserve">The teacher transitions to a guided review of atomic structure, framing it explicitly as the tool needed to begin answering the driving question. Each pair receives a set of seven element cards (pre-printed, one per element: H, C, N, O, Na, Cl, Ca). Each card shows: element name, symbol, atomic number, and mass number. Pairs use the information on the cards to: (1) calculate the number of protons, neutrons, and electrons for each element; (2) write the electron arrangement using the notation shells e.g. 2.8.8; (3) draw a simple Bohr-model diagram for N and Ca. The teacher models the process live on the board using oxygen (O, atomic number 8, mass number 16) before pairs begin: 'Protons equal atomic number, so oxygen has 8 protons. In a neutral atom, electrons equal protons, so 8 electrons. Neutrons equal mass number minus atomic number, so 16 minus 8 equals 8 neutrons. Electron arrangement: first shell holds up to 2, so 2 electrons there; second shell holds up to 8, and we have 6 remaining, so arrangement is 2.6.' Pairs work for 8 minutes. Teacher facilitates a whole-class check by asking individuals to call out their answers while the teacher writes on the board, pausing for peer correction.</w:t>
             </w:r>
           </w:p>
         </w:tc>
@@ -3655,7 +3961,7 @@
                 <w:sz w:val="18"/>
                 <w:szCs w:val="18"/>
               </w:rPr>
-              <w:t xml:space="preserve">Teacher holds up each bag and says: 'Take 30 seconds to just look — do not write yet. Use your eyes.' [WAIT TIME: 30 seconds of silent looking.] Teacher then says: 'Now fill in your observation sheet with your group. I will give you 5 minutes.' [WAIT TIME: 5 minutes of group work — teacher circulates, crouches to group level, reads sheets, and asks probing questions such as: 'What exactly on the label caught your attention?' and 'You wrote they look similar — what specifically is similar?' without giving answers.] After 5 minutes teacher reads the scenario in a calm, storytelling voice. Teacher then says: 'Now add anything new you notice or wonder to your sheet. You have 2 more minutes.' [WAIT TIME: 2 minutes.] Teacher selects two groups to share one observation each and one puzzling question each. Teacher records the puzzling questions on the board under the heading 'We are puzzled by...'</w:t>
+              <w:t xml:space="preserve">Before distributing cards, teacher says: 'You learned about atomic structure in Junior School. We are going to use that knowledge now because it is the key to unlocking why these fertiliser formulae look the way they do.' Teacher models oxygen clearly and slowly, narrating each step. Teacher then says: 'You have 8 minutes to complete the table for all seven elements. If you are unsure, look at the model on the board.' [WAIT TIME: 8 minutes of pair work — teacher circulates, noting common errors such as confusing mass number with neutron count.] During class check teacher asks: 'What is the electron arrangement of nitrogen?' [WAIT TIME: 5 seconds.] If no response: 'Nitrogen has atomic number 7 — how many electrons is that, and how do we fill the shells?' Teacher ensures electron arrangement of Ca (2.8.8.2) is explicitly recorded and says: 'Notice that calcium has 2 electrons in its outermost shell. Keep that number in mind — it will matter a great deal in the lessons ahead.' Teacher connects back to phenomenon: 'Calcium is in CAN fertiliser — Ca(NO3)2. Why might calcium always appear with that 2 in the formula? That is part of what we will explain across this sub-strand.'</w:t>
             </w:r>
           </w:p>
         </w:tc>
@@ -3687,7 +3993,7 @@
                 <w:sz w:val="18"/>
                 <w:szCs w:val="18"/>
               </w:rPr>
-              <w:t xml:space="preserve">Structured observation sheet with same-different-puzzling prompts focuses learner attention on the phenomenon before explanation is offered, building the need-to-know that drives genuine inquiry.</w:t>
+              <w:t xml:space="preserve">Worked example followed by structured pair practice (I do — We do — You do) ensures all learners retrieve and correctly apply the electron arrangement model before it is extended in later lessons. Explicit connection of Ca electron arrangement to the fertiliser formula begins to thread the phenomenon through the content.</w:t>
             </w:r>
           </w:p>
         </w:tc>
@@ -3719,7 +4025,7 @@
                 <w:sz w:val="18"/>
                 <w:szCs w:val="18"/>
               </w:rPr>
-              <w:t xml:space="preserve">Teacher reads group observation sheets during circulation to identify: whether learners notice that both formulae contain N (nitrogen) but differ in other elements and ratios; whether learners connect the formulae to atomic symbols from Junior School. Groups that do not notice the nitrogen connection are prompted with: 'Look carefully at each formula — do you see any symbols appearing in both?'</w:t>
+              <w:t xml:space="preserve">Teacher scans completed tables during circulation. Key checkpoint: can the learner correctly derive electron arrangement from atomic number alone? Learners who confuse atomic number and mass number are redirected with: 'Which number tells us how many protons — and therefore how many electrons in a neutral atom?' Exit data from this phase informs the depth of review needed at the start of Lesson 2.</w:t>
             </w:r>
           </w:p>
         </w:tc>
@@ -3728,32 +4034,32 @@
         <w:tc>
           <w:tcPr>
             <w:tcW w:type="dxa" w:w="1520"/>
-            <w:shd w:fill="E2EFDA" w:color="auto" w:val="clear"/>
-            <w:tcMar>
-              <w:top w:type="dxa" w:w="60"/>
-              <w:left w:type="dxa" w:w="120"/>
-              <w:bottom w:type="dxa" w:w="60"/>
-              <w:right w:type="dxa" w:w="120"/>
-            </w:tcMar>
-            <w:vAlign w:val="top"/>
-          </w:tcPr>
-          <w:p>
-            <w:pPr>
-              <w:spacing w:after="40" w:before="0"/>
-              <w:jc w:val="left"/>
-            </w:pPr>
-            <w:r>
-              <w:rPr>
-                <w:rFonts w:ascii="Arial" w:cs="Arial" w:eastAsia="Arial" w:hAnsi="Arial"/>
-                <w:b/>
-                <w:bCs/>
-                <w:i w:val="false"/>
-                <w:iCs w:val="false"/>
-                <w:color w:val="000000"/>
-                <w:sz w:val="18"/>
-                <w:szCs w:val="18"/>
-              </w:rPr>
-              <w:t xml:space="preserve">Explain Phase</w:t>
+            <w:shd w:fill="FCE4D6" w:color="auto" w:val="clear"/>
+            <w:tcMar>
+              <w:top w:type="dxa" w:w="60"/>
+              <w:left w:type="dxa" w:w="120"/>
+              <w:bottom w:type="dxa" w:w="60"/>
+              <w:right w:type="dxa" w:w="120"/>
+            </w:tcMar>
+            <w:vAlign w:val="top"/>
+          </w:tcPr>
+          <w:p>
+            <w:pPr>
+              <w:spacing w:after="40" w:before="0"/>
+              <w:jc w:val="left"/>
+            </w:pPr>
+            <w:r>
+              <w:rPr>
+                <w:rFonts w:ascii="Arial" w:cs="Arial" w:eastAsia="Arial" w:hAnsi="Arial"/>
+                <w:b/>
+                <w:bCs/>
+                <w:i w:val="false"/>
+                <w:iCs w:val="false"/>
+                <w:color w:val="000000"/>
+                <w:sz w:val="18"/>
+                <w:szCs w:val="18"/>
+              </w:rPr>
+              <w:t xml:space="preserve">Driving Question Board (DQB) Creation</w:t>
             </w:r>
           </w:p>
           <w:p>
@@ -3776,7 +4082,7 @@
             <w:pPr>
               <w:spacing w:after="20" w:before="0"/>
             </w:pPr>
-            <w:hyperlink w:history="1" r:id="rIdtzkpqezikkgfb1t1f2w-f">
+            <w:hyperlink w:history="1" r:id="rIdpfv1civ1ufpls7i1ohbop">
               <w:r>
                 <w:rPr>
                   <w:rFonts w:ascii="Arial" w:cs="Arial" w:eastAsia="Arial" w:hAnsi="Arial"/>
@@ -3785,7 +4091,7 @@
                   <w:szCs w:val="16"/>
                   <w:u w:val="single" w:color="2E75B6"/>
                 </w:rPr>
-                <w:t xml:space="preserve">Introduction to the atom -dubbed(KY)</w:t>
+                <w:t xml:space="preserve">Atomic number, mass number, and isotopes</w:t>
               </w:r>
             </w:hyperlink>
           </w:p>
@@ -3801,7 +4107,7 @@
                 <w:sz w:val="14"/>
                 <w:szCs w:val="14"/>
               </w:rPr>
-              <w:t xml:space="preserve">Source: Khan Academy (Kiswahili)</w:t>
+              <w:t xml:space="preserve">Source: Khan Academy (English - US curriculum)</w:t>
             </w:r>
           </w:p>
           <w:p>
@@ -3809,7 +4115,7 @@
               <w:spacing w:after="10" w:before="0"/>
               <w:ind w:left="120"/>
             </w:pPr>
-            <w:hyperlink w:history="1" r:id="rId_2yyq-zyxrelmscgrtt_3">
+            <w:hyperlink w:history="1" r:id="rId4udl8pg-eos9qarlst9bm">
               <w:r>
                 <w:rPr>
                   <w:rFonts w:ascii="Arial" w:cs="Arial" w:eastAsia="Arial" w:hAnsi="Arial"/>
@@ -3847,14 +4153,14 @@
                 <w:sz w:val="16"/>
                 <w:szCs w:val="16"/>
               </w:rPr>
-              <w:t xml:space="preserve">📖 EXERCISE:</w:t>
+              <w:t xml:space="preserve">📖 HTML:</w:t>
             </w:r>
           </w:p>
           <w:p>
             <w:pPr>
               <w:spacing w:after="20" w:before="0"/>
             </w:pPr>
-            <w:hyperlink w:history="1" r:id="rIddw5patrrodelf8fsiqz3v">
+            <w:hyperlink w:history="1" r:id="rIdmv1tedzeijbbmgtku5uzt">
               <w:r>
                 <w:rPr>
                   <w:rFonts w:ascii="Arial" w:cs="Arial" w:eastAsia="Arial" w:hAnsi="Arial"/>
@@ -3863,7 +4169,7 @@
                   <w:szCs w:val="16"/>
                   <w:u w:val="single" w:color="2E75B6"/>
                 </w:rPr>
-                <w:t xml:space="preserve">Atomic Number Practice</w:t>
+                <w:t xml:space="preserve">Atomic Number (Flexbook)</w:t>
               </w:r>
             </w:hyperlink>
           </w:p>
@@ -3887,7 +4193,7 @@
               <w:spacing w:after="10" w:before="0"/>
               <w:ind w:left="120"/>
             </w:pPr>
-            <w:hyperlink w:history="1" r:id="rIdzwx-fzzqmbwram4forzql">
+            <w:hyperlink w:history="1" r:id="rIdtq7gliphrtxrhuuq_ex84">
               <w:r>
                 <w:rPr>
                   <w:rFonts w:ascii="Arial" w:cs="Arial" w:eastAsia="Arial" w:hAnsi="Arial"/>
@@ -3929,7 +4235,7 @@
                 <w:sz w:val="18"/>
                 <w:szCs w:val="18"/>
               </w:rPr>
-              <w:t xml:space="preserve">The teacher transitions to a guided review of atomic structure, framing it explicitly as the tool needed to begin answering the driving question. Each pair receives a set of seven element cards (pre-printed, one per element: H, C, N, O, Na, Cl, Ca). Each card shows: element name, symbol, atomic number, and mass number. Pairs use the information on the cards to: (1) calculate the number of protons, neutrons, and electrons for each element; (2) write the electron arrangement using the notation shells e.g. 2.8.8; (3) draw a simple Bohr-model diagram for N and Ca. The teacher models the process live on the board using oxygen (O, atomic number 8, mass number 16) before pairs begin: 'Protons equal atomic number, so oxygen has 8 protons. In a neutral atom, electrons equal protons, so 8 electrons. Neutrons equal mass number minus atomic number, so 16 minus 8 equals 8 neutrons. Electron arrangement: first shell holds up to 2, so 2 electrons there; second shell holds up to 8, and we have 6 remaining, so arrangement is 2.6.' Pairs work for 8 minutes. Teacher facilitates a whole-class check by asking individuals to call out their answers while the teacher writes on the board, pausing for peer correction.</w:t>
+              <w:t xml:space="preserve">The teacher formally poses the Driving Question by reading it aloud and writing it on a large dedicated board or wall space that will remain visible for all eight lessons: 'Why do the fertiliser bags on Kenyan farms carry such specific and different chemical formulae — and what does the inner structure of an atom have to do with it?' Each learner receives two sticky notes. On the first (yellow) sticky note, learners write one question they have after today's lesson — something they genuinely do not yet understand. On the second (green) sticky note, learners write their current best prediction in one sentence answering the driving question. Learners come forward and place both sticky notes on the DQB. The teacher reads a selection of questions aloud and groups similar ones together on the board with a marker, creating clusters labelled: 'About atoms', 'About formulae', 'About farming'. Learners copy the driving question into their exercise books and underline it.</w:t>
             </w:r>
           </w:p>
         </w:tc>
@@ -3961,7 +4267,7 @@
                 <w:sz w:val="18"/>
                 <w:szCs w:val="18"/>
               </w:rPr>
-              <w:t xml:space="preserve">Before distributing cards, teacher says: 'You learned about atomic structure in Junior School. We are going to use that knowledge now because it is the key to unlocking why these fertiliser formulae look the way they do.' Teacher models oxygen clearly and slowly, narrating each step. Teacher then says: 'You have 8 minutes to complete the table for all seven elements. If you are unsure, look at the model on the board.' [WAIT TIME: 8 minutes of pair work — teacher circulates, noting common errors such as confusing mass number with neutron count.] During class check teacher asks: 'What is the electron arrangement of nitrogen?' [WAIT TIME: 5 seconds.] If no response: 'Nitrogen has atomic number 7 — how many electrons is that, and how do we fill the shells?' Teacher ensures electron arrangement of Ca (2.8.8.2) is explicitly recorded and says: 'Notice that calcium has 2 electrons in its outermost shell. Keep that number in mind — it will matter a great deal in the lessons ahead.' Teacher connects back to phenomenon: 'Calcium is in CAN fertiliser — Ca(NO3)2. Why might calcium always appear with that 2 in the formula? That is part of what we will explain across this sub-strand.'</w:t>
+              <w:t xml:space="preserve">Teacher says: 'This question will guide everything we do in this sub-strand. You will not be able to fully answer it today — and that is completely expected and fine. Your job right now is to be honest about what you are wondering.' Teacher gives learners 3 minutes to write both sticky notes in silence. [WAIT TIME: 3 minutes of silent individual writing.] As learners place notes, teacher reads two or three aloud: 'Someone has asked: why does calcium have a 2 after it in the formula? That is a brilliant question and we will answer it. Someone else asks: what does NH4 mean? Another excellent question.' Teacher then says: 'Notice that your questions are not random — they cluster around atoms, around formulae, and around what happens on real farms. That is exactly the structure of this sub-strand.' Teacher points to the DQB and says: 'This board belongs to you. We will return to it in every lesson and in Lesson 8 you will answer it completely.'</w:t>
             </w:r>
           </w:p>
         </w:tc>
@@ -3993,7 +4299,7 @@
                 <w:sz w:val="18"/>
                 <w:szCs w:val="18"/>
               </w:rPr>
-              <w:t xml:space="preserve">Worked example followed by structured pair practice (I do — We do — You do) ensures all learners retrieve and correctly apply the electron arrangement model before it is extended in later lessons. Explicit connection of Ca electron arrangement to the fertiliser formula begins to thread the phenomenon through the content.</w:t>
+              <w:t xml:space="preserve">The DQB externalises learner thinking, makes questions public and legitimate, creates shared ownership of the inquiry, and provides the teacher with formative data on conceptual gaps. Clustering questions helps learners see the coherence of the sub-strand before content is taught.</w:t>
             </w:r>
           </w:p>
         </w:tc>
@@ -4025,7 +4331,7 @@
                 <w:sz w:val="18"/>
                 <w:szCs w:val="18"/>
               </w:rPr>
-              <w:t xml:space="preserve">Teacher scans completed tables during circulation. Key checkpoint: can the learner correctly derive electron arrangement from atomic number alone? Learners who confuse atomic number and mass number are redirected with: 'Which number tells us how many protons — and therefore how many electrons in a neutral atom?' Exit data from this phase informs the depth of review needed at the start of Lesson 2.</w:t>
+              <w:t xml:space="preserve">Teacher reads all sticky notes before Lesson 2. Questions are sorted into three categories: (1) questions answerable by end of Lesson 2-3 (electron arrangement, periodicity); (2) questions answerable by Lesson 5-6 (valency, formulae); (3) questions requiring full sub-strand resolution. This informs differentiation planning.</w:t>
             </w:r>
           </w:p>
         </w:tc>
@@ -4034,32 +4340,32 @@
         <w:tc>
           <w:tcPr>
             <w:tcW w:type="dxa" w:w="1520"/>
-            <w:shd w:fill="FCE4D6" w:color="auto" w:val="clear"/>
-            <w:tcMar>
-              <w:top w:type="dxa" w:w="60"/>
-              <w:left w:type="dxa" w:w="120"/>
-              <w:bottom w:type="dxa" w:w="60"/>
-              <w:right w:type="dxa" w:w="120"/>
-            </w:tcMar>
-            <w:vAlign w:val="top"/>
-          </w:tcPr>
-          <w:p>
-            <w:pPr>
-              <w:spacing w:after="40" w:before="0"/>
-              <w:jc w:val="left"/>
-            </w:pPr>
-            <w:r>
-              <w:rPr>
-                <w:rFonts w:ascii="Arial" w:cs="Arial" w:eastAsia="Arial" w:hAnsi="Arial"/>
-                <w:b/>
-                <w:bCs/>
-                <w:i w:val="false"/>
-                <w:iCs w:val="false"/>
-                <w:color w:val="000000"/>
-                <w:sz w:val="18"/>
-                <w:szCs w:val="18"/>
-              </w:rPr>
-              <w:t xml:space="preserve">Driving Question Board (DQB) Creation</w:t>
+            <w:shd w:fill="D5E8F0" w:color="auto" w:val="clear"/>
+            <w:tcMar>
+              <w:top w:type="dxa" w:w="60"/>
+              <w:left w:type="dxa" w:w="120"/>
+              <w:bottom w:type="dxa" w:w="60"/>
+              <w:right w:type="dxa" w:w="120"/>
+            </w:tcMar>
+            <w:vAlign w:val="top"/>
+          </w:tcPr>
+          <w:p>
+            <w:pPr>
+              <w:spacing w:after="40" w:before="0"/>
+              <w:jc w:val="left"/>
+            </w:pPr>
+            <w:r>
+              <w:rPr>
+                <w:rFonts w:ascii="Arial" w:cs="Arial" w:eastAsia="Arial" w:hAnsi="Arial"/>
+                <w:b/>
+                <w:bCs/>
+                <w:i w:val="false"/>
+                <w:iCs w:val="false"/>
+                <w:color w:val="000000"/>
+                <w:sz w:val="18"/>
+                <w:szCs w:val="18"/>
+              </w:rPr>
+              <w:t xml:space="preserve">Model Building Phase</w:t>
             </w:r>
           </w:p>
           <w:p>
@@ -4082,7 +4388,7 @@
             <w:pPr>
               <w:spacing w:after="20" w:before="0"/>
             </w:pPr>
-            <w:hyperlink w:history="1" r:id="rIdy6lzbi3gur4zkenl3jrig">
+            <w:hyperlink w:history="1" r:id="rIdppfijkjdyh-tl3cplzvqt">
               <w:r>
                 <w:rPr>
                   <w:rFonts w:ascii="Arial" w:cs="Arial" w:eastAsia="Arial" w:hAnsi="Arial"/>
@@ -4115,7 +4421,7 @@
               <w:spacing w:after="10" w:before="0"/>
               <w:ind w:left="120"/>
             </w:pPr>
-            <w:hyperlink w:history="1" r:id="rId9ktxttshjl36yprzpz6t4">
+            <w:hyperlink w:history="1" r:id="rIdrgib8oml63sz1a893rwob">
               <w:r>
                 <w:rPr>
                   <w:rFonts w:ascii="Arial" w:cs="Arial" w:eastAsia="Arial" w:hAnsi="Arial"/>
@@ -4160,313 +4466,7 @@
             <w:pPr>
               <w:spacing w:after="20" w:before="0"/>
             </w:pPr>
-            <w:hyperlink w:history="1" r:id="rId6heun6bxm5sr2r_gt8cmw">
-              <w:r>
-                <w:rPr>
-                  <w:rFonts w:ascii="Arial" w:cs="Arial" w:eastAsia="Arial" w:hAnsi="Arial"/>
-                  <w:color w:val="2E75B6"/>
-                  <w:sz w:val="16"/>
-                  <w:szCs w:val="16"/>
-                  <w:u w:val="single" w:color="2E75B6"/>
-                </w:rPr>
-                <w:t xml:space="preserve">Atomic Number (Flexbook)</w:t>
-              </w:r>
-            </w:hyperlink>
-          </w:p>
-          <w:p>
-            <w:pPr>
-              <w:spacing w:after="10" w:before="0"/>
-              <w:ind w:left="120"/>
-            </w:pPr>
-            <w:r>
-              <w:rPr>
-                <w:rFonts w:ascii="Arial" w:cs="Arial" w:eastAsia="Arial" w:hAnsi="Arial"/>
-                <w:color w:val="595959"/>
-                <w:sz w:val="14"/>
-                <w:szCs w:val="14"/>
-              </w:rPr>
-              <w:t xml:space="preserve">Source: CK-12</w:t>
-            </w:r>
-          </w:p>
-          <w:p>
-            <w:pPr>
-              <w:spacing w:after="10" w:before="0"/>
-              <w:ind w:left="120"/>
-            </w:pPr>
-            <w:hyperlink w:history="1" r:id="rIdwlz4yyp_e7c-qpx5f-kww">
-              <w:r>
-                <w:rPr>
-                  <w:rFonts w:ascii="Arial" w:cs="Arial" w:eastAsia="Arial" w:hAnsi="Arial"/>
-                  <w:color w:val="595959"/>
-                  <w:sz w:val="14"/>
-                  <w:szCs w:val="14"/>
-                  <w:u w:val="single" w:color="595959"/>
-                </w:rPr>
-                <w:t xml:space="preserve">🔍 Search ARES for similar readings</w:t>
-              </w:r>
-            </w:hyperlink>
-          </w:p>
-        </w:tc>
-        <w:tc>
-          <w:tcPr>
-            <w:tcW w:type="dxa" w:w="3040"/>
-            <w:shd w:fill="FFFFFF" w:color="auto" w:val="clear"/>
-            <w:tcMar>
-              <w:top w:type="dxa" w:w="60"/>
-              <w:left w:type="dxa" w:w="120"/>
-              <w:bottom w:type="dxa" w:w="60"/>
-              <w:right w:type="dxa" w:w="120"/>
-            </w:tcMar>
-            <w:vAlign w:val="top"/>
-          </w:tcPr>
-          <w:p>
-            <w:pPr>
-              <w:spacing w:after="40" w:before="0"/>
-              <w:jc w:val="left"/>
-            </w:pPr>
-            <w:r>
-              <w:rPr>
-                <w:rFonts w:ascii="Arial" w:cs="Arial" w:eastAsia="Arial" w:hAnsi="Arial"/>
-                <w:b w:val="false"/>
-                <w:bCs w:val="false"/>
-                <w:i w:val="false"/>
-                <w:iCs w:val="false"/>
-                <w:color w:val="000000"/>
-                <w:sz w:val="18"/>
-                <w:szCs w:val="18"/>
-              </w:rPr>
-              <w:t xml:space="preserve">The teacher formally poses the Driving Question by reading it aloud and writing it on a large dedicated board or wall space that will remain visible for all eight lessons: 'Why do the fertiliser bags on Kenyan farms carry such specific and different chemical formulae — and what does the inner structure of an atom have to do with it?' Each learner receives two sticky notes. On the first (yellow) sticky note, learners write one question they have after today's lesson — something they genuinely do not yet understand. On the second (green) sticky note, learners write their current best prediction in one sentence answering the driving question. Learners come forward and place both sticky notes on the DQB. The teacher reads a selection of questions aloud and groups similar ones together on the board with a marker, creating clusters labelled: 'About atoms', 'About formulae', 'About farming'. Learners copy the driving question into their exercise books and underline it.</w:t>
-            </w:r>
-          </w:p>
-        </w:tc>
-        <w:tc>
-          <w:tcPr>
-            <w:tcW w:type="dxa" w:w="3040"/>
-            <w:shd w:fill="F2F2F2" w:color="auto" w:val="clear"/>
-            <w:tcMar>
-              <w:top w:type="dxa" w:w="60"/>
-              <w:left w:type="dxa" w:w="120"/>
-              <w:bottom w:type="dxa" w:w="60"/>
-              <w:right w:type="dxa" w:w="120"/>
-            </w:tcMar>
-            <w:vAlign w:val="top"/>
-          </w:tcPr>
-          <w:p>
-            <w:pPr>
-              <w:spacing w:after="40" w:before="0"/>
-              <w:jc w:val="left"/>
-            </w:pPr>
-            <w:r>
-              <w:rPr>
-                <w:rFonts w:ascii="Arial" w:cs="Arial" w:eastAsia="Arial" w:hAnsi="Arial"/>
-                <w:b w:val="false"/>
-                <w:bCs w:val="false"/>
-                <w:i w:val="false"/>
-                <w:iCs w:val="false"/>
-                <w:color w:val="000000"/>
-                <w:sz w:val="18"/>
-                <w:szCs w:val="18"/>
-              </w:rPr>
-              <w:t xml:space="preserve">Teacher says: 'This question will guide everything we do in this sub-strand. You will not be able to fully answer it today — and that is completely expected and fine. Your job right now is to be honest about what you are wondering.' Teacher gives learners 3 minutes to write both sticky notes in silence. [WAIT TIME: 3 minutes of silent individual writing.] As learners place notes, teacher reads two or three aloud: 'Someone has asked: why does calcium have a 2 after it in the formula? That is a brilliant question and we will answer it. Someone else asks: what does NH4 mean? Another excellent question.' Teacher then says: 'Notice that your questions are not random — they cluster around atoms, around formulae, and around what happens on real farms. That is exactly the structure of this sub-strand.' Teacher points to the DQB and says: 'This board belongs to you. We will return to it in every lesson and in Lesson 8 you will answer it completely.'</w:t>
-            </w:r>
-          </w:p>
-        </w:tc>
-        <w:tc>
-          <w:tcPr>
-            <w:tcW w:type="dxa" w:w="3040"/>
-            <w:shd w:fill="FFFFFF" w:color="auto" w:val="clear"/>
-            <w:tcMar>
-              <w:top w:type="dxa" w:w="60"/>
-              <w:left w:type="dxa" w:w="120"/>
-              <w:bottom w:type="dxa" w:w="60"/>
-              <w:right w:type="dxa" w:w="120"/>
-            </w:tcMar>
-            <w:vAlign w:val="top"/>
-          </w:tcPr>
-          <w:p>
-            <w:pPr>
-              <w:spacing w:after="40" w:before="0"/>
-              <w:jc w:val="left"/>
-            </w:pPr>
-            <w:r>
-              <w:rPr>
-                <w:rFonts w:ascii="Arial" w:cs="Arial" w:eastAsia="Arial" w:hAnsi="Arial"/>
-                <w:b w:val="false"/>
-                <w:bCs w:val="false"/>
-                <w:i w:val="false"/>
-                <w:iCs w:val="false"/>
-                <w:color w:val="000000"/>
-                <w:sz w:val="18"/>
-                <w:szCs w:val="18"/>
-              </w:rPr>
-              <w:t xml:space="preserve">The DQB externalises learner thinking, makes questions public and legitimate, creates shared ownership of the inquiry, and provides the teacher with formative data on conceptual gaps. Clustering questions helps learners see the coherence of the sub-strand before content is taught.</w:t>
-            </w:r>
-          </w:p>
-        </w:tc>
-        <w:tc>
-          <w:tcPr>
-            <w:tcW w:type="dxa" w:w="3040"/>
-            <w:shd w:fill="F2F2F2" w:color="auto" w:val="clear"/>
-            <w:tcMar>
-              <w:top w:type="dxa" w:w="60"/>
-              <w:left w:type="dxa" w:w="120"/>
-              <w:bottom w:type="dxa" w:w="60"/>
-              <w:right w:type="dxa" w:w="120"/>
-            </w:tcMar>
-            <w:vAlign w:val="top"/>
-          </w:tcPr>
-          <w:p>
-            <w:pPr>
-              <w:spacing w:after="40" w:before="0"/>
-              <w:jc w:val="left"/>
-            </w:pPr>
-            <w:r>
-              <w:rPr>
-                <w:rFonts w:ascii="Arial" w:cs="Arial" w:eastAsia="Arial" w:hAnsi="Arial"/>
-                <w:b w:val="false"/>
-                <w:bCs w:val="false"/>
-                <w:i w:val="false"/>
-                <w:iCs w:val="false"/>
-                <w:color w:val="000000"/>
-                <w:sz w:val="18"/>
-                <w:szCs w:val="18"/>
-              </w:rPr>
-              <w:t xml:space="preserve">Teacher reads all sticky notes before Lesson 2. Questions are sorted into three categories: (1) questions answerable by end of Lesson 2-3 (electron arrangement, periodicity); (2) questions answerable by Lesson 5-6 (valency, formulae); (3) questions requiring full sub-strand resolution. This informs differentiation planning.</w:t>
-            </w:r>
-          </w:p>
-        </w:tc>
-      </w:tr>
-      <w:tr>
-        <w:tc>
-          <w:tcPr>
-            <w:tcW w:type="dxa" w:w="1520"/>
-            <w:shd w:fill="D5E8F0" w:color="auto" w:val="clear"/>
-            <w:tcMar>
-              <w:top w:type="dxa" w:w="60"/>
-              <w:left w:type="dxa" w:w="120"/>
-              <w:bottom w:type="dxa" w:w="60"/>
-              <w:right w:type="dxa" w:w="120"/>
-            </w:tcMar>
-            <w:vAlign w:val="top"/>
-          </w:tcPr>
-          <w:p>
-            <w:pPr>
-              <w:spacing w:after="40" w:before="0"/>
-              <w:jc w:val="left"/>
-            </w:pPr>
-            <w:r>
-              <w:rPr>
-                <w:rFonts w:ascii="Arial" w:cs="Arial" w:eastAsia="Arial" w:hAnsi="Arial"/>
-                <w:b/>
-                <w:bCs/>
-                <w:i w:val="false"/>
-                <w:iCs w:val="false"/>
-                <w:color w:val="000000"/>
-                <w:sz w:val="18"/>
-                <w:szCs w:val="18"/>
-              </w:rPr>
-              <w:t xml:space="preserve">Model Building Phase</w:t>
-            </w:r>
-          </w:p>
-          <w:p>
-            <w:pPr>
-              <w:spacing w:after="20" w:before="0"/>
-            </w:pPr>
-            <w:r>
-              <w:rPr>
-                <w:rFonts w:ascii="Arial" w:cs="Arial" w:eastAsia="Arial" w:hAnsi="Arial"/>
-                <w:b/>
-                <w:bCs/>
-                <w:color w:val="1F3864"/>
-                <w:sz w:val="16"/>
-                <w:szCs w:val="16"/>
-              </w:rPr>
-              <w:t xml:space="preserve">📹 VIDEO:</w:t>
-            </w:r>
-          </w:p>
-          <w:p>
-            <w:pPr>
-              <w:spacing w:after="20" w:before="0"/>
-            </w:pPr>
-            <w:hyperlink w:history="1" r:id="rId0f6d_iizmv-6uk6y5wlax">
-              <w:r>
-                <w:rPr>
-                  <w:rFonts w:ascii="Arial" w:cs="Arial" w:eastAsia="Arial" w:hAnsi="Arial"/>
-                  <w:color w:val="2E75B6"/>
-                  <w:sz w:val="16"/>
-                  <w:szCs w:val="16"/>
-                  <w:u w:val="single" w:color="2E75B6"/>
-                </w:rPr>
-                <w:t xml:space="preserve">Atomic number, mass number, and isotopes</w:t>
-              </w:r>
-            </w:hyperlink>
-          </w:p>
-          <w:p>
-            <w:pPr>
-              <w:spacing w:after="10" w:before="0"/>
-              <w:ind w:left="120"/>
-            </w:pPr>
-            <w:r>
-              <w:rPr>
-                <w:rFonts w:ascii="Arial" w:cs="Arial" w:eastAsia="Arial" w:hAnsi="Arial"/>
-                <w:color w:val="595959"/>
-                <w:sz w:val="14"/>
-                <w:szCs w:val="14"/>
-              </w:rPr>
-              <w:t xml:space="preserve">Source: Khan Academy (English - US curriculum)</w:t>
-            </w:r>
-          </w:p>
-          <w:p>
-            <w:pPr>
-              <w:spacing w:after="10" w:before="0"/>
-              <w:ind w:left="120"/>
-            </w:pPr>
-            <w:hyperlink w:history="1" r:id="rIdystwtn6ch1g8nfxxfzhzd">
-              <w:r>
-                <w:rPr>
-                  <w:rFonts w:ascii="Arial" w:cs="Arial" w:eastAsia="Arial" w:hAnsi="Arial"/>
-                  <w:color w:val="595959"/>
-                  <w:sz w:val="14"/>
-                  <w:szCs w:val="14"/>
-                  <w:u w:val="single" w:color="595959"/>
-                </w:rPr>
-                <w:t xml:space="preserve">🔍 Search ARES for similar videos</w:t>
-              </w:r>
-            </w:hyperlink>
-          </w:p>
-          <w:p>
-            <w:pPr>
-              <w:spacing w:after="40" w:before="0"/>
-            </w:pPr>
-            <w:r>
-              <w:rPr>
-                <w:sz w:val="14"/>
-                <w:szCs w:val="14"/>
-              </w:rPr>
-              <w:t xml:space="preserve"/>
-            </w:r>
-          </w:p>
-          <w:p>
-            <w:pPr>
-              <w:spacing w:after="20" w:before="0"/>
-            </w:pPr>
-            <w:r>
-              <w:rPr>
-                <w:rFonts w:ascii="Arial" w:cs="Arial" w:eastAsia="Arial" w:hAnsi="Arial"/>
-                <w:b/>
-                <w:bCs/>
-                <w:color w:val="1F3864"/>
-                <w:sz w:val="16"/>
-                <w:szCs w:val="16"/>
-              </w:rPr>
-              <w:t xml:space="preserve">📖 HTML:</w:t>
-            </w:r>
-          </w:p>
-          <w:p>
-            <w:pPr>
-              <w:spacing w:after="20" w:before="0"/>
-            </w:pPr>
-            <w:hyperlink w:history="1" r:id="rIdxk3rssmw_segmnucofjar">
+            <w:hyperlink w:history="1" r:id="rId7i2yxvbijdcnkybqwmglr">
               <w:r>
                 <w:rPr>
                   <w:rFonts w:ascii="Arial" w:cs="Arial" w:eastAsia="Arial" w:hAnsi="Arial"/>
@@ -4499,7 +4499,7 @@
               <w:spacing w:after="10" w:before="0"/>
               <w:ind w:left="120"/>
             </w:pPr>
-            <w:hyperlink w:history="1" r:id="rIdub98neeiz256fsl99wgzq">
+            <w:hyperlink w:history="1" r:id="rId--nxfpaejybvwiyklvcna">
               <w:r>
                 <w:rPr>
                   <w:rFonts w:ascii="Arial" w:cs="Arial" w:eastAsia="Arial" w:hAnsi="Arial"/>
@@ -5986,7 +5986,313 @@
             <w:pPr>
               <w:spacing w:after="20" w:before="0"/>
             </w:pPr>
-            <w:hyperlink w:history="1" r:id="rId1mhk5vzykxuyyuiiy5fyr">
+            <w:hyperlink w:history="1" r:id="rIdewmo5gb-8pcyjfs_9xu_5">
+              <w:r>
+                <w:rPr>
+                  <w:rFonts w:ascii="Arial" w:cs="Arial" w:eastAsia="Arial" w:hAnsi="Arial"/>
+                  <w:color w:val="2E75B6"/>
+                  <w:sz w:val="16"/>
+                  <w:szCs w:val="16"/>
+                  <w:u w:val="single" w:color="2E75B6"/>
+                </w:rPr>
+                <w:t xml:space="preserve">Groups of the periodic table</w:t>
+              </w:r>
+            </w:hyperlink>
+          </w:p>
+          <w:p>
+            <w:pPr>
+              <w:spacing w:after="10" w:before="0"/>
+              <w:ind w:left="120"/>
+            </w:pPr>
+            <w:r>
+              <w:rPr>
+                <w:rFonts w:ascii="Arial" w:cs="Arial" w:eastAsia="Arial" w:hAnsi="Arial"/>
+                <w:color w:val="595959"/>
+                <w:sz w:val="14"/>
+                <w:szCs w:val="14"/>
+              </w:rPr>
+              <w:t xml:space="preserve">Source: Khan Academy (English - US curriculum)</w:t>
+            </w:r>
+          </w:p>
+          <w:p>
+            <w:pPr>
+              <w:spacing w:after="10" w:before="0"/>
+              <w:ind w:left="120"/>
+            </w:pPr>
+            <w:hyperlink w:history="1" r:id="rIdiord9ybmwkxrurqxsd9tk">
+              <w:r>
+                <w:rPr>
+                  <w:rFonts w:ascii="Arial" w:cs="Arial" w:eastAsia="Arial" w:hAnsi="Arial"/>
+                  <w:color w:val="595959"/>
+                  <w:sz w:val="14"/>
+                  <w:szCs w:val="14"/>
+                  <w:u w:val="single" w:color="595959"/>
+                </w:rPr>
+                <w:t xml:space="preserve">🔍 Search ARES for similar videos</w:t>
+              </w:r>
+            </w:hyperlink>
+          </w:p>
+          <w:p>
+            <w:pPr>
+              <w:spacing w:after="40" w:before="0"/>
+            </w:pPr>
+            <w:r>
+              <w:rPr>
+                <w:sz w:val="14"/>
+                <w:szCs w:val="14"/>
+              </w:rPr>
+              <w:t xml:space="preserve"/>
+            </w:r>
+          </w:p>
+          <w:p>
+            <w:pPr>
+              <w:spacing w:after="20" w:before="0"/>
+            </w:pPr>
+            <w:r>
+              <w:rPr>
+                <w:rFonts w:ascii="Arial" w:cs="Arial" w:eastAsia="Arial" w:hAnsi="Arial"/>
+                <w:b/>
+                <w:bCs/>
+                <w:color w:val="1F3864"/>
+                <w:sz w:val="16"/>
+                <w:szCs w:val="16"/>
+              </w:rPr>
+              <w:t xml:space="preserve">📖 HTML:</w:t>
+            </w:r>
+          </w:p>
+          <w:p>
+            <w:pPr>
+              <w:spacing w:after="20" w:before="0"/>
+            </w:pPr>
+            <w:hyperlink w:history="1" r:id="rId4nr08breqoy9t61szihkd">
+              <w:r>
+                <w:rPr>
+                  <w:rFonts w:ascii="Arial" w:cs="Arial" w:eastAsia="Arial" w:hAnsi="Arial"/>
+                  <w:color w:val="2E75B6"/>
+                  <w:sz w:val="16"/>
+                  <w:szCs w:val="16"/>
+                  <w:u w:val="single" w:color="2E75B6"/>
+                </w:rPr>
+                <w:t xml:space="preserve">Modern Periodic Table: Periods and Groups (Flexbook)</w:t>
+              </w:r>
+            </w:hyperlink>
+          </w:p>
+          <w:p>
+            <w:pPr>
+              <w:spacing w:after="10" w:before="0"/>
+              <w:ind w:left="120"/>
+            </w:pPr>
+            <w:r>
+              <w:rPr>
+                <w:rFonts w:ascii="Arial" w:cs="Arial" w:eastAsia="Arial" w:hAnsi="Arial"/>
+                <w:color w:val="595959"/>
+                <w:sz w:val="14"/>
+                <w:szCs w:val="14"/>
+              </w:rPr>
+              <w:t xml:space="preserve">Source: CK-12</w:t>
+            </w:r>
+          </w:p>
+          <w:p>
+            <w:pPr>
+              <w:spacing w:after="10" w:before="0"/>
+              <w:ind w:left="120"/>
+            </w:pPr>
+            <w:hyperlink w:history="1" r:id="rId_jc1gyennq8kyqjulnvwe">
+              <w:r>
+                <w:rPr>
+                  <w:rFonts w:ascii="Arial" w:cs="Arial" w:eastAsia="Arial" w:hAnsi="Arial"/>
+                  <w:color w:val="595959"/>
+                  <w:sz w:val="14"/>
+                  <w:szCs w:val="14"/>
+                  <w:u w:val="single" w:color="595959"/>
+                </w:rPr>
+                <w:t xml:space="preserve">🔍 Search ARES for similar readings</w:t>
+              </w:r>
+            </w:hyperlink>
+          </w:p>
+        </w:tc>
+        <w:tc>
+          <w:tcPr>
+            <w:tcW w:type="dxa" w:w="3040"/>
+            <w:shd w:fill="FFFFFF" w:color="auto" w:val="clear"/>
+            <w:tcMar>
+              <w:top w:type="dxa" w:w="60"/>
+              <w:left w:type="dxa" w:w="120"/>
+              <w:bottom w:type="dxa" w:w="60"/>
+              <w:right w:type="dxa" w:w="120"/>
+            </w:tcMar>
+            <w:vAlign w:val="top"/>
+          </w:tcPr>
+          <w:p>
+            <w:pPr>
+              <w:spacing w:after="40" w:before="0"/>
+              <w:jc w:val="left"/>
+            </w:pPr>
+            <w:r>
+              <w:rPr>
+                <w:rFonts w:ascii="Arial" w:cs="Arial" w:eastAsia="Arial" w:hAnsi="Arial"/>
+                <w:b w:val="false"/>
+                <w:bCs w:val="false"/>
+                <w:i w:val="false"/>
+                <w:iCs w:val="false"/>
+                <w:color w:val="000000"/>
+                <w:sz w:val="18"/>
+                <w:szCs w:val="18"/>
+              </w:rPr>
+              <w:t xml:space="preserve">Learners individually read two data strips placed on their desks. Strip A shows the full electron arrangement of hydrogen (2,1 electrons — note: H is 1, Li is 2,1) through the first 10 elements. Strip B shows only the atomic number and name of elements 11–20, with the electron-arrangement column left blank. Each learner silently writes a 3-sentence prediction in their exercise book answering: 'If I continued filling in the outer-shell electron numbers for elements 11–20, what pattern do you think I would find — and why might that pattern matter for how a fertiliser like CAN gets its formula?' Learners are NOT shown a periodic table at this stage.</w:t>
+            </w:r>
+          </w:p>
+        </w:tc>
+        <w:tc>
+          <w:tcPr>
+            <w:tcW w:type="dxa" w:w="3040"/>
+            <w:shd w:fill="F2F2F2" w:color="auto" w:val="clear"/>
+            <w:tcMar>
+              <w:top w:type="dxa" w:w="60"/>
+              <w:left w:type="dxa" w:w="120"/>
+              <w:bottom w:type="dxa" w:w="60"/>
+              <w:right w:type="dxa" w:w="120"/>
+            </w:tcMar>
+            <w:vAlign w:val="top"/>
+          </w:tcPr>
+          <w:p>
+            <w:pPr>
+              <w:spacing w:after="40" w:before="0"/>
+              <w:jc w:val="left"/>
+            </w:pPr>
+            <w:r>
+              <w:rPr>
+                <w:rFonts w:ascii="Arial" w:cs="Arial" w:eastAsia="Arial" w:hAnsi="Arial"/>
+                <w:b w:val="false"/>
+                <w:bCs w:val="false"/>
+                <w:i w:val="false"/>
+                <w:iCs w:val="false"/>
+                <w:color w:val="000000"/>
+                <w:sz w:val="18"/>
+                <w:szCs w:val="18"/>
+              </w:rPr>
+              <w:t xml:space="preserve">Distribute Strip A and Strip B (pre-printed on the ARES platform or photocopied). Say: 'Before we sort any cards, I want your honest prediction — written down, in your own words. There is no wrong answer here; we are scientists making a claim before we collect evidence. You have 4 minutes of silent writing. Go.' Set a visible timer. After 4 minutes, cold-call 3 learners (aim for gender balance — e.g., one girl from row 1, one boy from row 3, one learner of your choice). For each response, ask: 'What evidence from Strip A led you to that prediction?' Allow 10 seconds of WAIT TIME after each question before accepting answers. Record the 3 predictions verbatim on the board under the heading 'Our Predictions — We Will Test These.'</w:t>
+            </w:r>
+          </w:p>
+        </w:tc>
+        <w:tc>
+          <w:tcPr>
+            <w:tcW w:type="dxa" w:w="3040"/>
+            <w:shd w:fill="FFFFFF" w:color="auto" w:val="clear"/>
+            <w:tcMar>
+              <w:top w:type="dxa" w:w="60"/>
+              <w:left w:type="dxa" w:w="120"/>
+              <w:bottom w:type="dxa" w:w="60"/>
+              <w:right w:type="dxa" w:w="120"/>
+            </w:tcMar>
+            <w:vAlign w:val="top"/>
+          </w:tcPr>
+          <w:p>
+            <w:pPr>
+              <w:spacing w:after="40" w:before="0"/>
+              <w:jc w:val="left"/>
+            </w:pPr>
+            <w:r>
+              <w:rPr>
+                <w:rFonts w:ascii="Arial" w:cs="Arial" w:eastAsia="Arial" w:hAnsi="Arial"/>
+                <w:b w:val="false"/>
+                <w:bCs w:val="false"/>
+                <w:i w:val="false"/>
+                <w:iCs w:val="false"/>
+                <w:color w:val="000000"/>
+                <w:sz w:val="18"/>
+                <w:szCs w:val="18"/>
+              </w:rPr>
+              <w:t xml:space="preserve">Prediction Journaling (written first, spoken second). By committing a prediction to paper before the card sort, learners activate prior knowledge from Lesson 1 (atomic structure) and create a personal cognitive stake in the upcoming evidence. Comparing written predictions to card-sort results later produces productive cognitive conflict — a powerful driver of conceptual change.</w:t>
+            </w:r>
+          </w:p>
+        </w:tc>
+        <w:tc>
+          <w:tcPr>
+            <w:tcW w:type="dxa" w:w="3040"/>
+            <w:shd w:fill="F2F2F2" w:color="auto" w:val="clear"/>
+            <w:tcMar>
+              <w:top w:type="dxa" w:w="60"/>
+              <w:left w:type="dxa" w:w="120"/>
+              <w:bottom w:type="dxa" w:w="60"/>
+              <w:right w:type="dxa" w:w="120"/>
+            </w:tcMar>
+            <w:vAlign w:val="top"/>
+          </w:tcPr>
+          <w:p>
+            <w:pPr>
+              <w:spacing w:after="40" w:before="0"/>
+              <w:jc w:val="left"/>
+            </w:pPr>
+            <w:r>
+              <w:rPr>
+                <w:rFonts w:ascii="Arial" w:cs="Arial" w:eastAsia="Arial" w:hAnsi="Arial"/>
+                <w:b w:val="false"/>
+                <w:bCs w:val="false"/>
+                <w:i w:val="false"/>
+                <w:iCs w:val="false"/>
+                <w:color w:val="000000"/>
+                <w:sz w:val="18"/>
+                <w:szCs w:val="18"/>
+              </w:rPr>
+              <w:t xml:space="preserve">Circulate during the 4-minute writing period. Look for: (1) learners who correctly identify a repeating pattern in Strip A (e.g., 'the outer shell goes 1, 2, 3, 4 … then seems to reset') — these learners are ready to lead the card sort; (2) learners who write only element names with no reference to electron numbers — flag these learners for targeted questioning during Phase 2. Do not correct misconceptions at this stage; note them on a clipboard for follow-up.</w:t>
+            </w:r>
+          </w:p>
+        </w:tc>
+      </w:tr>
+      <w:tr>
+        <w:tc>
+          <w:tcPr>
+            <w:tcW w:type="dxa" w:w="1520"/>
+            <w:shd w:fill="D9EEF1" w:color="auto" w:val="clear"/>
+            <w:tcMar>
+              <w:top w:type="dxa" w:w="60"/>
+              <w:left w:type="dxa" w:w="120"/>
+              <w:bottom w:type="dxa" w:w="60"/>
+              <w:right w:type="dxa" w:w="120"/>
+            </w:tcMar>
+            <w:vAlign w:val="top"/>
+          </w:tcPr>
+          <w:p>
+            <w:pPr>
+              <w:spacing w:after="40" w:before="0"/>
+              <w:jc w:val="left"/>
+            </w:pPr>
+            <w:r>
+              <w:rPr>
+                <w:rFonts w:ascii="Arial" w:cs="Arial" w:eastAsia="Arial" w:hAnsi="Arial"/>
+                <w:b/>
+                <w:bCs/>
+                <w:i w:val="false"/>
+                <w:iCs w:val="false"/>
+                <w:color w:val="000000"/>
+                <w:sz w:val="18"/>
+                <w:szCs w:val="18"/>
+              </w:rPr>
+              <w:t xml:space="preserve">Observe Phase</w:t>
+            </w:r>
+          </w:p>
+          <w:p>
+            <w:pPr>
+              <w:spacing w:after="20" w:before="0"/>
+            </w:pPr>
+            <w:r>
+              <w:rPr>
+                <w:rFonts w:ascii="Arial" w:cs="Arial" w:eastAsia="Arial" w:hAnsi="Arial"/>
+                <w:b/>
+                <w:bCs/>
+                <w:color w:val="1F3864"/>
+                <w:sz w:val="16"/>
+                <w:szCs w:val="16"/>
+              </w:rPr>
+              <w:t xml:space="preserve">📹 VIDEO:</w:t>
+            </w:r>
+          </w:p>
+          <w:p>
+            <w:pPr>
+              <w:spacing w:after="20" w:before="0"/>
+            </w:pPr>
+            <w:hyperlink w:history="1" r:id="rIda70hzz8bhchq4ak0yjtgh">
               <w:r>
                 <w:rPr>
                   <w:rFonts w:ascii="Arial" w:cs="Arial" w:eastAsia="Arial" w:hAnsi="Arial"/>
@@ -6019,7 +6325,7 @@
               <w:spacing w:after="10" w:before="0"/>
               <w:ind w:left="120"/>
             </w:pPr>
-            <w:hyperlink w:history="1" r:id="rIdvso1b8piusqfnld6jqxdx">
+            <w:hyperlink w:history="1" r:id="rId-82hhoxkqffv1zgjte-5s">
               <w:r>
                 <w:rPr>
                   <w:rFonts w:ascii="Arial" w:cs="Arial" w:eastAsia="Arial" w:hAnsi="Arial"/>
@@ -6064,7 +6370,7 @@
             <w:pPr>
               <w:spacing w:after="20" w:before="0"/>
             </w:pPr>
-            <w:hyperlink w:history="1" r:id="rIdmva0p0u0xssa4ms2bb1wl">
+            <w:hyperlink w:history="1" r:id="rId4nqi34lkthf1fxxdw_cfy">
               <w:r>
                 <w:rPr>
                   <w:rFonts w:ascii="Arial" w:cs="Arial" w:eastAsia="Arial" w:hAnsi="Arial"/>
@@ -6097,7 +6403,7 @@
               <w:spacing w:after="10" w:before="0"/>
               <w:ind w:left="120"/>
             </w:pPr>
-            <w:hyperlink w:history="1" r:id="rIdcaz-aphjhpzgutdg_wp-a">
+            <w:hyperlink w:history="1" r:id="rId6g2p7qcg5m6v0ubayorza">
               <w:r>
                 <w:rPr>
                   <w:rFonts w:ascii="Arial" w:cs="Arial" w:eastAsia="Arial" w:hAnsi="Arial"/>
@@ -6139,7 +6445,7 @@
                 <w:sz w:val="18"/>
                 <w:szCs w:val="18"/>
               </w:rPr>
-              <w:t xml:space="preserve">Learners individually read two data strips placed on their desks. Strip A shows the full electron arrangement of hydrogen (2,1 electrons — note: H is 1, Li is 2,1) through the first 10 elements. Strip B shows only the atomic number and name of elements 11–20, with the electron-arrangement column left blank. Each learner silently writes a 3-sentence prediction in their exercise book answering: 'If I continued filling in the outer-shell electron numbers for elements 11–20, what pattern do you think I would find — and why might that pattern matter for how a fertiliser like CAN gets its formula?' Learners are NOT shown a periodic table at this stage.</w:t>
+              <w:t xml:space="preserve">In groups of 4, learners receive a set of 20 pre-cut Element Cards (one per element, H to Ca). Each card shows: element name, symbol, atomic number, full electron arrangement (e.g., Na: 2,8,1), and a small blank box labelled 'outer-shell electrons.' Step 1 (5 min): Each group writes the number of outer-shell electrons in the blank box on every card. Step 2 (10 min): Groups arrange all 20 cards on their desk in a way that best reveals a pattern — they may arrange by atomic number, by outer-shell count, by total shells, or any combination they choose. They must be able to explain their arrangement. Step 3 (5 min): Each group records in their books: 'We arranged the cards by _______. The pattern we found is _______. This surprised / did not surprise us because _______.' Step 4 (5 min): Groups do a silent gallery walk — they move to the next group's desk, observe that group's arrangement, and write one observation and one question on a sticky note left on that desk.</w:t>
             </w:r>
           </w:p>
         </w:tc>
@@ -6171,7 +6477,7 @@
                 <w:sz w:val="18"/>
                 <w:szCs w:val="18"/>
               </w:rPr>
-              <w:t xml:space="preserve">Distribute Strip A and Strip B (pre-printed on the ARES platform or photocopied). Say: 'Before we sort any cards, I want your honest prediction — written down, in your own words. There is no wrong answer here; we are scientists making a claim before we collect evidence. You have 4 minutes of silent writing. Go.' Set a visible timer. After 4 minutes, cold-call 3 learners (aim for gender balance — e.g., one girl from row 1, one boy from row 3, one learner of your choice). For each response, ask: 'What evidence from Strip A led you to that prediction?' Allow 10 seconds of WAIT TIME after each question before accepting answers. Record the 3 predictions verbatim on the board under the heading 'Our Predictions — We Will Test These.'</w:t>
+              <w:t xml:space="preserve">Before distributing cards, say: 'Your job right now is not to memorise — your job is to find the hidden pattern that Dmitri Mendeleev found in 1869 and that a Kenyan chemist today uses every time she reads a fertiliser formula. Look for something that repeats.' Circulate continuously. At the 8-minute mark, if any group has not yet discovered the repeating outer-shell pattern, crouch to desk level and ask: 'How many outer-shell electrons does lithium have? How many does sodium have? How many does potassium have? What do you notice?' Allow 10 seconds of WAIT TIME. Do NOT give the answer — respond to any answer with 'Interesting — what does that tell you about their column position?' During the gallery walk, position yourself at the desk of the group that produced the most unconventional arrangement and ask the visiting group: 'What is one thing this arrangement shows that yours does not?' After the gallery walk, cold-call 2 groups to share the pattern they found. Ask the class: 'Raise your hand if your prediction from Phase 1 matches what you found.' Count raised hands aloud and record the number on the board.</w:t>
             </w:r>
           </w:p>
         </w:tc>
@@ -6203,7 +6509,7 @@
                 <w:sz w:val="18"/>
                 <w:szCs w:val="18"/>
               </w:rPr>
-              <w:t xml:space="preserve">Prediction Journaling (written first, spoken second). By committing a prediction to paper before the card sort, learners activate prior knowledge from Lesson 1 (atomic structure) and create a personal cognitive stake in the upcoming evidence. Comparing written predictions to card-sort results later produces productive cognitive conflict — a powerful driver of conceptual change.</w:t>
+              <w:t xml:space="preserve">Card Sorting as Data Analysis (NGSS SEP 4: Analysing and Interpreting Data). Physical manipulation of cards externalises the reasoning process — learners literally move evidence until a pattern emerges. The gallery walk adds a peer-review layer (SEP 7: Engaging in Argument from Evidence) by requiring groups to evaluate each other's arrangements and pose questions, mirroring how scientists scrutinise each other's data displays.</w:t>
             </w:r>
           </w:p>
         </w:tc>
@@ -6235,7 +6541,7 @@
                 <w:sz w:val="18"/>
                 <w:szCs w:val="18"/>
               </w:rPr>
-              <w:t xml:space="preserve">Circulate during the 4-minute writing period. Look for: (1) learners who correctly identify a repeating pattern in Strip A (e.g., 'the outer shell goes 1, 2, 3, 4 … then seems to reset') — these learners are ready to lead the card sort; (2) learners who write only element names with no reference to electron numbers — flag these learners for targeted questioning during Phase 2. Do not correct misconceptions at this stage; note them on a clipboard for follow-up.</w:t>
+              <w:t xml:space="preserve">Collect the sticky notes from the gallery walk. Scan for: (1) groups that correctly identified that elements with the same outer-shell electron count form a vertical column (group) — these groups understand the core concept; (2) groups whose sticky-note question reveals confusion between 'number of shells' (period) and 'outer-shell electrons' (group) — use these questions to frame the whole-class discussion in Phase 3. Observable indicator of success: every group can orally state 'Elements in the same column have the same number of outer-shell electrons' before Phase 3 begins.</w:t>
             </w:r>
           </w:p>
         </w:tc>
@@ -6244,32 +6550,32 @@
         <w:tc>
           <w:tcPr>
             <w:tcW w:type="dxa" w:w="1520"/>
-            <w:shd w:fill="D9EEF1" w:color="auto" w:val="clear"/>
-            <w:tcMar>
-              <w:top w:type="dxa" w:w="60"/>
-              <w:left w:type="dxa" w:w="120"/>
-              <w:bottom w:type="dxa" w:w="60"/>
-              <w:right w:type="dxa" w:w="120"/>
-            </w:tcMar>
-            <w:vAlign w:val="top"/>
-          </w:tcPr>
-          <w:p>
-            <w:pPr>
-              <w:spacing w:after="40" w:before="0"/>
-              <w:jc w:val="left"/>
-            </w:pPr>
-            <w:r>
-              <w:rPr>
-                <w:rFonts w:ascii="Arial" w:cs="Arial" w:eastAsia="Arial" w:hAnsi="Arial"/>
-                <w:b/>
-                <w:bCs/>
-                <w:i w:val="false"/>
-                <w:iCs w:val="false"/>
-                <w:color w:val="000000"/>
-                <w:sz w:val="18"/>
-                <w:szCs w:val="18"/>
-              </w:rPr>
-              <w:t xml:space="preserve">Observe Phase</w:t>
+            <w:shd w:fill="E2EFDA" w:color="auto" w:val="clear"/>
+            <w:tcMar>
+              <w:top w:type="dxa" w:w="60"/>
+              <w:left w:type="dxa" w:w="120"/>
+              <w:bottom w:type="dxa" w:w="60"/>
+              <w:right w:type="dxa" w:w="120"/>
+            </w:tcMar>
+            <w:vAlign w:val="top"/>
+          </w:tcPr>
+          <w:p>
+            <w:pPr>
+              <w:spacing w:after="40" w:before="0"/>
+              <w:jc w:val="left"/>
+            </w:pPr>
+            <w:r>
+              <w:rPr>
+                <w:rFonts w:ascii="Arial" w:cs="Arial" w:eastAsia="Arial" w:hAnsi="Arial"/>
+                <w:b/>
+                <w:bCs/>
+                <w:i w:val="false"/>
+                <w:iCs w:val="false"/>
+                <w:color w:val="000000"/>
+                <w:sz w:val="18"/>
+                <w:szCs w:val="18"/>
+              </w:rPr>
+              <w:t xml:space="preserve">Explain Phase</w:t>
             </w:r>
           </w:p>
           <w:p>
@@ -6292,7 +6598,7 @@
             <w:pPr>
               <w:spacing w:after="20" w:before="0"/>
             </w:pPr>
-            <w:hyperlink w:history="1" r:id="rId2m9jsco4ux_w9i8diezcf">
+            <w:hyperlink w:history="1" r:id="rIdiabyoa-qrmeddqdn4oprw">
               <w:r>
                 <w:rPr>
                   <w:rFonts w:ascii="Arial" w:cs="Arial" w:eastAsia="Arial" w:hAnsi="Arial"/>
@@ -6301,7 +6607,7 @@
                   <w:szCs w:val="16"/>
                   <w:u w:val="single" w:color="2E75B6"/>
                 </w:rPr>
-                <w:t xml:space="preserve">Groups of the periodic table</w:t>
+                <w:t xml:space="preserve">Valence Electrons and the Periodic Table - Overview</w:t>
               </w:r>
             </w:hyperlink>
           </w:p>
@@ -6317,7 +6623,7 @@
                 <w:sz w:val="14"/>
                 <w:szCs w:val="14"/>
               </w:rPr>
-              <w:t xml:space="preserve">Source: Khan Academy (English - US curriculum)</w:t>
+              <w:t xml:space="preserve">Source: CK-12</w:t>
             </w:r>
           </w:p>
           <w:p>
@@ -6325,7 +6631,7 @@
               <w:spacing w:after="10" w:before="0"/>
               <w:ind w:left="120"/>
             </w:pPr>
-            <w:hyperlink w:history="1" r:id="rIdwxnwesblto1ukpr9de9gi">
+            <w:hyperlink w:history="1" r:id="rIdljsgd1dcra398r8mwvi8l">
               <w:r>
                 <w:rPr>
                   <w:rFonts w:ascii="Arial" w:cs="Arial" w:eastAsia="Arial" w:hAnsi="Arial"/>
@@ -6363,14 +6669,14 @@
                 <w:sz w:val="16"/>
                 <w:szCs w:val="16"/>
               </w:rPr>
-              <w:t xml:space="preserve">📖 EXERCISE:</w:t>
+              <w:t xml:space="preserve">📖 HTML:</w:t>
             </w:r>
           </w:p>
           <w:p>
             <w:pPr>
               <w:spacing w:after="20" w:before="0"/>
             </w:pPr>
-            <w:hyperlink w:history="1" r:id="rIdrjku3u1nqgzj3ol-z9ewx">
+            <w:hyperlink w:history="1" r:id="rIdrlhpxwkd710p_z-gfctru">
               <w:r>
                 <w:rPr>
                   <w:rFonts w:ascii="Arial" w:cs="Arial" w:eastAsia="Arial" w:hAnsi="Arial"/>
@@ -6379,7 +6685,7 @@
                   <w:szCs w:val="16"/>
                   <w:u w:val="single" w:color="2E75B6"/>
                 </w:rPr>
-                <w:t xml:space="preserve">Atomic structure and electron configuration</w:t>
+                <w:t xml:space="preserve">Modern Periodic Table: Periods and Groups (Flexbook)</w:t>
               </w:r>
             </w:hyperlink>
           </w:p>
@@ -6395,7 +6701,7 @@
                 <w:sz w:val="14"/>
                 <w:szCs w:val="14"/>
               </w:rPr>
-              <w:t xml:space="preserve">Source: Khan Academy (English - US curriculum)</w:t>
+              <w:t xml:space="preserve">Source: CK-12</w:t>
             </w:r>
           </w:p>
           <w:p>
@@ -6403,7 +6709,7 @@
               <w:spacing w:after="10" w:before="0"/>
               <w:ind w:left="120"/>
             </w:pPr>
-            <w:hyperlink w:history="1" r:id="rId0lwb8ykuzh635ybr2giyl">
+            <w:hyperlink w:history="1" r:id="rId70f485ah5qbnhakq5o8fh">
               <w:r>
                 <w:rPr>
                   <w:rFonts w:ascii="Arial" w:cs="Arial" w:eastAsia="Arial" w:hAnsi="Arial"/>
@@ -6445,7 +6751,7 @@
                 <w:sz w:val="18"/>
                 <w:szCs w:val="18"/>
               </w:rPr>
-              <w:t xml:space="preserve">In groups of 4, learners receive a set of 20 pre-cut Element Cards (one per element, H to Ca). Each card shows: element name, symbol, atomic number, full electron arrangement (e.g., Na: 2,8,1), and a small blank box labelled 'outer-shell electrons.' Step 1 (5 min): Each group writes the number of outer-shell electrons in the blank box on every card. Step 2 (10 min): Groups arrange all 20 cards on their desk in a way that best reveals a pattern — they may arrange by atomic number, by outer-shell count, by total shells, or any combination they choose. They must be able to explain their arrangement. Step 3 (5 min): Each group records in their books: 'We arranged the cards by _______. The pattern we found is _______. This surprised / did not surprise us because _______.' Step 4 (5 min): Groups do a silent gallery walk — they move to the next group's desk, observe that group's arrangement, and write one observation and one question on a sticky note left on that desk.</w:t>
+              <w:t xml:space="preserve">Whole-class discussion anchored by the card-sort results. Learners are guided to: (a) define 'period' as a row corresponding to the number of occupied electron shells, and 'group' as a column corresponding to the number of outer-shell (valence) electrons; (b) state the periodic law in their own words — 'When elements are arranged in order of increasing atomic number, their properties repeat periodically'; (c) apply this to the fertiliser phenomenon: learners look at the CAN formula Ca(NO₃)₂·NH₄NO₃ and identify the group positions of Ca (Group 2, 2 outer electrons), N (Group 15/V, 5 outer electrons), and O (Group 16/VI, 6 outer electrons) using their annotated grid. They discuss in pairs for 3 minutes: 'Why does calcium form Ca²⁺ and not Ca³⁺? Use your card-sort evidence.' Pairs then share with the class. Learners annotate a blank 4×5 periodic table grid (elements 1–20 only) by placing each element card in its correct period and group position, then sketching the electron arrangement as concentric circles in the grid cell.</w:t>
             </w:r>
           </w:p>
         </w:tc>
@@ -6477,7 +6783,7 @@
                 <w:sz w:val="18"/>
                 <w:szCs w:val="18"/>
               </w:rPr>
-              <w:t xml:space="preserve">Before distributing cards, say: 'Your job right now is not to memorise — your job is to find the hidden pattern that Dmitri Mendeleev found in 1869 and that a Kenyan chemist today uses every time she reads a fertiliser formula. Look for something that repeats.' Circulate continuously. At the 8-minute mark, if any group has not yet discovered the repeating outer-shell pattern, crouch to desk level and ask: 'How many outer-shell electrons does lithium have? How many does sodium have? How many does potassium have? What do you notice?' Allow 10 seconds of WAIT TIME. Do NOT give the answer — respond to any answer with 'Interesting — what does that tell you about their column position?' During the gallery walk, position yourself at the desk of the group that produced the most unconventional arrangement and ask the visiting group: 'What is one thing this arrangement shows that yours does not?' After the gallery walk, cold-call 2 groups to share the pattern they found. Ask the class: 'Raise your hand if your prediction from Phase 1 matches what you found.' Count raised hands aloud and record the number on the board.</w:t>
+              <w:t xml:space="preserve">Open with: 'Every group found a repeating pattern. Scientists gave this pattern a name — the periodic law. Let's build the definition together from your own card-sort words.' Write learner-generated phrases on the board; then formalise: 'The periodic law states that when elements are arranged in order of increasing atomic number, their physical and chemical properties repeat periodically.' Ask the class: 'Which row does sodium sit in — and how do you know from the cards?' Allow 10 seconds WAIT TIME; cold-call a learner who had not yet contributed. After the grid annotation, pose the connecting question: 'Look at calcium on your grid. It has 2 outer-shell electrons. The CAN formula has Ca²⁺. Our DAP formula has no calcium at all — it has ammonium, NH₄⁺. Where is nitrogen on your grid, and how many outer-shell electrons does it have?' Allow 15 seconds WAIT TIME; cold-call 2 learners. End this phase by asking learners to write one sentence completing: 'The periodic law explains the fertiliser formulae because ______.' Collect these on exit slips.</w:t>
             </w:r>
           </w:p>
         </w:tc>
@@ -6509,7 +6815,7 @@
                 <w:sz w:val="18"/>
                 <w:szCs w:val="18"/>
               </w:rPr>
-              <w:t xml:space="preserve">Card Sorting as Data Analysis (NGSS SEP 4: Analysing and Interpreting Data). Physical manipulation of cards externalises the reasoning process — learners literally move evidence until a pattern emerges. The gallery walk adds a peer-review layer (SEP 7: Engaging in Argument from Evidence) by requiring groups to evaluate each other's arrangements and pose questions, mirroring how scientists scrutinise each other's data displays.</w:t>
+              <w:t xml:space="preserve">Concept Definition Mapping (learner-generated → formalised). By building the definition of the periodic law from their own card-sort language before receiving the formal statement, learners construct meaning rather than receive it. The immediate application to the CAN/DAP phenomenon (connecting evidence to the driving question) uses the 'Anchoring Phenomenon Re-entry' strategy — every abstract concept is immediately re-grounded in the Kericho context, sustaining motivation and coherence across the 8-lesson sequence.</w:t>
             </w:r>
           </w:p>
         </w:tc>
@@ -6541,7 +6847,7 @@
                 <w:sz w:val="18"/>
                 <w:szCs w:val="18"/>
               </w:rPr>
-              <w:t xml:space="preserve">Collect the sticky notes from the gallery walk. Scan for: (1) groups that correctly identified that elements with the same outer-shell electron count form a vertical column (group) — these groups understand the core concept; (2) groups whose sticky-note question reveals confusion between 'number of shells' (period) and 'outer-shell electrons' (group) — use these questions to frame the whole-class discussion in Phase 3. Observable indicator of success: every group can orally state 'Elements in the same column have the same number of outer-shell electrons' before Phase 3 begins.</w:t>
+              <w:t xml:space="preserve">Collect the exit-slip sentences ('The periodic law explains the fertiliser formulae because…'). Sort into three piles: (A) sentences that correctly link valence electrons → ion charge → formula ratio; (B) sentences that reference the pattern but do not connect to the formula; (C) sentences that show no connection. Use pile-C learners as the target group for opening re-teaching at the start of Lesson 3. Observable success indicator: at least 70% of exit slips fall in pile A or B.</w:t>
             </w:r>
           </w:p>
         </w:tc>
@@ -6550,32 +6856,32 @@
         <w:tc>
           <w:tcPr>
             <w:tcW w:type="dxa" w:w="1520"/>
-            <w:shd w:fill="E2EFDA" w:color="auto" w:val="clear"/>
-            <w:tcMar>
-              <w:top w:type="dxa" w:w="60"/>
-              <w:left w:type="dxa" w:w="120"/>
-              <w:bottom w:type="dxa" w:w="60"/>
-              <w:right w:type="dxa" w:w="120"/>
-            </w:tcMar>
-            <w:vAlign w:val="top"/>
-          </w:tcPr>
-          <w:p>
-            <w:pPr>
-              <w:spacing w:after="40" w:before="0"/>
-              <w:jc w:val="left"/>
-            </w:pPr>
-            <w:r>
-              <w:rPr>
-                <w:rFonts w:ascii="Arial" w:cs="Arial" w:eastAsia="Arial" w:hAnsi="Arial"/>
-                <w:b/>
-                <w:bCs/>
-                <w:i w:val="false"/>
-                <w:iCs w:val="false"/>
-                <w:color w:val="000000"/>
-                <w:sz w:val="18"/>
-                <w:szCs w:val="18"/>
-              </w:rPr>
-              <w:t xml:space="preserve">Explain Phase</w:t>
+            <w:shd w:fill="FCE4D6" w:color="auto" w:val="clear"/>
+            <w:tcMar>
+              <w:top w:type="dxa" w:w="60"/>
+              <w:left w:type="dxa" w:w="120"/>
+              <w:bottom w:type="dxa" w:w="60"/>
+              <w:right w:type="dxa" w:w="120"/>
+            </w:tcMar>
+            <w:vAlign w:val="top"/>
+          </w:tcPr>
+          <w:p>
+            <w:pPr>
+              <w:spacing w:after="40" w:before="0"/>
+              <w:jc w:val="left"/>
+            </w:pPr>
+            <w:r>
+              <w:rPr>
+                <w:rFonts w:ascii="Arial" w:cs="Arial" w:eastAsia="Arial" w:hAnsi="Arial"/>
+                <w:b/>
+                <w:bCs/>
+                <w:i w:val="false"/>
+                <w:iCs w:val="false"/>
+                <w:color w:val="000000"/>
+                <w:sz w:val="18"/>
+                <w:szCs w:val="18"/>
+              </w:rPr>
+              <w:t xml:space="preserve">Driving Question Board (DQB) Creation</w:t>
             </w:r>
           </w:p>
           <w:p>
@@ -6598,7 +6904,7 @@
             <w:pPr>
               <w:spacing w:after="20" w:before="0"/>
             </w:pPr>
-            <w:hyperlink w:history="1" r:id="rIdrzalwfnttzlxibbyhnm3z">
+            <w:hyperlink w:history="1" r:id="rIdjsxvpxwwnzmo4vfprmp55">
               <w:r>
                 <w:rPr>
                   <w:rFonts w:ascii="Arial" w:cs="Arial" w:eastAsia="Arial" w:hAnsi="Arial"/>
@@ -6631,7 +6937,7 @@
               <w:spacing w:after="10" w:before="0"/>
               <w:ind w:left="120"/>
             </w:pPr>
-            <w:hyperlink w:history="1" r:id="rIdpomlvtbpuzrtaxtzsw5jm">
+            <w:hyperlink w:history="1" r:id="rIdywexaq0n4uxnxixnu7177">
               <w:r>
                 <w:rPr>
                   <w:rFonts w:ascii="Arial" w:cs="Arial" w:eastAsia="Arial" w:hAnsi="Arial"/>
@@ -6676,7 +6982,7 @@
             <w:pPr>
               <w:spacing w:after="20" w:before="0"/>
             </w:pPr>
-            <w:hyperlink w:history="1" r:id="rIdxci_wt4vwsfhnnbtmh-w1">
+            <w:hyperlink w:history="1" r:id="rIdldaugmxgrgyqifls71kpg">
               <w:r>
                 <w:rPr>
                   <w:rFonts w:ascii="Arial" w:cs="Arial" w:eastAsia="Arial" w:hAnsi="Arial"/>
@@ -6709,7 +7015,7 @@
               <w:spacing w:after="10" w:before="0"/>
               <w:ind w:left="120"/>
             </w:pPr>
-            <w:hyperlink w:history="1" r:id="rIdzsdzakzzdlfnc5avqdh9j">
+            <w:hyperlink w:history="1" r:id="rIdrwig75so6yq3nrqbprzrn">
               <w:r>
                 <w:rPr>
                   <w:rFonts w:ascii="Arial" w:cs="Arial" w:eastAsia="Arial" w:hAnsi="Arial"/>
@@ -6751,7 +7057,7 @@
                 <w:sz w:val="18"/>
                 <w:szCs w:val="18"/>
               </w:rPr>
-              <w:t xml:space="preserve">Whole-class discussion anchored by the card-sort results. Learners are guided to: (a) define 'period' as a row corresponding to the number of occupied electron shells, and 'group' as a column corresponding to the number of outer-shell (valence) electrons; (b) state the periodic law in their own words — 'When elements are arranged in order of increasing atomic number, their properties repeat periodically'; (c) apply this to the fertiliser phenomenon: learners look at the CAN formula Ca(NO₃)₂·NH₄NO₃ and identify the group positions of Ca (Group 2, 2 outer electrons), N (Group 15/V, 5 outer electrons), and O (Group 16/VI, 6 outer electrons) using their annotated grid. They discuss in pairs for 3 minutes: 'Why does calcium form Ca²⁺ and not Ca³⁺? Use your card-sort evidence.' Pairs then share with the class. Learners annotate a blank 4×5 periodic table grid (elements 1–20 only) by placing each element card in its correct period and group position, then sketching the electron arrangement as concentric circles in the grid cell.</w:t>
+              <w:t xml:space="preserve">Each learner receives two sticky notes of different colours. On the GREEN note they write one thing they can now explain about the fertiliser phenomenon that they could not explain at the start of the lesson (e.g., 'I can now explain why calcium is in Group 2 and forms Ca²⁺'). On the ORANGE note they write one new question the card sort has raised (e.g., 'Why does nitrogen appear in both CAN and DAP if it has 5 outer electrons — why doesn't it always form the same ion?'). Learners post both notes on the class Driving Question Board under the headers 'We Now Know' and 'We Still Wonder.' The teacher reads 3 orange notes aloud and asks the class: 'Is this question answered by what we know today, or do we need more lessons to answer it?' Learners vote by thumbs up/down.</w:t>
             </w:r>
           </w:p>
         </w:tc>
@@ -6783,7 +7089,7 @@
                 <w:sz w:val="18"/>
                 <w:szCs w:val="18"/>
               </w:rPr>
-              <w:t xml:space="preserve">Open with: 'Every group found a repeating pattern. Scientists gave this pattern a name — the periodic law. Let's build the definition together from your own card-sort words.' Write learner-generated phrases on the board; then formalise: 'The periodic law states that when elements are arranged in order of increasing atomic number, their physical and chemical properties repeat periodically.' Ask the class: 'Which row does sodium sit in — and how do you know from the cards?' Allow 10 seconds WAIT TIME; cold-call a learner who had not yet contributed. After the grid annotation, pose the connecting question: 'Look at calcium on your grid. It has 2 outer-shell electrons. The CAN formula has Ca²⁺. Our DAP formula has no calcium at all — it has ammonium, NH₄⁺. Where is nitrogen on your grid, and how many outer-shell electrons does it have?' Allow 15 seconds WAIT TIME; cold-call 2 learners. End this phase by asking learners to write one sentence completing: 'The periodic law explains the fertiliser formulae because ______.' Collect these on exit slips.</w:t>
+              <w:t xml:space="preserve">Say: 'Our Driving Question asks why CAN and DAP have different formulae. Two lessons in, what can we now say?' Give 2 minutes for silent sticky-note writing. As learners post notes, read aloud 3 orange (wonder) notes — choose one that previews Lesson 3 content (ion formation and valency). Say: 'This question — [read the note] — is exactly what we will investigate in Lesson 3. Hold that thought.' Point to the prediction statements recorded at the start of Phase 1: 'Look at our predictions. [Learner name], your prediction said [quote it]. Was it supported by the card sort?' Allow 10 seconds WAIT TIME. Photograph the DQB for the ARES platform record.</w:t>
             </w:r>
           </w:p>
         </w:tc>
@@ -6815,7 +7121,7 @@
                 <w:sz w:val="18"/>
                 <w:szCs w:val="18"/>
               </w:rPr>
-              <w:t xml:space="preserve">Concept Definition Mapping (learner-generated → formalised). By building the definition of the periodic law from their own card-sort language before receiving the formal statement, learners construct meaning rather than receive it. The immediate application to the CAN/DAP phenomenon (connecting evidence to the driving question) uses the 'Anchoring Phenomenon Re-entry' strategy — every abstract concept is immediately re-grounded in the Kericho context, sustaining motivation and coherence across the 8-lesson sequence.</w:t>
+              <w:t xml:space="preserve">Driving Question Board Protocol (DQB). The two-colour sticky-note system makes learner thinking visible and creates a cumulative public record of the class's growing understanding. The teacher's deliberate selection of orange notes that preview Lesson 3 content uses 'productive confusion' — surfacing an unresolved question to motivate the next investigation. This also reinforces the NGSS practice of asking questions and defining problems (SEP 1) as an ongoing scientific habit, not a one-off activity.</w:t>
             </w:r>
           </w:p>
         </w:tc>
@@ -6847,7 +7153,7 @@
                 <w:sz w:val="18"/>
                 <w:szCs w:val="18"/>
               </w:rPr>
-              <w:t xml:space="preserve">Collect the exit-slip sentences ('The periodic law explains the fertiliser formulae because…'). Sort into three piles: (A) sentences that correctly link valence electrons → ion charge → formula ratio; (B) sentences that reference the pattern but do not connect to the formula; (C) sentences that show no connection. Use pile-C learners as the target group for opening re-teaching at the start of Lesson 3. Observable success indicator: at least 70% of exit slips fall in pile A or B.</w:t>
+              <w:t xml:space="preserve">Count the ratio of green to orange notes. A healthy ratio is roughly 1:1 — if far more orange than green notes appear, learners have not consolidated enough understanding from Phases 2–3 and the teacher should plan a brief re-teaching opener for Lesson 3. If almost no orange notes appear, learners may not yet be thinking deeply enough about the phenomenon — probe with targeted questions at the start of Lesson 3.</w:t>
             </w:r>
           </w:p>
         </w:tc>
@@ -6856,32 +7162,32 @@
         <w:tc>
           <w:tcPr>
             <w:tcW w:type="dxa" w:w="1520"/>
-            <w:shd w:fill="FCE4D6" w:color="auto" w:val="clear"/>
-            <w:tcMar>
-              <w:top w:type="dxa" w:w="60"/>
-              <w:left w:type="dxa" w:w="120"/>
-              <w:bottom w:type="dxa" w:w="60"/>
-              <w:right w:type="dxa" w:w="120"/>
-            </w:tcMar>
-            <w:vAlign w:val="top"/>
-          </w:tcPr>
-          <w:p>
-            <w:pPr>
-              <w:spacing w:after="40" w:before="0"/>
-              <w:jc w:val="left"/>
-            </w:pPr>
-            <w:r>
-              <w:rPr>
-                <w:rFonts w:ascii="Arial" w:cs="Arial" w:eastAsia="Arial" w:hAnsi="Arial"/>
-                <w:b/>
-                <w:bCs/>
-                <w:i w:val="false"/>
-                <w:iCs w:val="false"/>
-                <w:color w:val="000000"/>
-                <w:sz w:val="18"/>
-                <w:szCs w:val="18"/>
-              </w:rPr>
-              <w:t xml:space="preserve">Driving Question Board (DQB) Creation</w:t>
+            <w:shd w:fill="D5E8F0" w:color="auto" w:val="clear"/>
+            <w:tcMar>
+              <w:top w:type="dxa" w:w="60"/>
+              <w:left w:type="dxa" w:w="120"/>
+              <w:bottom w:type="dxa" w:w="60"/>
+              <w:right w:type="dxa" w:w="120"/>
+            </w:tcMar>
+            <w:vAlign w:val="top"/>
+          </w:tcPr>
+          <w:p>
+            <w:pPr>
+              <w:spacing w:after="40" w:before="0"/>
+              <w:jc w:val="left"/>
+            </w:pPr>
+            <w:r>
+              <w:rPr>
+                <w:rFonts w:ascii="Arial" w:cs="Arial" w:eastAsia="Arial" w:hAnsi="Arial"/>
+                <w:b/>
+                <w:bCs/>
+                <w:i w:val="false"/>
+                <w:iCs w:val="false"/>
+                <w:color w:val="000000"/>
+                <w:sz w:val="18"/>
+                <w:szCs w:val="18"/>
+              </w:rPr>
+              <w:t xml:space="preserve">Model Building Phase</w:t>
             </w:r>
           </w:p>
           <w:p>
@@ -6904,7 +7210,7 @@
             <w:pPr>
               <w:spacing w:after="20" w:before="0"/>
             </w:pPr>
-            <w:hyperlink w:history="1" r:id="rIdk8ucc0xhj843e6fffn4ln">
+            <w:hyperlink w:history="1" r:id="rIdcps8pzpanotyyqzslmdof">
               <w:r>
                 <w:rPr>
                   <w:rFonts w:ascii="Arial" w:cs="Arial" w:eastAsia="Arial" w:hAnsi="Arial"/>
@@ -6913,7 +7219,7 @@
                   <w:szCs w:val="16"/>
                   <w:u w:val="single" w:color="2E75B6"/>
                 </w:rPr>
-                <w:t xml:space="preserve">Valence Electrons and the Periodic Table - Overview</w:t>
+                <w:t xml:space="preserve">The periodic table - transition metals</w:t>
               </w:r>
             </w:hyperlink>
           </w:p>
@@ -6929,7 +7235,7 @@
                 <w:sz w:val="14"/>
                 <w:szCs w:val="14"/>
               </w:rPr>
-              <w:t xml:space="preserve">Source: CK-12</w:t>
+              <w:t xml:space="preserve">Source: Khan Academy (English - US curriculum)</w:t>
             </w:r>
           </w:p>
           <w:p>
@@ -6937,7 +7243,7 @@
               <w:spacing w:after="10" w:before="0"/>
               <w:ind w:left="120"/>
             </w:pPr>
-            <w:hyperlink w:history="1" r:id="rIdnlvph5o7mp_mrrzzysr9v">
+            <w:hyperlink w:history="1" r:id="rIdp1qjbezpbx7bixatbthi2">
               <w:r>
                 <w:rPr>
                   <w:rFonts w:ascii="Arial" w:cs="Arial" w:eastAsia="Arial" w:hAnsi="Arial"/>
@@ -6982,7 +7288,7 @@
             <w:pPr>
               <w:spacing w:after="20" w:before="0"/>
             </w:pPr>
-            <w:hyperlink w:history="1" r:id="rIdsnmrofrcuffoey5p2pjqs">
+            <w:hyperlink w:history="1" r:id="rIdflwvav6nty5kx5haoefmu">
               <w:r>
                 <w:rPr>
                   <w:rFonts w:ascii="Arial" w:cs="Arial" w:eastAsia="Arial" w:hAnsi="Arial"/>
@@ -7015,313 +7321,7 @@
               <w:spacing w:after="10" w:before="0"/>
               <w:ind w:left="120"/>
             </w:pPr>
-            <w:hyperlink w:history="1" r:id="rIdtpvirjrgn3vxch_c_83zw">
-              <w:r>
-                <w:rPr>
-                  <w:rFonts w:ascii="Arial" w:cs="Arial" w:eastAsia="Arial" w:hAnsi="Arial"/>
-                  <w:color w:val="595959"/>
-                  <w:sz w:val="14"/>
-                  <w:szCs w:val="14"/>
-                  <w:u w:val="single" w:color="595959"/>
-                </w:rPr>
-                <w:t xml:space="preserve">🔍 Search ARES for similar readings</w:t>
-              </w:r>
-            </w:hyperlink>
-          </w:p>
-        </w:tc>
-        <w:tc>
-          <w:tcPr>
-            <w:tcW w:type="dxa" w:w="3040"/>
-            <w:shd w:fill="FFFFFF" w:color="auto" w:val="clear"/>
-            <w:tcMar>
-              <w:top w:type="dxa" w:w="60"/>
-              <w:left w:type="dxa" w:w="120"/>
-              <w:bottom w:type="dxa" w:w="60"/>
-              <w:right w:type="dxa" w:w="120"/>
-            </w:tcMar>
-            <w:vAlign w:val="top"/>
-          </w:tcPr>
-          <w:p>
-            <w:pPr>
-              <w:spacing w:after="40" w:before="0"/>
-              <w:jc w:val="left"/>
-            </w:pPr>
-            <w:r>
-              <w:rPr>
-                <w:rFonts w:ascii="Arial" w:cs="Arial" w:eastAsia="Arial" w:hAnsi="Arial"/>
-                <w:b w:val="false"/>
-                <w:bCs w:val="false"/>
-                <w:i w:val="false"/>
-                <w:iCs w:val="false"/>
-                <w:color w:val="000000"/>
-                <w:sz w:val="18"/>
-                <w:szCs w:val="18"/>
-              </w:rPr>
-              <w:t xml:space="preserve">Each learner receives two sticky notes of different colours. On the GREEN note they write one thing they can now explain about the fertiliser phenomenon that they could not explain at the start of the lesson (e.g., 'I can now explain why calcium is in Group 2 and forms Ca²⁺'). On the ORANGE note they write one new question the card sort has raised (e.g., 'Why does nitrogen appear in both CAN and DAP if it has 5 outer electrons — why doesn't it always form the same ion?'). Learners post both notes on the class Driving Question Board under the headers 'We Now Know' and 'We Still Wonder.' The teacher reads 3 orange notes aloud and asks the class: 'Is this question answered by what we know today, or do we need more lessons to answer it?' Learners vote by thumbs up/down.</w:t>
-            </w:r>
-          </w:p>
-        </w:tc>
-        <w:tc>
-          <w:tcPr>
-            <w:tcW w:type="dxa" w:w="3040"/>
-            <w:shd w:fill="F2F2F2" w:color="auto" w:val="clear"/>
-            <w:tcMar>
-              <w:top w:type="dxa" w:w="60"/>
-              <w:left w:type="dxa" w:w="120"/>
-              <w:bottom w:type="dxa" w:w="60"/>
-              <w:right w:type="dxa" w:w="120"/>
-            </w:tcMar>
-            <w:vAlign w:val="top"/>
-          </w:tcPr>
-          <w:p>
-            <w:pPr>
-              <w:spacing w:after="40" w:before="0"/>
-              <w:jc w:val="left"/>
-            </w:pPr>
-            <w:r>
-              <w:rPr>
-                <w:rFonts w:ascii="Arial" w:cs="Arial" w:eastAsia="Arial" w:hAnsi="Arial"/>
-                <w:b w:val="false"/>
-                <w:bCs w:val="false"/>
-                <w:i w:val="false"/>
-                <w:iCs w:val="false"/>
-                <w:color w:val="000000"/>
-                <w:sz w:val="18"/>
-                <w:szCs w:val="18"/>
-              </w:rPr>
-              <w:t xml:space="preserve">Say: 'Our Driving Question asks why CAN and DAP have different formulae. Two lessons in, what can we now say?' Give 2 minutes for silent sticky-note writing. As learners post notes, read aloud 3 orange (wonder) notes — choose one that previews Lesson 3 content (ion formation and valency). Say: 'This question — [read the note] — is exactly what we will investigate in Lesson 3. Hold that thought.' Point to the prediction statements recorded at the start of Phase 1: 'Look at our predictions. [Learner name], your prediction said [quote it]. Was it supported by the card sort?' Allow 10 seconds WAIT TIME. Photograph the DQB for the ARES platform record.</w:t>
-            </w:r>
-          </w:p>
-        </w:tc>
-        <w:tc>
-          <w:tcPr>
-            <w:tcW w:type="dxa" w:w="3040"/>
-            <w:shd w:fill="FFFFFF" w:color="auto" w:val="clear"/>
-            <w:tcMar>
-              <w:top w:type="dxa" w:w="60"/>
-              <w:left w:type="dxa" w:w="120"/>
-              <w:bottom w:type="dxa" w:w="60"/>
-              <w:right w:type="dxa" w:w="120"/>
-            </w:tcMar>
-            <w:vAlign w:val="top"/>
-          </w:tcPr>
-          <w:p>
-            <w:pPr>
-              <w:spacing w:after="40" w:before="0"/>
-              <w:jc w:val="left"/>
-            </w:pPr>
-            <w:r>
-              <w:rPr>
-                <w:rFonts w:ascii="Arial" w:cs="Arial" w:eastAsia="Arial" w:hAnsi="Arial"/>
-                <w:b w:val="false"/>
-                <w:bCs w:val="false"/>
-                <w:i w:val="false"/>
-                <w:iCs w:val="false"/>
-                <w:color w:val="000000"/>
-                <w:sz w:val="18"/>
-                <w:szCs w:val="18"/>
-              </w:rPr>
-              <w:t xml:space="preserve">Driving Question Board Protocol (DQB). The two-colour sticky-note system makes learner thinking visible and creates a cumulative public record of the class's growing understanding. The teacher's deliberate selection of orange notes that preview Lesson 3 content uses 'productive confusion' — surfacing an unresolved question to motivate the next investigation. This also reinforces the NGSS practice of asking questions and defining problems (SEP 1) as an ongoing scientific habit, not a one-off activity.</w:t>
-            </w:r>
-          </w:p>
-        </w:tc>
-        <w:tc>
-          <w:tcPr>
-            <w:tcW w:type="dxa" w:w="3040"/>
-            <w:shd w:fill="F2F2F2" w:color="auto" w:val="clear"/>
-            <w:tcMar>
-              <w:top w:type="dxa" w:w="60"/>
-              <w:left w:type="dxa" w:w="120"/>
-              <w:bottom w:type="dxa" w:w="60"/>
-              <w:right w:type="dxa" w:w="120"/>
-            </w:tcMar>
-            <w:vAlign w:val="top"/>
-          </w:tcPr>
-          <w:p>
-            <w:pPr>
-              <w:spacing w:after="40" w:before="0"/>
-              <w:jc w:val="left"/>
-            </w:pPr>
-            <w:r>
-              <w:rPr>
-                <w:rFonts w:ascii="Arial" w:cs="Arial" w:eastAsia="Arial" w:hAnsi="Arial"/>
-                <w:b w:val="false"/>
-                <w:bCs w:val="false"/>
-                <w:i w:val="false"/>
-                <w:iCs w:val="false"/>
-                <w:color w:val="000000"/>
-                <w:sz w:val="18"/>
-                <w:szCs w:val="18"/>
-              </w:rPr>
-              <w:t xml:space="preserve">Count the ratio of green to orange notes. A healthy ratio is roughly 1:1 — if far more orange than green notes appear, learners have not consolidated enough understanding from Phases 2–3 and the teacher should plan a brief re-teaching opener for Lesson 3. If almost no orange notes appear, learners may not yet be thinking deeply enough about the phenomenon — probe with targeted questions at the start of Lesson 3.</w:t>
-            </w:r>
-          </w:p>
-        </w:tc>
-      </w:tr>
-      <w:tr>
-        <w:tc>
-          <w:tcPr>
-            <w:tcW w:type="dxa" w:w="1520"/>
-            <w:shd w:fill="D5E8F0" w:color="auto" w:val="clear"/>
-            <w:tcMar>
-              <w:top w:type="dxa" w:w="60"/>
-              <w:left w:type="dxa" w:w="120"/>
-              <w:bottom w:type="dxa" w:w="60"/>
-              <w:right w:type="dxa" w:w="120"/>
-            </w:tcMar>
-            <w:vAlign w:val="top"/>
-          </w:tcPr>
-          <w:p>
-            <w:pPr>
-              <w:spacing w:after="40" w:before="0"/>
-              <w:jc w:val="left"/>
-            </w:pPr>
-            <w:r>
-              <w:rPr>
-                <w:rFonts w:ascii="Arial" w:cs="Arial" w:eastAsia="Arial" w:hAnsi="Arial"/>
-                <w:b/>
-                <w:bCs/>
-                <w:i w:val="false"/>
-                <w:iCs w:val="false"/>
-                <w:color w:val="000000"/>
-                <w:sz w:val="18"/>
-                <w:szCs w:val="18"/>
-              </w:rPr>
-              <w:t xml:space="preserve">Model Building Phase</w:t>
-            </w:r>
-          </w:p>
-          <w:p>
-            <w:pPr>
-              <w:spacing w:after="20" w:before="0"/>
-            </w:pPr>
-            <w:r>
-              <w:rPr>
-                <w:rFonts w:ascii="Arial" w:cs="Arial" w:eastAsia="Arial" w:hAnsi="Arial"/>
-                <w:b/>
-                <w:bCs/>
-                <w:color w:val="1F3864"/>
-                <w:sz w:val="16"/>
-                <w:szCs w:val="16"/>
-              </w:rPr>
-              <w:t xml:space="preserve">📹 VIDEO:</w:t>
-            </w:r>
-          </w:p>
-          <w:p>
-            <w:pPr>
-              <w:spacing w:after="20" w:before="0"/>
-            </w:pPr>
-            <w:hyperlink w:history="1" r:id="rIdkydk4d4dng72ooqngifvy">
-              <w:r>
-                <w:rPr>
-                  <w:rFonts w:ascii="Arial" w:cs="Arial" w:eastAsia="Arial" w:hAnsi="Arial"/>
-                  <w:color w:val="2E75B6"/>
-                  <w:sz w:val="16"/>
-                  <w:szCs w:val="16"/>
-                  <w:u w:val="single" w:color="2E75B6"/>
-                </w:rPr>
-                <w:t xml:space="preserve">The periodic table - transition metals</w:t>
-              </w:r>
-            </w:hyperlink>
-          </w:p>
-          <w:p>
-            <w:pPr>
-              <w:spacing w:after="10" w:before="0"/>
-              <w:ind w:left="120"/>
-            </w:pPr>
-            <w:r>
-              <w:rPr>
-                <w:rFonts w:ascii="Arial" w:cs="Arial" w:eastAsia="Arial" w:hAnsi="Arial"/>
-                <w:color w:val="595959"/>
-                <w:sz w:val="14"/>
-                <w:szCs w:val="14"/>
-              </w:rPr>
-              <w:t xml:space="preserve">Source: Khan Academy (English - US curriculum)</w:t>
-            </w:r>
-          </w:p>
-          <w:p>
-            <w:pPr>
-              <w:spacing w:after="10" w:before="0"/>
-              <w:ind w:left="120"/>
-            </w:pPr>
-            <w:hyperlink w:history="1" r:id="rIdhkfoo1op6qpvsfxljap7d">
-              <w:r>
-                <w:rPr>
-                  <w:rFonts w:ascii="Arial" w:cs="Arial" w:eastAsia="Arial" w:hAnsi="Arial"/>
-                  <w:color w:val="595959"/>
-                  <w:sz w:val="14"/>
-                  <w:szCs w:val="14"/>
-                  <w:u w:val="single" w:color="595959"/>
-                </w:rPr>
-                <w:t xml:space="preserve">🔍 Search ARES for similar videos</w:t>
-              </w:r>
-            </w:hyperlink>
-          </w:p>
-          <w:p>
-            <w:pPr>
-              <w:spacing w:after="40" w:before="0"/>
-            </w:pPr>
-            <w:r>
-              <w:rPr>
-                <w:sz w:val="14"/>
-                <w:szCs w:val="14"/>
-              </w:rPr>
-              <w:t xml:space="preserve"/>
-            </w:r>
-          </w:p>
-          <w:p>
-            <w:pPr>
-              <w:spacing w:after="20" w:before="0"/>
-            </w:pPr>
-            <w:r>
-              <w:rPr>
-                <w:rFonts w:ascii="Arial" w:cs="Arial" w:eastAsia="Arial" w:hAnsi="Arial"/>
-                <w:b/>
-                <w:bCs/>
-                <w:color w:val="1F3864"/>
-                <w:sz w:val="16"/>
-                <w:szCs w:val="16"/>
-              </w:rPr>
-              <w:t xml:space="preserve">📖 HTML:</w:t>
-            </w:r>
-          </w:p>
-          <w:p>
-            <w:pPr>
-              <w:spacing w:after="20" w:before="0"/>
-            </w:pPr>
-            <w:hyperlink w:history="1" r:id="rIdpx81smu99rjhikrmtius0">
-              <w:r>
-                <w:rPr>
-                  <w:rFonts w:ascii="Arial" w:cs="Arial" w:eastAsia="Arial" w:hAnsi="Arial"/>
-                  <w:color w:val="2E75B6"/>
-                  <w:sz w:val="16"/>
-                  <w:szCs w:val="16"/>
-                  <w:u w:val="single" w:color="2E75B6"/>
-                </w:rPr>
-                <w:t xml:space="preserve">Modern Periodic Table: Periods and Groups (Flexbook)</w:t>
-              </w:r>
-            </w:hyperlink>
-          </w:p>
-          <w:p>
-            <w:pPr>
-              <w:spacing w:after="10" w:before="0"/>
-              <w:ind w:left="120"/>
-            </w:pPr>
-            <w:r>
-              <w:rPr>
-                <w:rFonts w:ascii="Arial" w:cs="Arial" w:eastAsia="Arial" w:hAnsi="Arial"/>
-                <w:color w:val="595959"/>
-                <w:sz w:val="14"/>
-                <w:szCs w:val="14"/>
-              </w:rPr>
-              <w:t xml:space="preserve">Source: CK-12</w:t>
-            </w:r>
-          </w:p>
-          <w:p>
-            <w:pPr>
-              <w:spacing w:after="10" w:before="0"/>
-              <w:ind w:left="120"/>
-            </w:pPr>
-            <w:hyperlink w:history="1" r:id="rIdzo0_0mbw5fqwwxh9nwkla">
+            <w:hyperlink w:history="1" r:id="rIdr9moh4f7-xalxn_6uvj3x">
               <w:r>
                 <w:rPr>
                   <w:rFonts w:ascii="Arial" w:cs="Arial" w:eastAsia="Arial" w:hAnsi="Arial"/>
@@ -8903,7 +8903,7 @@
             <w:pPr>
               <w:spacing w:after="20" w:before="0"/>
             </w:pPr>
-            <w:hyperlink w:history="1" r:id="rId1hkjv7rd_dqs2ir6d6n0z">
+            <w:hyperlink w:history="1" r:id="rIddbskqkswzynssprmty7n2">
               <w:r>
                 <w:rPr>
                   <w:rFonts w:ascii="Arial" w:cs="Arial" w:eastAsia="Arial" w:hAnsi="Arial"/>
@@ -8936,7 +8936,7 @@
               <w:spacing w:after="10" w:before="0"/>
               <w:ind w:left="120"/>
             </w:pPr>
-            <w:hyperlink w:history="1" r:id="rIdyvhw0dxyfaewwmnlh2zt1">
+            <w:hyperlink w:history="1" r:id="rIdwuhgww9ktji7d0wk-97jr">
               <w:r>
                 <w:rPr>
                   <w:rFonts w:ascii="Arial" w:cs="Arial" w:eastAsia="Arial" w:hAnsi="Arial"/>
@@ -8981,7 +8981,619 @@
             <w:pPr>
               <w:spacing w:after="20" w:before="0"/>
             </w:pPr>
-            <w:hyperlink w:history="1" r:id="rIdqo1hp9fbe_-othvq1c-gw">
+            <w:hyperlink w:history="1" r:id="rIdz0zare-6hbc2oz08oapy9">
+              <w:r>
+                <w:rPr>
+                  <w:rFonts w:ascii="Arial" w:cs="Arial" w:eastAsia="Arial" w:hAnsi="Arial"/>
+                  <w:color w:val="2E75B6"/>
+                  <w:sz w:val="16"/>
+                  <w:szCs w:val="16"/>
+                  <w:u w:val="single" w:color="2E75B6"/>
+                </w:rPr>
+                <w:t xml:space="preserve">Noble Gas Configuration (Flexbook)</w:t>
+              </w:r>
+            </w:hyperlink>
+          </w:p>
+          <w:p>
+            <w:pPr>
+              <w:spacing w:after="10" w:before="0"/>
+              <w:ind w:left="120"/>
+            </w:pPr>
+            <w:r>
+              <w:rPr>
+                <w:rFonts w:ascii="Arial" w:cs="Arial" w:eastAsia="Arial" w:hAnsi="Arial"/>
+                <w:color w:val="595959"/>
+                <w:sz w:val="14"/>
+                <w:szCs w:val="14"/>
+              </w:rPr>
+              <w:t xml:space="preserve">Source: CK-12</w:t>
+            </w:r>
+          </w:p>
+          <w:p>
+            <w:pPr>
+              <w:spacing w:after="10" w:before="0"/>
+              <w:ind w:left="120"/>
+            </w:pPr>
+            <w:hyperlink w:history="1" r:id="rIdhau_sg0fmxtyrif0t2gt7">
+              <w:r>
+                <w:rPr>
+                  <w:rFonts w:ascii="Arial" w:cs="Arial" w:eastAsia="Arial" w:hAnsi="Arial"/>
+                  <w:color w:val="595959"/>
+                  <w:sz w:val="14"/>
+                  <w:szCs w:val="14"/>
+                  <w:u w:val="single" w:color="595959"/>
+                </w:rPr>
+                <w:t xml:space="preserve">🔍 Search ARES for similar readings</w:t>
+              </w:r>
+            </w:hyperlink>
+          </w:p>
+        </w:tc>
+        <w:tc>
+          <w:tcPr>
+            <w:tcW w:type="dxa" w:w="3040"/>
+            <w:shd w:fill="FFFFFF" w:color="auto" w:val="clear"/>
+            <w:tcMar>
+              <w:top w:type="dxa" w:w="60"/>
+              <w:left w:type="dxa" w:w="120"/>
+              <w:bottom w:type="dxa" w:w="60"/>
+              <w:right w:type="dxa" w:w="120"/>
+            </w:tcMar>
+            <w:vAlign w:val="top"/>
+          </w:tcPr>
+          <w:p>
+            <w:pPr>
+              <w:spacing w:after="40" w:before="0"/>
+              <w:jc w:val="left"/>
+            </w:pPr>
+            <w:r>
+              <w:rPr>
+                <w:rFonts w:ascii="Arial" w:cs="Arial" w:eastAsia="Arial" w:hAnsi="Arial"/>
+                <w:b w:val="false"/>
+                <w:bCs w:val="false"/>
+                <w:i w:val="false"/>
+                <w:iCs w:val="false"/>
+                <w:color w:val="000000"/>
+                <w:sz w:val="18"/>
+                <w:szCs w:val="18"/>
+              </w:rPr>
+              <w:t xml:space="preserve">Learners are shown two printed fertiliser bag labels (CAN and DAP) — the same bags from the phenomenon introduction — and the teacher writes on the board: Ca²⁺ and N³⁻. Working individually for 3 minutes, learners write responses to the prompt: 'Calcium is in Group 2 and has 2 outer electrons. Nitrogen is in Group 5 and has 5 outer electrons. Predict: how many electrons does each atom lose or gain to become the ion shown on the board? Why that number and not a different one?' Learners then share predictions with a shoulder partner for 2 minutes. The teacher cold-calls 4 pairs — two who predict a pattern and two whose predictions differ — and records all predictions verbatim on the 'Our Predictions' section of the class Driving Question Board without affirming or correcting any response.</w:t>
+            </w:r>
+          </w:p>
+        </w:tc>
+        <w:tc>
+          <w:tcPr>
+            <w:tcW w:type="dxa" w:w="3040"/>
+            <w:shd w:fill="F2F2F2" w:color="auto" w:val="clear"/>
+            <w:tcMar>
+              <w:top w:type="dxa" w:w="60"/>
+              <w:left w:type="dxa" w:w="120"/>
+              <w:bottom w:type="dxa" w:w="60"/>
+              <w:right w:type="dxa" w:w="120"/>
+            </w:tcMar>
+            <w:vAlign w:val="top"/>
+          </w:tcPr>
+          <w:p>
+            <w:pPr>
+              <w:spacing w:after="40" w:before="0"/>
+              <w:jc w:val="left"/>
+            </w:pPr>
+            <w:r>
+              <w:rPr>
+                <w:rFonts w:ascii="Arial" w:cs="Arial" w:eastAsia="Arial" w:hAnsi="Arial"/>
+                <w:b w:val="false"/>
+                <w:bCs w:val="false"/>
+                <w:i w:val="false"/>
+                <w:iCs w:val="false"/>
+                <w:color w:val="000000"/>
+                <w:sz w:val="18"/>
+                <w:szCs w:val="18"/>
+              </w:rPr>
+              <w:t xml:space="preserve">Display the two fertiliser bag labels prominently. Write Ca²⁺ and N³⁻ on the board in large text and say: 'These two ions are hiding inside the white crystals on the Kericho tea farm. Your job right now is NOT to get the right answer — it is to commit to a prediction so your brain has something to test.' Distribute the prediction slips (half-sheet paper). After 3 minutes of individual writing, say: 'Turn to your shoulder partner. You have 2 minutes — compare your numbers and your reasons.' [WAIT for full 2 minutes.] Then: 'I am going to cold-call four pairs. I need your honest prediction, not a corrected one.' Cold-call Pair 1 and Pair 2 (ask: 'What number did you predict for calcium, and what was your reasoning?'); cold-call Pair 3 and Pair 4 (ask: 'Did your partner agree with you? Where did you disagree?'). Record each prediction on the DQB under 'What we think we know.' Say: 'Every single prediction on this board will be tested in the next 40 minutes. Keep your slip — you will return to it.'</w:t>
+            </w:r>
+          </w:p>
+        </w:tc>
+        <w:tc>
+          <w:tcPr>
+            <w:tcW w:type="dxa" w:w="3040"/>
+            <w:shd w:fill="FFFFFF" w:color="auto" w:val="clear"/>
+            <w:tcMar>
+              <w:top w:type="dxa" w:w="60"/>
+              <w:left w:type="dxa" w:w="120"/>
+              <w:bottom w:type="dxa" w:w="60"/>
+              <w:right w:type="dxa" w:w="120"/>
+            </w:tcMar>
+            <w:vAlign w:val="top"/>
+          </w:tcPr>
+          <w:p>
+            <w:pPr>
+              <w:spacing w:after="40" w:before="0"/>
+              <w:jc w:val="left"/>
+            </w:pPr>
+            <w:r>
+              <w:rPr>
+                <w:rFonts w:ascii="Arial" w:cs="Arial" w:eastAsia="Arial" w:hAnsi="Arial"/>
+                <w:b w:val="false"/>
+                <w:bCs w:val="false"/>
+                <w:i w:val="false"/>
+                <w:iCs w:val="false"/>
+                <w:color w:val="000000"/>
+                <w:sz w:val="18"/>
+                <w:szCs w:val="18"/>
+              </w:rPr>
+              <w:t xml:space="preserve">Elicit-and-Record Predictions: by publicly committing predictions before instruction, learners activate prior knowledge from Lesson 2 (electron arrangements) and create cognitive dissonance that the Observe phase will resolve. Recording predictions on the DQB without evaluation signals that scientific thinking begins with a testable claim, not a correct answer.</w:t>
+            </w:r>
+          </w:p>
+        </w:tc>
+        <w:tc>
+          <w:tcPr>
+            <w:tcW w:type="dxa" w:w="3040"/>
+            <w:shd w:fill="F2F2F2" w:color="auto" w:val="clear"/>
+            <w:tcMar>
+              <w:top w:type="dxa" w:w="60"/>
+              <w:left w:type="dxa" w:w="120"/>
+              <w:bottom w:type="dxa" w:w="60"/>
+              <w:right w:type="dxa" w:w="120"/>
+            </w:tcMar>
+            <w:vAlign w:val="top"/>
+          </w:tcPr>
+          <w:p>
+            <w:pPr>
+              <w:spacing w:after="40" w:before="0"/>
+              <w:jc w:val="left"/>
+            </w:pPr>
+            <w:r>
+              <w:rPr>
+                <w:rFonts w:ascii="Arial" w:cs="Arial" w:eastAsia="Arial" w:hAnsi="Arial"/>
+                <w:b w:val="false"/>
+                <w:bCs w:val="false"/>
+                <w:i w:val="false"/>
+                <w:iCs w:val="false"/>
+                <w:color w:val="000000"/>
+                <w:sz w:val="18"/>
+                <w:szCs w:val="18"/>
+              </w:rPr>
+              <w:t xml:space="preserve">Teacher scans prediction slips for two observable indicators: (1) Does the learner reference the outer shell electron count (2 for Ca, 5 for N) in their reasoning? (2) Does the learner connect the ion charge to the number of electrons moved? Learners who write 'Ca loses 2 because it has 2 outer electrons' demonstrate readiness for the Explain phase. Learners who write random numbers or leave reasoning blank are flagged for targeted questioning during the Observe phase.</w:t>
+            </w:r>
+          </w:p>
+        </w:tc>
+      </w:tr>
+      <w:tr>
+        <w:tc>
+          <w:tcPr>
+            <w:tcW w:type="dxa" w:w="1520"/>
+            <w:shd w:fill="D9EEF1" w:color="auto" w:val="clear"/>
+            <w:tcMar>
+              <w:top w:type="dxa" w:w="60"/>
+              <w:left w:type="dxa" w:w="120"/>
+              <w:bottom w:type="dxa" w:w="60"/>
+              <w:right w:type="dxa" w:w="120"/>
+            </w:tcMar>
+            <w:vAlign w:val="top"/>
+          </w:tcPr>
+          <w:p>
+            <w:pPr>
+              <w:spacing w:after="40" w:before="0"/>
+              <w:jc w:val="left"/>
+            </w:pPr>
+            <w:r>
+              <w:rPr>
+                <w:rFonts w:ascii="Arial" w:cs="Arial" w:eastAsia="Arial" w:hAnsi="Arial"/>
+                <w:b/>
+                <w:bCs/>
+                <w:i w:val="false"/>
+                <w:iCs w:val="false"/>
+                <w:color w:val="000000"/>
+                <w:sz w:val="18"/>
+                <w:szCs w:val="18"/>
+              </w:rPr>
+              <w:t xml:space="preserve">Observe Phase</w:t>
+            </w:r>
+          </w:p>
+          <w:p>
+            <w:pPr>
+              <w:spacing w:after="20" w:before="0"/>
+            </w:pPr>
+            <w:r>
+              <w:rPr>
+                <w:rFonts w:ascii="Arial" w:cs="Arial" w:eastAsia="Arial" w:hAnsi="Arial"/>
+                <w:b/>
+                <w:bCs/>
+                <w:color w:val="1F3864"/>
+                <w:sz w:val="16"/>
+                <w:szCs w:val="16"/>
+              </w:rPr>
+              <w:t xml:space="preserve">📹 VIDEO:</w:t>
+            </w:r>
+          </w:p>
+          <w:p>
+            <w:pPr>
+              <w:spacing w:after="20" w:before="0"/>
+            </w:pPr>
+            <w:hyperlink w:history="1" r:id="rIdqhsjlpjbbgz3hb5irb-km">
+              <w:r>
+                <w:rPr>
+                  <w:rFonts w:ascii="Arial" w:cs="Arial" w:eastAsia="Arial" w:hAnsi="Arial"/>
+                  <w:color w:val="2E75B6"/>
+                  <w:sz w:val="16"/>
+                  <w:szCs w:val="16"/>
+                  <w:u w:val="single" w:color="2E75B6"/>
+                </w:rPr>
+                <w:t xml:space="preserve">Groups of the periodic table</w:t>
+              </w:r>
+            </w:hyperlink>
+          </w:p>
+          <w:p>
+            <w:pPr>
+              <w:spacing w:after="10" w:before="0"/>
+              <w:ind w:left="120"/>
+            </w:pPr>
+            <w:r>
+              <w:rPr>
+                <w:rFonts w:ascii="Arial" w:cs="Arial" w:eastAsia="Arial" w:hAnsi="Arial"/>
+                <w:color w:val="595959"/>
+                <w:sz w:val="14"/>
+                <w:szCs w:val="14"/>
+              </w:rPr>
+              <w:t xml:space="preserve">Source: Khan Academy (English - US curriculum)</w:t>
+            </w:r>
+          </w:p>
+          <w:p>
+            <w:pPr>
+              <w:spacing w:after="10" w:before="0"/>
+              <w:ind w:left="120"/>
+            </w:pPr>
+            <w:hyperlink w:history="1" r:id="rIdvujl7nfpjvdursjlvpxgd">
+              <w:r>
+                <w:rPr>
+                  <w:rFonts w:ascii="Arial" w:cs="Arial" w:eastAsia="Arial" w:hAnsi="Arial"/>
+                  <w:color w:val="595959"/>
+                  <w:sz w:val="14"/>
+                  <w:szCs w:val="14"/>
+                  <w:u w:val="single" w:color="595959"/>
+                </w:rPr>
+                <w:t xml:space="preserve">🔍 Search ARES for similar videos</w:t>
+              </w:r>
+            </w:hyperlink>
+          </w:p>
+          <w:p>
+            <w:pPr>
+              <w:spacing w:after="40" w:before="0"/>
+            </w:pPr>
+            <w:r>
+              <w:rPr>
+                <w:sz w:val="14"/>
+                <w:szCs w:val="14"/>
+              </w:rPr>
+              <w:t xml:space="preserve"/>
+            </w:r>
+          </w:p>
+          <w:p>
+            <w:pPr>
+              <w:spacing w:after="20" w:before="0"/>
+            </w:pPr>
+            <w:r>
+              <w:rPr>
+                <w:rFonts w:ascii="Arial" w:cs="Arial" w:eastAsia="Arial" w:hAnsi="Arial"/>
+                <w:b/>
+                <w:bCs/>
+                <w:color w:val="1F3864"/>
+                <w:sz w:val="16"/>
+                <w:szCs w:val="16"/>
+              </w:rPr>
+              <w:t xml:space="preserve">📖 EXERCISE:</w:t>
+            </w:r>
+          </w:p>
+          <w:p>
+            <w:pPr>
+              <w:spacing w:after="20" w:before="0"/>
+            </w:pPr>
+            <w:hyperlink w:history="1" r:id="rIdwqrdm4ki0dfqanu1ye_jq">
+              <w:r>
+                <w:rPr>
+                  <w:rFonts w:ascii="Arial" w:cs="Arial" w:eastAsia="Arial" w:hAnsi="Arial"/>
+                  <w:color w:val="2E75B6"/>
+                  <w:sz w:val="16"/>
+                  <w:szCs w:val="16"/>
+                  <w:u w:val="single" w:color="2E75B6"/>
+                </w:rPr>
+                <w:t xml:space="preserve">Noble Gas Configuration Practice</w:t>
+              </w:r>
+            </w:hyperlink>
+          </w:p>
+          <w:p>
+            <w:pPr>
+              <w:spacing w:after="10" w:before="0"/>
+              <w:ind w:left="120"/>
+            </w:pPr>
+            <w:r>
+              <w:rPr>
+                <w:rFonts w:ascii="Arial" w:cs="Arial" w:eastAsia="Arial" w:hAnsi="Arial"/>
+                <w:color w:val="595959"/>
+                <w:sz w:val="14"/>
+                <w:szCs w:val="14"/>
+              </w:rPr>
+              <w:t xml:space="preserve">Source: CK-12</w:t>
+            </w:r>
+          </w:p>
+          <w:p>
+            <w:pPr>
+              <w:spacing w:after="10" w:before="0"/>
+              <w:ind w:left="120"/>
+            </w:pPr>
+            <w:hyperlink w:history="1" r:id="rIdt4asq730iphklxdpnidni">
+              <w:r>
+                <w:rPr>
+                  <w:rFonts w:ascii="Arial" w:cs="Arial" w:eastAsia="Arial" w:hAnsi="Arial"/>
+                  <w:color w:val="595959"/>
+                  <w:sz w:val="14"/>
+                  <w:szCs w:val="14"/>
+                  <w:u w:val="single" w:color="595959"/>
+                </w:rPr>
+                <w:t xml:space="preserve">🔍 Search ARES for similar readings</w:t>
+              </w:r>
+            </w:hyperlink>
+          </w:p>
+        </w:tc>
+        <w:tc>
+          <w:tcPr>
+            <w:tcW w:type="dxa" w:w="3040"/>
+            <w:shd w:fill="FFFFFF" w:color="auto" w:val="clear"/>
+            <w:tcMar>
+              <w:top w:type="dxa" w:w="60"/>
+              <w:left w:type="dxa" w:w="120"/>
+              <w:bottom w:type="dxa" w:w="60"/>
+              <w:right w:type="dxa" w:w="120"/>
+            </w:tcMar>
+            <w:vAlign w:val="top"/>
+          </w:tcPr>
+          <w:p>
+            <w:pPr>
+              <w:spacing w:after="40" w:before="0"/>
+              <w:jc w:val="left"/>
+            </w:pPr>
+            <w:r>
+              <w:rPr>
+                <w:rFonts w:ascii="Arial" w:cs="Arial" w:eastAsia="Arial" w:hAnsi="Arial"/>
+                <w:b w:val="false"/>
+                <w:bCs w:val="false"/>
+                <w:i w:val="false"/>
+                <w:iCs w:val="false"/>
+                <w:color w:val="000000"/>
+                <w:sz w:val="18"/>
+                <w:szCs w:val="18"/>
+              </w:rPr>
+              <w:t xml:space="preserve">Learners engage with three sequential evidence sources. EVIDENCE SOURCE A (10 min): The teacher plays a 3-minute animation (or displays a teacher-drawn sequence on the board if no device is available) showing the electron shells of He (2), Ne (2,8), and Ar (2,8,8), pausing after each to allow learners to count outer electrons and record in their notebooks: element name, electron arrangement, number of outer electrons, and one observation about what they notice. EVIDENCE SOURCE B (12 min): In groups of 4, learners receive a set of 20 element cards (prepared from Lesson 2 data) each showing: element name, symbol, atomic number, and electron arrangement. Groups are instructed: 'Sort your cards into two piles — elements whose outer shell is FULL (like the noble gases) and elements whose outer shell is NOT full. Then, for the NOT-full pile, sub-sort into: (i) elements with 1, 2, or 3 outer electrons and (ii) elements with 5, 6, or 7 outer electrons.' Groups record their sorted lists. EVIDENCE SOURCE C (10 min): Each learner independently draws dot-and-cross diagrams (using the KICD-mandated dot-and-cross notation) for: (a) sodium (2,8,1) losing 1 electron to become Na⁺ and (b) chlorine (2,8,7) gaining 1 electron to become Cl⁻. Teacher circulates and stamps or ticks correct diagrams immediately.</w:t>
+            </w:r>
+          </w:p>
+        </w:tc>
+        <w:tc>
+          <w:tcPr>
+            <w:tcW w:type="dxa" w:w="3040"/>
+            <w:shd w:fill="F2F2F2" w:color="auto" w:val="clear"/>
+            <w:tcMar>
+              <w:top w:type="dxa" w:w="60"/>
+              <w:left w:type="dxa" w:w="120"/>
+              <w:bottom w:type="dxa" w:w="60"/>
+              <w:right w:type="dxa" w:w="120"/>
+            </w:tcMar>
+            <w:vAlign w:val="top"/>
+          </w:tcPr>
+          <w:p>
+            <w:pPr>
+              <w:spacing w:after="40" w:before="0"/>
+              <w:jc w:val="left"/>
+            </w:pPr>
+            <w:r>
+              <w:rPr>
+                <w:rFonts w:ascii="Arial" w:cs="Arial" w:eastAsia="Arial" w:hAnsi="Arial"/>
+                <w:b w:val="false"/>
+                <w:bCs w:val="false"/>
+                <w:i w:val="false"/>
+                <w:iCs w:val="false"/>
+                <w:color w:val="000000"/>
+                <w:sz w:val="18"/>
+                <w:szCs w:val="18"/>
+              </w:rPr>
+              <w:t xml:space="preserve">EVIDENCE SOURCE A — Before playing the animation, say: 'As you watch, count the electrons in the OUTER shell only. Write the number in your notebook. Do not write anything else yet.' Play/draw the He shell, PAUSE for 10 seconds, then ask: 'Outer electrons for helium?' [Cold-call 2 learners.] Repeat for Ne and Ar. After all three, ask: 'What is the same about helium, neon, and argon?' [WAIT 12 seconds.] Cold-call 3 learners. Write responses on the board. EVIDENCE SOURCE B — Distribute card sets. Say: 'Group captain reads the instruction aloud.' After sorting (allow 8 min), stop groups and ask: 'Which sub-pile is larger — the 1-2-3 outer electron pile, or the 5-6-7 pile?' Cold-call 2 group captains. Then ask: 'What do you notice about the elements in the 1-2-3 pile compared to the ones we identified as metals in Lesson 1?' [WAIT 10 seconds.] Cold-call 2 learners. EVIDENCE SOURCE C — Say: 'This is individual work. Draw the full shell diagram for sodium — all three shells. Then show one electron leaving. Then draw what sodium looks like after. Label the charge.' Circulate; if a learner draws the electron staying inside the atom, crouch and quietly ask: 'Where is that electron going? Is sodium pulling it back, or releasing it?' After 10 minutes, display a correct Na⁺ diagram on the board and a correct Cl⁻ diagram and ask: 'Who found something different from what you see here? Show me your diagram.' Cold-call 1 learner who had an error and lead a whole-class correction without embarrassment: 'This is a common place to make a mistake — let's fix it together.'</w:t>
+            </w:r>
+          </w:p>
+        </w:tc>
+        <w:tc>
+          <w:tcPr>
+            <w:tcW w:type="dxa" w:w="3040"/>
+            <w:shd w:fill="FFFFFF" w:color="auto" w:val="clear"/>
+            <w:tcMar>
+              <w:top w:type="dxa" w:w="60"/>
+              <w:left w:type="dxa" w:w="120"/>
+              <w:bottom w:type="dxa" w:w="60"/>
+              <w:right w:type="dxa" w:w="120"/>
+            </w:tcMar>
+            <w:vAlign w:val="top"/>
+          </w:tcPr>
+          <w:p>
+            <w:pPr>
+              <w:spacing w:after="40" w:before="0"/>
+              <w:jc w:val="left"/>
+            </w:pPr>
+            <w:r>
+              <w:rPr>
+                <w:rFonts w:ascii="Arial" w:cs="Arial" w:eastAsia="Arial" w:hAnsi="Arial"/>
+                <w:b w:val="false"/>
+                <w:bCs w:val="false"/>
+                <w:i w:val="false"/>
+                <w:iCs w:val="false"/>
+                <w:color w:val="000000"/>
+                <w:sz w:val="18"/>
+                <w:szCs w:val="18"/>
+              </w:rPr>
+              <w:t xml:space="preserve">Progressive Evidence Layering with Card Sorting: Evidence Source A establishes the empirical anchor (noble gases have full outer shells). Evidence Source B operationalises pattern-recognition by having learners physically sort all 20 elements, revealing that metals cluster on the low-outer-electron side and non-metals on the high side. Evidence Source C translates the abstract electron-count into a concrete, KICD-mandated representational practice (dot-and-cross diagrams), making the electron transfer visible. The three sources build on each other so that by the end of Observe, learners have the evidence needed to construct the 'full-outer-shell = stability' rule themselves.</w:t>
+            </w:r>
+          </w:p>
+        </w:tc>
+        <w:tc>
+          <w:tcPr>
+            <w:tcW w:type="dxa" w:w="3040"/>
+            <w:shd w:fill="F2F2F2" w:color="auto" w:val="clear"/>
+            <w:tcMar>
+              <w:top w:type="dxa" w:w="60"/>
+              <w:left w:type="dxa" w:w="120"/>
+              <w:bottom w:type="dxa" w:w="60"/>
+              <w:right w:type="dxa" w:w="120"/>
+            </w:tcMar>
+            <w:vAlign w:val="top"/>
+          </w:tcPr>
+          <w:p>
+            <w:pPr>
+              <w:spacing w:after="40" w:before="0"/>
+              <w:jc w:val="left"/>
+            </w:pPr>
+            <w:r>
+              <w:rPr>
+                <w:rFonts w:ascii="Arial" w:cs="Arial" w:eastAsia="Arial" w:hAnsi="Arial"/>
+                <w:b w:val="false"/>
+                <w:bCs w:val="false"/>
+                <w:i w:val="false"/>
+                <w:iCs w:val="false"/>
+                <w:color w:val="000000"/>
+                <w:sz w:val="18"/>
+                <w:szCs w:val="18"/>
+              </w:rPr>
+              <w:t xml:space="preserve">Observable indicators: (1) In Source A, can the learner correctly state outer electron counts for He, Ne, Ar without prompting? (2) In Source B, does the group correctly place all metals (Na, Mg, K, Ca, Li) in the 1-2-3 pile and all non-metals needing electrons (N, O, F, Cl) in the 5-6-7 pile? Misplacements of H or N signal confusion about valence. (3) In Source C, a correct Na⁺ diagram shows: the original 3-shell structure, the outer electron removed, a net charge of +1 labelled, and the remaining 2,8 arrangement. A correct Cl⁻ diagram shows the added electron in the outer shell giving 2,8,8 and a net charge of −1. Teacher circulates and records names of learners who cannot yet draw the post-transfer shell structure — these learners receive a targeted re-teaching prompt in Phase 3.</w:t>
+            </w:r>
+          </w:p>
+        </w:tc>
+      </w:tr>
+      <w:tr>
+        <w:tc>
+          <w:tcPr>
+            <w:tcW w:type="dxa" w:w="1520"/>
+            <w:shd w:fill="E2EFDA" w:color="auto" w:val="clear"/>
+            <w:tcMar>
+              <w:top w:type="dxa" w:w="60"/>
+              <w:left w:type="dxa" w:w="120"/>
+              <w:bottom w:type="dxa" w:w="60"/>
+              <w:right w:type="dxa" w:w="120"/>
+            </w:tcMar>
+            <w:vAlign w:val="top"/>
+          </w:tcPr>
+          <w:p>
+            <w:pPr>
+              <w:spacing w:after="40" w:before="0"/>
+              <w:jc w:val="left"/>
+            </w:pPr>
+            <w:r>
+              <w:rPr>
+                <w:rFonts w:ascii="Arial" w:cs="Arial" w:eastAsia="Arial" w:hAnsi="Arial"/>
+                <w:b/>
+                <w:bCs/>
+                <w:i w:val="false"/>
+                <w:iCs w:val="false"/>
+                <w:color w:val="000000"/>
+                <w:sz w:val="18"/>
+                <w:szCs w:val="18"/>
+              </w:rPr>
+              <w:t xml:space="preserve">Explain Phase</w:t>
+            </w:r>
+          </w:p>
+          <w:p>
+            <w:pPr>
+              <w:spacing w:after="20" w:before="0"/>
+            </w:pPr>
+            <w:r>
+              <w:rPr>
+                <w:rFonts w:ascii="Arial" w:cs="Arial" w:eastAsia="Arial" w:hAnsi="Arial"/>
+                <w:b/>
+                <w:bCs/>
+                <w:color w:val="1F3864"/>
+                <w:sz w:val="16"/>
+                <w:szCs w:val="16"/>
+              </w:rPr>
+              <w:t xml:space="preserve">📹 VIDEO:</w:t>
+            </w:r>
+          </w:p>
+          <w:p>
+            <w:pPr>
+              <w:spacing w:after="20" w:before="0"/>
+            </w:pPr>
+            <w:hyperlink w:history="1" r:id="rIdq9c0dzn5ivk01virlyrii">
+              <w:r>
+                <w:rPr>
+                  <w:rFonts w:ascii="Arial" w:cs="Arial" w:eastAsia="Arial" w:hAnsi="Arial"/>
+                  <w:color w:val="2E75B6"/>
+                  <w:sz w:val="16"/>
+                  <w:szCs w:val="16"/>
+                  <w:u w:val="single" w:color="2E75B6"/>
+                </w:rPr>
+                <w:t xml:space="preserve">Electron configurations for the third and fourth periods</w:t>
+              </w:r>
+            </w:hyperlink>
+          </w:p>
+          <w:p>
+            <w:pPr>
+              <w:spacing w:after="10" w:before="0"/>
+              <w:ind w:left="120"/>
+            </w:pPr>
+            <w:r>
+              <w:rPr>
+                <w:rFonts w:ascii="Arial" w:cs="Arial" w:eastAsia="Arial" w:hAnsi="Arial"/>
+                <w:color w:val="595959"/>
+                <w:sz w:val="14"/>
+                <w:szCs w:val="14"/>
+              </w:rPr>
+              <w:t xml:space="preserve">Source: Khan Academy (English - US curriculum)</w:t>
+            </w:r>
+          </w:p>
+          <w:p>
+            <w:pPr>
+              <w:spacing w:after="10" w:before="0"/>
+              <w:ind w:left="120"/>
+            </w:pPr>
+            <w:hyperlink w:history="1" r:id="rIdn6ofboagegymdwlznl-mm">
+              <w:r>
+                <w:rPr>
+                  <w:rFonts w:ascii="Arial" w:cs="Arial" w:eastAsia="Arial" w:hAnsi="Arial"/>
+                  <w:color w:val="595959"/>
+                  <w:sz w:val="14"/>
+                  <w:szCs w:val="14"/>
+                  <w:u w:val="single" w:color="595959"/>
+                </w:rPr>
+                <w:t xml:space="preserve">🔍 Search ARES for similar videos</w:t>
+              </w:r>
+            </w:hyperlink>
+          </w:p>
+          <w:p>
+            <w:pPr>
+              <w:spacing w:after="40" w:before="0"/>
+            </w:pPr>
+            <w:r>
+              <w:rPr>
+                <w:sz w:val="14"/>
+                <w:szCs w:val="14"/>
+              </w:rPr>
+              <w:t xml:space="preserve"/>
+            </w:r>
+          </w:p>
+          <w:p>
+            <w:pPr>
+              <w:spacing w:after="20" w:before="0"/>
+            </w:pPr>
+            <w:r>
+              <w:rPr>
+                <w:rFonts w:ascii="Arial" w:cs="Arial" w:eastAsia="Arial" w:hAnsi="Arial"/>
+                <w:b/>
+                <w:bCs/>
+                <w:color w:val="1F3864"/>
+                <w:sz w:val="16"/>
+                <w:szCs w:val="16"/>
+              </w:rPr>
+              <w:t xml:space="preserve">📖 HTML:</w:t>
+            </w:r>
+          </w:p>
+          <w:p>
+            <w:pPr>
+              <w:spacing w:after="20" w:before="0"/>
+            </w:pPr>
+            <w:hyperlink w:history="1" r:id="rIdd4trgli7h4kgxwdogtcm3">
               <w:r>
                 <w:rPr>
                   <w:rFonts w:ascii="Arial" w:cs="Arial" w:eastAsia="Arial" w:hAnsi="Arial"/>
@@ -9014,7 +9626,7 @@
               <w:spacing w:after="10" w:before="0"/>
               <w:ind w:left="120"/>
             </w:pPr>
-            <w:hyperlink w:history="1" r:id="rIdm611nnibewrbei2t_yar5">
+            <w:hyperlink w:history="1" r:id="rIdrevzcucy8qlbvnit1wsbm">
               <w:r>
                 <w:rPr>
                   <w:rFonts w:ascii="Arial" w:cs="Arial" w:eastAsia="Arial" w:hAnsi="Arial"/>
@@ -9056,7 +9668,7 @@
                 <w:sz w:val="18"/>
                 <w:szCs w:val="18"/>
               </w:rPr>
-              <w:t xml:space="preserve">Learners are shown two printed fertiliser bag labels (CAN and DAP) — the same bags from the phenomenon introduction — and the teacher writes on the board: Ca²⁺ and N³⁻. Working individually for 3 minutes, learners write responses to the prompt: 'Calcium is in Group 2 and has 2 outer electrons. Nitrogen is in Group 5 and has 5 outer electrons. Predict: how many electrons does each atom lose or gain to become the ion shown on the board? Why that number and not a different one?' Learners then share predictions with a shoulder partner for 2 minutes. The teacher cold-calls 4 pairs — two who predict a pattern and two whose predictions differ — and records all predictions verbatim on the 'Our Predictions' section of the class Driving Question Board without affirming or correcting any response.</w:t>
+              <w:t xml:space="preserve">The teacher leads a structured whole-class discussion to formalise three connected concepts: (1) The Noble Gas Rule — atoms are most stable when their outer shell is full (like noble gases: He=2, Ne=2,8, Ar=2,8,8); (2) Electron Affinity — the tendency of an atom to attract and hold electrons; non-metals (high electron affinity) gain electrons and become anions; metals (low electron affinity relative to non-metals) lose electrons and become cations; (3) Ion Formation for the Phenomenon — learners apply the rule to calcium (2,8,8,2 → loses 2 → Ca²⁺, achieving 2,8,8 like argon) and nitrogen (2,5 → gains 3 → N³⁻, achieving 2,8 like neon). Each learner draws dot-and-cross diagrams for Ca²⁺ and N³⁻ in their notebooks and writes one sentence connecting the ion charge back to the fertiliser formula. The class then revisits prediction slips and each learner annotates their original prediction: correct, partially correct, or revised — with an explanation of what evidence changed their thinking.</w:t>
             </w:r>
           </w:p>
         </w:tc>
@@ -9088,7 +9700,7 @@
                 <w:sz w:val="18"/>
                 <w:szCs w:val="18"/>
               </w:rPr>
-              <w:t xml:space="preserve">Display the two fertiliser bag labels prominently. Write Ca²⁺ and N³⁻ on the board in large text and say: 'These two ions are hiding inside the white crystals on the Kericho tea farm. Your job right now is NOT to get the right answer — it is to commit to a prediction so your brain has something to test.' Distribute the prediction slips (half-sheet paper). After 3 minutes of individual writing, say: 'Turn to your shoulder partner. You have 2 minutes — compare your numbers and your reasons.' [WAIT for full 2 minutes.] Then: 'I am going to cold-call four pairs. I need your honest prediction, not a corrected one.' Cold-call Pair 1 and Pair 2 (ask: 'What number did you predict for calcium, and what was your reasoning?'); cold-call Pair 3 and Pair 4 (ask: 'Did your partner agree with you? Where did you disagree?'). Record each prediction on the DQB under 'What we think we know.' Say: 'Every single prediction on this board will be tested in the next 40 minutes. Keep your slip — you will return to it.'</w:t>
+              <w:t xml:space="preserve">Open the Explain phase by pointing to the DQB predictions and saying: 'Let us now use the evidence to build the explanation together. I am not going to tell you the answer — I am going to ask you questions until we build it as a class.' Ask: 'From Evidence Source A, what did He, Ne, and Ar all have in common?' [WAIT 10 seconds. Cold-call 2 learners.] Write on the board: FULL OUTER SHELL. Ask: 'From Evidence Source B, the metals were on which side of our sort?' [Cold-call 1 learner.] Write: METALS — few outer electrons. Ask: 'If a sodium atom loses its 1 outer electron, what does its new outer shell look like?' [WAIT 12 seconds. Cold-call 2 learners.] Write: Na⁺ = 2,8 = same as Neon. Say: 'This is called achieving noble gas configuration. It is the driving force behind ion formation.' Introduce the term ELECTRON AFFINITY by writing it on the board: 'Electron affinity is the attraction an atom has for electrons. Chlorine has HIGH electron affinity — it pulls electrons toward itself. Sodium has LOW electron affinity relative to chlorine — it releases electrons more easily.' Now anchor to the phenomenon: 'Calcium is in Group 2. It has electron arrangement 2,8,8,2. How many electrons must it lose to achieve 2,8,8?' [WAIT 10 seconds. Cold-call 3 learners.] Write: Ca → Ca²⁺ + 2e⁻. Ask: 'Nitrogen has arrangement 2,5. It needs 8 in the outer shell to match neon. How many does it need to gain?' [WAIT 10 seconds. Cold-call 3 learners.] Write: N + 3e⁻ → N³⁻. Say: 'Now write one sentence in your notebook that answers this question: Why does calcium always form a 2+ ion and never a 3+ or 1+ ion?' Allow 3 minutes of silent writing. Cold-call 2 learners to read their sentences aloud. Correct misconceptions using: 'Almost — what would calcium's shell look like if it lost 3 electrons instead of 2? Would it match any noble gas?' Close by saying: 'Return to your prediction slip. Annotate it — what did you get right? What did the evidence change for you?'</w:t>
             </w:r>
           </w:p>
         </w:tc>
@@ -9120,7 +9732,7 @@
                 <w:sz w:val="18"/>
                 <w:szCs w:val="18"/>
               </w:rPr>
-              <w:t xml:space="preserve">Elicit-and-Record Predictions: by publicly committing predictions before instruction, learners activate prior knowledge from Lesson 2 (electron arrangements) and create cognitive dissonance that the Observe phase will resolve. Recording predictions on the DQB without evaluation signals that scientific thinking begins with a testable claim, not a correct answer.</w:t>
+              <w:t xml:space="preserve">Socratic Questioning with Anchored Explanation: the teacher uses a chain of questions that each require learners to apply evidence from the Observe phase rather than recall a definition. By ending each question sequence with a connection to the phenomenon (Ca²⁺ in CAN, N³⁻ in DAP), the explanation is not abstract chemistry — it is the mechanism behind the specific ions printed on the Kericho fertiliser bags. The prediction-slip annotation at the end of the phase operationalises metacognition: learners explicitly track how their thinking changed, a core CBE learning-to-learn competency.</w:t>
             </w:r>
           </w:p>
         </w:tc>
@@ -9152,7 +9764,7 @@
                 <w:sz w:val="18"/>
                 <w:szCs w:val="18"/>
               </w:rPr>
-              <w:t xml:space="preserve">Teacher scans prediction slips for two observable indicators: (1) Does the learner reference the outer shell electron count (2 for Ca, 5 for N) in their reasoning? (2) Does the learner connect the ion charge to the number of electrons moved? Learners who write 'Ca loses 2 because it has 2 outer electrons' demonstrate readiness for the Explain phase. Learners who write random numbers or leave reasoning blank are flagged for targeted questioning during the Observe phase.</w:t>
+              <w:t xml:space="preserve">Observable indicators: (1) The learner's written sentence about Ca²⁺ must reference (a) the original electron arrangement 2,8,8,2, (b) the loss of 2 electrons, and (c) achieving the noble gas configuration of argon (2,8,8). Sentences that only say 'calcium loses 2 electrons because it is in Group 2' without referencing noble gas stability are incomplete — teacher provides a written prompt: 'What does the resulting shell look like?'. (2) The dot-and-cross diagram for Ca²⁺ must show: 3 shells before (2,8,8,2), 2 shells after (2,8,8), and the charge labelled as 2+. The diagram for N³⁻ must show: 2 shells before (2,5), 2 shells after (2,8), and charge labelled as 3−. (3) Prediction-slip annotations reveal whether learners can identify which piece of evidence (noble gas pattern, card sort, dot-and-cross) changed their thinking — this metacognitive indicator is noted by the teacher for the teacher reflection.</w:t>
             </w:r>
           </w:p>
         </w:tc>
@@ -9161,32 +9773,32 @@
         <w:tc>
           <w:tcPr>
             <w:tcW w:type="dxa" w:w="1520"/>
-            <w:shd w:fill="D9EEF1" w:color="auto" w:val="clear"/>
-            <w:tcMar>
-              <w:top w:type="dxa" w:w="60"/>
-              <w:left w:type="dxa" w:w="120"/>
-              <w:bottom w:type="dxa" w:w="60"/>
-              <w:right w:type="dxa" w:w="120"/>
-            </w:tcMar>
-            <w:vAlign w:val="top"/>
-          </w:tcPr>
-          <w:p>
-            <w:pPr>
-              <w:spacing w:after="40" w:before="0"/>
-              <w:jc w:val="left"/>
-            </w:pPr>
-            <w:r>
-              <w:rPr>
-                <w:rFonts w:ascii="Arial" w:cs="Arial" w:eastAsia="Arial" w:hAnsi="Arial"/>
-                <w:b/>
-                <w:bCs/>
-                <w:i w:val="false"/>
-                <w:iCs w:val="false"/>
-                <w:color w:val="000000"/>
-                <w:sz w:val="18"/>
-                <w:szCs w:val="18"/>
-              </w:rPr>
-              <w:t xml:space="preserve">Observe Phase</w:t>
+            <w:shd w:fill="FCE4D6" w:color="auto" w:val="clear"/>
+            <w:tcMar>
+              <w:top w:type="dxa" w:w="60"/>
+              <w:left w:type="dxa" w:w="120"/>
+              <w:bottom w:type="dxa" w:w="60"/>
+              <w:right w:type="dxa" w:w="120"/>
+            </w:tcMar>
+            <w:vAlign w:val="top"/>
+          </w:tcPr>
+          <w:p>
+            <w:pPr>
+              <w:spacing w:after="40" w:before="0"/>
+              <w:jc w:val="left"/>
+            </w:pPr>
+            <w:r>
+              <w:rPr>
+                <w:rFonts w:ascii="Arial" w:cs="Arial" w:eastAsia="Arial" w:hAnsi="Arial"/>
+                <w:b/>
+                <w:bCs/>
+                <w:i w:val="false"/>
+                <w:iCs w:val="false"/>
+                <w:color w:val="000000"/>
+                <w:sz w:val="18"/>
+                <w:szCs w:val="18"/>
+              </w:rPr>
+              <w:t xml:space="preserve">Driving Question Board (DQB) Creation</w:t>
             </w:r>
           </w:p>
           <w:p>
@@ -9209,7 +9821,7 @@
             <w:pPr>
               <w:spacing w:after="20" w:before="0"/>
             </w:pPr>
-            <w:hyperlink w:history="1" r:id="rIdqvnex-rrooqgpuy7oan1v">
+            <w:hyperlink w:history="1" r:id="rIdo9nb1hxvssbxk9wwrofmx">
               <w:r>
                 <w:rPr>
                   <w:rFonts w:ascii="Arial" w:cs="Arial" w:eastAsia="Arial" w:hAnsi="Arial"/>
@@ -9218,7 +9830,7 @@
                   <w:szCs w:val="16"/>
                   <w:u w:val="single" w:color="2E75B6"/>
                 </w:rPr>
-                <w:t xml:space="preserve">Electron configurations for the third and fourth periods</w:t>
+                <w:t xml:space="preserve">Noble gas configuration</w:t>
               </w:r>
             </w:hyperlink>
           </w:p>
@@ -9242,7 +9854,7 @@
               <w:spacing w:after="10" w:before="0"/>
               <w:ind w:left="120"/>
             </w:pPr>
-            <w:hyperlink w:history="1" r:id="rIdnc_i3ihnknmiom-euzlne">
+            <w:hyperlink w:history="1" r:id="rIdu_hlw9rkhvvwnwawought">
               <w:r>
                 <w:rPr>
                   <w:rFonts w:ascii="Arial" w:cs="Arial" w:eastAsia="Arial" w:hAnsi="Arial"/>
@@ -9287,7 +9899,7 @@
             <w:pPr>
               <w:spacing w:after="20" w:before="0"/>
             </w:pPr>
-            <w:hyperlink w:history="1" r:id="rIdmrqigdd4iim_bhgvr2jds">
+            <w:hyperlink w:history="1" r:id="rIdximay7qkgivolp0he94bj">
               <w:r>
                 <w:rPr>
                   <w:rFonts w:ascii="Arial" w:cs="Arial" w:eastAsia="Arial" w:hAnsi="Arial"/>
@@ -9320,7 +9932,7 @@
               <w:spacing w:after="10" w:before="0"/>
               <w:ind w:left="120"/>
             </w:pPr>
-            <w:hyperlink w:history="1" r:id="rIdozyzb0rvtam9v90iwwde0">
+            <w:hyperlink w:history="1" r:id="rIdxfeth-qvspbwnfni5t6n2">
               <w:r>
                 <w:rPr>
                   <w:rFonts w:ascii="Arial" w:cs="Arial" w:eastAsia="Arial" w:hAnsi="Arial"/>
@@ -9362,7 +9974,7 @@
                 <w:sz w:val="18"/>
                 <w:szCs w:val="18"/>
               </w:rPr>
-              <w:t xml:space="preserve">Learners engage with three sequential evidence sources. EVIDENCE SOURCE A (10 min): The teacher plays a 3-minute animation (or displays a teacher-drawn sequence on the board if no device is available) showing the electron shells of He (2), Ne (2,8), and Ar (2,8,8), pausing after each to allow learners to count outer electrons and record in their notebooks: element name, electron arrangement, number of outer electrons, and one observation about what they notice. EVIDENCE SOURCE B (12 min): In groups of 4, learners receive a set of 20 element cards (prepared from Lesson 2 data) each showing: element name, symbol, atomic number, and electron arrangement. Groups are instructed: 'Sort your cards into two piles — elements whose outer shell is FULL (like the noble gases) and elements whose outer shell is NOT full. Then, for the NOT-full pile, sub-sort into: (i) elements with 1, 2, or 3 outer electrons and (ii) elements with 5, 6, or 7 outer electrons.' Groups record their sorted lists. EVIDENCE SOURCE C (10 min): Each learner independently draws dot-and-cross diagrams (using the KICD-mandated dot-and-cross notation) for: (a) sodium (2,8,1) losing 1 electron to become Na⁺ and (b) chlorine (2,8,7) gaining 1 electron to become Cl⁻. Teacher circulates and stamps or ticks correct diagrams immediately.</w:t>
+              <w:t xml:space="preserve">Each group of 4 receives three sticky notes in different colours: GREEN for 'What we now understand', ORANGE for 'What we are still unsure about', and BLUE for 'New questions this lesson created'. Groups spend 5 minutes writing one contribution per colour. The teacher facilitates a whole-class gallery walk (3 minutes) where learners read other groups' sticky notes silently. The teacher then reads aloud 2 selected ORANGE and 2 selected BLUE notes and explicitly connects them to upcoming lessons: 'This question about HOW calcium and nitrogen actually come together to form a compound — that is exactly what Lesson 4 will address when we study valency and chemical formulae.' The teacher also points to the original driving question written on the DQB — 'Why do the fertiliser bags carry such specific and different chemical formulae?' — and asks: 'Can someone now give me one more piece of the answer to our driving question than you could at the start of today?' Cold-calls 2 learners.</w:t>
             </w:r>
           </w:p>
         </w:tc>
@@ -9394,7 +10006,7 @@
                 <w:sz w:val="18"/>
                 <w:szCs w:val="18"/>
               </w:rPr>
-              <w:t xml:space="preserve">EVIDENCE SOURCE A — Before playing the animation, say: 'As you watch, count the electrons in the OUTER shell only. Write the number in your notebook. Do not write anything else yet.' Play/draw the He shell, PAUSE for 10 seconds, then ask: 'Outer electrons for helium?' [Cold-call 2 learners.] Repeat for Ne and Ar. After all three, ask: 'What is the same about helium, neon, and argon?' [WAIT 12 seconds.] Cold-call 3 learners. Write responses on the board. EVIDENCE SOURCE B — Distribute card sets. Say: 'Group captain reads the instruction aloud.' After sorting (allow 8 min), stop groups and ask: 'Which sub-pile is larger — the 1-2-3 outer electron pile, or the 5-6-7 pile?' Cold-call 2 group captains. Then ask: 'What do you notice about the elements in the 1-2-3 pile compared to the ones we identified as metals in Lesson 1?' [WAIT 10 seconds.] Cold-call 2 learners. EVIDENCE SOURCE C — Say: 'This is individual work. Draw the full shell diagram for sodium — all three shells. Then show one electron leaving. Then draw what sodium looks like after. Label the charge.' Circulate; if a learner draws the electron staying inside the atom, crouch and quietly ask: 'Where is that electron going? Is sodium pulling it back, or releasing it?' After 10 minutes, display a correct Na⁺ diagram on the board and a correct Cl⁻ diagram and ask: 'Who found something different from what you see here? Show me your diagram.' Cold-call 1 learner who had an error and lead a whole-class correction without embarrassment: 'This is a common place to make a mistake — let's fix it together.'</w:t>
+              <w:t xml:space="preserve">Distribute sticky notes by colour. Say: 'GREEN note — write ONE thing that your group can now explain that you could NOT explain at the start of Lesson 3. Be specific: use the words calcium, nitrogen, electron, or noble gas.' [Allow 2 minutes.] 'ORANGE note — write ONE idea your group is still fuzzy about. Be honest — scientists are always partly uncertain.' [Allow 1.5 minutes.] 'BLUE note — write ONE brand-new question that today's lesson created for you. The best questions are ones we cannot yet answer.' [Allow 1.5 minutes.] Post all notes on the DQB in the designated columns. Lead the gallery walk: 'Walk silently — no talking — and read as many notes as you can in 3 minutes.' After the walk, read 2 ORANGE notes aloud and say: 'I am not going to answer these today — but I want you to notice that these questions are EXACTLY the ones that drove scientists like Dmitri Mendeleev to keep refining the periodic table.' Read 2 BLUE notes and connect to the lesson sequence. Finally point to the driving question and cold-call 2 learners for their updated partial answers.</w:t>
             </w:r>
           </w:p>
         </w:tc>
@@ -9426,7 +10038,7 @@
                 <w:sz w:val="18"/>
                 <w:szCs w:val="18"/>
               </w:rPr>
-              <w:t xml:space="preserve">Progressive Evidence Layering with Card Sorting: Evidence Source A establishes the empirical anchor (noble gases have full outer shells). Evidence Source B operationalises pattern-recognition by having learners physically sort all 20 elements, revealing that metals cluster on the low-outer-electron side and non-metals on the high side. Evidence Source C translates the abstract electron-count into a concrete, KICD-mandated representational practice (dot-and-cross diagrams), making the electron transfer visible. The three sources build on each other so that by the end of Observe, learners have the evidence needed to construct the 'full-outer-shell = stability' rule themselves.</w:t>
+              <w:t xml:space="preserve">Colour-Coded DQB Contribution: the three-colour system separates understanding from uncertainty from curiosity, making the epistemic state of the class visible to both teacher and learners. The gallery walk builds on the KICD Communication and Collaboration competency and ensures that quieter learners contribute ideas in writing before they are discussed orally. Explicitly linking ORANGE and BLUE notes to upcoming lessons models scientific practice — questions drive inquiry forward.</w:t>
             </w:r>
           </w:p>
         </w:tc>
@@ -9458,7 +10070,7 @@
                 <w:sz w:val="18"/>
                 <w:szCs w:val="18"/>
               </w:rPr>
-              <w:t xml:space="preserve">Observable indicators: (1) In Source A, can the learner correctly state outer electron counts for He, Ne, Ar without prompting? (2) In Source B, does the group correctly place all metals (Na, Mg, K, Ca, Li) in the 1-2-3 pile and all non-metals needing electrons (N, O, F, Cl) in the 5-6-7 pile? Misplacements of H or N signal confusion about valence. (3) In Source C, a correct Na⁺ diagram shows: the original 3-shell structure, the outer electron removed, a net charge of +1 labelled, and the remaining 2,8 arrangement. A correct Cl⁻ diagram shows the added electron in the outer shell giving 2,8,8 and a net charge of −1. Teacher circulates and records names of learners who cannot yet draw the post-transfer shell structure — these learners receive a targeted re-teaching prompt in Phase 3.</w:t>
+              <w:t xml:space="preserve">Observable indicator: GREEN notes that contain the words 'noble gas', 'full outer shell', 'Ca²⁺', or 'N³⁻' in a coherent explanatory sentence demonstrate conceptual consolidation. GREEN notes that only restate facts ('calcium loses 2 electrons') without connecting to stability indicate surface-level recall. The teacher photographs the DQB at the end of the lesson for use in Lesson 4 planning. ORANGE notes citing confusion about 'why not lose 4 electrons instead of 2' reveal a misconception about stability that must be pre-addressed in Lesson 4's opening.</w:t>
             </w:r>
           </w:p>
         </w:tc>
@@ -9467,32 +10079,32 @@
         <w:tc>
           <w:tcPr>
             <w:tcW w:type="dxa" w:w="1520"/>
-            <w:shd w:fill="E2EFDA" w:color="auto" w:val="clear"/>
-            <w:tcMar>
-              <w:top w:type="dxa" w:w="60"/>
-              <w:left w:type="dxa" w:w="120"/>
-              <w:bottom w:type="dxa" w:w="60"/>
-              <w:right w:type="dxa" w:w="120"/>
-            </w:tcMar>
-            <w:vAlign w:val="top"/>
-          </w:tcPr>
-          <w:p>
-            <w:pPr>
-              <w:spacing w:after="40" w:before="0"/>
-              <w:jc w:val="left"/>
-            </w:pPr>
-            <w:r>
-              <w:rPr>
-                <w:rFonts w:ascii="Arial" w:cs="Arial" w:eastAsia="Arial" w:hAnsi="Arial"/>
-                <w:b/>
-                <w:bCs/>
-                <w:i w:val="false"/>
-                <w:iCs w:val="false"/>
-                <w:color w:val="000000"/>
-                <w:sz w:val="18"/>
-                <w:szCs w:val="18"/>
-              </w:rPr>
-              <w:t xml:space="preserve">Explain Phase</w:t>
+            <w:shd w:fill="D5E8F0" w:color="auto" w:val="clear"/>
+            <w:tcMar>
+              <w:top w:type="dxa" w:w="60"/>
+              <w:left w:type="dxa" w:w="120"/>
+              <w:bottom w:type="dxa" w:w="60"/>
+              <w:right w:type="dxa" w:w="120"/>
+            </w:tcMar>
+            <w:vAlign w:val="top"/>
+          </w:tcPr>
+          <w:p>
+            <w:pPr>
+              <w:spacing w:after="40" w:before="0"/>
+              <w:jc w:val="left"/>
+            </w:pPr>
+            <w:r>
+              <w:rPr>
+                <w:rFonts w:ascii="Arial" w:cs="Arial" w:eastAsia="Arial" w:hAnsi="Arial"/>
+                <w:b/>
+                <w:bCs/>
+                <w:i w:val="false"/>
+                <w:iCs w:val="false"/>
+                <w:color w:val="000000"/>
+                <w:sz w:val="18"/>
+                <w:szCs w:val="18"/>
+              </w:rPr>
+              <w:t xml:space="preserve">Model Building Phase</w:t>
             </w:r>
           </w:p>
           <w:p>
@@ -9515,7 +10127,7 @@
             <w:pPr>
               <w:spacing w:after="20" w:before="0"/>
             </w:pPr>
-            <w:hyperlink w:history="1" r:id="rIdg8oc7rx2gduyajw2zrj9a">
+            <w:hyperlink w:history="1" r:id="rId_ksjvqf-l7oq1oawnfqc1">
               <w:r>
                 <w:rPr>
                   <w:rFonts w:ascii="Arial" w:cs="Arial" w:eastAsia="Arial" w:hAnsi="Arial"/>
@@ -9524,7 +10136,7 @@
                   <w:szCs w:val="16"/>
                   <w:u w:val="single" w:color="2E75B6"/>
                 </w:rPr>
-                <w:t xml:space="preserve">Groups of the periodic table</w:t>
+                <w:t xml:space="preserve">Noble gas configuration</w:t>
               </w:r>
             </w:hyperlink>
           </w:p>
@@ -9548,7 +10160,7 @@
               <w:spacing w:after="10" w:before="0"/>
               <w:ind w:left="120"/>
             </w:pPr>
-            <w:hyperlink w:history="1" r:id="rIdlwmg-kaf_p_yca77flg6q">
+            <w:hyperlink w:history="1" r:id="rIdagdj7sli04jvhsjhoei_c">
               <w:r>
                 <w:rPr>
                   <w:rFonts w:ascii="Arial" w:cs="Arial" w:eastAsia="Arial" w:hAnsi="Arial"/>
@@ -9593,7 +10205,7 @@
             <w:pPr>
               <w:spacing w:after="20" w:before="0"/>
             </w:pPr>
-            <w:hyperlink w:history="1" r:id="rIdtq2eur111bmhpzbbe-vdy">
+            <w:hyperlink w:history="1" r:id="rIdx-yalwmrgfakwrezfbsy_">
               <w:r>
                 <w:rPr>
                   <w:rFonts w:ascii="Arial" w:cs="Arial" w:eastAsia="Arial" w:hAnsi="Arial"/>
@@ -9626,619 +10238,7 @@
               <w:spacing w:after="10" w:before="0"/>
               <w:ind w:left="120"/>
             </w:pPr>
-            <w:hyperlink w:history="1" r:id="rId6f3wvajoltg6xsxybokpy">
-              <w:r>
-                <w:rPr>
-                  <w:rFonts w:ascii="Arial" w:cs="Arial" w:eastAsia="Arial" w:hAnsi="Arial"/>
-                  <w:color w:val="595959"/>
-                  <w:sz w:val="14"/>
-                  <w:szCs w:val="14"/>
-                  <w:u w:val="single" w:color="595959"/>
-                </w:rPr>
-                <w:t xml:space="preserve">🔍 Search ARES for similar readings</w:t>
-              </w:r>
-            </w:hyperlink>
-          </w:p>
-        </w:tc>
-        <w:tc>
-          <w:tcPr>
-            <w:tcW w:type="dxa" w:w="3040"/>
-            <w:shd w:fill="FFFFFF" w:color="auto" w:val="clear"/>
-            <w:tcMar>
-              <w:top w:type="dxa" w:w="60"/>
-              <w:left w:type="dxa" w:w="120"/>
-              <w:bottom w:type="dxa" w:w="60"/>
-              <w:right w:type="dxa" w:w="120"/>
-            </w:tcMar>
-            <w:vAlign w:val="top"/>
-          </w:tcPr>
-          <w:p>
-            <w:pPr>
-              <w:spacing w:after="40" w:before="0"/>
-              <w:jc w:val="left"/>
-            </w:pPr>
-            <w:r>
-              <w:rPr>
-                <w:rFonts w:ascii="Arial" w:cs="Arial" w:eastAsia="Arial" w:hAnsi="Arial"/>
-                <w:b w:val="false"/>
-                <w:bCs w:val="false"/>
-                <w:i w:val="false"/>
-                <w:iCs w:val="false"/>
-                <w:color w:val="000000"/>
-                <w:sz w:val="18"/>
-                <w:szCs w:val="18"/>
-              </w:rPr>
-              <w:t xml:space="preserve">The teacher leads a structured whole-class discussion to formalise three connected concepts: (1) The Noble Gas Rule — atoms are most stable when their outer shell is full (like noble gases: He=2, Ne=2,8, Ar=2,8,8); (2) Electron Affinity — the tendency of an atom to attract and hold electrons; non-metals (high electron affinity) gain electrons and become anions; metals (low electron affinity relative to non-metals) lose electrons and become cations; (3) Ion Formation for the Phenomenon — learners apply the rule to calcium (2,8,8,2 → loses 2 → Ca²⁺, achieving 2,8,8 like argon) and nitrogen (2,5 → gains 3 → N³⁻, achieving 2,8 like neon). Each learner draws dot-and-cross diagrams for Ca²⁺ and N³⁻ in their notebooks and writes one sentence connecting the ion charge back to the fertiliser formula. The class then revisits prediction slips and each learner annotates their original prediction: correct, partially correct, or revised — with an explanation of what evidence changed their thinking.</w:t>
-            </w:r>
-          </w:p>
-        </w:tc>
-        <w:tc>
-          <w:tcPr>
-            <w:tcW w:type="dxa" w:w="3040"/>
-            <w:shd w:fill="F2F2F2" w:color="auto" w:val="clear"/>
-            <w:tcMar>
-              <w:top w:type="dxa" w:w="60"/>
-              <w:left w:type="dxa" w:w="120"/>
-              <w:bottom w:type="dxa" w:w="60"/>
-              <w:right w:type="dxa" w:w="120"/>
-            </w:tcMar>
-            <w:vAlign w:val="top"/>
-          </w:tcPr>
-          <w:p>
-            <w:pPr>
-              <w:spacing w:after="40" w:before="0"/>
-              <w:jc w:val="left"/>
-            </w:pPr>
-            <w:r>
-              <w:rPr>
-                <w:rFonts w:ascii="Arial" w:cs="Arial" w:eastAsia="Arial" w:hAnsi="Arial"/>
-                <w:b w:val="false"/>
-                <w:bCs w:val="false"/>
-                <w:i w:val="false"/>
-                <w:iCs w:val="false"/>
-                <w:color w:val="000000"/>
-                <w:sz w:val="18"/>
-                <w:szCs w:val="18"/>
-              </w:rPr>
-              <w:t xml:space="preserve">Open the Explain phase by pointing to the DQB predictions and saying: 'Let us now use the evidence to build the explanation together. I am not going to tell you the answer — I am going to ask you questions until we build it as a class.' Ask: 'From Evidence Source A, what did He, Ne, and Ar all have in common?' [WAIT 10 seconds. Cold-call 2 learners.] Write on the board: FULL OUTER SHELL. Ask: 'From Evidence Source B, the metals were on which side of our sort?' [Cold-call 1 learner.] Write: METALS — few outer electrons. Ask: 'If a sodium atom loses its 1 outer electron, what does its new outer shell look like?' [WAIT 12 seconds. Cold-call 2 learners.] Write: Na⁺ = 2,8 = same as Neon. Say: 'This is called achieving noble gas configuration. It is the driving force behind ion formation.' Introduce the term ELECTRON AFFINITY by writing it on the board: 'Electron affinity is the attraction an atom has for electrons. Chlorine has HIGH electron affinity — it pulls electrons toward itself. Sodium has LOW electron affinity relative to chlorine — it releases electrons more easily.' Now anchor to the phenomenon: 'Calcium is in Group 2. It has electron arrangement 2,8,8,2. How many electrons must it lose to achieve 2,8,8?' [WAIT 10 seconds. Cold-call 3 learners.] Write: Ca → Ca²⁺ + 2e⁻. Ask: 'Nitrogen has arrangement 2,5. It needs 8 in the outer shell to match neon. How many does it need to gain?' [WAIT 10 seconds. Cold-call 3 learners.] Write: N + 3e⁻ → N³⁻. Say: 'Now write one sentence in your notebook that answers this question: Why does calcium always form a 2+ ion and never a 3+ or 1+ ion?' Allow 3 minutes of silent writing. Cold-call 2 learners to read their sentences aloud. Correct misconceptions using: 'Almost — what would calcium's shell look like if it lost 3 electrons instead of 2? Would it match any noble gas?' Close by saying: 'Return to your prediction slip. Annotate it — what did you get right? What did the evidence change for you?'</w:t>
-            </w:r>
-          </w:p>
-        </w:tc>
-        <w:tc>
-          <w:tcPr>
-            <w:tcW w:type="dxa" w:w="3040"/>
-            <w:shd w:fill="FFFFFF" w:color="auto" w:val="clear"/>
-            <w:tcMar>
-              <w:top w:type="dxa" w:w="60"/>
-              <w:left w:type="dxa" w:w="120"/>
-              <w:bottom w:type="dxa" w:w="60"/>
-              <w:right w:type="dxa" w:w="120"/>
-            </w:tcMar>
-            <w:vAlign w:val="top"/>
-          </w:tcPr>
-          <w:p>
-            <w:pPr>
-              <w:spacing w:after="40" w:before="0"/>
-              <w:jc w:val="left"/>
-            </w:pPr>
-            <w:r>
-              <w:rPr>
-                <w:rFonts w:ascii="Arial" w:cs="Arial" w:eastAsia="Arial" w:hAnsi="Arial"/>
-                <w:b w:val="false"/>
-                <w:bCs w:val="false"/>
-                <w:i w:val="false"/>
-                <w:iCs w:val="false"/>
-                <w:color w:val="000000"/>
-                <w:sz w:val="18"/>
-                <w:szCs w:val="18"/>
-              </w:rPr>
-              <w:t xml:space="preserve">Socratic Questioning with Anchored Explanation: the teacher uses a chain of questions that each require learners to apply evidence from the Observe phase rather than recall a definition. By ending each question sequence with a connection to the phenomenon (Ca²⁺ in CAN, N³⁻ in DAP), the explanation is not abstract chemistry — it is the mechanism behind the specific ions printed on the Kericho fertiliser bags. The prediction-slip annotation at the end of the phase operationalises metacognition: learners explicitly track how their thinking changed, a core CBE learning-to-learn competency.</w:t>
-            </w:r>
-          </w:p>
-        </w:tc>
-        <w:tc>
-          <w:tcPr>
-            <w:tcW w:type="dxa" w:w="3040"/>
-            <w:shd w:fill="F2F2F2" w:color="auto" w:val="clear"/>
-            <w:tcMar>
-              <w:top w:type="dxa" w:w="60"/>
-              <w:left w:type="dxa" w:w="120"/>
-              <w:bottom w:type="dxa" w:w="60"/>
-              <w:right w:type="dxa" w:w="120"/>
-            </w:tcMar>
-            <w:vAlign w:val="top"/>
-          </w:tcPr>
-          <w:p>
-            <w:pPr>
-              <w:spacing w:after="40" w:before="0"/>
-              <w:jc w:val="left"/>
-            </w:pPr>
-            <w:r>
-              <w:rPr>
-                <w:rFonts w:ascii="Arial" w:cs="Arial" w:eastAsia="Arial" w:hAnsi="Arial"/>
-                <w:b w:val="false"/>
-                <w:bCs w:val="false"/>
-                <w:i w:val="false"/>
-                <w:iCs w:val="false"/>
-                <w:color w:val="000000"/>
-                <w:sz w:val="18"/>
-                <w:szCs w:val="18"/>
-              </w:rPr>
-              <w:t xml:space="preserve">Observable indicators: (1) The learner's written sentence about Ca²⁺ must reference (a) the original electron arrangement 2,8,8,2, (b) the loss of 2 electrons, and (c) achieving the noble gas configuration of argon (2,8,8). Sentences that only say 'calcium loses 2 electrons because it is in Group 2' without referencing noble gas stability are incomplete — teacher provides a written prompt: 'What does the resulting shell look like?'. (2) The dot-and-cross diagram for Ca²⁺ must show: 3 shells before (2,8,8,2), 2 shells after (2,8,8), and the charge labelled as 2+. The diagram for N³⁻ must show: 2 shells before (2,5), 2 shells after (2,8), and charge labelled as 3−. (3) Prediction-slip annotations reveal whether learners can identify which piece of evidence (noble gas pattern, card sort, dot-and-cross) changed their thinking — this metacognitive indicator is noted by the teacher for the teacher reflection.</w:t>
-            </w:r>
-          </w:p>
-        </w:tc>
-      </w:tr>
-      <w:tr>
-        <w:tc>
-          <w:tcPr>
-            <w:tcW w:type="dxa" w:w="1520"/>
-            <w:shd w:fill="FCE4D6" w:color="auto" w:val="clear"/>
-            <w:tcMar>
-              <w:top w:type="dxa" w:w="60"/>
-              <w:left w:type="dxa" w:w="120"/>
-              <w:bottom w:type="dxa" w:w="60"/>
-              <w:right w:type="dxa" w:w="120"/>
-            </w:tcMar>
-            <w:vAlign w:val="top"/>
-          </w:tcPr>
-          <w:p>
-            <w:pPr>
-              <w:spacing w:after="40" w:before="0"/>
-              <w:jc w:val="left"/>
-            </w:pPr>
-            <w:r>
-              <w:rPr>
-                <w:rFonts w:ascii="Arial" w:cs="Arial" w:eastAsia="Arial" w:hAnsi="Arial"/>
-                <w:b/>
-                <w:bCs/>
-                <w:i w:val="false"/>
-                <w:iCs w:val="false"/>
-                <w:color w:val="000000"/>
-                <w:sz w:val="18"/>
-                <w:szCs w:val="18"/>
-              </w:rPr>
-              <w:t xml:space="preserve">Driving Question Board (DQB) Creation</w:t>
-            </w:r>
-          </w:p>
-          <w:p>
-            <w:pPr>
-              <w:spacing w:after="20" w:before="0"/>
-            </w:pPr>
-            <w:r>
-              <w:rPr>
-                <w:rFonts w:ascii="Arial" w:cs="Arial" w:eastAsia="Arial" w:hAnsi="Arial"/>
-                <w:b/>
-                <w:bCs/>
-                <w:color w:val="1F3864"/>
-                <w:sz w:val="16"/>
-                <w:szCs w:val="16"/>
-              </w:rPr>
-              <w:t xml:space="preserve">📹 VIDEO:</w:t>
-            </w:r>
-          </w:p>
-          <w:p>
-            <w:pPr>
-              <w:spacing w:after="20" w:before="0"/>
-            </w:pPr>
-            <w:hyperlink w:history="1" r:id="rIdjtcslybftbc4njllkgmid">
-              <w:r>
-                <w:rPr>
-                  <w:rFonts w:ascii="Arial" w:cs="Arial" w:eastAsia="Arial" w:hAnsi="Arial"/>
-                  <w:color w:val="2E75B6"/>
-                  <w:sz w:val="16"/>
-                  <w:szCs w:val="16"/>
-                  <w:u w:val="single" w:color="2E75B6"/>
-                </w:rPr>
-                <w:t xml:space="preserve">Noble gas configuration</w:t>
-              </w:r>
-            </w:hyperlink>
-          </w:p>
-          <w:p>
-            <w:pPr>
-              <w:spacing w:after="10" w:before="0"/>
-              <w:ind w:left="120"/>
-            </w:pPr>
-            <w:r>
-              <w:rPr>
-                <w:rFonts w:ascii="Arial" w:cs="Arial" w:eastAsia="Arial" w:hAnsi="Arial"/>
-                <w:color w:val="595959"/>
-                <w:sz w:val="14"/>
-                <w:szCs w:val="14"/>
-              </w:rPr>
-              <w:t xml:space="preserve">Source: Khan Academy (English - US curriculum)</w:t>
-            </w:r>
-          </w:p>
-          <w:p>
-            <w:pPr>
-              <w:spacing w:after="10" w:before="0"/>
-              <w:ind w:left="120"/>
-            </w:pPr>
-            <w:hyperlink w:history="1" r:id="rIdfyd8w3y58-om8cgor_z9v">
-              <w:r>
-                <w:rPr>
-                  <w:rFonts w:ascii="Arial" w:cs="Arial" w:eastAsia="Arial" w:hAnsi="Arial"/>
-                  <w:color w:val="595959"/>
-                  <w:sz w:val="14"/>
-                  <w:szCs w:val="14"/>
-                  <w:u w:val="single" w:color="595959"/>
-                </w:rPr>
-                <w:t xml:space="preserve">🔍 Search ARES for similar videos</w:t>
-              </w:r>
-            </w:hyperlink>
-          </w:p>
-          <w:p>
-            <w:pPr>
-              <w:spacing w:after="40" w:before="0"/>
-            </w:pPr>
-            <w:r>
-              <w:rPr>
-                <w:sz w:val="14"/>
-                <w:szCs w:val="14"/>
-              </w:rPr>
-              <w:t xml:space="preserve"/>
-            </w:r>
-          </w:p>
-          <w:p>
-            <w:pPr>
-              <w:spacing w:after="20" w:before="0"/>
-            </w:pPr>
-            <w:r>
-              <w:rPr>
-                <w:rFonts w:ascii="Arial" w:cs="Arial" w:eastAsia="Arial" w:hAnsi="Arial"/>
-                <w:b/>
-                <w:bCs/>
-                <w:color w:val="1F3864"/>
-                <w:sz w:val="16"/>
-                <w:szCs w:val="16"/>
-              </w:rPr>
-              <w:t xml:space="preserve">📖 HTML:</w:t>
-            </w:r>
-          </w:p>
-          <w:p>
-            <w:pPr>
-              <w:spacing w:after="20" w:before="0"/>
-            </w:pPr>
-            <w:hyperlink w:history="1" r:id="rIdj7eiefv1cvb7iuwqhf-qh">
-              <w:r>
-                <w:rPr>
-                  <w:rFonts w:ascii="Arial" w:cs="Arial" w:eastAsia="Arial" w:hAnsi="Arial"/>
-                  <w:color w:val="2E75B6"/>
-                  <w:sz w:val="16"/>
-                  <w:szCs w:val="16"/>
-                  <w:u w:val="single" w:color="2E75B6"/>
-                </w:rPr>
-                <w:t xml:space="preserve">Noble Gas Configuration (Flexbook)</w:t>
-              </w:r>
-            </w:hyperlink>
-          </w:p>
-          <w:p>
-            <w:pPr>
-              <w:spacing w:after="10" w:before="0"/>
-              <w:ind w:left="120"/>
-            </w:pPr>
-            <w:r>
-              <w:rPr>
-                <w:rFonts w:ascii="Arial" w:cs="Arial" w:eastAsia="Arial" w:hAnsi="Arial"/>
-                <w:color w:val="595959"/>
-                <w:sz w:val="14"/>
-                <w:szCs w:val="14"/>
-              </w:rPr>
-              <w:t xml:space="preserve">Source: CK-12</w:t>
-            </w:r>
-          </w:p>
-          <w:p>
-            <w:pPr>
-              <w:spacing w:after="10" w:before="0"/>
-              <w:ind w:left="120"/>
-            </w:pPr>
-            <w:hyperlink w:history="1" r:id="rIduo5nj57xpdqao7rrt5utm">
-              <w:r>
-                <w:rPr>
-                  <w:rFonts w:ascii="Arial" w:cs="Arial" w:eastAsia="Arial" w:hAnsi="Arial"/>
-                  <w:color w:val="595959"/>
-                  <w:sz w:val="14"/>
-                  <w:szCs w:val="14"/>
-                  <w:u w:val="single" w:color="595959"/>
-                </w:rPr>
-                <w:t xml:space="preserve">🔍 Search ARES for similar readings</w:t>
-              </w:r>
-            </w:hyperlink>
-          </w:p>
-        </w:tc>
-        <w:tc>
-          <w:tcPr>
-            <w:tcW w:type="dxa" w:w="3040"/>
-            <w:shd w:fill="FFFFFF" w:color="auto" w:val="clear"/>
-            <w:tcMar>
-              <w:top w:type="dxa" w:w="60"/>
-              <w:left w:type="dxa" w:w="120"/>
-              <w:bottom w:type="dxa" w:w="60"/>
-              <w:right w:type="dxa" w:w="120"/>
-            </w:tcMar>
-            <w:vAlign w:val="top"/>
-          </w:tcPr>
-          <w:p>
-            <w:pPr>
-              <w:spacing w:after="40" w:before="0"/>
-              <w:jc w:val="left"/>
-            </w:pPr>
-            <w:r>
-              <w:rPr>
-                <w:rFonts w:ascii="Arial" w:cs="Arial" w:eastAsia="Arial" w:hAnsi="Arial"/>
-                <w:b w:val="false"/>
-                <w:bCs w:val="false"/>
-                <w:i w:val="false"/>
-                <w:iCs w:val="false"/>
-                <w:color w:val="000000"/>
-                <w:sz w:val="18"/>
-                <w:szCs w:val="18"/>
-              </w:rPr>
-              <w:t xml:space="preserve">Each group of 4 receives three sticky notes in different colours: GREEN for 'What we now understand', ORANGE for 'What we are still unsure about', and BLUE for 'New questions this lesson created'. Groups spend 5 minutes writing one contribution per colour. The teacher facilitates a whole-class gallery walk (3 minutes) where learners read other groups' sticky notes silently. The teacher then reads aloud 2 selected ORANGE and 2 selected BLUE notes and explicitly connects them to upcoming lessons: 'This question about HOW calcium and nitrogen actually come together to form a compound — that is exactly what Lesson 4 will address when we study valency and chemical formulae.' The teacher also points to the original driving question written on the DQB — 'Why do the fertiliser bags carry such specific and different chemical formulae?' — and asks: 'Can someone now give me one more piece of the answer to our driving question than you could at the start of today?' Cold-calls 2 learners.</w:t>
-            </w:r>
-          </w:p>
-        </w:tc>
-        <w:tc>
-          <w:tcPr>
-            <w:tcW w:type="dxa" w:w="3040"/>
-            <w:shd w:fill="F2F2F2" w:color="auto" w:val="clear"/>
-            <w:tcMar>
-              <w:top w:type="dxa" w:w="60"/>
-              <w:left w:type="dxa" w:w="120"/>
-              <w:bottom w:type="dxa" w:w="60"/>
-              <w:right w:type="dxa" w:w="120"/>
-            </w:tcMar>
-            <w:vAlign w:val="top"/>
-          </w:tcPr>
-          <w:p>
-            <w:pPr>
-              <w:spacing w:after="40" w:before="0"/>
-              <w:jc w:val="left"/>
-            </w:pPr>
-            <w:r>
-              <w:rPr>
-                <w:rFonts w:ascii="Arial" w:cs="Arial" w:eastAsia="Arial" w:hAnsi="Arial"/>
-                <w:b w:val="false"/>
-                <w:bCs w:val="false"/>
-                <w:i w:val="false"/>
-                <w:iCs w:val="false"/>
-                <w:color w:val="000000"/>
-                <w:sz w:val="18"/>
-                <w:szCs w:val="18"/>
-              </w:rPr>
-              <w:t xml:space="preserve">Distribute sticky notes by colour. Say: 'GREEN note — write ONE thing that your group can now explain that you could NOT explain at the start of Lesson 3. Be specific: use the words calcium, nitrogen, electron, or noble gas.' [Allow 2 minutes.] 'ORANGE note — write ONE idea your group is still fuzzy about. Be honest — scientists are always partly uncertain.' [Allow 1.5 minutes.] 'BLUE note — write ONE brand-new question that today's lesson created for you. The best questions are ones we cannot yet answer.' [Allow 1.5 minutes.] Post all notes on the DQB in the designated columns. Lead the gallery walk: 'Walk silently — no talking — and read as many notes as you can in 3 minutes.' After the walk, read 2 ORANGE notes aloud and say: 'I am not going to answer these today — but I want you to notice that these questions are EXACTLY the ones that drove scientists like Dmitri Mendeleev to keep refining the periodic table.' Read 2 BLUE notes and connect to the lesson sequence. Finally point to the driving question and cold-call 2 learners for their updated partial answers.</w:t>
-            </w:r>
-          </w:p>
-        </w:tc>
-        <w:tc>
-          <w:tcPr>
-            <w:tcW w:type="dxa" w:w="3040"/>
-            <w:shd w:fill="FFFFFF" w:color="auto" w:val="clear"/>
-            <w:tcMar>
-              <w:top w:type="dxa" w:w="60"/>
-              <w:left w:type="dxa" w:w="120"/>
-              <w:bottom w:type="dxa" w:w="60"/>
-              <w:right w:type="dxa" w:w="120"/>
-            </w:tcMar>
-            <w:vAlign w:val="top"/>
-          </w:tcPr>
-          <w:p>
-            <w:pPr>
-              <w:spacing w:after="40" w:before="0"/>
-              <w:jc w:val="left"/>
-            </w:pPr>
-            <w:r>
-              <w:rPr>
-                <w:rFonts w:ascii="Arial" w:cs="Arial" w:eastAsia="Arial" w:hAnsi="Arial"/>
-                <w:b w:val="false"/>
-                <w:bCs w:val="false"/>
-                <w:i w:val="false"/>
-                <w:iCs w:val="false"/>
-                <w:color w:val="000000"/>
-                <w:sz w:val="18"/>
-                <w:szCs w:val="18"/>
-              </w:rPr>
-              <w:t xml:space="preserve">Colour-Coded DQB Contribution: the three-colour system separates understanding from uncertainty from curiosity, making the epistemic state of the class visible to both teacher and learners. The gallery walk builds on the KICD Communication and Collaboration competency and ensures that quieter learners contribute ideas in writing before they are discussed orally. Explicitly linking ORANGE and BLUE notes to upcoming lessons models scientific practice — questions drive inquiry forward.</w:t>
-            </w:r>
-          </w:p>
-        </w:tc>
-        <w:tc>
-          <w:tcPr>
-            <w:tcW w:type="dxa" w:w="3040"/>
-            <w:shd w:fill="F2F2F2" w:color="auto" w:val="clear"/>
-            <w:tcMar>
-              <w:top w:type="dxa" w:w="60"/>
-              <w:left w:type="dxa" w:w="120"/>
-              <w:bottom w:type="dxa" w:w="60"/>
-              <w:right w:type="dxa" w:w="120"/>
-            </w:tcMar>
-            <w:vAlign w:val="top"/>
-          </w:tcPr>
-          <w:p>
-            <w:pPr>
-              <w:spacing w:after="40" w:before="0"/>
-              <w:jc w:val="left"/>
-            </w:pPr>
-            <w:r>
-              <w:rPr>
-                <w:rFonts w:ascii="Arial" w:cs="Arial" w:eastAsia="Arial" w:hAnsi="Arial"/>
-                <w:b w:val="false"/>
-                <w:bCs w:val="false"/>
-                <w:i w:val="false"/>
-                <w:iCs w:val="false"/>
-                <w:color w:val="000000"/>
-                <w:sz w:val="18"/>
-                <w:szCs w:val="18"/>
-              </w:rPr>
-              <w:t xml:space="preserve">Observable indicator: GREEN notes that contain the words 'noble gas', 'full outer shell', 'Ca²⁺', or 'N³⁻' in a coherent explanatory sentence demonstrate conceptual consolidation. GREEN notes that only restate facts ('calcium loses 2 electrons') without connecting to stability indicate surface-level recall. The teacher photographs the DQB at the end of the lesson for use in Lesson 4 planning. ORANGE notes citing confusion about 'why not lose 4 electrons instead of 2' reveal a misconception about stability that must be pre-addressed in Lesson 4's opening.</w:t>
-            </w:r>
-          </w:p>
-        </w:tc>
-      </w:tr>
-      <w:tr>
-        <w:tc>
-          <w:tcPr>
-            <w:tcW w:type="dxa" w:w="1520"/>
-            <w:shd w:fill="D5E8F0" w:color="auto" w:val="clear"/>
-            <w:tcMar>
-              <w:top w:type="dxa" w:w="60"/>
-              <w:left w:type="dxa" w:w="120"/>
-              <w:bottom w:type="dxa" w:w="60"/>
-              <w:right w:type="dxa" w:w="120"/>
-            </w:tcMar>
-            <w:vAlign w:val="top"/>
-          </w:tcPr>
-          <w:p>
-            <w:pPr>
-              <w:spacing w:after="40" w:before="0"/>
-              <w:jc w:val="left"/>
-            </w:pPr>
-            <w:r>
-              <w:rPr>
-                <w:rFonts w:ascii="Arial" w:cs="Arial" w:eastAsia="Arial" w:hAnsi="Arial"/>
-                <w:b/>
-                <w:bCs/>
-                <w:i w:val="false"/>
-                <w:iCs w:val="false"/>
-                <w:color w:val="000000"/>
-                <w:sz w:val="18"/>
-                <w:szCs w:val="18"/>
-              </w:rPr>
-              <w:t xml:space="preserve">Model Building Phase</w:t>
-            </w:r>
-          </w:p>
-          <w:p>
-            <w:pPr>
-              <w:spacing w:after="20" w:before="0"/>
-            </w:pPr>
-            <w:r>
-              <w:rPr>
-                <w:rFonts w:ascii="Arial" w:cs="Arial" w:eastAsia="Arial" w:hAnsi="Arial"/>
-                <w:b/>
-                <w:bCs/>
-                <w:color w:val="1F3864"/>
-                <w:sz w:val="16"/>
-                <w:szCs w:val="16"/>
-              </w:rPr>
-              <w:t xml:space="preserve">📹 VIDEO:</w:t>
-            </w:r>
-          </w:p>
-          <w:p>
-            <w:pPr>
-              <w:spacing w:after="20" w:before="0"/>
-            </w:pPr>
-            <w:hyperlink w:history="1" r:id="rIddnojlxyqfmhanetrvscmr">
-              <w:r>
-                <w:rPr>
-                  <w:rFonts w:ascii="Arial" w:cs="Arial" w:eastAsia="Arial" w:hAnsi="Arial"/>
-                  <w:color w:val="2E75B6"/>
-                  <w:sz w:val="16"/>
-                  <w:szCs w:val="16"/>
-                  <w:u w:val="single" w:color="2E75B6"/>
-                </w:rPr>
-                <w:t xml:space="preserve">Noble gas configuration</w:t>
-              </w:r>
-            </w:hyperlink>
-          </w:p>
-          <w:p>
-            <w:pPr>
-              <w:spacing w:after="10" w:before="0"/>
-              <w:ind w:left="120"/>
-            </w:pPr>
-            <w:r>
-              <w:rPr>
-                <w:rFonts w:ascii="Arial" w:cs="Arial" w:eastAsia="Arial" w:hAnsi="Arial"/>
-                <w:color w:val="595959"/>
-                <w:sz w:val="14"/>
-                <w:szCs w:val="14"/>
-              </w:rPr>
-              <w:t xml:space="preserve">Source: Khan Academy (English - US curriculum)</w:t>
-            </w:r>
-          </w:p>
-          <w:p>
-            <w:pPr>
-              <w:spacing w:after="10" w:before="0"/>
-              <w:ind w:left="120"/>
-            </w:pPr>
-            <w:hyperlink w:history="1" r:id="rIddlrcx-3fsr9prbdo1zhhc">
-              <w:r>
-                <w:rPr>
-                  <w:rFonts w:ascii="Arial" w:cs="Arial" w:eastAsia="Arial" w:hAnsi="Arial"/>
-                  <w:color w:val="595959"/>
-                  <w:sz w:val="14"/>
-                  <w:szCs w:val="14"/>
-                  <w:u w:val="single" w:color="595959"/>
-                </w:rPr>
-                <w:t xml:space="preserve">🔍 Search ARES for similar videos</w:t>
-              </w:r>
-            </w:hyperlink>
-          </w:p>
-          <w:p>
-            <w:pPr>
-              <w:spacing w:after="40" w:before="0"/>
-            </w:pPr>
-            <w:r>
-              <w:rPr>
-                <w:sz w:val="14"/>
-                <w:szCs w:val="14"/>
-              </w:rPr>
-              <w:t xml:space="preserve"/>
-            </w:r>
-          </w:p>
-          <w:p>
-            <w:pPr>
-              <w:spacing w:after="20" w:before="0"/>
-            </w:pPr>
-            <w:r>
-              <w:rPr>
-                <w:rFonts w:ascii="Arial" w:cs="Arial" w:eastAsia="Arial" w:hAnsi="Arial"/>
-                <w:b/>
-                <w:bCs/>
-                <w:color w:val="1F3864"/>
-                <w:sz w:val="16"/>
-                <w:szCs w:val="16"/>
-              </w:rPr>
-              <w:t xml:space="preserve">📖 EXERCISE:</w:t>
-            </w:r>
-          </w:p>
-          <w:p>
-            <w:pPr>
-              <w:spacing w:after="20" w:before="0"/>
-            </w:pPr>
-            <w:hyperlink w:history="1" r:id="rIdc3h01cr-bqqcrtlsrudk-">
-              <w:r>
-                <w:rPr>
-                  <w:rFonts w:ascii="Arial" w:cs="Arial" w:eastAsia="Arial" w:hAnsi="Arial"/>
-                  <w:color w:val="2E75B6"/>
-                  <w:sz w:val="16"/>
-                  <w:szCs w:val="16"/>
-                  <w:u w:val="single" w:color="2E75B6"/>
-                </w:rPr>
-                <w:t xml:space="preserve">Noble Gas Configuration Practice</w:t>
-              </w:r>
-            </w:hyperlink>
-          </w:p>
-          <w:p>
-            <w:pPr>
-              <w:spacing w:after="10" w:before="0"/>
-              <w:ind w:left="120"/>
-            </w:pPr>
-            <w:r>
-              <w:rPr>
-                <w:rFonts w:ascii="Arial" w:cs="Arial" w:eastAsia="Arial" w:hAnsi="Arial"/>
-                <w:color w:val="595959"/>
-                <w:sz w:val="14"/>
-                <w:szCs w:val="14"/>
-              </w:rPr>
-              <w:t xml:space="preserve">Source: CK-12</w:t>
-            </w:r>
-          </w:p>
-          <w:p>
-            <w:pPr>
-              <w:spacing w:after="10" w:before="0"/>
-              <w:ind w:left="120"/>
-            </w:pPr>
-            <w:hyperlink w:history="1" r:id="rIdrwq8ryop_vbaustlbowvq">
+            <w:hyperlink w:history="1" r:id="rId5aeonqveuyiwajmm9-yvq">
               <w:r>
                 <w:rPr>
                   <w:rFonts w:ascii="Arial" w:cs="Arial" w:eastAsia="Arial" w:hAnsi="Arial"/>
@@ -11725,7 +11725,7 @@
             <w:pPr>
               <w:spacing w:after="20" w:before="0"/>
             </w:pPr>
-            <w:hyperlink w:history="1" r:id="rId4pda9wv7wsfbe9vq0hady">
+            <w:hyperlink w:history="1" r:id="rIdbq06rrtc2fdja8mx3n9so">
               <w:r>
                 <w:rPr>
                   <w:rFonts w:ascii="Arial" w:cs="Arial" w:eastAsia="Arial" w:hAnsi="Arial"/>
@@ -11758,7 +11758,7 @@
               <w:spacing w:after="10" w:before="0"/>
               <w:ind w:left="120"/>
             </w:pPr>
-            <w:hyperlink w:history="1" r:id="rIdhmuszjpqqq8t6vhlhztcu">
+            <w:hyperlink w:history="1" r:id="rIdjfadr5gdd9nlve11h7nw3">
               <w:r>
                 <w:rPr>
                   <w:rFonts w:ascii="Arial" w:cs="Arial" w:eastAsia="Arial" w:hAnsi="Arial"/>
@@ -11803,7 +11803,7 @@
             <w:pPr>
               <w:spacing w:after="20" w:before="0"/>
             </w:pPr>
-            <w:hyperlink w:history="1" r:id="rIdkutk9oflfnzensb-lcnyl">
+            <w:hyperlink w:history="1" r:id="rIdflws2wogkrcxlzxc-x7fo">
               <w:r>
                 <w:rPr>
                   <w:rFonts w:ascii="Arial" w:cs="Arial" w:eastAsia="Arial" w:hAnsi="Arial"/>
@@ -11836,7 +11836,7 @@
               <w:spacing w:after="10" w:before="0"/>
               <w:ind w:left="120"/>
             </w:pPr>
-            <w:hyperlink w:history="1" r:id="rIdib1_jo0a1uxfvhmmssimj">
+            <w:hyperlink w:history="1" r:id="rIdcgzc2kwhlwdfj0axytt7a">
               <w:r>
                 <w:rPr>
                   <w:rFonts w:ascii="Arial" w:cs="Arial" w:eastAsia="Arial" w:hAnsi="Arial"/>
@@ -12031,7 +12031,7 @@
             <w:pPr>
               <w:spacing w:after="20" w:before="0"/>
             </w:pPr>
-            <w:hyperlink w:history="1" r:id="rIdp3osjjcsr1kqx46vjm7af">
+            <w:hyperlink w:history="1" r:id="rIdxqh062hiicugd3aqm5dhr">
               <w:r>
                 <w:rPr>
                   <w:rFonts w:ascii="Arial" w:cs="Arial" w:eastAsia="Arial" w:hAnsi="Arial"/>
@@ -12064,7 +12064,7 @@
               <w:spacing w:after="10" w:before="0"/>
               <w:ind w:left="120"/>
             </w:pPr>
-            <w:hyperlink w:history="1" r:id="rId01sb7g9lccqm3rzbrw4fx">
+            <w:hyperlink w:history="1" r:id="rIdwrary3fr9v99mpnux9fko">
               <w:r>
                 <w:rPr>
                   <w:rFonts w:ascii="Arial" w:cs="Arial" w:eastAsia="Arial" w:hAnsi="Arial"/>
@@ -12109,7 +12109,7 @@
             <w:pPr>
               <w:spacing w:after="20" w:before="0"/>
             </w:pPr>
-            <w:hyperlink w:history="1" r:id="rId41cnrryujrbmkv2fmv4vd">
+            <w:hyperlink w:history="1" r:id="rIdedfzcyem4nm_ntdixtzcj">
               <w:r>
                 <w:rPr>
                   <w:rFonts w:ascii="Arial" w:cs="Arial" w:eastAsia="Arial" w:hAnsi="Arial"/>
@@ -12142,7 +12142,7 @@
               <w:spacing w:after="10" w:before="0"/>
               <w:ind w:left="120"/>
             </w:pPr>
-            <w:hyperlink w:history="1" r:id="rIdeal1-fzjk8iwdzwkaf2fj">
+            <w:hyperlink w:history="1" r:id="rId20cegzk0vwqoloeyyrh0d">
               <w:r>
                 <w:rPr>
                   <w:rFonts w:ascii="Arial" w:cs="Arial" w:eastAsia="Arial" w:hAnsi="Arial"/>
@@ -12337,7 +12337,7 @@
             <w:pPr>
               <w:spacing w:after="20" w:before="0"/>
             </w:pPr>
-            <w:hyperlink w:history="1" r:id="rIdq16tkzukfaac9ngtgkqkf">
+            <w:hyperlink w:history="1" r:id="rId2z-d_qtxtoksnmp26hco7">
               <w:r>
                 <w:rPr>
                   <w:rFonts w:ascii="Arial" w:cs="Arial" w:eastAsia="Arial" w:hAnsi="Arial"/>
@@ -12370,7 +12370,7 @@
               <w:spacing w:after="10" w:before="0"/>
               <w:ind w:left="120"/>
             </w:pPr>
-            <w:hyperlink w:history="1" r:id="rIdhfaqaabngx_3opefjv0lp">
+            <w:hyperlink w:history="1" r:id="rIdnyi4xgkbwzlc8fwkpooyw">
               <w:r>
                 <w:rPr>
                   <w:rFonts w:ascii="Arial" w:cs="Arial" w:eastAsia="Arial" w:hAnsi="Arial"/>
@@ -12415,7 +12415,7 @@
             <w:pPr>
               <w:spacing w:after="20" w:before="0"/>
             </w:pPr>
-            <w:hyperlink w:history="1" r:id="rIdmtphvgynubhjlrieay3qz">
+            <w:hyperlink w:history="1" r:id="rId6lavjeg25c7poilqg3egr">
               <w:r>
                 <w:rPr>
                   <w:rFonts w:ascii="Arial" w:cs="Arial" w:eastAsia="Arial" w:hAnsi="Arial"/>
@@ -12448,7 +12448,7 @@
               <w:spacing w:after="10" w:before="0"/>
               <w:ind w:left="120"/>
             </w:pPr>
-            <w:hyperlink w:history="1" r:id="rIdukn9gqsctoxvsst_whlug">
+            <w:hyperlink w:history="1" r:id="rId_tqarsqihqxihih5mtvub">
               <w:r>
                 <w:rPr>
                   <w:rFonts w:ascii="Arial" w:cs="Arial" w:eastAsia="Arial" w:hAnsi="Arial"/>
@@ -12643,7 +12643,7 @@
             <w:pPr>
               <w:spacing w:after="20" w:before="0"/>
             </w:pPr>
-            <w:hyperlink w:history="1" r:id="rIdklelb3bcvlnfrkuklcwkp">
+            <w:hyperlink w:history="1" r:id="rIdfizvane0t7yz4f1vxmano">
               <w:r>
                 <w:rPr>
                   <w:rFonts w:ascii="Arial" w:cs="Arial" w:eastAsia="Arial" w:hAnsi="Arial"/>
@@ -12676,7 +12676,7 @@
               <w:spacing w:after="10" w:before="0"/>
               <w:ind w:left="120"/>
             </w:pPr>
-            <w:hyperlink w:history="1" r:id="rId9eito6unkd7wszdt9rdwh">
+            <w:hyperlink w:history="1" r:id="rId-6-fipvs38-se950vfbdb">
               <w:r>
                 <w:rPr>
                   <w:rFonts w:ascii="Arial" w:cs="Arial" w:eastAsia="Arial" w:hAnsi="Arial"/>
@@ -12721,7 +12721,7 @@
             <w:pPr>
               <w:spacing w:after="20" w:before="0"/>
             </w:pPr>
-            <w:hyperlink w:history="1" r:id="rIdclebdaq0yqaextzfqqxhy">
+            <w:hyperlink w:history="1" r:id="rIdxxnaraojxrgbs84be-4ii">
               <w:r>
                 <w:rPr>
                   <w:rFonts w:ascii="Arial" w:cs="Arial" w:eastAsia="Arial" w:hAnsi="Arial"/>
@@ -12754,7 +12754,7 @@
               <w:spacing w:after="10" w:before="0"/>
               <w:ind w:left="120"/>
             </w:pPr>
-            <w:hyperlink w:history="1" r:id="rIdvmqphqce8zosk9v9yqal2">
+            <w:hyperlink w:history="1" r:id="rId191wlfhlqclg169k7nxmf">
               <w:r>
                 <w:rPr>
                   <w:rFonts w:ascii="Arial" w:cs="Arial" w:eastAsia="Arial" w:hAnsi="Arial"/>
@@ -12949,7 +12949,7 @@
             <w:pPr>
               <w:spacing w:after="20" w:before="0"/>
             </w:pPr>
-            <w:hyperlink w:history="1" r:id="rIdghncmhbeioiahksoit0l6">
+            <w:hyperlink w:history="1" r:id="rId7pjl88lfd7dujfdaubkfh">
               <w:r>
                 <w:rPr>
                   <w:rFonts w:ascii="Arial" w:cs="Arial" w:eastAsia="Arial" w:hAnsi="Arial"/>
@@ -12982,7 +12982,7 @@
               <w:spacing w:after="10" w:before="0"/>
               <w:ind w:left="120"/>
             </w:pPr>
-            <w:hyperlink w:history="1" r:id="rIdc1b7l-e_iaoiosyudklmp">
+            <w:hyperlink w:history="1" r:id="rIdukueihpofh02m7wdjvtph">
               <w:r>
                 <w:rPr>
                   <w:rFonts w:ascii="Arial" w:cs="Arial" w:eastAsia="Arial" w:hAnsi="Arial"/>
@@ -13027,7 +13027,7 @@
             <w:pPr>
               <w:spacing w:after="20" w:before="0"/>
             </w:pPr>
-            <w:hyperlink w:history="1" r:id="rIdrqknzqusewopltr6cpykk">
+            <w:hyperlink w:history="1" r:id="rIdtfdn9ubdmffwaxctk1liy">
               <w:r>
                 <w:rPr>
                   <w:rFonts w:ascii="Arial" w:cs="Arial" w:eastAsia="Arial" w:hAnsi="Arial"/>
@@ -13060,7 +13060,7 @@
               <w:spacing w:after="10" w:before="0"/>
               <w:ind w:left="120"/>
             </w:pPr>
-            <w:hyperlink w:history="1" r:id="rIdemjfkio31paozeslz6cid">
+            <w:hyperlink w:history="1" r:id="rId5vhpy7ztpp4thb9qp-jtd">
               <w:r>
                 <w:rPr>
                   <w:rFonts w:ascii="Arial" w:cs="Arial" w:eastAsia="Arial" w:hAnsi="Arial"/>
@@ -14642,7 +14642,7 @@
             <w:pPr>
               <w:spacing w:after="20" w:before="0"/>
             </w:pPr>
-            <w:hyperlink w:history="1" r:id="rIdb3zcgtqm84b5j09tzqhmi">
+            <w:hyperlink w:history="1" r:id="rIdtt_g7ewyhks98_p6xue8_">
               <w:r>
                 <w:rPr>
                   <w:rFonts w:ascii="Arial" w:cs="Arial" w:eastAsia="Arial" w:hAnsi="Arial"/>
@@ -14675,7 +14675,7 @@
               <w:spacing w:after="10" w:before="0"/>
               <w:ind w:left="120"/>
             </w:pPr>
-            <w:hyperlink w:history="1" r:id="rIdgy6pntrr7xr04umekfywe">
+            <w:hyperlink w:history="1" r:id="rIdjuffjd3qppsqeu0hqvkw8">
               <w:r>
                 <w:rPr>
                   <w:rFonts w:ascii="Arial" w:cs="Arial" w:eastAsia="Arial" w:hAnsi="Arial"/>
@@ -14720,7 +14720,313 @@
             <w:pPr>
               <w:spacing w:after="20" w:before="0"/>
             </w:pPr>
-            <w:hyperlink w:history="1" r:id="rIdn8pp_zf10lgrctf96vtn2">
+            <w:hyperlink w:history="1" r:id="rIdddlofuwmnq0yxqghbfzpv">
+              <w:r>
+                <w:rPr>
+                  <w:rFonts w:ascii="Arial" w:cs="Arial" w:eastAsia="Arial" w:hAnsi="Arial"/>
+                  <w:color w:val="2E75B6"/>
+                  <w:sz w:val="16"/>
+                  <w:szCs w:val="16"/>
+                  <w:u w:val="single" w:color="2E75B6"/>
+                </w:rPr>
+                <w:t xml:space="preserve">Modern Periodic Table: Periods and Groups (Flexbook)</w:t>
+              </w:r>
+            </w:hyperlink>
+          </w:p>
+          <w:p>
+            <w:pPr>
+              <w:spacing w:after="10" w:before="0"/>
+              <w:ind w:left="120"/>
+            </w:pPr>
+            <w:r>
+              <w:rPr>
+                <w:rFonts w:ascii="Arial" w:cs="Arial" w:eastAsia="Arial" w:hAnsi="Arial"/>
+                <w:color w:val="595959"/>
+                <w:sz w:val="14"/>
+                <w:szCs w:val="14"/>
+              </w:rPr>
+              <w:t xml:space="preserve">Source: CK-12</w:t>
+            </w:r>
+          </w:p>
+          <w:p>
+            <w:pPr>
+              <w:spacing w:after="10" w:before="0"/>
+              <w:ind w:left="120"/>
+            </w:pPr>
+            <w:hyperlink w:history="1" r:id="rIdxzlvogejtn_4da2kfpr0e">
+              <w:r>
+                <w:rPr>
+                  <w:rFonts w:ascii="Arial" w:cs="Arial" w:eastAsia="Arial" w:hAnsi="Arial"/>
+                  <w:color w:val="595959"/>
+                  <w:sz w:val="14"/>
+                  <w:szCs w:val="14"/>
+                  <w:u w:val="single" w:color="595959"/>
+                </w:rPr>
+                <w:t xml:space="preserve">🔍 Search ARES for similar readings</w:t>
+              </w:r>
+            </w:hyperlink>
+          </w:p>
+        </w:tc>
+        <w:tc>
+          <w:tcPr>
+            <w:tcW w:type="dxa" w:w="3040"/>
+            <w:shd w:fill="FFFFFF" w:color="auto" w:val="clear"/>
+            <w:tcMar>
+              <w:top w:type="dxa" w:w="60"/>
+              <w:left w:type="dxa" w:w="120"/>
+              <w:bottom w:type="dxa" w:w="60"/>
+              <w:right w:type="dxa" w:w="120"/>
+            </w:tcMar>
+            <w:vAlign w:val="top"/>
+          </w:tcPr>
+          <w:p>
+            <w:pPr>
+              <w:spacing w:after="40" w:before="0"/>
+              <w:jc w:val="left"/>
+            </w:pPr>
+            <w:r>
+              <w:rPr>
+                <w:rFonts w:ascii="Arial" w:cs="Arial" w:eastAsia="Arial" w:hAnsi="Arial"/>
+                <w:b w:val="false"/>
+                <w:bCs w:val="false"/>
+                <w:i w:val="false"/>
+                <w:iCs w:val="false"/>
+                <w:color w:val="000000"/>
+                <w:sz w:val="18"/>
+                <w:szCs w:val="18"/>
+              </w:rPr>
+              <w:t xml:space="preserve">Learners examine projected images of the CAN bag [Ca(NO₃)₂·NH₄NO₃] and the DAP bag [(NH₄)₂HPO₄] from Kericho. Each learner silently writes answers to three prompt questions in their science journal: (1) Why does calcium appear once but nitrate appears twice in CAN? (2) Why does ammonium appear twice but phosphate once in DAP? (3) What property of calcium, ammonium, or nitrate could force these specific numbers? Learners share predictions with a shoulder partner (Think-Pair-Share) before two or three pairs share with the class. Predictions are recorded on a dedicated 'Our Predictions' section of the Driving Question Board.</w:t>
+            </w:r>
+          </w:p>
+        </w:tc>
+        <w:tc>
+          <w:tcPr>
+            <w:tcW w:type="dxa" w:w="3040"/>
+            <w:shd w:fill="F2F2F2" w:color="auto" w:val="clear"/>
+            <w:tcMar>
+              <w:top w:type="dxa" w:w="60"/>
+              <w:left w:type="dxa" w:w="120"/>
+              <w:bottom w:type="dxa" w:w="60"/>
+              <w:right w:type="dxa" w:w="120"/>
+            </w:tcMar>
+            <w:vAlign w:val="top"/>
+          </w:tcPr>
+          <w:p>
+            <w:pPr>
+              <w:spacing w:after="40" w:before="0"/>
+              <w:jc w:val="left"/>
+            </w:pPr>
+            <w:r>
+              <w:rPr>
+                <w:rFonts w:ascii="Arial" w:cs="Arial" w:eastAsia="Arial" w:hAnsi="Arial"/>
+                <w:b w:val="false"/>
+                <w:bCs w:val="false"/>
+                <w:i w:val="false"/>
+                <w:iCs w:val="false"/>
+                <w:color w:val="000000"/>
+                <w:sz w:val="18"/>
+                <w:szCs w:val="18"/>
+              </w:rPr>
+              <w:t xml:space="preserve">Display the two fertiliser formulae on the board in large font: Ca(NO₃)₂·NH₄NO₃ and (NH₄)₂HPO₄. Say verbatim: 'Look at these two formulae very carefully. Do not calculate anything yet — just observe the subscript numbers and the brackets. In your journal, write your best explanation for why each number is exactly what it is, not one more, not one less.' Allow 3 minutes of silent individual writing. Then say: 'Turn to your shoulder partner — you have 90 seconds. Partner A speaks first, Partner B listens without interrupting, then swap.' After pair discussion, cold-call 3 pairs (select one high-confidence, one mid-confidence, one uncertain learner based on observation during pair talk). For each response, ask: 'What evidence from our earlier lessons — electron arrangement or ion formation — supports that prediction?' Apply 12-second wait time after each question before taking responses. Record every distinct prediction on the DQB under 'What we think we know'. Do NOT correct predictions — affirm that all are hypotheses to be tested.</w:t>
+            </w:r>
+          </w:p>
+        </w:tc>
+        <w:tc>
+          <w:tcPr>
+            <w:tcW w:type="dxa" w:w="3040"/>
+            <w:shd w:fill="FFFFFF" w:color="auto" w:val="clear"/>
+            <w:tcMar>
+              <w:top w:type="dxa" w:w="60"/>
+              <w:left w:type="dxa" w:w="120"/>
+              <w:bottom w:type="dxa" w:w="60"/>
+              <w:right w:type="dxa" w:w="120"/>
+            </w:tcMar>
+            <w:vAlign w:val="top"/>
+          </w:tcPr>
+          <w:p>
+            <w:pPr>
+              <w:spacing w:after="40" w:before="0"/>
+              <w:jc w:val="left"/>
+            </w:pPr>
+            <w:r>
+              <w:rPr>
+                <w:rFonts w:ascii="Arial" w:cs="Arial" w:eastAsia="Arial" w:hAnsi="Arial"/>
+                <w:b w:val="false"/>
+                <w:bCs w:val="false"/>
+                <w:i w:val="false"/>
+                <w:iCs w:val="false"/>
+                <w:color w:val="000000"/>
+                <w:sz w:val="18"/>
+                <w:szCs w:val="18"/>
+              </w:rPr>
+              <w:t xml:space="preserve">Think-Pair-Share Prediction Anchoring: By requiring learners to commit to a written prediction before instruction, this strategy activates prior knowledge from Lessons 1–4 (electron configuration and ion formation) and creates a cognitive 'gap' that motivates the observe and explain phases. Connecting predictions directly to the phenomenon (the fertiliser bag) ensures that abstract chemical concepts remain tethered to a meaningful Kenyan agricultural context throughout.</w:t>
+            </w:r>
+          </w:p>
+        </w:tc>
+        <w:tc>
+          <w:tcPr>
+            <w:tcW w:type="dxa" w:w="3040"/>
+            <w:shd w:fill="F2F2F2" w:color="auto" w:val="clear"/>
+            <w:tcMar>
+              <w:top w:type="dxa" w:w="60"/>
+              <w:left w:type="dxa" w:w="120"/>
+              <w:bottom w:type="dxa" w:w="60"/>
+              <w:right w:type="dxa" w:w="120"/>
+            </w:tcMar>
+            <w:vAlign w:val="top"/>
+          </w:tcPr>
+          <w:p>
+            <w:pPr>
+              <w:spacing w:after="40" w:before="0"/>
+              <w:jc w:val="left"/>
+            </w:pPr>
+            <w:r>
+              <w:rPr>
+                <w:rFonts w:ascii="Arial" w:cs="Arial" w:eastAsia="Arial" w:hAnsi="Arial"/>
+                <w:b w:val="false"/>
+                <w:bCs w:val="false"/>
+                <w:i w:val="false"/>
+                <w:iCs w:val="false"/>
+                <w:color w:val="000000"/>
+                <w:sz w:val="18"/>
+                <w:szCs w:val="18"/>
+              </w:rPr>
+              <w:t xml:space="preserve">Circulate during individual writing and look for: (a) learners who connect the subscript '2' in Ca(NO₃)₂ to Ca forming a 2+ ion — this indicates readiness for valency derivation; (b) learners who write generic answers ('because of the elements') — these learners will need scaffolding in Phase 3. Note names of 2–3 learners in each category for targeted cold-calling in Phase 3.</w:t>
+            </w:r>
+          </w:p>
+        </w:tc>
+      </w:tr>
+      <w:tr>
+        <w:tc>
+          <w:tcPr>
+            <w:tcW w:type="dxa" w:w="1520"/>
+            <w:shd w:fill="D9EEF1" w:color="auto" w:val="clear"/>
+            <w:tcMar>
+              <w:top w:type="dxa" w:w="60"/>
+              <w:left w:type="dxa" w:w="120"/>
+              <w:bottom w:type="dxa" w:w="60"/>
+              <w:right w:type="dxa" w:w="120"/>
+            </w:tcMar>
+            <w:vAlign w:val="top"/>
+          </w:tcPr>
+          <w:p>
+            <w:pPr>
+              <w:spacing w:after="40" w:before="0"/>
+              <w:jc w:val="left"/>
+            </w:pPr>
+            <w:r>
+              <w:rPr>
+                <w:rFonts w:ascii="Arial" w:cs="Arial" w:eastAsia="Arial" w:hAnsi="Arial"/>
+                <w:b/>
+                <w:bCs/>
+                <w:i w:val="false"/>
+                <w:iCs w:val="false"/>
+                <w:color w:val="000000"/>
+                <w:sz w:val="18"/>
+                <w:szCs w:val="18"/>
+              </w:rPr>
+              <w:t xml:space="preserve">Observe Phase</w:t>
+            </w:r>
+          </w:p>
+          <w:p>
+            <w:pPr>
+              <w:spacing w:after="20" w:before="0"/>
+            </w:pPr>
+            <w:r>
+              <w:rPr>
+                <w:rFonts w:ascii="Arial" w:cs="Arial" w:eastAsia="Arial" w:hAnsi="Arial"/>
+                <w:b/>
+                <w:bCs/>
+                <w:color w:val="1F3864"/>
+                <w:sz w:val="16"/>
+                <w:szCs w:val="16"/>
+              </w:rPr>
+              <w:t xml:space="preserve">📹 VIDEO:</w:t>
+            </w:r>
+          </w:p>
+          <w:p>
+            <w:pPr>
+              <w:spacing w:after="20" w:before="0"/>
+            </w:pPr>
+            <w:hyperlink w:history="1" r:id="rIdxrx-uejunmf2ayvuiykig">
+              <w:r>
+                <w:rPr>
+                  <w:rFonts w:ascii="Arial" w:cs="Arial" w:eastAsia="Arial" w:hAnsi="Arial"/>
+                  <w:color w:val="2E75B6"/>
+                  <w:sz w:val="16"/>
+                  <w:szCs w:val="16"/>
+                  <w:u w:val="single" w:color="2E75B6"/>
+                </w:rPr>
+                <w:t xml:space="preserve">Oxidation state trends in periodic table</w:t>
+              </w:r>
+            </w:hyperlink>
+          </w:p>
+          <w:p>
+            <w:pPr>
+              <w:spacing w:after="10" w:before="0"/>
+              <w:ind w:left="120"/>
+            </w:pPr>
+            <w:r>
+              <w:rPr>
+                <w:rFonts w:ascii="Arial" w:cs="Arial" w:eastAsia="Arial" w:hAnsi="Arial"/>
+                <w:color w:val="595959"/>
+                <w:sz w:val="14"/>
+                <w:szCs w:val="14"/>
+              </w:rPr>
+              <w:t xml:space="preserve">Source: Khan Academy (English - US curriculum)</w:t>
+            </w:r>
+          </w:p>
+          <w:p>
+            <w:pPr>
+              <w:spacing w:after="10" w:before="0"/>
+              <w:ind w:left="120"/>
+            </w:pPr>
+            <w:hyperlink w:history="1" r:id="rIdwefdrtqntldcswfrr1e1v">
+              <w:r>
+                <w:rPr>
+                  <w:rFonts w:ascii="Arial" w:cs="Arial" w:eastAsia="Arial" w:hAnsi="Arial"/>
+                  <w:color w:val="595959"/>
+                  <w:sz w:val="14"/>
+                  <w:szCs w:val="14"/>
+                  <w:u w:val="single" w:color="595959"/>
+                </w:rPr>
+                <w:t xml:space="preserve">🔍 Search ARES for similar videos</w:t>
+              </w:r>
+            </w:hyperlink>
+          </w:p>
+          <w:p>
+            <w:pPr>
+              <w:spacing w:after="40" w:before="0"/>
+            </w:pPr>
+            <w:r>
+              <w:rPr>
+                <w:sz w:val="14"/>
+                <w:szCs w:val="14"/>
+              </w:rPr>
+              <w:t xml:space="preserve"/>
+            </w:r>
+          </w:p>
+          <w:p>
+            <w:pPr>
+              <w:spacing w:after="20" w:before="0"/>
+            </w:pPr>
+            <w:r>
+              <w:rPr>
+                <w:rFonts w:ascii="Arial" w:cs="Arial" w:eastAsia="Arial" w:hAnsi="Arial"/>
+                <w:b/>
+                <w:bCs/>
+                <w:color w:val="1F3864"/>
+                <w:sz w:val="16"/>
+                <w:szCs w:val="16"/>
+              </w:rPr>
+              <w:t xml:space="preserve">📖 HTML:</w:t>
+            </w:r>
+          </w:p>
+          <w:p>
+            <w:pPr>
+              <w:spacing w:after="20" w:before="0"/>
+            </w:pPr>
+            <w:hyperlink w:history="1" r:id="rId9mibxx8pbx79vec-ppgrp">
               <w:r>
                 <w:rPr>
                   <w:rFonts w:ascii="Arial" w:cs="Arial" w:eastAsia="Arial" w:hAnsi="Arial"/>
@@ -14753,7 +15059,7 @@
               <w:spacing w:after="10" w:before="0"/>
               <w:ind w:left="120"/>
             </w:pPr>
-            <w:hyperlink w:history="1" r:id="rIdiiuzbir2kqie1d2kwrpie">
+            <w:hyperlink w:history="1" r:id="rIdtjv7kxbd1wed0dwaxy75d">
               <w:r>
                 <w:rPr>
                   <w:rFonts w:ascii="Arial" w:cs="Arial" w:eastAsia="Arial" w:hAnsi="Arial"/>
@@ -14795,7 +15101,7 @@
                 <w:sz w:val="18"/>
                 <w:szCs w:val="18"/>
               </w:rPr>
-              <w:t xml:space="preserve">Learners examine projected images of the CAN bag [Ca(NO₃)₂·NH₄NO₃] and the DAP bag [(NH₄)₂HPO₄] from Kericho. Each learner silently writes answers to three prompt questions in their science journal: (1) Why does calcium appear once but nitrate appears twice in CAN? (2) Why does ammonium appear twice but phosphate once in DAP? (3) What property of calcium, ammonium, or nitrate could force these specific numbers? Learners share predictions with a shoulder partner (Think-Pair-Share) before two or three pairs share with the class. Predictions are recorded on a dedicated 'Our Predictions' section of the Driving Question Board.</w:t>
+              <w:t xml:space="preserve">Activity A — Group Derivation Table (25 min): Learners work in groups of 4. Each group receives a printed 'Valency Derivation Table' (or views it on the ARES platform) listing the first 20 elements with their group numbers and electron configurations already filled in from Lesson 3. The table has three blank columns: 'Electrons lost/gained/shared', 'Ion charge', and 'Valency'. Groups complete the table using their Lesson 3 notes on ion formation, then circle all elements that appear in CAN or DAP. Activity B — Radical Cards (10 min): Each group receives a set of seven 'Radical Cards' (one card per KICD radical). Each card shows the radical's name, formula, and charge. Learners physically sort the cards by charge magnitude (1, 2, 3) and by whether the charge is positive or negative. They then match each radical to its appearance (if any) in CAN or DAP on a matching worksheet.</w:t>
             </w:r>
           </w:p>
         </w:tc>
@@ -14827,7 +15133,7 @@
                 <w:sz w:val="18"/>
                 <w:szCs w:val="18"/>
               </w:rPr>
-              <w:t xml:space="preserve">Display the two fertiliser formulae on the board in large font: Ca(NO₃)₂·NH₄NO₃ and (NH₄)₂HPO₄. Say verbatim: 'Look at these two formulae very carefully. Do not calculate anything yet — just observe the subscript numbers and the brackets. In your journal, write your best explanation for why each number is exactly what it is, not one more, not one less.' Allow 3 minutes of silent individual writing. Then say: 'Turn to your shoulder partner — you have 90 seconds. Partner A speaks first, Partner B listens without interrupting, then swap.' After pair discussion, cold-call 3 pairs (select one high-confidence, one mid-confidence, one uncertain learner based on observation during pair talk). For each response, ask: 'What evidence from our earlier lessons — electron arrangement or ion formation — supports that prediction?' Apply 12-second wait time after each question before taking responses. Record every distinct prediction on the DQB under 'What we think we know'. Do NOT correct predictions — affirm that all are hypotheses to be tested.</w:t>
+              <w:t xml:space="preserve">Distribute the Valency Derivation Table. Say: 'Your task in Activity A is to complete the three blank columns using only what you already know: your electron configuration diagrams from Lesson 3 and your ion formation notes from Lesson 4. Do not look up answers — derive them.' Circulate and use these specific prompts for groups who are stuck: For Group 1 (if they hesitate on Group 1 elements like Na): 'Sodium is in Group 1. How many electrons does it have in its outer shell? If it loses those to become stable, what charge does it carry?' Wait 10 seconds. For Group 2 elements (Mg, Ca): 'Magnesium loses 2 electrons. What charge does Mg²⁺ carry? If the charge is 2+, what is its valency?' Wait 12 seconds. For Group 7 (Cl): 'Chlorine gains 1 electron. What charge does Cl⁻ carry? What is its valency?' After 25 minutes, say: 'Stop Activity A. Do not share answers yet.' Transition to Activity B: 'I am now giving each group seven Radical Cards. These are NOT single atoms — they are groups of atoms that behave as a single unit with a fixed charge. Read each card carefully. Sort them by charge, then match them to CAN and DAP.' Allow 10 minutes. Cold-call 2 groups to explain their sorting logic. Ask: 'The nitrate radical carries a charge of 1−. Based on your valency table, what valency does nitrate have?' Wait 12 seconds before taking answers.</w:t>
             </w:r>
           </w:p>
         </w:tc>
@@ -14859,7 +15165,7 @@
                 <w:sz w:val="18"/>
                 <w:szCs w:val="18"/>
               </w:rPr>
-              <w:t xml:space="preserve">Think-Pair-Share Prediction Anchoring: By requiring learners to commit to a written prediction before instruction, this strategy activates prior knowledge from Lessons 1–4 (electron configuration and ion formation) and creates a cognitive 'gap' that motivates the observe and explain phases. Connecting predictions directly to the phenomenon (the fertiliser bag) ensures that abstract chemical concepts remain tethered to a meaningful Kenyan agricultural context throughout.</w:t>
+              <w:t xml:space="preserve">Guided Inquiry with Structured Data Tables: Learners are not told valency values — they derive them from ion charges they already established in Lesson 4. This 'derivation before definition' sequence (NGSS Science and Engineering Practice 8 — Obtaining, Evaluating, and Communicating Information) ensures that valency is understood as a consequence of atomic structure, not memorised as an arbitrary number. The Radical Card sorting activity provides a concrete, kinaesthetic representation of abstract charge values, and the physical act of matching radicals to CAN and DAP keeps the phenomenon central.</w:t>
             </w:r>
           </w:p>
         </w:tc>
@@ -14891,7 +15197,7 @@
                 <w:sz w:val="18"/>
                 <w:szCs w:val="18"/>
               </w:rPr>
-              <w:t xml:space="preserve">Circulate during individual writing and look for: (a) learners who connect the subscript '2' in Ca(NO₃)₂ to Ca forming a 2+ ion — this indicates readiness for valency derivation; (b) learners who write generic answers ('because of the elements') — these learners will need scaffolding in Phase 3. Note names of 2–3 learners in each category for targeted cold-calling in Phase 3.</w:t>
+              <w:t xml:space="preserve">Check each group's completed Valency Derivation Table before moving to Phase 3. Look for: (a) correct ion charges for Ca (2+), N in NH₄⁺ context, and P in PO₄³⁻ context — these groups are ready for Phase 3 without scaffolding; (b) groups that confuse group number with valency for transition-like cases — provide a targeted prompt: 'Is the group number always the same as the valency? Look at what happens when the atom actually forms an ion.' Do not move to Phase 3 until at least 80% of groups have correctly completed 15 or more of the 20 elements.</w:t>
             </w:r>
           </w:p>
         </w:tc>
@@ -14900,32 +15206,32 @@
         <w:tc>
           <w:tcPr>
             <w:tcW w:type="dxa" w:w="1520"/>
-            <w:shd w:fill="D9EEF1" w:color="auto" w:val="clear"/>
-            <w:tcMar>
-              <w:top w:type="dxa" w:w="60"/>
-              <w:left w:type="dxa" w:w="120"/>
-              <w:bottom w:type="dxa" w:w="60"/>
-              <w:right w:type="dxa" w:w="120"/>
-            </w:tcMar>
-            <w:vAlign w:val="top"/>
-          </w:tcPr>
-          <w:p>
-            <w:pPr>
-              <w:spacing w:after="40" w:before="0"/>
-              <w:jc w:val="left"/>
-            </w:pPr>
-            <w:r>
-              <w:rPr>
-                <w:rFonts w:ascii="Arial" w:cs="Arial" w:eastAsia="Arial" w:hAnsi="Arial"/>
-                <w:b/>
-                <w:bCs/>
-                <w:i w:val="false"/>
-                <w:iCs w:val="false"/>
-                <w:color w:val="000000"/>
-                <w:sz w:val="18"/>
-                <w:szCs w:val="18"/>
-              </w:rPr>
-              <w:t xml:space="preserve">Observe Phase</w:t>
+            <w:shd w:fill="E2EFDA" w:color="auto" w:val="clear"/>
+            <w:tcMar>
+              <w:top w:type="dxa" w:w="60"/>
+              <w:left w:type="dxa" w:w="120"/>
+              <w:bottom w:type="dxa" w:w="60"/>
+              <w:right w:type="dxa" w:w="120"/>
+            </w:tcMar>
+            <w:vAlign w:val="top"/>
+          </w:tcPr>
+          <w:p>
+            <w:pPr>
+              <w:spacing w:after="40" w:before="0"/>
+              <w:jc w:val="left"/>
+            </w:pPr>
+            <w:r>
+              <w:rPr>
+                <w:rFonts w:ascii="Arial" w:cs="Arial" w:eastAsia="Arial" w:hAnsi="Arial"/>
+                <w:b/>
+                <w:bCs/>
+                <w:i w:val="false"/>
+                <w:iCs w:val="false"/>
+                <w:color w:val="000000"/>
+                <w:sz w:val="18"/>
+                <w:szCs w:val="18"/>
+              </w:rPr>
+              <w:t xml:space="preserve">Explain Phase</w:t>
             </w:r>
           </w:p>
           <w:p>
@@ -14948,7 +15254,7 @@
             <w:pPr>
               <w:spacing w:after="20" w:before="0"/>
             </w:pPr>
-            <w:hyperlink w:history="1" r:id="rIdr8jpgvdmqubyvzc9appch">
+            <w:hyperlink w:history="1" r:id="rId7fyupju7xjllq8t-dyomn">
               <w:r>
                 <w:rPr>
                   <w:rFonts w:ascii="Arial" w:cs="Arial" w:eastAsia="Arial" w:hAnsi="Arial"/>
@@ -14957,7 +15263,7 @@
                   <w:szCs w:val="16"/>
                   <w:u w:val="single" w:color="2E75B6"/>
                 </w:rPr>
-                <w:t xml:space="preserve">Oxidation state trends in periodic table</w:t>
+                <w:t xml:space="preserve">Groups of the periodic table</w:t>
               </w:r>
             </w:hyperlink>
           </w:p>
@@ -14981,7 +15287,7 @@
               <w:spacing w:after="10" w:before="0"/>
               <w:ind w:left="120"/>
             </w:pPr>
-            <w:hyperlink w:history="1" r:id="rIdgnkdett6hrtvss3rav5uc">
+            <w:hyperlink w:history="1" r:id="rIdlvnbcb1ugi0zkibiyg8-j">
               <w:r>
                 <w:rPr>
                   <w:rFonts w:ascii="Arial" w:cs="Arial" w:eastAsia="Arial" w:hAnsi="Arial"/>
@@ -15026,7 +15332,7 @@
             <w:pPr>
               <w:spacing w:after="20" w:before="0"/>
             </w:pPr>
-            <w:hyperlink w:history="1" r:id="rIdrpnprbpcengk27hmfqzdv">
+            <w:hyperlink w:history="1" r:id="rIdkph3ralxxo21j5u0i5phd">
               <w:r>
                 <w:rPr>
                   <w:rFonts w:ascii="Arial" w:cs="Arial" w:eastAsia="Arial" w:hAnsi="Arial"/>
@@ -15059,7 +15365,7 @@
               <w:spacing w:after="10" w:before="0"/>
               <w:ind w:left="120"/>
             </w:pPr>
-            <w:hyperlink w:history="1" r:id="rIdrhx3elsbzyko2iwblu6ws">
+            <w:hyperlink w:history="1" r:id="rIdkmdughmbc-p3_easqxaxv">
               <w:r>
                 <w:rPr>
                   <w:rFonts w:ascii="Arial" w:cs="Arial" w:eastAsia="Arial" w:hAnsi="Arial"/>
@@ -15101,7 +15407,7 @@
                 <w:sz w:val="18"/>
                 <w:szCs w:val="18"/>
               </w:rPr>
-              <w:t xml:space="preserve">Activity A — Group Derivation Table (25 min): Learners work in groups of 4. Each group receives a printed 'Valency Derivation Table' (or views it on the ARES platform) listing the first 20 elements with their group numbers and electron configurations already filled in from Lesson 3. The table has three blank columns: 'Electrons lost/gained/shared', 'Ion charge', and 'Valency'. Groups complete the table using their Lesson 3 notes on ion formation, then circle all elements that appear in CAN or DAP. Activity B — Radical Cards (10 min): Each group receives a set of seven 'Radical Cards' (one card per KICD radical). Each card shows the radical's name, formula, and charge. Learners physically sort the cards by charge magnitude (1, 2, 3) and by whether the charge is positive or negative. They then match each radical to its appearance (if any) in CAN or DAP on a matching worksheet.</w:t>
+              <w:t xml:space="preserve">The teacher formalises the concept of valency and introduces oxidation numbers through three worked examples projected on the board, each rooted in a Kenyan compound. Learners then work through four practice problems in pairs, applying the criss-cross rule to derive chemical formulae. The class culminates in a whole-group derivation of Ca(NO₃)₂ and (NH₄)₂HPO₄ from first principles, directly answering the predictions made in Phase 1.</w:t>
             </w:r>
           </w:p>
         </w:tc>
@@ -15133,7 +15439,7 @@
                 <w:sz w:val="18"/>
                 <w:szCs w:val="18"/>
               </w:rPr>
-              <w:t xml:space="preserve">Distribute the Valency Derivation Table. Say: 'Your task in Activity A is to complete the three blank columns using only what you already know: your electron configuration diagrams from Lesson 3 and your ion formation notes from Lesson 4. Do not look up answers — derive them.' Circulate and use these specific prompts for groups who are stuck: For Group 1 (if they hesitate on Group 1 elements like Na): 'Sodium is in Group 1. How many electrons does it have in its outer shell? If it loses those to become stable, what charge does it carry?' Wait 10 seconds. For Group 2 elements (Mg, Ca): 'Magnesium loses 2 electrons. What charge does Mg²⁺ carry? If the charge is 2+, what is its valency?' Wait 12 seconds. For Group 7 (Cl): 'Chlorine gains 1 electron. What charge does Cl⁻ carry? What is its valency?' After 25 minutes, say: 'Stop Activity A. Do not share answers yet.' Transition to Activity B: 'I am now giving each group seven Radical Cards. These are NOT single atoms — they are groups of atoms that behave as a single unit with a fixed charge. Read each card carefully. Sort them by charge, then match them to CAN and DAP.' Allow 10 minutes. Cold-call 2 groups to explain their sorting logic. Ask: 'The nitrate radical carries a charge of 1−. Based on your valency table, what valency does nitrate have?' Wait 12 seconds before taking answers.</w:t>
+              <w:t xml:space="preserve">Begin with a direct instruction segment (10 minutes). Write on the board: 'VALENCY = the combining power of an element or radical, determined by the number of electrons it loses, gains, or shares.' Say: 'This is not a new idea — it is the ion charge from your table, expressed as a number without the sign.' Then write: 'OXIDATION NUMBER = the charge an atom would carry if the compound were fully ionic.' Work through Worked Example 1 — Urea (CO(NH₂)₂): 'Urea is used on Kenyan farms, especially on maize in the Rift Valley. What is the oxidation number of carbon in urea? Oxygen is always −2, hydrogen always +1. Let carbon be x. Solve: x + (−2) + 2(−3 + 2×1) = 0.' Work step by step aloud. Pause after each step and say: 'What do I do next?' Apply 10-second wait time before cold-calling. Worked Example 2 — Calcium Nitrate Ca(NO₃)₂: 'Calcium has valency 2. Nitrate (NO₃⁻) has valency 1. Using the criss-cross rule: the valency of calcium becomes the subscript of nitrate, and the valency of nitrate becomes the subscript of calcium — but since nitrate's valency is 1, calcium's subscript is 1, and nitrate's subscript is 2. So we get Ca(NO₃)₂.' Write on the board step by step. Ask: 'Does this match what was on the CAN bag? What does this tell us?' Wait 12 seconds. Cold-call 3 learners. Worked Example 3 — Sodium Carbonate Na₂CO₃ (used in washing soda found in Kenyan households): 'Na has valency 1. Carbonate (CO₃²⁻) has valency 2. Criss-cross: Na gets subscript 2, carbonate gets subscript 1. Formula: Na₂CO₃.' Now release to pair practice. Display 4 problems: (1) Ammonium sulphate (common Kenyan fertiliser) — NH₄⁺ and SO₄²⁻; (2) Calcium hydroxide (lime used on Kenyan tea farms) — Ca²⁺ and OH⁻; (3) Potassium nitrate — K⁺ and NO₃⁻; (4) Ammonium phosphate — NH₄⁺ and PO₄³⁻. Allow 12 minutes for pair work. Circulate and whisper targeted prompts. After pair work, cold-call one pair per problem to present their answer on the board. For each answer, ask the class: 'Do you agree or disagree, and why?' Wait 12 seconds. Finally, return to DAP: say 'Now let us derive (NH₄)₂HPO₄ together. NH₄⁺ has valency 1. HPO₄²⁻ has valency 2. Criss-cross gives (NH₄)₂HPO₄. This is exactly what is printed on the DAP bag in Kericho.' Pause. Say: 'Was anyone's Phase 1 prediction correct? What does it feel like to have derived a real industrial formula from atomic structure alone?' Allow 3 learners to respond.</w:t>
             </w:r>
           </w:p>
         </w:tc>
@@ -15165,7 +15471,7 @@
                 <w:sz w:val="18"/>
                 <w:szCs w:val="18"/>
               </w:rPr>
-              <w:t xml:space="preserve">Guided Inquiry with Structured Data Tables: Learners are not told valency values — they derive them from ion charges they already established in Lesson 4. This 'derivation before definition' sequence (NGSS Science and Engineering Practice 8 — Obtaining, Evaluating, and Communicating Information) ensures that valency is understood as a consequence of atomic structure, not memorised as an arbitrary number. The Radical Card sorting activity provides a concrete, kinaesthetic representation of abstract charge values, and the physical act of matching radicals to CAN and DAP keeps the phenomenon central.</w:t>
+              <w:t xml:space="preserve">Worked Example — Gradual Release — Criss-Cross Application (NGSS SEP 5 — Using Mathematics and Computational Thinking): The teacher models three increasingly complex examples before releasing learners to practise independently. Each example is explicitly connected to a Kenyan compound (urea on Rift Valley maize farms, lime on Kericho tea farms, washing soda in Kenyan households), ensuring that the abstract criss-cross rule is always anchored to a tangible, culturally relevant substance. The final return to CAN and DAP closes the explain–phenomenon loop, giving learners the satisfaction of having derived a real-world formula from first principles.</w:t>
             </w:r>
           </w:p>
         </w:tc>
@@ -15197,7 +15503,7 @@
                 <w:sz w:val="18"/>
                 <w:szCs w:val="18"/>
               </w:rPr>
-              <w:t xml:space="preserve">Check each group's completed Valency Derivation Table before moving to Phase 3. Look for: (a) correct ion charges for Ca (2+), N in NH₄⁺ context, and P in PO₄³⁻ context — these groups are ready for Phase 3 without scaffolding; (b) groups that confuse group number with valency for transition-like cases — provide a targeted prompt: 'Is the group number always the same as the valency? Look at what happens when the atom actually forms an ion.' Do not move to Phase 3 until at least 80% of groups have correctly completed 15 or more of the 20 elements.</w:t>
+              <w:t xml:space="preserve">During pair practice, collect the written answers for Problem 1 (ammonium sulphate) from every pair before the cold-call. Scan quickly for: (a) correct formula (NH₄)₂SO₄ with brackets — meets expectation; (b) formula NH₄SO₄ (missing subscript 2) — common error indicating the learner applied the valency of NH₄ as 1 but forgot to criss-cross correctly; (c) formula N₂H₈SO₄ (expanded the ammonium group) — indicates the learner does not yet understand that radicals stay intact. Use errors (b) and (c) to address whole-class misconceptions before moving to Phase 4.</w:t>
             </w:r>
           </w:p>
         </w:tc>
@@ -15206,32 +15512,32 @@
         <w:tc>
           <w:tcPr>
             <w:tcW w:type="dxa" w:w="1520"/>
-            <w:shd w:fill="E2EFDA" w:color="auto" w:val="clear"/>
-            <w:tcMar>
-              <w:top w:type="dxa" w:w="60"/>
-              <w:left w:type="dxa" w:w="120"/>
-              <w:bottom w:type="dxa" w:w="60"/>
-              <w:right w:type="dxa" w:w="120"/>
-            </w:tcMar>
-            <w:vAlign w:val="top"/>
-          </w:tcPr>
-          <w:p>
-            <w:pPr>
-              <w:spacing w:after="40" w:before="0"/>
-              <w:jc w:val="left"/>
-            </w:pPr>
-            <w:r>
-              <w:rPr>
-                <w:rFonts w:ascii="Arial" w:cs="Arial" w:eastAsia="Arial" w:hAnsi="Arial"/>
-                <w:b/>
-                <w:bCs/>
-                <w:i w:val="false"/>
-                <w:iCs w:val="false"/>
-                <w:color w:val="000000"/>
-                <w:sz w:val="18"/>
-                <w:szCs w:val="18"/>
-              </w:rPr>
-              <w:t xml:space="preserve">Explain Phase</w:t>
+            <w:shd w:fill="FCE4D6" w:color="auto" w:val="clear"/>
+            <w:tcMar>
+              <w:top w:type="dxa" w:w="60"/>
+              <w:left w:type="dxa" w:w="120"/>
+              <w:bottom w:type="dxa" w:w="60"/>
+              <w:right w:type="dxa" w:w="120"/>
+            </w:tcMar>
+            <w:vAlign w:val="top"/>
+          </w:tcPr>
+          <w:p>
+            <w:pPr>
+              <w:spacing w:after="40" w:before="0"/>
+              <w:jc w:val="left"/>
+            </w:pPr>
+            <w:r>
+              <w:rPr>
+                <w:rFonts w:ascii="Arial" w:cs="Arial" w:eastAsia="Arial" w:hAnsi="Arial"/>
+                <w:b/>
+                <w:bCs/>
+                <w:i w:val="false"/>
+                <w:iCs w:val="false"/>
+                <w:color w:val="000000"/>
+                <w:sz w:val="18"/>
+                <w:szCs w:val="18"/>
+              </w:rPr>
+              <w:t xml:space="preserve">Driving Question Board (DQB) Creation</w:t>
             </w:r>
           </w:p>
           <w:p>
@@ -15254,7 +15560,7 @@
             <w:pPr>
               <w:spacing w:after="20" w:before="0"/>
             </w:pPr>
-            <w:hyperlink w:history="1" r:id="rIdhcvl_ed_c-luzqoqchb9a">
+            <w:hyperlink w:history="1" r:id="rIdrgpvwwf-81thazucu3xzg">
               <w:r>
                 <w:rPr>
                   <w:rFonts w:ascii="Arial" w:cs="Arial" w:eastAsia="Arial" w:hAnsi="Arial"/>
@@ -15287,7 +15593,7 @@
               <w:spacing w:after="10" w:before="0"/>
               <w:ind w:left="120"/>
             </w:pPr>
-            <w:hyperlink w:history="1" r:id="rIdhdx_r5ldjnmfdaye7wih9">
+            <w:hyperlink w:history="1" r:id="rIdsha_ecsomgqctvr-szxpl">
               <w:r>
                 <w:rPr>
                   <w:rFonts w:ascii="Arial" w:cs="Arial" w:eastAsia="Arial" w:hAnsi="Arial"/>
@@ -15332,7 +15638,7 @@
             <w:pPr>
               <w:spacing w:after="20" w:before="0"/>
             </w:pPr>
-            <w:hyperlink w:history="1" r:id="rIdvhftj-gel9ifotyxyjdsj">
+            <w:hyperlink w:history="1" r:id="rIdol8wexy60obaik4deipb-">
               <w:r>
                 <w:rPr>
                   <w:rFonts w:ascii="Arial" w:cs="Arial" w:eastAsia="Arial" w:hAnsi="Arial"/>
@@ -15365,7 +15671,7 @@
               <w:spacing w:after="10" w:before="0"/>
               <w:ind w:left="120"/>
             </w:pPr>
-            <w:hyperlink w:history="1" r:id="rIdpaiv770l3yepjczyoaoz_">
+            <w:hyperlink w:history="1" r:id="rId9w19bgmutjmzizzgcmo93">
               <w:r>
                 <w:rPr>
                   <w:rFonts w:ascii="Arial" w:cs="Arial" w:eastAsia="Arial" w:hAnsi="Arial"/>
@@ -15407,7 +15713,7 @@
                 <w:sz w:val="18"/>
                 <w:szCs w:val="18"/>
               </w:rPr>
-              <w:t xml:space="preserve">The teacher formalises the concept of valency and introduces oxidation numbers through three worked examples projected on the board, each rooted in a Kenyan compound. Learners then work through four practice problems in pairs, applying the criss-cross rule to derive chemical formulae. The class culminates in a whole-group derivation of Ca(NO₃)₂ and (NH₄)₂HPO₄ from first principles, directly answering the predictions made in Phase 1.</w:t>
+              <w:t xml:space="preserve">Learners individually revisit their Phase 1 predictions on the DQB and use a different colour marker (or a digital annotation tool on ARES) to annotate each prediction with one of three labels: CONFIRMED, REVISED, or STILL OPEN. Each learner then writes one new question that this lesson has raised for them on a sticky note and adds it to the DQB under the section 'New questions Lesson 5 has opened.' The class does a 3-minute gallery walk around the DQB before the teacher facilitates a 5-minute whole-class discussion to identify which questions are likely to be answered in Lessons 6–8 (chemical bonding, chemical equations).</w:t>
             </w:r>
           </w:p>
         </w:tc>
@@ -15439,7 +15745,7 @@
                 <w:sz w:val="18"/>
                 <w:szCs w:val="18"/>
               </w:rPr>
-              <w:t xml:space="preserve">Begin with a direct instruction segment (10 minutes). Write on the board: 'VALENCY = the combining power of an element or radical, determined by the number of electrons it loses, gains, or shares.' Say: 'This is not a new idea — it is the ion charge from your table, expressed as a number without the sign.' Then write: 'OXIDATION NUMBER = the charge an atom would carry if the compound were fully ionic.' Work through Worked Example 1 — Urea (CO(NH₂)₂): 'Urea is used on Kenyan farms, especially on maize in the Rift Valley. What is the oxidation number of carbon in urea? Oxygen is always −2, hydrogen always +1. Let carbon be x. Solve: x + (−2) + 2(−3 + 2×1) = 0.' Work step by step aloud. Pause after each step and say: 'What do I do next?' Apply 10-second wait time before cold-calling. Worked Example 2 — Calcium Nitrate Ca(NO₃)₂: 'Calcium has valency 2. Nitrate (NO₃⁻) has valency 1. Using the criss-cross rule: the valency of calcium becomes the subscript of nitrate, and the valency of nitrate becomes the subscript of calcium — but since nitrate's valency is 1, calcium's subscript is 1, and nitrate's subscript is 2. So we get Ca(NO₃)₂.' Write on the board step by step. Ask: 'Does this match what was on the CAN bag? What does this tell us?' Wait 12 seconds. Cold-call 3 learners. Worked Example 3 — Sodium Carbonate Na₂CO₃ (used in washing soda found in Kenyan households): 'Na has valency 1. Carbonate (CO₃²⁻) has valency 2. Criss-cross: Na gets subscript 2, carbonate gets subscript 1. Formula: Na₂CO₃.' Now release to pair practice. Display 4 problems: (1) Ammonium sulphate (common Kenyan fertiliser) — NH₄⁺ and SO₄²⁻; (2) Calcium hydroxide (lime used on Kenyan tea farms) — Ca²⁺ and OH⁻; (3) Potassium nitrate — K⁺ and NO₃⁻; (4) Ammonium phosphate — NH₄⁺ and PO₄³⁻. Allow 12 minutes for pair work. Circulate and whisper targeted prompts. After pair work, cold-call one pair per problem to present their answer on the board. For each answer, ask the class: 'Do you agree or disagree, and why?' Wait 12 seconds. Finally, return to DAP: say 'Now let us derive (NH₄)₂HPO₄ together. NH₄⁺ has valency 1. HPO₄²⁻ has valency 2. Criss-cross gives (NH₄)₂HPO₄. This is exactly what is printed on the DAP bag in Kericho.' Pause. Say: 'Was anyone's Phase 1 prediction correct? What does it feel like to have derived a real industrial formula from atomic structure alone?' Allow 3 learners to respond.</w:t>
+              <w:t xml:space="preserve">Say: 'Return to the predictions you wrote at the start of this lesson on the DQB. Using a red marker (or the red annotation pen on ARES), label each prediction CONFIRMED if today's evidence supports it, REVISED if you now understand it differently, or STILL OPEN if you still cannot explain it.' Allow 4 minutes. Then say: 'Now write one genuine question — something you are still wondering about — on a sticky note and post it on the DQB.' Allow 2 minutes. Facilitate gallery walk: 'Walk around the DQB for 3 minutes. Read your classmates' new questions. Put a tick on any question you share.' After gallery walk, cold-call 3 learners whose questions received the most ticks. For each question, ask: 'Which future lesson do you think will answer this? What evidence would you need to confirm the answer?' Wait 12 seconds after each. Record the top 3 unanswered questions on the DQB in a 'Carry-forward to Lesson 6' box. Explicitly connect to the driving question: 'We now know why Ca(NO₃)₂ has a subscript 2 on the nitrate. But the driving question also asks why different formulae cause different plant responses. That answer lives partly in the next sub-strand — Chemical Bonding. Keep that question alive.'</w:t>
             </w:r>
           </w:p>
         </w:tc>
@@ -15471,7 +15777,7 @@
                 <w:sz w:val="18"/>
                 <w:szCs w:val="18"/>
               </w:rPr>
-              <w:t xml:space="preserve">Worked Example — Gradual Release — Criss-Cross Application (NGSS SEP 5 — Using Mathematics and Computational Thinking): The teacher models three increasingly complex examples before releasing learners to practise independently. Each example is explicitly connected to a Kenyan compound (urea on Rift Valley maize farms, lime on Kericho tea farms, washing soda in Kenyan households), ensuring that the abstract criss-cross rule is always anchored to a tangible, culturally relevant substance. The final return to CAN and DAP closes the explain–phenomenon loop, giving learners the satisfaction of having derived a real-world formula from first principles.</w:t>
+              <w:t xml:space="preserve">Annotation-Based DQB Revision (NGSS SEP 6 — Constructing Explanations): Requiring learners to publicly revise their own predictions using evidence gathered in the lesson models authentic scientific practice — scientists update their models when new evidence arrives. The 'CONFIRMED / REVISED / STILL OPEN' trichotomy makes metacognition explicit and visible, and the gallery walk builds a shared intellectual record of the class's growing understanding of the driving question.</w:t>
             </w:r>
           </w:p>
         </w:tc>
@@ -15503,7 +15809,7 @@
                 <w:sz w:val="18"/>
                 <w:szCs w:val="18"/>
               </w:rPr>
-              <w:t xml:space="preserve">During pair practice, collect the written answers for Problem 1 (ammonium sulphate) from every pair before the cold-call. Scan quickly for: (a) correct formula (NH₄)₂SO₄ with brackets — meets expectation; (b) formula NH₄SO₄ (missing subscript 2) — common error indicating the learner applied the valency of NH₄ as 1 but forgot to criss-cross correctly; (c) formula N₂H₈SO₄ (expanded the ammonium group) — indicates the learner does not yet understand that radicals stay intact. Use errors (b) and (c) to address whole-class misconceptions before moving to Phase 4.</w:t>
+              <w:t xml:space="preserve">Count the number of 'CONFIRMED' vs. 'STILL OPEN' labels on the DQB predictions. If more than 40% of predictions are still labelled 'STILL OPEN' after the explain phase, this is a signal that the criss-cross derivation in Phase 3 did not consolidate for a significant portion of the class — plan a 10-minute re-teach at the start of Lesson 6 using a different approach (e.g., colour-coded valency tiles). Also note which learners did not post a new question — these learners may be disengaged or overwhelmed and need individual check-in.</w:t>
             </w:r>
           </w:p>
         </w:tc>
@@ -15512,32 +15818,32 @@
         <w:tc>
           <w:tcPr>
             <w:tcW w:type="dxa" w:w="1520"/>
-            <w:shd w:fill="FCE4D6" w:color="auto" w:val="clear"/>
-            <w:tcMar>
-              <w:top w:type="dxa" w:w="60"/>
-              <w:left w:type="dxa" w:w="120"/>
-              <w:bottom w:type="dxa" w:w="60"/>
-              <w:right w:type="dxa" w:w="120"/>
-            </w:tcMar>
-            <w:vAlign w:val="top"/>
-          </w:tcPr>
-          <w:p>
-            <w:pPr>
-              <w:spacing w:after="40" w:before="0"/>
-              <w:jc w:val="left"/>
-            </w:pPr>
-            <w:r>
-              <w:rPr>
-                <w:rFonts w:ascii="Arial" w:cs="Arial" w:eastAsia="Arial" w:hAnsi="Arial"/>
-                <w:b/>
-                <w:bCs/>
-                <w:i w:val="false"/>
-                <w:iCs w:val="false"/>
-                <w:color w:val="000000"/>
-                <w:sz w:val="18"/>
-                <w:szCs w:val="18"/>
-              </w:rPr>
-              <w:t xml:space="preserve">Driving Question Board (DQB) Creation</w:t>
+            <w:shd w:fill="D5E8F0" w:color="auto" w:val="clear"/>
+            <w:tcMar>
+              <w:top w:type="dxa" w:w="60"/>
+              <w:left w:type="dxa" w:w="120"/>
+              <w:bottom w:type="dxa" w:w="60"/>
+              <w:right w:type="dxa" w:w="120"/>
+            </w:tcMar>
+            <w:vAlign w:val="top"/>
+          </w:tcPr>
+          <w:p>
+            <w:pPr>
+              <w:spacing w:after="40" w:before="0"/>
+              <w:jc w:val="left"/>
+            </w:pPr>
+            <w:r>
+              <w:rPr>
+                <w:rFonts w:ascii="Arial" w:cs="Arial" w:eastAsia="Arial" w:hAnsi="Arial"/>
+                <w:b/>
+                <w:bCs/>
+                <w:i w:val="false"/>
+                <w:iCs w:val="false"/>
+                <w:color w:val="000000"/>
+                <w:sz w:val="18"/>
+                <w:szCs w:val="18"/>
+              </w:rPr>
+              <w:t xml:space="preserve">Model Building Phase</w:t>
             </w:r>
           </w:p>
           <w:p>
@@ -15560,7 +15866,7 @@
             <w:pPr>
               <w:spacing w:after="20" w:before="0"/>
             </w:pPr>
-            <w:hyperlink w:history="1" r:id="rIdotp5jbkxyto9qtpj1qa2w">
+            <w:hyperlink w:history="1" r:id="rIdfudpla07c8gihrb_aptkj">
               <w:r>
                 <w:rPr>
                   <w:rFonts w:ascii="Arial" w:cs="Arial" w:eastAsia="Arial" w:hAnsi="Arial"/>
@@ -15593,7 +15899,7 @@
               <w:spacing w:after="10" w:before="0"/>
               <w:ind w:left="120"/>
             </w:pPr>
-            <w:hyperlink w:history="1" r:id="rId4byxytkxvtuxz_abrphcs">
+            <w:hyperlink w:history="1" r:id="rIddcw-3-reayularpzmve8g">
               <w:r>
                 <w:rPr>
                   <w:rFonts w:ascii="Arial" w:cs="Arial" w:eastAsia="Arial" w:hAnsi="Arial"/>
@@ -15638,7 +15944,7 @@
             <w:pPr>
               <w:spacing w:after="20" w:before="0"/>
             </w:pPr>
-            <w:hyperlink w:history="1" r:id="rIdimnaduowcyeqpghmb1n_j">
+            <w:hyperlink w:history="1" r:id="rIdvifvavjgsrwkvc3gv8i4-">
               <w:r>
                 <w:rPr>
                   <w:rFonts w:ascii="Arial" w:cs="Arial" w:eastAsia="Arial" w:hAnsi="Arial"/>
@@ -15671,313 +15977,7 @@
               <w:spacing w:after="10" w:before="0"/>
               <w:ind w:left="120"/>
             </w:pPr>
-            <w:hyperlink w:history="1" r:id="rIdn3kfbbvp7g9kaypvbeqej">
-              <w:r>
-                <w:rPr>
-                  <w:rFonts w:ascii="Arial" w:cs="Arial" w:eastAsia="Arial" w:hAnsi="Arial"/>
-                  <w:color w:val="595959"/>
-                  <w:sz w:val="14"/>
-                  <w:szCs w:val="14"/>
-                  <w:u w:val="single" w:color="595959"/>
-                </w:rPr>
-                <w:t xml:space="preserve">🔍 Search ARES for similar readings</w:t>
-              </w:r>
-            </w:hyperlink>
-          </w:p>
-        </w:tc>
-        <w:tc>
-          <w:tcPr>
-            <w:tcW w:type="dxa" w:w="3040"/>
-            <w:shd w:fill="FFFFFF" w:color="auto" w:val="clear"/>
-            <w:tcMar>
-              <w:top w:type="dxa" w:w="60"/>
-              <w:left w:type="dxa" w:w="120"/>
-              <w:bottom w:type="dxa" w:w="60"/>
-              <w:right w:type="dxa" w:w="120"/>
-            </w:tcMar>
-            <w:vAlign w:val="top"/>
-          </w:tcPr>
-          <w:p>
-            <w:pPr>
-              <w:spacing w:after="40" w:before="0"/>
-              <w:jc w:val="left"/>
-            </w:pPr>
-            <w:r>
-              <w:rPr>
-                <w:rFonts w:ascii="Arial" w:cs="Arial" w:eastAsia="Arial" w:hAnsi="Arial"/>
-                <w:b w:val="false"/>
-                <w:bCs w:val="false"/>
-                <w:i w:val="false"/>
-                <w:iCs w:val="false"/>
-                <w:color w:val="000000"/>
-                <w:sz w:val="18"/>
-                <w:szCs w:val="18"/>
-              </w:rPr>
-              <w:t xml:space="preserve">Learners individually revisit their Phase 1 predictions on the DQB and use a different colour marker (or a digital annotation tool on ARES) to annotate each prediction with one of three labels: CONFIRMED, REVISED, or STILL OPEN. Each learner then writes one new question that this lesson has raised for them on a sticky note and adds it to the DQB under the section 'New questions Lesson 5 has opened.' The class does a 3-minute gallery walk around the DQB before the teacher facilitates a 5-minute whole-class discussion to identify which questions are likely to be answered in Lessons 6–8 (chemical bonding, chemical equations).</w:t>
-            </w:r>
-          </w:p>
-        </w:tc>
-        <w:tc>
-          <w:tcPr>
-            <w:tcW w:type="dxa" w:w="3040"/>
-            <w:shd w:fill="F2F2F2" w:color="auto" w:val="clear"/>
-            <w:tcMar>
-              <w:top w:type="dxa" w:w="60"/>
-              <w:left w:type="dxa" w:w="120"/>
-              <w:bottom w:type="dxa" w:w="60"/>
-              <w:right w:type="dxa" w:w="120"/>
-            </w:tcMar>
-            <w:vAlign w:val="top"/>
-          </w:tcPr>
-          <w:p>
-            <w:pPr>
-              <w:spacing w:after="40" w:before="0"/>
-              <w:jc w:val="left"/>
-            </w:pPr>
-            <w:r>
-              <w:rPr>
-                <w:rFonts w:ascii="Arial" w:cs="Arial" w:eastAsia="Arial" w:hAnsi="Arial"/>
-                <w:b w:val="false"/>
-                <w:bCs w:val="false"/>
-                <w:i w:val="false"/>
-                <w:iCs w:val="false"/>
-                <w:color w:val="000000"/>
-                <w:sz w:val="18"/>
-                <w:szCs w:val="18"/>
-              </w:rPr>
-              <w:t xml:space="preserve">Say: 'Return to the predictions you wrote at the start of this lesson on the DQB. Using a red marker (or the red annotation pen on ARES), label each prediction CONFIRMED if today's evidence supports it, REVISED if you now understand it differently, or STILL OPEN if you still cannot explain it.' Allow 4 minutes. Then say: 'Now write one genuine question — something you are still wondering about — on a sticky note and post it on the DQB.' Allow 2 minutes. Facilitate gallery walk: 'Walk around the DQB for 3 minutes. Read your classmates' new questions. Put a tick on any question you share.' After gallery walk, cold-call 3 learners whose questions received the most ticks. For each question, ask: 'Which future lesson do you think will answer this? What evidence would you need to confirm the answer?' Wait 12 seconds after each. Record the top 3 unanswered questions on the DQB in a 'Carry-forward to Lesson 6' box. Explicitly connect to the driving question: 'We now know why Ca(NO₃)₂ has a subscript 2 on the nitrate. But the driving question also asks why different formulae cause different plant responses. That answer lives partly in the next sub-strand — Chemical Bonding. Keep that question alive.'</w:t>
-            </w:r>
-          </w:p>
-        </w:tc>
-        <w:tc>
-          <w:tcPr>
-            <w:tcW w:type="dxa" w:w="3040"/>
-            <w:shd w:fill="FFFFFF" w:color="auto" w:val="clear"/>
-            <w:tcMar>
-              <w:top w:type="dxa" w:w="60"/>
-              <w:left w:type="dxa" w:w="120"/>
-              <w:bottom w:type="dxa" w:w="60"/>
-              <w:right w:type="dxa" w:w="120"/>
-            </w:tcMar>
-            <w:vAlign w:val="top"/>
-          </w:tcPr>
-          <w:p>
-            <w:pPr>
-              <w:spacing w:after="40" w:before="0"/>
-              <w:jc w:val="left"/>
-            </w:pPr>
-            <w:r>
-              <w:rPr>
-                <w:rFonts w:ascii="Arial" w:cs="Arial" w:eastAsia="Arial" w:hAnsi="Arial"/>
-                <w:b w:val="false"/>
-                <w:bCs w:val="false"/>
-                <w:i w:val="false"/>
-                <w:iCs w:val="false"/>
-                <w:color w:val="000000"/>
-                <w:sz w:val="18"/>
-                <w:szCs w:val="18"/>
-              </w:rPr>
-              <w:t xml:space="preserve">Annotation-Based DQB Revision (NGSS SEP 6 — Constructing Explanations): Requiring learners to publicly revise their own predictions using evidence gathered in the lesson models authentic scientific practice — scientists update their models when new evidence arrives. The 'CONFIRMED / REVISED / STILL OPEN' trichotomy makes metacognition explicit and visible, and the gallery walk builds a shared intellectual record of the class's growing understanding of the driving question.</w:t>
-            </w:r>
-          </w:p>
-        </w:tc>
-        <w:tc>
-          <w:tcPr>
-            <w:tcW w:type="dxa" w:w="3040"/>
-            <w:shd w:fill="F2F2F2" w:color="auto" w:val="clear"/>
-            <w:tcMar>
-              <w:top w:type="dxa" w:w="60"/>
-              <w:left w:type="dxa" w:w="120"/>
-              <w:bottom w:type="dxa" w:w="60"/>
-              <w:right w:type="dxa" w:w="120"/>
-            </w:tcMar>
-            <w:vAlign w:val="top"/>
-          </w:tcPr>
-          <w:p>
-            <w:pPr>
-              <w:spacing w:after="40" w:before="0"/>
-              <w:jc w:val="left"/>
-            </w:pPr>
-            <w:r>
-              <w:rPr>
-                <w:rFonts w:ascii="Arial" w:cs="Arial" w:eastAsia="Arial" w:hAnsi="Arial"/>
-                <w:b w:val="false"/>
-                <w:bCs w:val="false"/>
-                <w:i w:val="false"/>
-                <w:iCs w:val="false"/>
-                <w:color w:val="000000"/>
-                <w:sz w:val="18"/>
-                <w:szCs w:val="18"/>
-              </w:rPr>
-              <w:t xml:space="preserve">Count the number of 'CONFIRMED' vs. 'STILL OPEN' labels on the DQB predictions. If more than 40% of predictions are still labelled 'STILL OPEN' after the explain phase, this is a signal that the criss-cross derivation in Phase 3 did not consolidate for a significant portion of the class — plan a 10-minute re-teach at the start of Lesson 6 using a different approach (e.g., colour-coded valency tiles). Also note which learners did not post a new question — these learners may be disengaged or overwhelmed and need individual check-in.</w:t>
-            </w:r>
-          </w:p>
-        </w:tc>
-      </w:tr>
-      <w:tr>
-        <w:tc>
-          <w:tcPr>
-            <w:tcW w:type="dxa" w:w="1520"/>
-            <w:shd w:fill="D5E8F0" w:color="auto" w:val="clear"/>
-            <w:tcMar>
-              <w:top w:type="dxa" w:w="60"/>
-              <w:left w:type="dxa" w:w="120"/>
-              <w:bottom w:type="dxa" w:w="60"/>
-              <w:right w:type="dxa" w:w="120"/>
-            </w:tcMar>
-            <w:vAlign w:val="top"/>
-          </w:tcPr>
-          <w:p>
-            <w:pPr>
-              <w:spacing w:after="40" w:before="0"/>
-              <w:jc w:val="left"/>
-            </w:pPr>
-            <w:r>
-              <w:rPr>
-                <w:rFonts w:ascii="Arial" w:cs="Arial" w:eastAsia="Arial" w:hAnsi="Arial"/>
-                <w:b/>
-                <w:bCs/>
-                <w:i w:val="false"/>
-                <w:iCs w:val="false"/>
-                <w:color w:val="000000"/>
-                <w:sz w:val="18"/>
-                <w:szCs w:val="18"/>
-              </w:rPr>
-              <w:t xml:space="preserve">Model Building Phase</w:t>
-            </w:r>
-          </w:p>
-          <w:p>
-            <w:pPr>
-              <w:spacing w:after="20" w:before="0"/>
-            </w:pPr>
-            <w:r>
-              <w:rPr>
-                <w:rFonts w:ascii="Arial" w:cs="Arial" w:eastAsia="Arial" w:hAnsi="Arial"/>
-                <w:b/>
-                <w:bCs/>
-                <w:color w:val="1F3864"/>
-                <w:sz w:val="16"/>
-                <w:szCs w:val="16"/>
-              </w:rPr>
-              <w:t xml:space="preserve">📹 VIDEO:</w:t>
-            </w:r>
-          </w:p>
-          <w:p>
-            <w:pPr>
-              <w:spacing w:after="20" w:before="0"/>
-            </w:pPr>
-            <w:hyperlink w:history="1" r:id="rIdv1hzgn74gf9vu5npkbekl">
-              <w:r>
-                <w:rPr>
-                  <w:rFonts w:ascii="Arial" w:cs="Arial" w:eastAsia="Arial" w:hAnsi="Arial"/>
-                  <w:color w:val="2E75B6"/>
-                  <w:sz w:val="16"/>
-                  <w:szCs w:val="16"/>
-                  <w:u w:val="single" w:color="2E75B6"/>
-                </w:rPr>
-                <w:t xml:space="preserve">Groups of the periodic table</w:t>
-              </w:r>
-            </w:hyperlink>
-          </w:p>
-          <w:p>
-            <w:pPr>
-              <w:spacing w:after="10" w:before="0"/>
-              <w:ind w:left="120"/>
-            </w:pPr>
-            <w:r>
-              <w:rPr>
-                <w:rFonts w:ascii="Arial" w:cs="Arial" w:eastAsia="Arial" w:hAnsi="Arial"/>
-                <w:color w:val="595959"/>
-                <w:sz w:val="14"/>
-                <w:szCs w:val="14"/>
-              </w:rPr>
-              <w:t xml:space="preserve">Source: Khan Academy (English - US curriculum)</w:t>
-            </w:r>
-          </w:p>
-          <w:p>
-            <w:pPr>
-              <w:spacing w:after="10" w:before="0"/>
-              <w:ind w:left="120"/>
-            </w:pPr>
-            <w:hyperlink w:history="1" r:id="rId9_fhg0wkbh49q3fjv4d-g">
-              <w:r>
-                <w:rPr>
-                  <w:rFonts w:ascii="Arial" w:cs="Arial" w:eastAsia="Arial" w:hAnsi="Arial"/>
-                  <w:color w:val="595959"/>
-                  <w:sz w:val="14"/>
-                  <w:szCs w:val="14"/>
-                  <w:u w:val="single" w:color="595959"/>
-                </w:rPr>
-                <w:t xml:space="preserve">🔍 Search ARES for similar videos</w:t>
-              </w:r>
-            </w:hyperlink>
-          </w:p>
-          <w:p>
-            <w:pPr>
-              <w:spacing w:after="40" w:before="0"/>
-            </w:pPr>
-            <w:r>
-              <w:rPr>
-                <w:sz w:val="14"/>
-                <w:szCs w:val="14"/>
-              </w:rPr>
-              <w:t xml:space="preserve"/>
-            </w:r>
-          </w:p>
-          <w:p>
-            <w:pPr>
-              <w:spacing w:after="20" w:before="0"/>
-            </w:pPr>
-            <w:r>
-              <w:rPr>
-                <w:rFonts w:ascii="Arial" w:cs="Arial" w:eastAsia="Arial" w:hAnsi="Arial"/>
-                <w:b/>
-                <w:bCs/>
-                <w:color w:val="1F3864"/>
-                <w:sz w:val="16"/>
-                <w:szCs w:val="16"/>
-              </w:rPr>
-              <w:t xml:space="preserve">📖 EXERCISE:</w:t>
-            </w:r>
-          </w:p>
-          <w:p>
-            <w:pPr>
-              <w:spacing w:after="20" w:before="0"/>
-            </w:pPr>
-            <w:hyperlink w:history="1" r:id="rIdtbuiatzjnos11sp8vvswp">
-              <w:r>
-                <w:rPr>
-                  <w:rFonts w:ascii="Arial" w:cs="Arial" w:eastAsia="Arial" w:hAnsi="Arial"/>
-                  <w:color w:val="2E75B6"/>
-                  <w:sz w:val="16"/>
-                  <w:szCs w:val="16"/>
-                  <w:u w:val="single" w:color="2E75B6"/>
-                </w:rPr>
-                <w:t xml:space="preserve">Predict the charge on monatomic ions</w:t>
-              </w:r>
-            </w:hyperlink>
-          </w:p>
-          <w:p>
-            <w:pPr>
-              <w:spacing w:after="10" w:before="0"/>
-              <w:ind w:left="120"/>
-            </w:pPr>
-            <w:r>
-              <w:rPr>
-                <w:rFonts w:ascii="Arial" w:cs="Arial" w:eastAsia="Arial" w:hAnsi="Arial"/>
-                <w:color w:val="595959"/>
-                <w:sz w:val="14"/>
-                <w:szCs w:val="14"/>
-              </w:rPr>
-              <w:t xml:space="preserve">Source: Khan Academy (English - US curriculum)</w:t>
-            </w:r>
-          </w:p>
-          <w:p>
-            <w:pPr>
-              <w:spacing w:after="10" w:before="0"/>
-              <w:ind w:left="120"/>
-            </w:pPr>
-            <w:hyperlink w:history="1" r:id="rIdzmhzmvbifdbrpcbfdui-f">
+            <w:hyperlink w:history="1" r:id="rIdxnmn_znymaeyghrp-faw7">
               <w:r>
                 <w:rPr>
                   <w:rFonts w:ascii="Arial" w:cs="Arial" w:eastAsia="Arial" w:hAnsi="Arial"/>
@@ -17464,7 +17464,7 @@
             <w:pPr>
               <w:spacing w:after="20" w:before="0"/>
             </w:pPr>
-            <w:hyperlink w:history="1" r:id="rIdwfvv3_s80arybnqmph6jn">
+            <w:hyperlink w:history="1" r:id="rId8daow3vrqd3d-yz_dtj1d">
               <w:r>
                 <w:rPr>
                   <w:rFonts w:ascii="Arial" w:cs="Arial" w:eastAsia="Arial" w:hAnsi="Arial"/>
@@ -17497,7 +17497,7 @@
               <w:spacing w:after="10" w:before="0"/>
               <w:ind w:left="120"/>
             </w:pPr>
-            <w:hyperlink w:history="1" r:id="rId6h_fottyobjt7vk-dzewi">
+            <w:hyperlink w:history="1" r:id="rIdwn5wkvdvgqcva3k_inr4y">
               <w:r>
                 <w:rPr>
                   <w:rFonts w:ascii="Arial" w:cs="Arial" w:eastAsia="Arial" w:hAnsi="Arial"/>
@@ -17542,7 +17542,7 @@
             <w:pPr>
               <w:spacing w:after="20" w:before="0"/>
             </w:pPr>
-            <w:hyperlink w:history="1" r:id="rId6ty5qceub_88rbbhdylmk">
+            <w:hyperlink w:history="1" r:id="rIdt-yzycn26tta92divnrxu">
               <w:r>
                 <w:rPr>
                   <w:rFonts w:ascii="Arial" w:cs="Arial" w:eastAsia="Arial" w:hAnsi="Arial"/>
@@ -17575,7 +17575,7 @@
               <w:spacing w:after="10" w:before="0"/>
               <w:ind w:left="120"/>
             </w:pPr>
-            <w:hyperlink w:history="1" r:id="rIdkpl5b-iuv3kfxebuwsrcx">
+            <w:hyperlink w:history="1" r:id="rIdyo4nzvyphrbw4mlm-j1aq">
               <w:r>
                 <w:rPr>
                   <w:rFonts w:ascii="Arial" w:cs="Arial" w:eastAsia="Arial" w:hAnsi="Arial"/>
@@ -17770,7 +17770,7 @@
             <w:pPr>
               <w:spacing w:after="20" w:before="0"/>
             </w:pPr>
-            <w:hyperlink w:history="1" r:id="rIddperzqx8etcys4lwyoqgr">
+            <w:hyperlink w:history="1" r:id="rIdiofdbofsrkohokyzeng9t">
               <w:r>
                 <w:rPr>
                   <w:rFonts w:ascii="Arial" w:cs="Arial" w:eastAsia="Arial" w:hAnsi="Arial"/>
@@ -17803,7 +17803,7 @@
               <w:spacing w:after="10" w:before="0"/>
               <w:ind w:left="120"/>
             </w:pPr>
-            <w:hyperlink w:history="1" r:id="rIdl3gzkholdbuzyg0vgykel">
+            <w:hyperlink w:history="1" r:id="rIdccktjer5vrxpx4c7cmkw2">
               <w:r>
                 <w:rPr>
                   <w:rFonts w:ascii="Arial" w:cs="Arial" w:eastAsia="Arial" w:hAnsi="Arial"/>
@@ -17848,7 +17848,7 @@
             <w:pPr>
               <w:spacing w:after="20" w:before="0"/>
             </w:pPr>
-            <w:hyperlink w:history="1" r:id="rIdgkrimqf-ddjawlmnau4gq">
+            <w:hyperlink w:history="1" r:id="rIddl9btrk-t60_ifhmnxltj">
               <w:r>
                 <w:rPr>
                   <w:rFonts w:ascii="Arial" w:cs="Arial" w:eastAsia="Arial" w:hAnsi="Arial"/>
@@ -17881,7 +17881,7 @@
               <w:spacing w:after="10" w:before="0"/>
               <w:ind w:left="120"/>
             </w:pPr>
-            <w:hyperlink w:history="1" r:id="rIdcaj1xxvj9t46uiykqmhq8">
+            <w:hyperlink w:history="1" r:id="rIdgjiscdvmkymrrphlkxwd4">
               <w:r>
                 <w:rPr>
                   <w:rFonts w:ascii="Arial" w:cs="Arial" w:eastAsia="Arial" w:hAnsi="Arial"/>
@@ -18076,7 +18076,7 @@
             <w:pPr>
               <w:spacing w:after="20" w:before="0"/>
             </w:pPr>
-            <w:hyperlink w:history="1" r:id="rId_m8agovsebaqx_jqlo8ny">
+            <w:hyperlink w:history="1" r:id="rIdnvrttnyfpnuzovbhgirrq">
               <w:r>
                 <w:rPr>
                   <w:rFonts w:ascii="Arial" w:cs="Arial" w:eastAsia="Arial" w:hAnsi="Arial"/>
@@ -18109,7 +18109,7 @@
               <w:spacing w:after="10" w:before="0"/>
               <w:ind w:left="120"/>
             </w:pPr>
-            <w:hyperlink w:history="1" r:id="rId2z-ix3trr7kepehlgf0hj">
+            <w:hyperlink w:history="1" r:id="rIdkaqaomwlhpe5xqcz6bl6s">
               <w:r>
                 <w:rPr>
                   <w:rFonts w:ascii="Arial" w:cs="Arial" w:eastAsia="Arial" w:hAnsi="Arial"/>
@@ -18154,7 +18154,7 @@
             <w:pPr>
               <w:spacing w:after="20" w:before="0"/>
             </w:pPr>
-            <w:hyperlink w:history="1" r:id="rIdo7dj-ot3qmkhgxhzga7rq">
+            <w:hyperlink w:history="1" r:id="rIdusmirmglau1wqcqoemvgi">
               <w:r>
                 <w:rPr>
                   <w:rFonts w:ascii="Arial" w:cs="Arial" w:eastAsia="Arial" w:hAnsi="Arial"/>
@@ -18187,7 +18187,7 @@
               <w:spacing w:after="10" w:before="0"/>
               <w:ind w:left="120"/>
             </w:pPr>
-            <w:hyperlink w:history="1" r:id="rIdsfyyjka7w1ny_6iuesjph">
+            <w:hyperlink w:history="1" r:id="rIdw_zqt5vfdlue22wkqficy">
               <w:r>
                 <w:rPr>
                   <w:rFonts w:ascii="Arial" w:cs="Arial" w:eastAsia="Arial" w:hAnsi="Arial"/>
@@ -18382,7 +18382,7 @@
             <w:pPr>
               <w:spacing w:after="20" w:before="0"/>
             </w:pPr>
-            <w:hyperlink w:history="1" r:id="rIdeiwomasjcjbhsdvtuc2_a">
+            <w:hyperlink w:history="1" r:id="rIduq5wvihjxhx6ht82gbdsn">
               <w:r>
                 <w:rPr>
                   <w:rFonts w:ascii="Arial" w:cs="Arial" w:eastAsia="Arial" w:hAnsi="Arial"/>
@@ -18415,7 +18415,7 @@
               <w:spacing w:after="10" w:before="0"/>
               <w:ind w:left="120"/>
             </w:pPr>
-            <w:hyperlink w:history="1" r:id="rIdyycjmeyujlv-kwdf896xa">
+            <w:hyperlink w:history="1" r:id="rIdtqp2rajgsz6p0q_g6cenf">
               <w:r>
                 <w:rPr>
                   <w:rFonts w:ascii="Arial" w:cs="Arial" w:eastAsia="Arial" w:hAnsi="Arial"/>
@@ -18460,7 +18460,7 @@
             <w:pPr>
               <w:spacing w:after="20" w:before="0"/>
             </w:pPr>
-            <w:hyperlink w:history="1" r:id="rIdckaeyjvk0qffepwecqeep">
+            <w:hyperlink w:history="1" r:id="rIdigvb8zm61ibela9pbvb9b">
               <w:r>
                 <w:rPr>
                   <w:rFonts w:ascii="Arial" w:cs="Arial" w:eastAsia="Arial" w:hAnsi="Arial"/>
@@ -18493,7 +18493,7 @@
               <w:spacing w:after="10" w:before="0"/>
               <w:ind w:left="120"/>
             </w:pPr>
-            <w:hyperlink w:history="1" r:id="rIdptf2lzch599vozrxop3se">
+            <w:hyperlink w:history="1" r:id="rIdiqo2iwet9hreqb2o1howi">
               <w:r>
                 <w:rPr>
                   <w:rFonts w:ascii="Arial" w:cs="Arial" w:eastAsia="Arial" w:hAnsi="Arial"/>
@@ -18688,7 +18688,7 @@
             <w:pPr>
               <w:spacing w:after="20" w:before="0"/>
             </w:pPr>
-            <w:hyperlink w:history="1" r:id="rIddfdjdrh-kaiiy9zff70-c">
+            <w:hyperlink w:history="1" r:id="rId2cwjw_cgad9tftshhw9og">
               <w:r>
                 <w:rPr>
                   <w:rFonts w:ascii="Arial" w:cs="Arial" w:eastAsia="Arial" w:hAnsi="Arial"/>
@@ -18721,7 +18721,7 @@
               <w:spacing w:after="10" w:before="0"/>
               <w:ind w:left="120"/>
             </w:pPr>
-            <w:hyperlink w:history="1" r:id="rIdj9r4ck_tfgdt79mnwe1vn">
+            <w:hyperlink w:history="1" r:id="rIdik9yrpdz7yqld9habilur">
               <w:r>
                 <w:rPr>
                   <w:rFonts w:ascii="Arial" w:cs="Arial" w:eastAsia="Arial" w:hAnsi="Arial"/>
@@ -18766,7 +18766,7 @@
             <w:pPr>
               <w:spacing w:after="20" w:before="0"/>
             </w:pPr>
-            <w:hyperlink w:history="1" r:id="rIdeepf9cttpmu1bebcuiug7">
+            <w:hyperlink w:history="1" r:id="rIdsvuxz6aweqvh260grn48s">
               <w:r>
                 <w:rPr>
                   <w:rFonts w:ascii="Arial" w:cs="Arial" w:eastAsia="Arial" w:hAnsi="Arial"/>
@@ -18799,7 +18799,7 @@
               <w:spacing w:after="10" w:before="0"/>
               <w:ind w:left="120"/>
             </w:pPr>
-            <w:hyperlink w:history="1" r:id="rIdief4xut_r2emci6c2hvwn">
+            <w:hyperlink w:history="1" r:id="rId3_6jiuejeaeny3fts3scf">
               <w:r>
                 <w:rPr>
                   <w:rFonts w:ascii="Arial" w:cs="Arial" w:eastAsia="Arial" w:hAnsi="Arial"/>
@@ -20381,7 +20381,7 @@
             <w:pPr>
               <w:spacing w:after="20" w:before="0"/>
             </w:pPr>
-            <w:hyperlink w:history="1" r:id="rIdudzkb2rhp9yykwgtfnbyr">
+            <w:hyperlink w:history="1" r:id="rIdx6kbhtoa6cjxsv4brtbdc">
               <w:r>
                 <w:rPr>
                   <w:rFonts w:ascii="Arial" w:cs="Arial" w:eastAsia="Arial" w:hAnsi="Arial"/>
@@ -20414,7 +20414,7 @@
               <w:spacing w:after="10" w:before="0"/>
               <w:ind w:left="120"/>
             </w:pPr>
-            <w:hyperlink w:history="1" r:id="rIdrz8vqcsp25maxlewoqphx">
+            <w:hyperlink w:history="1" r:id="rIduv5wcyoemwtwvof54fsfp">
               <w:r>
                 <w:rPr>
                   <w:rFonts w:ascii="Arial" w:cs="Arial" w:eastAsia="Arial" w:hAnsi="Arial"/>
@@ -20459,7 +20459,7 @@
             <w:pPr>
               <w:spacing w:after="20" w:before="0"/>
             </w:pPr>
-            <w:hyperlink w:history="1" r:id="rIdqupo68ekd5pwnn_cvfx4e">
+            <w:hyperlink w:history="1" r:id="rIdquujiplwpetz7rchtsqea">
               <w:r>
                 <w:rPr>
                   <w:rFonts w:ascii="Arial" w:cs="Arial" w:eastAsia="Arial" w:hAnsi="Arial"/>
@@ -20492,7 +20492,7 @@
               <w:spacing w:after="10" w:before="0"/>
               <w:ind w:left="120"/>
             </w:pPr>
-            <w:hyperlink w:history="1" r:id="rIdgbah1khckztncsh43dgcs">
+            <w:hyperlink w:history="1" r:id="rIdgoeik_fwaqnxpjf7ul92v">
               <w:r>
                 <w:rPr>
                   <w:rFonts w:ascii="Arial" w:cs="Arial" w:eastAsia="Arial" w:hAnsi="Arial"/>
@@ -20687,7 +20687,313 @@
             <w:pPr>
               <w:spacing w:after="20" w:before="0"/>
             </w:pPr>
-            <w:hyperlink w:history="1" r:id="rIdqmgye5xfdfot638-sbecu">
+            <w:hyperlink w:history="1" r:id="rIdj_lx8f7mzd3z2gvrcdz32">
+              <w:r>
+                <w:rPr>
+                  <w:rFonts w:ascii="Arial" w:cs="Arial" w:eastAsia="Arial" w:hAnsi="Arial"/>
+                  <w:color w:val="2E75B6"/>
+                  <w:sz w:val="16"/>
+                  <w:szCs w:val="16"/>
+                  <w:u w:val="single" w:color="2E75B6"/>
+                </w:rPr>
+                <w:t xml:space="preserve">The periodic table - transition metals</w:t>
+              </w:r>
+            </w:hyperlink>
+          </w:p>
+          <w:p>
+            <w:pPr>
+              <w:spacing w:after="10" w:before="0"/>
+              <w:ind w:left="120"/>
+            </w:pPr>
+            <w:r>
+              <w:rPr>
+                <w:rFonts w:ascii="Arial" w:cs="Arial" w:eastAsia="Arial" w:hAnsi="Arial"/>
+                <w:color w:val="595959"/>
+                <w:sz w:val="14"/>
+                <w:szCs w:val="14"/>
+              </w:rPr>
+              <w:t xml:space="preserve">Source: Khan Academy (English - US curriculum)</w:t>
+            </w:r>
+          </w:p>
+          <w:p>
+            <w:pPr>
+              <w:spacing w:after="10" w:before="0"/>
+              <w:ind w:left="120"/>
+            </w:pPr>
+            <w:hyperlink w:history="1" r:id="rIdsuap0xufwjndkiwt7lurq">
+              <w:r>
+                <w:rPr>
+                  <w:rFonts w:ascii="Arial" w:cs="Arial" w:eastAsia="Arial" w:hAnsi="Arial"/>
+                  <w:color w:val="595959"/>
+                  <w:sz w:val="14"/>
+                  <w:szCs w:val="14"/>
+                  <w:u w:val="single" w:color="595959"/>
+                </w:rPr>
+                <w:t xml:space="preserve">🔍 Search ARES for similar videos</w:t>
+              </w:r>
+            </w:hyperlink>
+          </w:p>
+          <w:p>
+            <w:pPr>
+              <w:spacing w:after="40" w:before="0"/>
+            </w:pPr>
+            <w:r>
+              <w:rPr>
+                <w:sz w:val="14"/>
+                <w:szCs w:val="14"/>
+              </w:rPr>
+              <w:t xml:space="preserve"/>
+            </w:r>
+          </w:p>
+          <w:p>
+            <w:pPr>
+              <w:spacing w:after="20" w:before="0"/>
+            </w:pPr>
+            <w:r>
+              <w:rPr>
+                <w:rFonts w:ascii="Arial" w:cs="Arial" w:eastAsia="Arial" w:hAnsi="Arial"/>
+                <w:b/>
+                <w:bCs/>
+                <w:color w:val="1F3864"/>
+                <w:sz w:val="16"/>
+                <w:szCs w:val="16"/>
+              </w:rPr>
+              <w:t xml:space="preserve">📖 EXERCISE:</w:t>
+            </w:r>
+          </w:p>
+          <w:p>
+            <w:pPr>
+              <w:spacing w:after="20" w:before="0"/>
+            </w:pPr>
+            <w:hyperlink w:history="1" r:id="rId5x6izjcq9kcq9vokarcwo">
+              <w:r>
+                <w:rPr>
+                  <w:rFonts w:ascii="Arial" w:cs="Arial" w:eastAsia="Arial" w:hAnsi="Arial"/>
+                  <w:color w:val="2E75B6"/>
+                  <w:sz w:val="16"/>
+                  <w:szCs w:val="16"/>
+                  <w:u w:val="single" w:color="2E75B6"/>
+                </w:rPr>
+                <w:t xml:space="preserve">Balancing Chemical Equations Practice</w:t>
+              </w:r>
+            </w:hyperlink>
+          </w:p>
+          <w:p>
+            <w:pPr>
+              <w:spacing w:after="10" w:before="0"/>
+              <w:ind w:left="120"/>
+            </w:pPr>
+            <w:r>
+              <w:rPr>
+                <w:rFonts w:ascii="Arial" w:cs="Arial" w:eastAsia="Arial" w:hAnsi="Arial"/>
+                <w:color w:val="595959"/>
+                <w:sz w:val="14"/>
+                <w:szCs w:val="14"/>
+              </w:rPr>
+              <w:t xml:space="preserve">Source: CK-12</w:t>
+            </w:r>
+          </w:p>
+          <w:p>
+            <w:pPr>
+              <w:spacing w:after="10" w:before="0"/>
+              <w:ind w:left="120"/>
+            </w:pPr>
+            <w:hyperlink w:history="1" r:id="rIdtjeg1dct1lbaffjlwtdcx">
+              <w:r>
+                <w:rPr>
+                  <w:rFonts w:ascii="Arial" w:cs="Arial" w:eastAsia="Arial" w:hAnsi="Arial"/>
+                  <w:color w:val="595959"/>
+                  <w:sz w:val="14"/>
+                  <w:szCs w:val="14"/>
+                  <w:u w:val="single" w:color="595959"/>
+                </w:rPr>
+                <w:t xml:space="preserve">🔍 Search ARES for similar readings</w:t>
+              </w:r>
+            </w:hyperlink>
+          </w:p>
+        </w:tc>
+        <w:tc>
+          <w:tcPr>
+            <w:tcW w:type="dxa" w:w="3040"/>
+            <w:shd w:fill="FFFFFF" w:color="auto" w:val="clear"/>
+            <w:tcMar>
+              <w:top w:type="dxa" w:w="60"/>
+              <w:left w:type="dxa" w:w="120"/>
+              <w:bottom w:type="dxa" w:w="60"/>
+              <w:right w:type="dxa" w:w="120"/>
+            </w:tcMar>
+            <w:vAlign w:val="top"/>
+          </w:tcPr>
+          <w:p>
+            <w:pPr>
+              <w:spacing w:after="40" w:before="0"/>
+              <w:jc w:val="left"/>
+            </w:pPr>
+            <w:r>
+              <w:rPr>
+                <w:rFonts w:ascii="Arial" w:cs="Arial" w:eastAsia="Arial" w:hAnsi="Arial"/>
+                <w:b w:val="false"/>
+                <w:bCs w:val="false"/>
+                <w:i w:val="false"/>
+                <w:iCs w:val="false"/>
+                <w:color w:val="000000"/>
+                <w:sz w:val="18"/>
+                <w:szCs w:val="18"/>
+              </w:rPr>
+              <w:t xml:space="preserve">The teacher leads a whole-class demonstration of the 4-step balancing strategy using a maize-lorry analogy drawn on the board, then applies the strategy live to the Na + Cl₂ equation from the Predict Card. Learners observe and take structured notes on a pre-printed 'Observation Frame' with four columns: Step | What I do | Sodium atoms | Chlorine atoms. After the demonstration, learners watch the teacher work through a second equation (Mg + O₂ → MgO) using the same 4 steps, this time narrating each step aloud. Learners fill in their Observation Frame independently as the teacher works. A short 3-minute 'gallery walk' of four pre-written large-format equation cards pinned around the room (one for NaCl, MgO, Ca(NO₃)₂, and (NH₄)₂HPO₄ — each showing ONLY the unbalanced left side) allows learners to read the equations and note atom counts before the Explain phase.</w:t>
+            </w:r>
+          </w:p>
+        </w:tc>
+        <w:tc>
+          <w:tcPr>
+            <w:tcW w:type="dxa" w:w="3040"/>
+            <w:shd w:fill="F2F2F2" w:color="auto" w:val="clear"/>
+            <w:tcMar>
+              <w:top w:type="dxa" w:w="60"/>
+              <w:left w:type="dxa" w:w="120"/>
+              <w:bottom w:type="dxa" w:w="60"/>
+              <w:right w:type="dxa" w:w="120"/>
+            </w:tcMar>
+            <w:vAlign w:val="top"/>
+          </w:tcPr>
+          <w:p>
+            <w:pPr>
+              <w:spacing w:after="40" w:before="0"/>
+              <w:jc w:val="left"/>
+            </w:pPr>
+            <w:r>
+              <w:rPr>
+                <w:rFonts w:ascii="Arial" w:cs="Arial" w:eastAsia="Arial" w:hAnsi="Arial"/>
+                <w:b w:val="false"/>
+                <w:bCs w:val="false"/>
+                <w:i w:val="false"/>
+                <w:iCs w:val="false"/>
+                <w:color w:val="000000"/>
+                <w:sz w:val="18"/>
+                <w:szCs w:val="18"/>
+              </w:rPr>
+              <w:t xml:space="preserve">Draw on the board: 'ANALOGY — A lorry from Eldoret carries maize sacks to Nairobi. If 1 sack holds 2 bags of maize (like Cl₂ holds 2 Cl atoms), how many lorries do I need to deliver exactly 2 bags?' Use arrows to show: 1 lorry × 2 bags/lorry = 2 bags. Say: 'In chemistry, we call the number of lorries the COEFFICIENT. We can change how many lorries — we NEVER cut the lorry in half [cross out the subscript dramatically].' Now move to the equation. Write: Na + Cl₂ → NaCl. Say aloud: 'Step 1 — Write the unbalanced equation. Done.' 'Step 2 — Count atoms on each side: left: 1 Na, 2 Cl. Right: 1 Na, 1 Cl. Not equal — Cl is short on the right.' 'Step 3 — Balance by inspection: put coefficient 2 in front of NaCl → Na + Cl₂ → 2NaCl. Now recount: right has 2 Na, 2 Cl — but left only has 1 Na.' 'Step 4 — Adjust: put 2 in front of Na → 2Na + Cl₂ → 2NaCl. Verify: 2 Na = 2 Na ✔ 2 Cl = 2 Cl ✔ BALANCED.' Cold-call 2 learners to echo the 4 steps back: 'Njeri, tell me Step 2 in your own words.' [WAIT 12 seconds.] 'Otieno, what do we NEVER change and why?' [WAIT 12 seconds.] Then repeat the 4-step process for Mg + O₂ → MgO, narrating slowly. After gallery walk: 'In your Observation Frame, write ONE question you still have about balancing. We will answer those questions in the next phase.'</w:t>
+            </w:r>
+          </w:p>
+        </w:tc>
+        <w:tc>
+          <w:tcPr>
+            <w:tcW w:type="dxa" w:w="3040"/>
+            <w:shd w:fill="FFFFFF" w:color="auto" w:val="clear"/>
+            <w:tcMar>
+              <w:top w:type="dxa" w:w="60"/>
+              <w:left w:type="dxa" w:w="120"/>
+              <w:bottom w:type="dxa" w:w="60"/>
+              <w:right w:type="dxa" w:w="120"/>
+            </w:tcMar>
+            <w:vAlign w:val="top"/>
+          </w:tcPr>
+          <w:p>
+            <w:pPr>
+              <w:spacing w:after="40" w:before="0"/>
+              <w:jc w:val="left"/>
+            </w:pPr>
+            <w:r>
+              <w:rPr>
+                <w:rFonts w:ascii="Arial" w:cs="Arial" w:eastAsia="Arial" w:hAnsi="Arial"/>
+                <w:b w:val="false"/>
+                <w:bCs w:val="false"/>
+                <w:i w:val="false"/>
+                <w:iCs w:val="false"/>
+                <w:color w:val="000000"/>
+                <w:sz w:val="18"/>
+                <w:szCs w:val="18"/>
+              </w:rPr>
+              <w:t xml:space="preserve">ANALOGY + THINK-ALOUD MODELLING — The Eldoret-Nairobi maize-lorry analogy makes the abstract concept of coefficients vs. subscripts concrete and Kenyan-relevant. The teacher's live think-aloud externalises expert reasoning, giving learners a cognitive scaffold. The structured Observation Frame focuses attention on atom counts rather than superficial equation-writing, building the counting precision needed in Phase 3.</w:t>
+            </w:r>
+          </w:p>
+        </w:tc>
+        <w:tc>
+          <w:tcPr>
+            <w:tcW w:type="dxa" w:w="3040"/>
+            <w:shd w:fill="F2F2F2" w:color="auto" w:val="clear"/>
+            <w:tcMar>
+              <w:top w:type="dxa" w:w="60"/>
+              <w:left w:type="dxa" w:w="120"/>
+              <w:bottom w:type="dxa" w:w="60"/>
+              <w:right w:type="dxa" w:w="120"/>
+            </w:tcMar>
+            <w:vAlign w:val="top"/>
+          </w:tcPr>
+          <w:p>
+            <w:pPr>
+              <w:spacing w:after="40" w:before="0"/>
+              <w:jc w:val="left"/>
+            </w:pPr>
+            <w:r>
+              <w:rPr>
+                <w:rFonts w:ascii="Arial" w:cs="Arial" w:eastAsia="Arial" w:hAnsi="Arial"/>
+                <w:b w:val="false"/>
+                <w:bCs w:val="false"/>
+                <w:i w:val="false"/>
+                <w:iCs w:val="false"/>
+                <w:color w:val="000000"/>
+                <w:sz w:val="18"/>
+                <w:szCs w:val="18"/>
+              </w:rPr>
+              <w:t xml:space="preserve">Observable indicator: During the gallery walk, teacher reads 3–4 'questions still have' entries from Observation Frames. If more than 40% of learners write questions about WHAT a coefficient means (not HOW to use it), teacher opens Phase 3 with a 2-minute re-teach of the lorry analogy using a different example (githeri recipe: 2 cups maize + 1 cup beans → 1 pot githeri; doubling the recipe requires doubling ALL ingredients, not re-defining a cup).</w:t>
+            </w:r>
+          </w:p>
+        </w:tc>
+      </w:tr>
+      <w:tr>
+        <w:tc>
+          <w:tcPr>
+            <w:tcW w:type="dxa" w:w="1520"/>
+            <w:shd w:fill="E2EFDA" w:color="auto" w:val="clear"/>
+            <w:tcMar>
+              <w:top w:type="dxa" w:w="60"/>
+              <w:left w:type="dxa" w:w="120"/>
+              <w:bottom w:type="dxa" w:w="60"/>
+              <w:right w:type="dxa" w:w="120"/>
+            </w:tcMar>
+            <w:vAlign w:val="top"/>
+          </w:tcPr>
+          <w:p>
+            <w:pPr>
+              <w:spacing w:after="40" w:before="0"/>
+              <w:jc w:val="left"/>
+            </w:pPr>
+            <w:r>
+              <w:rPr>
+                <w:rFonts w:ascii="Arial" w:cs="Arial" w:eastAsia="Arial" w:hAnsi="Arial"/>
+                <w:b/>
+                <w:bCs/>
+                <w:i w:val="false"/>
+                <w:iCs w:val="false"/>
+                <w:color w:val="000000"/>
+                <w:sz w:val="18"/>
+                <w:szCs w:val="18"/>
+              </w:rPr>
+              <w:t xml:space="preserve">Explain Phase</w:t>
+            </w:r>
+          </w:p>
+          <w:p>
+            <w:pPr>
+              <w:spacing w:after="20" w:before="0"/>
+            </w:pPr>
+            <w:r>
+              <w:rPr>
+                <w:rFonts w:ascii="Arial" w:cs="Arial" w:eastAsia="Arial" w:hAnsi="Arial"/>
+                <w:b/>
+                <w:bCs/>
+                <w:color w:val="1F3864"/>
+                <w:sz w:val="16"/>
+                <w:szCs w:val="16"/>
+              </w:rPr>
+              <w:t xml:space="preserve">📹 VIDEO:</w:t>
+            </w:r>
+          </w:p>
+          <w:p>
+            <w:pPr>
+              <w:spacing w:after="20" w:before="0"/>
+            </w:pPr>
+            <w:hyperlink w:history="1" r:id="rIdnnsdhpihzjxahglmxjxig">
               <w:r>
                 <w:rPr>
                   <w:rFonts w:ascii="Arial" w:cs="Arial" w:eastAsia="Arial" w:hAnsi="Arial"/>
@@ -20720,7 +21026,7 @@
               <w:spacing w:after="10" w:before="0"/>
               <w:ind w:left="120"/>
             </w:pPr>
-            <w:hyperlink w:history="1" r:id="rIdkynwkcqfwmw5axhg8rcfz">
+            <w:hyperlink w:history="1" r:id="rIdhyibpsqvvxhz6mubely15">
               <w:r>
                 <w:rPr>
                   <w:rFonts w:ascii="Arial" w:cs="Arial" w:eastAsia="Arial" w:hAnsi="Arial"/>
@@ -20765,7 +21071,7 @@
             <w:pPr>
               <w:spacing w:after="20" w:before="0"/>
             </w:pPr>
-            <w:hyperlink w:history="1" r:id="rIdlinkziv2n4udhapmsstme">
+            <w:hyperlink w:history="1" r:id="rId9upiuqdcfczqn0cy8ciki">
               <w:r>
                 <w:rPr>
                   <w:rFonts w:ascii="Arial" w:cs="Arial" w:eastAsia="Arial" w:hAnsi="Arial"/>
@@ -20774,7 +21080,7 @@
                   <w:szCs w:val="16"/>
                   <w:u w:val="single" w:color="2E75B6"/>
                 </w:rPr>
-                <w:t xml:space="preserve">Balancing Chemical Equations Practice</w:t>
+                <w:t xml:space="preserve">Balancing chemical equations 1</w:t>
               </w:r>
             </w:hyperlink>
           </w:p>
@@ -20790,7 +21096,7 @@
                 <w:sz w:val="14"/>
                 <w:szCs w:val="14"/>
               </w:rPr>
-              <w:t xml:space="preserve">Source: CK-12</w:t>
+              <w:t xml:space="preserve">Source: Khan Academy (English - US curriculum)</w:t>
             </w:r>
           </w:p>
           <w:p>
@@ -20798,7 +21104,7 @@
               <w:spacing w:after="10" w:before="0"/>
               <w:ind w:left="120"/>
             </w:pPr>
-            <w:hyperlink w:history="1" r:id="rId7bdndhb6cthiekinrzcnr">
+            <w:hyperlink w:history="1" r:id="rIdqcdoe3k-cwov6ghfvjntf">
               <w:r>
                 <w:rPr>
                   <w:rFonts w:ascii="Arial" w:cs="Arial" w:eastAsia="Arial" w:hAnsi="Arial"/>
@@ -20840,7 +21146,7 @@
                 <w:sz w:val="18"/>
                 <w:szCs w:val="18"/>
               </w:rPr>
-              <w:t xml:space="preserve">The teacher leads a whole-class demonstration of the 4-step balancing strategy using a maize-lorry analogy drawn on the board, then applies the strategy live to the Na + Cl₂ equation from the Predict Card. Learners observe and take structured notes on a pre-printed 'Observation Frame' with four columns: Step | What I do | Sodium atoms | Chlorine atoms. After the demonstration, learners watch the teacher work through a second equation (Mg + O₂ → MgO) using the same 4 steps, this time narrating each step aloud. Learners fill in their Observation Frame independently as the teacher works. A short 3-minute 'gallery walk' of four pre-written large-format equation cards pinned around the room (one for NaCl, MgO, Ca(NO₃)₂, and (NH₄)₂HPO₄ — each showing ONLY the unbalanced left side) allows learners to read the equations and note atom counts before the Explain phase.</w:t>
+              <w:t xml:space="preserve">Learners work in stable pairs. Each pair receives a 'Balancing Worksheet' containing four target equations linked to the fertiliser phenomenon: (1) 2Na + Cl₂ → 2NaCl [table salt — review]; (2) 2Mg + O₂ → 2MgO [magnesium oxide — common in lime fertiliser]; (3) Ca + 2HNO₃ → Ca(NO₃)₂ + H₂ [calcium reacting with nitric acid to form calcium nitrate, a component of CAN]; (4) 3(NH₄)OH + H₃PO₄ → (NH₄)₃PO₄ + 3H₂O [ammonium phosphate — related to DAP]. For each equation, the worksheet provides the unbalanced form, a blank atom-count table, and a space for the balanced equation. Pairs work through equations using the 4-step strategy. After completing each equation, Partner A explains the reasoning aloud while Partner B checks using a 'Peer-Check Checklist' (3 items: ✔ Subscripts unchanged? ✔ All atom types counted? ✔ Both sides equal?). Partners swap roles for each new equation. After all four are complete, each pair annotates the DAP formula on their Predict Card: 'The ratio (NH₄)₃PO₄ comes from N valency __, P valency __, therefore __ ammonium ions per phosphate ion.' The teacher links this directly back to the DAP bag label.</w:t>
             </w:r>
           </w:p>
         </w:tc>
@@ -20872,7 +21178,7 @@
                 <w:sz w:val="18"/>
                 <w:szCs w:val="18"/>
               </w:rPr>
-              <w:t xml:space="preserve">Draw on the board: 'ANALOGY — A lorry from Eldoret carries maize sacks to Nairobi. If 1 sack holds 2 bags of maize (like Cl₂ holds 2 Cl atoms), how many lorries do I need to deliver exactly 2 bags?' Use arrows to show: 1 lorry × 2 bags/lorry = 2 bags. Say: 'In chemistry, we call the number of lorries the COEFFICIENT. We can change how many lorries — we NEVER cut the lorry in half [cross out the subscript dramatically].' Now move to the equation. Write: Na + Cl₂ → NaCl. Say aloud: 'Step 1 — Write the unbalanced equation. Done.' 'Step 2 — Count atoms on each side: left: 1 Na, 2 Cl. Right: 1 Na, 1 Cl. Not equal — Cl is short on the right.' 'Step 3 — Balance by inspection: put coefficient 2 in front of NaCl → Na + Cl₂ → 2NaCl. Now recount: right has 2 Na, 2 Cl — but left only has 1 Na.' 'Step 4 — Adjust: put 2 in front of Na → 2Na + Cl₂ → 2NaCl. Verify: 2 Na = 2 Na ✔ 2 Cl = 2 Cl ✔ BALANCED.' Cold-call 2 learners to echo the 4 steps back: 'Njeri, tell me Step 2 in your own words.' [WAIT 12 seconds.] 'Otieno, what do we NEVER change and why?' [WAIT 12 seconds.] Then repeat the 4-step process for Mg + O₂ → MgO, narrating slowly. After gallery walk: 'In your Observation Frame, write ONE question you still have about balancing. We will answer those questions in the next phase.'</w:t>
+              <w:t xml:space="preserve">Distribute worksheets and checklists. Say: 'You have 18 minutes for all four equations. Partner A starts as the explainer for equation 1. Partner B uses the checklist. Swap for equation 2. Ready — go.' Circulate purposefully using a 3-column tracking table (pair name | equation stuck on | error type). Every 4–5 minutes, pause the class for a 'Cold-Call Check': choose one pair who made an error (identified during circulation) and ask ONE partner to narrate Step 2 for that equation. Say: 'Kamau, read your atom count for the LEFT side of equation 3 — just the numbers.' [WAIT 12 seconds.] Then ask the class: 'Hands up if your count for Ca on the left is the same as Kamau's.' Use discrepancies to re-teach on the spot without embarrassing the pair: 'Interesting — we have two different counts. Let's check together.' After 18 minutes: 'Annotate your Predict Card now — 3 minutes.' Then cold-call 2 pairs to share their DAP ratio annotation. Ask: 'So could DAP ever be written (NH₄)₄PO₄?' [WAIT 15 seconds.] Target response: 'No — because phosphate has valency 3 and ammonium has valency 1, so we always need exactly 3 ammonium ions to balance one phosphate ion — the ratio is fixed by valency.' Affirm: 'That fixed ratio IS why the bag in Kericho has that exact formula — and why it cannot be anything else.'</w:t>
             </w:r>
           </w:p>
         </w:tc>
@@ -20904,7 +21210,7 @@
                 <w:sz w:val="18"/>
                 <w:szCs w:val="18"/>
               </w:rPr>
-              <w:t xml:space="preserve">ANALOGY + THINK-ALOUD MODELLING — The Eldoret-Nairobi maize-lorry analogy makes the abstract concept of coefficients vs. subscripts concrete and Kenyan-relevant. The teacher's live think-aloud externalises expert reasoning, giving learners a cognitive scaffold. The structured Observation Frame focuses attention on atom counts rather than superficial equation-writing, building the counting precision needed in Phase 3.</w:t>
+              <w:t xml:space="preserve">STRUCTURED PAIR WORK WITH RECIPROCAL TEACHING — Partners alternate between explainer and checker roles, which forces both to engage with reasoning rather than just copying answers. The Peer-Check Checklist externalises the quality criteria, making self-regulation explicit. The DAP annotation task directly applies the balancing skill to the driving phenomenon, closing the explanatory loop opened in Lesson 1.</w:t>
             </w:r>
           </w:p>
         </w:tc>
@@ -20936,7 +21242,7 @@
                 <w:sz w:val="18"/>
                 <w:szCs w:val="18"/>
               </w:rPr>
-              <w:t xml:space="preserve">Observable indicator: During the gallery walk, teacher reads 3–4 'questions still have' entries from Observation Frames. If more than 40% of learners write questions about WHAT a coefficient means (not HOW to use it), teacher opens Phase 3 with a 2-minute re-teach of the lorry analogy using a different example (githeri recipe: 2 cups maize + 1 cup beans → 1 pot githeri; doubling the recipe requires doubling ALL ingredients, not re-defining a cup).</w:t>
+              <w:t xml:space="preserve">Observable indicators: (i) Teacher's tracking table — if more than 3 pairs are stuck on the same step for equation 3 (calcium nitrate), teacher pauses the class and reteaches polyatomic ion counting: 'When you have NO₃⁻ as a unit, count the whole bracket first, THEN multiply by the subscript outside.' (ii) Peer-Check Checklists are collected at the end — if more than 25% of checklists show 'Subscripts unchanged? NO,' teacher opens the DQB phase with a targeted question: 'What is the difference between 2NaCl and NaCl₂?' as a whole-class sorting task.</w:t>
             </w:r>
           </w:p>
         </w:tc>
@@ -20945,32 +21251,32 @@
         <w:tc>
           <w:tcPr>
             <w:tcW w:type="dxa" w:w="1520"/>
-            <w:shd w:fill="E2EFDA" w:color="auto" w:val="clear"/>
-            <w:tcMar>
-              <w:top w:type="dxa" w:w="60"/>
-              <w:left w:type="dxa" w:w="120"/>
-              <w:bottom w:type="dxa" w:w="60"/>
-              <w:right w:type="dxa" w:w="120"/>
-            </w:tcMar>
-            <w:vAlign w:val="top"/>
-          </w:tcPr>
-          <w:p>
-            <w:pPr>
-              <w:spacing w:after="40" w:before="0"/>
-              <w:jc w:val="left"/>
-            </w:pPr>
-            <w:r>
-              <w:rPr>
-                <w:rFonts w:ascii="Arial" w:cs="Arial" w:eastAsia="Arial" w:hAnsi="Arial"/>
-                <w:b/>
-                <w:bCs/>
-                <w:i w:val="false"/>
-                <w:iCs w:val="false"/>
-                <w:color w:val="000000"/>
-                <w:sz w:val="18"/>
-                <w:szCs w:val="18"/>
-              </w:rPr>
-              <w:t xml:space="preserve">Explain Phase</w:t>
+            <w:shd w:fill="FCE4D6" w:color="auto" w:val="clear"/>
+            <w:tcMar>
+              <w:top w:type="dxa" w:w="60"/>
+              <w:left w:type="dxa" w:w="120"/>
+              <w:bottom w:type="dxa" w:w="60"/>
+              <w:right w:type="dxa" w:w="120"/>
+            </w:tcMar>
+            <w:vAlign w:val="top"/>
+          </w:tcPr>
+          <w:p>
+            <w:pPr>
+              <w:spacing w:after="40" w:before="0"/>
+              <w:jc w:val="left"/>
+            </w:pPr>
+            <w:r>
+              <w:rPr>
+                <w:rFonts w:ascii="Arial" w:cs="Arial" w:eastAsia="Arial" w:hAnsi="Arial"/>
+                <w:b/>
+                <w:bCs/>
+                <w:i w:val="false"/>
+                <w:iCs w:val="false"/>
+                <w:color w:val="000000"/>
+                <w:sz w:val="18"/>
+                <w:szCs w:val="18"/>
+              </w:rPr>
+              <w:t xml:space="preserve">Driving Question Board (DQB) Creation</w:t>
             </w:r>
           </w:p>
           <w:p>
@@ -20993,7 +21299,7 @@
             <w:pPr>
               <w:spacing w:after="20" w:before="0"/>
             </w:pPr>
-            <w:hyperlink w:history="1" r:id="rIdfwagkac_uiethb7smgnpl">
+            <w:hyperlink w:history="1" r:id="rIdewaceuvu6uyzs3wru1hrb">
               <w:r>
                 <w:rPr>
                   <w:rFonts w:ascii="Arial" w:cs="Arial" w:eastAsia="Arial" w:hAnsi="Arial"/>
@@ -21026,7 +21332,7 @@
               <w:spacing w:after="10" w:before="0"/>
               <w:ind w:left="120"/>
             </w:pPr>
-            <w:hyperlink w:history="1" r:id="rIdyhz0jx3iyafu8lzlgalqp">
+            <w:hyperlink w:history="1" r:id="rId5ehgd8bkrmf5kshqov_hc">
               <w:r>
                 <w:rPr>
                   <w:rFonts w:ascii="Arial" w:cs="Arial" w:eastAsia="Arial" w:hAnsi="Arial"/>
@@ -21064,14 +21370,14 @@
                 <w:sz w:val="16"/>
                 <w:szCs w:val="16"/>
               </w:rPr>
-              <w:t xml:space="preserve">📖 EXERCISE:</w:t>
+              <w:t xml:space="preserve">📖 HTML:</w:t>
             </w:r>
           </w:p>
           <w:p>
             <w:pPr>
               <w:spacing w:after="20" w:before="0"/>
             </w:pPr>
-            <w:hyperlink w:history="1" r:id="rIdaefokbpwh0xvjrgrikcpz">
+            <w:hyperlink w:history="1" r:id="rId34iplpnuwzf62schrxuec">
               <w:r>
                 <w:rPr>
                   <w:rFonts w:ascii="Arial" w:cs="Arial" w:eastAsia="Arial" w:hAnsi="Arial"/>
@@ -21080,7 +21386,7 @@
                   <w:szCs w:val="16"/>
                   <w:u w:val="single" w:color="2E75B6"/>
                 </w:rPr>
-                <w:t xml:space="preserve">Balancing chemical equations 1</w:t>
+                <w:t xml:space="preserve">Balancing Chemical Equations</w:t>
               </w:r>
             </w:hyperlink>
           </w:p>
@@ -21096,7 +21402,7 @@
                 <w:sz w:val="14"/>
                 <w:szCs w:val="14"/>
               </w:rPr>
-              <w:t xml:space="preserve">Source: Khan Academy (English - US curriculum)</w:t>
+              <w:t xml:space="preserve">Source: PhET</w:t>
             </w:r>
           </w:p>
           <w:p>
@@ -21104,7 +21410,7 @@
               <w:spacing w:after="10" w:before="0"/>
               <w:ind w:left="120"/>
             </w:pPr>
-            <w:hyperlink w:history="1" r:id="rId35gcpo57vcxb2dmojtj8i">
+            <w:hyperlink w:history="1" r:id="rIdpjd3csar9jkzba8t7k403">
               <w:r>
                 <w:rPr>
                   <w:rFonts w:ascii="Arial" w:cs="Arial" w:eastAsia="Arial" w:hAnsi="Arial"/>
@@ -21146,7 +21452,7 @@
                 <w:sz w:val="18"/>
                 <w:szCs w:val="18"/>
               </w:rPr>
-              <w:t xml:space="preserve">Learners work in stable pairs. Each pair receives a 'Balancing Worksheet' containing four target equations linked to the fertiliser phenomenon: (1) 2Na + Cl₂ → 2NaCl [table salt — review]; (2) 2Mg + O₂ → 2MgO [magnesium oxide — common in lime fertiliser]; (3) Ca + 2HNO₃ → Ca(NO₃)₂ + H₂ [calcium reacting with nitric acid to form calcium nitrate, a component of CAN]; (4) 3(NH₄)OH + H₃PO₄ → (NH₄)₃PO₄ + 3H₂O [ammonium phosphate — related to DAP]. For each equation, the worksheet provides the unbalanced form, a blank atom-count table, and a space for the balanced equation. Pairs work through equations using the 4-step strategy. After completing each equation, Partner A explains the reasoning aloud while Partner B checks using a 'Peer-Check Checklist' (3 items: ✔ Subscripts unchanged? ✔ All atom types counted? ✔ Both sides equal?). Partners swap roles for each new equation. After all four are complete, each pair annotates the DAP formula on their Predict Card: 'The ratio (NH₄)₃PO₄ comes from N valency __, P valency __, therefore __ ammonium ions per phosphate ion.' The teacher links this directly back to the DAP bag label.</w:t>
+              <w:t xml:space="preserve">The class gathers at the Driving Question Board. Each pair writes one new 'We now understand…' sticky note (green) and one new 'We still wonder…' sticky note (yellow) and places them on the board under the correct column. The teacher reads selected notes aloud and asks the class to vote — thumbs up if they share that understanding, thumbs sideways if they are still unsure. The board is reorganised so that resolved questions (answered across Lessons 1–7) are grouped on the left, with remaining open questions clustered on the right to set the agenda for Lesson 8. The driving question itself ('Why do fertiliser bags carry such specific formulae…?') is read aloud as a full class. Learners do a 'confidence thermometer' — fist (0%) to five fingers (100%) — to show how fully they can now answer it.</w:t>
             </w:r>
           </w:p>
         </w:tc>
@@ -21178,7 +21484,7 @@
                 <w:sz w:val="18"/>
                 <w:szCs w:val="18"/>
               </w:rPr>
-              <w:t xml:space="preserve">Distribute worksheets and checklists. Say: 'You have 18 minutes for all four equations. Partner A starts as the explainer for equation 1. Partner B uses the checklist. Swap for equation 2. Ready — go.' Circulate purposefully using a 3-column tracking table (pair name | equation stuck on | error type). Every 4–5 minutes, pause the class for a 'Cold-Call Check': choose one pair who made an error (identified during circulation) and ask ONE partner to narrate Step 2 for that equation. Say: 'Kamau, read your atom count for the LEFT side of equation 3 — just the numbers.' [WAIT 12 seconds.] Then ask the class: 'Hands up if your count for Ca on the left is the same as Kamau's.' Use discrepancies to re-teach on the spot without embarrassing the pair: 'Interesting — we have two different counts. Let's check together.' After 18 minutes: 'Annotate your Predict Card now — 3 minutes.' Then cold-call 2 pairs to share their DAP ratio annotation. Ask: 'So could DAP ever be written (NH₄)₄PO₄?' [WAIT 15 seconds.] Target response: 'No — because phosphate has valency 3 and ammonium has valency 1, so we always need exactly 3 ammonium ions to balance one phosphate ion — the ratio is fixed by valency.' Affirm: 'That fixed ratio IS why the bag in Kericho has that exact formula — and why it cannot be anything else.'</w:t>
+              <w:t xml:space="preserve">Hand out sticky notes. Say: 'In exactly 3 minutes, each pair writes one green and one yellow note — no more. Green = something you NOW understand that you did not before today. Yellow = something you STILL cannot explain.' After posting, read 3 green notes aloud, then ask: 'Who can add evidence from today's balancing work to support this understanding?' Cold-call 2 learners. [WAIT 12 seconds each.] Then read 2 yellow notes and say: 'These are our agenda for Lesson 8. Keep them visible.' Finally: 'Driving question — everybody read it silently… now show me your confidence thermometer.' Survey the class and note distribution. Say: 'Most of you are at 3–4 fingers. After Lesson 8, I expect everyone at 5. What is the ONE thing still blocking you?' Cold-call 1 learner who is at 2 fingers: '[Name], what is the gap?' [WAIT 15 seconds.] Use the response to frame Lesson 8 preview.</w:t>
             </w:r>
           </w:p>
         </w:tc>
@@ -21210,7 +21516,7 @@
                 <w:sz w:val="18"/>
                 <w:szCs w:val="18"/>
               </w:rPr>
-              <w:t xml:space="preserve">STRUCTURED PAIR WORK WITH RECIPROCAL TEACHING — Partners alternate between explainer and checker roles, which forces both to engage with reasoning rather than just copying answers. The Peer-Check Checklist externalises the quality criteria, making self-regulation explicit. The DAP annotation task directly applies the balancing skill to the driving phenomenon, closing the explanatory loop opened in Lesson 1.</w:t>
+              <w:t xml:space="preserve">DRIVING QUESTION BOARD CURATION — The DQB makes the cumulative growth of understanding visible and metacognitive. The confidence thermometer gives the teacher real-time data on the class's explanatory readiness and signals to learners that understanding is a trajectory, not a binary. Clustering resolved vs. open questions creates a visual narrative of the evidence-gathering sequence.</w:t>
             </w:r>
           </w:p>
         </w:tc>
@@ -21242,7 +21548,7 @@
                 <w:sz w:val="18"/>
                 <w:szCs w:val="18"/>
               </w:rPr>
-              <w:t xml:space="preserve">Observable indicators: (i) Teacher's tracking table — if more than 3 pairs are stuck on the same step for equation 3 (calcium nitrate), teacher pauses the class and reteaches polyatomic ion counting: 'When you have NO₃⁻ as a unit, count the whole bracket first, THEN multiply by the subscript outside.' (ii) Peer-Check Checklists are collected at the end — if more than 25% of checklists show 'Subscripts unchanged? NO,' teacher opens the DQB phase with a targeted question: 'What is the difference between 2NaCl and NaCl₂?' as a whole-class sorting task.</w:t>
+              <w:t xml:space="preserve">Observable indicator: If fewer than 50% of learners show 3 or more fingers on the confidence thermometer, teacher identifies the dominant yellow-note theme and adds a targeted review task to the opening of Lesson 8. If the dominant yellow theme is about WHY valency determines ratios (not just HOW to balance), teacher prepares a Lesson 8 opening model-building task that connects electron configuration → valency → ionic ratio → formula → balanced equation as a single chain.</w:t>
             </w:r>
           </w:p>
         </w:tc>
@@ -21251,32 +21557,32 @@
         <w:tc>
           <w:tcPr>
             <w:tcW w:type="dxa" w:w="1520"/>
-            <w:shd w:fill="FCE4D6" w:color="auto" w:val="clear"/>
-            <w:tcMar>
-              <w:top w:type="dxa" w:w="60"/>
-              <w:left w:type="dxa" w:w="120"/>
-              <w:bottom w:type="dxa" w:w="60"/>
-              <w:right w:type="dxa" w:w="120"/>
-            </w:tcMar>
-            <w:vAlign w:val="top"/>
-          </w:tcPr>
-          <w:p>
-            <w:pPr>
-              <w:spacing w:after="40" w:before="0"/>
-              <w:jc w:val="left"/>
-            </w:pPr>
-            <w:r>
-              <w:rPr>
-                <w:rFonts w:ascii="Arial" w:cs="Arial" w:eastAsia="Arial" w:hAnsi="Arial"/>
-                <w:b/>
-                <w:bCs/>
-                <w:i w:val="false"/>
-                <w:iCs w:val="false"/>
-                <w:color w:val="000000"/>
-                <w:sz w:val="18"/>
-                <w:szCs w:val="18"/>
-              </w:rPr>
-              <w:t xml:space="preserve">Driving Question Board (DQB) Creation</w:t>
+            <w:shd w:fill="D5E8F0" w:color="auto" w:val="clear"/>
+            <w:tcMar>
+              <w:top w:type="dxa" w:w="60"/>
+              <w:left w:type="dxa" w:w="120"/>
+              <w:bottom w:type="dxa" w:w="60"/>
+              <w:right w:type="dxa" w:w="120"/>
+            </w:tcMar>
+            <w:vAlign w:val="top"/>
+          </w:tcPr>
+          <w:p>
+            <w:pPr>
+              <w:spacing w:after="40" w:before="0"/>
+              <w:jc w:val="left"/>
+            </w:pPr>
+            <w:r>
+              <w:rPr>
+                <w:rFonts w:ascii="Arial" w:cs="Arial" w:eastAsia="Arial" w:hAnsi="Arial"/>
+                <w:b/>
+                <w:bCs/>
+                <w:i w:val="false"/>
+                <w:iCs w:val="false"/>
+                <w:color w:val="000000"/>
+                <w:sz w:val="18"/>
+                <w:szCs w:val="18"/>
+              </w:rPr>
+              <w:t xml:space="preserve">Model Building Phase</w:t>
             </w:r>
           </w:p>
           <w:p>
@@ -21299,7 +21605,7 @@
             <w:pPr>
               <w:spacing w:after="20" w:before="0"/>
             </w:pPr>
-            <w:hyperlink w:history="1" r:id="rIdgmotnobmhlxscjlr1apj5">
+            <w:hyperlink w:history="1" r:id="rIde_92yjyi828ipgodx_8g0">
               <w:r>
                 <w:rPr>
                   <w:rFonts w:ascii="Arial" w:cs="Arial" w:eastAsia="Arial" w:hAnsi="Arial"/>
@@ -21332,7 +21638,7 @@
               <w:spacing w:after="10" w:before="0"/>
               <w:ind w:left="120"/>
             </w:pPr>
-            <w:hyperlink w:history="1" r:id="rIddeyw7kgp6guuhu_ap6yo8">
+            <w:hyperlink w:history="1" r:id="rIdxmqmjjybegnpem1r2j-ku">
               <w:r>
                 <w:rPr>
                   <w:rFonts w:ascii="Arial" w:cs="Arial" w:eastAsia="Arial" w:hAnsi="Arial"/>
@@ -21377,7 +21683,7 @@
             <w:pPr>
               <w:spacing w:after="20" w:before="0"/>
             </w:pPr>
-            <w:hyperlink w:history="1" r:id="rIddq4tpqoa1dblfkyytxgoc">
+            <w:hyperlink w:history="1" r:id="rId7hkczpciphmp2ygpqkbdn">
               <w:r>
                 <w:rPr>
                   <w:rFonts w:ascii="Arial" w:cs="Arial" w:eastAsia="Arial" w:hAnsi="Arial"/>
@@ -21386,7 +21692,7 @@
                   <w:szCs w:val="16"/>
                   <w:u w:val="single" w:color="2E75B6"/>
                 </w:rPr>
-                <w:t xml:space="preserve">Balancing Chemical Equations</w:t>
+                <w:t xml:space="preserve">Writing the Periodic Table (PLIX)</w:t>
               </w:r>
             </w:hyperlink>
           </w:p>
@@ -21402,7 +21708,7 @@
                 <w:sz w:val="14"/>
                 <w:szCs w:val="14"/>
               </w:rPr>
-              <w:t xml:space="preserve">Source: PhET</w:t>
+              <w:t xml:space="preserve">Source: CK-12</w:t>
             </w:r>
           </w:p>
           <w:p>
@@ -21410,313 +21716,7 @@
               <w:spacing w:after="10" w:before="0"/>
               <w:ind w:left="120"/>
             </w:pPr>
-            <w:hyperlink w:history="1" r:id="rIdftzddnt8esnkh4y_o0vsk">
-              <w:r>
-                <w:rPr>
-                  <w:rFonts w:ascii="Arial" w:cs="Arial" w:eastAsia="Arial" w:hAnsi="Arial"/>
-                  <w:color w:val="595959"/>
-                  <w:sz w:val="14"/>
-                  <w:szCs w:val="14"/>
-                  <w:u w:val="single" w:color="595959"/>
-                </w:rPr>
-                <w:t xml:space="preserve">🔍 Search ARES for similar readings</w:t>
-              </w:r>
-            </w:hyperlink>
-          </w:p>
-        </w:tc>
-        <w:tc>
-          <w:tcPr>
-            <w:tcW w:type="dxa" w:w="3040"/>
-            <w:shd w:fill="FFFFFF" w:color="auto" w:val="clear"/>
-            <w:tcMar>
-              <w:top w:type="dxa" w:w="60"/>
-              <w:left w:type="dxa" w:w="120"/>
-              <w:bottom w:type="dxa" w:w="60"/>
-              <w:right w:type="dxa" w:w="120"/>
-            </w:tcMar>
-            <w:vAlign w:val="top"/>
-          </w:tcPr>
-          <w:p>
-            <w:pPr>
-              <w:spacing w:after="40" w:before="0"/>
-              <w:jc w:val="left"/>
-            </w:pPr>
-            <w:r>
-              <w:rPr>
-                <w:rFonts w:ascii="Arial" w:cs="Arial" w:eastAsia="Arial" w:hAnsi="Arial"/>
-                <w:b w:val="false"/>
-                <w:bCs w:val="false"/>
-                <w:i w:val="false"/>
-                <w:iCs w:val="false"/>
-                <w:color w:val="000000"/>
-                <w:sz w:val="18"/>
-                <w:szCs w:val="18"/>
-              </w:rPr>
-              <w:t xml:space="preserve">The class gathers at the Driving Question Board. Each pair writes one new 'We now understand…' sticky note (green) and one new 'We still wonder…' sticky note (yellow) and places them on the board under the correct column. The teacher reads selected notes aloud and asks the class to vote — thumbs up if they share that understanding, thumbs sideways if they are still unsure. The board is reorganised so that resolved questions (answered across Lessons 1–7) are grouped on the left, with remaining open questions clustered on the right to set the agenda for Lesson 8. The driving question itself ('Why do fertiliser bags carry such specific formulae…?') is read aloud as a full class. Learners do a 'confidence thermometer' — fist (0%) to five fingers (100%) — to show how fully they can now answer it.</w:t>
-            </w:r>
-          </w:p>
-        </w:tc>
-        <w:tc>
-          <w:tcPr>
-            <w:tcW w:type="dxa" w:w="3040"/>
-            <w:shd w:fill="F2F2F2" w:color="auto" w:val="clear"/>
-            <w:tcMar>
-              <w:top w:type="dxa" w:w="60"/>
-              <w:left w:type="dxa" w:w="120"/>
-              <w:bottom w:type="dxa" w:w="60"/>
-              <w:right w:type="dxa" w:w="120"/>
-            </w:tcMar>
-            <w:vAlign w:val="top"/>
-          </w:tcPr>
-          <w:p>
-            <w:pPr>
-              <w:spacing w:after="40" w:before="0"/>
-              <w:jc w:val="left"/>
-            </w:pPr>
-            <w:r>
-              <w:rPr>
-                <w:rFonts w:ascii="Arial" w:cs="Arial" w:eastAsia="Arial" w:hAnsi="Arial"/>
-                <w:b w:val="false"/>
-                <w:bCs w:val="false"/>
-                <w:i w:val="false"/>
-                <w:iCs w:val="false"/>
-                <w:color w:val="000000"/>
-                <w:sz w:val="18"/>
-                <w:szCs w:val="18"/>
-              </w:rPr>
-              <w:t xml:space="preserve">Hand out sticky notes. Say: 'In exactly 3 minutes, each pair writes one green and one yellow note — no more. Green = something you NOW understand that you did not before today. Yellow = something you STILL cannot explain.' After posting, read 3 green notes aloud, then ask: 'Who can add evidence from today's balancing work to support this understanding?' Cold-call 2 learners. [WAIT 12 seconds each.] Then read 2 yellow notes and say: 'These are our agenda for Lesson 8. Keep them visible.' Finally: 'Driving question — everybody read it silently… now show me your confidence thermometer.' Survey the class and note distribution. Say: 'Most of you are at 3–4 fingers. After Lesson 8, I expect everyone at 5. What is the ONE thing still blocking you?' Cold-call 1 learner who is at 2 fingers: '[Name], what is the gap?' [WAIT 15 seconds.] Use the response to frame Lesson 8 preview.</w:t>
-            </w:r>
-          </w:p>
-        </w:tc>
-        <w:tc>
-          <w:tcPr>
-            <w:tcW w:type="dxa" w:w="3040"/>
-            <w:shd w:fill="FFFFFF" w:color="auto" w:val="clear"/>
-            <w:tcMar>
-              <w:top w:type="dxa" w:w="60"/>
-              <w:left w:type="dxa" w:w="120"/>
-              <w:bottom w:type="dxa" w:w="60"/>
-              <w:right w:type="dxa" w:w="120"/>
-            </w:tcMar>
-            <w:vAlign w:val="top"/>
-          </w:tcPr>
-          <w:p>
-            <w:pPr>
-              <w:spacing w:after="40" w:before="0"/>
-              <w:jc w:val="left"/>
-            </w:pPr>
-            <w:r>
-              <w:rPr>
-                <w:rFonts w:ascii="Arial" w:cs="Arial" w:eastAsia="Arial" w:hAnsi="Arial"/>
-                <w:b w:val="false"/>
-                <w:bCs w:val="false"/>
-                <w:i w:val="false"/>
-                <w:iCs w:val="false"/>
-                <w:color w:val="000000"/>
-                <w:sz w:val="18"/>
-                <w:szCs w:val="18"/>
-              </w:rPr>
-              <w:t xml:space="preserve">DRIVING QUESTION BOARD CURATION — The DQB makes the cumulative growth of understanding visible and metacognitive. The confidence thermometer gives the teacher real-time data on the class's explanatory readiness and signals to learners that understanding is a trajectory, not a binary. Clustering resolved vs. open questions creates a visual narrative of the evidence-gathering sequence.</w:t>
-            </w:r>
-          </w:p>
-        </w:tc>
-        <w:tc>
-          <w:tcPr>
-            <w:tcW w:type="dxa" w:w="3040"/>
-            <w:shd w:fill="F2F2F2" w:color="auto" w:val="clear"/>
-            <w:tcMar>
-              <w:top w:type="dxa" w:w="60"/>
-              <w:left w:type="dxa" w:w="120"/>
-              <w:bottom w:type="dxa" w:w="60"/>
-              <w:right w:type="dxa" w:w="120"/>
-            </w:tcMar>
-            <w:vAlign w:val="top"/>
-          </w:tcPr>
-          <w:p>
-            <w:pPr>
-              <w:spacing w:after="40" w:before="0"/>
-              <w:jc w:val="left"/>
-            </w:pPr>
-            <w:r>
-              <w:rPr>
-                <w:rFonts w:ascii="Arial" w:cs="Arial" w:eastAsia="Arial" w:hAnsi="Arial"/>
-                <w:b w:val="false"/>
-                <w:bCs w:val="false"/>
-                <w:i w:val="false"/>
-                <w:iCs w:val="false"/>
-                <w:color w:val="000000"/>
-                <w:sz w:val="18"/>
-                <w:szCs w:val="18"/>
-              </w:rPr>
-              <w:t xml:space="preserve">Observable indicator: If fewer than 50% of learners show 3 or more fingers on the confidence thermometer, teacher identifies the dominant yellow-note theme and adds a targeted review task to the opening of Lesson 8. If the dominant yellow theme is about WHY valency determines ratios (not just HOW to balance), teacher prepares a Lesson 8 opening model-building task that connects electron configuration → valency → ionic ratio → formula → balanced equation as a single chain.</w:t>
-            </w:r>
-          </w:p>
-        </w:tc>
-      </w:tr>
-      <w:tr>
-        <w:tc>
-          <w:tcPr>
-            <w:tcW w:type="dxa" w:w="1520"/>
-            <w:shd w:fill="D5E8F0" w:color="auto" w:val="clear"/>
-            <w:tcMar>
-              <w:top w:type="dxa" w:w="60"/>
-              <w:left w:type="dxa" w:w="120"/>
-              <w:bottom w:type="dxa" w:w="60"/>
-              <w:right w:type="dxa" w:w="120"/>
-            </w:tcMar>
-            <w:vAlign w:val="top"/>
-          </w:tcPr>
-          <w:p>
-            <w:pPr>
-              <w:spacing w:after="40" w:before="0"/>
-              <w:jc w:val="left"/>
-            </w:pPr>
-            <w:r>
-              <w:rPr>
-                <w:rFonts w:ascii="Arial" w:cs="Arial" w:eastAsia="Arial" w:hAnsi="Arial"/>
-                <w:b/>
-                <w:bCs/>
-                <w:i w:val="false"/>
-                <w:iCs w:val="false"/>
-                <w:color w:val="000000"/>
-                <w:sz w:val="18"/>
-                <w:szCs w:val="18"/>
-              </w:rPr>
-              <w:t xml:space="preserve">Model Building Phase</w:t>
-            </w:r>
-          </w:p>
-          <w:p>
-            <w:pPr>
-              <w:spacing w:after="20" w:before="0"/>
-            </w:pPr>
-            <w:r>
-              <w:rPr>
-                <w:rFonts w:ascii="Arial" w:cs="Arial" w:eastAsia="Arial" w:hAnsi="Arial"/>
-                <w:b/>
-                <w:bCs/>
-                <w:color w:val="1F3864"/>
-                <w:sz w:val="16"/>
-                <w:szCs w:val="16"/>
-              </w:rPr>
-              <w:t xml:space="preserve">📹 VIDEO:</w:t>
-            </w:r>
-          </w:p>
-          <w:p>
-            <w:pPr>
-              <w:spacing w:after="20" w:before="0"/>
-            </w:pPr>
-            <w:hyperlink w:history="1" r:id="rIdnt2lvbbj2gnqwq2nvgfze">
-              <w:r>
-                <w:rPr>
-                  <w:rFonts w:ascii="Arial" w:cs="Arial" w:eastAsia="Arial" w:hAnsi="Arial"/>
-                  <w:color w:val="2E75B6"/>
-                  <w:sz w:val="16"/>
-                  <w:szCs w:val="16"/>
-                  <w:u w:val="single" w:color="2E75B6"/>
-                </w:rPr>
-                <w:t xml:space="preserve">Video: Balancing Chemical Equations</w:t>
-              </w:r>
-            </w:hyperlink>
-          </w:p>
-          <w:p>
-            <w:pPr>
-              <w:spacing w:after="10" w:before="0"/>
-              <w:ind w:left="120"/>
-            </w:pPr>
-            <w:r>
-              <w:rPr>
-                <w:rFonts w:ascii="Arial" w:cs="Arial" w:eastAsia="Arial" w:hAnsi="Arial"/>
-                <w:color w:val="595959"/>
-                <w:sz w:val="14"/>
-                <w:szCs w:val="14"/>
-              </w:rPr>
-              <w:t xml:space="preserve">Source: PhET Interactive Simulations (English)</w:t>
-            </w:r>
-          </w:p>
-          <w:p>
-            <w:pPr>
-              <w:spacing w:after="10" w:before="0"/>
-              <w:ind w:left="120"/>
-            </w:pPr>
-            <w:hyperlink w:history="1" r:id="rId1dd-xin4v5xagcwqaxicj">
-              <w:r>
-                <w:rPr>
-                  <w:rFonts w:ascii="Arial" w:cs="Arial" w:eastAsia="Arial" w:hAnsi="Arial"/>
-                  <w:color w:val="595959"/>
-                  <w:sz w:val="14"/>
-                  <w:szCs w:val="14"/>
-                  <w:u w:val="single" w:color="595959"/>
-                </w:rPr>
-                <w:t xml:space="preserve">🔍 Search ARES for similar videos</w:t>
-              </w:r>
-            </w:hyperlink>
-          </w:p>
-          <w:p>
-            <w:pPr>
-              <w:spacing w:after="40" w:before="0"/>
-            </w:pPr>
-            <w:r>
-              <w:rPr>
-                <w:sz w:val="14"/>
-                <w:szCs w:val="14"/>
-              </w:rPr>
-              <w:t xml:space="preserve"/>
-            </w:r>
-          </w:p>
-          <w:p>
-            <w:pPr>
-              <w:spacing w:after="20" w:before="0"/>
-            </w:pPr>
-            <w:r>
-              <w:rPr>
-                <w:rFonts w:ascii="Arial" w:cs="Arial" w:eastAsia="Arial" w:hAnsi="Arial"/>
-                <w:b/>
-                <w:bCs/>
-                <w:color w:val="1F3864"/>
-                <w:sz w:val="16"/>
-                <w:szCs w:val="16"/>
-              </w:rPr>
-              <w:t xml:space="preserve">📖 HTML:</w:t>
-            </w:r>
-          </w:p>
-          <w:p>
-            <w:pPr>
-              <w:spacing w:after="20" w:before="0"/>
-            </w:pPr>
-            <w:hyperlink w:history="1" r:id="rId1ki-ghsahwo4-qufp9w_6">
-              <w:r>
-                <w:rPr>
-                  <w:rFonts w:ascii="Arial" w:cs="Arial" w:eastAsia="Arial" w:hAnsi="Arial"/>
-                  <w:color w:val="2E75B6"/>
-                  <w:sz w:val="16"/>
-                  <w:szCs w:val="16"/>
-                  <w:u w:val="single" w:color="2E75B6"/>
-                </w:rPr>
-                <w:t xml:space="preserve">Conservation of Mass in Chemical Reactions (Flexbook)</w:t>
-              </w:r>
-            </w:hyperlink>
-          </w:p>
-          <w:p>
-            <w:pPr>
-              <w:spacing w:after="10" w:before="0"/>
-              <w:ind w:left="120"/>
-            </w:pPr>
-            <w:r>
-              <w:rPr>
-                <w:rFonts w:ascii="Arial" w:cs="Arial" w:eastAsia="Arial" w:hAnsi="Arial"/>
-                <w:color w:val="595959"/>
-                <w:sz w:val="14"/>
-                <w:szCs w:val="14"/>
-              </w:rPr>
-              <w:t xml:space="preserve">Source: CK-12</w:t>
-            </w:r>
-          </w:p>
-          <w:p>
-            <w:pPr>
-              <w:spacing w:after="10" w:before="0"/>
-              <w:ind w:left="120"/>
-            </w:pPr>
-            <w:hyperlink w:history="1" r:id="rIdj6ivng_ttkih7nc5cq_pn">
+            <w:hyperlink w:history="1" r:id="rIdmvmw3ty0ptgnfhtpbe18q">
               <w:r>
                 <w:rPr>
                   <w:rFonts w:ascii="Arial" w:cs="Arial" w:eastAsia="Arial" w:hAnsi="Arial"/>
@@ -23203,7 +23203,925 @@
             <w:pPr>
               <w:spacing w:after="20" w:before="0"/>
             </w:pPr>
-            <w:hyperlink w:history="1" r:id="rIdw1jo6lx_gfcrinec0dhli">
+            <w:hyperlink w:history="1" r:id="rIdib3rjcxzq5uq9y-xvymaq">
+              <w:r>
+                <w:rPr>
+                  <w:rFonts w:ascii="Arial" w:cs="Arial" w:eastAsia="Arial" w:hAnsi="Arial"/>
+                  <w:color w:val="2E75B6"/>
+                  <w:sz w:val="16"/>
+                  <w:szCs w:val="16"/>
+                  <w:u w:val="single" w:color="2E75B6"/>
+                </w:rPr>
+                <w:t xml:space="preserve">Valence Electrons and the Periodic Table - Overview</w:t>
+              </w:r>
+            </w:hyperlink>
+          </w:p>
+          <w:p>
+            <w:pPr>
+              <w:spacing w:after="10" w:before="0"/>
+              <w:ind w:left="120"/>
+            </w:pPr>
+            <w:r>
+              <w:rPr>
+                <w:rFonts w:ascii="Arial" w:cs="Arial" w:eastAsia="Arial" w:hAnsi="Arial"/>
+                <w:color w:val="595959"/>
+                <w:sz w:val="14"/>
+                <w:szCs w:val="14"/>
+              </w:rPr>
+              <w:t xml:space="preserve">Source: CK-12</w:t>
+            </w:r>
+          </w:p>
+          <w:p>
+            <w:pPr>
+              <w:spacing w:after="10" w:before="0"/>
+              <w:ind w:left="120"/>
+            </w:pPr>
+            <w:hyperlink w:history="1" r:id="rIdrmymlshalhwmqupaj5nz4">
+              <w:r>
+                <w:rPr>
+                  <w:rFonts w:ascii="Arial" w:cs="Arial" w:eastAsia="Arial" w:hAnsi="Arial"/>
+                  <w:color w:val="595959"/>
+                  <w:sz w:val="14"/>
+                  <w:szCs w:val="14"/>
+                  <w:u w:val="single" w:color="595959"/>
+                </w:rPr>
+                <w:t xml:space="preserve">🔍 Search ARES for similar videos</w:t>
+              </w:r>
+            </w:hyperlink>
+          </w:p>
+          <w:p>
+            <w:pPr>
+              <w:spacing w:after="40" w:before="0"/>
+            </w:pPr>
+            <w:r>
+              <w:rPr>
+                <w:sz w:val="14"/>
+                <w:szCs w:val="14"/>
+              </w:rPr>
+              <w:t xml:space="preserve"/>
+            </w:r>
+          </w:p>
+          <w:p>
+            <w:pPr>
+              <w:spacing w:after="20" w:before="0"/>
+            </w:pPr>
+            <w:r>
+              <w:rPr>
+                <w:rFonts w:ascii="Arial" w:cs="Arial" w:eastAsia="Arial" w:hAnsi="Arial"/>
+                <w:b/>
+                <w:bCs/>
+                <w:color w:val="1F3864"/>
+                <w:sz w:val="16"/>
+                <w:szCs w:val="16"/>
+              </w:rPr>
+              <w:t xml:space="preserve">📖 HTML:</w:t>
+            </w:r>
+          </w:p>
+          <w:p>
+            <w:pPr>
+              <w:spacing w:after="20" w:before="0"/>
+            </w:pPr>
+            <w:hyperlink w:history="1" r:id="rId7g5aupxcbwlcaovsqugde">
+              <w:r>
+                <w:rPr>
+                  <w:rFonts w:ascii="Arial" w:cs="Arial" w:eastAsia="Arial" w:hAnsi="Arial"/>
+                  <w:color w:val="2E75B6"/>
+                  <w:sz w:val="16"/>
+                  <w:szCs w:val="16"/>
+                  <w:u w:val="single" w:color="2E75B6"/>
+                </w:rPr>
+                <w:t xml:space="preserve">Transition Metal Ion Formation (Flexbook)</w:t>
+              </w:r>
+            </w:hyperlink>
+          </w:p>
+          <w:p>
+            <w:pPr>
+              <w:spacing w:after="10" w:before="0"/>
+              <w:ind w:left="120"/>
+            </w:pPr>
+            <w:r>
+              <w:rPr>
+                <w:rFonts w:ascii="Arial" w:cs="Arial" w:eastAsia="Arial" w:hAnsi="Arial"/>
+                <w:color w:val="595959"/>
+                <w:sz w:val="14"/>
+                <w:szCs w:val="14"/>
+              </w:rPr>
+              <w:t xml:space="preserve">Source: CK-12</w:t>
+            </w:r>
+          </w:p>
+          <w:p>
+            <w:pPr>
+              <w:spacing w:after="10" w:before="0"/>
+              <w:ind w:left="120"/>
+            </w:pPr>
+            <w:hyperlink w:history="1" r:id="rIdahmty359mzu8r4dwqcmom">
+              <w:r>
+                <w:rPr>
+                  <w:rFonts w:ascii="Arial" w:cs="Arial" w:eastAsia="Arial" w:hAnsi="Arial"/>
+                  <w:color w:val="595959"/>
+                  <w:sz w:val="14"/>
+                  <w:szCs w:val="14"/>
+                  <w:u w:val="single" w:color="595959"/>
+                </w:rPr>
+                <w:t xml:space="preserve">🔍 Search ARES for similar readings</w:t>
+              </w:r>
+            </w:hyperlink>
+          </w:p>
+        </w:tc>
+        <w:tc>
+          <w:tcPr>
+            <w:tcW w:type="dxa" w:w="3040"/>
+            <w:shd w:fill="FFFFFF" w:color="auto" w:val="clear"/>
+            <w:tcMar>
+              <w:top w:type="dxa" w:w="60"/>
+              <w:left w:type="dxa" w:w="120"/>
+              <w:bottom w:type="dxa" w:w="60"/>
+              <w:right w:type="dxa" w:w="120"/>
+            </w:tcMar>
+            <w:vAlign w:val="top"/>
+          </w:tcPr>
+          <w:p>
+            <w:pPr>
+              <w:spacing w:after="40" w:before="0"/>
+              <w:jc w:val="left"/>
+            </w:pPr>
+            <w:r>
+              <w:rPr>
+                <w:rFonts w:ascii="Arial" w:cs="Arial" w:eastAsia="Arial" w:hAnsi="Arial"/>
+                <w:b w:val="false"/>
+                <w:bCs w:val="false"/>
+                <w:i w:val="false"/>
+                <w:iCs w:val="false"/>
+                <w:color w:val="000000"/>
+                <w:sz w:val="18"/>
+                <w:szCs w:val="18"/>
+              </w:rPr>
+              <w:t xml:space="preserve">Learners open their exercise books to the predictions they recorded in Lesson 1 about why CAN and DAP have different formulae. Working individually for 2 minutes, they re-read their original prediction and privately score it: 1 = I had no idea then, 3 = I was partially right, 5 = I can now explain it fully. They then share their score with a partner and briefly say what piece of evidence from Lessons 1 to 7 changed their thinking the most. The teacher displays the original fertiliser images and the driving question on the board to anchor the reflection.</w:t>
+            </w:r>
+          </w:p>
+        </w:tc>
+        <w:tc>
+          <w:tcPr>
+            <w:tcW w:type="dxa" w:w="3040"/>
+            <w:shd w:fill="F2F2F2" w:color="auto" w:val="clear"/>
+            <w:tcMar>
+              <w:top w:type="dxa" w:w="60"/>
+              <w:left w:type="dxa" w:w="120"/>
+              <w:bottom w:type="dxa" w:w="60"/>
+              <w:right w:type="dxa" w:w="120"/>
+            </w:tcMar>
+            <w:vAlign w:val="top"/>
+          </w:tcPr>
+          <w:p>
+            <w:pPr>
+              <w:spacing w:after="40" w:before="0"/>
+              <w:jc w:val="left"/>
+            </w:pPr>
+            <w:r>
+              <w:rPr>
+                <w:rFonts w:ascii="Arial" w:cs="Arial" w:eastAsia="Arial" w:hAnsi="Arial"/>
+                <w:b w:val="false"/>
+                <w:bCs w:val="false"/>
+                <w:i w:val="false"/>
+                <w:iCs w:val="false"/>
+                <w:color w:val="000000"/>
+                <w:sz w:val="18"/>
+                <w:szCs w:val="18"/>
+              </w:rPr>
+              <w:t xml:space="preserve">The teacher says: 'Before we share all the work you have done, I want you to travel back to Lesson 1. Read your first prediction about the driving question.' WAIT TIME: 60 seconds of silent reading. Teacher then says: 'Give yourself an honest score from 1 to 5 — not for effort, but for how far your explanation has grown. Be specific: what one lesson or activity moved the needle for you most?' WAIT TIME: 90 seconds of pair talk. Teacher circulates, listening for references to electron arrangement, valency, or ion formation to gauge readiness. Teacher probes one or two pairs: 'What exactly about electron arrangement was the turning point?' Teacher does not resolve the question yet — tension is held deliberately.</w:t>
+            </w:r>
+          </w:p>
+        </w:tc>
+        <w:tc>
+          <w:tcPr>
+            <w:tcW w:type="dxa" w:w="3040"/>
+            <w:shd w:fill="FFFFFF" w:color="auto" w:val="clear"/>
+            <w:tcMar>
+              <w:top w:type="dxa" w:w="60"/>
+              <w:left w:type="dxa" w:w="120"/>
+              <w:bottom w:type="dxa" w:w="60"/>
+              <w:right w:type="dxa" w:w="120"/>
+            </w:tcMar>
+            <w:vAlign w:val="top"/>
+          </w:tcPr>
+          <w:p>
+            <w:pPr>
+              <w:spacing w:after="40" w:before="0"/>
+              <w:jc w:val="left"/>
+            </w:pPr>
+            <w:r>
+              <w:rPr>
+                <w:rFonts w:ascii="Arial" w:cs="Arial" w:eastAsia="Arial" w:hAnsi="Arial"/>
+                <w:b w:val="false"/>
+                <w:bCs w:val="false"/>
+                <w:i w:val="false"/>
+                <w:iCs w:val="false"/>
+                <w:color w:val="000000"/>
+                <w:sz w:val="18"/>
+                <w:szCs w:val="18"/>
+              </w:rPr>
+              <w:t xml:space="preserve">Self-assessment against prior prediction (metacognitive monitoring). The gap between the Lesson 1 prediction and the current understanding becomes the motivating frame for the showcase.</w:t>
+            </w:r>
+          </w:p>
+        </w:tc>
+        <w:tc>
+          <w:tcPr>
+            <w:tcW w:type="dxa" w:w="3040"/>
+            <w:shd w:fill="F2F2F2" w:color="auto" w:val="clear"/>
+            <w:tcMar>
+              <w:top w:type="dxa" w:w="60"/>
+              <w:left w:type="dxa" w:w="120"/>
+              <w:bottom w:type="dxa" w:w="60"/>
+              <w:right w:type="dxa" w:w="120"/>
+            </w:tcMar>
+            <w:vAlign w:val="top"/>
+          </w:tcPr>
+          <w:p>
+            <w:pPr>
+              <w:spacing w:after="40" w:before="0"/>
+              <w:jc w:val="left"/>
+            </w:pPr>
+            <w:r>
+              <w:rPr>
+                <w:rFonts w:ascii="Arial" w:cs="Arial" w:eastAsia="Arial" w:hAnsi="Arial"/>
+                <w:b w:val="false"/>
+                <w:bCs w:val="false"/>
+                <w:i w:val="false"/>
+                <w:iCs w:val="false"/>
+                <w:color w:val="000000"/>
+                <w:sz w:val="18"/>
+                <w:szCs w:val="18"/>
+              </w:rPr>
+              <w:t xml:space="preserve">Teacher scans self-scores and listens to pair talk to identify learners who still conflate subscripts with valency or who cannot name the causal chain. These learners are mentally noted for targeted support during the Explain Phase.</w:t>
+            </w:r>
+          </w:p>
+        </w:tc>
+      </w:tr>
+      <w:tr>
+        <w:tc>
+          <w:tcPr>
+            <w:tcW w:type="dxa" w:w="1520"/>
+            <w:shd w:fill="D9EEF1" w:color="auto" w:val="clear"/>
+            <w:tcMar>
+              <w:top w:type="dxa" w:w="60"/>
+              <w:left w:type="dxa" w:w="120"/>
+              <w:bottom w:type="dxa" w:w="60"/>
+              <w:right w:type="dxa" w:w="120"/>
+            </w:tcMar>
+            <w:vAlign w:val="top"/>
+          </w:tcPr>
+          <w:p>
+            <w:pPr>
+              <w:spacing w:after="40" w:before="0"/>
+              <w:jc w:val="left"/>
+            </w:pPr>
+            <w:r>
+              <w:rPr>
+                <w:rFonts w:ascii="Arial" w:cs="Arial" w:eastAsia="Arial" w:hAnsi="Arial"/>
+                <w:b/>
+                <w:bCs/>
+                <w:i w:val="false"/>
+                <w:iCs w:val="false"/>
+                <w:color w:val="000000"/>
+                <w:sz w:val="18"/>
+                <w:szCs w:val="18"/>
+              </w:rPr>
+              <w:t xml:space="preserve">Observe Phase</w:t>
+            </w:r>
+          </w:p>
+          <w:p>
+            <w:pPr>
+              <w:spacing w:after="20" w:before="0"/>
+            </w:pPr>
+            <w:r>
+              <w:rPr>
+                <w:rFonts w:ascii="Arial" w:cs="Arial" w:eastAsia="Arial" w:hAnsi="Arial"/>
+                <w:b/>
+                <w:bCs/>
+                <w:color w:val="1F3864"/>
+                <w:sz w:val="16"/>
+                <w:szCs w:val="16"/>
+              </w:rPr>
+              <w:t xml:space="preserve">📹 VIDEO:</w:t>
+            </w:r>
+          </w:p>
+          <w:p>
+            <w:pPr>
+              <w:spacing w:after="20" w:before="0"/>
+            </w:pPr>
+            <w:hyperlink w:history="1" r:id="rIdzg7vcqamxrrt6fn-wgpub">
+              <w:r>
+                <w:rPr>
+                  <w:rFonts w:ascii="Arial" w:cs="Arial" w:eastAsia="Arial" w:hAnsi="Arial"/>
+                  <w:color w:val="2E75B6"/>
+                  <w:sz w:val="16"/>
+                  <w:szCs w:val="16"/>
+                  <w:u w:val="single" w:color="2E75B6"/>
+                </w:rPr>
+                <w:t xml:space="preserve">The periodic table - transition metals</w:t>
+              </w:r>
+            </w:hyperlink>
+          </w:p>
+          <w:p>
+            <w:pPr>
+              <w:spacing w:after="10" w:before="0"/>
+              <w:ind w:left="120"/>
+            </w:pPr>
+            <w:r>
+              <w:rPr>
+                <w:rFonts w:ascii="Arial" w:cs="Arial" w:eastAsia="Arial" w:hAnsi="Arial"/>
+                <w:color w:val="595959"/>
+                <w:sz w:val="14"/>
+                <w:szCs w:val="14"/>
+              </w:rPr>
+              <w:t xml:space="preserve">Source: Khan Academy (English - US curriculum)</w:t>
+            </w:r>
+          </w:p>
+          <w:p>
+            <w:pPr>
+              <w:spacing w:after="10" w:before="0"/>
+              <w:ind w:left="120"/>
+            </w:pPr>
+            <w:hyperlink w:history="1" r:id="rIddrjv380bgxzou9qho2gm4">
+              <w:r>
+                <w:rPr>
+                  <w:rFonts w:ascii="Arial" w:cs="Arial" w:eastAsia="Arial" w:hAnsi="Arial"/>
+                  <w:color w:val="595959"/>
+                  <w:sz w:val="14"/>
+                  <w:szCs w:val="14"/>
+                  <w:u w:val="single" w:color="595959"/>
+                </w:rPr>
+                <w:t xml:space="preserve">🔍 Search ARES for similar videos</w:t>
+              </w:r>
+            </w:hyperlink>
+          </w:p>
+          <w:p>
+            <w:pPr>
+              <w:spacing w:after="40" w:before="0"/>
+            </w:pPr>
+            <w:r>
+              <w:rPr>
+                <w:sz w:val="14"/>
+                <w:szCs w:val="14"/>
+              </w:rPr>
+              <w:t xml:space="preserve"/>
+            </w:r>
+          </w:p>
+          <w:p>
+            <w:pPr>
+              <w:spacing w:after="20" w:before="0"/>
+            </w:pPr>
+            <w:r>
+              <w:rPr>
+                <w:rFonts w:ascii="Arial" w:cs="Arial" w:eastAsia="Arial" w:hAnsi="Arial"/>
+                <w:b/>
+                <w:bCs/>
+                <w:color w:val="1F3864"/>
+                <w:sz w:val="16"/>
+                <w:szCs w:val="16"/>
+              </w:rPr>
+              <w:t xml:space="preserve">📖 HTML:</w:t>
+            </w:r>
+          </w:p>
+          <w:p>
+            <w:pPr>
+              <w:spacing w:after="20" w:before="0"/>
+            </w:pPr>
+            <w:hyperlink w:history="1" r:id="rId2_9lntnqv0ghkcpecuqrc">
+              <w:r>
+                <w:rPr>
+                  <w:rFonts w:ascii="Arial" w:cs="Arial" w:eastAsia="Arial" w:hAnsi="Arial"/>
+                  <w:color w:val="2E75B6"/>
+                  <w:sz w:val="16"/>
+                  <w:szCs w:val="16"/>
+                  <w:u w:val="single" w:color="2E75B6"/>
+                </w:rPr>
+                <w:t xml:space="preserve">Chemical Formula (Flexbook)</w:t>
+              </w:r>
+            </w:hyperlink>
+          </w:p>
+          <w:p>
+            <w:pPr>
+              <w:spacing w:after="10" w:before="0"/>
+              <w:ind w:left="120"/>
+            </w:pPr>
+            <w:r>
+              <w:rPr>
+                <w:rFonts w:ascii="Arial" w:cs="Arial" w:eastAsia="Arial" w:hAnsi="Arial"/>
+                <w:color w:val="595959"/>
+                <w:sz w:val="14"/>
+                <w:szCs w:val="14"/>
+              </w:rPr>
+              <w:t xml:space="preserve">Source: CK-12</w:t>
+            </w:r>
+          </w:p>
+          <w:p>
+            <w:pPr>
+              <w:spacing w:after="10" w:before="0"/>
+              <w:ind w:left="120"/>
+            </w:pPr>
+            <w:hyperlink w:history="1" r:id="rIdidpu58-4vdgbteijqam2w">
+              <w:r>
+                <w:rPr>
+                  <w:rFonts w:ascii="Arial" w:cs="Arial" w:eastAsia="Arial" w:hAnsi="Arial"/>
+                  <w:color w:val="595959"/>
+                  <w:sz w:val="14"/>
+                  <w:szCs w:val="14"/>
+                  <w:u w:val="single" w:color="595959"/>
+                </w:rPr>
+                <w:t xml:space="preserve">🔍 Search ARES for similar readings</w:t>
+              </w:r>
+            </w:hyperlink>
+          </w:p>
+        </w:tc>
+        <w:tc>
+          <w:tcPr>
+            <w:tcW w:type="dxa" w:w="3040"/>
+            <w:shd w:fill="FFFFFF" w:color="auto" w:val="clear"/>
+            <w:tcMar>
+              <w:top w:type="dxa" w:w="60"/>
+              <w:left w:type="dxa" w:w="120"/>
+              <w:bottom w:type="dxa" w:w="60"/>
+              <w:right w:type="dxa" w:w="120"/>
+            </w:tcMar>
+            <w:vAlign w:val="top"/>
+          </w:tcPr>
+          <w:p>
+            <w:pPr>
+              <w:spacing w:after="40" w:before="0"/>
+              <w:jc w:val="left"/>
+            </w:pPr>
+            <w:r>
+              <w:rPr>
+                <w:rFonts w:ascii="Arial" w:cs="Arial" w:eastAsia="Arial" w:hAnsi="Arial"/>
+                <w:b w:val="false"/>
+                <w:bCs w:val="false"/>
+                <w:i w:val="false"/>
+                <w:iCs w:val="false"/>
+                <w:color w:val="000000"/>
+                <w:sz w:val="18"/>
+                <w:szCs w:val="18"/>
+              </w:rPr>
+              <w:t xml:space="preserve">Groups of four take turns presenting their two projects at their desks or at the front (teacher decides based on class size). Project 1: each group holds up their 3-D model of an element or set of elements (e.g., Na, Mg, Al, Cl, Ca built from bottle tops for electrons, wire for shells, and clay for the nucleus). They state: the element name, atomic number, electron arrangement, and the ion it forms. Project 2: each group reads two rows from their compound-formula chart, stating compound name, formula, and the valency logic behind it — including at least one fertiliser compound (NH4NO3 or (NH4)2HPO4). Audience members use a peer-feedback card with three prompts: one thing explained clearly, one chemical term used correctly, one question I still have. Presentations are kept to 90 seconds per group to fit the time budget.</w:t>
+            </w:r>
+          </w:p>
+        </w:tc>
+        <w:tc>
+          <w:tcPr>
+            <w:tcW w:type="dxa" w:w="3040"/>
+            <w:shd w:fill="F2F2F2" w:color="auto" w:val="clear"/>
+            <w:tcMar>
+              <w:top w:type="dxa" w:w="60"/>
+              <w:left w:type="dxa" w:w="120"/>
+              <w:bottom w:type="dxa" w:w="60"/>
+              <w:right w:type="dxa" w:w="120"/>
+            </w:tcMar>
+            <w:vAlign w:val="top"/>
+          </w:tcPr>
+          <w:p>
+            <w:pPr>
+              <w:spacing w:after="40" w:before="0"/>
+              <w:jc w:val="left"/>
+            </w:pPr>
+            <w:r>
+              <w:rPr>
+                <w:rFonts w:ascii="Arial" w:cs="Arial" w:eastAsia="Arial" w:hAnsi="Arial"/>
+                <w:b w:val="false"/>
+                <w:bCs w:val="false"/>
+                <w:i w:val="false"/>
+                <w:iCs w:val="false"/>
+                <w:color w:val="000000"/>
+                <w:sz w:val="18"/>
+                <w:szCs w:val="18"/>
+              </w:rPr>
+              <w:t xml:space="preserve">Teacher says: 'You are not just presenting — you are teaching the class. Your audience should be able to repeat your reasoning after you finish.' During presentations teacher uses structured observation, listening for: correct electron notation (e.g., 2,8,1 for Na), correct ion charge linked to group number, and correct use of the cross-multiplication rule for formulae. After each group the teacher asks the audience: 'What valency rule did that group use to arrive at that formula? Thumbs up if you can state it.' WAIT TIME: 20 seconds. If a group mis-states a formula, teacher says: 'Interesting — class, let us check that together. What does the valency of calcium tell us about how many nitrate groups it attracts?' rather than correcting directly.</w:t>
+            </w:r>
+          </w:p>
+        </w:tc>
+        <w:tc>
+          <w:tcPr>
+            <w:tcW w:type="dxa" w:w="3040"/>
+            <w:shd w:fill="FFFFFF" w:color="auto" w:val="clear"/>
+            <w:tcMar>
+              <w:top w:type="dxa" w:w="60"/>
+              <w:left w:type="dxa" w:w="120"/>
+              <w:bottom w:type="dxa" w:w="60"/>
+              <w:right w:type="dxa" w:w="120"/>
+            </w:tcMar>
+            <w:vAlign w:val="top"/>
+          </w:tcPr>
+          <w:p>
+            <w:pPr>
+              <w:spacing w:after="40" w:before="0"/>
+              <w:jc w:val="left"/>
+            </w:pPr>
+            <w:r>
+              <w:rPr>
+                <w:rFonts w:ascii="Arial" w:cs="Arial" w:eastAsia="Arial" w:hAnsi="Arial"/>
+                <w:b w:val="false"/>
+                <w:bCs w:val="false"/>
+                <w:i w:val="false"/>
+                <w:iCs w:val="false"/>
+                <w:color w:val="000000"/>
+                <w:sz w:val="18"/>
+                <w:szCs w:val="18"/>
+              </w:rPr>
+              <w:t xml:space="preserve">Gallery-style peer teaching with structured feedback cards. Observing multiple models of the same concept (electron shells represented differently by each group) deepens pattern recognition across representations.</w:t>
+            </w:r>
+          </w:p>
+        </w:tc>
+        <w:tc>
+          <w:tcPr>
+            <w:tcW w:type="dxa" w:w="3040"/>
+            <w:shd w:fill="F2F2F2" w:color="auto" w:val="clear"/>
+            <w:tcMar>
+              <w:top w:type="dxa" w:w="60"/>
+              <w:left w:type="dxa" w:w="120"/>
+              <w:bottom w:type="dxa" w:w="60"/>
+              <w:right w:type="dxa" w:w="120"/>
+            </w:tcMar>
+            <w:vAlign w:val="top"/>
+          </w:tcPr>
+          <w:p>
+            <w:pPr>
+              <w:spacing w:after="40" w:before="0"/>
+              <w:jc w:val="left"/>
+            </w:pPr>
+            <w:r>
+              <w:rPr>
+                <w:rFonts w:ascii="Arial" w:cs="Arial" w:eastAsia="Arial" w:hAnsi="Arial"/>
+                <w:b w:val="false"/>
+                <w:bCs w:val="false"/>
+                <w:i w:val="false"/>
+                <w:iCs w:val="false"/>
+                <w:color w:val="000000"/>
+                <w:sz w:val="18"/>
+                <w:szCs w:val="18"/>
+              </w:rPr>
+              <w:t xml:space="preserve">Teacher collects one peer-feedback card per group after all presentations. Errors flagged on cards inform the Explain Phase. Teacher also notes whether groups can articulate the formula of CAN or DAP using valency language — this is the core unit goal.</w:t>
+            </w:r>
+          </w:p>
+        </w:tc>
+      </w:tr>
+      <w:tr>
+        <w:tc>
+          <w:tcPr>
+            <w:tcW w:type="dxa" w:w="1520"/>
+            <w:shd w:fill="E2EFDA" w:color="auto" w:val="clear"/>
+            <w:tcMar>
+              <w:top w:type="dxa" w:w="60"/>
+              <w:left w:type="dxa" w:w="120"/>
+              <w:bottom w:type="dxa" w:w="60"/>
+              <w:right w:type="dxa" w:w="120"/>
+            </w:tcMar>
+            <w:vAlign w:val="top"/>
+          </w:tcPr>
+          <w:p>
+            <w:pPr>
+              <w:spacing w:after="40" w:before="0"/>
+              <w:jc w:val="left"/>
+            </w:pPr>
+            <w:r>
+              <w:rPr>
+                <w:rFonts w:ascii="Arial" w:cs="Arial" w:eastAsia="Arial" w:hAnsi="Arial"/>
+                <w:b/>
+                <w:bCs/>
+                <w:i w:val="false"/>
+                <w:iCs w:val="false"/>
+                <w:color w:val="000000"/>
+                <w:sz w:val="18"/>
+                <w:szCs w:val="18"/>
+              </w:rPr>
+              <w:t xml:space="preserve">Explain Phase</w:t>
+            </w:r>
+          </w:p>
+          <w:p>
+            <w:pPr>
+              <w:spacing w:after="20" w:before="0"/>
+            </w:pPr>
+            <w:r>
+              <w:rPr>
+                <w:rFonts w:ascii="Arial" w:cs="Arial" w:eastAsia="Arial" w:hAnsi="Arial"/>
+                <w:b/>
+                <w:bCs/>
+                <w:color w:val="1F3864"/>
+                <w:sz w:val="16"/>
+                <w:szCs w:val="16"/>
+              </w:rPr>
+              <w:t xml:space="preserve">📹 VIDEO:</w:t>
+            </w:r>
+          </w:p>
+          <w:p>
+            <w:pPr>
+              <w:spacing w:after="20" w:before="0"/>
+            </w:pPr>
+            <w:hyperlink w:history="1" r:id="rIdgvdlkqqsqyr6c8cdzbuah">
+              <w:r>
+                <w:rPr>
+                  <w:rFonts w:ascii="Arial" w:cs="Arial" w:eastAsia="Arial" w:hAnsi="Arial"/>
+                  <w:color w:val="2E75B6"/>
+                  <w:sz w:val="16"/>
+                  <w:szCs w:val="16"/>
+                  <w:u w:val="single" w:color="2E75B6"/>
+                </w:rPr>
+                <w:t xml:space="preserve">Groups of the periodic table</w:t>
+              </w:r>
+            </w:hyperlink>
+          </w:p>
+          <w:p>
+            <w:pPr>
+              <w:spacing w:after="10" w:before="0"/>
+              <w:ind w:left="120"/>
+            </w:pPr>
+            <w:r>
+              <w:rPr>
+                <w:rFonts w:ascii="Arial" w:cs="Arial" w:eastAsia="Arial" w:hAnsi="Arial"/>
+                <w:color w:val="595959"/>
+                <w:sz w:val="14"/>
+                <w:szCs w:val="14"/>
+              </w:rPr>
+              <w:t xml:space="preserve">Source: Khan Academy (English - US curriculum)</w:t>
+            </w:r>
+          </w:p>
+          <w:p>
+            <w:pPr>
+              <w:spacing w:after="10" w:before="0"/>
+              <w:ind w:left="120"/>
+            </w:pPr>
+            <w:hyperlink w:history="1" r:id="rIdss_4kx90igfwbzynphpiz">
+              <w:r>
+                <w:rPr>
+                  <w:rFonts w:ascii="Arial" w:cs="Arial" w:eastAsia="Arial" w:hAnsi="Arial"/>
+                  <w:color w:val="595959"/>
+                  <w:sz w:val="14"/>
+                  <w:szCs w:val="14"/>
+                  <w:u w:val="single" w:color="595959"/>
+                </w:rPr>
+                <w:t xml:space="preserve">🔍 Search ARES for similar videos</w:t>
+              </w:r>
+            </w:hyperlink>
+          </w:p>
+          <w:p>
+            <w:pPr>
+              <w:spacing w:after="40" w:before="0"/>
+            </w:pPr>
+            <w:r>
+              <w:rPr>
+                <w:sz w:val="14"/>
+                <w:szCs w:val="14"/>
+              </w:rPr>
+              <w:t xml:space="preserve"/>
+            </w:r>
+          </w:p>
+          <w:p>
+            <w:pPr>
+              <w:spacing w:after="20" w:before="0"/>
+            </w:pPr>
+            <w:r>
+              <w:rPr>
+                <w:rFonts w:ascii="Arial" w:cs="Arial" w:eastAsia="Arial" w:hAnsi="Arial"/>
+                <w:b/>
+                <w:bCs/>
+                <w:color w:val="1F3864"/>
+                <w:sz w:val="16"/>
+                <w:szCs w:val="16"/>
+              </w:rPr>
+              <w:t xml:space="preserve">📖 EXERCISE:</w:t>
+            </w:r>
+          </w:p>
+          <w:p>
+            <w:pPr>
+              <w:spacing w:after="20" w:before="0"/>
+            </w:pPr>
+            <w:hyperlink w:history="1" r:id="rIdlis5jsljybb0i96c_3qn4">
+              <w:r>
+                <w:rPr>
+                  <w:rFonts w:ascii="Arial" w:cs="Arial" w:eastAsia="Arial" w:hAnsi="Arial"/>
+                  <w:color w:val="2E75B6"/>
+                  <w:sz w:val="16"/>
+                  <w:szCs w:val="16"/>
+                  <w:u w:val="single" w:color="2E75B6"/>
+                </w:rPr>
+                <w:t xml:space="preserve">Chemical Formula Practice</w:t>
+              </w:r>
+            </w:hyperlink>
+          </w:p>
+          <w:p>
+            <w:pPr>
+              <w:spacing w:after="10" w:before="0"/>
+              <w:ind w:left="120"/>
+            </w:pPr>
+            <w:r>
+              <w:rPr>
+                <w:rFonts w:ascii="Arial" w:cs="Arial" w:eastAsia="Arial" w:hAnsi="Arial"/>
+                <w:color w:val="595959"/>
+                <w:sz w:val="14"/>
+                <w:szCs w:val="14"/>
+              </w:rPr>
+              <w:t xml:space="preserve">Source: CK-12</w:t>
+            </w:r>
+          </w:p>
+          <w:p>
+            <w:pPr>
+              <w:spacing w:after="10" w:before="0"/>
+              <w:ind w:left="120"/>
+            </w:pPr>
+            <w:hyperlink w:history="1" r:id="rIdimj8m527avz395cfqdwcn">
+              <w:r>
+                <w:rPr>
+                  <w:rFonts w:ascii="Arial" w:cs="Arial" w:eastAsia="Arial" w:hAnsi="Arial"/>
+                  <w:color w:val="595959"/>
+                  <w:sz w:val="14"/>
+                  <w:szCs w:val="14"/>
+                  <w:u w:val="single" w:color="595959"/>
+                </w:rPr>
+                <w:t xml:space="preserve">🔍 Search ARES for similar readings</w:t>
+              </w:r>
+            </w:hyperlink>
+          </w:p>
+        </w:tc>
+        <w:tc>
+          <w:tcPr>
+            <w:tcW w:type="dxa" w:w="3040"/>
+            <w:shd w:fill="FFFFFF" w:color="auto" w:val="clear"/>
+            <w:tcMar>
+              <w:top w:type="dxa" w:w="60"/>
+              <w:left w:type="dxa" w:w="120"/>
+              <w:bottom w:type="dxa" w:w="60"/>
+              <w:right w:type="dxa" w:w="120"/>
+            </w:tcMar>
+            <w:vAlign w:val="top"/>
+          </w:tcPr>
+          <w:p>
+            <w:pPr>
+              <w:spacing w:after="40" w:before="0"/>
+              <w:jc w:val="left"/>
+            </w:pPr>
+            <w:r>
+              <w:rPr>
+                <w:rFonts w:ascii="Arial" w:cs="Arial" w:eastAsia="Arial" w:hAnsi="Arial"/>
+                <w:b w:val="false"/>
+                <w:bCs w:val="false"/>
+                <w:i w:val="false"/>
+                <w:iCs w:val="false"/>
+                <w:color w:val="000000"/>
+                <w:sz w:val="18"/>
+                <w:szCs w:val="18"/>
+              </w:rPr>
+              <w:t xml:space="preserve">The whole class co-constructs a causal chain on the board using five labelled boxes connected by arrows. Box 1: Atomic Structure (protons, neutrons, electrons). Box 2: Electron Arrangement (e.g., Ca is 2,8,8,2). Box 3: Valency and Ion Charge (Ca loses 2 electrons, becomes Ca2+, valency 2). Box 4: Chemical Formula (cross-multiplication of valencies gives Ca(NO3)2 in CAN and (NH4)2HPO4 in DAP). Box 5: The Fertiliser Bag Label (the formula printed on the bag is chemically necessary — it cannot be any other ratio). Each box is completed by a different learner volunteer. The class then does a two-minute silent written response: 'Using the five-box chain, explain in three sentences why DAP contains two ammonium groups for every one phosphate group.' They share one sentence with the class. The teacher then asks: 'So why do plants respond differently to CAN and DAP even though both contain nitrogen?' Learners connect the presence of phosphate in DAP (supporting root development) to the formula — which exists because PO43- has a valency of 3 while NH4+ has a valency of 1, requiring two ammonium ions to balance one phosphate.</w:t>
+            </w:r>
+          </w:p>
+        </w:tc>
+        <w:tc>
+          <w:tcPr>
+            <w:tcW w:type="dxa" w:w="3040"/>
+            <w:shd w:fill="F2F2F2" w:color="auto" w:val="clear"/>
+            <w:tcMar>
+              <w:top w:type="dxa" w:w="60"/>
+              <w:left w:type="dxa" w:w="120"/>
+              <w:bottom w:type="dxa" w:w="60"/>
+              <w:right w:type="dxa" w:w="120"/>
+            </w:tcMar>
+            <w:vAlign w:val="top"/>
+          </w:tcPr>
+          <w:p>
+            <w:pPr>
+              <w:spacing w:after="40" w:before="0"/>
+              <w:jc w:val="left"/>
+            </w:pPr>
+            <w:r>
+              <w:rPr>
+                <w:rFonts w:ascii="Arial" w:cs="Arial" w:eastAsia="Arial" w:hAnsi="Arial"/>
+                <w:b w:val="false"/>
+                <w:bCs w:val="false"/>
+                <w:i w:val="false"/>
+                <w:iCs w:val="false"/>
+                <w:color w:val="000000"/>
+                <w:sz w:val="18"/>
+                <w:szCs w:val="18"/>
+              </w:rPr>
+              <w:t xml:space="preserve">Teacher says: 'We are going to build the answer to our driving question together — one box at a time. Each box must be filled with evidence from a specific lesson.' Teacher assigns boxes to volunteers based on formative data: learners who scored themselves 1 or 2 in the Predict Phase are given Box 1 or 2 (more concrete) and supported with a prompt card. Teacher says after Box 3 is filled: 'Pause. Everyone check: does the ion charge on the board match the group number of that element in the periodic table? 30 seconds.' WAIT TIME: 30 seconds. After Box 5 is filled, teacher says: 'The formula on that fertiliser bag in Kericho is not random. It is a consequence of something invisible — the arrangement of electrons inside each atom. That is the answer to our driving question. But I want to hear it in your words.' WAIT TIME: 90 seconds of individual writing before sharing.</w:t>
+            </w:r>
+          </w:p>
+        </w:tc>
+        <w:tc>
+          <w:tcPr>
+            <w:tcW w:type="dxa" w:w="3040"/>
+            <w:shd w:fill="FFFFFF" w:color="auto" w:val="clear"/>
+            <w:tcMar>
+              <w:top w:type="dxa" w:w="60"/>
+              <w:left w:type="dxa" w:w="120"/>
+              <w:bottom w:type="dxa" w:w="60"/>
+              <w:right w:type="dxa" w:w="120"/>
+            </w:tcMar>
+            <w:vAlign w:val="top"/>
+          </w:tcPr>
+          <w:p>
+            <w:pPr>
+              <w:spacing w:after="40" w:before="0"/>
+              <w:jc w:val="left"/>
+            </w:pPr>
+            <w:r>
+              <w:rPr>
+                <w:rFonts w:ascii="Arial" w:cs="Arial" w:eastAsia="Arial" w:hAnsi="Arial"/>
+                <w:b w:val="false"/>
+                <w:bCs w:val="false"/>
+                <w:i w:val="false"/>
+                <w:iCs w:val="false"/>
+                <w:color w:val="000000"/>
+                <w:sz w:val="18"/>
+                <w:szCs w:val="18"/>
+              </w:rPr>
+              <w:t xml:space="preserve">Collaborative causal-chain construction on the board (making the logic visible and sequential). The five-box model serves as a public summary artefact that learners can photograph or copy. Written consolidation (three-sentence response) cements individual understanding.</w:t>
+            </w:r>
+          </w:p>
+        </w:tc>
+        <w:tc>
+          <w:tcPr>
+            <w:tcW w:type="dxa" w:w="3040"/>
+            <w:shd w:fill="F2F2F2" w:color="auto" w:val="clear"/>
+            <w:tcMar>
+              <w:top w:type="dxa" w:w="60"/>
+              <w:left w:type="dxa" w:w="120"/>
+              <w:bottom w:type="dxa" w:w="60"/>
+              <w:right w:type="dxa" w:w="120"/>
+            </w:tcMar>
+            <w:vAlign w:val="top"/>
+          </w:tcPr>
+          <w:p>
+            <w:pPr>
+              <w:spacing w:after="40" w:before="0"/>
+              <w:jc w:val="left"/>
+            </w:pPr>
+            <w:r>
+              <w:rPr>
+                <w:rFonts w:ascii="Arial" w:cs="Arial" w:eastAsia="Arial" w:hAnsi="Arial"/>
+                <w:b w:val="false"/>
+                <w:bCs w:val="false"/>
+                <w:i w:val="false"/>
+                <w:iCs w:val="false"/>
+                <w:color w:val="000000"/>
+                <w:sz w:val="18"/>
+                <w:szCs w:val="18"/>
+              </w:rPr>
+              <w:t xml:space="preserve">Teacher reads three-sentence responses over learners shoulders during writing time. Checks for: correct use of the term valency, correct reference to ion charge, and correct formula for either CAN or DAP. Learners who write only surface descriptions (both have nitrogen) receive a prompt: 'What determines how many nitrogen atoms appear in the formula?'</w:t>
+            </w:r>
+          </w:p>
+        </w:tc>
+      </w:tr>
+      <w:tr>
+        <w:tc>
+          <w:tcPr>
+            <w:tcW w:type="dxa" w:w="1520"/>
+            <w:shd w:fill="FCE4D6" w:color="auto" w:val="clear"/>
+            <w:tcMar>
+              <w:top w:type="dxa" w:w="60"/>
+              <w:left w:type="dxa" w:w="120"/>
+              <w:bottom w:type="dxa" w:w="60"/>
+              <w:right w:type="dxa" w:w="120"/>
+            </w:tcMar>
+            <w:vAlign w:val="top"/>
+          </w:tcPr>
+          <w:p>
+            <w:pPr>
+              <w:spacing w:after="40" w:before="0"/>
+              <w:jc w:val="left"/>
+            </w:pPr>
+            <w:r>
+              <w:rPr>
+                <w:rFonts w:ascii="Arial" w:cs="Arial" w:eastAsia="Arial" w:hAnsi="Arial"/>
+                <w:b/>
+                <w:bCs/>
+                <w:i w:val="false"/>
+                <w:iCs w:val="false"/>
+                <w:color w:val="000000"/>
+                <w:sz w:val="18"/>
+                <w:szCs w:val="18"/>
+              </w:rPr>
+              <w:t xml:space="preserve">Driving Question Board (DQB) Creation</w:t>
+            </w:r>
+          </w:p>
+          <w:p>
+            <w:pPr>
+              <w:spacing w:after="20" w:before="0"/>
+            </w:pPr>
+            <w:r>
+              <w:rPr>
+                <w:rFonts w:ascii="Arial" w:cs="Arial" w:eastAsia="Arial" w:hAnsi="Arial"/>
+                <w:b/>
+                <w:bCs/>
+                <w:color w:val="1F3864"/>
+                <w:sz w:val="16"/>
+                <w:szCs w:val="16"/>
+              </w:rPr>
+              <w:t xml:space="preserve">📹 VIDEO:</w:t>
+            </w:r>
+          </w:p>
+          <w:p>
+            <w:pPr>
+              <w:spacing w:after="20" w:before="0"/>
+            </w:pPr>
+            <w:hyperlink w:history="1" r:id="rIdxvujrqrjnkbf1jcbhjvjb">
               <w:r>
                 <w:rPr>
                   <w:rFonts w:ascii="Arial" w:cs="Arial" w:eastAsia="Arial" w:hAnsi="Arial"/>
@@ -23236,7 +24154,7 @@
               <w:spacing w:after="10" w:before="0"/>
               <w:ind w:left="120"/>
             </w:pPr>
-            <w:hyperlink w:history="1" r:id="rIdq0ywplkilgx0pvw47tozn">
+            <w:hyperlink w:history="1" r:id="rIdo6_uvnm02tdgydeiqdbvy">
               <w:r>
                 <w:rPr>
                   <w:rFonts w:ascii="Arial" w:cs="Arial" w:eastAsia="Arial" w:hAnsi="Arial"/>
@@ -23281,7 +24199,7 @@
             <w:pPr>
               <w:spacing w:after="20" w:before="0"/>
             </w:pPr>
-            <w:hyperlink w:history="1" r:id="rIdloefjojyhodmf3go9c94m">
+            <w:hyperlink w:history="1" r:id="rId5g8mktjwx0zsrapditgsi">
               <w:r>
                 <w:rPr>
                   <w:rFonts w:ascii="Arial" w:cs="Arial" w:eastAsia="Arial" w:hAnsi="Arial"/>
@@ -23314,7 +24232,7 @@
               <w:spacing w:after="10" w:before="0"/>
               <w:ind w:left="120"/>
             </w:pPr>
-            <w:hyperlink w:history="1" r:id="rIdkabfztymnqaff6qxfdcmr">
+            <w:hyperlink w:history="1" r:id="rIdzmlf0m5zboaswf1q8ts8c">
               <w:r>
                 <w:rPr>
                   <w:rFonts w:ascii="Arial" w:cs="Arial" w:eastAsia="Arial" w:hAnsi="Arial"/>
@@ -23356,7 +24274,7 @@
                 <w:sz w:val="18"/>
                 <w:szCs w:val="18"/>
               </w:rPr>
-              <w:t xml:space="preserve">Learners open their exercise books to the predictions they recorded in Lesson 1 about why CAN and DAP have different formulae. Working individually for 2 minutes, they re-read their original prediction and privately score it: 1 = I had no idea then, 3 = I was partially right, 5 = I can now explain it fully. They then share their score with a partner and briefly say what piece of evidence from Lessons 1 to 7 changed their thinking the most. The teacher displays the original fertiliser images and the driving question on the board to anchor the reflection.</w:t>
+              <w:t xml:space="preserve">The class returns to the Driving Question Board posted since Lesson 1. Learners review all the sticky notes added over eight lessons — predictions, questions, and partial answers. Working as a whole class with the teacher facilitating, they sort remaining notes into three categories: Answered, Partially Answered, and New Wonderings. A class representative reads the driving question aloud: 'Why do the fertiliser bags on Kenyan farms carry such specific and different chemical formulae — and what does the inner structure of an atom have to do with it?' Each learner writes their personal final answer on a new sticky note in exactly two sentences and places it on the board under Answered. Three or four New Wonderings are selected and written on a fresh section of the board — for example: 'How do farmers in Kisumu know which fertiliser to use at which growth stage?', 'What happens to the ions once the fertiliser dissolves in the soil?' and 'Are there other compounds not in the first 20 elements that are used in Kenyan fertilisers?' The teacher affirms that new questions are a sign of genuine scientific thinking.</w:t>
             </w:r>
           </w:p>
         </w:tc>
@@ -23388,7 +24306,7 @@
                 <w:sz w:val="18"/>
                 <w:szCs w:val="18"/>
               </w:rPr>
-              <w:t xml:space="preserve">The teacher says: 'Before we share all the work you have done, I want you to travel back to Lesson 1. Read your first prediction about the driving question.' WAIT TIME: 60 seconds of silent reading. Teacher then says: 'Give yourself an honest score from 1 to 5 — not for effort, but for how far your explanation has grown. Be specific: what one lesson or activity moved the needle for you most?' WAIT TIME: 90 seconds of pair talk. Teacher circulates, listening for references to electron arrangement, valency, or ion formation to gauge readiness. Teacher probes one or two pairs: 'What exactly about electron arrangement was the turning point?' Teacher does not resolve the question yet — tension is held deliberately.</w:t>
+              <w:t xml:space="preserve">Teacher says: 'When we started, some of you wrote that the formulae were just random names made up by companies. Look at that note now. Has chemistry changed your mind?' WAIT TIME: 30 seconds of silent reflection. Teacher then says: 'Write your two-sentence final answer. It must include the words electron arrangement and valency. You have 90 seconds.' WAIT TIME: 90 seconds. After sticky notes are placed, teacher reads two or three aloud — choosing one strong example and one that is almost there — and asks the class: 'What could we add to this one to make it complete?' Teacher closes the DQB activity by saying: 'Science does not end with answers — it ends with better questions. The wonderings you have written here are real questions that Kenyan agricultural chemists work on every day.'</w:t>
             </w:r>
           </w:p>
         </w:tc>
@@ -23420,7 +24338,7 @@
                 <w:sz w:val="18"/>
                 <w:szCs w:val="18"/>
               </w:rPr>
-              <w:t xml:space="preserve">Self-assessment against prior prediction (metacognitive monitoring). The gap between the Lesson 1 prediction and the current understanding becomes the motivating frame for the showcase.</w:t>
+              <w:t xml:space="preserve">Collaborative DQB review and personal written resolution. Sorting notes into categories makes epistemic progress visible. The transition from wondering to explaining models authentic scientific discourse.</w:t>
             </w:r>
           </w:p>
         </w:tc>
@@ -23452,7 +24370,7 @@
                 <w:sz w:val="18"/>
                 <w:szCs w:val="18"/>
               </w:rPr>
-              <w:t xml:space="preserve">Teacher scans self-scores and listens to pair talk to identify learners who still conflate subscripts with valency or who cannot name the causal chain. These learners are mentally noted for targeted support during the Explain Phase.</w:t>
+              <w:t xml:space="preserve">Two-sentence sticky notes serve as a brief summative performance indicator. Teacher checks: does the learner name electron arrangement as the root cause? Does the learner link valency to the specific formula on the bag? Notes with gaps are flagged for follow-up in subsequent sub-strands or remediation.</w:t>
             </w:r>
           </w:p>
         </w:tc>
@@ -23461,32 +24379,32 @@
         <w:tc>
           <w:tcPr>
             <w:tcW w:type="dxa" w:w="1520"/>
-            <w:shd w:fill="D9EEF1" w:color="auto" w:val="clear"/>
-            <w:tcMar>
-              <w:top w:type="dxa" w:w="60"/>
-              <w:left w:type="dxa" w:w="120"/>
-              <w:bottom w:type="dxa" w:w="60"/>
-              <w:right w:type="dxa" w:w="120"/>
-            </w:tcMar>
-            <w:vAlign w:val="top"/>
-          </w:tcPr>
-          <w:p>
-            <w:pPr>
-              <w:spacing w:after="40" w:before="0"/>
-              <w:jc w:val="left"/>
-            </w:pPr>
-            <w:r>
-              <w:rPr>
-                <w:rFonts w:ascii="Arial" w:cs="Arial" w:eastAsia="Arial" w:hAnsi="Arial"/>
-                <w:b/>
-                <w:bCs/>
-                <w:i w:val="false"/>
-                <w:iCs w:val="false"/>
-                <w:color w:val="000000"/>
-                <w:sz w:val="18"/>
-                <w:szCs w:val="18"/>
-              </w:rPr>
-              <w:t xml:space="preserve">Observe Phase</w:t>
+            <w:shd w:fill="D5E8F0" w:color="auto" w:val="clear"/>
+            <w:tcMar>
+              <w:top w:type="dxa" w:w="60"/>
+              <w:left w:type="dxa" w:w="120"/>
+              <w:bottom w:type="dxa" w:w="60"/>
+              <w:right w:type="dxa" w:w="120"/>
+            </w:tcMar>
+            <w:vAlign w:val="top"/>
+          </w:tcPr>
+          <w:p>
+            <w:pPr>
+              <w:spacing w:after="40" w:before="0"/>
+              <w:jc w:val="left"/>
+            </w:pPr>
+            <w:r>
+              <w:rPr>
+                <w:rFonts w:ascii="Arial" w:cs="Arial" w:eastAsia="Arial" w:hAnsi="Arial"/>
+                <w:b/>
+                <w:bCs/>
+                <w:i w:val="false"/>
+                <w:iCs w:val="false"/>
+                <w:color w:val="000000"/>
+                <w:sz w:val="18"/>
+                <w:szCs w:val="18"/>
+              </w:rPr>
+              <w:t xml:space="preserve">Model Building Phase</w:t>
             </w:r>
           </w:p>
           <w:p>
@@ -23509,7 +24427,7 @@
             <w:pPr>
               <w:spacing w:after="20" w:before="0"/>
             </w:pPr>
-            <w:hyperlink w:history="1" r:id="rId3qxurbyr_dlcrtwmueqma">
+            <w:hyperlink w:history="1" r:id="rIdn-1iclgcgum7xkgtrd2pe">
               <w:r>
                 <w:rPr>
                   <w:rFonts w:ascii="Arial" w:cs="Arial" w:eastAsia="Arial" w:hAnsi="Arial"/>
@@ -23542,7 +24460,7 @@
               <w:spacing w:after="10" w:before="0"/>
               <w:ind w:left="120"/>
             </w:pPr>
-            <w:hyperlink w:history="1" r:id="rId700rcijeqdsbsuiktgrs-">
+            <w:hyperlink w:history="1" r:id="rIdq0ajlwbpe4maxbu2v_cke">
               <w:r>
                 <w:rPr>
                   <w:rFonts w:ascii="Arial" w:cs="Arial" w:eastAsia="Arial" w:hAnsi="Arial"/>
@@ -23587,619 +24505,7 @@
             <w:pPr>
               <w:spacing w:after="20" w:before="0"/>
             </w:pPr>
-            <w:hyperlink w:history="1" r:id="rIdt6b9ea5bgi9c90-w_wywd">
-              <w:r>
-                <w:rPr>
-                  <w:rFonts w:ascii="Arial" w:cs="Arial" w:eastAsia="Arial" w:hAnsi="Arial"/>
-                  <w:color w:val="2E75B6"/>
-                  <w:sz w:val="16"/>
-                  <w:szCs w:val="16"/>
-                  <w:u w:val="single" w:color="2E75B6"/>
-                </w:rPr>
-                <w:t xml:space="preserve">Chemical Formula (Flexbook)</w:t>
-              </w:r>
-            </w:hyperlink>
-          </w:p>
-          <w:p>
-            <w:pPr>
-              <w:spacing w:after="10" w:before="0"/>
-              <w:ind w:left="120"/>
-            </w:pPr>
-            <w:r>
-              <w:rPr>
-                <w:rFonts w:ascii="Arial" w:cs="Arial" w:eastAsia="Arial" w:hAnsi="Arial"/>
-                <w:color w:val="595959"/>
-                <w:sz w:val="14"/>
-                <w:szCs w:val="14"/>
-              </w:rPr>
-              <w:t xml:space="preserve">Source: CK-12</w:t>
-            </w:r>
-          </w:p>
-          <w:p>
-            <w:pPr>
-              <w:spacing w:after="10" w:before="0"/>
-              <w:ind w:left="120"/>
-            </w:pPr>
-            <w:hyperlink w:history="1" r:id="rIdbu1xdsx7t2i9vkrhpb2zx">
-              <w:r>
-                <w:rPr>
-                  <w:rFonts w:ascii="Arial" w:cs="Arial" w:eastAsia="Arial" w:hAnsi="Arial"/>
-                  <w:color w:val="595959"/>
-                  <w:sz w:val="14"/>
-                  <w:szCs w:val="14"/>
-                  <w:u w:val="single" w:color="595959"/>
-                </w:rPr>
-                <w:t xml:space="preserve">🔍 Search ARES for similar readings</w:t>
-              </w:r>
-            </w:hyperlink>
-          </w:p>
-        </w:tc>
-        <w:tc>
-          <w:tcPr>
-            <w:tcW w:type="dxa" w:w="3040"/>
-            <w:shd w:fill="FFFFFF" w:color="auto" w:val="clear"/>
-            <w:tcMar>
-              <w:top w:type="dxa" w:w="60"/>
-              <w:left w:type="dxa" w:w="120"/>
-              <w:bottom w:type="dxa" w:w="60"/>
-              <w:right w:type="dxa" w:w="120"/>
-            </w:tcMar>
-            <w:vAlign w:val="top"/>
-          </w:tcPr>
-          <w:p>
-            <w:pPr>
-              <w:spacing w:after="40" w:before="0"/>
-              <w:jc w:val="left"/>
-            </w:pPr>
-            <w:r>
-              <w:rPr>
-                <w:rFonts w:ascii="Arial" w:cs="Arial" w:eastAsia="Arial" w:hAnsi="Arial"/>
-                <w:b w:val="false"/>
-                <w:bCs w:val="false"/>
-                <w:i w:val="false"/>
-                <w:iCs w:val="false"/>
-                <w:color w:val="000000"/>
-                <w:sz w:val="18"/>
-                <w:szCs w:val="18"/>
-              </w:rPr>
-              <w:t xml:space="preserve">Groups of four take turns presenting their two projects at their desks or at the front (teacher decides based on class size). Project 1: each group holds up their 3-D model of an element or set of elements (e.g., Na, Mg, Al, Cl, Ca built from bottle tops for electrons, wire for shells, and clay for the nucleus). They state: the element name, atomic number, electron arrangement, and the ion it forms. Project 2: each group reads two rows from their compound-formula chart, stating compound name, formula, and the valency logic behind it — including at least one fertiliser compound (NH4NO3 or (NH4)2HPO4). Audience members use a peer-feedback card with three prompts: one thing explained clearly, one chemical term used correctly, one question I still have. Presentations are kept to 90 seconds per group to fit the time budget.</w:t>
-            </w:r>
-          </w:p>
-        </w:tc>
-        <w:tc>
-          <w:tcPr>
-            <w:tcW w:type="dxa" w:w="3040"/>
-            <w:shd w:fill="F2F2F2" w:color="auto" w:val="clear"/>
-            <w:tcMar>
-              <w:top w:type="dxa" w:w="60"/>
-              <w:left w:type="dxa" w:w="120"/>
-              <w:bottom w:type="dxa" w:w="60"/>
-              <w:right w:type="dxa" w:w="120"/>
-            </w:tcMar>
-            <w:vAlign w:val="top"/>
-          </w:tcPr>
-          <w:p>
-            <w:pPr>
-              <w:spacing w:after="40" w:before="0"/>
-              <w:jc w:val="left"/>
-            </w:pPr>
-            <w:r>
-              <w:rPr>
-                <w:rFonts w:ascii="Arial" w:cs="Arial" w:eastAsia="Arial" w:hAnsi="Arial"/>
-                <w:b w:val="false"/>
-                <w:bCs w:val="false"/>
-                <w:i w:val="false"/>
-                <w:iCs w:val="false"/>
-                <w:color w:val="000000"/>
-                <w:sz w:val="18"/>
-                <w:szCs w:val="18"/>
-              </w:rPr>
-              <w:t xml:space="preserve">Teacher says: 'You are not just presenting — you are teaching the class. Your audience should be able to repeat your reasoning after you finish.' During presentations teacher uses structured observation, listening for: correct electron notation (e.g., 2,8,1 for Na), correct ion charge linked to group number, and correct use of the cross-multiplication rule for formulae. After each group the teacher asks the audience: 'What valency rule did that group use to arrive at that formula? Thumbs up if you can state it.' WAIT TIME: 20 seconds. If a group mis-states a formula, teacher says: 'Interesting — class, let us check that together. What does the valency of calcium tell us about how many nitrate groups it attracts?' rather than correcting directly.</w:t>
-            </w:r>
-          </w:p>
-        </w:tc>
-        <w:tc>
-          <w:tcPr>
-            <w:tcW w:type="dxa" w:w="3040"/>
-            <w:shd w:fill="FFFFFF" w:color="auto" w:val="clear"/>
-            <w:tcMar>
-              <w:top w:type="dxa" w:w="60"/>
-              <w:left w:type="dxa" w:w="120"/>
-              <w:bottom w:type="dxa" w:w="60"/>
-              <w:right w:type="dxa" w:w="120"/>
-            </w:tcMar>
-            <w:vAlign w:val="top"/>
-          </w:tcPr>
-          <w:p>
-            <w:pPr>
-              <w:spacing w:after="40" w:before="0"/>
-              <w:jc w:val="left"/>
-            </w:pPr>
-            <w:r>
-              <w:rPr>
-                <w:rFonts w:ascii="Arial" w:cs="Arial" w:eastAsia="Arial" w:hAnsi="Arial"/>
-                <w:b w:val="false"/>
-                <w:bCs w:val="false"/>
-                <w:i w:val="false"/>
-                <w:iCs w:val="false"/>
-                <w:color w:val="000000"/>
-                <w:sz w:val="18"/>
-                <w:szCs w:val="18"/>
-              </w:rPr>
-              <w:t xml:space="preserve">Gallery-style peer teaching with structured feedback cards. Observing multiple models of the same concept (electron shells represented differently by each group) deepens pattern recognition across representations.</w:t>
-            </w:r>
-          </w:p>
-        </w:tc>
-        <w:tc>
-          <w:tcPr>
-            <w:tcW w:type="dxa" w:w="3040"/>
-            <w:shd w:fill="F2F2F2" w:color="auto" w:val="clear"/>
-            <w:tcMar>
-              <w:top w:type="dxa" w:w="60"/>
-              <w:left w:type="dxa" w:w="120"/>
-              <w:bottom w:type="dxa" w:w="60"/>
-              <w:right w:type="dxa" w:w="120"/>
-            </w:tcMar>
-            <w:vAlign w:val="top"/>
-          </w:tcPr>
-          <w:p>
-            <w:pPr>
-              <w:spacing w:after="40" w:before="0"/>
-              <w:jc w:val="left"/>
-            </w:pPr>
-            <w:r>
-              <w:rPr>
-                <w:rFonts w:ascii="Arial" w:cs="Arial" w:eastAsia="Arial" w:hAnsi="Arial"/>
-                <w:b w:val="false"/>
-                <w:bCs w:val="false"/>
-                <w:i w:val="false"/>
-                <w:iCs w:val="false"/>
-                <w:color w:val="000000"/>
-                <w:sz w:val="18"/>
-                <w:szCs w:val="18"/>
-              </w:rPr>
-              <w:t xml:space="preserve">Teacher collects one peer-feedback card per group after all presentations. Errors flagged on cards inform the Explain Phase. Teacher also notes whether groups can articulate the formula of CAN or DAP using valency language — this is the core unit goal.</w:t>
-            </w:r>
-          </w:p>
-        </w:tc>
-      </w:tr>
-      <w:tr>
-        <w:tc>
-          <w:tcPr>
-            <w:tcW w:type="dxa" w:w="1520"/>
-            <w:shd w:fill="E2EFDA" w:color="auto" w:val="clear"/>
-            <w:tcMar>
-              <w:top w:type="dxa" w:w="60"/>
-              <w:left w:type="dxa" w:w="120"/>
-              <w:bottom w:type="dxa" w:w="60"/>
-              <w:right w:type="dxa" w:w="120"/>
-            </w:tcMar>
-            <w:vAlign w:val="top"/>
-          </w:tcPr>
-          <w:p>
-            <w:pPr>
-              <w:spacing w:after="40" w:before="0"/>
-              <w:jc w:val="left"/>
-            </w:pPr>
-            <w:r>
-              <w:rPr>
-                <w:rFonts w:ascii="Arial" w:cs="Arial" w:eastAsia="Arial" w:hAnsi="Arial"/>
-                <w:b/>
-                <w:bCs/>
-                <w:i w:val="false"/>
-                <w:iCs w:val="false"/>
-                <w:color w:val="000000"/>
-                <w:sz w:val="18"/>
-                <w:szCs w:val="18"/>
-              </w:rPr>
-              <w:t xml:space="preserve">Explain Phase</w:t>
-            </w:r>
-          </w:p>
-          <w:p>
-            <w:pPr>
-              <w:spacing w:after="20" w:before="0"/>
-            </w:pPr>
-            <w:r>
-              <w:rPr>
-                <w:rFonts w:ascii="Arial" w:cs="Arial" w:eastAsia="Arial" w:hAnsi="Arial"/>
-                <w:b/>
-                <w:bCs/>
-                <w:color w:val="1F3864"/>
-                <w:sz w:val="16"/>
-                <w:szCs w:val="16"/>
-              </w:rPr>
-              <w:t xml:space="preserve">📹 VIDEO:</w:t>
-            </w:r>
-          </w:p>
-          <w:p>
-            <w:pPr>
-              <w:spacing w:after="20" w:before="0"/>
-            </w:pPr>
-            <w:hyperlink w:history="1" r:id="rId2twwktrpn8t8h3q4-qhia">
-              <w:r>
-                <w:rPr>
-                  <w:rFonts w:ascii="Arial" w:cs="Arial" w:eastAsia="Arial" w:hAnsi="Arial"/>
-                  <w:color w:val="2E75B6"/>
-                  <w:sz w:val="16"/>
-                  <w:szCs w:val="16"/>
-                  <w:u w:val="single" w:color="2E75B6"/>
-                </w:rPr>
-                <w:t xml:space="preserve">The periodic table - transition metals</w:t>
-              </w:r>
-            </w:hyperlink>
-          </w:p>
-          <w:p>
-            <w:pPr>
-              <w:spacing w:after="10" w:before="0"/>
-              <w:ind w:left="120"/>
-            </w:pPr>
-            <w:r>
-              <w:rPr>
-                <w:rFonts w:ascii="Arial" w:cs="Arial" w:eastAsia="Arial" w:hAnsi="Arial"/>
-                <w:color w:val="595959"/>
-                <w:sz w:val="14"/>
-                <w:szCs w:val="14"/>
-              </w:rPr>
-              <w:t xml:space="preserve">Source: Khan Academy (English - US curriculum)</w:t>
-            </w:r>
-          </w:p>
-          <w:p>
-            <w:pPr>
-              <w:spacing w:after="10" w:before="0"/>
-              <w:ind w:left="120"/>
-            </w:pPr>
-            <w:hyperlink w:history="1" r:id="rIdxpa29sjdh8cpwoepvx__5">
-              <w:r>
-                <w:rPr>
-                  <w:rFonts w:ascii="Arial" w:cs="Arial" w:eastAsia="Arial" w:hAnsi="Arial"/>
-                  <w:color w:val="595959"/>
-                  <w:sz w:val="14"/>
-                  <w:szCs w:val="14"/>
-                  <w:u w:val="single" w:color="595959"/>
-                </w:rPr>
-                <w:t xml:space="preserve">🔍 Search ARES for similar videos</w:t>
-              </w:r>
-            </w:hyperlink>
-          </w:p>
-          <w:p>
-            <w:pPr>
-              <w:spacing w:after="40" w:before="0"/>
-            </w:pPr>
-            <w:r>
-              <w:rPr>
-                <w:sz w:val="14"/>
-                <w:szCs w:val="14"/>
-              </w:rPr>
-              <w:t xml:space="preserve"/>
-            </w:r>
-          </w:p>
-          <w:p>
-            <w:pPr>
-              <w:spacing w:after="20" w:before="0"/>
-            </w:pPr>
-            <w:r>
-              <w:rPr>
-                <w:rFonts w:ascii="Arial" w:cs="Arial" w:eastAsia="Arial" w:hAnsi="Arial"/>
-                <w:b/>
-                <w:bCs/>
-                <w:color w:val="1F3864"/>
-                <w:sz w:val="16"/>
-                <w:szCs w:val="16"/>
-              </w:rPr>
-              <w:t xml:space="preserve">📖 EXERCISE:</w:t>
-            </w:r>
-          </w:p>
-          <w:p>
-            <w:pPr>
-              <w:spacing w:after="20" w:before="0"/>
-            </w:pPr>
-            <w:hyperlink w:history="1" r:id="rIdtuoxsso_lspsitaqfsqkl">
-              <w:r>
-                <w:rPr>
-                  <w:rFonts w:ascii="Arial" w:cs="Arial" w:eastAsia="Arial" w:hAnsi="Arial"/>
-                  <w:color w:val="2E75B6"/>
-                  <w:sz w:val="16"/>
-                  <w:szCs w:val="16"/>
-                  <w:u w:val="single" w:color="2E75B6"/>
-                </w:rPr>
-                <w:t xml:space="preserve">Chemical Formula Practice</w:t>
-              </w:r>
-            </w:hyperlink>
-          </w:p>
-          <w:p>
-            <w:pPr>
-              <w:spacing w:after="10" w:before="0"/>
-              <w:ind w:left="120"/>
-            </w:pPr>
-            <w:r>
-              <w:rPr>
-                <w:rFonts w:ascii="Arial" w:cs="Arial" w:eastAsia="Arial" w:hAnsi="Arial"/>
-                <w:color w:val="595959"/>
-                <w:sz w:val="14"/>
-                <w:szCs w:val="14"/>
-              </w:rPr>
-              <w:t xml:space="preserve">Source: CK-12</w:t>
-            </w:r>
-          </w:p>
-          <w:p>
-            <w:pPr>
-              <w:spacing w:after="10" w:before="0"/>
-              <w:ind w:left="120"/>
-            </w:pPr>
-            <w:hyperlink w:history="1" r:id="rIdy9n02czdiaqs_vyi5c25k">
-              <w:r>
-                <w:rPr>
-                  <w:rFonts w:ascii="Arial" w:cs="Arial" w:eastAsia="Arial" w:hAnsi="Arial"/>
-                  <w:color w:val="595959"/>
-                  <w:sz w:val="14"/>
-                  <w:szCs w:val="14"/>
-                  <w:u w:val="single" w:color="595959"/>
-                </w:rPr>
-                <w:t xml:space="preserve">🔍 Search ARES for similar readings</w:t>
-              </w:r>
-            </w:hyperlink>
-          </w:p>
-        </w:tc>
-        <w:tc>
-          <w:tcPr>
-            <w:tcW w:type="dxa" w:w="3040"/>
-            <w:shd w:fill="FFFFFF" w:color="auto" w:val="clear"/>
-            <w:tcMar>
-              <w:top w:type="dxa" w:w="60"/>
-              <w:left w:type="dxa" w:w="120"/>
-              <w:bottom w:type="dxa" w:w="60"/>
-              <w:right w:type="dxa" w:w="120"/>
-            </w:tcMar>
-            <w:vAlign w:val="top"/>
-          </w:tcPr>
-          <w:p>
-            <w:pPr>
-              <w:spacing w:after="40" w:before="0"/>
-              <w:jc w:val="left"/>
-            </w:pPr>
-            <w:r>
-              <w:rPr>
-                <w:rFonts w:ascii="Arial" w:cs="Arial" w:eastAsia="Arial" w:hAnsi="Arial"/>
-                <w:b w:val="false"/>
-                <w:bCs w:val="false"/>
-                <w:i w:val="false"/>
-                <w:iCs w:val="false"/>
-                <w:color w:val="000000"/>
-                <w:sz w:val="18"/>
-                <w:szCs w:val="18"/>
-              </w:rPr>
-              <w:t xml:space="preserve">The whole class co-constructs a causal chain on the board using five labelled boxes connected by arrows. Box 1: Atomic Structure (protons, neutrons, electrons). Box 2: Electron Arrangement (e.g., Ca is 2,8,8,2). Box 3: Valency and Ion Charge (Ca loses 2 electrons, becomes Ca2+, valency 2). Box 4: Chemical Formula (cross-multiplication of valencies gives Ca(NO3)2 in CAN and (NH4)2HPO4 in DAP). Box 5: The Fertiliser Bag Label (the formula printed on the bag is chemically necessary — it cannot be any other ratio). Each box is completed by a different learner volunteer. The class then does a two-minute silent written response: 'Using the five-box chain, explain in three sentences why DAP contains two ammonium groups for every one phosphate group.' They share one sentence with the class. The teacher then asks: 'So why do plants respond differently to CAN and DAP even though both contain nitrogen?' Learners connect the presence of phosphate in DAP (supporting root development) to the formula — which exists because PO43- has a valency of 3 while NH4+ has a valency of 1, requiring two ammonium ions to balance one phosphate.</w:t>
-            </w:r>
-          </w:p>
-        </w:tc>
-        <w:tc>
-          <w:tcPr>
-            <w:tcW w:type="dxa" w:w="3040"/>
-            <w:shd w:fill="F2F2F2" w:color="auto" w:val="clear"/>
-            <w:tcMar>
-              <w:top w:type="dxa" w:w="60"/>
-              <w:left w:type="dxa" w:w="120"/>
-              <w:bottom w:type="dxa" w:w="60"/>
-              <w:right w:type="dxa" w:w="120"/>
-            </w:tcMar>
-            <w:vAlign w:val="top"/>
-          </w:tcPr>
-          <w:p>
-            <w:pPr>
-              <w:spacing w:after="40" w:before="0"/>
-              <w:jc w:val="left"/>
-            </w:pPr>
-            <w:r>
-              <w:rPr>
-                <w:rFonts w:ascii="Arial" w:cs="Arial" w:eastAsia="Arial" w:hAnsi="Arial"/>
-                <w:b w:val="false"/>
-                <w:bCs w:val="false"/>
-                <w:i w:val="false"/>
-                <w:iCs w:val="false"/>
-                <w:color w:val="000000"/>
-                <w:sz w:val="18"/>
-                <w:szCs w:val="18"/>
-              </w:rPr>
-              <w:t xml:space="preserve">Teacher says: 'We are going to build the answer to our driving question together — one box at a time. Each box must be filled with evidence from a specific lesson.' Teacher assigns boxes to volunteers based on formative data: learners who scored themselves 1 or 2 in the Predict Phase are given Box 1 or 2 (more concrete) and supported with a prompt card. Teacher says after Box 3 is filled: 'Pause. Everyone check: does the ion charge on the board match the group number of that element in the periodic table? 30 seconds.' WAIT TIME: 30 seconds. After Box 5 is filled, teacher says: 'The formula on that fertiliser bag in Kericho is not random. It is a consequence of something invisible — the arrangement of electrons inside each atom. That is the answer to our driving question. But I want to hear it in your words.' WAIT TIME: 90 seconds of individual writing before sharing.</w:t>
-            </w:r>
-          </w:p>
-        </w:tc>
-        <w:tc>
-          <w:tcPr>
-            <w:tcW w:type="dxa" w:w="3040"/>
-            <w:shd w:fill="FFFFFF" w:color="auto" w:val="clear"/>
-            <w:tcMar>
-              <w:top w:type="dxa" w:w="60"/>
-              <w:left w:type="dxa" w:w="120"/>
-              <w:bottom w:type="dxa" w:w="60"/>
-              <w:right w:type="dxa" w:w="120"/>
-            </w:tcMar>
-            <w:vAlign w:val="top"/>
-          </w:tcPr>
-          <w:p>
-            <w:pPr>
-              <w:spacing w:after="40" w:before="0"/>
-              <w:jc w:val="left"/>
-            </w:pPr>
-            <w:r>
-              <w:rPr>
-                <w:rFonts w:ascii="Arial" w:cs="Arial" w:eastAsia="Arial" w:hAnsi="Arial"/>
-                <w:b w:val="false"/>
-                <w:bCs w:val="false"/>
-                <w:i w:val="false"/>
-                <w:iCs w:val="false"/>
-                <w:color w:val="000000"/>
-                <w:sz w:val="18"/>
-                <w:szCs w:val="18"/>
-              </w:rPr>
-              <w:t xml:space="preserve">Collaborative causal-chain construction on the board (making the logic visible and sequential). The five-box model serves as a public summary artefact that learners can photograph or copy. Written consolidation (three-sentence response) cements individual understanding.</w:t>
-            </w:r>
-          </w:p>
-        </w:tc>
-        <w:tc>
-          <w:tcPr>
-            <w:tcW w:type="dxa" w:w="3040"/>
-            <w:shd w:fill="F2F2F2" w:color="auto" w:val="clear"/>
-            <w:tcMar>
-              <w:top w:type="dxa" w:w="60"/>
-              <w:left w:type="dxa" w:w="120"/>
-              <w:bottom w:type="dxa" w:w="60"/>
-              <w:right w:type="dxa" w:w="120"/>
-            </w:tcMar>
-            <w:vAlign w:val="top"/>
-          </w:tcPr>
-          <w:p>
-            <w:pPr>
-              <w:spacing w:after="40" w:before="0"/>
-              <w:jc w:val="left"/>
-            </w:pPr>
-            <w:r>
-              <w:rPr>
-                <w:rFonts w:ascii="Arial" w:cs="Arial" w:eastAsia="Arial" w:hAnsi="Arial"/>
-                <w:b w:val="false"/>
-                <w:bCs w:val="false"/>
-                <w:i w:val="false"/>
-                <w:iCs w:val="false"/>
-                <w:color w:val="000000"/>
-                <w:sz w:val="18"/>
-                <w:szCs w:val="18"/>
-              </w:rPr>
-              <w:t xml:space="preserve">Teacher reads three-sentence responses over learners shoulders during writing time. Checks for: correct use of the term valency, correct reference to ion charge, and correct formula for either CAN or DAP. Learners who write only surface descriptions (both have nitrogen) receive a prompt: 'What determines how many nitrogen atoms appear in the formula?'</w:t>
-            </w:r>
-          </w:p>
-        </w:tc>
-      </w:tr>
-      <w:tr>
-        <w:tc>
-          <w:tcPr>
-            <w:tcW w:type="dxa" w:w="1520"/>
-            <w:shd w:fill="FCE4D6" w:color="auto" w:val="clear"/>
-            <w:tcMar>
-              <w:top w:type="dxa" w:w="60"/>
-              <w:left w:type="dxa" w:w="120"/>
-              <w:bottom w:type="dxa" w:w="60"/>
-              <w:right w:type="dxa" w:w="120"/>
-            </w:tcMar>
-            <w:vAlign w:val="top"/>
-          </w:tcPr>
-          <w:p>
-            <w:pPr>
-              <w:spacing w:after="40" w:before="0"/>
-              <w:jc w:val="left"/>
-            </w:pPr>
-            <w:r>
-              <w:rPr>
-                <w:rFonts w:ascii="Arial" w:cs="Arial" w:eastAsia="Arial" w:hAnsi="Arial"/>
-                <w:b/>
-                <w:bCs/>
-                <w:i w:val="false"/>
-                <w:iCs w:val="false"/>
-                <w:color w:val="000000"/>
-                <w:sz w:val="18"/>
-                <w:szCs w:val="18"/>
-              </w:rPr>
-              <w:t xml:space="preserve">Driving Question Board (DQB) Creation</w:t>
-            </w:r>
-          </w:p>
-          <w:p>
-            <w:pPr>
-              <w:spacing w:after="20" w:before="0"/>
-            </w:pPr>
-            <w:r>
-              <w:rPr>
-                <w:rFonts w:ascii="Arial" w:cs="Arial" w:eastAsia="Arial" w:hAnsi="Arial"/>
-                <w:b/>
-                <w:bCs/>
-                <w:color w:val="1F3864"/>
-                <w:sz w:val="16"/>
-                <w:szCs w:val="16"/>
-              </w:rPr>
-              <w:t xml:space="preserve">📹 VIDEO:</w:t>
-            </w:r>
-          </w:p>
-          <w:p>
-            <w:pPr>
-              <w:spacing w:after="20" w:before="0"/>
-            </w:pPr>
-            <w:hyperlink w:history="1" r:id="rIdynlljmo0azdudpspxtprv">
-              <w:r>
-                <w:rPr>
-                  <w:rFonts w:ascii="Arial" w:cs="Arial" w:eastAsia="Arial" w:hAnsi="Arial"/>
-                  <w:color w:val="2E75B6"/>
-                  <w:sz w:val="16"/>
-                  <w:szCs w:val="16"/>
-                  <w:u w:val="single" w:color="2E75B6"/>
-                </w:rPr>
-                <w:t xml:space="preserve">Solubility and complex ion formation</w:t>
-              </w:r>
-            </w:hyperlink>
-          </w:p>
-          <w:p>
-            <w:pPr>
-              <w:spacing w:after="10" w:before="0"/>
-              <w:ind w:left="120"/>
-            </w:pPr>
-            <w:r>
-              <w:rPr>
-                <w:rFonts w:ascii="Arial" w:cs="Arial" w:eastAsia="Arial" w:hAnsi="Arial"/>
-                <w:color w:val="595959"/>
-                <w:sz w:val="14"/>
-                <w:szCs w:val="14"/>
-              </w:rPr>
-              <w:t xml:space="preserve">Source: Khan Academy (English - US curriculum)</w:t>
-            </w:r>
-          </w:p>
-          <w:p>
-            <w:pPr>
-              <w:spacing w:after="10" w:before="0"/>
-              <w:ind w:left="120"/>
-            </w:pPr>
-            <w:hyperlink w:history="1" r:id="rIdilz-kpswfgd4qnj2iyyia">
-              <w:r>
-                <w:rPr>
-                  <w:rFonts w:ascii="Arial" w:cs="Arial" w:eastAsia="Arial" w:hAnsi="Arial"/>
-                  <w:color w:val="595959"/>
-                  <w:sz w:val="14"/>
-                  <w:szCs w:val="14"/>
-                  <w:u w:val="single" w:color="595959"/>
-                </w:rPr>
-                <w:t xml:space="preserve">🔍 Search ARES for similar videos</w:t>
-              </w:r>
-            </w:hyperlink>
-          </w:p>
-          <w:p>
-            <w:pPr>
-              <w:spacing w:after="40" w:before="0"/>
-            </w:pPr>
-            <w:r>
-              <w:rPr>
-                <w:sz w:val="14"/>
-                <w:szCs w:val="14"/>
-              </w:rPr>
-              <w:t xml:space="preserve"/>
-            </w:r>
-          </w:p>
-          <w:p>
-            <w:pPr>
-              <w:spacing w:after="20" w:before="0"/>
-            </w:pPr>
-            <w:r>
-              <w:rPr>
-                <w:rFonts w:ascii="Arial" w:cs="Arial" w:eastAsia="Arial" w:hAnsi="Arial"/>
-                <w:b/>
-                <w:bCs/>
-                <w:color w:val="1F3864"/>
-                <w:sz w:val="16"/>
-                <w:szCs w:val="16"/>
-              </w:rPr>
-              <w:t xml:space="preserve">📖 HTML:</w:t>
-            </w:r>
-          </w:p>
-          <w:p>
-            <w:pPr>
-              <w:spacing w:after="20" w:before="0"/>
-            </w:pPr>
-            <w:hyperlink w:history="1" r:id="rIdiqolf_-ufxqh5vmhrj3kj">
+            <w:hyperlink w:history="1" r:id="rIdmgazb7i0p2lwgty2dwhvb">
               <w:r>
                 <w:rPr>
                   <w:rFonts w:ascii="Arial" w:cs="Arial" w:eastAsia="Arial" w:hAnsi="Arial"/>
@@ -24232,313 +24538,7 @@
               <w:spacing w:after="10" w:before="0"/>
               <w:ind w:left="120"/>
             </w:pPr>
-            <w:hyperlink w:history="1" r:id="rIdcz9mmnodi_hhxen6pktkq">
-              <w:r>
-                <w:rPr>
-                  <w:rFonts w:ascii="Arial" w:cs="Arial" w:eastAsia="Arial" w:hAnsi="Arial"/>
-                  <w:color w:val="595959"/>
-                  <w:sz w:val="14"/>
-                  <w:szCs w:val="14"/>
-                  <w:u w:val="single" w:color="595959"/>
-                </w:rPr>
-                <w:t xml:space="preserve">🔍 Search ARES for similar readings</w:t>
-              </w:r>
-            </w:hyperlink>
-          </w:p>
-        </w:tc>
-        <w:tc>
-          <w:tcPr>
-            <w:tcW w:type="dxa" w:w="3040"/>
-            <w:shd w:fill="FFFFFF" w:color="auto" w:val="clear"/>
-            <w:tcMar>
-              <w:top w:type="dxa" w:w="60"/>
-              <w:left w:type="dxa" w:w="120"/>
-              <w:bottom w:type="dxa" w:w="60"/>
-              <w:right w:type="dxa" w:w="120"/>
-            </w:tcMar>
-            <w:vAlign w:val="top"/>
-          </w:tcPr>
-          <w:p>
-            <w:pPr>
-              <w:spacing w:after="40" w:before="0"/>
-              <w:jc w:val="left"/>
-            </w:pPr>
-            <w:r>
-              <w:rPr>
-                <w:rFonts w:ascii="Arial" w:cs="Arial" w:eastAsia="Arial" w:hAnsi="Arial"/>
-                <w:b w:val="false"/>
-                <w:bCs w:val="false"/>
-                <w:i w:val="false"/>
-                <w:iCs w:val="false"/>
-                <w:color w:val="000000"/>
-                <w:sz w:val="18"/>
-                <w:szCs w:val="18"/>
-              </w:rPr>
-              <w:t xml:space="preserve">The class returns to the Driving Question Board posted since Lesson 1. Learners review all the sticky notes added over eight lessons — predictions, questions, and partial answers. Working as a whole class with the teacher facilitating, they sort remaining notes into three categories: Answered, Partially Answered, and New Wonderings. A class representative reads the driving question aloud: 'Why do the fertiliser bags on Kenyan farms carry such specific and different chemical formulae — and what does the inner structure of an atom have to do with it?' Each learner writes their personal final answer on a new sticky note in exactly two sentences and places it on the board under Answered. Three or four New Wonderings are selected and written on a fresh section of the board — for example: 'How do farmers in Kisumu know which fertiliser to use at which growth stage?', 'What happens to the ions once the fertiliser dissolves in the soil?' and 'Are there other compounds not in the first 20 elements that are used in Kenyan fertilisers?' The teacher affirms that new questions are a sign of genuine scientific thinking.</w:t>
-            </w:r>
-          </w:p>
-        </w:tc>
-        <w:tc>
-          <w:tcPr>
-            <w:tcW w:type="dxa" w:w="3040"/>
-            <w:shd w:fill="F2F2F2" w:color="auto" w:val="clear"/>
-            <w:tcMar>
-              <w:top w:type="dxa" w:w="60"/>
-              <w:left w:type="dxa" w:w="120"/>
-              <w:bottom w:type="dxa" w:w="60"/>
-              <w:right w:type="dxa" w:w="120"/>
-            </w:tcMar>
-            <w:vAlign w:val="top"/>
-          </w:tcPr>
-          <w:p>
-            <w:pPr>
-              <w:spacing w:after="40" w:before="0"/>
-              <w:jc w:val="left"/>
-            </w:pPr>
-            <w:r>
-              <w:rPr>
-                <w:rFonts w:ascii="Arial" w:cs="Arial" w:eastAsia="Arial" w:hAnsi="Arial"/>
-                <w:b w:val="false"/>
-                <w:bCs w:val="false"/>
-                <w:i w:val="false"/>
-                <w:iCs w:val="false"/>
-                <w:color w:val="000000"/>
-                <w:sz w:val="18"/>
-                <w:szCs w:val="18"/>
-              </w:rPr>
-              <w:t xml:space="preserve">Teacher says: 'When we started, some of you wrote that the formulae were just random names made up by companies. Look at that note now. Has chemistry changed your mind?' WAIT TIME: 30 seconds of silent reflection. Teacher then says: 'Write your two-sentence final answer. It must include the words electron arrangement and valency. You have 90 seconds.' WAIT TIME: 90 seconds. After sticky notes are placed, teacher reads two or three aloud — choosing one strong example and one that is almost there — and asks the class: 'What could we add to this one to make it complete?' Teacher closes the DQB activity by saying: 'Science does not end with answers — it ends with better questions. The wonderings you have written here are real questions that Kenyan agricultural chemists work on every day.'</w:t>
-            </w:r>
-          </w:p>
-        </w:tc>
-        <w:tc>
-          <w:tcPr>
-            <w:tcW w:type="dxa" w:w="3040"/>
-            <w:shd w:fill="FFFFFF" w:color="auto" w:val="clear"/>
-            <w:tcMar>
-              <w:top w:type="dxa" w:w="60"/>
-              <w:left w:type="dxa" w:w="120"/>
-              <w:bottom w:type="dxa" w:w="60"/>
-              <w:right w:type="dxa" w:w="120"/>
-            </w:tcMar>
-            <w:vAlign w:val="top"/>
-          </w:tcPr>
-          <w:p>
-            <w:pPr>
-              <w:spacing w:after="40" w:before="0"/>
-              <w:jc w:val="left"/>
-            </w:pPr>
-            <w:r>
-              <w:rPr>
-                <w:rFonts w:ascii="Arial" w:cs="Arial" w:eastAsia="Arial" w:hAnsi="Arial"/>
-                <w:b w:val="false"/>
-                <w:bCs w:val="false"/>
-                <w:i w:val="false"/>
-                <w:iCs w:val="false"/>
-                <w:color w:val="000000"/>
-                <w:sz w:val="18"/>
-                <w:szCs w:val="18"/>
-              </w:rPr>
-              <w:t xml:space="preserve">Collaborative DQB review and personal written resolution. Sorting notes into categories makes epistemic progress visible. The transition from wondering to explaining models authentic scientific discourse.</w:t>
-            </w:r>
-          </w:p>
-        </w:tc>
-        <w:tc>
-          <w:tcPr>
-            <w:tcW w:type="dxa" w:w="3040"/>
-            <w:shd w:fill="F2F2F2" w:color="auto" w:val="clear"/>
-            <w:tcMar>
-              <w:top w:type="dxa" w:w="60"/>
-              <w:left w:type="dxa" w:w="120"/>
-              <w:bottom w:type="dxa" w:w="60"/>
-              <w:right w:type="dxa" w:w="120"/>
-            </w:tcMar>
-            <w:vAlign w:val="top"/>
-          </w:tcPr>
-          <w:p>
-            <w:pPr>
-              <w:spacing w:after="40" w:before="0"/>
-              <w:jc w:val="left"/>
-            </w:pPr>
-            <w:r>
-              <w:rPr>
-                <w:rFonts w:ascii="Arial" w:cs="Arial" w:eastAsia="Arial" w:hAnsi="Arial"/>
-                <w:b w:val="false"/>
-                <w:bCs w:val="false"/>
-                <w:i w:val="false"/>
-                <w:iCs w:val="false"/>
-                <w:color w:val="000000"/>
-                <w:sz w:val="18"/>
-                <w:szCs w:val="18"/>
-              </w:rPr>
-              <w:t xml:space="preserve">Two-sentence sticky notes serve as a brief summative performance indicator. Teacher checks: does the learner name electron arrangement as the root cause? Does the learner link valency to the specific formula on the bag? Notes with gaps are flagged for follow-up in subsequent sub-strands or remediation.</w:t>
-            </w:r>
-          </w:p>
-        </w:tc>
-      </w:tr>
-      <w:tr>
-        <w:tc>
-          <w:tcPr>
-            <w:tcW w:type="dxa" w:w="1520"/>
-            <w:shd w:fill="D5E8F0" w:color="auto" w:val="clear"/>
-            <w:tcMar>
-              <w:top w:type="dxa" w:w="60"/>
-              <w:left w:type="dxa" w:w="120"/>
-              <w:bottom w:type="dxa" w:w="60"/>
-              <w:right w:type="dxa" w:w="120"/>
-            </w:tcMar>
-            <w:vAlign w:val="top"/>
-          </w:tcPr>
-          <w:p>
-            <w:pPr>
-              <w:spacing w:after="40" w:before="0"/>
-              <w:jc w:val="left"/>
-            </w:pPr>
-            <w:r>
-              <w:rPr>
-                <w:rFonts w:ascii="Arial" w:cs="Arial" w:eastAsia="Arial" w:hAnsi="Arial"/>
-                <w:b/>
-                <w:bCs/>
-                <w:i w:val="false"/>
-                <w:iCs w:val="false"/>
-                <w:color w:val="000000"/>
-                <w:sz w:val="18"/>
-                <w:szCs w:val="18"/>
-              </w:rPr>
-              <w:t xml:space="preserve">Model Building Phase</w:t>
-            </w:r>
-          </w:p>
-          <w:p>
-            <w:pPr>
-              <w:spacing w:after="20" w:before="0"/>
-            </w:pPr>
-            <w:r>
-              <w:rPr>
-                <w:rFonts w:ascii="Arial" w:cs="Arial" w:eastAsia="Arial" w:hAnsi="Arial"/>
-                <w:b/>
-                <w:bCs/>
-                <w:color w:val="1F3864"/>
-                <w:sz w:val="16"/>
-                <w:szCs w:val="16"/>
-              </w:rPr>
-              <w:t xml:space="preserve">📹 VIDEO:</w:t>
-            </w:r>
-          </w:p>
-          <w:p>
-            <w:pPr>
-              <w:spacing w:after="20" w:before="0"/>
-            </w:pPr>
-            <w:hyperlink w:history="1" r:id="rIdrk-vmkb-14dkh5qrvkvdf">
-              <w:r>
-                <w:rPr>
-                  <w:rFonts w:ascii="Arial" w:cs="Arial" w:eastAsia="Arial" w:hAnsi="Arial"/>
-                  <w:color w:val="2E75B6"/>
-                  <w:sz w:val="16"/>
-                  <w:szCs w:val="16"/>
-                  <w:u w:val="single" w:color="2E75B6"/>
-                </w:rPr>
-                <w:t xml:space="preserve">Groups of the periodic table</w:t>
-              </w:r>
-            </w:hyperlink>
-          </w:p>
-          <w:p>
-            <w:pPr>
-              <w:spacing w:after="10" w:before="0"/>
-              <w:ind w:left="120"/>
-            </w:pPr>
-            <w:r>
-              <w:rPr>
-                <w:rFonts w:ascii="Arial" w:cs="Arial" w:eastAsia="Arial" w:hAnsi="Arial"/>
-                <w:color w:val="595959"/>
-                <w:sz w:val="14"/>
-                <w:szCs w:val="14"/>
-              </w:rPr>
-              <w:t xml:space="preserve">Source: Khan Academy (English - US curriculum)</w:t>
-            </w:r>
-          </w:p>
-          <w:p>
-            <w:pPr>
-              <w:spacing w:after="10" w:before="0"/>
-              <w:ind w:left="120"/>
-            </w:pPr>
-            <w:hyperlink w:history="1" r:id="rIdpchkfhg-wg4sqezqqfkm-">
-              <w:r>
-                <w:rPr>
-                  <w:rFonts w:ascii="Arial" w:cs="Arial" w:eastAsia="Arial" w:hAnsi="Arial"/>
-                  <w:color w:val="595959"/>
-                  <w:sz w:val="14"/>
-                  <w:szCs w:val="14"/>
-                  <w:u w:val="single" w:color="595959"/>
-                </w:rPr>
-                <w:t xml:space="preserve">🔍 Search ARES for similar videos</w:t>
-              </w:r>
-            </w:hyperlink>
-          </w:p>
-          <w:p>
-            <w:pPr>
-              <w:spacing w:after="40" w:before="0"/>
-            </w:pPr>
-            <w:r>
-              <w:rPr>
-                <w:sz w:val="14"/>
-                <w:szCs w:val="14"/>
-              </w:rPr>
-              <w:t xml:space="preserve"/>
-            </w:r>
-          </w:p>
-          <w:p>
-            <w:pPr>
-              <w:spacing w:after="20" w:before="0"/>
-            </w:pPr>
-            <w:r>
-              <w:rPr>
-                <w:rFonts w:ascii="Arial" w:cs="Arial" w:eastAsia="Arial" w:hAnsi="Arial"/>
-                <w:b/>
-                <w:bCs/>
-                <w:color w:val="1F3864"/>
-                <w:sz w:val="16"/>
-                <w:szCs w:val="16"/>
-              </w:rPr>
-              <w:t xml:space="preserve">📖 HTML:</w:t>
-            </w:r>
-          </w:p>
-          <w:p>
-            <w:pPr>
-              <w:spacing w:after="20" w:before="0"/>
-            </w:pPr>
-            <w:hyperlink w:history="1" r:id="rId0-q2_-81nv22txnl5zxgi">
-              <w:r>
-                <w:rPr>
-                  <w:rFonts w:ascii="Arial" w:cs="Arial" w:eastAsia="Arial" w:hAnsi="Arial"/>
-                  <w:color w:val="2E75B6"/>
-                  <w:sz w:val="16"/>
-                  <w:szCs w:val="16"/>
-                  <w:u w:val="single" w:color="2E75B6"/>
-                </w:rPr>
-                <w:t xml:space="preserve">Transition Metal Ion Formation (Flexbook)</w:t>
-              </w:r>
-            </w:hyperlink>
-          </w:p>
-          <w:p>
-            <w:pPr>
-              <w:spacing w:after="10" w:before="0"/>
-              <w:ind w:left="120"/>
-            </w:pPr>
-            <w:r>
-              <w:rPr>
-                <w:rFonts w:ascii="Arial" w:cs="Arial" w:eastAsia="Arial" w:hAnsi="Arial"/>
-                <w:color w:val="595959"/>
-                <w:sz w:val="14"/>
-                <w:szCs w:val="14"/>
-              </w:rPr>
-              <w:t xml:space="preserve">Source: CK-12</w:t>
-            </w:r>
-          </w:p>
-          <w:p>
-            <w:pPr>
-              <w:spacing w:after="10" w:before="0"/>
-              <w:ind w:left="120"/>
-            </w:pPr>
-            <w:hyperlink w:history="1" r:id="rIdlohyahi-iaimfa4lscm_z">
+            <w:hyperlink w:history="1" r:id="rIdkxn74fqobd78pgnmo6a3x">
               <w:r>
                 <w:rPr>
                   <w:rFonts w:ascii="Arial" w:cs="Arial" w:eastAsia="Arial" w:hAnsi="Arial"/>

--- a/data/outputs/v2/General_Science/SS2.1_The_Periodic_Table/General_Science_The_Periodic_Table_CBE_LessonSequence.docx
+++ b/data/outputs/v2/General_Science/SS2.1_The_Periodic_Table/General_Science_The_Periodic_Table_CBE_LessonSequence.docx
@@ -42,6 +42,177 @@
     </w:p>
     <w:p>
       <w:pPr>
+        <w:spacing w:after="80" w:before="120"/>
+      </w:pPr>
+      <w:r>
+        <w:rPr>
+          <w:rFonts w:ascii="Arial" w:cs="Arial" w:eastAsia="Arial" w:hAnsi="Arial"/>
+          <w:b/>
+          <w:bCs/>
+          <w:color w:val="1F3864"/>
+          <w:sz w:val="20"/>
+          <w:szCs w:val="20"/>
+        </w:rPr>
+        <w:t xml:space="preserve">ATTRIBUTION AND LICENSING</w:t>
+      </w:r>
+    </w:p>
+    <w:p>
+      <w:pPr>
+        <w:spacing w:after="60" w:before="0"/>
+      </w:pPr>
+      <w:r>
+        <w:rPr>
+          <w:rFonts w:ascii="Arial" w:cs="Arial" w:eastAsia="Arial" w:hAnsi="Arial"/>
+          <w:b/>
+          <w:bCs/>
+          <w:sz w:val="17"/>
+          <w:szCs w:val="17"/>
+        </w:rPr>
+        <w:t xml:space="preserve">Curriculum Alignment: </w:t>
+      </w:r>
+      <w:r>
+        <w:rPr>
+          <w:rFonts w:ascii="Arial" w:cs="Arial" w:eastAsia="Arial" w:hAnsi="Arial"/>
+          <w:sz w:val="17"/>
+          <w:szCs w:val="17"/>
+        </w:rPr>
+        <w:t xml:space="preserve">Structured in pedagogical alignment with the competence-based curriculum format and learning outcomes established by the Kenya Institute of Curriculum Development (KICD). This material is independently developed and is not officially endorsed or published by KICD.</w:t>
+      </w:r>
+    </w:p>
+    <w:p>
+      <w:pPr>
+        <w:spacing w:after="60" w:before="0"/>
+      </w:pPr>
+      <w:r>
+        <w:rPr>
+          <w:rFonts w:ascii="Arial" w:cs="Arial" w:eastAsia="Arial" w:hAnsi="Arial"/>
+          <w:b/>
+          <w:bCs/>
+          <w:sz w:val="17"/>
+          <w:szCs w:val="17"/>
+        </w:rPr>
+        <w:t xml:space="preserve">Content &amp; Pedagogy: </w:t>
+      </w:r>
+      <w:r>
+        <w:rPr>
+          <w:rFonts w:ascii="Arial" w:cs="Arial" w:eastAsia="Arial" w:hAnsi="Arial"/>
+          <w:sz w:val="17"/>
+          <w:szCs w:val="17"/>
+        </w:rPr>
+        <w:t xml:space="preserve">Developed and adapted by the educator team at SeaVuria (registered 501(c)(3) in the United States and registered NGO in Kenya, No. 872-850A-BF11), who designed the pedagogical framework, lesson templates and exemplar lessons on which this material is based.</w:t>
+      </w:r>
+    </w:p>
+    <w:p>
+      <w:pPr>
+        <w:spacing w:after="60" w:before="0"/>
+      </w:pPr>
+      <w:r>
+        <w:rPr>
+          <w:rFonts w:ascii="Arial" w:cs="Arial" w:eastAsia="Arial" w:hAnsi="Arial"/>
+          <w:b/>
+          <w:bCs/>
+          <w:sz w:val="17"/>
+          <w:szCs w:val="17"/>
+        </w:rPr>
+        <w:t xml:space="preserve">Production &amp; Layout: </w:t>
+      </w:r>
+      <w:r>
+        <w:rPr>
+          <w:rFonts w:ascii="Arial" w:cs="Arial" w:eastAsia="Arial" w:hAnsi="Arial"/>
+          <w:sz w:val="17"/>
+          <w:szCs w:val="17"/>
+        </w:rPr>
+        <w:t xml:space="preserve">Educational design and curriculum sequencing by SeaVuria. Technical layout, structural formatting, and digital optimization/implementation executed in partnership with ARES Education (registered 501(c)(3) in the United States and Canada (as Afretech Aid) and registered NGO in Kenya), with lesson drafting and compilation assisted by AI (Claude, Anthropic).</w:t>
+      </w:r>
+    </w:p>
+    <w:p>
+      <w:pPr>
+        <w:pBdr>
+          <w:bottom w:val="single" w:color="1F3864" w:sz="6" w:space="6"/>
+        </w:pBdr>
+        <w:spacing w:after="60" w:before="0"/>
+      </w:pPr>
+      <w:r>
+        <w:rPr>
+          <w:rFonts w:ascii="Arial" w:cs="Arial" w:eastAsia="Arial" w:hAnsi="Arial"/>
+          <w:b/>
+          <w:bCs/>
+          <w:sz w:val="17"/>
+          <w:szCs w:val="17"/>
+        </w:rPr>
+        <w:t xml:space="preserve">Licensing &amp; Copyright: </w:t>
+      </w:r>
+      <w:r>
+        <w:rPr>
+          <w:rFonts w:ascii="Arial" w:cs="Arial" w:eastAsia="Arial" w:hAnsi="Arial"/>
+          <w:sz w:val="17"/>
+          <w:szCs w:val="17"/>
+        </w:rPr>
+        <w:t xml:space="preserve">© 2026 SeaVuria and ARES. This work is licensed under a </w:t>
+      </w:r>
+      <w:hyperlink w:history="1" r:id="rId_zbjq5z-zxhsihnd5ato6">
+        <w:r>
+          <w:rPr>
+            <w:rFonts w:ascii="Arial" w:cs="Arial" w:eastAsia="Arial" w:hAnsi="Arial"/>
+            <w:color w:val="1F6B75"/>
+            <w:sz w:val="17"/>
+            <w:szCs w:val="17"/>
+            <w:u w:val="single" w:color="1F6B75"/>
+          </w:rPr>
+          <w:t xml:space="preserve">Creative Commons Attribution-NonCommercial 4.0 International License</w:t>
+        </w:r>
+      </w:hyperlink>
+      <w:r>
+        <w:rPr>
+          <w:rFonts w:ascii="Arial" w:cs="Arial" w:eastAsia="Arial" w:hAnsi="Arial"/>
+          <w:sz w:val="17"/>
+          <w:szCs w:val="17"/>
+        </w:rPr>
+        <w:t xml:space="preserve"> (</w:t>
+      </w:r>
+      <w:hyperlink w:history="1" r:id="rIddnzorbtjbustgrwlgsuv2">
+        <w:r>
+          <w:rPr>
+            <w:rFonts w:ascii="Arial" w:cs="Arial" w:eastAsia="Arial" w:hAnsi="Arial"/>
+            <w:color w:val="1F6B75"/>
+            <w:sz w:val="17"/>
+            <w:szCs w:val="17"/>
+            <w:u w:val="single" w:color="1F6B75"/>
+          </w:rPr>
+          <w:t xml:space="preserve">CC BY-NC 4.0</w:t>
+        </w:r>
+      </w:hyperlink>
+      <w:r>
+        <w:rPr>
+          <w:rFonts w:ascii="Arial" w:cs="Arial" w:eastAsia="Arial" w:hAnsi="Arial"/>
+          <w:sz w:val="17"/>
+          <w:szCs w:val="17"/>
+        </w:rPr>
+        <w:t xml:space="preserve">). To view a copy of this license, visit </w:t>
+      </w:r>
+      <w:hyperlink w:history="1" r:id="rIdu7ll5eat9tsktbpoaorj2">
+        <w:r>
+          <w:rPr>
+            <w:rFonts w:ascii="Arial" w:cs="Arial" w:eastAsia="Arial" w:hAnsi="Arial"/>
+            <w:color w:val="1F6B75"/>
+            <w:sz w:val="17"/>
+            <w:szCs w:val="17"/>
+            <w:u w:val="single" w:color="1F6B75"/>
+          </w:rPr>
+          <w:t xml:space="preserve">https://creativecommons.org/licenses/by-nc/4.0/</w:t>
+        </w:r>
+      </w:hyperlink>
+      <w:r>
+        <w:rPr>
+          <w:rFonts w:ascii="Arial" w:cs="Arial" w:eastAsia="Arial" w:hAnsi="Arial"/>
+          <w:sz w:val="17"/>
+          <w:szCs w:val="17"/>
+        </w:rPr>
+        <w:t xml:space="preserve">. You are free to copy, redistribute, and adapt this material in any medium or format, provided appropriate credit is given and the material is not used for commercial purposes. KICD learning outcomes and curriculum designations reproduced here for alignment purposes remain the property of KICD and are not covered by this license. Linked external resources (e.g. CK-12, Khan Academy, PhET) are subject to their own licenses.</w:t>
+      </w:r>
+    </w:p>
+    <w:p>
+      <w:pPr>
         <w:spacing w:after="120"/>
       </w:pPr>
       <w:r>
@@ -3164,7 +3335,7 @@
             <w:pPr>
               <w:spacing w:after="20" w:before="0"/>
             </w:pPr>
-            <w:hyperlink w:history="1" r:id="rIdffogzx6pcs7y8qf9ohqqv">
+            <w:hyperlink w:history="1" r:id="rIddtinro0exfhbouaxosuja">
               <w:r>
                 <w:rPr>
                   <w:rFonts w:ascii="Arial" w:cs="Arial" w:eastAsia="Arial" w:hAnsi="Arial"/>
@@ -3197,7 +3368,7 @@
               <w:spacing w:after="10" w:before="0"/>
               <w:ind w:left="120"/>
             </w:pPr>
-            <w:hyperlink w:history="1" r:id="rId_urhk_iufik31alorevnh">
+            <w:hyperlink w:history="1" r:id="rIdtjyj40vgfnpawrgaxkzhp">
               <w:r>
                 <w:rPr>
                   <w:rFonts w:ascii="Arial" w:cs="Arial" w:eastAsia="Arial" w:hAnsi="Arial"/>
@@ -3242,7 +3413,7 @@
             <w:pPr>
               <w:spacing w:after="20" w:before="0"/>
             </w:pPr>
-            <w:hyperlink w:history="1" r:id="rIdwl6mfcvcwxouklhmglxel">
+            <w:hyperlink w:history="1" r:id="rIdc_qbhsuxim_fc2w_iijp4">
               <w:r>
                 <w:rPr>
                   <w:rFonts w:ascii="Arial" w:cs="Arial" w:eastAsia="Arial" w:hAnsi="Arial"/>
@@ -3275,7 +3446,7 @@
               <w:spacing w:after="10" w:before="0"/>
               <w:ind w:left="120"/>
             </w:pPr>
-            <w:hyperlink w:history="1" r:id="rIdve_bsopdk8x2hboen4h7l">
+            <w:hyperlink w:history="1" r:id="rIdji0bkjv8qv9qqge2p4wu4">
               <w:r>
                 <w:rPr>
                   <w:rFonts w:ascii="Arial" w:cs="Arial" w:eastAsia="Arial" w:hAnsi="Arial"/>
@@ -3470,7 +3641,7 @@
             <w:pPr>
               <w:spacing w:after="20" w:before="0"/>
             </w:pPr>
-            <w:hyperlink w:history="1" r:id="rIdso6z37fbwa9gkxrrm41gq">
+            <w:hyperlink w:history="1" r:id="rIdqmqt42fqsnvpadi_l4iid">
               <w:r>
                 <w:rPr>
                   <w:rFonts w:ascii="Arial" w:cs="Arial" w:eastAsia="Arial" w:hAnsi="Arial"/>
@@ -3503,7 +3674,7 @@
               <w:spacing w:after="10" w:before="0"/>
               <w:ind w:left="120"/>
             </w:pPr>
-            <w:hyperlink w:history="1" r:id="rIdkkbgy-pvndvarslg4bigr">
+            <w:hyperlink w:history="1" r:id="rIdcafajmxlrga-csv64mg6s">
               <w:r>
                 <w:rPr>
                   <w:rFonts w:ascii="Arial" w:cs="Arial" w:eastAsia="Arial" w:hAnsi="Arial"/>
@@ -3548,7 +3719,7 @@
             <w:pPr>
               <w:spacing w:after="20" w:before="0"/>
             </w:pPr>
-            <w:hyperlink w:history="1" r:id="rIdnkqgc-an4fe_z4zlb9zrn">
+            <w:hyperlink w:history="1" r:id="rIdsoeqied3dyshklvu1i1ed">
               <w:r>
                 <w:rPr>
                   <w:rFonts w:ascii="Arial" w:cs="Arial" w:eastAsia="Arial" w:hAnsi="Arial"/>
@@ -3581,7 +3752,7 @@
               <w:spacing w:after="10" w:before="0"/>
               <w:ind w:left="120"/>
             </w:pPr>
-            <w:hyperlink w:history="1" r:id="rId61fj06s0z1t_xt0gscsgh">
+            <w:hyperlink w:history="1" r:id="rIdph5vbfbnlu2l2v75dmksq">
               <w:r>
                 <w:rPr>
                   <w:rFonts w:ascii="Arial" w:cs="Arial" w:eastAsia="Arial" w:hAnsi="Arial"/>
@@ -3776,7 +3947,7 @@
             <w:pPr>
               <w:spacing w:after="20" w:before="0"/>
             </w:pPr>
-            <w:hyperlink w:history="1" r:id="rId7ovulrnhgyreuspc1cor_">
+            <w:hyperlink w:history="1" r:id="rIdo7_pkcxfguud9ozebd65n">
               <w:r>
                 <w:rPr>
                   <w:rFonts w:ascii="Arial" w:cs="Arial" w:eastAsia="Arial" w:hAnsi="Arial"/>
@@ -3809,7 +3980,7 @@
               <w:spacing w:after="10" w:before="0"/>
               <w:ind w:left="120"/>
             </w:pPr>
-            <w:hyperlink w:history="1" r:id="rIdlocmvddhfec8rj96uvtb3">
+            <w:hyperlink w:history="1" r:id="rIddnwfndeemzex4xmreges4">
               <w:r>
                 <w:rPr>
                   <w:rFonts w:ascii="Arial" w:cs="Arial" w:eastAsia="Arial" w:hAnsi="Arial"/>
@@ -3854,7 +4025,7 @@
             <w:pPr>
               <w:spacing w:after="20" w:before="0"/>
             </w:pPr>
-            <w:hyperlink w:history="1" r:id="rIdb7twtpcyrelovaddyk3wv">
+            <w:hyperlink w:history="1" r:id="rIdy6oc6_ua59ls99o-idrqw">
               <w:r>
                 <w:rPr>
                   <w:rFonts w:ascii="Arial" w:cs="Arial" w:eastAsia="Arial" w:hAnsi="Arial"/>
@@ -3887,7 +4058,7 @@
               <w:spacing w:after="10" w:before="0"/>
               <w:ind w:left="120"/>
             </w:pPr>
-            <w:hyperlink w:history="1" r:id="rId_0kauwiczrwv_foh70uvc">
+            <w:hyperlink w:history="1" r:id="rIdbmsxlk3s6mupm8icpxz0e">
               <w:r>
                 <w:rPr>
                   <w:rFonts w:ascii="Arial" w:cs="Arial" w:eastAsia="Arial" w:hAnsi="Arial"/>
@@ -4082,7 +4253,7 @@
             <w:pPr>
               <w:spacing w:after="20" w:before="0"/>
             </w:pPr>
-            <w:hyperlink w:history="1" r:id="rIdpfv1civ1ufpls7i1ohbop">
+            <w:hyperlink w:history="1" r:id="rIdovtduhoi8nm3a2jkwwnxi">
               <w:r>
                 <w:rPr>
                   <w:rFonts w:ascii="Arial" w:cs="Arial" w:eastAsia="Arial" w:hAnsi="Arial"/>
@@ -4115,7 +4286,7 @@
               <w:spacing w:after="10" w:before="0"/>
               <w:ind w:left="120"/>
             </w:pPr>
-            <w:hyperlink w:history="1" r:id="rId4udl8pg-eos9qarlst9bm">
+            <w:hyperlink w:history="1" r:id="rId6zbson_fzydsx-tulufoj">
               <w:r>
                 <w:rPr>
                   <w:rFonts w:ascii="Arial" w:cs="Arial" w:eastAsia="Arial" w:hAnsi="Arial"/>
@@ -4160,7 +4331,7 @@
             <w:pPr>
               <w:spacing w:after="20" w:before="0"/>
             </w:pPr>
-            <w:hyperlink w:history="1" r:id="rIdmv1tedzeijbbmgtku5uzt">
+            <w:hyperlink w:history="1" r:id="rIdj0cgpnog5d8c8ti1jh7na">
               <w:r>
                 <w:rPr>
                   <w:rFonts w:ascii="Arial" w:cs="Arial" w:eastAsia="Arial" w:hAnsi="Arial"/>
@@ -4193,7 +4364,7 @@
               <w:spacing w:after="10" w:before="0"/>
               <w:ind w:left="120"/>
             </w:pPr>
-            <w:hyperlink w:history="1" r:id="rIdtq7gliphrtxrhuuq_ex84">
+            <w:hyperlink w:history="1" r:id="rId3vuh2ki1--zxzdobvr7yo">
               <w:r>
                 <w:rPr>
                   <w:rFonts w:ascii="Arial" w:cs="Arial" w:eastAsia="Arial" w:hAnsi="Arial"/>
@@ -4388,7 +4559,7 @@
             <w:pPr>
               <w:spacing w:after="20" w:before="0"/>
             </w:pPr>
-            <w:hyperlink w:history="1" r:id="rIdppfijkjdyh-tl3cplzvqt">
+            <w:hyperlink w:history="1" r:id="rIdzh_mgno5ebikolq8-1f1q">
               <w:r>
                 <w:rPr>
                   <w:rFonts w:ascii="Arial" w:cs="Arial" w:eastAsia="Arial" w:hAnsi="Arial"/>
@@ -4421,7 +4592,7 @@
               <w:spacing w:after="10" w:before="0"/>
               <w:ind w:left="120"/>
             </w:pPr>
-            <w:hyperlink w:history="1" r:id="rIdrgib8oml63sz1a893rwob">
+            <w:hyperlink w:history="1" r:id="rId29htrtmtsvhkm4yiitm-o">
               <w:r>
                 <w:rPr>
                   <w:rFonts w:ascii="Arial" w:cs="Arial" w:eastAsia="Arial" w:hAnsi="Arial"/>
@@ -4466,7 +4637,7 @@
             <w:pPr>
               <w:spacing w:after="20" w:before="0"/>
             </w:pPr>
-            <w:hyperlink w:history="1" r:id="rId7i2yxvbijdcnkybqwmglr">
+            <w:hyperlink w:history="1" r:id="rIdn8qzmsxl9matplgdkukla">
               <w:r>
                 <w:rPr>
                   <w:rFonts w:ascii="Arial" w:cs="Arial" w:eastAsia="Arial" w:hAnsi="Arial"/>
@@ -4499,7 +4670,7 @@
               <w:spacing w:after="10" w:before="0"/>
               <w:ind w:left="120"/>
             </w:pPr>
-            <w:hyperlink w:history="1" r:id="rId--nxfpaejybvwiyklvcna">
+            <w:hyperlink w:history="1" r:id="rIdxgcplhvrqvhsc001axlhh">
               <w:r>
                 <w:rPr>
                   <w:rFonts w:ascii="Arial" w:cs="Arial" w:eastAsia="Arial" w:hAnsi="Arial"/>
@@ -4995,6 +5166,65 @@
         </w:tc>
       </w:tr>
     </w:tbl>
+    <w:p>
+      <w:pPr>
+        <w:pBdr>
+          <w:top w:val="single" w:color="BBBBBB" w:sz="4" w:space="4"/>
+        </w:pBdr>
+        <w:spacing w:after="0" w:before="160"/>
+      </w:pPr>
+      <w:r>
+        <w:rPr>
+          <w:rFonts w:ascii="Arial" w:cs="Arial" w:eastAsia="Arial" w:hAnsi="Arial"/>
+          <w:color w:val="666666"/>
+          <w:sz w:val="14"/>
+          <w:szCs w:val="14"/>
+        </w:rPr>
+        <w:t xml:space="preserve">© 2026 SeaVuria and ARES. Aligned with KICD objectives. Developed by SeaVuria; technical implementation by ARES (with AI assistance from Claude). Licensed under </w:t>
+      </w:r>
+      <w:hyperlink w:history="1" r:id="rIdmmo_yynyhdecqazp_vak5">
+        <w:r>
+          <w:rPr>
+            <w:rFonts w:ascii="Arial" w:cs="Arial" w:eastAsia="Arial" w:hAnsi="Arial"/>
+            <w:color w:val="1F6B75"/>
+            <w:sz w:val="14"/>
+            <w:szCs w:val="14"/>
+            <w:u w:val="single" w:color="1F6B75"/>
+          </w:rPr>
+          <w:t xml:space="preserve">CC BY-NC 4.0</w:t>
+        </w:r>
+      </w:hyperlink>
+      <w:r>
+        <w:rPr>
+          <w:rFonts w:ascii="Arial" w:cs="Arial" w:eastAsia="Arial" w:hAnsi="Arial"/>
+          <w:color w:val="666666"/>
+          <w:sz w:val="14"/>
+          <w:szCs w:val="14"/>
+        </w:rPr>
+        <w:t xml:space="preserve"> (</w:t>
+      </w:r>
+      <w:hyperlink w:history="1" r:id="rIdtk8l13vibzb6_kmkvh6bq">
+        <w:r>
+          <w:rPr>
+            <w:rFonts w:ascii="Arial" w:cs="Arial" w:eastAsia="Arial" w:hAnsi="Arial"/>
+            <w:color w:val="1F6B75"/>
+            <w:sz w:val="14"/>
+            <w:szCs w:val="14"/>
+            <w:u w:val="single" w:color="1F6B75"/>
+          </w:rPr>
+          <w:t xml:space="preserve">https://creativecommons.org/licenses/by-nc/4.0/</w:t>
+        </w:r>
+      </w:hyperlink>
+      <w:r>
+        <w:rPr>
+          <w:rFonts w:ascii="Arial" w:cs="Arial" w:eastAsia="Arial" w:hAnsi="Arial"/>
+          <w:color w:val="666666"/>
+          <w:sz w:val="14"/>
+          <w:szCs w:val="14"/>
+        </w:rPr>
+        <w:t xml:space="preserve">).</w:t>
+      </w:r>
+    </w:p>
     <w:p>
       <w:r>
         <w:br w:type="page"/>
@@ -5986,7 +6216,7 @@
             <w:pPr>
               <w:spacing w:after="20" w:before="0"/>
             </w:pPr>
-            <w:hyperlink w:history="1" r:id="rIdewmo5gb-8pcyjfs_9xu_5">
+            <w:hyperlink w:history="1" r:id="rIdij4yyajjy_lhmuglzgc3v">
               <w:r>
                 <w:rPr>
                   <w:rFonts w:ascii="Arial" w:cs="Arial" w:eastAsia="Arial" w:hAnsi="Arial"/>
@@ -6019,7 +6249,7 @@
               <w:spacing w:after="10" w:before="0"/>
               <w:ind w:left="120"/>
             </w:pPr>
-            <w:hyperlink w:history="1" r:id="rIdiord9ybmwkxrurqxsd9tk">
+            <w:hyperlink w:history="1" r:id="rIdfulq3wgdcqhs-uivwc1x0">
               <w:r>
                 <w:rPr>
                   <w:rFonts w:ascii="Arial" w:cs="Arial" w:eastAsia="Arial" w:hAnsi="Arial"/>
@@ -6064,7 +6294,7 @@
             <w:pPr>
               <w:spacing w:after="20" w:before="0"/>
             </w:pPr>
-            <w:hyperlink w:history="1" r:id="rId4nr08breqoy9t61szihkd">
+            <w:hyperlink w:history="1" r:id="rIdoiel6fvcbvxh246lybjja">
               <w:r>
                 <w:rPr>
                   <w:rFonts w:ascii="Arial" w:cs="Arial" w:eastAsia="Arial" w:hAnsi="Arial"/>
@@ -6097,7 +6327,7 @@
               <w:spacing w:after="10" w:before="0"/>
               <w:ind w:left="120"/>
             </w:pPr>
-            <w:hyperlink w:history="1" r:id="rId_jc1gyennq8kyqjulnvwe">
+            <w:hyperlink w:history="1" r:id="rIdei7-5ohsqimatl0wcietu">
               <w:r>
                 <w:rPr>
                   <w:rFonts w:ascii="Arial" w:cs="Arial" w:eastAsia="Arial" w:hAnsi="Arial"/>
@@ -6292,7 +6522,7 @@
             <w:pPr>
               <w:spacing w:after="20" w:before="0"/>
             </w:pPr>
-            <w:hyperlink w:history="1" r:id="rIda70hzz8bhchq4ak0yjtgh">
+            <w:hyperlink w:history="1" r:id="rIdu5yxothic_hym4dm1u_ir">
               <w:r>
                 <w:rPr>
                   <w:rFonts w:ascii="Arial" w:cs="Arial" w:eastAsia="Arial" w:hAnsi="Arial"/>
@@ -6325,7 +6555,7 @@
               <w:spacing w:after="10" w:before="0"/>
               <w:ind w:left="120"/>
             </w:pPr>
-            <w:hyperlink w:history="1" r:id="rId-82hhoxkqffv1zgjte-5s">
+            <w:hyperlink w:history="1" r:id="rIdp4sebmlbdi-evbj8uexm4">
               <w:r>
                 <w:rPr>
                   <w:rFonts w:ascii="Arial" w:cs="Arial" w:eastAsia="Arial" w:hAnsi="Arial"/>
@@ -6370,7 +6600,7 @@
             <w:pPr>
               <w:spacing w:after="20" w:before="0"/>
             </w:pPr>
-            <w:hyperlink w:history="1" r:id="rId4nqi34lkthf1fxxdw_cfy">
+            <w:hyperlink w:history="1" r:id="rIdocj5gwcr8s1ax46luumao">
               <w:r>
                 <w:rPr>
                   <w:rFonts w:ascii="Arial" w:cs="Arial" w:eastAsia="Arial" w:hAnsi="Arial"/>
@@ -6403,7 +6633,7 @@
               <w:spacing w:after="10" w:before="0"/>
               <w:ind w:left="120"/>
             </w:pPr>
-            <w:hyperlink w:history="1" r:id="rId6g2p7qcg5m6v0ubayorza">
+            <w:hyperlink w:history="1" r:id="rIdwi0xhjotcqhtgczyp65-l">
               <w:r>
                 <w:rPr>
                   <w:rFonts w:ascii="Arial" w:cs="Arial" w:eastAsia="Arial" w:hAnsi="Arial"/>
@@ -6598,7 +6828,7 @@
             <w:pPr>
               <w:spacing w:after="20" w:before="0"/>
             </w:pPr>
-            <w:hyperlink w:history="1" r:id="rIdiabyoa-qrmeddqdn4oprw">
+            <w:hyperlink w:history="1" r:id="rIdod8ntiw6ndky2a17-vu8g">
               <w:r>
                 <w:rPr>
                   <w:rFonts w:ascii="Arial" w:cs="Arial" w:eastAsia="Arial" w:hAnsi="Arial"/>
@@ -6631,7 +6861,7 @@
               <w:spacing w:after="10" w:before="0"/>
               <w:ind w:left="120"/>
             </w:pPr>
-            <w:hyperlink w:history="1" r:id="rIdljsgd1dcra398r8mwvi8l">
+            <w:hyperlink w:history="1" r:id="rIdiwd2rj5ybi-unltnmrlb3">
               <w:r>
                 <w:rPr>
                   <w:rFonts w:ascii="Arial" w:cs="Arial" w:eastAsia="Arial" w:hAnsi="Arial"/>
@@ -6676,7 +6906,7 @@
             <w:pPr>
               <w:spacing w:after="20" w:before="0"/>
             </w:pPr>
-            <w:hyperlink w:history="1" r:id="rIdrlhpxwkd710p_z-gfctru">
+            <w:hyperlink w:history="1" r:id="rIdlqpwtqvljyqtowmjsnlnq">
               <w:r>
                 <w:rPr>
                   <w:rFonts w:ascii="Arial" w:cs="Arial" w:eastAsia="Arial" w:hAnsi="Arial"/>
@@ -6709,7 +6939,7 @@
               <w:spacing w:after="10" w:before="0"/>
               <w:ind w:left="120"/>
             </w:pPr>
-            <w:hyperlink w:history="1" r:id="rId70f485ah5qbnhakq5o8fh">
+            <w:hyperlink w:history="1" r:id="rIdfnmj4dxnoy6paxoj6gm8d">
               <w:r>
                 <w:rPr>
                   <w:rFonts w:ascii="Arial" w:cs="Arial" w:eastAsia="Arial" w:hAnsi="Arial"/>
@@ -6904,7 +7134,7 @@
             <w:pPr>
               <w:spacing w:after="20" w:before="0"/>
             </w:pPr>
-            <w:hyperlink w:history="1" r:id="rIdjsxvpxwwnzmo4vfprmp55">
+            <w:hyperlink w:history="1" r:id="rIdqeyrq3fdijubtvfze1-jt">
               <w:r>
                 <w:rPr>
                   <w:rFonts w:ascii="Arial" w:cs="Arial" w:eastAsia="Arial" w:hAnsi="Arial"/>
@@ -6937,7 +7167,7 @@
               <w:spacing w:after="10" w:before="0"/>
               <w:ind w:left="120"/>
             </w:pPr>
-            <w:hyperlink w:history="1" r:id="rIdywexaq0n4uxnxixnu7177">
+            <w:hyperlink w:history="1" r:id="rIdhcwum5pk1wsldnhbi7hro">
               <w:r>
                 <w:rPr>
                   <w:rFonts w:ascii="Arial" w:cs="Arial" w:eastAsia="Arial" w:hAnsi="Arial"/>
@@ -6982,7 +7212,7 @@
             <w:pPr>
               <w:spacing w:after="20" w:before="0"/>
             </w:pPr>
-            <w:hyperlink w:history="1" r:id="rIdldaugmxgrgyqifls71kpg">
+            <w:hyperlink w:history="1" r:id="rIddkn3ug9bdgaqjhzedzr58">
               <w:r>
                 <w:rPr>
                   <w:rFonts w:ascii="Arial" w:cs="Arial" w:eastAsia="Arial" w:hAnsi="Arial"/>
@@ -7015,7 +7245,7 @@
               <w:spacing w:after="10" w:before="0"/>
               <w:ind w:left="120"/>
             </w:pPr>
-            <w:hyperlink w:history="1" r:id="rIdrwig75so6yq3nrqbprzrn">
+            <w:hyperlink w:history="1" r:id="rId0nxvnvlqpcplvjy0eda9e">
               <w:r>
                 <w:rPr>
                   <w:rFonts w:ascii="Arial" w:cs="Arial" w:eastAsia="Arial" w:hAnsi="Arial"/>
@@ -7210,7 +7440,7 @@
             <w:pPr>
               <w:spacing w:after="20" w:before="0"/>
             </w:pPr>
-            <w:hyperlink w:history="1" r:id="rIdcps8pzpanotyyqzslmdof">
+            <w:hyperlink w:history="1" r:id="rIdhmhqe7bwdycq0msrdrhco">
               <w:r>
                 <w:rPr>
                   <w:rFonts w:ascii="Arial" w:cs="Arial" w:eastAsia="Arial" w:hAnsi="Arial"/>
@@ -7243,7 +7473,7 @@
               <w:spacing w:after="10" w:before="0"/>
               <w:ind w:left="120"/>
             </w:pPr>
-            <w:hyperlink w:history="1" r:id="rIdp1qjbezpbx7bixatbthi2">
+            <w:hyperlink w:history="1" r:id="rId8wovpinl6rk1lqdt3d_xy">
               <w:r>
                 <w:rPr>
                   <w:rFonts w:ascii="Arial" w:cs="Arial" w:eastAsia="Arial" w:hAnsi="Arial"/>
@@ -7288,7 +7518,7 @@
             <w:pPr>
               <w:spacing w:after="20" w:before="0"/>
             </w:pPr>
-            <w:hyperlink w:history="1" r:id="rIdflwvav6nty5kx5haoefmu">
+            <w:hyperlink w:history="1" r:id="rIdr_tqbdjkuj71yb2cvtl0_">
               <w:r>
                 <w:rPr>
                   <w:rFonts w:ascii="Arial" w:cs="Arial" w:eastAsia="Arial" w:hAnsi="Arial"/>
@@ -7321,7 +7551,7 @@
               <w:spacing w:after="10" w:before="0"/>
               <w:ind w:left="120"/>
             </w:pPr>
-            <w:hyperlink w:history="1" r:id="rIdr9moh4f7-xalxn_6uvj3x">
+            <w:hyperlink w:history="1" r:id="rIdonl8ma31ihbq4glpcru4a">
               <w:r>
                 <w:rPr>
                   <w:rFonts w:ascii="Arial" w:cs="Arial" w:eastAsia="Arial" w:hAnsi="Arial"/>
@@ -7912,6 +8142,65 @@
         </w:tc>
       </w:tr>
     </w:tbl>
+    <w:p>
+      <w:pPr>
+        <w:pBdr>
+          <w:top w:val="single" w:color="BBBBBB" w:sz="4" w:space="4"/>
+        </w:pBdr>
+        <w:spacing w:after="0" w:before="160"/>
+      </w:pPr>
+      <w:r>
+        <w:rPr>
+          <w:rFonts w:ascii="Arial" w:cs="Arial" w:eastAsia="Arial" w:hAnsi="Arial"/>
+          <w:color w:val="666666"/>
+          <w:sz w:val="14"/>
+          <w:szCs w:val="14"/>
+        </w:rPr>
+        <w:t xml:space="preserve">© 2026 SeaVuria and ARES. Aligned with KICD objectives. Developed by SeaVuria; technical implementation by ARES (with AI assistance from Claude). Licensed under </w:t>
+      </w:r>
+      <w:hyperlink w:history="1" r:id="rIdfdk4pwbhr7joy56p1z6qs">
+        <w:r>
+          <w:rPr>
+            <w:rFonts w:ascii="Arial" w:cs="Arial" w:eastAsia="Arial" w:hAnsi="Arial"/>
+            <w:color w:val="1F6B75"/>
+            <w:sz w:val="14"/>
+            <w:szCs w:val="14"/>
+            <w:u w:val="single" w:color="1F6B75"/>
+          </w:rPr>
+          <w:t xml:space="preserve">CC BY-NC 4.0</w:t>
+        </w:r>
+      </w:hyperlink>
+      <w:r>
+        <w:rPr>
+          <w:rFonts w:ascii="Arial" w:cs="Arial" w:eastAsia="Arial" w:hAnsi="Arial"/>
+          <w:color w:val="666666"/>
+          <w:sz w:val="14"/>
+          <w:szCs w:val="14"/>
+        </w:rPr>
+        <w:t xml:space="preserve"> (</w:t>
+      </w:r>
+      <w:hyperlink w:history="1" r:id="rId1c0_kokhyfit_crbq8tnu">
+        <w:r>
+          <w:rPr>
+            <w:rFonts w:ascii="Arial" w:cs="Arial" w:eastAsia="Arial" w:hAnsi="Arial"/>
+            <w:color w:val="1F6B75"/>
+            <w:sz w:val="14"/>
+            <w:szCs w:val="14"/>
+            <w:u w:val="single" w:color="1F6B75"/>
+          </w:rPr>
+          <w:t xml:space="preserve">https://creativecommons.org/licenses/by-nc/4.0/</w:t>
+        </w:r>
+      </w:hyperlink>
+      <w:r>
+        <w:rPr>
+          <w:rFonts w:ascii="Arial" w:cs="Arial" w:eastAsia="Arial" w:hAnsi="Arial"/>
+          <w:color w:val="666666"/>
+          <w:sz w:val="14"/>
+          <w:szCs w:val="14"/>
+        </w:rPr>
+        <w:t xml:space="preserve">).</w:t>
+      </w:r>
+    </w:p>
     <w:p>
       <w:r>
         <w:br w:type="page"/>
@@ -8903,7 +9192,7 @@
             <w:pPr>
               <w:spacing w:after="20" w:before="0"/>
             </w:pPr>
-            <w:hyperlink w:history="1" r:id="rIddbskqkswzynssprmty7n2">
+            <w:hyperlink w:history="1" r:id="rIdqydyamvgsqrnkl-loo1-s">
               <w:r>
                 <w:rPr>
                   <w:rFonts w:ascii="Arial" w:cs="Arial" w:eastAsia="Arial" w:hAnsi="Arial"/>
@@ -8936,7 +9225,7 @@
               <w:spacing w:after="10" w:before="0"/>
               <w:ind w:left="120"/>
             </w:pPr>
-            <w:hyperlink w:history="1" r:id="rIdwuhgww9ktji7d0wk-97jr">
+            <w:hyperlink w:history="1" r:id="rIdtc7zosxqr0atbqzkclscx">
               <w:r>
                 <w:rPr>
                   <w:rFonts w:ascii="Arial" w:cs="Arial" w:eastAsia="Arial" w:hAnsi="Arial"/>
@@ -8981,7 +9270,7 @@
             <w:pPr>
               <w:spacing w:after="20" w:before="0"/>
             </w:pPr>
-            <w:hyperlink w:history="1" r:id="rIdz0zare-6hbc2oz08oapy9">
+            <w:hyperlink w:history="1" r:id="rIdgegyg1japzzzkdgptwiin">
               <w:r>
                 <w:rPr>
                   <w:rFonts w:ascii="Arial" w:cs="Arial" w:eastAsia="Arial" w:hAnsi="Arial"/>
@@ -9014,7 +9303,7 @@
               <w:spacing w:after="10" w:before="0"/>
               <w:ind w:left="120"/>
             </w:pPr>
-            <w:hyperlink w:history="1" r:id="rIdhau_sg0fmxtyrif0t2gt7">
+            <w:hyperlink w:history="1" r:id="rId2rpojjavgoptzt9l2ratq">
               <w:r>
                 <w:rPr>
                   <w:rFonts w:ascii="Arial" w:cs="Arial" w:eastAsia="Arial" w:hAnsi="Arial"/>
@@ -9209,7 +9498,7 @@
             <w:pPr>
               <w:spacing w:after="20" w:before="0"/>
             </w:pPr>
-            <w:hyperlink w:history="1" r:id="rIdqhsjlpjbbgz3hb5irb-km">
+            <w:hyperlink w:history="1" r:id="rIdtbquwbpzccllrjoayt9zv">
               <w:r>
                 <w:rPr>
                   <w:rFonts w:ascii="Arial" w:cs="Arial" w:eastAsia="Arial" w:hAnsi="Arial"/>
@@ -9242,7 +9531,7 @@
               <w:spacing w:after="10" w:before="0"/>
               <w:ind w:left="120"/>
             </w:pPr>
-            <w:hyperlink w:history="1" r:id="rIdvujl7nfpjvdursjlvpxgd">
+            <w:hyperlink w:history="1" r:id="rIdokw_w0ky4apjt3rg7cc2y">
               <w:r>
                 <w:rPr>
                   <w:rFonts w:ascii="Arial" w:cs="Arial" w:eastAsia="Arial" w:hAnsi="Arial"/>
@@ -9287,7 +9576,7 @@
             <w:pPr>
               <w:spacing w:after="20" w:before="0"/>
             </w:pPr>
-            <w:hyperlink w:history="1" r:id="rIdwqrdm4ki0dfqanu1ye_jq">
+            <w:hyperlink w:history="1" r:id="rIddfn_vu2cgxs0a4cyqppkh">
               <w:r>
                 <w:rPr>
                   <w:rFonts w:ascii="Arial" w:cs="Arial" w:eastAsia="Arial" w:hAnsi="Arial"/>
@@ -9320,7 +9609,7 @@
               <w:spacing w:after="10" w:before="0"/>
               <w:ind w:left="120"/>
             </w:pPr>
-            <w:hyperlink w:history="1" r:id="rIdt4asq730iphklxdpnidni">
+            <w:hyperlink w:history="1" r:id="rIdxfg8jrxtkdudnehyixr8b">
               <w:r>
                 <w:rPr>
                   <w:rFonts w:ascii="Arial" w:cs="Arial" w:eastAsia="Arial" w:hAnsi="Arial"/>
@@ -9515,7 +9804,7 @@
             <w:pPr>
               <w:spacing w:after="20" w:before="0"/>
             </w:pPr>
-            <w:hyperlink w:history="1" r:id="rIdq9c0dzn5ivk01virlyrii">
+            <w:hyperlink w:history="1" r:id="rIdi9njajq0xcmzry73r6_nu">
               <w:r>
                 <w:rPr>
                   <w:rFonts w:ascii="Arial" w:cs="Arial" w:eastAsia="Arial" w:hAnsi="Arial"/>
@@ -9548,7 +9837,7 @@
               <w:spacing w:after="10" w:before="0"/>
               <w:ind w:left="120"/>
             </w:pPr>
-            <w:hyperlink w:history="1" r:id="rIdn6ofboagegymdwlznl-mm">
+            <w:hyperlink w:history="1" r:id="rIdkfif6hefidozipa5765vb">
               <w:r>
                 <w:rPr>
                   <w:rFonts w:ascii="Arial" w:cs="Arial" w:eastAsia="Arial" w:hAnsi="Arial"/>
@@ -9593,7 +9882,7 @@
             <w:pPr>
               <w:spacing w:after="20" w:before="0"/>
             </w:pPr>
-            <w:hyperlink w:history="1" r:id="rIdd4trgli7h4kgxwdogtcm3">
+            <w:hyperlink w:history="1" r:id="rIdbayo0lrszz_rt3fqaud5z">
               <w:r>
                 <w:rPr>
                   <w:rFonts w:ascii="Arial" w:cs="Arial" w:eastAsia="Arial" w:hAnsi="Arial"/>
@@ -9626,7 +9915,7 @@
               <w:spacing w:after="10" w:before="0"/>
               <w:ind w:left="120"/>
             </w:pPr>
-            <w:hyperlink w:history="1" r:id="rIdrevzcucy8qlbvnit1wsbm">
+            <w:hyperlink w:history="1" r:id="rIdg3xy5yovtu8-nef1lt7-z">
               <w:r>
                 <w:rPr>
                   <w:rFonts w:ascii="Arial" w:cs="Arial" w:eastAsia="Arial" w:hAnsi="Arial"/>
@@ -9821,7 +10110,7 @@
             <w:pPr>
               <w:spacing w:after="20" w:before="0"/>
             </w:pPr>
-            <w:hyperlink w:history="1" r:id="rIdo9nb1hxvssbxk9wwrofmx">
+            <w:hyperlink w:history="1" r:id="rIdia_fbyhdraiete1ugetyw">
               <w:r>
                 <w:rPr>
                   <w:rFonts w:ascii="Arial" w:cs="Arial" w:eastAsia="Arial" w:hAnsi="Arial"/>
@@ -9854,7 +10143,7 @@
               <w:spacing w:after="10" w:before="0"/>
               <w:ind w:left="120"/>
             </w:pPr>
-            <w:hyperlink w:history="1" r:id="rIdu_hlw9rkhvvwnwawought">
+            <w:hyperlink w:history="1" r:id="rIdobdt93fzhhnffivmtlhl1">
               <w:r>
                 <w:rPr>
                   <w:rFonts w:ascii="Arial" w:cs="Arial" w:eastAsia="Arial" w:hAnsi="Arial"/>
@@ -9899,7 +10188,7 @@
             <w:pPr>
               <w:spacing w:after="20" w:before="0"/>
             </w:pPr>
-            <w:hyperlink w:history="1" r:id="rIdximay7qkgivolp0he94bj">
+            <w:hyperlink w:history="1" r:id="rIdhjhk9nlndzq-drhamyp7g">
               <w:r>
                 <w:rPr>
                   <w:rFonts w:ascii="Arial" w:cs="Arial" w:eastAsia="Arial" w:hAnsi="Arial"/>
@@ -9932,7 +10221,7 @@
               <w:spacing w:after="10" w:before="0"/>
               <w:ind w:left="120"/>
             </w:pPr>
-            <w:hyperlink w:history="1" r:id="rIdxfeth-qvspbwnfni5t6n2">
+            <w:hyperlink w:history="1" r:id="rId-ruzspmgy9yxo-_ls7qia">
               <w:r>
                 <w:rPr>
                   <w:rFonts w:ascii="Arial" w:cs="Arial" w:eastAsia="Arial" w:hAnsi="Arial"/>
@@ -10127,7 +10416,7 @@
             <w:pPr>
               <w:spacing w:after="20" w:before="0"/>
             </w:pPr>
-            <w:hyperlink w:history="1" r:id="rId_ksjvqf-l7oq1oawnfqc1">
+            <w:hyperlink w:history="1" r:id="rIdvm4_hvyq9lbhhtzjljghd">
               <w:r>
                 <w:rPr>
                   <w:rFonts w:ascii="Arial" w:cs="Arial" w:eastAsia="Arial" w:hAnsi="Arial"/>
@@ -10160,7 +10449,7 @@
               <w:spacing w:after="10" w:before="0"/>
               <w:ind w:left="120"/>
             </w:pPr>
-            <w:hyperlink w:history="1" r:id="rIdagdj7sli04jvhsjhoei_c">
+            <w:hyperlink w:history="1" r:id="rIdxtc3d44sl-rsnbdbfg-sg">
               <w:r>
                 <w:rPr>
                   <w:rFonts w:ascii="Arial" w:cs="Arial" w:eastAsia="Arial" w:hAnsi="Arial"/>
@@ -10205,7 +10494,7 @@
             <w:pPr>
               <w:spacing w:after="20" w:before="0"/>
             </w:pPr>
-            <w:hyperlink w:history="1" r:id="rIdx-yalwmrgfakwrezfbsy_">
+            <w:hyperlink w:history="1" r:id="rIdht2cm6ojzib4pldzmnw_a">
               <w:r>
                 <w:rPr>
                   <w:rFonts w:ascii="Arial" w:cs="Arial" w:eastAsia="Arial" w:hAnsi="Arial"/>
@@ -10238,7 +10527,7 @@
               <w:spacing w:after="10" w:before="0"/>
               <w:ind w:left="120"/>
             </w:pPr>
-            <w:hyperlink w:history="1" r:id="rId5aeonqveuyiwajmm9-yvq">
+            <w:hyperlink w:history="1" r:id="rId6yjmiwqlyr_m-n_jn-gdt">
               <w:r>
                 <w:rPr>
                   <w:rFonts w:ascii="Arial" w:cs="Arial" w:eastAsia="Arial" w:hAnsi="Arial"/>
@@ -10734,6 +11023,65 @@
         </w:tc>
       </w:tr>
     </w:tbl>
+    <w:p>
+      <w:pPr>
+        <w:pBdr>
+          <w:top w:val="single" w:color="BBBBBB" w:sz="4" w:space="4"/>
+        </w:pBdr>
+        <w:spacing w:after="0" w:before="160"/>
+      </w:pPr>
+      <w:r>
+        <w:rPr>
+          <w:rFonts w:ascii="Arial" w:cs="Arial" w:eastAsia="Arial" w:hAnsi="Arial"/>
+          <w:color w:val="666666"/>
+          <w:sz w:val="14"/>
+          <w:szCs w:val="14"/>
+        </w:rPr>
+        <w:t xml:space="preserve">© 2026 SeaVuria and ARES. Aligned with KICD objectives. Developed by SeaVuria; technical implementation by ARES (with AI assistance from Claude). Licensed under </w:t>
+      </w:r>
+      <w:hyperlink w:history="1" r:id="rId7fx_np4mmtpxxx5lojxtp">
+        <w:r>
+          <w:rPr>
+            <w:rFonts w:ascii="Arial" w:cs="Arial" w:eastAsia="Arial" w:hAnsi="Arial"/>
+            <w:color w:val="1F6B75"/>
+            <w:sz w:val="14"/>
+            <w:szCs w:val="14"/>
+            <w:u w:val="single" w:color="1F6B75"/>
+          </w:rPr>
+          <w:t xml:space="preserve">CC BY-NC 4.0</w:t>
+        </w:r>
+      </w:hyperlink>
+      <w:r>
+        <w:rPr>
+          <w:rFonts w:ascii="Arial" w:cs="Arial" w:eastAsia="Arial" w:hAnsi="Arial"/>
+          <w:color w:val="666666"/>
+          <w:sz w:val="14"/>
+          <w:szCs w:val="14"/>
+        </w:rPr>
+        <w:t xml:space="preserve"> (</w:t>
+      </w:r>
+      <w:hyperlink w:history="1" r:id="rIdfe6-rm0hllese3u10gbsm">
+        <w:r>
+          <w:rPr>
+            <w:rFonts w:ascii="Arial" w:cs="Arial" w:eastAsia="Arial" w:hAnsi="Arial"/>
+            <w:color w:val="1F6B75"/>
+            <w:sz w:val="14"/>
+            <w:szCs w:val="14"/>
+            <w:u w:val="single" w:color="1F6B75"/>
+          </w:rPr>
+          <w:t xml:space="preserve">https://creativecommons.org/licenses/by-nc/4.0/</w:t>
+        </w:r>
+      </w:hyperlink>
+      <w:r>
+        <w:rPr>
+          <w:rFonts w:ascii="Arial" w:cs="Arial" w:eastAsia="Arial" w:hAnsi="Arial"/>
+          <w:color w:val="666666"/>
+          <w:sz w:val="14"/>
+          <w:szCs w:val="14"/>
+        </w:rPr>
+        <w:t xml:space="preserve">).</w:t>
+      </w:r>
+    </w:p>
     <w:p>
       <w:r>
         <w:br w:type="page"/>
@@ -11725,7 +12073,7 @@
             <w:pPr>
               <w:spacing w:after="20" w:before="0"/>
             </w:pPr>
-            <w:hyperlink w:history="1" r:id="rIdbq06rrtc2fdja8mx3n9so">
+            <w:hyperlink w:history="1" r:id="rIdf2s6nukrkkpwfolikwddw">
               <w:r>
                 <w:rPr>
                   <w:rFonts w:ascii="Arial" w:cs="Arial" w:eastAsia="Arial" w:hAnsi="Arial"/>
@@ -11758,7 +12106,7 @@
               <w:spacing w:after="10" w:before="0"/>
               <w:ind w:left="120"/>
             </w:pPr>
-            <w:hyperlink w:history="1" r:id="rIdjfadr5gdd9nlve11h7nw3">
+            <w:hyperlink w:history="1" r:id="rIdh_clih3tlng-fkgc612mt">
               <w:r>
                 <w:rPr>
                   <w:rFonts w:ascii="Arial" w:cs="Arial" w:eastAsia="Arial" w:hAnsi="Arial"/>
@@ -11803,7 +12151,7 @@
             <w:pPr>
               <w:spacing w:after="20" w:before="0"/>
             </w:pPr>
-            <w:hyperlink w:history="1" r:id="rIdflws2wogkrcxlzxc-x7fo">
+            <w:hyperlink w:history="1" r:id="rIdx-af7b2bdthtdkxqyefdz">
               <w:r>
                 <w:rPr>
                   <w:rFonts w:ascii="Arial" w:cs="Arial" w:eastAsia="Arial" w:hAnsi="Arial"/>
@@ -11836,7 +12184,7 @@
               <w:spacing w:after="10" w:before="0"/>
               <w:ind w:left="120"/>
             </w:pPr>
-            <w:hyperlink w:history="1" r:id="rIdcgzc2kwhlwdfj0axytt7a">
+            <w:hyperlink w:history="1" r:id="rId0nfgpbasb76irj1qkdecf">
               <w:r>
                 <w:rPr>
                   <w:rFonts w:ascii="Arial" w:cs="Arial" w:eastAsia="Arial" w:hAnsi="Arial"/>
@@ -12031,7 +12379,7 @@
             <w:pPr>
               <w:spacing w:after="20" w:before="0"/>
             </w:pPr>
-            <w:hyperlink w:history="1" r:id="rIdxqh062hiicugd3aqm5dhr">
+            <w:hyperlink w:history="1" r:id="rId-qqc8zxqqvt2ktza4qfv2">
               <w:r>
                 <w:rPr>
                   <w:rFonts w:ascii="Arial" w:cs="Arial" w:eastAsia="Arial" w:hAnsi="Arial"/>
@@ -12064,7 +12412,7 @@
               <w:spacing w:after="10" w:before="0"/>
               <w:ind w:left="120"/>
             </w:pPr>
-            <w:hyperlink w:history="1" r:id="rIdwrary3fr9v99mpnux9fko">
+            <w:hyperlink w:history="1" r:id="rIdnyqhot8krsi7fqtftla4_">
               <w:r>
                 <w:rPr>
                   <w:rFonts w:ascii="Arial" w:cs="Arial" w:eastAsia="Arial" w:hAnsi="Arial"/>
@@ -12109,7 +12457,7 @@
             <w:pPr>
               <w:spacing w:after="20" w:before="0"/>
             </w:pPr>
-            <w:hyperlink w:history="1" r:id="rIdedfzcyem4nm_ntdixtzcj">
+            <w:hyperlink w:history="1" r:id="rIdnxvxci6vpeadvdi-t0ofk">
               <w:r>
                 <w:rPr>
                   <w:rFonts w:ascii="Arial" w:cs="Arial" w:eastAsia="Arial" w:hAnsi="Arial"/>
@@ -12142,7 +12490,7 @@
               <w:spacing w:after="10" w:before="0"/>
               <w:ind w:left="120"/>
             </w:pPr>
-            <w:hyperlink w:history="1" r:id="rId20cegzk0vwqoloeyyrh0d">
+            <w:hyperlink w:history="1" r:id="rIdwxg8wtvj_42kitt00re3u">
               <w:r>
                 <w:rPr>
                   <w:rFonts w:ascii="Arial" w:cs="Arial" w:eastAsia="Arial" w:hAnsi="Arial"/>
@@ -12337,7 +12685,7 @@
             <w:pPr>
               <w:spacing w:after="20" w:before="0"/>
             </w:pPr>
-            <w:hyperlink w:history="1" r:id="rId2z-d_qtxtoksnmp26hco7">
+            <w:hyperlink w:history="1" r:id="rId0h3qbfvko7iwkvlcamgmi">
               <w:r>
                 <w:rPr>
                   <w:rFonts w:ascii="Arial" w:cs="Arial" w:eastAsia="Arial" w:hAnsi="Arial"/>
@@ -12370,7 +12718,7 @@
               <w:spacing w:after="10" w:before="0"/>
               <w:ind w:left="120"/>
             </w:pPr>
-            <w:hyperlink w:history="1" r:id="rIdnyi4xgkbwzlc8fwkpooyw">
+            <w:hyperlink w:history="1" r:id="rIdmylzjyjoqmyampo29vxn1">
               <w:r>
                 <w:rPr>
                   <w:rFonts w:ascii="Arial" w:cs="Arial" w:eastAsia="Arial" w:hAnsi="Arial"/>
@@ -12415,7 +12763,7 @@
             <w:pPr>
               <w:spacing w:after="20" w:before="0"/>
             </w:pPr>
-            <w:hyperlink w:history="1" r:id="rId6lavjeg25c7poilqg3egr">
+            <w:hyperlink w:history="1" r:id="rIdivlmhiz7pes2lzvcs2-ap">
               <w:r>
                 <w:rPr>
                   <w:rFonts w:ascii="Arial" w:cs="Arial" w:eastAsia="Arial" w:hAnsi="Arial"/>
@@ -12448,7 +12796,7 @@
               <w:spacing w:after="10" w:before="0"/>
               <w:ind w:left="120"/>
             </w:pPr>
-            <w:hyperlink w:history="1" r:id="rId_tqarsqihqxihih5mtvub">
+            <w:hyperlink w:history="1" r:id="rIdudyvcs77z5if46uqgiapb">
               <w:r>
                 <w:rPr>
                   <w:rFonts w:ascii="Arial" w:cs="Arial" w:eastAsia="Arial" w:hAnsi="Arial"/>
@@ -12643,7 +12991,7 @@
             <w:pPr>
               <w:spacing w:after="20" w:before="0"/>
             </w:pPr>
-            <w:hyperlink w:history="1" r:id="rIdfizvane0t7yz4f1vxmano">
+            <w:hyperlink w:history="1" r:id="rIdnz0q_jae-aemcymfzmjcn">
               <w:r>
                 <w:rPr>
                   <w:rFonts w:ascii="Arial" w:cs="Arial" w:eastAsia="Arial" w:hAnsi="Arial"/>
@@ -12676,7 +13024,7 @@
               <w:spacing w:after="10" w:before="0"/>
               <w:ind w:left="120"/>
             </w:pPr>
-            <w:hyperlink w:history="1" r:id="rId-6-fipvs38-se950vfbdb">
+            <w:hyperlink w:history="1" r:id="rId6cataukuogczaf_fhroef">
               <w:r>
                 <w:rPr>
                   <w:rFonts w:ascii="Arial" w:cs="Arial" w:eastAsia="Arial" w:hAnsi="Arial"/>
@@ -12721,7 +13069,7 @@
             <w:pPr>
               <w:spacing w:after="20" w:before="0"/>
             </w:pPr>
-            <w:hyperlink w:history="1" r:id="rIdxxnaraojxrgbs84be-4ii">
+            <w:hyperlink w:history="1" r:id="rIdxdsvfdo9odgmtwdisfovt">
               <w:r>
                 <w:rPr>
                   <w:rFonts w:ascii="Arial" w:cs="Arial" w:eastAsia="Arial" w:hAnsi="Arial"/>
@@ -12754,7 +13102,7 @@
               <w:spacing w:after="10" w:before="0"/>
               <w:ind w:left="120"/>
             </w:pPr>
-            <w:hyperlink w:history="1" r:id="rId191wlfhlqclg169k7nxmf">
+            <w:hyperlink w:history="1" r:id="rId4iuoz4n5vssgu0g9u2dj2">
               <w:r>
                 <w:rPr>
                   <w:rFonts w:ascii="Arial" w:cs="Arial" w:eastAsia="Arial" w:hAnsi="Arial"/>
@@ -12949,7 +13297,7 @@
             <w:pPr>
               <w:spacing w:after="20" w:before="0"/>
             </w:pPr>
-            <w:hyperlink w:history="1" r:id="rId7pjl88lfd7dujfdaubkfh">
+            <w:hyperlink w:history="1" r:id="rIdqqf0aoud83faxayt9pjk2">
               <w:r>
                 <w:rPr>
                   <w:rFonts w:ascii="Arial" w:cs="Arial" w:eastAsia="Arial" w:hAnsi="Arial"/>
@@ -12982,7 +13330,7 @@
               <w:spacing w:after="10" w:before="0"/>
               <w:ind w:left="120"/>
             </w:pPr>
-            <w:hyperlink w:history="1" r:id="rIdukueihpofh02m7wdjvtph">
+            <w:hyperlink w:history="1" r:id="rIdlwlnc2vn4c8hz0hmcbzj0">
               <w:r>
                 <w:rPr>
                   <w:rFonts w:ascii="Arial" w:cs="Arial" w:eastAsia="Arial" w:hAnsi="Arial"/>
@@ -13027,7 +13375,7 @@
             <w:pPr>
               <w:spacing w:after="20" w:before="0"/>
             </w:pPr>
-            <w:hyperlink w:history="1" r:id="rIdtfdn9ubdmffwaxctk1liy">
+            <w:hyperlink w:history="1" r:id="rId8tbhjuo4sl_5wqepd_mt2">
               <w:r>
                 <w:rPr>
                   <w:rFonts w:ascii="Arial" w:cs="Arial" w:eastAsia="Arial" w:hAnsi="Arial"/>
@@ -13060,7 +13408,7 @@
               <w:spacing w:after="10" w:before="0"/>
               <w:ind w:left="120"/>
             </w:pPr>
-            <w:hyperlink w:history="1" r:id="rId5vhpy7ztpp4thb9qp-jtd">
+            <w:hyperlink w:history="1" r:id="rIdh-fedtowphweokakxvmq9">
               <w:r>
                 <w:rPr>
                   <w:rFonts w:ascii="Arial" w:cs="Arial" w:eastAsia="Arial" w:hAnsi="Arial"/>
@@ -13651,6 +13999,65 @@
         </w:tc>
       </w:tr>
     </w:tbl>
+    <w:p>
+      <w:pPr>
+        <w:pBdr>
+          <w:top w:val="single" w:color="BBBBBB" w:sz="4" w:space="4"/>
+        </w:pBdr>
+        <w:spacing w:after="0" w:before="160"/>
+      </w:pPr>
+      <w:r>
+        <w:rPr>
+          <w:rFonts w:ascii="Arial" w:cs="Arial" w:eastAsia="Arial" w:hAnsi="Arial"/>
+          <w:color w:val="666666"/>
+          <w:sz w:val="14"/>
+          <w:szCs w:val="14"/>
+        </w:rPr>
+        <w:t xml:space="preserve">© 2026 SeaVuria and ARES. Aligned with KICD objectives. Developed by SeaVuria; technical implementation by ARES (with AI assistance from Claude). Licensed under </w:t>
+      </w:r>
+      <w:hyperlink w:history="1" r:id="rIdp7xydk6mxaq2o-qlpf-sb">
+        <w:r>
+          <w:rPr>
+            <w:rFonts w:ascii="Arial" w:cs="Arial" w:eastAsia="Arial" w:hAnsi="Arial"/>
+            <w:color w:val="1F6B75"/>
+            <w:sz w:val="14"/>
+            <w:szCs w:val="14"/>
+            <w:u w:val="single" w:color="1F6B75"/>
+          </w:rPr>
+          <w:t xml:space="preserve">CC BY-NC 4.0</w:t>
+        </w:r>
+      </w:hyperlink>
+      <w:r>
+        <w:rPr>
+          <w:rFonts w:ascii="Arial" w:cs="Arial" w:eastAsia="Arial" w:hAnsi="Arial"/>
+          <w:color w:val="666666"/>
+          <w:sz w:val="14"/>
+          <w:szCs w:val="14"/>
+        </w:rPr>
+        <w:t xml:space="preserve"> (</w:t>
+      </w:r>
+      <w:hyperlink w:history="1" r:id="rIdkuk4qfj9gqe1ojpi4319l">
+        <w:r>
+          <w:rPr>
+            <w:rFonts w:ascii="Arial" w:cs="Arial" w:eastAsia="Arial" w:hAnsi="Arial"/>
+            <w:color w:val="1F6B75"/>
+            <w:sz w:val="14"/>
+            <w:szCs w:val="14"/>
+            <w:u w:val="single" w:color="1F6B75"/>
+          </w:rPr>
+          <w:t xml:space="preserve">https://creativecommons.org/licenses/by-nc/4.0/</w:t>
+        </w:r>
+      </w:hyperlink>
+      <w:r>
+        <w:rPr>
+          <w:rFonts w:ascii="Arial" w:cs="Arial" w:eastAsia="Arial" w:hAnsi="Arial"/>
+          <w:color w:val="666666"/>
+          <w:sz w:val="14"/>
+          <w:szCs w:val="14"/>
+        </w:rPr>
+        <w:t xml:space="preserve">).</w:t>
+      </w:r>
+    </w:p>
     <w:p>
       <w:r>
         <w:br w:type="page"/>
@@ -14642,7 +15049,7 @@
             <w:pPr>
               <w:spacing w:after="20" w:before="0"/>
             </w:pPr>
-            <w:hyperlink w:history="1" r:id="rIdtt_g7ewyhks98_p6xue8_">
+            <w:hyperlink w:history="1" r:id="rIdasaf6nyrbc9mqyn05u5us">
               <w:r>
                 <w:rPr>
                   <w:rFonts w:ascii="Arial" w:cs="Arial" w:eastAsia="Arial" w:hAnsi="Arial"/>
@@ -14675,7 +15082,7 @@
               <w:spacing w:after="10" w:before="0"/>
               <w:ind w:left="120"/>
             </w:pPr>
-            <w:hyperlink w:history="1" r:id="rIdjuffjd3qppsqeu0hqvkw8">
+            <w:hyperlink w:history="1" r:id="rIdqokzaukgj8psm3gqmi5yd">
               <w:r>
                 <w:rPr>
                   <w:rFonts w:ascii="Arial" w:cs="Arial" w:eastAsia="Arial" w:hAnsi="Arial"/>
@@ -14720,7 +15127,7 @@
             <w:pPr>
               <w:spacing w:after="20" w:before="0"/>
             </w:pPr>
-            <w:hyperlink w:history="1" r:id="rIdddlofuwmnq0yxqghbfzpv">
+            <w:hyperlink w:history="1" r:id="rId9huz521yib5exmjf44xz9">
               <w:r>
                 <w:rPr>
                   <w:rFonts w:ascii="Arial" w:cs="Arial" w:eastAsia="Arial" w:hAnsi="Arial"/>
@@ -14753,7 +15160,7 @@
               <w:spacing w:after="10" w:before="0"/>
               <w:ind w:left="120"/>
             </w:pPr>
-            <w:hyperlink w:history="1" r:id="rIdxzlvogejtn_4da2kfpr0e">
+            <w:hyperlink w:history="1" r:id="rIdc5mwhlabsu0jyfhs2nmhk">
               <w:r>
                 <w:rPr>
                   <w:rFonts w:ascii="Arial" w:cs="Arial" w:eastAsia="Arial" w:hAnsi="Arial"/>
@@ -14948,7 +15355,7 @@
             <w:pPr>
               <w:spacing w:after="20" w:before="0"/>
             </w:pPr>
-            <w:hyperlink w:history="1" r:id="rIdxrx-uejunmf2ayvuiykig">
+            <w:hyperlink w:history="1" r:id="rIdzskjxocfnlfmofswab__1">
               <w:r>
                 <w:rPr>
                   <w:rFonts w:ascii="Arial" w:cs="Arial" w:eastAsia="Arial" w:hAnsi="Arial"/>
@@ -14981,7 +15388,7 @@
               <w:spacing w:after="10" w:before="0"/>
               <w:ind w:left="120"/>
             </w:pPr>
-            <w:hyperlink w:history="1" r:id="rIdwefdrtqntldcswfrr1e1v">
+            <w:hyperlink w:history="1" r:id="rId2u6w2ue0dzjaaskoovxuf">
               <w:r>
                 <w:rPr>
                   <w:rFonts w:ascii="Arial" w:cs="Arial" w:eastAsia="Arial" w:hAnsi="Arial"/>
@@ -15026,7 +15433,7 @@
             <w:pPr>
               <w:spacing w:after="20" w:before="0"/>
             </w:pPr>
-            <w:hyperlink w:history="1" r:id="rId9mibxx8pbx79vec-ppgrp">
+            <w:hyperlink w:history="1" r:id="rIduxoh5jlwqxrgp5wup9gup">
               <w:r>
                 <w:rPr>
                   <w:rFonts w:ascii="Arial" w:cs="Arial" w:eastAsia="Arial" w:hAnsi="Arial"/>
@@ -15059,7 +15466,7 @@
               <w:spacing w:after="10" w:before="0"/>
               <w:ind w:left="120"/>
             </w:pPr>
-            <w:hyperlink w:history="1" r:id="rIdtjv7kxbd1wed0dwaxy75d">
+            <w:hyperlink w:history="1" r:id="rIdgwxi6yeuth3e1meiywqtl">
               <w:r>
                 <w:rPr>
                   <w:rFonts w:ascii="Arial" w:cs="Arial" w:eastAsia="Arial" w:hAnsi="Arial"/>
@@ -15254,7 +15661,7 @@
             <w:pPr>
               <w:spacing w:after="20" w:before="0"/>
             </w:pPr>
-            <w:hyperlink w:history="1" r:id="rId7fyupju7xjllq8t-dyomn">
+            <w:hyperlink w:history="1" r:id="rId6qzf5nr9tcp4zu6gh3exg">
               <w:r>
                 <w:rPr>
                   <w:rFonts w:ascii="Arial" w:cs="Arial" w:eastAsia="Arial" w:hAnsi="Arial"/>
@@ -15287,7 +15694,7 @@
               <w:spacing w:after="10" w:before="0"/>
               <w:ind w:left="120"/>
             </w:pPr>
-            <w:hyperlink w:history="1" r:id="rIdlvnbcb1ugi0zkibiyg8-j">
+            <w:hyperlink w:history="1" r:id="rIdbjygpjznggyn43wiarbkl">
               <w:r>
                 <w:rPr>
                   <w:rFonts w:ascii="Arial" w:cs="Arial" w:eastAsia="Arial" w:hAnsi="Arial"/>
@@ -15332,7 +15739,7 @@
             <w:pPr>
               <w:spacing w:after="20" w:before="0"/>
             </w:pPr>
-            <w:hyperlink w:history="1" r:id="rIdkph3ralxxo21j5u0i5phd">
+            <w:hyperlink w:history="1" r:id="rIdz_y-r8cjalupytf65to-i">
               <w:r>
                 <w:rPr>
                   <w:rFonts w:ascii="Arial" w:cs="Arial" w:eastAsia="Arial" w:hAnsi="Arial"/>
@@ -15365,7 +15772,7 @@
               <w:spacing w:after="10" w:before="0"/>
               <w:ind w:left="120"/>
             </w:pPr>
-            <w:hyperlink w:history="1" r:id="rIdkmdughmbc-p3_easqxaxv">
+            <w:hyperlink w:history="1" r:id="rIdpthbbesfbaifcdycyu9zn">
               <w:r>
                 <w:rPr>
                   <w:rFonts w:ascii="Arial" w:cs="Arial" w:eastAsia="Arial" w:hAnsi="Arial"/>
@@ -15560,7 +15967,7 @@
             <w:pPr>
               <w:spacing w:after="20" w:before="0"/>
             </w:pPr>
-            <w:hyperlink w:history="1" r:id="rIdrgpvwwf-81thazucu3xzg">
+            <w:hyperlink w:history="1" r:id="rIdk3poagtcnu7va-wtffdu2">
               <w:r>
                 <w:rPr>
                   <w:rFonts w:ascii="Arial" w:cs="Arial" w:eastAsia="Arial" w:hAnsi="Arial"/>
@@ -15593,7 +16000,7 @@
               <w:spacing w:after="10" w:before="0"/>
               <w:ind w:left="120"/>
             </w:pPr>
-            <w:hyperlink w:history="1" r:id="rIdsha_ecsomgqctvr-szxpl">
+            <w:hyperlink w:history="1" r:id="rIdfxicctvur-8pupjaqln4u">
               <w:r>
                 <w:rPr>
                   <w:rFonts w:ascii="Arial" w:cs="Arial" w:eastAsia="Arial" w:hAnsi="Arial"/>
@@ -15638,7 +16045,7 @@
             <w:pPr>
               <w:spacing w:after="20" w:before="0"/>
             </w:pPr>
-            <w:hyperlink w:history="1" r:id="rIdol8wexy60obaik4deipb-">
+            <w:hyperlink w:history="1" r:id="rIdjolaqzzetsht2yi0sifk8">
               <w:r>
                 <w:rPr>
                   <w:rFonts w:ascii="Arial" w:cs="Arial" w:eastAsia="Arial" w:hAnsi="Arial"/>
@@ -15671,7 +16078,7 @@
               <w:spacing w:after="10" w:before="0"/>
               <w:ind w:left="120"/>
             </w:pPr>
-            <w:hyperlink w:history="1" r:id="rId9w19bgmutjmzizzgcmo93">
+            <w:hyperlink w:history="1" r:id="rIdjh8zceepwbfo5ssgy5xmv">
               <w:r>
                 <w:rPr>
                   <w:rFonts w:ascii="Arial" w:cs="Arial" w:eastAsia="Arial" w:hAnsi="Arial"/>
@@ -15866,7 +16273,7 @@
             <w:pPr>
               <w:spacing w:after="20" w:before="0"/>
             </w:pPr>
-            <w:hyperlink w:history="1" r:id="rIdfudpla07c8gihrb_aptkj">
+            <w:hyperlink w:history="1" r:id="rIdpxt1j1z67odmv24_fe7bk">
               <w:r>
                 <w:rPr>
                   <w:rFonts w:ascii="Arial" w:cs="Arial" w:eastAsia="Arial" w:hAnsi="Arial"/>
@@ -15899,7 +16306,7 @@
               <w:spacing w:after="10" w:before="0"/>
               <w:ind w:left="120"/>
             </w:pPr>
-            <w:hyperlink w:history="1" r:id="rIddcw-3-reayularpzmve8g">
+            <w:hyperlink w:history="1" r:id="rIdgl7nr4lor14h5wj5klk4u">
               <w:r>
                 <w:rPr>
                   <w:rFonts w:ascii="Arial" w:cs="Arial" w:eastAsia="Arial" w:hAnsi="Arial"/>
@@ -15944,7 +16351,7 @@
             <w:pPr>
               <w:spacing w:after="20" w:before="0"/>
             </w:pPr>
-            <w:hyperlink w:history="1" r:id="rIdvifvavjgsrwkvc3gv8i4-">
+            <w:hyperlink w:history="1" r:id="rIdmyglv4v2g2kxrx9z4wyk0">
               <w:r>
                 <w:rPr>
                   <w:rFonts w:ascii="Arial" w:cs="Arial" w:eastAsia="Arial" w:hAnsi="Arial"/>
@@ -15977,7 +16384,7 @@
               <w:spacing w:after="10" w:before="0"/>
               <w:ind w:left="120"/>
             </w:pPr>
-            <w:hyperlink w:history="1" r:id="rIdxnmn_znymaeyghrp-faw7">
+            <w:hyperlink w:history="1" r:id="rIdluo1-xtcatlmytykv4eg1">
               <w:r>
                 <w:rPr>
                   <w:rFonts w:ascii="Arial" w:cs="Arial" w:eastAsia="Arial" w:hAnsi="Arial"/>
@@ -16473,6 +16880,65 @@
         </w:tc>
       </w:tr>
     </w:tbl>
+    <w:p>
+      <w:pPr>
+        <w:pBdr>
+          <w:top w:val="single" w:color="BBBBBB" w:sz="4" w:space="4"/>
+        </w:pBdr>
+        <w:spacing w:after="0" w:before="160"/>
+      </w:pPr>
+      <w:r>
+        <w:rPr>
+          <w:rFonts w:ascii="Arial" w:cs="Arial" w:eastAsia="Arial" w:hAnsi="Arial"/>
+          <w:color w:val="666666"/>
+          <w:sz w:val="14"/>
+          <w:szCs w:val="14"/>
+        </w:rPr>
+        <w:t xml:space="preserve">© 2026 SeaVuria and ARES. Aligned with KICD objectives. Developed by SeaVuria; technical implementation by ARES (with AI assistance from Claude). Licensed under </w:t>
+      </w:r>
+      <w:hyperlink w:history="1" r:id="rIdzzfy6j8fhtgtpxg-cd864">
+        <w:r>
+          <w:rPr>
+            <w:rFonts w:ascii="Arial" w:cs="Arial" w:eastAsia="Arial" w:hAnsi="Arial"/>
+            <w:color w:val="1F6B75"/>
+            <w:sz w:val="14"/>
+            <w:szCs w:val="14"/>
+            <w:u w:val="single" w:color="1F6B75"/>
+          </w:rPr>
+          <w:t xml:space="preserve">CC BY-NC 4.0</w:t>
+        </w:r>
+      </w:hyperlink>
+      <w:r>
+        <w:rPr>
+          <w:rFonts w:ascii="Arial" w:cs="Arial" w:eastAsia="Arial" w:hAnsi="Arial"/>
+          <w:color w:val="666666"/>
+          <w:sz w:val="14"/>
+          <w:szCs w:val="14"/>
+        </w:rPr>
+        <w:t xml:space="preserve"> (</w:t>
+      </w:r>
+      <w:hyperlink w:history="1" r:id="rIdmjgf5jmcr6dmawez_v2iv">
+        <w:r>
+          <w:rPr>
+            <w:rFonts w:ascii="Arial" w:cs="Arial" w:eastAsia="Arial" w:hAnsi="Arial"/>
+            <w:color w:val="1F6B75"/>
+            <w:sz w:val="14"/>
+            <w:szCs w:val="14"/>
+            <w:u w:val="single" w:color="1F6B75"/>
+          </w:rPr>
+          <w:t xml:space="preserve">https://creativecommons.org/licenses/by-nc/4.0/</w:t>
+        </w:r>
+      </w:hyperlink>
+      <w:r>
+        <w:rPr>
+          <w:rFonts w:ascii="Arial" w:cs="Arial" w:eastAsia="Arial" w:hAnsi="Arial"/>
+          <w:color w:val="666666"/>
+          <w:sz w:val="14"/>
+          <w:szCs w:val="14"/>
+        </w:rPr>
+        <w:t xml:space="preserve">).</w:t>
+      </w:r>
+    </w:p>
     <w:p>
       <w:r>
         <w:br w:type="page"/>
@@ -17464,7 +17930,7 @@
             <w:pPr>
               <w:spacing w:after="20" w:before="0"/>
             </w:pPr>
-            <w:hyperlink w:history="1" r:id="rId8daow3vrqd3d-yz_dtj1d">
+            <w:hyperlink w:history="1" r:id="rIdxu3i2gahnffo-3ap7ax8p">
               <w:r>
                 <w:rPr>
                   <w:rFonts w:ascii="Arial" w:cs="Arial" w:eastAsia="Arial" w:hAnsi="Arial"/>
@@ -17497,7 +17963,7 @@
               <w:spacing w:after="10" w:before="0"/>
               <w:ind w:left="120"/>
             </w:pPr>
-            <w:hyperlink w:history="1" r:id="rIdwn5wkvdvgqcva3k_inr4y">
+            <w:hyperlink w:history="1" r:id="rIdkwhicltekvwuetmxslxiq">
               <w:r>
                 <w:rPr>
                   <w:rFonts w:ascii="Arial" w:cs="Arial" w:eastAsia="Arial" w:hAnsi="Arial"/>
@@ -17542,7 +18008,7 @@
             <w:pPr>
               <w:spacing w:after="20" w:before="0"/>
             </w:pPr>
-            <w:hyperlink w:history="1" r:id="rIdt-yzycn26tta92divnrxu">
+            <w:hyperlink w:history="1" r:id="rId41ege8ens9vn7eyvpkdax">
               <w:r>
                 <w:rPr>
                   <w:rFonts w:ascii="Arial" w:cs="Arial" w:eastAsia="Arial" w:hAnsi="Arial"/>
@@ -17575,7 +18041,7 @@
               <w:spacing w:after="10" w:before="0"/>
               <w:ind w:left="120"/>
             </w:pPr>
-            <w:hyperlink w:history="1" r:id="rIdyo4nzvyphrbw4mlm-j1aq">
+            <w:hyperlink w:history="1" r:id="rIdcobnpjbcqzxbif3im6qe5">
               <w:r>
                 <w:rPr>
                   <w:rFonts w:ascii="Arial" w:cs="Arial" w:eastAsia="Arial" w:hAnsi="Arial"/>
@@ -17770,7 +18236,7 @@
             <w:pPr>
               <w:spacing w:after="20" w:before="0"/>
             </w:pPr>
-            <w:hyperlink w:history="1" r:id="rIdiofdbofsrkohokyzeng9t">
+            <w:hyperlink w:history="1" r:id="rIdkmsk1ibysts1qoxecjfxq">
               <w:r>
                 <w:rPr>
                   <w:rFonts w:ascii="Arial" w:cs="Arial" w:eastAsia="Arial" w:hAnsi="Arial"/>
@@ -17803,7 +18269,7 @@
               <w:spacing w:after="10" w:before="0"/>
               <w:ind w:left="120"/>
             </w:pPr>
-            <w:hyperlink w:history="1" r:id="rIdccktjer5vrxpx4c7cmkw2">
+            <w:hyperlink w:history="1" r:id="rId3jemspx_ym2cctgrx8n3o">
               <w:r>
                 <w:rPr>
                   <w:rFonts w:ascii="Arial" w:cs="Arial" w:eastAsia="Arial" w:hAnsi="Arial"/>
@@ -17848,7 +18314,7 @@
             <w:pPr>
               <w:spacing w:after="20" w:before="0"/>
             </w:pPr>
-            <w:hyperlink w:history="1" r:id="rIddl9btrk-t60_ifhmnxltj">
+            <w:hyperlink w:history="1" r:id="rIdzxdtkebath3iq0ikvuaju">
               <w:r>
                 <w:rPr>
                   <w:rFonts w:ascii="Arial" w:cs="Arial" w:eastAsia="Arial" w:hAnsi="Arial"/>
@@ -17881,7 +18347,7 @@
               <w:spacing w:after="10" w:before="0"/>
               <w:ind w:left="120"/>
             </w:pPr>
-            <w:hyperlink w:history="1" r:id="rIdgjiscdvmkymrrphlkxwd4">
+            <w:hyperlink w:history="1" r:id="rIdg5p1ntcbvkh7aiezspu3t">
               <w:r>
                 <w:rPr>
                   <w:rFonts w:ascii="Arial" w:cs="Arial" w:eastAsia="Arial" w:hAnsi="Arial"/>
@@ -18076,7 +18542,7 @@
             <w:pPr>
               <w:spacing w:after="20" w:before="0"/>
             </w:pPr>
-            <w:hyperlink w:history="1" r:id="rIdnvrttnyfpnuzovbhgirrq">
+            <w:hyperlink w:history="1" r:id="rId5rwi0r9fdfsk0zj_3_omz">
               <w:r>
                 <w:rPr>
                   <w:rFonts w:ascii="Arial" w:cs="Arial" w:eastAsia="Arial" w:hAnsi="Arial"/>
@@ -18109,7 +18575,7 @@
               <w:spacing w:after="10" w:before="0"/>
               <w:ind w:left="120"/>
             </w:pPr>
-            <w:hyperlink w:history="1" r:id="rIdkaqaomwlhpe5xqcz6bl6s">
+            <w:hyperlink w:history="1" r:id="rId_gcfbquq0ku3yihopwjah">
               <w:r>
                 <w:rPr>
                   <w:rFonts w:ascii="Arial" w:cs="Arial" w:eastAsia="Arial" w:hAnsi="Arial"/>
@@ -18154,7 +18620,7 @@
             <w:pPr>
               <w:spacing w:after="20" w:before="0"/>
             </w:pPr>
-            <w:hyperlink w:history="1" r:id="rIdusmirmglau1wqcqoemvgi">
+            <w:hyperlink w:history="1" r:id="rId3br06zltb6pijmzv4f_qe">
               <w:r>
                 <w:rPr>
                   <w:rFonts w:ascii="Arial" w:cs="Arial" w:eastAsia="Arial" w:hAnsi="Arial"/>
@@ -18187,7 +18653,7 @@
               <w:spacing w:after="10" w:before="0"/>
               <w:ind w:left="120"/>
             </w:pPr>
-            <w:hyperlink w:history="1" r:id="rIdw_zqt5vfdlue22wkqficy">
+            <w:hyperlink w:history="1" r:id="rIdx2hqmuniisykrrxebq817">
               <w:r>
                 <w:rPr>
                   <w:rFonts w:ascii="Arial" w:cs="Arial" w:eastAsia="Arial" w:hAnsi="Arial"/>
@@ -18382,7 +18848,7 @@
             <w:pPr>
               <w:spacing w:after="20" w:before="0"/>
             </w:pPr>
-            <w:hyperlink w:history="1" r:id="rIduq5wvihjxhx6ht82gbdsn">
+            <w:hyperlink w:history="1" r:id="rIdwiiysl4zdk3qff_yqgzoy">
               <w:r>
                 <w:rPr>
                   <w:rFonts w:ascii="Arial" w:cs="Arial" w:eastAsia="Arial" w:hAnsi="Arial"/>
@@ -18415,7 +18881,7 @@
               <w:spacing w:after="10" w:before="0"/>
               <w:ind w:left="120"/>
             </w:pPr>
-            <w:hyperlink w:history="1" r:id="rIdtqp2rajgsz6p0q_g6cenf">
+            <w:hyperlink w:history="1" r:id="rId8wslh8eads7id_lk-xqlz">
               <w:r>
                 <w:rPr>
                   <w:rFonts w:ascii="Arial" w:cs="Arial" w:eastAsia="Arial" w:hAnsi="Arial"/>
@@ -18460,7 +18926,7 @@
             <w:pPr>
               <w:spacing w:after="20" w:before="0"/>
             </w:pPr>
-            <w:hyperlink w:history="1" r:id="rIdigvb8zm61ibela9pbvb9b">
+            <w:hyperlink w:history="1" r:id="rIdxpzmcybl7tl1zs_j7e-xz">
               <w:r>
                 <w:rPr>
                   <w:rFonts w:ascii="Arial" w:cs="Arial" w:eastAsia="Arial" w:hAnsi="Arial"/>
@@ -18493,7 +18959,7 @@
               <w:spacing w:after="10" w:before="0"/>
               <w:ind w:left="120"/>
             </w:pPr>
-            <w:hyperlink w:history="1" r:id="rIdiqo2iwet9hreqb2o1howi">
+            <w:hyperlink w:history="1" r:id="rIds4x_ugob0mnn8qvbvmgyy">
               <w:r>
                 <w:rPr>
                   <w:rFonts w:ascii="Arial" w:cs="Arial" w:eastAsia="Arial" w:hAnsi="Arial"/>
@@ -18688,7 +19154,7 @@
             <w:pPr>
               <w:spacing w:after="20" w:before="0"/>
             </w:pPr>
-            <w:hyperlink w:history="1" r:id="rId2cwjw_cgad9tftshhw9og">
+            <w:hyperlink w:history="1" r:id="rIdgokcr4_mcgvfrk34mz-q-">
               <w:r>
                 <w:rPr>
                   <w:rFonts w:ascii="Arial" w:cs="Arial" w:eastAsia="Arial" w:hAnsi="Arial"/>
@@ -18721,7 +19187,7 @@
               <w:spacing w:after="10" w:before="0"/>
               <w:ind w:left="120"/>
             </w:pPr>
-            <w:hyperlink w:history="1" r:id="rIdik9yrpdz7yqld9habilur">
+            <w:hyperlink w:history="1" r:id="rIdaaisxnxzuotzkgfdicawc">
               <w:r>
                 <w:rPr>
                   <w:rFonts w:ascii="Arial" w:cs="Arial" w:eastAsia="Arial" w:hAnsi="Arial"/>
@@ -18766,7 +19232,7 @@
             <w:pPr>
               <w:spacing w:after="20" w:before="0"/>
             </w:pPr>
-            <w:hyperlink w:history="1" r:id="rIdsvuxz6aweqvh260grn48s">
+            <w:hyperlink w:history="1" r:id="rIdycv0f5rdx8eylgvxoqjjo">
               <w:r>
                 <w:rPr>
                   <w:rFonts w:ascii="Arial" w:cs="Arial" w:eastAsia="Arial" w:hAnsi="Arial"/>
@@ -18799,7 +19265,7 @@
               <w:spacing w:after="10" w:before="0"/>
               <w:ind w:left="120"/>
             </w:pPr>
-            <w:hyperlink w:history="1" r:id="rId3_6jiuejeaeny3fts3scf">
+            <w:hyperlink w:history="1" r:id="rIdnh_xbpcmctbe2cm11fxgo">
               <w:r>
                 <w:rPr>
                   <w:rFonts w:ascii="Arial" w:cs="Arial" w:eastAsia="Arial" w:hAnsi="Arial"/>
@@ -19390,6 +19856,65 @@
         </w:tc>
       </w:tr>
     </w:tbl>
+    <w:p>
+      <w:pPr>
+        <w:pBdr>
+          <w:top w:val="single" w:color="BBBBBB" w:sz="4" w:space="4"/>
+        </w:pBdr>
+        <w:spacing w:after="0" w:before="160"/>
+      </w:pPr>
+      <w:r>
+        <w:rPr>
+          <w:rFonts w:ascii="Arial" w:cs="Arial" w:eastAsia="Arial" w:hAnsi="Arial"/>
+          <w:color w:val="666666"/>
+          <w:sz w:val="14"/>
+          <w:szCs w:val="14"/>
+        </w:rPr>
+        <w:t xml:space="preserve">© 2026 SeaVuria and ARES. Aligned with KICD objectives. Developed by SeaVuria; technical implementation by ARES (with AI assistance from Claude). Licensed under </w:t>
+      </w:r>
+      <w:hyperlink w:history="1" r:id="rIduohoxr8iagcifot6zx7m2">
+        <w:r>
+          <w:rPr>
+            <w:rFonts w:ascii="Arial" w:cs="Arial" w:eastAsia="Arial" w:hAnsi="Arial"/>
+            <w:color w:val="1F6B75"/>
+            <w:sz w:val="14"/>
+            <w:szCs w:val="14"/>
+            <w:u w:val="single" w:color="1F6B75"/>
+          </w:rPr>
+          <w:t xml:space="preserve">CC BY-NC 4.0</w:t>
+        </w:r>
+      </w:hyperlink>
+      <w:r>
+        <w:rPr>
+          <w:rFonts w:ascii="Arial" w:cs="Arial" w:eastAsia="Arial" w:hAnsi="Arial"/>
+          <w:color w:val="666666"/>
+          <w:sz w:val="14"/>
+          <w:szCs w:val="14"/>
+        </w:rPr>
+        <w:t xml:space="preserve"> (</w:t>
+      </w:r>
+      <w:hyperlink w:history="1" r:id="rIdoc-dwpxvpv-sskjabjcd3">
+        <w:r>
+          <w:rPr>
+            <w:rFonts w:ascii="Arial" w:cs="Arial" w:eastAsia="Arial" w:hAnsi="Arial"/>
+            <w:color w:val="1F6B75"/>
+            <w:sz w:val="14"/>
+            <w:szCs w:val="14"/>
+            <w:u w:val="single" w:color="1F6B75"/>
+          </w:rPr>
+          <w:t xml:space="preserve">https://creativecommons.org/licenses/by-nc/4.0/</w:t>
+        </w:r>
+      </w:hyperlink>
+      <w:r>
+        <w:rPr>
+          <w:rFonts w:ascii="Arial" w:cs="Arial" w:eastAsia="Arial" w:hAnsi="Arial"/>
+          <w:color w:val="666666"/>
+          <w:sz w:val="14"/>
+          <w:szCs w:val="14"/>
+        </w:rPr>
+        <w:t xml:space="preserve">).</w:t>
+      </w:r>
+    </w:p>
     <w:p>
       <w:r>
         <w:br w:type="page"/>
@@ -20381,7 +20906,7 @@
             <w:pPr>
               <w:spacing w:after="20" w:before="0"/>
             </w:pPr>
-            <w:hyperlink w:history="1" r:id="rIdx6kbhtoa6cjxsv4brtbdc">
+            <w:hyperlink w:history="1" r:id="rIdragjpr1kvhp70pfdoyh4d">
               <w:r>
                 <w:rPr>
                   <w:rFonts w:ascii="Arial" w:cs="Arial" w:eastAsia="Arial" w:hAnsi="Arial"/>
@@ -20414,7 +20939,7 @@
               <w:spacing w:after="10" w:before="0"/>
               <w:ind w:left="120"/>
             </w:pPr>
-            <w:hyperlink w:history="1" r:id="rIduv5wcyoemwtwvof54fsfp">
+            <w:hyperlink w:history="1" r:id="rIdauxbrp0my58en2f1mblrj">
               <w:r>
                 <w:rPr>
                   <w:rFonts w:ascii="Arial" w:cs="Arial" w:eastAsia="Arial" w:hAnsi="Arial"/>
@@ -20459,7 +20984,7 @@
             <w:pPr>
               <w:spacing w:after="20" w:before="0"/>
             </w:pPr>
-            <w:hyperlink w:history="1" r:id="rIdquujiplwpetz7rchtsqea">
+            <w:hyperlink w:history="1" r:id="rIdsnwb7yirfmyftkkhwufyo">
               <w:r>
                 <w:rPr>
                   <w:rFonts w:ascii="Arial" w:cs="Arial" w:eastAsia="Arial" w:hAnsi="Arial"/>
@@ -20492,7 +21017,7 @@
               <w:spacing w:after="10" w:before="0"/>
               <w:ind w:left="120"/>
             </w:pPr>
-            <w:hyperlink w:history="1" r:id="rIdgoeik_fwaqnxpjf7ul92v">
+            <w:hyperlink w:history="1" r:id="rIdrtxv4lv9gykma4qr8ub8u">
               <w:r>
                 <w:rPr>
                   <w:rFonts w:ascii="Arial" w:cs="Arial" w:eastAsia="Arial" w:hAnsi="Arial"/>
@@ -20687,7 +21212,7 @@
             <w:pPr>
               <w:spacing w:after="20" w:before="0"/>
             </w:pPr>
-            <w:hyperlink w:history="1" r:id="rIdj_lx8f7mzd3z2gvrcdz32">
+            <w:hyperlink w:history="1" r:id="rIdipj-7aqn0bamxgssitpwd">
               <w:r>
                 <w:rPr>
                   <w:rFonts w:ascii="Arial" w:cs="Arial" w:eastAsia="Arial" w:hAnsi="Arial"/>
@@ -20720,7 +21245,7 @@
               <w:spacing w:after="10" w:before="0"/>
               <w:ind w:left="120"/>
             </w:pPr>
-            <w:hyperlink w:history="1" r:id="rIdsuap0xufwjndkiwt7lurq">
+            <w:hyperlink w:history="1" r:id="rIdyqm8bqijbuy0l0ezkufjx">
               <w:r>
                 <w:rPr>
                   <w:rFonts w:ascii="Arial" w:cs="Arial" w:eastAsia="Arial" w:hAnsi="Arial"/>
@@ -20765,7 +21290,7 @@
             <w:pPr>
               <w:spacing w:after="20" w:before="0"/>
             </w:pPr>
-            <w:hyperlink w:history="1" r:id="rId5x6izjcq9kcq9vokarcwo">
+            <w:hyperlink w:history="1" r:id="rIdqpgormmdklmcwnigitnwj">
               <w:r>
                 <w:rPr>
                   <w:rFonts w:ascii="Arial" w:cs="Arial" w:eastAsia="Arial" w:hAnsi="Arial"/>
@@ -20798,7 +21323,7 @@
               <w:spacing w:after="10" w:before="0"/>
               <w:ind w:left="120"/>
             </w:pPr>
-            <w:hyperlink w:history="1" r:id="rIdtjeg1dct1lbaffjlwtdcx">
+            <w:hyperlink w:history="1" r:id="rIdqq0d3oyjbth2x5unllbyo">
               <w:r>
                 <w:rPr>
                   <w:rFonts w:ascii="Arial" w:cs="Arial" w:eastAsia="Arial" w:hAnsi="Arial"/>
@@ -20993,7 +21518,7 @@
             <w:pPr>
               <w:spacing w:after="20" w:before="0"/>
             </w:pPr>
-            <w:hyperlink w:history="1" r:id="rIdnnsdhpihzjxahglmxjxig">
+            <w:hyperlink w:history="1" r:id="rIdxz3qtj48gufj_8spxshkf">
               <w:r>
                 <w:rPr>
                   <w:rFonts w:ascii="Arial" w:cs="Arial" w:eastAsia="Arial" w:hAnsi="Arial"/>
@@ -21026,7 +21551,7 @@
               <w:spacing w:after="10" w:before="0"/>
               <w:ind w:left="120"/>
             </w:pPr>
-            <w:hyperlink w:history="1" r:id="rIdhyibpsqvvxhz6mubely15">
+            <w:hyperlink w:history="1" r:id="rIdksha_ex2i0d5r_3tuuxyz">
               <w:r>
                 <w:rPr>
                   <w:rFonts w:ascii="Arial" w:cs="Arial" w:eastAsia="Arial" w:hAnsi="Arial"/>
@@ -21071,7 +21596,7 @@
             <w:pPr>
               <w:spacing w:after="20" w:before="0"/>
             </w:pPr>
-            <w:hyperlink w:history="1" r:id="rId9upiuqdcfczqn0cy8ciki">
+            <w:hyperlink w:history="1" r:id="rIdqsuhieo4grnln3hgfnjsw">
               <w:r>
                 <w:rPr>
                   <w:rFonts w:ascii="Arial" w:cs="Arial" w:eastAsia="Arial" w:hAnsi="Arial"/>
@@ -21104,7 +21629,7 @@
               <w:spacing w:after="10" w:before="0"/>
               <w:ind w:left="120"/>
             </w:pPr>
-            <w:hyperlink w:history="1" r:id="rIdqcdoe3k-cwov6ghfvjntf">
+            <w:hyperlink w:history="1" r:id="rId60_l7ndsnpafgjdjv2gth">
               <w:r>
                 <w:rPr>
                   <w:rFonts w:ascii="Arial" w:cs="Arial" w:eastAsia="Arial" w:hAnsi="Arial"/>
@@ -21299,7 +21824,7 @@
             <w:pPr>
               <w:spacing w:after="20" w:before="0"/>
             </w:pPr>
-            <w:hyperlink w:history="1" r:id="rIdewaceuvu6uyzs3wru1hrb">
+            <w:hyperlink w:history="1" r:id="rIdpxu_mm3ppta77bz5wr8fo">
               <w:r>
                 <w:rPr>
                   <w:rFonts w:ascii="Arial" w:cs="Arial" w:eastAsia="Arial" w:hAnsi="Arial"/>
@@ -21332,7 +21857,7 @@
               <w:spacing w:after="10" w:before="0"/>
               <w:ind w:left="120"/>
             </w:pPr>
-            <w:hyperlink w:history="1" r:id="rId5ehgd8bkrmf5kshqov_hc">
+            <w:hyperlink w:history="1" r:id="rIdbr5ma1-mtvybxixvbszel">
               <w:r>
                 <w:rPr>
                   <w:rFonts w:ascii="Arial" w:cs="Arial" w:eastAsia="Arial" w:hAnsi="Arial"/>
@@ -21377,7 +21902,7 @@
             <w:pPr>
               <w:spacing w:after="20" w:before="0"/>
             </w:pPr>
-            <w:hyperlink w:history="1" r:id="rId34iplpnuwzf62schrxuec">
+            <w:hyperlink w:history="1" r:id="rIdwxrv96yyavoqmcuhw8kil">
               <w:r>
                 <w:rPr>
                   <w:rFonts w:ascii="Arial" w:cs="Arial" w:eastAsia="Arial" w:hAnsi="Arial"/>
@@ -21410,7 +21935,7 @@
               <w:spacing w:after="10" w:before="0"/>
               <w:ind w:left="120"/>
             </w:pPr>
-            <w:hyperlink w:history="1" r:id="rIdpjd3csar9jkzba8t7k403">
+            <w:hyperlink w:history="1" r:id="rIdrisvdolhomwpwurpcoqtc">
               <w:r>
                 <w:rPr>
                   <w:rFonts w:ascii="Arial" w:cs="Arial" w:eastAsia="Arial" w:hAnsi="Arial"/>
@@ -21605,7 +22130,7 @@
             <w:pPr>
               <w:spacing w:after="20" w:before="0"/>
             </w:pPr>
-            <w:hyperlink w:history="1" r:id="rIde_92yjyi828ipgodx_8g0">
+            <w:hyperlink w:history="1" r:id="rId68kp2s_bkjo6jjoacnrc7">
               <w:r>
                 <w:rPr>
                   <w:rFonts w:ascii="Arial" w:cs="Arial" w:eastAsia="Arial" w:hAnsi="Arial"/>
@@ -21638,7 +22163,7 @@
               <w:spacing w:after="10" w:before="0"/>
               <w:ind w:left="120"/>
             </w:pPr>
-            <w:hyperlink w:history="1" r:id="rIdxmqmjjybegnpem1r2j-ku">
+            <w:hyperlink w:history="1" r:id="rIdse0qrstzxc5c-fohoktur">
               <w:r>
                 <w:rPr>
                   <w:rFonts w:ascii="Arial" w:cs="Arial" w:eastAsia="Arial" w:hAnsi="Arial"/>
@@ -21683,7 +22208,7 @@
             <w:pPr>
               <w:spacing w:after="20" w:before="0"/>
             </w:pPr>
-            <w:hyperlink w:history="1" r:id="rId7hkczpciphmp2ygpqkbdn">
+            <w:hyperlink w:history="1" r:id="rIdf3rtxgudmn-ysli7z0zdo">
               <w:r>
                 <w:rPr>
                   <w:rFonts w:ascii="Arial" w:cs="Arial" w:eastAsia="Arial" w:hAnsi="Arial"/>
@@ -21716,7 +22241,7 @@
               <w:spacing w:after="10" w:before="0"/>
               <w:ind w:left="120"/>
             </w:pPr>
-            <w:hyperlink w:history="1" r:id="rIdmvmw3ty0ptgnfhtpbe18q">
+            <w:hyperlink w:history="1" r:id="rIdj7wmxd-giat0i-luxrffq">
               <w:r>
                 <w:rPr>
                   <w:rFonts w:ascii="Arial" w:cs="Arial" w:eastAsia="Arial" w:hAnsi="Arial"/>
@@ -22212,6 +22737,65 @@
         </w:tc>
       </w:tr>
     </w:tbl>
+    <w:p>
+      <w:pPr>
+        <w:pBdr>
+          <w:top w:val="single" w:color="BBBBBB" w:sz="4" w:space="4"/>
+        </w:pBdr>
+        <w:spacing w:after="0" w:before="160"/>
+      </w:pPr>
+      <w:r>
+        <w:rPr>
+          <w:rFonts w:ascii="Arial" w:cs="Arial" w:eastAsia="Arial" w:hAnsi="Arial"/>
+          <w:color w:val="666666"/>
+          <w:sz w:val="14"/>
+          <w:szCs w:val="14"/>
+        </w:rPr>
+        <w:t xml:space="preserve">© 2026 SeaVuria and ARES. Aligned with KICD objectives. Developed by SeaVuria; technical implementation by ARES (with AI assistance from Claude). Licensed under </w:t>
+      </w:r>
+      <w:hyperlink w:history="1" r:id="rIdlc8ynhpsh1xustrrb2vok">
+        <w:r>
+          <w:rPr>
+            <w:rFonts w:ascii="Arial" w:cs="Arial" w:eastAsia="Arial" w:hAnsi="Arial"/>
+            <w:color w:val="1F6B75"/>
+            <w:sz w:val="14"/>
+            <w:szCs w:val="14"/>
+            <w:u w:val="single" w:color="1F6B75"/>
+          </w:rPr>
+          <w:t xml:space="preserve">CC BY-NC 4.0</w:t>
+        </w:r>
+      </w:hyperlink>
+      <w:r>
+        <w:rPr>
+          <w:rFonts w:ascii="Arial" w:cs="Arial" w:eastAsia="Arial" w:hAnsi="Arial"/>
+          <w:color w:val="666666"/>
+          <w:sz w:val="14"/>
+          <w:szCs w:val="14"/>
+        </w:rPr>
+        <w:t xml:space="preserve"> (</w:t>
+      </w:r>
+      <w:hyperlink w:history="1" r:id="rIdhfryk-xgmtuvbkn7ngesj">
+        <w:r>
+          <w:rPr>
+            <w:rFonts w:ascii="Arial" w:cs="Arial" w:eastAsia="Arial" w:hAnsi="Arial"/>
+            <w:color w:val="1F6B75"/>
+            <w:sz w:val="14"/>
+            <w:szCs w:val="14"/>
+            <w:u w:val="single" w:color="1F6B75"/>
+          </w:rPr>
+          <w:t xml:space="preserve">https://creativecommons.org/licenses/by-nc/4.0/</w:t>
+        </w:r>
+      </w:hyperlink>
+      <w:r>
+        <w:rPr>
+          <w:rFonts w:ascii="Arial" w:cs="Arial" w:eastAsia="Arial" w:hAnsi="Arial"/>
+          <w:color w:val="666666"/>
+          <w:sz w:val="14"/>
+          <w:szCs w:val="14"/>
+        </w:rPr>
+        <w:t xml:space="preserve">).</w:t>
+      </w:r>
+    </w:p>
     <w:p>
       <w:r>
         <w:br w:type="page"/>
@@ -23203,7 +23787,7 @@
             <w:pPr>
               <w:spacing w:after="20" w:before="0"/>
             </w:pPr>
-            <w:hyperlink w:history="1" r:id="rIdib3rjcxzq5uq9y-xvymaq">
+            <w:hyperlink w:history="1" r:id="rId4mgo6pb2ct4n9z1a3lzxw">
               <w:r>
                 <w:rPr>
                   <w:rFonts w:ascii="Arial" w:cs="Arial" w:eastAsia="Arial" w:hAnsi="Arial"/>
@@ -23236,7 +23820,7 @@
               <w:spacing w:after="10" w:before="0"/>
               <w:ind w:left="120"/>
             </w:pPr>
-            <w:hyperlink w:history="1" r:id="rIdrmymlshalhwmqupaj5nz4">
+            <w:hyperlink w:history="1" r:id="rIdywu6g9s6umm4aqs6m-azo">
               <w:r>
                 <w:rPr>
                   <w:rFonts w:ascii="Arial" w:cs="Arial" w:eastAsia="Arial" w:hAnsi="Arial"/>
@@ -23281,7 +23865,7 @@
             <w:pPr>
               <w:spacing w:after="20" w:before="0"/>
             </w:pPr>
-            <w:hyperlink w:history="1" r:id="rId7g5aupxcbwlcaovsqugde">
+            <w:hyperlink w:history="1" r:id="rId2t2nvmyv7t8oh-a-kcqpd">
               <w:r>
                 <w:rPr>
                   <w:rFonts w:ascii="Arial" w:cs="Arial" w:eastAsia="Arial" w:hAnsi="Arial"/>
@@ -23314,7 +23898,7 @@
               <w:spacing w:after="10" w:before="0"/>
               <w:ind w:left="120"/>
             </w:pPr>
-            <w:hyperlink w:history="1" r:id="rIdahmty359mzu8r4dwqcmom">
+            <w:hyperlink w:history="1" r:id="rIdldrdbqczdz1qiaygsk2g2">
               <w:r>
                 <w:rPr>
                   <w:rFonts w:ascii="Arial" w:cs="Arial" w:eastAsia="Arial" w:hAnsi="Arial"/>
@@ -23509,7 +24093,7 @@
             <w:pPr>
               <w:spacing w:after="20" w:before="0"/>
             </w:pPr>
-            <w:hyperlink w:history="1" r:id="rIdzg7vcqamxrrt6fn-wgpub">
+            <w:hyperlink w:history="1" r:id="rIdki52nydypvzqb5kbfledz">
               <w:r>
                 <w:rPr>
                   <w:rFonts w:ascii="Arial" w:cs="Arial" w:eastAsia="Arial" w:hAnsi="Arial"/>
@@ -23542,7 +24126,7 @@
               <w:spacing w:after="10" w:before="0"/>
               <w:ind w:left="120"/>
             </w:pPr>
-            <w:hyperlink w:history="1" r:id="rIddrjv380bgxzou9qho2gm4">
+            <w:hyperlink w:history="1" r:id="rId7fgnkaadzdg3dq8q9urgv">
               <w:r>
                 <w:rPr>
                   <w:rFonts w:ascii="Arial" w:cs="Arial" w:eastAsia="Arial" w:hAnsi="Arial"/>
@@ -23587,7 +24171,7 @@
             <w:pPr>
               <w:spacing w:after="20" w:before="0"/>
             </w:pPr>
-            <w:hyperlink w:history="1" r:id="rId2_9lntnqv0ghkcpecuqrc">
+            <w:hyperlink w:history="1" r:id="rIdodx1vhibsg5ttropmy5i8">
               <w:r>
                 <w:rPr>
                   <w:rFonts w:ascii="Arial" w:cs="Arial" w:eastAsia="Arial" w:hAnsi="Arial"/>
@@ -23620,7 +24204,7 @@
               <w:spacing w:after="10" w:before="0"/>
               <w:ind w:left="120"/>
             </w:pPr>
-            <w:hyperlink w:history="1" r:id="rIdidpu58-4vdgbteijqam2w">
+            <w:hyperlink w:history="1" r:id="rIdygufdii6v_libj6vn3aed">
               <w:r>
                 <w:rPr>
                   <w:rFonts w:ascii="Arial" w:cs="Arial" w:eastAsia="Arial" w:hAnsi="Arial"/>
@@ -23815,7 +24399,7 @@
             <w:pPr>
               <w:spacing w:after="20" w:before="0"/>
             </w:pPr>
-            <w:hyperlink w:history="1" r:id="rIdgvdlkqqsqyr6c8cdzbuah">
+            <w:hyperlink w:history="1" r:id="rIdlqgdnkb-wccfne-xj3mgp">
               <w:r>
                 <w:rPr>
                   <w:rFonts w:ascii="Arial" w:cs="Arial" w:eastAsia="Arial" w:hAnsi="Arial"/>
@@ -23848,7 +24432,7 @@
               <w:spacing w:after="10" w:before="0"/>
               <w:ind w:left="120"/>
             </w:pPr>
-            <w:hyperlink w:history="1" r:id="rIdss_4kx90igfwbzynphpiz">
+            <w:hyperlink w:history="1" r:id="rIduotg2s7jrhzqcwppcdm1u">
               <w:r>
                 <w:rPr>
                   <w:rFonts w:ascii="Arial" w:cs="Arial" w:eastAsia="Arial" w:hAnsi="Arial"/>
@@ -23893,7 +24477,7 @@
             <w:pPr>
               <w:spacing w:after="20" w:before="0"/>
             </w:pPr>
-            <w:hyperlink w:history="1" r:id="rIdlis5jsljybb0i96c_3qn4">
+            <w:hyperlink w:history="1" r:id="rIdb6ztjfbhzdevsktk07w-h">
               <w:r>
                 <w:rPr>
                   <w:rFonts w:ascii="Arial" w:cs="Arial" w:eastAsia="Arial" w:hAnsi="Arial"/>
@@ -23926,7 +24510,7 @@
               <w:spacing w:after="10" w:before="0"/>
               <w:ind w:left="120"/>
             </w:pPr>
-            <w:hyperlink w:history="1" r:id="rIdimj8m527avz395cfqdwcn">
+            <w:hyperlink w:history="1" r:id="rIdpee_n5fq40afytmsijyef">
               <w:r>
                 <w:rPr>
                   <w:rFonts w:ascii="Arial" w:cs="Arial" w:eastAsia="Arial" w:hAnsi="Arial"/>
@@ -24121,7 +24705,7 @@
             <w:pPr>
               <w:spacing w:after="20" w:before="0"/>
             </w:pPr>
-            <w:hyperlink w:history="1" r:id="rIdxvujrqrjnkbf1jcbhjvjb">
+            <w:hyperlink w:history="1" r:id="rId5rwwecbbtma6_0_0bp5jm">
               <w:r>
                 <w:rPr>
                   <w:rFonts w:ascii="Arial" w:cs="Arial" w:eastAsia="Arial" w:hAnsi="Arial"/>
@@ -24154,7 +24738,7 @@
               <w:spacing w:after="10" w:before="0"/>
               <w:ind w:left="120"/>
             </w:pPr>
-            <w:hyperlink w:history="1" r:id="rIdo6_uvnm02tdgydeiqdbvy">
+            <w:hyperlink w:history="1" r:id="rIdp4e3t39xptcf9w8lj4ln5">
               <w:r>
                 <w:rPr>
                   <w:rFonts w:ascii="Arial" w:cs="Arial" w:eastAsia="Arial" w:hAnsi="Arial"/>
@@ -24199,7 +24783,7 @@
             <w:pPr>
               <w:spacing w:after="20" w:before="0"/>
             </w:pPr>
-            <w:hyperlink w:history="1" r:id="rId5g8mktjwx0zsrapditgsi">
+            <w:hyperlink w:history="1" r:id="rIdl_9u1iejdra-z9u0h5khn">
               <w:r>
                 <w:rPr>
                   <w:rFonts w:ascii="Arial" w:cs="Arial" w:eastAsia="Arial" w:hAnsi="Arial"/>
@@ -24232,7 +24816,7 @@
               <w:spacing w:after="10" w:before="0"/>
               <w:ind w:left="120"/>
             </w:pPr>
-            <w:hyperlink w:history="1" r:id="rIdzmlf0m5zboaswf1q8ts8c">
+            <w:hyperlink w:history="1" r:id="rIdy6-wdtd0x02vpfzslgpyq">
               <w:r>
                 <w:rPr>
                   <w:rFonts w:ascii="Arial" w:cs="Arial" w:eastAsia="Arial" w:hAnsi="Arial"/>
@@ -24427,7 +25011,7 @@
             <w:pPr>
               <w:spacing w:after="20" w:before="0"/>
             </w:pPr>
-            <w:hyperlink w:history="1" r:id="rIdn-1iclgcgum7xkgtrd2pe">
+            <w:hyperlink w:history="1" r:id="rId6wnbkmfuvwuv-0djz9zzs">
               <w:r>
                 <w:rPr>
                   <w:rFonts w:ascii="Arial" w:cs="Arial" w:eastAsia="Arial" w:hAnsi="Arial"/>
@@ -24460,7 +25044,7 @@
               <w:spacing w:after="10" w:before="0"/>
               <w:ind w:left="120"/>
             </w:pPr>
-            <w:hyperlink w:history="1" r:id="rIdq0ajlwbpe4maxbu2v_cke">
+            <w:hyperlink w:history="1" r:id="rIdyxgcpwxx7liz8frxzkt7-">
               <w:r>
                 <w:rPr>
                   <w:rFonts w:ascii="Arial" w:cs="Arial" w:eastAsia="Arial" w:hAnsi="Arial"/>
@@ -24505,7 +25089,7 @@
             <w:pPr>
               <w:spacing w:after="20" w:before="0"/>
             </w:pPr>
-            <w:hyperlink w:history="1" r:id="rIdmgazb7i0p2lwgty2dwhvb">
+            <w:hyperlink w:history="1" r:id="rIdpfdeb2a_ltc8jyomgdiu0">
               <w:r>
                 <w:rPr>
                   <w:rFonts w:ascii="Arial" w:cs="Arial" w:eastAsia="Arial" w:hAnsi="Arial"/>
@@ -24538,7 +25122,7 @@
               <w:spacing w:after="10" w:before="0"/>
               <w:ind w:left="120"/>
             </w:pPr>
-            <w:hyperlink w:history="1" r:id="rIdkxn74fqobd78pgnmo6a3x">
+            <w:hyperlink w:history="1" r:id="rId9p34wz6lo9rxocvbh7r_a">
               <w:r>
                 <w:rPr>
                   <w:rFonts w:ascii="Arial" w:cs="Arial" w:eastAsia="Arial" w:hAnsi="Arial"/>
@@ -25034,6 +25618,65 @@
         </w:tc>
       </w:tr>
     </w:tbl>
+    <w:p>
+      <w:pPr>
+        <w:pBdr>
+          <w:top w:val="single" w:color="BBBBBB" w:sz="4" w:space="4"/>
+        </w:pBdr>
+        <w:spacing w:after="0" w:before="160"/>
+      </w:pPr>
+      <w:r>
+        <w:rPr>
+          <w:rFonts w:ascii="Arial" w:cs="Arial" w:eastAsia="Arial" w:hAnsi="Arial"/>
+          <w:color w:val="666666"/>
+          <w:sz w:val="14"/>
+          <w:szCs w:val="14"/>
+        </w:rPr>
+        <w:t xml:space="preserve">© 2026 SeaVuria and ARES. Aligned with KICD objectives. Developed by SeaVuria; technical implementation by ARES (with AI assistance from Claude). Licensed under </w:t>
+      </w:r>
+      <w:hyperlink w:history="1" r:id="rIdcxeursuhjvfrer9f5dnoy">
+        <w:r>
+          <w:rPr>
+            <w:rFonts w:ascii="Arial" w:cs="Arial" w:eastAsia="Arial" w:hAnsi="Arial"/>
+            <w:color w:val="1F6B75"/>
+            <w:sz w:val="14"/>
+            <w:szCs w:val="14"/>
+            <w:u w:val="single" w:color="1F6B75"/>
+          </w:rPr>
+          <w:t xml:space="preserve">CC BY-NC 4.0</w:t>
+        </w:r>
+      </w:hyperlink>
+      <w:r>
+        <w:rPr>
+          <w:rFonts w:ascii="Arial" w:cs="Arial" w:eastAsia="Arial" w:hAnsi="Arial"/>
+          <w:color w:val="666666"/>
+          <w:sz w:val="14"/>
+          <w:szCs w:val="14"/>
+        </w:rPr>
+        <w:t xml:space="preserve"> (</w:t>
+      </w:r>
+      <w:hyperlink w:history="1" r:id="rIdhwpiig0z-cp0eyc76jbfj">
+        <w:r>
+          <w:rPr>
+            <w:rFonts w:ascii="Arial" w:cs="Arial" w:eastAsia="Arial" w:hAnsi="Arial"/>
+            <w:color w:val="1F6B75"/>
+            <w:sz w:val="14"/>
+            <w:szCs w:val="14"/>
+            <w:u w:val="single" w:color="1F6B75"/>
+          </w:rPr>
+          <w:t xml:space="preserve">https://creativecommons.org/licenses/by-nc/4.0/</w:t>
+        </w:r>
+      </w:hyperlink>
+      <w:r>
+        <w:rPr>
+          <w:rFonts w:ascii="Arial" w:cs="Arial" w:eastAsia="Arial" w:hAnsi="Arial"/>
+          <w:color w:val="666666"/>
+          <w:sz w:val="14"/>
+          <w:szCs w:val="14"/>
+        </w:rPr>
+        <w:t xml:space="preserve">).</w:t>
+      </w:r>
+    </w:p>
     <w:p>
       <w:r>
         <w:br w:type="page"/>

--- a/data/outputs/v2/General_Science/SS2.1_The_Periodic_Table/General_Science_The_Periodic_Table_CBE_LessonSequence.docx
+++ b/data/outputs/v2/General_Science/SS2.1_The_Periodic_Table/General_Science_The_Periodic_Table_CBE_LessonSequence.docx
@@ -38,6 +38,2139 @@
           <w:szCs w:val="22"/>
         </w:rPr>
         <w:t xml:space="preserve">CBE Phenomenon-Driven Lesson Sequence — Sub-Strand 2.1 (8 Lessons)</w:t>
+      </w:r>
+    </w:p>
+    <w:p>
+      <w:pPr>
+        <w:spacing w:after="120"/>
+      </w:pPr>
+      <w:r>
+        <w:t xml:space="preserve"/>
+      </w:r>
+    </w:p>
+    <w:tbl>
+      <w:tblPr>
+        <w:tblW w:type="dxa" w:w="13680"/>
+        <w:tblBorders>
+          <w:top w:val="single" w:color="AAAAAA" w:sz="4"/>
+          <w:left w:val="single" w:color="AAAAAA" w:sz="4"/>
+          <w:bottom w:val="single" w:color="AAAAAA" w:sz="4"/>
+          <w:right w:val="single" w:color="AAAAAA" w:sz="4"/>
+          <w:insideH w:val="single" w:color="auto" w:sz="4"/>
+          <w:insideV w:val="single" w:color="auto" w:sz="4"/>
+        </w:tblBorders>
+        <w:tblLayout w:type="fixed"/>
+      </w:tblPr>
+      <w:tblGrid>
+        <w:gridCol w:w="3000"/>
+        <w:gridCol w:w="10680"/>
+      </w:tblGrid>
+      <w:tr>
+        <w:tc>
+          <w:tcPr>
+            <w:tcW w:type="dxa" w:w="13680"/>
+            <w:gridSpan w:val="2"/>
+            <w:shd w:fill="1F3864" w:color="auto" w:val="clear"/>
+            <w:tcMar>
+              <w:top w:type="dxa" w:w="60"/>
+              <w:left w:type="dxa" w:w="120"/>
+              <w:bottom w:type="dxa" w:w="60"/>
+              <w:right w:type="dxa" w:w="120"/>
+            </w:tcMar>
+            <w:vAlign w:val="top"/>
+          </w:tcPr>
+          <w:p>
+            <w:pPr>
+              <w:spacing w:after="40" w:before="0"/>
+              <w:jc w:val="center"/>
+            </w:pPr>
+            <w:r>
+              <w:rPr>
+                <w:rFonts w:ascii="Arial" w:cs="Arial" w:eastAsia="Arial" w:hAnsi="Arial"/>
+                <w:b/>
+                <w:bCs/>
+                <w:i w:val="false"/>
+                <w:iCs w:val="false"/>
+                <w:color w:val="FFFFFF"/>
+                <w:sz w:val="22"/>
+                <w:szCs w:val="22"/>
+              </w:rPr>
+              <w:t xml:space="preserve">SUB-STRAND OVERVIEW</w:t>
+            </w:r>
+          </w:p>
+        </w:tc>
+      </w:tr>
+      <w:tr>
+        <w:tc>
+          <w:tcPr>
+            <w:tcW w:type="dxa" w:w="3000"/>
+            <w:shd w:fill="D5E8F0" w:color="auto" w:val="clear"/>
+            <w:tcMar>
+              <w:top w:type="dxa" w:w="60"/>
+              <w:left w:type="dxa" w:w="120"/>
+              <w:bottom w:type="dxa" w:w="60"/>
+              <w:right w:type="dxa" w:w="120"/>
+            </w:tcMar>
+            <w:vAlign w:val="top"/>
+          </w:tcPr>
+          <w:p>
+            <w:pPr>
+              <w:spacing w:after="40" w:before="0"/>
+              <w:jc w:val="left"/>
+            </w:pPr>
+            <w:r>
+              <w:rPr>
+                <w:rFonts w:ascii="Arial" w:cs="Arial" w:eastAsia="Arial" w:hAnsi="Arial"/>
+                <w:b/>
+                <w:bCs/>
+                <w:i w:val="false"/>
+                <w:iCs w:val="false"/>
+                <w:color w:val="000000"/>
+                <w:sz w:val="18"/>
+                <w:szCs w:val="18"/>
+              </w:rPr>
+              <w:t xml:space="preserve">Grade Level</w:t>
+            </w:r>
+          </w:p>
+        </w:tc>
+        <w:tc>
+          <w:tcPr>
+            <w:tcW w:type="dxa" w:w="10680"/>
+            <w:shd w:fill="FFFFFF" w:color="auto" w:val="clear"/>
+            <w:tcMar>
+              <w:top w:type="dxa" w:w="60"/>
+              <w:left w:type="dxa" w:w="120"/>
+              <w:bottom w:type="dxa" w:w="60"/>
+              <w:right w:type="dxa" w:w="120"/>
+            </w:tcMar>
+            <w:vAlign w:val="top"/>
+          </w:tcPr>
+          <w:p>
+            <w:pPr>
+              <w:spacing w:after="40" w:before="0"/>
+              <w:jc w:val="left"/>
+            </w:pPr>
+            <w:r>
+              <w:rPr>
+                <w:rFonts w:ascii="Arial" w:cs="Arial" w:eastAsia="Arial" w:hAnsi="Arial"/>
+                <w:b w:val="false"/>
+                <w:bCs w:val="false"/>
+                <w:i w:val="false"/>
+                <w:iCs w:val="false"/>
+                <w:color w:val="000000"/>
+                <w:sz w:val="18"/>
+                <w:szCs w:val="18"/>
+              </w:rPr>
+              <w:t xml:space="preserve">10</w:t>
+            </w:r>
+          </w:p>
+        </w:tc>
+      </w:tr>
+      <w:tr>
+        <w:tc>
+          <w:tcPr>
+            <w:tcW w:type="dxa" w:w="3000"/>
+            <w:shd w:fill="D5E8F0" w:color="auto" w:val="clear"/>
+            <w:tcMar>
+              <w:top w:type="dxa" w:w="60"/>
+              <w:left w:type="dxa" w:w="120"/>
+              <w:bottom w:type="dxa" w:w="60"/>
+              <w:right w:type="dxa" w:w="120"/>
+            </w:tcMar>
+            <w:vAlign w:val="top"/>
+          </w:tcPr>
+          <w:p>
+            <w:pPr>
+              <w:spacing w:after="40" w:before="0"/>
+              <w:jc w:val="left"/>
+            </w:pPr>
+            <w:r>
+              <w:rPr>
+                <w:rFonts w:ascii="Arial" w:cs="Arial" w:eastAsia="Arial" w:hAnsi="Arial"/>
+                <w:b/>
+                <w:bCs/>
+                <w:i w:val="false"/>
+                <w:iCs w:val="false"/>
+                <w:color w:val="000000"/>
+                <w:sz w:val="18"/>
+                <w:szCs w:val="18"/>
+              </w:rPr>
+              <w:t xml:space="preserve">Subject</w:t>
+            </w:r>
+          </w:p>
+        </w:tc>
+        <w:tc>
+          <w:tcPr>
+            <w:tcW w:type="dxa" w:w="10680"/>
+            <w:shd w:fill="FFFFFF" w:color="auto" w:val="clear"/>
+            <w:tcMar>
+              <w:top w:type="dxa" w:w="60"/>
+              <w:left w:type="dxa" w:w="120"/>
+              <w:bottom w:type="dxa" w:w="60"/>
+              <w:right w:type="dxa" w:w="120"/>
+            </w:tcMar>
+            <w:vAlign w:val="top"/>
+          </w:tcPr>
+          <w:p>
+            <w:pPr>
+              <w:spacing w:after="40" w:before="0"/>
+              <w:jc w:val="left"/>
+            </w:pPr>
+            <w:r>
+              <w:rPr>
+                <w:rFonts w:ascii="Arial" w:cs="Arial" w:eastAsia="Arial" w:hAnsi="Arial"/>
+                <w:b w:val="false"/>
+                <w:bCs w:val="false"/>
+                <w:i w:val="false"/>
+                <w:iCs w:val="false"/>
+                <w:color w:val="000000"/>
+                <w:sz w:val="18"/>
+                <w:szCs w:val="18"/>
+              </w:rPr>
+              <w:t xml:space="preserve">General Science</w:t>
+            </w:r>
+          </w:p>
+        </w:tc>
+      </w:tr>
+      <w:tr>
+        <w:tc>
+          <w:tcPr>
+            <w:tcW w:type="dxa" w:w="3000"/>
+            <w:shd w:fill="D5E8F0" w:color="auto" w:val="clear"/>
+            <w:tcMar>
+              <w:top w:type="dxa" w:w="60"/>
+              <w:left w:type="dxa" w:w="120"/>
+              <w:bottom w:type="dxa" w:w="60"/>
+              <w:right w:type="dxa" w:w="120"/>
+            </w:tcMar>
+            <w:vAlign w:val="top"/>
+          </w:tcPr>
+          <w:p>
+            <w:pPr>
+              <w:spacing w:after="40" w:before="0"/>
+              <w:jc w:val="left"/>
+            </w:pPr>
+            <w:r>
+              <w:rPr>
+                <w:rFonts w:ascii="Arial" w:cs="Arial" w:eastAsia="Arial" w:hAnsi="Arial"/>
+                <w:b/>
+                <w:bCs/>
+                <w:i w:val="false"/>
+                <w:iCs w:val="false"/>
+                <w:color w:val="000000"/>
+                <w:sz w:val="18"/>
+                <w:szCs w:val="18"/>
+              </w:rPr>
+              <w:t xml:space="preserve">Strand</w:t>
+            </w:r>
+          </w:p>
+        </w:tc>
+        <w:tc>
+          <w:tcPr>
+            <w:tcW w:type="dxa" w:w="10680"/>
+            <w:shd w:fill="FFFFFF" w:color="auto" w:val="clear"/>
+            <w:tcMar>
+              <w:top w:type="dxa" w:w="60"/>
+              <w:left w:type="dxa" w:w="120"/>
+              <w:bottom w:type="dxa" w:w="60"/>
+              <w:right w:type="dxa" w:w="120"/>
+            </w:tcMar>
+            <w:vAlign w:val="top"/>
+          </w:tcPr>
+          <w:p>
+            <w:pPr>
+              <w:spacing w:after="40" w:before="0"/>
+              <w:jc w:val="left"/>
+            </w:pPr>
+            <w:r>
+              <w:rPr>
+                <w:rFonts w:ascii="Arial" w:cs="Arial" w:eastAsia="Arial" w:hAnsi="Arial"/>
+                <w:b w:val="false"/>
+                <w:bCs w:val="false"/>
+                <w:i w:val="false"/>
+                <w:iCs w:val="false"/>
+                <w:color w:val="000000"/>
+                <w:sz w:val="18"/>
+                <w:szCs w:val="18"/>
+              </w:rPr>
+              <w:t xml:space="preserve">Strand 2.0: Matter and Chemical Reactions</w:t>
+            </w:r>
+          </w:p>
+        </w:tc>
+      </w:tr>
+      <w:tr>
+        <w:tc>
+          <w:tcPr>
+            <w:tcW w:type="dxa" w:w="3000"/>
+            <w:shd w:fill="D5E8F0" w:color="auto" w:val="clear"/>
+            <w:tcMar>
+              <w:top w:type="dxa" w:w="60"/>
+              <w:left w:type="dxa" w:w="120"/>
+              <w:bottom w:type="dxa" w:w="60"/>
+              <w:right w:type="dxa" w:w="120"/>
+            </w:tcMar>
+            <w:vAlign w:val="top"/>
+          </w:tcPr>
+          <w:p>
+            <w:pPr>
+              <w:spacing w:after="40" w:before="0"/>
+              <w:jc w:val="left"/>
+            </w:pPr>
+            <w:r>
+              <w:rPr>
+                <w:rFonts w:ascii="Arial" w:cs="Arial" w:eastAsia="Arial" w:hAnsi="Arial"/>
+                <w:b/>
+                <w:bCs/>
+                <w:i w:val="false"/>
+                <w:iCs w:val="false"/>
+                <w:color w:val="000000"/>
+                <w:sz w:val="18"/>
+                <w:szCs w:val="18"/>
+              </w:rPr>
+              <w:t xml:space="preserve">Sub-Strand</w:t>
+            </w:r>
+          </w:p>
+        </w:tc>
+        <w:tc>
+          <w:tcPr>
+            <w:tcW w:type="dxa" w:w="10680"/>
+            <w:shd w:fill="FFFFFF" w:color="auto" w:val="clear"/>
+            <w:tcMar>
+              <w:top w:type="dxa" w:w="60"/>
+              <w:left w:type="dxa" w:w="120"/>
+              <w:bottom w:type="dxa" w:w="60"/>
+              <w:right w:type="dxa" w:w="120"/>
+            </w:tcMar>
+            <w:vAlign w:val="top"/>
+          </w:tcPr>
+          <w:p>
+            <w:pPr>
+              <w:spacing w:after="40" w:before="0"/>
+              <w:jc w:val="left"/>
+            </w:pPr>
+            <w:r>
+              <w:rPr>
+                <w:rFonts w:ascii="Arial" w:cs="Arial" w:eastAsia="Arial" w:hAnsi="Arial"/>
+                <w:b w:val="false"/>
+                <w:bCs w:val="false"/>
+                <w:i w:val="false"/>
+                <w:iCs w:val="false"/>
+                <w:color w:val="000000"/>
+                <w:sz w:val="18"/>
+                <w:szCs w:val="18"/>
+              </w:rPr>
+              <w:t xml:space="preserve">Sub-Strand 2.1: The Periodic Table</w:t>
+            </w:r>
+          </w:p>
+        </w:tc>
+      </w:tr>
+      <w:tr>
+        <w:tc>
+          <w:tcPr>
+            <w:tcW w:type="dxa" w:w="3000"/>
+            <w:shd w:fill="D5E8F0" w:color="auto" w:val="clear"/>
+            <w:tcMar>
+              <w:top w:type="dxa" w:w="60"/>
+              <w:left w:type="dxa" w:w="120"/>
+              <w:bottom w:type="dxa" w:w="60"/>
+              <w:right w:type="dxa" w:w="120"/>
+            </w:tcMar>
+            <w:vAlign w:val="top"/>
+          </w:tcPr>
+          <w:p>
+            <w:pPr>
+              <w:spacing w:after="40" w:before="0"/>
+              <w:jc w:val="left"/>
+            </w:pPr>
+            <w:r>
+              <w:rPr>
+                <w:rFonts w:ascii="Arial" w:cs="Arial" w:eastAsia="Arial" w:hAnsi="Arial"/>
+                <w:b/>
+                <w:bCs/>
+                <w:i w:val="false"/>
+                <w:iCs w:val="false"/>
+                <w:color w:val="000000"/>
+                <w:sz w:val="18"/>
+                <w:szCs w:val="18"/>
+              </w:rPr>
+              <w:t xml:space="preserve">Total Duration</w:t>
+            </w:r>
+          </w:p>
+        </w:tc>
+        <w:tc>
+          <w:tcPr>
+            <w:tcW w:type="dxa" w:w="10680"/>
+            <w:shd w:fill="FFFFFF" w:color="auto" w:val="clear"/>
+            <w:tcMar>
+              <w:top w:type="dxa" w:w="60"/>
+              <w:left w:type="dxa" w:w="120"/>
+              <w:bottom w:type="dxa" w:w="60"/>
+              <w:right w:type="dxa" w:w="120"/>
+            </w:tcMar>
+            <w:vAlign w:val="top"/>
+          </w:tcPr>
+          <w:p>
+            <w:pPr>
+              <w:spacing w:after="40" w:before="0"/>
+              <w:jc w:val="left"/>
+            </w:pPr>
+            <w:r>
+              <w:rPr>
+                <w:rFonts w:ascii="Arial" w:cs="Arial" w:eastAsia="Arial" w:hAnsi="Arial"/>
+                <w:b w:val="false"/>
+                <w:bCs w:val="false"/>
+                <w:i w:val="false"/>
+                <w:iCs w:val="false"/>
+                <w:color w:val="000000"/>
+                <w:sz w:val="18"/>
+                <w:szCs w:val="18"/>
+              </w:rPr>
+              <w:t xml:space="preserve">8 lessons × 40 minutes = 320 minutes total</w:t>
+            </w:r>
+          </w:p>
+        </w:tc>
+      </w:tr>
+      <w:tr>
+        <w:tc>
+          <w:tcPr>
+            <w:tcW w:type="dxa" w:w="3000"/>
+            <w:shd w:fill="D5E8F0" w:color="auto" w:val="clear"/>
+            <w:tcMar>
+              <w:top w:type="dxa" w:w="60"/>
+              <w:left w:type="dxa" w:w="120"/>
+              <w:bottom w:type="dxa" w:w="60"/>
+              <w:right w:type="dxa" w:w="120"/>
+            </w:tcMar>
+            <w:vAlign w:val="top"/>
+          </w:tcPr>
+          <w:p>
+            <w:pPr>
+              <w:spacing w:after="40" w:before="0"/>
+              <w:jc w:val="left"/>
+            </w:pPr>
+            <w:r>
+              <w:rPr>
+                <w:rFonts w:ascii="Arial" w:cs="Arial" w:eastAsia="Arial" w:hAnsi="Arial"/>
+                <w:b/>
+                <w:bCs/>
+                <w:i w:val="false"/>
+                <w:iCs w:val="false"/>
+                <w:color w:val="000000"/>
+                <w:sz w:val="18"/>
+                <w:szCs w:val="18"/>
+              </w:rPr>
+              <w:t xml:space="preserve">Sub-Strand Content</w:t>
+            </w:r>
+          </w:p>
+        </w:tc>
+        <w:tc>
+          <w:tcPr>
+            <w:tcW w:type="dxa" w:w="10680"/>
+            <w:shd w:fill="FFFFFF" w:color="auto" w:val="clear"/>
+            <w:tcMar>
+              <w:top w:type="dxa" w:w="60"/>
+              <w:left w:type="dxa" w:w="120"/>
+              <w:bottom w:type="dxa" w:w="60"/>
+              <w:right w:type="dxa" w:w="120"/>
+            </w:tcMar>
+            <w:vAlign w:val="top"/>
+          </w:tcPr>
+          <w:p>
+            <w:pPr>
+              <w:spacing w:after="30" w:before="0"/>
+              <w:ind w:left="360" w:hanging="180"/>
+              <w:jc w:val="left"/>
+            </w:pPr>
+            <w:r>
+              <w:rPr>
+                <w:rFonts w:ascii="Arial" w:cs="Arial" w:eastAsia="Arial" w:hAnsi="Arial"/>
+                <w:b w:val="false"/>
+                <w:bCs w:val="false"/>
+                <w:i w:val="false"/>
+                <w:iCs w:val="false"/>
+                <w:color w:val="000000"/>
+                <w:sz w:val="18"/>
+                <w:szCs w:val="18"/>
+              </w:rPr>
+              <w:t xml:space="preserve">–  Classification of the first twenty elements of the periodic table into groups and periods</w:t>
+            </w:r>
+          </w:p>
+          <w:p>
+            <w:pPr>
+              <w:spacing w:after="30" w:before="0"/>
+              <w:ind w:left="360" w:hanging="180"/>
+              <w:jc w:val="left"/>
+            </w:pPr>
+            <w:r>
+              <w:rPr>
+                <w:rFonts w:ascii="Arial" w:cs="Arial" w:eastAsia="Arial" w:hAnsi="Arial"/>
+                <w:b w:val="false"/>
+                <w:bCs w:val="false"/>
+                <w:i w:val="false"/>
+                <w:iCs w:val="false"/>
+                <w:color w:val="000000"/>
+                <w:sz w:val="18"/>
+                <w:szCs w:val="18"/>
+              </w:rPr>
+              <w:t xml:space="preserve">–  Electron configuration of atoms of elements (atomic number, mass number, electron arrangement)</w:t>
+            </w:r>
+          </w:p>
+          <w:p>
+            <w:pPr>
+              <w:spacing w:after="30" w:before="0"/>
+              <w:ind w:left="360" w:hanging="180"/>
+              <w:jc w:val="left"/>
+            </w:pPr>
+            <w:r>
+              <w:rPr>
+                <w:rFonts w:ascii="Arial" w:cs="Arial" w:eastAsia="Arial" w:hAnsi="Arial"/>
+                <w:b w:val="false"/>
+                <w:bCs w:val="false"/>
+                <w:i w:val="false"/>
+                <w:iCs w:val="false"/>
+                <w:color w:val="000000"/>
+                <w:sz w:val="18"/>
+                <w:szCs w:val="18"/>
+              </w:rPr>
+              <w:t xml:space="preserve">–  Stability and electron affinity of atoms — how elements attain stable configurations (cations and anions)</w:t>
+            </w:r>
+          </w:p>
+          <w:p>
+            <w:pPr>
+              <w:spacing w:after="30" w:before="0"/>
+              <w:ind w:left="360" w:hanging="180"/>
+              <w:jc w:val="left"/>
+            </w:pPr>
+            <w:r>
+              <w:rPr>
+                <w:rFonts w:ascii="Arial" w:cs="Arial" w:eastAsia="Arial" w:hAnsi="Arial"/>
+                <w:b w:val="false"/>
+                <w:bCs w:val="false"/>
+                <w:i w:val="false"/>
+                <w:iCs w:val="false"/>
+                <w:color w:val="000000"/>
+                <w:sz w:val="18"/>
+                <w:szCs w:val="18"/>
+              </w:rPr>
+              <w:t xml:space="preserve">–  The periodic law and the order adopted in developing the periodic table</w:t>
+            </w:r>
+          </w:p>
+          <w:p>
+            <w:pPr>
+              <w:spacing w:after="30" w:before="0"/>
+              <w:ind w:left="360" w:hanging="180"/>
+              <w:jc w:val="left"/>
+            </w:pPr>
+            <w:r>
+              <w:rPr>
+                <w:rFonts w:ascii="Arial" w:cs="Arial" w:eastAsia="Arial" w:hAnsi="Arial"/>
+                <w:b w:val="false"/>
+                <w:bCs w:val="false"/>
+                <w:i w:val="false"/>
+                <w:iCs w:val="false"/>
+                <w:color w:val="000000"/>
+                <w:sz w:val="18"/>
+                <w:szCs w:val="18"/>
+              </w:rPr>
+              <w:t xml:space="preserve">–  Unreactive nature of noble gases</w:t>
+            </w:r>
+          </w:p>
+          <w:p>
+            <w:pPr>
+              <w:spacing w:after="30" w:before="0"/>
+              <w:ind w:left="360" w:hanging="180"/>
+              <w:jc w:val="left"/>
+            </w:pPr>
+            <w:r>
+              <w:rPr>
+                <w:rFonts w:ascii="Arial" w:cs="Arial" w:eastAsia="Arial" w:hAnsi="Arial"/>
+                <w:b w:val="false"/>
+                <w:bCs w:val="false"/>
+                <w:i w:val="false"/>
+                <w:iCs w:val="false"/>
+                <w:color w:val="000000"/>
+                <w:sz w:val="18"/>
+                <w:szCs w:val="18"/>
+              </w:rPr>
+              <w:t xml:space="preserve">–  Dot (•) and cross (×) diagrams illustrating ion formation for the first 20 elements</w:t>
+            </w:r>
+          </w:p>
+          <w:p>
+            <w:pPr>
+              <w:spacing w:after="30" w:before="0"/>
+              <w:ind w:left="360" w:hanging="180"/>
+              <w:jc w:val="left"/>
+            </w:pPr>
+            <w:r>
+              <w:rPr>
+                <w:rFonts w:ascii="Arial" w:cs="Arial" w:eastAsia="Arial" w:hAnsi="Arial"/>
+                <w:b w:val="false"/>
+                <w:bCs w:val="false"/>
+                <w:i w:val="false"/>
+                <w:iCs w:val="false"/>
+                <w:color w:val="000000"/>
+                <w:sz w:val="18"/>
+                <w:szCs w:val="18"/>
+              </w:rPr>
+              <w:t xml:space="preserve">–  Valency and oxidation number of elements and radicals (ammonium ion, sulphate, nitrate, hydroxide, carbonate, phosphate, hydrogen carbonate)</w:t>
+            </w:r>
+          </w:p>
+          <w:p>
+            <w:pPr>
+              <w:spacing w:after="30" w:before="0"/>
+              <w:ind w:left="360" w:hanging="180"/>
+              <w:jc w:val="left"/>
+            </w:pPr>
+            <w:r>
+              <w:rPr>
+                <w:rFonts w:ascii="Arial" w:cs="Arial" w:eastAsia="Arial" w:hAnsi="Arial"/>
+                <w:b w:val="false"/>
+                <w:bCs w:val="false"/>
+                <w:i w:val="false"/>
+                <w:iCs w:val="false"/>
+                <w:color w:val="000000"/>
+                <w:sz w:val="18"/>
+                <w:szCs w:val="18"/>
+              </w:rPr>
+              <w:t xml:space="preserve">–  Chemical formulae of common compounds using valencies of elements and radicals</w:t>
+            </w:r>
+          </w:p>
+          <w:p>
+            <w:pPr>
+              <w:spacing w:after="30" w:before="0"/>
+              <w:ind w:left="360" w:hanging="180"/>
+              <w:jc w:val="left"/>
+            </w:pPr>
+            <w:r>
+              <w:rPr>
+                <w:rFonts w:ascii="Arial" w:cs="Arial" w:eastAsia="Arial" w:hAnsi="Arial"/>
+                <w:b w:val="false"/>
+                <w:bCs w:val="false"/>
+                <w:i w:val="false"/>
+                <w:iCs w:val="false"/>
+                <w:color w:val="000000"/>
+                <w:sz w:val="18"/>
+                <w:szCs w:val="18"/>
+              </w:rPr>
+              <w:t xml:space="preserve">–  Writing and balancing chemical equations of chemical reactions</w:t>
+            </w:r>
+          </w:p>
+          <w:p>
+            <w:pPr>
+              <w:spacing w:after="30" w:before="0"/>
+              <w:ind w:left="360" w:hanging="180"/>
+              <w:jc w:val="left"/>
+            </w:pPr>
+            <w:r>
+              <w:rPr>
+                <w:rFonts w:ascii="Arial" w:cs="Arial" w:eastAsia="Arial" w:hAnsi="Arial"/>
+                <w:b w:val="false"/>
+                <w:bCs w:val="false"/>
+                <w:i w:val="false"/>
+                <w:iCs w:val="false"/>
+                <w:color w:val="000000"/>
+                <w:sz w:val="18"/>
+                <w:szCs w:val="18"/>
+              </w:rPr>
+              <w:t xml:space="preserve">–  Project: Modelling electron configuration of any five elements (1–20) using locally available materials</w:t>
+            </w:r>
+          </w:p>
+          <w:p>
+            <w:pPr>
+              <w:spacing w:after="30" w:before="0"/>
+              <w:ind w:left="360" w:hanging="180"/>
+              <w:jc w:val="left"/>
+            </w:pPr>
+            <w:r>
+              <w:rPr>
+                <w:rFonts w:ascii="Arial" w:cs="Arial" w:eastAsia="Arial" w:hAnsi="Arial"/>
+                <w:b w:val="false"/>
+                <w:bCs w:val="false"/>
+                <w:i w:val="false"/>
+                <w:iCs w:val="false"/>
+                <w:color w:val="000000"/>
+                <w:sz w:val="18"/>
+                <w:szCs w:val="18"/>
+              </w:rPr>
+              <w:t xml:space="preserve">–  Project: Chart of common substances made from elements and radicals (names and formulae)</w:t>
+            </w:r>
+          </w:p>
+        </w:tc>
+      </w:tr>
+      <w:tr>
+        <w:tc>
+          <w:tcPr>
+            <w:tcW w:type="dxa" w:w="3000"/>
+            <w:shd w:fill="D5E8F0" w:color="auto" w:val="clear"/>
+            <w:tcMar>
+              <w:top w:type="dxa" w:w="60"/>
+              <w:left w:type="dxa" w:w="120"/>
+              <w:bottom w:type="dxa" w:w="60"/>
+              <w:right w:type="dxa" w:w="120"/>
+            </w:tcMar>
+            <w:vAlign w:val="top"/>
+          </w:tcPr>
+          <w:p>
+            <w:pPr>
+              <w:spacing w:after="40" w:before="0"/>
+              <w:jc w:val="left"/>
+            </w:pPr>
+            <w:r>
+              <w:rPr>
+                <w:rFonts w:ascii="Arial" w:cs="Arial" w:eastAsia="Arial" w:hAnsi="Arial"/>
+                <w:b/>
+                <w:bCs/>
+                <w:i w:val="false"/>
+                <w:iCs w:val="false"/>
+                <w:color w:val="000000"/>
+                <w:sz w:val="18"/>
+                <w:szCs w:val="18"/>
+              </w:rPr>
+              <w:t xml:space="preserve">Learning Outcomes</w:t>
+            </w:r>
+          </w:p>
+        </w:tc>
+        <w:tc>
+          <w:tcPr>
+            <w:tcW w:type="dxa" w:w="10680"/>
+            <w:shd w:fill="FFFFFF" w:color="auto" w:val="clear"/>
+            <w:tcMar>
+              <w:top w:type="dxa" w:w="60"/>
+              <w:left w:type="dxa" w:w="120"/>
+              <w:bottom w:type="dxa" w:w="60"/>
+              <w:right w:type="dxa" w:w="120"/>
+            </w:tcMar>
+            <w:vAlign w:val="top"/>
+          </w:tcPr>
+          <w:p>
+            <w:pPr>
+              <w:spacing w:after="40" w:before="0"/>
+              <w:jc w:val="left"/>
+            </w:pPr>
+            <w:r>
+              <w:rPr>
+                <w:rFonts w:ascii="Arial" w:cs="Arial" w:eastAsia="Arial" w:hAnsi="Arial"/>
+                <w:b w:val="false"/>
+                <w:bCs w:val="false"/>
+                <w:i w:val="false"/>
+                <w:iCs w:val="false"/>
+                <w:color w:val="000000"/>
+                <w:sz w:val="18"/>
+                <w:szCs w:val="18"/>
+              </w:rPr>
+              <w:t xml:space="preserve">By the end of the sub-strand, the learner should be able to:</w:t>
+            </w:r>
+          </w:p>
+          <w:p>
+            <w:pPr>
+              <w:spacing w:after="40" w:before="0"/>
+              <w:jc w:val="left"/>
+            </w:pPr>
+            <w:r>
+              <w:rPr>
+                <w:rFonts w:ascii="Arial" w:cs="Arial" w:eastAsia="Arial" w:hAnsi="Arial"/>
+                <w:b w:val="false"/>
+                <w:bCs w:val="false"/>
+                <w:i w:val="false"/>
+                <w:iCs w:val="false"/>
+                <w:color w:val="000000"/>
+                <w:sz w:val="18"/>
+                <w:szCs w:val="18"/>
+              </w:rPr>
+              <w:t xml:space="preserve">a) examine electron arrangement of an atom of an element,</w:t>
+            </w:r>
+          </w:p>
+          <w:p>
+            <w:pPr>
+              <w:spacing w:after="40" w:before="0"/>
+              <w:jc w:val="left"/>
+            </w:pPr>
+            <w:r>
+              <w:rPr>
+                <w:rFonts w:ascii="Arial" w:cs="Arial" w:eastAsia="Arial" w:hAnsi="Arial"/>
+                <w:b w:val="false"/>
+                <w:bCs w:val="false"/>
+                <w:i w:val="false"/>
+                <w:iCs w:val="false"/>
+                <w:color w:val="000000"/>
+                <w:sz w:val="18"/>
+                <w:szCs w:val="18"/>
+              </w:rPr>
+              <w:t xml:space="preserve">b) classify elements into groups and periods of the periodic table,</w:t>
+            </w:r>
+          </w:p>
+          <w:p>
+            <w:pPr>
+              <w:spacing w:after="40" w:before="0"/>
+              <w:jc w:val="left"/>
+            </w:pPr>
+            <w:r>
+              <w:rPr>
+                <w:rFonts w:ascii="Arial" w:cs="Arial" w:eastAsia="Arial" w:hAnsi="Arial"/>
+                <w:b w:val="false"/>
+                <w:bCs w:val="false"/>
+                <w:i w:val="false"/>
+                <w:iCs w:val="false"/>
+                <w:color w:val="000000"/>
+                <w:sz w:val="18"/>
+                <w:szCs w:val="18"/>
+              </w:rPr>
+              <w:t xml:space="preserve">c) explain the stability and electron affinity of atoms of elements,</w:t>
+            </w:r>
+          </w:p>
+          <w:p>
+            <w:pPr>
+              <w:spacing w:after="40" w:before="0"/>
+              <w:jc w:val="left"/>
+            </w:pPr>
+            <w:r>
+              <w:rPr>
+                <w:rFonts w:ascii="Arial" w:cs="Arial" w:eastAsia="Arial" w:hAnsi="Arial"/>
+                <w:b w:val="false"/>
+                <w:bCs w:val="false"/>
+                <w:i w:val="false"/>
+                <w:iCs w:val="false"/>
+                <w:color w:val="000000"/>
+                <w:sz w:val="18"/>
+                <w:szCs w:val="18"/>
+              </w:rPr>
+              <w:t xml:space="preserve">d) describe ion formation for the first 20 elements of the periodic table,</w:t>
+            </w:r>
+          </w:p>
+          <w:p>
+            <w:pPr>
+              <w:spacing w:after="40" w:before="0"/>
+              <w:jc w:val="left"/>
+            </w:pPr>
+            <w:r>
+              <w:rPr>
+                <w:rFonts w:ascii="Arial" w:cs="Arial" w:eastAsia="Arial" w:hAnsi="Arial"/>
+                <w:b w:val="false"/>
+                <w:bCs w:val="false"/>
+                <w:i w:val="false"/>
+                <w:iCs w:val="false"/>
+                <w:color w:val="000000"/>
+                <w:sz w:val="18"/>
+                <w:szCs w:val="18"/>
+              </w:rPr>
+              <w:t xml:space="preserve">e) formulate chemical formulae of common compounds,</w:t>
+            </w:r>
+          </w:p>
+          <w:p>
+            <w:pPr>
+              <w:spacing w:after="40" w:before="0"/>
+              <w:jc w:val="left"/>
+            </w:pPr>
+            <w:r>
+              <w:rPr>
+                <w:rFonts w:ascii="Arial" w:cs="Arial" w:eastAsia="Arial" w:hAnsi="Arial"/>
+                <w:b w:val="false"/>
+                <w:bCs w:val="false"/>
+                <w:i w:val="false"/>
+                <w:iCs w:val="false"/>
+                <w:color w:val="000000"/>
+                <w:sz w:val="18"/>
+                <w:szCs w:val="18"/>
+              </w:rPr>
+              <w:t xml:space="preserve">f) write balanced equations of chemical reactions,</w:t>
+            </w:r>
+          </w:p>
+          <w:p>
+            <w:pPr>
+              <w:spacing w:after="40" w:before="0"/>
+              <w:jc w:val="left"/>
+            </w:pPr>
+            <w:r>
+              <w:rPr>
+                <w:rFonts w:ascii="Arial" w:cs="Arial" w:eastAsia="Arial" w:hAnsi="Arial"/>
+                <w:b w:val="false"/>
+                <w:bCs w:val="false"/>
+                <w:i w:val="false"/>
+                <w:iCs w:val="false"/>
+                <w:color w:val="000000"/>
+                <w:sz w:val="18"/>
+                <w:szCs w:val="18"/>
+              </w:rPr>
+              <w:t xml:space="preserve">g) appreciate the importance of the structure of the atom in the development of the periodic table.</w:t>
+            </w:r>
+          </w:p>
+        </w:tc>
+      </w:tr>
+      <w:tr>
+        <w:tc>
+          <w:tcPr>
+            <w:tcW w:type="dxa" w:w="3000"/>
+            <w:shd w:fill="D5E8F0" w:color="auto" w:val="clear"/>
+            <w:tcMar>
+              <w:top w:type="dxa" w:w="60"/>
+              <w:left w:type="dxa" w:w="120"/>
+              <w:bottom w:type="dxa" w:w="60"/>
+              <w:right w:type="dxa" w:w="120"/>
+            </w:tcMar>
+            <w:vAlign w:val="top"/>
+          </w:tcPr>
+          <w:p>
+            <w:pPr>
+              <w:spacing w:after="40" w:before="0"/>
+              <w:jc w:val="left"/>
+            </w:pPr>
+            <w:r>
+              <w:rPr>
+                <w:rFonts w:ascii="Arial" w:cs="Arial" w:eastAsia="Arial" w:hAnsi="Arial"/>
+                <w:b/>
+                <w:bCs/>
+                <w:i w:val="false"/>
+                <w:iCs w:val="false"/>
+                <w:color w:val="000000"/>
+                <w:sz w:val="18"/>
+                <w:szCs w:val="18"/>
+              </w:rPr>
+              <w:t xml:space="preserve">Core Competencies</w:t>
+            </w:r>
+          </w:p>
+        </w:tc>
+        <w:tc>
+          <w:tcPr>
+            <w:tcW w:type="dxa" w:w="10680"/>
+            <w:shd w:fill="FFFFFF" w:color="auto" w:val="clear"/>
+            <w:tcMar>
+              <w:top w:type="dxa" w:w="60"/>
+              <w:left w:type="dxa" w:w="120"/>
+              <w:bottom w:type="dxa" w:w="60"/>
+              <w:right w:type="dxa" w:w="120"/>
+            </w:tcMar>
+            <w:vAlign w:val="top"/>
+          </w:tcPr>
+          <w:p>
+            <w:pPr>
+              <w:spacing w:after="30" w:before="0"/>
+              <w:ind w:left="360" w:hanging="180"/>
+              <w:jc w:val="left"/>
+            </w:pPr>
+            <w:r>
+              <w:rPr>
+                <w:rFonts w:ascii="Arial" w:cs="Arial" w:eastAsia="Arial" w:hAnsi="Arial"/>
+                <w:b w:val="false"/>
+                <w:bCs w:val="false"/>
+                <w:i w:val="false"/>
+                <w:iCs w:val="false"/>
+                <w:color w:val="000000"/>
+                <w:sz w:val="18"/>
+                <w:szCs w:val="18"/>
+              </w:rPr>
+              <w:t xml:space="preserve">–  Critical Thinking and Problem Solving: as the learner sorts and arranges the first twenty elements of the periodic table according to their similarities in electron arrangement and deduces patterns of groups and periods.</w:t>
+            </w:r>
+          </w:p>
+          <w:p>
+            <w:pPr>
+              <w:spacing w:after="30" w:before="0"/>
+              <w:ind w:left="360" w:hanging="180"/>
+              <w:jc w:val="left"/>
+            </w:pPr>
+            <w:r>
+              <w:rPr>
+                <w:rFonts w:ascii="Arial" w:cs="Arial" w:eastAsia="Arial" w:hAnsi="Arial"/>
+                <w:b w:val="false"/>
+                <w:bCs w:val="false"/>
+                <w:i w:val="false"/>
+                <w:iCs w:val="false"/>
+                <w:color w:val="000000"/>
+                <w:sz w:val="18"/>
+                <w:szCs w:val="18"/>
+              </w:rPr>
+              <w:t xml:space="preserve">–  Creativity and Imagination: as the learner models the electron configuration of any five elements of the periodic table (1–20) using locally available materials such as maize cobs, bottle tops, or wire.</w:t>
+            </w:r>
+          </w:p>
+          <w:p>
+            <w:pPr>
+              <w:spacing w:after="30" w:before="0"/>
+              <w:ind w:left="360" w:hanging="180"/>
+              <w:jc w:val="left"/>
+            </w:pPr>
+            <w:r>
+              <w:rPr>
+                <w:rFonts w:ascii="Arial" w:cs="Arial" w:eastAsia="Arial" w:hAnsi="Arial"/>
+                <w:b w:val="false"/>
+                <w:bCs w:val="false"/>
+                <w:i w:val="false"/>
+                <w:iCs w:val="false"/>
+                <w:color w:val="000000"/>
+                <w:sz w:val="18"/>
+                <w:szCs w:val="18"/>
+              </w:rPr>
+              <w:t xml:space="preserve">–  Digital Literacy: as the learner watches animations and simulations on ion formation and atomicity of gases using digital devices, and researches the periodic law using online or print resources.</w:t>
+            </w:r>
+          </w:p>
+        </w:tc>
+      </w:tr>
+      <w:tr>
+        <w:tc>
+          <w:tcPr>
+            <w:tcW w:type="dxa" w:w="3000"/>
+            <w:shd w:fill="E2EFDA" w:color="auto" w:val="clear"/>
+            <w:tcMar>
+              <w:top w:type="dxa" w:w="60"/>
+              <w:left w:type="dxa" w:w="120"/>
+              <w:bottom w:type="dxa" w:w="60"/>
+              <w:right w:type="dxa" w:w="120"/>
+            </w:tcMar>
+            <w:vAlign w:val="top"/>
+          </w:tcPr>
+          <w:p>
+            <w:pPr>
+              <w:spacing w:after="40" w:before="0"/>
+              <w:jc w:val="left"/>
+            </w:pPr>
+            <w:r>
+              <w:rPr>
+                <w:rFonts w:ascii="Arial" w:cs="Arial" w:eastAsia="Arial" w:hAnsi="Arial"/>
+                <w:b/>
+                <w:bCs/>
+                <w:i w:val="false"/>
+                <w:iCs w:val="false"/>
+                <w:color w:val="000000"/>
+                <w:sz w:val="18"/>
+                <w:szCs w:val="18"/>
+              </w:rPr>
+              <w:t xml:space="preserve">Core Values</w:t>
+            </w:r>
+          </w:p>
+        </w:tc>
+        <w:tc>
+          <w:tcPr>
+            <w:tcW w:type="dxa" w:w="10680"/>
+            <w:shd w:fill="FFFFFF" w:color="auto" w:val="clear"/>
+            <w:tcMar>
+              <w:top w:type="dxa" w:w="60"/>
+              <w:left w:type="dxa" w:w="120"/>
+              <w:bottom w:type="dxa" w:w="60"/>
+              <w:right w:type="dxa" w:w="120"/>
+            </w:tcMar>
+            <w:vAlign w:val="top"/>
+          </w:tcPr>
+          <w:p>
+            <w:pPr>
+              <w:spacing w:after="30" w:before="0"/>
+              <w:ind w:left="360" w:hanging="180"/>
+              <w:jc w:val="left"/>
+            </w:pPr>
+            <w:r>
+              <w:rPr>
+                <w:rFonts w:ascii="Arial" w:cs="Arial" w:eastAsia="Arial" w:hAnsi="Arial"/>
+                <w:b w:val="false"/>
+                <w:bCs w:val="false"/>
+                <w:i w:val="false"/>
+                <w:iCs w:val="false"/>
+                <w:color w:val="000000"/>
+                <w:sz w:val="18"/>
+                <w:szCs w:val="18"/>
+              </w:rPr>
+              <w:t xml:space="preserve">–  Respect: as the learner recognises and respects the input of every group member when discussing how to determine the valency and oxidation numbers of elements and radicals.</w:t>
+            </w:r>
+          </w:p>
+          <w:p>
+            <w:pPr>
+              <w:spacing w:after="30" w:before="0"/>
+              <w:ind w:left="360" w:hanging="180"/>
+              <w:jc w:val="left"/>
+            </w:pPr>
+            <w:r>
+              <w:rPr>
+                <w:rFonts w:ascii="Arial" w:cs="Arial" w:eastAsia="Arial" w:hAnsi="Arial"/>
+                <w:b w:val="false"/>
+                <w:bCs w:val="false"/>
+                <w:i w:val="false"/>
+                <w:iCs w:val="false"/>
+                <w:color w:val="000000"/>
+                <w:sz w:val="18"/>
+                <w:szCs w:val="18"/>
+              </w:rPr>
+              <w:t xml:space="preserve">–  Unity: as the learner takes turns playing roles when drawing dot (•) and cross (×) diagrams to illustrate ion formation for atoms of elements of the periodic table.</w:t>
+            </w:r>
+          </w:p>
+          <w:p>
+            <w:pPr>
+              <w:spacing w:after="30" w:before="0"/>
+              <w:ind w:left="360" w:hanging="180"/>
+              <w:jc w:val="left"/>
+            </w:pPr>
+            <w:r>
+              <w:rPr>
+                <w:rFonts w:ascii="Arial" w:cs="Arial" w:eastAsia="Arial" w:hAnsi="Arial"/>
+                <w:b w:val="false"/>
+                <w:bCs w:val="false"/>
+                <w:i w:val="false"/>
+                <w:iCs w:val="false"/>
+                <w:color w:val="000000"/>
+                <w:sz w:val="18"/>
+                <w:szCs w:val="18"/>
+              </w:rPr>
+              <w:t xml:space="preserve">–  Responsibility: as the learner uses digital devices appropriately to watch simulations and animations on ion formation and handles laboratory or modelling materials with care.</w:t>
+            </w:r>
+          </w:p>
+        </w:tc>
+      </w:tr>
+      <w:tr>
+        <w:tc>
+          <w:tcPr>
+            <w:tcW w:type="dxa" w:w="3000"/>
+            <w:shd w:fill="D5E8F0" w:color="auto" w:val="clear"/>
+            <w:tcMar>
+              <w:top w:type="dxa" w:w="60"/>
+              <w:left w:type="dxa" w:w="120"/>
+              <w:bottom w:type="dxa" w:w="60"/>
+              <w:right w:type="dxa" w:w="120"/>
+            </w:tcMar>
+            <w:vAlign w:val="top"/>
+          </w:tcPr>
+          <w:p>
+            <w:pPr>
+              <w:spacing w:after="40" w:before="0"/>
+              <w:jc w:val="left"/>
+            </w:pPr>
+            <w:r>
+              <w:rPr>
+                <w:rFonts w:ascii="Arial" w:cs="Arial" w:eastAsia="Arial" w:hAnsi="Arial"/>
+                <w:b/>
+                <w:bCs/>
+                <w:i w:val="false"/>
+                <w:iCs w:val="false"/>
+                <w:color w:val="000000"/>
+                <w:sz w:val="18"/>
+                <w:szCs w:val="18"/>
+              </w:rPr>
+              <w:t xml:space="preserve">Science &amp; Engineering Practices</w:t>
+            </w:r>
+          </w:p>
+        </w:tc>
+        <w:tc>
+          <w:tcPr>
+            <w:tcW w:type="dxa" w:w="10680"/>
+            <w:shd w:fill="FFFFFF" w:color="auto" w:val="clear"/>
+            <w:tcMar>
+              <w:top w:type="dxa" w:w="60"/>
+              <w:left w:type="dxa" w:w="120"/>
+              <w:bottom w:type="dxa" w:w="60"/>
+              <w:right w:type="dxa" w:w="120"/>
+            </w:tcMar>
+            <w:vAlign w:val="top"/>
+          </w:tcPr>
+          <w:p>
+            <w:pPr>
+              <w:spacing w:after="30" w:before="0"/>
+              <w:ind w:left="360" w:hanging="180"/>
+              <w:jc w:val="left"/>
+            </w:pPr>
+            <w:r>
+              <w:rPr>
+                <w:rFonts w:ascii="Arial" w:cs="Arial" w:eastAsia="Arial" w:hAnsi="Arial"/>
+                <w:b w:val="false"/>
+                <w:bCs w:val="false"/>
+                <w:i w:val="false"/>
+                <w:iCs w:val="false"/>
+                <w:color w:val="000000"/>
+                <w:sz w:val="18"/>
+                <w:szCs w:val="18"/>
+              </w:rPr>
+              <w:t xml:space="preserve">–  Developing and Using Models: as the learner draws dot-and-cross diagrams and constructs physical models of electron configurations of elements using locally available materials to represent atomic structure.</w:t>
+            </w:r>
+          </w:p>
+          <w:p>
+            <w:pPr>
+              <w:spacing w:after="30" w:before="0"/>
+              <w:ind w:left="360" w:hanging="180"/>
+              <w:jc w:val="left"/>
+            </w:pPr>
+            <w:r>
+              <w:rPr>
+                <w:rFonts w:ascii="Arial" w:cs="Arial" w:eastAsia="Arial" w:hAnsi="Arial"/>
+                <w:b w:val="false"/>
+                <w:bCs w:val="false"/>
+                <w:i w:val="false"/>
+                <w:iCs w:val="false"/>
+                <w:color w:val="000000"/>
+                <w:sz w:val="18"/>
+                <w:szCs w:val="18"/>
+              </w:rPr>
+              <w:t xml:space="preserve">–  Analysing and Interpreting Data: as the learner examines electron arrangements of the first 20 elements and identifies patterns that justify their classification into groups and periods.</w:t>
+            </w:r>
+          </w:p>
+          <w:p>
+            <w:pPr>
+              <w:spacing w:after="30" w:before="0"/>
+              <w:ind w:left="360" w:hanging="180"/>
+              <w:jc w:val="left"/>
+            </w:pPr>
+            <w:r>
+              <w:rPr>
+                <w:rFonts w:ascii="Arial" w:cs="Arial" w:eastAsia="Arial" w:hAnsi="Arial"/>
+                <w:b w:val="false"/>
+                <w:bCs w:val="false"/>
+                <w:i w:val="false"/>
+                <w:iCs w:val="false"/>
+                <w:color w:val="000000"/>
+                <w:sz w:val="18"/>
+                <w:szCs w:val="18"/>
+              </w:rPr>
+              <w:t xml:space="preserve">–  Constructing Explanations: as the learner explains why atoms of elements gain or lose electrons to achieve stability, linking electron affinity to ion formation and the formation of cations and anions.</w:t>
+            </w:r>
+          </w:p>
+          <w:p>
+            <w:pPr>
+              <w:spacing w:after="30" w:before="0"/>
+              <w:ind w:left="360" w:hanging="180"/>
+              <w:jc w:val="left"/>
+            </w:pPr>
+            <w:r>
+              <w:rPr>
+                <w:rFonts w:ascii="Arial" w:cs="Arial" w:eastAsia="Arial" w:hAnsi="Arial"/>
+                <w:b w:val="false"/>
+                <w:bCs w:val="false"/>
+                <w:i w:val="false"/>
+                <w:iCs w:val="false"/>
+                <w:color w:val="000000"/>
+                <w:sz w:val="18"/>
+                <w:szCs w:val="18"/>
+              </w:rPr>
+              <w:t xml:space="preserve">–  Using Mathematics and Computational Thinking: as the learner applies valency rules and oxidation numbers to formulate chemical formulae and balance chemical equations systematically.</w:t>
+            </w:r>
+          </w:p>
+        </w:tc>
+      </w:tr>
+      <w:tr>
+        <w:tc>
+          <w:tcPr>
+            <w:tcW w:type="dxa" w:w="3000"/>
+            <w:shd w:fill="FCE4D6" w:color="auto" w:val="clear"/>
+            <w:tcMar>
+              <w:top w:type="dxa" w:w="60"/>
+              <w:left w:type="dxa" w:w="120"/>
+              <w:bottom w:type="dxa" w:w="60"/>
+              <w:right w:type="dxa" w:w="120"/>
+            </w:tcMar>
+            <w:vAlign w:val="top"/>
+          </w:tcPr>
+          <w:p>
+            <w:pPr>
+              <w:spacing w:after="40" w:before="0"/>
+              <w:jc w:val="left"/>
+            </w:pPr>
+            <w:r>
+              <w:rPr>
+                <w:rFonts w:ascii="Arial" w:cs="Arial" w:eastAsia="Arial" w:hAnsi="Arial"/>
+                <w:b/>
+                <w:bCs/>
+                <w:i w:val="false"/>
+                <w:iCs w:val="false"/>
+                <w:color w:val="000000"/>
+                <w:sz w:val="18"/>
+                <w:szCs w:val="18"/>
+              </w:rPr>
+              <w:t xml:space="preserve">Pertinent &amp; Contemporary Issues (PCIs)</w:t>
+            </w:r>
+          </w:p>
+        </w:tc>
+        <w:tc>
+          <w:tcPr>
+            <w:tcW w:type="dxa" w:w="10680"/>
+            <w:shd w:fill="FFFFFF" w:color="auto" w:val="clear"/>
+            <w:tcMar>
+              <w:top w:type="dxa" w:w="60"/>
+              <w:left w:type="dxa" w:w="120"/>
+              <w:bottom w:type="dxa" w:w="60"/>
+              <w:right w:type="dxa" w:w="120"/>
+            </w:tcMar>
+            <w:vAlign w:val="top"/>
+          </w:tcPr>
+          <w:p>
+            <w:pPr>
+              <w:spacing w:after="30" w:before="0"/>
+              <w:ind w:left="360" w:hanging="180"/>
+              <w:jc w:val="left"/>
+            </w:pPr>
+            <w:r>
+              <w:rPr>
+                <w:rFonts w:ascii="Arial" w:cs="Arial" w:eastAsia="Arial" w:hAnsi="Arial"/>
+                <w:b w:val="false"/>
+                <w:bCs w:val="false"/>
+                <w:i w:val="false"/>
+                <w:iCs w:val="false"/>
+                <w:color w:val="000000"/>
+                <w:sz w:val="18"/>
+                <w:szCs w:val="18"/>
+              </w:rPr>
+              <w:t xml:space="preserve">–  Life Skills (Problem Solving Skills): as the learner arranges the first twenty elements of the periodic table into groups and periods, applying logical reasoning to identify patterns.</w:t>
+            </w:r>
+          </w:p>
+          <w:p>
+            <w:pPr>
+              <w:spacing w:after="30" w:before="0"/>
+              <w:ind w:left="360" w:hanging="180"/>
+              <w:jc w:val="left"/>
+            </w:pPr>
+            <w:r>
+              <w:rPr>
+                <w:rFonts w:ascii="Arial" w:cs="Arial" w:eastAsia="Arial" w:hAnsi="Arial"/>
+                <w:b w:val="false"/>
+                <w:bCs w:val="false"/>
+                <w:i w:val="false"/>
+                <w:iCs w:val="false"/>
+                <w:color w:val="000000"/>
+                <w:sz w:val="18"/>
+                <w:szCs w:val="18"/>
+              </w:rPr>
+              <w:t xml:space="preserve">–  Financial Literacy: as the learner uses locally available materials (bottle tops, maize seeds, wire, clay) as a way of minimising expenses when modelling the electron configuration of any five elements of the periodic table.</w:t>
+            </w:r>
+          </w:p>
+        </w:tc>
+      </w:tr>
+      <w:tr>
+        <w:tc>
+          <w:tcPr>
+            <w:tcW w:type="dxa" w:w="3000"/>
+            <w:shd w:fill="D9EEF1" w:color="auto" w:val="clear"/>
+            <w:tcMar>
+              <w:top w:type="dxa" w:w="60"/>
+              <w:left w:type="dxa" w:w="120"/>
+              <w:bottom w:type="dxa" w:w="60"/>
+              <w:right w:type="dxa" w:w="120"/>
+            </w:tcMar>
+            <w:vAlign w:val="top"/>
+          </w:tcPr>
+          <w:p>
+            <w:pPr>
+              <w:spacing w:after="40" w:before="0"/>
+              <w:jc w:val="left"/>
+            </w:pPr>
+            <w:r>
+              <w:rPr>
+                <w:rFonts w:ascii="Arial" w:cs="Arial" w:eastAsia="Arial" w:hAnsi="Arial"/>
+                <w:b/>
+                <w:bCs/>
+                <w:i w:val="false"/>
+                <w:iCs w:val="false"/>
+                <w:color w:val="000000"/>
+                <w:sz w:val="18"/>
+                <w:szCs w:val="18"/>
+              </w:rPr>
+              <w:t xml:space="preserve">Career Connections</w:t>
+            </w:r>
+          </w:p>
+        </w:tc>
+        <w:tc>
+          <w:tcPr>
+            <w:tcW w:type="dxa" w:w="10680"/>
+            <w:shd w:fill="FFFFFF" w:color="auto" w:val="clear"/>
+            <w:tcMar>
+              <w:top w:type="dxa" w:w="60"/>
+              <w:left w:type="dxa" w:w="120"/>
+              <w:bottom w:type="dxa" w:w="60"/>
+              <w:right w:type="dxa" w:w="120"/>
+            </w:tcMar>
+            <w:vAlign w:val="top"/>
+          </w:tcPr>
+          <w:p>
+            <w:pPr>
+              <w:spacing w:after="30" w:before="0"/>
+              <w:ind w:left="360" w:hanging="180"/>
+              <w:jc w:val="left"/>
+            </w:pPr>
+            <w:r>
+              <w:rPr>
+                <w:rFonts w:ascii="Arial" w:cs="Arial" w:eastAsia="Arial" w:hAnsi="Arial"/>
+                <w:b w:val="false"/>
+                <w:bCs w:val="false"/>
+                <w:i w:val="false"/>
+                <w:iCs w:val="false"/>
+                <w:color w:val="000000"/>
+                <w:sz w:val="18"/>
+                <w:szCs w:val="18"/>
+              </w:rPr>
+              <w:t xml:space="preserve">–  Pharmacy and Medicine: understanding ion formation and valency is foundational for drug formulation, electrolyte balance in patient care, and reading chemical formulae on medicine labels — relevant in Kenya's growing healthcare sector.</w:t>
+            </w:r>
+          </w:p>
+          <w:p>
+            <w:pPr>
+              <w:spacing w:after="30" w:before="0"/>
+              <w:ind w:left="360" w:hanging="180"/>
+              <w:jc w:val="left"/>
+            </w:pPr>
+            <w:r>
+              <w:rPr>
+                <w:rFonts w:ascii="Arial" w:cs="Arial" w:eastAsia="Arial" w:hAnsi="Arial"/>
+                <w:b w:val="false"/>
+                <w:bCs w:val="false"/>
+                <w:i w:val="false"/>
+                <w:iCs w:val="false"/>
+                <w:color w:val="000000"/>
+                <w:sz w:val="18"/>
+                <w:szCs w:val="18"/>
+              </w:rPr>
+              <w:t xml:space="preserve">–  Chemical Engineering and Manufacturing: classifying elements and balancing equations underpins industrial chemical production at facilities such as Athi River Mining (ARM Cement) and East African Portland Cement in Kenya.</w:t>
+            </w:r>
+          </w:p>
+          <w:p>
+            <w:pPr>
+              <w:spacing w:after="30" w:before="0"/>
+              <w:ind w:left="360" w:hanging="180"/>
+              <w:jc w:val="left"/>
+            </w:pPr>
+            <w:r>
+              <w:rPr>
+                <w:rFonts w:ascii="Arial" w:cs="Arial" w:eastAsia="Arial" w:hAnsi="Arial"/>
+                <w:b w:val="false"/>
+                <w:bCs w:val="false"/>
+                <w:i w:val="false"/>
+                <w:iCs w:val="false"/>
+                <w:color w:val="000000"/>
+                <w:sz w:val="18"/>
+                <w:szCs w:val="18"/>
+              </w:rPr>
+              <w:t xml:space="preserve">–  Agriculture and Agro-chemistry: knowledge of radicals such as nitrate, phosphate and ammonium ion directly connects to understanding fertilisers (CAN, DAP, Urea) used by Kenyan farmers in the Rift Valley and Central Kenya.</w:t>
+            </w:r>
+          </w:p>
+          <w:p>
+            <w:pPr>
+              <w:spacing w:after="30" w:before="0"/>
+              <w:ind w:left="360" w:hanging="180"/>
+              <w:jc w:val="left"/>
+            </w:pPr>
+            <w:r>
+              <w:rPr>
+                <w:rFonts w:ascii="Arial" w:cs="Arial" w:eastAsia="Arial" w:hAnsi="Arial"/>
+                <w:b w:val="false"/>
+                <w:bCs w:val="false"/>
+                <w:i w:val="false"/>
+                <w:iCs w:val="false"/>
+                <w:color w:val="000000"/>
+                <w:sz w:val="18"/>
+                <w:szCs w:val="18"/>
+              </w:rPr>
+              <w:t xml:space="preserve">–  Mining and Geology: the periodic table is the foundation for understanding mineral composition and ore processing in Kenya's mining sector (e.g., soda ash at Magadi, titanium in Kwale County).</w:t>
+            </w:r>
+          </w:p>
+        </w:tc>
+      </w:tr>
+      <w:tr>
+        <w:tc>
+          <w:tcPr>
+            <w:tcW w:type="dxa" w:w="3000"/>
+            <w:shd w:fill="D5E8F0" w:color="auto" w:val="clear"/>
+            <w:tcMar>
+              <w:top w:type="dxa" w:w="60"/>
+              <w:left w:type="dxa" w:w="120"/>
+              <w:bottom w:type="dxa" w:w="60"/>
+              <w:right w:type="dxa" w:w="120"/>
+            </w:tcMar>
+            <w:vAlign w:val="top"/>
+          </w:tcPr>
+          <w:p>
+            <w:pPr>
+              <w:spacing w:after="40" w:before="0"/>
+              <w:jc w:val="left"/>
+            </w:pPr>
+            <w:r>
+              <w:rPr>
+                <w:rFonts w:ascii="Arial" w:cs="Arial" w:eastAsia="Arial" w:hAnsi="Arial"/>
+                <w:b/>
+                <w:bCs/>
+                <w:i w:val="false"/>
+                <w:iCs w:val="false"/>
+                <w:color w:val="000000"/>
+                <w:sz w:val="18"/>
+                <w:szCs w:val="18"/>
+              </w:rPr>
+              <w:t xml:space="preserve">Focus for Lessons</w:t>
+            </w:r>
+          </w:p>
+        </w:tc>
+        <w:tc>
+          <w:tcPr>
+            <w:tcW w:type="dxa" w:w="10680"/>
+            <w:shd w:fill="FFFFFF" w:color="auto" w:val="clear"/>
+            <w:tcMar>
+              <w:top w:type="dxa" w:w="60"/>
+              <w:left w:type="dxa" w:w="120"/>
+              <w:bottom w:type="dxa" w:w="60"/>
+              <w:right w:type="dxa" w:w="120"/>
+            </w:tcMar>
+            <w:vAlign w:val="top"/>
+          </w:tcPr>
+          <w:p>
+            <w:pPr>
+              <w:spacing w:after="40" w:before="0"/>
+              <w:jc w:val="left"/>
+            </w:pPr>
+            <w:r>
+              <w:rPr>
+                <w:rFonts w:ascii="Arial" w:cs="Arial" w:eastAsia="Arial" w:hAnsi="Arial"/>
+                <w:b w:val="false"/>
+                <w:bCs w:val="false"/>
+                <w:i w:val="false"/>
+                <w:iCs w:val="false"/>
+                <w:color w:val="000000"/>
+                <w:sz w:val="18"/>
+                <w:szCs w:val="18"/>
+              </w:rPr>
+              <w:t xml:space="preserve">This unit develops learners' understanding of how the electron arrangement of the first twenty elements provides the organising principle behind the periodic table — connecting atomic structure to observable chemical behaviour. Using a phenomenon-driven, model-building approach rooted in the Kenyan context, learners move from reviewing atomic structure to classifying elements, explaining ion formation, and ultimately writing and balancing chemical equations. The unit places the abstract architecture of the atom in the service of explaining everyday Kenyan experiences, from why salt (NaCl) dissolves in water for ugali preparation to why fertiliser bags carry specific chemical formulae.</w:t>
+            </w:r>
+          </w:p>
+        </w:tc>
+      </w:tr>
+      <w:tr>
+        <w:tc>
+          <w:tcPr>
+            <w:tcW w:type="dxa" w:w="3000"/>
+            <w:shd w:fill="EAD1F5" w:color="auto" w:val="clear"/>
+            <w:tcMar>
+              <w:top w:type="dxa" w:w="60"/>
+              <w:left w:type="dxa" w:w="120"/>
+              <w:bottom w:type="dxa" w:w="60"/>
+              <w:right w:type="dxa" w:w="120"/>
+            </w:tcMar>
+            <w:vAlign w:val="top"/>
+          </w:tcPr>
+          <w:p>
+            <w:pPr>
+              <w:spacing w:after="40" w:before="0"/>
+              <w:jc w:val="left"/>
+            </w:pPr>
+            <w:r>
+              <w:rPr>
+                <w:rFonts w:ascii="Arial" w:cs="Arial" w:eastAsia="Arial" w:hAnsi="Arial"/>
+                <w:b/>
+                <w:bCs/>
+                <w:i w:val="false"/>
+                <w:iCs w:val="false"/>
+                <w:color w:val="000000"/>
+                <w:sz w:val="18"/>
+                <w:szCs w:val="18"/>
+              </w:rPr>
+              <w:t xml:space="preserve">Driving Question / Key Inquiry Questions</w:t>
+            </w:r>
+          </w:p>
+        </w:tc>
+        <w:tc>
+          <w:tcPr>
+            <w:tcW w:type="dxa" w:w="10680"/>
+            <w:shd w:fill="FFFFFF" w:color="auto" w:val="clear"/>
+            <w:tcMar>
+              <w:top w:type="dxa" w:w="60"/>
+              <w:left w:type="dxa" w:w="120"/>
+              <w:bottom w:type="dxa" w:w="60"/>
+              <w:right w:type="dxa" w:w="120"/>
+            </w:tcMar>
+            <w:vAlign w:val="top"/>
+          </w:tcPr>
+          <w:p>
+            <w:pPr>
+              <w:spacing w:after="40" w:before="0"/>
+              <w:jc w:val="left"/>
+            </w:pPr>
+            <w:r>
+              <w:rPr>
+                <w:rFonts w:ascii="Arial" w:cs="Arial" w:eastAsia="Arial" w:hAnsi="Arial"/>
+                <w:b w:val="false"/>
+                <w:bCs w:val="false"/>
+                <w:i w:val="false"/>
+                <w:iCs w:val="false"/>
+                <w:color w:val="000000"/>
+                <w:sz w:val="18"/>
+                <w:szCs w:val="18"/>
+              </w:rPr>
+              <w:t xml:space="preserve">DRIVING QUESTION: Why do the fertiliser bags on Kenyan farms carry such specific and different chemical formulae — and what does the inner structure of an atom have to do with it?</w:t>
+            </w:r>
+          </w:p>
+          <w:p>
+            <w:pPr>
+              <w:spacing w:after="40" w:before="0"/>
+              <w:jc w:val="left"/>
+            </w:pPr>
+            <w:r>
+              <w:rPr>
+                <w:rFonts w:ascii="Arial" w:cs="Arial" w:eastAsia="Arial" w:hAnsi="Arial"/>
+                <w:b w:val="false"/>
+                <w:bCs w:val="false"/>
+                <w:i w:val="false"/>
+                <w:iCs w:val="false"/>
+                <w:color w:val="000000"/>
+                <w:sz w:val="18"/>
+                <w:szCs w:val="18"/>
+              </w:rPr>
+              <w:t xml:space="preserve"/>
+            </w:r>
+          </w:p>
+          <w:p>
+            <w:pPr>
+              <w:spacing w:after="40" w:before="0"/>
+              <w:jc w:val="left"/>
+            </w:pPr>
+            <w:r>
+              <w:rPr>
+                <w:rFonts w:ascii="Arial" w:cs="Arial" w:eastAsia="Arial" w:hAnsi="Arial"/>
+                <w:b w:val="false"/>
+                <w:bCs w:val="false"/>
+                <w:i w:val="false"/>
+                <w:iCs w:val="false"/>
+                <w:color w:val="000000"/>
+                <w:sz w:val="18"/>
+                <w:szCs w:val="18"/>
+              </w:rPr>
+              <w:t xml:space="preserve">KICD KEY INQUIRY QUESTIONS:</w:t>
+            </w:r>
+          </w:p>
+          <w:p>
+            <w:pPr>
+              <w:spacing w:after="40" w:before="0"/>
+              <w:jc w:val="left"/>
+            </w:pPr>
+            <w:r>
+              <w:rPr>
+                <w:rFonts w:ascii="Arial" w:cs="Arial" w:eastAsia="Arial" w:hAnsi="Arial"/>
+                <w:b w:val="false"/>
+                <w:bCs w:val="false"/>
+                <w:i w:val="false"/>
+                <w:iCs w:val="false"/>
+                <w:color w:val="000000"/>
+                <w:sz w:val="18"/>
+                <w:szCs w:val="18"/>
+              </w:rPr>
+              <w:t xml:space="preserve">1. Why is electron arrangement significant?</w:t>
+            </w:r>
+          </w:p>
+          <w:p>
+            <w:pPr>
+              <w:spacing w:after="40" w:before="0"/>
+              <w:jc w:val="left"/>
+            </w:pPr>
+            <w:r>
+              <w:rPr>
+                <w:rFonts w:ascii="Arial" w:cs="Arial" w:eastAsia="Arial" w:hAnsi="Arial"/>
+                <w:b w:val="false"/>
+                <w:bCs w:val="false"/>
+                <w:i w:val="false"/>
+                <w:iCs w:val="false"/>
+                <w:color w:val="000000"/>
+                <w:sz w:val="18"/>
+                <w:szCs w:val="18"/>
+              </w:rPr>
+              <w:t xml:space="preserve">2. How are elements arranged in the periodic table?</w:t>
+            </w:r>
+          </w:p>
+        </w:tc>
+      </w:tr>
+      <w:tr>
+        <w:tc>
+          <w:tcPr>
+            <w:tcW w:type="dxa" w:w="3000"/>
+            <w:shd w:fill="EAD1F5" w:color="auto" w:val="clear"/>
+            <w:tcMar>
+              <w:top w:type="dxa" w:w="60"/>
+              <w:left w:type="dxa" w:w="120"/>
+              <w:bottom w:type="dxa" w:w="60"/>
+              <w:right w:type="dxa" w:w="120"/>
+            </w:tcMar>
+            <w:vAlign w:val="top"/>
+          </w:tcPr>
+          <w:p>
+            <w:pPr>
+              <w:spacing w:after="40" w:before="0"/>
+              <w:jc w:val="left"/>
+            </w:pPr>
+            <w:r>
+              <w:rPr>
+                <w:rFonts w:ascii="Arial" w:cs="Arial" w:eastAsia="Arial" w:hAnsi="Arial"/>
+                <w:b/>
+                <w:bCs/>
+                <w:i w:val="false"/>
+                <w:iCs w:val="false"/>
+                <w:color w:val="000000"/>
+                <w:sz w:val="18"/>
+                <w:szCs w:val="18"/>
+              </w:rPr>
+              <w:t xml:space="preserve">Anchoring Phenomenon</w:t>
+            </w:r>
+          </w:p>
+        </w:tc>
+        <w:tc>
+          <w:tcPr>
+            <w:tcW w:type="dxa" w:w="10680"/>
+            <w:shd w:fill="FFFFFF" w:color="auto" w:val="clear"/>
+            <w:tcMar>
+              <w:top w:type="dxa" w:w="60"/>
+              <w:left w:type="dxa" w:w="120"/>
+              <w:bottom w:type="dxa" w:w="60"/>
+              <w:right w:type="dxa" w:w="120"/>
+            </w:tcMar>
+            <w:vAlign w:val="top"/>
+          </w:tcPr>
+          <w:p>
+            <w:pPr>
+              <w:spacing w:after="40" w:before="0"/>
+              <w:jc w:val="left"/>
+            </w:pPr>
+            <w:r>
+              <w:rPr>
+                <w:rFonts w:ascii="Arial" w:cs="Arial" w:eastAsia="Arial" w:hAnsi="Arial"/>
+                <w:b w:val="false"/>
+                <w:bCs w:val="false"/>
+                <w:i w:val="false"/>
+                <w:iCs w:val="false"/>
+                <w:color w:val="000000"/>
+                <w:sz w:val="18"/>
+                <w:szCs w:val="18"/>
+              </w:rPr>
+              <w:t xml:space="preserve">A Grade 10 learner in Kericho notices that the fertiliser bag used on her family's tea farm is labelled "CAN — Calcium Ammonium Nitrate, Ca(NO₃)₂·NH₄NO₃." She also notices that a different bag labelled "DAP — Di-ammonium Phosphate, (NH₄)₂HPO₄" looks almost identical but is used at a different stage of growth. Both bags contain white crystalline solids that dissolve easily in water, yet the plants respond differently to each. She wonders: why do these two compounds have such different formulas and different effects, even though both contain nitrogen? She knows from Junior School that matter is made of atoms — but how does the inner structure of an atom determine what formula a compound gets, and why do certain elements always combine in fixed ratios? This is puzzling because from the outside, both compounds look similar, yet their chemical identities — encoded in their formulae — are completely different, and those formulae seem to follow a hidden pattern she cannot yet explain.</w:t>
+            </w:r>
+          </w:p>
+        </w:tc>
+      </w:tr>
+      <w:tr>
+        <w:tc>
+          <w:tcPr>
+            <w:tcW w:type="dxa" w:w="3000"/>
+            <w:shd w:fill="D9EEF1" w:color="auto" w:val="clear"/>
+            <w:tcMar>
+              <w:top w:type="dxa" w:w="60"/>
+              <w:left w:type="dxa" w:w="120"/>
+              <w:bottom w:type="dxa" w:w="60"/>
+              <w:right w:type="dxa" w:w="120"/>
+            </w:tcMar>
+            <w:vAlign w:val="top"/>
+          </w:tcPr>
+          <w:p>
+            <w:pPr>
+              <w:spacing w:after="40" w:before="0"/>
+              <w:jc w:val="left"/>
+            </w:pPr>
+            <w:r>
+              <w:rPr>
+                <w:rFonts w:ascii="Arial" w:cs="Arial" w:eastAsia="Arial" w:hAnsi="Arial"/>
+                <w:b/>
+                <w:bCs/>
+                <w:i w:val="false"/>
+                <w:iCs w:val="false"/>
+                <w:color w:val="000000"/>
+                <w:sz w:val="18"/>
+                <w:szCs w:val="18"/>
+              </w:rPr>
+              <w:t xml:space="preserve">Storyline Thread</w:t>
+            </w:r>
+          </w:p>
+        </w:tc>
+        <w:tc>
+          <w:tcPr>
+            <w:tcW w:type="dxa" w:w="10680"/>
+            <w:shd w:fill="FFFFFF" w:color="auto" w:val="clear"/>
+            <w:tcMar>
+              <w:top w:type="dxa" w:w="60"/>
+              <w:left w:type="dxa" w:w="120"/>
+              <w:bottom w:type="dxa" w:w="60"/>
+              <w:right w:type="dxa" w:w="120"/>
+            </w:tcMar>
+            <w:vAlign w:val="top"/>
+          </w:tcPr>
+          <w:p>
+            <w:pPr>
+              <w:spacing w:after="40" w:before="0"/>
+              <w:jc w:val="left"/>
+            </w:pPr>
+            <w:r>
+              <w:rPr>
+                <w:rFonts w:ascii="Arial" w:cs="Arial" w:eastAsia="Arial" w:hAnsi="Arial"/>
+                <w:b w:val="false"/>
+                <w:bCs w:val="false"/>
+                <w:i w:val="false"/>
+                <w:iCs w:val="false"/>
+                <w:color w:val="000000"/>
+                <w:sz w:val="18"/>
+                <w:szCs w:val="18"/>
+              </w:rPr>
+              <w:t xml:space="preserve">Lesson 1 — Anchoring the Phenomenon &amp; Reviewing Atomic Structure: Students examine real fertiliser bags (CAN and DAP) and the driving question is posed. Learners review atomic number, mass number, and electron arrangement of selected elements (H, C, N, O, Na, Cl, Ca) through guided activities, connecting prior Junior School knowledge to the new context. Students make initial predictions on the DQB about why the formulae differ.</w:t>
+            </w:r>
+          </w:p>
+          <w:p>
+            <w:pPr>
+              <w:spacing w:after="40" w:before="0"/>
+              <w:jc w:val="left"/>
+            </w:pPr>
+            <w:r>
+              <w:rPr>
+                <w:rFonts w:ascii="Arial" w:cs="Arial" w:eastAsia="Arial" w:hAnsi="Arial"/>
+                <w:b w:val="false"/>
+                <w:bCs w:val="false"/>
+                <w:i w:val="false"/>
+                <w:iCs w:val="false"/>
+                <w:color w:val="000000"/>
+                <w:sz w:val="18"/>
+                <w:szCs w:val="18"/>
+              </w:rPr>
+              <w:t xml:space="preserve"/>
+            </w:r>
+          </w:p>
+          <w:p>
+            <w:pPr>
+              <w:spacing w:after="40" w:before="0"/>
+              <w:jc w:val="left"/>
+            </w:pPr>
+            <w:r>
+              <w:rPr>
+                <w:rFonts w:ascii="Arial" w:cs="Arial" w:eastAsia="Arial" w:hAnsi="Arial"/>
+                <w:b w:val="false"/>
+                <w:bCs w:val="false"/>
+                <w:i w:val="false"/>
+                <w:iCs w:val="false"/>
+                <w:color w:val="000000"/>
+                <w:sz w:val="18"/>
+                <w:szCs w:val="18"/>
+              </w:rPr>
+              <w:t xml:space="preserve">Lesson 2 — Electron Configuration and the Periodic Law: Learners carry out a card-sorting activity arranging the first 20 elements by their electron arrangements. They discover the repeating pattern of outer-shell electrons and discuss the periodic law with peers. The connection between electron shells and the rows (periods) and columns (groups) of the periodic table is established. Learners annotate a blank periodic table grid.</w:t>
+            </w:r>
+          </w:p>
+          <w:p>
+            <w:pPr>
+              <w:spacing w:after="40" w:before="0"/>
+              <w:jc w:val="left"/>
+            </w:pPr>
+            <w:r>
+              <w:rPr>
+                <w:rFonts w:ascii="Arial" w:cs="Arial" w:eastAsia="Arial" w:hAnsi="Arial"/>
+                <w:b w:val="false"/>
+                <w:bCs w:val="false"/>
+                <w:i w:val="false"/>
+                <w:iCs w:val="false"/>
+                <w:color w:val="000000"/>
+                <w:sz w:val="18"/>
+                <w:szCs w:val="18"/>
+              </w:rPr>
+              <w:t xml:space="preserve"/>
+            </w:r>
+          </w:p>
+          <w:p>
+            <w:pPr>
+              <w:spacing w:after="40" w:before="0"/>
+              <w:jc w:val="left"/>
+            </w:pPr>
+            <w:r>
+              <w:rPr>
+                <w:rFonts w:ascii="Arial" w:cs="Arial" w:eastAsia="Arial" w:hAnsi="Arial"/>
+                <w:b w:val="false"/>
+                <w:bCs w:val="false"/>
+                <w:i w:val="false"/>
+                <w:iCs w:val="false"/>
+                <w:color w:val="000000"/>
+                <w:sz w:val="18"/>
+                <w:szCs w:val="18"/>
+              </w:rPr>
+              <w:t xml:space="preserve">Lesson 3 — Stability, Electron Affinity, and the Noble Gas Rule: Students investigate why noble gases are unreactive by examining their full outer shells. Learners discuss how other atoms lose or gain electrons to attain stability, introducing the concepts of electron affinity, cations, and anions. The anchoring phenomenon is revisited: why does calcium (Group 2) form Ca²⁺ and nitrogen (Group 5) form N³⁻?</w:t>
+            </w:r>
+          </w:p>
+          <w:p>
+            <w:pPr>
+              <w:spacing w:after="40" w:before="0"/>
+              <w:jc w:val="left"/>
+            </w:pPr>
+            <w:r>
+              <w:rPr>
+                <w:rFonts w:ascii="Arial" w:cs="Arial" w:eastAsia="Arial" w:hAnsi="Arial"/>
+                <w:b w:val="false"/>
+                <w:bCs w:val="false"/>
+                <w:i w:val="false"/>
+                <w:iCs w:val="false"/>
+                <w:color w:val="000000"/>
+                <w:sz w:val="18"/>
+                <w:szCs w:val="18"/>
+              </w:rPr>
+              <w:t xml:space="preserve"/>
+            </w:r>
+          </w:p>
+          <w:p>
+            <w:pPr>
+              <w:spacing w:after="40" w:before="0"/>
+              <w:jc w:val="left"/>
+            </w:pPr>
+            <w:r>
+              <w:rPr>
+                <w:rFonts w:ascii="Arial" w:cs="Arial" w:eastAsia="Arial" w:hAnsi="Arial"/>
+                <w:b w:val="false"/>
+                <w:bCs w:val="false"/>
+                <w:i w:val="false"/>
+                <w:iCs w:val="false"/>
+                <w:color w:val="000000"/>
+                <w:sz w:val="18"/>
+                <w:szCs w:val="18"/>
+              </w:rPr>
+              <w:t xml:space="preserve">Lesson 4 — Ion Formation: Dot-and-Cross Diagrams: Learners draw dot (•) and cross (×) diagrams to illustrate ion formation for selected elements from the first 20 (e.g., Na⁺, Mg²⁺, Al³⁺, Cl⁻, O²⁻). They watch animations/simulations on ion formation using available digital devices. Groups present their diagrams to the class, tying ion charges back to the periodic table group number.</w:t>
+            </w:r>
+          </w:p>
+          <w:p>
+            <w:pPr>
+              <w:spacing w:after="40" w:before="0"/>
+              <w:jc w:val="left"/>
+            </w:pPr>
+            <w:r>
+              <w:rPr>
+                <w:rFonts w:ascii="Arial" w:cs="Arial" w:eastAsia="Arial" w:hAnsi="Arial"/>
+                <w:b w:val="false"/>
+                <w:bCs w:val="false"/>
+                <w:i w:val="false"/>
+                <w:iCs w:val="false"/>
+                <w:color w:val="000000"/>
+                <w:sz w:val="18"/>
+                <w:szCs w:val="18"/>
+              </w:rPr>
+              <w:t xml:space="preserve"/>
+            </w:r>
+          </w:p>
+          <w:p>
+            <w:pPr>
+              <w:spacing w:after="40" w:before="0"/>
+              <w:jc w:val="left"/>
+            </w:pPr>
+            <w:r>
+              <w:rPr>
+                <w:rFonts w:ascii="Arial" w:cs="Arial" w:eastAsia="Arial" w:hAnsi="Arial"/>
+                <w:b w:val="false"/>
+                <w:bCs w:val="false"/>
+                <w:i w:val="false"/>
+                <w:iCs w:val="false"/>
+                <w:color w:val="000000"/>
+                <w:sz w:val="18"/>
+                <w:szCs w:val="18"/>
+              </w:rPr>
+              <w:t xml:space="preserve">Lesson 5 — Valency, Oxidation Numbers, and Radicals: Learners derive valency from group position and ion charge. The teacher introduces oxidation numbers and key radicals verbatim from KICD: ammonium ion (NH₄⁺), sulphate (SO₄²⁻), nitrate (NO₃⁻), hydroxide (OH⁻), carbonate (CO₃²⁻), phosphate (PO₄³⁻), hydrogen carbonate (HCO₃⁻). Students practise determining valency and oxidation numbers through worked examples rooted in Kenyan compounds (e.g., urea, calcium nitrate).</w:t>
+            </w:r>
+          </w:p>
+          <w:p>
+            <w:pPr>
+              <w:spacing w:after="40" w:before="0"/>
+              <w:jc w:val="left"/>
+            </w:pPr>
+            <w:r>
+              <w:rPr>
+                <w:rFonts w:ascii="Arial" w:cs="Arial" w:eastAsia="Arial" w:hAnsi="Arial"/>
+                <w:b w:val="false"/>
+                <w:bCs w:val="false"/>
+                <w:i w:val="false"/>
+                <w:iCs w:val="false"/>
+                <w:color w:val="000000"/>
+                <w:sz w:val="18"/>
+                <w:szCs w:val="18"/>
+              </w:rPr>
+              <w:t xml:space="preserve"/>
+            </w:r>
+          </w:p>
+          <w:p>
+            <w:pPr>
+              <w:spacing w:after="40" w:before="0"/>
+              <w:jc w:val="left"/>
+            </w:pPr>
+            <w:r>
+              <w:rPr>
+                <w:rFonts w:ascii="Arial" w:cs="Arial" w:eastAsia="Arial" w:hAnsi="Arial"/>
+                <w:b w:val="false"/>
+                <w:bCs w:val="false"/>
+                <w:i w:val="false"/>
+                <w:iCs w:val="false"/>
+                <w:color w:val="000000"/>
+                <w:sz w:val="18"/>
+                <w:szCs w:val="18"/>
+              </w:rPr>
+              <w:t xml:space="preserve">Lesson 6 — Writing Chemical Formulae of Common Compounds: Using valencies of elements and radicals established in Lesson 5, learners systematically write chemical formulae for common compounds (NaCl, MgO, CaCO₃, Al₂O₃, NH₄NO₃, (NH₄)₂HPO₄). They decode the fertiliser bag formulae from the anchoring phenomenon, resolving part of the driving question. A class chart of common substances with names and formulae is begun (Project 2).</w:t>
+            </w:r>
+          </w:p>
+          <w:p>
+            <w:pPr>
+              <w:spacing w:after="40" w:before="0"/>
+              <w:jc w:val="left"/>
+            </w:pPr>
+            <w:r>
+              <w:rPr>
+                <w:rFonts w:ascii="Arial" w:cs="Arial" w:eastAsia="Arial" w:hAnsi="Arial"/>
+                <w:b w:val="false"/>
+                <w:bCs w:val="false"/>
+                <w:i w:val="false"/>
+                <w:iCs w:val="false"/>
+                <w:color w:val="000000"/>
+                <w:sz w:val="18"/>
+                <w:szCs w:val="18"/>
+              </w:rPr>
+              <w:t xml:space="preserve"/>
+            </w:r>
+          </w:p>
+          <w:p>
+            <w:pPr>
+              <w:spacing w:after="40" w:before="0"/>
+              <w:jc w:val="left"/>
+            </w:pPr>
+            <w:r>
+              <w:rPr>
+                <w:rFonts w:ascii="Arial" w:cs="Arial" w:eastAsia="Arial" w:hAnsi="Arial"/>
+                <w:b w:val="false"/>
+                <w:bCs w:val="false"/>
+                <w:i w:val="false"/>
+                <w:iCs w:val="false"/>
+                <w:color w:val="000000"/>
+                <w:sz w:val="18"/>
+                <w:szCs w:val="18"/>
+              </w:rPr>
+              <w:t xml:space="preserve">Lesson 7 — Balancing Chemical Equations: Learners apply valency knowledge to write and balance chemical equations for reactions involving the first 20 elements (e.g., formation of sodium chloride, magnesium oxide, calcium nitrate from constituent elements/compounds). Step-by-step balancing strategies are practised in pairs, with peer checking. Students connect balanced equations back to the conserved ratios seen in fertiliser formulae.</w:t>
+            </w:r>
+          </w:p>
+          <w:p>
+            <w:pPr>
+              <w:spacing w:after="40" w:before="0"/>
+              <w:jc w:val="left"/>
+            </w:pPr>
+            <w:r>
+              <w:rPr>
+                <w:rFonts w:ascii="Arial" w:cs="Arial" w:eastAsia="Arial" w:hAnsi="Arial"/>
+                <w:b w:val="false"/>
+                <w:bCs w:val="false"/>
+                <w:i w:val="false"/>
+                <w:iCs w:val="false"/>
+                <w:color w:val="000000"/>
+                <w:sz w:val="18"/>
+                <w:szCs w:val="18"/>
+              </w:rPr>
+              <w:t xml:space="preserve"/>
+            </w:r>
+          </w:p>
+          <w:p>
+            <w:pPr>
+              <w:spacing w:after="40" w:before="0"/>
+              <w:jc w:val="left"/>
+            </w:pPr>
+            <w:r>
+              <w:rPr>
+                <w:rFonts w:ascii="Arial" w:cs="Arial" w:eastAsia="Arial" w:hAnsi="Arial"/>
+                <w:b w:val="false"/>
+                <w:bCs w:val="false"/>
+                <w:i w:val="false"/>
+                <w:iCs w:val="false"/>
+                <w:color w:val="000000"/>
+                <w:sz w:val="18"/>
+                <w:szCs w:val="18"/>
+              </w:rPr>
+              <w:t xml:space="preserve">Lesson 8 — Model Building, Project Showcase &amp; DQB Resolution: Learners present their electron-configuration models (Project 1, using locally available materials — bottle tops, wire, clay) and their completed compound charts (Project 2). The class revisits the DQB, resolving the driving question by explaining in full how electron arrangement → valency → chemical formula → the labels on Kenyan fertiliser bags. A summative reflection links the unit to careers in agriculture, pharmacy, and chemical manufacturing in Kenya.</w:t>
+            </w:r>
+          </w:p>
+        </w:tc>
+      </w:tr>
+      <w:tr>
+        <w:tc>
+          <w:tcPr>
+            <w:tcW w:type="dxa" w:w="3000"/>
+            <w:shd w:fill="EAD1F5" w:color="auto" w:val="clear"/>
+            <w:tcMar>
+              <w:top w:type="dxa" w:w="60"/>
+              <w:left w:type="dxa" w:w="120"/>
+              <w:bottom w:type="dxa" w:w="60"/>
+              <w:right w:type="dxa" w:w="120"/>
+            </w:tcMar>
+            <w:vAlign w:val="top"/>
+          </w:tcPr>
+          <w:p>
+            <w:pPr>
+              <w:spacing w:after="40" w:before="0"/>
+              <w:jc w:val="left"/>
+            </w:pPr>
+            <w:r>
+              <w:rPr>
+                <w:rFonts w:ascii="Arial" w:cs="Arial" w:eastAsia="Arial" w:hAnsi="Arial"/>
+                <w:b/>
+                <w:bCs/>
+                <w:i w:val="false"/>
+                <w:iCs w:val="false"/>
+                <w:color w:val="000000"/>
+                <w:sz w:val="18"/>
+                <w:szCs w:val="18"/>
+              </w:rPr>
+              <w:t xml:space="preserve">Supporting Phenomena</w:t>
+            </w:r>
+          </w:p>
+        </w:tc>
+        <w:tc>
+          <w:tcPr>
+            <w:tcW w:type="dxa" w:w="10680"/>
+            <w:shd w:fill="FFFFFF" w:color="auto" w:val="clear"/>
+            <w:tcMar>
+              <w:top w:type="dxa" w:w="60"/>
+              <w:left w:type="dxa" w:w="120"/>
+              <w:bottom w:type="dxa" w:w="60"/>
+              <w:right w:type="dxa" w:w="120"/>
+            </w:tcMar>
+            <w:vAlign w:val="top"/>
+          </w:tcPr>
+          <w:p>
+            <w:pPr>
+              <w:spacing w:after="30" w:before="0"/>
+              <w:ind w:left="360" w:hanging="180"/>
+              <w:jc w:val="left"/>
+            </w:pPr>
+            <w:r>
+              <w:rPr>
+                <w:rFonts w:ascii="Arial" w:cs="Arial" w:eastAsia="Arial" w:hAnsi="Arial"/>
+                <w:b w:val="false"/>
+                <w:bCs w:val="false"/>
+                <w:i w:val="false"/>
+                <w:iCs w:val="false"/>
+                <w:color w:val="000000"/>
+                <w:sz w:val="18"/>
+                <w:szCs w:val="18"/>
+              </w:rPr>
+              <w:t xml:space="preserve">–  When a Nairobi hardware vendor cuts sodium metal (stored under oil) and drops a tiny piece into water, it fizzes violently, skids across the surface, and may catch fire — yet the sodium atom has only one more electron than the noble gas neon. Why does that single extra electron make sodium so reactive while neon is completely inert?</w:t>
+            </w:r>
+          </w:p>
+          <w:p>
+            <w:pPr>
+              <w:spacing w:after="30" w:before="0"/>
+              <w:ind w:left="360" w:hanging="180"/>
+              <w:jc w:val="left"/>
+            </w:pPr>
+            <w:r>
+              <w:rPr>
+                <w:rFonts w:ascii="Arial" w:cs="Arial" w:eastAsia="Arial" w:hAnsi="Arial"/>
+                <w:b w:val="false"/>
+                <w:bCs w:val="false"/>
+                <w:i w:val="false"/>
+                <w:iCs w:val="false"/>
+                <w:color w:val="000000"/>
+                <w:sz w:val="18"/>
+                <w:szCs w:val="18"/>
+              </w:rPr>
+              <w:t xml:space="preserve">–  A student at a school in Kisumu observes that rust (iron oxide, Fe₂O₃) forms on an iron gate near Lake Victoria far faster than on an aluminium window frame next to it, even though both metals are exposed to the same humid air. Why do different metals react differently with oxygen, and can the periodic table predict this?</w:t>
+            </w:r>
+          </w:p>
+          <w:p>
+            <w:pPr>
+              <w:spacing w:after="30" w:before="0"/>
+              <w:ind w:left="360" w:hanging="180"/>
+              <w:jc w:val="left"/>
+            </w:pPr>
+            <w:r>
+              <w:rPr>
+                <w:rFonts w:ascii="Arial" w:cs="Arial" w:eastAsia="Arial" w:hAnsi="Arial"/>
+                <w:b w:val="false"/>
+                <w:bCs w:val="false"/>
+                <w:i w:val="false"/>
+                <w:iCs w:val="false"/>
+                <w:color w:val="000000"/>
+                <w:sz w:val="18"/>
+                <w:szCs w:val="18"/>
+              </w:rPr>
+              <w:t xml:space="preserve">–  A cook in Mombasa dissolves common table salt (NaCl) — made from the metal sodium and the poisonous gas chlorine — into water to make a perfectly safe brine for pickling fish. How can two dangerous elements combine to form something harmless, and what happens at the atomic level during that combination?</w:t>
+            </w:r>
+          </w:p>
+        </w:tc>
+      </w:tr>
+    </w:tbl>
+    <w:p>
+      <w:pPr>
+        <w:spacing w:after="120"/>
+      </w:pPr>
+      <w:r>
+        <w:t xml:space="preserve"/>
       </w:r>
     </w:p>
     <w:p>
@@ -150,7 +2283,7 @@
         </w:rPr>
         <w:t xml:space="preserve">© 2026 SeaVuria and ARES. This work is licensed under a </w:t>
       </w:r>
-      <w:hyperlink w:history="1" r:id="rId_zbjq5z-zxhsihnd5ato6">
+      <w:hyperlink w:history="1" r:id="rIdz_6ra1zaazhqiar4zhgu0">
         <w:r>
           <w:rPr>
             <w:rFonts w:ascii="Arial" w:cs="Arial" w:eastAsia="Arial" w:hAnsi="Arial"/>
@@ -170,7 +2303,7 @@
         </w:rPr>
         <w:t xml:space="preserve"> (</w:t>
       </w:r>
-      <w:hyperlink w:history="1" r:id="rIddnzorbtjbustgrwlgsuv2">
+      <w:hyperlink w:history="1" r:id="rIdgxbremy3u66fae29jnqhy">
         <w:r>
           <w:rPr>
             <w:rFonts w:ascii="Arial" w:cs="Arial" w:eastAsia="Arial" w:hAnsi="Arial"/>
@@ -190,7 +2323,7 @@
         </w:rPr>
         <w:t xml:space="preserve">). To view a copy of this license, visit </w:t>
       </w:r>
-      <w:hyperlink w:history="1" r:id="rIdu7ll5eat9tsktbpoaorj2">
+      <w:hyperlink w:history="1" r:id="rIdags8phz91ylibjmckllck">
         <w:r>
           <w:rPr>
             <w:rFonts w:ascii="Arial" w:cs="Arial" w:eastAsia="Arial" w:hAnsi="Arial"/>
@@ -209,2139 +2342,6 @@
           <w:szCs w:val="17"/>
         </w:rPr>
         <w:t xml:space="preserve">. You are free to copy, redistribute, and adapt this material in any medium or format, provided appropriate credit is given and the material is not used for commercial purposes. KICD learning outcomes and curriculum designations reproduced here for alignment purposes remain the property of KICD and are not covered by this license. Linked external resources (e.g. CK-12, Khan Academy, PhET) are subject to their own licenses.</w:t>
-      </w:r>
-    </w:p>
-    <w:p>
-      <w:pPr>
-        <w:spacing w:after="120"/>
-      </w:pPr>
-      <w:r>
-        <w:t xml:space="preserve"/>
-      </w:r>
-    </w:p>
-    <w:tbl>
-      <w:tblPr>
-        <w:tblW w:type="dxa" w:w="13680"/>
-        <w:tblBorders>
-          <w:top w:val="single" w:color="AAAAAA" w:sz="4"/>
-          <w:left w:val="single" w:color="AAAAAA" w:sz="4"/>
-          <w:bottom w:val="single" w:color="AAAAAA" w:sz="4"/>
-          <w:right w:val="single" w:color="AAAAAA" w:sz="4"/>
-          <w:insideH w:val="single" w:color="auto" w:sz="4"/>
-          <w:insideV w:val="single" w:color="auto" w:sz="4"/>
-        </w:tblBorders>
-        <w:tblLayout w:type="fixed"/>
-      </w:tblPr>
-      <w:tblGrid>
-        <w:gridCol w:w="3000"/>
-        <w:gridCol w:w="10680"/>
-      </w:tblGrid>
-      <w:tr>
-        <w:tc>
-          <w:tcPr>
-            <w:tcW w:type="dxa" w:w="13680"/>
-            <w:gridSpan w:val="2"/>
-            <w:shd w:fill="1F3864" w:color="auto" w:val="clear"/>
-            <w:tcMar>
-              <w:top w:type="dxa" w:w="60"/>
-              <w:left w:type="dxa" w:w="120"/>
-              <w:bottom w:type="dxa" w:w="60"/>
-              <w:right w:type="dxa" w:w="120"/>
-            </w:tcMar>
-            <w:vAlign w:val="top"/>
-          </w:tcPr>
-          <w:p>
-            <w:pPr>
-              <w:spacing w:after="40" w:before="0"/>
-              <w:jc w:val="center"/>
-            </w:pPr>
-            <w:r>
-              <w:rPr>
-                <w:rFonts w:ascii="Arial" w:cs="Arial" w:eastAsia="Arial" w:hAnsi="Arial"/>
-                <w:b/>
-                <w:bCs/>
-                <w:i w:val="false"/>
-                <w:iCs w:val="false"/>
-                <w:color w:val="FFFFFF"/>
-                <w:sz w:val="22"/>
-                <w:szCs w:val="22"/>
-              </w:rPr>
-              <w:t xml:space="preserve">SUB-STRAND OVERVIEW</w:t>
-            </w:r>
-          </w:p>
-        </w:tc>
-      </w:tr>
-      <w:tr>
-        <w:tc>
-          <w:tcPr>
-            <w:tcW w:type="dxa" w:w="3000"/>
-            <w:shd w:fill="D5E8F0" w:color="auto" w:val="clear"/>
-            <w:tcMar>
-              <w:top w:type="dxa" w:w="60"/>
-              <w:left w:type="dxa" w:w="120"/>
-              <w:bottom w:type="dxa" w:w="60"/>
-              <w:right w:type="dxa" w:w="120"/>
-            </w:tcMar>
-            <w:vAlign w:val="top"/>
-          </w:tcPr>
-          <w:p>
-            <w:pPr>
-              <w:spacing w:after="40" w:before="0"/>
-              <w:jc w:val="left"/>
-            </w:pPr>
-            <w:r>
-              <w:rPr>
-                <w:rFonts w:ascii="Arial" w:cs="Arial" w:eastAsia="Arial" w:hAnsi="Arial"/>
-                <w:b/>
-                <w:bCs/>
-                <w:i w:val="false"/>
-                <w:iCs w:val="false"/>
-                <w:color w:val="000000"/>
-                <w:sz w:val="18"/>
-                <w:szCs w:val="18"/>
-              </w:rPr>
-              <w:t xml:space="preserve">Grade Level</w:t>
-            </w:r>
-          </w:p>
-        </w:tc>
-        <w:tc>
-          <w:tcPr>
-            <w:tcW w:type="dxa" w:w="10680"/>
-            <w:shd w:fill="FFFFFF" w:color="auto" w:val="clear"/>
-            <w:tcMar>
-              <w:top w:type="dxa" w:w="60"/>
-              <w:left w:type="dxa" w:w="120"/>
-              <w:bottom w:type="dxa" w:w="60"/>
-              <w:right w:type="dxa" w:w="120"/>
-            </w:tcMar>
-            <w:vAlign w:val="top"/>
-          </w:tcPr>
-          <w:p>
-            <w:pPr>
-              <w:spacing w:after="40" w:before="0"/>
-              <w:jc w:val="left"/>
-            </w:pPr>
-            <w:r>
-              <w:rPr>
-                <w:rFonts w:ascii="Arial" w:cs="Arial" w:eastAsia="Arial" w:hAnsi="Arial"/>
-                <w:b w:val="false"/>
-                <w:bCs w:val="false"/>
-                <w:i w:val="false"/>
-                <w:iCs w:val="false"/>
-                <w:color w:val="000000"/>
-                <w:sz w:val="18"/>
-                <w:szCs w:val="18"/>
-              </w:rPr>
-              <w:t xml:space="preserve">10</w:t>
-            </w:r>
-          </w:p>
-        </w:tc>
-      </w:tr>
-      <w:tr>
-        <w:tc>
-          <w:tcPr>
-            <w:tcW w:type="dxa" w:w="3000"/>
-            <w:shd w:fill="D5E8F0" w:color="auto" w:val="clear"/>
-            <w:tcMar>
-              <w:top w:type="dxa" w:w="60"/>
-              <w:left w:type="dxa" w:w="120"/>
-              <w:bottom w:type="dxa" w:w="60"/>
-              <w:right w:type="dxa" w:w="120"/>
-            </w:tcMar>
-            <w:vAlign w:val="top"/>
-          </w:tcPr>
-          <w:p>
-            <w:pPr>
-              <w:spacing w:after="40" w:before="0"/>
-              <w:jc w:val="left"/>
-            </w:pPr>
-            <w:r>
-              <w:rPr>
-                <w:rFonts w:ascii="Arial" w:cs="Arial" w:eastAsia="Arial" w:hAnsi="Arial"/>
-                <w:b/>
-                <w:bCs/>
-                <w:i w:val="false"/>
-                <w:iCs w:val="false"/>
-                <w:color w:val="000000"/>
-                <w:sz w:val="18"/>
-                <w:szCs w:val="18"/>
-              </w:rPr>
-              <w:t xml:space="preserve">Subject</w:t>
-            </w:r>
-          </w:p>
-        </w:tc>
-        <w:tc>
-          <w:tcPr>
-            <w:tcW w:type="dxa" w:w="10680"/>
-            <w:shd w:fill="FFFFFF" w:color="auto" w:val="clear"/>
-            <w:tcMar>
-              <w:top w:type="dxa" w:w="60"/>
-              <w:left w:type="dxa" w:w="120"/>
-              <w:bottom w:type="dxa" w:w="60"/>
-              <w:right w:type="dxa" w:w="120"/>
-            </w:tcMar>
-            <w:vAlign w:val="top"/>
-          </w:tcPr>
-          <w:p>
-            <w:pPr>
-              <w:spacing w:after="40" w:before="0"/>
-              <w:jc w:val="left"/>
-            </w:pPr>
-            <w:r>
-              <w:rPr>
-                <w:rFonts w:ascii="Arial" w:cs="Arial" w:eastAsia="Arial" w:hAnsi="Arial"/>
-                <w:b w:val="false"/>
-                <w:bCs w:val="false"/>
-                <w:i w:val="false"/>
-                <w:iCs w:val="false"/>
-                <w:color w:val="000000"/>
-                <w:sz w:val="18"/>
-                <w:szCs w:val="18"/>
-              </w:rPr>
-              <w:t xml:space="preserve">General Science</w:t>
-            </w:r>
-          </w:p>
-        </w:tc>
-      </w:tr>
-      <w:tr>
-        <w:tc>
-          <w:tcPr>
-            <w:tcW w:type="dxa" w:w="3000"/>
-            <w:shd w:fill="D5E8F0" w:color="auto" w:val="clear"/>
-            <w:tcMar>
-              <w:top w:type="dxa" w:w="60"/>
-              <w:left w:type="dxa" w:w="120"/>
-              <w:bottom w:type="dxa" w:w="60"/>
-              <w:right w:type="dxa" w:w="120"/>
-            </w:tcMar>
-            <w:vAlign w:val="top"/>
-          </w:tcPr>
-          <w:p>
-            <w:pPr>
-              <w:spacing w:after="40" w:before="0"/>
-              <w:jc w:val="left"/>
-            </w:pPr>
-            <w:r>
-              <w:rPr>
-                <w:rFonts w:ascii="Arial" w:cs="Arial" w:eastAsia="Arial" w:hAnsi="Arial"/>
-                <w:b/>
-                <w:bCs/>
-                <w:i w:val="false"/>
-                <w:iCs w:val="false"/>
-                <w:color w:val="000000"/>
-                <w:sz w:val="18"/>
-                <w:szCs w:val="18"/>
-              </w:rPr>
-              <w:t xml:space="preserve">Strand</w:t>
-            </w:r>
-          </w:p>
-        </w:tc>
-        <w:tc>
-          <w:tcPr>
-            <w:tcW w:type="dxa" w:w="10680"/>
-            <w:shd w:fill="FFFFFF" w:color="auto" w:val="clear"/>
-            <w:tcMar>
-              <w:top w:type="dxa" w:w="60"/>
-              <w:left w:type="dxa" w:w="120"/>
-              <w:bottom w:type="dxa" w:w="60"/>
-              <w:right w:type="dxa" w:w="120"/>
-            </w:tcMar>
-            <w:vAlign w:val="top"/>
-          </w:tcPr>
-          <w:p>
-            <w:pPr>
-              <w:spacing w:after="40" w:before="0"/>
-              <w:jc w:val="left"/>
-            </w:pPr>
-            <w:r>
-              <w:rPr>
-                <w:rFonts w:ascii="Arial" w:cs="Arial" w:eastAsia="Arial" w:hAnsi="Arial"/>
-                <w:b w:val="false"/>
-                <w:bCs w:val="false"/>
-                <w:i w:val="false"/>
-                <w:iCs w:val="false"/>
-                <w:color w:val="000000"/>
-                <w:sz w:val="18"/>
-                <w:szCs w:val="18"/>
-              </w:rPr>
-              <w:t xml:space="preserve">Strand 2.0: Matter and Chemical Reactions</w:t>
-            </w:r>
-          </w:p>
-        </w:tc>
-      </w:tr>
-      <w:tr>
-        <w:tc>
-          <w:tcPr>
-            <w:tcW w:type="dxa" w:w="3000"/>
-            <w:shd w:fill="D5E8F0" w:color="auto" w:val="clear"/>
-            <w:tcMar>
-              <w:top w:type="dxa" w:w="60"/>
-              <w:left w:type="dxa" w:w="120"/>
-              <w:bottom w:type="dxa" w:w="60"/>
-              <w:right w:type="dxa" w:w="120"/>
-            </w:tcMar>
-            <w:vAlign w:val="top"/>
-          </w:tcPr>
-          <w:p>
-            <w:pPr>
-              <w:spacing w:after="40" w:before="0"/>
-              <w:jc w:val="left"/>
-            </w:pPr>
-            <w:r>
-              <w:rPr>
-                <w:rFonts w:ascii="Arial" w:cs="Arial" w:eastAsia="Arial" w:hAnsi="Arial"/>
-                <w:b/>
-                <w:bCs/>
-                <w:i w:val="false"/>
-                <w:iCs w:val="false"/>
-                <w:color w:val="000000"/>
-                <w:sz w:val="18"/>
-                <w:szCs w:val="18"/>
-              </w:rPr>
-              <w:t xml:space="preserve">Sub-Strand</w:t>
-            </w:r>
-          </w:p>
-        </w:tc>
-        <w:tc>
-          <w:tcPr>
-            <w:tcW w:type="dxa" w:w="10680"/>
-            <w:shd w:fill="FFFFFF" w:color="auto" w:val="clear"/>
-            <w:tcMar>
-              <w:top w:type="dxa" w:w="60"/>
-              <w:left w:type="dxa" w:w="120"/>
-              <w:bottom w:type="dxa" w:w="60"/>
-              <w:right w:type="dxa" w:w="120"/>
-            </w:tcMar>
-            <w:vAlign w:val="top"/>
-          </w:tcPr>
-          <w:p>
-            <w:pPr>
-              <w:spacing w:after="40" w:before="0"/>
-              <w:jc w:val="left"/>
-            </w:pPr>
-            <w:r>
-              <w:rPr>
-                <w:rFonts w:ascii="Arial" w:cs="Arial" w:eastAsia="Arial" w:hAnsi="Arial"/>
-                <w:b w:val="false"/>
-                <w:bCs w:val="false"/>
-                <w:i w:val="false"/>
-                <w:iCs w:val="false"/>
-                <w:color w:val="000000"/>
-                <w:sz w:val="18"/>
-                <w:szCs w:val="18"/>
-              </w:rPr>
-              <w:t xml:space="preserve">Sub-Strand 2.1: The Periodic Table</w:t>
-            </w:r>
-          </w:p>
-        </w:tc>
-      </w:tr>
-      <w:tr>
-        <w:tc>
-          <w:tcPr>
-            <w:tcW w:type="dxa" w:w="3000"/>
-            <w:shd w:fill="D5E8F0" w:color="auto" w:val="clear"/>
-            <w:tcMar>
-              <w:top w:type="dxa" w:w="60"/>
-              <w:left w:type="dxa" w:w="120"/>
-              <w:bottom w:type="dxa" w:w="60"/>
-              <w:right w:type="dxa" w:w="120"/>
-            </w:tcMar>
-            <w:vAlign w:val="top"/>
-          </w:tcPr>
-          <w:p>
-            <w:pPr>
-              <w:spacing w:after="40" w:before="0"/>
-              <w:jc w:val="left"/>
-            </w:pPr>
-            <w:r>
-              <w:rPr>
-                <w:rFonts w:ascii="Arial" w:cs="Arial" w:eastAsia="Arial" w:hAnsi="Arial"/>
-                <w:b/>
-                <w:bCs/>
-                <w:i w:val="false"/>
-                <w:iCs w:val="false"/>
-                <w:color w:val="000000"/>
-                <w:sz w:val="18"/>
-                <w:szCs w:val="18"/>
-              </w:rPr>
-              <w:t xml:space="preserve">Total Duration</w:t>
-            </w:r>
-          </w:p>
-        </w:tc>
-        <w:tc>
-          <w:tcPr>
-            <w:tcW w:type="dxa" w:w="10680"/>
-            <w:shd w:fill="FFFFFF" w:color="auto" w:val="clear"/>
-            <w:tcMar>
-              <w:top w:type="dxa" w:w="60"/>
-              <w:left w:type="dxa" w:w="120"/>
-              <w:bottom w:type="dxa" w:w="60"/>
-              <w:right w:type="dxa" w:w="120"/>
-            </w:tcMar>
-            <w:vAlign w:val="top"/>
-          </w:tcPr>
-          <w:p>
-            <w:pPr>
-              <w:spacing w:after="40" w:before="0"/>
-              <w:jc w:val="left"/>
-            </w:pPr>
-            <w:r>
-              <w:rPr>
-                <w:rFonts w:ascii="Arial" w:cs="Arial" w:eastAsia="Arial" w:hAnsi="Arial"/>
-                <w:b w:val="false"/>
-                <w:bCs w:val="false"/>
-                <w:i w:val="false"/>
-                <w:iCs w:val="false"/>
-                <w:color w:val="000000"/>
-                <w:sz w:val="18"/>
-                <w:szCs w:val="18"/>
-              </w:rPr>
-              <w:t xml:space="preserve">8 lessons × 40 minutes = 320 minutes total</w:t>
-            </w:r>
-          </w:p>
-        </w:tc>
-      </w:tr>
-      <w:tr>
-        <w:tc>
-          <w:tcPr>
-            <w:tcW w:type="dxa" w:w="3000"/>
-            <w:shd w:fill="D5E8F0" w:color="auto" w:val="clear"/>
-            <w:tcMar>
-              <w:top w:type="dxa" w:w="60"/>
-              <w:left w:type="dxa" w:w="120"/>
-              <w:bottom w:type="dxa" w:w="60"/>
-              <w:right w:type="dxa" w:w="120"/>
-            </w:tcMar>
-            <w:vAlign w:val="top"/>
-          </w:tcPr>
-          <w:p>
-            <w:pPr>
-              <w:spacing w:after="40" w:before="0"/>
-              <w:jc w:val="left"/>
-            </w:pPr>
-            <w:r>
-              <w:rPr>
-                <w:rFonts w:ascii="Arial" w:cs="Arial" w:eastAsia="Arial" w:hAnsi="Arial"/>
-                <w:b/>
-                <w:bCs/>
-                <w:i w:val="false"/>
-                <w:iCs w:val="false"/>
-                <w:color w:val="000000"/>
-                <w:sz w:val="18"/>
-                <w:szCs w:val="18"/>
-              </w:rPr>
-              <w:t xml:space="preserve">Sub-Strand Content</w:t>
-            </w:r>
-          </w:p>
-        </w:tc>
-        <w:tc>
-          <w:tcPr>
-            <w:tcW w:type="dxa" w:w="10680"/>
-            <w:shd w:fill="FFFFFF" w:color="auto" w:val="clear"/>
-            <w:tcMar>
-              <w:top w:type="dxa" w:w="60"/>
-              <w:left w:type="dxa" w:w="120"/>
-              <w:bottom w:type="dxa" w:w="60"/>
-              <w:right w:type="dxa" w:w="120"/>
-            </w:tcMar>
-            <w:vAlign w:val="top"/>
-          </w:tcPr>
-          <w:p>
-            <w:pPr>
-              <w:spacing w:after="30" w:before="0"/>
-              <w:ind w:left="360" w:hanging="180"/>
-              <w:jc w:val="left"/>
-            </w:pPr>
-            <w:r>
-              <w:rPr>
-                <w:rFonts w:ascii="Arial" w:cs="Arial" w:eastAsia="Arial" w:hAnsi="Arial"/>
-                <w:b w:val="false"/>
-                <w:bCs w:val="false"/>
-                <w:i w:val="false"/>
-                <w:iCs w:val="false"/>
-                <w:color w:val="000000"/>
-                <w:sz w:val="18"/>
-                <w:szCs w:val="18"/>
-              </w:rPr>
-              <w:t xml:space="preserve">–  Classification of the first twenty elements of the periodic table into groups and periods</w:t>
-            </w:r>
-          </w:p>
-          <w:p>
-            <w:pPr>
-              <w:spacing w:after="30" w:before="0"/>
-              <w:ind w:left="360" w:hanging="180"/>
-              <w:jc w:val="left"/>
-            </w:pPr>
-            <w:r>
-              <w:rPr>
-                <w:rFonts w:ascii="Arial" w:cs="Arial" w:eastAsia="Arial" w:hAnsi="Arial"/>
-                <w:b w:val="false"/>
-                <w:bCs w:val="false"/>
-                <w:i w:val="false"/>
-                <w:iCs w:val="false"/>
-                <w:color w:val="000000"/>
-                <w:sz w:val="18"/>
-                <w:szCs w:val="18"/>
-              </w:rPr>
-              <w:t xml:space="preserve">–  Electron configuration of atoms of elements (atomic number, mass number, electron arrangement)</w:t>
-            </w:r>
-          </w:p>
-          <w:p>
-            <w:pPr>
-              <w:spacing w:after="30" w:before="0"/>
-              <w:ind w:left="360" w:hanging="180"/>
-              <w:jc w:val="left"/>
-            </w:pPr>
-            <w:r>
-              <w:rPr>
-                <w:rFonts w:ascii="Arial" w:cs="Arial" w:eastAsia="Arial" w:hAnsi="Arial"/>
-                <w:b w:val="false"/>
-                <w:bCs w:val="false"/>
-                <w:i w:val="false"/>
-                <w:iCs w:val="false"/>
-                <w:color w:val="000000"/>
-                <w:sz w:val="18"/>
-                <w:szCs w:val="18"/>
-              </w:rPr>
-              <w:t xml:space="preserve">–  Stability and electron affinity of atoms — how elements attain stable configurations (cations and anions)</w:t>
-            </w:r>
-          </w:p>
-          <w:p>
-            <w:pPr>
-              <w:spacing w:after="30" w:before="0"/>
-              <w:ind w:left="360" w:hanging="180"/>
-              <w:jc w:val="left"/>
-            </w:pPr>
-            <w:r>
-              <w:rPr>
-                <w:rFonts w:ascii="Arial" w:cs="Arial" w:eastAsia="Arial" w:hAnsi="Arial"/>
-                <w:b w:val="false"/>
-                <w:bCs w:val="false"/>
-                <w:i w:val="false"/>
-                <w:iCs w:val="false"/>
-                <w:color w:val="000000"/>
-                <w:sz w:val="18"/>
-                <w:szCs w:val="18"/>
-              </w:rPr>
-              <w:t xml:space="preserve">–  The periodic law and the order adopted in developing the periodic table</w:t>
-            </w:r>
-          </w:p>
-          <w:p>
-            <w:pPr>
-              <w:spacing w:after="30" w:before="0"/>
-              <w:ind w:left="360" w:hanging="180"/>
-              <w:jc w:val="left"/>
-            </w:pPr>
-            <w:r>
-              <w:rPr>
-                <w:rFonts w:ascii="Arial" w:cs="Arial" w:eastAsia="Arial" w:hAnsi="Arial"/>
-                <w:b w:val="false"/>
-                <w:bCs w:val="false"/>
-                <w:i w:val="false"/>
-                <w:iCs w:val="false"/>
-                <w:color w:val="000000"/>
-                <w:sz w:val="18"/>
-                <w:szCs w:val="18"/>
-              </w:rPr>
-              <w:t xml:space="preserve">–  Unreactive nature of noble gases</w:t>
-            </w:r>
-          </w:p>
-          <w:p>
-            <w:pPr>
-              <w:spacing w:after="30" w:before="0"/>
-              <w:ind w:left="360" w:hanging="180"/>
-              <w:jc w:val="left"/>
-            </w:pPr>
-            <w:r>
-              <w:rPr>
-                <w:rFonts w:ascii="Arial" w:cs="Arial" w:eastAsia="Arial" w:hAnsi="Arial"/>
-                <w:b w:val="false"/>
-                <w:bCs w:val="false"/>
-                <w:i w:val="false"/>
-                <w:iCs w:val="false"/>
-                <w:color w:val="000000"/>
-                <w:sz w:val="18"/>
-                <w:szCs w:val="18"/>
-              </w:rPr>
-              <w:t xml:space="preserve">–  Dot (•) and cross (×) diagrams illustrating ion formation for the first 20 elements</w:t>
-            </w:r>
-          </w:p>
-          <w:p>
-            <w:pPr>
-              <w:spacing w:after="30" w:before="0"/>
-              <w:ind w:left="360" w:hanging="180"/>
-              <w:jc w:val="left"/>
-            </w:pPr>
-            <w:r>
-              <w:rPr>
-                <w:rFonts w:ascii="Arial" w:cs="Arial" w:eastAsia="Arial" w:hAnsi="Arial"/>
-                <w:b w:val="false"/>
-                <w:bCs w:val="false"/>
-                <w:i w:val="false"/>
-                <w:iCs w:val="false"/>
-                <w:color w:val="000000"/>
-                <w:sz w:val="18"/>
-                <w:szCs w:val="18"/>
-              </w:rPr>
-              <w:t xml:space="preserve">–  Valency and oxidation number of elements and radicals (ammonium ion, sulphate, nitrate, hydroxide, carbonate, phosphate, hydrogen carbonate)</w:t>
-            </w:r>
-          </w:p>
-          <w:p>
-            <w:pPr>
-              <w:spacing w:after="30" w:before="0"/>
-              <w:ind w:left="360" w:hanging="180"/>
-              <w:jc w:val="left"/>
-            </w:pPr>
-            <w:r>
-              <w:rPr>
-                <w:rFonts w:ascii="Arial" w:cs="Arial" w:eastAsia="Arial" w:hAnsi="Arial"/>
-                <w:b w:val="false"/>
-                <w:bCs w:val="false"/>
-                <w:i w:val="false"/>
-                <w:iCs w:val="false"/>
-                <w:color w:val="000000"/>
-                <w:sz w:val="18"/>
-                <w:szCs w:val="18"/>
-              </w:rPr>
-              <w:t xml:space="preserve">–  Chemical formulae of common compounds using valencies of elements and radicals</w:t>
-            </w:r>
-          </w:p>
-          <w:p>
-            <w:pPr>
-              <w:spacing w:after="30" w:before="0"/>
-              <w:ind w:left="360" w:hanging="180"/>
-              <w:jc w:val="left"/>
-            </w:pPr>
-            <w:r>
-              <w:rPr>
-                <w:rFonts w:ascii="Arial" w:cs="Arial" w:eastAsia="Arial" w:hAnsi="Arial"/>
-                <w:b w:val="false"/>
-                <w:bCs w:val="false"/>
-                <w:i w:val="false"/>
-                <w:iCs w:val="false"/>
-                <w:color w:val="000000"/>
-                <w:sz w:val="18"/>
-                <w:szCs w:val="18"/>
-              </w:rPr>
-              <w:t xml:space="preserve">–  Writing and balancing chemical equations of chemical reactions</w:t>
-            </w:r>
-          </w:p>
-          <w:p>
-            <w:pPr>
-              <w:spacing w:after="30" w:before="0"/>
-              <w:ind w:left="360" w:hanging="180"/>
-              <w:jc w:val="left"/>
-            </w:pPr>
-            <w:r>
-              <w:rPr>
-                <w:rFonts w:ascii="Arial" w:cs="Arial" w:eastAsia="Arial" w:hAnsi="Arial"/>
-                <w:b w:val="false"/>
-                <w:bCs w:val="false"/>
-                <w:i w:val="false"/>
-                <w:iCs w:val="false"/>
-                <w:color w:val="000000"/>
-                <w:sz w:val="18"/>
-                <w:szCs w:val="18"/>
-              </w:rPr>
-              <w:t xml:space="preserve">–  Project: Modelling electron configuration of any five elements (1–20) using locally available materials</w:t>
-            </w:r>
-          </w:p>
-          <w:p>
-            <w:pPr>
-              <w:spacing w:after="30" w:before="0"/>
-              <w:ind w:left="360" w:hanging="180"/>
-              <w:jc w:val="left"/>
-            </w:pPr>
-            <w:r>
-              <w:rPr>
-                <w:rFonts w:ascii="Arial" w:cs="Arial" w:eastAsia="Arial" w:hAnsi="Arial"/>
-                <w:b w:val="false"/>
-                <w:bCs w:val="false"/>
-                <w:i w:val="false"/>
-                <w:iCs w:val="false"/>
-                <w:color w:val="000000"/>
-                <w:sz w:val="18"/>
-                <w:szCs w:val="18"/>
-              </w:rPr>
-              <w:t xml:space="preserve">–  Project: Chart of common substances made from elements and radicals (names and formulae)</w:t>
-            </w:r>
-          </w:p>
-        </w:tc>
-      </w:tr>
-      <w:tr>
-        <w:tc>
-          <w:tcPr>
-            <w:tcW w:type="dxa" w:w="3000"/>
-            <w:shd w:fill="D5E8F0" w:color="auto" w:val="clear"/>
-            <w:tcMar>
-              <w:top w:type="dxa" w:w="60"/>
-              <w:left w:type="dxa" w:w="120"/>
-              <w:bottom w:type="dxa" w:w="60"/>
-              <w:right w:type="dxa" w:w="120"/>
-            </w:tcMar>
-            <w:vAlign w:val="top"/>
-          </w:tcPr>
-          <w:p>
-            <w:pPr>
-              <w:spacing w:after="40" w:before="0"/>
-              <w:jc w:val="left"/>
-            </w:pPr>
-            <w:r>
-              <w:rPr>
-                <w:rFonts w:ascii="Arial" w:cs="Arial" w:eastAsia="Arial" w:hAnsi="Arial"/>
-                <w:b/>
-                <w:bCs/>
-                <w:i w:val="false"/>
-                <w:iCs w:val="false"/>
-                <w:color w:val="000000"/>
-                <w:sz w:val="18"/>
-                <w:szCs w:val="18"/>
-              </w:rPr>
-              <w:t xml:space="preserve">Learning Outcomes</w:t>
-            </w:r>
-          </w:p>
-        </w:tc>
-        <w:tc>
-          <w:tcPr>
-            <w:tcW w:type="dxa" w:w="10680"/>
-            <w:shd w:fill="FFFFFF" w:color="auto" w:val="clear"/>
-            <w:tcMar>
-              <w:top w:type="dxa" w:w="60"/>
-              <w:left w:type="dxa" w:w="120"/>
-              <w:bottom w:type="dxa" w:w="60"/>
-              <w:right w:type="dxa" w:w="120"/>
-            </w:tcMar>
-            <w:vAlign w:val="top"/>
-          </w:tcPr>
-          <w:p>
-            <w:pPr>
-              <w:spacing w:after="40" w:before="0"/>
-              <w:jc w:val="left"/>
-            </w:pPr>
-            <w:r>
-              <w:rPr>
-                <w:rFonts w:ascii="Arial" w:cs="Arial" w:eastAsia="Arial" w:hAnsi="Arial"/>
-                <w:b w:val="false"/>
-                <w:bCs w:val="false"/>
-                <w:i w:val="false"/>
-                <w:iCs w:val="false"/>
-                <w:color w:val="000000"/>
-                <w:sz w:val="18"/>
-                <w:szCs w:val="18"/>
-              </w:rPr>
-              <w:t xml:space="preserve">By the end of the sub-strand, the learner should be able to:</w:t>
-            </w:r>
-          </w:p>
-          <w:p>
-            <w:pPr>
-              <w:spacing w:after="40" w:before="0"/>
-              <w:jc w:val="left"/>
-            </w:pPr>
-            <w:r>
-              <w:rPr>
-                <w:rFonts w:ascii="Arial" w:cs="Arial" w:eastAsia="Arial" w:hAnsi="Arial"/>
-                <w:b w:val="false"/>
-                <w:bCs w:val="false"/>
-                <w:i w:val="false"/>
-                <w:iCs w:val="false"/>
-                <w:color w:val="000000"/>
-                <w:sz w:val="18"/>
-                <w:szCs w:val="18"/>
-              </w:rPr>
-              <w:t xml:space="preserve">a) examine electron arrangement of an atom of an element,</w:t>
-            </w:r>
-          </w:p>
-          <w:p>
-            <w:pPr>
-              <w:spacing w:after="40" w:before="0"/>
-              <w:jc w:val="left"/>
-            </w:pPr>
-            <w:r>
-              <w:rPr>
-                <w:rFonts w:ascii="Arial" w:cs="Arial" w:eastAsia="Arial" w:hAnsi="Arial"/>
-                <w:b w:val="false"/>
-                <w:bCs w:val="false"/>
-                <w:i w:val="false"/>
-                <w:iCs w:val="false"/>
-                <w:color w:val="000000"/>
-                <w:sz w:val="18"/>
-                <w:szCs w:val="18"/>
-              </w:rPr>
-              <w:t xml:space="preserve">b) classify elements into groups and periods of the periodic table,</w:t>
-            </w:r>
-          </w:p>
-          <w:p>
-            <w:pPr>
-              <w:spacing w:after="40" w:before="0"/>
-              <w:jc w:val="left"/>
-            </w:pPr>
-            <w:r>
-              <w:rPr>
-                <w:rFonts w:ascii="Arial" w:cs="Arial" w:eastAsia="Arial" w:hAnsi="Arial"/>
-                <w:b w:val="false"/>
-                <w:bCs w:val="false"/>
-                <w:i w:val="false"/>
-                <w:iCs w:val="false"/>
-                <w:color w:val="000000"/>
-                <w:sz w:val="18"/>
-                <w:szCs w:val="18"/>
-              </w:rPr>
-              <w:t xml:space="preserve">c) explain the stability and electron affinity of atoms of elements,</w:t>
-            </w:r>
-          </w:p>
-          <w:p>
-            <w:pPr>
-              <w:spacing w:after="40" w:before="0"/>
-              <w:jc w:val="left"/>
-            </w:pPr>
-            <w:r>
-              <w:rPr>
-                <w:rFonts w:ascii="Arial" w:cs="Arial" w:eastAsia="Arial" w:hAnsi="Arial"/>
-                <w:b w:val="false"/>
-                <w:bCs w:val="false"/>
-                <w:i w:val="false"/>
-                <w:iCs w:val="false"/>
-                <w:color w:val="000000"/>
-                <w:sz w:val="18"/>
-                <w:szCs w:val="18"/>
-              </w:rPr>
-              <w:t xml:space="preserve">d) describe ion formation for the first 20 elements of the periodic table,</w:t>
-            </w:r>
-          </w:p>
-          <w:p>
-            <w:pPr>
-              <w:spacing w:after="40" w:before="0"/>
-              <w:jc w:val="left"/>
-            </w:pPr>
-            <w:r>
-              <w:rPr>
-                <w:rFonts w:ascii="Arial" w:cs="Arial" w:eastAsia="Arial" w:hAnsi="Arial"/>
-                <w:b w:val="false"/>
-                <w:bCs w:val="false"/>
-                <w:i w:val="false"/>
-                <w:iCs w:val="false"/>
-                <w:color w:val="000000"/>
-                <w:sz w:val="18"/>
-                <w:szCs w:val="18"/>
-              </w:rPr>
-              <w:t xml:space="preserve">e) formulate chemical formulae of common compounds,</w:t>
-            </w:r>
-          </w:p>
-          <w:p>
-            <w:pPr>
-              <w:spacing w:after="40" w:before="0"/>
-              <w:jc w:val="left"/>
-            </w:pPr>
-            <w:r>
-              <w:rPr>
-                <w:rFonts w:ascii="Arial" w:cs="Arial" w:eastAsia="Arial" w:hAnsi="Arial"/>
-                <w:b w:val="false"/>
-                <w:bCs w:val="false"/>
-                <w:i w:val="false"/>
-                <w:iCs w:val="false"/>
-                <w:color w:val="000000"/>
-                <w:sz w:val="18"/>
-                <w:szCs w:val="18"/>
-              </w:rPr>
-              <w:t xml:space="preserve">f) write balanced equations of chemical reactions,</w:t>
-            </w:r>
-          </w:p>
-          <w:p>
-            <w:pPr>
-              <w:spacing w:after="40" w:before="0"/>
-              <w:jc w:val="left"/>
-            </w:pPr>
-            <w:r>
-              <w:rPr>
-                <w:rFonts w:ascii="Arial" w:cs="Arial" w:eastAsia="Arial" w:hAnsi="Arial"/>
-                <w:b w:val="false"/>
-                <w:bCs w:val="false"/>
-                <w:i w:val="false"/>
-                <w:iCs w:val="false"/>
-                <w:color w:val="000000"/>
-                <w:sz w:val="18"/>
-                <w:szCs w:val="18"/>
-              </w:rPr>
-              <w:t xml:space="preserve">g) appreciate the importance of the structure of the atom in the development of the periodic table.</w:t>
-            </w:r>
-          </w:p>
-        </w:tc>
-      </w:tr>
-      <w:tr>
-        <w:tc>
-          <w:tcPr>
-            <w:tcW w:type="dxa" w:w="3000"/>
-            <w:shd w:fill="D5E8F0" w:color="auto" w:val="clear"/>
-            <w:tcMar>
-              <w:top w:type="dxa" w:w="60"/>
-              <w:left w:type="dxa" w:w="120"/>
-              <w:bottom w:type="dxa" w:w="60"/>
-              <w:right w:type="dxa" w:w="120"/>
-            </w:tcMar>
-            <w:vAlign w:val="top"/>
-          </w:tcPr>
-          <w:p>
-            <w:pPr>
-              <w:spacing w:after="40" w:before="0"/>
-              <w:jc w:val="left"/>
-            </w:pPr>
-            <w:r>
-              <w:rPr>
-                <w:rFonts w:ascii="Arial" w:cs="Arial" w:eastAsia="Arial" w:hAnsi="Arial"/>
-                <w:b/>
-                <w:bCs/>
-                <w:i w:val="false"/>
-                <w:iCs w:val="false"/>
-                <w:color w:val="000000"/>
-                <w:sz w:val="18"/>
-                <w:szCs w:val="18"/>
-              </w:rPr>
-              <w:t xml:space="preserve">Core Competencies</w:t>
-            </w:r>
-          </w:p>
-        </w:tc>
-        <w:tc>
-          <w:tcPr>
-            <w:tcW w:type="dxa" w:w="10680"/>
-            <w:shd w:fill="FFFFFF" w:color="auto" w:val="clear"/>
-            <w:tcMar>
-              <w:top w:type="dxa" w:w="60"/>
-              <w:left w:type="dxa" w:w="120"/>
-              <w:bottom w:type="dxa" w:w="60"/>
-              <w:right w:type="dxa" w:w="120"/>
-            </w:tcMar>
-            <w:vAlign w:val="top"/>
-          </w:tcPr>
-          <w:p>
-            <w:pPr>
-              <w:spacing w:after="30" w:before="0"/>
-              <w:ind w:left="360" w:hanging="180"/>
-              <w:jc w:val="left"/>
-            </w:pPr>
-            <w:r>
-              <w:rPr>
-                <w:rFonts w:ascii="Arial" w:cs="Arial" w:eastAsia="Arial" w:hAnsi="Arial"/>
-                <w:b w:val="false"/>
-                <w:bCs w:val="false"/>
-                <w:i w:val="false"/>
-                <w:iCs w:val="false"/>
-                <w:color w:val="000000"/>
-                <w:sz w:val="18"/>
-                <w:szCs w:val="18"/>
-              </w:rPr>
-              <w:t xml:space="preserve">–  Critical Thinking and Problem Solving: as the learner sorts and arranges the first twenty elements of the periodic table according to their similarities in electron arrangement and deduces patterns of groups and periods.</w:t>
-            </w:r>
-          </w:p>
-          <w:p>
-            <w:pPr>
-              <w:spacing w:after="30" w:before="0"/>
-              <w:ind w:left="360" w:hanging="180"/>
-              <w:jc w:val="left"/>
-            </w:pPr>
-            <w:r>
-              <w:rPr>
-                <w:rFonts w:ascii="Arial" w:cs="Arial" w:eastAsia="Arial" w:hAnsi="Arial"/>
-                <w:b w:val="false"/>
-                <w:bCs w:val="false"/>
-                <w:i w:val="false"/>
-                <w:iCs w:val="false"/>
-                <w:color w:val="000000"/>
-                <w:sz w:val="18"/>
-                <w:szCs w:val="18"/>
-              </w:rPr>
-              <w:t xml:space="preserve">–  Creativity and Imagination: as the learner models the electron configuration of any five elements of the periodic table (1–20) using locally available materials such as maize cobs, bottle tops, or wire.</w:t>
-            </w:r>
-          </w:p>
-          <w:p>
-            <w:pPr>
-              <w:spacing w:after="30" w:before="0"/>
-              <w:ind w:left="360" w:hanging="180"/>
-              <w:jc w:val="left"/>
-            </w:pPr>
-            <w:r>
-              <w:rPr>
-                <w:rFonts w:ascii="Arial" w:cs="Arial" w:eastAsia="Arial" w:hAnsi="Arial"/>
-                <w:b w:val="false"/>
-                <w:bCs w:val="false"/>
-                <w:i w:val="false"/>
-                <w:iCs w:val="false"/>
-                <w:color w:val="000000"/>
-                <w:sz w:val="18"/>
-                <w:szCs w:val="18"/>
-              </w:rPr>
-              <w:t xml:space="preserve">–  Digital Literacy: as the learner watches animations and simulations on ion formation and atomicity of gases using digital devices, and researches the periodic law using online or print resources.</w:t>
-            </w:r>
-          </w:p>
-        </w:tc>
-      </w:tr>
-      <w:tr>
-        <w:tc>
-          <w:tcPr>
-            <w:tcW w:type="dxa" w:w="3000"/>
-            <w:shd w:fill="E2EFDA" w:color="auto" w:val="clear"/>
-            <w:tcMar>
-              <w:top w:type="dxa" w:w="60"/>
-              <w:left w:type="dxa" w:w="120"/>
-              <w:bottom w:type="dxa" w:w="60"/>
-              <w:right w:type="dxa" w:w="120"/>
-            </w:tcMar>
-            <w:vAlign w:val="top"/>
-          </w:tcPr>
-          <w:p>
-            <w:pPr>
-              <w:spacing w:after="40" w:before="0"/>
-              <w:jc w:val="left"/>
-            </w:pPr>
-            <w:r>
-              <w:rPr>
-                <w:rFonts w:ascii="Arial" w:cs="Arial" w:eastAsia="Arial" w:hAnsi="Arial"/>
-                <w:b/>
-                <w:bCs/>
-                <w:i w:val="false"/>
-                <w:iCs w:val="false"/>
-                <w:color w:val="000000"/>
-                <w:sz w:val="18"/>
-                <w:szCs w:val="18"/>
-              </w:rPr>
-              <w:t xml:space="preserve">Core Values</w:t>
-            </w:r>
-          </w:p>
-        </w:tc>
-        <w:tc>
-          <w:tcPr>
-            <w:tcW w:type="dxa" w:w="10680"/>
-            <w:shd w:fill="FFFFFF" w:color="auto" w:val="clear"/>
-            <w:tcMar>
-              <w:top w:type="dxa" w:w="60"/>
-              <w:left w:type="dxa" w:w="120"/>
-              <w:bottom w:type="dxa" w:w="60"/>
-              <w:right w:type="dxa" w:w="120"/>
-            </w:tcMar>
-            <w:vAlign w:val="top"/>
-          </w:tcPr>
-          <w:p>
-            <w:pPr>
-              <w:spacing w:after="30" w:before="0"/>
-              <w:ind w:left="360" w:hanging="180"/>
-              <w:jc w:val="left"/>
-            </w:pPr>
-            <w:r>
-              <w:rPr>
-                <w:rFonts w:ascii="Arial" w:cs="Arial" w:eastAsia="Arial" w:hAnsi="Arial"/>
-                <w:b w:val="false"/>
-                <w:bCs w:val="false"/>
-                <w:i w:val="false"/>
-                <w:iCs w:val="false"/>
-                <w:color w:val="000000"/>
-                <w:sz w:val="18"/>
-                <w:szCs w:val="18"/>
-              </w:rPr>
-              <w:t xml:space="preserve">–  Respect: as the learner recognises and respects the input of every group member when discussing how to determine the valency and oxidation numbers of elements and radicals.</w:t>
-            </w:r>
-          </w:p>
-          <w:p>
-            <w:pPr>
-              <w:spacing w:after="30" w:before="0"/>
-              <w:ind w:left="360" w:hanging="180"/>
-              <w:jc w:val="left"/>
-            </w:pPr>
-            <w:r>
-              <w:rPr>
-                <w:rFonts w:ascii="Arial" w:cs="Arial" w:eastAsia="Arial" w:hAnsi="Arial"/>
-                <w:b w:val="false"/>
-                <w:bCs w:val="false"/>
-                <w:i w:val="false"/>
-                <w:iCs w:val="false"/>
-                <w:color w:val="000000"/>
-                <w:sz w:val="18"/>
-                <w:szCs w:val="18"/>
-              </w:rPr>
-              <w:t xml:space="preserve">–  Unity: as the learner takes turns playing roles when drawing dot (•) and cross (×) diagrams to illustrate ion formation for atoms of elements of the periodic table.</w:t>
-            </w:r>
-          </w:p>
-          <w:p>
-            <w:pPr>
-              <w:spacing w:after="30" w:before="0"/>
-              <w:ind w:left="360" w:hanging="180"/>
-              <w:jc w:val="left"/>
-            </w:pPr>
-            <w:r>
-              <w:rPr>
-                <w:rFonts w:ascii="Arial" w:cs="Arial" w:eastAsia="Arial" w:hAnsi="Arial"/>
-                <w:b w:val="false"/>
-                <w:bCs w:val="false"/>
-                <w:i w:val="false"/>
-                <w:iCs w:val="false"/>
-                <w:color w:val="000000"/>
-                <w:sz w:val="18"/>
-                <w:szCs w:val="18"/>
-              </w:rPr>
-              <w:t xml:space="preserve">–  Responsibility: as the learner uses digital devices appropriately to watch simulations and animations on ion formation and handles laboratory or modelling materials with care.</w:t>
-            </w:r>
-          </w:p>
-        </w:tc>
-      </w:tr>
-      <w:tr>
-        <w:tc>
-          <w:tcPr>
-            <w:tcW w:type="dxa" w:w="3000"/>
-            <w:shd w:fill="D5E8F0" w:color="auto" w:val="clear"/>
-            <w:tcMar>
-              <w:top w:type="dxa" w:w="60"/>
-              <w:left w:type="dxa" w:w="120"/>
-              <w:bottom w:type="dxa" w:w="60"/>
-              <w:right w:type="dxa" w:w="120"/>
-            </w:tcMar>
-            <w:vAlign w:val="top"/>
-          </w:tcPr>
-          <w:p>
-            <w:pPr>
-              <w:spacing w:after="40" w:before="0"/>
-              <w:jc w:val="left"/>
-            </w:pPr>
-            <w:r>
-              <w:rPr>
-                <w:rFonts w:ascii="Arial" w:cs="Arial" w:eastAsia="Arial" w:hAnsi="Arial"/>
-                <w:b/>
-                <w:bCs/>
-                <w:i w:val="false"/>
-                <w:iCs w:val="false"/>
-                <w:color w:val="000000"/>
-                <w:sz w:val="18"/>
-                <w:szCs w:val="18"/>
-              </w:rPr>
-              <w:t xml:space="preserve">Science &amp; Engineering Practices</w:t>
-            </w:r>
-          </w:p>
-        </w:tc>
-        <w:tc>
-          <w:tcPr>
-            <w:tcW w:type="dxa" w:w="10680"/>
-            <w:shd w:fill="FFFFFF" w:color="auto" w:val="clear"/>
-            <w:tcMar>
-              <w:top w:type="dxa" w:w="60"/>
-              <w:left w:type="dxa" w:w="120"/>
-              <w:bottom w:type="dxa" w:w="60"/>
-              <w:right w:type="dxa" w:w="120"/>
-            </w:tcMar>
-            <w:vAlign w:val="top"/>
-          </w:tcPr>
-          <w:p>
-            <w:pPr>
-              <w:spacing w:after="30" w:before="0"/>
-              <w:ind w:left="360" w:hanging="180"/>
-              <w:jc w:val="left"/>
-            </w:pPr>
-            <w:r>
-              <w:rPr>
-                <w:rFonts w:ascii="Arial" w:cs="Arial" w:eastAsia="Arial" w:hAnsi="Arial"/>
-                <w:b w:val="false"/>
-                <w:bCs w:val="false"/>
-                <w:i w:val="false"/>
-                <w:iCs w:val="false"/>
-                <w:color w:val="000000"/>
-                <w:sz w:val="18"/>
-                <w:szCs w:val="18"/>
-              </w:rPr>
-              <w:t xml:space="preserve">–  Developing and Using Models: as the learner draws dot-and-cross diagrams and constructs physical models of electron configurations of elements using locally available materials to represent atomic structure.</w:t>
-            </w:r>
-          </w:p>
-          <w:p>
-            <w:pPr>
-              <w:spacing w:after="30" w:before="0"/>
-              <w:ind w:left="360" w:hanging="180"/>
-              <w:jc w:val="left"/>
-            </w:pPr>
-            <w:r>
-              <w:rPr>
-                <w:rFonts w:ascii="Arial" w:cs="Arial" w:eastAsia="Arial" w:hAnsi="Arial"/>
-                <w:b w:val="false"/>
-                <w:bCs w:val="false"/>
-                <w:i w:val="false"/>
-                <w:iCs w:val="false"/>
-                <w:color w:val="000000"/>
-                <w:sz w:val="18"/>
-                <w:szCs w:val="18"/>
-              </w:rPr>
-              <w:t xml:space="preserve">–  Analysing and Interpreting Data: as the learner examines electron arrangements of the first 20 elements and identifies patterns that justify their classification into groups and periods.</w:t>
-            </w:r>
-          </w:p>
-          <w:p>
-            <w:pPr>
-              <w:spacing w:after="30" w:before="0"/>
-              <w:ind w:left="360" w:hanging="180"/>
-              <w:jc w:val="left"/>
-            </w:pPr>
-            <w:r>
-              <w:rPr>
-                <w:rFonts w:ascii="Arial" w:cs="Arial" w:eastAsia="Arial" w:hAnsi="Arial"/>
-                <w:b w:val="false"/>
-                <w:bCs w:val="false"/>
-                <w:i w:val="false"/>
-                <w:iCs w:val="false"/>
-                <w:color w:val="000000"/>
-                <w:sz w:val="18"/>
-                <w:szCs w:val="18"/>
-              </w:rPr>
-              <w:t xml:space="preserve">–  Constructing Explanations: as the learner explains why atoms of elements gain or lose electrons to achieve stability, linking electron affinity to ion formation and the formation of cations and anions.</w:t>
-            </w:r>
-          </w:p>
-          <w:p>
-            <w:pPr>
-              <w:spacing w:after="30" w:before="0"/>
-              <w:ind w:left="360" w:hanging="180"/>
-              <w:jc w:val="left"/>
-            </w:pPr>
-            <w:r>
-              <w:rPr>
-                <w:rFonts w:ascii="Arial" w:cs="Arial" w:eastAsia="Arial" w:hAnsi="Arial"/>
-                <w:b w:val="false"/>
-                <w:bCs w:val="false"/>
-                <w:i w:val="false"/>
-                <w:iCs w:val="false"/>
-                <w:color w:val="000000"/>
-                <w:sz w:val="18"/>
-                <w:szCs w:val="18"/>
-              </w:rPr>
-              <w:t xml:space="preserve">–  Using Mathematics and Computational Thinking: as the learner applies valency rules and oxidation numbers to formulate chemical formulae and balance chemical equations systematically.</w:t>
-            </w:r>
-          </w:p>
-        </w:tc>
-      </w:tr>
-      <w:tr>
-        <w:tc>
-          <w:tcPr>
-            <w:tcW w:type="dxa" w:w="3000"/>
-            <w:shd w:fill="FCE4D6" w:color="auto" w:val="clear"/>
-            <w:tcMar>
-              <w:top w:type="dxa" w:w="60"/>
-              <w:left w:type="dxa" w:w="120"/>
-              <w:bottom w:type="dxa" w:w="60"/>
-              <w:right w:type="dxa" w:w="120"/>
-            </w:tcMar>
-            <w:vAlign w:val="top"/>
-          </w:tcPr>
-          <w:p>
-            <w:pPr>
-              <w:spacing w:after="40" w:before="0"/>
-              <w:jc w:val="left"/>
-            </w:pPr>
-            <w:r>
-              <w:rPr>
-                <w:rFonts w:ascii="Arial" w:cs="Arial" w:eastAsia="Arial" w:hAnsi="Arial"/>
-                <w:b/>
-                <w:bCs/>
-                <w:i w:val="false"/>
-                <w:iCs w:val="false"/>
-                <w:color w:val="000000"/>
-                <w:sz w:val="18"/>
-                <w:szCs w:val="18"/>
-              </w:rPr>
-              <w:t xml:space="preserve">Pertinent &amp; Contemporary Issues (PCIs)</w:t>
-            </w:r>
-          </w:p>
-        </w:tc>
-        <w:tc>
-          <w:tcPr>
-            <w:tcW w:type="dxa" w:w="10680"/>
-            <w:shd w:fill="FFFFFF" w:color="auto" w:val="clear"/>
-            <w:tcMar>
-              <w:top w:type="dxa" w:w="60"/>
-              <w:left w:type="dxa" w:w="120"/>
-              <w:bottom w:type="dxa" w:w="60"/>
-              <w:right w:type="dxa" w:w="120"/>
-            </w:tcMar>
-            <w:vAlign w:val="top"/>
-          </w:tcPr>
-          <w:p>
-            <w:pPr>
-              <w:spacing w:after="30" w:before="0"/>
-              <w:ind w:left="360" w:hanging="180"/>
-              <w:jc w:val="left"/>
-            </w:pPr>
-            <w:r>
-              <w:rPr>
-                <w:rFonts w:ascii="Arial" w:cs="Arial" w:eastAsia="Arial" w:hAnsi="Arial"/>
-                <w:b w:val="false"/>
-                <w:bCs w:val="false"/>
-                <w:i w:val="false"/>
-                <w:iCs w:val="false"/>
-                <w:color w:val="000000"/>
-                <w:sz w:val="18"/>
-                <w:szCs w:val="18"/>
-              </w:rPr>
-              <w:t xml:space="preserve">–  Life Skills (Problem Solving Skills): as the learner arranges the first twenty elements of the periodic table into groups and periods, applying logical reasoning to identify patterns.</w:t>
-            </w:r>
-          </w:p>
-          <w:p>
-            <w:pPr>
-              <w:spacing w:after="30" w:before="0"/>
-              <w:ind w:left="360" w:hanging="180"/>
-              <w:jc w:val="left"/>
-            </w:pPr>
-            <w:r>
-              <w:rPr>
-                <w:rFonts w:ascii="Arial" w:cs="Arial" w:eastAsia="Arial" w:hAnsi="Arial"/>
-                <w:b w:val="false"/>
-                <w:bCs w:val="false"/>
-                <w:i w:val="false"/>
-                <w:iCs w:val="false"/>
-                <w:color w:val="000000"/>
-                <w:sz w:val="18"/>
-                <w:szCs w:val="18"/>
-              </w:rPr>
-              <w:t xml:space="preserve">–  Financial Literacy: as the learner uses locally available materials (bottle tops, maize seeds, wire, clay) as a way of minimising expenses when modelling the electron configuration of any five elements of the periodic table.</w:t>
-            </w:r>
-          </w:p>
-        </w:tc>
-      </w:tr>
-      <w:tr>
-        <w:tc>
-          <w:tcPr>
-            <w:tcW w:type="dxa" w:w="3000"/>
-            <w:shd w:fill="D9EEF1" w:color="auto" w:val="clear"/>
-            <w:tcMar>
-              <w:top w:type="dxa" w:w="60"/>
-              <w:left w:type="dxa" w:w="120"/>
-              <w:bottom w:type="dxa" w:w="60"/>
-              <w:right w:type="dxa" w:w="120"/>
-            </w:tcMar>
-            <w:vAlign w:val="top"/>
-          </w:tcPr>
-          <w:p>
-            <w:pPr>
-              <w:spacing w:after="40" w:before="0"/>
-              <w:jc w:val="left"/>
-            </w:pPr>
-            <w:r>
-              <w:rPr>
-                <w:rFonts w:ascii="Arial" w:cs="Arial" w:eastAsia="Arial" w:hAnsi="Arial"/>
-                <w:b/>
-                <w:bCs/>
-                <w:i w:val="false"/>
-                <w:iCs w:val="false"/>
-                <w:color w:val="000000"/>
-                <w:sz w:val="18"/>
-                <w:szCs w:val="18"/>
-              </w:rPr>
-              <w:t xml:space="preserve">Career Connections</w:t>
-            </w:r>
-          </w:p>
-        </w:tc>
-        <w:tc>
-          <w:tcPr>
-            <w:tcW w:type="dxa" w:w="10680"/>
-            <w:shd w:fill="FFFFFF" w:color="auto" w:val="clear"/>
-            <w:tcMar>
-              <w:top w:type="dxa" w:w="60"/>
-              <w:left w:type="dxa" w:w="120"/>
-              <w:bottom w:type="dxa" w:w="60"/>
-              <w:right w:type="dxa" w:w="120"/>
-            </w:tcMar>
-            <w:vAlign w:val="top"/>
-          </w:tcPr>
-          <w:p>
-            <w:pPr>
-              <w:spacing w:after="30" w:before="0"/>
-              <w:ind w:left="360" w:hanging="180"/>
-              <w:jc w:val="left"/>
-            </w:pPr>
-            <w:r>
-              <w:rPr>
-                <w:rFonts w:ascii="Arial" w:cs="Arial" w:eastAsia="Arial" w:hAnsi="Arial"/>
-                <w:b w:val="false"/>
-                <w:bCs w:val="false"/>
-                <w:i w:val="false"/>
-                <w:iCs w:val="false"/>
-                <w:color w:val="000000"/>
-                <w:sz w:val="18"/>
-                <w:szCs w:val="18"/>
-              </w:rPr>
-              <w:t xml:space="preserve">–  Pharmacy and Medicine: understanding ion formation and valency is foundational for drug formulation, electrolyte balance in patient care, and reading chemical formulae on medicine labels — relevant in Kenya's growing healthcare sector.</w:t>
-            </w:r>
-          </w:p>
-          <w:p>
-            <w:pPr>
-              <w:spacing w:after="30" w:before="0"/>
-              <w:ind w:left="360" w:hanging="180"/>
-              <w:jc w:val="left"/>
-            </w:pPr>
-            <w:r>
-              <w:rPr>
-                <w:rFonts w:ascii="Arial" w:cs="Arial" w:eastAsia="Arial" w:hAnsi="Arial"/>
-                <w:b w:val="false"/>
-                <w:bCs w:val="false"/>
-                <w:i w:val="false"/>
-                <w:iCs w:val="false"/>
-                <w:color w:val="000000"/>
-                <w:sz w:val="18"/>
-                <w:szCs w:val="18"/>
-              </w:rPr>
-              <w:t xml:space="preserve">–  Chemical Engineering and Manufacturing: classifying elements and balancing equations underpins industrial chemical production at facilities such as Athi River Mining (ARM Cement) and East African Portland Cement in Kenya.</w:t>
-            </w:r>
-          </w:p>
-          <w:p>
-            <w:pPr>
-              <w:spacing w:after="30" w:before="0"/>
-              <w:ind w:left="360" w:hanging="180"/>
-              <w:jc w:val="left"/>
-            </w:pPr>
-            <w:r>
-              <w:rPr>
-                <w:rFonts w:ascii="Arial" w:cs="Arial" w:eastAsia="Arial" w:hAnsi="Arial"/>
-                <w:b w:val="false"/>
-                <w:bCs w:val="false"/>
-                <w:i w:val="false"/>
-                <w:iCs w:val="false"/>
-                <w:color w:val="000000"/>
-                <w:sz w:val="18"/>
-                <w:szCs w:val="18"/>
-              </w:rPr>
-              <w:t xml:space="preserve">–  Agriculture and Agro-chemistry: knowledge of radicals such as nitrate, phosphate and ammonium ion directly connects to understanding fertilisers (CAN, DAP, Urea) used by Kenyan farmers in the Rift Valley and Central Kenya.</w:t>
-            </w:r>
-          </w:p>
-          <w:p>
-            <w:pPr>
-              <w:spacing w:after="30" w:before="0"/>
-              <w:ind w:left="360" w:hanging="180"/>
-              <w:jc w:val="left"/>
-            </w:pPr>
-            <w:r>
-              <w:rPr>
-                <w:rFonts w:ascii="Arial" w:cs="Arial" w:eastAsia="Arial" w:hAnsi="Arial"/>
-                <w:b w:val="false"/>
-                <w:bCs w:val="false"/>
-                <w:i w:val="false"/>
-                <w:iCs w:val="false"/>
-                <w:color w:val="000000"/>
-                <w:sz w:val="18"/>
-                <w:szCs w:val="18"/>
-              </w:rPr>
-              <w:t xml:space="preserve">–  Mining and Geology: the periodic table is the foundation for understanding mineral composition and ore processing in Kenya's mining sector (e.g., soda ash at Magadi, titanium in Kwale County).</w:t>
-            </w:r>
-          </w:p>
-        </w:tc>
-      </w:tr>
-      <w:tr>
-        <w:tc>
-          <w:tcPr>
-            <w:tcW w:type="dxa" w:w="3000"/>
-            <w:shd w:fill="D5E8F0" w:color="auto" w:val="clear"/>
-            <w:tcMar>
-              <w:top w:type="dxa" w:w="60"/>
-              <w:left w:type="dxa" w:w="120"/>
-              <w:bottom w:type="dxa" w:w="60"/>
-              <w:right w:type="dxa" w:w="120"/>
-            </w:tcMar>
-            <w:vAlign w:val="top"/>
-          </w:tcPr>
-          <w:p>
-            <w:pPr>
-              <w:spacing w:after="40" w:before="0"/>
-              <w:jc w:val="left"/>
-            </w:pPr>
-            <w:r>
-              <w:rPr>
-                <w:rFonts w:ascii="Arial" w:cs="Arial" w:eastAsia="Arial" w:hAnsi="Arial"/>
-                <w:b/>
-                <w:bCs/>
-                <w:i w:val="false"/>
-                <w:iCs w:val="false"/>
-                <w:color w:val="000000"/>
-                <w:sz w:val="18"/>
-                <w:szCs w:val="18"/>
-              </w:rPr>
-              <w:t xml:space="preserve">Focus for Lessons</w:t>
-            </w:r>
-          </w:p>
-        </w:tc>
-        <w:tc>
-          <w:tcPr>
-            <w:tcW w:type="dxa" w:w="10680"/>
-            <w:shd w:fill="FFFFFF" w:color="auto" w:val="clear"/>
-            <w:tcMar>
-              <w:top w:type="dxa" w:w="60"/>
-              <w:left w:type="dxa" w:w="120"/>
-              <w:bottom w:type="dxa" w:w="60"/>
-              <w:right w:type="dxa" w:w="120"/>
-            </w:tcMar>
-            <w:vAlign w:val="top"/>
-          </w:tcPr>
-          <w:p>
-            <w:pPr>
-              <w:spacing w:after="40" w:before="0"/>
-              <w:jc w:val="left"/>
-            </w:pPr>
-            <w:r>
-              <w:rPr>
-                <w:rFonts w:ascii="Arial" w:cs="Arial" w:eastAsia="Arial" w:hAnsi="Arial"/>
-                <w:b w:val="false"/>
-                <w:bCs w:val="false"/>
-                <w:i w:val="false"/>
-                <w:iCs w:val="false"/>
-                <w:color w:val="000000"/>
-                <w:sz w:val="18"/>
-                <w:szCs w:val="18"/>
-              </w:rPr>
-              <w:t xml:space="preserve">This unit develops learners' understanding of how the electron arrangement of the first twenty elements provides the organising principle behind the periodic table — connecting atomic structure to observable chemical behaviour. Using a phenomenon-driven, model-building approach rooted in the Kenyan context, learners move from reviewing atomic structure to classifying elements, explaining ion formation, and ultimately writing and balancing chemical equations. The unit places the abstract architecture of the atom in the service of explaining everyday Kenyan experiences, from why salt (NaCl) dissolves in water for ugali preparation to why fertiliser bags carry specific chemical formulae.</w:t>
-            </w:r>
-          </w:p>
-        </w:tc>
-      </w:tr>
-      <w:tr>
-        <w:tc>
-          <w:tcPr>
-            <w:tcW w:type="dxa" w:w="3000"/>
-            <w:shd w:fill="EAD1F5" w:color="auto" w:val="clear"/>
-            <w:tcMar>
-              <w:top w:type="dxa" w:w="60"/>
-              <w:left w:type="dxa" w:w="120"/>
-              <w:bottom w:type="dxa" w:w="60"/>
-              <w:right w:type="dxa" w:w="120"/>
-            </w:tcMar>
-            <w:vAlign w:val="top"/>
-          </w:tcPr>
-          <w:p>
-            <w:pPr>
-              <w:spacing w:after="40" w:before="0"/>
-              <w:jc w:val="left"/>
-            </w:pPr>
-            <w:r>
-              <w:rPr>
-                <w:rFonts w:ascii="Arial" w:cs="Arial" w:eastAsia="Arial" w:hAnsi="Arial"/>
-                <w:b/>
-                <w:bCs/>
-                <w:i w:val="false"/>
-                <w:iCs w:val="false"/>
-                <w:color w:val="000000"/>
-                <w:sz w:val="18"/>
-                <w:szCs w:val="18"/>
-              </w:rPr>
-              <w:t xml:space="preserve">Driving Question / Key Inquiry Questions</w:t>
-            </w:r>
-          </w:p>
-        </w:tc>
-        <w:tc>
-          <w:tcPr>
-            <w:tcW w:type="dxa" w:w="10680"/>
-            <w:shd w:fill="FFFFFF" w:color="auto" w:val="clear"/>
-            <w:tcMar>
-              <w:top w:type="dxa" w:w="60"/>
-              <w:left w:type="dxa" w:w="120"/>
-              <w:bottom w:type="dxa" w:w="60"/>
-              <w:right w:type="dxa" w:w="120"/>
-            </w:tcMar>
-            <w:vAlign w:val="top"/>
-          </w:tcPr>
-          <w:p>
-            <w:pPr>
-              <w:spacing w:after="40" w:before="0"/>
-              <w:jc w:val="left"/>
-            </w:pPr>
-            <w:r>
-              <w:rPr>
-                <w:rFonts w:ascii="Arial" w:cs="Arial" w:eastAsia="Arial" w:hAnsi="Arial"/>
-                <w:b w:val="false"/>
-                <w:bCs w:val="false"/>
-                <w:i w:val="false"/>
-                <w:iCs w:val="false"/>
-                <w:color w:val="000000"/>
-                <w:sz w:val="18"/>
-                <w:szCs w:val="18"/>
-              </w:rPr>
-              <w:t xml:space="preserve">DRIVING QUESTION: Why do the fertiliser bags on Kenyan farms carry such specific and different chemical formulae — and what does the inner structure of an atom have to do with it?</w:t>
-            </w:r>
-          </w:p>
-          <w:p>
-            <w:pPr>
-              <w:spacing w:after="40" w:before="0"/>
-              <w:jc w:val="left"/>
-            </w:pPr>
-            <w:r>
-              <w:rPr>
-                <w:rFonts w:ascii="Arial" w:cs="Arial" w:eastAsia="Arial" w:hAnsi="Arial"/>
-                <w:b w:val="false"/>
-                <w:bCs w:val="false"/>
-                <w:i w:val="false"/>
-                <w:iCs w:val="false"/>
-                <w:color w:val="000000"/>
-                <w:sz w:val="18"/>
-                <w:szCs w:val="18"/>
-              </w:rPr>
-              <w:t xml:space="preserve"/>
-            </w:r>
-          </w:p>
-          <w:p>
-            <w:pPr>
-              <w:spacing w:after="40" w:before="0"/>
-              <w:jc w:val="left"/>
-            </w:pPr>
-            <w:r>
-              <w:rPr>
-                <w:rFonts w:ascii="Arial" w:cs="Arial" w:eastAsia="Arial" w:hAnsi="Arial"/>
-                <w:b w:val="false"/>
-                <w:bCs w:val="false"/>
-                <w:i w:val="false"/>
-                <w:iCs w:val="false"/>
-                <w:color w:val="000000"/>
-                <w:sz w:val="18"/>
-                <w:szCs w:val="18"/>
-              </w:rPr>
-              <w:t xml:space="preserve">KICD KEY INQUIRY QUESTIONS:</w:t>
-            </w:r>
-          </w:p>
-          <w:p>
-            <w:pPr>
-              <w:spacing w:after="40" w:before="0"/>
-              <w:jc w:val="left"/>
-            </w:pPr>
-            <w:r>
-              <w:rPr>
-                <w:rFonts w:ascii="Arial" w:cs="Arial" w:eastAsia="Arial" w:hAnsi="Arial"/>
-                <w:b w:val="false"/>
-                <w:bCs w:val="false"/>
-                <w:i w:val="false"/>
-                <w:iCs w:val="false"/>
-                <w:color w:val="000000"/>
-                <w:sz w:val="18"/>
-                <w:szCs w:val="18"/>
-              </w:rPr>
-              <w:t xml:space="preserve">1. Why is electron arrangement significant?</w:t>
-            </w:r>
-          </w:p>
-          <w:p>
-            <w:pPr>
-              <w:spacing w:after="40" w:before="0"/>
-              <w:jc w:val="left"/>
-            </w:pPr>
-            <w:r>
-              <w:rPr>
-                <w:rFonts w:ascii="Arial" w:cs="Arial" w:eastAsia="Arial" w:hAnsi="Arial"/>
-                <w:b w:val="false"/>
-                <w:bCs w:val="false"/>
-                <w:i w:val="false"/>
-                <w:iCs w:val="false"/>
-                <w:color w:val="000000"/>
-                <w:sz w:val="18"/>
-                <w:szCs w:val="18"/>
-              </w:rPr>
-              <w:t xml:space="preserve">2. How are elements arranged in the periodic table?</w:t>
-            </w:r>
-          </w:p>
-        </w:tc>
-      </w:tr>
-      <w:tr>
-        <w:tc>
-          <w:tcPr>
-            <w:tcW w:type="dxa" w:w="3000"/>
-            <w:shd w:fill="EAD1F5" w:color="auto" w:val="clear"/>
-            <w:tcMar>
-              <w:top w:type="dxa" w:w="60"/>
-              <w:left w:type="dxa" w:w="120"/>
-              <w:bottom w:type="dxa" w:w="60"/>
-              <w:right w:type="dxa" w:w="120"/>
-            </w:tcMar>
-            <w:vAlign w:val="top"/>
-          </w:tcPr>
-          <w:p>
-            <w:pPr>
-              <w:spacing w:after="40" w:before="0"/>
-              <w:jc w:val="left"/>
-            </w:pPr>
-            <w:r>
-              <w:rPr>
-                <w:rFonts w:ascii="Arial" w:cs="Arial" w:eastAsia="Arial" w:hAnsi="Arial"/>
-                <w:b/>
-                <w:bCs/>
-                <w:i w:val="false"/>
-                <w:iCs w:val="false"/>
-                <w:color w:val="000000"/>
-                <w:sz w:val="18"/>
-                <w:szCs w:val="18"/>
-              </w:rPr>
-              <w:t xml:space="preserve">Anchoring Phenomenon</w:t>
-            </w:r>
-          </w:p>
-        </w:tc>
-        <w:tc>
-          <w:tcPr>
-            <w:tcW w:type="dxa" w:w="10680"/>
-            <w:shd w:fill="FFFFFF" w:color="auto" w:val="clear"/>
-            <w:tcMar>
-              <w:top w:type="dxa" w:w="60"/>
-              <w:left w:type="dxa" w:w="120"/>
-              <w:bottom w:type="dxa" w:w="60"/>
-              <w:right w:type="dxa" w:w="120"/>
-            </w:tcMar>
-            <w:vAlign w:val="top"/>
-          </w:tcPr>
-          <w:p>
-            <w:pPr>
-              <w:spacing w:after="40" w:before="0"/>
-              <w:jc w:val="left"/>
-            </w:pPr>
-            <w:r>
-              <w:rPr>
-                <w:rFonts w:ascii="Arial" w:cs="Arial" w:eastAsia="Arial" w:hAnsi="Arial"/>
-                <w:b w:val="false"/>
-                <w:bCs w:val="false"/>
-                <w:i w:val="false"/>
-                <w:iCs w:val="false"/>
-                <w:color w:val="000000"/>
-                <w:sz w:val="18"/>
-                <w:szCs w:val="18"/>
-              </w:rPr>
-              <w:t xml:space="preserve">A Grade 10 learner in Kericho notices that the fertiliser bag used on her family's tea farm is labelled "CAN — Calcium Ammonium Nitrate, Ca(NO₃)₂·NH₄NO₃." She also notices that a different bag labelled "DAP — Di-ammonium Phosphate, (NH₄)₂HPO₄" looks almost identical but is used at a different stage of growth. Both bags contain white crystalline solids that dissolve easily in water, yet the plants respond differently to each. She wonders: why do these two compounds have such different formulas and different effects, even though both contain nitrogen? She knows from Junior School that matter is made of atoms — but how does the inner structure of an atom determine what formula a compound gets, and why do certain elements always combine in fixed ratios? This is puzzling because from the outside, both compounds look similar, yet their chemical identities — encoded in their formulae — are completely different, and those formulae seem to follow a hidden pattern she cannot yet explain.</w:t>
-            </w:r>
-          </w:p>
-        </w:tc>
-      </w:tr>
-      <w:tr>
-        <w:tc>
-          <w:tcPr>
-            <w:tcW w:type="dxa" w:w="3000"/>
-            <w:shd w:fill="D9EEF1" w:color="auto" w:val="clear"/>
-            <w:tcMar>
-              <w:top w:type="dxa" w:w="60"/>
-              <w:left w:type="dxa" w:w="120"/>
-              <w:bottom w:type="dxa" w:w="60"/>
-              <w:right w:type="dxa" w:w="120"/>
-            </w:tcMar>
-            <w:vAlign w:val="top"/>
-          </w:tcPr>
-          <w:p>
-            <w:pPr>
-              <w:spacing w:after="40" w:before="0"/>
-              <w:jc w:val="left"/>
-            </w:pPr>
-            <w:r>
-              <w:rPr>
-                <w:rFonts w:ascii="Arial" w:cs="Arial" w:eastAsia="Arial" w:hAnsi="Arial"/>
-                <w:b/>
-                <w:bCs/>
-                <w:i w:val="false"/>
-                <w:iCs w:val="false"/>
-                <w:color w:val="000000"/>
-                <w:sz w:val="18"/>
-                <w:szCs w:val="18"/>
-              </w:rPr>
-              <w:t xml:space="preserve">Storyline Thread</w:t>
-            </w:r>
-          </w:p>
-        </w:tc>
-        <w:tc>
-          <w:tcPr>
-            <w:tcW w:type="dxa" w:w="10680"/>
-            <w:shd w:fill="FFFFFF" w:color="auto" w:val="clear"/>
-            <w:tcMar>
-              <w:top w:type="dxa" w:w="60"/>
-              <w:left w:type="dxa" w:w="120"/>
-              <w:bottom w:type="dxa" w:w="60"/>
-              <w:right w:type="dxa" w:w="120"/>
-            </w:tcMar>
-            <w:vAlign w:val="top"/>
-          </w:tcPr>
-          <w:p>
-            <w:pPr>
-              <w:spacing w:after="40" w:before="0"/>
-              <w:jc w:val="left"/>
-            </w:pPr>
-            <w:r>
-              <w:rPr>
-                <w:rFonts w:ascii="Arial" w:cs="Arial" w:eastAsia="Arial" w:hAnsi="Arial"/>
-                <w:b w:val="false"/>
-                <w:bCs w:val="false"/>
-                <w:i w:val="false"/>
-                <w:iCs w:val="false"/>
-                <w:color w:val="000000"/>
-                <w:sz w:val="18"/>
-                <w:szCs w:val="18"/>
-              </w:rPr>
-              <w:t xml:space="preserve">Lesson 1 — Anchoring the Phenomenon &amp; Reviewing Atomic Structure: Students examine real fertiliser bags (CAN and DAP) and the driving question is posed. Learners review atomic number, mass number, and electron arrangement of selected elements (H, C, N, O, Na, Cl, Ca) through guided activities, connecting prior Junior School knowledge to the new context. Students make initial predictions on the DQB about why the formulae differ.</w:t>
-            </w:r>
-          </w:p>
-          <w:p>
-            <w:pPr>
-              <w:spacing w:after="40" w:before="0"/>
-              <w:jc w:val="left"/>
-            </w:pPr>
-            <w:r>
-              <w:rPr>
-                <w:rFonts w:ascii="Arial" w:cs="Arial" w:eastAsia="Arial" w:hAnsi="Arial"/>
-                <w:b w:val="false"/>
-                <w:bCs w:val="false"/>
-                <w:i w:val="false"/>
-                <w:iCs w:val="false"/>
-                <w:color w:val="000000"/>
-                <w:sz w:val="18"/>
-                <w:szCs w:val="18"/>
-              </w:rPr>
-              <w:t xml:space="preserve"/>
-            </w:r>
-          </w:p>
-          <w:p>
-            <w:pPr>
-              <w:spacing w:after="40" w:before="0"/>
-              <w:jc w:val="left"/>
-            </w:pPr>
-            <w:r>
-              <w:rPr>
-                <w:rFonts w:ascii="Arial" w:cs="Arial" w:eastAsia="Arial" w:hAnsi="Arial"/>
-                <w:b w:val="false"/>
-                <w:bCs w:val="false"/>
-                <w:i w:val="false"/>
-                <w:iCs w:val="false"/>
-                <w:color w:val="000000"/>
-                <w:sz w:val="18"/>
-                <w:szCs w:val="18"/>
-              </w:rPr>
-              <w:t xml:space="preserve">Lesson 2 — Electron Configuration and the Periodic Law: Learners carry out a card-sorting activity arranging the first 20 elements by their electron arrangements. They discover the repeating pattern of outer-shell electrons and discuss the periodic law with peers. The connection between electron shells and the rows (periods) and columns (groups) of the periodic table is established. Learners annotate a blank periodic table grid.</w:t>
-            </w:r>
-          </w:p>
-          <w:p>
-            <w:pPr>
-              <w:spacing w:after="40" w:before="0"/>
-              <w:jc w:val="left"/>
-            </w:pPr>
-            <w:r>
-              <w:rPr>
-                <w:rFonts w:ascii="Arial" w:cs="Arial" w:eastAsia="Arial" w:hAnsi="Arial"/>
-                <w:b w:val="false"/>
-                <w:bCs w:val="false"/>
-                <w:i w:val="false"/>
-                <w:iCs w:val="false"/>
-                <w:color w:val="000000"/>
-                <w:sz w:val="18"/>
-                <w:szCs w:val="18"/>
-              </w:rPr>
-              <w:t xml:space="preserve"/>
-            </w:r>
-          </w:p>
-          <w:p>
-            <w:pPr>
-              <w:spacing w:after="40" w:before="0"/>
-              <w:jc w:val="left"/>
-            </w:pPr>
-            <w:r>
-              <w:rPr>
-                <w:rFonts w:ascii="Arial" w:cs="Arial" w:eastAsia="Arial" w:hAnsi="Arial"/>
-                <w:b w:val="false"/>
-                <w:bCs w:val="false"/>
-                <w:i w:val="false"/>
-                <w:iCs w:val="false"/>
-                <w:color w:val="000000"/>
-                <w:sz w:val="18"/>
-                <w:szCs w:val="18"/>
-              </w:rPr>
-              <w:t xml:space="preserve">Lesson 3 — Stability, Electron Affinity, and the Noble Gas Rule: Students investigate why noble gases are unreactive by examining their full outer shells. Learners discuss how other atoms lose or gain electrons to attain stability, introducing the concepts of electron affinity, cations, and anions. The anchoring phenomenon is revisited: why does calcium (Group 2) form Ca²⁺ and nitrogen (Group 5) form N³⁻?</w:t>
-            </w:r>
-          </w:p>
-          <w:p>
-            <w:pPr>
-              <w:spacing w:after="40" w:before="0"/>
-              <w:jc w:val="left"/>
-            </w:pPr>
-            <w:r>
-              <w:rPr>
-                <w:rFonts w:ascii="Arial" w:cs="Arial" w:eastAsia="Arial" w:hAnsi="Arial"/>
-                <w:b w:val="false"/>
-                <w:bCs w:val="false"/>
-                <w:i w:val="false"/>
-                <w:iCs w:val="false"/>
-                <w:color w:val="000000"/>
-                <w:sz w:val="18"/>
-                <w:szCs w:val="18"/>
-              </w:rPr>
-              <w:t xml:space="preserve"/>
-            </w:r>
-          </w:p>
-          <w:p>
-            <w:pPr>
-              <w:spacing w:after="40" w:before="0"/>
-              <w:jc w:val="left"/>
-            </w:pPr>
-            <w:r>
-              <w:rPr>
-                <w:rFonts w:ascii="Arial" w:cs="Arial" w:eastAsia="Arial" w:hAnsi="Arial"/>
-                <w:b w:val="false"/>
-                <w:bCs w:val="false"/>
-                <w:i w:val="false"/>
-                <w:iCs w:val="false"/>
-                <w:color w:val="000000"/>
-                <w:sz w:val="18"/>
-                <w:szCs w:val="18"/>
-              </w:rPr>
-              <w:t xml:space="preserve">Lesson 4 — Ion Formation: Dot-and-Cross Diagrams: Learners draw dot (•) and cross (×) diagrams to illustrate ion formation for selected elements from the first 20 (e.g., Na⁺, Mg²⁺, Al³⁺, Cl⁻, O²⁻). They watch animations/simulations on ion formation using available digital devices. Groups present their diagrams to the class, tying ion charges back to the periodic table group number.</w:t>
-            </w:r>
-          </w:p>
-          <w:p>
-            <w:pPr>
-              <w:spacing w:after="40" w:before="0"/>
-              <w:jc w:val="left"/>
-            </w:pPr>
-            <w:r>
-              <w:rPr>
-                <w:rFonts w:ascii="Arial" w:cs="Arial" w:eastAsia="Arial" w:hAnsi="Arial"/>
-                <w:b w:val="false"/>
-                <w:bCs w:val="false"/>
-                <w:i w:val="false"/>
-                <w:iCs w:val="false"/>
-                <w:color w:val="000000"/>
-                <w:sz w:val="18"/>
-                <w:szCs w:val="18"/>
-              </w:rPr>
-              <w:t xml:space="preserve"/>
-            </w:r>
-          </w:p>
-          <w:p>
-            <w:pPr>
-              <w:spacing w:after="40" w:before="0"/>
-              <w:jc w:val="left"/>
-            </w:pPr>
-            <w:r>
-              <w:rPr>
-                <w:rFonts w:ascii="Arial" w:cs="Arial" w:eastAsia="Arial" w:hAnsi="Arial"/>
-                <w:b w:val="false"/>
-                <w:bCs w:val="false"/>
-                <w:i w:val="false"/>
-                <w:iCs w:val="false"/>
-                <w:color w:val="000000"/>
-                <w:sz w:val="18"/>
-                <w:szCs w:val="18"/>
-              </w:rPr>
-              <w:t xml:space="preserve">Lesson 5 — Valency, Oxidation Numbers, and Radicals: Learners derive valency from group position and ion charge. The teacher introduces oxidation numbers and key radicals verbatim from KICD: ammonium ion (NH₄⁺), sulphate (SO₄²⁻), nitrate (NO₃⁻), hydroxide (OH⁻), carbonate (CO₃²⁻), phosphate (PO₄³⁻), hydrogen carbonate (HCO₃⁻). Students practise determining valency and oxidation numbers through worked examples rooted in Kenyan compounds (e.g., urea, calcium nitrate).</w:t>
-            </w:r>
-          </w:p>
-          <w:p>
-            <w:pPr>
-              <w:spacing w:after="40" w:before="0"/>
-              <w:jc w:val="left"/>
-            </w:pPr>
-            <w:r>
-              <w:rPr>
-                <w:rFonts w:ascii="Arial" w:cs="Arial" w:eastAsia="Arial" w:hAnsi="Arial"/>
-                <w:b w:val="false"/>
-                <w:bCs w:val="false"/>
-                <w:i w:val="false"/>
-                <w:iCs w:val="false"/>
-                <w:color w:val="000000"/>
-                <w:sz w:val="18"/>
-                <w:szCs w:val="18"/>
-              </w:rPr>
-              <w:t xml:space="preserve"/>
-            </w:r>
-          </w:p>
-          <w:p>
-            <w:pPr>
-              <w:spacing w:after="40" w:before="0"/>
-              <w:jc w:val="left"/>
-            </w:pPr>
-            <w:r>
-              <w:rPr>
-                <w:rFonts w:ascii="Arial" w:cs="Arial" w:eastAsia="Arial" w:hAnsi="Arial"/>
-                <w:b w:val="false"/>
-                <w:bCs w:val="false"/>
-                <w:i w:val="false"/>
-                <w:iCs w:val="false"/>
-                <w:color w:val="000000"/>
-                <w:sz w:val="18"/>
-                <w:szCs w:val="18"/>
-              </w:rPr>
-              <w:t xml:space="preserve">Lesson 6 — Writing Chemical Formulae of Common Compounds: Using valencies of elements and radicals established in Lesson 5, learners systematically write chemical formulae for common compounds (NaCl, MgO, CaCO₃, Al₂O₃, NH₄NO₃, (NH₄)₂HPO₄). They decode the fertiliser bag formulae from the anchoring phenomenon, resolving part of the driving question. A class chart of common substances with names and formulae is begun (Project 2).</w:t>
-            </w:r>
-          </w:p>
-          <w:p>
-            <w:pPr>
-              <w:spacing w:after="40" w:before="0"/>
-              <w:jc w:val="left"/>
-            </w:pPr>
-            <w:r>
-              <w:rPr>
-                <w:rFonts w:ascii="Arial" w:cs="Arial" w:eastAsia="Arial" w:hAnsi="Arial"/>
-                <w:b w:val="false"/>
-                <w:bCs w:val="false"/>
-                <w:i w:val="false"/>
-                <w:iCs w:val="false"/>
-                <w:color w:val="000000"/>
-                <w:sz w:val="18"/>
-                <w:szCs w:val="18"/>
-              </w:rPr>
-              <w:t xml:space="preserve"/>
-            </w:r>
-          </w:p>
-          <w:p>
-            <w:pPr>
-              <w:spacing w:after="40" w:before="0"/>
-              <w:jc w:val="left"/>
-            </w:pPr>
-            <w:r>
-              <w:rPr>
-                <w:rFonts w:ascii="Arial" w:cs="Arial" w:eastAsia="Arial" w:hAnsi="Arial"/>
-                <w:b w:val="false"/>
-                <w:bCs w:val="false"/>
-                <w:i w:val="false"/>
-                <w:iCs w:val="false"/>
-                <w:color w:val="000000"/>
-                <w:sz w:val="18"/>
-                <w:szCs w:val="18"/>
-              </w:rPr>
-              <w:t xml:space="preserve">Lesson 7 — Balancing Chemical Equations: Learners apply valency knowledge to write and balance chemical equations for reactions involving the first 20 elements (e.g., formation of sodium chloride, magnesium oxide, calcium nitrate from constituent elements/compounds). Step-by-step balancing strategies are practised in pairs, with peer checking. Students connect balanced equations back to the conserved ratios seen in fertiliser formulae.</w:t>
-            </w:r>
-          </w:p>
-          <w:p>
-            <w:pPr>
-              <w:spacing w:after="40" w:before="0"/>
-              <w:jc w:val="left"/>
-            </w:pPr>
-            <w:r>
-              <w:rPr>
-                <w:rFonts w:ascii="Arial" w:cs="Arial" w:eastAsia="Arial" w:hAnsi="Arial"/>
-                <w:b w:val="false"/>
-                <w:bCs w:val="false"/>
-                <w:i w:val="false"/>
-                <w:iCs w:val="false"/>
-                <w:color w:val="000000"/>
-                <w:sz w:val="18"/>
-                <w:szCs w:val="18"/>
-              </w:rPr>
-              <w:t xml:space="preserve"/>
-            </w:r>
-          </w:p>
-          <w:p>
-            <w:pPr>
-              <w:spacing w:after="40" w:before="0"/>
-              <w:jc w:val="left"/>
-            </w:pPr>
-            <w:r>
-              <w:rPr>
-                <w:rFonts w:ascii="Arial" w:cs="Arial" w:eastAsia="Arial" w:hAnsi="Arial"/>
-                <w:b w:val="false"/>
-                <w:bCs w:val="false"/>
-                <w:i w:val="false"/>
-                <w:iCs w:val="false"/>
-                <w:color w:val="000000"/>
-                <w:sz w:val="18"/>
-                <w:szCs w:val="18"/>
-              </w:rPr>
-              <w:t xml:space="preserve">Lesson 8 — Model Building, Project Showcase &amp; DQB Resolution: Learners present their electron-configuration models (Project 1, using locally available materials — bottle tops, wire, clay) and their completed compound charts (Project 2). The class revisits the DQB, resolving the driving question by explaining in full how electron arrangement → valency → chemical formula → the labels on Kenyan fertiliser bags. A summative reflection links the unit to careers in agriculture, pharmacy, and chemical manufacturing in Kenya.</w:t>
-            </w:r>
-          </w:p>
-        </w:tc>
-      </w:tr>
-      <w:tr>
-        <w:tc>
-          <w:tcPr>
-            <w:tcW w:type="dxa" w:w="3000"/>
-            <w:shd w:fill="EAD1F5" w:color="auto" w:val="clear"/>
-            <w:tcMar>
-              <w:top w:type="dxa" w:w="60"/>
-              <w:left w:type="dxa" w:w="120"/>
-              <w:bottom w:type="dxa" w:w="60"/>
-              <w:right w:type="dxa" w:w="120"/>
-            </w:tcMar>
-            <w:vAlign w:val="top"/>
-          </w:tcPr>
-          <w:p>
-            <w:pPr>
-              <w:spacing w:after="40" w:before="0"/>
-              <w:jc w:val="left"/>
-            </w:pPr>
-            <w:r>
-              <w:rPr>
-                <w:rFonts w:ascii="Arial" w:cs="Arial" w:eastAsia="Arial" w:hAnsi="Arial"/>
-                <w:b/>
-                <w:bCs/>
-                <w:i w:val="false"/>
-                <w:iCs w:val="false"/>
-                <w:color w:val="000000"/>
-                <w:sz w:val="18"/>
-                <w:szCs w:val="18"/>
-              </w:rPr>
-              <w:t xml:space="preserve">Supporting Phenomena</w:t>
-            </w:r>
-          </w:p>
-        </w:tc>
-        <w:tc>
-          <w:tcPr>
-            <w:tcW w:type="dxa" w:w="10680"/>
-            <w:shd w:fill="FFFFFF" w:color="auto" w:val="clear"/>
-            <w:tcMar>
-              <w:top w:type="dxa" w:w="60"/>
-              <w:left w:type="dxa" w:w="120"/>
-              <w:bottom w:type="dxa" w:w="60"/>
-              <w:right w:type="dxa" w:w="120"/>
-            </w:tcMar>
-            <w:vAlign w:val="top"/>
-          </w:tcPr>
-          <w:p>
-            <w:pPr>
-              <w:spacing w:after="30" w:before="0"/>
-              <w:ind w:left="360" w:hanging="180"/>
-              <w:jc w:val="left"/>
-            </w:pPr>
-            <w:r>
-              <w:rPr>
-                <w:rFonts w:ascii="Arial" w:cs="Arial" w:eastAsia="Arial" w:hAnsi="Arial"/>
-                <w:b w:val="false"/>
-                <w:bCs w:val="false"/>
-                <w:i w:val="false"/>
-                <w:iCs w:val="false"/>
-                <w:color w:val="000000"/>
-                <w:sz w:val="18"/>
-                <w:szCs w:val="18"/>
-              </w:rPr>
-              <w:t xml:space="preserve">–  When a Nairobi hardware vendor cuts sodium metal (stored under oil) and drops a tiny piece into water, it fizzes violently, skids across the surface, and may catch fire — yet the sodium atom has only one more electron than the noble gas neon. Why does that single extra electron make sodium so reactive while neon is completely inert?</w:t>
-            </w:r>
-          </w:p>
-          <w:p>
-            <w:pPr>
-              <w:spacing w:after="30" w:before="0"/>
-              <w:ind w:left="360" w:hanging="180"/>
-              <w:jc w:val="left"/>
-            </w:pPr>
-            <w:r>
-              <w:rPr>
-                <w:rFonts w:ascii="Arial" w:cs="Arial" w:eastAsia="Arial" w:hAnsi="Arial"/>
-                <w:b w:val="false"/>
-                <w:bCs w:val="false"/>
-                <w:i w:val="false"/>
-                <w:iCs w:val="false"/>
-                <w:color w:val="000000"/>
-                <w:sz w:val="18"/>
-                <w:szCs w:val="18"/>
-              </w:rPr>
-              <w:t xml:space="preserve">–  A student at a school in Kisumu observes that rust (iron oxide, Fe₂O₃) forms on an iron gate near Lake Victoria far faster than on an aluminium window frame next to it, even though both metals are exposed to the same humid air. Why do different metals react differently with oxygen, and can the periodic table predict this?</w:t>
-            </w:r>
-          </w:p>
-          <w:p>
-            <w:pPr>
-              <w:spacing w:after="30" w:before="0"/>
-              <w:ind w:left="360" w:hanging="180"/>
-              <w:jc w:val="left"/>
-            </w:pPr>
-            <w:r>
-              <w:rPr>
-                <w:rFonts w:ascii="Arial" w:cs="Arial" w:eastAsia="Arial" w:hAnsi="Arial"/>
-                <w:b w:val="false"/>
-                <w:bCs w:val="false"/>
-                <w:i w:val="false"/>
-                <w:iCs w:val="false"/>
-                <w:color w:val="000000"/>
-                <w:sz w:val="18"/>
-                <w:szCs w:val="18"/>
-              </w:rPr>
-              <w:t xml:space="preserve">–  A cook in Mombasa dissolves common table salt (NaCl) — made from the metal sodium and the poisonous gas chlorine — into water to make a perfectly safe brine for pickling fish. How can two dangerous elements combine to form something harmless, and what happens at the atomic level during that combination?</w:t>
-            </w:r>
-          </w:p>
-        </w:tc>
-      </w:tr>
-    </w:tbl>
-    <w:p>
-      <w:pPr>
-        <w:spacing w:after="120"/>
-      </w:pPr>
-      <w:r>
-        <w:t xml:space="preserve"/>
       </w:r>
     </w:p>
     <w:p>
@@ -3335,7 +3335,7 @@
             <w:pPr>
               <w:spacing w:after="20" w:before="0"/>
             </w:pPr>
-            <w:hyperlink w:history="1" r:id="rIddtinro0exfhbouaxosuja">
+            <w:hyperlink w:history="1" r:id="rIdhvcg3jmtojiryongu3ax-">
               <w:r>
                 <w:rPr>
                   <w:rFonts w:ascii="Arial" w:cs="Arial" w:eastAsia="Arial" w:hAnsi="Arial"/>
@@ -3368,7 +3368,7 @@
               <w:spacing w:after="10" w:before="0"/>
               <w:ind w:left="120"/>
             </w:pPr>
-            <w:hyperlink w:history="1" r:id="rIdtjyj40vgfnpawrgaxkzhp">
+            <w:hyperlink w:history="1" r:id="rIdgdxbz0mbxsnfunbbu1sq6">
               <w:r>
                 <w:rPr>
                   <w:rFonts w:ascii="Arial" w:cs="Arial" w:eastAsia="Arial" w:hAnsi="Arial"/>
@@ -3413,7 +3413,7 @@
             <w:pPr>
               <w:spacing w:after="20" w:before="0"/>
             </w:pPr>
-            <w:hyperlink w:history="1" r:id="rIdc_qbhsuxim_fc2w_iijp4">
+            <w:hyperlink w:history="1" r:id="rIdbt6asqzla1izcm0htfndq">
               <w:r>
                 <w:rPr>
                   <w:rFonts w:ascii="Arial" w:cs="Arial" w:eastAsia="Arial" w:hAnsi="Arial"/>
@@ -3446,7 +3446,7 @@
               <w:spacing w:after="10" w:before="0"/>
               <w:ind w:left="120"/>
             </w:pPr>
-            <w:hyperlink w:history="1" r:id="rIdji0bkjv8qv9qqge2p4wu4">
+            <w:hyperlink w:history="1" r:id="rIdtsxta2grus12lnf-f748v">
               <w:r>
                 <w:rPr>
                   <w:rFonts w:ascii="Arial" w:cs="Arial" w:eastAsia="Arial" w:hAnsi="Arial"/>
@@ -3641,7 +3641,7 @@
             <w:pPr>
               <w:spacing w:after="20" w:before="0"/>
             </w:pPr>
-            <w:hyperlink w:history="1" r:id="rIdqmqt42fqsnvpadi_l4iid">
+            <w:hyperlink w:history="1" r:id="rId6kyaw5ry4d-gqibdme-0u">
               <w:r>
                 <w:rPr>
                   <w:rFonts w:ascii="Arial" w:cs="Arial" w:eastAsia="Arial" w:hAnsi="Arial"/>
@@ -3674,7 +3674,7 @@
               <w:spacing w:after="10" w:before="0"/>
               <w:ind w:left="120"/>
             </w:pPr>
-            <w:hyperlink w:history="1" r:id="rIdcafajmxlrga-csv64mg6s">
+            <w:hyperlink w:history="1" r:id="rId0ori_5rn00ltjblh9exap">
               <w:r>
                 <w:rPr>
                   <w:rFonts w:ascii="Arial" w:cs="Arial" w:eastAsia="Arial" w:hAnsi="Arial"/>
@@ -3719,7 +3719,7 @@
             <w:pPr>
               <w:spacing w:after="20" w:before="0"/>
             </w:pPr>
-            <w:hyperlink w:history="1" r:id="rIdsoeqied3dyshklvu1i1ed">
+            <w:hyperlink w:history="1" r:id="rIdj1p4bwvbonwmcn6rjca6c">
               <w:r>
                 <w:rPr>
                   <w:rFonts w:ascii="Arial" w:cs="Arial" w:eastAsia="Arial" w:hAnsi="Arial"/>
@@ -3752,7 +3752,7 @@
               <w:spacing w:after="10" w:before="0"/>
               <w:ind w:left="120"/>
             </w:pPr>
-            <w:hyperlink w:history="1" r:id="rIdph5vbfbnlu2l2v75dmksq">
+            <w:hyperlink w:history="1" r:id="rIdxljgsgg83s07orvgefdfb">
               <w:r>
                 <w:rPr>
                   <w:rFonts w:ascii="Arial" w:cs="Arial" w:eastAsia="Arial" w:hAnsi="Arial"/>
@@ -3947,7 +3947,7 @@
             <w:pPr>
               <w:spacing w:after="20" w:before="0"/>
             </w:pPr>
-            <w:hyperlink w:history="1" r:id="rIdo7_pkcxfguud9ozebd65n">
+            <w:hyperlink w:history="1" r:id="rIdfwqrvo6okig6hfpa2frb1">
               <w:r>
                 <w:rPr>
                   <w:rFonts w:ascii="Arial" w:cs="Arial" w:eastAsia="Arial" w:hAnsi="Arial"/>
@@ -3980,7 +3980,7 @@
               <w:spacing w:after="10" w:before="0"/>
               <w:ind w:left="120"/>
             </w:pPr>
-            <w:hyperlink w:history="1" r:id="rIddnwfndeemzex4xmreges4">
+            <w:hyperlink w:history="1" r:id="rIdv5ag5bqj9ox6krlg2nbv_">
               <w:r>
                 <w:rPr>
                   <w:rFonts w:ascii="Arial" w:cs="Arial" w:eastAsia="Arial" w:hAnsi="Arial"/>
@@ -4025,7 +4025,7 @@
             <w:pPr>
               <w:spacing w:after="20" w:before="0"/>
             </w:pPr>
-            <w:hyperlink w:history="1" r:id="rIdy6oc6_ua59ls99o-idrqw">
+            <w:hyperlink w:history="1" r:id="rIdvzpvqeg370accwfhlegf6">
               <w:r>
                 <w:rPr>
                   <w:rFonts w:ascii="Arial" w:cs="Arial" w:eastAsia="Arial" w:hAnsi="Arial"/>
@@ -4058,7 +4058,7 @@
               <w:spacing w:after="10" w:before="0"/>
               <w:ind w:left="120"/>
             </w:pPr>
-            <w:hyperlink w:history="1" r:id="rIdbmsxlk3s6mupm8icpxz0e">
+            <w:hyperlink w:history="1" r:id="rIdiksfgzkgos2j6amn6slrh">
               <w:r>
                 <w:rPr>
                   <w:rFonts w:ascii="Arial" w:cs="Arial" w:eastAsia="Arial" w:hAnsi="Arial"/>
@@ -4253,7 +4253,7 @@
             <w:pPr>
               <w:spacing w:after="20" w:before="0"/>
             </w:pPr>
-            <w:hyperlink w:history="1" r:id="rIdovtduhoi8nm3a2jkwwnxi">
+            <w:hyperlink w:history="1" r:id="rIdozimrfjsdqja2b19urd_i">
               <w:r>
                 <w:rPr>
                   <w:rFonts w:ascii="Arial" w:cs="Arial" w:eastAsia="Arial" w:hAnsi="Arial"/>
@@ -4286,7 +4286,7 @@
               <w:spacing w:after="10" w:before="0"/>
               <w:ind w:left="120"/>
             </w:pPr>
-            <w:hyperlink w:history="1" r:id="rId6zbson_fzydsx-tulufoj">
+            <w:hyperlink w:history="1" r:id="rIdu1ipmn4gurgiznfzdd5kr">
               <w:r>
                 <w:rPr>
                   <w:rFonts w:ascii="Arial" w:cs="Arial" w:eastAsia="Arial" w:hAnsi="Arial"/>
@@ -4331,7 +4331,7 @@
             <w:pPr>
               <w:spacing w:after="20" w:before="0"/>
             </w:pPr>
-            <w:hyperlink w:history="1" r:id="rIdj0cgpnog5d8c8ti1jh7na">
+            <w:hyperlink w:history="1" r:id="rIdp7lq5pd8znu7cx2_rilxc">
               <w:r>
                 <w:rPr>
                   <w:rFonts w:ascii="Arial" w:cs="Arial" w:eastAsia="Arial" w:hAnsi="Arial"/>
@@ -4364,7 +4364,7 @@
               <w:spacing w:after="10" w:before="0"/>
               <w:ind w:left="120"/>
             </w:pPr>
-            <w:hyperlink w:history="1" r:id="rId3vuh2ki1--zxzdobvr7yo">
+            <w:hyperlink w:history="1" r:id="rIdryef8dpmmrwnnza2lhbsd">
               <w:r>
                 <w:rPr>
                   <w:rFonts w:ascii="Arial" w:cs="Arial" w:eastAsia="Arial" w:hAnsi="Arial"/>
@@ -4559,7 +4559,7 @@
             <w:pPr>
               <w:spacing w:after="20" w:before="0"/>
             </w:pPr>
-            <w:hyperlink w:history="1" r:id="rIdzh_mgno5ebikolq8-1f1q">
+            <w:hyperlink w:history="1" r:id="rIdw11ce7sbzt0l9wcacjawx">
               <w:r>
                 <w:rPr>
                   <w:rFonts w:ascii="Arial" w:cs="Arial" w:eastAsia="Arial" w:hAnsi="Arial"/>
@@ -4592,7 +4592,7 @@
               <w:spacing w:after="10" w:before="0"/>
               <w:ind w:left="120"/>
             </w:pPr>
-            <w:hyperlink w:history="1" r:id="rId29htrtmtsvhkm4yiitm-o">
+            <w:hyperlink w:history="1" r:id="rIdqcavd-kgf2wn-3jve1gfp">
               <w:r>
                 <w:rPr>
                   <w:rFonts w:ascii="Arial" w:cs="Arial" w:eastAsia="Arial" w:hAnsi="Arial"/>
@@ -4637,7 +4637,7 @@
             <w:pPr>
               <w:spacing w:after="20" w:before="0"/>
             </w:pPr>
-            <w:hyperlink w:history="1" r:id="rIdn8qzmsxl9matplgdkukla">
+            <w:hyperlink w:history="1" r:id="rId2pqqsbdznxnomaru8xyyw">
               <w:r>
                 <w:rPr>
                   <w:rFonts w:ascii="Arial" w:cs="Arial" w:eastAsia="Arial" w:hAnsi="Arial"/>
@@ -4670,7 +4670,7 @@
               <w:spacing w:after="10" w:before="0"/>
               <w:ind w:left="120"/>
             </w:pPr>
-            <w:hyperlink w:history="1" r:id="rIdxgcplhvrqvhsc001axlhh">
+            <w:hyperlink w:history="1" r:id="rIdnrappaf4ex9nyenjmrnsq">
               <w:r>
                 <w:rPr>
                   <w:rFonts w:ascii="Arial" w:cs="Arial" w:eastAsia="Arial" w:hAnsi="Arial"/>
@@ -5182,7 +5182,7 @@
         </w:rPr>
         <w:t xml:space="preserve">© 2026 SeaVuria and ARES. Aligned with KICD objectives. Developed by SeaVuria; technical implementation by ARES (with AI assistance from Claude). Licensed under </w:t>
       </w:r>
-      <w:hyperlink w:history="1" r:id="rIdmmo_yynyhdecqazp_vak5">
+      <w:hyperlink w:history="1" r:id="rIdgl0enhs6u8tbbb7tfs_oc">
         <w:r>
           <w:rPr>
             <w:rFonts w:ascii="Arial" w:cs="Arial" w:eastAsia="Arial" w:hAnsi="Arial"/>
@@ -5203,7 +5203,7 @@
         </w:rPr>
         <w:t xml:space="preserve"> (</w:t>
       </w:r>
-      <w:hyperlink w:history="1" r:id="rIdtk8l13vibzb6_kmkvh6bq">
+      <w:hyperlink w:history="1" r:id="rIdjvsqw6tvtoxszupxahfzt">
         <w:r>
           <w:rPr>
             <w:rFonts w:ascii="Arial" w:cs="Arial" w:eastAsia="Arial" w:hAnsi="Arial"/>
@@ -6216,7 +6216,7 @@
             <w:pPr>
               <w:spacing w:after="20" w:before="0"/>
             </w:pPr>
-            <w:hyperlink w:history="1" r:id="rIdij4yyajjy_lhmuglzgc3v">
+            <w:hyperlink w:history="1" r:id="rIdh4p0sq6ellkmfuvduproe">
               <w:r>
                 <w:rPr>
                   <w:rFonts w:ascii="Arial" w:cs="Arial" w:eastAsia="Arial" w:hAnsi="Arial"/>
@@ -6249,7 +6249,7 @@
               <w:spacing w:after="10" w:before="0"/>
               <w:ind w:left="120"/>
             </w:pPr>
-            <w:hyperlink w:history="1" r:id="rIdfulq3wgdcqhs-uivwc1x0">
+            <w:hyperlink w:history="1" r:id="rId9gddiidoe5tc4q3_bl6fu">
               <w:r>
                 <w:rPr>
                   <w:rFonts w:ascii="Arial" w:cs="Arial" w:eastAsia="Arial" w:hAnsi="Arial"/>
@@ -6294,7 +6294,7 @@
             <w:pPr>
               <w:spacing w:after="20" w:before="0"/>
             </w:pPr>
-            <w:hyperlink w:history="1" r:id="rIdoiel6fvcbvxh246lybjja">
+            <w:hyperlink w:history="1" r:id="rIdisqggy6jomyy_2qb7kbpj">
               <w:r>
                 <w:rPr>
                   <w:rFonts w:ascii="Arial" w:cs="Arial" w:eastAsia="Arial" w:hAnsi="Arial"/>
@@ -6327,7 +6327,7 @@
               <w:spacing w:after="10" w:before="0"/>
               <w:ind w:left="120"/>
             </w:pPr>
-            <w:hyperlink w:history="1" r:id="rIdei7-5ohsqimatl0wcietu">
+            <w:hyperlink w:history="1" r:id="rIdc8nzsa88hc8vynlhrxqyt">
               <w:r>
                 <w:rPr>
                   <w:rFonts w:ascii="Arial" w:cs="Arial" w:eastAsia="Arial" w:hAnsi="Arial"/>
@@ -6522,7 +6522,7 @@
             <w:pPr>
               <w:spacing w:after="20" w:before="0"/>
             </w:pPr>
-            <w:hyperlink w:history="1" r:id="rIdu5yxothic_hym4dm1u_ir">
+            <w:hyperlink w:history="1" r:id="rIdcbcmlpwevscznaecjjblf">
               <w:r>
                 <w:rPr>
                   <w:rFonts w:ascii="Arial" w:cs="Arial" w:eastAsia="Arial" w:hAnsi="Arial"/>
@@ -6555,7 +6555,7 @@
               <w:spacing w:after="10" w:before="0"/>
               <w:ind w:left="120"/>
             </w:pPr>
-            <w:hyperlink w:history="1" r:id="rIdp4sebmlbdi-evbj8uexm4">
+            <w:hyperlink w:history="1" r:id="rIdha9dejdpzxtxyhryqq9rd">
               <w:r>
                 <w:rPr>
                   <w:rFonts w:ascii="Arial" w:cs="Arial" w:eastAsia="Arial" w:hAnsi="Arial"/>
@@ -6600,7 +6600,7 @@
             <w:pPr>
               <w:spacing w:after="20" w:before="0"/>
             </w:pPr>
-            <w:hyperlink w:history="1" r:id="rIdocj5gwcr8s1ax46luumao">
+            <w:hyperlink w:history="1" r:id="rIdhgaeazz309lriec0goq7q">
               <w:r>
                 <w:rPr>
                   <w:rFonts w:ascii="Arial" w:cs="Arial" w:eastAsia="Arial" w:hAnsi="Arial"/>
@@ -6633,7 +6633,7 @@
               <w:spacing w:after="10" w:before="0"/>
               <w:ind w:left="120"/>
             </w:pPr>
-            <w:hyperlink w:history="1" r:id="rIdwi0xhjotcqhtgczyp65-l">
+            <w:hyperlink w:history="1" r:id="rId1cfzuliafgfr_polh2mff">
               <w:r>
                 <w:rPr>
                   <w:rFonts w:ascii="Arial" w:cs="Arial" w:eastAsia="Arial" w:hAnsi="Arial"/>
@@ -6828,7 +6828,7 @@
             <w:pPr>
               <w:spacing w:after="20" w:before="0"/>
             </w:pPr>
-            <w:hyperlink w:history="1" r:id="rIdod8ntiw6ndky2a17-vu8g">
+            <w:hyperlink w:history="1" r:id="rIdofkpyhgxhmq6fddik4vgl">
               <w:r>
                 <w:rPr>
                   <w:rFonts w:ascii="Arial" w:cs="Arial" w:eastAsia="Arial" w:hAnsi="Arial"/>
@@ -6861,7 +6861,7 @@
               <w:spacing w:after="10" w:before="0"/>
               <w:ind w:left="120"/>
             </w:pPr>
-            <w:hyperlink w:history="1" r:id="rIdiwd2rj5ybi-unltnmrlb3">
+            <w:hyperlink w:history="1" r:id="rIdwcggeyr29qhnzxk3f2eoa">
               <w:r>
                 <w:rPr>
                   <w:rFonts w:ascii="Arial" w:cs="Arial" w:eastAsia="Arial" w:hAnsi="Arial"/>
@@ -6906,7 +6906,7 @@
             <w:pPr>
               <w:spacing w:after="20" w:before="0"/>
             </w:pPr>
-            <w:hyperlink w:history="1" r:id="rIdlqpwtqvljyqtowmjsnlnq">
+            <w:hyperlink w:history="1" r:id="rIdwko12ycij9-ondmdgbcpe">
               <w:r>
                 <w:rPr>
                   <w:rFonts w:ascii="Arial" w:cs="Arial" w:eastAsia="Arial" w:hAnsi="Arial"/>
@@ -6939,7 +6939,7 @@
               <w:spacing w:after="10" w:before="0"/>
               <w:ind w:left="120"/>
             </w:pPr>
-            <w:hyperlink w:history="1" r:id="rIdfnmj4dxnoy6paxoj6gm8d">
+            <w:hyperlink w:history="1" r:id="rIdse67wosfwfutxzif6c93a">
               <w:r>
                 <w:rPr>
                   <w:rFonts w:ascii="Arial" w:cs="Arial" w:eastAsia="Arial" w:hAnsi="Arial"/>
@@ -7134,7 +7134,7 @@
             <w:pPr>
               <w:spacing w:after="20" w:before="0"/>
             </w:pPr>
-            <w:hyperlink w:history="1" r:id="rIdqeyrq3fdijubtvfze1-jt">
+            <w:hyperlink w:history="1" r:id="rIdb5camjxbds2aejqaptwpx">
               <w:r>
                 <w:rPr>
                   <w:rFonts w:ascii="Arial" w:cs="Arial" w:eastAsia="Arial" w:hAnsi="Arial"/>
@@ -7167,7 +7167,7 @@
               <w:spacing w:after="10" w:before="0"/>
               <w:ind w:left="120"/>
             </w:pPr>
-            <w:hyperlink w:history="1" r:id="rIdhcwum5pk1wsldnhbi7hro">
+            <w:hyperlink w:history="1" r:id="rIdiugk1joklheuoep7ebfvb">
               <w:r>
                 <w:rPr>
                   <w:rFonts w:ascii="Arial" w:cs="Arial" w:eastAsia="Arial" w:hAnsi="Arial"/>
@@ -7212,7 +7212,7 @@
             <w:pPr>
               <w:spacing w:after="20" w:before="0"/>
             </w:pPr>
-            <w:hyperlink w:history="1" r:id="rIddkn3ug9bdgaqjhzedzr58">
+            <w:hyperlink w:history="1" r:id="rIdfs2jx2f-kpboxi-ggde0h">
               <w:r>
                 <w:rPr>
                   <w:rFonts w:ascii="Arial" w:cs="Arial" w:eastAsia="Arial" w:hAnsi="Arial"/>
@@ -7245,7 +7245,7 @@
               <w:spacing w:after="10" w:before="0"/>
               <w:ind w:left="120"/>
             </w:pPr>
-            <w:hyperlink w:history="1" r:id="rId0nxvnvlqpcplvjy0eda9e">
+            <w:hyperlink w:history="1" r:id="rIdvybof1jrcfy8gp6hcker6">
               <w:r>
                 <w:rPr>
                   <w:rFonts w:ascii="Arial" w:cs="Arial" w:eastAsia="Arial" w:hAnsi="Arial"/>
@@ -7440,7 +7440,7 @@
             <w:pPr>
               <w:spacing w:after="20" w:before="0"/>
             </w:pPr>
-            <w:hyperlink w:history="1" r:id="rIdhmhqe7bwdycq0msrdrhco">
+            <w:hyperlink w:history="1" r:id="rIdzcorzlthkuotuzmry45k_">
               <w:r>
                 <w:rPr>
                   <w:rFonts w:ascii="Arial" w:cs="Arial" w:eastAsia="Arial" w:hAnsi="Arial"/>
@@ -7473,7 +7473,7 @@
               <w:spacing w:after="10" w:before="0"/>
               <w:ind w:left="120"/>
             </w:pPr>
-            <w:hyperlink w:history="1" r:id="rId8wovpinl6rk1lqdt3d_xy">
+            <w:hyperlink w:history="1" r:id="rIdwegaqcnv69ru9vvi1szuh">
               <w:r>
                 <w:rPr>
                   <w:rFonts w:ascii="Arial" w:cs="Arial" w:eastAsia="Arial" w:hAnsi="Arial"/>
@@ -7518,7 +7518,7 @@
             <w:pPr>
               <w:spacing w:after="20" w:before="0"/>
             </w:pPr>
-            <w:hyperlink w:history="1" r:id="rIdr_tqbdjkuj71yb2cvtl0_">
+            <w:hyperlink w:history="1" r:id="rIdxko3-6ceilpjw0buew-40">
               <w:r>
                 <w:rPr>
                   <w:rFonts w:ascii="Arial" w:cs="Arial" w:eastAsia="Arial" w:hAnsi="Arial"/>
@@ -7551,7 +7551,7 @@
               <w:spacing w:after="10" w:before="0"/>
               <w:ind w:left="120"/>
             </w:pPr>
-            <w:hyperlink w:history="1" r:id="rIdonl8ma31ihbq4glpcru4a">
+            <w:hyperlink w:history="1" r:id="rId4fhgzefjsvxbbrbcb3_kz">
               <w:r>
                 <w:rPr>
                   <w:rFonts w:ascii="Arial" w:cs="Arial" w:eastAsia="Arial" w:hAnsi="Arial"/>
@@ -8158,7 +8158,7 @@
         </w:rPr>
         <w:t xml:space="preserve">© 2026 SeaVuria and ARES. Aligned with KICD objectives. Developed by SeaVuria; technical implementation by ARES (with AI assistance from Claude). Licensed under </w:t>
       </w:r>
-      <w:hyperlink w:history="1" r:id="rIdfdk4pwbhr7joy56p1z6qs">
+      <w:hyperlink w:history="1" r:id="rIdzl60ly0fueb40ql6wnkpz">
         <w:r>
           <w:rPr>
             <w:rFonts w:ascii="Arial" w:cs="Arial" w:eastAsia="Arial" w:hAnsi="Arial"/>
@@ -8179,7 +8179,7 @@
         </w:rPr>
         <w:t xml:space="preserve"> (</w:t>
       </w:r>
-      <w:hyperlink w:history="1" r:id="rId1c0_kokhyfit_crbq8tnu">
+      <w:hyperlink w:history="1" r:id="rIdnhalauycheplqcy-wasqu">
         <w:r>
           <w:rPr>
             <w:rFonts w:ascii="Arial" w:cs="Arial" w:eastAsia="Arial" w:hAnsi="Arial"/>
@@ -9192,7 +9192,7 @@
             <w:pPr>
               <w:spacing w:after="20" w:before="0"/>
             </w:pPr>
-            <w:hyperlink w:history="1" r:id="rIdqydyamvgsqrnkl-loo1-s">
+            <w:hyperlink w:history="1" r:id="rIduwitqrxwqdlxkuvwlshzn">
               <w:r>
                 <w:rPr>
                   <w:rFonts w:ascii="Arial" w:cs="Arial" w:eastAsia="Arial" w:hAnsi="Arial"/>
@@ -9225,7 +9225,7 @@
               <w:spacing w:after="10" w:before="0"/>
               <w:ind w:left="120"/>
             </w:pPr>
-            <w:hyperlink w:history="1" r:id="rIdtc7zosxqr0atbqzkclscx">
+            <w:hyperlink w:history="1" r:id="rIdcqucqf8xj-agduclhwh1b">
               <w:r>
                 <w:rPr>
                   <w:rFonts w:ascii="Arial" w:cs="Arial" w:eastAsia="Arial" w:hAnsi="Arial"/>
@@ -9270,7 +9270,7 @@
             <w:pPr>
               <w:spacing w:after="20" w:before="0"/>
             </w:pPr>
-            <w:hyperlink w:history="1" r:id="rIdgegyg1japzzzkdgptwiin">
+            <w:hyperlink w:history="1" r:id="rIderkoopxwjjccvxtyfczcr">
               <w:r>
                 <w:rPr>
                   <w:rFonts w:ascii="Arial" w:cs="Arial" w:eastAsia="Arial" w:hAnsi="Arial"/>
@@ -9303,7 +9303,7 @@
               <w:spacing w:after="10" w:before="0"/>
               <w:ind w:left="120"/>
             </w:pPr>
-            <w:hyperlink w:history="1" r:id="rId2rpojjavgoptzt9l2ratq">
+            <w:hyperlink w:history="1" r:id="rIdbdizzgt0o_e7j9nz_x1nd">
               <w:r>
                 <w:rPr>
                   <w:rFonts w:ascii="Arial" w:cs="Arial" w:eastAsia="Arial" w:hAnsi="Arial"/>
@@ -9498,7 +9498,7 @@
             <w:pPr>
               <w:spacing w:after="20" w:before="0"/>
             </w:pPr>
-            <w:hyperlink w:history="1" r:id="rIdtbquwbpzccllrjoayt9zv">
+            <w:hyperlink w:history="1" r:id="rIdohrwtqrh35qkftiuh3qqg">
               <w:r>
                 <w:rPr>
                   <w:rFonts w:ascii="Arial" w:cs="Arial" w:eastAsia="Arial" w:hAnsi="Arial"/>
@@ -9531,7 +9531,7 @@
               <w:spacing w:after="10" w:before="0"/>
               <w:ind w:left="120"/>
             </w:pPr>
-            <w:hyperlink w:history="1" r:id="rIdokw_w0ky4apjt3rg7cc2y">
+            <w:hyperlink w:history="1" r:id="rIdtcwveiugyfhoutsxv9qgw">
               <w:r>
                 <w:rPr>
                   <w:rFonts w:ascii="Arial" w:cs="Arial" w:eastAsia="Arial" w:hAnsi="Arial"/>
@@ -9576,7 +9576,7 @@
             <w:pPr>
               <w:spacing w:after="20" w:before="0"/>
             </w:pPr>
-            <w:hyperlink w:history="1" r:id="rIddfn_vu2cgxs0a4cyqppkh">
+            <w:hyperlink w:history="1" r:id="rIdahimantefaltjoiadjkof">
               <w:r>
                 <w:rPr>
                   <w:rFonts w:ascii="Arial" w:cs="Arial" w:eastAsia="Arial" w:hAnsi="Arial"/>
@@ -9609,7 +9609,7 @@
               <w:spacing w:after="10" w:before="0"/>
               <w:ind w:left="120"/>
             </w:pPr>
-            <w:hyperlink w:history="1" r:id="rIdxfg8jrxtkdudnehyixr8b">
+            <w:hyperlink w:history="1" r:id="rIdvq35ebsgsq2enurbjx_cu">
               <w:r>
                 <w:rPr>
                   <w:rFonts w:ascii="Arial" w:cs="Arial" w:eastAsia="Arial" w:hAnsi="Arial"/>
@@ -9804,7 +9804,7 @@
             <w:pPr>
               <w:spacing w:after="20" w:before="0"/>
             </w:pPr>
-            <w:hyperlink w:history="1" r:id="rIdi9njajq0xcmzry73r6_nu">
+            <w:hyperlink w:history="1" r:id="rIdtehj07vqclyyeawlbrf7n">
               <w:r>
                 <w:rPr>
                   <w:rFonts w:ascii="Arial" w:cs="Arial" w:eastAsia="Arial" w:hAnsi="Arial"/>
@@ -9837,7 +9837,7 @@
               <w:spacing w:after="10" w:before="0"/>
               <w:ind w:left="120"/>
             </w:pPr>
-            <w:hyperlink w:history="1" r:id="rIdkfif6hefidozipa5765vb">
+            <w:hyperlink w:history="1" r:id="rIdohwlr8gyuizbuoakywkm4">
               <w:r>
                 <w:rPr>
                   <w:rFonts w:ascii="Arial" w:cs="Arial" w:eastAsia="Arial" w:hAnsi="Arial"/>
@@ -9882,7 +9882,7 @@
             <w:pPr>
               <w:spacing w:after="20" w:before="0"/>
             </w:pPr>
-            <w:hyperlink w:history="1" r:id="rIdbayo0lrszz_rt3fqaud5z">
+            <w:hyperlink w:history="1" r:id="rId6iqtkdpc-auvpg1lqico1">
               <w:r>
                 <w:rPr>
                   <w:rFonts w:ascii="Arial" w:cs="Arial" w:eastAsia="Arial" w:hAnsi="Arial"/>
@@ -9915,7 +9915,7 @@
               <w:spacing w:after="10" w:before="0"/>
               <w:ind w:left="120"/>
             </w:pPr>
-            <w:hyperlink w:history="1" r:id="rIdg3xy5yovtu8-nef1lt7-z">
+            <w:hyperlink w:history="1" r:id="rId_7yoo3nmvrs8kliqymtoz">
               <w:r>
                 <w:rPr>
                   <w:rFonts w:ascii="Arial" w:cs="Arial" w:eastAsia="Arial" w:hAnsi="Arial"/>
@@ -10110,7 +10110,7 @@
             <w:pPr>
               <w:spacing w:after="20" w:before="0"/>
             </w:pPr>
-            <w:hyperlink w:history="1" r:id="rIdia_fbyhdraiete1ugetyw">
+            <w:hyperlink w:history="1" r:id="rId8yl64u0n6mtptr3lfbkiz">
               <w:r>
                 <w:rPr>
                   <w:rFonts w:ascii="Arial" w:cs="Arial" w:eastAsia="Arial" w:hAnsi="Arial"/>
@@ -10143,7 +10143,7 @@
               <w:spacing w:after="10" w:before="0"/>
               <w:ind w:left="120"/>
             </w:pPr>
-            <w:hyperlink w:history="1" r:id="rIdobdt93fzhhnffivmtlhl1">
+            <w:hyperlink w:history="1" r:id="rIdrvlrmsn1gy6by0mnwxof4">
               <w:r>
                 <w:rPr>
                   <w:rFonts w:ascii="Arial" w:cs="Arial" w:eastAsia="Arial" w:hAnsi="Arial"/>
@@ -10188,7 +10188,7 @@
             <w:pPr>
               <w:spacing w:after="20" w:before="0"/>
             </w:pPr>
-            <w:hyperlink w:history="1" r:id="rIdhjhk9nlndzq-drhamyp7g">
+            <w:hyperlink w:history="1" r:id="rId27qapp1gwvqg2fdpkj7s6">
               <w:r>
                 <w:rPr>
                   <w:rFonts w:ascii="Arial" w:cs="Arial" w:eastAsia="Arial" w:hAnsi="Arial"/>
@@ -10221,7 +10221,7 @@
               <w:spacing w:after="10" w:before="0"/>
               <w:ind w:left="120"/>
             </w:pPr>
-            <w:hyperlink w:history="1" r:id="rId-ruzspmgy9yxo-_ls7qia">
+            <w:hyperlink w:history="1" r:id="rIdubsffrtuyodtqowcbz-8g">
               <w:r>
                 <w:rPr>
                   <w:rFonts w:ascii="Arial" w:cs="Arial" w:eastAsia="Arial" w:hAnsi="Arial"/>
@@ -10416,7 +10416,7 @@
             <w:pPr>
               <w:spacing w:after="20" w:before="0"/>
             </w:pPr>
-            <w:hyperlink w:history="1" r:id="rIdvm4_hvyq9lbhhtzjljghd">
+            <w:hyperlink w:history="1" r:id="rId2jiqteutd8ppt77femzld">
               <w:r>
                 <w:rPr>
                   <w:rFonts w:ascii="Arial" w:cs="Arial" w:eastAsia="Arial" w:hAnsi="Arial"/>
@@ -10449,7 +10449,7 @@
               <w:spacing w:after="10" w:before="0"/>
               <w:ind w:left="120"/>
             </w:pPr>
-            <w:hyperlink w:history="1" r:id="rIdxtc3d44sl-rsnbdbfg-sg">
+            <w:hyperlink w:history="1" r:id="rIdhjt5r53-uhcsjoxa9txcb">
               <w:r>
                 <w:rPr>
                   <w:rFonts w:ascii="Arial" w:cs="Arial" w:eastAsia="Arial" w:hAnsi="Arial"/>
@@ -10494,7 +10494,7 @@
             <w:pPr>
               <w:spacing w:after="20" w:before="0"/>
             </w:pPr>
-            <w:hyperlink w:history="1" r:id="rIdht2cm6ojzib4pldzmnw_a">
+            <w:hyperlink w:history="1" r:id="rIdhstuivdfr91tszoslgzg7">
               <w:r>
                 <w:rPr>
                   <w:rFonts w:ascii="Arial" w:cs="Arial" w:eastAsia="Arial" w:hAnsi="Arial"/>
@@ -10527,7 +10527,7 @@
               <w:spacing w:after="10" w:before="0"/>
               <w:ind w:left="120"/>
             </w:pPr>
-            <w:hyperlink w:history="1" r:id="rId6yjmiwqlyr_m-n_jn-gdt">
+            <w:hyperlink w:history="1" r:id="rIdg3fm3qejc4w3ulb7v9usc">
               <w:r>
                 <w:rPr>
                   <w:rFonts w:ascii="Arial" w:cs="Arial" w:eastAsia="Arial" w:hAnsi="Arial"/>
@@ -11039,7 +11039,7 @@
         </w:rPr>
         <w:t xml:space="preserve">© 2026 SeaVuria and ARES. Aligned with KICD objectives. Developed by SeaVuria; technical implementation by ARES (with AI assistance from Claude). Licensed under </w:t>
       </w:r>
-      <w:hyperlink w:history="1" r:id="rId7fx_np4mmtpxxx5lojxtp">
+      <w:hyperlink w:history="1" r:id="rIdzw3dyrmwytp_krc85mjdn">
         <w:r>
           <w:rPr>
             <w:rFonts w:ascii="Arial" w:cs="Arial" w:eastAsia="Arial" w:hAnsi="Arial"/>
@@ -11060,7 +11060,7 @@
         </w:rPr>
         <w:t xml:space="preserve"> (</w:t>
       </w:r>
-      <w:hyperlink w:history="1" r:id="rIdfe6-rm0hllese3u10gbsm">
+      <w:hyperlink w:history="1" r:id="rIdulx5t37prcz8uq9uxjird">
         <w:r>
           <w:rPr>
             <w:rFonts w:ascii="Arial" w:cs="Arial" w:eastAsia="Arial" w:hAnsi="Arial"/>
@@ -12073,7 +12073,7 @@
             <w:pPr>
               <w:spacing w:after="20" w:before="0"/>
             </w:pPr>
-            <w:hyperlink w:history="1" r:id="rIdf2s6nukrkkpwfolikwddw">
+            <w:hyperlink w:history="1" r:id="rIdbotryaulfbfkx5t_0g9c9">
               <w:r>
                 <w:rPr>
                   <w:rFonts w:ascii="Arial" w:cs="Arial" w:eastAsia="Arial" w:hAnsi="Arial"/>
@@ -12106,7 +12106,7 @@
               <w:spacing w:after="10" w:before="0"/>
               <w:ind w:left="120"/>
             </w:pPr>
-            <w:hyperlink w:history="1" r:id="rIdh_clih3tlng-fkgc612mt">
+            <w:hyperlink w:history="1" r:id="rIdf6dy7cvmb3uyyidokdiwr">
               <w:r>
                 <w:rPr>
                   <w:rFonts w:ascii="Arial" w:cs="Arial" w:eastAsia="Arial" w:hAnsi="Arial"/>
@@ -12151,7 +12151,7 @@
             <w:pPr>
               <w:spacing w:after="20" w:before="0"/>
             </w:pPr>
-            <w:hyperlink w:history="1" r:id="rIdx-af7b2bdthtdkxqyefdz">
+            <w:hyperlink w:history="1" r:id="rIdou-ibl95ctloftsatkede">
               <w:r>
                 <w:rPr>
                   <w:rFonts w:ascii="Arial" w:cs="Arial" w:eastAsia="Arial" w:hAnsi="Arial"/>
@@ -12184,7 +12184,7 @@
               <w:spacing w:after="10" w:before="0"/>
               <w:ind w:left="120"/>
             </w:pPr>
-            <w:hyperlink w:history="1" r:id="rId0nfgpbasb76irj1qkdecf">
+            <w:hyperlink w:history="1" r:id="rId-2-ooop38dyxycd_iu1wv">
               <w:r>
                 <w:rPr>
                   <w:rFonts w:ascii="Arial" w:cs="Arial" w:eastAsia="Arial" w:hAnsi="Arial"/>
@@ -12379,7 +12379,7 @@
             <w:pPr>
               <w:spacing w:after="20" w:before="0"/>
             </w:pPr>
-            <w:hyperlink w:history="1" r:id="rId-qqc8zxqqvt2ktza4qfv2">
+            <w:hyperlink w:history="1" r:id="rIderfvjszjl-zkt3h0awuwd">
               <w:r>
                 <w:rPr>
                   <w:rFonts w:ascii="Arial" w:cs="Arial" w:eastAsia="Arial" w:hAnsi="Arial"/>
@@ -12412,7 +12412,7 @@
               <w:spacing w:after="10" w:before="0"/>
               <w:ind w:left="120"/>
             </w:pPr>
-            <w:hyperlink w:history="1" r:id="rIdnyqhot8krsi7fqtftla4_">
+            <w:hyperlink w:history="1" r:id="rIdew6u5izlxz7muoxeg5gkb">
               <w:r>
                 <w:rPr>
                   <w:rFonts w:ascii="Arial" w:cs="Arial" w:eastAsia="Arial" w:hAnsi="Arial"/>
@@ -12457,7 +12457,7 @@
             <w:pPr>
               <w:spacing w:after="20" w:before="0"/>
             </w:pPr>
-            <w:hyperlink w:history="1" r:id="rIdnxvxci6vpeadvdi-t0ofk">
+            <w:hyperlink w:history="1" r:id="rIdj5iu6j6pkrqmgjetykwh1">
               <w:r>
                 <w:rPr>
                   <w:rFonts w:ascii="Arial" w:cs="Arial" w:eastAsia="Arial" w:hAnsi="Arial"/>
@@ -12490,7 +12490,7 @@
               <w:spacing w:after="10" w:before="0"/>
               <w:ind w:left="120"/>
             </w:pPr>
-            <w:hyperlink w:history="1" r:id="rIdwxg8wtvj_42kitt00re3u">
+            <w:hyperlink w:history="1" r:id="rId4j0b8o3ivlng_gm5irqq0">
               <w:r>
                 <w:rPr>
                   <w:rFonts w:ascii="Arial" w:cs="Arial" w:eastAsia="Arial" w:hAnsi="Arial"/>
@@ -12685,7 +12685,7 @@
             <w:pPr>
               <w:spacing w:after="20" w:before="0"/>
             </w:pPr>
-            <w:hyperlink w:history="1" r:id="rId0h3qbfvko7iwkvlcamgmi">
+            <w:hyperlink w:history="1" r:id="rIdqreqrty9vmugwst4lfdbn">
               <w:r>
                 <w:rPr>
                   <w:rFonts w:ascii="Arial" w:cs="Arial" w:eastAsia="Arial" w:hAnsi="Arial"/>
@@ -12718,7 +12718,7 @@
               <w:spacing w:after="10" w:before="0"/>
               <w:ind w:left="120"/>
             </w:pPr>
-            <w:hyperlink w:history="1" r:id="rIdmylzjyjoqmyampo29vxn1">
+            <w:hyperlink w:history="1" r:id="rId3_svst2ysrhi25hoxifbi">
               <w:r>
                 <w:rPr>
                   <w:rFonts w:ascii="Arial" w:cs="Arial" w:eastAsia="Arial" w:hAnsi="Arial"/>
@@ -12763,7 +12763,7 @@
             <w:pPr>
               <w:spacing w:after="20" w:before="0"/>
             </w:pPr>
-            <w:hyperlink w:history="1" r:id="rIdivlmhiz7pes2lzvcs2-ap">
+            <w:hyperlink w:history="1" r:id="rId_dansucmuruyy8wry1fdw">
               <w:r>
                 <w:rPr>
                   <w:rFonts w:ascii="Arial" w:cs="Arial" w:eastAsia="Arial" w:hAnsi="Arial"/>
@@ -12796,7 +12796,7 @@
               <w:spacing w:after="10" w:before="0"/>
               <w:ind w:left="120"/>
             </w:pPr>
-            <w:hyperlink w:history="1" r:id="rIdudyvcs77z5if46uqgiapb">
+            <w:hyperlink w:history="1" r:id="rIdoo_vwqqdoloifvdlegxmg">
               <w:r>
                 <w:rPr>
                   <w:rFonts w:ascii="Arial" w:cs="Arial" w:eastAsia="Arial" w:hAnsi="Arial"/>
@@ -12991,7 +12991,7 @@
             <w:pPr>
               <w:spacing w:after="20" w:before="0"/>
             </w:pPr>
-            <w:hyperlink w:history="1" r:id="rIdnz0q_jae-aemcymfzmjcn">
+            <w:hyperlink w:history="1" r:id="rIdv-vg73z8meoffr5x9xmtg">
               <w:r>
                 <w:rPr>
                   <w:rFonts w:ascii="Arial" w:cs="Arial" w:eastAsia="Arial" w:hAnsi="Arial"/>
@@ -13024,7 +13024,7 @@
               <w:spacing w:after="10" w:before="0"/>
               <w:ind w:left="120"/>
             </w:pPr>
-            <w:hyperlink w:history="1" r:id="rId6cataukuogczaf_fhroef">
+            <w:hyperlink w:history="1" r:id="rIdz9bijh9zeyubvok5sb8wb">
               <w:r>
                 <w:rPr>
                   <w:rFonts w:ascii="Arial" w:cs="Arial" w:eastAsia="Arial" w:hAnsi="Arial"/>
@@ -13069,7 +13069,7 @@
             <w:pPr>
               <w:spacing w:after="20" w:before="0"/>
             </w:pPr>
-            <w:hyperlink w:history="1" r:id="rIdxdsvfdo9odgmtwdisfovt">
+            <w:hyperlink w:history="1" r:id="rIda3azq6yv7agmpcmzn68h9">
               <w:r>
                 <w:rPr>
                   <w:rFonts w:ascii="Arial" w:cs="Arial" w:eastAsia="Arial" w:hAnsi="Arial"/>
@@ -13102,7 +13102,7 @@
               <w:spacing w:after="10" w:before="0"/>
               <w:ind w:left="120"/>
             </w:pPr>
-            <w:hyperlink w:history="1" r:id="rId4iuoz4n5vssgu0g9u2dj2">
+            <w:hyperlink w:history="1" r:id="rId0btsp6en8_ojasslqpgqy">
               <w:r>
                 <w:rPr>
                   <w:rFonts w:ascii="Arial" w:cs="Arial" w:eastAsia="Arial" w:hAnsi="Arial"/>
@@ -13297,7 +13297,7 @@
             <w:pPr>
               <w:spacing w:after="20" w:before="0"/>
             </w:pPr>
-            <w:hyperlink w:history="1" r:id="rIdqqf0aoud83faxayt9pjk2">
+            <w:hyperlink w:history="1" r:id="rIdmflwrv1nuxftop9iufe_q">
               <w:r>
                 <w:rPr>
                   <w:rFonts w:ascii="Arial" w:cs="Arial" w:eastAsia="Arial" w:hAnsi="Arial"/>
@@ -13330,7 +13330,7 @@
               <w:spacing w:after="10" w:before="0"/>
               <w:ind w:left="120"/>
             </w:pPr>
-            <w:hyperlink w:history="1" r:id="rIdlwlnc2vn4c8hz0hmcbzj0">
+            <w:hyperlink w:history="1" r:id="rIdxc8muizvkys5zbrcfyetv">
               <w:r>
                 <w:rPr>
                   <w:rFonts w:ascii="Arial" w:cs="Arial" w:eastAsia="Arial" w:hAnsi="Arial"/>
@@ -13375,7 +13375,7 @@
             <w:pPr>
               <w:spacing w:after="20" w:before="0"/>
             </w:pPr>
-            <w:hyperlink w:history="1" r:id="rId8tbhjuo4sl_5wqepd_mt2">
+            <w:hyperlink w:history="1" r:id="rIdgbcunvlosl6pfx1zsxpng">
               <w:r>
                 <w:rPr>
                   <w:rFonts w:ascii="Arial" w:cs="Arial" w:eastAsia="Arial" w:hAnsi="Arial"/>
@@ -13408,7 +13408,7 @@
               <w:spacing w:after="10" w:before="0"/>
               <w:ind w:left="120"/>
             </w:pPr>
-            <w:hyperlink w:history="1" r:id="rIdh-fedtowphweokakxvmq9">
+            <w:hyperlink w:history="1" r:id="rIdmyq0ibgx8kk4d0e_kscnv">
               <w:r>
                 <w:rPr>
                   <w:rFonts w:ascii="Arial" w:cs="Arial" w:eastAsia="Arial" w:hAnsi="Arial"/>
@@ -14015,7 +14015,7 @@
         </w:rPr>
         <w:t xml:space="preserve">© 2026 SeaVuria and ARES. Aligned with KICD objectives. Developed by SeaVuria; technical implementation by ARES (with AI assistance from Claude). Licensed under </w:t>
       </w:r>
-      <w:hyperlink w:history="1" r:id="rIdp7xydk6mxaq2o-qlpf-sb">
+      <w:hyperlink w:history="1" r:id="rId7wbcavzcqrlvh3i732g2_">
         <w:r>
           <w:rPr>
             <w:rFonts w:ascii="Arial" w:cs="Arial" w:eastAsia="Arial" w:hAnsi="Arial"/>
@@ -14036,7 +14036,7 @@
         </w:rPr>
         <w:t xml:space="preserve"> (</w:t>
       </w:r>
-      <w:hyperlink w:history="1" r:id="rIdkuk4qfj9gqe1ojpi4319l">
+      <w:hyperlink w:history="1" r:id="rIdmlbo4rszzl9qvxdcbnv96">
         <w:r>
           <w:rPr>
             <w:rFonts w:ascii="Arial" w:cs="Arial" w:eastAsia="Arial" w:hAnsi="Arial"/>
@@ -15049,7 +15049,7 @@
             <w:pPr>
               <w:spacing w:after="20" w:before="0"/>
             </w:pPr>
-            <w:hyperlink w:history="1" r:id="rIdasaf6nyrbc9mqyn05u5us">
+            <w:hyperlink w:history="1" r:id="rIdpnont-nt0kcel83x0yi8m">
               <w:r>
                 <w:rPr>
                   <w:rFonts w:ascii="Arial" w:cs="Arial" w:eastAsia="Arial" w:hAnsi="Arial"/>
@@ -15082,7 +15082,7 @@
               <w:spacing w:after="10" w:before="0"/>
               <w:ind w:left="120"/>
             </w:pPr>
-            <w:hyperlink w:history="1" r:id="rIdqokzaukgj8psm3gqmi5yd">
+            <w:hyperlink w:history="1" r:id="rIdfwbndkfgrotrsknk3dpv0">
               <w:r>
                 <w:rPr>
                   <w:rFonts w:ascii="Arial" w:cs="Arial" w:eastAsia="Arial" w:hAnsi="Arial"/>
@@ -15127,7 +15127,7 @@
             <w:pPr>
               <w:spacing w:after="20" w:before="0"/>
             </w:pPr>
-            <w:hyperlink w:history="1" r:id="rId9huz521yib5exmjf44xz9">
+            <w:hyperlink w:history="1" r:id="rIdenvkmdggghz0vpngzhgur">
               <w:r>
                 <w:rPr>
                   <w:rFonts w:ascii="Arial" w:cs="Arial" w:eastAsia="Arial" w:hAnsi="Arial"/>
@@ -15160,7 +15160,7 @@
               <w:spacing w:after="10" w:before="0"/>
               <w:ind w:left="120"/>
             </w:pPr>
-            <w:hyperlink w:history="1" r:id="rIdc5mwhlabsu0jyfhs2nmhk">
+            <w:hyperlink w:history="1" r:id="rIdisj9dcql6pk6r3nmx-zuh">
               <w:r>
                 <w:rPr>
                   <w:rFonts w:ascii="Arial" w:cs="Arial" w:eastAsia="Arial" w:hAnsi="Arial"/>
@@ -15355,7 +15355,7 @@
             <w:pPr>
               <w:spacing w:after="20" w:before="0"/>
             </w:pPr>
-            <w:hyperlink w:history="1" r:id="rIdzskjxocfnlfmofswab__1">
+            <w:hyperlink w:history="1" r:id="rIdsyiunz0rfhr-hytjyjhy8">
               <w:r>
                 <w:rPr>
                   <w:rFonts w:ascii="Arial" w:cs="Arial" w:eastAsia="Arial" w:hAnsi="Arial"/>
@@ -15388,7 +15388,7 @@
               <w:spacing w:after="10" w:before="0"/>
               <w:ind w:left="120"/>
             </w:pPr>
-            <w:hyperlink w:history="1" r:id="rId2u6w2ue0dzjaaskoovxuf">
+            <w:hyperlink w:history="1" r:id="rIdgmch4gwu5wiea7upkl1nb">
               <w:r>
                 <w:rPr>
                   <w:rFonts w:ascii="Arial" w:cs="Arial" w:eastAsia="Arial" w:hAnsi="Arial"/>
@@ -15433,7 +15433,7 @@
             <w:pPr>
               <w:spacing w:after="20" w:before="0"/>
             </w:pPr>
-            <w:hyperlink w:history="1" r:id="rIduxoh5jlwqxrgp5wup9gup">
+            <w:hyperlink w:history="1" r:id="rIdqhu0flbjmkhvf67bl97bf">
               <w:r>
                 <w:rPr>
                   <w:rFonts w:ascii="Arial" w:cs="Arial" w:eastAsia="Arial" w:hAnsi="Arial"/>
@@ -15466,7 +15466,7 @@
               <w:spacing w:after="10" w:before="0"/>
               <w:ind w:left="120"/>
             </w:pPr>
-            <w:hyperlink w:history="1" r:id="rIdgwxi6yeuth3e1meiywqtl">
+            <w:hyperlink w:history="1" r:id="rId72kumcbz25rrtfjw7h3ox">
               <w:r>
                 <w:rPr>
                   <w:rFonts w:ascii="Arial" w:cs="Arial" w:eastAsia="Arial" w:hAnsi="Arial"/>
@@ -15661,7 +15661,7 @@
             <w:pPr>
               <w:spacing w:after="20" w:before="0"/>
             </w:pPr>
-            <w:hyperlink w:history="1" r:id="rId6qzf5nr9tcp4zu6gh3exg">
+            <w:hyperlink w:history="1" r:id="rId_8wge9xpgtcqoknolxmtz">
               <w:r>
                 <w:rPr>
                   <w:rFonts w:ascii="Arial" w:cs="Arial" w:eastAsia="Arial" w:hAnsi="Arial"/>
@@ -15694,7 +15694,7 @@
               <w:spacing w:after="10" w:before="0"/>
               <w:ind w:left="120"/>
             </w:pPr>
-            <w:hyperlink w:history="1" r:id="rIdbjygpjznggyn43wiarbkl">
+            <w:hyperlink w:history="1" r:id="rIdek4o0sjmlxag8hdknuwn-">
               <w:r>
                 <w:rPr>
                   <w:rFonts w:ascii="Arial" w:cs="Arial" w:eastAsia="Arial" w:hAnsi="Arial"/>
@@ -15739,7 +15739,7 @@
             <w:pPr>
               <w:spacing w:after="20" w:before="0"/>
             </w:pPr>
-            <w:hyperlink w:history="1" r:id="rIdz_y-r8cjalupytf65to-i">
+            <w:hyperlink w:history="1" r:id="rIdputxfhzhlnqvk3hvvaq1m">
               <w:r>
                 <w:rPr>
                   <w:rFonts w:ascii="Arial" w:cs="Arial" w:eastAsia="Arial" w:hAnsi="Arial"/>
@@ -15772,7 +15772,7 @@
               <w:spacing w:after="10" w:before="0"/>
               <w:ind w:left="120"/>
             </w:pPr>
-            <w:hyperlink w:history="1" r:id="rIdpthbbesfbaifcdycyu9zn">
+            <w:hyperlink w:history="1" r:id="rId8xxlfn_ikust7goparfnq">
               <w:r>
                 <w:rPr>
                   <w:rFonts w:ascii="Arial" w:cs="Arial" w:eastAsia="Arial" w:hAnsi="Arial"/>
@@ -15967,7 +15967,7 @@
             <w:pPr>
               <w:spacing w:after="20" w:before="0"/>
             </w:pPr>
-            <w:hyperlink w:history="1" r:id="rIdk3poagtcnu7va-wtffdu2">
+            <w:hyperlink w:history="1" r:id="rId7v-htsmvm4qbduel7julq">
               <w:r>
                 <w:rPr>
                   <w:rFonts w:ascii="Arial" w:cs="Arial" w:eastAsia="Arial" w:hAnsi="Arial"/>
@@ -16000,7 +16000,7 @@
               <w:spacing w:after="10" w:before="0"/>
               <w:ind w:left="120"/>
             </w:pPr>
-            <w:hyperlink w:history="1" r:id="rIdfxicctvur-8pupjaqln4u">
+            <w:hyperlink w:history="1" r:id="rId_5fotzvujmfchmgtojeiw">
               <w:r>
                 <w:rPr>
                   <w:rFonts w:ascii="Arial" w:cs="Arial" w:eastAsia="Arial" w:hAnsi="Arial"/>
@@ -16045,7 +16045,7 @@
             <w:pPr>
               <w:spacing w:after="20" w:before="0"/>
             </w:pPr>
-            <w:hyperlink w:history="1" r:id="rIdjolaqzzetsht2yi0sifk8">
+            <w:hyperlink w:history="1" r:id="rIdth2ybkfubzjhahloqobow">
               <w:r>
                 <w:rPr>
                   <w:rFonts w:ascii="Arial" w:cs="Arial" w:eastAsia="Arial" w:hAnsi="Arial"/>
@@ -16078,7 +16078,7 @@
               <w:spacing w:after="10" w:before="0"/>
               <w:ind w:left="120"/>
             </w:pPr>
-            <w:hyperlink w:history="1" r:id="rIdjh8zceepwbfo5ssgy5xmv">
+            <w:hyperlink w:history="1" r:id="rIdplgycxirhtqj_n38wagyj">
               <w:r>
                 <w:rPr>
                   <w:rFonts w:ascii="Arial" w:cs="Arial" w:eastAsia="Arial" w:hAnsi="Arial"/>
@@ -16273,7 +16273,7 @@
             <w:pPr>
               <w:spacing w:after="20" w:before="0"/>
             </w:pPr>
-            <w:hyperlink w:history="1" r:id="rIdpxt1j1z67odmv24_fe7bk">
+            <w:hyperlink w:history="1" r:id="rIdd3i52qrhozuko7d2vdte0">
               <w:r>
                 <w:rPr>
                   <w:rFonts w:ascii="Arial" w:cs="Arial" w:eastAsia="Arial" w:hAnsi="Arial"/>
@@ -16306,7 +16306,7 @@
               <w:spacing w:after="10" w:before="0"/>
               <w:ind w:left="120"/>
             </w:pPr>
-            <w:hyperlink w:history="1" r:id="rIdgl7nr4lor14h5wj5klk4u">
+            <w:hyperlink w:history="1" r:id="rIdr0odfxbt4idcxzzkdtnxg">
               <w:r>
                 <w:rPr>
                   <w:rFonts w:ascii="Arial" w:cs="Arial" w:eastAsia="Arial" w:hAnsi="Arial"/>
@@ -16351,7 +16351,7 @@
             <w:pPr>
               <w:spacing w:after="20" w:before="0"/>
             </w:pPr>
-            <w:hyperlink w:history="1" r:id="rIdmyglv4v2g2kxrx9z4wyk0">
+            <w:hyperlink w:history="1" r:id="rIdmv_tst_wr3gvfv2tfnpro">
               <w:r>
                 <w:rPr>
                   <w:rFonts w:ascii="Arial" w:cs="Arial" w:eastAsia="Arial" w:hAnsi="Arial"/>
@@ -16384,7 +16384,7 @@
               <w:spacing w:after="10" w:before="0"/>
               <w:ind w:left="120"/>
             </w:pPr>
-            <w:hyperlink w:history="1" r:id="rIdluo1-xtcatlmytykv4eg1">
+            <w:hyperlink w:history="1" r:id="rIdtfdn0od57_wixeiy8yuk7">
               <w:r>
                 <w:rPr>
                   <w:rFonts w:ascii="Arial" w:cs="Arial" w:eastAsia="Arial" w:hAnsi="Arial"/>
@@ -16896,7 +16896,7 @@
         </w:rPr>
         <w:t xml:space="preserve">© 2026 SeaVuria and ARES. Aligned with KICD objectives. Developed by SeaVuria; technical implementation by ARES (with AI assistance from Claude). Licensed under </w:t>
       </w:r>
-      <w:hyperlink w:history="1" r:id="rIdzzfy6j8fhtgtpxg-cd864">
+      <w:hyperlink w:history="1" r:id="rIdyii6am7od-fjrydqgpnij">
         <w:r>
           <w:rPr>
             <w:rFonts w:ascii="Arial" w:cs="Arial" w:eastAsia="Arial" w:hAnsi="Arial"/>
@@ -16917,7 +16917,7 @@
         </w:rPr>
         <w:t xml:space="preserve"> (</w:t>
       </w:r>
-      <w:hyperlink w:history="1" r:id="rIdmjgf5jmcr6dmawez_v2iv">
+      <w:hyperlink w:history="1" r:id="rIdyxeqinv-rlnu-vakdydbe">
         <w:r>
           <w:rPr>
             <w:rFonts w:ascii="Arial" w:cs="Arial" w:eastAsia="Arial" w:hAnsi="Arial"/>
@@ -17930,7 +17930,7 @@
             <w:pPr>
               <w:spacing w:after="20" w:before="0"/>
             </w:pPr>
-            <w:hyperlink w:history="1" r:id="rIdxu3i2gahnffo-3ap7ax8p">
+            <w:hyperlink w:history="1" r:id="rIdnxqedlvm74rzu4ivflrfe">
               <w:r>
                 <w:rPr>
                   <w:rFonts w:ascii="Arial" w:cs="Arial" w:eastAsia="Arial" w:hAnsi="Arial"/>
@@ -17963,7 +17963,7 @@
               <w:spacing w:after="10" w:before="0"/>
               <w:ind w:left="120"/>
             </w:pPr>
-            <w:hyperlink w:history="1" r:id="rIdkwhicltekvwuetmxslxiq">
+            <w:hyperlink w:history="1" r:id="rIdysbfh9_v8hzwczumni_ay">
               <w:r>
                 <w:rPr>
                   <w:rFonts w:ascii="Arial" w:cs="Arial" w:eastAsia="Arial" w:hAnsi="Arial"/>
@@ -18008,7 +18008,7 @@
             <w:pPr>
               <w:spacing w:after="20" w:before="0"/>
             </w:pPr>
-            <w:hyperlink w:history="1" r:id="rId41ege8ens9vn7eyvpkdax">
+            <w:hyperlink w:history="1" r:id="rIduefmlmvsjw_jjizilmnph">
               <w:r>
                 <w:rPr>
                   <w:rFonts w:ascii="Arial" w:cs="Arial" w:eastAsia="Arial" w:hAnsi="Arial"/>
@@ -18041,7 +18041,7 @@
               <w:spacing w:after="10" w:before="0"/>
               <w:ind w:left="120"/>
             </w:pPr>
-            <w:hyperlink w:history="1" r:id="rIdcobnpjbcqzxbif3im6qe5">
+            <w:hyperlink w:history="1" r:id="rIdmcuuordm2vokjzuncsn_d">
               <w:r>
                 <w:rPr>
                   <w:rFonts w:ascii="Arial" w:cs="Arial" w:eastAsia="Arial" w:hAnsi="Arial"/>
@@ -18236,7 +18236,7 @@
             <w:pPr>
               <w:spacing w:after="20" w:before="0"/>
             </w:pPr>
-            <w:hyperlink w:history="1" r:id="rIdkmsk1ibysts1qoxecjfxq">
+            <w:hyperlink w:history="1" r:id="rIdbbze6cwnp2ywsyge3rshq">
               <w:r>
                 <w:rPr>
                   <w:rFonts w:ascii="Arial" w:cs="Arial" w:eastAsia="Arial" w:hAnsi="Arial"/>
@@ -18269,7 +18269,7 @@
               <w:spacing w:after="10" w:before="0"/>
               <w:ind w:left="120"/>
             </w:pPr>
-            <w:hyperlink w:history="1" r:id="rId3jemspx_ym2cctgrx8n3o">
+            <w:hyperlink w:history="1" r:id="rId3vsrdvqnvi65l3xoondal">
               <w:r>
                 <w:rPr>
                   <w:rFonts w:ascii="Arial" w:cs="Arial" w:eastAsia="Arial" w:hAnsi="Arial"/>
@@ -18314,7 +18314,7 @@
             <w:pPr>
               <w:spacing w:after="20" w:before="0"/>
             </w:pPr>
-            <w:hyperlink w:history="1" r:id="rIdzxdtkebath3iq0ikvuaju">
+            <w:hyperlink w:history="1" r:id="rIdyrdxzugjfxbjulk5-mehd">
               <w:r>
                 <w:rPr>
                   <w:rFonts w:ascii="Arial" w:cs="Arial" w:eastAsia="Arial" w:hAnsi="Arial"/>
@@ -18347,7 +18347,7 @@
               <w:spacing w:after="10" w:before="0"/>
               <w:ind w:left="120"/>
             </w:pPr>
-            <w:hyperlink w:history="1" r:id="rIdg5p1ntcbvkh7aiezspu3t">
+            <w:hyperlink w:history="1" r:id="rIdoyrk1wct01nqzcoiekffi">
               <w:r>
                 <w:rPr>
                   <w:rFonts w:ascii="Arial" w:cs="Arial" w:eastAsia="Arial" w:hAnsi="Arial"/>
@@ -18542,7 +18542,7 @@
             <w:pPr>
               <w:spacing w:after="20" w:before="0"/>
             </w:pPr>
-            <w:hyperlink w:history="1" r:id="rId5rwi0r9fdfsk0zj_3_omz">
+            <w:hyperlink w:history="1" r:id="rId9xfw9uzv5d7gjrb_lralk">
               <w:r>
                 <w:rPr>
                   <w:rFonts w:ascii="Arial" w:cs="Arial" w:eastAsia="Arial" w:hAnsi="Arial"/>
@@ -18575,7 +18575,7 @@
               <w:spacing w:after="10" w:before="0"/>
               <w:ind w:left="120"/>
             </w:pPr>
-            <w:hyperlink w:history="1" r:id="rId_gcfbquq0ku3yihopwjah">
+            <w:hyperlink w:history="1" r:id="rId8urs9q7q2vnqmfjmrmppj">
               <w:r>
                 <w:rPr>
                   <w:rFonts w:ascii="Arial" w:cs="Arial" w:eastAsia="Arial" w:hAnsi="Arial"/>
@@ -18620,7 +18620,7 @@
             <w:pPr>
               <w:spacing w:after="20" w:before="0"/>
             </w:pPr>
-            <w:hyperlink w:history="1" r:id="rId3br06zltb6pijmzv4f_qe">
+            <w:hyperlink w:history="1" r:id="rIdu0p09kmcqakqy7moqohad">
               <w:r>
                 <w:rPr>
                   <w:rFonts w:ascii="Arial" w:cs="Arial" w:eastAsia="Arial" w:hAnsi="Arial"/>
@@ -18653,7 +18653,7 @@
               <w:spacing w:after="10" w:before="0"/>
               <w:ind w:left="120"/>
             </w:pPr>
-            <w:hyperlink w:history="1" r:id="rIdx2hqmuniisykrrxebq817">
+            <w:hyperlink w:history="1" r:id="rIdjplioufpl3m1vrp8fv1c4">
               <w:r>
                 <w:rPr>
                   <w:rFonts w:ascii="Arial" w:cs="Arial" w:eastAsia="Arial" w:hAnsi="Arial"/>
@@ -18848,7 +18848,7 @@
             <w:pPr>
               <w:spacing w:after="20" w:before="0"/>
             </w:pPr>
-            <w:hyperlink w:history="1" r:id="rIdwiiysl4zdk3qff_yqgzoy">
+            <w:hyperlink w:history="1" r:id="rId_jmwkcj021yzp6qnkgpdn">
               <w:r>
                 <w:rPr>
                   <w:rFonts w:ascii="Arial" w:cs="Arial" w:eastAsia="Arial" w:hAnsi="Arial"/>
@@ -18881,7 +18881,7 @@
               <w:spacing w:after="10" w:before="0"/>
               <w:ind w:left="120"/>
             </w:pPr>
-            <w:hyperlink w:history="1" r:id="rId8wslh8eads7id_lk-xqlz">
+            <w:hyperlink w:history="1" r:id="rIdbc9jelmrfilcv9kusre2d">
               <w:r>
                 <w:rPr>
                   <w:rFonts w:ascii="Arial" w:cs="Arial" w:eastAsia="Arial" w:hAnsi="Arial"/>
@@ -18926,7 +18926,7 @@
             <w:pPr>
               <w:spacing w:after="20" w:before="0"/>
             </w:pPr>
-            <w:hyperlink w:history="1" r:id="rIdxpzmcybl7tl1zs_j7e-xz">
+            <w:hyperlink w:history="1" r:id="rIdqwtgtmd2pby7o14lbdtsk">
               <w:r>
                 <w:rPr>
                   <w:rFonts w:ascii="Arial" w:cs="Arial" w:eastAsia="Arial" w:hAnsi="Arial"/>
@@ -18959,7 +18959,7 @@
               <w:spacing w:after="10" w:before="0"/>
               <w:ind w:left="120"/>
             </w:pPr>
-            <w:hyperlink w:history="1" r:id="rIds4x_ugob0mnn8qvbvmgyy">
+            <w:hyperlink w:history="1" r:id="rIdynwwblbts_kmlw2r11lwe">
               <w:r>
                 <w:rPr>
                   <w:rFonts w:ascii="Arial" w:cs="Arial" w:eastAsia="Arial" w:hAnsi="Arial"/>
@@ -19154,7 +19154,7 @@
             <w:pPr>
               <w:spacing w:after="20" w:before="0"/>
             </w:pPr>
-            <w:hyperlink w:history="1" r:id="rIdgokcr4_mcgvfrk34mz-q-">
+            <w:hyperlink w:history="1" r:id="rId8zfuw8l4bikhwxwdzkkfz">
               <w:r>
                 <w:rPr>
                   <w:rFonts w:ascii="Arial" w:cs="Arial" w:eastAsia="Arial" w:hAnsi="Arial"/>
@@ -19187,7 +19187,7 @@
               <w:spacing w:after="10" w:before="0"/>
               <w:ind w:left="120"/>
             </w:pPr>
-            <w:hyperlink w:history="1" r:id="rIdaaisxnxzuotzkgfdicawc">
+            <w:hyperlink w:history="1" r:id="rId70k9nzgilfdg8kz7bdrmx">
               <w:r>
                 <w:rPr>
                   <w:rFonts w:ascii="Arial" w:cs="Arial" w:eastAsia="Arial" w:hAnsi="Arial"/>
@@ -19232,7 +19232,7 @@
             <w:pPr>
               <w:spacing w:after="20" w:before="0"/>
             </w:pPr>
-            <w:hyperlink w:history="1" r:id="rIdycv0f5rdx8eylgvxoqjjo">
+            <w:hyperlink w:history="1" r:id="rIdgyqlpndlphjbihutxwem8">
               <w:r>
                 <w:rPr>
                   <w:rFonts w:ascii="Arial" w:cs="Arial" w:eastAsia="Arial" w:hAnsi="Arial"/>
@@ -19265,7 +19265,7 @@
               <w:spacing w:after="10" w:before="0"/>
               <w:ind w:left="120"/>
             </w:pPr>
-            <w:hyperlink w:history="1" r:id="rIdnh_xbpcmctbe2cm11fxgo">
+            <w:hyperlink w:history="1" r:id="rIdvbodnspc1gxxfuafbtz-i">
               <w:r>
                 <w:rPr>
                   <w:rFonts w:ascii="Arial" w:cs="Arial" w:eastAsia="Arial" w:hAnsi="Arial"/>
@@ -19872,7 +19872,7 @@
         </w:rPr>
         <w:t xml:space="preserve">© 2026 SeaVuria and ARES. Aligned with KICD objectives. Developed by SeaVuria; technical implementation by ARES (with AI assistance from Claude). Licensed under </w:t>
       </w:r>
-      <w:hyperlink w:history="1" r:id="rIduohoxr8iagcifot6zx7m2">
+      <w:hyperlink w:history="1" r:id="rIdzxdestltpol5uwntbimb2">
         <w:r>
           <w:rPr>
             <w:rFonts w:ascii="Arial" w:cs="Arial" w:eastAsia="Arial" w:hAnsi="Arial"/>
@@ -19893,7 +19893,7 @@
         </w:rPr>
         <w:t xml:space="preserve"> (</w:t>
       </w:r>
-      <w:hyperlink w:history="1" r:id="rIdoc-dwpxvpv-sskjabjcd3">
+      <w:hyperlink w:history="1" r:id="rIdckdcmnt4nsttvwymrmzhv">
         <w:r>
           <w:rPr>
             <w:rFonts w:ascii="Arial" w:cs="Arial" w:eastAsia="Arial" w:hAnsi="Arial"/>
@@ -20906,7 +20906,7 @@
             <w:pPr>
               <w:spacing w:after="20" w:before="0"/>
             </w:pPr>
-            <w:hyperlink w:history="1" r:id="rIdragjpr1kvhp70pfdoyh4d">
+            <w:hyperlink w:history="1" r:id="rIduedml7lzy9qwgl6dx9d9c">
               <w:r>
                 <w:rPr>
                   <w:rFonts w:ascii="Arial" w:cs="Arial" w:eastAsia="Arial" w:hAnsi="Arial"/>
@@ -20939,7 +20939,7 @@
               <w:spacing w:after="10" w:before="0"/>
               <w:ind w:left="120"/>
             </w:pPr>
-            <w:hyperlink w:history="1" r:id="rIdauxbrp0my58en2f1mblrj">
+            <w:hyperlink w:history="1" r:id="rId6f2rw5-lh17utcdde8bwo">
               <w:r>
                 <w:rPr>
                   <w:rFonts w:ascii="Arial" w:cs="Arial" w:eastAsia="Arial" w:hAnsi="Arial"/>
@@ -20984,7 +20984,7 @@
             <w:pPr>
               <w:spacing w:after="20" w:before="0"/>
             </w:pPr>
-            <w:hyperlink w:history="1" r:id="rIdsnwb7yirfmyftkkhwufyo">
+            <w:hyperlink w:history="1" r:id="rIdfl7qv0qfapcbqumly5as2">
               <w:r>
                 <w:rPr>
                   <w:rFonts w:ascii="Arial" w:cs="Arial" w:eastAsia="Arial" w:hAnsi="Arial"/>
@@ -21017,7 +21017,7 @@
               <w:spacing w:after="10" w:before="0"/>
               <w:ind w:left="120"/>
             </w:pPr>
-            <w:hyperlink w:history="1" r:id="rIdrtxv4lv9gykma4qr8ub8u">
+            <w:hyperlink w:history="1" r:id="rIdlqvhu_e1vjxgdzexiuue3">
               <w:r>
                 <w:rPr>
                   <w:rFonts w:ascii="Arial" w:cs="Arial" w:eastAsia="Arial" w:hAnsi="Arial"/>
@@ -21212,7 +21212,7 @@
             <w:pPr>
               <w:spacing w:after="20" w:before="0"/>
             </w:pPr>
-            <w:hyperlink w:history="1" r:id="rIdipj-7aqn0bamxgssitpwd">
+            <w:hyperlink w:history="1" r:id="rIdpheltjglmgamxmi0cqpy8">
               <w:r>
                 <w:rPr>
                   <w:rFonts w:ascii="Arial" w:cs="Arial" w:eastAsia="Arial" w:hAnsi="Arial"/>
@@ -21245,7 +21245,7 @@
               <w:spacing w:after="10" w:before="0"/>
               <w:ind w:left="120"/>
             </w:pPr>
-            <w:hyperlink w:history="1" r:id="rIdyqm8bqijbuy0l0ezkufjx">
+            <w:hyperlink w:history="1" r:id="rId0n_x0_euxfkqdctiiqkab">
               <w:r>
                 <w:rPr>
                   <w:rFonts w:ascii="Arial" w:cs="Arial" w:eastAsia="Arial" w:hAnsi="Arial"/>
@@ -21290,7 +21290,7 @@
             <w:pPr>
               <w:spacing w:after="20" w:before="0"/>
             </w:pPr>
-            <w:hyperlink w:history="1" r:id="rIdqpgormmdklmcwnigitnwj">
+            <w:hyperlink w:history="1" r:id="rIdffrrfqeb5xbhnkhfrjdy6">
               <w:r>
                 <w:rPr>
                   <w:rFonts w:ascii="Arial" w:cs="Arial" w:eastAsia="Arial" w:hAnsi="Arial"/>
@@ -21323,7 +21323,7 @@
               <w:spacing w:after="10" w:before="0"/>
               <w:ind w:left="120"/>
             </w:pPr>
-            <w:hyperlink w:history="1" r:id="rIdqq0d3oyjbth2x5unllbyo">
+            <w:hyperlink w:history="1" r:id="rId4xqmfhkoeynx7brsh_ivw">
               <w:r>
                 <w:rPr>
                   <w:rFonts w:ascii="Arial" w:cs="Arial" w:eastAsia="Arial" w:hAnsi="Arial"/>
@@ -21518,7 +21518,7 @@
             <w:pPr>
               <w:spacing w:after="20" w:before="0"/>
             </w:pPr>
-            <w:hyperlink w:history="1" r:id="rIdxz3qtj48gufj_8spxshkf">
+            <w:hyperlink w:history="1" r:id="rIdbtpdtac0nuwc9cuxvsnr3">
               <w:r>
                 <w:rPr>
                   <w:rFonts w:ascii="Arial" w:cs="Arial" w:eastAsia="Arial" w:hAnsi="Arial"/>
@@ -21551,7 +21551,7 @@
               <w:spacing w:after="10" w:before="0"/>
               <w:ind w:left="120"/>
             </w:pPr>
-            <w:hyperlink w:history="1" r:id="rIdksha_ex2i0d5r_3tuuxyz">
+            <w:hyperlink w:history="1" r:id="rIde_4ai92a1jygoodc-wx2p">
               <w:r>
                 <w:rPr>
                   <w:rFonts w:ascii="Arial" w:cs="Arial" w:eastAsia="Arial" w:hAnsi="Arial"/>
@@ -21596,7 +21596,7 @@
             <w:pPr>
               <w:spacing w:after="20" w:before="0"/>
             </w:pPr>
-            <w:hyperlink w:history="1" r:id="rIdqsuhieo4grnln3hgfnjsw">
+            <w:hyperlink w:history="1" r:id="rIdrjj632q4ijtfsx9ykupgq">
               <w:r>
                 <w:rPr>
                   <w:rFonts w:ascii="Arial" w:cs="Arial" w:eastAsia="Arial" w:hAnsi="Arial"/>
@@ -21629,7 +21629,7 @@
               <w:spacing w:after="10" w:before="0"/>
               <w:ind w:left="120"/>
             </w:pPr>
-            <w:hyperlink w:history="1" r:id="rId60_l7ndsnpafgjdjv2gth">
+            <w:hyperlink w:history="1" r:id="rIdzwhbpat98v1xeq0y6u-f5">
               <w:r>
                 <w:rPr>
                   <w:rFonts w:ascii="Arial" w:cs="Arial" w:eastAsia="Arial" w:hAnsi="Arial"/>
@@ -21824,7 +21824,7 @@
             <w:pPr>
               <w:spacing w:after="20" w:before="0"/>
             </w:pPr>
-            <w:hyperlink w:history="1" r:id="rIdpxu_mm3ppta77bz5wr8fo">
+            <w:hyperlink w:history="1" r:id="rIdsj8ju91qbmz8koxf81zru">
               <w:r>
                 <w:rPr>
                   <w:rFonts w:ascii="Arial" w:cs="Arial" w:eastAsia="Arial" w:hAnsi="Arial"/>
@@ -21857,7 +21857,7 @@
               <w:spacing w:after="10" w:before="0"/>
               <w:ind w:left="120"/>
             </w:pPr>
-            <w:hyperlink w:history="1" r:id="rIdbr5ma1-mtvybxixvbszel">
+            <w:hyperlink w:history="1" r:id="rIdlervgvmvkmcxfovxfjf04">
               <w:r>
                 <w:rPr>
                   <w:rFonts w:ascii="Arial" w:cs="Arial" w:eastAsia="Arial" w:hAnsi="Arial"/>
@@ -21902,7 +21902,7 @@
             <w:pPr>
               <w:spacing w:after="20" w:before="0"/>
             </w:pPr>
-            <w:hyperlink w:history="1" r:id="rIdwxrv96yyavoqmcuhw8kil">
+            <w:hyperlink w:history="1" r:id="rIdzh6x3r1dps93pksoj7pav">
               <w:r>
                 <w:rPr>
                   <w:rFonts w:ascii="Arial" w:cs="Arial" w:eastAsia="Arial" w:hAnsi="Arial"/>
@@ -21935,7 +21935,7 @@
               <w:spacing w:after="10" w:before="0"/>
               <w:ind w:left="120"/>
             </w:pPr>
-            <w:hyperlink w:history="1" r:id="rIdrisvdolhomwpwurpcoqtc">
+            <w:hyperlink w:history="1" r:id="rIdzbzlwqja3wfsxyiawzic2">
               <w:r>
                 <w:rPr>
                   <w:rFonts w:ascii="Arial" w:cs="Arial" w:eastAsia="Arial" w:hAnsi="Arial"/>
@@ -22130,7 +22130,7 @@
             <w:pPr>
               <w:spacing w:after="20" w:before="0"/>
             </w:pPr>
-            <w:hyperlink w:history="1" r:id="rId68kp2s_bkjo6jjoacnrc7">
+            <w:hyperlink w:history="1" r:id="rIdk32umbmlpk2pq13buiasz">
               <w:r>
                 <w:rPr>
                   <w:rFonts w:ascii="Arial" w:cs="Arial" w:eastAsia="Arial" w:hAnsi="Arial"/>
@@ -22163,7 +22163,7 @@
               <w:spacing w:after="10" w:before="0"/>
               <w:ind w:left="120"/>
             </w:pPr>
-            <w:hyperlink w:history="1" r:id="rIdse0qrstzxc5c-fohoktur">
+            <w:hyperlink w:history="1" r:id="rId8ybi-uaxuqiltfmebrshj">
               <w:r>
                 <w:rPr>
                   <w:rFonts w:ascii="Arial" w:cs="Arial" w:eastAsia="Arial" w:hAnsi="Arial"/>
@@ -22208,7 +22208,7 @@
             <w:pPr>
               <w:spacing w:after="20" w:before="0"/>
             </w:pPr>
-            <w:hyperlink w:history="1" r:id="rIdf3rtxgudmn-ysli7z0zdo">
+            <w:hyperlink w:history="1" r:id="rIdcchduzd0wjvsyajsyhtqa">
               <w:r>
                 <w:rPr>
                   <w:rFonts w:ascii="Arial" w:cs="Arial" w:eastAsia="Arial" w:hAnsi="Arial"/>
@@ -22241,7 +22241,7 @@
               <w:spacing w:after="10" w:before="0"/>
               <w:ind w:left="120"/>
             </w:pPr>
-            <w:hyperlink w:history="1" r:id="rIdj7wmxd-giat0i-luxrffq">
+            <w:hyperlink w:history="1" r:id="rIdf9zyplpiyqmfl6s6l0krv">
               <w:r>
                 <w:rPr>
                   <w:rFonts w:ascii="Arial" w:cs="Arial" w:eastAsia="Arial" w:hAnsi="Arial"/>
@@ -22753,7 +22753,7 @@
         </w:rPr>
         <w:t xml:space="preserve">© 2026 SeaVuria and ARES. Aligned with KICD objectives. Developed by SeaVuria; technical implementation by ARES (with AI assistance from Claude). Licensed under </w:t>
       </w:r>
-      <w:hyperlink w:history="1" r:id="rIdlc8ynhpsh1xustrrb2vok">
+      <w:hyperlink w:history="1" r:id="rId32oiifmzmn4io1xgljjkx">
         <w:r>
           <w:rPr>
             <w:rFonts w:ascii="Arial" w:cs="Arial" w:eastAsia="Arial" w:hAnsi="Arial"/>
@@ -22774,7 +22774,7 @@
         </w:rPr>
         <w:t xml:space="preserve"> (</w:t>
       </w:r>
-      <w:hyperlink w:history="1" r:id="rIdhfryk-xgmtuvbkn7ngesj">
+      <w:hyperlink w:history="1" r:id="rIdyicoaetqj0k3v9mrxxewz">
         <w:r>
           <w:rPr>
             <w:rFonts w:ascii="Arial" w:cs="Arial" w:eastAsia="Arial" w:hAnsi="Arial"/>
@@ -23787,7 +23787,7 @@
             <w:pPr>
               <w:spacing w:after="20" w:before="0"/>
             </w:pPr>
-            <w:hyperlink w:history="1" r:id="rId4mgo6pb2ct4n9z1a3lzxw">
+            <w:hyperlink w:history="1" r:id="rIdu8wmrcg79fkvci2jwmfj0">
               <w:r>
                 <w:rPr>
                   <w:rFonts w:ascii="Arial" w:cs="Arial" w:eastAsia="Arial" w:hAnsi="Arial"/>
@@ -23820,7 +23820,7 @@
               <w:spacing w:after="10" w:before="0"/>
               <w:ind w:left="120"/>
             </w:pPr>
-            <w:hyperlink w:history="1" r:id="rIdywu6g9s6umm4aqs6m-azo">
+            <w:hyperlink w:history="1" r:id="rIdybdg9-lcq1rwzwbtm_i74">
               <w:r>
                 <w:rPr>
                   <w:rFonts w:ascii="Arial" w:cs="Arial" w:eastAsia="Arial" w:hAnsi="Arial"/>
@@ -23865,7 +23865,7 @@
             <w:pPr>
               <w:spacing w:after="20" w:before="0"/>
             </w:pPr>
-            <w:hyperlink w:history="1" r:id="rId2t2nvmyv7t8oh-a-kcqpd">
+            <w:hyperlink w:history="1" r:id="rIdvkql0_aznkgsbb4l75upp">
               <w:r>
                 <w:rPr>
                   <w:rFonts w:ascii="Arial" w:cs="Arial" w:eastAsia="Arial" w:hAnsi="Arial"/>
@@ -23898,7 +23898,7 @@
               <w:spacing w:after="10" w:before="0"/>
               <w:ind w:left="120"/>
             </w:pPr>
-            <w:hyperlink w:history="1" r:id="rIdldrdbqczdz1qiaygsk2g2">
+            <w:hyperlink w:history="1" r:id="rId28ocdggnuid3gy8pqvxyw">
               <w:r>
                 <w:rPr>
                   <w:rFonts w:ascii="Arial" w:cs="Arial" w:eastAsia="Arial" w:hAnsi="Arial"/>
@@ -24093,7 +24093,7 @@
             <w:pPr>
               <w:spacing w:after="20" w:before="0"/>
             </w:pPr>
-            <w:hyperlink w:history="1" r:id="rIdki52nydypvzqb5kbfledz">
+            <w:hyperlink w:history="1" r:id="rId_klwikaumfstmsui-96lh">
               <w:r>
                 <w:rPr>
                   <w:rFonts w:ascii="Arial" w:cs="Arial" w:eastAsia="Arial" w:hAnsi="Arial"/>
@@ -24126,7 +24126,7 @@
               <w:spacing w:after="10" w:before="0"/>
               <w:ind w:left="120"/>
             </w:pPr>
-            <w:hyperlink w:history="1" r:id="rId7fgnkaadzdg3dq8q9urgv">
+            <w:hyperlink w:history="1" r:id="rId2y4ahtnfhqwor3yozwcwm">
               <w:r>
                 <w:rPr>
                   <w:rFonts w:ascii="Arial" w:cs="Arial" w:eastAsia="Arial" w:hAnsi="Arial"/>
@@ -24171,7 +24171,7 @@
             <w:pPr>
               <w:spacing w:after="20" w:before="0"/>
             </w:pPr>
-            <w:hyperlink w:history="1" r:id="rIdodx1vhibsg5ttropmy5i8">
+            <w:hyperlink w:history="1" r:id="rIdwun4s2uwcrop1m3j2o-rd">
               <w:r>
                 <w:rPr>
                   <w:rFonts w:ascii="Arial" w:cs="Arial" w:eastAsia="Arial" w:hAnsi="Arial"/>
@@ -24204,7 +24204,7 @@
               <w:spacing w:after="10" w:before="0"/>
               <w:ind w:left="120"/>
             </w:pPr>
-            <w:hyperlink w:history="1" r:id="rIdygufdii6v_libj6vn3aed">
+            <w:hyperlink w:history="1" r:id="rIdrt4xq3furfe9pnugum8v5">
               <w:r>
                 <w:rPr>
                   <w:rFonts w:ascii="Arial" w:cs="Arial" w:eastAsia="Arial" w:hAnsi="Arial"/>
@@ -24399,7 +24399,7 @@
             <w:pPr>
               <w:spacing w:after="20" w:before="0"/>
             </w:pPr>
-            <w:hyperlink w:history="1" r:id="rIdlqgdnkb-wccfne-xj3mgp">
+            <w:hyperlink w:history="1" r:id="rIdk76uahd7zf_4uwcvnukxg">
               <w:r>
                 <w:rPr>
                   <w:rFonts w:ascii="Arial" w:cs="Arial" w:eastAsia="Arial" w:hAnsi="Arial"/>
@@ -24432,7 +24432,7 @@
               <w:spacing w:after="10" w:before="0"/>
               <w:ind w:left="120"/>
             </w:pPr>
-            <w:hyperlink w:history="1" r:id="rIduotg2s7jrhzqcwppcdm1u">
+            <w:hyperlink w:history="1" r:id="rIdkelqvtppf39xh-kqris-a">
               <w:r>
                 <w:rPr>
                   <w:rFonts w:ascii="Arial" w:cs="Arial" w:eastAsia="Arial" w:hAnsi="Arial"/>
@@ -24477,7 +24477,7 @@
             <w:pPr>
               <w:spacing w:after="20" w:before="0"/>
             </w:pPr>
-            <w:hyperlink w:history="1" r:id="rIdb6ztjfbhzdevsktk07w-h">
+            <w:hyperlink w:history="1" r:id="rIduqjeuxjtoyf95r6lkkkqy">
               <w:r>
                 <w:rPr>
                   <w:rFonts w:ascii="Arial" w:cs="Arial" w:eastAsia="Arial" w:hAnsi="Arial"/>
@@ -24510,7 +24510,7 @@
               <w:spacing w:after="10" w:before="0"/>
               <w:ind w:left="120"/>
             </w:pPr>
-            <w:hyperlink w:history="1" r:id="rIdpee_n5fq40afytmsijyef">
+            <w:hyperlink w:history="1" r:id="rIdkwaaigvidv_toaayq7hy7">
               <w:r>
                 <w:rPr>
                   <w:rFonts w:ascii="Arial" w:cs="Arial" w:eastAsia="Arial" w:hAnsi="Arial"/>
@@ -24705,7 +24705,7 @@
             <w:pPr>
               <w:spacing w:after="20" w:before="0"/>
             </w:pPr>
-            <w:hyperlink w:history="1" r:id="rId5rwwecbbtma6_0_0bp5jm">
+            <w:hyperlink w:history="1" r:id="rId0lheg00kchbqocgj67ruo">
               <w:r>
                 <w:rPr>
                   <w:rFonts w:ascii="Arial" w:cs="Arial" w:eastAsia="Arial" w:hAnsi="Arial"/>
@@ -24738,7 +24738,7 @@
               <w:spacing w:after="10" w:before="0"/>
               <w:ind w:left="120"/>
             </w:pPr>
-            <w:hyperlink w:history="1" r:id="rIdp4e3t39xptcf9w8lj4ln5">
+            <w:hyperlink w:history="1" r:id="rIdgzzqqhnl9nsidxo20gih8">
               <w:r>
                 <w:rPr>
                   <w:rFonts w:ascii="Arial" w:cs="Arial" w:eastAsia="Arial" w:hAnsi="Arial"/>
@@ -24783,7 +24783,7 @@
             <w:pPr>
               <w:spacing w:after="20" w:before="0"/>
             </w:pPr>
-            <w:hyperlink w:history="1" r:id="rIdl_9u1iejdra-z9u0h5khn">
+            <w:hyperlink w:history="1" r:id="rIdzdi68bfxz3tq4k23oxsyy">
               <w:r>
                 <w:rPr>
                   <w:rFonts w:ascii="Arial" w:cs="Arial" w:eastAsia="Arial" w:hAnsi="Arial"/>
@@ -24816,7 +24816,7 @@
               <w:spacing w:after="10" w:before="0"/>
               <w:ind w:left="120"/>
             </w:pPr>
-            <w:hyperlink w:history="1" r:id="rIdy6-wdtd0x02vpfzslgpyq">
+            <w:hyperlink w:history="1" r:id="rIdbhqvxqgwnrb2lw3gpmn2u">
               <w:r>
                 <w:rPr>
                   <w:rFonts w:ascii="Arial" w:cs="Arial" w:eastAsia="Arial" w:hAnsi="Arial"/>
@@ -25011,7 +25011,7 @@
             <w:pPr>
               <w:spacing w:after="20" w:before="0"/>
             </w:pPr>
-            <w:hyperlink w:history="1" r:id="rId6wnbkmfuvwuv-0djz9zzs">
+            <w:hyperlink w:history="1" r:id="rIdrwc5lh0ummtz5d-14loiz">
               <w:r>
                 <w:rPr>
                   <w:rFonts w:ascii="Arial" w:cs="Arial" w:eastAsia="Arial" w:hAnsi="Arial"/>
@@ -25044,7 +25044,7 @@
               <w:spacing w:after="10" w:before="0"/>
               <w:ind w:left="120"/>
             </w:pPr>
-            <w:hyperlink w:history="1" r:id="rIdyxgcpwxx7liz8frxzkt7-">
+            <w:hyperlink w:history="1" r:id="rIdvsw23owoje3apee35e3sb">
               <w:r>
                 <w:rPr>
                   <w:rFonts w:ascii="Arial" w:cs="Arial" w:eastAsia="Arial" w:hAnsi="Arial"/>
@@ -25089,7 +25089,7 @@
             <w:pPr>
               <w:spacing w:after="20" w:before="0"/>
             </w:pPr>
-            <w:hyperlink w:history="1" r:id="rIdpfdeb2a_ltc8jyomgdiu0">
+            <w:hyperlink w:history="1" r:id="rIdvsarcfbhw3pdx0bec9go2">
               <w:r>
                 <w:rPr>
                   <w:rFonts w:ascii="Arial" w:cs="Arial" w:eastAsia="Arial" w:hAnsi="Arial"/>
@@ -25122,7 +25122,7 @@
               <w:spacing w:after="10" w:before="0"/>
               <w:ind w:left="120"/>
             </w:pPr>
-            <w:hyperlink w:history="1" r:id="rId9p34wz6lo9rxocvbh7r_a">
+            <w:hyperlink w:history="1" r:id="rIduotw63ci_s2gj8y_ix2jp">
               <w:r>
                 <w:rPr>
                   <w:rFonts w:ascii="Arial" w:cs="Arial" w:eastAsia="Arial" w:hAnsi="Arial"/>
@@ -25634,7 +25634,7 @@
         </w:rPr>
         <w:t xml:space="preserve">© 2026 SeaVuria and ARES. Aligned with KICD objectives. Developed by SeaVuria; technical implementation by ARES (with AI assistance from Claude). Licensed under </w:t>
       </w:r>
-      <w:hyperlink w:history="1" r:id="rIdcxeursuhjvfrer9f5dnoy">
+      <w:hyperlink w:history="1" r:id="rIds9hid5l2abia_xzrsakcb">
         <w:r>
           <w:rPr>
             <w:rFonts w:ascii="Arial" w:cs="Arial" w:eastAsia="Arial" w:hAnsi="Arial"/>
@@ -25655,7 +25655,7 @@
         </w:rPr>
         <w:t xml:space="preserve"> (</w:t>
       </w:r>
-      <w:hyperlink w:history="1" r:id="rIdhwpiig0z-cp0eyc76jbfj">
+      <w:hyperlink w:history="1" r:id="rIdj2xzn5oxo2ywijcujsoic">
         <w:r>
           <w:rPr>
             <w:rFonts w:ascii="Arial" w:cs="Arial" w:eastAsia="Arial" w:hAnsi="Arial"/>

--- a/data/outputs/v2/General_Science/SS2.1_The_Periodic_Table/General_Science_The_Periodic_Table_CBE_LessonSequence.docx
+++ b/data/outputs/v2/General_Science/SS2.1_The_Periodic_Table/General_Science_The_Periodic_Table_CBE_LessonSequence.docx
@@ -2283,7 +2283,7 @@
         </w:rPr>
         <w:t xml:space="preserve">© 2026 SeaVuria and ARES. This work is licensed under a </w:t>
       </w:r>
-      <w:hyperlink w:history="1" r:id="rIdesn9xshwz7nvtwaluv1ar">
+      <w:hyperlink w:history="1" r:id="rIdqmk_f9rzahupyq7zt7a-t">
         <w:r>
           <w:rPr>
             <w:rFonts w:ascii="Arial" w:cs="Arial" w:eastAsia="Arial" w:hAnsi="Arial"/>
@@ -2303,7 +2303,7 @@
         </w:rPr>
         <w:t xml:space="preserve"> (</w:t>
       </w:r>
-      <w:hyperlink w:history="1" r:id="rIdrlv4vttg3w6wc_d5xig1h">
+      <w:hyperlink w:history="1" r:id="rIdi-djscqrmkv33hwrm2z9j">
         <w:r>
           <w:rPr>
             <w:rFonts w:ascii="Arial" w:cs="Arial" w:eastAsia="Arial" w:hAnsi="Arial"/>
@@ -2323,7 +2323,7 @@
         </w:rPr>
         <w:t xml:space="preserve">). To view a copy of this license, visit </w:t>
       </w:r>
-      <w:hyperlink w:history="1" r:id="rIdj38udz4tit_j8dphhxcxs">
+      <w:hyperlink w:history="1" r:id="rIdi50igqt5ruwykj7hc39ho">
         <w:r>
           <w:rPr>
             <w:rFonts w:ascii="Arial" w:cs="Arial" w:eastAsia="Arial" w:hAnsi="Arial"/>
@@ -3335,7 +3335,7 @@
             <w:pPr>
               <w:spacing w:after="20" w:before="0"/>
             </w:pPr>
-            <w:hyperlink w:history="1" r:id="rId9hlclgmvuspreytbyqpkk">
+            <w:hyperlink w:history="1" r:id="rIdorrbt6hosfjzhvmxbfiya">
               <w:r>
                 <w:rPr>
                   <w:rFonts w:ascii="Arial" w:cs="Arial" w:eastAsia="Arial" w:hAnsi="Arial"/>
@@ -3368,7 +3368,7 @@
               <w:spacing w:after="10" w:before="0"/>
               <w:ind w:left="120"/>
             </w:pPr>
-            <w:hyperlink w:history="1" r:id="rIdalf6ktovh8ymkbxicrqqc">
+            <w:hyperlink w:history="1" r:id="rIda8fomezxssm-esztxac4f">
               <w:r>
                 <w:rPr>
                   <w:rFonts w:ascii="Arial" w:cs="Arial" w:eastAsia="Arial" w:hAnsi="Arial"/>
@@ -3413,7 +3413,7 @@
             <w:pPr>
               <w:spacing w:after="20" w:before="0"/>
             </w:pPr>
-            <w:hyperlink w:history="1" r:id="rIdddybenj0o3hvasidu0dlh">
+            <w:hyperlink w:history="1" r:id="rIdo84zbsvwfjvjovqg6lcan">
               <w:r>
                 <w:rPr>
                   <w:rFonts w:ascii="Arial" w:cs="Arial" w:eastAsia="Arial" w:hAnsi="Arial"/>
@@ -3446,7 +3446,7 @@
               <w:spacing w:after="10" w:before="0"/>
               <w:ind w:left="120"/>
             </w:pPr>
-            <w:hyperlink w:history="1" r:id="rIdvxlwdwiiawltu2snuhf8b">
+            <w:hyperlink w:history="1" r:id="rIdydokq1hguvdws5oo3ntff">
               <w:r>
                 <w:rPr>
                   <w:rFonts w:ascii="Arial" w:cs="Arial" w:eastAsia="Arial" w:hAnsi="Arial"/>
@@ -3641,7 +3641,7 @@
             <w:pPr>
               <w:spacing w:after="20" w:before="0"/>
             </w:pPr>
-            <w:hyperlink w:history="1" r:id="rId81brq6vaxwbotyblc3tgc">
+            <w:hyperlink w:history="1" r:id="rIdnsfaql_umsqtgauphes-w">
               <w:r>
                 <w:rPr>
                   <w:rFonts w:ascii="Arial" w:cs="Arial" w:eastAsia="Arial" w:hAnsi="Arial"/>
@@ -3674,7 +3674,7 @@
               <w:spacing w:after="10" w:before="0"/>
               <w:ind w:left="120"/>
             </w:pPr>
-            <w:hyperlink w:history="1" r:id="rIdbi4w7y-k7ozvnwe9_xr69">
+            <w:hyperlink w:history="1" r:id="rIdvjcmndjmoybf82agsjb5n">
               <w:r>
                 <w:rPr>
                   <w:rFonts w:ascii="Arial" w:cs="Arial" w:eastAsia="Arial" w:hAnsi="Arial"/>
@@ -3719,7 +3719,7 @@
             <w:pPr>
               <w:spacing w:after="20" w:before="0"/>
             </w:pPr>
-            <w:hyperlink w:history="1" r:id="rIdepbhgqm6zgzelztigqsgz">
+            <w:hyperlink w:history="1" r:id="rIdvgxu9mwsj0b9-zhilavdc">
               <w:r>
                 <w:rPr>
                   <w:rFonts w:ascii="Arial" w:cs="Arial" w:eastAsia="Arial" w:hAnsi="Arial"/>
@@ -3752,7 +3752,7 @@
               <w:spacing w:after="10" w:before="0"/>
               <w:ind w:left="120"/>
             </w:pPr>
-            <w:hyperlink w:history="1" r:id="rIdlfrbrvg_p2fdcn1y6qqzz">
+            <w:hyperlink w:history="1" r:id="rIdmtuzqedicg3r-__ulme-m">
               <w:r>
                 <w:rPr>
                   <w:rFonts w:ascii="Arial" w:cs="Arial" w:eastAsia="Arial" w:hAnsi="Arial"/>
@@ -3947,7 +3947,7 @@
             <w:pPr>
               <w:spacing w:after="20" w:before="0"/>
             </w:pPr>
-            <w:hyperlink w:history="1" r:id="rIdlws57jhnhgngydmvsussy">
+            <w:hyperlink w:history="1" r:id="rId7qqesl8iuynh3teol4xyz">
               <w:r>
                 <w:rPr>
                   <w:rFonts w:ascii="Arial" w:cs="Arial" w:eastAsia="Arial" w:hAnsi="Arial"/>
@@ -3980,7 +3980,7 @@
               <w:spacing w:after="10" w:before="0"/>
               <w:ind w:left="120"/>
             </w:pPr>
-            <w:hyperlink w:history="1" r:id="rIdh6lznxbvhm_x1033zodwv">
+            <w:hyperlink w:history="1" r:id="rIdpmv9qfuv-anziqatcffz6">
               <w:r>
                 <w:rPr>
                   <w:rFonts w:ascii="Arial" w:cs="Arial" w:eastAsia="Arial" w:hAnsi="Arial"/>
@@ -4025,7 +4025,7 @@
             <w:pPr>
               <w:spacing w:after="20" w:before="0"/>
             </w:pPr>
-            <w:hyperlink w:history="1" r:id="rIdcrn_fmilaqdykcbffvtuj">
+            <w:hyperlink w:history="1" r:id="rIdzv1dn6ctqksqprjpfw82c">
               <w:r>
                 <w:rPr>
                   <w:rFonts w:ascii="Arial" w:cs="Arial" w:eastAsia="Arial" w:hAnsi="Arial"/>
@@ -4058,7 +4058,7 @@
               <w:spacing w:after="10" w:before="0"/>
               <w:ind w:left="120"/>
             </w:pPr>
-            <w:hyperlink w:history="1" r:id="rIdwwunyoq76gr98eeqfksb3">
+            <w:hyperlink w:history="1" r:id="rIdkirpxgemv5_piqciglpkp">
               <w:r>
                 <w:rPr>
                   <w:rFonts w:ascii="Arial" w:cs="Arial" w:eastAsia="Arial" w:hAnsi="Arial"/>
@@ -4253,7 +4253,7 @@
             <w:pPr>
               <w:spacing w:after="20" w:before="0"/>
             </w:pPr>
-            <w:hyperlink w:history="1" r:id="rId2pq62z8if3omht7ismfjy">
+            <w:hyperlink w:history="1" r:id="rIdtkaezx7sccyvieirbwbch">
               <w:r>
                 <w:rPr>
                   <w:rFonts w:ascii="Arial" w:cs="Arial" w:eastAsia="Arial" w:hAnsi="Arial"/>
@@ -4286,7 +4286,7 @@
               <w:spacing w:after="10" w:before="0"/>
               <w:ind w:left="120"/>
             </w:pPr>
-            <w:hyperlink w:history="1" r:id="rIdmexzl9owoqdvvo_bh_r1l">
+            <w:hyperlink w:history="1" r:id="rIdatwhgggl5sqe10lydjbnn">
               <w:r>
                 <w:rPr>
                   <w:rFonts w:ascii="Arial" w:cs="Arial" w:eastAsia="Arial" w:hAnsi="Arial"/>
@@ -4331,7 +4331,7 @@
             <w:pPr>
               <w:spacing w:after="20" w:before="0"/>
             </w:pPr>
-            <w:hyperlink w:history="1" r:id="rId9wbhyenpwpz78q17st849">
+            <w:hyperlink w:history="1" r:id="rIdohax8fbkln22gkdp4mksr">
               <w:r>
                 <w:rPr>
                   <w:rFonts w:ascii="Arial" w:cs="Arial" w:eastAsia="Arial" w:hAnsi="Arial"/>
@@ -4364,7 +4364,7 @@
               <w:spacing w:after="10" w:before="0"/>
               <w:ind w:left="120"/>
             </w:pPr>
-            <w:hyperlink w:history="1" r:id="rIdnjepmjtz6ayp3ws0kfbiy">
+            <w:hyperlink w:history="1" r:id="rIdgxoyxaz9oat8em3kcwyzv">
               <w:r>
                 <w:rPr>
                   <w:rFonts w:ascii="Arial" w:cs="Arial" w:eastAsia="Arial" w:hAnsi="Arial"/>
@@ -4559,7 +4559,7 @@
             <w:pPr>
               <w:spacing w:after="20" w:before="0"/>
             </w:pPr>
-            <w:hyperlink w:history="1" r:id="rId6lofm90_bxui0ofvlcix2">
+            <w:hyperlink w:history="1" r:id="rIdkpspnohldvvsb0gax18vo">
               <w:r>
                 <w:rPr>
                   <w:rFonts w:ascii="Arial" w:cs="Arial" w:eastAsia="Arial" w:hAnsi="Arial"/>
@@ -4608,7 +4608,7 @@
               <w:spacing w:after="10" w:before="0"/>
               <w:ind w:left="120"/>
             </w:pPr>
-            <w:hyperlink w:history="1" r:id="rIdut0penyn0kgmhqt3ninb_">
+            <w:hyperlink w:history="1" r:id="rId_j06dkkjjjdn2tbkodfn0">
               <w:r>
                 <w:rPr>
                   <w:rFonts w:ascii="Arial" w:cs="Arial" w:eastAsia="Arial" w:hAnsi="Arial"/>
@@ -4653,7 +4653,7 @@
             <w:pPr>
               <w:spacing w:after="20" w:before="0"/>
             </w:pPr>
-            <w:hyperlink w:history="1" r:id="rIdoh6qt9kamfqt_yuitwlfl">
+            <w:hyperlink w:history="1" r:id="rId-8n4gm6pcdxxjse-ecksj">
               <w:r>
                 <w:rPr>
                   <w:rFonts w:ascii="Arial" w:cs="Arial" w:eastAsia="Arial" w:hAnsi="Arial"/>
@@ -4686,7 +4686,7 @@
               <w:spacing w:after="10" w:before="0"/>
               <w:ind w:left="120"/>
             </w:pPr>
-            <w:hyperlink w:history="1" r:id="rIdydesmgxn_bjcvjhnvizbr">
+            <w:hyperlink w:history="1" r:id="rIdtrktd30tcvvkzfhv09yde">
               <w:r>
                 <w:rPr>
                   <w:rFonts w:ascii="Arial" w:cs="Arial" w:eastAsia="Arial" w:hAnsi="Arial"/>
@@ -5198,7 +5198,7 @@
         </w:rPr>
         <w:t xml:space="preserve">© 2026 SeaVuria and ARES. Aligned with KICD objectives. Developed by SeaVuria; technical implementation by ARES (with AI assistance from Claude). Licensed under </w:t>
       </w:r>
-      <w:hyperlink w:history="1" r:id="rId9fimghj8yeyh3wgsnbliq">
+      <w:hyperlink w:history="1" r:id="rIdnmmyxlvjxjmtjlysnmytg">
         <w:r>
           <w:rPr>
             <w:rFonts w:ascii="Arial" w:cs="Arial" w:eastAsia="Arial" w:hAnsi="Arial"/>
@@ -5219,7 +5219,7 @@
         </w:rPr>
         <w:t xml:space="preserve"> (</w:t>
       </w:r>
-      <w:hyperlink w:history="1" r:id="rIdxh1padaxmiq9jekg6p_lv">
+      <w:hyperlink w:history="1" r:id="rIdkb1gtyn-ciu0jbfo2ddt_">
         <w:r>
           <w:rPr>
             <w:rFonts w:ascii="Arial" w:cs="Arial" w:eastAsia="Arial" w:hAnsi="Arial"/>
@@ -6232,7 +6232,7 @@
             <w:pPr>
               <w:spacing w:after="20" w:before="0"/>
             </w:pPr>
-            <w:hyperlink w:history="1" r:id="rIdfeu0tqtybc3ug04nasovk">
+            <w:hyperlink w:history="1" r:id="rIdzt42yyu-qhiht4xv_qgg4">
               <w:r>
                 <w:rPr>
                   <w:rFonts w:ascii="Arial" w:cs="Arial" w:eastAsia="Arial" w:hAnsi="Arial"/>
@@ -6265,7 +6265,7 @@
               <w:spacing w:after="10" w:before="0"/>
               <w:ind w:left="120"/>
             </w:pPr>
-            <w:hyperlink w:history="1" r:id="rIdkm0fsnc9dr8oqjzdxmms_">
+            <w:hyperlink w:history="1" r:id="rId9nk7mpxod2b-qxj-wjyp3">
               <w:r>
                 <w:rPr>
                   <w:rFonts w:ascii="Arial" w:cs="Arial" w:eastAsia="Arial" w:hAnsi="Arial"/>
@@ -6310,7 +6310,7 @@
             <w:pPr>
               <w:spacing w:after="20" w:before="0"/>
             </w:pPr>
-            <w:hyperlink w:history="1" r:id="rIdkxt2s9uwhcgeqqkjhcif8">
+            <w:hyperlink w:history="1" r:id="rIdq0jfzevx8mncblxocav9w">
               <w:r>
                 <w:rPr>
                   <w:rFonts w:ascii="Arial" w:cs="Arial" w:eastAsia="Arial" w:hAnsi="Arial"/>
@@ -6343,7 +6343,7 @@
               <w:spacing w:after="10" w:before="0"/>
               <w:ind w:left="120"/>
             </w:pPr>
-            <w:hyperlink w:history="1" r:id="rId3k7plpkhocg_0bkpvna8d">
+            <w:hyperlink w:history="1" r:id="rIdsijpxcqfo1lgtznssi1pa">
               <w:r>
                 <w:rPr>
                   <w:rFonts w:ascii="Arial" w:cs="Arial" w:eastAsia="Arial" w:hAnsi="Arial"/>
@@ -6538,7 +6538,7 @@
             <w:pPr>
               <w:spacing w:after="20" w:before="0"/>
             </w:pPr>
-            <w:hyperlink w:history="1" r:id="rIdrew6ql-r7yqdqym4y_ub5">
+            <w:hyperlink w:history="1" r:id="rIdnhs80nykredk9wzfylsxr">
               <w:r>
                 <w:rPr>
                   <w:rFonts w:ascii="Arial" w:cs="Arial" w:eastAsia="Arial" w:hAnsi="Arial"/>
@@ -6571,7 +6571,7 @@
               <w:spacing w:after="10" w:before="0"/>
               <w:ind w:left="120"/>
             </w:pPr>
-            <w:hyperlink w:history="1" r:id="rId02xgdulp_5yolaa5cyg1k">
+            <w:hyperlink w:history="1" r:id="rIdhbyvr2lu93emirgolcqkh">
               <w:r>
                 <w:rPr>
                   <w:rFonts w:ascii="Arial" w:cs="Arial" w:eastAsia="Arial" w:hAnsi="Arial"/>
@@ -6616,7 +6616,7 @@
             <w:pPr>
               <w:spacing w:after="20" w:before="0"/>
             </w:pPr>
-            <w:hyperlink w:history="1" r:id="rId0b4xj6fjof7mmo_npdsoz">
+            <w:hyperlink w:history="1" r:id="rIdnktpauisagfgd9gcn3b6m">
               <w:r>
                 <w:rPr>
                   <w:rFonts w:ascii="Arial" w:cs="Arial" w:eastAsia="Arial" w:hAnsi="Arial"/>
@@ -6649,7 +6649,7 @@
               <w:spacing w:after="10" w:before="0"/>
               <w:ind w:left="120"/>
             </w:pPr>
-            <w:hyperlink w:history="1" r:id="rIdyz8benwhiho6ss2xknp5t">
+            <w:hyperlink w:history="1" r:id="rId4vnmeubgaquhvkowgfivm">
               <w:r>
                 <w:rPr>
                   <w:rFonts w:ascii="Arial" w:cs="Arial" w:eastAsia="Arial" w:hAnsi="Arial"/>
@@ -6844,7 +6844,7 @@
             <w:pPr>
               <w:spacing w:after="20" w:before="0"/>
             </w:pPr>
-            <w:hyperlink w:history="1" r:id="rIdvzkxn8sps8olqow-u71u1">
+            <w:hyperlink w:history="1" r:id="rIddi0qaeyg3uylfqdytz5ia">
               <w:r>
                 <w:rPr>
                   <w:rFonts w:ascii="Arial" w:cs="Arial" w:eastAsia="Arial" w:hAnsi="Arial"/>
@@ -6877,7 +6877,7 @@
               <w:spacing w:after="10" w:before="0"/>
               <w:ind w:left="120"/>
             </w:pPr>
-            <w:hyperlink w:history="1" r:id="rIdu1stip133qnsrkxrmqqg0">
+            <w:hyperlink w:history="1" r:id="rId2mlfrfg2fcsmzbthmnji-">
               <w:r>
                 <w:rPr>
                   <w:rFonts w:ascii="Arial" w:cs="Arial" w:eastAsia="Arial" w:hAnsi="Arial"/>
@@ -6922,7 +6922,7 @@
             <w:pPr>
               <w:spacing w:after="20" w:before="0"/>
             </w:pPr>
-            <w:hyperlink w:history="1" r:id="rIdprxs_gamix43_bcjvpmmk">
+            <w:hyperlink w:history="1" r:id="rId4znkchfxata0yf8vrby55">
               <w:r>
                 <w:rPr>
                   <w:rFonts w:ascii="Arial" w:cs="Arial" w:eastAsia="Arial" w:hAnsi="Arial"/>
@@ -6971,7 +6971,7 @@
               <w:spacing w:after="10" w:before="0"/>
               <w:ind w:left="120"/>
             </w:pPr>
-            <w:hyperlink w:history="1" r:id="rIdgj8ctqnkg1gl8wj8vbxyq">
+            <w:hyperlink w:history="1" r:id="rIdmkjte0bzyp4pb750plppe">
               <w:r>
                 <w:rPr>
                   <w:rFonts w:ascii="Arial" w:cs="Arial" w:eastAsia="Arial" w:hAnsi="Arial"/>
@@ -7166,7 +7166,7 @@
             <w:pPr>
               <w:spacing w:after="20" w:before="0"/>
             </w:pPr>
-            <w:hyperlink w:history="1" r:id="rId6unkhpjnrfbw8u755ccui">
+            <w:hyperlink w:history="1" r:id="rIdz-fyihhxul_lwjzczmvow">
               <w:r>
                 <w:rPr>
                   <w:rFonts w:ascii="Arial" w:cs="Arial" w:eastAsia="Arial" w:hAnsi="Arial"/>
@@ -7199,7 +7199,7 @@
               <w:spacing w:after="10" w:before="0"/>
               <w:ind w:left="120"/>
             </w:pPr>
-            <w:hyperlink w:history="1" r:id="rIdin9dcfqfn9t3mtxjl2bon">
+            <w:hyperlink w:history="1" r:id="rIdx1w4bjiodxx8wg0wphsuh">
               <w:r>
                 <w:rPr>
                   <w:rFonts w:ascii="Arial" w:cs="Arial" w:eastAsia="Arial" w:hAnsi="Arial"/>
@@ -7244,7 +7244,7 @@
             <w:pPr>
               <w:spacing w:after="20" w:before="0"/>
             </w:pPr>
-            <w:hyperlink w:history="1" r:id="rId2tp51rz0gxf4dgrhq7adu">
+            <w:hyperlink w:history="1" r:id="rId3y6rtkscxsjiwhxvz4yjd">
               <w:r>
                 <w:rPr>
                   <w:rFonts w:ascii="Arial" w:cs="Arial" w:eastAsia="Arial" w:hAnsi="Arial"/>
@@ -7293,7 +7293,7 @@
               <w:spacing w:after="10" w:before="0"/>
               <w:ind w:left="120"/>
             </w:pPr>
-            <w:hyperlink w:history="1" r:id="rIdr7hl7gizxbmeqrehghcnj">
+            <w:hyperlink w:history="1" r:id="rIdwdg290egqttw5dy-yhp-p">
               <w:r>
                 <w:rPr>
                   <w:rFonts w:ascii="Arial" w:cs="Arial" w:eastAsia="Arial" w:hAnsi="Arial"/>
@@ -7488,7 +7488,7 @@
             <w:pPr>
               <w:spacing w:after="20" w:before="0"/>
             </w:pPr>
-            <w:hyperlink w:history="1" r:id="rIdw3mshot5tbzmb-gucuivu">
+            <w:hyperlink w:history="1" r:id="rIdxj4rbider8fcqwkzq_atu">
               <w:r>
                 <w:rPr>
                   <w:rFonts w:ascii="Arial" w:cs="Arial" w:eastAsia="Arial" w:hAnsi="Arial"/>
@@ -7521,7 +7521,7 @@
               <w:spacing w:after="10" w:before="0"/>
               <w:ind w:left="120"/>
             </w:pPr>
-            <w:hyperlink w:history="1" r:id="rIdtq-whuwqmc5zwiyscn3gh">
+            <w:hyperlink w:history="1" r:id="rId_teuzmqb77y21qpwoikme">
               <w:r>
                 <w:rPr>
                   <w:rFonts w:ascii="Arial" w:cs="Arial" w:eastAsia="Arial" w:hAnsi="Arial"/>
@@ -7566,7 +7566,7 @@
             <w:pPr>
               <w:spacing w:after="20" w:before="0"/>
             </w:pPr>
-            <w:hyperlink w:history="1" r:id="rIdfm0ic1nft-2f4q0e7yqun">
+            <w:hyperlink w:history="1" r:id="rIdzil7syu6hvtkhe_bo7xms">
               <w:r>
                 <w:rPr>
                   <w:rFonts w:ascii="Arial" w:cs="Arial" w:eastAsia="Arial" w:hAnsi="Arial"/>
@@ -7615,7 +7615,7 @@
               <w:spacing w:after="10" w:before="0"/>
               <w:ind w:left="120"/>
             </w:pPr>
-            <w:hyperlink w:history="1" r:id="rIdnly0uf_4rxvy83rigje5e">
+            <w:hyperlink w:history="1" r:id="rIdldxcl-eqora4q88gstpor">
               <w:r>
                 <w:rPr>
                   <w:rFonts w:ascii="Arial" w:cs="Arial" w:eastAsia="Arial" w:hAnsi="Arial"/>
@@ -7657,7 +7657,7 @@
                 <w:sz w:val="18"/>
                 <w:szCs w:val="18"/>
               </w:rPr>
-              <w:t xml:space="preserve">Learners return to the atomic model diagrams they began in Lesson 1 (concentric-circle Bohr models of hydrogen, lithium, sodium, and potassium). They now add a new layer of annotation: (a) label the outermost shell 'valence shell' and write the valence electron count; (b) draw a dotted boundary around the valence shell and label it 'the shell that determines group number'; (c) add a new element to their model set — they choose either calcium (Group 2, relevant to CAN) or phosphorus (Group 15, relevant to DAP) and draw its full Bohr model. In the final 3 minutes, learners write a 'Model Revision Note' at the bottom of their model page: 'My model now shows _______. The next thing my model cannot yet explain is _______.' This prepares the model for Lesson 3's focus on ion formation.</w:t>
+              <w:t xml:space="preserve">Learners return to the atomic model diagrams they began in Lesson 1 (concentric-circle Bohr models of nitrogen and calcium). They now add a new layer of annotation: (a) label the outermost shell 'valence shell' and write the valence electron count; (b) draw a dotted boundary around the valence shell and label it 'the shell that determines group number'; (c) add a new element to their model set — they choose either calcium (Group 2, relevant to CAN) or phosphorus (Group 15, relevant to DAP) and draw its full Bohr model. In the final 3 minutes, learners write a 'Model Revision Note' at the bottom of their model page: 'My model now shows _______. The next thing my model cannot yet explain is _______.' This prepares the model for Lesson 3's focus on ion formation.</w:t>
             </w:r>
           </w:p>
         </w:tc>
@@ -8222,7 +8222,7 @@
         </w:rPr>
         <w:t xml:space="preserve">© 2026 SeaVuria and ARES. Aligned with KICD objectives. Developed by SeaVuria; technical implementation by ARES (with AI assistance from Claude). Licensed under </w:t>
       </w:r>
-      <w:hyperlink w:history="1" r:id="rIdxysj-mcviwo5f3exdgsei">
+      <w:hyperlink w:history="1" r:id="rIdrndcr-8jdkiijliuhgruj">
         <w:r>
           <w:rPr>
             <w:rFonts w:ascii="Arial" w:cs="Arial" w:eastAsia="Arial" w:hAnsi="Arial"/>
@@ -8243,7 +8243,7 @@
         </w:rPr>
         <w:t xml:space="preserve"> (</w:t>
       </w:r>
-      <w:hyperlink w:history="1" r:id="rIdtcv-z9z58hzvh0e_2nuvk">
+      <w:hyperlink w:history="1" r:id="rIdxjqztk-lsqjz112memoya">
         <w:r>
           <w:rPr>
             <w:rFonts w:ascii="Arial" w:cs="Arial" w:eastAsia="Arial" w:hAnsi="Arial"/>
@@ -9256,7 +9256,7 @@
             <w:pPr>
               <w:spacing w:after="20" w:before="0"/>
             </w:pPr>
-            <w:hyperlink w:history="1" r:id="rId47qqx7dvwtzvr9oygjvrq">
+            <w:hyperlink w:history="1" r:id="rIdmrrctpfbwkdpk6eawek74">
               <w:r>
                 <w:rPr>
                   <w:rFonts w:ascii="Arial" w:cs="Arial" w:eastAsia="Arial" w:hAnsi="Arial"/>
@@ -9289,7 +9289,7 @@
               <w:spacing w:after="10" w:before="0"/>
               <w:ind w:left="120"/>
             </w:pPr>
-            <w:hyperlink w:history="1" r:id="rIdpiupi132lnpzw5on7lgg3">
+            <w:hyperlink w:history="1" r:id="rIdg2-gb6_o2b53dpuayxnaj">
               <w:r>
                 <w:rPr>
                   <w:rFonts w:ascii="Arial" w:cs="Arial" w:eastAsia="Arial" w:hAnsi="Arial"/>
@@ -9334,7 +9334,7 @@
             <w:pPr>
               <w:spacing w:after="20" w:before="0"/>
             </w:pPr>
-            <w:hyperlink w:history="1" r:id="rIdmx2yneofps3vvgc2nvw3m">
+            <w:hyperlink w:history="1" r:id="rIdddvqyau77ibc1wvp0fhc6">
               <w:r>
                 <w:rPr>
                   <w:rFonts w:ascii="Arial" w:cs="Arial" w:eastAsia="Arial" w:hAnsi="Arial"/>
@@ -9367,7 +9367,7 @@
               <w:spacing w:after="10" w:before="0"/>
               <w:ind w:left="120"/>
             </w:pPr>
-            <w:hyperlink w:history="1" r:id="rIdrfp_jwio5jcdbksmlbg_q">
+            <w:hyperlink w:history="1" r:id="rId-wi9ofh-zexxl25izhn35">
               <w:r>
                 <w:rPr>
                   <w:rFonts w:ascii="Arial" w:cs="Arial" w:eastAsia="Arial" w:hAnsi="Arial"/>
@@ -9562,7 +9562,7 @@
             <w:pPr>
               <w:spacing w:after="20" w:before="0"/>
             </w:pPr>
-            <w:hyperlink w:history="1" r:id="rIdowkivh4xwfh8fd7gl1zr1">
+            <w:hyperlink w:history="1" r:id="rId7y9fm1lblt_no-9axznsq">
               <w:r>
                 <w:rPr>
                   <w:rFonts w:ascii="Arial" w:cs="Arial" w:eastAsia="Arial" w:hAnsi="Arial"/>
@@ -9595,7 +9595,7 @@
               <w:spacing w:after="10" w:before="0"/>
               <w:ind w:left="120"/>
             </w:pPr>
-            <w:hyperlink w:history="1" r:id="rIdjwlnxvgl69xmmccj824hu">
+            <w:hyperlink w:history="1" r:id="rIdmk9_cgrxb5x1fb_jpazek">
               <w:r>
                 <w:rPr>
                   <w:rFonts w:ascii="Arial" w:cs="Arial" w:eastAsia="Arial" w:hAnsi="Arial"/>
@@ -9640,7 +9640,7 @@
             <w:pPr>
               <w:spacing w:after="20" w:before="0"/>
             </w:pPr>
-            <w:hyperlink w:history="1" r:id="rIdgxhvqivaedyhuviqlun0a">
+            <w:hyperlink w:history="1" r:id="rIdeup0ecrx1eq-kqeosd2bx">
               <w:r>
                 <w:rPr>
                   <w:rFonts w:ascii="Arial" w:cs="Arial" w:eastAsia="Arial" w:hAnsi="Arial"/>
@@ -9673,7 +9673,7 @@
               <w:spacing w:after="10" w:before="0"/>
               <w:ind w:left="120"/>
             </w:pPr>
-            <w:hyperlink w:history="1" r:id="rIdwbqv-lvlh_n88d6if0y0w">
+            <w:hyperlink w:history="1" r:id="rId-z18yc18pr791bu1200bx">
               <w:r>
                 <w:rPr>
                   <w:rFonts w:ascii="Arial" w:cs="Arial" w:eastAsia="Arial" w:hAnsi="Arial"/>
@@ -9868,7 +9868,7 @@
             <w:pPr>
               <w:spacing w:after="20" w:before="0"/>
             </w:pPr>
-            <w:hyperlink w:history="1" r:id="rId7epjioqoifp4ffrjq0v9s">
+            <w:hyperlink w:history="1" r:id="rIdqxuxghloyjz2xrlsk_pqp">
               <w:r>
                 <w:rPr>
                   <w:rFonts w:ascii="Arial" w:cs="Arial" w:eastAsia="Arial" w:hAnsi="Arial"/>
@@ -9901,7 +9901,7 @@
               <w:spacing w:after="10" w:before="0"/>
               <w:ind w:left="120"/>
             </w:pPr>
-            <w:hyperlink w:history="1" r:id="rIdpkwgkiz0kmdqgz-otdujw">
+            <w:hyperlink w:history="1" r:id="rIdduworbjag4yk0l4g2nanv">
               <w:r>
                 <w:rPr>
                   <w:rFonts w:ascii="Arial" w:cs="Arial" w:eastAsia="Arial" w:hAnsi="Arial"/>
@@ -9946,7 +9946,7 @@
             <w:pPr>
               <w:spacing w:after="20" w:before="0"/>
             </w:pPr>
-            <w:hyperlink w:history="1" r:id="rId9rto5qmcr4gnt1ygz9wc3">
+            <w:hyperlink w:history="1" r:id="rId6wgex4pw5u3ye-75rug5u">
               <w:r>
                 <w:rPr>
                   <w:rFonts w:ascii="Arial" w:cs="Arial" w:eastAsia="Arial" w:hAnsi="Arial"/>
@@ -9979,7 +9979,7 @@
               <w:spacing w:after="10" w:before="0"/>
               <w:ind w:left="120"/>
             </w:pPr>
-            <w:hyperlink w:history="1" r:id="rIdyrfswrekvayuepuq1qbzy">
+            <w:hyperlink w:history="1" r:id="rIdaplb10jxfuzxf2t_w1b-v">
               <w:r>
                 <w:rPr>
                   <w:rFonts w:ascii="Arial" w:cs="Arial" w:eastAsia="Arial" w:hAnsi="Arial"/>
@@ -10174,7 +10174,7 @@
             <w:pPr>
               <w:spacing w:after="20" w:before="0"/>
             </w:pPr>
-            <w:hyperlink w:history="1" r:id="rId4kfu4d1jn7jhdcr_znlik">
+            <w:hyperlink w:history="1" r:id="rIdd0ve_rghxtnfbknhb5825">
               <w:r>
                 <w:rPr>
                   <w:rFonts w:ascii="Arial" w:cs="Arial" w:eastAsia="Arial" w:hAnsi="Arial"/>
@@ -10207,7 +10207,7 @@
               <w:spacing w:after="10" w:before="0"/>
               <w:ind w:left="120"/>
             </w:pPr>
-            <w:hyperlink w:history="1" r:id="rIdkrfaj_urc2jlgfh50yyju">
+            <w:hyperlink w:history="1" r:id="rIdqoaoglf93s-phjxll-d9j">
               <w:r>
                 <w:rPr>
                   <w:rFonts w:ascii="Arial" w:cs="Arial" w:eastAsia="Arial" w:hAnsi="Arial"/>
@@ -10252,7 +10252,7 @@
             <w:pPr>
               <w:spacing w:after="20" w:before="0"/>
             </w:pPr>
-            <w:hyperlink w:history="1" r:id="rIdvoqx4xcmhheouz0puu9aj">
+            <w:hyperlink w:history="1" r:id="rId8ifvaoraizes_qe16rrcc">
               <w:r>
                 <w:rPr>
                   <w:rFonts w:ascii="Arial" w:cs="Arial" w:eastAsia="Arial" w:hAnsi="Arial"/>
@@ -10285,7 +10285,7 @@
               <w:spacing w:after="10" w:before="0"/>
               <w:ind w:left="120"/>
             </w:pPr>
-            <w:hyperlink w:history="1" r:id="rIdmwr7pwpx0ncyfaiga7c6v">
+            <w:hyperlink w:history="1" r:id="rIdxnjeoqtgxfkep5d1-ybac">
               <w:r>
                 <w:rPr>
                   <w:rFonts w:ascii="Arial" w:cs="Arial" w:eastAsia="Arial" w:hAnsi="Arial"/>
@@ -10480,7 +10480,7 @@
             <w:pPr>
               <w:spacing w:after="20" w:before="0"/>
             </w:pPr>
-            <w:hyperlink w:history="1" r:id="rIdit4opta4nk5r3neuleism">
+            <w:hyperlink w:history="1" r:id="rIdtjoqfcve_otfkszoqrmt3">
               <w:r>
                 <w:rPr>
                   <w:rFonts w:ascii="Arial" w:cs="Arial" w:eastAsia="Arial" w:hAnsi="Arial"/>
@@ -10529,7 +10529,7 @@
               <w:spacing w:after="10" w:before="0"/>
               <w:ind w:left="120"/>
             </w:pPr>
-            <w:hyperlink w:history="1" r:id="rIdnev6xmjr3q8g6cocprpbv">
+            <w:hyperlink w:history="1" r:id="rIdawnp2hxlkkalcw1lqiv0f">
               <w:r>
                 <w:rPr>
                   <w:rFonts w:ascii="Arial" w:cs="Arial" w:eastAsia="Arial" w:hAnsi="Arial"/>
@@ -10574,7 +10574,7 @@
             <w:pPr>
               <w:spacing w:after="20" w:before="0"/>
             </w:pPr>
-            <w:hyperlink w:history="1" r:id="rIdu7l7bmbalkxo1yybnu8fb">
+            <w:hyperlink w:history="1" r:id="rIdvohi8tezvru1akn6yyyoi">
               <w:r>
                 <w:rPr>
                   <w:rFonts w:ascii="Arial" w:cs="Arial" w:eastAsia="Arial" w:hAnsi="Arial"/>
@@ -10607,7 +10607,7 @@
               <w:spacing w:after="10" w:before="0"/>
               <w:ind w:left="120"/>
             </w:pPr>
-            <w:hyperlink w:history="1" r:id="rIdcl67jp6nmxinovlf-r12d">
+            <w:hyperlink w:history="1" r:id="rIdrphgzp4rmor-c0lklqbyx">
               <w:r>
                 <w:rPr>
                   <w:rFonts w:ascii="Arial" w:cs="Arial" w:eastAsia="Arial" w:hAnsi="Arial"/>
@@ -11119,7 +11119,7 @@
         </w:rPr>
         <w:t xml:space="preserve">© 2026 SeaVuria and ARES. Aligned with KICD objectives. Developed by SeaVuria; technical implementation by ARES (with AI assistance from Claude). Licensed under </w:t>
       </w:r>
-      <w:hyperlink w:history="1" r:id="rId8cjeekspc9bx9ye9hfni-">
+      <w:hyperlink w:history="1" r:id="rIdiavnwd4k_rlh4pkk7tm95">
         <w:r>
           <w:rPr>
             <w:rFonts w:ascii="Arial" w:cs="Arial" w:eastAsia="Arial" w:hAnsi="Arial"/>
@@ -11140,7 +11140,7 @@
         </w:rPr>
         <w:t xml:space="preserve"> (</w:t>
       </w:r>
-      <w:hyperlink w:history="1" r:id="rIdxwjxlpxb9fdviglojepro">
+      <w:hyperlink w:history="1" r:id="rIdxxbw3vzbzc_ojearn5rso">
         <w:r>
           <w:rPr>
             <w:rFonts w:ascii="Arial" w:cs="Arial" w:eastAsia="Arial" w:hAnsi="Arial"/>
@@ -11870,7 +11870,7 @@
                 <w:sz w:val="18"/>
                 <w:szCs w:val="18"/>
               </w:rPr>
-              <w:t xml:space="preserve">Learners open by revisiting their Lesson 3 electron-configuration cards for Na, Mg, Al, Cl, O, and Ca — six elements that appear directly in the CAN and DAP fertiliser formulae. Through a structured predict–observe–explain sequence they first predict which electrons will be lost or gained, then watch a short animation/simulation of ion formation on available digital devices, and finally draw dot-and-cross diagrams in groups. Each group presents one ion diagram and ties the ionic charge back to the element's group number. The lesson closes with a DQB update and a cumulative model revision that adds the concept of ionic charge to learners' growing atomic model.</w:t>
+              <w:t xml:space="preserve">Learners open by revisiting their Lesson 3 electron-configuration cards for Na, Mg, Al, Cl, O, and Ca. Through a structured predict–observe–explain sequence they first predict which electrons will be lost or gained, then watch a short animation/simulation of ion formation on available digital devices, and finally draw dot-and-cross diagrams in groups. Each group presents one ion diagram and ties the ionic charge back to the element's group number. The lesson closes with a DQB update and a cumulative model revision that adds the concept of ionic charge to learners' growing atomic model.</w:t>
             </w:r>
           </w:p>
         </w:tc>
@@ -12153,7 +12153,7 @@
             <w:pPr>
               <w:spacing w:after="20" w:before="0"/>
             </w:pPr>
-            <w:hyperlink w:history="1" r:id="rIdqiuyfrktxjmvolxqwapd-">
+            <w:hyperlink w:history="1" r:id="rIdbeewev_okwv8ehhv68bx_">
               <w:r>
                 <w:rPr>
                   <w:rFonts w:ascii="Arial" w:cs="Arial" w:eastAsia="Arial" w:hAnsi="Arial"/>
@@ -12186,7 +12186,7 @@
               <w:spacing w:after="10" w:before="0"/>
               <w:ind w:left="120"/>
             </w:pPr>
-            <w:hyperlink w:history="1" r:id="rIdaydzmqcowwl0ckgaevwc_">
+            <w:hyperlink w:history="1" r:id="rIdrmkriqqxgpslwht16qygy">
               <w:r>
                 <w:rPr>
                   <w:rFonts w:ascii="Arial" w:cs="Arial" w:eastAsia="Arial" w:hAnsi="Arial"/>
@@ -12231,7 +12231,7 @@
             <w:pPr>
               <w:spacing w:after="20" w:before="0"/>
             </w:pPr>
-            <w:hyperlink w:history="1" r:id="rIdfnyb_pthyddaltorizctn">
+            <w:hyperlink w:history="1" r:id="rIdjtjjo-t9okum4icrvumcm">
               <w:r>
                 <w:rPr>
                   <w:rFonts w:ascii="Arial" w:cs="Arial" w:eastAsia="Arial" w:hAnsi="Arial"/>
@@ -12264,7 +12264,7 @@
               <w:spacing w:after="10" w:before="0"/>
               <w:ind w:left="120"/>
             </w:pPr>
-            <w:hyperlink w:history="1" r:id="rIdoyuvdfvrondqfyeogf634">
+            <w:hyperlink w:history="1" r:id="rIdh_umgstxqsxhaw1hpttwm">
               <w:r>
                 <w:rPr>
                   <w:rFonts w:ascii="Arial" w:cs="Arial" w:eastAsia="Arial" w:hAnsi="Arial"/>
@@ -12459,7 +12459,7 @@
             <w:pPr>
               <w:spacing w:after="20" w:before="0"/>
             </w:pPr>
-            <w:hyperlink w:history="1" r:id="rIdaiks_mnovwfqiscbpgx_w">
+            <w:hyperlink w:history="1" r:id="rIda0ot1kj_4tq6nn4c8iqhs">
               <w:r>
                 <w:rPr>
                   <w:rFonts w:ascii="Arial" w:cs="Arial" w:eastAsia="Arial" w:hAnsi="Arial"/>
@@ -12492,7 +12492,7 @@
               <w:spacing w:after="10" w:before="0"/>
               <w:ind w:left="120"/>
             </w:pPr>
-            <w:hyperlink w:history="1" r:id="rIdk1szcm5wsayzgsicyehxp">
+            <w:hyperlink w:history="1" r:id="rIdrht-dt2bvflz8qcbe0i2x">
               <w:r>
                 <w:rPr>
                   <w:rFonts w:ascii="Arial" w:cs="Arial" w:eastAsia="Arial" w:hAnsi="Arial"/>
@@ -12537,7 +12537,7 @@
             <w:pPr>
               <w:spacing w:after="20" w:before="0"/>
             </w:pPr>
-            <w:hyperlink w:history="1" r:id="rIdol1jnjabv5p4xmd4e0n0i">
+            <w:hyperlink w:history="1" r:id="rIdcoc0qhj-afudeigzql9mm">
               <w:r>
                 <w:rPr>
                   <w:rFonts w:ascii="Arial" w:cs="Arial" w:eastAsia="Arial" w:hAnsi="Arial"/>
@@ -12570,7 +12570,7 @@
               <w:spacing w:after="10" w:before="0"/>
               <w:ind w:left="120"/>
             </w:pPr>
-            <w:hyperlink w:history="1" r:id="rIdep81uu6_bnvskfcovhwf0">
+            <w:hyperlink w:history="1" r:id="rId8idy1ltp1trx6l6uupqin">
               <w:r>
                 <w:rPr>
                   <w:rFonts w:ascii="Arial" w:cs="Arial" w:eastAsia="Arial" w:hAnsi="Arial"/>
@@ -12765,7 +12765,7 @@
             <w:pPr>
               <w:spacing w:after="20" w:before="0"/>
             </w:pPr>
-            <w:hyperlink w:history="1" r:id="rIdhud5enbkvtpuanby5r9ok">
+            <w:hyperlink w:history="1" r:id="rId_ontg2_n79lzf3grcywje">
               <w:r>
                 <w:rPr>
                   <w:rFonts w:ascii="Arial" w:cs="Arial" w:eastAsia="Arial" w:hAnsi="Arial"/>
@@ -12798,7 +12798,7 @@
               <w:spacing w:after="10" w:before="0"/>
               <w:ind w:left="120"/>
             </w:pPr>
-            <w:hyperlink w:history="1" r:id="rIdr5wd2li2tc4krhxnei8ol">
+            <w:hyperlink w:history="1" r:id="rIdnnbyhpfejgut0y-krzb6e">
               <w:r>
                 <w:rPr>
                   <w:rFonts w:ascii="Arial" w:cs="Arial" w:eastAsia="Arial" w:hAnsi="Arial"/>
@@ -12843,7 +12843,7 @@
             <w:pPr>
               <w:spacing w:after="20" w:before="0"/>
             </w:pPr>
-            <w:hyperlink w:history="1" r:id="rIdqhrog_ff28g6n9xcfiaam">
+            <w:hyperlink w:history="1" r:id="rIdcyd55xssakasqinfyhqds">
               <w:r>
                 <w:rPr>
                   <w:rFonts w:ascii="Arial" w:cs="Arial" w:eastAsia="Arial" w:hAnsi="Arial"/>
@@ -12876,7 +12876,7 @@
               <w:spacing w:after="10" w:before="0"/>
               <w:ind w:left="120"/>
             </w:pPr>
-            <w:hyperlink w:history="1" r:id="rId6zzscsu_zilvc7o6bmd29">
+            <w:hyperlink w:history="1" r:id="rIdkfuq9kit0mus0yagw4dej">
               <w:r>
                 <w:rPr>
                   <w:rFonts w:ascii="Arial" w:cs="Arial" w:eastAsia="Arial" w:hAnsi="Arial"/>
@@ -13071,7 +13071,7 @@
             <w:pPr>
               <w:spacing w:after="20" w:before="0"/>
             </w:pPr>
-            <w:hyperlink w:history="1" r:id="rIdyr4vnhk5p7kpgcx-8j--g">
+            <w:hyperlink w:history="1" r:id="rIdlxwt2rvqkacdzby9irw0p">
               <w:r>
                 <w:rPr>
                   <w:rFonts w:ascii="Arial" w:cs="Arial" w:eastAsia="Arial" w:hAnsi="Arial"/>
@@ -13104,7 +13104,7 @@
               <w:spacing w:after="10" w:before="0"/>
               <w:ind w:left="120"/>
             </w:pPr>
-            <w:hyperlink w:history="1" r:id="rIdrkqh_9kindqjmqmgkrvbj">
+            <w:hyperlink w:history="1" r:id="rIdednp1dxjxrtadm7odwaqa">
               <w:r>
                 <w:rPr>
                   <w:rFonts w:ascii="Arial" w:cs="Arial" w:eastAsia="Arial" w:hAnsi="Arial"/>
@@ -13149,7 +13149,7 @@
             <w:pPr>
               <w:spacing w:after="20" w:before="0"/>
             </w:pPr>
-            <w:hyperlink w:history="1" r:id="rIdmpj5pvwinxkk5kk_woo4l">
+            <w:hyperlink w:history="1" r:id="rIdxynp7_gvsecqaimioaurd">
               <w:r>
                 <w:rPr>
                   <w:rFonts w:ascii="Arial" w:cs="Arial" w:eastAsia="Arial" w:hAnsi="Arial"/>
@@ -13182,7 +13182,7 @@
               <w:spacing w:after="10" w:before="0"/>
               <w:ind w:left="120"/>
             </w:pPr>
-            <w:hyperlink w:history="1" r:id="rIdwhr19bwq_emmccmp8obte">
+            <w:hyperlink w:history="1" r:id="rIdyhwjlmrnh9pjcdzrlhr7a">
               <w:r>
                 <w:rPr>
                   <w:rFonts w:ascii="Arial" w:cs="Arial" w:eastAsia="Arial" w:hAnsi="Arial"/>
@@ -13377,7 +13377,7 @@
             <w:pPr>
               <w:spacing w:after="20" w:before="0"/>
             </w:pPr>
-            <w:hyperlink w:history="1" r:id="rIdbl6h8aqpj0q7pqya6ejhb">
+            <w:hyperlink w:history="1" r:id="rIdxav4gpanegha0n8l8d7bz">
               <w:r>
                 <w:rPr>
                   <w:rFonts w:ascii="Arial" w:cs="Arial" w:eastAsia="Arial" w:hAnsi="Arial"/>
@@ -13426,7 +13426,7 @@
               <w:spacing w:after="10" w:before="0"/>
               <w:ind w:left="120"/>
             </w:pPr>
-            <w:hyperlink w:history="1" r:id="rIdm-37byqlgziyo9m6qmd7k">
+            <w:hyperlink w:history="1" r:id="rIdwp2tgjyqxtqqpvitb9u41">
               <w:r>
                 <w:rPr>
                   <w:rFonts w:ascii="Arial" w:cs="Arial" w:eastAsia="Arial" w:hAnsi="Arial"/>
@@ -13471,7 +13471,7 @@
             <w:pPr>
               <w:spacing w:after="20" w:before="0"/>
             </w:pPr>
-            <w:hyperlink w:history="1" r:id="rIdkx67i2phuzrg4ewv5o8n4">
+            <w:hyperlink w:history="1" r:id="rIdciqfitybtqe2528td3fdw">
               <w:r>
                 <w:rPr>
                   <w:rFonts w:ascii="Arial" w:cs="Arial" w:eastAsia="Arial" w:hAnsi="Arial"/>
@@ -13504,7 +13504,7 @@
               <w:spacing w:after="10" w:before="0"/>
               <w:ind w:left="120"/>
             </w:pPr>
-            <w:hyperlink w:history="1" r:id="rIdlfqaj3xogfrbjalfk3-x0">
+            <w:hyperlink w:history="1" r:id="rId2c6zwdv3uvpssljhgujkz">
               <w:r>
                 <w:rPr>
                   <w:rFonts w:ascii="Arial" w:cs="Arial" w:eastAsia="Arial" w:hAnsi="Arial"/>
@@ -14111,7 +14111,7 @@
         </w:rPr>
         <w:t xml:space="preserve">© 2026 SeaVuria and ARES. Aligned with KICD objectives. Developed by SeaVuria; technical implementation by ARES (with AI assistance from Claude). Licensed under </w:t>
       </w:r>
-      <w:hyperlink w:history="1" r:id="rIduvlgzv9kzqkirsvbxwlg_">
+      <w:hyperlink w:history="1" r:id="rId5zsdu4faba416n594a8es">
         <w:r>
           <w:rPr>
             <w:rFonts w:ascii="Arial" w:cs="Arial" w:eastAsia="Arial" w:hAnsi="Arial"/>
@@ -14132,7 +14132,7 @@
         </w:rPr>
         <w:t xml:space="preserve"> (</w:t>
       </w:r>
-      <w:hyperlink w:history="1" r:id="rIdtk2svxoji1ppehn5myr_4">
+      <w:hyperlink w:history="1" r:id="rIdcrteuf9uxcstq-yzda0i-">
         <w:r>
           <w:rPr>
             <w:rFonts w:ascii="Arial" w:cs="Arial" w:eastAsia="Arial" w:hAnsi="Arial"/>
@@ -15145,7 +15145,7 @@
             <w:pPr>
               <w:spacing w:after="20" w:before="0"/>
             </w:pPr>
-            <w:hyperlink w:history="1" r:id="rIddpvukoai0zqmuguvqnpex">
+            <w:hyperlink w:history="1" r:id="rIdbkbbcxq_xip8_qxj1l1sq">
               <w:r>
                 <w:rPr>
                   <w:rFonts w:ascii="Arial" w:cs="Arial" w:eastAsia="Arial" w:hAnsi="Arial"/>
@@ -15178,7 +15178,7 @@
               <w:spacing w:after="10" w:before="0"/>
               <w:ind w:left="120"/>
             </w:pPr>
-            <w:hyperlink w:history="1" r:id="rId5az4raovhq0yfblcikl5q">
+            <w:hyperlink w:history="1" r:id="rIdbzsjps-xtckw-xghm2zdl">
               <w:r>
                 <w:rPr>
                   <w:rFonts w:ascii="Arial" w:cs="Arial" w:eastAsia="Arial" w:hAnsi="Arial"/>
@@ -15223,7 +15223,7 @@
             <w:pPr>
               <w:spacing w:after="20" w:before="0"/>
             </w:pPr>
-            <w:hyperlink w:history="1" r:id="rIdtevow1y1i6gbvl7rcjidg">
+            <w:hyperlink w:history="1" r:id="rIdji8tiwlep7v-ubpy4r5qa">
               <w:r>
                 <w:rPr>
                   <w:rFonts w:ascii="Arial" w:cs="Arial" w:eastAsia="Arial" w:hAnsi="Arial"/>
@@ -15256,7 +15256,7 @@
               <w:spacing w:after="10" w:before="0"/>
               <w:ind w:left="120"/>
             </w:pPr>
-            <w:hyperlink w:history="1" r:id="rIdjoqr3o7derez8z2wjz9z8">
+            <w:hyperlink w:history="1" r:id="rIdotyhgkg3ccu87ndr-kdkk">
               <w:r>
                 <w:rPr>
                   <w:rFonts w:ascii="Arial" w:cs="Arial" w:eastAsia="Arial" w:hAnsi="Arial"/>
@@ -15451,7 +15451,7 @@
             <w:pPr>
               <w:spacing w:after="20" w:before="0"/>
             </w:pPr>
-            <w:hyperlink w:history="1" r:id="rIdcfejra0_0a3sjvbdugb_l">
+            <w:hyperlink w:history="1" r:id="rIdjildmbgnscb5arwxiezb3">
               <w:r>
                 <w:rPr>
                   <w:rFonts w:ascii="Arial" w:cs="Arial" w:eastAsia="Arial" w:hAnsi="Arial"/>
@@ -15484,7 +15484,7 @@
               <w:spacing w:after="10" w:before="0"/>
               <w:ind w:left="120"/>
             </w:pPr>
-            <w:hyperlink w:history="1" r:id="rIdjuw2ru06esiyc2hy0n3uj">
+            <w:hyperlink w:history="1" r:id="rIdz-vk3tevmpkzphmx3eeop">
               <w:r>
                 <w:rPr>
                   <w:rFonts w:ascii="Arial" w:cs="Arial" w:eastAsia="Arial" w:hAnsi="Arial"/>
@@ -15529,7 +15529,7 @@
             <w:pPr>
               <w:spacing w:after="20" w:before="0"/>
             </w:pPr>
-            <w:hyperlink w:history="1" r:id="rIdihpzvvbmraxsbumhajtpv">
+            <w:hyperlink w:history="1" r:id="rIdr6636y1nxxivn05jggaae">
               <w:r>
                 <w:rPr>
                   <w:rFonts w:ascii="Arial" w:cs="Arial" w:eastAsia="Arial" w:hAnsi="Arial"/>
@@ -15562,7 +15562,7 @@
               <w:spacing w:after="10" w:before="0"/>
               <w:ind w:left="120"/>
             </w:pPr>
-            <w:hyperlink w:history="1" r:id="rIdwshlxpp1hipumz--eviim">
+            <w:hyperlink w:history="1" r:id="rIdqop_4ornsng8h0uz-9slh">
               <w:r>
                 <w:rPr>
                   <w:rFonts w:ascii="Arial" w:cs="Arial" w:eastAsia="Arial" w:hAnsi="Arial"/>
@@ -15757,7 +15757,7 @@
             <w:pPr>
               <w:spacing w:after="20" w:before="0"/>
             </w:pPr>
-            <w:hyperlink w:history="1" r:id="rId6fytno-t-wluz_lxql9xt">
+            <w:hyperlink w:history="1" r:id="rIdqhjltrnhv8_8g67l6zkf_">
               <w:r>
                 <w:rPr>
                   <w:rFonts w:ascii="Arial" w:cs="Arial" w:eastAsia="Arial" w:hAnsi="Arial"/>
@@ -15790,7 +15790,7 @@
               <w:spacing w:after="10" w:before="0"/>
               <w:ind w:left="120"/>
             </w:pPr>
-            <w:hyperlink w:history="1" r:id="rIdsbmic6xgoaw9ys_ytekf_">
+            <w:hyperlink w:history="1" r:id="rIdixgozczajg3mccnheci8n">
               <w:r>
                 <w:rPr>
                   <w:rFonts w:ascii="Arial" w:cs="Arial" w:eastAsia="Arial" w:hAnsi="Arial"/>
@@ -15835,7 +15835,7 @@
             <w:pPr>
               <w:spacing w:after="20" w:before="0"/>
             </w:pPr>
-            <w:hyperlink w:history="1" r:id="rIdzj7xt8x2kgqa1kmtmvcvx">
+            <w:hyperlink w:history="1" r:id="rIdpth98awaq7fhm8pzm3i6n">
               <w:r>
                 <w:rPr>
                   <w:rFonts w:ascii="Arial" w:cs="Arial" w:eastAsia="Arial" w:hAnsi="Arial"/>
@@ -15884,7 +15884,7 @@
               <w:spacing w:after="10" w:before="0"/>
               <w:ind w:left="120"/>
             </w:pPr>
-            <w:hyperlink w:history="1" r:id="rId7vq8pi5uyax7hgpq7onow">
+            <w:hyperlink w:history="1" r:id="rIdzfmyohztzvltruhktipng">
               <w:r>
                 <w:rPr>
                   <w:rFonts w:ascii="Arial" w:cs="Arial" w:eastAsia="Arial" w:hAnsi="Arial"/>
@@ -16079,7 +16079,7 @@
             <w:pPr>
               <w:spacing w:after="20" w:before="0"/>
             </w:pPr>
-            <w:hyperlink w:history="1" r:id="rIdfliu0rkk-cybmvtnjp0nc">
+            <w:hyperlink w:history="1" r:id="rId-2lna3xheetuilwogmq-g">
               <w:r>
                 <w:rPr>
                   <w:rFonts w:ascii="Arial" w:cs="Arial" w:eastAsia="Arial" w:hAnsi="Arial"/>
@@ -16112,7 +16112,7 @@
               <w:spacing w:after="10" w:before="0"/>
               <w:ind w:left="120"/>
             </w:pPr>
-            <w:hyperlink w:history="1" r:id="rIdxijv9q2wluoic77vvqy1t">
+            <w:hyperlink w:history="1" r:id="rIdpdkillcqxd-xkpez_oin-">
               <w:r>
                 <w:rPr>
                   <w:rFonts w:ascii="Arial" w:cs="Arial" w:eastAsia="Arial" w:hAnsi="Arial"/>
@@ -16157,7 +16157,7 @@
             <w:pPr>
               <w:spacing w:after="20" w:before="0"/>
             </w:pPr>
-            <w:hyperlink w:history="1" r:id="rIdv7sjzinu3iu3px0ql1pfo">
+            <w:hyperlink w:history="1" r:id="rIdoocyybrtjp0hfce_ub1zs">
               <w:r>
                 <w:rPr>
                   <w:rFonts w:ascii="Arial" w:cs="Arial" w:eastAsia="Arial" w:hAnsi="Arial"/>
@@ -16206,7 +16206,7 @@
               <w:spacing w:after="10" w:before="0"/>
               <w:ind w:left="120"/>
             </w:pPr>
-            <w:hyperlink w:history="1" r:id="rIdosbtgwrx9fwlcvo7btnf2">
+            <w:hyperlink w:history="1" r:id="rId3b28qa4s1ytpp4kh7plq2">
               <w:r>
                 <w:rPr>
                   <w:rFonts w:ascii="Arial" w:cs="Arial" w:eastAsia="Arial" w:hAnsi="Arial"/>
@@ -16401,7 +16401,7 @@
             <w:pPr>
               <w:spacing w:after="20" w:before="0"/>
             </w:pPr>
-            <w:hyperlink w:history="1" r:id="rId8rkyguvi4rh6lnvz989ao">
+            <w:hyperlink w:history="1" r:id="rIduuemlkgz_03iamb1pstq9">
               <w:r>
                 <w:rPr>
                   <w:rFonts w:ascii="Arial" w:cs="Arial" w:eastAsia="Arial" w:hAnsi="Arial"/>
@@ -16450,7 +16450,7 @@
               <w:spacing w:after="10" w:before="0"/>
               <w:ind w:left="120"/>
             </w:pPr>
-            <w:hyperlink w:history="1" r:id="rIdanpou78tg9eb6yhxg67zb">
+            <w:hyperlink w:history="1" r:id="rIdzd9btxisbgejnac4ojqwu">
               <w:r>
                 <w:rPr>
                   <w:rFonts w:ascii="Arial" w:cs="Arial" w:eastAsia="Arial" w:hAnsi="Arial"/>
@@ -16495,7 +16495,7 @@
             <w:pPr>
               <w:spacing w:after="20" w:before="0"/>
             </w:pPr>
-            <w:hyperlink w:history="1" r:id="rIdwvc9tyt9zlkcwo_eptfg-">
+            <w:hyperlink w:history="1" r:id="rId8omenl3mvt7fhigqpyqx8">
               <w:r>
                 <w:rPr>
                   <w:rFonts w:ascii="Arial" w:cs="Arial" w:eastAsia="Arial" w:hAnsi="Arial"/>
@@ -16528,7 +16528,7 @@
               <w:spacing w:after="10" w:before="0"/>
               <w:ind w:left="120"/>
             </w:pPr>
-            <w:hyperlink w:history="1" r:id="rIdklf6na3nofpzsy9-pf_7e">
+            <w:hyperlink w:history="1" r:id="rIdsxkkvzzoonmclljzdwxkq">
               <w:r>
                 <w:rPr>
                   <w:rFonts w:ascii="Arial" w:cs="Arial" w:eastAsia="Arial" w:hAnsi="Arial"/>
@@ -17040,7 +17040,7 @@
         </w:rPr>
         <w:t xml:space="preserve">© 2026 SeaVuria and ARES. Aligned with KICD objectives. Developed by SeaVuria; technical implementation by ARES (with AI assistance from Claude). Licensed under </w:t>
       </w:r>
-      <w:hyperlink w:history="1" r:id="rIdbabdj8enbga0swgctlegz">
+      <w:hyperlink w:history="1" r:id="rId2z-revgd4fpj04ck9ix_h">
         <w:r>
           <w:rPr>
             <w:rFonts w:ascii="Arial" w:cs="Arial" w:eastAsia="Arial" w:hAnsi="Arial"/>
@@ -17061,7 +17061,7 @@
         </w:rPr>
         <w:t xml:space="preserve"> (</w:t>
       </w:r>
-      <w:hyperlink w:history="1" r:id="rIdpyeaaw2z0evyxfr5rdwi6">
+      <w:hyperlink w:history="1" r:id="rIdcgm9ip26s0l4ivahk_ci7">
         <w:r>
           <w:rPr>
             <w:rFonts w:ascii="Arial" w:cs="Arial" w:eastAsia="Arial" w:hAnsi="Arial"/>
@@ -18074,7 +18074,7 @@
             <w:pPr>
               <w:spacing w:after="20" w:before="0"/>
             </w:pPr>
-            <w:hyperlink w:history="1" r:id="rId-ssphbpbupqkucbngpu_g">
+            <w:hyperlink w:history="1" r:id="rIdub-lvst59apbbbwm5zljs">
               <w:r>
                 <w:rPr>
                   <w:rFonts w:ascii="Arial" w:cs="Arial" w:eastAsia="Arial" w:hAnsi="Arial"/>
@@ -18123,7 +18123,7 @@
               <w:spacing w:after="10" w:before="0"/>
               <w:ind w:left="120"/>
             </w:pPr>
-            <w:hyperlink w:history="1" r:id="rIdjgbvpvkgoqfwjlq8kux6j">
+            <w:hyperlink w:history="1" r:id="rId9y2bxcsngrphoj_s7wa50">
               <w:r>
                 <w:rPr>
                   <w:rFonts w:ascii="Arial" w:cs="Arial" w:eastAsia="Arial" w:hAnsi="Arial"/>
@@ -18168,7 +18168,7 @@
             <w:pPr>
               <w:spacing w:after="20" w:before="0"/>
             </w:pPr>
-            <w:hyperlink w:history="1" r:id="rIdevmnt9ytjmwuyoebawnte">
+            <w:hyperlink w:history="1" r:id="rIdy8wtptj06rkanrgg1isjw">
               <w:r>
                 <w:rPr>
                   <w:rFonts w:ascii="Arial" w:cs="Arial" w:eastAsia="Arial" w:hAnsi="Arial"/>
@@ -18217,7 +18217,7 @@
               <w:spacing w:after="10" w:before="0"/>
               <w:ind w:left="120"/>
             </w:pPr>
-            <w:hyperlink w:history="1" r:id="rIdpel_-xls_vuou7oc_sgf0">
+            <w:hyperlink w:history="1" r:id="rIdyxwebjp7b0ndrve2apfwi">
               <w:r>
                 <w:rPr>
                   <w:rFonts w:ascii="Arial" w:cs="Arial" w:eastAsia="Arial" w:hAnsi="Arial"/>
@@ -18412,7 +18412,7 @@
             <w:pPr>
               <w:spacing w:after="20" w:before="0"/>
             </w:pPr>
-            <w:hyperlink w:history="1" r:id="rIdxlre3_xbvcicebqhoa3vf">
+            <w:hyperlink w:history="1" r:id="rIdyxps1g2h1d7yv-qhunlpz">
               <w:r>
                 <w:rPr>
                   <w:rFonts w:ascii="Arial" w:cs="Arial" w:eastAsia="Arial" w:hAnsi="Arial"/>
@@ -18461,7 +18461,7 @@
               <w:spacing w:after="10" w:before="0"/>
               <w:ind w:left="120"/>
             </w:pPr>
-            <w:hyperlink w:history="1" r:id="rId-geteg2nasieuda-pnqnj">
+            <w:hyperlink w:history="1" r:id="rIduzjyd5ijsgkq7_ixq9mum">
               <w:r>
                 <w:rPr>
                   <w:rFonts w:ascii="Arial" w:cs="Arial" w:eastAsia="Arial" w:hAnsi="Arial"/>
@@ -18506,7 +18506,7 @@
             <w:pPr>
               <w:spacing w:after="20" w:before="0"/>
             </w:pPr>
-            <w:hyperlink w:history="1" r:id="rIdqydlo7oywu4-mapmevsun">
+            <w:hyperlink w:history="1" r:id="rIdxbwv4ay98i4n0sbzpkjxz">
               <w:r>
                 <w:rPr>
                   <w:rFonts w:ascii="Arial" w:cs="Arial" w:eastAsia="Arial" w:hAnsi="Arial"/>
@@ -18555,7 +18555,7 @@
               <w:spacing w:after="10" w:before="0"/>
               <w:ind w:left="120"/>
             </w:pPr>
-            <w:hyperlink w:history="1" r:id="rId_jko53cr1g5ygvlk8s7mp">
+            <w:hyperlink w:history="1" r:id="rIdevdywefwqzfajvjwwjx0a">
               <w:r>
                 <w:rPr>
                   <w:rFonts w:ascii="Arial" w:cs="Arial" w:eastAsia="Arial" w:hAnsi="Arial"/>
@@ -18750,7 +18750,7 @@
             <w:pPr>
               <w:spacing w:after="20" w:before="0"/>
             </w:pPr>
-            <w:hyperlink w:history="1" r:id="rIdvg63ob00khizwcd2bqrvb">
+            <w:hyperlink w:history="1" r:id="rId8rkc8a-orv3ujdinn7djj">
               <w:r>
                 <w:rPr>
                   <w:rFonts w:ascii="Arial" w:cs="Arial" w:eastAsia="Arial" w:hAnsi="Arial"/>
@@ -18799,7 +18799,7 @@
               <w:spacing w:after="10" w:before="0"/>
               <w:ind w:left="120"/>
             </w:pPr>
-            <w:hyperlink w:history="1" r:id="rIdbmzlbcy6k57ydb07rtjha">
+            <w:hyperlink w:history="1" r:id="rId1ahy6uhuoreppgeyvrhr-">
               <w:r>
                 <w:rPr>
                   <w:rFonts w:ascii="Arial" w:cs="Arial" w:eastAsia="Arial" w:hAnsi="Arial"/>
@@ -18844,7 +18844,7 @@
             <w:pPr>
               <w:spacing w:after="20" w:before="0"/>
             </w:pPr>
-            <w:hyperlink w:history="1" r:id="rId_wnvudyvamg0jiwmtpa-_">
+            <w:hyperlink w:history="1" r:id="rIdzf_slekclwdu1_j7zm9pn">
               <w:r>
                 <w:rPr>
                   <w:rFonts w:ascii="Arial" w:cs="Arial" w:eastAsia="Arial" w:hAnsi="Arial"/>
@@ -18893,7 +18893,7 @@
               <w:spacing w:after="10" w:before="0"/>
               <w:ind w:left="120"/>
             </w:pPr>
-            <w:hyperlink w:history="1" r:id="rIdswpwqrs4jqyjsibyejsa9">
+            <w:hyperlink w:history="1" r:id="rIdwyearvecxzvfaxo9ahsvz">
               <w:r>
                 <w:rPr>
                   <w:rFonts w:ascii="Arial" w:cs="Arial" w:eastAsia="Arial" w:hAnsi="Arial"/>
@@ -19088,7 +19088,7 @@
             <w:pPr>
               <w:spacing w:after="20" w:before="0"/>
             </w:pPr>
-            <w:hyperlink w:history="1" r:id="rIdkesfv0mmkkdwq_hrbqubt">
+            <w:hyperlink w:history="1" r:id="rIdionf6ykpvu6ugnkbmwhkc">
               <w:r>
                 <w:rPr>
                   <w:rFonts w:ascii="Arial" w:cs="Arial" w:eastAsia="Arial" w:hAnsi="Arial"/>
@@ -19137,7 +19137,7 @@
               <w:spacing w:after="10" w:before="0"/>
               <w:ind w:left="120"/>
             </w:pPr>
-            <w:hyperlink w:history="1" r:id="rIdn8wqmczmwsy4uzlc_qnng">
+            <w:hyperlink w:history="1" r:id="rIdklydecixu36gwwqh6b1dy">
               <w:r>
                 <w:rPr>
                   <w:rFonts w:ascii="Arial" w:cs="Arial" w:eastAsia="Arial" w:hAnsi="Arial"/>
@@ -19182,7 +19182,7 @@
             <w:pPr>
               <w:spacing w:after="20" w:before="0"/>
             </w:pPr>
-            <w:hyperlink w:history="1" r:id="rId7d7g5rpybopfamxu2-ods">
+            <w:hyperlink w:history="1" r:id="rIdk-7k2zhzraprpcyu2z1gh">
               <w:r>
                 <w:rPr>
                   <w:rFonts w:ascii="Arial" w:cs="Arial" w:eastAsia="Arial" w:hAnsi="Arial"/>
@@ -19231,7 +19231,7 @@
               <w:spacing w:after="10" w:before="0"/>
               <w:ind w:left="120"/>
             </w:pPr>
-            <w:hyperlink w:history="1" r:id="rIdmtwjzqvukahcvez-wir7b">
+            <w:hyperlink w:history="1" r:id="rIdqtfentm98hlbq6ygylqxa">
               <w:r>
                 <w:rPr>
                   <w:rFonts w:ascii="Arial" w:cs="Arial" w:eastAsia="Arial" w:hAnsi="Arial"/>
@@ -19426,7 +19426,7 @@
             <w:pPr>
               <w:spacing w:after="20" w:before="0"/>
             </w:pPr>
-            <w:hyperlink w:history="1" r:id="rIdukyh_zs8hhliqnsmofwfm">
+            <w:hyperlink w:history="1" r:id="rIdj3vfkfmb9h8bbrfctqfsl">
               <w:r>
                 <w:rPr>
                   <w:rFonts w:ascii="Arial" w:cs="Arial" w:eastAsia="Arial" w:hAnsi="Arial"/>
@@ -19475,7 +19475,7 @@
               <w:spacing w:after="10" w:before="0"/>
               <w:ind w:left="120"/>
             </w:pPr>
-            <w:hyperlink w:history="1" r:id="rId9nkw4tngvngitirsvohtp">
+            <w:hyperlink w:history="1" r:id="rIdbu5qu5zauds6-kacb5wwk">
               <w:r>
                 <w:rPr>
                   <w:rFonts w:ascii="Arial" w:cs="Arial" w:eastAsia="Arial" w:hAnsi="Arial"/>
@@ -19520,7 +19520,7 @@
             <w:pPr>
               <w:spacing w:after="20" w:before="0"/>
             </w:pPr>
-            <w:hyperlink w:history="1" r:id="rIdxaegvaf7v7mpyiu_1dyfj">
+            <w:hyperlink w:history="1" r:id="rIdtzlp5cm-npk1nbq-cwpb-">
               <w:r>
                 <w:rPr>
                   <w:rFonts w:ascii="Arial" w:cs="Arial" w:eastAsia="Arial" w:hAnsi="Arial"/>
@@ -19569,7 +19569,7 @@
               <w:spacing w:after="10" w:before="0"/>
               <w:ind w:left="120"/>
             </w:pPr>
-            <w:hyperlink w:history="1" r:id="rIdiwfr2vp8rm3ifw0_-c_mb">
+            <w:hyperlink w:history="1" r:id="rIdbfhuckzenvwwwkj4zn4v5">
               <w:r>
                 <w:rPr>
                   <w:rFonts w:ascii="Arial" w:cs="Arial" w:eastAsia="Arial" w:hAnsi="Arial"/>
@@ -19611,7 +19611,7 @@
                 <w:sz w:val="18"/>
                 <w:szCs w:val="18"/>
               </w:rPr>
-              <w:t xml:space="preserve">Learners return to their cumulative atomic model (begun in Lesson 2 and revised in each subsequent lesson). Today's revision task is to annotate the model with a new layer: a 'formula zone'. For each of two elements in their model (one metal, one non-metal), learners draw an arrow from the ion formed (annotated in Lesson 4) to a box showing the formula of the simplest compound that element forms with its most common partner — e.g., Na⁺ → NaCl; Mg²⁺ → MgO; Al³⁺ → Al₂O₃. Learners also begin their individual contribution to Project 2 by writing the names and formulae of at least four compounds (from today's set of six) neatly on their section of the class chart template. The chart template columns are: Substance Name | Chemical Formula | Valency of cation | Valency of anion/radical | Formula verified (✓/✗).</w:t>
+              <w:t xml:space="preserve">Learners return to their cumulative atomic model (begun in Lesson 1 and revised in each subsequent lesson). Today's revision task is to annotate the model with a new layer: a 'formula zone'. For each of two elements in their model (one metal, one non-metal), learners draw an arrow from the ion formed (annotated in Lesson 4) to a box showing the formula of the simplest compound that element forms with its most common partner — e.g., Na⁺ → NaCl; Mg²⁺ → MgO; Al³⁺ → Al₂O₃. Learners also begin their individual contribution to Project 2 by writing the names and formulae of at least four compounds (from today's set of six) neatly on their section of the class chart template. The chart template columns are: Substance Name | Chemical Formula | Valency of cation | Valency of anion/radical | Formula verified (✓/✗).</w:t>
             </w:r>
           </w:p>
         </w:tc>
@@ -19643,7 +19643,7 @@
                 <w:sz w:val="18"/>
                 <w:szCs w:val="18"/>
               </w:rPr>
-              <w:t xml:space="preserve">Say: 'Open your cumulative model — the diagram you have been building since Lesson 2. Today we add the formula zone. Pick any one metal and one non-metal from your model. Draw an arrow from the ion you labelled in Lesson 4 into a new box. In that box, write the simplest compound formula.' Demonstrate with one example on the board: draw Na⁺ → box → NaCl. Give learners 5 minutes for the model revision. Then display the Project 2 chart template on the board (or distribute printed templates). Say: 'For the last 5 minutes, fill in at least four rows of the class chart for compounds you wrote today. Every row must have the formula verified using the charge-balance check — if the charges balance, tick the verified column.' Collect or photograph the class chart at the end of the lesson to track Project 2 progress. End the lesson by saying: 'Next lesson we will use these same formulae to write and balance full chemical equations — the last step before you can read any chemical reaction the way a farmer in Kericho reads a fertiliser bag.'</w:t>
+              <w:t xml:space="preserve">Say: 'Open your cumulative model — the diagram you have been building since Lesson 1. Today we add the formula zone. Pick any one metal and one non-metal from your model. Draw an arrow from the ion you labelled in Lesson 4 into a new box. In that box, write the simplest compound formula.' Demonstrate with one example on the board: draw Na⁺ → box → NaCl. Give learners 5 minutes for the model revision. Then display the Project 2 chart template on the board (or distribute printed templates). Say: 'For the last 5 minutes, fill in at least four rows of the class chart for compounds you wrote today. Every row must have the formula verified using the charge-balance check — if the charges balance, tick the verified column.' Collect or photograph the class chart at the end of the lesson to track Project 2 progress. End the lesson by saying: 'Next lesson we will use these same formulae to write and balance full chemical equations — the last step before you can read any chemical reaction the way a farmer in Kericho reads a fertiliser bag.'</w:t>
             </w:r>
           </w:p>
         </w:tc>
@@ -20176,7 +20176,7 @@
         </w:rPr>
         <w:t xml:space="preserve">© 2026 SeaVuria and ARES. Aligned with KICD objectives. Developed by SeaVuria; technical implementation by ARES (with AI assistance from Claude). Licensed under </w:t>
       </w:r>
-      <w:hyperlink w:history="1" r:id="rIdsh7x_iakhh5l_2_igugeq">
+      <w:hyperlink w:history="1" r:id="rIdm-gi3ae4a1sani9jwjrrt">
         <w:r>
           <w:rPr>
             <w:rFonts w:ascii="Arial" w:cs="Arial" w:eastAsia="Arial" w:hAnsi="Arial"/>
@@ -20197,7 +20197,7 @@
         </w:rPr>
         <w:t xml:space="preserve"> (</w:t>
       </w:r>
-      <w:hyperlink w:history="1" r:id="rIdktf0h5ckwibilhlhmmcj_">
+      <w:hyperlink w:history="1" r:id="rIdqnechwy_cmlobyyfyod4d">
         <w:r>
           <w:rPr>
             <w:rFonts w:ascii="Arial" w:cs="Arial" w:eastAsia="Arial" w:hAnsi="Arial"/>
@@ -21210,7 +21210,7 @@
             <w:pPr>
               <w:spacing w:after="20" w:before="0"/>
             </w:pPr>
-            <w:hyperlink w:history="1" r:id="rIdj8-elnynzshd41futhnvl">
+            <w:hyperlink w:history="1" r:id="rId6rddbtpjsbtbsy6rzlmug">
               <w:r>
                 <w:rPr>
                   <w:rFonts w:ascii="Arial" w:cs="Arial" w:eastAsia="Arial" w:hAnsi="Arial"/>
@@ -21243,7 +21243,7 @@
               <w:spacing w:after="10" w:before="0"/>
               <w:ind w:left="120"/>
             </w:pPr>
-            <w:hyperlink w:history="1" r:id="rId5co0hgyxunoow0vvnhglr">
+            <w:hyperlink w:history="1" r:id="rIdzdmsc2kvfvwic_08gand-">
               <w:r>
                 <w:rPr>
                   <w:rFonts w:ascii="Arial" w:cs="Arial" w:eastAsia="Arial" w:hAnsi="Arial"/>
@@ -21288,7 +21288,7 @@
             <w:pPr>
               <w:spacing w:after="20" w:before="0"/>
             </w:pPr>
-            <w:hyperlink w:history="1" r:id="rIdbroqaqncwstayktte71ud">
+            <w:hyperlink w:history="1" r:id="rIdvn9hoil63ol-d2veijgzt">
               <w:r>
                 <w:rPr>
                   <w:rFonts w:ascii="Arial" w:cs="Arial" w:eastAsia="Arial" w:hAnsi="Arial"/>
@@ -21321,7 +21321,7 @@
               <w:spacing w:after="10" w:before="0"/>
               <w:ind w:left="120"/>
             </w:pPr>
-            <w:hyperlink w:history="1" r:id="rIduqzbetqoxq-z2a5djhj_i">
+            <w:hyperlink w:history="1" r:id="rIdvyy_xsudadfyi11zaa5ay">
               <w:r>
                 <w:rPr>
                   <w:rFonts w:ascii="Arial" w:cs="Arial" w:eastAsia="Arial" w:hAnsi="Arial"/>
@@ -21516,7 +21516,7 @@
             <w:pPr>
               <w:spacing w:after="20" w:before="0"/>
             </w:pPr>
-            <w:hyperlink w:history="1" r:id="rIdtrledzc4clruhywnuwhea">
+            <w:hyperlink w:history="1" r:id="rIdqmrzwbuo6ymdzblfevhkj">
               <w:r>
                 <w:rPr>
                   <w:rFonts w:ascii="Arial" w:cs="Arial" w:eastAsia="Arial" w:hAnsi="Arial"/>
@@ -21549,7 +21549,7 @@
               <w:spacing w:after="10" w:before="0"/>
               <w:ind w:left="120"/>
             </w:pPr>
-            <w:hyperlink w:history="1" r:id="rIdwn5bkkoewoycx6taol0fl">
+            <w:hyperlink w:history="1" r:id="rIdzif3ptmpj_qweqjsfxquj">
               <w:r>
                 <w:rPr>
                   <w:rFonts w:ascii="Arial" w:cs="Arial" w:eastAsia="Arial" w:hAnsi="Arial"/>
@@ -21594,7 +21594,7 @@
             <w:pPr>
               <w:spacing w:after="20" w:before="0"/>
             </w:pPr>
-            <w:hyperlink w:history="1" r:id="rIdvzn_l7bpnl-oduvupfgd4">
+            <w:hyperlink w:history="1" r:id="rIduhny-030rjjz71hfygryy">
               <w:r>
                 <w:rPr>
                   <w:rFonts w:ascii="Arial" w:cs="Arial" w:eastAsia="Arial" w:hAnsi="Arial"/>
@@ -21627,7 +21627,7 @@
               <w:spacing w:after="10" w:before="0"/>
               <w:ind w:left="120"/>
             </w:pPr>
-            <w:hyperlink w:history="1" r:id="rId-enq3lodhgped8qae_lwj">
+            <w:hyperlink w:history="1" r:id="rIdmec4wfhh8qjpkr7fok4e1">
               <w:r>
                 <w:rPr>
                   <w:rFonts w:ascii="Arial" w:cs="Arial" w:eastAsia="Arial" w:hAnsi="Arial"/>
@@ -21822,7 +21822,7 @@
             <w:pPr>
               <w:spacing w:after="20" w:before="0"/>
             </w:pPr>
-            <w:hyperlink w:history="1" r:id="rIduocx_r6hpn3viw2e9-2my">
+            <w:hyperlink w:history="1" r:id="rIdeuz4zbu3kzrbq5qyx1qi6">
               <w:r>
                 <w:rPr>
                   <w:rFonts w:ascii="Arial" w:cs="Arial" w:eastAsia="Arial" w:hAnsi="Arial"/>
@@ -21855,7 +21855,7 @@
               <w:spacing w:after="10" w:before="0"/>
               <w:ind w:left="120"/>
             </w:pPr>
-            <w:hyperlink w:history="1" r:id="rIdkr_8-bt8y82aipyd4vjgk">
+            <w:hyperlink w:history="1" r:id="rId361wekccfhkmhytfbk2x_">
               <w:r>
                 <w:rPr>
                   <w:rFonts w:ascii="Arial" w:cs="Arial" w:eastAsia="Arial" w:hAnsi="Arial"/>
@@ -21900,7 +21900,7 @@
             <w:pPr>
               <w:spacing w:after="20" w:before="0"/>
             </w:pPr>
-            <w:hyperlink w:history="1" r:id="rIdqdp5dur2rbfuyjlvygrmp">
+            <w:hyperlink w:history="1" r:id="rIdq-kmgk9hj9hskq6hfc9mh">
               <w:r>
                 <w:rPr>
                   <w:rFonts w:ascii="Arial" w:cs="Arial" w:eastAsia="Arial" w:hAnsi="Arial"/>
@@ -21933,7 +21933,7 @@
               <w:spacing w:after="10" w:before="0"/>
               <w:ind w:left="120"/>
             </w:pPr>
-            <w:hyperlink w:history="1" r:id="rIdlwhejeo8vrtauqqgxbta4">
+            <w:hyperlink w:history="1" r:id="rIdo37rv--kp4lr5lp0r8acf">
               <w:r>
                 <w:rPr>
                   <w:rFonts w:ascii="Arial" w:cs="Arial" w:eastAsia="Arial" w:hAnsi="Arial"/>
@@ -22128,7 +22128,7 @@
             <w:pPr>
               <w:spacing w:after="20" w:before="0"/>
             </w:pPr>
-            <w:hyperlink w:history="1" r:id="rIdwcq3tlvaccq1tuhd8g-wo">
+            <w:hyperlink w:history="1" r:id="rIdsezclueii6t7ufpq4xxl7">
               <w:r>
                 <w:rPr>
                   <w:rFonts w:ascii="Arial" w:cs="Arial" w:eastAsia="Arial" w:hAnsi="Arial"/>
@@ -22161,7 +22161,7 @@
               <w:spacing w:after="10" w:before="0"/>
               <w:ind w:left="120"/>
             </w:pPr>
-            <w:hyperlink w:history="1" r:id="rIdvckbji3ikkstniaoa9fb0">
+            <w:hyperlink w:history="1" r:id="rIddl0amsaz47wy-vn31iifb">
               <w:r>
                 <w:rPr>
                   <w:rFonts w:ascii="Arial" w:cs="Arial" w:eastAsia="Arial" w:hAnsi="Arial"/>
@@ -22206,7 +22206,7 @@
             <w:pPr>
               <w:spacing w:after="20" w:before="0"/>
             </w:pPr>
-            <w:hyperlink w:history="1" r:id="rIduchpqix7hvvvt_j0sljdx">
+            <w:hyperlink w:history="1" r:id="rIdshxwiphbzlylj4vipj8p5">
               <w:r>
                 <w:rPr>
                   <w:rFonts w:ascii="Arial" w:cs="Arial" w:eastAsia="Arial" w:hAnsi="Arial"/>
@@ -22239,7 +22239,7 @@
               <w:spacing w:after="10" w:before="0"/>
               <w:ind w:left="120"/>
             </w:pPr>
-            <w:hyperlink w:history="1" r:id="rIdgi5pz5un3qly5oupohezc">
+            <w:hyperlink w:history="1" r:id="rId-xd3xos3h2zcbna7d5_wf">
               <w:r>
                 <w:rPr>
                   <w:rFonts w:ascii="Arial" w:cs="Arial" w:eastAsia="Arial" w:hAnsi="Arial"/>
@@ -22434,7 +22434,7 @@
             <w:pPr>
               <w:spacing w:after="20" w:before="0"/>
             </w:pPr>
-            <w:hyperlink w:history="1" r:id="rId1seb93ci-emre1twrpo9h">
+            <w:hyperlink w:history="1" r:id="rIdm4r_9svfi92em45sogs8d">
               <w:r>
                 <w:rPr>
                   <w:rFonts w:ascii="Arial" w:cs="Arial" w:eastAsia="Arial" w:hAnsi="Arial"/>
@@ -22467,7 +22467,7 @@
               <w:spacing w:after="10" w:before="0"/>
               <w:ind w:left="120"/>
             </w:pPr>
-            <w:hyperlink w:history="1" r:id="rIdzizmotxsbfkeznzlk41ll">
+            <w:hyperlink w:history="1" r:id="rIddqc-kqm5rfpsrtaj_mucv">
               <w:r>
                 <w:rPr>
                   <w:rFonts w:ascii="Arial" w:cs="Arial" w:eastAsia="Arial" w:hAnsi="Arial"/>
@@ -22512,7 +22512,7 @@
             <w:pPr>
               <w:spacing w:after="20" w:before="0"/>
             </w:pPr>
-            <w:hyperlink w:history="1" r:id="rIdd3frdr6b6biiwpebsy6ql">
+            <w:hyperlink w:history="1" r:id="rIdgzxxjtyfwjqi3x1yc7dws">
               <w:r>
                 <w:rPr>
                   <w:rFonts w:ascii="Arial" w:cs="Arial" w:eastAsia="Arial" w:hAnsi="Arial"/>
@@ -22545,7 +22545,7 @@
               <w:spacing w:after="10" w:before="0"/>
               <w:ind w:left="120"/>
             </w:pPr>
-            <w:hyperlink w:history="1" r:id="rIdzrjgmmu9pfrov88r-udx9">
+            <w:hyperlink w:history="1" r:id="rIdjkm0g_1nt-qyrbh0jptlw">
               <w:r>
                 <w:rPr>
                   <w:rFonts w:ascii="Arial" w:cs="Arial" w:eastAsia="Arial" w:hAnsi="Arial"/>
@@ -23057,7 +23057,7 @@
         </w:rPr>
         <w:t xml:space="preserve">© 2026 SeaVuria and ARES. Aligned with KICD objectives. Developed by SeaVuria; technical implementation by ARES (with AI assistance from Claude). Licensed under </w:t>
       </w:r>
-      <w:hyperlink w:history="1" r:id="rIdv0obihozpqoisd8gq1r0m">
+      <w:hyperlink w:history="1" r:id="rIdhkehhkwpzpzk5cwzqzvl1">
         <w:r>
           <w:rPr>
             <w:rFonts w:ascii="Arial" w:cs="Arial" w:eastAsia="Arial" w:hAnsi="Arial"/>
@@ -23078,7 +23078,7 @@
         </w:rPr>
         <w:t xml:space="preserve"> (</w:t>
       </w:r>
-      <w:hyperlink w:history="1" r:id="rIdvqhj-b4e4nwi_mr7ktqma">
+      <w:hyperlink w:history="1" r:id="rIdcjqpxgzs7cafrcqucaqmk">
         <w:r>
           <w:rPr>
             <w:rFonts w:ascii="Arial" w:cs="Arial" w:eastAsia="Arial" w:hAnsi="Arial"/>
@@ -24091,7 +24091,7 @@
             <w:pPr>
               <w:spacing w:after="20" w:before="0"/>
             </w:pPr>
-            <w:hyperlink w:history="1" r:id="rIdmhlqonhzdx9ucrmboua3t">
+            <w:hyperlink w:history="1" r:id="rIdzxthdwq7eeh1ikw_klzom">
               <w:r>
                 <w:rPr>
                   <w:rFonts w:ascii="Arial" w:cs="Arial" w:eastAsia="Arial" w:hAnsi="Arial"/>
@@ -24124,7 +24124,7 @@
               <w:spacing w:after="10" w:before="0"/>
               <w:ind w:left="120"/>
             </w:pPr>
-            <w:hyperlink w:history="1" r:id="rId5un-uxmge9samcuif5_wi">
+            <w:hyperlink w:history="1" r:id="rIdp376qyatrln1hjgcwuxr9">
               <w:r>
                 <w:rPr>
                   <w:rFonts w:ascii="Arial" w:cs="Arial" w:eastAsia="Arial" w:hAnsi="Arial"/>
@@ -24169,7 +24169,7 @@
             <w:pPr>
               <w:spacing w:after="20" w:before="0"/>
             </w:pPr>
-            <w:hyperlink w:history="1" r:id="rIdrkj5pvgbjdsnl560tudmr">
+            <w:hyperlink w:history="1" r:id="rIdtkenskyotzrsj4mt6s5s8">
               <w:r>
                 <w:rPr>
                   <w:rFonts w:ascii="Arial" w:cs="Arial" w:eastAsia="Arial" w:hAnsi="Arial"/>
@@ -24202,7 +24202,7 @@
               <w:spacing w:after="10" w:before="0"/>
               <w:ind w:left="120"/>
             </w:pPr>
-            <w:hyperlink w:history="1" r:id="rIdpfri2agouzjwn15qc9nln">
+            <w:hyperlink w:history="1" r:id="rIdtu7slehulvlntdddllm50">
               <w:r>
                 <w:rPr>
                   <w:rFonts w:ascii="Arial" w:cs="Arial" w:eastAsia="Arial" w:hAnsi="Arial"/>
@@ -24397,7 +24397,7 @@
             <w:pPr>
               <w:spacing w:after="20" w:before="0"/>
             </w:pPr>
-            <w:hyperlink w:history="1" r:id="rId0cjenp7jtfp1kd28jrs9n">
+            <w:hyperlink w:history="1" r:id="rIdslimzfquspyysirjxecgy">
               <w:r>
                 <w:rPr>
                   <w:rFonts w:ascii="Arial" w:cs="Arial" w:eastAsia="Arial" w:hAnsi="Arial"/>
@@ -24430,7 +24430,7 @@
               <w:spacing w:after="10" w:before="0"/>
               <w:ind w:left="120"/>
             </w:pPr>
-            <w:hyperlink w:history="1" r:id="rIds522psaudnum0-3ih5jqz">
+            <w:hyperlink w:history="1" r:id="rIdhomkoye3e1q7yu43idxyu">
               <w:r>
                 <w:rPr>
                   <w:rFonts w:ascii="Arial" w:cs="Arial" w:eastAsia="Arial" w:hAnsi="Arial"/>
@@ -24475,7 +24475,7 @@
             <w:pPr>
               <w:spacing w:after="20" w:before="0"/>
             </w:pPr>
-            <w:hyperlink w:history="1" r:id="rId7x-sgt2aesysxxagmrlpl">
+            <w:hyperlink w:history="1" r:id="rIdkyegmyrkqrei1747m4csc">
               <w:r>
                 <w:rPr>
                   <w:rFonts w:ascii="Arial" w:cs="Arial" w:eastAsia="Arial" w:hAnsi="Arial"/>
@@ -24508,7 +24508,7 @@
               <w:spacing w:after="10" w:before="0"/>
               <w:ind w:left="120"/>
             </w:pPr>
-            <w:hyperlink w:history="1" r:id="rIdp-8xa-skmlp2eoajp55zd">
+            <w:hyperlink w:history="1" r:id="rIdymqd4ezhgiehnf63z6tgu">
               <w:r>
                 <w:rPr>
                   <w:rFonts w:ascii="Arial" w:cs="Arial" w:eastAsia="Arial" w:hAnsi="Arial"/>
@@ -24703,7 +24703,7 @@
             <w:pPr>
               <w:spacing w:after="20" w:before="0"/>
             </w:pPr>
-            <w:hyperlink w:history="1" r:id="rIdcaelrijit93wqkt0bowci">
+            <w:hyperlink w:history="1" r:id="rIdry5s7mkvk99m70bowg9lt">
               <w:r>
                 <w:rPr>
                   <w:rFonts w:ascii="Arial" w:cs="Arial" w:eastAsia="Arial" w:hAnsi="Arial"/>
@@ -24736,7 +24736,7 @@
               <w:spacing w:after="10" w:before="0"/>
               <w:ind w:left="120"/>
             </w:pPr>
-            <w:hyperlink w:history="1" r:id="rIdthkxkxx__z12en-yyu4kj">
+            <w:hyperlink w:history="1" r:id="rId16y-fznas3qyrohqghwdh">
               <w:r>
                 <w:rPr>
                   <w:rFonts w:ascii="Arial" w:cs="Arial" w:eastAsia="Arial" w:hAnsi="Arial"/>
@@ -24781,7 +24781,7 @@
             <w:pPr>
               <w:spacing w:after="20" w:before="0"/>
             </w:pPr>
-            <w:hyperlink w:history="1" r:id="rId3xz3mtbtl8gwkq0y7i908">
+            <w:hyperlink w:history="1" r:id="rId-eo2rb8dty4rs1m6d_py3">
               <w:r>
                 <w:rPr>
                   <w:rFonts w:ascii="Arial" w:cs="Arial" w:eastAsia="Arial" w:hAnsi="Arial"/>
@@ -24814,7 +24814,7 @@
               <w:spacing w:after="10" w:before="0"/>
               <w:ind w:left="120"/>
             </w:pPr>
-            <w:hyperlink w:history="1" r:id="rIddbax5iaa8wljydmjmz9cn">
+            <w:hyperlink w:history="1" r:id="rIdhrhdi9r4gfldxwggwndiz">
               <w:r>
                 <w:rPr>
                   <w:rFonts w:ascii="Arial" w:cs="Arial" w:eastAsia="Arial" w:hAnsi="Arial"/>
@@ -25009,7 +25009,7 @@
             <w:pPr>
               <w:spacing w:after="20" w:before="0"/>
             </w:pPr>
-            <w:hyperlink w:history="1" r:id="rId0kejmanzzcgadbxrize46">
+            <w:hyperlink w:history="1" r:id="rIdhdo18hvfokmijakvpe7f1">
               <w:r>
                 <w:rPr>
                   <w:rFonts w:ascii="Arial" w:cs="Arial" w:eastAsia="Arial" w:hAnsi="Arial"/>
@@ -25042,7 +25042,7 @@
               <w:spacing w:after="10" w:before="0"/>
               <w:ind w:left="120"/>
             </w:pPr>
-            <w:hyperlink w:history="1" r:id="rId0tbwjjc08qr23tah2v45q">
+            <w:hyperlink w:history="1" r:id="rIdyr8psvplkntluoun-30-h">
               <w:r>
                 <w:rPr>
                   <w:rFonts w:ascii="Arial" w:cs="Arial" w:eastAsia="Arial" w:hAnsi="Arial"/>
@@ -25087,7 +25087,7 @@
             <w:pPr>
               <w:spacing w:after="20" w:before="0"/>
             </w:pPr>
-            <w:hyperlink w:history="1" r:id="rIddyj3ljqqttmdpyrhr0ehi">
+            <w:hyperlink w:history="1" r:id="rIdb2orrvnov-aplp3a0vt6t">
               <w:r>
                 <w:rPr>
                   <w:rFonts w:ascii="Arial" w:cs="Arial" w:eastAsia="Arial" w:hAnsi="Arial"/>
@@ -25120,7 +25120,7 @@
               <w:spacing w:after="10" w:before="0"/>
               <w:ind w:left="120"/>
             </w:pPr>
-            <w:hyperlink w:history="1" r:id="rIdvm8pzckq0dgwjivgegw1i">
+            <w:hyperlink w:history="1" r:id="rIdg8wwirdw4sv7exqivai0l">
               <w:r>
                 <w:rPr>
                   <w:rFonts w:ascii="Arial" w:cs="Arial" w:eastAsia="Arial" w:hAnsi="Arial"/>
@@ -25315,7 +25315,7 @@
             <w:pPr>
               <w:spacing w:after="20" w:before="0"/>
             </w:pPr>
-            <w:hyperlink w:history="1" r:id="rIdew7w8vdj-cwp7vlnsqydi">
+            <w:hyperlink w:history="1" r:id="rIdss1mox7bbh9y3b3bu4kfp">
               <w:r>
                 <w:rPr>
                   <w:rFonts w:ascii="Arial" w:cs="Arial" w:eastAsia="Arial" w:hAnsi="Arial"/>
@@ -25364,7 +25364,7 @@
               <w:spacing w:after="10" w:before="0"/>
               <w:ind w:left="120"/>
             </w:pPr>
-            <w:hyperlink w:history="1" r:id="rIdktbpvzaavgfbo0ws-ah5g">
+            <w:hyperlink w:history="1" r:id="rIdlkxmlshhez5cn_orwcmjo">
               <w:r>
                 <w:rPr>
                   <w:rFonts w:ascii="Arial" w:cs="Arial" w:eastAsia="Arial" w:hAnsi="Arial"/>
@@ -25409,7 +25409,7 @@
             <w:pPr>
               <w:spacing w:after="20" w:before="0"/>
             </w:pPr>
-            <w:hyperlink w:history="1" r:id="rIdw3jqorc747hqb3wd_pmom">
+            <w:hyperlink w:history="1" r:id="rId6zwgzspoo1ipbkqsc7p4p">
               <w:r>
                 <w:rPr>
                   <w:rFonts w:ascii="Arial" w:cs="Arial" w:eastAsia="Arial" w:hAnsi="Arial"/>
@@ -25442,7 +25442,7 @@
               <w:spacing w:after="10" w:before="0"/>
               <w:ind w:left="120"/>
             </w:pPr>
-            <w:hyperlink w:history="1" r:id="rIdghp5c6q_xat2a7scpr5ih">
+            <w:hyperlink w:history="1" r:id="rIdawpjdovtkmfod1nvroz9s">
               <w:r>
                 <w:rPr>
                   <w:rFonts w:ascii="Arial" w:cs="Arial" w:eastAsia="Arial" w:hAnsi="Arial"/>
@@ -25954,7 +25954,7 @@
         </w:rPr>
         <w:t xml:space="preserve">© 2026 SeaVuria and ARES. Aligned with KICD objectives. Developed by SeaVuria; technical implementation by ARES (with AI assistance from Claude). Licensed under </w:t>
       </w:r>
-      <w:hyperlink w:history="1" r:id="rIdjurvnwnr0ncynnzlvdliz">
+      <w:hyperlink w:history="1" r:id="rIdogmq5xgh0tbneuruxrbfk">
         <w:r>
           <w:rPr>
             <w:rFonts w:ascii="Arial" w:cs="Arial" w:eastAsia="Arial" w:hAnsi="Arial"/>
@@ -25975,7 +25975,7 @@
         </w:rPr>
         <w:t xml:space="preserve"> (</w:t>
       </w:r>
-      <w:hyperlink w:history="1" r:id="rId0keyokh6k8pk-6tl8pec1">
+      <w:hyperlink w:history="1" r:id="rIdzbuylpy9dpk_96ucufhsm">
         <w:r>
           <w:rPr>
             <w:rFonts w:ascii="Arial" w:cs="Arial" w:eastAsia="Arial" w:hAnsi="Arial"/>

--- a/data/outputs/v2/General_Science/SS2.1_The_Periodic_Table/General_Science_The_Periodic_Table_CBE_LessonSequence.docx
+++ b/data/outputs/v2/General_Science/SS2.1_The_Periodic_Table/General_Science_The_Periodic_Table_CBE_LessonSequence.docx
@@ -2283,7 +2283,7 @@
         </w:rPr>
         <w:t xml:space="preserve">© 2026 SeaVuria and ARES. This work is licensed under a </w:t>
       </w:r>
-      <w:hyperlink w:history="1" r:id="rIdqmk_f9rzahupyq7zt7a-t">
+      <w:hyperlink w:history="1" r:id="rIdql743eloqpatcfxhkpuxa">
         <w:r>
           <w:rPr>
             <w:rFonts w:ascii="Arial" w:cs="Arial" w:eastAsia="Arial" w:hAnsi="Arial"/>
@@ -2303,7 +2303,7 @@
         </w:rPr>
         <w:t xml:space="preserve"> (</w:t>
       </w:r>
-      <w:hyperlink w:history="1" r:id="rIdi-djscqrmkv33hwrm2z9j">
+      <w:hyperlink w:history="1" r:id="rId527fsbhcg2ao6dzjdbcy_">
         <w:r>
           <w:rPr>
             <w:rFonts w:ascii="Arial" w:cs="Arial" w:eastAsia="Arial" w:hAnsi="Arial"/>
@@ -2323,7 +2323,7 @@
         </w:rPr>
         <w:t xml:space="preserve">). To view a copy of this license, visit </w:t>
       </w:r>
-      <w:hyperlink w:history="1" r:id="rIdi50igqt5ruwykj7hc39ho">
+      <w:hyperlink w:history="1" r:id="rIdraamknkrfksgaan6brq6f">
         <w:r>
           <w:rPr>
             <w:rFonts w:ascii="Arial" w:cs="Arial" w:eastAsia="Arial" w:hAnsi="Arial"/>
@@ -3335,7 +3335,7 @@
             <w:pPr>
               <w:spacing w:after="20" w:before="0"/>
             </w:pPr>
-            <w:hyperlink w:history="1" r:id="rIdorrbt6hosfjzhvmxbfiya">
+            <w:hyperlink w:history="1" r:id="rIdqxs6vu0spbm7iv9_qbx-s">
               <w:r>
                 <w:rPr>
                   <w:rFonts w:ascii="Arial" w:cs="Arial" w:eastAsia="Arial" w:hAnsi="Arial"/>
@@ -3368,7 +3368,7 @@
               <w:spacing w:after="10" w:before="0"/>
               <w:ind w:left="120"/>
             </w:pPr>
-            <w:hyperlink w:history="1" r:id="rIda8fomezxssm-esztxac4f">
+            <w:hyperlink w:history="1" r:id="rIdug-vdxt04m83tuxmzsrrm">
               <w:r>
                 <w:rPr>
                   <w:rFonts w:ascii="Arial" w:cs="Arial" w:eastAsia="Arial" w:hAnsi="Arial"/>
@@ -3413,7 +3413,7 @@
             <w:pPr>
               <w:spacing w:after="20" w:before="0"/>
             </w:pPr>
-            <w:hyperlink w:history="1" r:id="rIdo84zbsvwfjvjovqg6lcan">
+            <w:hyperlink w:history="1" r:id="rIdfugf0puck6kakydoybmtw">
               <w:r>
                 <w:rPr>
                   <w:rFonts w:ascii="Arial" w:cs="Arial" w:eastAsia="Arial" w:hAnsi="Arial"/>
@@ -3446,7 +3446,7 @@
               <w:spacing w:after="10" w:before="0"/>
               <w:ind w:left="120"/>
             </w:pPr>
-            <w:hyperlink w:history="1" r:id="rIdydokq1hguvdws5oo3ntff">
+            <w:hyperlink w:history="1" r:id="rIdyjxr-xofbmtnnoaqugoqf">
               <w:r>
                 <w:rPr>
                   <w:rFonts w:ascii="Arial" w:cs="Arial" w:eastAsia="Arial" w:hAnsi="Arial"/>
@@ -3641,7 +3641,7 @@
             <w:pPr>
               <w:spacing w:after="20" w:before="0"/>
             </w:pPr>
-            <w:hyperlink w:history="1" r:id="rIdnsfaql_umsqtgauphes-w">
+            <w:hyperlink w:history="1" r:id="rId2plrggt0lkjrh60ofbwxx">
               <w:r>
                 <w:rPr>
                   <w:rFonts w:ascii="Arial" w:cs="Arial" w:eastAsia="Arial" w:hAnsi="Arial"/>
@@ -3674,7 +3674,7 @@
               <w:spacing w:after="10" w:before="0"/>
               <w:ind w:left="120"/>
             </w:pPr>
-            <w:hyperlink w:history="1" r:id="rIdvjcmndjmoybf82agsjb5n">
+            <w:hyperlink w:history="1" r:id="rId0btxykyy4ikamkq4ffvwu">
               <w:r>
                 <w:rPr>
                   <w:rFonts w:ascii="Arial" w:cs="Arial" w:eastAsia="Arial" w:hAnsi="Arial"/>
@@ -3719,7 +3719,7 @@
             <w:pPr>
               <w:spacing w:after="20" w:before="0"/>
             </w:pPr>
-            <w:hyperlink w:history="1" r:id="rIdvgxu9mwsj0b9-zhilavdc">
+            <w:hyperlink w:history="1" r:id="rIdswhyvoscpupr0vqyqueks">
               <w:r>
                 <w:rPr>
                   <w:rFonts w:ascii="Arial" w:cs="Arial" w:eastAsia="Arial" w:hAnsi="Arial"/>
@@ -3752,7 +3752,7 @@
               <w:spacing w:after="10" w:before="0"/>
               <w:ind w:left="120"/>
             </w:pPr>
-            <w:hyperlink w:history="1" r:id="rIdmtuzqedicg3r-__ulme-m">
+            <w:hyperlink w:history="1" r:id="rIdsqpy9owghmu489yl0forf">
               <w:r>
                 <w:rPr>
                   <w:rFonts w:ascii="Arial" w:cs="Arial" w:eastAsia="Arial" w:hAnsi="Arial"/>
@@ -3947,7 +3947,7 @@
             <w:pPr>
               <w:spacing w:after="20" w:before="0"/>
             </w:pPr>
-            <w:hyperlink w:history="1" r:id="rId7qqesl8iuynh3teol4xyz">
+            <w:hyperlink w:history="1" r:id="rIdea7zfne9t18ytmx-92tmq">
               <w:r>
                 <w:rPr>
                   <w:rFonts w:ascii="Arial" w:cs="Arial" w:eastAsia="Arial" w:hAnsi="Arial"/>
@@ -3980,7 +3980,7 @@
               <w:spacing w:after="10" w:before="0"/>
               <w:ind w:left="120"/>
             </w:pPr>
-            <w:hyperlink w:history="1" r:id="rIdpmv9qfuv-anziqatcffz6">
+            <w:hyperlink w:history="1" r:id="rIdjv95xucxw6hvxomshzh40">
               <w:r>
                 <w:rPr>
                   <w:rFonts w:ascii="Arial" w:cs="Arial" w:eastAsia="Arial" w:hAnsi="Arial"/>
@@ -4025,7 +4025,7 @@
             <w:pPr>
               <w:spacing w:after="20" w:before="0"/>
             </w:pPr>
-            <w:hyperlink w:history="1" r:id="rIdzv1dn6ctqksqprjpfw82c">
+            <w:hyperlink w:history="1" r:id="rIdlcmgghevy30mc6uzyrf0s">
               <w:r>
                 <w:rPr>
                   <w:rFonts w:ascii="Arial" w:cs="Arial" w:eastAsia="Arial" w:hAnsi="Arial"/>
@@ -4058,7 +4058,7 @@
               <w:spacing w:after="10" w:before="0"/>
               <w:ind w:left="120"/>
             </w:pPr>
-            <w:hyperlink w:history="1" r:id="rIdkirpxgemv5_piqciglpkp">
+            <w:hyperlink w:history="1" r:id="rIdg48q5svxpgiyzbc4oja81">
               <w:r>
                 <w:rPr>
                   <w:rFonts w:ascii="Arial" w:cs="Arial" w:eastAsia="Arial" w:hAnsi="Arial"/>
@@ -4253,7 +4253,7 @@
             <w:pPr>
               <w:spacing w:after="20" w:before="0"/>
             </w:pPr>
-            <w:hyperlink w:history="1" r:id="rIdtkaezx7sccyvieirbwbch">
+            <w:hyperlink w:history="1" r:id="rIde_yumal8mazr9wsz2o4he">
               <w:r>
                 <w:rPr>
                   <w:rFonts w:ascii="Arial" w:cs="Arial" w:eastAsia="Arial" w:hAnsi="Arial"/>
@@ -4286,7 +4286,7 @@
               <w:spacing w:after="10" w:before="0"/>
               <w:ind w:left="120"/>
             </w:pPr>
-            <w:hyperlink w:history="1" r:id="rIdatwhgggl5sqe10lydjbnn">
+            <w:hyperlink w:history="1" r:id="rIdlhcp04rit00c2m1xwifni">
               <w:r>
                 <w:rPr>
                   <w:rFonts w:ascii="Arial" w:cs="Arial" w:eastAsia="Arial" w:hAnsi="Arial"/>
@@ -4331,7 +4331,7 @@
             <w:pPr>
               <w:spacing w:after="20" w:before="0"/>
             </w:pPr>
-            <w:hyperlink w:history="1" r:id="rIdohax8fbkln22gkdp4mksr">
+            <w:hyperlink w:history="1" r:id="rIdlqemlubxscvs7qmcwkf3u">
               <w:r>
                 <w:rPr>
                   <w:rFonts w:ascii="Arial" w:cs="Arial" w:eastAsia="Arial" w:hAnsi="Arial"/>
@@ -4364,7 +4364,7 @@
               <w:spacing w:after="10" w:before="0"/>
               <w:ind w:left="120"/>
             </w:pPr>
-            <w:hyperlink w:history="1" r:id="rIdgxoyxaz9oat8em3kcwyzv">
+            <w:hyperlink w:history="1" r:id="rIdrslka4gz-tyh54u_8ndwo">
               <w:r>
                 <w:rPr>
                   <w:rFonts w:ascii="Arial" w:cs="Arial" w:eastAsia="Arial" w:hAnsi="Arial"/>
@@ -4559,7 +4559,7 @@
             <w:pPr>
               <w:spacing w:after="20" w:before="0"/>
             </w:pPr>
-            <w:hyperlink w:history="1" r:id="rIdkpspnohldvvsb0gax18vo">
+            <w:hyperlink w:history="1" r:id="rIdw78ghua-lkhqjs_vgdamp">
               <w:r>
                 <w:rPr>
                   <w:rFonts w:ascii="Arial" w:cs="Arial" w:eastAsia="Arial" w:hAnsi="Arial"/>
@@ -4608,7 +4608,7 @@
               <w:spacing w:after="10" w:before="0"/>
               <w:ind w:left="120"/>
             </w:pPr>
-            <w:hyperlink w:history="1" r:id="rId_j06dkkjjjdn2tbkodfn0">
+            <w:hyperlink w:history="1" r:id="rIde_r8omsrpfcmcjvfbtd_e">
               <w:r>
                 <w:rPr>
                   <w:rFonts w:ascii="Arial" w:cs="Arial" w:eastAsia="Arial" w:hAnsi="Arial"/>
@@ -4653,7 +4653,7 @@
             <w:pPr>
               <w:spacing w:after="20" w:before="0"/>
             </w:pPr>
-            <w:hyperlink w:history="1" r:id="rId-8n4gm6pcdxxjse-ecksj">
+            <w:hyperlink w:history="1" r:id="rIdoca_2u5ek-bn7u3xrf4ur">
               <w:r>
                 <w:rPr>
                   <w:rFonts w:ascii="Arial" w:cs="Arial" w:eastAsia="Arial" w:hAnsi="Arial"/>
@@ -4686,7 +4686,7 @@
               <w:spacing w:after="10" w:before="0"/>
               <w:ind w:left="120"/>
             </w:pPr>
-            <w:hyperlink w:history="1" r:id="rIdtrktd30tcvvkzfhv09yde">
+            <w:hyperlink w:history="1" r:id="rIdfbsa3vhcznncyy8df80rb">
               <w:r>
                 <w:rPr>
                   <w:rFonts w:ascii="Arial" w:cs="Arial" w:eastAsia="Arial" w:hAnsi="Arial"/>
@@ -5198,7 +5198,7 @@
         </w:rPr>
         <w:t xml:space="preserve">© 2026 SeaVuria and ARES. Aligned with KICD objectives. Developed by SeaVuria; technical implementation by ARES (with AI assistance from Claude). Licensed under </w:t>
       </w:r>
-      <w:hyperlink w:history="1" r:id="rIdnmmyxlvjxjmtjlysnmytg">
+      <w:hyperlink w:history="1" r:id="rIdhrqmwzvlqgei85b6fjluc">
         <w:r>
           <w:rPr>
             <w:rFonts w:ascii="Arial" w:cs="Arial" w:eastAsia="Arial" w:hAnsi="Arial"/>
@@ -5219,7 +5219,7 @@
         </w:rPr>
         <w:t xml:space="preserve"> (</w:t>
       </w:r>
-      <w:hyperlink w:history="1" r:id="rIdkb1gtyn-ciu0jbfo2ddt_">
+      <w:hyperlink w:history="1" r:id="rIdjaewnyr-tbrfk3493raym">
         <w:r>
           <w:rPr>
             <w:rFonts w:ascii="Arial" w:cs="Arial" w:eastAsia="Arial" w:hAnsi="Arial"/>
@@ -6232,7 +6232,7 @@
             <w:pPr>
               <w:spacing w:after="20" w:before="0"/>
             </w:pPr>
-            <w:hyperlink w:history="1" r:id="rIdzt42yyu-qhiht4xv_qgg4">
+            <w:hyperlink w:history="1" r:id="rIdxv3ftci8abr8kn6rgih9j">
               <w:r>
                 <w:rPr>
                   <w:rFonts w:ascii="Arial" w:cs="Arial" w:eastAsia="Arial" w:hAnsi="Arial"/>
@@ -6265,7 +6265,7 @@
               <w:spacing w:after="10" w:before="0"/>
               <w:ind w:left="120"/>
             </w:pPr>
-            <w:hyperlink w:history="1" r:id="rId9nk7mpxod2b-qxj-wjyp3">
+            <w:hyperlink w:history="1" r:id="rId3dwf3fcnbwvljm8witilp">
               <w:r>
                 <w:rPr>
                   <w:rFonts w:ascii="Arial" w:cs="Arial" w:eastAsia="Arial" w:hAnsi="Arial"/>
@@ -6310,7 +6310,7 @@
             <w:pPr>
               <w:spacing w:after="20" w:before="0"/>
             </w:pPr>
-            <w:hyperlink w:history="1" r:id="rIdq0jfzevx8mncblxocav9w">
+            <w:hyperlink w:history="1" r:id="rId9dx4sttl0gluql_xy4zbj">
               <w:r>
                 <w:rPr>
                   <w:rFonts w:ascii="Arial" w:cs="Arial" w:eastAsia="Arial" w:hAnsi="Arial"/>
@@ -6343,7 +6343,7 @@
               <w:spacing w:after="10" w:before="0"/>
               <w:ind w:left="120"/>
             </w:pPr>
-            <w:hyperlink w:history="1" r:id="rIdsijpxcqfo1lgtznssi1pa">
+            <w:hyperlink w:history="1" r:id="rId6aiskvlslktqwv3wgkzum">
               <w:r>
                 <w:rPr>
                   <w:rFonts w:ascii="Arial" w:cs="Arial" w:eastAsia="Arial" w:hAnsi="Arial"/>
@@ -6538,7 +6538,7 @@
             <w:pPr>
               <w:spacing w:after="20" w:before="0"/>
             </w:pPr>
-            <w:hyperlink w:history="1" r:id="rIdnhs80nykredk9wzfylsxr">
+            <w:hyperlink w:history="1" r:id="rIdfqjodtqt_44ijokbbqeye">
               <w:r>
                 <w:rPr>
                   <w:rFonts w:ascii="Arial" w:cs="Arial" w:eastAsia="Arial" w:hAnsi="Arial"/>
@@ -6571,7 +6571,7 @@
               <w:spacing w:after="10" w:before="0"/>
               <w:ind w:left="120"/>
             </w:pPr>
-            <w:hyperlink w:history="1" r:id="rIdhbyvr2lu93emirgolcqkh">
+            <w:hyperlink w:history="1" r:id="rIdemy4boydqbesftsuertkb">
               <w:r>
                 <w:rPr>
                   <w:rFonts w:ascii="Arial" w:cs="Arial" w:eastAsia="Arial" w:hAnsi="Arial"/>
@@ -6616,7 +6616,7 @@
             <w:pPr>
               <w:spacing w:after="20" w:before="0"/>
             </w:pPr>
-            <w:hyperlink w:history="1" r:id="rIdnktpauisagfgd9gcn3b6m">
+            <w:hyperlink w:history="1" r:id="rIdxdt4y3nxdty1vsae98raf">
               <w:r>
                 <w:rPr>
                   <w:rFonts w:ascii="Arial" w:cs="Arial" w:eastAsia="Arial" w:hAnsi="Arial"/>
@@ -6649,7 +6649,7 @@
               <w:spacing w:after="10" w:before="0"/>
               <w:ind w:left="120"/>
             </w:pPr>
-            <w:hyperlink w:history="1" r:id="rId4vnmeubgaquhvkowgfivm">
+            <w:hyperlink w:history="1" r:id="rIdlavjq3-hawsel8rqqqkqb">
               <w:r>
                 <w:rPr>
                   <w:rFonts w:ascii="Arial" w:cs="Arial" w:eastAsia="Arial" w:hAnsi="Arial"/>
@@ -6844,7 +6844,7 @@
             <w:pPr>
               <w:spacing w:after="20" w:before="0"/>
             </w:pPr>
-            <w:hyperlink w:history="1" r:id="rIddi0qaeyg3uylfqdytz5ia">
+            <w:hyperlink w:history="1" r:id="rIdigbgrkxenm3plppx3dwii">
               <w:r>
                 <w:rPr>
                   <w:rFonts w:ascii="Arial" w:cs="Arial" w:eastAsia="Arial" w:hAnsi="Arial"/>
@@ -6877,7 +6877,7 @@
               <w:spacing w:after="10" w:before="0"/>
               <w:ind w:left="120"/>
             </w:pPr>
-            <w:hyperlink w:history="1" r:id="rId2mlfrfg2fcsmzbthmnji-">
+            <w:hyperlink w:history="1" r:id="rIdnsvw4r846j5tlgngmw2l4">
               <w:r>
                 <w:rPr>
                   <w:rFonts w:ascii="Arial" w:cs="Arial" w:eastAsia="Arial" w:hAnsi="Arial"/>
@@ -6922,7 +6922,7 @@
             <w:pPr>
               <w:spacing w:after="20" w:before="0"/>
             </w:pPr>
-            <w:hyperlink w:history="1" r:id="rId4znkchfxata0yf8vrby55">
+            <w:hyperlink w:history="1" r:id="rIdda5uo3r4cm_rweuk9s8n-">
               <w:r>
                 <w:rPr>
                   <w:rFonts w:ascii="Arial" w:cs="Arial" w:eastAsia="Arial" w:hAnsi="Arial"/>
@@ -6971,7 +6971,7 @@
               <w:spacing w:after="10" w:before="0"/>
               <w:ind w:left="120"/>
             </w:pPr>
-            <w:hyperlink w:history="1" r:id="rIdmkjte0bzyp4pb750plppe">
+            <w:hyperlink w:history="1" r:id="rIdgc8yievdnbgvpalqm8pp9">
               <w:r>
                 <w:rPr>
                   <w:rFonts w:ascii="Arial" w:cs="Arial" w:eastAsia="Arial" w:hAnsi="Arial"/>
@@ -7166,7 +7166,7 @@
             <w:pPr>
               <w:spacing w:after="20" w:before="0"/>
             </w:pPr>
-            <w:hyperlink w:history="1" r:id="rIdz-fyihhxul_lwjzczmvow">
+            <w:hyperlink w:history="1" r:id="rIdo0prsptazud2vf16semfu">
               <w:r>
                 <w:rPr>
                   <w:rFonts w:ascii="Arial" w:cs="Arial" w:eastAsia="Arial" w:hAnsi="Arial"/>
@@ -7199,7 +7199,7 @@
               <w:spacing w:after="10" w:before="0"/>
               <w:ind w:left="120"/>
             </w:pPr>
-            <w:hyperlink w:history="1" r:id="rIdx1w4bjiodxx8wg0wphsuh">
+            <w:hyperlink w:history="1" r:id="rIdc3ryyjllnq6q47lgo6tnx">
               <w:r>
                 <w:rPr>
                   <w:rFonts w:ascii="Arial" w:cs="Arial" w:eastAsia="Arial" w:hAnsi="Arial"/>
@@ -7244,7 +7244,7 @@
             <w:pPr>
               <w:spacing w:after="20" w:before="0"/>
             </w:pPr>
-            <w:hyperlink w:history="1" r:id="rId3y6rtkscxsjiwhxvz4yjd">
+            <w:hyperlink w:history="1" r:id="rId1c3pzfvurgyylyv8qe6fc">
               <w:r>
                 <w:rPr>
                   <w:rFonts w:ascii="Arial" w:cs="Arial" w:eastAsia="Arial" w:hAnsi="Arial"/>
@@ -7293,7 +7293,7 @@
               <w:spacing w:after="10" w:before="0"/>
               <w:ind w:left="120"/>
             </w:pPr>
-            <w:hyperlink w:history="1" r:id="rIdwdg290egqttw5dy-yhp-p">
+            <w:hyperlink w:history="1" r:id="rIdilhg49_5n0uevpu1tegt2">
               <w:r>
                 <w:rPr>
                   <w:rFonts w:ascii="Arial" w:cs="Arial" w:eastAsia="Arial" w:hAnsi="Arial"/>
@@ -7488,7 +7488,7 @@
             <w:pPr>
               <w:spacing w:after="20" w:before="0"/>
             </w:pPr>
-            <w:hyperlink w:history="1" r:id="rIdxj4rbider8fcqwkzq_atu">
+            <w:hyperlink w:history="1" r:id="rIdhi6xzyydosfscn9qwvvy3">
               <w:r>
                 <w:rPr>
                   <w:rFonts w:ascii="Arial" w:cs="Arial" w:eastAsia="Arial" w:hAnsi="Arial"/>
@@ -7521,7 +7521,7 @@
               <w:spacing w:after="10" w:before="0"/>
               <w:ind w:left="120"/>
             </w:pPr>
-            <w:hyperlink w:history="1" r:id="rId_teuzmqb77y21qpwoikme">
+            <w:hyperlink w:history="1" r:id="rId_yg14ozcehnwznok68njs">
               <w:r>
                 <w:rPr>
                   <w:rFonts w:ascii="Arial" w:cs="Arial" w:eastAsia="Arial" w:hAnsi="Arial"/>
@@ -7566,7 +7566,7 @@
             <w:pPr>
               <w:spacing w:after="20" w:before="0"/>
             </w:pPr>
-            <w:hyperlink w:history="1" r:id="rIdzil7syu6hvtkhe_bo7xms">
+            <w:hyperlink w:history="1" r:id="rId9qk8hka7lgb2gpma3yxnh">
               <w:r>
                 <w:rPr>
                   <w:rFonts w:ascii="Arial" w:cs="Arial" w:eastAsia="Arial" w:hAnsi="Arial"/>
@@ -7615,7 +7615,7 @@
               <w:spacing w:after="10" w:before="0"/>
               <w:ind w:left="120"/>
             </w:pPr>
-            <w:hyperlink w:history="1" r:id="rIdldxcl-eqora4q88gstpor">
+            <w:hyperlink w:history="1" r:id="rIdbkilez6f-4bghg9ggz4ln">
               <w:r>
                 <w:rPr>
                   <w:rFonts w:ascii="Arial" w:cs="Arial" w:eastAsia="Arial" w:hAnsi="Arial"/>
@@ -8222,7 +8222,7 @@
         </w:rPr>
         <w:t xml:space="preserve">© 2026 SeaVuria and ARES. Aligned with KICD objectives. Developed by SeaVuria; technical implementation by ARES (with AI assistance from Claude). Licensed under </w:t>
       </w:r>
-      <w:hyperlink w:history="1" r:id="rIdrndcr-8jdkiijliuhgruj">
+      <w:hyperlink w:history="1" r:id="rIdxshjsqlzllbyz67_liowd">
         <w:r>
           <w:rPr>
             <w:rFonts w:ascii="Arial" w:cs="Arial" w:eastAsia="Arial" w:hAnsi="Arial"/>
@@ -8243,7 +8243,7 @@
         </w:rPr>
         <w:t xml:space="preserve"> (</w:t>
       </w:r>
-      <w:hyperlink w:history="1" r:id="rIdxjqztk-lsqjz112memoya">
+      <w:hyperlink w:history="1" r:id="rIdp9jdfjexlwdv2l4lxdd8l">
         <w:r>
           <w:rPr>
             <w:rFonts w:ascii="Arial" w:cs="Arial" w:eastAsia="Arial" w:hAnsi="Arial"/>
@@ -9256,7 +9256,7 @@
             <w:pPr>
               <w:spacing w:after="20" w:before="0"/>
             </w:pPr>
-            <w:hyperlink w:history="1" r:id="rIdmrrctpfbwkdpk6eawek74">
+            <w:hyperlink w:history="1" r:id="rId9j6nyt9d7fkhfosshnf9u">
               <w:r>
                 <w:rPr>
                   <w:rFonts w:ascii="Arial" w:cs="Arial" w:eastAsia="Arial" w:hAnsi="Arial"/>
@@ -9289,7 +9289,7 @@
               <w:spacing w:after="10" w:before="0"/>
               <w:ind w:left="120"/>
             </w:pPr>
-            <w:hyperlink w:history="1" r:id="rIdg2-gb6_o2b53dpuayxnaj">
+            <w:hyperlink w:history="1" r:id="rId7e_6mixrf_upn8yyygit7">
               <w:r>
                 <w:rPr>
                   <w:rFonts w:ascii="Arial" w:cs="Arial" w:eastAsia="Arial" w:hAnsi="Arial"/>
@@ -9334,7 +9334,7 @@
             <w:pPr>
               <w:spacing w:after="20" w:before="0"/>
             </w:pPr>
-            <w:hyperlink w:history="1" r:id="rIdddvqyau77ibc1wvp0fhc6">
+            <w:hyperlink w:history="1" r:id="rIdonuyfpife_ouwux41f83l">
               <w:r>
                 <w:rPr>
                   <w:rFonts w:ascii="Arial" w:cs="Arial" w:eastAsia="Arial" w:hAnsi="Arial"/>
@@ -9367,7 +9367,7 @@
               <w:spacing w:after="10" w:before="0"/>
               <w:ind w:left="120"/>
             </w:pPr>
-            <w:hyperlink w:history="1" r:id="rId-wi9ofh-zexxl25izhn35">
+            <w:hyperlink w:history="1" r:id="rId4sfcjv-l5-0alhlxarg4x">
               <w:r>
                 <w:rPr>
                   <w:rFonts w:ascii="Arial" w:cs="Arial" w:eastAsia="Arial" w:hAnsi="Arial"/>
@@ -9562,7 +9562,7 @@
             <w:pPr>
               <w:spacing w:after="20" w:before="0"/>
             </w:pPr>
-            <w:hyperlink w:history="1" r:id="rId7y9fm1lblt_no-9axznsq">
+            <w:hyperlink w:history="1" r:id="rIdnzy8dwftexdyw3psz3gjw">
               <w:r>
                 <w:rPr>
                   <w:rFonts w:ascii="Arial" w:cs="Arial" w:eastAsia="Arial" w:hAnsi="Arial"/>
@@ -9595,7 +9595,7 @@
               <w:spacing w:after="10" w:before="0"/>
               <w:ind w:left="120"/>
             </w:pPr>
-            <w:hyperlink w:history="1" r:id="rIdmk9_cgrxb5x1fb_jpazek">
+            <w:hyperlink w:history="1" r:id="rIdufupvxxiu0bp5xbkvtxkb">
               <w:r>
                 <w:rPr>
                   <w:rFonts w:ascii="Arial" w:cs="Arial" w:eastAsia="Arial" w:hAnsi="Arial"/>
@@ -9640,7 +9640,7 @@
             <w:pPr>
               <w:spacing w:after="20" w:before="0"/>
             </w:pPr>
-            <w:hyperlink w:history="1" r:id="rIdeup0ecrx1eq-kqeosd2bx">
+            <w:hyperlink w:history="1" r:id="rIdeobyzimgd57yvunaxun4w">
               <w:r>
                 <w:rPr>
                   <w:rFonts w:ascii="Arial" w:cs="Arial" w:eastAsia="Arial" w:hAnsi="Arial"/>
@@ -9673,7 +9673,7 @@
               <w:spacing w:after="10" w:before="0"/>
               <w:ind w:left="120"/>
             </w:pPr>
-            <w:hyperlink w:history="1" r:id="rId-z18yc18pr791bu1200bx">
+            <w:hyperlink w:history="1" r:id="rIdh2w6qt4auqy_t4u83grmm">
               <w:r>
                 <w:rPr>
                   <w:rFonts w:ascii="Arial" w:cs="Arial" w:eastAsia="Arial" w:hAnsi="Arial"/>
@@ -9868,7 +9868,7 @@
             <w:pPr>
               <w:spacing w:after="20" w:before="0"/>
             </w:pPr>
-            <w:hyperlink w:history="1" r:id="rIdqxuxghloyjz2xrlsk_pqp">
+            <w:hyperlink w:history="1" r:id="rIdxkbianoe8oupbxqqw9ynr">
               <w:r>
                 <w:rPr>
                   <w:rFonts w:ascii="Arial" w:cs="Arial" w:eastAsia="Arial" w:hAnsi="Arial"/>
@@ -9901,7 +9901,7 @@
               <w:spacing w:after="10" w:before="0"/>
               <w:ind w:left="120"/>
             </w:pPr>
-            <w:hyperlink w:history="1" r:id="rIdduworbjag4yk0l4g2nanv">
+            <w:hyperlink w:history="1" r:id="rIdvkbljy1uk2iyn6cuncgbv">
               <w:r>
                 <w:rPr>
                   <w:rFonts w:ascii="Arial" w:cs="Arial" w:eastAsia="Arial" w:hAnsi="Arial"/>
@@ -9946,7 +9946,7 @@
             <w:pPr>
               <w:spacing w:after="20" w:before="0"/>
             </w:pPr>
-            <w:hyperlink w:history="1" r:id="rId6wgex4pw5u3ye-75rug5u">
+            <w:hyperlink w:history="1" r:id="rIdjbi82ak_ocpnd9x-jiaov">
               <w:r>
                 <w:rPr>
                   <w:rFonts w:ascii="Arial" w:cs="Arial" w:eastAsia="Arial" w:hAnsi="Arial"/>
@@ -9979,7 +9979,7 @@
               <w:spacing w:after="10" w:before="0"/>
               <w:ind w:left="120"/>
             </w:pPr>
-            <w:hyperlink w:history="1" r:id="rIdaplb10jxfuzxf2t_w1b-v">
+            <w:hyperlink w:history="1" r:id="rId-rdactrz0zjq-2ixpx4vg">
               <w:r>
                 <w:rPr>
                   <w:rFonts w:ascii="Arial" w:cs="Arial" w:eastAsia="Arial" w:hAnsi="Arial"/>
@@ -10174,7 +10174,7 @@
             <w:pPr>
               <w:spacing w:after="20" w:before="0"/>
             </w:pPr>
-            <w:hyperlink w:history="1" r:id="rIdd0ve_rghxtnfbknhb5825">
+            <w:hyperlink w:history="1" r:id="rIdhz5jy_n-lwktli-8cm3d9">
               <w:r>
                 <w:rPr>
                   <w:rFonts w:ascii="Arial" w:cs="Arial" w:eastAsia="Arial" w:hAnsi="Arial"/>
@@ -10207,7 +10207,7 @@
               <w:spacing w:after="10" w:before="0"/>
               <w:ind w:left="120"/>
             </w:pPr>
-            <w:hyperlink w:history="1" r:id="rIdqoaoglf93s-phjxll-d9j">
+            <w:hyperlink w:history="1" r:id="rIdiefkintidao92mh99ou03">
               <w:r>
                 <w:rPr>
                   <w:rFonts w:ascii="Arial" w:cs="Arial" w:eastAsia="Arial" w:hAnsi="Arial"/>
@@ -10252,7 +10252,7 @@
             <w:pPr>
               <w:spacing w:after="20" w:before="0"/>
             </w:pPr>
-            <w:hyperlink w:history="1" r:id="rId8ifvaoraizes_qe16rrcc">
+            <w:hyperlink w:history="1" r:id="rIdxmudjjkvoysezdqmyppn1">
               <w:r>
                 <w:rPr>
                   <w:rFonts w:ascii="Arial" w:cs="Arial" w:eastAsia="Arial" w:hAnsi="Arial"/>
@@ -10285,7 +10285,7 @@
               <w:spacing w:after="10" w:before="0"/>
               <w:ind w:left="120"/>
             </w:pPr>
-            <w:hyperlink w:history="1" r:id="rIdxnjeoqtgxfkep5d1-ybac">
+            <w:hyperlink w:history="1" r:id="rId2i8drtdbqly4dx5rnq0wa">
               <w:r>
                 <w:rPr>
                   <w:rFonts w:ascii="Arial" w:cs="Arial" w:eastAsia="Arial" w:hAnsi="Arial"/>
@@ -10480,7 +10480,7 @@
             <w:pPr>
               <w:spacing w:after="20" w:before="0"/>
             </w:pPr>
-            <w:hyperlink w:history="1" r:id="rIdtjoqfcve_otfkszoqrmt3">
+            <w:hyperlink w:history="1" r:id="rIdkzplq_uol_wd1gx1_wnpi">
               <w:r>
                 <w:rPr>
                   <w:rFonts w:ascii="Arial" w:cs="Arial" w:eastAsia="Arial" w:hAnsi="Arial"/>
@@ -10529,7 +10529,7 @@
               <w:spacing w:after="10" w:before="0"/>
               <w:ind w:left="120"/>
             </w:pPr>
-            <w:hyperlink w:history="1" r:id="rIdawnp2hxlkkalcw1lqiv0f">
+            <w:hyperlink w:history="1" r:id="rId_6hivse8yqn4zejavk_0x">
               <w:r>
                 <w:rPr>
                   <w:rFonts w:ascii="Arial" w:cs="Arial" w:eastAsia="Arial" w:hAnsi="Arial"/>
@@ -10574,7 +10574,7 @@
             <w:pPr>
               <w:spacing w:after="20" w:before="0"/>
             </w:pPr>
-            <w:hyperlink w:history="1" r:id="rIdvohi8tezvru1akn6yyyoi">
+            <w:hyperlink w:history="1" r:id="rIdtcjewmkkckiuvxy48d9-c">
               <w:r>
                 <w:rPr>
                   <w:rFonts w:ascii="Arial" w:cs="Arial" w:eastAsia="Arial" w:hAnsi="Arial"/>
@@ -10607,7 +10607,7 @@
               <w:spacing w:after="10" w:before="0"/>
               <w:ind w:left="120"/>
             </w:pPr>
-            <w:hyperlink w:history="1" r:id="rIdrphgzp4rmor-c0lklqbyx">
+            <w:hyperlink w:history="1" r:id="rId02emndrz7a82bmx-nqj-9">
               <w:r>
                 <w:rPr>
                   <w:rFonts w:ascii="Arial" w:cs="Arial" w:eastAsia="Arial" w:hAnsi="Arial"/>
@@ -11119,7 +11119,7 @@
         </w:rPr>
         <w:t xml:space="preserve">© 2026 SeaVuria and ARES. Aligned with KICD objectives. Developed by SeaVuria; technical implementation by ARES (with AI assistance from Claude). Licensed under </w:t>
       </w:r>
-      <w:hyperlink w:history="1" r:id="rIdiavnwd4k_rlh4pkk7tm95">
+      <w:hyperlink w:history="1" r:id="rIdaal4nr4c8gnzo9igvsou8">
         <w:r>
           <w:rPr>
             <w:rFonts w:ascii="Arial" w:cs="Arial" w:eastAsia="Arial" w:hAnsi="Arial"/>
@@ -11140,7 +11140,7 @@
         </w:rPr>
         <w:t xml:space="preserve"> (</w:t>
       </w:r>
-      <w:hyperlink w:history="1" r:id="rIdxxbw3vzbzc_ojearn5rso">
+      <w:hyperlink w:history="1" r:id="rIdjetc9mn6gxozk-vbxsygy">
         <w:r>
           <w:rPr>
             <w:rFonts w:ascii="Arial" w:cs="Arial" w:eastAsia="Arial" w:hAnsi="Arial"/>
@@ -12153,7 +12153,7 @@
             <w:pPr>
               <w:spacing w:after="20" w:before="0"/>
             </w:pPr>
-            <w:hyperlink w:history="1" r:id="rIdbeewev_okwv8ehhv68bx_">
+            <w:hyperlink w:history="1" r:id="rIdrfs_4zb4t-1n2r2yrmvl8">
               <w:r>
                 <w:rPr>
                   <w:rFonts w:ascii="Arial" w:cs="Arial" w:eastAsia="Arial" w:hAnsi="Arial"/>
@@ -12186,7 +12186,7 @@
               <w:spacing w:after="10" w:before="0"/>
               <w:ind w:left="120"/>
             </w:pPr>
-            <w:hyperlink w:history="1" r:id="rIdrmkriqqxgpslwht16qygy">
+            <w:hyperlink w:history="1" r:id="rIdmegm1ib2nw-ato3jk8ffs">
               <w:r>
                 <w:rPr>
                   <w:rFonts w:ascii="Arial" w:cs="Arial" w:eastAsia="Arial" w:hAnsi="Arial"/>
@@ -12231,7 +12231,7 @@
             <w:pPr>
               <w:spacing w:after="20" w:before="0"/>
             </w:pPr>
-            <w:hyperlink w:history="1" r:id="rIdjtjjo-t9okum4icrvumcm">
+            <w:hyperlink w:history="1" r:id="rIdqaphy6dttlsavl0uru79s">
               <w:r>
                 <w:rPr>
                   <w:rFonts w:ascii="Arial" w:cs="Arial" w:eastAsia="Arial" w:hAnsi="Arial"/>
@@ -12264,7 +12264,7 @@
               <w:spacing w:after="10" w:before="0"/>
               <w:ind w:left="120"/>
             </w:pPr>
-            <w:hyperlink w:history="1" r:id="rIdh_umgstxqsxhaw1hpttwm">
+            <w:hyperlink w:history="1" r:id="rId9hqyvt-lmdggilwree6oo">
               <w:r>
                 <w:rPr>
                   <w:rFonts w:ascii="Arial" w:cs="Arial" w:eastAsia="Arial" w:hAnsi="Arial"/>
@@ -12459,7 +12459,7 @@
             <w:pPr>
               <w:spacing w:after="20" w:before="0"/>
             </w:pPr>
-            <w:hyperlink w:history="1" r:id="rIda0ot1kj_4tq6nn4c8iqhs">
+            <w:hyperlink w:history="1" r:id="rIdpobypz2v047x4qqeshqfo">
               <w:r>
                 <w:rPr>
                   <w:rFonts w:ascii="Arial" w:cs="Arial" w:eastAsia="Arial" w:hAnsi="Arial"/>
@@ -12492,7 +12492,7 @@
               <w:spacing w:after="10" w:before="0"/>
               <w:ind w:left="120"/>
             </w:pPr>
-            <w:hyperlink w:history="1" r:id="rIdrht-dt2bvflz8qcbe0i2x">
+            <w:hyperlink w:history="1" r:id="rIdcjjhfbeucybmrzn9wt1fp">
               <w:r>
                 <w:rPr>
                   <w:rFonts w:ascii="Arial" w:cs="Arial" w:eastAsia="Arial" w:hAnsi="Arial"/>
@@ -12537,7 +12537,7 @@
             <w:pPr>
               <w:spacing w:after="20" w:before="0"/>
             </w:pPr>
-            <w:hyperlink w:history="1" r:id="rIdcoc0qhj-afudeigzql9mm">
+            <w:hyperlink w:history="1" r:id="rIdo_bycyr7znv2trjuisg2u">
               <w:r>
                 <w:rPr>
                   <w:rFonts w:ascii="Arial" w:cs="Arial" w:eastAsia="Arial" w:hAnsi="Arial"/>
@@ -12570,7 +12570,7 @@
               <w:spacing w:after="10" w:before="0"/>
               <w:ind w:left="120"/>
             </w:pPr>
-            <w:hyperlink w:history="1" r:id="rId8idy1ltp1trx6l6uupqin">
+            <w:hyperlink w:history="1" r:id="rIdaainj_hjgw_rbcpwzy0k7">
               <w:r>
                 <w:rPr>
                   <w:rFonts w:ascii="Arial" w:cs="Arial" w:eastAsia="Arial" w:hAnsi="Arial"/>
@@ -12765,7 +12765,7 @@
             <w:pPr>
               <w:spacing w:after="20" w:before="0"/>
             </w:pPr>
-            <w:hyperlink w:history="1" r:id="rId_ontg2_n79lzf3grcywje">
+            <w:hyperlink w:history="1" r:id="rIdgyk0wmfh1wbvk-xc8hnhp">
               <w:r>
                 <w:rPr>
                   <w:rFonts w:ascii="Arial" w:cs="Arial" w:eastAsia="Arial" w:hAnsi="Arial"/>
@@ -12798,7 +12798,7 @@
               <w:spacing w:after="10" w:before="0"/>
               <w:ind w:left="120"/>
             </w:pPr>
-            <w:hyperlink w:history="1" r:id="rIdnnbyhpfejgut0y-krzb6e">
+            <w:hyperlink w:history="1" r:id="rIdarxeddzhcywghqq-aiteq">
               <w:r>
                 <w:rPr>
                   <w:rFonts w:ascii="Arial" w:cs="Arial" w:eastAsia="Arial" w:hAnsi="Arial"/>
@@ -12843,7 +12843,7 @@
             <w:pPr>
               <w:spacing w:after="20" w:before="0"/>
             </w:pPr>
-            <w:hyperlink w:history="1" r:id="rIdcyd55xssakasqinfyhqds">
+            <w:hyperlink w:history="1" r:id="rIdm8gcorflzpwxaedzkcgqu">
               <w:r>
                 <w:rPr>
                   <w:rFonts w:ascii="Arial" w:cs="Arial" w:eastAsia="Arial" w:hAnsi="Arial"/>
@@ -12876,7 +12876,7 @@
               <w:spacing w:after="10" w:before="0"/>
               <w:ind w:left="120"/>
             </w:pPr>
-            <w:hyperlink w:history="1" r:id="rIdkfuq9kit0mus0yagw4dej">
+            <w:hyperlink w:history="1" r:id="rIdxjosrg1knydx1r_avu_h3">
               <w:r>
                 <w:rPr>
                   <w:rFonts w:ascii="Arial" w:cs="Arial" w:eastAsia="Arial" w:hAnsi="Arial"/>
@@ -13071,7 +13071,7 @@
             <w:pPr>
               <w:spacing w:after="20" w:before="0"/>
             </w:pPr>
-            <w:hyperlink w:history="1" r:id="rIdlxwt2rvqkacdzby9irw0p">
+            <w:hyperlink w:history="1" r:id="rIdygkmqm1uehgrbt-rykljg">
               <w:r>
                 <w:rPr>
                   <w:rFonts w:ascii="Arial" w:cs="Arial" w:eastAsia="Arial" w:hAnsi="Arial"/>
@@ -13104,7 +13104,7 @@
               <w:spacing w:after="10" w:before="0"/>
               <w:ind w:left="120"/>
             </w:pPr>
-            <w:hyperlink w:history="1" r:id="rIdednp1dxjxrtadm7odwaqa">
+            <w:hyperlink w:history="1" r:id="rId5nz7cp0tfhn1drawb-8vp">
               <w:r>
                 <w:rPr>
                   <w:rFonts w:ascii="Arial" w:cs="Arial" w:eastAsia="Arial" w:hAnsi="Arial"/>
@@ -13149,7 +13149,7 @@
             <w:pPr>
               <w:spacing w:after="20" w:before="0"/>
             </w:pPr>
-            <w:hyperlink w:history="1" r:id="rIdxynp7_gvsecqaimioaurd">
+            <w:hyperlink w:history="1" r:id="rIdq3jijk3neium6n8ah7po9">
               <w:r>
                 <w:rPr>
                   <w:rFonts w:ascii="Arial" w:cs="Arial" w:eastAsia="Arial" w:hAnsi="Arial"/>
@@ -13182,7 +13182,7 @@
               <w:spacing w:after="10" w:before="0"/>
               <w:ind w:left="120"/>
             </w:pPr>
-            <w:hyperlink w:history="1" r:id="rIdyhwjlmrnh9pjcdzrlhr7a">
+            <w:hyperlink w:history="1" r:id="rIdz6gtyxbrj7olrfplni2ir">
               <w:r>
                 <w:rPr>
                   <w:rFonts w:ascii="Arial" w:cs="Arial" w:eastAsia="Arial" w:hAnsi="Arial"/>
@@ -13377,7 +13377,7 @@
             <w:pPr>
               <w:spacing w:after="20" w:before="0"/>
             </w:pPr>
-            <w:hyperlink w:history="1" r:id="rIdxav4gpanegha0n8l8d7bz">
+            <w:hyperlink w:history="1" r:id="rId94p6edxe4z2b19uwh0ulm">
               <w:r>
                 <w:rPr>
                   <w:rFonts w:ascii="Arial" w:cs="Arial" w:eastAsia="Arial" w:hAnsi="Arial"/>
@@ -13426,7 +13426,7 @@
               <w:spacing w:after="10" w:before="0"/>
               <w:ind w:left="120"/>
             </w:pPr>
-            <w:hyperlink w:history="1" r:id="rIdwp2tgjyqxtqqpvitb9u41">
+            <w:hyperlink w:history="1" r:id="rIdapny45qfkso2tjkvnca4n">
               <w:r>
                 <w:rPr>
                   <w:rFonts w:ascii="Arial" w:cs="Arial" w:eastAsia="Arial" w:hAnsi="Arial"/>
@@ -13471,7 +13471,7 @@
             <w:pPr>
               <w:spacing w:after="20" w:before="0"/>
             </w:pPr>
-            <w:hyperlink w:history="1" r:id="rIdciqfitybtqe2528td3fdw">
+            <w:hyperlink w:history="1" r:id="rIdxvnmqc2rcdoc_khaukhjh">
               <w:r>
                 <w:rPr>
                   <w:rFonts w:ascii="Arial" w:cs="Arial" w:eastAsia="Arial" w:hAnsi="Arial"/>
@@ -13504,7 +13504,7 @@
               <w:spacing w:after="10" w:before="0"/>
               <w:ind w:left="120"/>
             </w:pPr>
-            <w:hyperlink w:history="1" r:id="rId2c6zwdv3uvpssljhgujkz">
+            <w:hyperlink w:history="1" r:id="rId4at5xapsl3pxvwtlfxh2t">
               <w:r>
                 <w:rPr>
                   <w:rFonts w:ascii="Arial" w:cs="Arial" w:eastAsia="Arial" w:hAnsi="Arial"/>
@@ -14111,7 +14111,7 @@
         </w:rPr>
         <w:t xml:space="preserve">© 2026 SeaVuria and ARES. Aligned with KICD objectives. Developed by SeaVuria; technical implementation by ARES (with AI assistance from Claude). Licensed under </w:t>
       </w:r>
-      <w:hyperlink w:history="1" r:id="rId5zsdu4faba416n594a8es">
+      <w:hyperlink w:history="1" r:id="rIddxm4ztbyiic9lgb3t1hcr">
         <w:r>
           <w:rPr>
             <w:rFonts w:ascii="Arial" w:cs="Arial" w:eastAsia="Arial" w:hAnsi="Arial"/>
@@ -14132,7 +14132,7 @@
         </w:rPr>
         <w:t xml:space="preserve"> (</w:t>
       </w:r>
-      <w:hyperlink w:history="1" r:id="rIdcrteuf9uxcstq-yzda0i-">
+      <w:hyperlink w:history="1" r:id="rIdwjvfa_vdsnhykdhgxhg1k">
         <w:r>
           <w:rPr>
             <w:rFonts w:ascii="Arial" w:cs="Arial" w:eastAsia="Arial" w:hAnsi="Arial"/>
@@ -15145,7 +15145,7 @@
             <w:pPr>
               <w:spacing w:after="20" w:before="0"/>
             </w:pPr>
-            <w:hyperlink w:history="1" r:id="rIdbkbbcxq_xip8_qxj1l1sq">
+            <w:hyperlink w:history="1" r:id="rIdcklf-kydh-otvja67yfe5">
               <w:r>
                 <w:rPr>
                   <w:rFonts w:ascii="Arial" w:cs="Arial" w:eastAsia="Arial" w:hAnsi="Arial"/>
@@ -15178,7 +15178,7 @@
               <w:spacing w:after="10" w:before="0"/>
               <w:ind w:left="120"/>
             </w:pPr>
-            <w:hyperlink w:history="1" r:id="rIdbzsjps-xtckw-xghm2zdl">
+            <w:hyperlink w:history="1" r:id="rIdtr9rqa_ztiziog9itolpe">
               <w:r>
                 <w:rPr>
                   <w:rFonts w:ascii="Arial" w:cs="Arial" w:eastAsia="Arial" w:hAnsi="Arial"/>
@@ -15223,7 +15223,7 @@
             <w:pPr>
               <w:spacing w:after="20" w:before="0"/>
             </w:pPr>
-            <w:hyperlink w:history="1" r:id="rIdji8tiwlep7v-ubpy4r5qa">
+            <w:hyperlink w:history="1" r:id="rIduinjcxrr_ofcgtdb8z152">
               <w:r>
                 <w:rPr>
                   <w:rFonts w:ascii="Arial" w:cs="Arial" w:eastAsia="Arial" w:hAnsi="Arial"/>
@@ -15256,7 +15256,7 @@
               <w:spacing w:after="10" w:before="0"/>
               <w:ind w:left="120"/>
             </w:pPr>
-            <w:hyperlink w:history="1" r:id="rIdotyhgkg3ccu87ndr-kdkk">
+            <w:hyperlink w:history="1" r:id="rIdlaugsenwrrgpmskfm6qou">
               <w:r>
                 <w:rPr>
                   <w:rFonts w:ascii="Arial" w:cs="Arial" w:eastAsia="Arial" w:hAnsi="Arial"/>
@@ -15451,7 +15451,7 @@
             <w:pPr>
               <w:spacing w:after="20" w:before="0"/>
             </w:pPr>
-            <w:hyperlink w:history="1" r:id="rIdjildmbgnscb5arwxiezb3">
+            <w:hyperlink w:history="1" r:id="rIdpa8ker6gtuqejdzhgufxx">
               <w:r>
                 <w:rPr>
                   <w:rFonts w:ascii="Arial" w:cs="Arial" w:eastAsia="Arial" w:hAnsi="Arial"/>
@@ -15484,7 +15484,7 @@
               <w:spacing w:after="10" w:before="0"/>
               <w:ind w:left="120"/>
             </w:pPr>
-            <w:hyperlink w:history="1" r:id="rIdz-vk3tevmpkzphmx3eeop">
+            <w:hyperlink w:history="1" r:id="rIdfpzzzguzjdfu3u63asdsw">
               <w:r>
                 <w:rPr>
                   <w:rFonts w:ascii="Arial" w:cs="Arial" w:eastAsia="Arial" w:hAnsi="Arial"/>
@@ -15529,7 +15529,7 @@
             <w:pPr>
               <w:spacing w:after="20" w:before="0"/>
             </w:pPr>
-            <w:hyperlink w:history="1" r:id="rIdr6636y1nxxivn05jggaae">
+            <w:hyperlink w:history="1" r:id="rIdupblfnqlegb34hjzax7j4">
               <w:r>
                 <w:rPr>
                   <w:rFonts w:ascii="Arial" w:cs="Arial" w:eastAsia="Arial" w:hAnsi="Arial"/>
@@ -15562,7 +15562,7 @@
               <w:spacing w:after="10" w:before="0"/>
               <w:ind w:left="120"/>
             </w:pPr>
-            <w:hyperlink w:history="1" r:id="rIdqop_4ornsng8h0uz-9slh">
+            <w:hyperlink w:history="1" r:id="rId0h1cmgkjcqlrpxup8urm0">
               <w:r>
                 <w:rPr>
                   <w:rFonts w:ascii="Arial" w:cs="Arial" w:eastAsia="Arial" w:hAnsi="Arial"/>
@@ -15757,7 +15757,7 @@
             <w:pPr>
               <w:spacing w:after="20" w:before="0"/>
             </w:pPr>
-            <w:hyperlink w:history="1" r:id="rIdqhjltrnhv8_8g67l6zkf_">
+            <w:hyperlink w:history="1" r:id="rIduym51mpp17fhaqdlcyykq">
               <w:r>
                 <w:rPr>
                   <w:rFonts w:ascii="Arial" w:cs="Arial" w:eastAsia="Arial" w:hAnsi="Arial"/>
@@ -15790,7 +15790,7 @@
               <w:spacing w:after="10" w:before="0"/>
               <w:ind w:left="120"/>
             </w:pPr>
-            <w:hyperlink w:history="1" r:id="rIdixgozczajg3mccnheci8n">
+            <w:hyperlink w:history="1" r:id="rIdutnfpotxbdbzpg1ksbenl">
               <w:r>
                 <w:rPr>
                   <w:rFonts w:ascii="Arial" w:cs="Arial" w:eastAsia="Arial" w:hAnsi="Arial"/>
@@ -15835,7 +15835,7 @@
             <w:pPr>
               <w:spacing w:after="20" w:before="0"/>
             </w:pPr>
-            <w:hyperlink w:history="1" r:id="rIdpth98awaq7fhm8pzm3i6n">
+            <w:hyperlink w:history="1" r:id="rIdqftxvm9gl-dvsar6lswcq">
               <w:r>
                 <w:rPr>
                   <w:rFonts w:ascii="Arial" w:cs="Arial" w:eastAsia="Arial" w:hAnsi="Arial"/>
@@ -15884,7 +15884,7 @@
               <w:spacing w:after="10" w:before="0"/>
               <w:ind w:left="120"/>
             </w:pPr>
-            <w:hyperlink w:history="1" r:id="rIdzfmyohztzvltruhktipng">
+            <w:hyperlink w:history="1" r:id="rIdvk0lk71xndywwfthse3ym">
               <w:r>
                 <w:rPr>
                   <w:rFonts w:ascii="Arial" w:cs="Arial" w:eastAsia="Arial" w:hAnsi="Arial"/>
@@ -16079,7 +16079,7 @@
             <w:pPr>
               <w:spacing w:after="20" w:before="0"/>
             </w:pPr>
-            <w:hyperlink w:history="1" r:id="rId-2lna3xheetuilwogmq-g">
+            <w:hyperlink w:history="1" r:id="rIdy6tsys4i0avtdqjdrh4_n">
               <w:r>
                 <w:rPr>
                   <w:rFonts w:ascii="Arial" w:cs="Arial" w:eastAsia="Arial" w:hAnsi="Arial"/>
@@ -16112,7 +16112,7 @@
               <w:spacing w:after="10" w:before="0"/>
               <w:ind w:left="120"/>
             </w:pPr>
-            <w:hyperlink w:history="1" r:id="rIdpdkillcqxd-xkpez_oin-">
+            <w:hyperlink w:history="1" r:id="rIdr_zft47xmihdboxvfxjda">
               <w:r>
                 <w:rPr>
                   <w:rFonts w:ascii="Arial" w:cs="Arial" w:eastAsia="Arial" w:hAnsi="Arial"/>
@@ -16157,7 +16157,7 @@
             <w:pPr>
               <w:spacing w:after="20" w:before="0"/>
             </w:pPr>
-            <w:hyperlink w:history="1" r:id="rIdoocyybrtjp0hfce_ub1zs">
+            <w:hyperlink w:history="1" r:id="rId3kanjfbisfljls3tiif8w">
               <w:r>
                 <w:rPr>
                   <w:rFonts w:ascii="Arial" w:cs="Arial" w:eastAsia="Arial" w:hAnsi="Arial"/>
@@ -16206,7 +16206,7 @@
               <w:spacing w:after="10" w:before="0"/>
               <w:ind w:left="120"/>
             </w:pPr>
-            <w:hyperlink w:history="1" r:id="rId3b28qa4s1ytpp4kh7plq2">
+            <w:hyperlink w:history="1" r:id="rId5do7d7min27_3ddbbrfhl">
               <w:r>
                 <w:rPr>
                   <w:rFonts w:ascii="Arial" w:cs="Arial" w:eastAsia="Arial" w:hAnsi="Arial"/>
@@ -16401,7 +16401,7 @@
             <w:pPr>
               <w:spacing w:after="20" w:before="0"/>
             </w:pPr>
-            <w:hyperlink w:history="1" r:id="rIduuemlkgz_03iamb1pstq9">
+            <w:hyperlink w:history="1" r:id="rIdnhjbt4ygv_orey_bi6uxn">
               <w:r>
                 <w:rPr>
                   <w:rFonts w:ascii="Arial" w:cs="Arial" w:eastAsia="Arial" w:hAnsi="Arial"/>
@@ -16450,7 +16450,7 @@
               <w:spacing w:after="10" w:before="0"/>
               <w:ind w:left="120"/>
             </w:pPr>
-            <w:hyperlink w:history="1" r:id="rIdzd9btxisbgejnac4ojqwu">
+            <w:hyperlink w:history="1" r:id="rIdjpxtvmlkb_maogkllkyza">
               <w:r>
                 <w:rPr>
                   <w:rFonts w:ascii="Arial" w:cs="Arial" w:eastAsia="Arial" w:hAnsi="Arial"/>
@@ -16495,7 +16495,7 @@
             <w:pPr>
               <w:spacing w:after="20" w:before="0"/>
             </w:pPr>
-            <w:hyperlink w:history="1" r:id="rId8omenl3mvt7fhigqpyqx8">
+            <w:hyperlink w:history="1" r:id="rIdg1xxm8lnebt6afunju_-g">
               <w:r>
                 <w:rPr>
                   <w:rFonts w:ascii="Arial" w:cs="Arial" w:eastAsia="Arial" w:hAnsi="Arial"/>
@@ -16528,7 +16528,7 @@
               <w:spacing w:after="10" w:before="0"/>
               <w:ind w:left="120"/>
             </w:pPr>
-            <w:hyperlink w:history="1" r:id="rIdsxkkvzzoonmclljzdwxkq">
+            <w:hyperlink w:history="1" r:id="rIdpgpznhwazlvfxpmwwyraj">
               <w:r>
                 <w:rPr>
                   <w:rFonts w:ascii="Arial" w:cs="Arial" w:eastAsia="Arial" w:hAnsi="Arial"/>
@@ -17040,7 +17040,7 @@
         </w:rPr>
         <w:t xml:space="preserve">© 2026 SeaVuria and ARES. Aligned with KICD objectives. Developed by SeaVuria; technical implementation by ARES (with AI assistance from Claude). Licensed under </w:t>
       </w:r>
-      <w:hyperlink w:history="1" r:id="rId2z-revgd4fpj04ck9ix_h">
+      <w:hyperlink w:history="1" r:id="rIdwzu5mkac9kt91jtjggpl2">
         <w:r>
           <w:rPr>
             <w:rFonts w:ascii="Arial" w:cs="Arial" w:eastAsia="Arial" w:hAnsi="Arial"/>
@@ -17061,7 +17061,7 @@
         </w:rPr>
         <w:t xml:space="preserve"> (</w:t>
       </w:r>
-      <w:hyperlink w:history="1" r:id="rIdcgm9ip26s0l4ivahk_ci7">
+      <w:hyperlink w:history="1" r:id="rIdvlwvw5k-ufi8iqcwjmjbk">
         <w:r>
           <w:rPr>
             <w:rFonts w:ascii="Arial" w:cs="Arial" w:eastAsia="Arial" w:hAnsi="Arial"/>
@@ -18074,7 +18074,7 @@
             <w:pPr>
               <w:spacing w:after="20" w:before="0"/>
             </w:pPr>
-            <w:hyperlink w:history="1" r:id="rIdub-lvst59apbbbwm5zljs">
+            <w:hyperlink w:history="1" r:id="rId56gxswjui-rylogv_iphr">
               <w:r>
                 <w:rPr>
                   <w:rFonts w:ascii="Arial" w:cs="Arial" w:eastAsia="Arial" w:hAnsi="Arial"/>
@@ -18123,7 +18123,7 @@
               <w:spacing w:after="10" w:before="0"/>
               <w:ind w:left="120"/>
             </w:pPr>
-            <w:hyperlink w:history="1" r:id="rId9y2bxcsngrphoj_s7wa50">
+            <w:hyperlink w:history="1" r:id="rIdqigqs0ufdnifq6zvozi-e">
               <w:r>
                 <w:rPr>
                   <w:rFonts w:ascii="Arial" w:cs="Arial" w:eastAsia="Arial" w:hAnsi="Arial"/>
@@ -18168,7 +18168,7 @@
             <w:pPr>
               <w:spacing w:after="20" w:before="0"/>
             </w:pPr>
-            <w:hyperlink w:history="1" r:id="rIdy8wtptj06rkanrgg1isjw">
+            <w:hyperlink w:history="1" r:id="rIdd6d2oekahelh5ah449dc6">
               <w:r>
                 <w:rPr>
                   <w:rFonts w:ascii="Arial" w:cs="Arial" w:eastAsia="Arial" w:hAnsi="Arial"/>
@@ -18217,7 +18217,7 @@
               <w:spacing w:after="10" w:before="0"/>
               <w:ind w:left="120"/>
             </w:pPr>
-            <w:hyperlink w:history="1" r:id="rIdyxwebjp7b0ndrve2apfwi">
+            <w:hyperlink w:history="1" r:id="rId4hfhq1a3kpgtosvbhey2q">
               <w:r>
                 <w:rPr>
                   <w:rFonts w:ascii="Arial" w:cs="Arial" w:eastAsia="Arial" w:hAnsi="Arial"/>
@@ -18412,7 +18412,7 @@
             <w:pPr>
               <w:spacing w:after="20" w:before="0"/>
             </w:pPr>
-            <w:hyperlink w:history="1" r:id="rIdyxps1g2h1d7yv-qhunlpz">
+            <w:hyperlink w:history="1" r:id="rIdzjw7nch8aad7i2flwniez">
               <w:r>
                 <w:rPr>
                   <w:rFonts w:ascii="Arial" w:cs="Arial" w:eastAsia="Arial" w:hAnsi="Arial"/>
@@ -18461,7 +18461,7 @@
               <w:spacing w:after="10" w:before="0"/>
               <w:ind w:left="120"/>
             </w:pPr>
-            <w:hyperlink w:history="1" r:id="rIduzjyd5ijsgkq7_ixq9mum">
+            <w:hyperlink w:history="1" r:id="rIdh8uvz1wd81-_tsidoanbo">
               <w:r>
                 <w:rPr>
                   <w:rFonts w:ascii="Arial" w:cs="Arial" w:eastAsia="Arial" w:hAnsi="Arial"/>
@@ -18506,7 +18506,7 @@
             <w:pPr>
               <w:spacing w:after="20" w:before="0"/>
             </w:pPr>
-            <w:hyperlink w:history="1" r:id="rIdxbwv4ay98i4n0sbzpkjxz">
+            <w:hyperlink w:history="1" r:id="rIdcnwimsjhldjlu2yz7iz49">
               <w:r>
                 <w:rPr>
                   <w:rFonts w:ascii="Arial" w:cs="Arial" w:eastAsia="Arial" w:hAnsi="Arial"/>
@@ -18555,7 +18555,7 @@
               <w:spacing w:after="10" w:before="0"/>
               <w:ind w:left="120"/>
             </w:pPr>
-            <w:hyperlink w:history="1" r:id="rIdevdywefwqzfajvjwwjx0a">
+            <w:hyperlink w:history="1" r:id="rIda0liimb4lvmpjpfx01brj">
               <w:r>
                 <w:rPr>
                   <w:rFonts w:ascii="Arial" w:cs="Arial" w:eastAsia="Arial" w:hAnsi="Arial"/>
@@ -18750,7 +18750,7 @@
             <w:pPr>
               <w:spacing w:after="20" w:before="0"/>
             </w:pPr>
-            <w:hyperlink w:history="1" r:id="rId8rkc8a-orv3ujdinn7djj">
+            <w:hyperlink w:history="1" r:id="rIdo7iqfqdzxadphbarmulwx">
               <w:r>
                 <w:rPr>
                   <w:rFonts w:ascii="Arial" w:cs="Arial" w:eastAsia="Arial" w:hAnsi="Arial"/>
@@ -18799,7 +18799,7 @@
               <w:spacing w:after="10" w:before="0"/>
               <w:ind w:left="120"/>
             </w:pPr>
-            <w:hyperlink w:history="1" r:id="rId1ahy6uhuoreppgeyvrhr-">
+            <w:hyperlink w:history="1" r:id="rIdx4ksuyppyrpscbng8upoz">
               <w:r>
                 <w:rPr>
                   <w:rFonts w:ascii="Arial" w:cs="Arial" w:eastAsia="Arial" w:hAnsi="Arial"/>
@@ -18844,7 +18844,7 @@
             <w:pPr>
               <w:spacing w:after="20" w:before="0"/>
             </w:pPr>
-            <w:hyperlink w:history="1" r:id="rIdzf_slekclwdu1_j7zm9pn">
+            <w:hyperlink w:history="1" r:id="rIdxi5qctz9iggf8euzv8kuq">
               <w:r>
                 <w:rPr>
                   <w:rFonts w:ascii="Arial" w:cs="Arial" w:eastAsia="Arial" w:hAnsi="Arial"/>
@@ -18893,7 +18893,7 @@
               <w:spacing w:after="10" w:before="0"/>
               <w:ind w:left="120"/>
             </w:pPr>
-            <w:hyperlink w:history="1" r:id="rIdwyearvecxzvfaxo9ahsvz">
+            <w:hyperlink w:history="1" r:id="rIdw8bq2jheouq6xufblgwpv">
               <w:r>
                 <w:rPr>
                   <w:rFonts w:ascii="Arial" w:cs="Arial" w:eastAsia="Arial" w:hAnsi="Arial"/>
@@ -19088,7 +19088,7 @@
             <w:pPr>
               <w:spacing w:after="20" w:before="0"/>
             </w:pPr>
-            <w:hyperlink w:history="1" r:id="rIdionf6ykpvu6ugnkbmwhkc">
+            <w:hyperlink w:history="1" r:id="rIdxtpkl4rwlbk4sz_xqvxyj">
               <w:r>
                 <w:rPr>
                   <w:rFonts w:ascii="Arial" w:cs="Arial" w:eastAsia="Arial" w:hAnsi="Arial"/>
@@ -19137,7 +19137,7 @@
               <w:spacing w:after="10" w:before="0"/>
               <w:ind w:left="120"/>
             </w:pPr>
-            <w:hyperlink w:history="1" r:id="rIdklydecixu36gwwqh6b1dy">
+            <w:hyperlink w:history="1" r:id="rIdivov50xr4fpeboublbcvy">
               <w:r>
                 <w:rPr>
                   <w:rFonts w:ascii="Arial" w:cs="Arial" w:eastAsia="Arial" w:hAnsi="Arial"/>
@@ -19182,7 +19182,7 @@
             <w:pPr>
               <w:spacing w:after="20" w:before="0"/>
             </w:pPr>
-            <w:hyperlink w:history="1" r:id="rIdk-7k2zhzraprpcyu2z1gh">
+            <w:hyperlink w:history="1" r:id="rIdehumdb5_wxn69wf-oqfij">
               <w:r>
                 <w:rPr>
                   <w:rFonts w:ascii="Arial" w:cs="Arial" w:eastAsia="Arial" w:hAnsi="Arial"/>
@@ -19231,7 +19231,7 @@
               <w:spacing w:after="10" w:before="0"/>
               <w:ind w:left="120"/>
             </w:pPr>
-            <w:hyperlink w:history="1" r:id="rIdqtfentm98hlbq6ygylqxa">
+            <w:hyperlink w:history="1" r:id="rIdngygoxajkrify1qrrmvgh">
               <w:r>
                 <w:rPr>
                   <w:rFonts w:ascii="Arial" w:cs="Arial" w:eastAsia="Arial" w:hAnsi="Arial"/>
@@ -19426,7 +19426,7 @@
             <w:pPr>
               <w:spacing w:after="20" w:before="0"/>
             </w:pPr>
-            <w:hyperlink w:history="1" r:id="rIdj3vfkfmb9h8bbrfctqfsl">
+            <w:hyperlink w:history="1" r:id="rIdfgm5wz0jb0s3yvekntt-a">
               <w:r>
                 <w:rPr>
                   <w:rFonts w:ascii="Arial" w:cs="Arial" w:eastAsia="Arial" w:hAnsi="Arial"/>
@@ -19475,7 +19475,7 @@
               <w:spacing w:after="10" w:before="0"/>
               <w:ind w:left="120"/>
             </w:pPr>
-            <w:hyperlink w:history="1" r:id="rIdbu5qu5zauds6-kacb5wwk">
+            <w:hyperlink w:history="1" r:id="rId0sw_wxst-21_6or8kr6na">
               <w:r>
                 <w:rPr>
                   <w:rFonts w:ascii="Arial" w:cs="Arial" w:eastAsia="Arial" w:hAnsi="Arial"/>
@@ -19520,7 +19520,7 @@
             <w:pPr>
               <w:spacing w:after="20" w:before="0"/>
             </w:pPr>
-            <w:hyperlink w:history="1" r:id="rIdtzlp5cm-npk1nbq-cwpb-">
+            <w:hyperlink w:history="1" r:id="rIdtr3zmmznjkb5edaqyaitu">
               <w:r>
                 <w:rPr>
                   <w:rFonts w:ascii="Arial" w:cs="Arial" w:eastAsia="Arial" w:hAnsi="Arial"/>
@@ -19569,7 +19569,7 @@
               <w:spacing w:after="10" w:before="0"/>
               <w:ind w:left="120"/>
             </w:pPr>
-            <w:hyperlink w:history="1" r:id="rIdbfhuckzenvwwwkj4zn4v5">
+            <w:hyperlink w:history="1" r:id="rId4macohhlzz4txah_nnu6h">
               <w:r>
                 <w:rPr>
                   <w:rFonts w:ascii="Arial" w:cs="Arial" w:eastAsia="Arial" w:hAnsi="Arial"/>
@@ -20176,7 +20176,7 @@
         </w:rPr>
         <w:t xml:space="preserve">© 2026 SeaVuria and ARES. Aligned with KICD objectives. Developed by SeaVuria; technical implementation by ARES (with AI assistance from Claude). Licensed under </w:t>
       </w:r>
-      <w:hyperlink w:history="1" r:id="rIdm-gi3ae4a1sani9jwjrrt">
+      <w:hyperlink w:history="1" r:id="rId8wjpjou52ya5dnnv8mxix">
         <w:r>
           <w:rPr>
             <w:rFonts w:ascii="Arial" w:cs="Arial" w:eastAsia="Arial" w:hAnsi="Arial"/>
@@ -20197,7 +20197,7 @@
         </w:rPr>
         <w:t xml:space="preserve"> (</w:t>
       </w:r>
-      <w:hyperlink w:history="1" r:id="rIdqnechwy_cmlobyyfyod4d">
+      <w:hyperlink w:history="1" r:id="rIdu9mvkgihhlnm291hpskqh">
         <w:r>
           <w:rPr>
             <w:rFonts w:ascii="Arial" w:cs="Arial" w:eastAsia="Arial" w:hAnsi="Arial"/>
@@ -21210,7 +21210,7 @@
             <w:pPr>
               <w:spacing w:after="20" w:before="0"/>
             </w:pPr>
-            <w:hyperlink w:history="1" r:id="rId6rddbtpjsbtbsy6rzlmug">
+            <w:hyperlink w:history="1" r:id="rIdulkddsfasqnqz5nnwgya7">
               <w:r>
                 <w:rPr>
                   <w:rFonts w:ascii="Arial" w:cs="Arial" w:eastAsia="Arial" w:hAnsi="Arial"/>
@@ -21243,7 +21243,7 @@
               <w:spacing w:after="10" w:before="0"/>
               <w:ind w:left="120"/>
             </w:pPr>
-            <w:hyperlink w:history="1" r:id="rIdzdmsc2kvfvwic_08gand-">
+            <w:hyperlink w:history="1" r:id="rIdl7g4ucpr7p3-fwssrkapm">
               <w:r>
                 <w:rPr>
                   <w:rFonts w:ascii="Arial" w:cs="Arial" w:eastAsia="Arial" w:hAnsi="Arial"/>
@@ -21288,7 +21288,7 @@
             <w:pPr>
               <w:spacing w:after="20" w:before="0"/>
             </w:pPr>
-            <w:hyperlink w:history="1" r:id="rIdvn9hoil63ol-d2veijgzt">
+            <w:hyperlink w:history="1" r:id="rIdmofa6tyjxdiogotm9widy">
               <w:r>
                 <w:rPr>
                   <w:rFonts w:ascii="Arial" w:cs="Arial" w:eastAsia="Arial" w:hAnsi="Arial"/>
@@ -21321,7 +21321,7 @@
               <w:spacing w:after="10" w:before="0"/>
               <w:ind w:left="120"/>
             </w:pPr>
-            <w:hyperlink w:history="1" r:id="rIdvyy_xsudadfyi11zaa5ay">
+            <w:hyperlink w:history="1" r:id="rIdfz_63f85pwzwaqrul0a_m">
               <w:r>
                 <w:rPr>
                   <w:rFonts w:ascii="Arial" w:cs="Arial" w:eastAsia="Arial" w:hAnsi="Arial"/>
@@ -21516,7 +21516,7 @@
             <w:pPr>
               <w:spacing w:after="20" w:before="0"/>
             </w:pPr>
-            <w:hyperlink w:history="1" r:id="rIdqmrzwbuo6ymdzblfevhkj">
+            <w:hyperlink w:history="1" r:id="rId2awmrl2sa70t8cu4ggzbx">
               <w:r>
                 <w:rPr>
                   <w:rFonts w:ascii="Arial" w:cs="Arial" w:eastAsia="Arial" w:hAnsi="Arial"/>
@@ -21549,7 +21549,7 @@
               <w:spacing w:after="10" w:before="0"/>
               <w:ind w:left="120"/>
             </w:pPr>
-            <w:hyperlink w:history="1" r:id="rIdzif3ptmpj_qweqjsfxquj">
+            <w:hyperlink w:history="1" r:id="rId1xpdifz1x9s5j7maflux1">
               <w:r>
                 <w:rPr>
                   <w:rFonts w:ascii="Arial" w:cs="Arial" w:eastAsia="Arial" w:hAnsi="Arial"/>
@@ -21594,7 +21594,7 @@
             <w:pPr>
               <w:spacing w:after="20" w:before="0"/>
             </w:pPr>
-            <w:hyperlink w:history="1" r:id="rIduhny-030rjjz71hfygryy">
+            <w:hyperlink w:history="1" r:id="rIdqmjzhhysvodvb0tuxbjqx">
               <w:r>
                 <w:rPr>
                   <w:rFonts w:ascii="Arial" w:cs="Arial" w:eastAsia="Arial" w:hAnsi="Arial"/>
@@ -21627,7 +21627,7 @@
               <w:spacing w:after="10" w:before="0"/>
               <w:ind w:left="120"/>
             </w:pPr>
-            <w:hyperlink w:history="1" r:id="rIdmec4wfhh8qjpkr7fok4e1">
+            <w:hyperlink w:history="1" r:id="rIdw-w-vnu0_39xncul6wpbi">
               <w:r>
                 <w:rPr>
                   <w:rFonts w:ascii="Arial" w:cs="Arial" w:eastAsia="Arial" w:hAnsi="Arial"/>
@@ -21822,7 +21822,7 @@
             <w:pPr>
               <w:spacing w:after="20" w:before="0"/>
             </w:pPr>
-            <w:hyperlink w:history="1" r:id="rIdeuz4zbu3kzrbq5qyx1qi6">
+            <w:hyperlink w:history="1" r:id="rId27q3iru8rftj--n-rift-">
               <w:r>
                 <w:rPr>
                   <w:rFonts w:ascii="Arial" w:cs="Arial" w:eastAsia="Arial" w:hAnsi="Arial"/>
@@ -21855,7 +21855,7 @@
               <w:spacing w:after="10" w:before="0"/>
               <w:ind w:left="120"/>
             </w:pPr>
-            <w:hyperlink w:history="1" r:id="rId361wekccfhkmhytfbk2x_">
+            <w:hyperlink w:history="1" r:id="rIdff2mpxmv7_kfchx1y0gnk">
               <w:r>
                 <w:rPr>
                   <w:rFonts w:ascii="Arial" w:cs="Arial" w:eastAsia="Arial" w:hAnsi="Arial"/>
@@ -21900,7 +21900,7 @@
             <w:pPr>
               <w:spacing w:after="20" w:before="0"/>
             </w:pPr>
-            <w:hyperlink w:history="1" r:id="rIdq-kmgk9hj9hskq6hfc9mh">
+            <w:hyperlink w:history="1" r:id="rIdhqeudyrqsmjzan5z7xeq7">
               <w:r>
                 <w:rPr>
                   <w:rFonts w:ascii="Arial" w:cs="Arial" w:eastAsia="Arial" w:hAnsi="Arial"/>
@@ -21933,7 +21933,7 @@
               <w:spacing w:after="10" w:before="0"/>
               <w:ind w:left="120"/>
             </w:pPr>
-            <w:hyperlink w:history="1" r:id="rIdo37rv--kp4lr5lp0r8acf">
+            <w:hyperlink w:history="1" r:id="rIddev9ea8x6fyn7c2tifocj">
               <w:r>
                 <w:rPr>
                   <w:rFonts w:ascii="Arial" w:cs="Arial" w:eastAsia="Arial" w:hAnsi="Arial"/>
@@ -22128,7 +22128,7 @@
             <w:pPr>
               <w:spacing w:after="20" w:before="0"/>
             </w:pPr>
-            <w:hyperlink w:history="1" r:id="rIdsezclueii6t7ufpq4xxl7">
+            <w:hyperlink w:history="1" r:id="rIdrl2qub_8xmfvpxvrwyyhx">
               <w:r>
                 <w:rPr>
                   <w:rFonts w:ascii="Arial" w:cs="Arial" w:eastAsia="Arial" w:hAnsi="Arial"/>
@@ -22161,7 +22161,7 @@
               <w:spacing w:after="10" w:before="0"/>
               <w:ind w:left="120"/>
             </w:pPr>
-            <w:hyperlink w:history="1" r:id="rIddl0amsaz47wy-vn31iifb">
+            <w:hyperlink w:history="1" r:id="rIdzagkghomzjsnbampmxmcz">
               <w:r>
                 <w:rPr>
                   <w:rFonts w:ascii="Arial" w:cs="Arial" w:eastAsia="Arial" w:hAnsi="Arial"/>
@@ -22206,7 +22206,7 @@
             <w:pPr>
               <w:spacing w:after="20" w:before="0"/>
             </w:pPr>
-            <w:hyperlink w:history="1" r:id="rIdshxwiphbzlylj4vipj8p5">
+            <w:hyperlink w:history="1" r:id="rIdwdxtvp1zwpk1n2dzndvhx">
               <w:r>
                 <w:rPr>
                   <w:rFonts w:ascii="Arial" w:cs="Arial" w:eastAsia="Arial" w:hAnsi="Arial"/>
@@ -22239,7 +22239,7 @@
               <w:spacing w:after="10" w:before="0"/>
               <w:ind w:left="120"/>
             </w:pPr>
-            <w:hyperlink w:history="1" r:id="rId-xd3xos3h2zcbna7d5_wf">
+            <w:hyperlink w:history="1" r:id="rIdzlkzxmackec0aeszlo_ou">
               <w:r>
                 <w:rPr>
                   <w:rFonts w:ascii="Arial" w:cs="Arial" w:eastAsia="Arial" w:hAnsi="Arial"/>
@@ -22434,7 +22434,7 @@
             <w:pPr>
               <w:spacing w:after="20" w:before="0"/>
             </w:pPr>
-            <w:hyperlink w:history="1" r:id="rIdm4r_9svfi92em45sogs8d">
+            <w:hyperlink w:history="1" r:id="rIdwiqsctm-y6my5fuforaku">
               <w:r>
                 <w:rPr>
                   <w:rFonts w:ascii="Arial" w:cs="Arial" w:eastAsia="Arial" w:hAnsi="Arial"/>
@@ -22467,7 +22467,7 @@
               <w:spacing w:after="10" w:before="0"/>
               <w:ind w:left="120"/>
             </w:pPr>
-            <w:hyperlink w:history="1" r:id="rIddqc-kqm5rfpsrtaj_mucv">
+            <w:hyperlink w:history="1" r:id="rIdrdxe3htqungrlmskzdsm2">
               <w:r>
                 <w:rPr>
                   <w:rFonts w:ascii="Arial" w:cs="Arial" w:eastAsia="Arial" w:hAnsi="Arial"/>
@@ -22512,7 +22512,7 @@
             <w:pPr>
               <w:spacing w:after="20" w:before="0"/>
             </w:pPr>
-            <w:hyperlink w:history="1" r:id="rIdgzxxjtyfwjqi3x1yc7dws">
+            <w:hyperlink w:history="1" r:id="rId0kq2dmcjwbhl9zgebfmrj">
               <w:r>
                 <w:rPr>
                   <w:rFonts w:ascii="Arial" w:cs="Arial" w:eastAsia="Arial" w:hAnsi="Arial"/>
@@ -22545,7 +22545,7 @@
               <w:spacing w:after="10" w:before="0"/>
               <w:ind w:left="120"/>
             </w:pPr>
-            <w:hyperlink w:history="1" r:id="rIdjkm0g_1nt-qyrbh0jptlw">
+            <w:hyperlink w:history="1" r:id="rIdlpisvaf019vpiini1t4z4">
               <w:r>
                 <w:rPr>
                   <w:rFonts w:ascii="Arial" w:cs="Arial" w:eastAsia="Arial" w:hAnsi="Arial"/>
@@ -23057,7 +23057,7 @@
         </w:rPr>
         <w:t xml:space="preserve">© 2026 SeaVuria and ARES. Aligned with KICD objectives. Developed by SeaVuria; technical implementation by ARES (with AI assistance from Claude). Licensed under </w:t>
       </w:r>
-      <w:hyperlink w:history="1" r:id="rIdhkehhkwpzpzk5cwzqzvl1">
+      <w:hyperlink w:history="1" r:id="rIdsdb7lzr0x84pn-va8iwoa">
         <w:r>
           <w:rPr>
             <w:rFonts w:ascii="Arial" w:cs="Arial" w:eastAsia="Arial" w:hAnsi="Arial"/>
@@ -23078,7 +23078,7 @@
         </w:rPr>
         <w:t xml:space="preserve"> (</w:t>
       </w:r>
-      <w:hyperlink w:history="1" r:id="rIdcjqpxgzs7cafrcqucaqmk">
+      <w:hyperlink w:history="1" r:id="rIdomcqrdqh8rxvnocay5t5d">
         <w:r>
           <w:rPr>
             <w:rFonts w:ascii="Arial" w:cs="Arial" w:eastAsia="Arial" w:hAnsi="Arial"/>
@@ -24091,7 +24091,7 @@
             <w:pPr>
               <w:spacing w:after="20" w:before="0"/>
             </w:pPr>
-            <w:hyperlink w:history="1" r:id="rIdzxthdwq7eeh1ikw_klzom">
+            <w:hyperlink w:history="1" r:id="rIdcajlfksaup3xpay-s-pbi">
               <w:r>
                 <w:rPr>
                   <w:rFonts w:ascii="Arial" w:cs="Arial" w:eastAsia="Arial" w:hAnsi="Arial"/>
@@ -24124,7 +24124,7 @@
               <w:spacing w:after="10" w:before="0"/>
               <w:ind w:left="120"/>
             </w:pPr>
-            <w:hyperlink w:history="1" r:id="rIdp376qyatrln1hjgcwuxr9">
+            <w:hyperlink w:history="1" r:id="rIduztrjkgiktnhmx_lkyspn">
               <w:r>
                 <w:rPr>
                   <w:rFonts w:ascii="Arial" w:cs="Arial" w:eastAsia="Arial" w:hAnsi="Arial"/>
@@ -24169,7 +24169,7 @@
             <w:pPr>
               <w:spacing w:after="20" w:before="0"/>
             </w:pPr>
-            <w:hyperlink w:history="1" r:id="rIdtkenskyotzrsj4mt6s5s8">
+            <w:hyperlink w:history="1" r:id="rIdto6b-u6c0ufgeoym2h3rb">
               <w:r>
                 <w:rPr>
                   <w:rFonts w:ascii="Arial" w:cs="Arial" w:eastAsia="Arial" w:hAnsi="Arial"/>
@@ -24202,7 +24202,7 @@
               <w:spacing w:after="10" w:before="0"/>
               <w:ind w:left="120"/>
             </w:pPr>
-            <w:hyperlink w:history="1" r:id="rIdtu7slehulvlntdddllm50">
+            <w:hyperlink w:history="1" r:id="rId_gd_5mwvsejey5dpggrti">
               <w:r>
                 <w:rPr>
                   <w:rFonts w:ascii="Arial" w:cs="Arial" w:eastAsia="Arial" w:hAnsi="Arial"/>
@@ -24397,7 +24397,7 @@
             <w:pPr>
               <w:spacing w:after="20" w:before="0"/>
             </w:pPr>
-            <w:hyperlink w:history="1" r:id="rIdslimzfquspyysirjxecgy">
+            <w:hyperlink w:history="1" r:id="rIdmhws-2bigmwtqbgfjg3ju">
               <w:r>
                 <w:rPr>
                   <w:rFonts w:ascii="Arial" w:cs="Arial" w:eastAsia="Arial" w:hAnsi="Arial"/>
@@ -24430,7 +24430,7 @@
               <w:spacing w:after="10" w:before="0"/>
               <w:ind w:left="120"/>
             </w:pPr>
-            <w:hyperlink w:history="1" r:id="rIdhomkoye3e1q7yu43idxyu">
+            <w:hyperlink w:history="1" r:id="rId1vaqsmpkzegozko4qyq61">
               <w:r>
                 <w:rPr>
                   <w:rFonts w:ascii="Arial" w:cs="Arial" w:eastAsia="Arial" w:hAnsi="Arial"/>
@@ -24475,7 +24475,7 @@
             <w:pPr>
               <w:spacing w:after="20" w:before="0"/>
             </w:pPr>
-            <w:hyperlink w:history="1" r:id="rIdkyegmyrkqrei1747m4csc">
+            <w:hyperlink w:history="1" r:id="rIdjh5ac_ugjsyckrpn_j8bi">
               <w:r>
                 <w:rPr>
                   <w:rFonts w:ascii="Arial" w:cs="Arial" w:eastAsia="Arial" w:hAnsi="Arial"/>
@@ -24508,7 +24508,7 @@
               <w:spacing w:after="10" w:before="0"/>
               <w:ind w:left="120"/>
             </w:pPr>
-            <w:hyperlink w:history="1" r:id="rIdymqd4ezhgiehnf63z6tgu">
+            <w:hyperlink w:history="1" r:id="rIdw6nn8rdmgbfswiuxtz_rn">
               <w:r>
                 <w:rPr>
                   <w:rFonts w:ascii="Arial" w:cs="Arial" w:eastAsia="Arial" w:hAnsi="Arial"/>
@@ -24703,7 +24703,7 @@
             <w:pPr>
               <w:spacing w:after="20" w:before="0"/>
             </w:pPr>
-            <w:hyperlink w:history="1" r:id="rIdry5s7mkvk99m70bowg9lt">
+            <w:hyperlink w:history="1" r:id="rIdz9mhk6zcvescybkpn9mra">
               <w:r>
                 <w:rPr>
                   <w:rFonts w:ascii="Arial" w:cs="Arial" w:eastAsia="Arial" w:hAnsi="Arial"/>
@@ -24736,7 +24736,7 @@
               <w:spacing w:after="10" w:before="0"/>
               <w:ind w:left="120"/>
             </w:pPr>
-            <w:hyperlink w:history="1" r:id="rId16y-fznas3qyrohqghwdh">
+            <w:hyperlink w:history="1" r:id="rIdpxpeoo5lmzhz64lr16rsl">
               <w:r>
                 <w:rPr>
                   <w:rFonts w:ascii="Arial" w:cs="Arial" w:eastAsia="Arial" w:hAnsi="Arial"/>
@@ -24781,7 +24781,7 @@
             <w:pPr>
               <w:spacing w:after="20" w:before="0"/>
             </w:pPr>
-            <w:hyperlink w:history="1" r:id="rId-eo2rb8dty4rs1m6d_py3">
+            <w:hyperlink w:history="1" r:id="rIdsmor8ekbdfylbmskaicny">
               <w:r>
                 <w:rPr>
                   <w:rFonts w:ascii="Arial" w:cs="Arial" w:eastAsia="Arial" w:hAnsi="Arial"/>
@@ -24814,7 +24814,7 @@
               <w:spacing w:after="10" w:before="0"/>
               <w:ind w:left="120"/>
             </w:pPr>
-            <w:hyperlink w:history="1" r:id="rIdhrhdi9r4gfldxwggwndiz">
+            <w:hyperlink w:history="1" r:id="rIderachu_b5mrmqe8mudivz">
               <w:r>
                 <w:rPr>
                   <w:rFonts w:ascii="Arial" w:cs="Arial" w:eastAsia="Arial" w:hAnsi="Arial"/>
@@ -25009,7 +25009,7 @@
             <w:pPr>
               <w:spacing w:after="20" w:before="0"/>
             </w:pPr>
-            <w:hyperlink w:history="1" r:id="rIdhdo18hvfokmijakvpe7f1">
+            <w:hyperlink w:history="1" r:id="rIdgx59mzkusjdlq5lca58bx">
               <w:r>
                 <w:rPr>
                   <w:rFonts w:ascii="Arial" w:cs="Arial" w:eastAsia="Arial" w:hAnsi="Arial"/>
@@ -25042,7 +25042,7 @@
               <w:spacing w:after="10" w:before="0"/>
               <w:ind w:left="120"/>
             </w:pPr>
-            <w:hyperlink w:history="1" r:id="rIdyr8psvplkntluoun-30-h">
+            <w:hyperlink w:history="1" r:id="rIdnedc_jbcyt1xyj-chdjuq">
               <w:r>
                 <w:rPr>
                   <w:rFonts w:ascii="Arial" w:cs="Arial" w:eastAsia="Arial" w:hAnsi="Arial"/>
@@ -25087,7 +25087,7 @@
             <w:pPr>
               <w:spacing w:after="20" w:before="0"/>
             </w:pPr>
-            <w:hyperlink w:history="1" r:id="rIdb2orrvnov-aplp3a0vt6t">
+            <w:hyperlink w:history="1" r:id="rId-mcp20jvwxf36oybzvnoa">
               <w:r>
                 <w:rPr>
                   <w:rFonts w:ascii="Arial" w:cs="Arial" w:eastAsia="Arial" w:hAnsi="Arial"/>
@@ -25120,7 +25120,7 @@
               <w:spacing w:after="10" w:before="0"/>
               <w:ind w:left="120"/>
             </w:pPr>
-            <w:hyperlink w:history="1" r:id="rIdg8wwirdw4sv7exqivai0l">
+            <w:hyperlink w:history="1" r:id="rIdigm5zbhbpaf2doy5t3pox">
               <w:r>
                 <w:rPr>
                   <w:rFonts w:ascii="Arial" w:cs="Arial" w:eastAsia="Arial" w:hAnsi="Arial"/>
@@ -25315,7 +25315,7 @@
             <w:pPr>
               <w:spacing w:after="20" w:before="0"/>
             </w:pPr>
-            <w:hyperlink w:history="1" r:id="rIdss1mox7bbh9y3b3bu4kfp">
+            <w:hyperlink w:history="1" r:id="rIdrypg3cbcqpzuspu64a7j3">
               <w:r>
                 <w:rPr>
                   <w:rFonts w:ascii="Arial" w:cs="Arial" w:eastAsia="Arial" w:hAnsi="Arial"/>
@@ -25364,7 +25364,7 @@
               <w:spacing w:after="10" w:before="0"/>
               <w:ind w:left="120"/>
             </w:pPr>
-            <w:hyperlink w:history="1" r:id="rIdlkxmlshhez5cn_orwcmjo">
+            <w:hyperlink w:history="1" r:id="rIdtteviifpwmdrmqgqbukmj">
               <w:r>
                 <w:rPr>
                   <w:rFonts w:ascii="Arial" w:cs="Arial" w:eastAsia="Arial" w:hAnsi="Arial"/>
@@ -25409,7 +25409,7 @@
             <w:pPr>
               <w:spacing w:after="20" w:before="0"/>
             </w:pPr>
-            <w:hyperlink w:history="1" r:id="rId6zwgzspoo1ipbkqsc7p4p">
+            <w:hyperlink w:history="1" r:id="rIdftsfa9xva3ig_6kiowvzq">
               <w:r>
                 <w:rPr>
                   <w:rFonts w:ascii="Arial" w:cs="Arial" w:eastAsia="Arial" w:hAnsi="Arial"/>
@@ -25442,7 +25442,7 @@
               <w:spacing w:after="10" w:before="0"/>
               <w:ind w:left="120"/>
             </w:pPr>
-            <w:hyperlink w:history="1" r:id="rIdawpjdovtkmfod1nvroz9s">
+            <w:hyperlink w:history="1" r:id="rIddv7uglo26di0wl4ml6vm1">
               <w:r>
                 <w:rPr>
                   <w:rFonts w:ascii="Arial" w:cs="Arial" w:eastAsia="Arial" w:hAnsi="Arial"/>
@@ -25954,7 +25954,7 @@
         </w:rPr>
         <w:t xml:space="preserve">© 2026 SeaVuria and ARES. Aligned with KICD objectives. Developed by SeaVuria; technical implementation by ARES (with AI assistance from Claude). Licensed under </w:t>
       </w:r>
-      <w:hyperlink w:history="1" r:id="rIdogmq5xgh0tbneuruxrbfk">
+      <w:hyperlink w:history="1" r:id="rIdi1osqvfgkxppqddw02d9c">
         <w:r>
           <w:rPr>
             <w:rFonts w:ascii="Arial" w:cs="Arial" w:eastAsia="Arial" w:hAnsi="Arial"/>
@@ -25975,7 +25975,7 @@
         </w:rPr>
         <w:t xml:space="preserve"> (</w:t>
       </w:r>
-      <w:hyperlink w:history="1" r:id="rIdzbuylpy9dpk_96ucufhsm">
+      <w:hyperlink w:history="1" r:id="rIdtlhu40oju3tyei_kwomrl">
         <w:r>
           <w:rPr>
             <w:rFonts w:ascii="Arial" w:cs="Arial" w:eastAsia="Arial" w:hAnsi="Arial"/>

--- a/data/outputs/v2/General_Science/SS2.1_The_Periodic_Table/General_Science_The_Periodic_Table_CBE_LessonSequence.docx
+++ b/data/outputs/v2/General_Science/SS2.1_The_Periodic_Table/General_Science_The_Periodic_Table_CBE_LessonSequence.docx
@@ -2283,7 +2283,7 @@
         </w:rPr>
         <w:t xml:space="preserve">© 2026 SeaVuria and ARES. This work is licensed under a </w:t>
       </w:r>
-      <w:hyperlink w:history="1" r:id="rIdql743eloqpatcfxhkpuxa">
+      <w:hyperlink w:history="1" r:id="rIdebqiggvnl7sbclabwyrfl">
         <w:r>
           <w:rPr>
             <w:rFonts w:ascii="Arial" w:cs="Arial" w:eastAsia="Arial" w:hAnsi="Arial"/>
@@ -2303,7 +2303,7 @@
         </w:rPr>
         <w:t xml:space="preserve"> (</w:t>
       </w:r>
-      <w:hyperlink w:history="1" r:id="rId527fsbhcg2ao6dzjdbcy_">
+      <w:hyperlink w:history="1" r:id="rId8oybziapdomzk_smkdqf1">
         <w:r>
           <w:rPr>
             <w:rFonts w:ascii="Arial" w:cs="Arial" w:eastAsia="Arial" w:hAnsi="Arial"/>
@@ -2323,7 +2323,7 @@
         </w:rPr>
         <w:t xml:space="preserve">). To view a copy of this license, visit </w:t>
       </w:r>
-      <w:hyperlink w:history="1" r:id="rIdraamknkrfksgaan6brq6f">
+      <w:hyperlink w:history="1" r:id="rId8wexkmniwehbefkzvvmni">
         <w:r>
           <w:rPr>
             <w:rFonts w:ascii="Arial" w:cs="Arial" w:eastAsia="Arial" w:hAnsi="Arial"/>
@@ -3335,7 +3335,7 @@
             <w:pPr>
               <w:spacing w:after="20" w:before="0"/>
             </w:pPr>
-            <w:hyperlink w:history="1" r:id="rIdqxs6vu0spbm7iv9_qbx-s">
+            <w:hyperlink w:history="1" r:id="rIds4_1msn9xjyrcggplinec">
               <w:r>
                 <w:rPr>
                   <w:rFonts w:ascii="Arial" w:cs="Arial" w:eastAsia="Arial" w:hAnsi="Arial"/>
@@ -3368,7 +3368,7 @@
               <w:spacing w:after="10" w:before="0"/>
               <w:ind w:left="120"/>
             </w:pPr>
-            <w:hyperlink w:history="1" r:id="rIdug-vdxt04m83tuxmzsrrm">
+            <w:hyperlink w:history="1" r:id="rIdujyd4qi2b7h05njctztqz">
               <w:r>
                 <w:rPr>
                   <w:rFonts w:ascii="Arial" w:cs="Arial" w:eastAsia="Arial" w:hAnsi="Arial"/>
@@ -3413,7 +3413,7 @@
             <w:pPr>
               <w:spacing w:after="20" w:before="0"/>
             </w:pPr>
-            <w:hyperlink w:history="1" r:id="rIdfugf0puck6kakydoybmtw">
+            <w:hyperlink w:history="1" r:id="rIdlbetnand9k9re6vdk9cxm">
               <w:r>
                 <w:rPr>
                   <w:rFonts w:ascii="Arial" w:cs="Arial" w:eastAsia="Arial" w:hAnsi="Arial"/>
@@ -3446,7 +3446,7 @@
               <w:spacing w:after="10" w:before="0"/>
               <w:ind w:left="120"/>
             </w:pPr>
-            <w:hyperlink w:history="1" r:id="rIdyjxr-xofbmtnnoaqugoqf">
+            <w:hyperlink w:history="1" r:id="rIdr-rvep9lmlkfb9dlfb3w-">
               <w:r>
                 <w:rPr>
                   <w:rFonts w:ascii="Arial" w:cs="Arial" w:eastAsia="Arial" w:hAnsi="Arial"/>
@@ -3641,7 +3641,7 @@
             <w:pPr>
               <w:spacing w:after="20" w:before="0"/>
             </w:pPr>
-            <w:hyperlink w:history="1" r:id="rId2plrggt0lkjrh60ofbwxx">
+            <w:hyperlink w:history="1" r:id="rId3ydgdi-423hugtxztk6z1">
               <w:r>
                 <w:rPr>
                   <w:rFonts w:ascii="Arial" w:cs="Arial" w:eastAsia="Arial" w:hAnsi="Arial"/>
@@ -3674,7 +3674,7 @@
               <w:spacing w:after="10" w:before="0"/>
               <w:ind w:left="120"/>
             </w:pPr>
-            <w:hyperlink w:history="1" r:id="rId0btxykyy4ikamkq4ffvwu">
+            <w:hyperlink w:history="1" r:id="rId5jv9lqfe7hbw_gdmc-el3">
               <w:r>
                 <w:rPr>
                   <w:rFonts w:ascii="Arial" w:cs="Arial" w:eastAsia="Arial" w:hAnsi="Arial"/>
@@ -3719,7 +3719,7 @@
             <w:pPr>
               <w:spacing w:after="20" w:before="0"/>
             </w:pPr>
-            <w:hyperlink w:history="1" r:id="rIdswhyvoscpupr0vqyqueks">
+            <w:hyperlink w:history="1" r:id="rIdtfwclpsp-lafodmggbn9a">
               <w:r>
                 <w:rPr>
                   <w:rFonts w:ascii="Arial" w:cs="Arial" w:eastAsia="Arial" w:hAnsi="Arial"/>
@@ -3752,7 +3752,7 @@
               <w:spacing w:after="10" w:before="0"/>
               <w:ind w:left="120"/>
             </w:pPr>
-            <w:hyperlink w:history="1" r:id="rIdsqpy9owghmu489yl0forf">
+            <w:hyperlink w:history="1" r:id="rId3pjc0_qvcehhlk-j6yiu0">
               <w:r>
                 <w:rPr>
                   <w:rFonts w:ascii="Arial" w:cs="Arial" w:eastAsia="Arial" w:hAnsi="Arial"/>
@@ -3947,7 +3947,7 @@
             <w:pPr>
               <w:spacing w:after="20" w:before="0"/>
             </w:pPr>
-            <w:hyperlink w:history="1" r:id="rIdea7zfne9t18ytmx-92tmq">
+            <w:hyperlink w:history="1" r:id="rIdcaa13fncgzhlgvx_s5t3z">
               <w:r>
                 <w:rPr>
                   <w:rFonts w:ascii="Arial" w:cs="Arial" w:eastAsia="Arial" w:hAnsi="Arial"/>
@@ -3980,7 +3980,7 @@
               <w:spacing w:after="10" w:before="0"/>
               <w:ind w:left="120"/>
             </w:pPr>
-            <w:hyperlink w:history="1" r:id="rIdjv95xucxw6hvxomshzh40">
+            <w:hyperlink w:history="1" r:id="rIdb6kuzh1l-s2tvs3czkxyc">
               <w:r>
                 <w:rPr>
                   <w:rFonts w:ascii="Arial" w:cs="Arial" w:eastAsia="Arial" w:hAnsi="Arial"/>
@@ -4025,7 +4025,7 @@
             <w:pPr>
               <w:spacing w:after="20" w:before="0"/>
             </w:pPr>
-            <w:hyperlink w:history="1" r:id="rIdlcmgghevy30mc6uzyrf0s">
+            <w:hyperlink w:history="1" r:id="rIdoqe7g-pu6784rd21icddb">
               <w:r>
                 <w:rPr>
                   <w:rFonts w:ascii="Arial" w:cs="Arial" w:eastAsia="Arial" w:hAnsi="Arial"/>
@@ -4058,7 +4058,7 @@
               <w:spacing w:after="10" w:before="0"/>
               <w:ind w:left="120"/>
             </w:pPr>
-            <w:hyperlink w:history="1" r:id="rIdg48q5svxpgiyzbc4oja81">
+            <w:hyperlink w:history="1" r:id="rIdgu1uv4wlh7ulubts00w27">
               <w:r>
                 <w:rPr>
                   <w:rFonts w:ascii="Arial" w:cs="Arial" w:eastAsia="Arial" w:hAnsi="Arial"/>
@@ -4253,7 +4253,7 @@
             <w:pPr>
               <w:spacing w:after="20" w:before="0"/>
             </w:pPr>
-            <w:hyperlink w:history="1" r:id="rIde_yumal8mazr9wsz2o4he">
+            <w:hyperlink w:history="1" r:id="rId15syjqthd0ulivfuu9peo">
               <w:r>
                 <w:rPr>
                   <w:rFonts w:ascii="Arial" w:cs="Arial" w:eastAsia="Arial" w:hAnsi="Arial"/>
@@ -4286,7 +4286,7 @@
               <w:spacing w:after="10" w:before="0"/>
               <w:ind w:left="120"/>
             </w:pPr>
-            <w:hyperlink w:history="1" r:id="rIdlhcp04rit00c2m1xwifni">
+            <w:hyperlink w:history="1" r:id="rIdqdc-jayy1id6potu_a0l_">
               <w:r>
                 <w:rPr>
                   <w:rFonts w:ascii="Arial" w:cs="Arial" w:eastAsia="Arial" w:hAnsi="Arial"/>
@@ -4331,7 +4331,7 @@
             <w:pPr>
               <w:spacing w:after="20" w:before="0"/>
             </w:pPr>
-            <w:hyperlink w:history="1" r:id="rIdlqemlubxscvs7qmcwkf3u">
+            <w:hyperlink w:history="1" r:id="rIdkg3cbjajnwv-g3y2ar6sj">
               <w:r>
                 <w:rPr>
                   <w:rFonts w:ascii="Arial" w:cs="Arial" w:eastAsia="Arial" w:hAnsi="Arial"/>
@@ -4364,7 +4364,7 @@
               <w:spacing w:after="10" w:before="0"/>
               <w:ind w:left="120"/>
             </w:pPr>
-            <w:hyperlink w:history="1" r:id="rIdrslka4gz-tyh54u_8ndwo">
+            <w:hyperlink w:history="1" r:id="rId57ymjudiut8xm2cijl8m4">
               <w:r>
                 <w:rPr>
                   <w:rFonts w:ascii="Arial" w:cs="Arial" w:eastAsia="Arial" w:hAnsi="Arial"/>
@@ -4559,7 +4559,7 @@
             <w:pPr>
               <w:spacing w:after="20" w:before="0"/>
             </w:pPr>
-            <w:hyperlink w:history="1" r:id="rIdw78ghua-lkhqjs_vgdamp">
+            <w:hyperlink w:history="1" r:id="rIdqsphzog6-xiloi7srfeuz">
               <w:r>
                 <w:rPr>
                   <w:rFonts w:ascii="Arial" w:cs="Arial" w:eastAsia="Arial" w:hAnsi="Arial"/>
@@ -4608,7 +4608,7 @@
               <w:spacing w:after="10" w:before="0"/>
               <w:ind w:left="120"/>
             </w:pPr>
-            <w:hyperlink w:history="1" r:id="rIde_r8omsrpfcmcjvfbtd_e">
+            <w:hyperlink w:history="1" r:id="rIdi_ikkip48oxiqeprc3qu0">
               <w:r>
                 <w:rPr>
                   <w:rFonts w:ascii="Arial" w:cs="Arial" w:eastAsia="Arial" w:hAnsi="Arial"/>
@@ -4653,7 +4653,7 @@
             <w:pPr>
               <w:spacing w:after="20" w:before="0"/>
             </w:pPr>
-            <w:hyperlink w:history="1" r:id="rIdoca_2u5ek-bn7u3xrf4ur">
+            <w:hyperlink w:history="1" r:id="rId44rhvz98fqh48ybnw1sgb">
               <w:r>
                 <w:rPr>
                   <w:rFonts w:ascii="Arial" w:cs="Arial" w:eastAsia="Arial" w:hAnsi="Arial"/>
@@ -4686,7 +4686,7 @@
               <w:spacing w:after="10" w:before="0"/>
               <w:ind w:left="120"/>
             </w:pPr>
-            <w:hyperlink w:history="1" r:id="rIdfbsa3vhcznncyy8df80rb">
+            <w:hyperlink w:history="1" r:id="rIdbv6q9hs-2d0udfwmzmwzq">
               <w:r>
                 <w:rPr>
                   <w:rFonts w:ascii="Arial" w:cs="Arial" w:eastAsia="Arial" w:hAnsi="Arial"/>
@@ -5198,7 +5198,7 @@
         </w:rPr>
         <w:t xml:space="preserve">© 2026 SeaVuria and ARES. Aligned with KICD objectives. Developed by SeaVuria; technical implementation by ARES (with AI assistance from Claude). Licensed under </w:t>
       </w:r>
-      <w:hyperlink w:history="1" r:id="rIdhrqmwzvlqgei85b6fjluc">
+      <w:hyperlink w:history="1" r:id="rId8qjwsucu9eoo0qrnn55or">
         <w:r>
           <w:rPr>
             <w:rFonts w:ascii="Arial" w:cs="Arial" w:eastAsia="Arial" w:hAnsi="Arial"/>
@@ -5219,7 +5219,7 @@
         </w:rPr>
         <w:t xml:space="preserve"> (</w:t>
       </w:r>
-      <w:hyperlink w:history="1" r:id="rIdjaewnyr-tbrfk3493raym">
+      <w:hyperlink w:history="1" r:id="rIdgnqjbaenwhwxq2wnjr2nn">
         <w:r>
           <w:rPr>
             <w:rFonts w:ascii="Arial" w:cs="Arial" w:eastAsia="Arial" w:hAnsi="Arial"/>
@@ -6232,7 +6232,7 @@
             <w:pPr>
               <w:spacing w:after="20" w:before="0"/>
             </w:pPr>
-            <w:hyperlink w:history="1" r:id="rIdxv3ftci8abr8kn6rgih9j">
+            <w:hyperlink w:history="1" r:id="rIdnvoniazw0xexlmzlfwr6b">
               <w:r>
                 <w:rPr>
                   <w:rFonts w:ascii="Arial" w:cs="Arial" w:eastAsia="Arial" w:hAnsi="Arial"/>
@@ -6265,7 +6265,7 @@
               <w:spacing w:after="10" w:before="0"/>
               <w:ind w:left="120"/>
             </w:pPr>
-            <w:hyperlink w:history="1" r:id="rId3dwf3fcnbwvljm8witilp">
+            <w:hyperlink w:history="1" r:id="rId3l-s3ktvt4d6eypffrfkn">
               <w:r>
                 <w:rPr>
                   <w:rFonts w:ascii="Arial" w:cs="Arial" w:eastAsia="Arial" w:hAnsi="Arial"/>
@@ -6310,7 +6310,7 @@
             <w:pPr>
               <w:spacing w:after="20" w:before="0"/>
             </w:pPr>
-            <w:hyperlink w:history="1" r:id="rId9dx4sttl0gluql_xy4zbj">
+            <w:hyperlink w:history="1" r:id="rIdeoubs_cpnomjjftjx34sl">
               <w:r>
                 <w:rPr>
                   <w:rFonts w:ascii="Arial" w:cs="Arial" w:eastAsia="Arial" w:hAnsi="Arial"/>
@@ -6343,7 +6343,7 @@
               <w:spacing w:after="10" w:before="0"/>
               <w:ind w:left="120"/>
             </w:pPr>
-            <w:hyperlink w:history="1" r:id="rId6aiskvlslktqwv3wgkzum">
+            <w:hyperlink w:history="1" r:id="rIdsoxnykfcr8mwn_w1rgptc">
               <w:r>
                 <w:rPr>
                   <w:rFonts w:ascii="Arial" w:cs="Arial" w:eastAsia="Arial" w:hAnsi="Arial"/>
@@ -6538,7 +6538,7 @@
             <w:pPr>
               <w:spacing w:after="20" w:before="0"/>
             </w:pPr>
-            <w:hyperlink w:history="1" r:id="rIdfqjodtqt_44ijokbbqeye">
+            <w:hyperlink w:history="1" r:id="rIdy7sexakjaicqitosoi0mp">
               <w:r>
                 <w:rPr>
                   <w:rFonts w:ascii="Arial" w:cs="Arial" w:eastAsia="Arial" w:hAnsi="Arial"/>
@@ -6571,7 +6571,7 @@
               <w:spacing w:after="10" w:before="0"/>
               <w:ind w:left="120"/>
             </w:pPr>
-            <w:hyperlink w:history="1" r:id="rIdemy4boydqbesftsuertkb">
+            <w:hyperlink w:history="1" r:id="rIdkwlu7fj9mie87vlkykptj">
               <w:r>
                 <w:rPr>
                   <w:rFonts w:ascii="Arial" w:cs="Arial" w:eastAsia="Arial" w:hAnsi="Arial"/>
@@ -6616,7 +6616,7 @@
             <w:pPr>
               <w:spacing w:after="20" w:before="0"/>
             </w:pPr>
-            <w:hyperlink w:history="1" r:id="rIdxdt4y3nxdty1vsae98raf">
+            <w:hyperlink w:history="1" r:id="rIdrs3vwcjbn2i9czy-es5qt">
               <w:r>
                 <w:rPr>
                   <w:rFonts w:ascii="Arial" w:cs="Arial" w:eastAsia="Arial" w:hAnsi="Arial"/>
@@ -6649,7 +6649,7 @@
               <w:spacing w:after="10" w:before="0"/>
               <w:ind w:left="120"/>
             </w:pPr>
-            <w:hyperlink w:history="1" r:id="rIdlavjq3-hawsel8rqqqkqb">
+            <w:hyperlink w:history="1" r:id="rIdklik9xfjxnp_1b9u9infh">
               <w:r>
                 <w:rPr>
                   <w:rFonts w:ascii="Arial" w:cs="Arial" w:eastAsia="Arial" w:hAnsi="Arial"/>
@@ -6844,7 +6844,7 @@
             <w:pPr>
               <w:spacing w:after="20" w:before="0"/>
             </w:pPr>
-            <w:hyperlink w:history="1" r:id="rIdigbgrkxenm3plppx3dwii">
+            <w:hyperlink w:history="1" r:id="rId28fu9ihi4ybg7jbnhqfyx">
               <w:r>
                 <w:rPr>
                   <w:rFonts w:ascii="Arial" w:cs="Arial" w:eastAsia="Arial" w:hAnsi="Arial"/>
@@ -6877,7 +6877,7 @@
               <w:spacing w:after="10" w:before="0"/>
               <w:ind w:left="120"/>
             </w:pPr>
-            <w:hyperlink w:history="1" r:id="rIdnsvw4r846j5tlgngmw2l4">
+            <w:hyperlink w:history="1" r:id="rIda-yt1lt_4mtampywqy8sr">
               <w:r>
                 <w:rPr>
                   <w:rFonts w:ascii="Arial" w:cs="Arial" w:eastAsia="Arial" w:hAnsi="Arial"/>
@@ -6922,7 +6922,7 @@
             <w:pPr>
               <w:spacing w:after="20" w:before="0"/>
             </w:pPr>
-            <w:hyperlink w:history="1" r:id="rIdda5uo3r4cm_rweuk9s8n-">
+            <w:hyperlink w:history="1" r:id="rIdh03nurslhkhonmpd6cla8">
               <w:r>
                 <w:rPr>
                   <w:rFonts w:ascii="Arial" w:cs="Arial" w:eastAsia="Arial" w:hAnsi="Arial"/>
@@ -6971,7 +6971,7 @@
               <w:spacing w:after="10" w:before="0"/>
               <w:ind w:left="120"/>
             </w:pPr>
-            <w:hyperlink w:history="1" r:id="rIdgc8yievdnbgvpalqm8pp9">
+            <w:hyperlink w:history="1" r:id="rIdrgngeu2mbk0evffntlvwe">
               <w:r>
                 <w:rPr>
                   <w:rFonts w:ascii="Arial" w:cs="Arial" w:eastAsia="Arial" w:hAnsi="Arial"/>
@@ -7166,7 +7166,7 @@
             <w:pPr>
               <w:spacing w:after="20" w:before="0"/>
             </w:pPr>
-            <w:hyperlink w:history="1" r:id="rIdo0prsptazud2vf16semfu">
+            <w:hyperlink w:history="1" r:id="rIdlr3yjuclze21dwdpaqbe3">
               <w:r>
                 <w:rPr>
                   <w:rFonts w:ascii="Arial" w:cs="Arial" w:eastAsia="Arial" w:hAnsi="Arial"/>
@@ -7199,7 +7199,7 @@
               <w:spacing w:after="10" w:before="0"/>
               <w:ind w:left="120"/>
             </w:pPr>
-            <w:hyperlink w:history="1" r:id="rIdc3ryyjllnq6q47lgo6tnx">
+            <w:hyperlink w:history="1" r:id="rIdeay62k212unfjwkqfs6ey">
               <w:r>
                 <w:rPr>
                   <w:rFonts w:ascii="Arial" w:cs="Arial" w:eastAsia="Arial" w:hAnsi="Arial"/>
@@ -7244,7 +7244,7 @@
             <w:pPr>
               <w:spacing w:after="20" w:before="0"/>
             </w:pPr>
-            <w:hyperlink w:history="1" r:id="rId1c3pzfvurgyylyv8qe6fc">
+            <w:hyperlink w:history="1" r:id="rIdk6e2ckzdycr0lseew24w7">
               <w:r>
                 <w:rPr>
                   <w:rFonts w:ascii="Arial" w:cs="Arial" w:eastAsia="Arial" w:hAnsi="Arial"/>
@@ -7293,7 +7293,7 @@
               <w:spacing w:after="10" w:before="0"/>
               <w:ind w:left="120"/>
             </w:pPr>
-            <w:hyperlink w:history="1" r:id="rIdilhg49_5n0uevpu1tegt2">
+            <w:hyperlink w:history="1" r:id="rIdjiccmetllah8dwqljplp_">
               <w:r>
                 <w:rPr>
                   <w:rFonts w:ascii="Arial" w:cs="Arial" w:eastAsia="Arial" w:hAnsi="Arial"/>
@@ -7488,7 +7488,7 @@
             <w:pPr>
               <w:spacing w:after="20" w:before="0"/>
             </w:pPr>
-            <w:hyperlink w:history="1" r:id="rIdhi6xzyydosfscn9qwvvy3">
+            <w:hyperlink w:history="1" r:id="rIdlwlhlebr94g-58ezo0t-m">
               <w:r>
                 <w:rPr>
                   <w:rFonts w:ascii="Arial" w:cs="Arial" w:eastAsia="Arial" w:hAnsi="Arial"/>
@@ -7521,7 +7521,7 @@
               <w:spacing w:after="10" w:before="0"/>
               <w:ind w:left="120"/>
             </w:pPr>
-            <w:hyperlink w:history="1" r:id="rId_yg14ozcehnwznok68njs">
+            <w:hyperlink w:history="1" r:id="rIdkmm7o_70mv58synmnelyg">
               <w:r>
                 <w:rPr>
                   <w:rFonts w:ascii="Arial" w:cs="Arial" w:eastAsia="Arial" w:hAnsi="Arial"/>
@@ -7566,7 +7566,7 @@
             <w:pPr>
               <w:spacing w:after="20" w:before="0"/>
             </w:pPr>
-            <w:hyperlink w:history="1" r:id="rId9qk8hka7lgb2gpma3yxnh">
+            <w:hyperlink w:history="1" r:id="rIdehmwufl8g5ysdgsklrxjl">
               <w:r>
                 <w:rPr>
                   <w:rFonts w:ascii="Arial" w:cs="Arial" w:eastAsia="Arial" w:hAnsi="Arial"/>
@@ -7615,7 +7615,7 @@
               <w:spacing w:after="10" w:before="0"/>
               <w:ind w:left="120"/>
             </w:pPr>
-            <w:hyperlink w:history="1" r:id="rIdbkilez6f-4bghg9ggz4ln">
+            <w:hyperlink w:history="1" r:id="rIdbcoob0dybt4qf2w1t5dkb">
               <w:r>
                 <w:rPr>
                   <w:rFonts w:ascii="Arial" w:cs="Arial" w:eastAsia="Arial" w:hAnsi="Arial"/>
@@ -8222,7 +8222,7 @@
         </w:rPr>
         <w:t xml:space="preserve">© 2026 SeaVuria and ARES. Aligned with KICD objectives. Developed by SeaVuria; technical implementation by ARES (with AI assistance from Claude). Licensed under </w:t>
       </w:r>
-      <w:hyperlink w:history="1" r:id="rIdxshjsqlzllbyz67_liowd">
+      <w:hyperlink w:history="1" r:id="rId3ip03g3e342_vofmlc_c5">
         <w:r>
           <w:rPr>
             <w:rFonts w:ascii="Arial" w:cs="Arial" w:eastAsia="Arial" w:hAnsi="Arial"/>
@@ -8243,7 +8243,7 @@
         </w:rPr>
         <w:t xml:space="preserve"> (</w:t>
       </w:r>
-      <w:hyperlink w:history="1" r:id="rIdp9jdfjexlwdv2l4lxdd8l">
+      <w:hyperlink w:history="1" r:id="rIdui-izzi7zdbkgukqlchqw">
         <w:r>
           <w:rPr>
             <w:rFonts w:ascii="Arial" w:cs="Arial" w:eastAsia="Arial" w:hAnsi="Arial"/>
@@ -9256,7 +9256,7 @@
             <w:pPr>
               <w:spacing w:after="20" w:before="0"/>
             </w:pPr>
-            <w:hyperlink w:history="1" r:id="rId9j6nyt9d7fkhfosshnf9u">
+            <w:hyperlink w:history="1" r:id="rIdmwaw4ilwzcpwwlmugpipf">
               <w:r>
                 <w:rPr>
                   <w:rFonts w:ascii="Arial" w:cs="Arial" w:eastAsia="Arial" w:hAnsi="Arial"/>
@@ -9289,7 +9289,7 @@
               <w:spacing w:after="10" w:before="0"/>
               <w:ind w:left="120"/>
             </w:pPr>
-            <w:hyperlink w:history="1" r:id="rId7e_6mixrf_upn8yyygit7">
+            <w:hyperlink w:history="1" r:id="rIdw4r08p82d6pswallnlkxk">
               <w:r>
                 <w:rPr>
                   <w:rFonts w:ascii="Arial" w:cs="Arial" w:eastAsia="Arial" w:hAnsi="Arial"/>
@@ -9334,7 +9334,7 @@
             <w:pPr>
               <w:spacing w:after="20" w:before="0"/>
             </w:pPr>
-            <w:hyperlink w:history="1" r:id="rIdonuyfpife_ouwux41f83l">
+            <w:hyperlink w:history="1" r:id="rIdjdhdpyiwq28hwdoq-pbbd">
               <w:r>
                 <w:rPr>
                   <w:rFonts w:ascii="Arial" w:cs="Arial" w:eastAsia="Arial" w:hAnsi="Arial"/>
@@ -9367,7 +9367,7 @@
               <w:spacing w:after="10" w:before="0"/>
               <w:ind w:left="120"/>
             </w:pPr>
-            <w:hyperlink w:history="1" r:id="rId4sfcjv-l5-0alhlxarg4x">
+            <w:hyperlink w:history="1" r:id="rId-no_zlcjenrej0svjkivj">
               <w:r>
                 <w:rPr>
                   <w:rFonts w:ascii="Arial" w:cs="Arial" w:eastAsia="Arial" w:hAnsi="Arial"/>
@@ -9562,7 +9562,7 @@
             <w:pPr>
               <w:spacing w:after="20" w:before="0"/>
             </w:pPr>
-            <w:hyperlink w:history="1" r:id="rIdnzy8dwftexdyw3psz3gjw">
+            <w:hyperlink w:history="1" r:id="rIds-xzrf_1vgr6ebzd-vfuj">
               <w:r>
                 <w:rPr>
                   <w:rFonts w:ascii="Arial" w:cs="Arial" w:eastAsia="Arial" w:hAnsi="Arial"/>
@@ -9595,7 +9595,7 @@
               <w:spacing w:after="10" w:before="0"/>
               <w:ind w:left="120"/>
             </w:pPr>
-            <w:hyperlink w:history="1" r:id="rIdufupvxxiu0bp5xbkvtxkb">
+            <w:hyperlink w:history="1" r:id="rIdgconezg4doridodt2xjbu">
               <w:r>
                 <w:rPr>
                   <w:rFonts w:ascii="Arial" w:cs="Arial" w:eastAsia="Arial" w:hAnsi="Arial"/>
@@ -9640,7 +9640,7 @@
             <w:pPr>
               <w:spacing w:after="20" w:before="0"/>
             </w:pPr>
-            <w:hyperlink w:history="1" r:id="rIdeobyzimgd57yvunaxun4w">
+            <w:hyperlink w:history="1" r:id="rIdw8jgkvrns6dm6nd7dwp1v">
               <w:r>
                 <w:rPr>
                   <w:rFonts w:ascii="Arial" w:cs="Arial" w:eastAsia="Arial" w:hAnsi="Arial"/>
@@ -9673,7 +9673,7 @@
               <w:spacing w:after="10" w:before="0"/>
               <w:ind w:left="120"/>
             </w:pPr>
-            <w:hyperlink w:history="1" r:id="rIdh2w6qt4auqy_t4u83grmm">
+            <w:hyperlink w:history="1" r:id="rIduq48oom7hqw7ssdzl9tdz">
               <w:r>
                 <w:rPr>
                   <w:rFonts w:ascii="Arial" w:cs="Arial" w:eastAsia="Arial" w:hAnsi="Arial"/>
@@ -9868,7 +9868,7 @@
             <w:pPr>
               <w:spacing w:after="20" w:before="0"/>
             </w:pPr>
-            <w:hyperlink w:history="1" r:id="rIdxkbianoe8oupbxqqw9ynr">
+            <w:hyperlink w:history="1" r:id="rIdxir8kqa9ed6mnknornx5f">
               <w:r>
                 <w:rPr>
                   <w:rFonts w:ascii="Arial" w:cs="Arial" w:eastAsia="Arial" w:hAnsi="Arial"/>
@@ -9901,7 +9901,7 @@
               <w:spacing w:after="10" w:before="0"/>
               <w:ind w:left="120"/>
             </w:pPr>
-            <w:hyperlink w:history="1" r:id="rIdvkbljy1uk2iyn6cuncgbv">
+            <w:hyperlink w:history="1" r:id="rIdal625vb1r7818lt1y2yw1">
               <w:r>
                 <w:rPr>
                   <w:rFonts w:ascii="Arial" w:cs="Arial" w:eastAsia="Arial" w:hAnsi="Arial"/>
@@ -9946,7 +9946,7 @@
             <w:pPr>
               <w:spacing w:after="20" w:before="0"/>
             </w:pPr>
-            <w:hyperlink w:history="1" r:id="rIdjbi82ak_ocpnd9x-jiaov">
+            <w:hyperlink w:history="1" r:id="rIdosvve9dk-5md6oihmn3xm">
               <w:r>
                 <w:rPr>
                   <w:rFonts w:ascii="Arial" w:cs="Arial" w:eastAsia="Arial" w:hAnsi="Arial"/>
@@ -9979,7 +9979,7 @@
               <w:spacing w:after="10" w:before="0"/>
               <w:ind w:left="120"/>
             </w:pPr>
-            <w:hyperlink w:history="1" r:id="rId-rdactrz0zjq-2ixpx4vg">
+            <w:hyperlink w:history="1" r:id="rId6wz_j-ootkawck6wahycx">
               <w:r>
                 <w:rPr>
                   <w:rFonts w:ascii="Arial" w:cs="Arial" w:eastAsia="Arial" w:hAnsi="Arial"/>
@@ -10174,7 +10174,7 @@
             <w:pPr>
               <w:spacing w:after="20" w:before="0"/>
             </w:pPr>
-            <w:hyperlink w:history="1" r:id="rIdhz5jy_n-lwktli-8cm3d9">
+            <w:hyperlink w:history="1" r:id="rIdwovlp3uz8_ffpdamntwd-">
               <w:r>
                 <w:rPr>
                   <w:rFonts w:ascii="Arial" w:cs="Arial" w:eastAsia="Arial" w:hAnsi="Arial"/>
@@ -10207,7 +10207,7 @@
               <w:spacing w:after="10" w:before="0"/>
               <w:ind w:left="120"/>
             </w:pPr>
-            <w:hyperlink w:history="1" r:id="rIdiefkintidao92mh99ou03">
+            <w:hyperlink w:history="1" r:id="rIdasuqw1baccvtaq5uqufjt">
               <w:r>
                 <w:rPr>
                   <w:rFonts w:ascii="Arial" w:cs="Arial" w:eastAsia="Arial" w:hAnsi="Arial"/>
@@ -10252,7 +10252,7 @@
             <w:pPr>
               <w:spacing w:after="20" w:before="0"/>
             </w:pPr>
-            <w:hyperlink w:history="1" r:id="rIdxmudjjkvoysezdqmyppn1">
+            <w:hyperlink w:history="1" r:id="rIdlk-r33fv71_yahmzaeg-o">
               <w:r>
                 <w:rPr>
                   <w:rFonts w:ascii="Arial" w:cs="Arial" w:eastAsia="Arial" w:hAnsi="Arial"/>
@@ -10285,7 +10285,7 @@
               <w:spacing w:after="10" w:before="0"/>
               <w:ind w:left="120"/>
             </w:pPr>
-            <w:hyperlink w:history="1" r:id="rId2i8drtdbqly4dx5rnq0wa">
+            <w:hyperlink w:history="1" r:id="rIdrb1lxf1drticc_p74piaw">
               <w:r>
                 <w:rPr>
                   <w:rFonts w:ascii="Arial" w:cs="Arial" w:eastAsia="Arial" w:hAnsi="Arial"/>
@@ -10480,7 +10480,7 @@
             <w:pPr>
               <w:spacing w:after="20" w:before="0"/>
             </w:pPr>
-            <w:hyperlink w:history="1" r:id="rIdkzplq_uol_wd1gx1_wnpi">
+            <w:hyperlink w:history="1" r:id="rIdx4hnc41jsutmtentc1jjc">
               <w:r>
                 <w:rPr>
                   <w:rFonts w:ascii="Arial" w:cs="Arial" w:eastAsia="Arial" w:hAnsi="Arial"/>
@@ -10529,7 +10529,7 @@
               <w:spacing w:after="10" w:before="0"/>
               <w:ind w:left="120"/>
             </w:pPr>
-            <w:hyperlink w:history="1" r:id="rId_6hivse8yqn4zejavk_0x">
+            <w:hyperlink w:history="1" r:id="rIdis6c5hscrrrrgrjqmefob">
               <w:r>
                 <w:rPr>
                   <w:rFonts w:ascii="Arial" w:cs="Arial" w:eastAsia="Arial" w:hAnsi="Arial"/>
@@ -10574,7 +10574,7 @@
             <w:pPr>
               <w:spacing w:after="20" w:before="0"/>
             </w:pPr>
-            <w:hyperlink w:history="1" r:id="rIdtcjewmkkckiuvxy48d9-c">
+            <w:hyperlink w:history="1" r:id="rIdc_galcwizaxgjooadwrwv">
               <w:r>
                 <w:rPr>
                   <w:rFonts w:ascii="Arial" w:cs="Arial" w:eastAsia="Arial" w:hAnsi="Arial"/>
@@ -10607,7 +10607,7 @@
               <w:spacing w:after="10" w:before="0"/>
               <w:ind w:left="120"/>
             </w:pPr>
-            <w:hyperlink w:history="1" r:id="rId02emndrz7a82bmx-nqj-9">
+            <w:hyperlink w:history="1" r:id="rIdybqjsn6w9dwymdqskb1-v">
               <w:r>
                 <w:rPr>
                   <w:rFonts w:ascii="Arial" w:cs="Arial" w:eastAsia="Arial" w:hAnsi="Arial"/>
@@ -11119,7 +11119,7 @@
         </w:rPr>
         <w:t xml:space="preserve">© 2026 SeaVuria and ARES. Aligned with KICD objectives. Developed by SeaVuria; technical implementation by ARES (with AI assistance from Claude). Licensed under </w:t>
       </w:r>
-      <w:hyperlink w:history="1" r:id="rIdaal4nr4c8gnzo9igvsou8">
+      <w:hyperlink w:history="1" r:id="rIdwbq0rwi8ali-2efkfd6hr">
         <w:r>
           <w:rPr>
             <w:rFonts w:ascii="Arial" w:cs="Arial" w:eastAsia="Arial" w:hAnsi="Arial"/>
@@ -11140,7 +11140,7 @@
         </w:rPr>
         <w:t xml:space="preserve"> (</w:t>
       </w:r>
-      <w:hyperlink w:history="1" r:id="rIdjetc9mn6gxozk-vbxsygy">
+      <w:hyperlink w:history="1" r:id="rIdkw0j5rzf3fa_o4p7swgl6">
         <w:r>
           <w:rPr>
             <w:rFonts w:ascii="Arial" w:cs="Arial" w:eastAsia="Arial" w:hAnsi="Arial"/>
@@ -12153,7 +12153,7 @@
             <w:pPr>
               <w:spacing w:after="20" w:before="0"/>
             </w:pPr>
-            <w:hyperlink w:history="1" r:id="rIdrfs_4zb4t-1n2r2yrmvl8">
+            <w:hyperlink w:history="1" r:id="rIdpimglyxlxh8nrmjf4z2t-">
               <w:r>
                 <w:rPr>
                   <w:rFonts w:ascii="Arial" w:cs="Arial" w:eastAsia="Arial" w:hAnsi="Arial"/>
@@ -12186,7 +12186,7 @@
               <w:spacing w:after="10" w:before="0"/>
               <w:ind w:left="120"/>
             </w:pPr>
-            <w:hyperlink w:history="1" r:id="rIdmegm1ib2nw-ato3jk8ffs">
+            <w:hyperlink w:history="1" r:id="rIdq_q3ljphi87lj624bfrof">
               <w:r>
                 <w:rPr>
                   <w:rFonts w:ascii="Arial" w:cs="Arial" w:eastAsia="Arial" w:hAnsi="Arial"/>
@@ -12231,7 +12231,7 @@
             <w:pPr>
               <w:spacing w:after="20" w:before="0"/>
             </w:pPr>
-            <w:hyperlink w:history="1" r:id="rIdqaphy6dttlsavl0uru79s">
+            <w:hyperlink w:history="1" r:id="rIdsy2u-oj2iawahgfagb22b">
               <w:r>
                 <w:rPr>
                   <w:rFonts w:ascii="Arial" w:cs="Arial" w:eastAsia="Arial" w:hAnsi="Arial"/>
@@ -12264,7 +12264,7 @@
               <w:spacing w:after="10" w:before="0"/>
               <w:ind w:left="120"/>
             </w:pPr>
-            <w:hyperlink w:history="1" r:id="rId9hqyvt-lmdggilwree6oo">
+            <w:hyperlink w:history="1" r:id="rIdsqhwf_r2_m9yakhqzj7kw">
               <w:r>
                 <w:rPr>
                   <w:rFonts w:ascii="Arial" w:cs="Arial" w:eastAsia="Arial" w:hAnsi="Arial"/>
@@ -12459,7 +12459,7 @@
             <w:pPr>
               <w:spacing w:after="20" w:before="0"/>
             </w:pPr>
-            <w:hyperlink w:history="1" r:id="rIdpobypz2v047x4qqeshqfo">
+            <w:hyperlink w:history="1" r:id="rIdwtcpjzm2lqbmw1ravqy9o">
               <w:r>
                 <w:rPr>
                   <w:rFonts w:ascii="Arial" w:cs="Arial" w:eastAsia="Arial" w:hAnsi="Arial"/>
@@ -12492,7 +12492,7 @@
               <w:spacing w:after="10" w:before="0"/>
               <w:ind w:left="120"/>
             </w:pPr>
-            <w:hyperlink w:history="1" r:id="rIdcjjhfbeucybmrzn9wt1fp">
+            <w:hyperlink w:history="1" r:id="rId4yrv2uuid5ujqbpd0qv_s">
               <w:r>
                 <w:rPr>
                   <w:rFonts w:ascii="Arial" w:cs="Arial" w:eastAsia="Arial" w:hAnsi="Arial"/>
@@ -12537,7 +12537,7 @@
             <w:pPr>
               <w:spacing w:after="20" w:before="0"/>
             </w:pPr>
-            <w:hyperlink w:history="1" r:id="rIdo_bycyr7znv2trjuisg2u">
+            <w:hyperlink w:history="1" r:id="rIdy8x-sxovbh89hptkor7en">
               <w:r>
                 <w:rPr>
                   <w:rFonts w:ascii="Arial" w:cs="Arial" w:eastAsia="Arial" w:hAnsi="Arial"/>
@@ -12570,7 +12570,7 @@
               <w:spacing w:after="10" w:before="0"/>
               <w:ind w:left="120"/>
             </w:pPr>
-            <w:hyperlink w:history="1" r:id="rIdaainj_hjgw_rbcpwzy0k7">
+            <w:hyperlink w:history="1" r:id="rIdsex9ec8scu7_y7rb--xm4">
               <w:r>
                 <w:rPr>
                   <w:rFonts w:ascii="Arial" w:cs="Arial" w:eastAsia="Arial" w:hAnsi="Arial"/>
@@ -12765,7 +12765,7 @@
             <w:pPr>
               <w:spacing w:after="20" w:before="0"/>
             </w:pPr>
-            <w:hyperlink w:history="1" r:id="rIdgyk0wmfh1wbvk-xc8hnhp">
+            <w:hyperlink w:history="1" r:id="rId7om8mifd9txe7ifrppj_l">
               <w:r>
                 <w:rPr>
                   <w:rFonts w:ascii="Arial" w:cs="Arial" w:eastAsia="Arial" w:hAnsi="Arial"/>
@@ -12798,7 +12798,7 @@
               <w:spacing w:after="10" w:before="0"/>
               <w:ind w:left="120"/>
             </w:pPr>
-            <w:hyperlink w:history="1" r:id="rIdarxeddzhcywghqq-aiteq">
+            <w:hyperlink w:history="1" r:id="rIdrw6s2boibfukzws0qf15x">
               <w:r>
                 <w:rPr>
                   <w:rFonts w:ascii="Arial" w:cs="Arial" w:eastAsia="Arial" w:hAnsi="Arial"/>
@@ -12843,7 +12843,7 @@
             <w:pPr>
               <w:spacing w:after="20" w:before="0"/>
             </w:pPr>
-            <w:hyperlink w:history="1" r:id="rIdm8gcorflzpwxaedzkcgqu">
+            <w:hyperlink w:history="1" r:id="rIdgayo3aoxcqkh1xhsj1xkt">
               <w:r>
                 <w:rPr>
                   <w:rFonts w:ascii="Arial" w:cs="Arial" w:eastAsia="Arial" w:hAnsi="Arial"/>
@@ -12876,7 +12876,7 @@
               <w:spacing w:after="10" w:before="0"/>
               <w:ind w:left="120"/>
             </w:pPr>
-            <w:hyperlink w:history="1" r:id="rIdxjosrg1knydx1r_avu_h3">
+            <w:hyperlink w:history="1" r:id="rIdmivpip2u9ixw88r58h0gn">
               <w:r>
                 <w:rPr>
                   <w:rFonts w:ascii="Arial" w:cs="Arial" w:eastAsia="Arial" w:hAnsi="Arial"/>
@@ -13071,7 +13071,7 @@
             <w:pPr>
               <w:spacing w:after="20" w:before="0"/>
             </w:pPr>
-            <w:hyperlink w:history="1" r:id="rIdygkmqm1uehgrbt-rykljg">
+            <w:hyperlink w:history="1" r:id="rIdpk_oaqczz60wvfjbiufai">
               <w:r>
                 <w:rPr>
                   <w:rFonts w:ascii="Arial" w:cs="Arial" w:eastAsia="Arial" w:hAnsi="Arial"/>
@@ -13104,7 +13104,7 @@
               <w:spacing w:after="10" w:before="0"/>
               <w:ind w:left="120"/>
             </w:pPr>
-            <w:hyperlink w:history="1" r:id="rId5nz7cp0tfhn1drawb-8vp">
+            <w:hyperlink w:history="1" r:id="rId587wr8x40disus74pfdv_">
               <w:r>
                 <w:rPr>
                   <w:rFonts w:ascii="Arial" w:cs="Arial" w:eastAsia="Arial" w:hAnsi="Arial"/>
@@ -13149,7 +13149,7 @@
             <w:pPr>
               <w:spacing w:after="20" w:before="0"/>
             </w:pPr>
-            <w:hyperlink w:history="1" r:id="rIdq3jijk3neium6n8ah7po9">
+            <w:hyperlink w:history="1" r:id="rIdndfbd1hpt-i92lqz6qmuz">
               <w:r>
                 <w:rPr>
                   <w:rFonts w:ascii="Arial" w:cs="Arial" w:eastAsia="Arial" w:hAnsi="Arial"/>
@@ -13182,7 +13182,7 @@
               <w:spacing w:after="10" w:before="0"/>
               <w:ind w:left="120"/>
             </w:pPr>
-            <w:hyperlink w:history="1" r:id="rIdz6gtyxbrj7olrfplni2ir">
+            <w:hyperlink w:history="1" r:id="rIdnzeasbnulgm6ici41wfnk">
               <w:r>
                 <w:rPr>
                   <w:rFonts w:ascii="Arial" w:cs="Arial" w:eastAsia="Arial" w:hAnsi="Arial"/>
@@ -13377,7 +13377,7 @@
             <w:pPr>
               <w:spacing w:after="20" w:before="0"/>
             </w:pPr>
-            <w:hyperlink w:history="1" r:id="rId94p6edxe4z2b19uwh0ulm">
+            <w:hyperlink w:history="1" r:id="rIdsrsj6smuprqy29esnbm0f">
               <w:r>
                 <w:rPr>
                   <w:rFonts w:ascii="Arial" w:cs="Arial" w:eastAsia="Arial" w:hAnsi="Arial"/>
@@ -13426,7 +13426,7 @@
               <w:spacing w:after="10" w:before="0"/>
               <w:ind w:left="120"/>
             </w:pPr>
-            <w:hyperlink w:history="1" r:id="rIdapny45qfkso2tjkvnca4n">
+            <w:hyperlink w:history="1" r:id="rIdaf2ntex1ijryw7hhs6l2x">
               <w:r>
                 <w:rPr>
                   <w:rFonts w:ascii="Arial" w:cs="Arial" w:eastAsia="Arial" w:hAnsi="Arial"/>
@@ -13471,7 +13471,7 @@
             <w:pPr>
               <w:spacing w:after="20" w:before="0"/>
             </w:pPr>
-            <w:hyperlink w:history="1" r:id="rIdxvnmqc2rcdoc_khaukhjh">
+            <w:hyperlink w:history="1" r:id="rIdushotcr19ol3qr4fwcrfd">
               <w:r>
                 <w:rPr>
                   <w:rFonts w:ascii="Arial" w:cs="Arial" w:eastAsia="Arial" w:hAnsi="Arial"/>
@@ -13504,7 +13504,7 @@
               <w:spacing w:after="10" w:before="0"/>
               <w:ind w:left="120"/>
             </w:pPr>
-            <w:hyperlink w:history="1" r:id="rId4at5xapsl3pxvwtlfxh2t">
+            <w:hyperlink w:history="1" r:id="rIdedmrvpawsajqeuhwtjwbj">
               <w:r>
                 <w:rPr>
                   <w:rFonts w:ascii="Arial" w:cs="Arial" w:eastAsia="Arial" w:hAnsi="Arial"/>
@@ -14111,7 +14111,7 @@
         </w:rPr>
         <w:t xml:space="preserve">© 2026 SeaVuria and ARES. Aligned with KICD objectives. Developed by SeaVuria; technical implementation by ARES (with AI assistance from Claude). Licensed under </w:t>
       </w:r>
-      <w:hyperlink w:history="1" r:id="rIddxm4ztbyiic9lgb3t1hcr">
+      <w:hyperlink w:history="1" r:id="rIdyvyp5zzzrbp-03bdbhoev">
         <w:r>
           <w:rPr>
             <w:rFonts w:ascii="Arial" w:cs="Arial" w:eastAsia="Arial" w:hAnsi="Arial"/>
@@ -14132,7 +14132,7 @@
         </w:rPr>
         <w:t xml:space="preserve"> (</w:t>
       </w:r>
-      <w:hyperlink w:history="1" r:id="rIdwjvfa_vdsnhykdhgxhg1k">
+      <w:hyperlink w:history="1" r:id="rIdof-qckfbo0pecotdlwtzi">
         <w:r>
           <w:rPr>
             <w:rFonts w:ascii="Arial" w:cs="Arial" w:eastAsia="Arial" w:hAnsi="Arial"/>
@@ -14703,7 +14703,7 @@
                 <w:sz w:val="18"/>
                 <w:szCs w:val="18"/>
               </w:rPr>
-              <w:t xml:space="preserve">In Lessons 1–4, learners established atomic structure, electron configuration, ion formation, and the logic of the periodic table. Lesson 5 now builds the critical bridge between electron arrangement and the written formula on a fertiliser bag. Learners discover that valency is simply a consequence of how many electrons an atom must lose, gain, or share — and that radicals like NO₃⁻ and PO₄³⁻ are the very polyatomic ions that appear in CAN and DAP. By the end of this lesson, the learner in Kericho can begin to decode why Ca(NO₃)₂ must have two nitrate groups and why (NH₄)₂HPO₄ must have two ammonium groups — answers that emerge directly from valency and oxidation number rules.</w:t>
+              <w:t xml:space="preserve">In Lessons 1–4, learners established atomic structure, electron configuration, ion formation, and the logic of the periodic table. Lesson 5 now builds the critical bridge between electron arrangement and the written formula on a fertiliser bag. Learners discover that valency is simply a consequence of how many electrons an atom must lose, gain, or share — and that radicals like NO₃⁻ and HPO₄²⁻ (hydrogen phosphate, related to phosphate PO₄³⁻) are the very polyatomic ions that appear in CAN and DAP. By the end of this lesson, the learner in Kericho can begin to decode why Ca(NO₃)₂ must have two nitrate groups and why (NH₄)₂HPO₄ must have two ammonium groups — answers that emerge directly from valency and oxidation number rules.</w:t>
             </w:r>
           </w:p>
         </w:tc>
@@ -15145,7 +15145,7 @@
             <w:pPr>
               <w:spacing w:after="20" w:before="0"/>
             </w:pPr>
-            <w:hyperlink w:history="1" r:id="rIdcklf-kydh-otvja67yfe5">
+            <w:hyperlink w:history="1" r:id="rIdydq9r8d-8-3clm5n00ejr">
               <w:r>
                 <w:rPr>
                   <w:rFonts w:ascii="Arial" w:cs="Arial" w:eastAsia="Arial" w:hAnsi="Arial"/>
@@ -15178,7 +15178,7 @@
               <w:spacing w:after="10" w:before="0"/>
               <w:ind w:left="120"/>
             </w:pPr>
-            <w:hyperlink w:history="1" r:id="rIdtr9rqa_ztiziog9itolpe">
+            <w:hyperlink w:history="1" r:id="rIdeuxu0w0fyetsbq7qws1nk">
               <w:r>
                 <w:rPr>
                   <w:rFonts w:ascii="Arial" w:cs="Arial" w:eastAsia="Arial" w:hAnsi="Arial"/>
@@ -15223,7 +15223,7 @@
             <w:pPr>
               <w:spacing w:after="20" w:before="0"/>
             </w:pPr>
-            <w:hyperlink w:history="1" r:id="rIduinjcxrr_ofcgtdb8z152">
+            <w:hyperlink w:history="1" r:id="rId4v7uqtozeij96bwcuyfnh">
               <w:r>
                 <w:rPr>
                   <w:rFonts w:ascii="Arial" w:cs="Arial" w:eastAsia="Arial" w:hAnsi="Arial"/>
@@ -15256,7 +15256,7 @@
               <w:spacing w:after="10" w:before="0"/>
               <w:ind w:left="120"/>
             </w:pPr>
-            <w:hyperlink w:history="1" r:id="rIdlaugsenwrrgpmskfm6qou">
+            <w:hyperlink w:history="1" r:id="rIdevcsflpyxxsw6jrru9ndz">
               <w:r>
                 <w:rPr>
                   <w:rFonts w:ascii="Arial" w:cs="Arial" w:eastAsia="Arial" w:hAnsi="Arial"/>
@@ -15451,7 +15451,7 @@
             <w:pPr>
               <w:spacing w:after="20" w:before="0"/>
             </w:pPr>
-            <w:hyperlink w:history="1" r:id="rIdpa8ker6gtuqejdzhgufxx">
+            <w:hyperlink w:history="1" r:id="rIduwe2clljzypflareoznqg">
               <w:r>
                 <w:rPr>
                   <w:rFonts w:ascii="Arial" w:cs="Arial" w:eastAsia="Arial" w:hAnsi="Arial"/>
@@ -15484,7 +15484,7 @@
               <w:spacing w:after="10" w:before="0"/>
               <w:ind w:left="120"/>
             </w:pPr>
-            <w:hyperlink w:history="1" r:id="rIdfpzzzguzjdfu3u63asdsw">
+            <w:hyperlink w:history="1" r:id="rIdhwnh8ungcjdp1obbg48uu">
               <w:r>
                 <w:rPr>
                   <w:rFonts w:ascii="Arial" w:cs="Arial" w:eastAsia="Arial" w:hAnsi="Arial"/>
@@ -15529,7 +15529,7 @@
             <w:pPr>
               <w:spacing w:after="20" w:before="0"/>
             </w:pPr>
-            <w:hyperlink w:history="1" r:id="rIdupblfnqlegb34hjzax7j4">
+            <w:hyperlink w:history="1" r:id="rIdaeis_w_elvrkgxwcyyh-r">
               <w:r>
                 <w:rPr>
                   <w:rFonts w:ascii="Arial" w:cs="Arial" w:eastAsia="Arial" w:hAnsi="Arial"/>
@@ -15562,7 +15562,7 @@
               <w:spacing w:after="10" w:before="0"/>
               <w:ind w:left="120"/>
             </w:pPr>
-            <w:hyperlink w:history="1" r:id="rId0h1cmgkjcqlrpxup8urm0">
+            <w:hyperlink w:history="1" r:id="rId2urucjuvnxxj9tkop7zpo">
               <w:r>
                 <w:rPr>
                   <w:rFonts w:ascii="Arial" w:cs="Arial" w:eastAsia="Arial" w:hAnsi="Arial"/>
@@ -15757,7 +15757,7 @@
             <w:pPr>
               <w:spacing w:after="20" w:before="0"/>
             </w:pPr>
-            <w:hyperlink w:history="1" r:id="rIduym51mpp17fhaqdlcyykq">
+            <w:hyperlink w:history="1" r:id="rId8z8kfkclqxvulp4nl2wpu">
               <w:r>
                 <w:rPr>
                   <w:rFonts w:ascii="Arial" w:cs="Arial" w:eastAsia="Arial" w:hAnsi="Arial"/>
@@ -15790,7 +15790,7 @@
               <w:spacing w:after="10" w:before="0"/>
               <w:ind w:left="120"/>
             </w:pPr>
-            <w:hyperlink w:history="1" r:id="rIdutnfpotxbdbzpg1ksbenl">
+            <w:hyperlink w:history="1" r:id="rIddwgoqx6hrdwdrqaz5ess0">
               <w:r>
                 <w:rPr>
                   <w:rFonts w:ascii="Arial" w:cs="Arial" w:eastAsia="Arial" w:hAnsi="Arial"/>
@@ -15835,7 +15835,7 @@
             <w:pPr>
               <w:spacing w:after="20" w:before="0"/>
             </w:pPr>
-            <w:hyperlink w:history="1" r:id="rIdqftxvm9gl-dvsar6lswcq">
+            <w:hyperlink w:history="1" r:id="rIdmxxaoftvj3o17p2qqrcxr">
               <w:r>
                 <w:rPr>
                   <w:rFonts w:ascii="Arial" w:cs="Arial" w:eastAsia="Arial" w:hAnsi="Arial"/>
@@ -15884,7 +15884,7 @@
               <w:spacing w:after="10" w:before="0"/>
               <w:ind w:left="120"/>
             </w:pPr>
-            <w:hyperlink w:history="1" r:id="rIdvk0lk71xndywwfthse3ym">
+            <w:hyperlink w:history="1" r:id="rIdznlufdsqmz-qnwy7gpimw">
               <w:r>
                 <w:rPr>
                   <w:rFonts w:ascii="Arial" w:cs="Arial" w:eastAsia="Arial" w:hAnsi="Arial"/>
@@ -16079,7 +16079,7 @@
             <w:pPr>
               <w:spacing w:after="20" w:before="0"/>
             </w:pPr>
-            <w:hyperlink w:history="1" r:id="rIdy6tsys4i0avtdqjdrh4_n">
+            <w:hyperlink w:history="1" r:id="rIdzukefibnmizntcbxfr0ac">
               <w:r>
                 <w:rPr>
                   <w:rFonts w:ascii="Arial" w:cs="Arial" w:eastAsia="Arial" w:hAnsi="Arial"/>
@@ -16112,7 +16112,7 @@
               <w:spacing w:after="10" w:before="0"/>
               <w:ind w:left="120"/>
             </w:pPr>
-            <w:hyperlink w:history="1" r:id="rIdr_zft47xmihdboxvfxjda">
+            <w:hyperlink w:history="1" r:id="rId3_wenvcjqrieemh-tnezr">
               <w:r>
                 <w:rPr>
                   <w:rFonts w:ascii="Arial" w:cs="Arial" w:eastAsia="Arial" w:hAnsi="Arial"/>
@@ -16157,7 +16157,7 @@
             <w:pPr>
               <w:spacing w:after="20" w:before="0"/>
             </w:pPr>
-            <w:hyperlink w:history="1" r:id="rId3kanjfbisfljls3tiif8w">
+            <w:hyperlink w:history="1" r:id="rIdo2q_tosifslvfe2evko9p">
               <w:r>
                 <w:rPr>
                   <w:rFonts w:ascii="Arial" w:cs="Arial" w:eastAsia="Arial" w:hAnsi="Arial"/>
@@ -16206,7 +16206,7 @@
               <w:spacing w:after="10" w:before="0"/>
               <w:ind w:left="120"/>
             </w:pPr>
-            <w:hyperlink w:history="1" r:id="rId5do7d7min27_3ddbbrfhl">
+            <w:hyperlink w:history="1" r:id="rIdlxogvtpxigez1wtmmxf5i">
               <w:r>
                 <w:rPr>
                   <w:rFonts w:ascii="Arial" w:cs="Arial" w:eastAsia="Arial" w:hAnsi="Arial"/>
@@ -16401,7 +16401,7 @@
             <w:pPr>
               <w:spacing w:after="20" w:before="0"/>
             </w:pPr>
-            <w:hyperlink w:history="1" r:id="rIdnhjbt4ygv_orey_bi6uxn">
+            <w:hyperlink w:history="1" r:id="rIdijl-bzp0qcjfpshuyenhx">
               <w:r>
                 <w:rPr>
                   <w:rFonts w:ascii="Arial" w:cs="Arial" w:eastAsia="Arial" w:hAnsi="Arial"/>
@@ -16450,7 +16450,7 @@
               <w:spacing w:after="10" w:before="0"/>
               <w:ind w:left="120"/>
             </w:pPr>
-            <w:hyperlink w:history="1" r:id="rIdjpxtvmlkb_maogkllkyza">
+            <w:hyperlink w:history="1" r:id="rIdcll1oiu5de2gzzcbbveql">
               <w:r>
                 <w:rPr>
                   <w:rFonts w:ascii="Arial" w:cs="Arial" w:eastAsia="Arial" w:hAnsi="Arial"/>
@@ -16495,7 +16495,7 @@
             <w:pPr>
               <w:spacing w:after="20" w:before="0"/>
             </w:pPr>
-            <w:hyperlink w:history="1" r:id="rIdg1xxm8lnebt6afunju_-g">
+            <w:hyperlink w:history="1" r:id="rId_pol-ibxulz38tax1qs3q">
               <w:r>
                 <w:rPr>
                   <w:rFonts w:ascii="Arial" w:cs="Arial" w:eastAsia="Arial" w:hAnsi="Arial"/>
@@ -16528,7 +16528,7 @@
               <w:spacing w:after="10" w:before="0"/>
               <w:ind w:left="120"/>
             </w:pPr>
-            <w:hyperlink w:history="1" r:id="rIdpgpznhwazlvfxpmwwyraj">
+            <w:hyperlink w:history="1" r:id="rIdj-gclsolcxvbi35bdmwbd">
               <w:r>
                 <w:rPr>
                   <w:rFonts w:ascii="Arial" w:cs="Arial" w:eastAsia="Arial" w:hAnsi="Arial"/>
@@ -16570,7 +16570,7 @@
                 <w:sz w:val="18"/>
                 <w:szCs w:val="18"/>
               </w:rPr>
-              <w:t xml:space="preserve">Learners retrieve their cumulative particle model diagram begun in Lesson 1 (which currently shows atomic structure, electron configuration shells, and ion formation arrows). They now add a new layer to the model: a 'Valency &amp; Formula Key' panel in which they (1) annotate each of the first 20 elements with its valency derived today; (2) add a 'Radicals Box' listing all seven KICD radicals with name, formula, charge, and valency; (3) draw arrows from the Ca²⁺ ion and the NO₃⁻ radical to the derived formula Ca(NO₃)₂, and from NH₄⁺ and PO₄³⁻ to (NH₄)₂HPO₄. Learners write one sentence below their model explaining how valency bridges atomic structure and the printed formula on the Kericho fertiliser bags.</w:t>
+              <w:t xml:space="preserve">Learners retrieve their cumulative particle model diagram begun in Lesson 1 (which currently shows atomic structure, electron configuration shells, and ion formation arrows). They now add a new layer to the model: a 'Valency &amp; Formula Key' panel in which they (1) annotate each of the first 20 elements with its valency derived today; (2) add a 'Radicals Box' listing all seven KICD radicals with name, formula, charge, and valency; (3) draw arrows from the Ca²⁺ ion and the NO₃⁻ radical to the derived formula Ca(NO₃)₂, and from NH₄⁺ and HPO₄²⁻ to (NH₄)₂HPO₄. Learners write one sentence below their model explaining how valency bridges atomic structure and the printed formula on the Kericho fertiliser bags.</w:t>
             </w:r>
           </w:p>
         </w:tc>
@@ -16952,7 +16952,7 @@
                 <w:sz w:val="18"/>
                 <w:szCs w:val="18"/>
               </w:rPr>
-              <w:t xml:space="preserve">Valency is the combining power of an element or radical, determined by the number of electrons lost, gained, or shared; it equals the magnitude of the ion charge. Oxidation numbers formalise the charge carried by an atom in a compound. The criss-cross rule uses valencies to generate correct chemical formulae. The seven KICD radicals are polyatomic ions that remain intact in reactions. Ca(NO₃)₂ has subscript 2 on nitrate because calcium's valency (2) criss-crosses with nitrate's valency (1); (NH₄)₂HPO₄ has subscript 2 on ammonium because phosphate's valency (2) criss-crosses with ammonium's valency (1).</w:t>
+              <w:t xml:space="preserve">Valency is the combining power of an element or radical, determined by the number of electrons lost, gained, or shared; it equals the magnitude of the ion charge. Oxidation numbers formalise the charge carried by an atom in a compound. The criss-cross rule uses valencies to generate correct chemical formulae. The seven KICD radicals are polyatomic ions that remain intact in reactions. Ca(NO₃)₂ has subscript 2 on nitrate because calcium's valency (2) criss-crosses with nitrate's valency (1); (NH₄)₂HPO₄ has subscript 2 on ammonium because hydrogen phosphate's (HPO₄²⁻) valency (2) criss-crosses with ammonium's valency (1).</w:t>
             </w:r>
           </w:p>
         </w:tc>
@@ -17040,7 +17040,7 @@
         </w:rPr>
         <w:t xml:space="preserve">© 2026 SeaVuria and ARES. Aligned with KICD objectives. Developed by SeaVuria; technical implementation by ARES (with AI assistance from Claude). Licensed under </w:t>
       </w:r>
-      <w:hyperlink w:history="1" r:id="rIdwzu5mkac9kt91jtjggpl2">
+      <w:hyperlink w:history="1" r:id="rIdskzorbmqvng2x95gsdkmx">
         <w:r>
           <w:rPr>
             <w:rFonts w:ascii="Arial" w:cs="Arial" w:eastAsia="Arial" w:hAnsi="Arial"/>
@@ -17061,7 +17061,7 @@
         </w:rPr>
         <w:t xml:space="preserve"> (</w:t>
       </w:r>
-      <w:hyperlink w:history="1" r:id="rIdvlwvw5k-ufi8iqcwjmjbk">
+      <w:hyperlink w:history="1" r:id="rIdve2mwpcruwxjzxidi4ofb">
         <w:r>
           <w:rPr>
             <w:rFonts w:ascii="Arial" w:cs="Arial" w:eastAsia="Arial" w:hAnsi="Arial"/>
@@ -18074,7 +18074,7 @@
             <w:pPr>
               <w:spacing w:after="20" w:before="0"/>
             </w:pPr>
-            <w:hyperlink w:history="1" r:id="rId56gxswjui-rylogv_iphr">
+            <w:hyperlink w:history="1" r:id="rIdy9fzdpczm0idekvxhdiyr">
               <w:r>
                 <w:rPr>
                   <w:rFonts w:ascii="Arial" w:cs="Arial" w:eastAsia="Arial" w:hAnsi="Arial"/>
@@ -18123,7 +18123,7 @@
               <w:spacing w:after="10" w:before="0"/>
               <w:ind w:left="120"/>
             </w:pPr>
-            <w:hyperlink w:history="1" r:id="rIdqigqs0ufdnifq6zvozi-e">
+            <w:hyperlink w:history="1" r:id="rIdihvw9np29h4c1iwbaxmuy">
               <w:r>
                 <w:rPr>
                   <w:rFonts w:ascii="Arial" w:cs="Arial" w:eastAsia="Arial" w:hAnsi="Arial"/>
@@ -18168,7 +18168,7 @@
             <w:pPr>
               <w:spacing w:after="20" w:before="0"/>
             </w:pPr>
-            <w:hyperlink w:history="1" r:id="rIdd6d2oekahelh5ah449dc6">
+            <w:hyperlink w:history="1" r:id="rIdhr1vjezk1m0apszxrqerw">
               <w:r>
                 <w:rPr>
                   <w:rFonts w:ascii="Arial" w:cs="Arial" w:eastAsia="Arial" w:hAnsi="Arial"/>
@@ -18217,7 +18217,7 @@
               <w:spacing w:after="10" w:before="0"/>
               <w:ind w:left="120"/>
             </w:pPr>
-            <w:hyperlink w:history="1" r:id="rId4hfhq1a3kpgtosvbhey2q">
+            <w:hyperlink w:history="1" r:id="rIdtspqttemq9at38vktkkf0">
               <w:r>
                 <w:rPr>
                   <w:rFonts w:ascii="Arial" w:cs="Arial" w:eastAsia="Arial" w:hAnsi="Arial"/>
@@ -18412,7 +18412,7 @@
             <w:pPr>
               <w:spacing w:after="20" w:before="0"/>
             </w:pPr>
-            <w:hyperlink w:history="1" r:id="rIdzjw7nch8aad7i2flwniez">
+            <w:hyperlink w:history="1" r:id="rIddh4n8qyeeqzzqliyv7wkx">
               <w:r>
                 <w:rPr>
                   <w:rFonts w:ascii="Arial" w:cs="Arial" w:eastAsia="Arial" w:hAnsi="Arial"/>
@@ -18461,7 +18461,7 @@
               <w:spacing w:after="10" w:before="0"/>
               <w:ind w:left="120"/>
             </w:pPr>
-            <w:hyperlink w:history="1" r:id="rIdh8uvz1wd81-_tsidoanbo">
+            <w:hyperlink w:history="1" r:id="rIdccwynch69sjcsnybdwrls">
               <w:r>
                 <w:rPr>
                   <w:rFonts w:ascii="Arial" w:cs="Arial" w:eastAsia="Arial" w:hAnsi="Arial"/>
@@ -18506,7 +18506,7 @@
             <w:pPr>
               <w:spacing w:after="20" w:before="0"/>
             </w:pPr>
-            <w:hyperlink w:history="1" r:id="rIdcnwimsjhldjlu2yz7iz49">
+            <w:hyperlink w:history="1" r:id="rIdfvppdiybpyo-qjfottve7">
               <w:r>
                 <w:rPr>
                   <w:rFonts w:ascii="Arial" w:cs="Arial" w:eastAsia="Arial" w:hAnsi="Arial"/>
@@ -18555,7 +18555,7 @@
               <w:spacing w:after="10" w:before="0"/>
               <w:ind w:left="120"/>
             </w:pPr>
-            <w:hyperlink w:history="1" r:id="rIda0liimb4lvmpjpfx01brj">
+            <w:hyperlink w:history="1" r:id="rIdtd3wm_hyr_2dbyj_imukk">
               <w:r>
                 <w:rPr>
                   <w:rFonts w:ascii="Arial" w:cs="Arial" w:eastAsia="Arial" w:hAnsi="Arial"/>
@@ -18750,7 +18750,7 @@
             <w:pPr>
               <w:spacing w:after="20" w:before="0"/>
             </w:pPr>
-            <w:hyperlink w:history="1" r:id="rIdo7iqfqdzxadphbarmulwx">
+            <w:hyperlink w:history="1" r:id="rIdn9xhrndel5johvtpzfp1b">
               <w:r>
                 <w:rPr>
                   <w:rFonts w:ascii="Arial" w:cs="Arial" w:eastAsia="Arial" w:hAnsi="Arial"/>
@@ -18799,7 +18799,7 @@
               <w:spacing w:after="10" w:before="0"/>
               <w:ind w:left="120"/>
             </w:pPr>
-            <w:hyperlink w:history="1" r:id="rIdx4ksuyppyrpscbng8upoz">
+            <w:hyperlink w:history="1" r:id="rIdwwrjnqjkp6tk7ltatuagb">
               <w:r>
                 <w:rPr>
                   <w:rFonts w:ascii="Arial" w:cs="Arial" w:eastAsia="Arial" w:hAnsi="Arial"/>
@@ -18844,7 +18844,7 @@
             <w:pPr>
               <w:spacing w:after="20" w:before="0"/>
             </w:pPr>
-            <w:hyperlink w:history="1" r:id="rIdxi5qctz9iggf8euzv8kuq">
+            <w:hyperlink w:history="1" r:id="rIdpx-7reqjoch_ry8rozamn">
               <w:r>
                 <w:rPr>
                   <w:rFonts w:ascii="Arial" w:cs="Arial" w:eastAsia="Arial" w:hAnsi="Arial"/>
@@ -18893,7 +18893,7 @@
               <w:spacing w:after="10" w:before="0"/>
               <w:ind w:left="120"/>
             </w:pPr>
-            <w:hyperlink w:history="1" r:id="rIdw8bq2jheouq6xufblgwpv">
+            <w:hyperlink w:history="1" r:id="rIdzfz_q7oyk-zuxmasu2znb">
               <w:r>
                 <w:rPr>
                   <w:rFonts w:ascii="Arial" w:cs="Arial" w:eastAsia="Arial" w:hAnsi="Arial"/>
@@ -19088,7 +19088,7 @@
             <w:pPr>
               <w:spacing w:after="20" w:before="0"/>
             </w:pPr>
-            <w:hyperlink w:history="1" r:id="rIdxtpkl4rwlbk4sz_xqvxyj">
+            <w:hyperlink w:history="1" r:id="rId7a7a75ijugwftwkhza8fz">
               <w:r>
                 <w:rPr>
                   <w:rFonts w:ascii="Arial" w:cs="Arial" w:eastAsia="Arial" w:hAnsi="Arial"/>
@@ -19137,7 +19137,7 @@
               <w:spacing w:after="10" w:before="0"/>
               <w:ind w:left="120"/>
             </w:pPr>
-            <w:hyperlink w:history="1" r:id="rIdivov50xr4fpeboublbcvy">
+            <w:hyperlink w:history="1" r:id="rIdi1elyusajmrdniomi39es">
               <w:r>
                 <w:rPr>
                   <w:rFonts w:ascii="Arial" w:cs="Arial" w:eastAsia="Arial" w:hAnsi="Arial"/>
@@ -19182,7 +19182,7 @@
             <w:pPr>
               <w:spacing w:after="20" w:before="0"/>
             </w:pPr>
-            <w:hyperlink w:history="1" r:id="rIdehumdb5_wxn69wf-oqfij">
+            <w:hyperlink w:history="1" r:id="rIdhvtfvtmiwkrk3qdauvm9t">
               <w:r>
                 <w:rPr>
                   <w:rFonts w:ascii="Arial" w:cs="Arial" w:eastAsia="Arial" w:hAnsi="Arial"/>
@@ -19231,7 +19231,7 @@
               <w:spacing w:after="10" w:before="0"/>
               <w:ind w:left="120"/>
             </w:pPr>
-            <w:hyperlink w:history="1" r:id="rIdngygoxajkrify1qrrmvgh">
+            <w:hyperlink w:history="1" r:id="rIdzka7ofzbspsondesw9rjg">
               <w:r>
                 <w:rPr>
                   <w:rFonts w:ascii="Arial" w:cs="Arial" w:eastAsia="Arial" w:hAnsi="Arial"/>
@@ -19426,7 +19426,7 @@
             <w:pPr>
               <w:spacing w:after="20" w:before="0"/>
             </w:pPr>
-            <w:hyperlink w:history="1" r:id="rIdfgm5wz0jb0s3yvekntt-a">
+            <w:hyperlink w:history="1" r:id="rIdkjm_srvar-uejwzqcmarz">
               <w:r>
                 <w:rPr>
                   <w:rFonts w:ascii="Arial" w:cs="Arial" w:eastAsia="Arial" w:hAnsi="Arial"/>
@@ -19475,7 +19475,7 @@
               <w:spacing w:after="10" w:before="0"/>
               <w:ind w:left="120"/>
             </w:pPr>
-            <w:hyperlink w:history="1" r:id="rId0sw_wxst-21_6or8kr6na">
+            <w:hyperlink w:history="1" r:id="rIdm3m-x18vsrsf3b688_rt4">
               <w:r>
                 <w:rPr>
                   <w:rFonts w:ascii="Arial" w:cs="Arial" w:eastAsia="Arial" w:hAnsi="Arial"/>
@@ -19520,7 +19520,7 @@
             <w:pPr>
               <w:spacing w:after="20" w:before="0"/>
             </w:pPr>
-            <w:hyperlink w:history="1" r:id="rIdtr3zmmznjkb5edaqyaitu">
+            <w:hyperlink w:history="1" r:id="rIdhvkdyegujnx_u1oelsocm">
               <w:r>
                 <w:rPr>
                   <w:rFonts w:ascii="Arial" w:cs="Arial" w:eastAsia="Arial" w:hAnsi="Arial"/>
@@ -19569,7 +19569,7 @@
               <w:spacing w:after="10" w:before="0"/>
               <w:ind w:left="120"/>
             </w:pPr>
-            <w:hyperlink w:history="1" r:id="rId4macohhlzz4txah_nnu6h">
+            <w:hyperlink w:history="1" r:id="rIdgxxqps40mhh0lofqhhfhw">
               <w:r>
                 <w:rPr>
                   <w:rFonts w:ascii="Arial" w:cs="Arial" w:eastAsia="Arial" w:hAnsi="Arial"/>
@@ -20176,7 +20176,7 @@
         </w:rPr>
         <w:t xml:space="preserve">© 2026 SeaVuria and ARES. Aligned with KICD objectives. Developed by SeaVuria; technical implementation by ARES (with AI assistance from Claude). Licensed under </w:t>
       </w:r>
-      <w:hyperlink w:history="1" r:id="rId8wjpjou52ya5dnnv8mxix">
+      <w:hyperlink w:history="1" r:id="rIdugorbdf6wr1wjpfpismhn">
         <w:r>
           <w:rPr>
             <w:rFonts w:ascii="Arial" w:cs="Arial" w:eastAsia="Arial" w:hAnsi="Arial"/>
@@ -20197,7 +20197,7 @@
         </w:rPr>
         <w:t xml:space="preserve"> (</w:t>
       </w:r>
-      <w:hyperlink w:history="1" r:id="rIdu9mvkgihhlnm291hpskqh">
+      <w:hyperlink w:history="1" r:id="rId9tgbkezfkp-fx0xdg9he2">
         <w:r>
           <w:rPr>
             <w:rFonts w:ascii="Arial" w:cs="Arial" w:eastAsia="Arial" w:hAnsi="Arial"/>
@@ -20504,7 +20504,7 @@
                 <w:sz w:val="18"/>
                 <w:szCs w:val="18"/>
               </w:rPr>
-              <w:t xml:space="preserve">Learners will know: (i) that a balanced chemical equation has equal numbers of each type of atom on both sides; (ii) the step-by-step strategy for balancing equations using valencies; (iii) the chemical equations for formation of sodium chloride (NaCl), magnesium oxide (MgO), calcium nitrate Ca(NO₃)₂, and ammonium phosphate (NH₄)₂HPO₄ from their constituent elements/compounds; (iv) that the law of conservation of mass underpins balanced equations and explains why fertiliser formulae carry fixed ratios.</w:t>
+              <w:t xml:space="preserve">Learners will know: (i) that a balanced chemical equation has equal numbers of each type of atom on both sides; (ii) the step-by-step strategy for balancing equations using valencies; (iii) the chemical equations for formation of sodium chloride (NaCl), magnesium oxide (MgO), calcium nitrate Ca(NO₃)₂, and diammonium hydrogen phosphate (DAP) (NH₄)₂HPO₄ from their constituent elements/compounds; (iv) that the law of conservation of mass underpins balanced equations and explains why fertiliser formulae carry fixed ratios.</w:t>
             </w:r>
           </w:p>
         </w:tc>
@@ -21210,7 +21210,7 @@
             <w:pPr>
               <w:spacing w:after="20" w:before="0"/>
             </w:pPr>
-            <w:hyperlink w:history="1" r:id="rIdulkddsfasqnqz5nnwgya7">
+            <w:hyperlink w:history="1" r:id="rId-oczl0zosecbea3ph3px6">
               <w:r>
                 <w:rPr>
                   <w:rFonts w:ascii="Arial" w:cs="Arial" w:eastAsia="Arial" w:hAnsi="Arial"/>
@@ -21243,7 +21243,7 @@
               <w:spacing w:after="10" w:before="0"/>
               <w:ind w:left="120"/>
             </w:pPr>
-            <w:hyperlink w:history="1" r:id="rIdl7g4ucpr7p3-fwssrkapm">
+            <w:hyperlink w:history="1" r:id="rId5xflgpto_zka35dg5_147">
               <w:r>
                 <w:rPr>
                   <w:rFonts w:ascii="Arial" w:cs="Arial" w:eastAsia="Arial" w:hAnsi="Arial"/>
@@ -21288,7 +21288,7 @@
             <w:pPr>
               <w:spacing w:after="20" w:before="0"/>
             </w:pPr>
-            <w:hyperlink w:history="1" r:id="rIdmofa6tyjxdiogotm9widy">
+            <w:hyperlink w:history="1" r:id="rIdrclkt_d0tt-y9g6f2dixg">
               <w:r>
                 <w:rPr>
                   <w:rFonts w:ascii="Arial" w:cs="Arial" w:eastAsia="Arial" w:hAnsi="Arial"/>
@@ -21321,7 +21321,7 @@
               <w:spacing w:after="10" w:before="0"/>
               <w:ind w:left="120"/>
             </w:pPr>
-            <w:hyperlink w:history="1" r:id="rIdfz_63f85pwzwaqrul0a_m">
+            <w:hyperlink w:history="1" r:id="rIde4rnpbfeybamd8goi_-pv">
               <w:r>
                 <w:rPr>
                   <w:rFonts w:ascii="Arial" w:cs="Arial" w:eastAsia="Arial" w:hAnsi="Arial"/>
@@ -21516,7 +21516,7 @@
             <w:pPr>
               <w:spacing w:after="20" w:before="0"/>
             </w:pPr>
-            <w:hyperlink w:history="1" r:id="rId2awmrl2sa70t8cu4ggzbx">
+            <w:hyperlink w:history="1" r:id="rId8asu88zhv6vnfp_gg2m2i">
               <w:r>
                 <w:rPr>
                   <w:rFonts w:ascii="Arial" w:cs="Arial" w:eastAsia="Arial" w:hAnsi="Arial"/>
@@ -21549,7 +21549,7 @@
               <w:spacing w:after="10" w:before="0"/>
               <w:ind w:left="120"/>
             </w:pPr>
-            <w:hyperlink w:history="1" r:id="rId1xpdifz1x9s5j7maflux1">
+            <w:hyperlink w:history="1" r:id="rIdj5zpmme-fobegscq3c-5l">
               <w:r>
                 <w:rPr>
                   <w:rFonts w:ascii="Arial" w:cs="Arial" w:eastAsia="Arial" w:hAnsi="Arial"/>
@@ -21594,7 +21594,7 @@
             <w:pPr>
               <w:spacing w:after="20" w:before="0"/>
             </w:pPr>
-            <w:hyperlink w:history="1" r:id="rIdqmjzhhysvodvb0tuxbjqx">
+            <w:hyperlink w:history="1" r:id="rIdxq8g5hy7qejafufn1sa7r">
               <w:r>
                 <w:rPr>
                   <w:rFonts w:ascii="Arial" w:cs="Arial" w:eastAsia="Arial" w:hAnsi="Arial"/>
@@ -21627,7 +21627,7 @@
               <w:spacing w:after="10" w:before="0"/>
               <w:ind w:left="120"/>
             </w:pPr>
-            <w:hyperlink w:history="1" r:id="rIdw-w-vnu0_39xncul6wpbi">
+            <w:hyperlink w:history="1" r:id="rId80ydnzwfvfucofm261-ad">
               <w:r>
                 <w:rPr>
                   <w:rFonts w:ascii="Arial" w:cs="Arial" w:eastAsia="Arial" w:hAnsi="Arial"/>
@@ -21822,7 +21822,7 @@
             <w:pPr>
               <w:spacing w:after="20" w:before="0"/>
             </w:pPr>
-            <w:hyperlink w:history="1" r:id="rId27q3iru8rftj--n-rift-">
+            <w:hyperlink w:history="1" r:id="rIdd8bzl_qfttvowv0beqpav">
               <w:r>
                 <w:rPr>
                   <w:rFonts w:ascii="Arial" w:cs="Arial" w:eastAsia="Arial" w:hAnsi="Arial"/>
@@ -21855,7 +21855,7 @@
               <w:spacing w:after="10" w:before="0"/>
               <w:ind w:left="120"/>
             </w:pPr>
-            <w:hyperlink w:history="1" r:id="rIdff2mpxmv7_kfchx1y0gnk">
+            <w:hyperlink w:history="1" r:id="rId87zvjwmdlpa2tqzalqoph">
               <w:r>
                 <w:rPr>
                   <w:rFonts w:ascii="Arial" w:cs="Arial" w:eastAsia="Arial" w:hAnsi="Arial"/>
@@ -21900,7 +21900,7 @@
             <w:pPr>
               <w:spacing w:after="20" w:before="0"/>
             </w:pPr>
-            <w:hyperlink w:history="1" r:id="rIdhqeudyrqsmjzan5z7xeq7">
+            <w:hyperlink w:history="1" r:id="rIdxwqhndj0gxwtye3uilwaf">
               <w:r>
                 <w:rPr>
                   <w:rFonts w:ascii="Arial" w:cs="Arial" w:eastAsia="Arial" w:hAnsi="Arial"/>
@@ -21933,7 +21933,7 @@
               <w:spacing w:after="10" w:before="0"/>
               <w:ind w:left="120"/>
             </w:pPr>
-            <w:hyperlink w:history="1" r:id="rIddev9ea8x6fyn7c2tifocj">
+            <w:hyperlink w:history="1" r:id="rIdzb50pnkztnges-iaqsrbu">
               <w:r>
                 <w:rPr>
                   <w:rFonts w:ascii="Arial" w:cs="Arial" w:eastAsia="Arial" w:hAnsi="Arial"/>
@@ -21975,7 +21975,7 @@
                 <w:sz w:val="18"/>
                 <w:szCs w:val="18"/>
               </w:rPr>
-              <w:t xml:space="preserve">Learners work in stable pairs. Each pair receives a 'Balancing Worksheet' containing four target equations linked to the fertiliser phenomenon: (1) 2Na + Cl₂ → 2NaCl [table salt — review]; (2) 2Mg + O₂ → 2MgO [magnesium oxide — common in lime fertiliser]; (3) Ca + 2HNO₃ → Ca(NO₃)₂ + H₂ [calcium reacting with nitric acid to form calcium nitrate, a component of CAN]; (4) 3(NH₄)OH + H₃PO₄ → (NH₄)₃PO₄ + 3H₂O [ammonium phosphate — related to DAP]. For each equation, the worksheet provides the unbalanced form, a blank atom-count table, and a space for the balanced equation. Pairs work through equations using the 4-step strategy. After completing each equation, Partner A explains the reasoning aloud while Partner B checks using a 'Peer-Check Checklist' (3 items: ✔ Subscripts unchanged? ✔ All atom types counted? ✔ Both sides equal?). Partners swap roles for each new equation. After all four are complete, each pair annotates the DAP formula on their Predict Card: 'The ratio (NH₄)₃PO₄ comes from N valency __, P valency __, therefore __ ammonium ions per phosphate ion.' The teacher links this directly back to the DAP bag label.</w:t>
+              <w:t xml:space="preserve">Learners work in stable pairs. Each pair receives a 'Balancing Worksheet' containing four target equations linked to the fertiliser phenomenon: (1) 2Na + Cl₂ → 2NaCl [table salt — review]; (2) 2Mg + O₂ → 2MgO [magnesium oxide — common in lime fertiliser]; (3) Ca + 2HNO₃ → Ca(NO₃)₂ + H₂ [calcium reacting with nitric acid to form calcium nitrate, a component of CAN]; (4) 3(NH₄)OH + H₃PO₄ → (NH₄)₃PO₄ + 3H₂O [ammonium phosphate — related to DAP]. For each equation, the worksheet provides the unbalanced form, a blank atom-count table, and a space for the balanced equation. Pairs work through equations using the 4-step strategy. After completing each equation, Partner A explains the reasoning aloud while Partner B checks using a 'Peer-Check Checklist' (3 items: ✔ Subscripts unchanged? ✔ All atom types counted? ✔ Both sides equal?). Partners swap roles for each new equation. After all four are complete, each pair annotates the DAP formula on their Predict Card: 'DAP is (NH₄)₂HPO₄ because NH₄⁺ has valency __ and HPO₄²⁻ has valency __, therefore __ ammonium ions per hydrogen phosphate ion (compare ammonium phosphate (NH₄)₃PO₄, where PO₄³⁻ has valency 3).' The teacher links this directly back to the DAP bag label.</w:t>
             </w:r>
           </w:p>
         </w:tc>
@@ -22007,7 +22007,7 @@
                 <w:sz w:val="18"/>
                 <w:szCs w:val="18"/>
               </w:rPr>
-              <w:t xml:space="preserve">Distribute worksheets and checklists. Say: 'You have 18 minutes for all four equations. Partner A starts as the explainer for equation 1. Partner B uses the checklist. Swap for equation 2. Ready — go.' Circulate purposefully using a 3-column tracking table (pair name | equation stuck on | error type). Every 4–5 minutes, pause the class for a 'Cold-Call Check': choose one pair who made an error (identified during circulation) and ask ONE partner to narrate Step 2 for that equation. Say: 'Kamau, read your atom count for the LEFT side of equation 3 — just the numbers.' [WAIT 12 seconds.] Then ask the class: 'Hands up if your count for Ca on the left is the same as Kamau's.' Use discrepancies to re-teach on the spot without embarrassing the pair: 'Interesting — we have two different counts. Let's check together.' After 18 minutes: 'Annotate your Predict Card now — 3 minutes.' Then cold-call 2 pairs to share their DAP ratio annotation. Ask: 'So could DAP ever be written (NH₄)₄PO₄?' [WAIT 15 seconds.] Target response: 'No — because phosphate has valency 3 and ammonium has valency 1, so we always need exactly 3 ammonium ions to balance one phosphate ion — the ratio is fixed by valency.' Affirm: 'That fixed ratio IS why the bag in Kericho has that exact formula — and why it cannot be anything else.'</w:t>
+              <w:t xml:space="preserve">Distribute worksheets and checklists. Say: 'You have 18 minutes for all four equations. Partner A starts as the explainer for equation 1. Partner B uses the checklist. Swap for equation 2. Ready — go.' Circulate purposefully using a 3-column tracking table (pair name | equation stuck on | error type). Every 4–5 minutes, pause the class for a 'Cold-Call Check': choose one pair who made an error (identified during circulation) and ask ONE partner to narrate Step 2 for that equation. Say: 'Kamau, read your atom count for the LEFT side of equation 3 — just the numbers.' [WAIT 12 seconds.] Then ask the class: 'Hands up if your count for Ca on the left is the same as Kamau's.' Use discrepancies to re-teach on the spot without embarrassing the pair: 'Interesting — we have two different counts. Let's check together.' After 18 minutes: 'Annotate your Predict Card now — 3 minutes.' Then cold-call 2 pairs to share their DAP ratio annotation. Ask: 'So could DAP ever be written (NH₄)₄PO₄?' [WAIT 15 seconds.] Target response: 'No — DAP contains the hydrogen phosphate ion, HPO₄²⁻, which has valency 2, and ammonium has valency 1, so we always need exactly 2 ammonium ions: (NH₄)₂HPO₄. In ammonium phosphate, PO₄³⁻ has valency 3, so it needs exactly 3: (NH₄)₃PO₄. The ratio is fixed by valency.' Affirm: 'That fixed ratio IS why the bag in Kericho has that exact formula — and why it cannot be anything else.'</w:t>
             </w:r>
           </w:p>
         </w:tc>
@@ -22128,7 +22128,7 @@
             <w:pPr>
               <w:spacing w:after="20" w:before="0"/>
             </w:pPr>
-            <w:hyperlink w:history="1" r:id="rIdrl2qub_8xmfvpxvrwyyhx">
+            <w:hyperlink w:history="1" r:id="rIdudqwdrznzk8vzcnkhzpij">
               <w:r>
                 <w:rPr>
                   <w:rFonts w:ascii="Arial" w:cs="Arial" w:eastAsia="Arial" w:hAnsi="Arial"/>
@@ -22161,7 +22161,7 @@
               <w:spacing w:after="10" w:before="0"/>
               <w:ind w:left="120"/>
             </w:pPr>
-            <w:hyperlink w:history="1" r:id="rIdzagkghomzjsnbampmxmcz">
+            <w:hyperlink w:history="1" r:id="rId7p8ghd5pvki-cn1hietaz">
               <w:r>
                 <w:rPr>
                   <w:rFonts w:ascii="Arial" w:cs="Arial" w:eastAsia="Arial" w:hAnsi="Arial"/>
@@ -22206,7 +22206,7 @@
             <w:pPr>
               <w:spacing w:after="20" w:before="0"/>
             </w:pPr>
-            <w:hyperlink w:history="1" r:id="rIdwdxtvp1zwpk1n2dzndvhx">
+            <w:hyperlink w:history="1" r:id="rIdjwjowbwdq2_odjfpx1xts">
               <w:r>
                 <w:rPr>
                   <w:rFonts w:ascii="Arial" w:cs="Arial" w:eastAsia="Arial" w:hAnsi="Arial"/>
@@ -22239,7 +22239,7 @@
               <w:spacing w:after="10" w:before="0"/>
               <w:ind w:left="120"/>
             </w:pPr>
-            <w:hyperlink w:history="1" r:id="rIdzlkzxmackec0aeszlo_ou">
+            <w:hyperlink w:history="1" r:id="rIdgnuqppwobqscjgeiwd6cl">
               <w:r>
                 <w:rPr>
                   <w:rFonts w:ascii="Arial" w:cs="Arial" w:eastAsia="Arial" w:hAnsi="Arial"/>
@@ -22434,7 +22434,7 @@
             <w:pPr>
               <w:spacing w:after="20" w:before="0"/>
             </w:pPr>
-            <w:hyperlink w:history="1" r:id="rIdwiqsctm-y6my5fuforaku">
+            <w:hyperlink w:history="1" r:id="rIdk9iaqdnm3hhawge7-lnis">
               <w:r>
                 <w:rPr>
                   <w:rFonts w:ascii="Arial" w:cs="Arial" w:eastAsia="Arial" w:hAnsi="Arial"/>
@@ -22467,7 +22467,7 @@
               <w:spacing w:after="10" w:before="0"/>
               <w:ind w:left="120"/>
             </w:pPr>
-            <w:hyperlink w:history="1" r:id="rIdrdxe3htqungrlmskzdsm2">
+            <w:hyperlink w:history="1" r:id="rId3waauutildejcaozxgq52">
               <w:r>
                 <w:rPr>
                   <w:rFonts w:ascii="Arial" w:cs="Arial" w:eastAsia="Arial" w:hAnsi="Arial"/>
@@ -22512,7 +22512,7 @@
             <w:pPr>
               <w:spacing w:after="20" w:before="0"/>
             </w:pPr>
-            <w:hyperlink w:history="1" r:id="rId0kq2dmcjwbhl9zgebfmrj">
+            <w:hyperlink w:history="1" r:id="rIda5vtqjwsk8jnokodhunjb">
               <w:r>
                 <w:rPr>
                   <w:rFonts w:ascii="Arial" w:cs="Arial" w:eastAsia="Arial" w:hAnsi="Arial"/>
@@ -22545,7 +22545,7 @@
               <w:spacing w:after="10" w:before="0"/>
               <w:ind w:left="120"/>
             </w:pPr>
-            <w:hyperlink w:history="1" r:id="rIdlpisvaf019vpiini1t4z4">
+            <w:hyperlink w:history="1" r:id="rIdwzauoebevxr6muauvbtll">
               <w:r>
                 <w:rPr>
                   <w:rFonts w:ascii="Arial" w:cs="Arial" w:eastAsia="Arial" w:hAnsi="Arial"/>
@@ -23057,7 +23057,7 @@
         </w:rPr>
         <w:t xml:space="preserve">© 2026 SeaVuria and ARES. Aligned with KICD objectives. Developed by SeaVuria; technical implementation by ARES (with AI assistance from Claude). Licensed under </w:t>
       </w:r>
-      <w:hyperlink w:history="1" r:id="rIdsdb7lzr0x84pn-va8iwoa">
+      <w:hyperlink w:history="1" r:id="rId1_8bbdeh-uxvi91ycshut">
         <w:r>
           <w:rPr>
             <w:rFonts w:ascii="Arial" w:cs="Arial" w:eastAsia="Arial" w:hAnsi="Arial"/>
@@ -23078,7 +23078,7 @@
         </w:rPr>
         <w:t xml:space="preserve"> (</w:t>
       </w:r>
-      <w:hyperlink w:history="1" r:id="rIdomcqrdqh8rxvnocay5t5d">
+      <w:hyperlink w:history="1" r:id="rIda0dq_yln_ry_gjozsert4">
         <w:r>
           <w:rPr>
             <w:rFonts w:ascii="Arial" w:cs="Arial" w:eastAsia="Arial" w:hAnsi="Arial"/>
@@ -24091,7 +24091,7 @@
             <w:pPr>
               <w:spacing w:after="20" w:before="0"/>
             </w:pPr>
-            <w:hyperlink w:history="1" r:id="rIdcajlfksaup3xpay-s-pbi">
+            <w:hyperlink w:history="1" r:id="rIdivj5xt3bcqiwqduozqpqg">
               <w:r>
                 <w:rPr>
                   <w:rFonts w:ascii="Arial" w:cs="Arial" w:eastAsia="Arial" w:hAnsi="Arial"/>
@@ -24124,7 +24124,7 @@
               <w:spacing w:after="10" w:before="0"/>
               <w:ind w:left="120"/>
             </w:pPr>
-            <w:hyperlink w:history="1" r:id="rIduztrjkgiktnhmx_lkyspn">
+            <w:hyperlink w:history="1" r:id="rIdoy3qnzjnwb_jp2dforzso">
               <w:r>
                 <w:rPr>
                   <w:rFonts w:ascii="Arial" w:cs="Arial" w:eastAsia="Arial" w:hAnsi="Arial"/>
@@ -24169,7 +24169,7 @@
             <w:pPr>
               <w:spacing w:after="20" w:before="0"/>
             </w:pPr>
-            <w:hyperlink w:history="1" r:id="rIdto6b-u6c0ufgeoym2h3rb">
+            <w:hyperlink w:history="1" r:id="rIdkbi515aym-jg1gdd2ua-r">
               <w:r>
                 <w:rPr>
                   <w:rFonts w:ascii="Arial" w:cs="Arial" w:eastAsia="Arial" w:hAnsi="Arial"/>
@@ -24202,7 +24202,7 @@
               <w:spacing w:after="10" w:before="0"/>
               <w:ind w:left="120"/>
             </w:pPr>
-            <w:hyperlink w:history="1" r:id="rId_gd_5mwvsejey5dpggrti">
+            <w:hyperlink w:history="1" r:id="rId1efs5hqvzpkokypoflixp">
               <w:r>
                 <w:rPr>
                   <w:rFonts w:ascii="Arial" w:cs="Arial" w:eastAsia="Arial" w:hAnsi="Arial"/>
@@ -24397,7 +24397,7 @@
             <w:pPr>
               <w:spacing w:after="20" w:before="0"/>
             </w:pPr>
-            <w:hyperlink w:history="1" r:id="rIdmhws-2bigmwtqbgfjg3ju">
+            <w:hyperlink w:history="1" r:id="rIdut7r9trtsggj41xm28bn9">
               <w:r>
                 <w:rPr>
                   <w:rFonts w:ascii="Arial" w:cs="Arial" w:eastAsia="Arial" w:hAnsi="Arial"/>
@@ -24430,7 +24430,7 @@
               <w:spacing w:after="10" w:before="0"/>
               <w:ind w:left="120"/>
             </w:pPr>
-            <w:hyperlink w:history="1" r:id="rId1vaqsmpkzegozko4qyq61">
+            <w:hyperlink w:history="1" r:id="rIdghanukxq_vtoqm9tkxflx">
               <w:r>
                 <w:rPr>
                   <w:rFonts w:ascii="Arial" w:cs="Arial" w:eastAsia="Arial" w:hAnsi="Arial"/>
@@ -24475,7 +24475,7 @@
             <w:pPr>
               <w:spacing w:after="20" w:before="0"/>
             </w:pPr>
-            <w:hyperlink w:history="1" r:id="rIdjh5ac_ugjsyckrpn_j8bi">
+            <w:hyperlink w:history="1" r:id="rIdfayjqu3gcqwwl7ea0sfh_">
               <w:r>
                 <w:rPr>
                   <w:rFonts w:ascii="Arial" w:cs="Arial" w:eastAsia="Arial" w:hAnsi="Arial"/>
@@ -24508,7 +24508,7 @@
               <w:spacing w:after="10" w:before="0"/>
               <w:ind w:left="120"/>
             </w:pPr>
-            <w:hyperlink w:history="1" r:id="rIdw6nn8rdmgbfswiuxtz_rn">
+            <w:hyperlink w:history="1" r:id="rIdedj2ziqphpmuj4isxitsd">
               <w:r>
                 <w:rPr>
                   <w:rFonts w:ascii="Arial" w:cs="Arial" w:eastAsia="Arial" w:hAnsi="Arial"/>
@@ -24703,7 +24703,7 @@
             <w:pPr>
               <w:spacing w:after="20" w:before="0"/>
             </w:pPr>
-            <w:hyperlink w:history="1" r:id="rIdz9mhk6zcvescybkpn9mra">
+            <w:hyperlink w:history="1" r:id="rIdqkixfdsnwyucycz6i_5sx">
               <w:r>
                 <w:rPr>
                   <w:rFonts w:ascii="Arial" w:cs="Arial" w:eastAsia="Arial" w:hAnsi="Arial"/>
@@ -24736,7 +24736,7 @@
               <w:spacing w:after="10" w:before="0"/>
               <w:ind w:left="120"/>
             </w:pPr>
-            <w:hyperlink w:history="1" r:id="rIdpxpeoo5lmzhz64lr16rsl">
+            <w:hyperlink w:history="1" r:id="rIdro5inyfzrqdohrrrvmn2t">
               <w:r>
                 <w:rPr>
                   <w:rFonts w:ascii="Arial" w:cs="Arial" w:eastAsia="Arial" w:hAnsi="Arial"/>
@@ -24781,7 +24781,7 @@
             <w:pPr>
               <w:spacing w:after="20" w:before="0"/>
             </w:pPr>
-            <w:hyperlink w:history="1" r:id="rIdsmor8ekbdfylbmskaicny">
+            <w:hyperlink w:history="1" r:id="rIdldz-ank0ej5grd2r16h2m">
               <w:r>
                 <w:rPr>
                   <w:rFonts w:ascii="Arial" w:cs="Arial" w:eastAsia="Arial" w:hAnsi="Arial"/>
@@ -24814,7 +24814,7 @@
               <w:spacing w:after="10" w:before="0"/>
               <w:ind w:left="120"/>
             </w:pPr>
-            <w:hyperlink w:history="1" r:id="rIderachu_b5mrmqe8mudivz">
+            <w:hyperlink w:history="1" r:id="rIdrvw-dw4t221lgxodfro0a">
               <w:r>
                 <w:rPr>
                   <w:rFonts w:ascii="Arial" w:cs="Arial" w:eastAsia="Arial" w:hAnsi="Arial"/>
@@ -24856,7 +24856,7 @@
                 <w:sz w:val="18"/>
                 <w:szCs w:val="18"/>
               </w:rPr>
-              <w:t xml:space="preserve">The whole class co-constructs a causal chain on the board using five labelled boxes connected by arrows. Box 1: Atomic Structure (protons, neutrons, electrons). Box 2: Electron Arrangement (e.g., Ca is 2,8,8,2). Box 3: Valency and Ion Charge (Ca loses 2 electrons, becomes Ca2+, valency 2). Box 4: Chemical Formula (cross-multiplication of valencies gives Ca(NO3)2 in CAN and (NH4)2HPO4 in DAP). Box 5: The Fertiliser Bag Label (the formula printed on the bag is chemically necessary — it cannot be any other ratio). Each box is completed by a different learner volunteer. The class then does a two-minute silent written response: 'Using the five-box chain, explain in three sentences why DAP contains two ammonium groups for every one phosphate group.' They share one sentence with the class. The teacher then asks: 'So why do plants respond differently to CAN and DAP even though both contain nitrogen?' Learners connect the presence of phosphate in DAP (supporting root development) to the formula — which exists because PO43- has a valency of 3 while NH4+ has a valency of 1, requiring two ammonium ions to balance one phosphate.</w:t>
+              <w:t xml:space="preserve">The whole class co-constructs a causal chain on the board using five labelled boxes connected by arrows. Box 1: Atomic Structure (protons, neutrons, electrons). Box 2: Electron Arrangement (e.g., Ca is 2,8,8,2). Box 3: Valency and Ion Charge (Ca loses 2 electrons, becomes Ca2+, valency 2). Box 4: Chemical Formula (cross-multiplication of valencies gives Ca(NO3)2 in CAN and (NH4)2HPO4 in DAP). Box 5: The Fertiliser Bag Label (the formula printed on the bag is chemically necessary — it cannot be any other ratio). Each box is completed by a different learner volunteer. The class then does a two-minute silent written response: 'Using the five-box chain, explain in three sentences why DAP contains two ammonium groups for every one phosphate group.' They share one sentence with the class. The teacher then asks: 'So why do plants respond differently to CAN and DAP even though both contain nitrogen?' Learners connect the presence of phosphate in DAP (supporting root development) to the formula — which exists because the hydrogen phosphate ion HPO42- has a valency of 2 while NH4+ has a valency of 1, requiring two ammonium ions to balance one hydrogen phosphate.</w:t>
             </w:r>
           </w:p>
         </w:tc>
@@ -25009,7 +25009,7 @@
             <w:pPr>
               <w:spacing w:after="20" w:before="0"/>
             </w:pPr>
-            <w:hyperlink w:history="1" r:id="rIdgx59mzkusjdlq5lca58bx">
+            <w:hyperlink w:history="1" r:id="rIdwioktdd9lysrxpsp6owxu">
               <w:r>
                 <w:rPr>
                   <w:rFonts w:ascii="Arial" w:cs="Arial" w:eastAsia="Arial" w:hAnsi="Arial"/>
@@ -25042,7 +25042,7 @@
               <w:spacing w:after="10" w:before="0"/>
               <w:ind w:left="120"/>
             </w:pPr>
-            <w:hyperlink w:history="1" r:id="rIdnedc_jbcyt1xyj-chdjuq">
+            <w:hyperlink w:history="1" r:id="rIdl98nww-nnnj1pfwy_5rcd">
               <w:r>
                 <w:rPr>
                   <w:rFonts w:ascii="Arial" w:cs="Arial" w:eastAsia="Arial" w:hAnsi="Arial"/>
@@ -25087,7 +25087,7 @@
             <w:pPr>
               <w:spacing w:after="20" w:before="0"/>
             </w:pPr>
-            <w:hyperlink w:history="1" r:id="rId-mcp20jvwxf36oybzvnoa">
+            <w:hyperlink w:history="1" r:id="rIdw_2m3k_ivqtlm-vyyqw9s">
               <w:r>
                 <w:rPr>
                   <w:rFonts w:ascii="Arial" w:cs="Arial" w:eastAsia="Arial" w:hAnsi="Arial"/>
@@ -25120,7 +25120,7 @@
               <w:spacing w:after="10" w:before="0"/>
               <w:ind w:left="120"/>
             </w:pPr>
-            <w:hyperlink w:history="1" r:id="rIdigm5zbhbpaf2doy5t3pox">
+            <w:hyperlink w:history="1" r:id="rIdwu0zl95dgfwiyadfl6wht">
               <w:r>
                 <w:rPr>
                   <w:rFonts w:ascii="Arial" w:cs="Arial" w:eastAsia="Arial" w:hAnsi="Arial"/>
@@ -25315,7 +25315,7 @@
             <w:pPr>
               <w:spacing w:after="20" w:before="0"/>
             </w:pPr>
-            <w:hyperlink w:history="1" r:id="rIdrypg3cbcqpzuspu64a7j3">
+            <w:hyperlink w:history="1" r:id="rIdito0kzjrzczhijcsnby3w">
               <w:r>
                 <w:rPr>
                   <w:rFonts w:ascii="Arial" w:cs="Arial" w:eastAsia="Arial" w:hAnsi="Arial"/>
@@ -25364,7 +25364,7 @@
               <w:spacing w:after="10" w:before="0"/>
               <w:ind w:left="120"/>
             </w:pPr>
-            <w:hyperlink w:history="1" r:id="rIdtteviifpwmdrmqgqbukmj">
+            <w:hyperlink w:history="1" r:id="rIdxz5t8ode2pzdp-hzgr6u0">
               <w:r>
                 <w:rPr>
                   <w:rFonts w:ascii="Arial" w:cs="Arial" w:eastAsia="Arial" w:hAnsi="Arial"/>
@@ -25409,7 +25409,7 @@
             <w:pPr>
               <w:spacing w:after="20" w:before="0"/>
             </w:pPr>
-            <w:hyperlink w:history="1" r:id="rIdftsfa9xva3ig_6kiowvzq">
+            <w:hyperlink w:history="1" r:id="rIdbyr5cdnte5koyuyw63vg8">
               <w:r>
                 <w:rPr>
                   <w:rFonts w:ascii="Arial" w:cs="Arial" w:eastAsia="Arial" w:hAnsi="Arial"/>
@@ -25442,7 +25442,7 @@
               <w:spacing w:after="10" w:before="0"/>
               <w:ind w:left="120"/>
             </w:pPr>
-            <w:hyperlink w:history="1" r:id="rIddv7uglo26di0wl4ml6vm1">
+            <w:hyperlink w:history="1" r:id="rId8vlypbpjs-qvveqbmpb8u">
               <w:r>
                 <w:rPr>
                   <w:rFonts w:ascii="Arial" w:cs="Arial" w:eastAsia="Arial" w:hAnsi="Arial"/>
@@ -25932,7 +25932,7 @@
                 <w:sz w:val="18"/>
                 <w:szCs w:val="18"/>
               </w:rPr>
-              <w:t xml:space="preserve">Learners explained that: a tea farmer in Kericho sees different formulae on her fertiliser bags because calcium (Group 2, arrangement 2,8,8,2) always forms Ca2+ while ammonium carries a 1+ charge and nitrate a 1- charge and phosphate a 3- charge; cross-multiplying these valencies produces the fixed, unalterable ratios encoded in the formulae; balanced equations verify that no atoms are created or destroyed in these fixed-ratio combinations; and therefore the specific formula on each bag is a direct, readable record of the electron structure of the atoms inside — making the periodic table the key to understanding Kenyan agriculture at the molecular level.</w:t>
+              <w:t xml:space="preserve">Learners explained that: a tea farmer in Kericho sees different formulae on her fertiliser bags because calcium (Group 2, arrangement 2,8,8,2) always forms Ca2+ while ammonium carries a 1+ charge and nitrate a 1- charge and hydrogen phosphate (HPO4 2-, in DAP) a 2- charge; cross-multiplying these valencies produces the fixed, unalterable ratios encoded in the formulae; balanced equations verify that no atoms are created or destroyed in these fixed-ratio combinations; and therefore the specific formula on each bag is a direct, readable record of the electron structure of the atoms inside — making the periodic table the key to understanding Kenyan agriculture at the molecular level.</w:t>
             </w:r>
           </w:p>
         </w:tc>
@@ -25954,7 +25954,7 @@
         </w:rPr>
         <w:t xml:space="preserve">© 2026 SeaVuria and ARES. Aligned with KICD objectives. Developed by SeaVuria; technical implementation by ARES (with AI assistance from Claude). Licensed under </w:t>
       </w:r>
-      <w:hyperlink w:history="1" r:id="rIdi1osqvfgkxppqddw02d9c">
+      <w:hyperlink w:history="1" r:id="rIdnoowvo5zwt2uuuo3gw1fm">
         <w:r>
           <w:rPr>
             <w:rFonts w:ascii="Arial" w:cs="Arial" w:eastAsia="Arial" w:hAnsi="Arial"/>
@@ -25975,7 +25975,7 @@
         </w:rPr>
         <w:t xml:space="preserve"> (</w:t>
       </w:r>
-      <w:hyperlink w:history="1" r:id="rIdtlhu40oju3tyei_kwomrl">
+      <w:hyperlink w:history="1" r:id="rId9xffsdj7tziswi2uoy2lq">
         <w:r>
           <w:rPr>
             <w:rFonts w:ascii="Arial" w:cs="Arial" w:eastAsia="Arial" w:hAnsi="Arial"/>

--- a/data/outputs/v2/General_Science/SS2.1_The_Periodic_Table/General_Science_The_Periodic_Table_CBE_LessonSequence.docx
+++ b/data/outputs/v2/General_Science/SS2.1_The_Periodic_Table/General_Science_The_Periodic_Table_CBE_LessonSequence.docx
@@ -2283,7 +2283,7 @@
         </w:rPr>
         <w:t xml:space="preserve">© 2026 SeaVuria and ARES. This work is licensed under a </w:t>
       </w:r>
-      <w:hyperlink w:history="1" r:id="rIdebqiggvnl7sbclabwyrfl">
+      <w:hyperlink w:history="1" r:id="rIdudjzz6yrusdu0h47_z2lz">
         <w:r>
           <w:rPr>
             <w:rFonts w:ascii="Arial" w:cs="Arial" w:eastAsia="Arial" w:hAnsi="Arial"/>
@@ -2303,7 +2303,7 @@
         </w:rPr>
         <w:t xml:space="preserve"> (</w:t>
       </w:r>
-      <w:hyperlink w:history="1" r:id="rId8oybziapdomzk_smkdqf1">
+      <w:hyperlink w:history="1" r:id="rId0hnm5x8ymhhbcs50cxqwa">
         <w:r>
           <w:rPr>
             <w:rFonts w:ascii="Arial" w:cs="Arial" w:eastAsia="Arial" w:hAnsi="Arial"/>
@@ -2323,7 +2323,7 @@
         </w:rPr>
         <w:t xml:space="preserve">). To view a copy of this license, visit </w:t>
       </w:r>
-      <w:hyperlink w:history="1" r:id="rId8wexkmniwehbefkzvvmni">
+      <w:hyperlink w:history="1" r:id="rId446cp95sy2tszpbkkuy_9">
         <w:r>
           <w:rPr>
             <w:rFonts w:ascii="Arial" w:cs="Arial" w:eastAsia="Arial" w:hAnsi="Arial"/>
@@ -3335,7 +3335,7 @@
             <w:pPr>
               <w:spacing w:after="20" w:before="0"/>
             </w:pPr>
-            <w:hyperlink w:history="1" r:id="rIds4_1msn9xjyrcggplinec">
+            <w:hyperlink w:history="1" r:id="rIdcdq2enmdbszxokw3xy8oy">
               <w:r>
                 <w:rPr>
                   <w:rFonts w:ascii="Arial" w:cs="Arial" w:eastAsia="Arial" w:hAnsi="Arial"/>
@@ -3368,7 +3368,7 @@
               <w:spacing w:after="10" w:before="0"/>
               <w:ind w:left="120"/>
             </w:pPr>
-            <w:hyperlink w:history="1" r:id="rIdujyd4qi2b7h05njctztqz">
+            <w:hyperlink w:history="1" r:id="rIdglmp5rfywmetzijunnoi_">
               <w:r>
                 <w:rPr>
                   <w:rFonts w:ascii="Arial" w:cs="Arial" w:eastAsia="Arial" w:hAnsi="Arial"/>
@@ -3413,7 +3413,7 @@
             <w:pPr>
               <w:spacing w:after="20" w:before="0"/>
             </w:pPr>
-            <w:hyperlink w:history="1" r:id="rIdlbetnand9k9re6vdk9cxm">
+            <w:hyperlink w:history="1" r:id="rIdjvyydq4dkzti27iopx6bp">
               <w:r>
                 <w:rPr>
                   <w:rFonts w:ascii="Arial" w:cs="Arial" w:eastAsia="Arial" w:hAnsi="Arial"/>
@@ -3446,7 +3446,7 @@
               <w:spacing w:after="10" w:before="0"/>
               <w:ind w:left="120"/>
             </w:pPr>
-            <w:hyperlink w:history="1" r:id="rIdr-rvep9lmlkfb9dlfb3w-">
+            <w:hyperlink w:history="1" r:id="rIdhomista80wcsjokpqbtcx">
               <w:r>
                 <w:rPr>
                   <w:rFonts w:ascii="Arial" w:cs="Arial" w:eastAsia="Arial" w:hAnsi="Arial"/>
@@ -3641,7 +3641,7 @@
             <w:pPr>
               <w:spacing w:after="20" w:before="0"/>
             </w:pPr>
-            <w:hyperlink w:history="1" r:id="rId3ydgdi-423hugtxztk6z1">
+            <w:hyperlink w:history="1" r:id="rIdv8azqoxrkfjqzc1ipkgfr">
               <w:r>
                 <w:rPr>
                   <w:rFonts w:ascii="Arial" w:cs="Arial" w:eastAsia="Arial" w:hAnsi="Arial"/>
@@ -3674,7 +3674,7 @@
               <w:spacing w:after="10" w:before="0"/>
               <w:ind w:left="120"/>
             </w:pPr>
-            <w:hyperlink w:history="1" r:id="rId5jv9lqfe7hbw_gdmc-el3">
+            <w:hyperlink w:history="1" r:id="rIdixo6i0xkc8a6ig8pvqgko">
               <w:r>
                 <w:rPr>
                   <w:rFonts w:ascii="Arial" w:cs="Arial" w:eastAsia="Arial" w:hAnsi="Arial"/>
@@ -3719,7 +3719,7 @@
             <w:pPr>
               <w:spacing w:after="20" w:before="0"/>
             </w:pPr>
-            <w:hyperlink w:history="1" r:id="rIdtfwclpsp-lafodmggbn9a">
+            <w:hyperlink w:history="1" r:id="rId9o4a-uhpypfbl97doqbyn">
               <w:r>
                 <w:rPr>
                   <w:rFonts w:ascii="Arial" w:cs="Arial" w:eastAsia="Arial" w:hAnsi="Arial"/>
@@ -3752,7 +3752,7 @@
               <w:spacing w:after="10" w:before="0"/>
               <w:ind w:left="120"/>
             </w:pPr>
-            <w:hyperlink w:history="1" r:id="rId3pjc0_qvcehhlk-j6yiu0">
+            <w:hyperlink w:history="1" r:id="rIdqj_0cft8fg16l1ln2kwpt">
               <w:r>
                 <w:rPr>
                   <w:rFonts w:ascii="Arial" w:cs="Arial" w:eastAsia="Arial" w:hAnsi="Arial"/>
@@ -3947,7 +3947,7 @@
             <w:pPr>
               <w:spacing w:after="20" w:before="0"/>
             </w:pPr>
-            <w:hyperlink w:history="1" r:id="rIdcaa13fncgzhlgvx_s5t3z">
+            <w:hyperlink w:history="1" r:id="rIdigkogve2p9o4hcigvmugl">
               <w:r>
                 <w:rPr>
                   <w:rFonts w:ascii="Arial" w:cs="Arial" w:eastAsia="Arial" w:hAnsi="Arial"/>
@@ -3980,7 +3980,7 @@
               <w:spacing w:after="10" w:before="0"/>
               <w:ind w:left="120"/>
             </w:pPr>
-            <w:hyperlink w:history="1" r:id="rIdb6kuzh1l-s2tvs3czkxyc">
+            <w:hyperlink w:history="1" r:id="rIdckob3ozi9vwvg91zzrjo7">
               <w:r>
                 <w:rPr>
                   <w:rFonts w:ascii="Arial" w:cs="Arial" w:eastAsia="Arial" w:hAnsi="Arial"/>
@@ -4025,7 +4025,7 @@
             <w:pPr>
               <w:spacing w:after="20" w:before="0"/>
             </w:pPr>
-            <w:hyperlink w:history="1" r:id="rIdoqe7g-pu6784rd21icddb">
+            <w:hyperlink w:history="1" r:id="rIdt3akhd6hk_pg_6_nyz3y5">
               <w:r>
                 <w:rPr>
                   <w:rFonts w:ascii="Arial" w:cs="Arial" w:eastAsia="Arial" w:hAnsi="Arial"/>
@@ -4058,7 +4058,7 @@
               <w:spacing w:after="10" w:before="0"/>
               <w:ind w:left="120"/>
             </w:pPr>
-            <w:hyperlink w:history="1" r:id="rIdgu1uv4wlh7ulubts00w27">
+            <w:hyperlink w:history="1" r:id="rIdbwahjkzgi19fgbzwhyulx">
               <w:r>
                 <w:rPr>
                   <w:rFonts w:ascii="Arial" w:cs="Arial" w:eastAsia="Arial" w:hAnsi="Arial"/>
@@ -4253,7 +4253,7 @@
             <w:pPr>
               <w:spacing w:after="20" w:before="0"/>
             </w:pPr>
-            <w:hyperlink w:history="1" r:id="rId15syjqthd0ulivfuu9peo">
+            <w:hyperlink w:history="1" r:id="rIdmy9vyjfiijodrsede-wqb">
               <w:r>
                 <w:rPr>
                   <w:rFonts w:ascii="Arial" w:cs="Arial" w:eastAsia="Arial" w:hAnsi="Arial"/>
@@ -4286,7 +4286,7 @@
               <w:spacing w:after="10" w:before="0"/>
               <w:ind w:left="120"/>
             </w:pPr>
-            <w:hyperlink w:history="1" r:id="rIdqdc-jayy1id6potu_a0l_">
+            <w:hyperlink w:history="1" r:id="rIddeyvjoakexvaxryxwcuhm">
               <w:r>
                 <w:rPr>
                   <w:rFonts w:ascii="Arial" w:cs="Arial" w:eastAsia="Arial" w:hAnsi="Arial"/>
@@ -4331,7 +4331,7 @@
             <w:pPr>
               <w:spacing w:after="20" w:before="0"/>
             </w:pPr>
-            <w:hyperlink w:history="1" r:id="rIdkg3cbjajnwv-g3y2ar6sj">
+            <w:hyperlink w:history="1" r:id="rIduwzw8xgyokfu0i_uifgb_">
               <w:r>
                 <w:rPr>
                   <w:rFonts w:ascii="Arial" w:cs="Arial" w:eastAsia="Arial" w:hAnsi="Arial"/>
@@ -4364,7 +4364,7 @@
               <w:spacing w:after="10" w:before="0"/>
               <w:ind w:left="120"/>
             </w:pPr>
-            <w:hyperlink w:history="1" r:id="rId57ymjudiut8xm2cijl8m4">
+            <w:hyperlink w:history="1" r:id="rIdx6dhqwt4sq3jbiqhantym">
               <w:r>
                 <w:rPr>
                   <w:rFonts w:ascii="Arial" w:cs="Arial" w:eastAsia="Arial" w:hAnsi="Arial"/>
@@ -4559,7 +4559,7 @@
             <w:pPr>
               <w:spacing w:after="20" w:before="0"/>
             </w:pPr>
-            <w:hyperlink w:history="1" r:id="rIdqsphzog6-xiloi7srfeuz">
+            <w:hyperlink w:history="1" r:id="rIds_2_ljwnsxtkc2wdpbfcy">
               <w:r>
                 <w:rPr>
                   <w:rFonts w:ascii="Arial" w:cs="Arial" w:eastAsia="Arial" w:hAnsi="Arial"/>
@@ -4608,7 +4608,7 @@
               <w:spacing w:after="10" w:before="0"/>
               <w:ind w:left="120"/>
             </w:pPr>
-            <w:hyperlink w:history="1" r:id="rIdi_ikkip48oxiqeprc3qu0">
+            <w:hyperlink w:history="1" r:id="rIds_i85ju83c4yklfcpjnlu">
               <w:r>
                 <w:rPr>
                   <w:rFonts w:ascii="Arial" w:cs="Arial" w:eastAsia="Arial" w:hAnsi="Arial"/>
@@ -4653,7 +4653,7 @@
             <w:pPr>
               <w:spacing w:after="20" w:before="0"/>
             </w:pPr>
-            <w:hyperlink w:history="1" r:id="rId44rhvz98fqh48ybnw1sgb">
+            <w:hyperlink w:history="1" r:id="rIdtnkapakxvaywcpxyyazhh">
               <w:r>
                 <w:rPr>
                   <w:rFonts w:ascii="Arial" w:cs="Arial" w:eastAsia="Arial" w:hAnsi="Arial"/>
@@ -4686,7 +4686,7 @@
               <w:spacing w:after="10" w:before="0"/>
               <w:ind w:left="120"/>
             </w:pPr>
-            <w:hyperlink w:history="1" r:id="rIdbv6q9hs-2d0udfwmzmwzq">
+            <w:hyperlink w:history="1" r:id="rId2rsg3yyedfgzs-bfvd01z">
               <w:r>
                 <w:rPr>
                   <w:rFonts w:ascii="Arial" w:cs="Arial" w:eastAsia="Arial" w:hAnsi="Arial"/>
@@ -5198,7 +5198,7 @@
         </w:rPr>
         <w:t xml:space="preserve">© 2026 SeaVuria and ARES. Aligned with KICD objectives. Developed by SeaVuria; technical implementation by ARES (with AI assistance from Claude). Licensed under </w:t>
       </w:r>
-      <w:hyperlink w:history="1" r:id="rId8qjwsucu9eoo0qrnn55or">
+      <w:hyperlink w:history="1" r:id="rId2ptbcmb3sds9d8unb6qyn">
         <w:r>
           <w:rPr>
             <w:rFonts w:ascii="Arial" w:cs="Arial" w:eastAsia="Arial" w:hAnsi="Arial"/>
@@ -5219,7 +5219,7 @@
         </w:rPr>
         <w:t xml:space="preserve"> (</w:t>
       </w:r>
-      <w:hyperlink w:history="1" r:id="rIdgnqjbaenwhwxq2wnjr2nn">
+      <w:hyperlink w:history="1" r:id="rIdgul2fdlxdz731eqkqyusi">
         <w:r>
           <w:rPr>
             <w:rFonts w:ascii="Arial" w:cs="Arial" w:eastAsia="Arial" w:hAnsi="Arial"/>
@@ -6232,7 +6232,7 @@
             <w:pPr>
               <w:spacing w:after="20" w:before="0"/>
             </w:pPr>
-            <w:hyperlink w:history="1" r:id="rIdnvoniazw0xexlmzlfwr6b">
+            <w:hyperlink w:history="1" r:id="rId4niqn3rymjqgrt_rqb4nr">
               <w:r>
                 <w:rPr>
                   <w:rFonts w:ascii="Arial" w:cs="Arial" w:eastAsia="Arial" w:hAnsi="Arial"/>
@@ -6265,7 +6265,7 @@
               <w:spacing w:after="10" w:before="0"/>
               <w:ind w:left="120"/>
             </w:pPr>
-            <w:hyperlink w:history="1" r:id="rId3l-s3ktvt4d6eypffrfkn">
+            <w:hyperlink w:history="1" r:id="rIdeovw90h3lrxamgqjoxava">
               <w:r>
                 <w:rPr>
                   <w:rFonts w:ascii="Arial" w:cs="Arial" w:eastAsia="Arial" w:hAnsi="Arial"/>
@@ -6310,7 +6310,7 @@
             <w:pPr>
               <w:spacing w:after="20" w:before="0"/>
             </w:pPr>
-            <w:hyperlink w:history="1" r:id="rIdeoubs_cpnomjjftjx34sl">
+            <w:hyperlink w:history="1" r:id="rIdtaryhkpi5cjr4ggxyletg">
               <w:r>
                 <w:rPr>
                   <w:rFonts w:ascii="Arial" w:cs="Arial" w:eastAsia="Arial" w:hAnsi="Arial"/>
@@ -6343,7 +6343,7 @@
               <w:spacing w:after="10" w:before="0"/>
               <w:ind w:left="120"/>
             </w:pPr>
-            <w:hyperlink w:history="1" r:id="rIdsoxnykfcr8mwn_w1rgptc">
+            <w:hyperlink w:history="1" r:id="rIdtwxmisiiyfjgeoflrvz7a">
               <w:r>
                 <w:rPr>
                   <w:rFonts w:ascii="Arial" w:cs="Arial" w:eastAsia="Arial" w:hAnsi="Arial"/>
@@ -6538,7 +6538,7 @@
             <w:pPr>
               <w:spacing w:after="20" w:before="0"/>
             </w:pPr>
-            <w:hyperlink w:history="1" r:id="rIdy7sexakjaicqitosoi0mp">
+            <w:hyperlink w:history="1" r:id="rIdeltvtmyypym0lhb5koexw">
               <w:r>
                 <w:rPr>
                   <w:rFonts w:ascii="Arial" w:cs="Arial" w:eastAsia="Arial" w:hAnsi="Arial"/>
@@ -6571,7 +6571,7 @@
               <w:spacing w:after="10" w:before="0"/>
               <w:ind w:left="120"/>
             </w:pPr>
-            <w:hyperlink w:history="1" r:id="rIdkwlu7fj9mie87vlkykptj">
+            <w:hyperlink w:history="1" r:id="rIdbklcca4lanypcybkbojbl">
               <w:r>
                 <w:rPr>
                   <w:rFonts w:ascii="Arial" w:cs="Arial" w:eastAsia="Arial" w:hAnsi="Arial"/>
@@ -6616,7 +6616,7 @@
             <w:pPr>
               <w:spacing w:after="20" w:before="0"/>
             </w:pPr>
-            <w:hyperlink w:history="1" r:id="rIdrs3vwcjbn2i9czy-es5qt">
+            <w:hyperlink w:history="1" r:id="rId3-bvu5_lmfmu8mlccrwff">
               <w:r>
                 <w:rPr>
                   <w:rFonts w:ascii="Arial" w:cs="Arial" w:eastAsia="Arial" w:hAnsi="Arial"/>
@@ -6649,7 +6649,7 @@
               <w:spacing w:after="10" w:before="0"/>
               <w:ind w:left="120"/>
             </w:pPr>
-            <w:hyperlink w:history="1" r:id="rIdklik9xfjxnp_1b9u9infh">
+            <w:hyperlink w:history="1" r:id="rIdldcq-lml-nbj4lqsw0qlm">
               <w:r>
                 <w:rPr>
                   <w:rFonts w:ascii="Arial" w:cs="Arial" w:eastAsia="Arial" w:hAnsi="Arial"/>
@@ -6844,7 +6844,7 @@
             <w:pPr>
               <w:spacing w:after="20" w:before="0"/>
             </w:pPr>
-            <w:hyperlink w:history="1" r:id="rId28fu9ihi4ybg7jbnhqfyx">
+            <w:hyperlink w:history="1" r:id="rIdlhqdx6bjwmgobk4pac34u">
               <w:r>
                 <w:rPr>
                   <w:rFonts w:ascii="Arial" w:cs="Arial" w:eastAsia="Arial" w:hAnsi="Arial"/>
@@ -6877,7 +6877,7 @@
               <w:spacing w:after="10" w:before="0"/>
               <w:ind w:left="120"/>
             </w:pPr>
-            <w:hyperlink w:history="1" r:id="rIda-yt1lt_4mtampywqy8sr">
+            <w:hyperlink w:history="1" r:id="rIdbghejyhtph-zhgfarnd6a">
               <w:r>
                 <w:rPr>
                   <w:rFonts w:ascii="Arial" w:cs="Arial" w:eastAsia="Arial" w:hAnsi="Arial"/>
@@ -6922,7 +6922,7 @@
             <w:pPr>
               <w:spacing w:after="20" w:before="0"/>
             </w:pPr>
-            <w:hyperlink w:history="1" r:id="rIdh03nurslhkhonmpd6cla8">
+            <w:hyperlink w:history="1" r:id="rId4kgu0cjw0v6oi1r6gnauj">
               <w:r>
                 <w:rPr>
                   <w:rFonts w:ascii="Arial" w:cs="Arial" w:eastAsia="Arial" w:hAnsi="Arial"/>
@@ -6971,7 +6971,7 @@
               <w:spacing w:after="10" w:before="0"/>
               <w:ind w:left="120"/>
             </w:pPr>
-            <w:hyperlink w:history="1" r:id="rIdrgngeu2mbk0evffntlvwe">
+            <w:hyperlink w:history="1" r:id="rId-s8u65qufng0uvixbsgfa">
               <w:r>
                 <w:rPr>
                   <w:rFonts w:ascii="Arial" w:cs="Arial" w:eastAsia="Arial" w:hAnsi="Arial"/>
@@ -7166,7 +7166,7 @@
             <w:pPr>
               <w:spacing w:after="20" w:before="0"/>
             </w:pPr>
-            <w:hyperlink w:history="1" r:id="rIdlr3yjuclze21dwdpaqbe3">
+            <w:hyperlink w:history="1" r:id="rId8cjmenisaj3z-5daskp4e">
               <w:r>
                 <w:rPr>
                   <w:rFonts w:ascii="Arial" w:cs="Arial" w:eastAsia="Arial" w:hAnsi="Arial"/>
@@ -7199,7 +7199,7 @@
               <w:spacing w:after="10" w:before="0"/>
               <w:ind w:left="120"/>
             </w:pPr>
-            <w:hyperlink w:history="1" r:id="rIdeay62k212unfjwkqfs6ey">
+            <w:hyperlink w:history="1" r:id="rId4xc2ach_8urk_kymzanbf">
               <w:r>
                 <w:rPr>
                   <w:rFonts w:ascii="Arial" w:cs="Arial" w:eastAsia="Arial" w:hAnsi="Arial"/>
@@ -7244,7 +7244,7 @@
             <w:pPr>
               <w:spacing w:after="20" w:before="0"/>
             </w:pPr>
-            <w:hyperlink w:history="1" r:id="rIdk6e2ckzdycr0lseew24w7">
+            <w:hyperlink w:history="1" r:id="rId1romni9r1wctldd0oybqs">
               <w:r>
                 <w:rPr>
                   <w:rFonts w:ascii="Arial" w:cs="Arial" w:eastAsia="Arial" w:hAnsi="Arial"/>
@@ -7293,7 +7293,7 @@
               <w:spacing w:after="10" w:before="0"/>
               <w:ind w:left="120"/>
             </w:pPr>
-            <w:hyperlink w:history="1" r:id="rIdjiccmetllah8dwqljplp_">
+            <w:hyperlink w:history="1" r:id="rIdiapywzssvgq1wby1bfjlz">
               <w:r>
                 <w:rPr>
                   <w:rFonts w:ascii="Arial" w:cs="Arial" w:eastAsia="Arial" w:hAnsi="Arial"/>
@@ -7488,7 +7488,7 @@
             <w:pPr>
               <w:spacing w:after="20" w:before="0"/>
             </w:pPr>
-            <w:hyperlink w:history="1" r:id="rIdlwlhlebr94g-58ezo0t-m">
+            <w:hyperlink w:history="1" r:id="rIdkxgjazicpqdaowvoo5mxz">
               <w:r>
                 <w:rPr>
                   <w:rFonts w:ascii="Arial" w:cs="Arial" w:eastAsia="Arial" w:hAnsi="Arial"/>
@@ -7521,7 +7521,7 @@
               <w:spacing w:after="10" w:before="0"/>
               <w:ind w:left="120"/>
             </w:pPr>
-            <w:hyperlink w:history="1" r:id="rIdkmm7o_70mv58synmnelyg">
+            <w:hyperlink w:history="1" r:id="rId7jp6jobcuzaquli5oroq1">
               <w:r>
                 <w:rPr>
                   <w:rFonts w:ascii="Arial" w:cs="Arial" w:eastAsia="Arial" w:hAnsi="Arial"/>
@@ -7566,7 +7566,7 @@
             <w:pPr>
               <w:spacing w:after="20" w:before="0"/>
             </w:pPr>
-            <w:hyperlink w:history="1" r:id="rIdehmwufl8g5ysdgsklrxjl">
+            <w:hyperlink w:history="1" r:id="rIdbpv_-1mgvhu_vfuzk0rck">
               <w:r>
                 <w:rPr>
                   <w:rFonts w:ascii="Arial" w:cs="Arial" w:eastAsia="Arial" w:hAnsi="Arial"/>
@@ -7615,7 +7615,7 @@
               <w:spacing w:after="10" w:before="0"/>
               <w:ind w:left="120"/>
             </w:pPr>
-            <w:hyperlink w:history="1" r:id="rIdbcoob0dybt4qf2w1t5dkb">
+            <w:hyperlink w:history="1" r:id="rIdlpqhnblreqea1yetyk0rx">
               <w:r>
                 <w:rPr>
                   <w:rFonts w:ascii="Arial" w:cs="Arial" w:eastAsia="Arial" w:hAnsi="Arial"/>
@@ -8222,7 +8222,7 @@
         </w:rPr>
         <w:t xml:space="preserve">© 2026 SeaVuria and ARES. Aligned with KICD objectives. Developed by SeaVuria; technical implementation by ARES (with AI assistance from Claude). Licensed under </w:t>
       </w:r>
-      <w:hyperlink w:history="1" r:id="rId3ip03g3e342_vofmlc_c5">
+      <w:hyperlink w:history="1" r:id="rId3ku6pbqeabclgzpsahpee">
         <w:r>
           <w:rPr>
             <w:rFonts w:ascii="Arial" w:cs="Arial" w:eastAsia="Arial" w:hAnsi="Arial"/>
@@ -8243,7 +8243,7 @@
         </w:rPr>
         <w:t xml:space="preserve"> (</w:t>
       </w:r>
-      <w:hyperlink w:history="1" r:id="rIdui-izzi7zdbkgukqlchqw">
+      <w:hyperlink w:history="1" r:id="rIdmeklvp8w1vbrzkalo-2ta">
         <w:r>
           <w:rPr>
             <w:rFonts w:ascii="Arial" w:cs="Arial" w:eastAsia="Arial" w:hAnsi="Arial"/>
@@ -9256,7 +9256,7 @@
             <w:pPr>
               <w:spacing w:after="20" w:before="0"/>
             </w:pPr>
-            <w:hyperlink w:history="1" r:id="rIdmwaw4ilwzcpwwlmugpipf">
+            <w:hyperlink w:history="1" r:id="rId2ath57ngreggvruciultq">
               <w:r>
                 <w:rPr>
                   <w:rFonts w:ascii="Arial" w:cs="Arial" w:eastAsia="Arial" w:hAnsi="Arial"/>
@@ -9289,7 +9289,7 @@
               <w:spacing w:after="10" w:before="0"/>
               <w:ind w:left="120"/>
             </w:pPr>
-            <w:hyperlink w:history="1" r:id="rIdw4r08p82d6pswallnlkxk">
+            <w:hyperlink w:history="1" r:id="rId0ybmfh-nxtvcgmddpln1f">
               <w:r>
                 <w:rPr>
                   <w:rFonts w:ascii="Arial" w:cs="Arial" w:eastAsia="Arial" w:hAnsi="Arial"/>
@@ -9334,7 +9334,7 @@
             <w:pPr>
               <w:spacing w:after="20" w:before="0"/>
             </w:pPr>
-            <w:hyperlink w:history="1" r:id="rIdjdhdpyiwq28hwdoq-pbbd">
+            <w:hyperlink w:history="1" r:id="rIdf7dsuyug3qzm2i4n4pbiy">
               <w:r>
                 <w:rPr>
                   <w:rFonts w:ascii="Arial" w:cs="Arial" w:eastAsia="Arial" w:hAnsi="Arial"/>
@@ -9367,7 +9367,7 @@
               <w:spacing w:after="10" w:before="0"/>
               <w:ind w:left="120"/>
             </w:pPr>
-            <w:hyperlink w:history="1" r:id="rId-no_zlcjenrej0svjkivj">
+            <w:hyperlink w:history="1" r:id="rIdw-grg77s19a5giutqhbuw">
               <w:r>
                 <w:rPr>
                   <w:rFonts w:ascii="Arial" w:cs="Arial" w:eastAsia="Arial" w:hAnsi="Arial"/>
@@ -9562,7 +9562,7 @@
             <w:pPr>
               <w:spacing w:after="20" w:before="0"/>
             </w:pPr>
-            <w:hyperlink w:history="1" r:id="rIds-xzrf_1vgr6ebzd-vfuj">
+            <w:hyperlink w:history="1" r:id="rIdxeckoxanu0gkhd58vrvp1">
               <w:r>
                 <w:rPr>
                   <w:rFonts w:ascii="Arial" w:cs="Arial" w:eastAsia="Arial" w:hAnsi="Arial"/>
@@ -9595,7 +9595,7 @@
               <w:spacing w:after="10" w:before="0"/>
               <w:ind w:left="120"/>
             </w:pPr>
-            <w:hyperlink w:history="1" r:id="rIdgconezg4doridodt2xjbu">
+            <w:hyperlink w:history="1" r:id="rIdixrr3_gnvzyxcwdhmjd-y">
               <w:r>
                 <w:rPr>
                   <w:rFonts w:ascii="Arial" w:cs="Arial" w:eastAsia="Arial" w:hAnsi="Arial"/>
@@ -9640,7 +9640,7 @@
             <w:pPr>
               <w:spacing w:after="20" w:before="0"/>
             </w:pPr>
-            <w:hyperlink w:history="1" r:id="rIdw8jgkvrns6dm6nd7dwp1v">
+            <w:hyperlink w:history="1" r:id="rIdrvbofoopvvfza6lpozvuj">
               <w:r>
                 <w:rPr>
                   <w:rFonts w:ascii="Arial" w:cs="Arial" w:eastAsia="Arial" w:hAnsi="Arial"/>
@@ -9673,7 +9673,7 @@
               <w:spacing w:after="10" w:before="0"/>
               <w:ind w:left="120"/>
             </w:pPr>
-            <w:hyperlink w:history="1" r:id="rIduq48oom7hqw7ssdzl9tdz">
+            <w:hyperlink w:history="1" r:id="rId5mp3orn8tm0pfoskxiroa">
               <w:r>
                 <w:rPr>
                   <w:rFonts w:ascii="Arial" w:cs="Arial" w:eastAsia="Arial" w:hAnsi="Arial"/>
@@ -9868,7 +9868,7 @@
             <w:pPr>
               <w:spacing w:after="20" w:before="0"/>
             </w:pPr>
-            <w:hyperlink w:history="1" r:id="rIdxir8kqa9ed6mnknornx5f">
+            <w:hyperlink w:history="1" r:id="rIdgscyqrc6kvujc8pbxgsbh">
               <w:r>
                 <w:rPr>
                   <w:rFonts w:ascii="Arial" w:cs="Arial" w:eastAsia="Arial" w:hAnsi="Arial"/>
@@ -9901,7 +9901,7 @@
               <w:spacing w:after="10" w:before="0"/>
               <w:ind w:left="120"/>
             </w:pPr>
-            <w:hyperlink w:history="1" r:id="rIdal625vb1r7818lt1y2yw1">
+            <w:hyperlink w:history="1" r:id="rId9jouurxhuijlmzq12waiq">
               <w:r>
                 <w:rPr>
                   <w:rFonts w:ascii="Arial" w:cs="Arial" w:eastAsia="Arial" w:hAnsi="Arial"/>
@@ -9946,7 +9946,7 @@
             <w:pPr>
               <w:spacing w:after="20" w:before="0"/>
             </w:pPr>
-            <w:hyperlink w:history="1" r:id="rIdosvve9dk-5md6oihmn3xm">
+            <w:hyperlink w:history="1" r:id="rIddxnbibu1wsdk9jxucpj7c">
               <w:r>
                 <w:rPr>
                   <w:rFonts w:ascii="Arial" w:cs="Arial" w:eastAsia="Arial" w:hAnsi="Arial"/>
@@ -9979,7 +9979,7 @@
               <w:spacing w:after="10" w:before="0"/>
               <w:ind w:left="120"/>
             </w:pPr>
-            <w:hyperlink w:history="1" r:id="rId6wz_j-ootkawck6wahycx">
+            <w:hyperlink w:history="1" r:id="rId-u4bxqfejtpvk9osdozrb">
               <w:r>
                 <w:rPr>
                   <w:rFonts w:ascii="Arial" w:cs="Arial" w:eastAsia="Arial" w:hAnsi="Arial"/>
@@ -10174,7 +10174,7 @@
             <w:pPr>
               <w:spacing w:after="20" w:before="0"/>
             </w:pPr>
-            <w:hyperlink w:history="1" r:id="rIdwovlp3uz8_ffpdamntwd-">
+            <w:hyperlink w:history="1" r:id="rId_4lpi3tqxvrrhi650ndh1">
               <w:r>
                 <w:rPr>
                   <w:rFonts w:ascii="Arial" w:cs="Arial" w:eastAsia="Arial" w:hAnsi="Arial"/>
@@ -10207,7 +10207,7 @@
               <w:spacing w:after="10" w:before="0"/>
               <w:ind w:left="120"/>
             </w:pPr>
-            <w:hyperlink w:history="1" r:id="rIdasuqw1baccvtaq5uqufjt">
+            <w:hyperlink w:history="1" r:id="rIdnnkrvdwmakc-jtmnomgaj">
               <w:r>
                 <w:rPr>
                   <w:rFonts w:ascii="Arial" w:cs="Arial" w:eastAsia="Arial" w:hAnsi="Arial"/>
@@ -10252,7 +10252,7 @@
             <w:pPr>
               <w:spacing w:after="20" w:before="0"/>
             </w:pPr>
-            <w:hyperlink w:history="1" r:id="rIdlk-r33fv71_yahmzaeg-o">
+            <w:hyperlink w:history="1" r:id="rIdeoyd9qc1vuiunrwxaeijb">
               <w:r>
                 <w:rPr>
                   <w:rFonts w:ascii="Arial" w:cs="Arial" w:eastAsia="Arial" w:hAnsi="Arial"/>
@@ -10285,7 +10285,7 @@
               <w:spacing w:after="10" w:before="0"/>
               <w:ind w:left="120"/>
             </w:pPr>
-            <w:hyperlink w:history="1" r:id="rIdrb1lxf1drticc_p74piaw">
+            <w:hyperlink w:history="1" r:id="rIdzmx0mwltcp8s1xubhwkaz">
               <w:r>
                 <w:rPr>
                   <w:rFonts w:ascii="Arial" w:cs="Arial" w:eastAsia="Arial" w:hAnsi="Arial"/>
@@ -10480,7 +10480,7 @@
             <w:pPr>
               <w:spacing w:after="20" w:before="0"/>
             </w:pPr>
-            <w:hyperlink w:history="1" r:id="rIdx4hnc41jsutmtentc1jjc">
+            <w:hyperlink w:history="1" r:id="rIdmzabo_dng9vrau6uuobn-">
               <w:r>
                 <w:rPr>
                   <w:rFonts w:ascii="Arial" w:cs="Arial" w:eastAsia="Arial" w:hAnsi="Arial"/>
@@ -10529,7 +10529,7 @@
               <w:spacing w:after="10" w:before="0"/>
               <w:ind w:left="120"/>
             </w:pPr>
-            <w:hyperlink w:history="1" r:id="rIdis6c5hscrrrrgrjqmefob">
+            <w:hyperlink w:history="1" r:id="rId3btd1ktrvv9o8eief17vk">
               <w:r>
                 <w:rPr>
                   <w:rFonts w:ascii="Arial" w:cs="Arial" w:eastAsia="Arial" w:hAnsi="Arial"/>
@@ -10574,7 +10574,7 @@
             <w:pPr>
               <w:spacing w:after="20" w:before="0"/>
             </w:pPr>
-            <w:hyperlink w:history="1" r:id="rIdc_galcwizaxgjooadwrwv">
+            <w:hyperlink w:history="1" r:id="rIdqb4cyt9sbsxnwwcyc7yna">
               <w:r>
                 <w:rPr>
                   <w:rFonts w:ascii="Arial" w:cs="Arial" w:eastAsia="Arial" w:hAnsi="Arial"/>
@@ -10607,7 +10607,7 @@
               <w:spacing w:after="10" w:before="0"/>
               <w:ind w:left="120"/>
             </w:pPr>
-            <w:hyperlink w:history="1" r:id="rIdybqjsn6w9dwymdqskb1-v">
+            <w:hyperlink w:history="1" r:id="rIdwsby26dynco1wzonm4ikl">
               <w:r>
                 <w:rPr>
                   <w:rFonts w:ascii="Arial" w:cs="Arial" w:eastAsia="Arial" w:hAnsi="Arial"/>
@@ -11119,7 +11119,7 @@
         </w:rPr>
         <w:t xml:space="preserve">© 2026 SeaVuria and ARES. Aligned with KICD objectives. Developed by SeaVuria; technical implementation by ARES (with AI assistance from Claude). Licensed under </w:t>
       </w:r>
-      <w:hyperlink w:history="1" r:id="rIdwbq0rwi8ali-2efkfd6hr">
+      <w:hyperlink w:history="1" r:id="rId002gye6ud6cpgaziswnlo">
         <w:r>
           <w:rPr>
             <w:rFonts w:ascii="Arial" w:cs="Arial" w:eastAsia="Arial" w:hAnsi="Arial"/>
@@ -11140,7 +11140,7 @@
         </w:rPr>
         <w:t xml:space="preserve"> (</w:t>
       </w:r>
-      <w:hyperlink w:history="1" r:id="rIdkw0j5rzf3fa_o4p7swgl6">
+      <w:hyperlink w:history="1" r:id="rIdcxrsp4uuggqe7g-oujs57">
         <w:r>
           <w:rPr>
             <w:rFonts w:ascii="Arial" w:cs="Arial" w:eastAsia="Arial" w:hAnsi="Arial"/>
@@ -12153,7 +12153,7 @@
             <w:pPr>
               <w:spacing w:after="20" w:before="0"/>
             </w:pPr>
-            <w:hyperlink w:history="1" r:id="rIdpimglyxlxh8nrmjf4z2t-">
+            <w:hyperlink w:history="1" r:id="rIdnziyk_azk26epp2rxsflq">
               <w:r>
                 <w:rPr>
                   <w:rFonts w:ascii="Arial" w:cs="Arial" w:eastAsia="Arial" w:hAnsi="Arial"/>
@@ -12186,7 +12186,7 @@
               <w:spacing w:after="10" w:before="0"/>
               <w:ind w:left="120"/>
             </w:pPr>
-            <w:hyperlink w:history="1" r:id="rIdq_q3ljphi87lj624bfrof">
+            <w:hyperlink w:history="1" r:id="rIdtc612oi1lafvd-wu7idi0">
               <w:r>
                 <w:rPr>
                   <w:rFonts w:ascii="Arial" w:cs="Arial" w:eastAsia="Arial" w:hAnsi="Arial"/>
@@ -12231,7 +12231,7 @@
             <w:pPr>
               <w:spacing w:after="20" w:before="0"/>
             </w:pPr>
-            <w:hyperlink w:history="1" r:id="rIdsy2u-oj2iawahgfagb22b">
+            <w:hyperlink w:history="1" r:id="rIdbni57y-pi7lqemxvcp0ji">
               <w:r>
                 <w:rPr>
                   <w:rFonts w:ascii="Arial" w:cs="Arial" w:eastAsia="Arial" w:hAnsi="Arial"/>
@@ -12264,7 +12264,7 @@
               <w:spacing w:after="10" w:before="0"/>
               <w:ind w:left="120"/>
             </w:pPr>
-            <w:hyperlink w:history="1" r:id="rIdsqhwf_r2_m9yakhqzj7kw">
+            <w:hyperlink w:history="1" r:id="rIdizcfocmojh7uu8wgcslcn">
               <w:r>
                 <w:rPr>
                   <w:rFonts w:ascii="Arial" w:cs="Arial" w:eastAsia="Arial" w:hAnsi="Arial"/>
@@ -12459,7 +12459,7 @@
             <w:pPr>
               <w:spacing w:after="20" w:before="0"/>
             </w:pPr>
-            <w:hyperlink w:history="1" r:id="rIdwtcpjzm2lqbmw1ravqy9o">
+            <w:hyperlink w:history="1" r:id="rIdqmjljkbmxiijirhopnqbm">
               <w:r>
                 <w:rPr>
                   <w:rFonts w:ascii="Arial" w:cs="Arial" w:eastAsia="Arial" w:hAnsi="Arial"/>
@@ -12492,7 +12492,7 @@
               <w:spacing w:after="10" w:before="0"/>
               <w:ind w:left="120"/>
             </w:pPr>
-            <w:hyperlink w:history="1" r:id="rId4yrv2uuid5ujqbpd0qv_s">
+            <w:hyperlink w:history="1" r:id="rIdhglcwoyeo2jhrp32ahblw">
               <w:r>
                 <w:rPr>
                   <w:rFonts w:ascii="Arial" w:cs="Arial" w:eastAsia="Arial" w:hAnsi="Arial"/>
@@ -12537,7 +12537,7 @@
             <w:pPr>
               <w:spacing w:after="20" w:before="0"/>
             </w:pPr>
-            <w:hyperlink w:history="1" r:id="rIdy8x-sxovbh89hptkor7en">
+            <w:hyperlink w:history="1" r:id="rIdkwfpglxwc2e0euiszjnp7">
               <w:r>
                 <w:rPr>
                   <w:rFonts w:ascii="Arial" w:cs="Arial" w:eastAsia="Arial" w:hAnsi="Arial"/>
@@ -12570,7 +12570,7 @@
               <w:spacing w:after="10" w:before="0"/>
               <w:ind w:left="120"/>
             </w:pPr>
-            <w:hyperlink w:history="1" r:id="rIdsex9ec8scu7_y7rb--xm4">
+            <w:hyperlink w:history="1" r:id="rIdegag21s7kpyqajh55knmw">
               <w:r>
                 <w:rPr>
                   <w:rFonts w:ascii="Arial" w:cs="Arial" w:eastAsia="Arial" w:hAnsi="Arial"/>
@@ -12765,7 +12765,7 @@
             <w:pPr>
               <w:spacing w:after="20" w:before="0"/>
             </w:pPr>
-            <w:hyperlink w:history="1" r:id="rId7om8mifd9txe7ifrppj_l">
+            <w:hyperlink w:history="1" r:id="rIdiftt6l0bjieiktalcy2_f">
               <w:r>
                 <w:rPr>
                   <w:rFonts w:ascii="Arial" w:cs="Arial" w:eastAsia="Arial" w:hAnsi="Arial"/>
@@ -12798,7 +12798,7 @@
               <w:spacing w:after="10" w:before="0"/>
               <w:ind w:left="120"/>
             </w:pPr>
-            <w:hyperlink w:history="1" r:id="rIdrw6s2boibfukzws0qf15x">
+            <w:hyperlink w:history="1" r:id="rIdhu98akjon0gaci_l-rupn">
               <w:r>
                 <w:rPr>
                   <w:rFonts w:ascii="Arial" w:cs="Arial" w:eastAsia="Arial" w:hAnsi="Arial"/>
@@ -12843,7 +12843,7 @@
             <w:pPr>
               <w:spacing w:after="20" w:before="0"/>
             </w:pPr>
-            <w:hyperlink w:history="1" r:id="rIdgayo3aoxcqkh1xhsj1xkt">
+            <w:hyperlink w:history="1" r:id="rIdvhmdc7bzumc4haok4iizb">
               <w:r>
                 <w:rPr>
                   <w:rFonts w:ascii="Arial" w:cs="Arial" w:eastAsia="Arial" w:hAnsi="Arial"/>
@@ -12876,7 +12876,7 @@
               <w:spacing w:after="10" w:before="0"/>
               <w:ind w:left="120"/>
             </w:pPr>
-            <w:hyperlink w:history="1" r:id="rIdmivpip2u9ixw88r58h0gn">
+            <w:hyperlink w:history="1" r:id="rIdv6uk0y3ltgh9a105m9vqp">
               <w:r>
                 <w:rPr>
                   <w:rFonts w:ascii="Arial" w:cs="Arial" w:eastAsia="Arial" w:hAnsi="Arial"/>
@@ -13071,7 +13071,7 @@
             <w:pPr>
               <w:spacing w:after="20" w:before="0"/>
             </w:pPr>
-            <w:hyperlink w:history="1" r:id="rIdpk_oaqczz60wvfjbiufai">
+            <w:hyperlink w:history="1" r:id="rId7niap3dfmfdfancxfuvvi">
               <w:r>
                 <w:rPr>
                   <w:rFonts w:ascii="Arial" w:cs="Arial" w:eastAsia="Arial" w:hAnsi="Arial"/>
@@ -13104,7 +13104,7 @@
               <w:spacing w:after="10" w:before="0"/>
               <w:ind w:left="120"/>
             </w:pPr>
-            <w:hyperlink w:history="1" r:id="rId587wr8x40disus74pfdv_">
+            <w:hyperlink w:history="1" r:id="rIdpbe_e70_f39bqxxwvqv6y">
               <w:r>
                 <w:rPr>
                   <w:rFonts w:ascii="Arial" w:cs="Arial" w:eastAsia="Arial" w:hAnsi="Arial"/>
@@ -13149,7 +13149,7 @@
             <w:pPr>
               <w:spacing w:after="20" w:before="0"/>
             </w:pPr>
-            <w:hyperlink w:history="1" r:id="rIdndfbd1hpt-i92lqz6qmuz">
+            <w:hyperlink w:history="1" r:id="rIdmji3u0cti7zgb3it-m7dj">
               <w:r>
                 <w:rPr>
                   <w:rFonts w:ascii="Arial" w:cs="Arial" w:eastAsia="Arial" w:hAnsi="Arial"/>
@@ -13182,7 +13182,7 @@
               <w:spacing w:after="10" w:before="0"/>
               <w:ind w:left="120"/>
             </w:pPr>
-            <w:hyperlink w:history="1" r:id="rIdnzeasbnulgm6ici41wfnk">
+            <w:hyperlink w:history="1" r:id="rId-m09mwody8kghevhxehic">
               <w:r>
                 <w:rPr>
                   <w:rFonts w:ascii="Arial" w:cs="Arial" w:eastAsia="Arial" w:hAnsi="Arial"/>
@@ -13377,7 +13377,7 @@
             <w:pPr>
               <w:spacing w:after="20" w:before="0"/>
             </w:pPr>
-            <w:hyperlink w:history="1" r:id="rIdsrsj6smuprqy29esnbm0f">
+            <w:hyperlink w:history="1" r:id="rIdcr_uhcqdzicjkgn-oa6mr">
               <w:r>
                 <w:rPr>
                   <w:rFonts w:ascii="Arial" w:cs="Arial" w:eastAsia="Arial" w:hAnsi="Arial"/>
@@ -13426,7 +13426,7 @@
               <w:spacing w:after="10" w:before="0"/>
               <w:ind w:left="120"/>
             </w:pPr>
-            <w:hyperlink w:history="1" r:id="rIdaf2ntex1ijryw7hhs6l2x">
+            <w:hyperlink w:history="1" r:id="rIdd0vluvoh5xnmkkuk5opwt">
               <w:r>
                 <w:rPr>
                   <w:rFonts w:ascii="Arial" w:cs="Arial" w:eastAsia="Arial" w:hAnsi="Arial"/>
@@ -13471,7 +13471,7 @@
             <w:pPr>
               <w:spacing w:after="20" w:before="0"/>
             </w:pPr>
-            <w:hyperlink w:history="1" r:id="rIdushotcr19ol3qr4fwcrfd">
+            <w:hyperlink w:history="1" r:id="rId3alstgghyix4y_-jibx9_">
               <w:r>
                 <w:rPr>
                   <w:rFonts w:ascii="Arial" w:cs="Arial" w:eastAsia="Arial" w:hAnsi="Arial"/>
@@ -13504,7 +13504,7 @@
               <w:spacing w:after="10" w:before="0"/>
               <w:ind w:left="120"/>
             </w:pPr>
-            <w:hyperlink w:history="1" r:id="rIdedmrvpawsajqeuhwtjwbj">
+            <w:hyperlink w:history="1" r:id="rIdeqtcpqpl_xs3y1druwaf-">
               <w:r>
                 <w:rPr>
                   <w:rFonts w:ascii="Arial" w:cs="Arial" w:eastAsia="Arial" w:hAnsi="Arial"/>
@@ -14111,7 +14111,7 @@
         </w:rPr>
         <w:t xml:space="preserve">© 2026 SeaVuria and ARES. Aligned with KICD objectives. Developed by SeaVuria; technical implementation by ARES (with AI assistance from Claude). Licensed under </w:t>
       </w:r>
-      <w:hyperlink w:history="1" r:id="rIdyvyp5zzzrbp-03bdbhoev">
+      <w:hyperlink w:history="1" r:id="rIdwgudvvrjmndbjo37arvt4">
         <w:r>
           <w:rPr>
             <w:rFonts w:ascii="Arial" w:cs="Arial" w:eastAsia="Arial" w:hAnsi="Arial"/>
@@ -14132,7 +14132,7 @@
         </w:rPr>
         <w:t xml:space="preserve"> (</w:t>
       </w:r>
-      <w:hyperlink w:history="1" r:id="rIdof-qckfbo0pecotdlwtzi">
+      <w:hyperlink w:history="1" r:id="rIdt4zq4sum40jlten84maeh">
         <w:r>
           <w:rPr>
             <w:rFonts w:ascii="Arial" w:cs="Arial" w:eastAsia="Arial" w:hAnsi="Arial"/>
@@ -15145,7 +15145,7 @@
             <w:pPr>
               <w:spacing w:after="20" w:before="0"/>
             </w:pPr>
-            <w:hyperlink w:history="1" r:id="rIdydq9r8d-8-3clm5n00ejr">
+            <w:hyperlink w:history="1" r:id="rIdbkrwxibkbmggsli2j1nyv">
               <w:r>
                 <w:rPr>
                   <w:rFonts w:ascii="Arial" w:cs="Arial" w:eastAsia="Arial" w:hAnsi="Arial"/>
@@ -15178,7 +15178,7 @@
               <w:spacing w:after="10" w:before="0"/>
               <w:ind w:left="120"/>
             </w:pPr>
-            <w:hyperlink w:history="1" r:id="rIdeuxu0w0fyetsbq7qws1nk">
+            <w:hyperlink w:history="1" r:id="rIdjdtv8qq7n6lxvldtmryna">
               <w:r>
                 <w:rPr>
                   <w:rFonts w:ascii="Arial" w:cs="Arial" w:eastAsia="Arial" w:hAnsi="Arial"/>
@@ -15223,7 +15223,7 @@
             <w:pPr>
               <w:spacing w:after="20" w:before="0"/>
             </w:pPr>
-            <w:hyperlink w:history="1" r:id="rId4v7uqtozeij96bwcuyfnh">
+            <w:hyperlink w:history="1" r:id="rIdbhffb6hf6oplskdvmhdgx">
               <w:r>
                 <w:rPr>
                   <w:rFonts w:ascii="Arial" w:cs="Arial" w:eastAsia="Arial" w:hAnsi="Arial"/>
@@ -15256,7 +15256,7 @@
               <w:spacing w:after="10" w:before="0"/>
               <w:ind w:left="120"/>
             </w:pPr>
-            <w:hyperlink w:history="1" r:id="rIdevcsflpyxxsw6jrru9ndz">
+            <w:hyperlink w:history="1" r:id="rIdzc7ksk-q6-rvvuisk5ik4">
               <w:r>
                 <w:rPr>
                   <w:rFonts w:ascii="Arial" w:cs="Arial" w:eastAsia="Arial" w:hAnsi="Arial"/>
@@ -15451,7 +15451,7 @@
             <w:pPr>
               <w:spacing w:after="20" w:before="0"/>
             </w:pPr>
-            <w:hyperlink w:history="1" r:id="rIduwe2clljzypflareoznqg">
+            <w:hyperlink w:history="1" r:id="rIdbs4s-jl37doydxmqnxlmx">
               <w:r>
                 <w:rPr>
                   <w:rFonts w:ascii="Arial" w:cs="Arial" w:eastAsia="Arial" w:hAnsi="Arial"/>
@@ -15484,7 +15484,7 @@
               <w:spacing w:after="10" w:before="0"/>
               <w:ind w:left="120"/>
             </w:pPr>
-            <w:hyperlink w:history="1" r:id="rIdhwnh8ungcjdp1obbg48uu">
+            <w:hyperlink w:history="1" r:id="rIdiqbysg8bmzkh8eusji2yr">
               <w:r>
                 <w:rPr>
                   <w:rFonts w:ascii="Arial" w:cs="Arial" w:eastAsia="Arial" w:hAnsi="Arial"/>
@@ -15529,7 +15529,7 @@
             <w:pPr>
               <w:spacing w:after="20" w:before="0"/>
             </w:pPr>
-            <w:hyperlink w:history="1" r:id="rIdaeis_w_elvrkgxwcyyh-r">
+            <w:hyperlink w:history="1" r:id="rIdwznz6ibjoteknioadc-gd">
               <w:r>
                 <w:rPr>
                   <w:rFonts w:ascii="Arial" w:cs="Arial" w:eastAsia="Arial" w:hAnsi="Arial"/>
@@ -15562,7 +15562,7 @@
               <w:spacing w:after="10" w:before="0"/>
               <w:ind w:left="120"/>
             </w:pPr>
-            <w:hyperlink w:history="1" r:id="rId2urucjuvnxxj9tkop7zpo">
+            <w:hyperlink w:history="1" r:id="rIdzlasv4sgibmnekxwa5wrs">
               <w:r>
                 <w:rPr>
                   <w:rFonts w:ascii="Arial" w:cs="Arial" w:eastAsia="Arial" w:hAnsi="Arial"/>
@@ -15757,7 +15757,7 @@
             <w:pPr>
               <w:spacing w:after="20" w:before="0"/>
             </w:pPr>
-            <w:hyperlink w:history="1" r:id="rId8z8kfkclqxvulp4nl2wpu">
+            <w:hyperlink w:history="1" r:id="rIdzzq8mrc_t7zsfgcenewba">
               <w:r>
                 <w:rPr>
                   <w:rFonts w:ascii="Arial" w:cs="Arial" w:eastAsia="Arial" w:hAnsi="Arial"/>
@@ -15790,7 +15790,7 @@
               <w:spacing w:after="10" w:before="0"/>
               <w:ind w:left="120"/>
             </w:pPr>
-            <w:hyperlink w:history="1" r:id="rIddwgoqx6hrdwdrqaz5ess0">
+            <w:hyperlink w:history="1" r:id="rId0ed3prn1hgmu6o71pul7p">
               <w:r>
                 <w:rPr>
                   <w:rFonts w:ascii="Arial" w:cs="Arial" w:eastAsia="Arial" w:hAnsi="Arial"/>
@@ -15835,7 +15835,7 @@
             <w:pPr>
               <w:spacing w:after="20" w:before="0"/>
             </w:pPr>
-            <w:hyperlink w:history="1" r:id="rIdmxxaoftvj3o17p2qqrcxr">
+            <w:hyperlink w:history="1" r:id="rIdyugkm9fankahg9cdzvfep">
               <w:r>
                 <w:rPr>
                   <w:rFonts w:ascii="Arial" w:cs="Arial" w:eastAsia="Arial" w:hAnsi="Arial"/>
@@ -15884,7 +15884,7 @@
               <w:spacing w:after="10" w:before="0"/>
               <w:ind w:left="120"/>
             </w:pPr>
-            <w:hyperlink w:history="1" r:id="rIdznlufdsqmz-qnwy7gpimw">
+            <w:hyperlink w:history="1" r:id="rIdq1l3beacrjvgecxrjiazk">
               <w:r>
                 <w:rPr>
                   <w:rFonts w:ascii="Arial" w:cs="Arial" w:eastAsia="Arial" w:hAnsi="Arial"/>
@@ -16079,7 +16079,7 @@
             <w:pPr>
               <w:spacing w:after="20" w:before="0"/>
             </w:pPr>
-            <w:hyperlink w:history="1" r:id="rIdzukefibnmizntcbxfr0ac">
+            <w:hyperlink w:history="1" r:id="rIdh-39aeobejk8rdbjzhtzp">
               <w:r>
                 <w:rPr>
                   <w:rFonts w:ascii="Arial" w:cs="Arial" w:eastAsia="Arial" w:hAnsi="Arial"/>
@@ -16112,7 +16112,7 @@
               <w:spacing w:after="10" w:before="0"/>
               <w:ind w:left="120"/>
             </w:pPr>
-            <w:hyperlink w:history="1" r:id="rId3_wenvcjqrieemh-tnezr">
+            <w:hyperlink w:history="1" r:id="rId1e6gs8zujtbxflx6e5uga">
               <w:r>
                 <w:rPr>
                   <w:rFonts w:ascii="Arial" w:cs="Arial" w:eastAsia="Arial" w:hAnsi="Arial"/>
@@ -16157,7 +16157,7 @@
             <w:pPr>
               <w:spacing w:after="20" w:before="0"/>
             </w:pPr>
-            <w:hyperlink w:history="1" r:id="rIdo2q_tosifslvfe2evko9p">
+            <w:hyperlink w:history="1" r:id="rIdocjg2iiiewemyibfjepgm">
               <w:r>
                 <w:rPr>
                   <w:rFonts w:ascii="Arial" w:cs="Arial" w:eastAsia="Arial" w:hAnsi="Arial"/>
@@ -16206,7 +16206,7 @@
               <w:spacing w:after="10" w:before="0"/>
               <w:ind w:left="120"/>
             </w:pPr>
-            <w:hyperlink w:history="1" r:id="rIdlxogvtpxigez1wtmmxf5i">
+            <w:hyperlink w:history="1" r:id="rIdw8gy_qq-gy5e3el-xhmkn">
               <w:r>
                 <w:rPr>
                   <w:rFonts w:ascii="Arial" w:cs="Arial" w:eastAsia="Arial" w:hAnsi="Arial"/>
@@ -16401,7 +16401,7 @@
             <w:pPr>
               <w:spacing w:after="20" w:before="0"/>
             </w:pPr>
-            <w:hyperlink w:history="1" r:id="rIdijl-bzp0qcjfpshuyenhx">
+            <w:hyperlink w:history="1" r:id="rIdraindrw3ogkoygxxytqp7">
               <w:r>
                 <w:rPr>
                   <w:rFonts w:ascii="Arial" w:cs="Arial" w:eastAsia="Arial" w:hAnsi="Arial"/>
@@ -16450,7 +16450,7 @@
               <w:spacing w:after="10" w:before="0"/>
               <w:ind w:left="120"/>
             </w:pPr>
-            <w:hyperlink w:history="1" r:id="rIdcll1oiu5de2gzzcbbveql">
+            <w:hyperlink w:history="1" r:id="rIdqzxque4xiwhgzmdloqfk-">
               <w:r>
                 <w:rPr>
                   <w:rFonts w:ascii="Arial" w:cs="Arial" w:eastAsia="Arial" w:hAnsi="Arial"/>
@@ -16495,7 +16495,7 @@
             <w:pPr>
               <w:spacing w:after="20" w:before="0"/>
             </w:pPr>
-            <w:hyperlink w:history="1" r:id="rId_pol-ibxulz38tax1qs3q">
+            <w:hyperlink w:history="1" r:id="rId-lsrj7kmr59laoyk5nocr">
               <w:r>
                 <w:rPr>
                   <w:rFonts w:ascii="Arial" w:cs="Arial" w:eastAsia="Arial" w:hAnsi="Arial"/>
@@ -16528,7 +16528,7 @@
               <w:spacing w:after="10" w:before="0"/>
               <w:ind w:left="120"/>
             </w:pPr>
-            <w:hyperlink w:history="1" r:id="rIdj-gclsolcxvbi35bdmwbd">
+            <w:hyperlink w:history="1" r:id="rId_oaikhzf1ro7ihzhbnppk">
               <w:r>
                 <w:rPr>
                   <w:rFonts w:ascii="Arial" w:cs="Arial" w:eastAsia="Arial" w:hAnsi="Arial"/>
@@ -17040,7 +17040,7 @@
         </w:rPr>
         <w:t xml:space="preserve">© 2026 SeaVuria and ARES. Aligned with KICD objectives. Developed by SeaVuria; technical implementation by ARES (with AI assistance from Claude). Licensed under </w:t>
       </w:r>
-      <w:hyperlink w:history="1" r:id="rIdskzorbmqvng2x95gsdkmx">
+      <w:hyperlink w:history="1" r:id="rId-7ccglv-jif65xzxmjept">
         <w:r>
           <w:rPr>
             <w:rFonts w:ascii="Arial" w:cs="Arial" w:eastAsia="Arial" w:hAnsi="Arial"/>
@@ -17061,7 +17061,7 @@
         </w:rPr>
         <w:t xml:space="preserve"> (</w:t>
       </w:r>
-      <w:hyperlink w:history="1" r:id="rIdve2mwpcruwxjzxidi4ofb">
+      <w:hyperlink w:history="1" r:id="rIdalz7cuiws88ybrxdanpo3">
         <w:r>
           <w:rPr>
             <w:rFonts w:ascii="Arial" w:cs="Arial" w:eastAsia="Arial" w:hAnsi="Arial"/>
@@ -18074,7 +18074,7 @@
             <w:pPr>
               <w:spacing w:after="20" w:before="0"/>
             </w:pPr>
-            <w:hyperlink w:history="1" r:id="rIdy9fzdpczm0idekvxhdiyr">
+            <w:hyperlink w:history="1" r:id="rIdmx-w6pyoyrplv5y_cl2nd">
               <w:r>
                 <w:rPr>
                   <w:rFonts w:ascii="Arial" w:cs="Arial" w:eastAsia="Arial" w:hAnsi="Arial"/>
@@ -18123,7 +18123,7 @@
               <w:spacing w:after="10" w:before="0"/>
               <w:ind w:left="120"/>
             </w:pPr>
-            <w:hyperlink w:history="1" r:id="rIdihvw9np29h4c1iwbaxmuy">
+            <w:hyperlink w:history="1" r:id="rIdpm8-eq9dxlqhp_susinnk">
               <w:r>
                 <w:rPr>
                   <w:rFonts w:ascii="Arial" w:cs="Arial" w:eastAsia="Arial" w:hAnsi="Arial"/>
@@ -18168,7 +18168,7 @@
             <w:pPr>
               <w:spacing w:after="20" w:before="0"/>
             </w:pPr>
-            <w:hyperlink w:history="1" r:id="rIdhr1vjezk1m0apszxrqerw">
+            <w:hyperlink w:history="1" r:id="rIdotgud0w3uqli8mrastasv">
               <w:r>
                 <w:rPr>
                   <w:rFonts w:ascii="Arial" w:cs="Arial" w:eastAsia="Arial" w:hAnsi="Arial"/>
@@ -18217,7 +18217,7 @@
               <w:spacing w:after="10" w:before="0"/>
               <w:ind w:left="120"/>
             </w:pPr>
-            <w:hyperlink w:history="1" r:id="rIdtspqttemq9at38vktkkf0">
+            <w:hyperlink w:history="1" r:id="rIdmb1kkuebtzsh7tu9a_klt">
               <w:r>
                 <w:rPr>
                   <w:rFonts w:ascii="Arial" w:cs="Arial" w:eastAsia="Arial" w:hAnsi="Arial"/>
@@ -18412,7 +18412,7 @@
             <w:pPr>
               <w:spacing w:after="20" w:before="0"/>
             </w:pPr>
-            <w:hyperlink w:history="1" r:id="rIddh4n8qyeeqzzqliyv7wkx">
+            <w:hyperlink w:history="1" r:id="rIduu9croilztyukjsky9ezg">
               <w:r>
                 <w:rPr>
                   <w:rFonts w:ascii="Arial" w:cs="Arial" w:eastAsia="Arial" w:hAnsi="Arial"/>
@@ -18461,7 +18461,7 @@
               <w:spacing w:after="10" w:before="0"/>
               <w:ind w:left="120"/>
             </w:pPr>
-            <w:hyperlink w:history="1" r:id="rIdccwynch69sjcsnybdwrls">
+            <w:hyperlink w:history="1" r:id="rIdlzrczjqtdegiuqlulkvdf">
               <w:r>
                 <w:rPr>
                   <w:rFonts w:ascii="Arial" w:cs="Arial" w:eastAsia="Arial" w:hAnsi="Arial"/>
@@ -18506,7 +18506,7 @@
             <w:pPr>
               <w:spacing w:after="20" w:before="0"/>
             </w:pPr>
-            <w:hyperlink w:history="1" r:id="rIdfvppdiybpyo-qjfottve7">
+            <w:hyperlink w:history="1" r:id="rIdazqmirinlvurkhak8_yzf">
               <w:r>
                 <w:rPr>
                   <w:rFonts w:ascii="Arial" w:cs="Arial" w:eastAsia="Arial" w:hAnsi="Arial"/>
@@ -18555,7 +18555,7 @@
               <w:spacing w:after="10" w:before="0"/>
               <w:ind w:left="120"/>
             </w:pPr>
-            <w:hyperlink w:history="1" r:id="rIdtd3wm_hyr_2dbyj_imukk">
+            <w:hyperlink w:history="1" r:id="rIdninmsklflu9hrqscu8cmt">
               <w:r>
                 <w:rPr>
                   <w:rFonts w:ascii="Arial" w:cs="Arial" w:eastAsia="Arial" w:hAnsi="Arial"/>
@@ -18750,7 +18750,7 @@
             <w:pPr>
               <w:spacing w:after="20" w:before="0"/>
             </w:pPr>
-            <w:hyperlink w:history="1" r:id="rIdn9xhrndel5johvtpzfp1b">
+            <w:hyperlink w:history="1" r:id="rId_gms-gukf7eew5gkk5eid">
               <w:r>
                 <w:rPr>
                   <w:rFonts w:ascii="Arial" w:cs="Arial" w:eastAsia="Arial" w:hAnsi="Arial"/>
@@ -18799,7 +18799,7 @@
               <w:spacing w:after="10" w:before="0"/>
               <w:ind w:left="120"/>
             </w:pPr>
-            <w:hyperlink w:history="1" r:id="rIdwwrjnqjkp6tk7ltatuagb">
+            <w:hyperlink w:history="1" r:id="rIdk26vy0x7fbfuw5hgkppvo">
               <w:r>
                 <w:rPr>
                   <w:rFonts w:ascii="Arial" w:cs="Arial" w:eastAsia="Arial" w:hAnsi="Arial"/>
@@ -18844,7 +18844,7 @@
             <w:pPr>
               <w:spacing w:after="20" w:before="0"/>
             </w:pPr>
-            <w:hyperlink w:history="1" r:id="rIdpx-7reqjoch_ry8rozamn">
+            <w:hyperlink w:history="1" r:id="rIdyaktiflzqb7ycgqjwd7e-">
               <w:r>
                 <w:rPr>
                   <w:rFonts w:ascii="Arial" w:cs="Arial" w:eastAsia="Arial" w:hAnsi="Arial"/>
@@ -18893,7 +18893,7 @@
               <w:spacing w:after="10" w:before="0"/>
               <w:ind w:left="120"/>
             </w:pPr>
-            <w:hyperlink w:history="1" r:id="rIdzfz_q7oyk-zuxmasu2znb">
+            <w:hyperlink w:history="1" r:id="rIdvgwvru-cnyrcgopnv8eot">
               <w:r>
                 <w:rPr>
                   <w:rFonts w:ascii="Arial" w:cs="Arial" w:eastAsia="Arial" w:hAnsi="Arial"/>
@@ -19088,7 +19088,7 @@
             <w:pPr>
               <w:spacing w:after="20" w:before="0"/>
             </w:pPr>
-            <w:hyperlink w:history="1" r:id="rId7a7a75ijugwftwkhza8fz">
+            <w:hyperlink w:history="1" r:id="rIdfrptvw6hsdpbwds__zpbx">
               <w:r>
                 <w:rPr>
                   <w:rFonts w:ascii="Arial" w:cs="Arial" w:eastAsia="Arial" w:hAnsi="Arial"/>
@@ -19137,7 +19137,7 @@
               <w:spacing w:after="10" w:before="0"/>
               <w:ind w:left="120"/>
             </w:pPr>
-            <w:hyperlink w:history="1" r:id="rIdi1elyusajmrdniomi39es">
+            <w:hyperlink w:history="1" r:id="rIdp7gnqxf5anb6ic4wrz26s">
               <w:r>
                 <w:rPr>
                   <w:rFonts w:ascii="Arial" w:cs="Arial" w:eastAsia="Arial" w:hAnsi="Arial"/>
@@ -19182,7 +19182,7 @@
             <w:pPr>
               <w:spacing w:after="20" w:before="0"/>
             </w:pPr>
-            <w:hyperlink w:history="1" r:id="rIdhvtfvtmiwkrk3qdauvm9t">
+            <w:hyperlink w:history="1" r:id="rIdoistazfkee8sgyqwjsxkp">
               <w:r>
                 <w:rPr>
                   <w:rFonts w:ascii="Arial" w:cs="Arial" w:eastAsia="Arial" w:hAnsi="Arial"/>
@@ -19231,7 +19231,7 @@
               <w:spacing w:after="10" w:before="0"/>
               <w:ind w:left="120"/>
             </w:pPr>
-            <w:hyperlink w:history="1" r:id="rIdzka7ofzbspsondesw9rjg">
+            <w:hyperlink w:history="1" r:id="rId7srh7yzgu_-4jh7mp5jhz">
               <w:r>
                 <w:rPr>
                   <w:rFonts w:ascii="Arial" w:cs="Arial" w:eastAsia="Arial" w:hAnsi="Arial"/>
@@ -19426,7 +19426,7 @@
             <w:pPr>
               <w:spacing w:after="20" w:before="0"/>
             </w:pPr>
-            <w:hyperlink w:history="1" r:id="rIdkjm_srvar-uejwzqcmarz">
+            <w:hyperlink w:history="1" r:id="rIddaeqm7gh0mcueeqclq2te">
               <w:r>
                 <w:rPr>
                   <w:rFonts w:ascii="Arial" w:cs="Arial" w:eastAsia="Arial" w:hAnsi="Arial"/>
@@ -19475,7 +19475,7 @@
               <w:spacing w:after="10" w:before="0"/>
               <w:ind w:left="120"/>
             </w:pPr>
-            <w:hyperlink w:history="1" r:id="rIdm3m-x18vsrsf3b688_rt4">
+            <w:hyperlink w:history="1" r:id="rIdh4ulagugszlmzs-n80xry">
               <w:r>
                 <w:rPr>
                   <w:rFonts w:ascii="Arial" w:cs="Arial" w:eastAsia="Arial" w:hAnsi="Arial"/>
@@ -19520,7 +19520,7 @@
             <w:pPr>
               <w:spacing w:after="20" w:before="0"/>
             </w:pPr>
-            <w:hyperlink w:history="1" r:id="rIdhvkdyegujnx_u1oelsocm">
+            <w:hyperlink w:history="1" r:id="rIdd18n3cic-_capaygdtq0u">
               <w:r>
                 <w:rPr>
                   <w:rFonts w:ascii="Arial" w:cs="Arial" w:eastAsia="Arial" w:hAnsi="Arial"/>
@@ -19569,7 +19569,7 @@
               <w:spacing w:after="10" w:before="0"/>
               <w:ind w:left="120"/>
             </w:pPr>
-            <w:hyperlink w:history="1" r:id="rIdgxxqps40mhh0lofqhhfhw">
+            <w:hyperlink w:history="1" r:id="rId4gtbuiv8v2125szi4fpts">
               <w:r>
                 <w:rPr>
                   <w:rFonts w:ascii="Arial" w:cs="Arial" w:eastAsia="Arial" w:hAnsi="Arial"/>
@@ -20176,7 +20176,7 @@
         </w:rPr>
         <w:t xml:space="preserve">© 2026 SeaVuria and ARES. Aligned with KICD objectives. Developed by SeaVuria; technical implementation by ARES (with AI assistance from Claude). Licensed under </w:t>
       </w:r>
-      <w:hyperlink w:history="1" r:id="rIdugorbdf6wr1wjpfpismhn">
+      <w:hyperlink w:history="1" r:id="rIdewd7gmhzomder00ocdafg">
         <w:r>
           <w:rPr>
             <w:rFonts w:ascii="Arial" w:cs="Arial" w:eastAsia="Arial" w:hAnsi="Arial"/>
@@ -20197,7 +20197,7 @@
         </w:rPr>
         <w:t xml:space="preserve"> (</w:t>
       </w:r>
-      <w:hyperlink w:history="1" r:id="rId9tgbkezfkp-fx0xdg9he2">
+      <w:hyperlink w:history="1" r:id="rIdb7cj9ofwny8u1iaijrjs7">
         <w:r>
           <w:rPr>
             <w:rFonts w:ascii="Arial" w:cs="Arial" w:eastAsia="Arial" w:hAnsi="Arial"/>
@@ -21210,7 +21210,7 @@
             <w:pPr>
               <w:spacing w:after="20" w:before="0"/>
             </w:pPr>
-            <w:hyperlink w:history="1" r:id="rId-oczl0zosecbea3ph3px6">
+            <w:hyperlink w:history="1" r:id="rIdnw5pn4wngzfxrygodopqr">
               <w:r>
                 <w:rPr>
                   <w:rFonts w:ascii="Arial" w:cs="Arial" w:eastAsia="Arial" w:hAnsi="Arial"/>
@@ -21243,7 +21243,7 @@
               <w:spacing w:after="10" w:before="0"/>
               <w:ind w:left="120"/>
             </w:pPr>
-            <w:hyperlink w:history="1" r:id="rId5xflgpto_zka35dg5_147">
+            <w:hyperlink w:history="1" r:id="rIdwlb-0tdfpaameadnzvnjl">
               <w:r>
                 <w:rPr>
                   <w:rFonts w:ascii="Arial" w:cs="Arial" w:eastAsia="Arial" w:hAnsi="Arial"/>
@@ -21288,7 +21288,7 @@
             <w:pPr>
               <w:spacing w:after="20" w:before="0"/>
             </w:pPr>
-            <w:hyperlink w:history="1" r:id="rIdrclkt_d0tt-y9g6f2dixg">
+            <w:hyperlink w:history="1" r:id="rId-yw27jyo4v9ssch_rhh9l">
               <w:r>
                 <w:rPr>
                   <w:rFonts w:ascii="Arial" w:cs="Arial" w:eastAsia="Arial" w:hAnsi="Arial"/>
@@ -21321,7 +21321,7 @@
               <w:spacing w:after="10" w:before="0"/>
               <w:ind w:left="120"/>
             </w:pPr>
-            <w:hyperlink w:history="1" r:id="rIde4rnpbfeybamd8goi_-pv">
+            <w:hyperlink w:history="1" r:id="rIdg_wt63djc6ijlgvkavthn">
               <w:r>
                 <w:rPr>
                   <w:rFonts w:ascii="Arial" w:cs="Arial" w:eastAsia="Arial" w:hAnsi="Arial"/>
@@ -21516,7 +21516,7 @@
             <w:pPr>
               <w:spacing w:after="20" w:before="0"/>
             </w:pPr>
-            <w:hyperlink w:history="1" r:id="rId8asu88zhv6vnfp_gg2m2i">
+            <w:hyperlink w:history="1" r:id="rIdubhdjlhi8yyelcylru9w7">
               <w:r>
                 <w:rPr>
                   <w:rFonts w:ascii="Arial" w:cs="Arial" w:eastAsia="Arial" w:hAnsi="Arial"/>
@@ -21549,7 +21549,7 @@
               <w:spacing w:after="10" w:before="0"/>
               <w:ind w:left="120"/>
             </w:pPr>
-            <w:hyperlink w:history="1" r:id="rIdj5zpmme-fobegscq3c-5l">
+            <w:hyperlink w:history="1" r:id="rIdbj0aiipet4r6eqcat6xqm">
               <w:r>
                 <w:rPr>
                   <w:rFonts w:ascii="Arial" w:cs="Arial" w:eastAsia="Arial" w:hAnsi="Arial"/>
@@ -21594,7 +21594,7 @@
             <w:pPr>
               <w:spacing w:after="20" w:before="0"/>
             </w:pPr>
-            <w:hyperlink w:history="1" r:id="rIdxq8g5hy7qejafufn1sa7r">
+            <w:hyperlink w:history="1" r:id="rIdgiiudoetdq74t7uidwv4n">
               <w:r>
                 <w:rPr>
                   <w:rFonts w:ascii="Arial" w:cs="Arial" w:eastAsia="Arial" w:hAnsi="Arial"/>
@@ -21627,7 +21627,7 @@
               <w:spacing w:after="10" w:before="0"/>
               <w:ind w:left="120"/>
             </w:pPr>
-            <w:hyperlink w:history="1" r:id="rId80ydnzwfvfucofm261-ad">
+            <w:hyperlink w:history="1" r:id="rIdwhewhcoojrxehfo6e9hyl">
               <w:r>
                 <w:rPr>
                   <w:rFonts w:ascii="Arial" w:cs="Arial" w:eastAsia="Arial" w:hAnsi="Arial"/>
@@ -21822,7 +21822,7 @@
             <w:pPr>
               <w:spacing w:after="20" w:before="0"/>
             </w:pPr>
-            <w:hyperlink w:history="1" r:id="rIdd8bzl_qfttvowv0beqpav">
+            <w:hyperlink w:history="1" r:id="rIdadpsjfq5rfphv7bbb3a8p">
               <w:r>
                 <w:rPr>
                   <w:rFonts w:ascii="Arial" w:cs="Arial" w:eastAsia="Arial" w:hAnsi="Arial"/>
@@ -21855,7 +21855,7 @@
               <w:spacing w:after="10" w:before="0"/>
               <w:ind w:left="120"/>
             </w:pPr>
-            <w:hyperlink w:history="1" r:id="rId87zvjwmdlpa2tqzalqoph">
+            <w:hyperlink w:history="1" r:id="rIdf2bzsnlysvmppjkavasmp">
               <w:r>
                 <w:rPr>
                   <w:rFonts w:ascii="Arial" w:cs="Arial" w:eastAsia="Arial" w:hAnsi="Arial"/>
@@ -21900,7 +21900,7 @@
             <w:pPr>
               <w:spacing w:after="20" w:before="0"/>
             </w:pPr>
-            <w:hyperlink w:history="1" r:id="rIdxwqhndj0gxwtye3uilwaf">
+            <w:hyperlink w:history="1" r:id="rIdlkkvn8n8o4q0cpneg_fiy">
               <w:r>
                 <w:rPr>
                   <w:rFonts w:ascii="Arial" w:cs="Arial" w:eastAsia="Arial" w:hAnsi="Arial"/>
@@ -21933,7 +21933,7 @@
               <w:spacing w:after="10" w:before="0"/>
               <w:ind w:left="120"/>
             </w:pPr>
-            <w:hyperlink w:history="1" r:id="rIdzb50pnkztnges-iaqsrbu">
+            <w:hyperlink w:history="1" r:id="rIdvpicpf8ahdqbnpvgrn0s3">
               <w:r>
                 <w:rPr>
                   <w:rFonts w:ascii="Arial" w:cs="Arial" w:eastAsia="Arial" w:hAnsi="Arial"/>
@@ -22128,7 +22128,7 @@
             <w:pPr>
               <w:spacing w:after="20" w:before="0"/>
             </w:pPr>
-            <w:hyperlink w:history="1" r:id="rIdudqwdrznzk8vzcnkhzpij">
+            <w:hyperlink w:history="1" r:id="rIdb2tdn5cxirs5ryrfujsxg">
               <w:r>
                 <w:rPr>
                   <w:rFonts w:ascii="Arial" w:cs="Arial" w:eastAsia="Arial" w:hAnsi="Arial"/>
@@ -22161,7 +22161,7 @@
               <w:spacing w:after="10" w:before="0"/>
               <w:ind w:left="120"/>
             </w:pPr>
-            <w:hyperlink w:history="1" r:id="rId7p8ghd5pvki-cn1hietaz">
+            <w:hyperlink w:history="1" r:id="rIdjffvakmzjdwevhmicisfm">
               <w:r>
                 <w:rPr>
                   <w:rFonts w:ascii="Arial" w:cs="Arial" w:eastAsia="Arial" w:hAnsi="Arial"/>
@@ -22206,7 +22206,7 @@
             <w:pPr>
               <w:spacing w:after="20" w:before="0"/>
             </w:pPr>
-            <w:hyperlink w:history="1" r:id="rIdjwjowbwdq2_odjfpx1xts">
+            <w:hyperlink w:history="1" r:id="rId_xqhtvcvo17kzqavm8a6a">
               <w:r>
                 <w:rPr>
                   <w:rFonts w:ascii="Arial" w:cs="Arial" w:eastAsia="Arial" w:hAnsi="Arial"/>
@@ -22239,7 +22239,7 @@
               <w:spacing w:after="10" w:before="0"/>
               <w:ind w:left="120"/>
             </w:pPr>
-            <w:hyperlink w:history="1" r:id="rIdgnuqppwobqscjgeiwd6cl">
+            <w:hyperlink w:history="1" r:id="rIdvjybe3uqevvxbi47x4c5g">
               <w:r>
                 <w:rPr>
                   <w:rFonts w:ascii="Arial" w:cs="Arial" w:eastAsia="Arial" w:hAnsi="Arial"/>
@@ -22434,7 +22434,7 @@
             <w:pPr>
               <w:spacing w:after="20" w:before="0"/>
             </w:pPr>
-            <w:hyperlink w:history="1" r:id="rIdk9iaqdnm3hhawge7-lnis">
+            <w:hyperlink w:history="1" r:id="rIdkj2awz3lpth8dpd2jmaeg">
               <w:r>
                 <w:rPr>
                   <w:rFonts w:ascii="Arial" w:cs="Arial" w:eastAsia="Arial" w:hAnsi="Arial"/>
@@ -22467,7 +22467,7 @@
               <w:spacing w:after="10" w:before="0"/>
               <w:ind w:left="120"/>
             </w:pPr>
-            <w:hyperlink w:history="1" r:id="rId3waauutildejcaozxgq52">
+            <w:hyperlink w:history="1" r:id="rIddn360gjmzd7u2plw9qwmr">
               <w:r>
                 <w:rPr>
                   <w:rFonts w:ascii="Arial" w:cs="Arial" w:eastAsia="Arial" w:hAnsi="Arial"/>
@@ -22512,7 +22512,7 @@
             <w:pPr>
               <w:spacing w:after="20" w:before="0"/>
             </w:pPr>
-            <w:hyperlink w:history="1" r:id="rIda5vtqjwsk8jnokodhunjb">
+            <w:hyperlink w:history="1" r:id="rIdx0dw1l0-w5p-rxrani3qo">
               <w:r>
                 <w:rPr>
                   <w:rFonts w:ascii="Arial" w:cs="Arial" w:eastAsia="Arial" w:hAnsi="Arial"/>
@@ -22545,7 +22545,7 @@
               <w:spacing w:after="10" w:before="0"/>
               <w:ind w:left="120"/>
             </w:pPr>
-            <w:hyperlink w:history="1" r:id="rIdwzauoebevxr6muauvbtll">
+            <w:hyperlink w:history="1" r:id="rIdldpv1gvvc00hg9wii7go1">
               <w:r>
                 <w:rPr>
                   <w:rFonts w:ascii="Arial" w:cs="Arial" w:eastAsia="Arial" w:hAnsi="Arial"/>
@@ -23057,7 +23057,7 @@
         </w:rPr>
         <w:t xml:space="preserve">© 2026 SeaVuria and ARES. Aligned with KICD objectives. Developed by SeaVuria; technical implementation by ARES (with AI assistance from Claude). Licensed under </w:t>
       </w:r>
-      <w:hyperlink w:history="1" r:id="rId1_8bbdeh-uxvi91ycshut">
+      <w:hyperlink w:history="1" r:id="rIdw3erejcfi49cfib8gfgg8">
         <w:r>
           <w:rPr>
             <w:rFonts w:ascii="Arial" w:cs="Arial" w:eastAsia="Arial" w:hAnsi="Arial"/>
@@ -23078,7 +23078,7 @@
         </w:rPr>
         <w:t xml:space="preserve"> (</w:t>
       </w:r>
-      <w:hyperlink w:history="1" r:id="rIda0dq_yln_ry_gjozsert4">
+      <w:hyperlink w:history="1" r:id="rId7xk-yxxhyatovvdqy7g-q">
         <w:r>
           <w:rPr>
             <w:rFonts w:ascii="Arial" w:cs="Arial" w:eastAsia="Arial" w:hAnsi="Arial"/>
@@ -24091,7 +24091,7 @@
             <w:pPr>
               <w:spacing w:after="20" w:before="0"/>
             </w:pPr>
-            <w:hyperlink w:history="1" r:id="rIdivj5xt3bcqiwqduozqpqg">
+            <w:hyperlink w:history="1" r:id="rIdx3zq4vs05vgag-xayrxhf">
               <w:r>
                 <w:rPr>
                   <w:rFonts w:ascii="Arial" w:cs="Arial" w:eastAsia="Arial" w:hAnsi="Arial"/>
@@ -24124,7 +24124,7 @@
               <w:spacing w:after="10" w:before="0"/>
               <w:ind w:left="120"/>
             </w:pPr>
-            <w:hyperlink w:history="1" r:id="rIdoy3qnzjnwb_jp2dforzso">
+            <w:hyperlink w:history="1" r:id="rIdg9ui_ntekvoxlizng91hn">
               <w:r>
                 <w:rPr>
                   <w:rFonts w:ascii="Arial" w:cs="Arial" w:eastAsia="Arial" w:hAnsi="Arial"/>
@@ -24169,7 +24169,7 @@
             <w:pPr>
               <w:spacing w:after="20" w:before="0"/>
             </w:pPr>
-            <w:hyperlink w:history="1" r:id="rIdkbi515aym-jg1gdd2ua-r">
+            <w:hyperlink w:history="1" r:id="rId60f5bau6ia6iv979jtnev">
               <w:r>
                 <w:rPr>
                   <w:rFonts w:ascii="Arial" w:cs="Arial" w:eastAsia="Arial" w:hAnsi="Arial"/>
@@ -24202,7 +24202,7 @@
               <w:spacing w:after="10" w:before="0"/>
               <w:ind w:left="120"/>
             </w:pPr>
-            <w:hyperlink w:history="1" r:id="rId1efs5hqvzpkokypoflixp">
+            <w:hyperlink w:history="1" r:id="rIdp63yvir0fqsns97mzyzcu">
               <w:r>
                 <w:rPr>
                   <w:rFonts w:ascii="Arial" w:cs="Arial" w:eastAsia="Arial" w:hAnsi="Arial"/>
@@ -24397,7 +24397,7 @@
             <w:pPr>
               <w:spacing w:after="20" w:before="0"/>
             </w:pPr>
-            <w:hyperlink w:history="1" r:id="rIdut7r9trtsggj41xm28bn9">
+            <w:hyperlink w:history="1" r:id="rId05o2ztauqh5brmn0nprnl">
               <w:r>
                 <w:rPr>
                   <w:rFonts w:ascii="Arial" w:cs="Arial" w:eastAsia="Arial" w:hAnsi="Arial"/>
@@ -24430,7 +24430,7 @@
               <w:spacing w:after="10" w:before="0"/>
               <w:ind w:left="120"/>
             </w:pPr>
-            <w:hyperlink w:history="1" r:id="rIdghanukxq_vtoqm9tkxflx">
+            <w:hyperlink w:history="1" r:id="rIdqdl6_blxremawm3by50i4">
               <w:r>
                 <w:rPr>
                   <w:rFonts w:ascii="Arial" w:cs="Arial" w:eastAsia="Arial" w:hAnsi="Arial"/>
@@ -24475,7 +24475,7 @@
             <w:pPr>
               <w:spacing w:after="20" w:before="0"/>
             </w:pPr>
-            <w:hyperlink w:history="1" r:id="rIdfayjqu3gcqwwl7ea0sfh_">
+            <w:hyperlink w:history="1" r:id="rId4bkyi5m_lwrmrfaoek9d9">
               <w:r>
                 <w:rPr>
                   <w:rFonts w:ascii="Arial" w:cs="Arial" w:eastAsia="Arial" w:hAnsi="Arial"/>
@@ -24508,7 +24508,7 @@
               <w:spacing w:after="10" w:before="0"/>
               <w:ind w:left="120"/>
             </w:pPr>
-            <w:hyperlink w:history="1" r:id="rIdedj2ziqphpmuj4isxitsd">
+            <w:hyperlink w:history="1" r:id="rIdfaphuoly21h1hrl9hdjlm">
               <w:r>
                 <w:rPr>
                   <w:rFonts w:ascii="Arial" w:cs="Arial" w:eastAsia="Arial" w:hAnsi="Arial"/>
@@ -24703,7 +24703,7 @@
             <w:pPr>
               <w:spacing w:after="20" w:before="0"/>
             </w:pPr>
-            <w:hyperlink w:history="1" r:id="rIdqkixfdsnwyucycz6i_5sx">
+            <w:hyperlink w:history="1" r:id="rId_dwjdpecxpxw59xpjvgj1">
               <w:r>
                 <w:rPr>
                   <w:rFonts w:ascii="Arial" w:cs="Arial" w:eastAsia="Arial" w:hAnsi="Arial"/>
@@ -24736,7 +24736,7 @@
               <w:spacing w:after="10" w:before="0"/>
               <w:ind w:left="120"/>
             </w:pPr>
-            <w:hyperlink w:history="1" r:id="rIdro5inyfzrqdohrrrvmn2t">
+            <w:hyperlink w:history="1" r:id="rIdnphniskxzombw7vm7-ctq">
               <w:r>
                 <w:rPr>
                   <w:rFonts w:ascii="Arial" w:cs="Arial" w:eastAsia="Arial" w:hAnsi="Arial"/>
@@ -24781,7 +24781,7 @@
             <w:pPr>
               <w:spacing w:after="20" w:before="0"/>
             </w:pPr>
-            <w:hyperlink w:history="1" r:id="rIdldz-ank0ej5grd2r16h2m">
+            <w:hyperlink w:history="1" r:id="rId1xgartqh5nc8elcrbzloy">
               <w:r>
                 <w:rPr>
                   <w:rFonts w:ascii="Arial" w:cs="Arial" w:eastAsia="Arial" w:hAnsi="Arial"/>
@@ -24814,7 +24814,7 @@
               <w:spacing w:after="10" w:before="0"/>
               <w:ind w:left="120"/>
             </w:pPr>
-            <w:hyperlink w:history="1" r:id="rIdrvw-dw4t221lgxodfro0a">
+            <w:hyperlink w:history="1" r:id="rId-tehs2wbipoluopgochr7">
               <w:r>
                 <w:rPr>
                   <w:rFonts w:ascii="Arial" w:cs="Arial" w:eastAsia="Arial" w:hAnsi="Arial"/>
@@ -25009,7 +25009,7 @@
             <w:pPr>
               <w:spacing w:after="20" w:before="0"/>
             </w:pPr>
-            <w:hyperlink w:history="1" r:id="rIdwioktdd9lysrxpsp6owxu">
+            <w:hyperlink w:history="1" r:id="rIde_xczphtuiu1iwk7sm-13">
               <w:r>
                 <w:rPr>
                   <w:rFonts w:ascii="Arial" w:cs="Arial" w:eastAsia="Arial" w:hAnsi="Arial"/>
@@ -25042,7 +25042,7 @@
               <w:spacing w:after="10" w:before="0"/>
               <w:ind w:left="120"/>
             </w:pPr>
-            <w:hyperlink w:history="1" r:id="rIdl98nww-nnnj1pfwy_5rcd">
+            <w:hyperlink w:history="1" r:id="rIdhhnyrtdgy4pdglxshb2ji">
               <w:r>
                 <w:rPr>
                   <w:rFonts w:ascii="Arial" w:cs="Arial" w:eastAsia="Arial" w:hAnsi="Arial"/>
@@ -25087,7 +25087,7 @@
             <w:pPr>
               <w:spacing w:after="20" w:before="0"/>
             </w:pPr>
-            <w:hyperlink w:history="1" r:id="rIdw_2m3k_ivqtlm-vyyqw9s">
+            <w:hyperlink w:history="1" r:id="rId5kazlda8mkn4b14pety8h">
               <w:r>
                 <w:rPr>
                   <w:rFonts w:ascii="Arial" w:cs="Arial" w:eastAsia="Arial" w:hAnsi="Arial"/>
@@ -25120,7 +25120,7 @@
               <w:spacing w:after="10" w:before="0"/>
               <w:ind w:left="120"/>
             </w:pPr>
-            <w:hyperlink w:history="1" r:id="rIdwu0zl95dgfwiyadfl6wht">
+            <w:hyperlink w:history="1" r:id="rIdpcf0oxhn2ofvliboef_10">
               <w:r>
                 <w:rPr>
                   <w:rFonts w:ascii="Arial" w:cs="Arial" w:eastAsia="Arial" w:hAnsi="Arial"/>
@@ -25315,7 +25315,7 @@
             <w:pPr>
               <w:spacing w:after="20" w:before="0"/>
             </w:pPr>
-            <w:hyperlink w:history="1" r:id="rIdito0kzjrzczhijcsnby3w">
+            <w:hyperlink w:history="1" r:id="rIdgjukjsktgcxxgiiubirtg">
               <w:r>
                 <w:rPr>
                   <w:rFonts w:ascii="Arial" w:cs="Arial" w:eastAsia="Arial" w:hAnsi="Arial"/>
@@ -25364,7 +25364,7 @@
               <w:spacing w:after="10" w:before="0"/>
               <w:ind w:left="120"/>
             </w:pPr>
-            <w:hyperlink w:history="1" r:id="rIdxz5t8ode2pzdp-hzgr6u0">
+            <w:hyperlink w:history="1" r:id="rIdvawsuocsrm9zpawpqrwgm">
               <w:r>
                 <w:rPr>
                   <w:rFonts w:ascii="Arial" w:cs="Arial" w:eastAsia="Arial" w:hAnsi="Arial"/>
@@ -25409,7 +25409,7 @@
             <w:pPr>
               <w:spacing w:after="20" w:before="0"/>
             </w:pPr>
-            <w:hyperlink w:history="1" r:id="rIdbyr5cdnte5koyuyw63vg8">
+            <w:hyperlink w:history="1" r:id="rIdrxmlobge1nqowjd5a_giz">
               <w:r>
                 <w:rPr>
                   <w:rFonts w:ascii="Arial" w:cs="Arial" w:eastAsia="Arial" w:hAnsi="Arial"/>
@@ -25442,7 +25442,7 @@
               <w:spacing w:after="10" w:before="0"/>
               <w:ind w:left="120"/>
             </w:pPr>
-            <w:hyperlink w:history="1" r:id="rId8vlypbpjs-qvveqbmpb8u">
+            <w:hyperlink w:history="1" r:id="rIdykfoqlwt69hhgkig6yzl-">
               <w:r>
                 <w:rPr>
                   <w:rFonts w:ascii="Arial" w:cs="Arial" w:eastAsia="Arial" w:hAnsi="Arial"/>
@@ -25954,7 +25954,7 @@
         </w:rPr>
         <w:t xml:space="preserve">© 2026 SeaVuria and ARES. Aligned with KICD objectives. Developed by SeaVuria; technical implementation by ARES (with AI assistance from Claude). Licensed under </w:t>
       </w:r>
-      <w:hyperlink w:history="1" r:id="rIdnoowvo5zwt2uuuo3gw1fm">
+      <w:hyperlink w:history="1" r:id="rIdrqccwxyjrubdvbsckk_pd">
         <w:r>
           <w:rPr>
             <w:rFonts w:ascii="Arial" w:cs="Arial" w:eastAsia="Arial" w:hAnsi="Arial"/>
@@ -25975,7 +25975,7 @@
         </w:rPr>
         <w:t xml:space="preserve"> (</w:t>
       </w:r>
-      <w:hyperlink w:history="1" r:id="rId9xffsdj7tziswi2uoy2lq">
+      <w:hyperlink w:history="1" r:id="rIdkczngefwhdq1f7c_weryn">
         <w:r>
           <w:rPr>
             <w:rFonts w:ascii="Arial" w:cs="Arial" w:eastAsia="Arial" w:hAnsi="Arial"/>

--- a/data/outputs/v2/General_Science/SS2.1_The_Periodic_Table/General_Science_The_Periodic_Table_CBE_LessonSequence.docx
+++ b/data/outputs/v2/General_Science/SS2.1_The_Periodic_Table/General_Science_The_Periodic_Table_CBE_LessonSequence.docx
@@ -4,6 +4,7 @@
   <w:body>
     <w:p>
       <w:pPr>
+        <w:keepNext w:val="false"/>
         <w:spacing w:after="30" w:before="0"/>
         <w:jc w:val="center"/>
       </w:pPr>
@@ -23,6 +24,7 @@
     </w:p>
     <w:p>
       <w:pPr>
+        <w:keepNext w:val="false"/>
         <w:spacing w:after="60" w:before="0"/>
         <w:jc w:val="center"/>
       </w:pPr>
@@ -81,6 +83,7 @@
           </w:tcPr>
           <w:p>
             <w:pPr>
+              <w:keepNext w:val="false"/>
               <w:spacing w:after="40" w:before="0"/>
               <w:jc w:val="center"/>
             </w:pPr>
@@ -115,6 +118,7 @@
           </w:tcPr>
           <w:p>
             <w:pPr>
+              <w:keepNext w:val="false"/>
               <w:spacing w:after="40" w:before="0"/>
               <w:jc w:val="left"/>
             </w:pPr>
@@ -147,6 +151,7 @@
           </w:tcPr>
           <w:p>
             <w:pPr>
+              <w:keepNext w:val="false"/>
               <w:spacing w:after="40" w:before="0"/>
               <w:jc w:val="left"/>
             </w:pPr>
@@ -181,6 +186,7 @@
           </w:tcPr>
           <w:p>
             <w:pPr>
+              <w:keepNext w:val="false"/>
               <w:spacing w:after="40" w:before="0"/>
               <w:jc w:val="left"/>
             </w:pPr>
@@ -213,6 +219,7 @@
           </w:tcPr>
           <w:p>
             <w:pPr>
+              <w:keepNext w:val="false"/>
               <w:spacing w:after="40" w:before="0"/>
               <w:jc w:val="left"/>
             </w:pPr>
@@ -247,6 +254,7 @@
           </w:tcPr>
           <w:p>
             <w:pPr>
+              <w:keepNext w:val="false"/>
               <w:spacing w:after="40" w:before="0"/>
               <w:jc w:val="left"/>
             </w:pPr>
@@ -279,6 +287,7 @@
           </w:tcPr>
           <w:p>
             <w:pPr>
+              <w:keepNext w:val="false"/>
               <w:spacing w:after="40" w:before="0"/>
               <w:jc w:val="left"/>
             </w:pPr>
@@ -313,6 +322,7 @@
           </w:tcPr>
           <w:p>
             <w:pPr>
+              <w:keepNext w:val="false"/>
               <w:spacing w:after="40" w:before="0"/>
               <w:jc w:val="left"/>
             </w:pPr>
@@ -345,6 +355,7 @@
           </w:tcPr>
           <w:p>
             <w:pPr>
+              <w:keepNext w:val="false"/>
               <w:spacing w:after="40" w:before="0"/>
               <w:jc w:val="left"/>
             </w:pPr>
@@ -379,6 +390,7 @@
           </w:tcPr>
           <w:p>
             <w:pPr>
+              <w:keepNext w:val="false"/>
               <w:spacing w:after="40" w:before="0"/>
               <w:jc w:val="left"/>
             </w:pPr>
@@ -411,6 +423,7 @@
           </w:tcPr>
           <w:p>
             <w:pPr>
+              <w:keepNext w:val="false"/>
               <w:spacing w:after="40" w:before="0"/>
               <w:jc w:val="left"/>
             </w:pPr>
@@ -445,6 +458,7 @@
           </w:tcPr>
           <w:p>
             <w:pPr>
+              <w:keepNext w:val="false"/>
               <w:spacing w:after="40" w:before="0"/>
               <w:jc w:val="left"/>
             </w:pPr>
@@ -712,6 +726,7 @@
           </w:tcPr>
           <w:p>
             <w:pPr>
+              <w:keepNext w:val="false"/>
               <w:spacing w:after="40" w:before="0"/>
               <w:jc w:val="left"/>
             </w:pPr>
@@ -744,6 +759,7 @@
           </w:tcPr>
           <w:p>
             <w:pPr>
+              <w:keepNext w:val="false"/>
               <w:spacing w:after="40" w:before="0"/>
               <w:jc w:val="left"/>
             </w:pPr>
@@ -763,6 +779,7 @@
           </w:p>
           <w:p>
             <w:pPr>
+              <w:keepNext w:val="false"/>
               <w:spacing w:after="40" w:before="0"/>
               <w:jc w:val="left"/>
             </w:pPr>
@@ -782,6 +799,7 @@
           </w:p>
           <w:p>
             <w:pPr>
+              <w:keepNext w:val="false"/>
               <w:spacing w:after="40" w:before="0"/>
               <w:jc w:val="left"/>
             </w:pPr>
@@ -801,6 +819,7 @@
           </w:p>
           <w:p>
             <w:pPr>
+              <w:keepNext w:val="false"/>
               <w:spacing w:after="40" w:before="0"/>
               <w:jc w:val="left"/>
             </w:pPr>
@@ -820,6 +839,7 @@
           </w:p>
           <w:p>
             <w:pPr>
+              <w:keepNext w:val="false"/>
               <w:spacing w:after="40" w:before="0"/>
               <w:jc w:val="left"/>
             </w:pPr>
@@ -839,6 +859,7 @@
           </w:p>
           <w:p>
             <w:pPr>
+              <w:keepNext w:val="false"/>
               <w:spacing w:after="40" w:before="0"/>
               <w:jc w:val="left"/>
             </w:pPr>
@@ -858,6 +879,7 @@
           </w:p>
           <w:p>
             <w:pPr>
+              <w:keepNext w:val="false"/>
               <w:spacing w:after="40" w:before="0"/>
               <w:jc w:val="left"/>
             </w:pPr>
@@ -877,6 +899,7 @@
           </w:p>
           <w:p>
             <w:pPr>
+              <w:keepNext w:val="false"/>
               <w:spacing w:after="40" w:before="0"/>
               <w:jc w:val="left"/>
             </w:pPr>
@@ -911,6 +934,7 @@
           </w:tcPr>
           <w:p>
             <w:pPr>
+              <w:keepNext w:val="false"/>
               <w:spacing w:after="40" w:before="0"/>
               <w:jc w:val="left"/>
             </w:pPr>
@@ -1018,6 +1042,7 @@
           </w:tcPr>
           <w:p>
             <w:pPr>
+              <w:keepNext w:val="false"/>
               <w:spacing w:after="40" w:before="0"/>
               <w:jc w:val="left"/>
             </w:pPr>
@@ -1125,6 +1150,7 @@
           </w:tcPr>
           <w:p>
             <w:pPr>
+              <w:keepNext w:val="false"/>
               <w:spacing w:after="40" w:before="0"/>
               <w:jc w:val="left"/>
             </w:pPr>
@@ -1252,6 +1278,7 @@
           </w:tcPr>
           <w:p>
             <w:pPr>
+              <w:keepNext w:val="false"/>
               <w:spacing w:after="40" w:before="0"/>
               <w:jc w:val="left"/>
             </w:pPr>
@@ -1339,6 +1366,7 @@
           </w:tcPr>
           <w:p>
             <w:pPr>
+              <w:keepNext w:val="false"/>
               <w:spacing w:after="40" w:before="0"/>
               <w:jc w:val="left"/>
             </w:pPr>
@@ -1466,6 +1494,7 @@
           </w:tcPr>
           <w:p>
             <w:pPr>
+              <w:keepNext w:val="false"/>
               <w:spacing w:after="40" w:before="0"/>
               <w:jc w:val="left"/>
             </w:pPr>
@@ -1498,6 +1527,7 @@
           </w:tcPr>
           <w:p>
             <w:pPr>
+              <w:keepNext w:val="false"/>
               <w:spacing w:after="40" w:before="0"/>
               <w:jc w:val="left"/>
             </w:pPr>
@@ -1532,6 +1562,7 @@
           </w:tcPr>
           <w:p>
             <w:pPr>
+              <w:keepNext w:val="false"/>
               <w:spacing w:after="40" w:before="0"/>
               <w:jc w:val="left"/>
             </w:pPr>
@@ -1564,6 +1595,7 @@
           </w:tcPr>
           <w:p>
             <w:pPr>
+              <w:keepNext w:val="false"/>
               <w:spacing w:after="40" w:before="0"/>
               <w:jc w:val="left"/>
             </w:pPr>
@@ -1583,6 +1615,7 @@
           </w:p>
           <w:p>
             <w:pPr>
+              <w:keepNext w:val="false"/>
               <w:spacing w:after="40" w:before="0"/>
               <w:jc w:val="left"/>
             </w:pPr>
@@ -1602,6 +1635,7 @@
           </w:p>
           <w:p>
             <w:pPr>
+              <w:keepNext w:val="false"/>
               <w:spacing w:after="40" w:before="0"/>
               <w:jc w:val="left"/>
             </w:pPr>
@@ -1621,6 +1655,7 @@
           </w:p>
           <w:p>
             <w:pPr>
+              <w:keepNext w:val="false"/>
               <w:spacing w:after="40" w:before="0"/>
               <w:jc w:val="left"/>
             </w:pPr>
@@ -1640,6 +1675,7 @@
           </w:p>
           <w:p>
             <w:pPr>
+              <w:keepNext w:val="false"/>
               <w:spacing w:after="40" w:before="0"/>
               <w:jc w:val="left"/>
             </w:pPr>
@@ -1674,6 +1710,7 @@
           </w:tcPr>
           <w:p>
             <w:pPr>
+              <w:keepNext w:val="false"/>
               <w:spacing w:after="40" w:before="0"/>
               <w:jc w:val="left"/>
             </w:pPr>
@@ -1706,6 +1743,7 @@
           </w:tcPr>
           <w:p>
             <w:pPr>
+              <w:keepNext w:val="false"/>
               <w:spacing w:after="40" w:before="0"/>
               <w:jc w:val="left"/>
             </w:pPr>
@@ -1740,6 +1778,7 @@
           </w:tcPr>
           <w:p>
             <w:pPr>
+              <w:keepNext w:val="false"/>
               <w:spacing w:after="40" w:before="0"/>
               <w:jc w:val="left"/>
             </w:pPr>
@@ -1772,6 +1811,7 @@
           </w:tcPr>
           <w:p>
             <w:pPr>
+              <w:keepNext w:val="false"/>
               <w:spacing w:after="40" w:before="0"/>
               <w:jc w:val="left"/>
             </w:pPr>
@@ -1791,6 +1831,7 @@
           </w:p>
           <w:p>
             <w:pPr>
+              <w:keepNext w:val="false"/>
               <w:spacing w:after="40" w:before="0"/>
               <w:jc w:val="left"/>
             </w:pPr>
@@ -1810,6 +1851,7 @@
           </w:p>
           <w:p>
             <w:pPr>
+              <w:keepNext w:val="false"/>
               <w:spacing w:after="40" w:before="0"/>
               <w:jc w:val="left"/>
             </w:pPr>
@@ -1829,6 +1871,7 @@
           </w:p>
           <w:p>
             <w:pPr>
+              <w:keepNext w:val="false"/>
               <w:spacing w:after="40" w:before="0"/>
               <w:jc w:val="left"/>
             </w:pPr>
@@ -1848,6 +1891,7 @@
           </w:p>
           <w:p>
             <w:pPr>
+              <w:keepNext w:val="false"/>
               <w:spacing w:after="40" w:before="0"/>
               <w:jc w:val="left"/>
             </w:pPr>
@@ -1867,6 +1911,7 @@
           </w:p>
           <w:p>
             <w:pPr>
+              <w:keepNext w:val="false"/>
               <w:spacing w:after="40" w:before="0"/>
               <w:jc w:val="left"/>
             </w:pPr>
@@ -1886,6 +1931,7 @@
           </w:p>
           <w:p>
             <w:pPr>
+              <w:keepNext w:val="false"/>
               <w:spacing w:after="40" w:before="0"/>
               <w:jc w:val="left"/>
             </w:pPr>
@@ -1905,6 +1951,7 @@
           </w:p>
           <w:p>
             <w:pPr>
+              <w:keepNext w:val="false"/>
               <w:spacing w:after="40" w:before="0"/>
               <w:jc w:val="left"/>
             </w:pPr>
@@ -1924,6 +1971,7 @@
           </w:p>
           <w:p>
             <w:pPr>
+              <w:keepNext w:val="false"/>
               <w:spacing w:after="40" w:before="0"/>
               <w:jc w:val="left"/>
             </w:pPr>
@@ -1943,6 +1991,7 @@
           </w:p>
           <w:p>
             <w:pPr>
+              <w:keepNext w:val="false"/>
               <w:spacing w:after="40" w:before="0"/>
               <w:jc w:val="left"/>
             </w:pPr>
@@ -1962,6 +2011,7 @@
           </w:p>
           <w:p>
             <w:pPr>
+              <w:keepNext w:val="false"/>
               <w:spacing w:after="40" w:before="0"/>
               <w:jc w:val="left"/>
             </w:pPr>
@@ -1981,6 +2031,7 @@
           </w:p>
           <w:p>
             <w:pPr>
+              <w:keepNext w:val="false"/>
               <w:spacing w:after="40" w:before="0"/>
               <w:jc w:val="left"/>
             </w:pPr>
@@ -2000,6 +2051,7 @@
           </w:p>
           <w:p>
             <w:pPr>
+              <w:keepNext w:val="false"/>
               <w:spacing w:after="40" w:before="0"/>
               <w:jc w:val="left"/>
             </w:pPr>
@@ -2019,6 +2071,7 @@
           </w:p>
           <w:p>
             <w:pPr>
+              <w:keepNext w:val="false"/>
               <w:spacing w:after="40" w:before="0"/>
               <w:jc w:val="left"/>
             </w:pPr>
@@ -2038,6 +2091,7 @@
           </w:p>
           <w:p>
             <w:pPr>
+              <w:keepNext w:val="false"/>
               <w:spacing w:after="40" w:before="0"/>
               <w:jc w:val="left"/>
             </w:pPr>
@@ -2072,6 +2126,7 @@
           </w:tcPr>
           <w:p>
             <w:pPr>
+              <w:keepNext w:val="false"/>
               <w:spacing w:after="40" w:before="0"/>
               <w:jc w:val="left"/>
             </w:pPr>
@@ -2283,7 +2338,7 @@
         </w:rPr>
         <w:t xml:space="preserve">© 2026 SeaVuria and ARES. This work is licensed under a </w:t>
       </w:r>
-      <w:hyperlink w:history="1" r:id="rIdudjzz6yrusdu0h47_z2lz">
+      <w:hyperlink w:history="1" r:id="rIdg_qp0v54oarxu3nuy6rej">
         <w:r>
           <w:rPr>
             <w:rFonts w:ascii="Arial" w:cs="Arial" w:eastAsia="Arial" w:hAnsi="Arial"/>
@@ -2303,7 +2358,7 @@
         </w:rPr>
         <w:t xml:space="preserve"> (</w:t>
       </w:r>
-      <w:hyperlink w:history="1" r:id="rId0hnm5x8ymhhbcs50cxqwa">
+      <w:hyperlink w:history="1" r:id="rId6j1ij9weliumqxfkoydkg">
         <w:r>
           <w:rPr>
             <w:rFonts w:ascii="Arial" w:cs="Arial" w:eastAsia="Arial" w:hAnsi="Arial"/>
@@ -2323,7 +2378,7 @@
         </w:rPr>
         <w:t xml:space="preserve">). To view a copy of this license, visit </w:t>
       </w:r>
-      <w:hyperlink w:history="1" r:id="rId446cp95sy2tszpbkkuy_9">
+      <w:hyperlink w:history="1" r:id="rIdu3tts3we_invr20_kh4ea">
         <w:r>
           <w:rPr>
             <w:rFonts w:ascii="Arial" w:cs="Arial" w:eastAsia="Arial" w:hAnsi="Arial"/>
@@ -2382,6 +2437,7 @@
           </w:tcPr>
           <w:p>
             <w:pPr>
+              <w:keepNext w:val="false"/>
               <w:spacing w:after="40" w:before="0"/>
               <w:jc w:val="center"/>
             </w:pPr>
@@ -2417,6 +2473,7 @@
           </w:tcPr>
           <w:p>
             <w:pPr>
+              <w:keepNext w:val="false"/>
               <w:spacing w:after="40" w:before="0"/>
               <w:jc w:val="center"/>
             </w:pPr>
@@ -2451,6 +2508,7 @@
           </w:tcPr>
           <w:p>
             <w:pPr>
+              <w:keepNext w:val="false"/>
               <w:spacing w:after="40" w:before="0"/>
               <w:jc w:val="left"/>
             </w:pPr>
@@ -2483,6 +2541,7 @@
           </w:tcPr>
           <w:p>
             <w:pPr>
+              <w:keepNext w:val="false"/>
               <w:spacing w:after="40" w:before="0"/>
               <w:jc w:val="left"/>
             </w:pPr>
@@ -2517,6 +2576,7 @@
           </w:tcPr>
           <w:p>
             <w:pPr>
+              <w:keepNext w:val="false"/>
               <w:spacing w:after="40" w:before="0"/>
               <w:jc w:val="left"/>
             </w:pPr>
@@ -2549,6 +2609,7 @@
           </w:tcPr>
           <w:p>
             <w:pPr>
+              <w:keepNext w:val="false"/>
               <w:spacing w:after="40" w:before="0"/>
               <w:jc w:val="left"/>
             </w:pPr>
@@ -2583,6 +2644,7 @@
           </w:tcPr>
           <w:p>
             <w:pPr>
+              <w:keepNext w:val="false"/>
               <w:spacing w:after="40" w:before="0"/>
               <w:jc w:val="left"/>
             </w:pPr>
@@ -2615,6 +2677,7 @@
           </w:tcPr>
           <w:p>
             <w:pPr>
+              <w:keepNext w:val="false"/>
               <w:spacing w:after="40" w:before="0"/>
               <w:jc w:val="left"/>
             </w:pPr>
@@ -2649,6 +2712,7 @@
           </w:tcPr>
           <w:p>
             <w:pPr>
+              <w:keepNext w:val="false"/>
               <w:spacing w:after="40" w:before="0"/>
               <w:jc w:val="left"/>
             </w:pPr>
@@ -2681,6 +2745,7 @@
           </w:tcPr>
           <w:p>
             <w:pPr>
+              <w:keepNext w:val="false"/>
               <w:spacing w:after="40" w:before="0"/>
               <w:jc w:val="left"/>
             </w:pPr>
@@ -2715,6 +2780,7 @@
           </w:tcPr>
           <w:p>
             <w:pPr>
+              <w:keepNext w:val="false"/>
               <w:spacing w:after="40" w:before="0"/>
               <w:jc w:val="left"/>
             </w:pPr>
@@ -2747,6 +2813,7 @@
           </w:tcPr>
           <w:p>
             <w:pPr>
+              <w:keepNext w:val="false"/>
               <w:spacing w:after="40" w:before="0"/>
               <w:jc w:val="left"/>
             </w:pPr>
@@ -2781,6 +2848,7 @@
           </w:tcPr>
           <w:p>
             <w:pPr>
+              <w:keepNext w:val="false"/>
               <w:spacing w:after="40" w:before="0"/>
               <w:jc w:val="left"/>
             </w:pPr>
@@ -2813,6 +2881,7 @@
           </w:tcPr>
           <w:p>
             <w:pPr>
+              <w:keepNext w:val="false"/>
               <w:spacing w:after="40" w:before="0"/>
               <w:jc w:val="left"/>
             </w:pPr>
@@ -2847,6 +2916,7 @@
           </w:tcPr>
           <w:p>
             <w:pPr>
+              <w:keepNext w:val="false"/>
               <w:spacing w:after="40" w:before="0"/>
               <w:jc w:val="left"/>
             </w:pPr>
@@ -2879,6 +2949,7 @@
           </w:tcPr>
           <w:p>
             <w:pPr>
+              <w:keepNext w:val="false"/>
               <w:spacing w:after="40" w:before="0"/>
               <w:jc w:val="left"/>
             </w:pPr>
@@ -2913,6 +2984,7 @@
           </w:tcPr>
           <w:p>
             <w:pPr>
+              <w:keepNext w:val="false"/>
               <w:spacing w:after="40" w:before="0"/>
               <w:jc w:val="left"/>
             </w:pPr>
@@ -2945,6 +3017,7 @@
           </w:tcPr>
           <w:p>
             <w:pPr>
+              <w:keepNext w:val="false"/>
               <w:spacing w:after="40" w:before="0"/>
               <w:jc w:val="left"/>
             </w:pPr>
@@ -3004,6 +3077,7 @@
           </w:tcPr>
           <w:p>
             <w:pPr>
+              <w:keepNext w:val="false"/>
               <w:spacing w:after="40" w:before="0"/>
               <w:jc w:val="center"/>
             </w:pPr>
@@ -3038,6 +3112,7 @@
           </w:tcPr>
           <w:p>
             <w:pPr>
+              <w:keepNext w:val="false"/>
               <w:spacing w:after="40" w:before="0"/>
               <w:jc w:val="left"/>
             </w:pPr>
@@ -3102,6 +3177,7 @@
           </w:tcPr>
           <w:p>
             <w:pPr>
+              <w:keepNext w:val="false"/>
               <w:spacing w:after="40" w:before="0"/>
               <w:jc w:val="center"/>
             </w:pPr>
@@ -3136,6 +3212,7 @@
           </w:tcPr>
           <w:p>
             <w:pPr>
+              <w:keepNext w:val="false"/>
               <w:spacing w:after="40" w:before="0"/>
               <w:jc w:val="left"/>
             </w:pPr>
@@ -3168,6 +3245,7 @@
           </w:tcPr>
           <w:p>
             <w:pPr>
+              <w:keepNext w:val="false"/>
               <w:spacing w:after="40" w:before="0"/>
               <w:jc w:val="left"/>
             </w:pPr>
@@ -3200,6 +3278,7 @@
           </w:tcPr>
           <w:p>
             <w:pPr>
+              <w:keepNext w:val="false"/>
               <w:spacing w:after="40" w:before="0"/>
               <w:jc w:val="left"/>
             </w:pPr>
@@ -3232,6 +3311,7 @@
           </w:tcPr>
           <w:p>
             <w:pPr>
+              <w:keepNext w:val="false"/>
               <w:spacing w:after="40" w:before="0"/>
               <w:jc w:val="left"/>
             </w:pPr>
@@ -3264,6 +3344,7 @@
           </w:tcPr>
           <w:p>
             <w:pPr>
+              <w:keepNext w:val="false"/>
               <w:spacing w:after="40" w:before="0"/>
               <w:jc w:val="left"/>
             </w:pPr>
@@ -3298,6 +3379,7 @@
           </w:tcPr>
           <w:p>
             <w:pPr>
+              <w:keepNext w:val="false"/>
               <w:spacing w:after="40" w:before="0"/>
               <w:jc w:val="left"/>
             </w:pPr>
@@ -3335,7 +3417,7 @@
             <w:pPr>
               <w:spacing w:after="20" w:before="0"/>
             </w:pPr>
-            <w:hyperlink w:history="1" r:id="rIdcdq2enmdbszxokw3xy8oy">
+            <w:hyperlink w:history="1" r:id="rIdpke-ikuy4r1lz_aofjoaq">
               <w:r>
                 <w:rPr>
                   <w:rFonts w:ascii="Arial" w:cs="Arial" w:eastAsia="Arial" w:hAnsi="Arial"/>
@@ -3368,7 +3450,7 @@
               <w:spacing w:after="10" w:before="0"/>
               <w:ind w:left="120"/>
             </w:pPr>
-            <w:hyperlink w:history="1" r:id="rIdglmp5rfywmetzijunnoi_">
+            <w:hyperlink w:history="1" r:id="rId8go-xlqc4fbbvnk5trevg">
               <w:r>
                 <w:rPr>
                   <w:rFonts w:ascii="Arial" w:cs="Arial" w:eastAsia="Arial" w:hAnsi="Arial"/>
@@ -3413,7 +3495,7 @@
             <w:pPr>
               <w:spacing w:after="20" w:before="0"/>
             </w:pPr>
-            <w:hyperlink w:history="1" r:id="rIdjvyydq4dkzti27iopx6bp">
+            <w:hyperlink w:history="1" r:id="rIdsfhmyortrhdbohoefrkrd">
               <w:r>
                 <w:rPr>
                   <w:rFonts w:ascii="Arial" w:cs="Arial" w:eastAsia="Arial" w:hAnsi="Arial"/>
@@ -3446,7 +3528,7 @@
               <w:spacing w:after="10" w:before="0"/>
               <w:ind w:left="120"/>
             </w:pPr>
-            <w:hyperlink w:history="1" r:id="rIdhomista80wcsjokpqbtcx">
+            <w:hyperlink w:history="1" r:id="rIde3gaa3of7vli6htbkdigc">
               <w:r>
                 <w:rPr>
                   <w:rFonts w:ascii="Arial" w:cs="Arial" w:eastAsia="Arial" w:hAnsi="Arial"/>
@@ -3474,6 +3556,7 @@
           </w:tcPr>
           <w:p>
             <w:pPr>
+              <w:keepNext w:val="false"/>
               <w:spacing w:after="40" w:before="0"/>
               <w:jc w:val="left"/>
             </w:pPr>
@@ -3506,6 +3589,7 @@
           </w:tcPr>
           <w:p>
             <w:pPr>
+              <w:keepNext w:val="false"/>
               <w:spacing w:after="40" w:before="0"/>
               <w:jc w:val="left"/>
             </w:pPr>
@@ -3538,6 +3622,7 @@
           </w:tcPr>
           <w:p>
             <w:pPr>
+              <w:keepNext w:val="false"/>
               <w:spacing w:after="40" w:before="0"/>
               <w:jc w:val="left"/>
             </w:pPr>
@@ -3570,6 +3655,7 @@
           </w:tcPr>
           <w:p>
             <w:pPr>
+              <w:keepNext w:val="false"/>
               <w:spacing w:after="40" w:before="0"/>
               <w:jc w:val="left"/>
             </w:pPr>
@@ -3604,6 +3690,7 @@
           </w:tcPr>
           <w:p>
             <w:pPr>
+              <w:keepNext w:val="false"/>
               <w:spacing w:after="40" w:before="0"/>
               <w:jc w:val="left"/>
             </w:pPr>
@@ -3641,7 +3728,7 @@
             <w:pPr>
               <w:spacing w:after="20" w:before="0"/>
             </w:pPr>
-            <w:hyperlink w:history="1" r:id="rIdv8azqoxrkfjqzc1ipkgfr">
+            <w:hyperlink w:history="1" r:id="rIduejym2lx9zaha1kwd_zd7">
               <w:r>
                 <w:rPr>
                   <w:rFonts w:ascii="Arial" w:cs="Arial" w:eastAsia="Arial" w:hAnsi="Arial"/>
@@ -3674,7 +3761,7 @@
               <w:spacing w:after="10" w:before="0"/>
               <w:ind w:left="120"/>
             </w:pPr>
-            <w:hyperlink w:history="1" r:id="rIdixo6i0xkc8a6ig8pvqgko">
+            <w:hyperlink w:history="1" r:id="rIdm8kgjxxdmnywzkjeeofjj">
               <w:r>
                 <w:rPr>
                   <w:rFonts w:ascii="Arial" w:cs="Arial" w:eastAsia="Arial" w:hAnsi="Arial"/>
@@ -3719,7 +3806,7 @@
             <w:pPr>
               <w:spacing w:after="20" w:before="0"/>
             </w:pPr>
-            <w:hyperlink w:history="1" r:id="rId9o4a-uhpypfbl97doqbyn">
+            <w:hyperlink w:history="1" r:id="rIdgdfiq5ug8hyybn-qz3n15">
               <w:r>
                 <w:rPr>
                   <w:rFonts w:ascii="Arial" w:cs="Arial" w:eastAsia="Arial" w:hAnsi="Arial"/>
@@ -3752,7 +3839,7 @@
               <w:spacing w:after="10" w:before="0"/>
               <w:ind w:left="120"/>
             </w:pPr>
-            <w:hyperlink w:history="1" r:id="rIdqj_0cft8fg16l1ln2kwpt">
+            <w:hyperlink w:history="1" r:id="rId9gemnvqn3kz0cisl_cvhs">
               <w:r>
                 <w:rPr>
                   <w:rFonts w:ascii="Arial" w:cs="Arial" w:eastAsia="Arial" w:hAnsi="Arial"/>
@@ -3780,6 +3867,7 @@
           </w:tcPr>
           <w:p>
             <w:pPr>
+              <w:keepNext w:val="false"/>
               <w:spacing w:after="40" w:before="0"/>
               <w:jc w:val="left"/>
             </w:pPr>
@@ -3812,6 +3900,7 @@
           </w:tcPr>
           <w:p>
             <w:pPr>
+              <w:keepNext w:val="false"/>
               <w:spacing w:after="40" w:before="0"/>
               <w:jc w:val="left"/>
             </w:pPr>
@@ -3844,6 +3933,7 @@
           </w:tcPr>
           <w:p>
             <w:pPr>
+              <w:keepNext w:val="false"/>
               <w:spacing w:after="40" w:before="0"/>
               <w:jc w:val="left"/>
             </w:pPr>
@@ -3876,6 +3966,7 @@
           </w:tcPr>
           <w:p>
             <w:pPr>
+              <w:keepNext w:val="false"/>
               <w:spacing w:after="40" w:before="0"/>
               <w:jc w:val="left"/>
             </w:pPr>
@@ -3910,6 +4001,7 @@
           </w:tcPr>
           <w:p>
             <w:pPr>
+              <w:keepNext w:val="false"/>
               <w:spacing w:after="40" w:before="0"/>
               <w:jc w:val="left"/>
             </w:pPr>
@@ -3947,7 +4039,7 @@
             <w:pPr>
               <w:spacing w:after="20" w:before="0"/>
             </w:pPr>
-            <w:hyperlink w:history="1" r:id="rIdigkogve2p9o4hcigvmugl">
+            <w:hyperlink w:history="1" r:id="rIddga-6ewjrdgyvdhstc70r">
               <w:r>
                 <w:rPr>
                   <w:rFonts w:ascii="Arial" w:cs="Arial" w:eastAsia="Arial" w:hAnsi="Arial"/>
@@ -3980,7 +4072,7 @@
               <w:spacing w:after="10" w:before="0"/>
               <w:ind w:left="120"/>
             </w:pPr>
-            <w:hyperlink w:history="1" r:id="rIdckob3ozi9vwvg91zzrjo7">
+            <w:hyperlink w:history="1" r:id="rIdiwcflixvzxj3h9oyp4re8">
               <w:r>
                 <w:rPr>
                   <w:rFonts w:ascii="Arial" w:cs="Arial" w:eastAsia="Arial" w:hAnsi="Arial"/>
@@ -4025,7 +4117,7 @@
             <w:pPr>
               <w:spacing w:after="20" w:before="0"/>
             </w:pPr>
-            <w:hyperlink w:history="1" r:id="rIdt3akhd6hk_pg_6_nyz3y5">
+            <w:hyperlink w:history="1" r:id="rIds5baacgtp1jsqegqdhasn">
               <w:r>
                 <w:rPr>
                   <w:rFonts w:ascii="Arial" w:cs="Arial" w:eastAsia="Arial" w:hAnsi="Arial"/>
@@ -4058,7 +4150,7 @@
               <w:spacing w:after="10" w:before="0"/>
               <w:ind w:left="120"/>
             </w:pPr>
-            <w:hyperlink w:history="1" r:id="rIdbwahjkzgi19fgbzwhyulx">
+            <w:hyperlink w:history="1" r:id="rIdo5h8gggn0mskcu4pjgwce">
               <w:r>
                 <w:rPr>
                   <w:rFonts w:ascii="Arial" w:cs="Arial" w:eastAsia="Arial" w:hAnsi="Arial"/>
@@ -4086,6 +4178,7 @@
           </w:tcPr>
           <w:p>
             <w:pPr>
+              <w:keepNext w:val="false"/>
               <w:spacing w:after="40" w:before="0"/>
               <w:jc w:val="left"/>
             </w:pPr>
@@ -4118,6 +4211,7 @@
           </w:tcPr>
           <w:p>
             <w:pPr>
+              <w:keepNext w:val="false"/>
               <w:spacing w:after="40" w:before="0"/>
               <w:jc w:val="left"/>
             </w:pPr>
@@ -4150,6 +4244,7 @@
           </w:tcPr>
           <w:p>
             <w:pPr>
+              <w:keepNext w:val="false"/>
               <w:spacing w:after="40" w:before="0"/>
               <w:jc w:val="left"/>
             </w:pPr>
@@ -4182,6 +4277,7 @@
           </w:tcPr>
           <w:p>
             <w:pPr>
+              <w:keepNext w:val="false"/>
               <w:spacing w:after="40" w:before="0"/>
               <w:jc w:val="left"/>
             </w:pPr>
@@ -4216,6 +4312,7 @@
           </w:tcPr>
           <w:p>
             <w:pPr>
+              <w:keepNext w:val="false"/>
               <w:spacing w:after="40" w:before="0"/>
               <w:jc w:val="left"/>
             </w:pPr>
@@ -4253,7 +4350,7 @@
             <w:pPr>
               <w:spacing w:after="20" w:before="0"/>
             </w:pPr>
-            <w:hyperlink w:history="1" r:id="rIdmy9vyjfiijodrsede-wqb">
+            <w:hyperlink w:history="1" r:id="rIdscgoalvy8atb_evl5ixu4">
               <w:r>
                 <w:rPr>
                   <w:rFonts w:ascii="Arial" w:cs="Arial" w:eastAsia="Arial" w:hAnsi="Arial"/>
@@ -4286,7 +4383,7 @@
               <w:spacing w:after="10" w:before="0"/>
               <w:ind w:left="120"/>
             </w:pPr>
-            <w:hyperlink w:history="1" r:id="rIddeyvjoakexvaxryxwcuhm">
+            <w:hyperlink w:history="1" r:id="rIdqeidp9hdsro4wrep0b-xi">
               <w:r>
                 <w:rPr>
                   <w:rFonts w:ascii="Arial" w:cs="Arial" w:eastAsia="Arial" w:hAnsi="Arial"/>
@@ -4331,7 +4428,7 @@
             <w:pPr>
               <w:spacing w:after="20" w:before="0"/>
             </w:pPr>
-            <w:hyperlink w:history="1" r:id="rIduwzw8xgyokfu0i_uifgb_">
+            <w:hyperlink w:history="1" r:id="rIdg23h39e1bryhww5cw_ozy">
               <w:r>
                 <w:rPr>
                   <w:rFonts w:ascii="Arial" w:cs="Arial" w:eastAsia="Arial" w:hAnsi="Arial"/>
@@ -4364,7 +4461,7 @@
               <w:spacing w:after="10" w:before="0"/>
               <w:ind w:left="120"/>
             </w:pPr>
-            <w:hyperlink w:history="1" r:id="rIdx6dhqwt4sq3jbiqhantym">
+            <w:hyperlink w:history="1" r:id="rId9twak2gsuy6ha9oo7nqrv">
               <w:r>
                 <w:rPr>
                   <w:rFonts w:ascii="Arial" w:cs="Arial" w:eastAsia="Arial" w:hAnsi="Arial"/>
@@ -4392,6 +4489,7 @@
           </w:tcPr>
           <w:p>
             <w:pPr>
+              <w:keepNext w:val="false"/>
               <w:spacing w:after="40" w:before="0"/>
               <w:jc w:val="left"/>
             </w:pPr>
@@ -4424,6 +4522,7 @@
           </w:tcPr>
           <w:p>
             <w:pPr>
+              <w:keepNext w:val="false"/>
               <w:spacing w:after="40" w:before="0"/>
               <w:jc w:val="left"/>
             </w:pPr>
@@ -4456,6 +4555,7 @@
           </w:tcPr>
           <w:p>
             <w:pPr>
+              <w:keepNext w:val="false"/>
               <w:spacing w:after="40" w:before="0"/>
               <w:jc w:val="left"/>
             </w:pPr>
@@ -4488,6 +4588,7 @@
           </w:tcPr>
           <w:p>
             <w:pPr>
+              <w:keepNext w:val="false"/>
               <w:spacing w:after="40" w:before="0"/>
               <w:jc w:val="left"/>
             </w:pPr>
@@ -4522,6 +4623,7 @@
           </w:tcPr>
           <w:p>
             <w:pPr>
+              <w:keepNext w:val="false"/>
               <w:spacing w:after="40" w:before="0"/>
               <w:jc w:val="left"/>
             </w:pPr>
@@ -4559,7 +4661,7 @@
             <w:pPr>
               <w:spacing w:after="20" w:before="0"/>
             </w:pPr>
-            <w:hyperlink w:history="1" r:id="rIds_2_ljwnsxtkc2wdpbfcy">
+            <w:hyperlink w:history="1" r:id="rIdglurjjoys-rfb0yuxv3ny">
               <w:r>
                 <w:rPr>
                   <w:rFonts w:ascii="Arial" w:cs="Arial" w:eastAsia="Arial" w:hAnsi="Arial"/>
@@ -4608,7 +4710,7 @@
               <w:spacing w:after="10" w:before="0"/>
               <w:ind w:left="120"/>
             </w:pPr>
-            <w:hyperlink w:history="1" r:id="rIds_i85ju83c4yklfcpjnlu">
+            <w:hyperlink w:history="1" r:id="rIdixsb3fxjrp49xtxsiyugs">
               <w:r>
                 <w:rPr>
                   <w:rFonts w:ascii="Arial" w:cs="Arial" w:eastAsia="Arial" w:hAnsi="Arial"/>
@@ -4653,7 +4755,7 @@
             <w:pPr>
               <w:spacing w:after="20" w:before="0"/>
             </w:pPr>
-            <w:hyperlink w:history="1" r:id="rIdtnkapakxvaywcpxyyazhh">
+            <w:hyperlink w:history="1" r:id="rIdkrpv0q8c55ishccosrxcb">
               <w:r>
                 <w:rPr>
                   <w:rFonts w:ascii="Arial" w:cs="Arial" w:eastAsia="Arial" w:hAnsi="Arial"/>
@@ -4686,7 +4788,7 @@
               <w:spacing w:after="10" w:before="0"/>
               <w:ind w:left="120"/>
             </w:pPr>
-            <w:hyperlink w:history="1" r:id="rId2rsg3yyedfgzs-bfvd01z">
+            <w:hyperlink w:history="1" r:id="rIdrj2aezsbttmsh1ansseib">
               <w:r>
                 <w:rPr>
                   <w:rFonts w:ascii="Arial" w:cs="Arial" w:eastAsia="Arial" w:hAnsi="Arial"/>
@@ -4714,6 +4816,7 @@
           </w:tcPr>
           <w:p>
             <w:pPr>
+              <w:keepNext w:val="false"/>
               <w:spacing w:after="40" w:before="0"/>
               <w:jc w:val="left"/>
             </w:pPr>
@@ -4746,6 +4849,7 @@
           </w:tcPr>
           <w:p>
             <w:pPr>
+              <w:keepNext w:val="false"/>
               <w:spacing w:after="40" w:before="0"/>
               <w:jc w:val="left"/>
             </w:pPr>
@@ -4778,6 +4882,7 @@
           </w:tcPr>
           <w:p>
             <w:pPr>
+              <w:keepNext w:val="false"/>
               <w:spacing w:after="40" w:before="0"/>
               <w:jc w:val="left"/>
             </w:pPr>
@@ -4810,6 +4915,7 @@
           </w:tcPr>
           <w:p>
             <w:pPr>
+              <w:keepNext w:val="false"/>
               <w:spacing w:after="40" w:before="0"/>
               <w:jc w:val="left"/>
             </w:pPr>
@@ -4869,6 +4975,7 @@
           </w:tcPr>
           <w:p>
             <w:pPr>
+              <w:keepNext w:val="false"/>
               <w:spacing w:after="40" w:before="0"/>
               <w:jc w:val="center"/>
             </w:pPr>
@@ -4903,6 +5010,7 @@
           </w:tcPr>
           <w:p>
             <w:pPr>
+              <w:keepNext w:val="false"/>
               <w:spacing w:after="40" w:before="0"/>
               <w:jc w:val="left"/>
             </w:pPr>
@@ -4964,6 +5072,7 @@
           </w:tcPr>
           <w:p>
             <w:pPr>
+              <w:keepNext w:val="false"/>
               <w:spacing w:after="40" w:before="0"/>
               <w:jc w:val="center"/>
             </w:pPr>
@@ -4998,6 +5107,7 @@
           </w:tcPr>
           <w:p>
             <w:pPr>
+              <w:keepNext w:val="false"/>
               <w:spacing w:after="40" w:before="0"/>
               <w:jc w:val="left"/>
             </w:pPr>
@@ -5030,6 +5140,7 @@
           </w:tcPr>
           <w:p>
             <w:pPr>
+              <w:keepNext w:val="false"/>
               <w:spacing w:after="40" w:before="0"/>
               <w:jc w:val="left"/>
             </w:pPr>
@@ -5064,6 +5175,7 @@
           </w:tcPr>
           <w:p>
             <w:pPr>
+              <w:keepNext w:val="false"/>
               <w:spacing w:after="40" w:before="0"/>
               <w:jc w:val="left"/>
             </w:pPr>
@@ -5096,6 +5208,7 @@
           </w:tcPr>
           <w:p>
             <w:pPr>
+              <w:keepNext w:val="false"/>
               <w:spacing w:after="40" w:before="0"/>
               <w:jc w:val="left"/>
             </w:pPr>
@@ -5130,6 +5243,7 @@
           </w:tcPr>
           <w:p>
             <w:pPr>
+              <w:keepNext w:val="false"/>
               <w:spacing w:after="40" w:before="0"/>
               <w:jc w:val="left"/>
             </w:pPr>
@@ -5162,6 +5276,7 @@
           </w:tcPr>
           <w:p>
             <w:pPr>
+              <w:keepNext w:val="false"/>
               <w:spacing w:after="40" w:before="0"/>
               <w:jc w:val="left"/>
             </w:pPr>
@@ -5198,7 +5313,7 @@
         </w:rPr>
         <w:t xml:space="preserve">© 2026 SeaVuria and ARES. Aligned with KICD objectives. Developed by SeaVuria; technical implementation by ARES (with AI assistance from Claude). Licensed under </w:t>
       </w:r>
-      <w:hyperlink w:history="1" r:id="rId2ptbcmb3sds9d8unb6qyn">
+      <w:hyperlink w:history="1" r:id="rIdressxxz5__h3copknbvt_">
         <w:r>
           <w:rPr>
             <w:rFonts w:ascii="Arial" w:cs="Arial" w:eastAsia="Arial" w:hAnsi="Arial"/>
@@ -5219,7 +5334,7 @@
         </w:rPr>
         <w:t xml:space="preserve"> (</w:t>
       </w:r>
-      <w:hyperlink w:history="1" r:id="rIdgul2fdlxdz731eqkqyusi">
+      <w:hyperlink w:history="1" r:id="rIdtgzber05wczbvfnfsc6mo">
         <w:r>
           <w:rPr>
             <w:rFonts w:ascii="Arial" w:cs="Arial" w:eastAsia="Arial" w:hAnsi="Arial"/>
@@ -5279,6 +5394,7 @@
           </w:tcPr>
           <w:p>
             <w:pPr>
+              <w:keepNext w:val="false"/>
               <w:spacing w:after="40" w:before="0"/>
               <w:jc w:val="center"/>
             </w:pPr>
@@ -5314,6 +5430,7 @@
           </w:tcPr>
           <w:p>
             <w:pPr>
+              <w:keepNext w:val="false"/>
               <w:spacing w:after="40" w:before="0"/>
               <w:jc w:val="center"/>
             </w:pPr>
@@ -5348,6 +5465,7 @@
           </w:tcPr>
           <w:p>
             <w:pPr>
+              <w:keepNext w:val="false"/>
               <w:spacing w:after="40" w:before="0"/>
               <w:jc w:val="left"/>
             </w:pPr>
@@ -5380,6 +5498,7 @@
           </w:tcPr>
           <w:p>
             <w:pPr>
+              <w:keepNext w:val="false"/>
               <w:spacing w:after="40" w:before="0"/>
               <w:jc w:val="left"/>
             </w:pPr>
@@ -5414,6 +5533,7 @@
           </w:tcPr>
           <w:p>
             <w:pPr>
+              <w:keepNext w:val="false"/>
               <w:spacing w:after="40" w:before="0"/>
               <w:jc w:val="left"/>
             </w:pPr>
@@ -5446,6 +5566,7 @@
           </w:tcPr>
           <w:p>
             <w:pPr>
+              <w:keepNext w:val="false"/>
               <w:spacing w:after="40" w:before="0"/>
               <w:jc w:val="left"/>
             </w:pPr>
@@ -5480,6 +5601,7 @@
           </w:tcPr>
           <w:p>
             <w:pPr>
+              <w:keepNext w:val="false"/>
               <w:spacing w:after="40" w:before="0"/>
               <w:jc w:val="left"/>
             </w:pPr>
@@ -5512,6 +5634,7 @@
           </w:tcPr>
           <w:p>
             <w:pPr>
+              <w:keepNext w:val="false"/>
               <w:spacing w:after="40" w:before="0"/>
               <w:jc w:val="left"/>
             </w:pPr>
@@ -5546,6 +5669,7 @@
           </w:tcPr>
           <w:p>
             <w:pPr>
+              <w:keepNext w:val="false"/>
               <w:spacing w:after="40" w:before="0"/>
               <w:jc w:val="left"/>
             </w:pPr>
@@ -5578,6 +5702,7 @@
           </w:tcPr>
           <w:p>
             <w:pPr>
+              <w:keepNext w:val="false"/>
               <w:spacing w:after="40" w:before="0"/>
               <w:jc w:val="left"/>
             </w:pPr>
@@ -5612,6 +5737,7 @@
           </w:tcPr>
           <w:p>
             <w:pPr>
+              <w:keepNext w:val="false"/>
               <w:spacing w:after="40" w:before="0"/>
               <w:jc w:val="left"/>
             </w:pPr>
@@ -5644,6 +5770,7 @@
           </w:tcPr>
           <w:p>
             <w:pPr>
+              <w:keepNext w:val="false"/>
               <w:spacing w:after="40" w:before="0"/>
               <w:jc w:val="left"/>
             </w:pPr>
@@ -5678,6 +5805,7 @@
           </w:tcPr>
           <w:p>
             <w:pPr>
+              <w:keepNext w:val="false"/>
               <w:spacing w:after="40" w:before="0"/>
               <w:jc w:val="left"/>
             </w:pPr>
@@ -5710,6 +5838,7 @@
           </w:tcPr>
           <w:p>
             <w:pPr>
+              <w:keepNext w:val="false"/>
               <w:spacing w:after="40" w:before="0"/>
               <w:jc w:val="left"/>
             </w:pPr>
@@ -5744,6 +5873,7 @@
           </w:tcPr>
           <w:p>
             <w:pPr>
+              <w:keepNext w:val="false"/>
               <w:spacing w:after="40" w:before="0"/>
               <w:jc w:val="left"/>
             </w:pPr>
@@ -5776,6 +5906,7 @@
           </w:tcPr>
           <w:p>
             <w:pPr>
+              <w:keepNext w:val="false"/>
               <w:spacing w:after="40" w:before="0"/>
               <w:jc w:val="left"/>
             </w:pPr>
@@ -5810,6 +5941,7 @@
           </w:tcPr>
           <w:p>
             <w:pPr>
+              <w:keepNext w:val="false"/>
               <w:spacing w:after="40" w:before="0"/>
               <w:jc w:val="left"/>
             </w:pPr>
@@ -5842,6 +5974,7 @@
           </w:tcPr>
           <w:p>
             <w:pPr>
+              <w:keepNext w:val="false"/>
               <w:spacing w:after="40" w:before="0"/>
               <w:jc w:val="left"/>
             </w:pPr>
@@ -5901,6 +6034,7 @@
           </w:tcPr>
           <w:p>
             <w:pPr>
+              <w:keepNext w:val="false"/>
               <w:spacing w:after="40" w:before="0"/>
               <w:jc w:val="center"/>
             </w:pPr>
@@ -5935,6 +6069,7 @@
           </w:tcPr>
           <w:p>
             <w:pPr>
+              <w:keepNext w:val="false"/>
               <w:spacing w:after="40" w:before="0"/>
               <w:jc w:val="left"/>
             </w:pPr>
@@ -5999,6 +6134,7 @@
           </w:tcPr>
           <w:p>
             <w:pPr>
+              <w:keepNext w:val="false"/>
               <w:spacing w:after="40" w:before="0"/>
               <w:jc w:val="center"/>
             </w:pPr>
@@ -6033,6 +6169,7 @@
           </w:tcPr>
           <w:p>
             <w:pPr>
+              <w:keepNext w:val="false"/>
               <w:spacing w:after="40" w:before="0"/>
               <w:jc w:val="left"/>
             </w:pPr>
@@ -6065,6 +6202,7 @@
           </w:tcPr>
           <w:p>
             <w:pPr>
+              <w:keepNext w:val="false"/>
               <w:spacing w:after="40" w:before="0"/>
               <w:jc w:val="left"/>
             </w:pPr>
@@ -6097,6 +6235,7 @@
           </w:tcPr>
           <w:p>
             <w:pPr>
+              <w:keepNext w:val="false"/>
               <w:spacing w:after="40" w:before="0"/>
               <w:jc w:val="left"/>
             </w:pPr>
@@ -6129,6 +6268,7 @@
           </w:tcPr>
           <w:p>
             <w:pPr>
+              <w:keepNext w:val="false"/>
               <w:spacing w:after="40" w:before="0"/>
               <w:jc w:val="left"/>
             </w:pPr>
@@ -6161,6 +6301,7 @@
           </w:tcPr>
           <w:p>
             <w:pPr>
+              <w:keepNext w:val="false"/>
               <w:spacing w:after="40" w:before="0"/>
               <w:jc w:val="left"/>
             </w:pPr>
@@ -6195,6 +6336,7 @@
           </w:tcPr>
           <w:p>
             <w:pPr>
+              <w:keepNext w:val="false"/>
               <w:spacing w:after="40" w:before="0"/>
               <w:jc w:val="left"/>
             </w:pPr>
@@ -6232,7 +6374,7 @@
             <w:pPr>
               <w:spacing w:after="20" w:before="0"/>
             </w:pPr>
-            <w:hyperlink w:history="1" r:id="rId4niqn3rymjqgrt_rqb4nr">
+            <w:hyperlink w:history="1" r:id="rIdm9owfdhhunxtq7hhkarba">
               <w:r>
                 <w:rPr>
                   <w:rFonts w:ascii="Arial" w:cs="Arial" w:eastAsia="Arial" w:hAnsi="Arial"/>
@@ -6265,7 +6407,7 @@
               <w:spacing w:after="10" w:before="0"/>
               <w:ind w:left="120"/>
             </w:pPr>
-            <w:hyperlink w:history="1" r:id="rIdeovw90h3lrxamgqjoxava">
+            <w:hyperlink w:history="1" r:id="rIdke1u_hlxmuyahvx-rm3rb">
               <w:r>
                 <w:rPr>
                   <w:rFonts w:ascii="Arial" w:cs="Arial" w:eastAsia="Arial" w:hAnsi="Arial"/>
@@ -6310,7 +6452,7 @@
             <w:pPr>
               <w:spacing w:after="20" w:before="0"/>
             </w:pPr>
-            <w:hyperlink w:history="1" r:id="rIdtaryhkpi5cjr4ggxyletg">
+            <w:hyperlink w:history="1" r:id="rIddgwkblwvsqtpjj5jg1lyu">
               <w:r>
                 <w:rPr>
                   <w:rFonts w:ascii="Arial" w:cs="Arial" w:eastAsia="Arial" w:hAnsi="Arial"/>
@@ -6343,7 +6485,7 @@
               <w:spacing w:after="10" w:before="0"/>
               <w:ind w:left="120"/>
             </w:pPr>
-            <w:hyperlink w:history="1" r:id="rIdtwxmisiiyfjgeoflrvz7a">
+            <w:hyperlink w:history="1" r:id="rId9k56poyvsiqggivlbivmj">
               <w:r>
                 <w:rPr>
                   <w:rFonts w:ascii="Arial" w:cs="Arial" w:eastAsia="Arial" w:hAnsi="Arial"/>
@@ -6371,6 +6513,7 @@
           </w:tcPr>
           <w:p>
             <w:pPr>
+              <w:keepNext w:val="false"/>
               <w:spacing w:after="40" w:before="0"/>
               <w:jc w:val="left"/>
             </w:pPr>
@@ -6403,6 +6546,7 @@
           </w:tcPr>
           <w:p>
             <w:pPr>
+              <w:keepNext w:val="false"/>
               <w:spacing w:after="40" w:before="0"/>
               <w:jc w:val="left"/>
             </w:pPr>
@@ -6435,6 +6579,7 @@
           </w:tcPr>
           <w:p>
             <w:pPr>
+              <w:keepNext w:val="false"/>
               <w:spacing w:after="40" w:before="0"/>
               <w:jc w:val="left"/>
             </w:pPr>
@@ -6467,6 +6612,7 @@
           </w:tcPr>
           <w:p>
             <w:pPr>
+              <w:keepNext w:val="false"/>
               <w:spacing w:after="40" w:before="0"/>
               <w:jc w:val="left"/>
             </w:pPr>
@@ -6501,6 +6647,7 @@
           </w:tcPr>
           <w:p>
             <w:pPr>
+              <w:keepNext w:val="false"/>
               <w:spacing w:after="40" w:before="0"/>
               <w:jc w:val="left"/>
             </w:pPr>
@@ -6538,7 +6685,7 @@
             <w:pPr>
               <w:spacing w:after="20" w:before="0"/>
             </w:pPr>
-            <w:hyperlink w:history="1" r:id="rIdeltvtmyypym0lhb5koexw">
+            <w:hyperlink w:history="1" r:id="rIdmtowye2fe_gmbmjsut_jb">
               <w:r>
                 <w:rPr>
                   <w:rFonts w:ascii="Arial" w:cs="Arial" w:eastAsia="Arial" w:hAnsi="Arial"/>
@@ -6571,7 +6718,7 @@
               <w:spacing w:after="10" w:before="0"/>
               <w:ind w:left="120"/>
             </w:pPr>
-            <w:hyperlink w:history="1" r:id="rIdbklcca4lanypcybkbojbl">
+            <w:hyperlink w:history="1" r:id="rIdfovomlau18bzzretn6j0o">
               <w:r>
                 <w:rPr>
                   <w:rFonts w:ascii="Arial" w:cs="Arial" w:eastAsia="Arial" w:hAnsi="Arial"/>
@@ -6616,7 +6763,7 @@
             <w:pPr>
               <w:spacing w:after="20" w:before="0"/>
             </w:pPr>
-            <w:hyperlink w:history="1" r:id="rId3-bvu5_lmfmu8mlccrwff">
+            <w:hyperlink w:history="1" r:id="rId80zqao1q4q-bwxdyvqlqm">
               <w:r>
                 <w:rPr>
                   <w:rFonts w:ascii="Arial" w:cs="Arial" w:eastAsia="Arial" w:hAnsi="Arial"/>
@@ -6649,7 +6796,7 @@
               <w:spacing w:after="10" w:before="0"/>
               <w:ind w:left="120"/>
             </w:pPr>
-            <w:hyperlink w:history="1" r:id="rIdldcq-lml-nbj4lqsw0qlm">
+            <w:hyperlink w:history="1" r:id="rIdlxdxpm1uoj7idouxtsko5">
               <w:r>
                 <w:rPr>
                   <w:rFonts w:ascii="Arial" w:cs="Arial" w:eastAsia="Arial" w:hAnsi="Arial"/>
@@ -6677,6 +6824,7 @@
           </w:tcPr>
           <w:p>
             <w:pPr>
+              <w:keepNext w:val="false"/>
               <w:spacing w:after="40" w:before="0"/>
               <w:jc w:val="left"/>
             </w:pPr>
@@ -6709,6 +6857,7 @@
           </w:tcPr>
           <w:p>
             <w:pPr>
+              <w:keepNext w:val="false"/>
               <w:spacing w:after="40" w:before="0"/>
               <w:jc w:val="left"/>
             </w:pPr>
@@ -6741,6 +6890,7 @@
           </w:tcPr>
           <w:p>
             <w:pPr>
+              <w:keepNext w:val="false"/>
               <w:spacing w:after="40" w:before="0"/>
               <w:jc w:val="left"/>
             </w:pPr>
@@ -6773,6 +6923,7 @@
           </w:tcPr>
           <w:p>
             <w:pPr>
+              <w:keepNext w:val="false"/>
               <w:spacing w:after="40" w:before="0"/>
               <w:jc w:val="left"/>
             </w:pPr>
@@ -6807,6 +6958,7 @@
           </w:tcPr>
           <w:p>
             <w:pPr>
+              <w:keepNext w:val="false"/>
               <w:spacing w:after="40" w:before="0"/>
               <w:jc w:val="left"/>
             </w:pPr>
@@ -6844,7 +6996,7 @@
             <w:pPr>
               <w:spacing w:after="20" w:before="0"/>
             </w:pPr>
-            <w:hyperlink w:history="1" r:id="rIdlhqdx6bjwmgobk4pac34u">
+            <w:hyperlink w:history="1" r:id="rIdj-h-3bhxg3gbcbzr6__2g">
               <w:r>
                 <w:rPr>
                   <w:rFonts w:ascii="Arial" w:cs="Arial" w:eastAsia="Arial" w:hAnsi="Arial"/>
@@ -6877,7 +7029,7 @@
               <w:spacing w:after="10" w:before="0"/>
               <w:ind w:left="120"/>
             </w:pPr>
-            <w:hyperlink w:history="1" r:id="rIdbghejyhtph-zhgfarnd6a">
+            <w:hyperlink w:history="1" r:id="rIdhdv4i94zc0vqr1affse8i">
               <w:r>
                 <w:rPr>
                   <w:rFonts w:ascii="Arial" w:cs="Arial" w:eastAsia="Arial" w:hAnsi="Arial"/>
@@ -6922,7 +7074,7 @@
             <w:pPr>
               <w:spacing w:after="20" w:before="0"/>
             </w:pPr>
-            <w:hyperlink w:history="1" r:id="rId4kgu0cjw0v6oi1r6gnauj">
+            <w:hyperlink w:history="1" r:id="rId9ihzdkw3x4dl5bpggdoja">
               <w:r>
                 <w:rPr>
                   <w:rFonts w:ascii="Arial" w:cs="Arial" w:eastAsia="Arial" w:hAnsi="Arial"/>
@@ -6971,7 +7123,7 @@
               <w:spacing w:after="10" w:before="0"/>
               <w:ind w:left="120"/>
             </w:pPr>
-            <w:hyperlink w:history="1" r:id="rId-s8u65qufng0uvixbsgfa">
+            <w:hyperlink w:history="1" r:id="rIdm0se-klryabhpjxegl6mv">
               <w:r>
                 <w:rPr>
                   <w:rFonts w:ascii="Arial" w:cs="Arial" w:eastAsia="Arial" w:hAnsi="Arial"/>
@@ -6999,6 +7151,7 @@
           </w:tcPr>
           <w:p>
             <w:pPr>
+              <w:keepNext w:val="false"/>
               <w:spacing w:after="40" w:before="0"/>
               <w:jc w:val="left"/>
             </w:pPr>
@@ -7031,6 +7184,7 @@
           </w:tcPr>
           <w:p>
             <w:pPr>
+              <w:keepNext w:val="false"/>
               <w:spacing w:after="40" w:before="0"/>
               <w:jc w:val="left"/>
             </w:pPr>
@@ -7063,6 +7217,7 @@
           </w:tcPr>
           <w:p>
             <w:pPr>
+              <w:keepNext w:val="false"/>
               <w:spacing w:after="40" w:before="0"/>
               <w:jc w:val="left"/>
             </w:pPr>
@@ -7095,6 +7250,7 @@
           </w:tcPr>
           <w:p>
             <w:pPr>
+              <w:keepNext w:val="false"/>
               <w:spacing w:after="40" w:before="0"/>
               <w:jc w:val="left"/>
             </w:pPr>
@@ -7129,6 +7285,7 @@
           </w:tcPr>
           <w:p>
             <w:pPr>
+              <w:keepNext w:val="false"/>
               <w:spacing w:after="40" w:before="0"/>
               <w:jc w:val="left"/>
             </w:pPr>
@@ -7166,7 +7323,7 @@
             <w:pPr>
               <w:spacing w:after="20" w:before="0"/>
             </w:pPr>
-            <w:hyperlink w:history="1" r:id="rId8cjmenisaj3z-5daskp4e">
+            <w:hyperlink w:history="1" r:id="rId6sb9rmnht1qg0lcecmoht">
               <w:r>
                 <w:rPr>
                   <w:rFonts w:ascii="Arial" w:cs="Arial" w:eastAsia="Arial" w:hAnsi="Arial"/>
@@ -7199,7 +7356,7 @@
               <w:spacing w:after="10" w:before="0"/>
               <w:ind w:left="120"/>
             </w:pPr>
-            <w:hyperlink w:history="1" r:id="rId4xc2ach_8urk_kymzanbf">
+            <w:hyperlink w:history="1" r:id="rIdzhx7zf2co_p6xlg8tl2xy">
               <w:r>
                 <w:rPr>
                   <w:rFonts w:ascii="Arial" w:cs="Arial" w:eastAsia="Arial" w:hAnsi="Arial"/>
@@ -7244,7 +7401,7 @@
             <w:pPr>
               <w:spacing w:after="20" w:before="0"/>
             </w:pPr>
-            <w:hyperlink w:history="1" r:id="rId1romni9r1wctldd0oybqs">
+            <w:hyperlink w:history="1" r:id="rIdz9vk5nos-pvrhjo1l6rsk">
               <w:r>
                 <w:rPr>
                   <w:rFonts w:ascii="Arial" w:cs="Arial" w:eastAsia="Arial" w:hAnsi="Arial"/>
@@ -7293,7 +7450,7 @@
               <w:spacing w:after="10" w:before="0"/>
               <w:ind w:left="120"/>
             </w:pPr>
-            <w:hyperlink w:history="1" r:id="rIdiapywzssvgq1wby1bfjlz">
+            <w:hyperlink w:history="1" r:id="rId6xjgkumezoaphapoyhcfg">
               <w:r>
                 <w:rPr>
                   <w:rFonts w:ascii="Arial" w:cs="Arial" w:eastAsia="Arial" w:hAnsi="Arial"/>
@@ -7321,6 +7478,7 @@
           </w:tcPr>
           <w:p>
             <w:pPr>
+              <w:keepNext w:val="false"/>
               <w:spacing w:after="40" w:before="0"/>
               <w:jc w:val="left"/>
             </w:pPr>
@@ -7353,6 +7511,7 @@
           </w:tcPr>
           <w:p>
             <w:pPr>
+              <w:keepNext w:val="false"/>
               <w:spacing w:after="40" w:before="0"/>
               <w:jc w:val="left"/>
             </w:pPr>
@@ -7385,6 +7544,7 @@
           </w:tcPr>
           <w:p>
             <w:pPr>
+              <w:keepNext w:val="false"/>
               <w:spacing w:after="40" w:before="0"/>
               <w:jc w:val="left"/>
             </w:pPr>
@@ -7417,6 +7577,7 @@
           </w:tcPr>
           <w:p>
             <w:pPr>
+              <w:keepNext w:val="false"/>
               <w:spacing w:after="40" w:before="0"/>
               <w:jc w:val="left"/>
             </w:pPr>
@@ -7451,6 +7612,7 @@
           </w:tcPr>
           <w:p>
             <w:pPr>
+              <w:keepNext w:val="false"/>
               <w:spacing w:after="40" w:before="0"/>
               <w:jc w:val="left"/>
             </w:pPr>
@@ -7488,7 +7650,7 @@
             <w:pPr>
               <w:spacing w:after="20" w:before="0"/>
             </w:pPr>
-            <w:hyperlink w:history="1" r:id="rIdkxgjazicpqdaowvoo5mxz">
+            <w:hyperlink w:history="1" r:id="rIdjocjtomdmqevap6llq11m">
               <w:r>
                 <w:rPr>
                   <w:rFonts w:ascii="Arial" w:cs="Arial" w:eastAsia="Arial" w:hAnsi="Arial"/>
@@ -7521,7 +7683,7 @@
               <w:spacing w:after="10" w:before="0"/>
               <w:ind w:left="120"/>
             </w:pPr>
-            <w:hyperlink w:history="1" r:id="rId7jp6jobcuzaquli5oroq1">
+            <w:hyperlink w:history="1" r:id="rIddb-g1fnxx6rlcknwlw4l3">
               <w:r>
                 <w:rPr>
                   <w:rFonts w:ascii="Arial" w:cs="Arial" w:eastAsia="Arial" w:hAnsi="Arial"/>
@@ -7566,7 +7728,7 @@
             <w:pPr>
               <w:spacing w:after="20" w:before="0"/>
             </w:pPr>
-            <w:hyperlink w:history="1" r:id="rIdbpv_-1mgvhu_vfuzk0rck">
+            <w:hyperlink w:history="1" r:id="rId5eibjaslg7vvj7uwt32d9">
               <w:r>
                 <w:rPr>
                   <w:rFonts w:ascii="Arial" w:cs="Arial" w:eastAsia="Arial" w:hAnsi="Arial"/>
@@ -7615,7 +7777,7 @@
               <w:spacing w:after="10" w:before="0"/>
               <w:ind w:left="120"/>
             </w:pPr>
-            <w:hyperlink w:history="1" r:id="rIdlpqhnblreqea1yetyk0rx">
+            <w:hyperlink w:history="1" r:id="rIdvtb2immwy0600sebponjv">
               <w:r>
                 <w:rPr>
                   <w:rFonts w:ascii="Arial" w:cs="Arial" w:eastAsia="Arial" w:hAnsi="Arial"/>
@@ -7643,6 +7805,7 @@
           </w:tcPr>
           <w:p>
             <w:pPr>
+              <w:keepNext w:val="false"/>
               <w:spacing w:after="40" w:before="0"/>
               <w:jc w:val="left"/>
             </w:pPr>
@@ -7675,6 +7838,7 @@
           </w:tcPr>
           <w:p>
             <w:pPr>
+              <w:keepNext w:val="false"/>
               <w:spacing w:after="40" w:before="0"/>
               <w:jc w:val="left"/>
             </w:pPr>
@@ -7707,6 +7871,7 @@
           </w:tcPr>
           <w:p>
             <w:pPr>
+              <w:keepNext w:val="false"/>
               <w:spacing w:after="40" w:before="0"/>
               <w:jc w:val="left"/>
             </w:pPr>
@@ -7739,6 +7904,7 @@
           </w:tcPr>
           <w:p>
             <w:pPr>
+              <w:keepNext w:val="false"/>
               <w:spacing w:after="40" w:before="0"/>
               <w:jc w:val="left"/>
             </w:pPr>
@@ -7798,6 +7964,7 @@
           </w:tcPr>
           <w:p>
             <w:pPr>
+              <w:keepNext w:val="false"/>
               <w:spacing w:after="40" w:before="0"/>
               <w:jc w:val="center"/>
             </w:pPr>
@@ -7832,6 +7999,7 @@
           </w:tcPr>
           <w:p>
             <w:pPr>
+              <w:keepNext w:val="false"/>
               <w:spacing w:after="40" w:before="0"/>
               <w:jc w:val="left"/>
             </w:pPr>
@@ -7851,6 +8019,7 @@
           </w:p>
           <w:p>
             <w:pPr>
+              <w:keepNext w:val="false"/>
               <w:spacing w:after="40" w:before="0"/>
               <w:jc w:val="left"/>
             </w:pPr>
@@ -7870,6 +8039,7 @@
           </w:p>
           <w:p>
             <w:pPr>
+              <w:keepNext w:val="false"/>
               <w:spacing w:after="40" w:before="0"/>
               <w:jc w:val="left"/>
             </w:pPr>
@@ -7889,6 +8059,7 @@
           </w:p>
           <w:p>
             <w:pPr>
+              <w:keepNext w:val="false"/>
               <w:spacing w:after="40" w:before="0"/>
               <w:jc w:val="left"/>
             </w:pPr>
@@ -7908,6 +8079,7 @@
           </w:p>
           <w:p>
             <w:pPr>
+              <w:keepNext w:val="false"/>
               <w:spacing w:after="40" w:before="0"/>
               <w:jc w:val="left"/>
             </w:pPr>
@@ -7927,6 +8099,7 @@
           </w:p>
           <w:p>
             <w:pPr>
+              <w:keepNext w:val="false"/>
               <w:spacing w:after="40" w:before="0"/>
               <w:jc w:val="left"/>
             </w:pPr>
@@ -7988,6 +8161,7 @@
           </w:tcPr>
           <w:p>
             <w:pPr>
+              <w:keepNext w:val="false"/>
               <w:spacing w:after="40" w:before="0"/>
               <w:jc w:val="center"/>
             </w:pPr>
@@ -8022,6 +8196,7 @@
           </w:tcPr>
           <w:p>
             <w:pPr>
+              <w:keepNext w:val="false"/>
               <w:spacing w:after="40" w:before="0"/>
               <w:jc w:val="left"/>
             </w:pPr>
@@ -8054,6 +8229,7 @@
           </w:tcPr>
           <w:p>
             <w:pPr>
+              <w:keepNext w:val="false"/>
               <w:spacing w:after="40" w:before="0"/>
               <w:jc w:val="left"/>
             </w:pPr>
@@ -8088,6 +8264,7 @@
           </w:tcPr>
           <w:p>
             <w:pPr>
+              <w:keepNext w:val="false"/>
               <w:spacing w:after="40" w:before="0"/>
               <w:jc w:val="left"/>
             </w:pPr>
@@ -8120,6 +8297,7 @@
           </w:tcPr>
           <w:p>
             <w:pPr>
+              <w:keepNext w:val="false"/>
               <w:spacing w:after="40" w:before="0"/>
               <w:jc w:val="left"/>
             </w:pPr>
@@ -8154,6 +8332,7 @@
           </w:tcPr>
           <w:p>
             <w:pPr>
+              <w:keepNext w:val="false"/>
               <w:spacing w:after="40" w:before="0"/>
               <w:jc w:val="left"/>
             </w:pPr>
@@ -8186,6 +8365,7 @@
           </w:tcPr>
           <w:p>
             <w:pPr>
+              <w:keepNext w:val="false"/>
               <w:spacing w:after="40" w:before="0"/>
               <w:jc w:val="left"/>
             </w:pPr>
@@ -8222,7 +8402,7 @@
         </w:rPr>
         <w:t xml:space="preserve">© 2026 SeaVuria and ARES. Aligned with KICD objectives. Developed by SeaVuria; technical implementation by ARES (with AI assistance from Claude). Licensed under </w:t>
       </w:r>
-      <w:hyperlink w:history="1" r:id="rId3ku6pbqeabclgzpsahpee">
+      <w:hyperlink w:history="1" r:id="rIdbmnmejngu0rxna1uhehdw">
         <w:r>
           <w:rPr>
             <w:rFonts w:ascii="Arial" w:cs="Arial" w:eastAsia="Arial" w:hAnsi="Arial"/>
@@ -8243,7 +8423,7 @@
         </w:rPr>
         <w:t xml:space="preserve"> (</w:t>
       </w:r>
-      <w:hyperlink w:history="1" r:id="rIdmeklvp8w1vbrzkalo-2ta">
+      <w:hyperlink w:history="1" r:id="rId_dx6l3itwhqgrdk613wx6">
         <w:r>
           <w:rPr>
             <w:rFonts w:ascii="Arial" w:cs="Arial" w:eastAsia="Arial" w:hAnsi="Arial"/>
@@ -8303,6 +8483,7 @@
           </w:tcPr>
           <w:p>
             <w:pPr>
+              <w:keepNext w:val="false"/>
               <w:spacing w:after="40" w:before="0"/>
               <w:jc w:val="center"/>
             </w:pPr>
@@ -8338,6 +8519,7 @@
           </w:tcPr>
           <w:p>
             <w:pPr>
+              <w:keepNext w:val="false"/>
               <w:spacing w:after="40" w:before="0"/>
               <w:jc w:val="center"/>
             </w:pPr>
@@ -8372,6 +8554,7 @@
           </w:tcPr>
           <w:p>
             <w:pPr>
+              <w:keepNext w:val="false"/>
               <w:spacing w:after="40" w:before="0"/>
               <w:jc w:val="left"/>
             </w:pPr>
@@ -8404,6 +8587,7 @@
           </w:tcPr>
           <w:p>
             <w:pPr>
+              <w:keepNext w:val="false"/>
               <w:spacing w:after="40" w:before="0"/>
               <w:jc w:val="left"/>
             </w:pPr>
@@ -8438,6 +8622,7 @@
           </w:tcPr>
           <w:p>
             <w:pPr>
+              <w:keepNext w:val="false"/>
               <w:spacing w:after="40" w:before="0"/>
               <w:jc w:val="left"/>
             </w:pPr>
@@ -8470,6 +8655,7 @@
           </w:tcPr>
           <w:p>
             <w:pPr>
+              <w:keepNext w:val="false"/>
               <w:spacing w:after="40" w:before="0"/>
               <w:jc w:val="left"/>
             </w:pPr>
@@ -8504,6 +8690,7 @@
           </w:tcPr>
           <w:p>
             <w:pPr>
+              <w:keepNext w:val="false"/>
               <w:spacing w:after="40" w:before="0"/>
               <w:jc w:val="left"/>
             </w:pPr>
@@ -8536,6 +8723,7 @@
           </w:tcPr>
           <w:p>
             <w:pPr>
+              <w:keepNext w:val="false"/>
               <w:spacing w:after="40" w:before="0"/>
               <w:jc w:val="left"/>
             </w:pPr>
@@ -8570,6 +8758,7 @@
           </w:tcPr>
           <w:p>
             <w:pPr>
+              <w:keepNext w:val="false"/>
               <w:spacing w:after="40" w:before="0"/>
               <w:jc w:val="left"/>
             </w:pPr>
@@ -8602,6 +8791,7 @@
           </w:tcPr>
           <w:p>
             <w:pPr>
+              <w:keepNext w:val="false"/>
               <w:spacing w:after="40" w:before="0"/>
               <w:jc w:val="left"/>
             </w:pPr>
@@ -8636,6 +8826,7 @@
           </w:tcPr>
           <w:p>
             <w:pPr>
+              <w:keepNext w:val="false"/>
               <w:spacing w:after="40" w:before="0"/>
               <w:jc w:val="left"/>
             </w:pPr>
@@ -8668,6 +8859,7 @@
           </w:tcPr>
           <w:p>
             <w:pPr>
+              <w:keepNext w:val="false"/>
               <w:spacing w:after="40" w:before="0"/>
               <w:jc w:val="left"/>
             </w:pPr>
@@ -8702,6 +8894,7 @@
           </w:tcPr>
           <w:p>
             <w:pPr>
+              <w:keepNext w:val="false"/>
               <w:spacing w:after="40" w:before="0"/>
               <w:jc w:val="left"/>
             </w:pPr>
@@ -8734,6 +8927,7 @@
           </w:tcPr>
           <w:p>
             <w:pPr>
+              <w:keepNext w:val="false"/>
               <w:spacing w:after="40" w:before="0"/>
               <w:jc w:val="left"/>
             </w:pPr>
@@ -8768,6 +8962,7 @@
           </w:tcPr>
           <w:p>
             <w:pPr>
+              <w:keepNext w:val="false"/>
               <w:spacing w:after="40" w:before="0"/>
               <w:jc w:val="left"/>
             </w:pPr>
@@ -8800,6 +8995,7 @@
           </w:tcPr>
           <w:p>
             <w:pPr>
+              <w:keepNext w:val="false"/>
               <w:spacing w:after="40" w:before="0"/>
               <w:jc w:val="left"/>
             </w:pPr>
@@ -8834,6 +9030,7 @@
           </w:tcPr>
           <w:p>
             <w:pPr>
+              <w:keepNext w:val="false"/>
               <w:spacing w:after="40" w:before="0"/>
               <w:jc w:val="left"/>
             </w:pPr>
@@ -8866,6 +9063,7 @@
           </w:tcPr>
           <w:p>
             <w:pPr>
+              <w:keepNext w:val="false"/>
               <w:spacing w:after="40" w:before="0"/>
               <w:jc w:val="left"/>
             </w:pPr>
@@ -8925,6 +9123,7 @@
           </w:tcPr>
           <w:p>
             <w:pPr>
+              <w:keepNext w:val="false"/>
               <w:spacing w:after="40" w:before="0"/>
               <w:jc w:val="center"/>
             </w:pPr>
@@ -8959,6 +9158,7 @@
           </w:tcPr>
           <w:p>
             <w:pPr>
+              <w:keepNext w:val="false"/>
               <w:spacing w:after="40" w:before="0"/>
               <w:jc w:val="left"/>
             </w:pPr>
@@ -9023,6 +9223,7 @@
           </w:tcPr>
           <w:p>
             <w:pPr>
+              <w:keepNext w:val="false"/>
               <w:spacing w:after="40" w:before="0"/>
               <w:jc w:val="center"/>
             </w:pPr>
@@ -9057,6 +9258,7 @@
           </w:tcPr>
           <w:p>
             <w:pPr>
+              <w:keepNext w:val="false"/>
               <w:spacing w:after="40" w:before="0"/>
               <w:jc w:val="left"/>
             </w:pPr>
@@ -9089,6 +9291,7 @@
           </w:tcPr>
           <w:p>
             <w:pPr>
+              <w:keepNext w:val="false"/>
               <w:spacing w:after="40" w:before="0"/>
               <w:jc w:val="left"/>
             </w:pPr>
@@ -9121,6 +9324,7 @@
           </w:tcPr>
           <w:p>
             <w:pPr>
+              <w:keepNext w:val="false"/>
               <w:spacing w:after="40" w:before="0"/>
               <w:jc w:val="left"/>
             </w:pPr>
@@ -9153,6 +9357,7 @@
           </w:tcPr>
           <w:p>
             <w:pPr>
+              <w:keepNext w:val="false"/>
               <w:spacing w:after="40" w:before="0"/>
               <w:jc w:val="left"/>
             </w:pPr>
@@ -9185,6 +9390,7 @@
           </w:tcPr>
           <w:p>
             <w:pPr>
+              <w:keepNext w:val="false"/>
               <w:spacing w:after="40" w:before="0"/>
               <w:jc w:val="left"/>
             </w:pPr>
@@ -9219,6 +9425,7 @@
           </w:tcPr>
           <w:p>
             <w:pPr>
+              <w:keepNext w:val="false"/>
               <w:spacing w:after="40" w:before="0"/>
               <w:jc w:val="left"/>
             </w:pPr>
@@ -9256,7 +9463,7 @@
             <w:pPr>
               <w:spacing w:after="20" w:before="0"/>
             </w:pPr>
-            <w:hyperlink w:history="1" r:id="rId2ath57ngreggvruciultq">
+            <w:hyperlink w:history="1" r:id="rId18amjhurqrumg--vyvbx0">
               <w:r>
                 <w:rPr>
                   <w:rFonts w:ascii="Arial" w:cs="Arial" w:eastAsia="Arial" w:hAnsi="Arial"/>
@@ -9289,7 +9496,7 @@
               <w:spacing w:after="10" w:before="0"/>
               <w:ind w:left="120"/>
             </w:pPr>
-            <w:hyperlink w:history="1" r:id="rId0ybmfh-nxtvcgmddpln1f">
+            <w:hyperlink w:history="1" r:id="rId05u1bnsk6ztlumqjay1hm">
               <w:r>
                 <w:rPr>
                   <w:rFonts w:ascii="Arial" w:cs="Arial" w:eastAsia="Arial" w:hAnsi="Arial"/>
@@ -9334,7 +9541,7 @@
             <w:pPr>
               <w:spacing w:after="20" w:before="0"/>
             </w:pPr>
-            <w:hyperlink w:history="1" r:id="rIdf7dsuyug3qzm2i4n4pbiy">
+            <w:hyperlink w:history="1" r:id="rIdcxlljepnjfnbadfqhhhmz">
               <w:r>
                 <w:rPr>
                   <w:rFonts w:ascii="Arial" w:cs="Arial" w:eastAsia="Arial" w:hAnsi="Arial"/>
@@ -9367,7 +9574,7 @@
               <w:spacing w:after="10" w:before="0"/>
               <w:ind w:left="120"/>
             </w:pPr>
-            <w:hyperlink w:history="1" r:id="rIdw-grg77s19a5giutqhbuw">
+            <w:hyperlink w:history="1" r:id="rIdpeccquq7u_cixhgyv8mw6">
               <w:r>
                 <w:rPr>
                   <w:rFonts w:ascii="Arial" w:cs="Arial" w:eastAsia="Arial" w:hAnsi="Arial"/>
@@ -9395,6 +9602,7 @@
           </w:tcPr>
           <w:p>
             <w:pPr>
+              <w:keepNext w:val="false"/>
               <w:spacing w:after="40" w:before="0"/>
               <w:jc w:val="left"/>
             </w:pPr>
@@ -9427,6 +9635,7 @@
           </w:tcPr>
           <w:p>
             <w:pPr>
+              <w:keepNext w:val="false"/>
               <w:spacing w:after="40" w:before="0"/>
               <w:jc w:val="left"/>
             </w:pPr>
@@ -9459,6 +9668,7 @@
           </w:tcPr>
           <w:p>
             <w:pPr>
+              <w:keepNext w:val="false"/>
               <w:spacing w:after="40" w:before="0"/>
               <w:jc w:val="left"/>
             </w:pPr>
@@ -9491,6 +9701,7 @@
           </w:tcPr>
           <w:p>
             <w:pPr>
+              <w:keepNext w:val="false"/>
               <w:spacing w:after="40" w:before="0"/>
               <w:jc w:val="left"/>
             </w:pPr>
@@ -9525,6 +9736,7 @@
           </w:tcPr>
           <w:p>
             <w:pPr>
+              <w:keepNext w:val="false"/>
               <w:spacing w:after="40" w:before="0"/>
               <w:jc w:val="left"/>
             </w:pPr>
@@ -9562,7 +9774,7 @@
             <w:pPr>
               <w:spacing w:after="20" w:before="0"/>
             </w:pPr>
-            <w:hyperlink w:history="1" r:id="rIdxeckoxanu0gkhd58vrvp1">
+            <w:hyperlink w:history="1" r:id="rIdabf7eyi8heezye7i7btwz">
               <w:r>
                 <w:rPr>
                   <w:rFonts w:ascii="Arial" w:cs="Arial" w:eastAsia="Arial" w:hAnsi="Arial"/>
@@ -9595,7 +9807,7 @@
               <w:spacing w:after="10" w:before="0"/>
               <w:ind w:left="120"/>
             </w:pPr>
-            <w:hyperlink w:history="1" r:id="rIdixrr3_gnvzyxcwdhmjd-y">
+            <w:hyperlink w:history="1" r:id="rIdukcphjbnbbnfktcqaeua-">
               <w:r>
                 <w:rPr>
                   <w:rFonts w:ascii="Arial" w:cs="Arial" w:eastAsia="Arial" w:hAnsi="Arial"/>
@@ -9640,7 +9852,7 @@
             <w:pPr>
               <w:spacing w:after="20" w:before="0"/>
             </w:pPr>
-            <w:hyperlink w:history="1" r:id="rIdrvbofoopvvfza6lpozvuj">
+            <w:hyperlink w:history="1" r:id="rIdmy_pexpsfxlqqcgnbgxw-">
               <w:r>
                 <w:rPr>
                   <w:rFonts w:ascii="Arial" w:cs="Arial" w:eastAsia="Arial" w:hAnsi="Arial"/>
@@ -9673,7 +9885,7 @@
               <w:spacing w:after="10" w:before="0"/>
               <w:ind w:left="120"/>
             </w:pPr>
-            <w:hyperlink w:history="1" r:id="rId5mp3orn8tm0pfoskxiroa">
+            <w:hyperlink w:history="1" r:id="rIdyud7x8tidxwgbn6qbtqib">
               <w:r>
                 <w:rPr>
                   <w:rFonts w:ascii="Arial" w:cs="Arial" w:eastAsia="Arial" w:hAnsi="Arial"/>
@@ -9701,6 +9913,7 @@
           </w:tcPr>
           <w:p>
             <w:pPr>
+              <w:keepNext w:val="false"/>
               <w:spacing w:after="40" w:before="0"/>
               <w:jc w:val="left"/>
             </w:pPr>
@@ -9733,6 +9946,7 @@
           </w:tcPr>
           <w:p>
             <w:pPr>
+              <w:keepNext w:val="false"/>
               <w:spacing w:after="40" w:before="0"/>
               <w:jc w:val="left"/>
             </w:pPr>
@@ -9765,6 +9979,7 @@
           </w:tcPr>
           <w:p>
             <w:pPr>
+              <w:keepNext w:val="false"/>
               <w:spacing w:after="40" w:before="0"/>
               <w:jc w:val="left"/>
             </w:pPr>
@@ -9797,6 +10012,7 @@
           </w:tcPr>
           <w:p>
             <w:pPr>
+              <w:keepNext w:val="false"/>
               <w:spacing w:after="40" w:before="0"/>
               <w:jc w:val="left"/>
             </w:pPr>
@@ -9831,6 +10047,7 @@
           </w:tcPr>
           <w:p>
             <w:pPr>
+              <w:keepNext w:val="false"/>
               <w:spacing w:after="40" w:before="0"/>
               <w:jc w:val="left"/>
             </w:pPr>
@@ -9868,7 +10085,7 @@
             <w:pPr>
               <w:spacing w:after="20" w:before="0"/>
             </w:pPr>
-            <w:hyperlink w:history="1" r:id="rIdgscyqrc6kvujc8pbxgsbh">
+            <w:hyperlink w:history="1" r:id="rIdfadvg_t-ojkke_grflpaz">
               <w:r>
                 <w:rPr>
                   <w:rFonts w:ascii="Arial" w:cs="Arial" w:eastAsia="Arial" w:hAnsi="Arial"/>
@@ -9901,7 +10118,7 @@
               <w:spacing w:after="10" w:before="0"/>
               <w:ind w:left="120"/>
             </w:pPr>
-            <w:hyperlink w:history="1" r:id="rId9jouurxhuijlmzq12waiq">
+            <w:hyperlink w:history="1" r:id="rId2nc1de8ltplwm9mwwlezs">
               <w:r>
                 <w:rPr>
                   <w:rFonts w:ascii="Arial" w:cs="Arial" w:eastAsia="Arial" w:hAnsi="Arial"/>
@@ -9946,7 +10163,7 @@
             <w:pPr>
               <w:spacing w:after="20" w:before="0"/>
             </w:pPr>
-            <w:hyperlink w:history="1" r:id="rIddxnbibu1wsdk9jxucpj7c">
+            <w:hyperlink w:history="1" r:id="rIdeznnf-o3eiv9ikk3k33so">
               <w:r>
                 <w:rPr>
                   <w:rFonts w:ascii="Arial" w:cs="Arial" w:eastAsia="Arial" w:hAnsi="Arial"/>
@@ -9979,7 +10196,7 @@
               <w:spacing w:after="10" w:before="0"/>
               <w:ind w:left="120"/>
             </w:pPr>
-            <w:hyperlink w:history="1" r:id="rId-u4bxqfejtpvk9osdozrb">
+            <w:hyperlink w:history="1" r:id="rId1jeoxcccogpwfb70iblda">
               <w:r>
                 <w:rPr>
                   <w:rFonts w:ascii="Arial" w:cs="Arial" w:eastAsia="Arial" w:hAnsi="Arial"/>
@@ -10007,6 +10224,7 @@
           </w:tcPr>
           <w:p>
             <w:pPr>
+              <w:keepNext w:val="false"/>
               <w:spacing w:after="40" w:before="0"/>
               <w:jc w:val="left"/>
             </w:pPr>
@@ -10039,6 +10257,7 @@
           </w:tcPr>
           <w:p>
             <w:pPr>
+              <w:keepNext w:val="false"/>
               <w:spacing w:after="40" w:before="0"/>
               <w:jc w:val="left"/>
             </w:pPr>
@@ -10071,6 +10290,7 @@
           </w:tcPr>
           <w:p>
             <w:pPr>
+              <w:keepNext w:val="false"/>
               <w:spacing w:after="40" w:before="0"/>
               <w:jc w:val="left"/>
             </w:pPr>
@@ -10103,6 +10323,7 @@
           </w:tcPr>
           <w:p>
             <w:pPr>
+              <w:keepNext w:val="false"/>
               <w:spacing w:after="40" w:before="0"/>
               <w:jc w:val="left"/>
             </w:pPr>
@@ -10137,6 +10358,7 @@
           </w:tcPr>
           <w:p>
             <w:pPr>
+              <w:keepNext w:val="false"/>
               <w:spacing w:after="40" w:before="0"/>
               <w:jc w:val="left"/>
             </w:pPr>
@@ -10174,7 +10396,7 @@
             <w:pPr>
               <w:spacing w:after="20" w:before="0"/>
             </w:pPr>
-            <w:hyperlink w:history="1" r:id="rId_4lpi3tqxvrrhi650ndh1">
+            <w:hyperlink w:history="1" r:id="rIdjqqj3kr-fzegv1qcxqajj">
               <w:r>
                 <w:rPr>
                   <w:rFonts w:ascii="Arial" w:cs="Arial" w:eastAsia="Arial" w:hAnsi="Arial"/>
@@ -10207,7 +10429,7 @@
               <w:spacing w:after="10" w:before="0"/>
               <w:ind w:left="120"/>
             </w:pPr>
-            <w:hyperlink w:history="1" r:id="rIdnnkrvdwmakc-jtmnomgaj">
+            <w:hyperlink w:history="1" r:id="rIdms575op5dlbetnhna6pq-">
               <w:r>
                 <w:rPr>
                   <w:rFonts w:ascii="Arial" w:cs="Arial" w:eastAsia="Arial" w:hAnsi="Arial"/>
@@ -10252,7 +10474,7 @@
             <w:pPr>
               <w:spacing w:after="20" w:before="0"/>
             </w:pPr>
-            <w:hyperlink w:history="1" r:id="rIdeoyd9qc1vuiunrwxaeijb">
+            <w:hyperlink w:history="1" r:id="rIdx5lt_rtq7eme2hggsdcbw">
               <w:r>
                 <w:rPr>
                   <w:rFonts w:ascii="Arial" w:cs="Arial" w:eastAsia="Arial" w:hAnsi="Arial"/>
@@ -10285,7 +10507,7 @@
               <w:spacing w:after="10" w:before="0"/>
               <w:ind w:left="120"/>
             </w:pPr>
-            <w:hyperlink w:history="1" r:id="rIdzmx0mwltcp8s1xubhwkaz">
+            <w:hyperlink w:history="1" r:id="rIdhqthq50tr5qvahutjdxik">
               <w:r>
                 <w:rPr>
                   <w:rFonts w:ascii="Arial" w:cs="Arial" w:eastAsia="Arial" w:hAnsi="Arial"/>
@@ -10313,6 +10535,7 @@
           </w:tcPr>
           <w:p>
             <w:pPr>
+              <w:keepNext w:val="false"/>
               <w:spacing w:after="40" w:before="0"/>
               <w:jc w:val="left"/>
             </w:pPr>
@@ -10345,6 +10568,7 @@
           </w:tcPr>
           <w:p>
             <w:pPr>
+              <w:keepNext w:val="false"/>
               <w:spacing w:after="40" w:before="0"/>
               <w:jc w:val="left"/>
             </w:pPr>
@@ -10377,6 +10601,7 @@
           </w:tcPr>
           <w:p>
             <w:pPr>
+              <w:keepNext w:val="false"/>
               <w:spacing w:after="40" w:before="0"/>
               <w:jc w:val="left"/>
             </w:pPr>
@@ -10409,6 +10634,7 @@
           </w:tcPr>
           <w:p>
             <w:pPr>
+              <w:keepNext w:val="false"/>
               <w:spacing w:after="40" w:before="0"/>
               <w:jc w:val="left"/>
             </w:pPr>
@@ -10443,6 +10669,7 @@
           </w:tcPr>
           <w:p>
             <w:pPr>
+              <w:keepNext w:val="false"/>
               <w:spacing w:after="40" w:before="0"/>
               <w:jc w:val="left"/>
             </w:pPr>
@@ -10480,7 +10707,7 @@
             <w:pPr>
               <w:spacing w:after="20" w:before="0"/>
             </w:pPr>
-            <w:hyperlink w:history="1" r:id="rIdmzabo_dng9vrau6uuobn-">
+            <w:hyperlink w:history="1" r:id="rIdcft2fln-pc_xduuusj8jf">
               <w:r>
                 <w:rPr>
                   <w:rFonts w:ascii="Arial" w:cs="Arial" w:eastAsia="Arial" w:hAnsi="Arial"/>
@@ -10529,7 +10756,7 @@
               <w:spacing w:after="10" w:before="0"/>
               <w:ind w:left="120"/>
             </w:pPr>
-            <w:hyperlink w:history="1" r:id="rId3btd1ktrvv9o8eief17vk">
+            <w:hyperlink w:history="1" r:id="rIdqgiafc2s8fhgl07tonwgg">
               <w:r>
                 <w:rPr>
                   <w:rFonts w:ascii="Arial" w:cs="Arial" w:eastAsia="Arial" w:hAnsi="Arial"/>
@@ -10574,7 +10801,7 @@
             <w:pPr>
               <w:spacing w:after="20" w:before="0"/>
             </w:pPr>
-            <w:hyperlink w:history="1" r:id="rIdqb4cyt9sbsxnwwcyc7yna">
+            <w:hyperlink w:history="1" r:id="rIdjvtvxvom0mi64vvw7rdjd">
               <w:r>
                 <w:rPr>
                   <w:rFonts w:ascii="Arial" w:cs="Arial" w:eastAsia="Arial" w:hAnsi="Arial"/>
@@ -10607,7 +10834,7 @@
               <w:spacing w:after="10" w:before="0"/>
               <w:ind w:left="120"/>
             </w:pPr>
-            <w:hyperlink w:history="1" r:id="rIdwsby26dynco1wzonm4ikl">
+            <w:hyperlink w:history="1" r:id="rIdamjzd2ii9w_sxhhrsuhpq">
               <w:r>
                 <w:rPr>
                   <w:rFonts w:ascii="Arial" w:cs="Arial" w:eastAsia="Arial" w:hAnsi="Arial"/>
@@ -10635,6 +10862,7 @@
           </w:tcPr>
           <w:p>
             <w:pPr>
+              <w:keepNext w:val="false"/>
               <w:spacing w:after="40" w:before="0"/>
               <w:jc w:val="left"/>
             </w:pPr>
@@ -10667,6 +10895,7 @@
           </w:tcPr>
           <w:p>
             <w:pPr>
+              <w:keepNext w:val="false"/>
               <w:spacing w:after="40" w:before="0"/>
               <w:jc w:val="left"/>
             </w:pPr>
@@ -10699,6 +10928,7 @@
           </w:tcPr>
           <w:p>
             <w:pPr>
+              <w:keepNext w:val="false"/>
               <w:spacing w:after="40" w:before="0"/>
               <w:jc w:val="left"/>
             </w:pPr>
@@ -10731,6 +10961,7 @@
           </w:tcPr>
           <w:p>
             <w:pPr>
+              <w:keepNext w:val="false"/>
               <w:spacing w:after="40" w:before="0"/>
               <w:jc w:val="left"/>
             </w:pPr>
@@ -10790,6 +11021,7 @@
           </w:tcPr>
           <w:p>
             <w:pPr>
+              <w:keepNext w:val="false"/>
               <w:spacing w:after="40" w:before="0"/>
               <w:jc w:val="center"/>
             </w:pPr>
@@ -10824,6 +11056,7 @@
           </w:tcPr>
           <w:p>
             <w:pPr>
+              <w:keepNext w:val="false"/>
               <w:spacing w:after="40" w:before="0"/>
               <w:jc w:val="left"/>
             </w:pPr>
@@ -10885,6 +11118,7 @@
           </w:tcPr>
           <w:p>
             <w:pPr>
+              <w:keepNext w:val="false"/>
               <w:spacing w:after="40" w:before="0"/>
               <w:jc w:val="center"/>
             </w:pPr>
@@ -10919,6 +11153,7 @@
           </w:tcPr>
           <w:p>
             <w:pPr>
+              <w:keepNext w:val="false"/>
               <w:spacing w:after="40" w:before="0"/>
               <w:jc w:val="left"/>
             </w:pPr>
@@ -10951,6 +11186,7 @@
           </w:tcPr>
           <w:p>
             <w:pPr>
+              <w:keepNext w:val="false"/>
               <w:spacing w:after="40" w:before="0"/>
               <w:jc w:val="left"/>
             </w:pPr>
@@ -10985,6 +11221,7 @@
           </w:tcPr>
           <w:p>
             <w:pPr>
+              <w:keepNext w:val="false"/>
               <w:spacing w:after="40" w:before="0"/>
               <w:jc w:val="left"/>
             </w:pPr>
@@ -11017,6 +11254,7 @@
           </w:tcPr>
           <w:p>
             <w:pPr>
+              <w:keepNext w:val="false"/>
               <w:spacing w:after="40" w:before="0"/>
               <w:jc w:val="left"/>
             </w:pPr>
@@ -11051,6 +11289,7 @@
           </w:tcPr>
           <w:p>
             <w:pPr>
+              <w:keepNext w:val="false"/>
               <w:spacing w:after="40" w:before="0"/>
               <w:jc w:val="left"/>
             </w:pPr>
@@ -11083,6 +11322,7 @@
           </w:tcPr>
           <w:p>
             <w:pPr>
+              <w:keepNext w:val="false"/>
               <w:spacing w:after="40" w:before="0"/>
               <w:jc w:val="left"/>
             </w:pPr>
@@ -11119,7 +11359,7 @@
         </w:rPr>
         <w:t xml:space="preserve">© 2026 SeaVuria and ARES. Aligned with KICD objectives. Developed by SeaVuria; technical implementation by ARES (with AI assistance from Claude). Licensed under </w:t>
       </w:r>
-      <w:hyperlink w:history="1" r:id="rId002gye6ud6cpgaziswnlo">
+      <w:hyperlink w:history="1" r:id="rId2lmmtomv66h78let-rq8o">
         <w:r>
           <w:rPr>
             <w:rFonts w:ascii="Arial" w:cs="Arial" w:eastAsia="Arial" w:hAnsi="Arial"/>
@@ -11140,7 +11380,7 @@
         </w:rPr>
         <w:t xml:space="preserve"> (</w:t>
       </w:r>
-      <w:hyperlink w:history="1" r:id="rIdcxrsp4uuggqe7g-oujs57">
+      <w:hyperlink w:history="1" r:id="rIdwbpsuaukmdu-bii_g47ld">
         <w:r>
           <w:rPr>
             <w:rFonts w:ascii="Arial" w:cs="Arial" w:eastAsia="Arial" w:hAnsi="Arial"/>
@@ -11200,6 +11440,7 @@
           </w:tcPr>
           <w:p>
             <w:pPr>
+              <w:keepNext w:val="false"/>
               <w:spacing w:after="40" w:before="0"/>
               <w:jc w:val="center"/>
             </w:pPr>
@@ -11235,6 +11476,7 @@
           </w:tcPr>
           <w:p>
             <w:pPr>
+              <w:keepNext w:val="false"/>
               <w:spacing w:after="40" w:before="0"/>
               <w:jc w:val="center"/>
             </w:pPr>
@@ -11269,6 +11511,7 @@
           </w:tcPr>
           <w:p>
             <w:pPr>
+              <w:keepNext w:val="false"/>
               <w:spacing w:after="40" w:before="0"/>
               <w:jc w:val="left"/>
             </w:pPr>
@@ -11301,6 +11544,7 @@
           </w:tcPr>
           <w:p>
             <w:pPr>
+              <w:keepNext w:val="false"/>
               <w:spacing w:after="40" w:before="0"/>
               <w:jc w:val="left"/>
             </w:pPr>
@@ -11335,6 +11579,7 @@
           </w:tcPr>
           <w:p>
             <w:pPr>
+              <w:keepNext w:val="false"/>
               <w:spacing w:after="40" w:before="0"/>
               <w:jc w:val="left"/>
             </w:pPr>
@@ -11367,6 +11612,7 @@
           </w:tcPr>
           <w:p>
             <w:pPr>
+              <w:keepNext w:val="false"/>
               <w:spacing w:after="40" w:before="0"/>
               <w:jc w:val="left"/>
             </w:pPr>
@@ -11401,6 +11647,7 @@
           </w:tcPr>
           <w:p>
             <w:pPr>
+              <w:keepNext w:val="false"/>
               <w:spacing w:after="40" w:before="0"/>
               <w:jc w:val="left"/>
             </w:pPr>
@@ -11433,6 +11680,7 @@
           </w:tcPr>
           <w:p>
             <w:pPr>
+              <w:keepNext w:val="false"/>
               <w:spacing w:after="40" w:before="0"/>
               <w:jc w:val="left"/>
             </w:pPr>
@@ -11467,6 +11715,7 @@
           </w:tcPr>
           <w:p>
             <w:pPr>
+              <w:keepNext w:val="false"/>
               <w:spacing w:after="40" w:before="0"/>
               <w:jc w:val="left"/>
             </w:pPr>
@@ -11499,6 +11748,7 @@
           </w:tcPr>
           <w:p>
             <w:pPr>
+              <w:keepNext w:val="false"/>
               <w:spacing w:after="40" w:before="0"/>
               <w:jc w:val="left"/>
             </w:pPr>
@@ -11533,6 +11783,7 @@
           </w:tcPr>
           <w:p>
             <w:pPr>
+              <w:keepNext w:val="false"/>
               <w:spacing w:after="40" w:before="0"/>
               <w:jc w:val="left"/>
             </w:pPr>
@@ -11565,6 +11816,7 @@
           </w:tcPr>
           <w:p>
             <w:pPr>
+              <w:keepNext w:val="false"/>
               <w:spacing w:after="40" w:before="0"/>
               <w:jc w:val="left"/>
             </w:pPr>
@@ -11599,6 +11851,7 @@
           </w:tcPr>
           <w:p>
             <w:pPr>
+              <w:keepNext w:val="false"/>
               <w:spacing w:after="40" w:before="0"/>
               <w:jc w:val="left"/>
             </w:pPr>
@@ -11631,6 +11884,7 @@
           </w:tcPr>
           <w:p>
             <w:pPr>
+              <w:keepNext w:val="false"/>
               <w:spacing w:after="40" w:before="0"/>
               <w:jc w:val="left"/>
             </w:pPr>
@@ -11665,6 +11919,7 @@
           </w:tcPr>
           <w:p>
             <w:pPr>
+              <w:keepNext w:val="false"/>
               <w:spacing w:after="40" w:before="0"/>
               <w:jc w:val="left"/>
             </w:pPr>
@@ -11697,6 +11952,7 @@
           </w:tcPr>
           <w:p>
             <w:pPr>
+              <w:keepNext w:val="false"/>
               <w:spacing w:after="40" w:before="0"/>
               <w:jc w:val="left"/>
             </w:pPr>
@@ -11731,6 +11987,7 @@
           </w:tcPr>
           <w:p>
             <w:pPr>
+              <w:keepNext w:val="false"/>
               <w:spacing w:after="40" w:before="0"/>
               <w:jc w:val="left"/>
             </w:pPr>
@@ -11763,6 +12020,7 @@
           </w:tcPr>
           <w:p>
             <w:pPr>
+              <w:keepNext w:val="false"/>
               <w:spacing w:after="40" w:before="0"/>
               <w:jc w:val="left"/>
             </w:pPr>
@@ -11822,6 +12080,7 @@
           </w:tcPr>
           <w:p>
             <w:pPr>
+              <w:keepNext w:val="false"/>
               <w:spacing w:after="40" w:before="0"/>
               <w:jc w:val="center"/>
             </w:pPr>
@@ -11856,6 +12115,7 @@
           </w:tcPr>
           <w:p>
             <w:pPr>
+              <w:keepNext w:val="false"/>
               <w:spacing w:after="40" w:before="0"/>
               <w:jc w:val="left"/>
             </w:pPr>
@@ -11920,6 +12180,7 @@
           </w:tcPr>
           <w:p>
             <w:pPr>
+              <w:keepNext w:val="false"/>
               <w:spacing w:after="40" w:before="0"/>
               <w:jc w:val="center"/>
             </w:pPr>
@@ -11954,6 +12215,7 @@
           </w:tcPr>
           <w:p>
             <w:pPr>
+              <w:keepNext w:val="false"/>
               <w:spacing w:after="40" w:before="0"/>
               <w:jc w:val="left"/>
             </w:pPr>
@@ -11986,6 +12248,7 @@
           </w:tcPr>
           <w:p>
             <w:pPr>
+              <w:keepNext w:val="false"/>
               <w:spacing w:after="40" w:before="0"/>
               <w:jc w:val="left"/>
             </w:pPr>
@@ -12018,6 +12281,7 @@
           </w:tcPr>
           <w:p>
             <w:pPr>
+              <w:keepNext w:val="false"/>
               <w:spacing w:after="40" w:before="0"/>
               <w:jc w:val="left"/>
             </w:pPr>
@@ -12050,6 +12314,7 @@
           </w:tcPr>
           <w:p>
             <w:pPr>
+              <w:keepNext w:val="false"/>
               <w:spacing w:after="40" w:before="0"/>
               <w:jc w:val="left"/>
             </w:pPr>
@@ -12082,6 +12347,7 @@
           </w:tcPr>
           <w:p>
             <w:pPr>
+              <w:keepNext w:val="false"/>
               <w:spacing w:after="40" w:before="0"/>
               <w:jc w:val="left"/>
             </w:pPr>
@@ -12116,6 +12382,7 @@
           </w:tcPr>
           <w:p>
             <w:pPr>
+              <w:keepNext w:val="false"/>
               <w:spacing w:after="40" w:before="0"/>
               <w:jc w:val="left"/>
             </w:pPr>
@@ -12153,7 +12420,7 @@
             <w:pPr>
               <w:spacing w:after="20" w:before="0"/>
             </w:pPr>
-            <w:hyperlink w:history="1" r:id="rIdnziyk_azk26epp2rxsflq">
+            <w:hyperlink w:history="1" r:id="rIdoopqv_f-hua3fjkuqqao6">
               <w:r>
                 <w:rPr>
                   <w:rFonts w:ascii="Arial" w:cs="Arial" w:eastAsia="Arial" w:hAnsi="Arial"/>
@@ -12186,7 +12453,7 @@
               <w:spacing w:after="10" w:before="0"/>
               <w:ind w:left="120"/>
             </w:pPr>
-            <w:hyperlink w:history="1" r:id="rIdtc612oi1lafvd-wu7idi0">
+            <w:hyperlink w:history="1" r:id="rId0hk-c50p1wr2ixyftdig5">
               <w:r>
                 <w:rPr>
                   <w:rFonts w:ascii="Arial" w:cs="Arial" w:eastAsia="Arial" w:hAnsi="Arial"/>
@@ -12231,7 +12498,7 @@
             <w:pPr>
               <w:spacing w:after="20" w:before="0"/>
             </w:pPr>
-            <w:hyperlink w:history="1" r:id="rIdbni57y-pi7lqemxvcp0ji">
+            <w:hyperlink w:history="1" r:id="rIdqrflalftaih-x56lnqztj">
               <w:r>
                 <w:rPr>
                   <w:rFonts w:ascii="Arial" w:cs="Arial" w:eastAsia="Arial" w:hAnsi="Arial"/>
@@ -12264,7 +12531,7 @@
               <w:spacing w:after="10" w:before="0"/>
               <w:ind w:left="120"/>
             </w:pPr>
-            <w:hyperlink w:history="1" r:id="rIdizcfocmojh7uu8wgcslcn">
+            <w:hyperlink w:history="1" r:id="rIdy8u2tga0uioawjowtpxh5">
               <w:r>
                 <w:rPr>
                   <w:rFonts w:ascii="Arial" w:cs="Arial" w:eastAsia="Arial" w:hAnsi="Arial"/>
@@ -12292,6 +12559,7 @@
           </w:tcPr>
           <w:p>
             <w:pPr>
+              <w:keepNext w:val="false"/>
               <w:spacing w:after="40" w:before="0"/>
               <w:jc w:val="left"/>
             </w:pPr>
@@ -12324,6 +12592,7 @@
           </w:tcPr>
           <w:p>
             <w:pPr>
+              <w:keepNext w:val="false"/>
               <w:spacing w:after="40" w:before="0"/>
               <w:jc w:val="left"/>
             </w:pPr>
@@ -12356,6 +12625,7 @@
           </w:tcPr>
           <w:p>
             <w:pPr>
+              <w:keepNext w:val="false"/>
               <w:spacing w:after="40" w:before="0"/>
               <w:jc w:val="left"/>
             </w:pPr>
@@ -12388,6 +12658,7 @@
           </w:tcPr>
           <w:p>
             <w:pPr>
+              <w:keepNext w:val="false"/>
               <w:spacing w:after="40" w:before="0"/>
               <w:jc w:val="left"/>
             </w:pPr>
@@ -12422,6 +12693,7 @@
           </w:tcPr>
           <w:p>
             <w:pPr>
+              <w:keepNext w:val="false"/>
               <w:spacing w:after="40" w:before="0"/>
               <w:jc w:val="left"/>
             </w:pPr>
@@ -12459,7 +12731,7 @@
             <w:pPr>
               <w:spacing w:after="20" w:before="0"/>
             </w:pPr>
-            <w:hyperlink w:history="1" r:id="rIdqmjljkbmxiijirhopnqbm">
+            <w:hyperlink w:history="1" r:id="rIdg-k0dmzcvevv6d7vglljy">
               <w:r>
                 <w:rPr>
                   <w:rFonts w:ascii="Arial" w:cs="Arial" w:eastAsia="Arial" w:hAnsi="Arial"/>
@@ -12492,7 +12764,7 @@
               <w:spacing w:after="10" w:before="0"/>
               <w:ind w:left="120"/>
             </w:pPr>
-            <w:hyperlink w:history="1" r:id="rIdhglcwoyeo2jhrp32ahblw">
+            <w:hyperlink w:history="1" r:id="rIdalaqq7hktiml6ebphhvb6">
               <w:r>
                 <w:rPr>
                   <w:rFonts w:ascii="Arial" w:cs="Arial" w:eastAsia="Arial" w:hAnsi="Arial"/>
@@ -12537,7 +12809,7 @@
             <w:pPr>
               <w:spacing w:after="20" w:before="0"/>
             </w:pPr>
-            <w:hyperlink w:history="1" r:id="rIdkwfpglxwc2e0euiszjnp7">
+            <w:hyperlink w:history="1" r:id="rIdlz_xhbvuxarg5-ezkw65d">
               <w:r>
                 <w:rPr>
                   <w:rFonts w:ascii="Arial" w:cs="Arial" w:eastAsia="Arial" w:hAnsi="Arial"/>
@@ -12570,7 +12842,7 @@
               <w:spacing w:after="10" w:before="0"/>
               <w:ind w:left="120"/>
             </w:pPr>
-            <w:hyperlink w:history="1" r:id="rIdegag21s7kpyqajh55knmw">
+            <w:hyperlink w:history="1" r:id="rIdklaksgwj8lz4atd064pel">
               <w:r>
                 <w:rPr>
                   <w:rFonts w:ascii="Arial" w:cs="Arial" w:eastAsia="Arial" w:hAnsi="Arial"/>
@@ -12598,6 +12870,7 @@
           </w:tcPr>
           <w:p>
             <w:pPr>
+              <w:keepNext w:val="false"/>
               <w:spacing w:after="40" w:before="0"/>
               <w:jc w:val="left"/>
             </w:pPr>
@@ -12630,6 +12903,7 @@
           </w:tcPr>
           <w:p>
             <w:pPr>
+              <w:keepNext w:val="false"/>
               <w:spacing w:after="40" w:before="0"/>
               <w:jc w:val="left"/>
             </w:pPr>
@@ -12662,6 +12936,7 @@
           </w:tcPr>
           <w:p>
             <w:pPr>
+              <w:keepNext w:val="false"/>
               <w:spacing w:after="40" w:before="0"/>
               <w:jc w:val="left"/>
             </w:pPr>
@@ -12694,6 +12969,7 @@
           </w:tcPr>
           <w:p>
             <w:pPr>
+              <w:keepNext w:val="false"/>
               <w:spacing w:after="40" w:before="0"/>
               <w:jc w:val="left"/>
             </w:pPr>
@@ -12728,6 +13004,7 @@
           </w:tcPr>
           <w:p>
             <w:pPr>
+              <w:keepNext w:val="false"/>
               <w:spacing w:after="40" w:before="0"/>
               <w:jc w:val="left"/>
             </w:pPr>
@@ -12765,7 +13042,7 @@
             <w:pPr>
               <w:spacing w:after="20" w:before="0"/>
             </w:pPr>
-            <w:hyperlink w:history="1" r:id="rIdiftt6l0bjieiktalcy2_f">
+            <w:hyperlink w:history="1" r:id="rIdgnjldlb1lmtyjzvtcxbns">
               <w:r>
                 <w:rPr>
                   <w:rFonts w:ascii="Arial" w:cs="Arial" w:eastAsia="Arial" w:hAnsi="Arial"/>
@@ -12798,7 +13075,7 @@
               <w:spacing w:after="10" w:before="0"/>
               <w:ind w:left="120"/>
             </w:pPr>
-            <w:hyperlink w:history="1" r:id="rIdhu98akjon0gaci_l-rupn">
+            <w:hyperlink w:history="1" r:id="rId8yffqqmpk_htp5ifonls4">
               <w:r>
                 <w:rPr>
                   <w:rFonts w:ascii="Arial" w:cs="Arial" w:eastAsia="Arial" w:hAnsi="Arial"/>
@@ -12843,7 +13120,7 @@
             <w:pPr>
               <w:spacing w:after="20" w:before="0"/>
             </w:pPr>
-            <w:hyperlink w:history="1" r:id="rIdvhmdc7bzumc4haok4iizb">
+            <w:hyperlink w:history="1" r:id="rIdql6ivwhhvzoh26344znrg">
               <w:r>
                 <w:rPr>
                   <w:rFonts w:ascii="Arial" w:cs="Arial" w:eastAsia="Arial" w:hAnsi="Arial"/>
@@ -12876,7 +13153,7 @@
               <w:spacing w:after="10" w:before="0"/>
               <w:ind w:left="120"/>
             </w:pPr>
-            <w:hyperlink w:history="1" r:id="rIdv6uk0y3ltgh9a105m9vqp">
+            <w:hyperlink w:history="1" r:id="rIdlap_xbsuigg8bcgbt--_i">
               <w:r>
                 <w:rPr>
                   <w:rFonts w:ascii="Arial" w:cs="Arial" w:eastAsia="Arial" w:hAnsi="Arial"/>
@@ -12904,6 +13181,7 @@
           </w:tcPr>
           <w:p>
             <w:pPr>
+              <w:keepNext w:val="false"/>
               <w:spacing w:after="40" w:before="0"/>
               <w:jc w:val="left"/>
             </w:pPr>
@@ -12936,6 +13214,7 @@
           </w:tcPr>
           <w:p>
             <w:pPr>
+              <w:keepNext w:val="false"/>
               <w:spacing w:after="40" w:before="0"/>
               <w:jc w:val="left"/>
             </w:pPr>
@@ -12968,6 +13247,7 @@
           </w:tcPr>
           <w:p>
             <w:pPr>
+              <w:keepNext w:val="false"/>
               <w:spacing w:after="40" w:before="0"/>
               <w:jc w:val="left"/>
             </w:pPr>
@@ -13000,6 +13280,7 @@
           </w:tcPr>
           <w:p>
             <w:pPr>
+              <w:keepNext w:val="false"/>
               <w:spacing w:after="40" w:before="0"/>
               <w:jc w:val="left"/>
             </w:pPr>
@@ -13034,6 +13315,7 @@
           </w:tcPr>
           <w:p>
             <w:pPr>
+              <w:keepNext w:val="false"/>
               <w:spacing w:after="40" w:before="0"/>
               <w:jc w:val="left"/>
             </w:pPr>
@@ -13071,7 +13353,7 @@
             <w:pPr>
               <w:spacing w:after="20" w:before="0"/>
             </w:pPr>
-            <w:hyperlink w:history="1" r:id="rId7niap3dfmfdfancxfuvvi">
+            <w:hyperlink w:history="1" r:id="rIdfx4chrjeg5hjwjt4ezs2n">
               <w:r>
                 <w:rPr>
                   <w:rFonts w:ascii="Arial" w:cs="Arial" w:eastAsia="Arial" w:hAnsi="Arial"/>
@@ -13104,7 +13386,7 @@
               <w:spacing w:after="10" w:before="0"/>
               <w:ind w:left="120"/>
             </w:pPr>
-            <w:hyperlink w:history="1" r:id="rIdpbe_e70_f39bqxxwvqv6y">
+            <w:hyperlink w:history="1" r:id="rId7p8d2wutx1yhuhrr50qp0">
               <w:r>
                 <w:rPr>
                   <w:rFonts w:ascii="Arial" w:cs="Arial" w:eastAsia="Arial" w:hAnsi="Arial"/>
@@ -13149,7 +13431,7 @@
             <w:pPr>
               <w:spacing w:after="20" w:before="0"/>
             </w:pPr>
-            <w:hyperlink w:history="1" r:id="rIdmji3u0cti7zgb3it-m7dj">
+            <w:hyperlink w:history="1" r:id="rIducx7senyosr26urisftci">
               <w:r>
                 <w:rPr>
                   <w:rFonts w:ascii="Arial" w:cs="Arial" w:eastAsia="Arial" w:hAnsi="Arial"/>
@@ -13182,7 +13464,7 @@
               <w:spacing w:after="10" w:before="0"/>
               <w:ind w:left="120"/>
             </w:pPr>
-            <w:hyperlink w:history="1" r:id="rId-m09mwody8kghevhxehic">
+            <w:hyperlink w:history="1" r:id="rIdccfrn9qwivpg1fnclaa86">
               <w:r>
                 <w:rPr>
                   <w:rFonts w:ascii="Arial" w:cs="Arial" w:eastAsia="Arial" w:hAnsi="Arial"/>
@@ -13210,6 +13492,7 @@
           </w:tcPr>
           <w:p>
             <w:pPr>
+              <w:keepNext w:val="false"/>
               <w:spacing w:after="40" w:before="0"/>
               <w:jc w:val="left"/>
             </w:pPr>
@@ -13242,6 +13525,7 @@
           </w:tcPr>
           <w:p>
             <w:pPr>
+              <w:keepNext w:val="false"/>
               <w:spacing w:after="40" w:before="0"/>
               <w:jc w:val="left"/>
             </w:pPr>
@@ -13274,6 +13558,7 @@
           </w:tcPr>
           <w:p>
             <w:pPr>
+              <w:keepNext w:val="false"/>
               <w:spacing w:after="40" w:before="0"/>
               <w:jc w:val="left"/>
             </w:pPr>
@@ -13306,6 +13591,7 @@
           </w:tcPr>
           <w:p>
             <w:pPr>
+              <w:keepNext w:val="false"/>
               <w:spacing w:after="40" w:before="0"/>
               <w:jc w:val="left"/>
             </w:pPr>
@@ -13340,6 +13626,7 @@
           </w:tcPr>
           <w:p>
             <w:pPr>
+              <w:keepNext w:val="false"/>
               <w:spacing w:after="40" w:before="0"/>
               <w:jc w:val="left"/>
             </w:pPr>
@@ -13377,7 +13664,7 @@
             <w:pPr>
               <w:spacing w:after="20" w:before="0"/>
             </w:pPr>
-            <w:hyperlink w:history="1" r:id="rIdcr_uhcqdzicjkgn-oa6mr">
+            <w:hyperlink w:history="1" r:id="rId0506fc1hrv0oyqgfw8igr">
               <w:r>
                 <w:rPr>
                   <w:rFonts w:ascii="Arial" w:cs="Arial" w:eastAsia="Arial" w:hAnsi="Arial"/>
@@ -13426,7 +13713,7 @@
               <w:spacing w:after="10" w:before="0"/>
               <w:ind w:left="120"/>
             </w:pPr>
-            <w:hyperlink w:history="1" r:id="rIdd0vluvoh5xnmkkuk5opwt">
+            <w:hyperlink w:history="1" r:id="rIdn0bsfg7ke2sxoauixm_aq">
               <w:r>
                 <w:rPr>
                   <w:rFonts w:ascii="Arial" w:cs="Arial" w:eastAsia="Arial" w:hAnsi="Arial"/>
@@ -13471,7 +13758,7 @@
             <w:pPr>
               <w:spacing w:after="20" w:before="0"/>
             </w:pPr>
-            <w:hyperlink w:history="1" r:id="rId3alstgghyix4y_-jibx9_">
+            <w:hyperlink w:history="1" r:id="rId39wtdsl4n-l876aqav97s">
               <w:r>
                 <w:rPr>
                   <w:rFonts w:ascii="Arial" w:cs="Arial" w:eastAsia="Arial" w:hAnsi="Arial"/>
@@ -13504,7 +13791,7 @@
               <w:spacing w:after="10" w:before="0"/>
               <w:ind w:left="120"/>
             </w:pPr>
-            <w:hyperlink w:history="1" r:id="rIdeqtcpqpl_xs3y1druwaf-">
+            <w:hyperlink w:history="1" r:id="rIdz40e0vrvz0whome5edbcb">
               <w:r>
                 <w:rPr>
                   <w:rFonts w:ascii="Arial" w:cs="Arial" w:eastAsia="Arial" w:hAnsi="Arial"/>
@@ -13532,6 +13819,7 @@
           </w:tcPr>
           <w:p>
             <w:pPr>
+              <w:keepNext w:val="false"/>
               <w:spacing w:after="40" w:before="0"/>
               <w:jc w:val="left"/>
             </w:pPr>
@@ -13564,6 +13852,7 @@
           </w:tcPr>
           <w:p>
             <w:pPr>
+              <w:keepNext w:val="false"/>
               <w:spacing w:after="40" w:before="0"/>
               <w:jc w:val="left"/>
             </w:pPr>
@@ -13596,6 +13885,7 @@
           </w:tcPr>
           <w:p>
             <w:pPr>
+              <w:keepNext w:val="false"/>
               <w:spacing w:after="40" w:before="0"/>
               <w:jc w:val="left"/>
             </w:pPr>
@@ -13628,6 +13918,7 @@
           </w:tcPr>
           <w:p>
             <w:pPr>
+              <w:keepNext w:val="false"/>
               <w:spacing w:after="40" w:before="0"/>
               <w:jc w:val="left"/>
             </w:pPr>
@@ -13687,6 +13978,7 @@
           </w:tcPr>
           <w:p>
             <w:pPr>
+              <w:keepNext w:val="false"/>
               <w:spacing w:after="40" w:before="0"/>
               <w:jc w:val="center"/>
             </w:pPr>
@@ -13721,6 +14013,7 @@
           </w:tcPr>
           <w:p>
             <w:pPr>
+              <w:keepNext w:val="false"/>
               <w:spacing w:after="40" w:before="0"/>
               <w:jc w:val="left"/>
             </w:pPr>
@@ -13740,6 +14033,7 @@
           </w:p>
           <w:p>
             <w:pPr>
+              <w:keepNext w:val="false"/>
               <w:spacing w:after="40" w:before="0"/>
               <w:jc w:val="left"/>
             </w:pPr>
@@ -13759,6 +14053,7 @@
           </w:p>
           <w:p>
             <w:pPr>
+              <w:keepNext w:val="false"/>
               <w:spacing w:after="40" w:before="0"/>
               <w:jc w:val="left"/>
             </w:pPr>
@@ -13778,6 +14073,7 @@
           </w:p>
           <w:p>
             <w:pPr>
+              <w:keepNext w:val="false"/>
               <w:spacing w:after="40" w:before="0"/>
               <w:jc w:val="left"/>
             </w:pPr>
@@ -13797,6 +14093,7 @@
           </w:p>
           <w:p>
             <w:pPr>
+              <w:keepNext w:val="false"/>
               <w:spacing w:after="40" w:before="0"/>
               <w:jc w:val="left"/>
             </w:pPr>
@@ -13816,6 +14113,7 @@
           </w:p>
           <w:p>
             <w:pPr>
+              <w:keepNext w:val="false"/>
               <w:spacing w:after="40" w:before="0"/>
               <w:jc w:val="left"/>
             </w:pPr>
@@ -13877,6 +14175,7 @@
           </w:tcPr>
           <w:p>
             <w:pPr>
+              <w:keepNext w:val="false"/>
               <w:spacing w:after="40" w:before="0"/>
               <w:jc w:val="center"/>
             </w:pPr>
@@ -13911,6 +14210,7 @@
           </w:tcPr>
           <w:p>
             <w:pPr>
+              <w:keepNext w:val="false"/>
               <w:spacing w:after="40" w:before="0"/>
               <w:jc w:val="left"/>
             </w:pPr>
@@ -13943,6 +14243,7 @@
           </w:tcPr>
           <w:p>
             <w:pPr>
+              <w:keepNext w:val="false"/>
               <w:spacing w:after="40" w:before="0"/>
               <w:jc w:val="left"/>
             </w:pPr>
@@ -13977,6 +14278,7 @@
           </w:tcPr>
           <w:p>
             <w:pPr>
+              <w:keepNext w:val="false"/>
               <w:spacing w:after="40" w:before="0"/>
               <w:jc w:val="left"/>
             </w:pPr>
@@ -14009,6 +14311,7 @@
           </w:tcPr>
           <w:p>
             <w:pPr>
+              <w:keepNext w:val="false"/>
               <w:spacing w:after="40" w:before="0"/>
               <w:jc w:val="left"/>
             </w:pPr>
@@ -14043,6 +14346,7 @@
           </w:tcPr>
           <w:p>
             <w:pPr>
+              <w:keepNext w:val="false"/>
               <w:spacing w:after="40" w:before="0"/>
               <w:jc w:val="left"/>
             </w:pPr>
@@ -14075,6 +14379,7 @@
           </w:tcPr>
           <w:p>
             <w:pPr>
+              <w:keepNext w:val="false"/>
               <w:spacing w:after="40" w:before="0"/>
               <w:jc w:val="left"/>
             </w:pPr>
@@ -14111,7 +14416,7 @@
         </w:rPr>
         <w:t xml:space="preserve">© 2026 SeaVuria and ARES. Aligned with KICD objectives. Developed by SeaVuria; technical implementation by ARES (with AI assistance from Claude). Licensed under </w:t>
       </w:r>
-      <w:hyperlink w:history="1" r:id="rIdwgudvvrjmndbjo37arvt4">
+      <w:hyperlink w:history="1" r:id="rIdsrq2qxnxyqsqmcphuqpgr">
         <w:r>
           <w:rPr>
             <w:rFonts w:ascii="Arial" w:cs="Arial" w:eastAsia="Arial" w:hAnsi="Arial"/>
@@ -14132,7 +14437,7 @@
         </w:rPr>
         <w:t xml:space="preserve"> (</w:t>
       </w:r>
-      <w:hyperlink w:history="1" r:id="rIdt4zq4sum40jlten84maeh">
+      <w:hyperlink w:history="1" r:id="rIdkfn1_s2o95dzvyeakjfkq">
         <w:r>
           <w:rPr>
             <w:rFonts w:ascii="Arial" w:cs="Arial" w:eastAsia="Arial" w:hAnsi="Arial"/>
@@ -14192,6 +14497,7 @@
           </w:tcPr>
           <w:p>
             <w:pPr>
+              <w:keepNext w:val="false"/>
               <w:spacing w:after="40" w:before="0"/>
               <w:jc w:val="center"/>
             </w:pPr>
@@ -14227,6 +14533,7 @@
           </w:tcPr>
           <w:p>
             <w:pPr>
+              <w:keepNext w:val="false"/>
               <w:spacing w:after="40" w:before="0"/>
               <w:jc w:val="center"/>
             </w:pPr>
@@ -14261,6 +14568,7 @@
           </w:tcPr>
           <w:p>
             <w:pPr>
+              <w:keepNext w:val="false"/>
               <w:spacing w:after="40" w:before="0"/>
               <w:jc w:val="left"/>
             </w:pPr>
@@ -14293,6 +14601,7 @@
           </w:tcPr>
           <w:p>
             <w:pPr>
+              <w:keepNext w:val="false"/>
               <w:spacing w:after="40" w:before="0"/>
               <w:jc w:val="left"/>
             </w:pPr>
@@ -14327,6 +14636,7 @@
           </w:tcPr>
           <w:p>
             <w:pPr>
+              <w:keepNext w:val="false"/>
               <w:spacing w:after="40" w:before="0"/>
               <w:jc w:val="left"/>
             </w:pPr>
@@ -14359,6 +14669,7 @@
           </w:tcPr>
           <w:p>
             <w:pPr>
+              <w:keepNext w:val="false"/>
               <w:spacing w:after="40" w:before="0"/>
               <w:jc w:val="left"/>
             </w:pPr>
@@ -14393,6 +14704,7 @@
           </w:tcPr>
           <w:p>
             <w:pPr>
+              <w:keepNext w:val="false"/>
               <w:spacing w:after="40" w:before="0"/>
               <w:jc w:val="left"/>
             </w:pPr>
@@ -14425,6 +14737,7 @@
           </w:tcPr>
           <w:p>
             <w:pPr>
+              <w:keepNext w:val="false"/>
               <w:spacing w:after="40" w:before="0"/>
               <w:jc w:val="left"/>
             </w:pPr>
@@ -14459,6 +14772,7 @@
           </w:tcPr>
           <w:p>
             <w:pPr>
+              <w:keepNext w:val="false"/>
               <w:spacing w:after="40" w:before="0"/>
               <w:jc w:val="left"/>
             </w:pPr>
@@ -14491,6 +14805,7 @@
           </w:tcPr>
           <w:p>
             <w:pPr>
+              <w:keepNext w:val="false"/>
               <w:spacing w:after="40" w:before="0"/>
               <w:jc w:val="left"/>
             </w:pPr>
@@ -14525,6 +14840,7 @@
           </w:tcPr>
           <w:p>
             <w:pPr>
+              <w:keepNext w:val="false"/>
               <w:spacing w:after="40" w:before="0"/>
               <w:jc w:val="left"/>
             </w:pPr>
@@ -14557,6 +14873,7 @@
           </w:tcPr>
           <w:p>
             <w:pPr>
+              <w:keepNext w:val="false"/>
               <w:spacing w:after="40" w:before="0"/>
               <w:jc w:val="left"/>
             </w:pPr>
@@ -14591,6 +14908,7 @@
           </w:tcPr>
           <w:p>
             <w:pPr>
+              <w:keepNext w:val="false"/>
               <w:spacing w:after="40" w:before="0"/>
               <w:jc w:val="left"/>
             </w:pPr>
@@ -14623,6 +14941,7 @@
           </w:tcPr>
           <w:p>
             <w:pPr>
+              <w:keepNext w:val="false"/>
               <w:spacing w:after="40" w:before="0"/>
               <w:jc w:val="left"/>
             </w:pPr>
@@ -14657,6 +14976,7 @@
           </w:tcPr>
           <w:p>
             <w:pPr>
+              <w:keepNext w:val="false"/>
               <w:spacing w:after="40" w:before="0"/>
               <w:jc w:val="left"/>
             </w:pPr>
@@ -14689,6 +15009,7 @@
           </w:tcPr>
           <w:p>
             <w:pPr>
+              <w:keepNext w:val="false"/>
               <w:spacing w:after="40" w:before="0"/>
               <w:jc w:val="left"/>
             </w:pPr>
@@ -14723,6 +15044,7 @@
           </w:tcPr>
           <w:p>
             <w:pPr>
+              <w:keepNext w:val="false"/>
               <w:spacing w:after="40" w:before="0"/>
               <w:jc w:val="left"/>
             </w:pPr>
@@ -14755,6 +15077,7 @@
           </w:tcPr>
           <w:p>
             <w:pPr>
+              <w:keepNext w:val="false"/>
               <w:spacing w:after="40" w:before="0"/>
               <w:jc w:val="left"/>
             </w:pPr>
@@ -14814,6 +15137,7 @@
           </w:tcPr>
           <w:p>
             <w:pPr>
+              <w:keepNext w:val="false"/>
               <w:spacing w:after="40" w:before="0"/>
               <w:jc w:val="center"/>
             </w:pPr>
@@ -14848,6 +15172,7 @@
           </w:tcPr>
           <w:p>
             <w:pPr>
+              <w:keepNext w:val="false"/>
               <w:spacing w:after="40" w:before="0"/>
               <w:jc w:val="left"/>
             </w:pPr>
@@ -14912,6 +15237,7 @@
           </w:tcPr>
           <w:p>
             <w:pPr>
+              <w:keepNext w:val="false"/>
               <w:spacing w:after="40" w:before="0"/>
               <w:jc w:val="center"/>
             </w:pPr>
@@ -14946,6 +15272,7 @@
           </w:tcPr>
           <w:p>
             <w:pPr>
+              <w:keepNext w:val="false"/>
               <w:spacing w:after="40" w:before="0"/>
               <w:jc w:val="left"/>
             </w:pPr>
@@ -14978,6 +15305,7 @@
           </w:tcPr>
           <w:p>
             <w:pPr>
+              <w:keepNext w:val="false"/>
               <w:spacing w:after="40" w:before="0"/>
               <w:jc w:val="left"/>
             </w:pPr>
@@ -15010,6 +15338,7 @@
           </w:tcPr>
           <w:p>
             <w:pPr>
+              <w:keepNext w:val="false"/>
               <w:spacing w:after="40" w:before="0"/>
               <w:jc w:val="left"/>
             </w:pPr>
@@ -15042,6 +15371,7 @@
           </w:tcPr>
           <w:p>
             <w:pPr>
+              <w:keepNext w:val="false"/>
               <w:spacing w:after="40" w:before="0"/>
               <w:jc w:val="left"/>
             </w:pPr>
@@ -15074,6 +15404,7 @@
           </w:tcPr>
           <w:p>
             <w:pPr>
+              <w:keepNext w:val="false"/>
               <w:spacing w:after="40" w:before="0"/>
               <w:jc w:val="left"/>
             </w:pPr>
@@ -15108,6 +15439,7 @@
           </w:tcPr>
           <w:p>
             <w:pPr>
+              <w:keepNext w:val="false"/>
               <w:spacing w:after="40" w:before="0"/>
               <w:jc w:val="left"/>
             </w:pPr>
@@ -15145,7 +15477,7 @@
             <w:pPr>
               <w:spacing w:after="20" w:before="0"/>
             </w:pPr>
-            <w:hyperlink w:history="1" r:id="rIdbkrwxibkbmggsli2j1nyv">
+            <w:hyperlink w:history="1" r:id="rIdewvbqm6gluscpop9talyi">
               <w:r>
                 <w:rPr>
                   <w:rFonts w:ascii="Arial" w:cs="Arial" w:eastAsia="Arial" w:hAnsi="Arial"/>
@@ -15178,7 +15510,7 @@
               <w:spacing w:after="10" w:before="0"/>
               <w:ind w:left="120"/>
             </w:pPr>
-            <w:hyperlink w:history="1" r:id="rIdjdtv8qq7n6lxvldtmryna">
+            <w:hyperlink w:history="1" r:id="rId_hj72vdkrt6_-tejfrmax">
               <w:r>
                 <w:rPr>
                   <w:rFonts w:ascii="Arial" w:cs="Arial" w:eastAsia="Arial" w:hAnsi="Arial"/>
@@ -15223,7 +15555,7 @@
             <w:pPr>
               <w:spacing w:after="20" w:before="0"/>
             </w:pPr>
-            <w:hyperlink w:history="1" r:id="rIdbhffb6hf6oplskdvmhdgx">
+            <w:hyperlink w:history="1" r:id="rIdq04ma_09o6tpz9cji1orp">
               <w:r>
                 <w:rPr>
                   <w:rFonts w:ascii="Arial" w:cs="Arial" w:eastAsia="Arial" w:hAnsi="Arial"/>
@@ -15256,7 +15588,7 @@
               <w:spacing w:after="10" w:before="0"/>
               <w:ind w:left="120"/>
             </w:pPr>
-            <w:hyperlink w:history="1" r:id="rIdzc7ksk-q6-rvvuisk5ik4">
+            <w:hyperlink w:history="1" r:id="rId7p7kww6pesx9y2tjprr1v">
               <w:r>
                 <w:rPr>
                   <w:rFonts w:ascii="Arial" w:cs="Arial" w:eastAsia="Arial" w:hAnsi="Arial"/>
@@ -15284,6 +15616,7 @@
           </w:tcPr>
           <w:p>
             <w:pPr>
+              <w:keepNext w:val="false"/>
               <w:spacing w:after="40" w:before="0"/>
               <w:jc w:val="left"/>
             </w:pPr>
@@ -15316,6 +15649,7 @@
           </w:tcPr>
           <w:p>
             <w:pPr>
+              <w:keepNext w:val="false"/>
               <w:spacing w:after="40" w:before="0"/>
               <w:jc w:val="left"/>
             </w:pPr>
@@ -15348,6 +15682,7 @@
           </w:tcPr>
           <w:p>
             <w:pPr>
+              <w:keepNext w:val="false"/>
               <w:spacing w:after="40" w:before="0"/>
               <w:jc w:val="left"/>
             </w:pPr>
@@ -15380,6 +15715,7 @@
           </w:tcPr>
           <w:p>
             <w:pPr>
+              <w:keepNext w:val="false"/>
               <w:spacing w:after="40" w:before="0"/>
               <w:jc w:val="left"/>
             </w:pPr>
@@ -15414,6 +15750,7 @@
           </w:tcPr>
           <w:p>
             <w:pPr>
+              <w:keepNext w:val="false"/>
               <w:spacing w:after="40" w:before="0"/>
               <w:jc w:val="left"/>
             </w:pPr>
@@ -15451,7 +15788,7 @@
             <w:pPr>
               <w:spacing w:after="20" w:before="0"/>
             </w:pPr>
-            <w:hyperlink w:history="1" r:id="rIdbs4s-jl37doydxmqnxlmx">
+            <w:hyperlink w:history="1" r:id="rIdh_uwuwttgl7vjzwr5oepz">
               <w:r>
                 <w:rPr>
                   <w:rFonts w:ascii="Arial" w:cs="Arial" w:eastAsia="Arial" w:hAnsi="Arial"/>
@@ -15484,7 +15821,7 @@
               <w:spacing w:after="10" w:before="0"/>
               <w:ind w:left="120"/>
             </w:pPr>
-            <w:hyperlink w:history="1" r:id="rIdiqbysg8bmzkh8eusji2yr">
+            <w:hyperlink w:history="1" r:id="rIdyy8bx0mm2wv0zn9j4h6yt">
               <w:r>
                 <w:rPr>
                   <w:rFonts w:ascii="Arial" w:cs="Arial" w:eastAsia="Arial" w:hAnsi="Arial"/>
@@ -15529,7 +15866,7 @@
             <w:pPr>
               <w:spacing w:after="20" w:before="0"/>
             </w:pPr>
-            <w:hyperlink w:history="1" r:id="rIdwznz6ibjoteknioadc-gd">
+            <w:hyperlink w:history="1" r:id="rIdguskmytqo7ppmk12njxqh">
               <w:r>
                 <w:rPr>
                   <w:rFonts w:ascii="Arial" w:cs="Arial" w:eastAsia="Arial" w:hAnsi="Arial"/>
@@ -15562,7 +15899,7 @@
               <w:spacing w:after="10" w:before="0"/>
               <w:ind w:left="120"/>
             </w:pPr>
-            <w:hyperlink w:history="1" r:id="rIdzlasv4sgibmnekxwa5wrs">
+            <w:hyperlink w:history="1" r:id="rIdr1441cy_aa_wc09_gqf_z">
               <w:r>
                 <w:rPr>
                   <w:rFonts w:ascii="Arial" w:cs="Arial" w:eastAsia="Arial" w:hAnsi="Arial"/>
@@ -15590,6 +15927,7 @@
           </w:tcPr>
           <w:p>
             <w:pPr>
+              <w:keepNext w:val="false"/>
               <w:spacing w:after="40" w:before="0"/>
               <w:jc w:val="left"/>
             </w:pPr>
@@ -15622,6 +15960,7 @@
           </w:tcPr>
           <w:p>
             <w:pPr>
+              <w:keepNext w:val="false"/>
               <w:spacing w:after="40" w:before="0"/>
               <w:jc w:val="left"/>
             </w:pPr>
@@ -15654,6 +15993,7 @@
           </w:tcPr>
           <w:p>
             <w:pPr>
+              <w:keepNext w:val="false"/>
               <w:spacing w:after="40" w:before="0"/>
               <w:jc w:val="left"/>
             </w:pPr>
@@ -15686,6 +16026,7 @@
           </w:tcPr>
           <w:p>
             <w:pPr>
+              <w:keepNext w:val="false"/>
               <w:spacing w:after="40" w:before="0"/>
               <w:jc w:val="left"/>
             </w:pPr>
@@ -15720,6 +16061,7 @@
           </w:tcPr>
           <w:p>
             <w:pPr>
+              <w:keepNext w:val="false"/>
               <w:spacing w:after="40" w:before="0"/>
               <w:jc w:val="left"/>
             </w:pPr>
@@ -15757,7 +16099,7 @@
             <w:pPr>
               <w:spacing w:after="20" w:before="0"/>
             </w:pPr>
-            <w:hyperlink w:history="1" r:id="rIdzzq8mrc_t7zsfgcenewba">
+            <w:hyperlink w:history="1" r:id="rIdanla4mgra0snprdw2bg9k">
               <w:r>
                 <w:rPr>
                   <w:rFonts w:ascii="Arial" w:cs="Arial" w:eastAsia="Arial" w:hAnsi="Arial"/>
@@ -15790,7 +16132,7 @@
               <w:spacing w:after="10" w:before="0"/>
               <w:ind w:left="120"/>
             </w:pPr>
-            <w:hyperlink w:history="1" r:id="rId0ed3prn1hgmu6o71pul7p">
+            <w:hyperlink w:history="1" r:id="rIdbznnqtyq2xvgsbdicewne">
               <w:r>
                 <w:rPr>
                   <w:rFonts w:ascii="Arial" w:cs="Arial" w:eastAsia="Arial" w:hAnsi="Arial"/>
@@ -15835,7 +16177,7 @@
             <w:pPr>
               <w:spacing w:after="20" w:before="0"/>
             </w:pPr>
-            <w:hyperlink w:history="1" r:id="rIdyugkm9fankahg9cdzvfep">
+            <w:hyperlink w:history="1" r:id="rIdwh3yjyuiinysofaf8keza">
               <w:r>
                 <w:rPr>
                   <w:rFonts w:ascii="Arial" w:cs="Arial" w:eastAsia="Arial" w:hAnsi="Arial"/>
@@ -15884,7 +16226,7 @@
               <w:spacing w:after="10" w:before="0"/>
               <w:ind w:left="120"/>
             </w:pPr>
-            <w:hyperlink w:history="1" r:id="rIdq1l3beacrjvgecxrjiazk">
+            <w:hyperlink w:history="1" r:id="rIdpuzxj9jlfqufzjdko7x7n">
               <w:r>
                 <w:rPr>
                   <w:rFonts w:ascii="Arial" w:cs="Arial" w:eastAsia="Arial" w:hAnsi="Arial"/>
@@ -15912,6 +16254,7 @@
           </w:tcPr>
           <w:p>
             <w:pPr>
+              <w:keepNext w:val="false"/>
               <w:spacing w:after="40" w:before="0"/>
               <w:jc w:val="left"/>
             </w:pPr>
@@ -15944,6 +16287,7 @@
           </w:tcPr>
           <w:p>
             <w:pPr>
+              <w:keepNext w:val="false"/>
               <w:spacing w:after="40" w:before="0"/>
               <w:jc w:val="left"/>
             </w:pPr>
@@ -15976,6 +16320,7 @@
           </w:tcPr>
           <w:p>
             <w:pPr>
+              <w:keepNext w:val="false"/>
               <w:spacing w:after="40" w:before="0"/>
               <w:jc w:val="left"/>
             </w:pPr>
@@ -16008,6 +16353,7 @@
           </w:tcPr>
           <w:p>
             <w:pPr>
+              <w:keepNext w:val="false"/>
               <w:spacing w:after="40" w:before="0"/>
               <w:jc w:val="left"/>
             </w:pPr>
@@ -16042,6 +16388,7 @@
           </w:tcPr>
           <w:p>
             <w:pPr>
+              <w:keepNext w:val="false"/>
               <w:spacing w:after="40" w:before="0"/>
               <w:jc w:val="left"/>
             </w:pPr>
@@ -16079,7 +16426,7 @@
             <w:pPr>
               <w:spacing w:after="20" w:before="0"/>
             </w:pPr>
-            <w:hyperlink w:history="1" r:id="rIdh-39aeobejk8rdbjzhtzp">
+            <w:hyperlink w:history="1" r:id="rIdniwtv-rsn-8ptxl9babg6">
               <w:r>
                 <w:rPr>
                   <w:rFonts w:ascii="Arial" w:cs="Arial" w:eastAsia="Arial" w:hAnsi="Arial"/>
@@ -16112,7 +16459,7 @@
               <w:spacing w:after="10" w:before="0"/>
               <w:ind w:left="120"/>
             </w:pPr>
-            <w:hyperlink w:history="1" r:id="rId1e6gs8zujtbxflx6e5uga">
+            <w:hyperlink w:history="1" r:id="rIdzfidd3ydxcc5vcn8xzi81">
               <w:r>
                 <w:rPr>
                   <w:rFonts w:ascii="Arial" w:cs="Arial" w:eastAsia="Arial" w:hAnsi="Arial"/>
@@ -16157,7 +16504,7 @@
             <w:pPr>
               <w:spacing w:after="20" w:before="0"/>
             </w:pPr>
-            <w:hyperlink w:history="1" r:id="rIdocjg2iiiewemyibfjepgm">
+            <w:hyperlink w:history="1" r:id="rIdru8hbyia8zmwmgfobtvir">
               <w:r>
                 <w:rPr>
                   <w:rFonts w:ascii="Arial" w:cs="Arial" w:eastAsia="Arial" w:hAnsi="Arial"/>
@@ -16206,7 +16553,7 @@
               <w:spacing w:after="10" w:before="0"/>
               <w:ind w:left="120"/>
             </w:pPr>
-            <w:hyperlink w:history="1" r:id="rIdw8gy_qq-gy5e3el-xhmkn">
+            <w:hyperlink w:history="1" r:id="rIdrukwheo40wenymnypvqe4">
               <w:r>
                 <w:rPr>
                   <w:rFonts w:ascii="Arial" w:cs="Arial" w:eastAsia="Arial" w:hAnsi="Arial"/>
@@ -16234,6 +16581,7 @@
           </w:tcPr>
           <w:p>
             <w:pPr>
+              <w:keepNext w:val="false"/>
               <w:spacing w:after="40" w:before="0"/>
               <w:jc w:val="left"/>
             </w:pPr>
@@ -16266,6 +16614,7 @@
           </w:tcPr>
           <w:p>
             <w:pPr>
+              <w:keepNext w:val="false"/>
               <w:spacing w:after="40" w:before="0"/>
               <w:jc w:val="left"/>
             </w:pPr>
@@ -16298,6 +16647,7 @@
           </w:tcPr>
           <w:p>
             <w:pPr>
+              <w:keepNext w:val="false"/>
               <w:spacing w:after="40" w:before="0"/>
               <w:jc w:val="left"/>
             </w:pPr>
@@ -16330,6 +16680,7 @@
           </w:tcPr>
           <w:p>
             <w:pPr>
+              <w:keepNext w:val="false"/>
               <w:spacing w:after="40" w:before="0"/>
               <w:jc w:val="left"/>
             </w:pPr>
@@ -16364,6 +16715,7 @@
           </w:tcPr>
           <w:p>
             <w:pPr>
+              <w:keepNext w:val="false"/>
               <w:spacing w:after="40" w:before="0"/>
               <w:jc w:val="left"/>
             </w:pPr>
@@ -16401,7 +16753,7 @@
             <w:pPr>
               <w:spacing w:after="20" w:before="0"/>
             </w:pPr>
-            <w:hyperlink w:history="1" r:id="rIdraindrw3ogkoygxxytqp7">
+            <w:hyperlink w:history="1" r:id="rIdarkyddulnd-j2_lnmjq5v">
               <w:r>
                 <w:rPr>
                   <w:rFonts w:ascii="Arial" w:cs="Arial" w:eastAsia="Arial" w:hAnsi="Arial"/>
@@ -16450,7 +16802,7 @@
               <w:spacing w:after="10" w:before="0"/>
               <w:ind w:left="120"/>
             </w:pPr>
-            <w:hyperlink w:history="1" r:id="rIdqzxque4xiwhgzmdloqfk-">
+            <w:hyperlink w:history="1" r:id="rIdlmjguvkqmwlirtb4rstzd">
               <w:r>
                 <w:rPr>
                   <w:rFonts w:ascii="Arial" w:cs="Arial" w:eastAsia="Arial" w:hAnsi="Arial"/>
@@ -16495,7 +16847,7 @@
             <w:pPr>
               <w:spacing w:after="20" w:before="0"/>
             </w:pPr>
-            <w:hyperlink w:history="1" r:id="rId-lsrj7kmr59laoyk5nocr">
+            <w:hyperlink w:history="1" r:id="rIdvq4-ay-nazixx7psfsucn">
               <w:r>
                 <w:rPr>
                   <w:rFonts w:ascii="Arial" w:cs="Arial" w:eastAsia="Arial" w:hAnsi="Arial"/>
@@ -16528,7 +16880,7 @@
               <w:spacing w:after="10" w:before="0"/>
               <w:ind w:left="120"/>
             </w:pPr>
-            <w:hyperlink w:history="1" r:id="rId_oaikhzf1ro7ihzhbnppk">
+            <w:hyperlink w:history="1" r:id="rIdzopf5um-0dflriuupfqv7">
               <w:r>
                 <w:rPr>
                   <w:rFonts w:ascii="Arial" w:cs="Arial" w:eastAsia="Arial" w:hAnsi="Arial"/>
@@ -16556,6 +16908,7 @@
           </w:tcPr>
           <w:p>
             <w:pPr>
+              <w:keepNext w:val="false"/>
               <w:spacing w:after="40" w:before="0"/>
               <w:jc w:val="left"/>
             </w:pPr>
@@ -16588,6 +16941,7 @@
           </w:tcPr>
           <w:p>
             <w:pPr>
+              <w:keepNext w:val="false"/>
               <w:spacing w:after="40" w:before="0"/>
               <w:jc w:val="left"/>
             </w:pPr>
@@ -16620,6 +16974,7 @@
           </w:tcPr>
           <w:p>
             <w:pPr>
+              <w:keepNext w:val="false"/>
               <w:spacing w:after="40" w:before="0"/>
               <w:jc w:val="left"/>
             </w:pPr>
@@ -16652,6 +17007,7 @@
           </w:tcPr>
           <w:p>
             <w:pPr>
+              <w:keepNext w:val="false"/>
               <w:spacing w:after="40" w:before="0"/>
               <w:jc w:val="left"/>
             </w:pPr>
@@ -16711,6 +17067,7 @@
           </w:tcPr>
           <w:p>
             <w:pPr>
+              <w:keepNext w:val="false"/>
               <w:spacing w:after="40" w:before="0"/>
               <w:jc w:val="center"/>
             </w:pPr>
@@ -16745,6 +17102,7 @@
           </w:tcPr>
           <w:p>
             <w:pPr>
+              <w:keepNext w:val="false"/>
               <w:spacing w:after="40" w:before="0"/>
               <w:jc w:val="left"/>
             </w:pPr>
@@ -16806,6 +17164,7 @@
           </w:tcPr>
           <w:p>
             <w:pPr>
+              <w:keepNext w:val="false"/>
               <w:spacing w:after="40" w:before="0"/>
               <w:jc w:val="center"/>
             </w:pPr>
@@ -16840,6 +17199,7 @@
           </w:tcPr>
           <w:p>
             <w:pPr>
+              <w:keepNext w:val="false"/>
               <w:spacing w:after="40" w:before="0"/>
               <w:jc w:val="left"/>
             </w:pPr>
@@ -16872,6 +17232,7 @@
           </w:tcPr>
           <w:p>
             <w:pPr>
+              <w:keepNext w:val="false"/>
               <w:spacing w:after="40" w:before="0"/>
               <w:jc w:val="left"/>
             </w:pPr>
@@ -16906,6 +17267,7 @@
           </w:tcPr>
           <w:p>
             <w:pPr>
+              <w:keepNext w:val="false"/>
               <w:spacing w:after="40" w:before="0"/>
               <w:jc w:val="left"/>
             </w:pPr>
@@ -16938,6 +17300,7 @@
           </w:tcPr>
           <w:p>
             <w:pPr>
+              <w:keepNext w:val="false"/>
               <w:spacing w:after="40" w:before="0"/>
               <w:jc w:val="left"/>
             </w:pPr>
@@ -16972,6 +17335,7 @@
           </w:tcPr>
           <w:p>
             <w:pPr>
+              <w:keepNext w:val="false"/>
               <w:spacing w:after="40" w:before="0"/>
               <w:jc w:val="left"/>
             </w:pPr>
@@ -17004,6 +17368,7 @@
           </w:tcPr>
           <w:p>
             <w:pPr>
+              <w:keepNext w:val="false"/>
               <w:spacing w:after="40" w:before="0"/>
               <w:jc w:val="left"/>
             </w:pPr>
@@ -17040,7 +17405,7 @@
         </w:rPr>
         <w:t xml:space="preserve">© 2026 SeaVuria and ARES. Aligned with KICD objectives. Developed by SeaVuria; technical implementation by ARES (with AI assistance from Claude). Licensed under </w:t>
       </w:r>
-      <w:hyperlink w:history="1" r:id="rId-7ccglv-jif65xzxmjept">
+      <w:hyperlink w:history="1" r:id="rIdqvualpugk842ig0ff5xd1">
         <w:r>
           <w:rPr>
             <w:rFonts w:ascii="Arial" w:cs="Arial" w:eastAsia="Arial" w:hAnsi="Arial"/>
@@ -17061,7 +17426,7 @@
         </w:rPr>
         <w:t xml:space="preserve"> (</w:t>
       </w:r>
-      <w:hyperlink w:history="1" r:id="rIdalz7cuiws88ybrxdanpo3">
+      <w:hyperlink w:history="1" r:id="rIdfg4o9pugnuaqphosa6-qs">
         <w:r>
           <w:rPr>
             <w:rFonts w:ascii="Arial" w:cs="Arial" w:eastAsia="Arial" w:hAnsi="Arial"/>
@@ -17121,6 +17486,7 @@
           </w:tcPr>
           <w:p>
             <w:pPr>
+              <w:keepNext w:val="false"/>
               <w:spacing w:after="40" w:before="0"/>
               <w:jc w:val="center"/>
             </w:pPr>
@@ -17156,6 +17522,7 @@
           </w:tcPr>
           <w:p>
             <w:pPr>
+              <w:keepNext w:val="false"/>
               <w:spacing w:after="40" w:before="0"/>
               <w:jc w:val="center"/>
             </w:pPr>
@@ -17190,6 +17557,7 @@
           </w:tcPr>
           <w:p>
             <w:pPr>
+              <w:keepNext w:val="false"/>
               <w:spacing w:after="40" w:before="0"/>
               <w:jc w:val="left"/>
             </w:pPr>
@@ -17222,6 +17590,7 @@
           </w:tcPr>
           <w:p>
             <w:pPr>
+              <w:keepNext w:val="false"/>
               <w:spacing w:after="40" w:before="0"/>
               <w:jc w:val="left"/>
             </w:pPr>
@@ -17256,6 +17625,7 @@
           </w:tcPr>
           <w:p>
             <w:pPr>
+              <w:keepNext w:val="false"/>
               <w:spacing w:after="40" w:before="0"/>
               <w:jc w:val="left"/>
             </w:pPr>
@@ -17288,6 +17658,7 @@
           </w:tcPr>
           <w:p>
             <w:pPr>
+              <w:keepNext w:val="false"/>
               <w:spacing w:after="40" w:before="0"/>
               <w:jc w:val="left"/>
             </w:pPr>
@@ -17322,6 +17693,7 @@
           </w:tcPr>
           <w:p>
             <w:pPr>
+              <w:keepNext w:val="false"/>
               <w:spacing w:after="40" w:before="0"/>
               <w:jc w:val="left"/>
             </w:pPr>
@@ -17354,6 +17726,7 @@
           </w:tcPr>
           <w:p>
             <w:pPr>
+              <w:keepNext w:val="false"/>
               <w:spacing w:after="40" w:before="0"/>
               <w:jc w:val="left"/>
             </w:pPr>
@@ -17388,6 +17761,7 @@
           </w:tcPr>
           <w:p>
             <w:pPr>
+              <w:keepNext w:val="false"/>
               <w:spacing w:after="40" w:before="0"/>
               <w:jc w:val="left"/>
             </w:pPr>
@@ -17420,6 +17794,7 @@
           </w:tcPr>
           <w:p>
             <w:pPr>
+              <w:keepNext w:val="false"/>
               <w:spacing w:after="40" w:before="0"/>
               <w:jc w:val="left"/>
             </w:pPr>
@@ -17454,6 +17829,7 @@
           </w:tcPr>
           <w:p>
             <w:pPr>
+              <w:keepNext w:val="false"/>
               <w:spacing w:after="40" w:before="0"/>
               <w:jc w:val="left"/>
             </w:pPr>
@@ -17486,6 +17862,7 @@
           </w:tcPr>
           <w:p>
             <w:pPr>
+              <w:keepNext w:val="false"/>
               <w:spacing w:after="40" w:before="0"/>
               <w:jc w:val="left"/>
             </w:pPr>
@@ -17520,6 +17897,7 @@
           </w:tcPr>
           <w:p>
             <w:pPr>
+              <w:keepNext w:val="false"/>
               <w:spacing w:after="40" w:before="0"/>
               <w:jc w:val="left"/>
             </w:pPr>
@@ -17552,6 +17930,7 @@
           </w:tcPr>
           <w:p>
             <w:pPr>
+              <w:keepNext w:val="false"/>
               <w:spacing w:after="40" w:before="0"/>
               <w:jc w:val="left"/>
             </w:pPr>
@@ -17586,6 +17965,7 @@
           </w:tcPr>
           <w:p>
             <w:pPr>
+              <w:keepNext w:val="false"/>
               <w:spacing w:after="40" w:before="0"/>
               <w:jc w:val="left"/>
             </w:pPr>
@@ -17618,6 +17998,7 @@
           </w:tcPr>
           <w:p>
             <w:pPr>
+              <w:keepNext w:val="false"/>
               <w:spacing w:after="40" w:before="0"/>
               <w:jc w:val="left"/>
             </w:pPr>
@@ -17652,6 +18033,7 @@
           </w:tcPr>
           <w:p>
             <w:pPr>
+              <w:keepNext w:val="false"/>
               <w:spacing w:after="40" w:before="0"/>
               <w:jc w:val="left"/>
             </w:pPr>
@@ -17684,6 +18066,7 @@
           </w:tcPr>
           <w:p>
             <w:pPr>
+              <w:keepNext w:val="false"/>
               <w:spacing w:after="40" w:before="0"/>
               <w:jc w:val="left"/>
             </w:pPr>
@@ -17743,6 +18126,7 @@
           </w:tcPr>
           <w:p>
             <w:pPr>
+              <w:keepNext w:val="false"/>
               <w:spacing w:after="40" w:before="0"/>
               <w:jc w:val="center"/>
             </w:pPr>
@@ -17777,6 +18161,7 @@
           </w:tcPr>
           <w:p>
             <w:pPr>
+              <w:keepNext w:val="false"/>
               <w:spacing w:after="40" w:before="0"/>
               <w:jc w:val="left"/>
             </w:pPr>
@@ -17841,6 +18226,7 @@
           </w:tcPr>
           <w:p>
             <w:pPr>
+              <w:keepNext w:val="false"/>
               <w:spacing w:after="40" w:before="0"/>
               <w:jc w:val="center"/>
             </w:pPr>
@@ -17875,6 +18261,7 @@
           </w:tcPr>
           <w:p>
             <w:pPr>
+              <w:keepNext w:val="false"/>
               <w:spacing w:after="40" w:before="0"/>
               <w:jc w:val="left"/>
             </w:pPr>
@@ -17907,6 +18294,7 @@
           </w:tcPr>
           <w:p>
             <w:pPr>
+              <w:keepNext w:val="false"/>
               <w:spacing w:after="40" w:before="0"/>
               <w:jc w:val="left"/>
             </w:pPr>
@@ -17939,6 +18327,7 @@
           </w:tcPr>
           <w:p>
             <w:pPr>
+              <w:keepNext w:val="false"/>
               <w:spacing w:after="40" w:before="0"/>
               <w:jc w:val="left"/>
             </w:pPr>
@@ -17971,6 +18360,7 @@
           </w:tcPr>
           <w:p>
             <w:pPr>
+              <w:keepNext w:val="false"/>
               <w:spacing w:after="40" w:before="0"/>
               <w:jc w:val="left"/>
             </w:pPr>
@@ -18003,6 +18393,7 @@
           </w:tcPr>
           <w:p>
             <w:pPr>
+              <w:keepNext w:val="false"/>
               <w:spacing w:after="40" w:before="0"/>
               <w:jc w:val="left"/>
             </w:pPr>
@@ -18037,6 +18428,7 @@
           </w:tcPr>
           <w:p>
             <w:pPr>
+              <w:keepNext w:val="false"/>
               <w:spacing w:after="40" w:before="0"/>
               <w:jc w:val="left"/>
             </w:pPr>
@@ -18074,7 +18466,7 @@
             <w:pPr>
               <w:spacing w:after="20" w:before="0"/>
             </w:pPr>
-            <w:hyperlink w:history="1" r:id="rIdmx-w6pyoyrplv5y_cl2nd">
+            <w:hyperlink w:history="1" r:id="rIdd9ug87spww2h4-xtz5tl8">
               <w:r>
                 <w:rPr>
                   <w:rFonts w:ascii="Arial" w:cs="Arial" w:eastAsia="Arial" w:hAnsi="Arial"/>
@@ -18123,7 +18515,7 @@
               <w:spacing w:after="10" w:before="0"/>
               <w:ind w:left="120"/>
             </w:pPr>
-            <w:hyperlink w:history="1" r:id="rIdpm8-eq9dxlqhp_susinnk">
+            <w:hyperlink w:history="1" r:id="rIdkhywxqylbbclymemxy15h">
               <w:r>
                 <w:rPr>
                   <w:rFonts w:ascii="Arial" w:cs="Arial" w:eastAsia="Arial" w:hAnsi="Arial"/>
@@ -18168,7 +18560,7 @@
             <w:pPr>
               <w:spacing w:after="20" w:before="0"/>
             </w:pPr>
-            <w:hyperlink w:history="1" r:id="rIdotgud0w3uqli8mrastasv">
+            <w:hyperlink w:history="1" r:id="rIdflohsya9ipwahf5djgmfj">
               <w:r>
                 <w:rPr>
                   <w:rFonts w:ascii="Arial" w:cs="Arial" w:eastAsia="Arial" w:hAnsi="Arial"/>
@@ -18217,7 +18609,7 @@
               <w:spacing w:after="10" w:before="0"/>
               <w:ind w:left="120"/>
             </w:pPr>
-            <w:hyperlink w:history="1" r:id="rIdmb1kkuebtzsh7tu9a_klt">
+            <w:hyperlink w:history="1" r:id="rId6skz3zgalb6w5hcjlahpq">
               <w:r>
                 <w:rPr>
                   <w:rFonts w:ascii="Arial" w:cs="Arial" w:eastAsia="Arial" w:hAnsi="Arial"/>
@@ -18245,6 +18637,7 @@
           </w:tcPr>
           <w:p>
             <w:pPr>
+              <w:keepNext w:val="false"/>
               <w:spacing w:after="40" w:before="0"/>
               <w:jc w:val="left"/>
             </w:pPr>
@@ -18277,6 +18670,7 @@
           </w:tcPr>
           <w:p>
             <w:pPr>
+              <w:keepNext w:val="false"/>
               <w:spacing w:after="40" w:before="0"/>
               <w:jc w:val="left"/>
             </w:pPr>
@@ -18309,6 +18703,7 @@
           </w:tcPr>
           <w:p>
             <w:pPr>
+              <w:keepNext w:val="false"/>
               <w:spacing w:after="40" w:before="0"/>
               <w:jc w:val="left"/>
             </w:pPr>
@@ -18341,6 +18736,7 @@
           </w:tcPr>
           <w:p>
             <w:pPr>
+              <w:keepNext w:val="false"/>
               <w:spacing w:after="40" w:before="0"/>
               <w:jc w:val="left"/>
             </w:pPr>
@@ -18375,6 +18771,7 @@
           </w:tcPr>
           <w:p>
             <w:pPr>
+              <w:keepNext w:val="false"/>
               <w:spacing w:after="40" w:before="0"/>
               <w:jc w:val="left"/>
             </w:pPr>
@@ -18412,7 +18809,7 @@
             <w:pPr>
               <w:spacing w:after="20" w:before="0"/>
             </w:pPr>
-            <w:hyperlink w:history="1" r:id="rIduu9croilztyukjsky9ezg">
+            <w:hyperlink w:history="1" r:id="rId0rysi51qwnt5ourki44yv">
               <w:r>
                 <w:rPr>
                   <w:rFonts w:ascii="Arial" w:cs="Arial" w:eastAsia="Arial" w:hAnsi="Arial"/>
@@ -18461,7 +18858,7 @@
               <w:spacing w:after="10" w:before="0"/>
               <w:ind w:left="120"/>
             </w:pPr>
-            <w:hyperlink w:history="1" r:id="rIdlzrczjqtdegiuqlulkvdf">
+            <w:hyperlink w:history="1" r:id="rIdstliaeggnurtuhhtlstcs">
               <w:r>
                 <w:rPr>
                   <w:rFonts w:ascii="Arial" w:cs="Arial" w:eastAsia="Arial" w:hAnsi="Arial"/>
@@ -18506,7 +18903,7 @@
             <w:pPr>
               <w:spacing w:after="20" w:before="0"/>
             </w:pPr>
-            <w:hyperlink w:history="1" r:id="rIdazqmirinlvurkhak8_yzf">
+            <w:hyperlink w:history="1" r:id="rIdifyoda_ke-u5sy-l8o-q9">
               <w:r>
                 <w:rPr>
                   <w:rFonts w:ascii="Arial" w:cs="Arial" w:eastAsia="Arial" w:hAnsi="Arial"/>
@@ -18555,7 +18952,7 @@
               <w:spacing w:after="10" w:before="0"/>
               <w:ind w:left="120"/>
             </w:pPr>
-            <w:hyperlink w:history="1" r:id="rIdninmsklflu9hrqscu8cmt">
+            <w:hyperlink w:history="1" r:id="rId5nthjj--24oswacq5edy3">
               <w:r>
                 <w:rPr>
                   <w:rFonts w:ascii="Arial" w:cs="Arial" w:eastAsia="Arial" w:hAnsi="Arial"/>
@@ -18583,6 +18980,7 @@
           </w:tcPr>
           <w:p>
             <w:pPr>
+              <w:keepNext w:val="false"/>
               <w:spacing w:after="40" w:before="0"/>
               <w:jc w:val="left"/>
             </w:pPr>
@@ -18615,6 +19013,7 @@
           </w:tcPr>
           <w:p>
             <w:pPr>
+              <w:keepNext w:val="false"/>
               <w:spacing w:after="40" w:before="0"/>
               <w:jc w:val="left"/>
             </w:pPr>
@@ -18647,6 +19046,7 @@
           </w:tcPr>
           <w:p>
             <w:pPr>
+              <w:keepNext w:val="false"/>
               <w:spacing w:after="40" w:before="0"/>
               <w:jc w:val="left"/>
             </w:pPr>
@@ -18679,6 +19079,7 @@
           </w:tcPr>
           <w:p>
             <w:pPr>
+              <w:keepNext w:val="false"/>
               <w:spacing w:after="40" w:before="0"/>
               <w:jc w:val="left"/>
             </w:pPr>
@@ -18713,6 +19114,7 @@
           </w:tcPr>
           <w:p>
             <w:pPr>
+              <w:keepNext w:val="false"/>
               <w:spacing w:after="40" w:before="0"/>
               <w:jc w:val="left"/>
             </w:pPr>
@@ -18750,7 +19152,7 @@
             <w:pPr>
               <w:spacing w:after="20" w:before="0"/>
             </w:pPr>
-            <w:hyperlink w:history="1" r:id="rId_gms-gukf7eew5gkk5eid">
+            <w:hyperlink w:history="1" r:id="rIdk8sgyau8vsfnjqudzio99">
               <w:r>
                 <w:rPr>
                   <w:rFonts w:ascii="Arial" w:cs="Arial" w:eastAsia="Arial" w:hAnsi="Arial"/>
@@ -18799,7 +19201,7 @@
               <w:spacing w:after="10" w:before="0"/>
               <w:ind w:left="120"/>
             </w:pPr>
-            <w:hyperlink w:history="1" r:id="rIdk26vy0x7fbfuw5hgkppvo">
+            <w:hyperlink w:history="1" r:id="rIdwo1ykaqmgo5kgefqenn0n">
               <w:r>
                 <w:rPr>
                   <w:rFonts w:ascii="Arial" w:cs="Arial" w:eastAsia="Arial" w:hAnsi="Arial"/>
@@ -18844,7 +19246,7 @@
             <w:pPr>
               <w:spacing w:after="20" w:before="0"/>
             </w:pPr>
-            <w:hyperlink w:history="1" r:id="rIdyaktiflzqb7ycgqjwd7e-">
+            <w:hyperlink w:history="1" r:id="rIdetuts3ntjasm-euh22ahc">
               <w:r>
                 <w:rPr>
                   <w:rFonts w:ascii="Arial" w:cs="Arial" w:eastAsia="Arial" w:hAnsi="Arial"/>
@@ -18893,7 +19295,7 @@
               <w:spacing w:after="10" w:before="0"/>
               <w:ind w:left="120"/>
             </w:pPr>
-            <w:hyperlink w:history="1" r:id="rIdvgwvru-cnyrcgopnv8eot">
+            <w:hyperlink w:history="1" r:id="rIdbbcqz_ilxp6hhz2dfs9hx">
               <w:r>
                 <w:rPr>
                   <w:rFonts w:ascii="Arial" w:cs="Arial" w:eastAsia="Arial" w:hAnsi="Arial"/>
@@ -18921,6 +19323,7 @@
           </w:tcPr>
           <w:p>
             <w:pPr>
+              <w:keepNext w:val="false"/>
               <w:spacing w:after="40" w:before="0"/>
               <w:jc w:val="left"/>
             </w:pPr>
@@ -18953,6 +19356,7 @@
           </w:tcPr>
           <w:p>
             <w:pPr>
+              <w:keepNext w:val="false"/>
               <w:spacing w:after="40" w:before="0"/>
               <w:jc w:val="left"/>
             </w:pPr>
@@ -18985,6 +19389,7 @@
           </w:tcPr>
           <w:p>
             <w:pPr>
+              <w:keepNext w:val="false"/>
               <w:spacing w:after="40" w:before="0"/>
               <w:jc w:val="left"/>
             </w:pPr>
@@ -19017,6 +19422,7 @@
           </w:tcPr>
           <w:p>
             <w:pPr>
+              <w:keepNext w:val="false"/>
               <w:spacing w:after="40" w:before="0"/>
               <w:jc w:val="left"/>
             </w:pPr>
@@ -19051,6 +19457,7 @@
           </w:tcPr>
           <w:p>
             <w:pPr>
+              <w:keepNext w:val="false"/>
               <w:spacing w:after="40" w:before="0"/>
               <w:jc w:val="left"/>
             </w:pPr>
@@ -19088,7 +19495,7 @@
             <w:pPr>
               <w:spacing w:after="20" w:before="0"/>
             </w:pPr>
-            <w:hyperlink w:history="1" r:id="rIdfrptvw6hsdpbwds__zpbx">
+            <w:hyperlink w:history="1" r:id="rIdne33gyu_7l_a6nh-a41ft">
               <w:r>
                 <w:rPr>
                   <w:rFonts w:ascii="Arial" w:cs="Arial" w:eastAsia="Arial" w:hAnsi="Arial"/>
@@ -19137,7 +19544,7 @@
               <w:spacing w:after="10" w:before="0"/>
               <w:ind w:left="120"/>
             </w:pPr>
-            <w:hyperlink w:history="1" r:id="rIdp7gnqxf5anb6ic4wrz26s">
+            <w:hyperlink w:history="1" r:id="rIdlnhh-isitycbdwgidn1__">
               <w:r>
                 <w:rPr>
                   <w:rFonts w:ascii="Arial" w:cs="Arial" w:eastAsia="Arial" w:hAnsi="Arial"/>
@@ -19182,7 +19589,7 @@
             <w:pPr>
               <w:spacing w:after="20" w:before="0"/>
             </w:pPr>
-            <w:hyperlink w:history="1" r:id="rIdoistazfkee8sgyqwjsxkp">
+            <w:hyperlink w:history="1" r:id="rId6exe-_ultladkjoqdff2_">
               <w:r>
                 <w:rPr>
                   <w:rFonts w:ascii="Arial" w:cs="Arial" w:eastAsia="Arial" w:hAnsi="Arial"/>
@@ -19231,7 +19638,7 @@
               <w:spacing w:after="10" w:before="0"/>
               <w:ind w:left="120"/>
             </w:pPr>
-            <w:hyperlink w:history="1" r:id="rId7srh7yzgu_-4jh7mp5jhz">
+            <w:hyperlink w:history="1" r:id="rIdkp6ejmmcjytgxrjr4s0hz">
               <w:r>
                 <w:rPr>
                   <w:rFonts w:ascii="Arial" w:cs="Arial" w:eastAsia="Arial" w:hAnsi="Arial"/>
@@ -19259,6 +19666,7 @@
           </w:tcPr>
           <w:p>
             <w:pPr>
+              <w:keepNext w:val="false"/>
               <w:spacing w:after="40" w:before="0"/>
               <w:jc w:val="left"/>
             </w:pPr>
@@ -19291,6 +19699,7 @@
           </w:tcPr>
           <w:p>
             <w:pPr>
+              <w:keepNext w:val="false"/>
               <w:spacing w:after="40" w:before="0"/>
               <w:jc w:val="left"/>
             </w:pPr>
@@ -19323,6 +19732,7 @@
           </w:tcPr>
           <w:p>
             <w:pPr>
+              <w:keepNext w:val="false"/>
               <w:spacing w:after="40" w:before="0"/>
               <w:jc w:val="left"/>
             </w:pPr>
@@ -19355,6 +19765,7 @@
           </w:tcPr>
           <w:p>
             <w:pPr>
+              <w:keepNext w:val="false"/>
               <w:spacing w:after="40" w:before="0"/>
               <w:jc w:val="left"/>
             </w:pPr>
@@ -19389,6 +19800,7 @@
           </w:tcPr>
           <w:p>
             <w:pPr>
+              <w:keepNext w:val="false"/>
               <w:spacing w:after="40" w:before="0"/>
               <w:jc w:val="left"/>
             </w:pPr>
@@ -19426,7 +19838,7 @@
             <w:pPr>
               <w:spacing w:after="20" w:before="0"/>
             </w:pPr>
-            <w:hyperlink w:history="1" r:id="rIddaeqm7gh0mcueeqclq2te">
+            <w:hyperlink w:history="1" r:id="rIdjhz64b_kh8oj4emkho1qm">
               <w:r>
                 <w:rPr>
                   <w:rFonts w:ascii="Arial" w:cs="Arial" w:eastAsia="Arial" w:hAnsi="Arial"/>
@@ -19475,7 +19887,7 @@
               <w:spacing w:after="10" w:before="0"/>
               <w:ind w:left="120"/>
             </w:pPr>
-            <w:hyperlink w:history="1" r:id="rIdh4ulagugszlmzs-n80xry">
+            <w:hyperlink w:history="1" r:id="rIdkqfj2siz-haobz5dasffa">
               <w:r>
                 <w:rPr>
                   <w:rFonts w:ascii="Arial" w:cs="Arial" w:eastAsia="Arial" w:hAnsi="Arial"/>
@@ -19520,7 +19932,7 @@
             <w:pPr>
               <w:spacing w:after="20" w:before="0"/>
             </w:pPr>
-            <w:hyperlink w:history="1" r:id="rIdd18n3cic-_capaygdtq0u">
+            <w:hyperlink w:history="1" r:id="rIdwkwgbfak90elygif2hmk3">
               <w:r>
                 <w:rPr>
                   <w:rFonts w:ascii="Arial" w:cs="Arial" w:eastAsia="Arial" w:hAnsi="Arial"/>
@@ -19569,7 +19981,7 @@
               <w:spacing w:after="10" w:before="0"/>
               <w:ind w:left="120"/>
             </w:pPr>
-            <w:hyperlink w:history="1" r:id="rId4gtbuiv8v2125szi4fpts">
+            <w:hyperlink w:history="1" r:id="rIdjxylxz6fwiu0-cqrf-7f5">
               <w:r>
                 <w:rPr>
                   <w:rFonts w:ascii="Arial" w:cs="Arial" w:eastAsia="Arial" w:hAnsi="Arial"/>
@@ -19597,6 +20009,7 @@
           </w:tcPr>
           <w:p>
             <w:pPr>
+              <w:keepNext w:val="false"/>
               <w:spacing w:after="40" w:before="0"/>
               <w:jc w:val="left"/>
             </w:pPr>
@@ -19629,6 +20042,7 @@
           </w:tcPr>
           <w:p>
             <w:pPr>
+              <w:keepNext w:val="false"/>
               <w:spacing w:after="40" w:before="0"/>
               <w:jc w:val="left"/>
             </w:pPr>
@@ -19661,6 +20075,7 @@
           </w:tcPr>
           <w:p>
             <w:pPr>
+              <w:keepNext w:val="false"/>
               <w:spacing w:after="40" w:before="0"/>
               <w:jc w:val="left"/>
             </w:pPr>
@@ -19693,6 +20108,7 @@
           </w:tcPr>
           <w:p>
             <w:pPr>
+              <w:keepNext w:val="false"/>
               <w:spacing w:after="40" w:before="0"/>
               <w:jc w:val="left"/>
             </w:pPr>
@@ -19752,6 +20168,7 @@
           </w:tcPr>
           <w:p>
             <w:pPr>
+              <w:keepNext w:val="false"/>
               <w:spacing w:after="40" w:before="0"/>
               <w:jc w:val="center"/>
             </w:pPr>
@@ -19786,6 +20203,7 @@
           </w:tcPr>
           <w:p>
             <w:pPr>
+              <w:keepNext w:val="false"/>
               <w:spacing w:after="40" w:before="0"/>
               <w:jc w:val="left"/>
             </w:pPr>
@@ -19805,6 +20223,7 @@
           </w:p>
           <w:p>
             <w:pPr>
+              <w:keepNext w:val="false"/>
               <w:spacing w:after="40" w:before="0"/>
               <w:jc w:val="left"/>
             </w:pPr>
@@ -19824,6 +20243,7 @@
           </w:p>
           <w:p>
             <w:pPr>
+              <w:keepNext w:val="false"/>
               <w:spacing w:after="40" w:before="0"/>
               <w:jc w:val="left"/>
             </w:pPr>
@@ -19843,6 +20263,7 @@
           </w:p>
           <w:p>
             <w:pPr>
+              <w:keepNext w:val="false"/>
               <w:spacing w:after="40" w:before="0"/>
               <w:jc w:val="left"/>
             </w:pPr>
@@ -19862,6 +20283,7 @@
           </w:p>
           <w:p>
             <w:pPr>
+              <w:keepNext w:val="false"/>
               <w:spacing w:after="40" w:before="0"/>
               <w:jc w:val="left"/>
             </w:pPr>
@@ -19881,6 +20303,7 @@
           </w:p>
           <w:p>
             <w:pPr>
+              <w:keepNext w:val="false"/>
               <w:spacing w:after="40" w:before="0"/>
               <w:jc w:val="left"/>
             </w:pPr>
@@ -19942,6 +20365,7 @@
           </w:tcPr>
           <w:p>
             <w:pPr>
+              <w:keepNext w:val="false"/>
               <w:spacing w:after="40" w:before="0"/>
               <w:jc w:val="center"/>
             </w:pPr>
@@ -19976,6 +20400,7 @@
           </w:tcPr>
           <w:p>
             <w:pPr>
+              <w:keepNext w:val="false"/>
               <w:spacing w:after="40" w:before="0"/>
               <w:jc w:val="left"/>
             </w:pPr>
@@ -20008,6 +20433,7 @@
           </w:tcPr>
           <w:p>
             <w:pPr>
+              <w:keepNext w:val="false"/>
               <w:spacing w:after="40" w:before="0"/>
               <w:jc w:val="left"/>
             </w:pPr>
@@ -20042,6 +20468,7 @@
           </w:tcPr>
           <w:p>
             <w:pPr>
+              <w:keepNext w:val="false"/>
               <w:spacing w:after="40" w:before="0"/>
               <w:jc w:val="left"/>
             </w:pPr>
@@ -20074,6 +20501,7 @@
           </w:tcPr>
           <w:p>
             <w:pPr>
+              <w:keepNext w:val="false"/>
               <w:spacing w:after="40" w:before="0"/>
               <w:jc w:val="left"/>
             </w:pPr>
@@ -20108,6 +20536,7 @@
           </w:tcPr>
           <w:p>
             <w:pPr>
+              <w:keepNext w:val="false"/>
               <w:spacing w:after="40" w:before="0"/>
               <w:jc w:val="left"/>
             </w:pPr>
@@ -20140,6 +20569,7 @@
           </w:tcPr>
           <w:p>
             <w:pPr>
+              <w:keepNext w:val="false"/>
               <w:spacing w:after="40" w:before="0"/>
               <w:jc w:val="left"/>
             </w:pPr>
@@ -20176,7 +20606,7 @@
         </w:rPr>
         <w:t xml:space="preserve">© 2026 SeaVuria and ARES. Aligned with KICD objectives. Developed by SeaVuria; technical implementation by ARES (with AI assistance from Claude). Licensed under </w:t>
       </w:r>
-      <w:hyperlink w:history="1" r:id="rIdewd7gmhzomder00ocdafg">
+      <w:hyperlink w:history="1" r:id="rIdesbi9vxpt2c7y-2x0gm-4">
         <w:r>
           <w:rPr>
             <w:rFonts w:ascii="Arial" w:cs="Arial" w:eastAsia="Arial" w:hAnsi="Arial"/>
@@ -20197,7 +20627,7 @@
         </w:rPr>
         <w:t xml:space="preserve"> (</w:t>
       </w:r>
-      <w:hyperlink w:history="1" r:id="rIdb7cj9ofwny8u1iaijrjs7">
+      <w:hyperlink w:history="1" r:id="rId8jmq2_hnx_vkv7f_b4vhm">
         <w:r>
           <w:rPr>
             <w:rFonts w:ascii="Arial" w:cs="Arial" w:eastAsia="Arial" w:hAnsi="Arial"/>
@@ -20257,6 +20687,7 @@
           </w:tcPr>
           <w:p>
             <w:pPr>
+              <w:keepNext w:val="false"/>
               <w:spacing w:after="40" w:before="0"/>
               <w:jc w:val="center"/>
             </w:pPr>
@@ -20292,6 +20723,7 @@
           </w:tcPr>
           <w:p>
             <w:pPr>
+              <w:keepNext w:val="false"/>
               <w:spacing w:after="40" w:before="0"/>
               <w:jc w:val="center"/>
             </w:pPr>
@@ -20326,6 +20758,7 @@
           </w:tcPr>
           <w:p>
             <w:pPr>
+              <w:keepNext w:val="false"/>
               <w:spacing w:after="40" w:before="0"/>
               <w:jc w:val="left"/>
             </w:pPr>
@@ -20358,6 +20791,7 @@
           </w:tcPr>
           <w:p>
             <w:pPr>
+              <w:keepNext w:val="false"/>
               <w:spacing w:after="40" w:before="0"/>
               <w:jc w:val="left"/>
             </w:pPr>
@@ -20392,6 +20826,7 @@
           </w:tcPr>
           <w:p>
             <w:pPr>
+              <w:keepNext w:val="false"/>
               <w:spacing w:after="40" w:before="0"/>
               <w:jc w:val="left"/>
             </w:pPr>
@@ -20424,6 +20859,7 @@
           </w:tcPr>
           <w:p>
             <w:pPr>
+              <w:keepNext w:val="false"/>
               <w:spacing w:after="40" w:before="0"/>
               <w:jc w:val="left"/>
             </w:pPr>
@@ -20458,6 +20894,7 @@
           </w:tcPr>
           <w:p>
             <w:pPr>
+              <w:keepNext w:val="false"/>
               <w:spacing w:after="40" w:before="0"/>
               <w:jc w:val="left"/>
             </w:pPr>
@@ -20490,6 +20927,7 @@
           </w:tcPr>
           <w:p>
             <w:pPr>
+              <w:keepNext w:val="false"/>
               <w:spacing w:after="40" w:before="0"/>
               <w:jc w:val="left"/>
             </w:pPr>
@@ -20524,6 +20962,7 @@
           </w:tcPr>
           <w:p>
             <w:pPr>
+              <w:keepNext w:val="false"/>
               <w:spacing w:after="40" w:before="0"/>
               <w:jc w:val="left"/>
             </w:pPr>
@@ -20556,6 +20995,7 @@
           </w:tcPr>
           <w:p>
             <w:pPr>
+              <w:keepNext w:val="false"/>
               <w:spacing w:after="40" w:before="0"/>
               <w:jc w:val="left"/>
             </w:pPr>
@@ -20590,6 +21030,7 @@
           </w:tcPr>
           <w:p>
             <w:pPr>
+              <w:keepNext w:val="false"/>
               <w:spacing w:after="40" w:before="0"/>
               <w:jc w:val="left"/>
             </w:pPr>
@@ -20622,6 +21063,7 @@
           </w:tcPr>
           <w:p>
             <w:pPr>
+              <w:keepNext w:val="false"/>
               <w:spacing w:after="40" w:before="0"/>
               <w:jc w:val="left"/>
             </w:pPr>
@@ -20656,6 +21098,7 @@
           </w:tcPr>
           <w:p>
             <w:pPr>
+              <w:keepNext w:val="false"/>
               <w:spacing w:after="40" w:before="0"/>
               <w:jc w:val="left"/>
             </w:pPr>
@@ -20688,6 +21131,7 @@
           </w:tcPr>
           <w:p>
             <w:pPr>
+              <w:keepNext w:val="false"/>
               <w:spacing w:after="40" w:before="0"/>
               <w:jc w:val="left"/>
             </w:pPr>
@@ -20722,6 +21166,7 @@
           </w:tcPr>
           <w:p>
             <w:pPr>
+              <w:keepNext w:val="false"/>
               <w:spacing w:after="40" w:before="0"/>
               <w:jc w:val="left"/>
             </w:pPr>
@@ -20754,6 +21199,7 @@
           </w:tcPr>
           <w:p>
             <w:pPr>
+              <w:keepNext w:val="false"/>
               <w:spacing w:after="40" w:before="0"/>
               <w:jc w:val="left"/>
             </w:pPr>
@@ -20788,6 +21234,7 @@
           </w:tcPr>
           <w:p>
             <w:pPr>
+              <w:keepNext w:val="false"/>
               <w:spacing w:after="40" w:before="0"/>
               <w:jc w:val="left"/>
             </w:pPr>
@@ -20820,6 +21267,7 @@
           </w:tcPr>
           <w:p>
             <w:pPr>
+              <w:keepNext w:val="false"/>
               <w:spacing w:after="40" w:before="0"/>
               <w:jc w:val="left"/>
             </w:pPr>
@@ -20879,6 +21327,7 @@
           </w:tcPr>
           <w:p>
             <w:pPr>
+              <w:keepNext w:val="false"/>
               <w:spacing w:after="40" w:before="0"/>
               <w:jc w:val="center"/>
             </w:pPr>
@@ -20913,6 +21362,7 @@
           </w:tcPr>
           <w:p>
             <w:pPr>
+              <w:keepNext w:val="false"/>
               <w:spacing w:after="40" w:before="0"/>
               <w:jc w:val="left"/>
             </w:pPr>
@@ -20977,6 +21427,7 @@
           </w:tcPr>
           <w:p>
             <w:pPr>
+              <w:keepNext w:val="false"/>
               <w:spacing w:after="40" w:before="0"/>
               <w:jc w:val="center"/>
             </w:pPr>
@@ -21011,6 +21462,7 @@
           </w:tcPr>
           <w:p>
             <w:pPr>
+              <w:keepNext w:val="false"/>
               <w:spacing w:after="40" w:before="0"/>
               <w:jc w:val="left"/>
             </w:pPr>
@@ -21043,6 +21495,7 @@
           </w:tcPr>
           <w:p>
             <w:pPr>
+              <w:keepNext w:val="false"/>
               <w:spacing w:after="40" w:before="0"/>
               <w:jc w:val="left"/>
             </w:pPr>
@@ -21075,6 +21528,7 @@
           </w:tcPr>
           <w:p>
             <w:pPr>
+              <w:keepNext w:val="false"/>
               <w:spacing w:after="40" w:before="0"/>
               <w:jc w:val="left"/>
             </w:pPr>
@@ -21107,6 +21561,7 @@
           </w:tcPr>
           <w:p>
             <w:pPr>
+              <w:keepNext w:val="false"/>
               <w:spacing w:after="40" w:before="0"/>
               <w:jc w:val="left"/>
             </w:pPr>
@@ -21139,6 +21594,7 @@
           </w:tcPr>
           <w:p>
             <w:pPr>
+              <w:keepNext w:val="false"/>
               <w:spacing w:after="40" w:before="0"/>
               <w:jc w:val="left"/>
             </w:pPr>
@@ -21173,6 +21629,7 @@
           </w:tcPr>
           <w:p>
             <w:pPr>
+              <w:keepNext w:val="false"/>
               <w:spacing w:after="40" w:before="0"/>
               <w:jc w:val="left"/>
             </w:pPr>
@@ -21210,7 +21667,7 @@
             <w:pPr>
               <w:spacing w:after="20" w:before="0"/>
             </w:pPr>
-            <w:hyperlink w:history="1" r:id="rIdnw5pn4wngzfxrygodopqr">
+            <w:hyperlink w:history="1" r:id="rIdi9qudix6wr6hap2vjf3cp">
               <w:r>
                 <w:rPr>
                   <w:rFonts w:ascii="Arial" w:cs="Arial" w:eastAsia="Arial" w:hAnsi="Arial"/>
@@ -21243,7 +21700,7 @@
               <w:spacing w:after="10" w:before="0"/>
               <w:ind w:left="120"/>
             </w:pPr>
-            <w:hyperlink w:history="1" r:id="rIdwlb-0tdfpaameadnzvnjl">
+            <w:hyperlink w:history="1" r:id="rIder82-nnqfvw-5ztfnyh2s">
               <w:r>
                 <w:rPr>
                   <w:rFonts w:ascii="Arial" w:cs="Arial" w:eastAsia="Arial" w:hAnsi="Arial"/>
@@ -21288,7 +21745,7 @@
             <w:pPr>
               <w:spacing w:after="20" w:before="0"/>
             </w:pPr>
-            <w:hyperlink w:history="1" r:id="rId-yw27jyo4v9ssch_rhh9l">
+            <w:hyperlink w:history="1" r:id="rIdmd6t_t1xclegh3siftovh">
               <w:r>
                 <w:rPr>
                   <w:rFonts w:ascii="Arial" w:cs="Arial" w:eastAsia="Arial" w:hAnsi="Arial"/>
@@ -21321,7 +21778,7 @@
               <w:spacing w:after="10" w:before="0"/>
               <w:ind w:left="120"/>
             </w:pPr>
-            <w:hyperlink w:history="1" r:id="rIdg_wt63djc6ijlgvkavthn">
+            <w:hyperlink w:history="1" r:id="rId1ra4lixt-kro3k9k7hpgo">
               <w:r>
                 <w:rPr>
                   <w:rFonts w:ascii="Arial" w:cs="Arial" w:eastAsia="Arial" w:hAnsi="Arial"/>
@@ -21349,6 +21806,7 @@
           </w:tcPr>
           <w:p>
             <w:pPr>
+              <w:keepNext w:val="false"/>
               <w:spacing w:after="40" w:before="0"/>
               <w:jc w:val="left"/>
             </w:pPr>
@@ -21381,6 +21839,7 @@
           </w:tcPr>
           <w:p>
             <w:pPr>
+              <w:keepNext w:val="false"/>
               <w:spacing w:after="40" w:before="0"/>
               <w:jc w:val="left"/>
             </w:pPr>
@@ -21413,6 +21872,7 @@
           </w:tcPr>
           <w:p>
             <w:pPr>
+              <w:keepNext w:val="false"/>
               <w:spacing w:after="40" w:before="0"/>
               <w:jc w:val="left"/>
             </w:pPr>
@@ -21445,6 +21905,7 @@
           </w:tcPr>
           <w:p>
             <w:pPr>
+              <w:keepNext w:val="false"/>
               <w:spacing w:after="40" w:before="0"/>
               <w:jc w:val="left"/>
             </w:pPr>
@@ -21479,6 +21940,7 @@
           </w:tcPr>
           <w:p>
             <w:pPr>
+              <w:keepNext w:val="false"/>
               <w:spacing w:after="40" w:before="0"/>
               <w:jc w:val="left"/>
             </w:pPr>
@@ -21516,7 +21978,7 @@
             <w:pPr>
               <w:spacing w:after="20" w:before="0"/>
             </w:pPr>
-            <w:hyperlink w:history="1" r:id="rIdubhdjlhi8yyelcylru9w7">
+            <w:hyperlink w:history="1" r:id="rId0t_ehh3xumbfndw129gcn">
               <w:r>
                 <w:rPr>
                   <w:rFonts w:ascii="Arial" w:cs="Arial" w:eastAsia="Arial" w:hAnsi="Arial"/>
@@ -21549,7 +22011,7 @@
               <w:spacing w:after="10" w:before="0"/>
               <w:ind w:left="120"/>
             </w:pPr>
-            <w:hyperlink w:history="1" r:id="rIdbj0aiipet4r6eqcat6xqm">
+            <w:hyperlink w:history="1" r:id="rId5szhev5gmwhgyozgccfnz">
               <w:r>
                 <w:rPr>
                   <w:rFonts w:ascii="Arial" w:cs="Arial" w:eastAsia="Arial" w:hAnsi="Arial"/>
@@ -21594,7 +22056,7 @@
             <w:pPr>
               <w:spacing w:after="20" w:before="0"/>
             </w:pPr>
-            <w:hyperlink w:history="1" r:id="rIdgiiudoetdq74t7uidwv4n">
+            <w:hyperlink w:history="1" r:id="rIdbqmglentbqnlm4wm7oolu">
               <w:r>
                 <w:rPr>
                   <w:rFonts w:ascii="Arial" w:cs="Arial" w:eastAsia="Arial" w:hAnsi="Arial"/>
@@ -21627,7 +22089,7 @@
               <w:spacing w:after="10" w:before="0"/>
               <w:ind w:left="120"/>
             </w:pPr>
-            <w:hyperlink w:history="1" r:id="rIdwhewhcoojrxehfo6e9hyl">
+            <w:hyperlink w:history="1" r:id="rIdsmqj8uk9lktfgcd43tmrp">
               <w:r>
                 <w:rPr>
                   <w:rFonts w:ascii="Arial" w:cs="Arial" w:eastAsia="Arial" w:hAnsi="Arial"/>
@@ -21655,6 +22117,7 @@
           </w:tcPr>
           <w:p>
             <w:pPr>
+              <w:keepNext w:val="false"/>
               <w:spacing w:after="40" w:before="0"/>
               <w:jc w:val="left"/>
             </w:pPr>
@@ -21687,6 +22150,7 @@
           </w:tcPr>
           <w:p>
             <w:pPr>
+              <w:keepNext w:val="false"/>
               <w:spacing w:after="40" w:before="0"/>
               <w:jc w:val="left"/>
             </w:pPr>
@@ -21719,6 +22183,7 @@
           </w:tcPr>
           <w:p>
             <w:pPr>
+              <w:keepNext w:val="false"/>
               <w:spacing w:after="40" w:before="0"/>
               <w:jc w:val="left"/>
             </w:pPr>
@@ -21751,6 +22216,7 @@
           </w:tcPr>
           <w:p>
             <w:pPr>
+              <w:keepNext w:val="false"/>
               <w:spacing w:after="40" w:before="0"/>
               <w:jc w:val="left"/>
             </w:pPr>
@@ -21785,6 +22251,7 @@
           </w:tcPr>
           <w:p>
             <w:pPr>
+              <w:keepNext w:val="false"/>
               <w:spacing w:after="40" w:before="0"/>
               <w:jc w:val="left"/>
             </w:pPr>
@@ -21822,7 +22289,7 @@
             <w:pPr>
               <w:spacing w:after="20" w:before="0"/>
             </w:pPr>
-            <w:hyperlink w:history="1" r:id="rIdadpsjfq5rfphv7bbb3a8p">
+            <w:hyperlink w:history="1" r:id="rIdqhb2_uuvpfgo9zwzfpydy">
               <w:r>
                 <w:rPr>
                   <w:rFonts w:ascii="Arial" w:cs="Arial" w:eastAsia="Arial" w:hAnsi="Arial"/>
@@ -21855,7 +22322,7 @@
               <w:spacing w:after="10" w:before="0"/>
               <w:ind w:left="120"/>
             </w:pPr>
-            <w:hyperlink w:history="1" r:id="rIdf2bzsnlysvmppjkavasmp">
+            <w:hyperlink w:history="1" r:id="rIdrcubp3wvqfgajtwupjgvo">
               <w:r>
                 <w:rPr>
                   <w:rFonts w:ascii="Arial" w:cs="Arial" w:eastAsia="Arial" w:hAnsi="Arial"/>
@@ -21900,7 +22367,7 @@
             <w:pPr>
               <w:spacing w:after="20" w:before="0"/>
             </w:pPr>
-            <w:hyperlink w:history="1" r:id="rIdlkkvn8n8o4q0cpneg_fiy">
+            <w:hyperlink w:history="1" r:id="rIdrhyjjkd2mnowk2knu9j5p">
               <w:r>
                 <w:rPr>
                   <w:rFonts w:ascii="Arial" w:cs="Arial" w:eastAsia="Arial" w:hAnsi="Arial"/>
@@ -21933,7 +22400,7 @@
               <w:spacing w:after="10" w:before="0"/>
               <w:ind w:left="120"/>
             </w:pPr>
-            <w:hyperlink w:history="1" r:id="rIdvpicpf8ahdqbnpvgrn0s3">
+            <w:hyperlink w:history="1" r:id="rId7mqqeo8d13w2hhohn4hid">
               <w:r>
                 <w:rPr>
                   <w:rFonts w:ascii="Arial" w:cs="Arial" w:eastAsia="Arial" w:hAnsi="Arial"/>
@@ -21961,6 +22428,7 @@
           </w:tcPr>
           <w:p>
             <w:pPr>
+              <w:keepNext w:val="false"/>
               <w:spacing w:after="40" w:before="0"/>
               <w:jc w:val="left"/>
             </w:pPr>
@@ -21993,6 +22461,7 @@
           </w:tcPr>
           <w:p>
             <w:pPr>
+              <w:keepNext w:val="false"/>
               <w:spacing w:after="40" w:before="0"/>
               <w:jc w:val="left"/>
             </w:pPr>
@@ -22025,6 +22494,7 @@
           </w:tcPr>
           <w:p>
             <w:pPr>
+              <w:keepNext w:val="false"/>
               <w:spacing w:after="40" w:before="0"/>
               <w:jc w:val="left"/>
             </w:pPr>
@@ -22057,6 +22527,7 @@
           </w:tcPr>
           <w:p>
             <w:pPr>
+              <w:keepNext w:val="false"/>
               <w:spacing w:after="40" w:before="0"/>
               <w:jc w:val="left"/>
             </w:pPr>
@@ -22091,6 +22562,7 @@
           </w:tcPr>
           <w:p>
             <w:pPr>
+              <w:keepNext w:val="false"/>
               <w:spacing w:after="40" w:before="0"/>
               <w:jc w:val="left"/>
             </w:pPr>
@@ -22128,7 +22600,7 @@
             <w:pPr>
               <w:spacing w:after="20" w:before="0"/>
             </w:pPr>
-            <w:hyperlink w:history="1" r:id="rIdb2tdn5cxirs5ryrfujsxg">
+            <w:hyperlink w:history="1" r:id="rIdw7ntvzqnn6u3mo8rqgjqb">
               <w:r>
                 <w:rPr>
                   <w:rFonts w:ascii="Arial" w:cs="Arial" w:eastAsia="Arial" w:hAnsi="Arial"/>
@@ -22161,7 +22633,7 @@
               <w:spacing w:after="10" w:before="0"/>
               <w:ind w:left="120"/>
             </w:pPr>
-            <w:hyperlink w:history="1" r:id="rIdjffvakmzjdwevhmicisfm">
+            <w:hyperlink w:history="1" r:id="rIdsczkr155hyl2opchf-a2o">
               <w:r>
                 <w:rPr>
                   <w:rFonts w:ascii="Arial" w:cs="Arial" w:eastAsia="Arial" w:hAnsi="Arial"/>
@@ -22206,7 +22678,7 @@
             <w:pPr>
               <w:spacing w:after="20" w:before="0"/>
             </w:pPr>
-            <w:hyperlink w:history="1" r:id="rId_xqhtvcvo17kzqavm8a6a">
+            <w:hyperlink w:history="1" r:id="rIdfixzsfjw4rfqe0fowwdjw">
               <w:r>
                 <w:rPr>
                   <w:rFonts w:ascii="Arial" w:cs="Arial" w:eastAsia="Arial" w:hAnsi="Arial"/>
@@ -22239,7 +22711,7 @@
               <w:spacing w:after="10" w:before="0"/>
               <w:ind w:left="120"/>
             </w:pPr>
-            <w:hyperlink w:history="1" r:id="rIdvjybe3uqevvxbi47x4c5g">
+            <w:hyperlink w:history="1" r:id="rIdgey2wflunzuyvwtekbvt2">
               <w:r>
                 <w:rPr>
                   <w:rFonts w:ascii="Arial" w:cs="Arial" w:eastAsia="Arial" w:hAnsi="Arial"/>
@@ -22267,6 +22739,7 @@
           </w:tcPr>
           <w:p>
             <w:pPr>
+              <w:keepNext w:val="false"/>
               <w:spacing w:after="40" w:before="0"/>
               <w:jc w:val="left"/>
             </w:pPr>
@@ -22299,6 +22772,7 @@
           </w:tcPr>
           <w:p>
             <w:pPr>
+              <w:keepNext w:val="false"/>
               <w:spacing w:after="40" w:before="0"/>
               <w:jc w:val="left"/>
             </w:pPr>
@@ -22331,6 +22805,7 @@
           </w:tcPr>
           <w:p>
             <w:pPr>
+              <w:keepNext w:val="false"/>
               <w:spacing w:after="40" w:before="0"/>
               <w:jc w:val="left"/>
             </w:pPr>
@@ -22363,6 +22838,7 @@
           </w:tcPr>
           <w:p>
             <w:pPr>
+              <w:keepNext w:val="false"/>
               <w:spacing w:after="40" w:before="0"/>
               <w:jc w:val="left"/>
             </w:pPr>
@@ -22397,6 +22873,7 @@
           </w:tcPr>
           <w:p>
             <w:pPr>
+              <w:keepNext w:val="false"/>
               <w:spacing w:after="40" w:before="0"/>
               <w:jc w:val="left"/>
             </w:pPr>
@@ -22434,7 +22911,7 @@
             <w:pPr>
               <w:spacing w:after="20" w:before="0"/>
             </w:pPr>
-            <w:hyperlink w:history="1" r:id="rIdkj2awz3lpth8dpd2jmaeg">
+            <w:hyperlink w:history="1" r:id="rId_wqjkmvum8guorqzhm4wu">
               <w:r>
                 <w:rPr>
                   <w:rFonts w:ascii="Arial" w:cs="Arial" w:eastAsia="Arial" w:hAnsi="Arial"/>
@@ -22467,7 +22944,7 @@
               <w:spacing w:after="10" w:before="0"/>
               <w:ind w:left="120"/>
             </w:pPr>
-            <w:hyperlink w:history="1" r:id="rIddn360gjmzd7u2plw9qwmr">
+            <w:hyperlink w:history="1" r:id="rIdrpopmusrpcsbbfckse2dz">
               <w:r>
                 <w:rPr>
                   <w:rFonts w:ascii="Arial" w:cs="Arial" w:eastAsia="Arial" w:hAnsi="Arial"/>
@@ -22512,7 +22989,7 @@
             <w:pPr>
               <w:spacing w:after="20" w:before="0"/>
             </w:pPr>
-            <w:hyperlink w:history="1" r:id="rIdx0dw1l0-w5p-rxrani3qo">
+            <w:hyperlink w:history="1" r:id="rIdtacxsy-uzwjhnabspjlit">
               <w:r>
                 <w:rPr>
                   <w:rFonts w:ascii="Arial" w:cs="Arial" w:eastAsia="Arial" w:hAnsi="Arial"/>
@@ -22545,7 +23022,7 @@
               <w:spacing w:after="10" w:before="0"/>
               <w:ind w:left="120"/>
             </w:pPr>
-            <w:hyperlink w:history="1" r:id="rIdldpv1gvvc00hg9wii7go1">
+            <w:hyperlink w:history="1" r:id="rIdfs4hvgzc3xfx7ahray7tq">
               <w:r>
                 <w:rPr>
                   <w:rFonts w:ascii="Arial" w:cs="Arial" w:eastAsia="Arial" w:hAnsi="Arial"/>
@@ -22573,6 +23050,7 @@
           </w:tcPr>
           <w:p>
             <w:pPr>
+              <w:keepNext w:val="false"/>
               <w:spacing w:after="40" w:before="0"/>
               <w:jc w:val="left"/>
             </w:pPr>
@@ -22605,6 +23083,7 @@
           </w:tcPr>
           <w:p>
             <w:pPr>
+              <w:keepNext w:val="false"/>
               <w:spacing w:after="40" w:before="0"/>
               <w:jc w:val="left"/>
             </w:pPr>
@@ -22637,6 +23116,7 @@
           </w:tcPr>
           <w:p>
             <w:pPr>
+              <w:keepNext w:val="false"/>
               <w:spacing w:after="40" w:before="0"/>
               <w:jc w:val="left"/>
             </w:pPr>
@@ -22669,6 +23149,7 @@
           </w:tcPr>
           <w:p>
             <w:pPr>
+              <w:keepNext w:val="false"/>
               <w:spacing w:after="40" w:before="0"/>
               <w:jc w:val="left"/>
             </w:pPr>
@@ -22728,6 +23209,7 @@
           </w:tcPr>
           <w:p>
             <w:pPr>
+              <w:keepNext w:val="false"/>
               <w:spacing w:after="40" w:before="0"/>
               <w:jc w:val="center"/>
             </w:pPr>
@@ -22762,6 +23244,7 @@
           </w:tcPr>
           <w:p>
             <w:pPr>
+              <w:keepNext w:val="false"/>
               <w:spacing w:after="40" w:before="0"/>
               <w:jc w:val="left"/>
             </w:pPr>
@@ -22823,6 +23306,7 @@
           </w:tcPr>
           <w:p>
             <w:pPr>
+              <w:keepNext w:val="false"/>
               <w:spacing w:after="40" w:before="0"/>
               <w:jc w:val="center"/>
             </w:pPr>
@@ -22857,6 +23341,7 @@
           </w:tcPr>
           <w:p>
             <w:pPr>
+              <w:keepNext w:val="false"/>
               <w:spacing w:after="40" w:before="0"/>
               <w:jc w:val="left"/>
             </w:pPr>
@@ -22889,6 +23374,7 @@
           </w:tcPr>
           <w:p>
             <w:pPr>
+              <w:keepNext w:val="false"/>
               <w:spacing w:after="40" w:before="0"/>
               <w:jc w:val="left"/>
             </w:pPr>
@@ -22923,6 +23409,7 @@
           </w:tcPr>
           <w:p>
             <w:pPr>
+              <w:keepNext w:val="false"/>
               <w:spacing w:after="40" w:before="0"/>
               <w:jc w:val="left"/>
             </w:pPr>
@@ -22955,6 +23442,7 @@
           </w:tcPr>
           <w:p>
             <w:pPr>
+              <w:keepNext w:val="false"/>
               <w:spacing w:after="40" w:before="0"/>
               <w:jc w:val="left"/>
             </w:pPr>
@@ -22989,6 +23477,7 @@
           </w:tcPr>
           <w:p>
             <w:pPr>
+              <w:keepNext w:val="false"/>
               <w:spacing w:after="40" w:before="0"/>
               <w:jc w:val="left"/>
             </w:pPr>
@@ -23021,6 +23510,7 @@
           </w:tcPr>
           <w:p>
             <w:pPr>
+              <w:keepNext w:val="false"/>
               <w:spacing w:after="40" w:before="0"/>
               <w:jc w:val="left"/>
             </w:pPr>
@@ -23057,7 +23547,7 @@
         </w:rPr>
         <w:t xml:space="preserve">© 2026 SeaVuria and ARES. Aligned with KICD objectives. Developed by SeaVuria; technical implementation by ARES (with AI assistance from Claude). Licensed under </w:t>
       </w:r>
-      <w:hyperlink w:history="1" r:id="rIdw3erejcfi49cfib8gfgg8">
+      <w:hyperlink w:history="1" r:id="rId_mwne5zejc__hitl4vc3p">
         <w:r>
           <w:rPr>
             <w:rFonts w:ascii="Arial" w:cs="Arial" w:eastAsia="Arial" w:hAnsi="Arial"/>
@@ -23078,7 +23568,7 @@
         </w:rPr>
         <w:t xml:space="preserve"> (</w:t>
       </w:r>
-      <w:hyperlink w:history="1" r:id="rId7xk-yxxhyatovvdqy7g-q">
+      <w:hyperlink w:history="1" r:id="rIdqpje0letoq0q-m26bxrko">
         <w:r>
           <w:rPr>
             <w:rFonts w:ascii="Arial" w:cs="Arial" w:eastAsia="Arial" w:hAnsi="Arial"/>
@@ -23138,6 +23628,7 @@
           </w:tcPr>
           <w:p>
             <w:pPr>
+              <w:keepNext w:val="false"/>
               <w:spacing w:after="40" w:before="0"/>
               <w:jc w:val="center"/>
             </w:pPr>
@@ -23173,6 +23664,7 @@
           </w:tcPr>
           <w:p>
             <w:pPr>
+              <w:keepNext w:val="false"/>
               <w:spacing w:after="40" w:before="0"/>
               <w:jc w:val="center"/>
             </w:pPr>
@@ -23207,6 +23699,7 @@
           </w:tcPr>
           <w:p>
             <w:pPr>
+              <w:keepNext w:val="false"/>
               <w:spacing w:after="40" w:before="0"/>
               <w:jc w:val="left"/>
             </w:pPr>
@@ -23239,6 +23732,7 @@
           </w:tcPr>
           <w:p>
             <w:pPr>
+              <w:keepNext w:val="false"/>
               <w:spacing w:after="40" w:before="0"/>
               <w:jc w:val="left"/>
             </w:pPr>
@@ -23273,6 +23767,7 @@
           </w:tcPr>
           <w:p>
             <w:pPr>
+              <w:keepNext w:val="false"/>
               <w:spacing w:after="40" w:before="0"/>
               <w:jc w:val="left"/>
             </w:pPr>
@@ -23305,6 +23800,7 @@
           </w:tcPr>
           <w:p>
             <w:pPr>
+              <w:keepNext w:val="false"/>
               <w:spacing w:after="40" w:before="0"/>
               <w:jc w:val="left"/>
             </w:pPr>
@@ -23339,6 +23835,7 @@
           </w:tcPr>
           <w:p>
             <w:pPr>
+              <w:keepNext w:val="false"/>
               <w:spacing w:after="40" w:before="0"/>
               <w:jc w:val="left"/>
             </w:pPr>
@@ -23371,6 +23868,7 @@
           </w:tcPr>
           <w:p>
             <w:pPr>
+              <w:keepNext w:val="false"/>
               <w:spacing w:after="40" w:before="0"/>
               <w:jc w:val="left"/>
             </w:pPr>
@@ -23405,6 +23903,7 @@
           </w:tcPr>
           <w:p>
             <w:pPr>
+              <w:keepNext w:val="false"/>
               <w:spacing w:after="40" w:before="0"/>
               <w:jc w:val="left"/>
             </w:pPr>
@@ -23437,6 +23936,7 @@
           </w:tcPr>
           <w:p>
             <w:pPr>
+              <w:keepNext w:val="false"/>
               <w:spacing w:after="40" w:before="0"/>
               <w:jc w:val="left"/>
             </w:pPr>
@@ -23471,6 +23971,7 @@
           </w:tcPr>
           <w:p>
             <w:pPr>
+              <w:keepNext w:val="false"/>
               <w:spacing w:after="40" w:before="0"/>
               <w:jc w:val="left"/>
             </w:pPr>
@@ -23503,6 +24004,7 @@
           </w:tcPr>
           <w:p>
             <w:pPr>
+              <w:keepNext w:val="false"/>
               <w:spacing w:after="40" w:before="0"/>
               <w:jc w:val="left"/>
             </w:pPr>
@@ -23537,6 +24039,7 @@
           </w:tcPr>
           <w:p>
             <w:pPr>
+              <w:keepNext w:val="false"/>
               <w:spacing w:after="40" w:before="0"/>
               <w:jc w:val="left"/>
             </w:pPr>
@@ -23569,6 +24072,7 @@
           </w:tcPr>
           <w:p>
             <w:pPr>
+              <w:keepNext w:val="false"/>
               <w:spacing w:after="40" w:before="0"/>
               <w:jc w:val="left"/>
             </w:pPr>
@@ -23603,6 +24107,7 @@
           </w:tcPr>
           <w:p>
             <w:pPr>
+              <w:keepNext w:val="false"/>
               <w:spacing w:after="40" w:before="0"/>
               <w:jc w:val="left"/>
             </w:pPr>
@@ -23635,6 +24140,7 @@
           </w:tcPr>
           <w:p>
             <w:pPr>
+              <w:keepNext w:val="false"/>
               <w:spacing w:after="40" w:before="0"/>
               <w:jc w:val="left"/>
             </w:pPr>
@@ -23669,6 +24175,7 @@
           </w:tcPr>
           <w:p>
             <w:pPr>
+              <w:keepNext w:val="false"/>
               <w:spacing w:after="40" w:before="0"/>
               <w:jc w:val="left"/>
             </w:pPr>
@@ -23701,6 +24208,7 @@
           </w:tcPr>
           <w:p>
             <w:pPr>
+              <w:keepNext w:val="false"/>
               <w:spacing w:after="40" w:before="0"/>
               <w:jc w:val="left"/>
             </w:pPr>
@@ -23760,6 +24268,7 @@
           </w:tcPr>
           <w:p>
             <w:pPr>
+              <w:keepNext w:val="false"/>
               <w:spacing w:after="40" w:before="0"/>
               <w:jc w:val="center"/>
             </w:pPr>
@@ -23794,6 +24303,7 @@
           </w:tcPr>
           <w:p>
             <w:pPr>
+              <w:keepNext w:val="false"/>
               <w:spacing w:after="40" w:before="0"/>
               <w:jc w:val="left"/>
             </w:pPr>
@@ -23858,6 +24368,7 @@
           </w:tcPr>
           <w:p>
             <w:pPr>
+              <w:keepNext w:val="false"/>
               <w:spacing w:after="40" w:before="0"/>
               <w:jc w:val="center"/>
             </w:pPr>
@@ -23892,6 +24403,7 @@
           </w:tcPr>
           <w:p>
             <w:pPr>
+              <w:keepNext w:val="false"/>
               <w:spacing w:after="40" w:before="0"/>
               <w:jc w:val="left"/>
             </w:pPr>
@@ -23924,6 +24436,7 @@
           </w:tcPr>
           <w:p>
             <w:pPr>
+              <w:keepNext w:val="false"/>
               <w:spacing w:after="40" w:before="0"/>
               <w:jc w:val="left"/>
             </w:pPr>
@@ -23956,6 +24469,7 @@
           </w:tcPr>
           <w:p>
             <w:pPr>
+              <w:keepNext w:val="false"/>
               <w:spacing w:after="40" w:before="0"/>
               <w:jc w:val="left"/>
             </w:pPr>
@@ -23988,6 +24502,7 @@
           </w:tcPr>
           <w:p>
             <w:pPr>
+              <w:keepNext w:val="false"/>
               <w:spacing w:after="40" w:before="0"/>
               <w:jc w:val="left"/>
             </w:pPr>
@@ -24020,6 +24535,7 @@
           </w:tcPr>
           <w:p>
             <w:pPr>
+              <w:keepNext w:val="false"/>
               <w:spacing w:after="40" w:before="0"/>
               <w:jc w:val="left"/>
             </w:pPr>
@@ -24054,6 +24570,7 @@
           </w:tcPr>
           <w:p>
             <w:pPr>
+              <w:keepNext w:val="false"/>
               <w:spacing w:after="40" w:before="0"/>
               <w:jc w:val="left"/>
             </w:pPr>
@@ -24091,7 +24608,7 @@
             <w:pPr>
               <w:spacing w:after="20" w:before="0"/>
             </w:pPr>
-            <w:hyperlink w:history="1" r:id="rIdx3zq4vs05vgag-xayrxhf">
+            <w:hyperlink w:history="1" r:id="rIdxkkssbfnxziduw0ain1sa">
               <w:r>
                 <w:rPr>
                   <w:rFonts w:ascii="Arial" w:cs="Arial" w:eastAsia="Arial" w:hAnsi="Arial"/>
@@ -24124,7 +24641,7 @@
               <w:spacing w:after="10" w:before="0"/>
               <w:ind w:left="120"/>
             </w:pPr>
-            <w:hyperlink w:history="1" r:id="rIdg9ui_ntekvoxlizng91hn">
+            <w:hyperlink w:history="1" r:id="rId4efc8zn_sqlf0umy8bjpm">
               <w:r>
                 <w:rPr>
                   <w:rFonts w:ascii="Arial" w:cs="Arial" w:eastAsia="Arial" w:hAnsi="Arial"/>
@@ -24169,7 +24686,7 @@
             <w:pPr>
               <w:spacing w:after="20" w:before="0"/>
             </w:pPr>
-            <w:hyperlink w:history="1" r:id="rId60f5bau6ia6iv979jtnev">
+            <w:hyperlink w:history="1" r:id="rIdtuzcw8xqc0qaim7iiybqb">
               <w:r>
                 <w:rPr>
                   <w:rFonts w:ascii="Arial" w:cs="Arial" w:eastAsia="Arial" w:hAnsi="Arial"/>
@@ -24202,7 +24719,7 @@
               <w:spacing w:after="10" w:before="0"/>
               <w:ind w:left="120"/>
             </w:pPr>
-            <w:hyperlink w:history="1" r:id="rIdp63yvir0fqsns97mzyzcu">
+            <w:hyperlink w:history="1" r:id="rIdf3urcbhoyuuluegt5zzbb">
               <w:r>
                 <w:rPr>
                   <w:rFonts w:ascii="Arial" w:cs="Arial" w:eastAsia="Arial" w:hAnsi="Arial"/>
@@ -24230,6 +24747,7 @@
           </w:tcPr>
           <w:p>
             <w:pPr>
+              <w:keepNext w:val="false"/>
               <w:spacing w:after="40" w:before="0"/>
               <w:jc w:val="left"/>
             </w:pPr>
@@ -24262,6 +24780,7 @@
           </w:tcPr>
           <w:p>
             <w:pPr>
+              <w:keepNext w:val="false"/>
               <w:spacing w:after="40" w:before="0"/>
               <w:jc w:val="left"/>
             </w:pPr>
@@ -24294,6 +24813,7 @@
           </w:tcPr>
           <w:p>
             <w:pPr>
+              <w:keepNext w:val="false"/>
               <w:spacing w:after="40" w:before="0"/>
               <w:jc w:val="left"/>
             </w:pPr>
@@ -24326,6 +24846,7 @@
           </w:tcPr>
           <w:p>
             <w:pPr>
+              <w:keepNext w:val="false"/>
               <w:spacing w:after="40" w:before="0"/>
               <w:jc w:val="left"/>
             </w:pPr>
@@ -24360,6 +24881,7 @@
           </w:tcPr>
           <w:p>
             <w:pPr>
+              <w:keepNext w:val="false"/>
               <w:spacing w:after="40" w:before="0"/>
               <w:jc w:val="left"/>
             </w:pPr>
@@ -24397,7 +24919,7 @@
             <w:pPr>
               <w:spacing w:after="20" w:before="0"/>
             </w:pPr>
-            <w:hyperlink w:history="1" r:id="rId05o2ztauqh5brmn0nprnl">
+            <w:hyperlink w:history="1" r:id="rIdjkmn2s67umj5lvdiisbiw">
               <w:r>
                 <w:rPr>
                   <w:rFonts w:ascii="Arial" w:cs="Arial" w:eastAsia="Arial" w:hAnsi="Arial"/>
@@ -24430,7 +24952,7 @@
               <w:spacing w:after="10" w:before="0"/>
               <w:ind w:left="120"/>
             </w:pPr>
-            <w:hyperlink w:history="1" r:id="rIdqdl6_blxremawm3by50i4">
+            <w:hyperlink w:history="1" r:id="rIdujnc0vkvkhaxff40wtz7s">
               <w:r>
                 <w:rPr>
                   <w:rFonts w:ascii="Arial" w:cs="Arial" w:eastAsia="Arial" w:hAnsi="Arial"/>
@@ -24475,7 +24997,7 @@
             <w:pPr>
               <w:spacing w:after="20" w:before="0"/>
             </w:pPr>
-            <w:hyperlink w:history="1" r:id="rId4bkyi5m_lwrmrfaoek9d9">
+            <w:hyperlink w:history="1" r:id="rIdzshnsc5qtce45ev30rfh9">
               <w:r>
                 <w:rPr>
                   <w:rFonts w:ascii="Arial" w:cs="Arial" w:eastAsia="Arial" w:hAnsi="Arial"/>
@@ -24508,7 +25030,7 @@
               <w:spacing w:after="10" w:before="0"/>
               <w:ind w:left="120"/>
             </w:pPr>
-            <w:hyperlink w:history="1" r:id="rIdfaphuoly21h1hrl9hdjlm">
+            <w:hyperlink w:history="1" r:id="rId6r4t-zivr1wkcsyq2c_5l">
               <w:r>
                 <w:rPr>
                   <w:rFonts w:ascii="Arial" w:cs="Arial" w:eastAsia="Arial" w:hAnsi="Arial"/>
@@ -24536,6 +25058,7 @@
           </w:tcPr>
           <w:p>
             <w:pPr>
+              <w:keepNext w:val="false"/>
               <w:spacing w:after="40" w:before="0"/>
               <w:jc w:val="left"/>
             </w:pPr>
@@ -24568,6 +25091,7 @@
           </w:tcPr>
           <w:p>
             <w:pPr>
+              <w:keepNext w:val="false"/>
               <w:spacing w:after="40" w:before="0"/>
               <w:jc w:val="left"/>
             </w:pPr>
@@ -24600,6 +25124,7 @@
           </w:tcPr>
           <w:p>
             <w:pPr>
+              <w:keepNext w:val="false"/>
               <w:spacing w:after="40" w:before="0"/>
               <w:jc w:val="left"/>
             </w:pPr>
@@ -24632,6 +25157,7 @@
           </w:tcPr>
           <w:p>
             <w:pPr>
+              <w:keepNext w:val="false"/>
               <w:spacing w:after="40" w:before="0"/>
               <w:jc w:val="left"/>
             </w:pPr>
@@ -24666,6 +25192,7 @@
           </w:tcPr>
           <w:p>
             <w:pPr>
+              <w:keepNext w:val="false"/>
               <w:spacing w:after="40" w:before="0"/>
               <w:jc w:val="left"/>
             </w:pPr>
@@ -24703,7 +25230,7 @@
             <w:pPr>
               <w:spacing w:after="20" w:before="0"/>
             </w:pPr>
-            <w:hyperlink w:history="1" r:id="rId_dwjdpecxpxw59xpjvgj1">
+            <w:hyperlink w:history="1" r:id="rIdiynj6lupgnkgaf6suwvyq">
               <w:r>
                 <w:rPr>
                   <w:rFonts w:ascii="Arial" w:cs="Arial" w:eastAsia="Arial" w:hAnsi="Arial"/>
@@ -24736,7 +25263,7 @@
               <w:spacing w:after="10" w:before="0"/>
               <w:ind w:left="120"/>
             </w:pPr>
-            <w:hyperlink w:history="1" r:id="rIdnphniskxzombw7vm7-ctq">
+            <w:hyperlink w:history="1" r:id="rIdzf31pyx2ykoz4jvjc9l0s">
               <w:r>
                 <w:rPr>
                   <w:rFonts w:ascii="Arial" w:cs="Arial" w:eastAsia="Arial" w:hAnsi="Arial"/>
@@ -24781,7 +25308,7 @@
             <w:pPr>
               <w:spacing w:after="20" w:before="0"/>
             </w:pPr>
-            <w:hyperlink w:history="1" r:id="rId1xgartqh5nc8elcrbzloy">
+            <w:hyperlink w:history="1" r:id="rIdrqeqjlvvmwyohanpwv7fr">
               <w:r>
                 <w:rPr>
                   <w:rFonts w:ascii="Arial" w:cs="Arial" w:eastAsia="Arial" w:hAnsi="Arial"/>
@@ -24814,7 +25341,7 @@
               <w:spacing w:after="10" w:before="0"/>
               <w:ind w:left="120"/>
             </w:pPr>
-            <w:hyperlink w:history="1" r:id="rId-tehs2wbipoluopgochr7">
+            <w:hyperlink w:history="1" r:id="rIdudsx_kdlxmfrsaj75ctxw">
               <w:r>
                 <w:rPr>
                   <w:rFonts w:ascii="Arial" w:cs="Arial" w:eastAsia="Arial" w:hAnsi="Arial"/>
@@ -24842,6 +25369,7 @@
           </w:tcPr>
           <w:p>
             <w:pPr>
+              <w:keepNext w:val="false"/>
               <w:spacing w:after="40" w:before="0"/>
               <w:jc w:val="left"/>
             </w:pPr>
@@ -24874,6 +25402,7 @@
           </w:tcPr>
           <w:p>
             <w:pPr>
+              <w:keepNext w:val="false"/>
               <w:spacing w:after="40" w:before="0"/>
               <w:jc w:val="left"/>
             </w:pPr>
@@ -24906,6 +25435,7 @@
           </w:tcPr>
           <w:p>
             <w:pPr>
+              <w:keepNext w:val="false"/>
               <w:spacing w:after="40" w:before="0"/>
               <w:jc w:val="left"/>
             </w:pPr>
@@ -24938,6 +25468,7 @@
           </w:tcPr>
           <w:p>
             <w:pPr>
+              <w:keepNext w:val="false"/>
               <w:spacing w:after="40" w:before="0"/>
               <w:jc w:val="left"/>
             </w:pPr>
@@ -24972,6 +25503,7 @@
           </w:tcPr>
           <w:p>
             <w:pPr>
+              <w:keepNext w:val="false"/>
               <w:spacing w:after="40" w:before="0"/>
               <w:jc w:val="left"/>
             </w:pPr>
@@ -25009,7 +25541,7 @@
             <w:pPr>
               <w:spacing w:after="20" w:before="0"/>
             </w:pPr>
-            <w:hyperlink w:history="1" r:id="rIde_xczphtuiu1iwk7sm-13">
+            <w:hyperlink w:history="1" r:id="rIdgbiuynrzjtg2wv27ewx6n">
               <w:r>
                 <w:rPr>
                   <w:rFonts w:ascii="Arial" w:cs="Arial" w:eastAsia="Arial" w:hAnsi="Arial"/>
@@ -25042,7 +25574,7 @@
               <w:spacing w:after="10" w:before="0"/>
               <w:ind w:left="120"/>
             </w:pPr>
-            <w:hyperlink w:history="1" r:id="rIdhhnyrtdgy4pdglxshb2ji">
+            <w:hyperlink w:history="1" r:id="rIdvs_mb7c71lhxcn0s8cvfq">
               <w:r>
                 <w:rPr>
                   <w:rFonts w:ascii="Arial" w:cs="Arial" w:eastAsia="Arial" w:hAnsi="Arial"/>
@@ -25087,7 +25619,7 @@
             <w:pPr>
               <w:spacing w:after="20" w:before="0"/>
             </w:pPr>
-            <w:hyperlink w:history="1" r:id="rId5kazlda8mkn4b14pety8h">
+            <w:hyperlink w:history="1" r:id="rIdjkyjxjt3_lkktlyv85nrp">
               <w:r>
                 <w:rPr>
                   <w:rFonts w:ascii="Arial" w:cs="Arial" w:eastAsia="Arial" w:hAnsi="Arial"/>
@@ -25120,7 +25652,7 @@
               <w:spacing w:after="10" w:before="0"/>
               <w:ind w:left="120"/>
             </w:pPr>
-            <w:hyperlink w:history="1" r:id="rIdpcf0oxhn2ofvliboef_10">
+            <w:hyperlink w:history="1" r:id="rIdvuusrbsc5pyx2ilf1y_lp">
               <w:r>
                 <w:rPr>
                   <w:rFonts w:ascii="Arial" w:cs="Arial" w:eastAsia="Arial" w:hAnsi="Arial"/>
@@ -25148,6 +25680,7 @@
           </w:tcPr>
           <w:p>
             <w:pPr>
+              <w:keepNext w:val="false"/>
               <w:spacing w:after="40" w:before="0"/>
               <w:jc w:val="left"/>
             </w:pPr>
@@ -25180,6 +25713,7 @@
           </w:tcPr>
           <w:p>
             <w:pPr>
+              <w:keepNext w:val="false"/>
               <w:spacing w:after="40" w:before="0"/>
               <w:jc w:val="left"/>
             </w:pPr>
@@ -25212,6 +25746,7 @@
           </w:tcPr>
           <w:p>
             <w:pPr>
+              <w:keepNext w:val="false"/>
               <w:spacing w:after="40" w:before="0"/>
               <w:jc w:val="left"/>
             </w:pPr>
@@ -25244,6 +25779,7 @@
           </w:tcPr>
           <w:p>
             <w:pPr>
+              <w:keepNext w:val="false"/>
               <w:spacing w:after="40" w:before="0"/>
               <w:jc w:val="left"/>
             </w:pPr>
@@ -25278,6 +25814,7 @@
           </w:tcPr>
           <w:p>
             <w:pPr>
+              <w:keepNext w:val="false"/>
               <w:spacing w:after="40" w:before="0"/>
               <w:jc w:val="left"/>
             </w:pPr>
@@ -25315,7 +25852,7 @@
             <w:pPr>
               <w:spacing w:after="20" w:before="0"/>
             </w:pPr>
-            <w:hyperlink w:history="1" r:id="rIdgjukjsktgcxxgiiubirtg">
+            <w:hyperlink w:history="1" r:id="rIdtsq7xmq1coxewwenws__a">
               <w:r>
                 <w:rPr>
                   <w:rFonts w:ascii="Arial" w:cs="Arial" w:eastAsia="Arial" w:hAnsi="Arial"/>
@@ -25364,7 +25901,7 @@
               <w:spacing w:after="10" w:before="0"/>
               <w:ind w:left="120"/>
             </w:pPr>
-            <w:hyperlink w:history="1" r:id="rIdvawsuocsrm9zpawpqrwgm">
+            <w:hyperlink w:history="1" r:id="rIdwyeckmwlqme_xpdaueiul">
               <w:r>
                 <w:rPr>
                   <w:rFonts w:ascii="Arial" w:cs="Arial" w:eastAsia="Arial" w:hAnsi="Arial"/>
@@ -25409,7 +25946,7 @@
             <w:pPr>
               <w:spacing w:after="20" w:before="0"/>
             </w:pPr>
-            <w:hyperlink w:history="1" r:id="rIdrxmlobge1nqowjd5a_giz">
+            <w:hyperlink w:history="1" r:id="rIdygq_2ytfefoeqatfkbt46">
               <w:r>
                 <w:rPr>
                   <w:rFonts w:ascii="Arial" w:cs="Arial" w:eastAsia="Arial" w:hAnsi="Arial"/>
@@ -25442,7 +25979,7 @@
               <w:spacing w:after="10" w:before="0"/>
               <w:ind w:left="120"/>
             </w:pPr>
-            <w:hyperlink w:history="1" r:id="rIdykfoqlwt69hhgkig6yzl-">
+            <w:hyperlink w:history="1" r:id="rIdmavqnmunzb9uudzp-powv">
               <w:r>
                 <w:rPr>
                   <w:rFonts w:ascii="Arial" w:cs="Arial" w:eastAsia="Arial" w:hAnsi="Arial"/>
@@ -25470,6 +26007,7 @@
           </w:tcPr>
           <w:p>
             <w:pPr>
+              <w:keepNext w:val="false"/>
               <w:spacing w:after="40" w:before="0"/>
               <w:jc w:val="left"/>
             </w:pPr>
@@ -25502,6 +26040,7 @@
           </w:tcPr>
           <w:p>
             <w:pPr>
+              <w:keepNext w:val="false"/>
               <w:spacing w:after="40" w:before="0"/>
               <w:jc w:val="left"/>
             </w:pPr>
@@ -25534,6 +26073,7 @@
           </w:tcPr>
           <w:p>
             <w:pPr>
+              <w:keepNext w:val="false"/>
               <w:spacing w:after="40" w:before="0"/>
               <w:jc w:val="left"/>
             </w:pPr>
@@ -25566,6 +26106,7 @@
           </w:tcPr>
           <w:p>
             <w:pPr>
+              <w:keepNext w:val="false"/>
               <w:spacing w:after="40" w:before="0"/>
               <w:jc w:val="left"/>
             </w:pPr>
@@ -25625,6 +26166,7 @@
           </w:tcPr>
           <w:p>
             <w:pPr>
+              <w:keepNext w:val="false"/>
               <w:spacing w:after="40" w:before="0"/>
               <w:jc w:val="center"/>
             </w:pPr>
@@ -25659,6 +26201,7 @@
           </w:tcPr>
           <w:p>
             <w:pPr>
+              <w:keepNext w:val="false"/>
               <w:spacing w:after="40" w:before="0"/>
               <w:jc w:val="left"/>
             </w:pPr>
@@ -25720,6 +26263,7 @@
           </w:tcPr>
           <w:p>
             <w:pPr>
+              <w:keepNext w:val="false"/>
               <w:spacing w:after="40" w:before="0"/>
               <w:jc w:val="center"/>
             </w:pPr>
@@ -25754,6 +26298,7 @@
           </w:tcPr>
           <w:p>
             <w:pPr>
+              <w:keepNext w:val="false"/>
               <w:spacing w:after="40" w:before="0"/>
               <w:jc w:val="left"/>
             </w:pPr>
@@ -25786,6 +26331,7 @@
           </w:tcPr>
           <w:p>
             <w:pPr>
+              <w:keepNext w:val="false"/>
               <w:spacing w:after="40" w:before="0"/>
               <w:jc w:val="left"/>
             </w:pPr>
@@ -25820,6 +26366,7 @@
           </w:tcPr>
           <w:p>
             <w:pPr>
+              <w:keepNext w:val="false"/>
               <w:spacing w:after="40" w:before="0"/>
               <w:jc w:val="left"/>
             </w:pPr>
@@ -25852,6 +26399,7 @@
           </w:tcPr>
           <w:p>
             <w:pPr>
+              <w:keepNext w:val="false"/>
               <w:spacing w:after="40" w:before="0"/>
               <w:jc w:val="left"/>
             </w:pPr>
@@ -25886,6 +26434,7 @@
           </w:tcPr>
           <w:p>
             <w:pPr>
+              <w:keepNext w:val="false"/>
               <w:spacing w:after="40" w:before="0"/>
               <w:jc w:val="left"/>
             </w:pPr>
@@ -25918,6 +26467,7 @@
           </w:tcPr>
           <w:p>
             <w:pPr>
+              <w:keepNext w:val="false"/>
               <w:spacing w:after="40" w:before="0"/>
               <w:jc w:val="left"/>
             </w:pPr>
@@ -25954,7 +26504,7 @@
         </w:rPr>
         <w:t xml:space="preserve">© 2026 SeaVuria and ARES. Aligned with KICD objectives. Developed by SeaVuria; technical implementation by ARES (with AI assistance from Claude). Licensed under </w:t>
       </w:r>
-      <w:hyperlink w:history="1" r:id="rIdrqccwxyjrubdvbsckk_pd">
+      <w:hyperlink w:history="1" r:id="rIdfyrk0nq7vfjyrr-n3d2gh">
         <w:r>
           <w:rPr>
             <w:rFonts w:ascii="Arial" w:cs="Arial" w:eastAsia="Arial" w:hAnsi="Arial"/>
@@ -25975,7 +26525,7 @@
         </w:rPr>
         <w:t xml:space="preserve"> (</w:t>
       </w:r>
-      <w:hyperlink w:history="1" r:id="rIdkczngefwhdq1f7c_weryn">
+      <w:hyperlink w:history="1" r:id="rIdxhj8fraeyucungzqcbsga">
         <w:r>
           <w:rPr>
             <w:rFonts w:ascii="Arial" w:cs="Arial" w:eastAsia="Arial" w:hAnsi="Arial"/>
@@ -26036,6 +26586,7 @@
           </w:tcPr>
           <w:p>
             <w:pPr>
+              <w:keepNext w:val="false"/>
               <w:spacing w:after="40" w:before="0"/>
               <w:jc w:val="center"/>
             </w:pPr>
@@ -26070,6 +26621,7 @@
           </w:tcPr>
           <w:p>
             <w:pPr>
+              <w:keepNext w:val="false"/>
               <w:spacing w:after="40" w:before="0"/>
               <w:jc w:val="left"/>
             </w:pPr>
@@ -26102,6 +26654,7 @@
           </w:tcPr>
           <w:p>
             <w:pPr>
+              <w:keepNext w:val="false"/>
               <w:spacing w:after="40" w:before="0"/>
               <w:jc w:val="left"/>
             </w:pPr>
@@ -26134,6 +26687,7 @@
           </w:tcPr>
           <w:p>
             <w:pPr>
+              <w:keepNext w:val="false"/>
               <w:spacing w:after="40" w:before="0"/>
               <w:jc w:val="left"/>
             </w:pPr>
@@ -26168,6 +26722,7 @@
           </w:tcPr>
           <w:p>
             <w:pPr>
+              <w:keepNext w:val="false"/>
               <w:spacing w:after="40" w:before="0"/>
               <w:jc w:val="left"/>
             </w:pPr>
@@ -26200,6 +26755,7 @@
           </w:tcPr>
           <w:p>
             <w:pPr>
+              <w:keepNext w:val="false"/>
               <w:spacing w:after="40" w:before="0"/>
               <w:jc w:val="left"/>
             </w:pPr>
@@ -26232,6 +26788,7 @@
           </w:tcPr>
           <w:p>
             <w:pPr>
+              <w:keepNext w:val="false"/>
               <w:spacing w:after="40" w:before="0"/>
               <w:jc w:val="left"/>
             </w:pPr>
@@ -26266,6 +26823,7 @@
           </w:tcPr>
           <w:p>
             <w:pPr>
+              <w:keepNext w:val="false"/>
               <w:spacing w:after="40" w:before="0"/>
               <w:jc w:val="left"/>
             </w:pPr>
@@ -26298,6 +26856,7 @@
           </w:tcPr>
           <w:p>
             <w:pPr>
+              <w:keepNext w:val="false"/>
               <w:spacing w:after="40" w:before="0"/>
               <w:jc w:val="left"/>
             </w:pPr>
@@ -26330,6 +26889,7 @@
           </w:tcPr>
           <w:p>
             <w:pPr>
+              <w:keepNext w:val="false"/>
               <w:spacing w:after="40" w:before="0"/>
               <w:jc w:val="left"/>
             </w:pPr>
@@ -26364,6 +26924,7 @@
           </w:tcPr>
           <w:p>
             <w:pPr>
+              <w:keepNext w:val="false"/>
               <w:spacing w:after="40" w:before="0"/>
               <w:jc w:val="left"/>
             </w:pPr>
@@ -26396,6 +26957,7 @@
           </w:tcPr>
           <w:p>
             <w:pPr>
+              <w:keepNext w:val="false"/>
               <w:spacing w:after="40" w:before="0"/>
               <w:jc w:val="left"/>
             </w:pPr>
@@ -26428,6 +26990,7 @@
           </w:tcPr>
           <w:p>
             <w:pPr>
+              <w:keepNext w:val="false"/>
               <w:spacing w:after="40" w:before="0"/>
               <w:jc w:val="left"/>
             </w:pPr>

--- a/data/outputs/v2/General_Science/SS2.1_The_Periodic_Table/General_Science_The_Periodic_Table_CBE_LessonSequence.docx
+++ b/data/outputs/v2/General_Science/SS2.1_The_Periodic_Table/General_Science_The_Periodic_Table_CBE_LessonSequence.docx
@@ -2338,7 +2338,7 @@
         </w:rPr>
         <w:t xml:space="preserve">© 2026 SeaVuria and ARES. This work is licensed under a </w:t>
       </w:r>
-      <w:hyperlink w:history="1" r:id="rIdg_qp0v54oarxu3nuy6rej">
+      <w:hyperlink w:history="1" r:id="rId13n7rv6cj9wwx1kpdonmf">
         <w:r>
           <w:rPr>
             <w:rFonts w:ascii="Arial" w:cs="Arial" w:eastAsia="Arial" w:hAnsi="Arial"/>
@@ -2358,7 +2358,7 @@
         </w:rPr>
         <w:t xml:space="preserve"> (</w:t>
       </w:r>
-      <w:hyperlink w:history="1" r:id="rId6j1ij9weliumqxfkoydkg">
+      <w:hyperlink w:history="1" r:id="rIdqfoyfnw8vj4wwxlmx45gh">
         <w:r>
           <w:rPr>
             <w:rFonts w:ascii="Arial" w:cs="Arial" w:eastAsia="Arial" w:hAnsi="Arial"/>
@@ -2378,7 +2378,7 @@
         </w:rPr>
         <w:t xml:space="preserve">). To view a copy of this license, visit </w:t>
       </w:r>
-      <w:hyperlink w:history="1" r:id="rIdu3tts3we_invr20_kh4ea">
+      <w:hyperlink w:history="1" r:id="rIdlnxecv0p2d5bds1ucen-f">
         <w:r>
           <w:rPr>
             <w:rFonts w:ascii="Arial" w:cs="Arial" w:eastAsia="Arial" w:hAnsi="Arial"/>
@@ -3417,7 +3417,7 @@
             <w:pPr>
               <w:spacing w:after="20" w:before="0"/>
             </w:pPr>
-            <w:hyperlink w:history="1" r:id="rIdpke-ikuy4r1lz_aofjoaq">
+            <w:hyperlink w:history="1" r:id="rId9ztpk8im3lohdgv8j4vni">
               <w:r>
                 <w:rPr>
                   <w:rFonts w:ascii="Arial" w:cs="Arial" w:eastAsia="Arial" w:hAnsi="Arial"/>
@@ -3450,7 +3450,7 @@
               <w:spacing w:after="10" w:before="0"/>
               <w:ind w:left="120"/>
             </w:pPr>
-            <w:hyperlink w:history="1" r:id="rId8go-xlqc4fbbvnk5trevg">
+            <w:hyperlink w:history="1" r:id="rIduqm5yykr5fzjwaz1efcb7">
               <w:r>
                 <w:rPr>
                   <w:rFonts w:ascii="Arial" w:cs="Arial" w:eastAsia="Arial" w:hAnsi="Arial"/>
@@ -3495,7 +3495,7 @@
             <w:pPr>
               <w:spacing w:after="20" w:before="0"/>
             </w:pPr>
-            <w:hyperlink w:history="1" r:id="rIdsfhmyortrhdbohoefrkrd">
+            <w:hyperlink w:history="1" r:id="rIdppnrcothwfpbybkkf0wtw">
               <w:r>
                 <w:rPr>
                   <w:rFonts w:ascii="Arial" w:cs="Arial" w:eastAsia="Arial" w:hAnsi="Arial"/>
@@ -3528,7 +3528,7 @@
               <w:spacing w:after="10" w:before="0"/>
               <w:ind w:left="120"/>
             </w:pPr>
-            <w:hyperlink w:history="1" r:id="rIde3gaa3of7vli6htbkdigc">
+            <w:hyperlink w:history="1" r:id="rIdrahqvpdgaedewb9oohj6c">
               <w:r>
                 <w:rPr>
                   <w:rFonts w:ascii="Arial" w:cs="Arial" w:eastAsia="Arial" w:hAnsi="Arial"/>
@@ -3728,7 +3728,7 @@
             <w:pPr>
               <w:spacing w:after="20" w:before="0"/>
             </w:pPr>
-            <w:hyperlink w:history="1" r:id="rIduejym2lx9zaha1kwd_zd7">
+            <w:hyperlink w:history="1" r:id="rIdaruijbrrfjxdgamqod0mo">
               <w:r>
                 <w:rPr>
                   <w:rFonts w:ascii="Arial" w:cs="Arial" w:eastAsia="Arial" w:hAnsi="Arial"/>
@@ -3761,7 +3761,7 @@
               <w:spacing w:after="10" w:before="0"/>
               <w:ind w:left="120"/>
             </w:pPr>
-            <w:hyperlink w:history="1" r:id="rIdm8kgjxxdmnywzkjeeofjj">
+            <w:hyperlink w:history="1" r:id="rIddcvujtxq8nc8ymcokutej">
               <w:r>
                 <w:rPr>
                   <w:rFonts w:ascii="Arial" w:cs="Arial" w:eastAsia="Arial" w:hAnsi="Arial"/>
@@ -3806,7 +3806,7 @@
             <w:pPr>
               <w:spacing w:after="20" w:before="0"/>
             </w:pPr>
-            <w:hyperlink w:history="1" r:id="rIdgdfiq5ug8hyybn-qz3n15">
+            <w:hyperlink w:history="1" r:id="rIdddcntzqiw1pqgn_lvgvuc">
               <w:r>
                 <w:rPr>
                   <w:rFonts w:ascii="Arial" w:cs="Arial" w:eastAsia="Arial" w:hAnsi="Arial"/>
@@ -3839,7 +3839,7 @@
               <w:spacing w:after="10" w:before="0"/>
               <w:ind w:left="120"/>
             </w:pPr>
-            <w:hyperlink w:history="1" r:id="rId9gemnvqn3kz0cisl_cvhs">
+            <w:hyperlink w:history="1" r:id="rIduimoylmbv6iwnojcjblgk">
               <w:r>
                 <w:rPr>
                   <w:rFonts w:ascii="Arial" w:cs="Arial" w:eastAsia="Arial" w:hAnsi="Arial"/>
@@ -4039,7 +4039,7 @@
             <w:pPr>
               <w:spacing w:after="20" w:before="0"/>
             </w:pPr>
-            <w:hyperlink w:history="1" r:id="rIddga-6ewjrdgyvdhstc70r">
+            <w:hyperlink w:history="1" r:id="rIdjtprh0zbds1yhrfumfjln">
               <w:r>
                 <w:rPr>
                   <w:rFonts w:ascii="Arial" w:cs="Arial" w:eastAsia="Arial" w:hAnsi="Arial"/>
@@ -4072,7 +4072,7 @@
               <w:spacing w:after="10" w:before="0"/>
               <w:ind w:left="120"/>
             </w:pPr>
-            <w:hyperlink w:history="1" r:id="rIdiwcflixvzxj3h9oyp4re8">
+            <w:hyperlink w:history="1" r:id="rIdodjf8a2fa_f4ruhjj5y4c">
               <w:r>
                 <w:rPr>
                   <w:rFonts w:ascii="Arial" w:cs="Arial" w:eastAsia="Arial" w:hAnsi="Arial"/>
@@ -4117,7 +4117,7 @@
             <w:pPr>
               <w:spacing w:after="20" w:before="0"/>
             </w:pPr>
-            <w:hyperlink w:history="1" r:id="rIds5baacgtp1jsqegqdhasn">
+            <w:hyperlink w:history="1" r:id="rId9f2p8kz1yj-hql5hfo9q8">
               <w:r>
                 <w:rPr>
                   <w:rFonts w:ascii="Arial" w:cs="Arial" w:eastAsia="Arial" w:hAnsi="Arial"/>
@@ -4150,7 +4150,7 @@
               <w:spacing w:after="10" w:before="0"/>
               <w:ind w:left="120"/>
             </w:pPr>
-            <w:hyperlink w:history="1" r:id="rIdo5h8gggn0mskcu4pjgwce">
+            <w:hyperlink w:history="1" r:id="rIdl7mcab05b7a9kc9pa5aaz">
               <w:r>
                 <w:rPr>
                   <w:rFonts w:ascii="Arial" w:cs="Arial" w:eastAsia="Arial" w:hAnsi="Arial"/>
@@ -4350,7 +4350,7 @@
             <w:pPr>
               <w:spacing w:after="20" w:before="0"/>
             </w:pPr>
-            <w:hyperlink w:history="1" r:id="rIdscgoalvy8atb_evl5ixu4">
+            <w:hyperlink w:history="1" r:id="rIds3w7fjed0gacic6dhnad4">
               <w:r>
                 <w:rPr>
                   <w:rFonts w:ascii="Arial" w:cs="Arial" w:eastAsia="Arial" w:hAnsi="Arial"/>
@@ -4383,7 +4383,7 @@
               <w:spacing w:after="10" w:before="0"/>
               <w:ind w:left="120"/>
             </w:pPr>
-            <w:hyperlink w:history="1" r:id="rIdqeidp9hdsro4wrep0b-xi">
+            <w:hyperlink w:history="1" r:id="rIdvmz-xbrc7ncw0jm2nnb1-">
               <w:r>
                 <w:rPr>
                   <w:rFonts w:ascii="Arial" w:cs="Arial" w:eastAsia="Arial" w:hAnsi="Arial"/>
@@ -4428,7 +4428,7 @@
             <w:pPr>
               <w:spacing w:after="20" w:before="0"/>
             </w:pPr>
-            <w:hyperlink w:history="1" r:id="rIdg23h39e1bryhww5cw_ozy">
+            <w:hyperlink w:history="1" r:id="rIdaqwmmk9auord3rep9vfws">
               <w:r>
                 <w:rPr>
                   <w:rFonts w:ascii="Arial" w:cs="Arial" w:eastAsia="Arial" w:hAnsi="Arial"/>
@@ -4461,7 +4461,7 @@
               <w:spacing w:after="10" w:before="0"/>
               <w:ind w:left="120"/>
             </w:pPr>
-            <w:hyperlink w:history="1" r:id="rId9twak2gsuy6ha9oo7nqrv">
+            <w:hyperlink w:history="1" r:id="rIdndlv8ojmgdnbcjovdc7ah">
               <w:r>
                 <w:rPr>
                   <w:rFonts w:ascii="Arial" w:cs="Arial" w:eastAsia="Arial" w:hAnsi="Arial"/>
@@ -4661,7 +4661,7 @@
             <w:pPr>
               <w:spacing w:after="20" w:before="0"/>
             </w:pPr>
-            <w:hyperlink w:history="1" r:id="rIdglurjjoys-rfb0yuxv3ny">
+            <w:hyperlink w:history="1" r:id="rIdb-vupdr0b-lrrtwqs0bah">
               <w:r>
                 <w:rPr>
                   <w:rFonts w:ascii="Arial" w:cs="Arial" w:eastAsia="Arial" w:hAnsi="Arial"/>
@@ -4710,7 +4710,7 @@
               <w:spacing w:after="10" w:before="0"/>
               <w:ind w:left="120"/>
             </w:pPr>
-            <w:hyperlink w:history="1" r:id="rIdixsb3fxjrp49xtxsiyugs">
+            <w:hyperlink w:history="1" r:id="rIdaq-nuut-bwfyctgedbxig">
               <w:r>
                 <w:rPr>
                   <w:rFonts w:ascii="Arial" w:cs="Arial" w:eastAsia="Arial" w:hAnsi="Arial"/>
@@ -4755,7 +4755,7 @@
             <w:pPr>
               <w:spacing w:after="20" w:before="0"/>
             </w:pPr>
-            <w:hyperlink w:history="1" r:id="rIdkrpv0q8c55ishccosrxcb">
+            <w:hyperlink w:history="1" r:id="rId4jsb1fhuhwbn1mosjehpw">
               <w:r>
                 <w:rPr>
                   <w:rFonts w:ascii="Arial" w:cs="Arial" w:eastAsia="Arial" w:hAnsi="Arial"/>
@@ -4788,7 +4788,7 @@
               <w:spacing w:after="10" w:before="0"/>
               <w:ind w:left="120"/>
             </w:pPr>
-            <w:hyperlink w:history="1" r:id="rIdrj2aezsbttmsh1ansseib">
+            <w:hyperlink w:history="1" r:id="rIdgbhjvv3gqkzbhyxpvd-bh">
               <w:r>
                 <w:rPr>
                   <w:rFonts w:ascii="Arial" w:cs="Arial" w:eastAsia="Arial" w:hAnsi="Arial"/>
@@ -5313,7 +5313,7 @@
         </w:rPr>
         <w:t xml:space="preserve">© 2026 SeaVuria and ARES. Aligned with KICD objectives. Developed by SeaVuria; technical implementation by ARES (with AI assistance from Claude). Licensed under </w:t>
       </w:r>
-      <w:hyperlink w:history="1" r:id="rIdressxxz5__h3copknbvt_">
+      <w:hyperlink w:history="1" r:id="rIdmiagdc8toe_ly3-jjv4iq">
         <w:r>
           <w:rPr>
             <w:rFonts w:ascii="Arial" w:cs="Arial" w:eastAsia="Arial" w:hAnsi="Arial"/>
@@ -5334,7 +5334,7 @@
         </w:rPr>
         <w:t xml:space="preserve"> (</w:t>
       </w:r>
-      <w:hyperlink w:history="1" r:id="rIdtgzber05wczbvfnfsc6mo">
+      <w:hyperlink w:history="1" r:id="rId8gaowzbbjsgqhtyjp6zl9">
         <w:r>
           <w:rPr>
             <w:rFonts w:ascii="Arial" w:cs="Arial" w:eastAsia="Arial" w:hAnsi="Arial"/>
@@ -6374,7 +6374,7 @@
             <w:pPr>
               <w:spacing w:after="20" w:before="0"/>
             </w:pPr>
-            <w:hyperlink w:history="1" r:id="rIdm9owfdhhunxtq7hhkarba">
+            <w:hyperlink w:history="1" r:id="rIdupgw9d50d4eg8etyhhxue">
               <w:r>
                 <w:rPr>
                   <w:rFonts w:ascii="Arial" w:cs="Arial" w:eastAsia="Arial" w:hAnsi="Arial"/>
@@ -6407,7 +6407,7 @@
               <w:spacing w:after="10" w:before="0"/>
               <w:ind w:left="120"/>
             </w:pPr>
-            <w:hyperlink w:history="1" r:id="rIdke1u_hlxmuyahvx-rm3rb">
+            <w:hyperlink w:history="1" r:id="rId9mhsaa6gh09vkthsego4h">
               <w:r>
                 <w:rPr>
                   <w:rFonts w:ascii="Arial" w:cs="Arial" w:eastAsia="Arial" w:hAnsi="Arial"/>
@@ -6452,7 +6452,7 @@
             <w:pPr>
               <w:spacing w:after="20" w:before="0"/>
             </w:pPr>
-            <w:hyperlink w:history="1" r:id="rIddgwkblwvsqtpjj5jg1lyu">
+            <w:hyperlink w:history="1" r:id="rIdajzhpyfed23i02um_1se-">
               <w:r>
                 <w:rPr>
                   <w:rFonts w:ascii="Arial" w:cs="Arial" w:eastAsia="Arial" w:hAnsi="Arial"/>
@@ -6485,7 +6485,7 @@
               <w:spacing w:after="10" w:before="0"/>
               <w:ind w:left="120"/>
             </w:pPr>
-            <w:hyperlink w:history="1" r:id="rId9k56poyvsiqggivlbivmj">
+            <w:hyperlink w:history="1" r:id="rIdmndmlgrmojsze7kuvlozy">
               <w:r>
                 <w:rPr>
                   <w:rFonts w:ascii="Arial" w:cs="Arial" w:eastAsia="Arial" w:hAnsi="Arial"/>
@@ -6685,7 +6685,7 @@
             <w:pPr>
               <w:spacing w:after="20" w:before="0"/>
             </w:pPr>
-            <w:hyperlink w:history="1" r:id="rIdmtowye2fe_gmbmjsut_jb">
+            <w:hyperlink w:history="1" r:id="rIdyv6aavaoejtfw7g1m89ms">
               <w:r>
                 <w:rPr>
                   <w:rFonts w:ascii="Arial" w:cs="Arial" w:eastAsia="Arial" w:hAnsi="Arial"/>
@@ -6718,7 +6718,7 @@
               <w:spacing w:after="10" w:before="0"/>
               <w:ind w:left="120"/>
             </w:pPr>
-            <w:hyperlink w:history="1" r:id="rIdfovomlau18bzzretn6j0o">
+            <w:hyperlink w:history="1" r:id="rIdr6aoivfo8jzpdlxnkckfc">
               <w:r>
                 <w:rPr>
                   <w:rFonts w:ascii="Arial" w:cs="Arial" w:eastAsia="Arial" w:hAnsi="Arial"/>
@@ -6763,7 +6763,7 @@
             <w:pPr>
               <w:spacing w:after="20" w:before="0"/>
             </w:pPr>
-            <w:hyperlink w:history="1" r:id="rId80zqao1q4q-bwxdyvqlqm">
+            <w:hyperlink w:history="1" r:id="rId0p2ax1bg4hl3mpcvogvfe">
               <w:r>
                 <w:rPr>
                   <w:rFonts w:ascii="Arial" w:cs="Arial" w:eastAsia="Arial" w:hAnsi="Arial"/>
@@ -6796,7 +6796,7 @@
               <w:spacing w:after="10" w:before="0"/>
               <w:ind w:left="120"/>
             </w:pPr>
-            <w:hyperlink w:history="1" r:id="rIdlxdxpm1uoj7idouxtsko5">
+            <w:hyperlink w:history="1" r:id="rIdx58-jpt_souiu20fp2wec">
               <w:r>
                 <w:rPr>
                   <w:rFonts w:ascii="Arial" w:cs="Arial" w:eastAsia="Arial" w:hAnsi="Arial"/>
@@ -6996,7 +6996,7 @@
             <w:pPr>
               <w:spacing w:after="20" w:before="0"/>
             </w:pPr>
-            <w:hyperlink w:history="1" r:id="rIdj-h-3bhxg3gbcbzr6__2g">
+            <w:hyperlink w:history="1" r:id="rId7knqp9_psln2rasbmneti">
               <w:r>
                 <w:rPr>
                   <w:rFonts w:ascii="Arial" w:cs="Arial" w:eastAsia="Arial" w:hAnsi="Arial"/>
@@ -7029,7 +7029,7 @@
               <w:spacing w:after="10" w:before="0"/>
               <w:ind w:left="120"/>
             </w:pPr>
-            <w:hyperlink w:history="1" r:id="rIdhdv4i94zc0vqr1affse8i">
+            <w:hyperlink w:history="1" r:id="rIdikyntcuethmhomi9jyuk7">
               <w:r>
                 <w:rPr>
                   <w:rFonts w:ascii="Arial" w:cs="Arial" w:eastAsia="Arial" w:hAnsi="Arial"/>
@@ -7074,7 +7074,7 @@
             <w:pPr>
               <w:spacing w:after="20" w:before="0"/>
             </w:pPr>
-            <w:hyperlink w:history="1" r:id="rId9ihzdkw3x4dl5bpggdoja">
+            <w:hyperlink w:history="1" r:id="rIde0bco24snwq4sb5n86tdm">
               <w:r>
                 <w:rPr>
                   <w:rFonts w:ascii="Arial" w:cs="Arial" w:eastAsia="Arial" w:hAnsi="Arial"/>
@@ -7123,7 +7123,7 @@
               <w:spacing w:after="10" w:before="0"/>
               <w:ind w:left="120"/>
             </w:pPr>
-            <w:hyperlink w:history="1" r:id="rIdm0se-klryabhpjxegl6mv">
+            <w:hyperlink w:history="1" r:id="rIdnhl-snbnlfzo3jfvchg_p">
               <w:r>
                 <w:rPr>
                   <w:rFonts w:ascii="Arial" w:cs="Arial" w:eastAsia="Arial" w:hAnsi="Arial"/>
@@ -7323,7 +7323,7 @@
             <w:pPr>
               <w:spacing w:after="20" w:before="0"/>
             </w:pPr>
-            <w:hyperlink w:history="1" r:id="rId6sb9rmnht1qg0lcecmoht">
+            <w:hyperlink w:history="1" r:id="rIdbi4_bw2gyrmuqn83v2qw1">
               <w:r>
                 <w:rPr>
                   <w:rFonts w:ascii="Arial" w:cs="Arial" w:eastAsia="Arial" w:hAnsi="Arial"/>
@@ -7356,7 +7356,7 @@
               <w:spacing w:after="10" w:before="0"/>
               <w:ind w:left="120"/>
             </w:pPr>
-            <w:hyperlink w:history="1" r:id="rIdzhx7zf2co_p6xlg8tl2xy">
+            <w:hyperlink w:history="1" r:id="rIdir5rrdoghnt36-rl8c1kc">
               <w:r>
                 <w:rPr>
                   <w:rFonts w:ascii="Arial" w:cs="Arial" w:eastAsia="Arial" w:hAnsi="Arial"/>
@@ -7401,7 +7401,7 @@
             <w:pPr>
               <w:spacing w:after="20" w:before="0"/>
             </w:pPr>
-            <w:hyperlink w:history="1" r:id="rIdz9vk5nos-pvrhjo1l6rsk">
+            <w:hyperlink w:history="1" r:id="rIdrjsohiuazmatzxaakenyn">
               <w:r>
                 <w:rPr>
                   <w:rFonts w:ascii="Arial" w:cs="Arial" w:eastAsia="Arial" w:hAnsi="Arial"/>
@@ -7450,7 +7450,7 @@
               <w:spacing w:after="10" w:before="0"/>
               <w:ind w:left="120"/>
             </w:pPr>
-            <w:hyperlink w:history="1" r:id="rId6xjgkumezoaphapoyhcfg">
+            <w:hyperlink w:history="1" r:id="rIdpwkyuou6vir75ympjsnu7">
               <w:r>
                 <w:rPr>
                   <w:rFonts w:ascii="Arial" w:cs="Arial" w:eastAsia="Arial" w:hAnsi="Arial"/>
@@ -7650,7 +7650,7 @@
             <w:pPr>
               <w:spacing w:after="20" w:before="0"/>
             </w:pPr>
-            <w:hyperlink w:history="1" r:id="rIdjocjtomdmqevap6llq11m">
+            <w:hyperlink w:history="1" r:id="rIdb-1srll5kdmwme5yvezmp">
               <w:r>
                 <w:rPr>
                   <w:rFonts w:ascii="Arial" w:cs="Arial" w:eastAsia="Arial" w:hAnsi="Arial"/>
@@ -7683,7 +7683,7 @@
               <w:spacing w:after="10" w:before="0"/>
               <w:ind w:left="120"/>
             </w:pPr>
-            <w:hyperlink w:history="1" r:id="rIddb-g1fnxx6rlcknwlw4l3">
+            <w:hyperlink w:history="1" r:id="rIdpybiqhy1mt7nu7q6gh_pu">
               <w:r>
                 <w:rPr>
                   <w:rFonts w:ascii="Arial" w:cs="Arial" w:eastAsia="Arial" w:hAnsi="Arial"/>
@@ -7728,7 +7728,7 @@
             <w:pPr>
               <w:spacing w:after="20" w:before="0"/>
             </w:pPr>
-            <w:hyperlink w:history="1" r:id="rId5eibjaslg7vvj7uwt32d9">
+            <w:hyperlink w:history="1" r:id="rIdygehrhakiuh_bbuxqupjz">
               <w:r>
                 <w:rPr>
                   <w:rFonts w:ascii="Arial" w:cs="Arial" w:eastAsia="Arial" w:hAnsi="Arial"/>
@@ -7777,7 +7777,7 @@
               <w:spacing w:after="10" w:before="0"/>
               <w:ind w:left="120"/>
             </w:pPr>
-            <w:hyperlink w:history="1" r:id="rIdvtb2immwy0600sebponjv">
+            <w:hyperlink w:history="1" r:id="rIdbspx6vdjdeihb_ueouwoa">
               <w:r>
                 <w:rPr>
                   <w:rFonts w:ascii="Arial" w:cs="Arial" w:eastAsia="Arial" w:hAnsi="Arial"/>
@@ -8402,7 +8402,7 @@
         </w:rPr>
         <w:t xml:space="preserve">© 2026 SeaVuria and ARES. Aligned with KICD objectives. Developed by SeaVuria; technical implementation by ARES (with AI assistance from Claude). Licensed under </w:t>
       </w:r>
-      <w:hyperlink w:history="1" r:id="rIdbmnmejngu0rxna1uhehdw">
+      <w:hyperlink w:history="1" r:id="rIdvzzhx_afu1wya6dg_wjpo">
         <w:r>
           <w:rPr>
             <w:rFonts w:ascii="Arial" w:cs="Arial" w:eastAsia="Arial" w:hAnsi="Arial"/>
@@ -8423,7 +8423,7 @@
         </w:rPr>
         <w:t xml:space="preserve"> (</w:t>
       </w:r>
-      <w:hyperlink w:history="1" r:id="rId_dx6l3itwhqgrdk613wx6">
+      <w:hyperlink w:history="1" r:id="rIdku9i4amxs8qvttlftg0dl">
         <w:r>
           <w:rPr>
             <w:rFonts w:ascii="Arial" w:cs="Arial" w:eastAsia="Arial" w:hAnsi="Arial"/>
@@ -9463,7 +9463,7 @@
             <w:pPr>
               <w:spacing w:after="20" w:before="0"/>
             </w:pPr>
-            <w:hyperlink w:history="1" r:id="rId18amjhurqrumg--vyvbx0">
+            <w:hyperlink w:history="1" r:id="rIdn6g8kjgpdaqjadlndelpw">
               <w:r>
                 <w:rPr>
                   <w:rFonts w:ascii="Arial" w:cs="Arial" w:eastAsia="Arial" w:hAnsi="Arial"/>
@@ -9496,7 +9496,7 @@
               <w:spacing w:after="10" w:before="0"/>
               <w:ind w:left="120"/>
             </w:pPr>
-            <w:hyperlink w:history="1" r:id="rId05u1bnsk6ztlumqjay1hm">
+            <w:hyperlink w:history="1" r:id="rIdt9_apcujr7re1rmoj3lf1">
               <w:r>
                 <w:rPr>
                   <w:rFonts w:ascii="Arial" w:cs="Arial" w:eastAsia="Arial" w:hAnsi="Arial"/>
@@ -9541,7 +9541,7 @@
             <w:pPr>
               <w:spacing w:after="20" w:before="0"/>
             </w:pPr>
-            <w:hyperlink w:history="1" r:id="rIdcxlljepnjfnbadfqhhhmz">
+            <w:hyperlink w:history="1" r:id="rIdllgv6kustuqqd7eapl1dx">
               <w:r>
                 <w:rPr>
                   <w:rFonts w:ascii="Arial" w:cs="Arial" w:eastAsia="Arial" w:hAnsi="Arial"/>
@@ -9574,7 +9574,7 @@
               <w:spacing w:after="10" w:before="0"/>
               <w:ind w:left="120"/>
             </w:pPr>
-            <w:hyperlink w:history="1" r:id="rIdpeccquq7u_cixhgyv8mw6">
+            <w:hyperlink w:history="1" r:id="rId8ccbngkbjqemww610sle8">
               <w:r>
                 <w:rPr>
                   <w:rFonts w:ascii="Arial" w:cs="Arial" w:eastAsia="Arial" w:hAnsi="Arial"/>
@@ -9774,7 +9774,7 @@
             <w:pPr>
               <w:spacing w:after="20" w:before="0"/>
             </w:pPr>
-            <w:hyperlink w:history="1" r:id="rIdabf7eyi8heezye7i7btwz">
+            <w:hyperlink w:history="1" r:id="rIdst5nxcuzkdvfwxabpn1rn">
               <w:r>
                 <w:rPr>
                   <w:rFonts w:ascii="Arial" w:cs="Arial" w:eastAsia="Arial" w:hAnsi="Arial"/>
@@ -9807,7 +9807,7 @@
               <w:spacing w:after="10" w:before="0"/>
               <w:ind w:left="120"/>
             </w:pPr>
-            <w:hyperlink w:history="1" r:id="rIdukcphjbnbbnfktcqaeua-">
+            <w:hyperlink w:history="1" r:id="rIdzkr7w1cwjpg3xckir51wr">
               <w:r>
                 <w:rPr>
                   <w:rFonts w:ascii="Arial" w:cs="Arial" w:eastAsia="Arial" w:hAnsi="Arial"/>
@@ -9852,7 +9852,7 @@
             <w:pPr>
               <w:spacing w:after="20" w:before="0"/>
             </w:pPr>
-            <w:hyperlink w:history="1" r:id="rIdmy_pexpsfxlqqcgnbgxw-">
+            <w:hyperlink w:history="1" r:id="rIdid7556fdo5vjlyqheytap">
               <w:r>
                 <w:rPr>
                   <w:rFonts w:ascii="Arial" w:cs="Arial" w:eastAsia="Arial" w:hAnsi="Arial"/>
@@ -9885,7 +9885,7 @@
               <w:spacing w:after="10" w:before="0"/>
               <w:ind w:left="120"/>
             </w:pPr>
-            <w:hyperlink w:history="1" r:id="rIdyud7x8tidxwgbn6qbtqib">
+            <w:hyperlink w:history="1" r:id="rIdyinvu6mofxskx6simvgn3">
               <w:r>
                 <w:rPr>
                   <w:rFonts w:ascii="Arial" w:cs="Arial" w:eastAsia="Arial" w:hAnsi="Arial"/>
@@ -10085,7 +10085,7 @@
             <w:pPr>
               <w:spacing w:after="20" w:before="0"/>
             </w:pPr>
-            <w:hyperlink w:history="1" r:id="rIdfadvg_t-ojkke_grflpaz">
+            <w:hyperlink w:history="1" r:id="rId5nvac4kaby2fhjo0lel7d">
               <w:r>
                 <w:rPr>
                   <w:rFonts w:ascii="Arial" w:cs="Arial" w:eastAsia="Arial" w:hAnsi="Arial"/>
@@ -10118,7 +10118,7 @@
               <w:spacing w:after="10" w:before="0"/>
               <w:ind w:left="120"/>
             </w:pPr>
-            <w:hyperlink w:history="1" r:id="rId2nc1de8ltplwm9mwwlezs">
+            <w:hyperlink w:history="1" r:id="rIdrrhmqdq1pybfcrrplftjg">
               <w:r>
                 <w:rPr>
                   <w:rFonts w:ascii="Arial" w:cs="Arial" w:eastAsia="Arial" w:hAnsi="Arial"/>
@@ -10163,7 +10163,7 @@
             <w:pPr>
               <w:spacing w:after="20" w:before="0"/>
             </w:pPr>
-            <w:hyperlink w:history="1" r:id="rIdeznnf-o3eiv9ikk3k33so">
+            <w:hyperlink w:history="1" r:id="rIdij9cqpaoqtamj6urixhpf">
               <w:r>
                 <w:rPr>
                   <w:rFonts w:ascii="Arial" w:cs="Arial" w:eastAsia="Arial" w:hAnsi="Arial"/>
@@ -10196,7 +10196,7 @@
               <w:spacing w:after="10" w:before="0"/>
               <w:ind w:left="120"/>
             </w:pPr>
-            <w:hyperlink w:history="1" r:id="rId1jeoxcccogpwfb70iblda">
+            <w:hyperlink w:history="1" r:id="rIdnjwcriunglz-doultj4rn">
               <w:r>
                 <w:rPr>
                   <w:rFonts w:ascii="Arial" w:cs="Arial" w:eastAsia="Arial" w:hAnsi="Arial"/>
@@ -10396,7 +10396,7 @@
             <w:pPr>
               <w:spacing w:after="20" w:before="0"/>
             </w:pPr>
-            <w:hyperlink w:history="1" r:id="rIdjqqj3kr-fzegv1qcxqajj">
+            <w:hyperlink w:history="1" r:id="rIdqwjp596sx31f7wtzz-3hi">
               <w:r>
                 <w:rPr>
                   <w:rFonts w:ascii="Arial" w:cs="Arial" w:eastAsia="Arial" w:hAnsi="Arial"/>
@@ -10429,7 +10429,7 @@
               <w:spacing w:after="10" w:before="0"/>
               <w:ind w:left="120"/>
             </w:pPr>
-            <w:hyperlink w:history="1" r:id="rIdms575op5dlbetnhna6pq-">
+            <w:hyperlink w:history="1" r:id="rIdix_xv5lnqogdljr93tjjj">
               <w:r>
                 <w:rPr>
                   <w:rFonts w:ascii="Arial" w:cs="Arial" w:eastAsia="Arial" w:hAnsi="Arial"/>
@@ -10474,7 +10474,7 @@
             <w:pPr>
               <w:spacing w:after="20" w:before="0"/>
             </w:pPr>
-            <w:hyperlink w:history="1" r:id="rIdx5lt_rtq7eme2hggsdcbw">
+            <w:hyperlink w:history="1" r:id="rIdknx0sajsitc-y9haspb62">
               <w:r>
                 <w:rPr>
                   <w:rFonts w:ascii="Arial" w:cs="Arial" w:eastAsia="Arial" w:hAnsi="Arial"/>
@@ -10507,7 +10507,7 @@
               <w:spacing w:after="10" w:before="0"/>
               <w:ind w:left="120"/>
             </w:pPr>
-            <w:hyperlink w:history="1" r:id="rIdhqthq50tr5qvahutjdxik">
+            <w:hyperlink w:history="1" r:id="rIdt9gyxzb4gilnm-1tvjj9o">
               <w:r>
                 <w:rPr>
                   <w:rFonts w:ascii="Arial" w:cs="Arial" w:eastAsia="Arial" w:hAnsi="Arial"/>
@@ -10707,7 +10707,7 @@
             <w:pPr>
               <w:spacing w:after="20" w:before="0"/>
             </w:pPr>
-            <w:hyperlink w:history="1" r:id="rIdcft2fln-pc_xduuusj8jf">
+            <w:hyperlink w:history="1" r:id="rIdracqzosik_m0f6cwefv2e">
               <w:r>
                 <w:rPr>
                   <w:rFonts w:ascii="Arial" w:cs="Arial" w:eastAsia="Arial" w:hAnsi="Arial"/>
@@ -10756,7 +10756,7 @@
               <w:spacing w:after="10" w:before="0"/>
               <w:ind w:left="120"/>
             </w:pPr>
-            <w:hyperlink w:history="1" r:id="rIdqgiafc2s8fhgl07tonwgg">
+            <w:hyperlink w:history="1" r:id="rIdmsofbpxgt_xpntz4m83kk">
               <w:r>
                 <w:rPr>
                   <w:rFonts w:ascii="Arial" w:cs="Arial" w:eastAsia="Arial" w:hAnsi="Arial"/>
@@ -10801,7 +10801,7 @@
             <w:pPr>
               <w:spacing w:after="20" w:before="0"/>
             </w:pPr>
-            <w:hyperlink w:history="1" r:id="rIdjvtvxvom0mi64vvw7rdjd">
+            <w:hyperlink w:history="1" r:id="rIdtfcxd_qpa2fue3a_og-oy">
               <w:r>
                 <w:rPr>
                   <w:rFonts w:ascii="Arial" w:cs="Arial" w:eastAsia="Arial" w:hAnsi="Arial"/>
@@ -10834,7 +10834,7 @@
               <w:spacing w:after="10" w:before="0"/>
               <w:ind w:left="120"/>
             </w:pPr>
-            <w:hyperlink w:history="1" r:id="rIdamjzd2ii9w_sxhhrsuhpq">
+            <w:hyperlink w:history="1" r:id="rId6klvb3j-8slg_gygehy_b">
               <w:r>
                 <w:rPr>
                   <w:rFonts w:ascii="Arial" w:cs="Arial" w:eastAsia="Arial" w:hAnsi="Arial"/>
@@ -11359,7 +11359,7 @@
         </w:rPr>
         <w:t xml:space="preserve">© 2026 SeaVuria and ARES. Aligned with KICD objectives. Developed by SeaVuria; technical implementation by ARES (with AI assistance from Claude). Licensed under </w:t>
       </w:r>
-      <w:hyperlink w:history="1" r:id="rId2lmmtomv66h78let-rq8o">
+      <w:hyperlink w:history="1" r:id="rIdgbrdy42etk-fz5jt9ovgc">
         <w:r>
           <w:rPr>
             <w:rFonts w:ascii="Arial" w:cs="Arial" w:eastAsia="Arial" w:hAnsi="Arial"/>
@@ -11380,7 +11380,7 @@
         </w:rPr>
         <w:t xml:space="preserve"> (</w:t>
       </w:r>
-      <w:hyperlink w:history="1" r:id="rIdwbpsuaukmdu-bii_g47ld">
+      <w:hyperlink w:history="1" r:id="rIdgspuofmmwk_aucset6bux">
         <w:r>
           <w:rPr>
             <w:rFonts w:ascii="Arial" w:cs="Arial" w:eastAsia="Arial" w:hAnsi="Arial"/>
@@ -12420,7 +12420,7 @@
             <w:pPr>
               <w:spacing w:after="20" w:before="0"/>
             </w:pPr>
-            <w:hyperlink w:history="1" r:id="rIdoopqv_f-hua3fjkuqqao6">
+            <w:hyperlink w:history="1" r:id="rIdmm0ulfoxyal2nvxsqgvv8">
               <w:r>
                 <w:rPr>
                   <w:rFonts w:ascii="Arial" w:cs="Arial" w:eastAsia="Arial" w:hAnsi="Arial"/>
@@ -12453,7 +12453,7 @@
               <w:spacing w:after="10" w:before="0"/>
               <w:ind w:left="120"/>
             </w:pPr>
-            <w:hyperlink w:history="1" r:id="rId0hk-c50p1wr2ixyftdig5">
+            <w:hyperlink w:history="1" r:id="rIdyudlo4j5045pgimnjj69u">
               <w:r>
                 <w:rPr>
                   <w:rFonts w:ascii="Arial" w:cs="Arial" w:eastAsia="Arial" w:hAnsi="Arial"/>
@@ -12498,7 +12498,7 @@
             <w:pPr>
               <w:spacing w:after="20" w:before="0"/>
             </w:pPr>
-            <w:hyperlink w:history="1" r:id="rIdqrflalftaih-x56lnqztj">
+            <w:hyperlink w:history="1" r:id="rIdpg0ks3yv6e4yzhhjgpb3o">
               <w:r>
                 <w:rPr>
                   <w:rFonts w:ascii="Arial" w:cs="Arial" w:eastAsia="Arial" w:hAnsi="Arial"/>
@@ -12531,7 +12531,7 @@
               <w:spacing w:after="10" w:before="0"/>
               <w:ind w:left="120"/>
             </w:pPr>
-            <w:hyperlink w:history="1" r:id="rIdy8u2tga0uioawjowtpxh5">
+            <w:hyperlink w:history="1" r:id="rIdueqqnv5vrmpugtazb94li">
               <w:r>
                 <w:rPr>
                   <w:rFonts w:ascii="Arial" w:cs="Arial" w:eastAsia="Arial" w:hAnsi="Arial"/>
@@ -12731,7 +12731,7 @@
             <w:pPr>
               <w:spacing w:after="20" w:before="0"/>
             </w:pPr>
-            <w:hyperlink w:history="1" r:id="rIdg-k0dmzcvevv6d7vglljy">
+            <w:hyperlink w:history="1" r:id="rIdzlxqjvia7orwvie2-sdv6">
               <w:r>
                 <w:rPr>
                   <w:rFonts w:ascii="Arial" w:cs="Arial" w:eastAsia="Arial" w:hAnsi="Arial"/>
@@ -12764,7 +12764,7 @@
               <w:spacing w:after="10" w:before="0"/>
               <w:ind w:left="120"/>
             </w:pPr>
-            <w:hyperlink w:history="1" r:id="rIdalaqq7hktiml6ebphhvb6">
+            <w:hyperlink w:history="1" r:id="rIdt94xpswhophbnlrved91d">
               <w:r>
                 <w:rPr>
                   <w:rFonts w:ascii="Arial" w:cs="Arial" w:eastAsia="Arial" w:hAnsi="Arial"/>
@@ -12809,7 +12809,7 @@
             <w:pPr>
               <w:spacing w:after="20" w:before="0"/>
             </w:pPr>
-            <w:hyperlink w:history="1" r:id="rIdlz_xhbvuxarg5-ezkw65d">
+            <w:hyperlink w:history="1" r:id="rIdywzaottzs3d3scjlpiexg">
               <w:r>
                 <w:rPr>
                   <w:rFonts w:ascii="Arial" w:cs="Arial" w:eastAsia="Arial" w:hAnsi="Arial"/>
@@ -12842,7 +12842,7 @@
               <w:spacing w:after="10" w:before="0"/>
               <w:ind w:left="120"/>
             </w:pPr>
-            <w:hyperlink w:history="1" r:id="rIdklaksgwj8lz4atd064pel">
+            <w:hyperlink w:history="1" r:id="rIdyxqin-borblmw_ktb3uhr">
               <w:r>
                 <w:rPr>
                   <w:rFonts w:ascii="Arial" w:cs="Arial" w:eastAsia="Arial" w:hAnsi="Arial"/>
@@ -13042,7 +13042,7 @@
             <w:pPr>
               <w:spacing w:after="20" w:before="0"/>
             </w:pPr>
-            <w:hyperlink w:history="1" r:id="rIdgnjldlb1lmtyjzvtcxbns">
+            <w:hyperlink w:history="1" r:id="rIdntgfd0bvejpndvgohljyx">
               <w:r>
                 <w:rPr>
                   <w:rFonts w:ascii="Arial" w:cs="Arial" w:eastAsia="Arial" w:hAnsi="Arial"/>
@@ -13075,7 +13075,7 @@
               <w:spacing w:after="10" w:before="0"/>
               <w:ind w:left="120"/>
             </w:pPr>
-            <w:hyperlink w:history="1" r:id="rId8yffqqmpk_htp5ifonls4">
+            <w:hyperlink w:history="1" r:id="rIdt8hllkxrfdnnp8fp6umv9">
               <w:r>
                 <w:rPr>
                   <w:rFonts w:ascii="Arial" w:cs="Arial" w:eastAsia="Arial" w:hAnsi="Arial"/>
@@ -13120,7 +13120,7 @@
             <w:pPr>
               <w:spacing w:after="20" w:before="0"/>
             </w:pPr>
-            <w:hyperlink w:history="1" r:id="rIdql6ivwhhvzoh26344znrg">
+            <w:hyperlink w:history="1" r:id="rId6phjax4qsgriqf-bwueyr">
               <w:r>
                 <w:rPr>
                   <w:rFonts w:ascii="Arial" w:cs="Arial" w:eastAsia="Arial" w:hAnsi="Arial"/>
@@ -13153,7 +13153,7 @@
               <w:spacing w:after="10" w:before="0"/>
               <w:ind w:left="120"/>
             </w:pPr>
-            <w:hyperlink w:history="1" r:id="rIdlap_xbsuigg8bcgbt--_i">
+            <w:hyperlink w:history="1" r:id="rIdzbp5svm5qvkt-f7tge7po">
               <w:r>
                 <w:rPr>
                   <w:rFonts w:ascii="Arial" w:cs="Arial" w:eastAsia="Arial" w:hAnsi="Arial"/>
@@ -13353,7 +13353,7 @@
             <w:pPr>
               <w:spacing w:after="20" w:before="0"/>
             </w:pPr>
-            <w:hyperlink w:history="1" r:id="rIdfx4chrjeg5hjwjt4ezs2n">
+            <w:hyperlink w:history="1" r:id="rIdhmi6fveff8ruc5fpmg9ah">
               <w:r>
                 <w:rPr>
                   <w:rFonts w:ascii="Arial" w:cs="Arial" w:eastAsia="Arial" w:hAnsi="Arial"/>
@@ -13386,7 +13386,7 @@
               <w:spacing w:after="10" w:before="0"/>
               <w:ind w:left="120"/>
             </w:pPr>
-            <w:hyperlink w:history="1" r:id="rId7p8d2wutx1yhuhrr50qp0">
+            <w:hyperlink w:history="1" r:id="rIdy0hhgdjipmvhhhb7mrnt0">
               <w:r>
                 <w:rPr>
                   <w:rFonts w:ascii="Arial" w:cs="Arial" w:eastAsia="Arial" w:hAnsi="Arial"/>
@@ -13431,7 +13431,7 @@
             <w:pPr>
               <w:spacing w:after="20" w:before="0"/>
             </w:pPr>
-            <w:hyperlink w:history="1" r:id="rIducx7senyosr26urisftci">
+            <w:hyperlink w:history="1" r:id="rIdsihlhtgwwx-7bgp8narsw">
               <w:r>
                 <w:rPr>
                   <w:rFonts w:ascii="Arial" w:cs="Arial" w:eastAsia="Arial" w:hAnsi="Arial"/>
@@ -13464,7 +13464,7 @@
               <w:spacing w:after="10" w:before="0"/>
               <w:ind w:left="120"/>
             </w:pPr>
-            <w:hyperlink w:history="1" r:id="rIdccfrn9qwivpg1fnclaa86">
+            <w:hyperlink w:history="1" r:id="rIdwn92kpl4r9hcnxuaqan0f">
               <w:r>
                 <w:rPr>
                   <w:rFonts w:ascii="Arial" w:cs="Arial" w:eastAsia="Arial" w:hAnsi="Arial"/>
@@ -13664,7 +13664,7 @@
             <w:pPr>
               <w:spacing w:after="20" w:before="0"/>
             </w:pPr>
-            <w:hyperlink w:history="1" r:id="rId0506fc1hrv0oyqgfw8igr">
+            <w:hyperlink w:history="1" r:id="rId6f4w6aus8yb__rpfhk62a">
               <w:r>
                 <w:rPr>
                   <w:rFonts w:ascii="Arial" w:cs="Arial" w:eastAsia="Arial" w:hAnsi="Arial"/>
@@ -13713,7 +13713,7 @@
               <w:spacing w:after="10" w:before="0"/>
               <w:ind w:left="120"/>
             </w:pPr>
-            <w:hyperlink w:history="1" r:id="rIdn0bsfg7ke2sxoauixm_aq">
+            <w:hyperlink w:history="1" r:id="rIdqyifsfgb6nsjkvrlrxsfj">
               <w:r>
                 <w:rPr>
                   <w:rFonts w:ascii="Arial" w:cs="Arial" w:eastAsia="Arial" w:hAnsi="Arial"/>
@@ -13758,7 +13758,7 @@
             <w:pPr>
               <w:spacing w:after="20" w:before="0"/>
             </w:pPr>
-            <w:hyperlink w:history="1" r:id="rId39wtdsl4n-l876aqav97s">
+            <w:hyperlink w:history="1" r:id="rIdksbx7pl0o3y8ie-svtslg">
               <w:r>
                 <w:rPr>
                   <w:rFonts w:ascii="Arial" w:cs="Arial" w:eastAsia="Arial" w:hAnsi="Arial"/>
@@ -13791,7 +13791,7 @@
               <w:spacing w:after="10" w:before="0"/>
               <w:ind w:left="120"/>
             </w:pPr>
-            <w:hyperlink w:history="1" r:id="rIdz40e0vrvz0whome5edbcb">
+            <w:hyperlink w:history="1" r:id="rIdkj7mhnqpy-ek6i5ch_t4n">
               <w:r>
                 <w:rPr>
                   <w:rFonts w:ascii="Arial" w:cs="Arial" w:eastAsia="Arial" w:hAnsi="Arial"/>
@@ -14416,7 +14416,7 @@
         </w:rPr>
         <w:t xml:space="preserve">© 2026 SeaVuria and ARES. Aligned with KICD objectives. Developed by SeaVuria; technical implementation by ARES (with AI assistance from Claude). Licensed under </w:t>
       </w:r>
-      <w:hyperlink w:history="1" r:id="rIdsrq2qxnxyqsqmcphuqpgr">
+      <w:hyperlink w:history="1" r:id="rIdg6whbr472pk3nrplluidc">
         <w:r>
           <w:rPr>
             <w:rFonts w:ascii="Arial" w:cs="Arial" w:eastAsia="Arial" w:hAnsi="Arial"/>
@@ -14437,7 +14437,7 @@
         </w:rPr>
         <w:t xml:space="preserve"> (</w:t>
       </w:r>
-      <w:hyperlink w:history="1" r:id="rIdkfn1_s2o95dzvyeakjfkq">
+      <w:hyperlink w:history="1" r:id="rIdiaoyxsizketkxrfoxpyhd">
         <w:r>
           <w:rPr>
             <w:rFonts w:ascii="Arial" w:cs="Arial" w:eastAsia="Arial" w:hAnsi="Arial"/>
@@ -15477,7 +15477,7 @@
             <w:pPr>
               <w:spacing w:after="20" w:before="0"/>
             </w:pPr>
-            <w:hyperlink w:history="1" r:id="rIdewvbqm6gluscpop9talyi">
+            <w:hyperlink w:history="1" r:id="rId0ttgap512uww3ltg3hepl">
               <w:r>
                 <w:rPr>
                   <w:rFonts w:ascii="Arial" w:cs="Arial" w:eastAsia="Arial" w:hAnsi="Arial"/>
@@ -15510,7 +15510,7 @@
               <w:spacing w:after="10" w:before="0"/>
               <w:ind w:left="120"/>
             </w:pPr>
-            <w:hyperlink w:history="1" r:id="rId_hj72vdkrt6_-tejfrmax">
+            <w:hyperlink w:history="1" r:id="rIdjy2t3izjyjlc4je0plnyw">
               <w:r>
                 <w:rPr>
                   <w:rFonts w:ascii="Arial" w:cs="Arial" w:eastAsia="Arial" w:hAnsi="Arial"/>
@@ -15555,7 +15555,7 @@
             <w:pPr>
               <w:spacing w:after="20" w:before="0"/>
             </w:pPr>
-            <w:hyperlink w:history="1" r:id="rIdq04ma_09o6tpz9cji1orp">
+            <w:hyperlink w:history="1" r:id="rId3jbh4hcbzezeqgyloaegf">
               <w:r>
                 <w:rPr>
                   <w:rFonts w:ascii="Arial" w:cs="Arial" w:eastAsia="Arial" w:hAnsi="Arial"/>
@@ -15588,7 +15588,7 @@
               <w:spacing w:after="10" w:before="0"/>
               <w:ind w:left="120"/>
             </w:pPr>
-            <w:hyperlink w:history="1" r:id="rId7p7kww6pesx9y2tjprr1v">
+            <w:hyperlink w:history="1" r:id="rId05stt65bqbyaa8uja7zfe">
               <w:r>
                 <w:rPr>
                   <w:rFonts w:ascii="Arial" w:cs="Arial" w:eastAsia="Arial" w:hAnsi="Arial"/>
@@ -15788,7 +15788,7 @@
             <w:pPr>
               <w:spacing w:after="20" w:before="0"/>
             </w:pPr>
-            <w:hyperlink w:history="1" r:id="rIdh_uwuwttgl7vjzwr5oepz">
+            <w:hyperlink w:history="1" r:id="rIdees7juirztniupmh31_w1">
               <w:r>
                 <w:rPr>
                   <w:rFonts w:ascii="Arial" w:cs="Arial" w:eastAsia="Arial" w:hAnsi="Arial"/>
@@ -15821,7 +15821,7 @@
               <w:spacing w:after="10" w:before="0"/>
               <w:ind w:left="120"/>
             </w:pPr>
-            <w:hyperlink w:history="1" r:id="rIdyy8bx0mm2wv0zn9j4h6yt">
+            <w:hyperlink w:history="1" r:id="rIduvijn7tvpxhfswuho8eyj">
               <w:r>
                 <w:rPr>
                   <w:rFonts w:ascii="Arial" w:cs="Arial" w:eastAsia="Arial" w:hAnsi="Arial"/>
@@ -15866,7 +15866,7 @@
             <w:pPr>
               <w:spacing w:after="20" w:before="0"/>
             </w:pPr>
-            <w:hyperlink w:history="1" r:id="rIdguskmytqo7ppmk12njxqh">
+            <w:hyperlink w:history="1" r:id="rIdvq1hcb-q970aianorxfyw">
               <w:r>
                 <w:rPr>
                   <w:rFonts w:ascii="Arial" w:cs="Arial" w:eastAsia="Arial" w:hAnsi="Arial"/>
@@ -15899,7 +15899,7 @@
               <w:spacing w:after="10" w:before="0"/>
               <w:ind w:left="120"/>
             </w:pPr>
-            <w:hyperlink w:history="1" r:id="rIdr1441cy_aa_wc09_gqf_z">
+            <w:hyperlink w:history="1" r:id="rIdqyyxalmgfgosi7svkp3gm">
               <w:r>
                 <w:rPr>
                   <w:rFonts w:ascii="Arial" w:cs="Arial" w:eastAsia="Arial" w:hAnsi="Arial"/>
@@ -16099,7 +16099,7 @@
             <w:pPr>
               <w:spacing w:after="20" w:before="0"/>
             </w:pPr>
-            <w:hyperlink w:history="1" r:id="rIdanla4mgra0snprdw2bg9k">
+            <w:hyperlink w:history="1" r:id="rIdxschrhoegvn8qkqomh1pa">
               <w:r>
                 <w:rPr>
                   <w:rFonts w:ascii="Arial" w:cs="Arial" w:eastAsia="Arial" w:hAnsi="Arial"/>
@@ -16132,7 +16132,7 @@
               <w:spacing w:after="10" w:before="0"/>
               <w:ind w:left="120"/>
             </w:pPr>
-            <w:hyperlink w:history="1" r:id="rIdbznnqtyq2xvgsbdicewne">
+            <w:hyperlink w:history="1" r:id="rIdqcfhhepxpm7kc19_bz09f">
               <w:r>
                 <w:rPr>
                   <w:rFonts w:ascii="Arial" w:cs="Arial" w:eastAsia="Arial" w:hAnsi="Arial"/>
@@ -16177,7 +16177,7 @@
             <w:pPr>
               <w:spacing w:after="20" w:before="0"/>
             </w:pPr>
-            <w:hyperlink w:history="1" r:id="rIdwh3yjyuiinysofaf8keza">
+            <w:hyperlink w:history="1" r:id="rId90j4vhhw4k9hxfo8shnjl">
               <w:r>
                 <w:rPr>
                   <w:rFonts w:ascii="Arial" w:cs="Arial" w:eastAsia="Arial" w:hAnsi="Arial"/>
@@ -16226,7 +16226,7 @@
               <w:spacing w:after="10" w:before="0"/>
               <w:ind w:left="120"/>
             </w:pPr>
-            <w:hyperlink w:history="1" r:id="rIdpuzxj9jlfqufzjdko7x7n">
+            <w:hyperlink w:history="1" r:id="rIde2hmtg8wrvr7kwnacdyeb">
               <w:r>
                 <w:rPr>
                   <w:rFonts w:ascii="Arial" w:cs="Arial" w:eastAsia="Arial" w:hAnsi="Arial"/>
@@ -16426,7 +16426,7 @@
             <w:pPr>
               <w:spacing w:after="20" w:before="0"/>
             </w:pPr>
-            <w:hyperlink w:history="1" r:id="rIdniwtv-rsn-8ptxl9babg6">
+            <w:hyperlink w:history="1" r:id="rIdmnktr4uoxesoncdo_zlk4">
               <w:r>
                 <w:rPr>
                   <w:rFonts w:ascii="Arial" w:cs="Arial" w:eastAsia="Arial" w:hAnsi="Arial"/>
@@ -16459,7 +16459,7 @@
               <w:spacing w:after="10" w:before="0"/>
               <w:ind w:left="120"/>
             </w:pPr>
-            <w:hyperlink w:history="1" r:id="rIdzfidd3ydxcc5vcn8xzi81">
+            <w:hyperlink w:history="1" r:id="rIdyubw-avnf-ggomahqomfv">
               <w:r>
                 <w:rPr>
                   <w:rFonts w:ascii="Arial" w:cs="Arial" w:eastAsia="Arial" w:hAnsi="Arial"/>
@@ -16504,7 +16504,7 @@
             <w:pPr>
               <w:spacing w:after="20" w:before="0"/>
             </w:pPr>
-            <w:hyperlink w:history="1" r:id="rIdru8hbyia8zmwmgfobtvir">
+            <w:hyperlink w:history="1" r:id="rId0gdwoap_7ytn2pyisgz0u">
               <w:r>
                 <w:rPr>
                   <w:rFonts w:ascii="Arial" w:cs="Arial" w:eastAsia="Arial" w:hAnsi="Arial"/>
@@ -16553,7 +16553,7 @@
               <w:spacing w:after="10" w:before="0"/>
               <w:ind w:left="120"/>
             </w:pPr>
-            <w:hyperlink w:history="1" r:id="rIdrukwheo40wenymnypvqe4">
+            <w:hyperlink w:history="1" r:id="rIdzg-b_hhdu_oxldjukhtqc">
               <w:r>
                 <w:rPr>
                   <w:rFonts w:ascii="Arial" w:cs="Arial" w:eastAsia="Arial" w:hAnsi="Arial"/>
@@ -16753,7 +16753,7 @@
             <w:pPr>
               <w:spacing w:after="20" w:before="0"/>
             </w:pPr>
-            <w:hyperlink w:history="1" r:id="rIdarkyddulnd-j2_lnmjq5v">
+            <w:hyperlink w:history="1" r:id="rIdp86jwxyjw38rj3mlzadeg">
               <w:r>
                 <w:rPr>
                   <w:rFonts w:ascii="Arial" w:cs="Arial" w:eastAsia="Arial" w:hAnsi="Arial"/>
@@ -16802,7 +16802,7 @@
               <w:spacing w:after="10" w:before="0"/>
               <w:ind w:left="120"/>
             </w:pPr>
-            <w:hyperlink w:history="1" r:id="rIdlmjguvkqmwlirtb4rstzd">
+            <w:hyperlink w:history="1" r:id="rIdgv0nkmfaz_mbrysrlhkbl">
               <w:r>
                 <w:rPr>
                   <w:rFonts w:ascii="Arial" w:cs="Arial" w:eastAsia="Arial" w:hAnsi="Arial"/>
@@ -16847,7 +16847,7 @@
             <w:pPr>
               <w:spacing w:after="20" w:before="0"/>
             </w:pPr>
-            <w:hyperlink w:history="1" r:id="rIdvq4-ay-nazixx7psfsucn">
+            <w:hyperlink w:history="1" r:id="rIdssupix8wbfoilnhnmbkmf">
               <w:r>
                 <w:rPr>
                   <w:rFonts w:ascii="Arial" w:cs="Arial" w:eastAsia="Arial" w:hAnsi="Arial"/>
@@ -16880,7 +16880,7 @@
               <w:spacing w:after="10" w:before="0"/>
               <w:ind w:left="120"/>
             </w:pPr>
-            <w:hyperlink w:history="1" r:id="rIdzopf5um-0dflriuupfqv7">
+            <w:hyperlink w:history="1" r:id="rIdzzftoae0tftoc4ndc9nab">
               <w:r>
                 <w:rPr>
                   <w:rFonts w:ascii="Arial" w:cs="Arial" w:eastAsia="Arial" w:hAnsi="Arial"/>
@@ -17405,7 +17405,7 @@
         </w:rPr>
         <w:t xml:space="preserve">© 2026 SeaVuria and ARES. Aligned with KICD objectives. Developed by SeaVuria; technical implementation by ARES (with AI assistance from Claude). Licensed under </w:t>
       </w:r>
-      <w:hyperlink w:history="1" r:id="rIdqvualpugk842ig0ff5xd1">
+      <w:hyperlink w:history="1" r:id="rIdm6eugsqztbcy938rc57vv">
         <w:r>
           <w:rPr>
             <w:rFonts w:ascii="Arial" w:cs="Arial" w:eastAsia="Arial" w:hAnsi="Arial"/>
@@ -17426,7 +17426,7 @@
         </w:rPr>
         <w:t xml:space="preserve"> (</w:t>
       </w:r>
-      <w:hyperlink w:history="1" r:id="rIdfg4o9pugnuaqphosa6-qs">
+      <w:hyperlink w:history="1" r:id="rIdjmwhh-mlbprutotz90rkq">
         <w:r>
           <w:rPr>
             <w:rFonts w:ascii="Arial" w:cs="Arial" w:eastAsia="Arial" w:hAnsi="Arial"/>
@@ -18466,7 +18466,7 @@
             <w:pPr>
               <w:spacing w:after="20" w:before="0"/>
             </w:pPr>
-            <w:hyperlink w:history="1" r:id="rIdd9ug87spww2h4-xtz5tl8">
+            <w:hyperlink w:history="1" r:id="rIdtveolc-ayfayyub-0bwum">
               <w:r>
                 <w:rPr>
                   <w:rFonts w:ascii="Arial" w:cs="Arial" w:eastAsia="Arial" w:hAnsi="Arial"/>
@@ -18515,7 +18515,7 @@
               <w:spacing w:after="10" w:before="0"/>
               <w:ind w:left="120"/>
             </w:pPr>
-            <w:hyperlink w:history="1" r:id="rIdkhywxqylbbclymemxy15h">
+            <w:hyperlink w:history="1" r:id="rIdualxgaxvl0fxj6hqkwvc_">
               <w:r>
                 <w:rPr>
                   <w:rFonts w:ascii="Arial" w:cs="Arial" w:eastAsia="Arial" w:hAnsi="Arial"/>
@@ -18560,7 +18560,7 @@
             <w:pPr>
               <w:spacing w:after="20" w:before="0"/>
             </w:pPr>
-            <w:hyperlink w:history="1" r:id="rIdflohsya9ipwahf5djgmfj">
+            <w:hyperlink w:history="1" r:id="rIdq6ztueas-qdty4mo_kjsi">
               <w:r>
                 <w:rPr>
                   <w:rFonts w:ascii="Arial" w:cs="Arial" w:eastAsia="Arial" w:hAnsi="Arial"/>
@@ -18609,7 +18609,7 @@
               <w:spacing w:after="10" w:before="0"/>
               <w:ind w:left="120"/>
             </w:pPr>
-            <w:hyperlink w:history="1" r:id="rId6skz3zgalb6w5hcjlahpq">
+            <w:hyperlink w:history="1" r:id="rIdb_nsooz4kip3zi4khcxfj">
               <w:r>
                 <w:rPr>
                   <w:rFonts w:ascii="Arial" w:cs="Arial" w:eastAsia="Arial" w:hAnsi="Arial"/>
@@ -18809,7 +18809,7 @@
             <w:pPr>
               <w:spacing w:after="20" w:before="0"/>
             </w:pPr>
-            <w:hyperlink w:history="1" r:id="rId0rysi51qwnt5ourki44yv">
+            <w:hyperlink w:history="1" r:id="rIdsj1qbaycspuwdprlblzjn">
               <w:r>
                 <w:rPr>
                   <w:rFonts w:ascii="Arial" w:cs="Arial" w:eastAsia="Arial" w:hAnsi="Arial"/>
@@ -18858,7 +18858,7 @@
               <w:spacing w:after="10" w:before="0"/>
               <w:ind w:left="120"/>
             </w:pPr>
-            <w:hyperlink w:history="1" r:id="rIdstliaeggnurtuhhtlstcs">
+            <w:hyperlink w:history="1" r:id="rIdl6vtjeuwdgzqcoerl6a_8">
               <w:r>
                 <w:rPr>
                   <w:rFonts w:ascii="Arial" w:cs="Arial" w:eastAsia="Arial" w:hAnsi="Arial"/>
@@ -18903,7 +18903,7 @@
             <w:pPr>
               <w:spacing w:after="20" w:before="0"/>
             </w:pPr>
-            <w:hyperlink w:history="1" r:id="rIdifyoda_ke-u5sy-l8o-q9">
+            <w:hyperlink w:history="1" r:id="rIdifnrbnjoydmsyg1x1sedp">
               <w:r>
                 <w:rPr>
                   <w:rFonts w:ascii="Arial" w:cs="Arial" w:eastAsia="Arial" w:hAnsi="Arial"/>
@@ -18952,7 +18952,7 @@
               <w:spacing w:after="10" w:before="0"/>
               <w:ind w:left="120"/>
             </w:pPr>
-            <w:hyperlink w:history="1" r:id="rId5nthjj--24oswacq5edy3">
+            <w:hyperlink w:history="1" r:id="rIdutsvbakdyxph1kwsli1_a">
               <w:r>
                 <w:rPr>
                   <w:rFonts w:ascii="Arial" w:cs="Arial" w:eastAsia="Arial" w:hAnsi="Arial"/>
@@ -19152,7 +19152,7 @@
             <w:pPr>
               <w:spacing w:after="20" w:before="0"/>
             </w:pPr>
-            <w:hyperlink w:history="1" r:id="rIdk8sgyau8vsfnjqudzio99">
+            <w:hyperlink w:history="1" r:id="rIdz0a8uhumxyhct1ifc0h_o">
               <w:r>
                 <w:rPr>
                   <w:rFonts w:ascii="Arial" w:cs="Arial" w:eastAsia="Arial" w:hAnsi="Arial"/>
@@ -19201,7 +19201,7 @@
               <w:spacing w:after="10" w:before="0"/>
               <w:ind w:left="120"/>
             </w:pPr>
-            <w:hyperlink w:history="1" r:id="rIdwo1ykaqmgo5kgefqenn0n">
+            <w:hyperlink w:history="1" r:id="rIdq7zpcsossmrctdp__psgp">
               <w:r>
                 <w:rPr>
                   <w:rFonts w:ascii="Arial" w:cs="Arial" w:eastAsia="Arial" w:hAnsi="Arial"/>
@@ -19246,7 +19246,7 @@
             <w:pPr>
               <w:spacing w:after="20" w:before="0"/>
             </w:pPr>
-            <w:hyperlink w:history="1" r:id="rIdetuts3ntjasm-euh22ahc">
+            <w:hyperlink w:history="1" r:id="rIdyq0e-r-nrcogdqc0di93x">
               <w:r>
                 <w:rPr>
                   <w:rFonts w:ascii="Arial" w:cs="Arial" w:eastAsia="Arial" w:hAnsi="Arial"/>
@@ -19295,7 +19295,7 @@
               <w:spacing w:after="10" w:before="0"/>
               <w:ind w:left="120"/>
             </w:pPr>
-            <w:hyperlink w:history="1" r:id="rIdbbcqz_ilxp6hhz2dfs9hx">
+            <w:hyperlink w:history="1" r:id="rIdrxdkqshik3yzu32ucqf-d">
               <w:r>
                 <w:rPr>
                   <w:rFonts w:ascii="Arial" w:cs="Arial" w:eastAsia="Arial" w:hAnsi="Arial"/>
@@ -19495,7 +19495,7 @@
             <w:pPr>
               <w:spacing w:after="20" w:before="0"/>
             </w:pPr>
-            <w:hyperlink w:history="1" r:id="rIdne33gyu_7l_a6nh-a41ft">
+            <w:hyperlink w:history="1" r:id="rIdydszzrpqcqj08dsteje9d">
               <w:r>
                 <w:rPr>
                   <w:rFonts w:ascii="Arial" w:cs="Arial" w:eastAsia="Arial" w:hAnsi="Arial"/>
@@ -19544,7 +19544,7 @@
               <w:spacing w:after="10" w:before="0"/>
               <w:ind w:left="120"/>
             </w:pPr>
-            <w:hyperlink w:history="1" r:id="rIdlnhh-isitycbdwgidn1__">
+            <w:hyperlink w:history="1" r:id="rIdmj9coh77ytjjr9a9ln63v">
               <w:r>
                 <w:rPr>
                   <w:rFonts w:ascii="Arial" w:cs="Arial" w:eastAsia="Arial" w:hAnsi="Arial"/>
@@ -19589,7 +19589,7 @@
             <w:pPr>
               <w:spacing w:after="20" w:before="0"/>
             </w:pPr>
-            <w:hyperlink w:history="1" r:id="rId6exe-_ultladkjoqdff2_">
+            <w:hyperlink w:history="1" r:id="rIdsaisaztgnjmc_tj11d0qx">
               <w:r>
                 <w:rPr>
                   <w:rFonts w:ascii="Arial" w:cs="Arial" w:eastAsia="Arial" w:hAnsi="Arial"/>
@@ -19638,7 +19638,7 @@
               <w:spacing w:after="10" w:before="0"/>
               <w:ind w:left="120"/>
             </w:pPr>
-            <w:hyperlink w:history="1" r:id="rIdkp6ejmmcjytgxrjr4s0hz">
+            <w:hyperlink w:history="1" r:id="rIdslkkg3baiqiv2wc0eiyda">
               <w:r>
                 <w:rPr>
                   <w:rFonts w:ascii="Arial" w:cs="Arial" w:eastAsia="Arial" w:hAnsi="Arial"/>
@@ -19838,7 +19838,7 @@
             <w:pPr>
               <w:spacing w:after="20" w:before="0"/>
             </w:pPr>
-            <w:hyperlink w:history="1" r:id="rIdjhz64b_kh8oj4emkho1qm">
+            <w:hyperlink w:history="1" r:id="rIdh64xjepcqfovdaldrafmj">
               <w:r>
                 <w:rPr>
                   <w:rFonts w:ascii="Arial" w:cs="Arial" w:eastAsia="Arial" w:hAnsi="Arial"/>
@@ -19887,7 +19887,7 @@
               <w:spacing w:after="10" w:before="0"/>
               <w:ind w:left="120"/>
             </w:pPr>
-            <w:hyperlink w:history="1" r:id="rIdkqfj2siz-haobz5dasffa">
+            <w:hyperlink w:history="1" r:id="rIdgrovukadbzxb2fe_ad48y">
               <w:r>
                 <w:rPr>
                   <w:rFonts w:ascii="Arial" w:cs="Arial" w:eastAsia="Arial" w:hAnsi="Arial"/>
@@ -19932,7 +19932,7 @@
             <w:pPr>
               <w:spacing w:after="20" w:before="0"/>
             </w:pPr>
-            <w:hyperlink w:history="1" r:id="rIdwkwgbfak90elygif2hmk3">
+            <w:hyperlink w:history="1" r:id="rIdlohgc1_0tkz1loik0mvii">
               <w:r>
                 <w:rPr>
                   <w:rFonts w:ascii="Arial" w:cs="Arial" w:eastAsia="Arial" w:hAnsi="Arial"/>
@@ -19981,7 +19981,7 @@
               <w:spacing w:after="10" w:before="0"/>
               <w:ind w:left="120"/>
             </w:pPr>
-            <w:hyperlink w:history="1" r:id="rIdjxylxz6fwiu0-cqrf-7f5">
+            <w:hyperlink w:history="1" r:id="rId_xdgtbronxfheevhp8xwm">
               <w:r>
                 <w:rPr>
                   <w:rFonts w:ascii="Arial" w:cs="Arial" w:eastAsia="Arial" w:hAnsi="Arial"/>
@@ -20606,7 +20606,7 @@
         </w:rPr>
         <w:t xml:space="preserve">© 2026 SeaVuria and ARES. Aligned with KICD objectives. Developed by SeaVuria; technical implementation by ARES (with AI assistance from Claude). Licensed under </w:t>
       </w:r>
-      <w:hyperlink w:history="1" r:id="rIdesbi9vxpt2c7y-2x0gm-4">
+      <w:hyperlink w:history="1" r:id="rIdadov10b8k3qnkzmwisr4b">
         <w:r>
           <w:rPr>
             <w:rFonts w:ascii="Arial" w:cs="Arial" w:eastAsia="Arial" w:hAnsi="Arial"/>
@@ -20627,7 +20627,7 @@
         </w:rPr>
         <w:t xml:space="preserve"> (</w:t>
       </w:r>
-      <w:hyperlink w:history="1" r:id="rId8jmq2_hnx_vkv7f_b4vhm">
+      <w:hyperlink w:history="1" r:id="rIduhgahrf4c60iztoc5uwxa">
         <w:r>
           <w:rPr>
             <w:rFonts w:ascii="Arial" w:cs="Arial" w:eastAsia="Arial" w:hAnsi="Arial"/>
@@ -21667,7 +21667,7 @@
             <w:pPr>
               <w:spacing w:after="20" w:before="0"/>
             </w:pPr>
-            <w:hyperlink w:history="1" r:id="rIdi9qudix6wr6hap2vjf3cp">
+            <w:hyperlink w:history="1" r:id="rId_wn6c3egd7azbamvoqueb">
               <w:r>
                 <w:rPr>
                   <w:rFonts w:ascii="Arial" w:cs="Arial" w:eastAsia="Arial" w:hAnsi="Arial"/>
@@ -21700,7 +21700,7 @@
               <w:spacing w:after="10" w:before="0"/>
               <w:ind w:left="120"/>
             </w:pPr>
-            <w:hyperlink w:history="1" r:id="rIder82-nnqfvw-5ztfnyh2s">
+            <w:hyperlink w:history="1" r:id="rIdxkvs3yrb2wkgnk6a2efzq">
               <w:r>
                 <w:rPr>
                   <w:rFonts w:ascii="Arial" w:cs="Arial" w:eastAsia="Arial" w:hAnsi="Arial"/>
@@ -21745,7 +21745,7 @@
             <w:pPr>
               <w:spacing w:after="20" w:before="0"/>
             </w:pPr>
-            <w:hyperlink w:history="1" r:id="rIdmd6t_t1xclegh3siftovh">
+            <w:hyperlink w:history="1" r:id="rId0cp5_uqwqfuc74uhlda-9">
               <w:r>
                 <w:rPr>
                   <w:rFonts w:ascii="Arial" w:cs="Arial" w:eastAsia="Arial" w:hAnsi="Arial"/>
@@ -21778,7 +21778,7 @@
               <w:spacing w:after="10" w:before="0"/>
               <w:ind w:left="120"/>
             </w:pPr>
-            <w:hyperlink w:history="1" r:id="rId1ra4lixt-kro3k9k7hpgo">
+            <w:hyperlink w:history="1" r:id="rIdcngnvqrbrqt62vif5q_kd">
               <w:r>
                 <w:rPr>
                   <w:rFonts w:ascii="Arial" w:cs="Arial" w:eastAsia="Arial" w:hAnsi="Arial"/>
@@ -21978,7 +21978,7 @@
             <w:pPr>
               <w:spacing w:after="20" w:before="0"/>
             </w:pPr>
-            <w:hyperlink w:history="1" r:id="rId0t_ehh3xumbfndw129gcn">
+            <w:hyperlink w:history="1" r:id="rId6edmuwbhghnfdlomdienp">
               <w:r>
                 <w:rPr>
                   <w:rFonts w:ascii="Arial" w:cs="Arial" w:eastAsia="Arial" w:hAnsi="Arial"/>
@@ -22011,7 +22011,7 @@
               <w:spacing w:after="10" w:before="0"/>
               <w:ind w:left="120"/>
             </w:pPr>
-            <w:hyperlink w:history="1" r:id="rId5szhev5gmwhgyozgccfnz">
+            <w:hyperlink w:history="1" r:id="rId6kxuxpnmmwmdrzehbd1pc">
               <w:r>
                 <w:rPr>
                   <w:rFonts w:ascii="Arial" w:cs="Arial" w:eastAsia="Arial" w:hAnsi="Arial"/>
@@ -22056,7 +22056,7 @@
             <w:pPr>
               <w:spacing w:after="20" w:before="0"/>
             </w:pPr>
-            <w:hyperlink w:history="1" r:id="rIdbqmglentbqnlm4wm7oolu">
+            <w:hyperlink w:history="1" r:id="rIdpsbz2n-fbhdvt7elzobz4">
               <w:r>
                 <w:rPr>
                   <w:rFonts w:ascii="Arial" w:cs="Arial" w:eastAsia="Arial" w:hAnsi="Arial"/>
@@ -22089,7 +22089,7 @@
               <w:spacing w:after="10" w:before="0"/>
               <w:ind w:left="120"/>
             </w:pPr>
-            <w:hyperlink w:history="1" r:id="rIdsmqj8uk9lktfgcd43tmrp">
+            <w:hyperlink w:history="1" r:id="rIdci6bh7m_bt4k5ur7n-lec">
               <w:r>
                 <w:rPr>
                   <w:rFonts w:ascii="Arial" w:cs="Arial" w:eastAsia="Arial" w:hAnsi="Arial"/>
@@ -22289,7 +22289,7 @@
             <w:pPr>
               <w:spacing w:after="20" w:before="0"/>
             </w:pPr>
-            <w:hyperlink w:history="1" r:id="rIdqhb2_uuvpfgo9zwzfpydy">
+            <w:hyperlink w:history="1" r:id="rIdsozzjke5irjlsgr8cjjey">
               <w:r>
                 <w:rPr>
                   <w:rFonts w:ascii="Arial" w:cs="Arial" w:eastAsia="Arial" w:hAnsi="Arial"/>
@@ -22322,7 +22322,7 @@
               <w:spacing w:after="10" w:before="0"/>
               <w:ind w:left="120"/>
             </w:pPr>
-            <w:hyperlink w:history="1" r:id="rIdrcubp3wvqfgajtwupjgvo">
+            <w:hyperlink w:history="1" r:id="rIdrliwpv0t7afdfym3r_gw3">
               <w:r>
                 <w:rPr>
                   <w:rFonts w:ascii="Arial" w:cs="Arial" w:eastAsia="Arial" w:hAnsi="Arial"/>
@@ -22367,7 +22367,7 @@
             <w:pPr>
               <w:spacing w:after="20" w:before="0"/>
             </w:pPr>
-            <w:hyperlink w:history="1" r:id="rIdrhyjjkd2mnowk2knu9j5p">
+            <w:hyperlink w:history="1" r:id="rId5ur2ybls59nm9zdqb2cgs">
               <w:r>
                 <w:rPr>
                   <w:rFonts w:ascii="Arial" w:cs="Arial" w:eastAsia="Arial" w:hAnsi="Arial"/>
@@ -22400,7 +22400,7 @@
               <w:spacing w:after="10" w:before="0"/>
               <w:ind w:left="120"/>
             </w:pPr>
-            <w:hyperlink w:history="1" r:id="rId7mqqeo8d13w2hhohn4hid">
+            <w:hyperlink w:history="1" r:id="rId_gepiap-euvmog5zq2-nj">
               <w:r>
                 <w:rPr>
                   <w:rFonts w:ascii="Arial" w:cs="Arial" w:eastAsia="Arial" w:hAnsi="Arial"/>
@@ -22600,7 +22600,7 @@
             <w:pPr>
               <w:spacing w:after="20" w:before="0"/>
             </w:pPr>
-            <w:hyperlink w:history="1" r:id="rIdw7ntvzqnn6u3mo8rqgjqb">
+            <w:hyperlink w:history="1" r:id="rIdik_j3fy0i0qkc7ywnsdl_">
               <w:r>
                 <w:rPr>
                   <w:rFonts w:ascii="Arial" w:cs="Arial" w:eastAsia="Arial" w:hAnsi="Arial"/>
@@ -22633,7 +22633,7 @@
               <w:spacing w:after="10" w:before="0"/>
               <w:ind w:left="120"/>
             </w:pPr>
-            <w:hyperlink w:history="1" r:id="rIdsczkr155hyl2opchf-a2o">
+            <w:hyperlink w:history="1" r:id="rId-cuglpyevyefg52tqtd1-">
               <w:r>
                 <w:rPr>
                   <w:rFonts w:ascii="Arial" w:cs="Arial" w:eastAsia="Arial" w:hAnsi="Arial"/>
@@ -22678,7 +22678,7 @@
             <w:pPr>
               <w:spacing w:after="20" w:before="0"/>
             </w:pPr>
-            <w:hyperlink w:history="1" r:id="rIdfixzsfjw4rfqe0fowwdjw">
+            <w:hyperlink w:history="1" r:id="rIdkgpuwn7udiqvd8mscieb2">
               <w:r>
                 <w:rPr>
                   <w:rFonts w:ascii="Arial" w:cs="Arial" w:eastAsia="Arial" w:hAnsi="Arial"/>
@@ -22711,7 +22711,7 @@
               <w:spacing w:after="10" w:before="0"/>
               <w:ind w:left="120"/>
             </w:pPr>
-            <w:hyperlink w:history="1" r:id="rIdgey2wflunzuyvwtekbvt2">
+            <w:hyperlink w:history="1" r:id="rIdrsbfz1ou2vcbkevcrrff-">
               <w:r>
                 <w:rPr>
                   <w:rFonts w:ascii="Arial" w:cs="Arial" w:eastAsia="Arial" w:hAnsi="Arial"/>
@@ -22911,7 +22911,7 @@
             <w:pPr>
               <w:spacing w:after="20" w:before="0"/>
             </w:pPr>
-            <w:hyperlink w:history="1" r:id="rId_wqjkmvum8guorqzhm4wu">
+            <w:hyperlink w:history="1" r:id="rIdvfwgga3htofy7ikvvmcr5">
               <w:r>
                 <w:rPr>
                   <w:rFonts w:ascii="Arial" w:cs="Arial" w:eastAsia="Arial" w:hAnsi="Arial"/>
@@ -22944,7 +22944,7 @@
               <w:spacing w:after="10" w:before="0"/>
               <w:ind w:left="120"/>
             </w:pPr>
-            <w:hyperlink w:history="1" r:id="rIdrpopmusrpcsbbfckse2dz">
+            <w:hyperlink w:history="1" r:id="rIdf9x2ot9selqgnxpatso49">
               <w:r>
                 <w:rPr>
                   <w:rFonts w:ascii="Arial" w:cs="Arial" w:eastAsia="Arial" w:hAnsi="Arial"/>
@@ -22989,7 +22989,7 @@
             <w:pPr>
               <w:spacing w:after="20" w:before="0"/>
             </w:pPr>
-            <w:hyperlink w:history="1" r:id="rIdtacxsy-uzwjhnabspjlit">
+            <w:hyperlink w:history="1" r:id="rIdtayeow6ca2vrptmusdpj-">
               <w:r>
                 <w:rPr>
                   <w:rFonts w:ascii="Arial" w:cs="Arial" w:eastAsia="Arial" w:hAnsi="Arial"/>
@@ -23022,7 +23022,7 @@
               <w:spacing w:after="10" w:before="0"/>
               <w:ind w:left="120"/>
             </w:pPr>
-            <w:hyperlink w:history="1" r:id="rIdfs4hvgzc3xfx7ahray7tq">
+            <w:hyperlink w:history="1" r:id="rIdwz_tk-3uz0xu0jl4oqhua">
               <w:r>
                 <w:rPr>
                   <w:rFonts w:ascii="Arial" w:cs="Arial" w:eastAsia="Arial" w:hAnsi="Arial"/>
@@ -23547,7 +23547,7 @@
         </w:rPr>
         <w:t xml:space="preserve">© 2026 SeaVuria and ARES. Aligned with KICD objectives. Developed by SeaVuria; technical implementation by ARES (with AI assistance from Claude). Licensed under </w:t>
       </w:r>
-      <w:hyperlink w:history="1" r:id="rId_mwne5zejc__hitl4vc3p">
+      <w:hyperlink w:history="1" r:id="rIdrikiol0ay1wqxkfz4rqsf">
         <w:r>
           <w:rPr>
             <w:rFonts w:ascii="Arial" w:cs="Arial" w:eastAsia="Arial" w:hAnsi="Arial"/>
@@ -23568,7 +23568,7 @@
         </w:rPr>
         <w:t xml:space="preserve"> (</w:t>
       </w:r>
-      <w:hyperlink w:history="1" r:id="rIdqpje0letoq0q-m26bxrko">
+      <w:hyperlink w:history="1" r:id="rIdsox3mjsnkhpa-ahsznueu">
         <w:r>
           <w:rPr>
             <w:rFonts w:ascii="Arial" w:cs="Arial" w:eastAsia="Arial" w:hAnsi="Arial"/>
@@ -24608,7 +24608,7 @@
             <w:pPr>
               <w:spacing w:after="20" w:before="0"/>
             </w:pPr>
-            <w:hyperlink w:history="1" r:id="rIdxkkssbfnxziduw0ain1sa">
+            <w:hyperlink w:history="1" r:id="rId54yssoiijhkhsch9tdwcf">
               <w:r>
                 <w:rPr>
                   <w:rFonts w:ascii="Arial" w:cs="Arial" w:eastAsia="Arial" w:hAnsi="Arial"/>
@@ -24641,7 +24641,7 @@
               <w:spacing w:after="10" w:before="0"/>
               <w:ind w:left="120"/>
             </w:pPr>
-            <w:hyperlink w:history="1" r:id="rId4efc8zn_sqlf0umy8bjpm">
+            <w:hyperlink w:history="1" r:id="rIdulgmuwr2sezxolh-mm--w">
               <w:r>
                 <w:rPr>
                   <w:rFonts w:ascii="Arial" w:cs="Arial" w:eastAsia="Arial" w:hAnsi="Arial"/>
@@ -24686,7 +24686,7 @@
             <w:pPr>
               <w:spacing w:after="20" w:before="0"/>
             </w:pPr>
-            <w:hyperlink w:history="1" r:id="rIdtuzcw8xqc0qaim7iiybqb">
+            <w:hyperlink w:history="1" r:id="rIdetwrztfbyqarowg39r2q9">
               <w:r>
                 <w:rPr>
                   <w:rFonts w:ascii="Arial" w:cs="Arial" w:eastAsia="Arial" w:hAnsi="Arial"/>
@@ -24719,7 +24719,7 @@
               <w:spacing w:after="10" w:before="0"/>
               <w:ind w:left="120"/>
             </w:pPr>
-            <w:hyperlink w:history="1" r:id="rIdf3urcbhoyuuluegt5zzbb">
+            <w:hyperlink w:history="1" r:id="rId22uvfmujcg8ifk8pb8h2w">
               <w:r>
                 <w:rPr>
                   <w:rFonts w:ascii="Arial" w:cs="Arial" w:eastAsia="Arial" w:hAnsi="Arial"/>
@@ -24919,7 +24919,7 @@
             <w:pPr>
               <w:spacing w:after="20" w:before="0"/>
             </w:pPr>
-            <w:hyperlink w:history="1" r:id="rIdjkmn2s67umj5lvdiisbiw">
+            <w:hyperlink w:history="1" r:id="rIdlqb5x_od9ubh__r6dcpmz">
               <w:r>
                 <w:rPr>
                   <w:rFonts w:ascii="Arial" w:cs="Arial" w:eastAsia="Arial" w:hAnsi="Arial"/>
@@ -24952,7 +24952,7 @@
               <w:spacing w:after="10" w:before="0"/>
               <w:ind w:left="120"/>
             </w:pPr>
-            <w:hyperlink w:history="1" r:id="rIdujnc0vkvkhaxff40wtz7s">
+            <w:hyperlink w:history="1" r:id="rIdpvatqxjyokwenpiexv5vh">
               <w:r>
                 <w:rPr>
                   <w:rFonts w:ascii="Arial" w:cs="Arial" w:eastAsia="Arial" w:hAnsi="Arial"/>
@@ -24997,7 +24997,7 @@
             <w:pPr>
               <w:spacing w:after="20" w:before="0"/>
             </w:pPr>
-            <w:hyperlink w:history="1" r:id="rIdzshnsc5qtce45ev30rfh9">
+            <w:hyperlink w:history="1" r:id="rIdvkbualpgdh8br83gs5h74">
               <w:r>
                 <w:rPr>
                   <w:rFonts w:ascii="Arial" w:cs="Arial" w:eastAsia="Arial" w:hAnsi="Arial"/>
@@ -25030,7 +25030,7 @@
               <w:spacing w:after="10" w:before="0"/>
               <w:ind w:left="120"/>
             </w:pPr>
-            <w:hyperlink w:history="1" r:id="rId6r4t-zivr1wkcsyq2c_5l">
+            <w:hyperlink w:history="1" r:id="rId4rzf2gyzuzgvnsdpgxker">
               <w:r>
                 <w:rPr>
                   <w:rFonts w:ascii="Arial" w:cs="Arial" w:eastAsia="Arial" w:hAnsi="Arial"/>
@@ -25230,7 +25230,7 @@
             <w:pPr>
               <w:spacing w:after="20" w:before="0"/>
             </w:pPr>
-            <w:hyperlink w:history="1" r:id="rIdiynj6lupgnkgaf6suwvyq">
+            <w:hyperlink w:history="1" r:id="rIde8cb3iwt1mpp-p5xkeluq">
               <w:r>
                 <w:rPr>
                   <w:rFonts w:ascii="Arial" w:cs="Arial" w:eastAsia="Arial" w:hAnsi="Arial"/>
@@ -25263,7 +25263,7 @@
               <w:spacing w:after="10" w:before="0"/>
               <w:ind w:left="120"/>
             </w:pPr>
-            <w:hyperlink w:history="1" r:id="rIdzf31pyx2ykoz4jvjc9l0s">
+            <w:hyperlink w:history="1" r:id="rIdbblkxa1lqk3ecwsl5tgus">
               <w:r>
                 <w:rPr>
                   <w:rFonts w:ascii="Arial" w:cs="Arial" w:eastAsia="Arial" w:hAnsi="Arial"/>
@@ -25308,7 +25308,7 @@
             <w:pPr>
               <w:spacing w:after="20" w:before="0"/>
             </w:pPr>
-            <w:hyperlink w:history="1" r:id="rIdrqeqjlvvmwyohanpwv7fr">
+            <w:hyperlink w:history="1" r:id="rIdooaeg6dscf_xcyjlr0jzv">
               <w:r>
                 <w:rPr>
                   <w:rFonts w:ascii="Arial" w:cs="Arial" w:eastAsia="Arial" w:hAnsi="Arial"/>
@@ -25341,7 +25341,7 @@
               <w:spacing w:after="10" w:before="0"/>
               <w:ind w:left="120"/>
             </w:pPr>
-            <w:hyperlink w:history="1" r:id="rIdudsx_kdlxmfrsaj75ctxw">
+            <w:hyperlink w:history="1" r:id="rIdkva_h71dsn7frdu__4fhy">
               <w:r>
                 <w:rPr>
                   <w:rFonts w:ascii="Arial" w:cs="Arial" w:eastAsia="Arial" w:hAnsi="Arial"/>
@@ -25541,7 +25541,7 @@
             <w:pPr>
               <w:spacing w:after="20" w:before="0"/>
             </w:pPr>
-            <w:hyperlink w:history="1" r:id="rIdgbiuynrzjtg2wv27ewx6n">
+            <w:hyperlink w:history="1" r:id="rIdwlvmandmp3qqzin2u7wzl">
               <w:r>
                 <w:rPr>
                   <w:rFonts w:ascii="Arial" w:cs="Arial" w:eastAsia="Arial" w:hAnsi="Arial"/>
@@ -25574,7 +25574,7 @@
               <w:spacing w:after="10" w:before="0"/>
               <w:ind w:left="120"/>
             </w:pPr>
-            <w:hyperlink w:history="1" r:id="rIdvs_mb7c71lhxcn0s8cvfq">
+            <w:hyperlink w:history="1" r:id="rIdnvny0u-_2-fsnyswq3yc0">
               <w:r>
                 <w:rPr>
                   <w:rFonts w:ascii="Arial" w:cs="Arial" w:eastAsia="Arial" w:hAnsi="Arial"/>
@@ -25619,7 +25619,7 @@
             <w:pPr>
               <w:spacing w:after="20" w:before="0"/>
             </w:pPr>
-            <w:hyperlink w:history="1" r:id="rIdjkyjxjt3_lkktlyv85nrp">
+            <w:hyperlink w:history="1" r:id="rIdj05c_2xgdcfuk9xc7dijq">
               <w:r>
                 <w:rPr>
                   <w:rFonts w:ascii="Arial" w:cs="Arial" w:eastAsia="Arial" w:hAnsi="Arial"/>
@@ -25652,7 +25652,7 @@
               <w:spacing w:after="10" w:before="0"/>
               <w:ind w:left="120"/>
             </w:pPr>
-            <w:hyperlink w:history="1" r:id="rIdvuusrbsc5pyx2ilf1y_lp">
+            <w:hyperlink w:history="1" r:id="rIdeq1zhm6wqvzpbl2kig1on">
               <w:r>
                 <w:rPr>
                   <w:rFonts w:ascii="Arial" w:cs="Arial" w:eastAsia="Arial" w:hAnsi="Arial"/>
@@ -25852,7 +25852,7 @@
             <w:pPr>
               <w:spacing w:after="20" w:before="0"/>
             </w:pPr>
-            <w:hyperlink w:history="1" r:id="rIdtsq7xmq1coxewwenws__a">
+            <w:hyperlink w:history="1" r:id="rIdhzqdpzx6eskbvjg62vnx_">
               <w:r>
                 <w:rPr>
                   <w:rFonts w:ascii="Arial" w:cs="Arial" w:eastAsia="Arial" w:hAnsi="Arial"/>
@@ -25901,7 +25901,7 @@
               <w:spacing w:after="10" w:before="0"/>
               <w:ind w:left="120"/>
             </w:pPr>
-            <w:hyperlink w:history="1" r:id="rIdwyeckmwlqme_xpdaueiul">
+            <w:hyperlink w:history="1" r:id="rIdrkdxdku7i4rjc3dci6a8c">
               <w:r>
                 <w:rPr>
                   <w:rFonts w:ascii="Arial" w:cs="Arial" w:eastAsia="Arial" w:hAnsi="Arial"/>
@@ -25946,7 +25946,7 @@
             <w:pPr>
               <w:spacing w:after="20" w:before="0"/>
             </w:pPr>
-            <w:hyperlink w:history="1" r:id="rIdygq_2ytfefoeqatfkbt46">
+            <w:hyperlink w:history="1" r:id="rId_bevmv8m1lsrci2ued3ot">
               <w:r>
                 <w:rPr>
                   <w:rFonts w:ascii="Arial" w:cs="Arial" w:eastAsia="Arial" w:hAnsi="Arial"/>
@@ -25979,7 +25979,7 @@
               <w:spacing w:after="10" w:before="0"/>
               <w:ind w:left="120"/>
             </w:pPr>
-            <w:hyperlink w:history="1" r:id="rIdmavqnmunzb9uudzp-powv">
+            <w:hyperlink w:history="1" r:id="rIdiosfitgzieo0vhvctg2hr">
               <w:r>
                 <w:rPr>
                   <w:rFonts w:ascii="Arial" w:cs="Arial" w:eastAsia="Arial" w:hAnsi="Arial"/>
@@ -26504,7 +26504,7 @@
         </w:rPr>
         <w:t xml:space="preserve">© 2026 SeaVuria and ARES. Aligned with KICD objectives. Developed by SeaVuria; technical implementation by ARES (with AI assistance from Claude). Licensed under </w:t>
       </w:r>
-      <w:hyperlink w:history="1" r:id="rIdfyrk0nq7vfjyrr-n3d2gh">
+      <w:hyperlink w:history="1" r:id="rIdbepx5neadplkxdn3fg1fq">
         <w:r>
           <w:rPr>
             <w:rFonts w:ascii="Arial" w:cs="Arial" w:eastAsia="Arial" w:hAnsi="Arial"/>
@@ -26525,7 +26525,7 @@
         </w:rPr>
         <w:t xml:space="preserve"> (</w:t>
       </w:r>
-      <w:hyperlink w:history="1" r:id="rIdxhj8fraeyucungzqcbsga">
+      <w:hyperlink w:history="1" r:id="rIdhgrug_wo-dbnz8lz-mpxu">
         <w:r>
           <w:rPr>
             <w:rFonts w:ascii="Arial" w:cs="Arial" w:eastAsia="Arial" w:hAnsi="Arial"/>
